--- a/src/main/resources/static/help/help.docx
+++ b/src/main/resources/static/help/help.docx
@@ -248,7 +248,6 @@
                 <w:szCs w:val="20"/>
               </w:rPr>
             </w:pPr>
-            <w:proofErr w:type="spellStart"/>
             <w:r>
               <w:rPr>
                 <w:rFonts w:hint="eastAsia"/>
@@ -259,7 +258,6 @@
               </w:rPr>
               <w:t>ChatReset</w:t>
             </w:r>
-            <w:proofErr w:type="spellEnd"/>
             <w:r>
               <w:rPr>
                 <w:rFonts w:hint="eastAsia"/>
@@ -292,7 +290,6 @@
                 <w:szCs w:val="20"/>
               </w:rPr>
             </w:pPr>
-            <w:proofErr w:type="spellStart"/>
             <w:r>
               <w:rPr>
                 <w:rFonts w:hint="eastAsia"/>
@@ -303,7 +300,6 @@
               </w:rPr>
               <w:t>ChatHistory</w:t>
             </w:r>
-            <w:proofErr w:type="spellEnd"/>
             <w:r>
               <w:rPr>
                 <w:rFonts w:hint="eastAsia"/>
@@ -326,7 +322,6 @@
                 <w:szCs w:val="20"/>
               </w:rPr>
             </w:pPr>
-            <w:proofErr w:type="spellStart"/>
             <w:r>
               <w:rPr>
                 <w:rFonts w:hint="eastAsia"/>
@@ -337,7 +332,6 @@
               </w:rPr>
               <w:t>ChatMode</w:t>
             </w:r>
-            <w:proofErr w:type="spellEnd"/>
             <w:r>
               <w:rPr>
                 <w:rFonts w:hint="eastAsia"/>
@@ -404,7 +398,6 @@
                 <w:szCs w:val="20"/>
               </w:rPr>
             </w:pPr>
-            <w:proofErr w:type="spellStart"/>
             <w:r>
               <w:rPr>
                 <w:rFonts w:hint="eastAsia"/>
@@ -415,7 +408,6 @@
               </w:rPr>
               <w:t>SayingSave</w:t>
             </w:r>
-            <w:proofErr w:type="spellEnd"/>
             <w:r>
               <w:rPr>
                 <w:rFonts w:hint="eastAsia"/>
@@ -438,7 +430,6 @@
                 <w:szCs w:val="20"/>
               </w:rPr>
             </w:pPr>
-            <w:proofErr w:type="spellStart"/>
             <w:r>
               <w:rPr>
                 <w:rFonts w:hint="eastAsia"/>
@@ -449,7 +440,6 @@
               </w:rPr>
               <w:t>SayingDelete</w:t>
             </w:r>
-            <w:proofErr w:type="spellEnd"/>
             <w:r>
               <w:rPr>
                 <w:rFonts w:hint="eastAsia"/>
@@ -475,7 +465,6 @@
                 <w:szCs w:val="20"/>
               </w:rPr>
             </w:pPr>
-            <w:proofErr w:type="spellStart"/>
             <w:r>
               <w:rPr>
                 <w:rFonts w:hint="eastAsia"/>
@@ -486,7 +475,6 @@
               </w:rPr>
               <w:t>RandomSaying</w:t>
             </w:r>
-            <w:proofErr w:type="spellEnd"/>
             <w:r>
               <w:rPr>
                 <w:rFonts w:hint="eastAsia"/>
@@ -573,7 +561,6 @@
                 <w:szCs w:val="20"/>
               </w:rPr>
             </w:pPr>
-            <w:proofErr w:type="spellStart"/>
             <w:r>
               <w:rPr>
                 <w:rFonts w:hint="eastAsia"/>
@@ -584,7 +571,6 @@
               </w:rPr>
               <w:t>ImageSave</w:t>
             </w:r>
-            <w:proofErr w:type="spellEnd"/>
             <w:r>
               <w:rPr>
                 <w:rFonts w:hint="eastAsia"/>
@@ -607,7 +593,6 @@
                 <w:szCs w:val="20"/>
               </w:rPr>
             </w:pPr>
-            <w:proofErr w:type="spellStart"/>
             <w:r>
               <w:rPr>
                 <w:rFonts w:hint="eastAsia"/>
@@ -618,7 +603,6 @@
               </w:rPr>
               <w:t>ImageGet</w:t>
             </w:r>
-            <w:proofErr w:type="spellEnd"/>
             <w:r>
               <w:rPr>
                 <w:rFonts w:hint="eastAsia"/>
@@ -643,7 +627,6 @@
                 <w:szCs w:val="20"/>
               </w:rPr>
             </w:pPr>
-            <w:proofErr w:type="spellStart"/>
             <w:r>
               <w:rPr>
                 <w:rFonts w:hint="eastAsia"/>
@@ -654,7 +637,6 @@
               </w:rPr>
               <w:t>ImageDelete</w:t>
             </w:r>
-            <w:proofErr w:type="spellEnd"/>
             <w:r>
               <w:rPr>
                 <w:rFonts w:hint="eastAsia"/>
@@ -677,7 +659,6 @@
                 <w:szCs w:val="20"/>
               </w:rPr>
             </w:pPr>
-            <w:proofErr w:type="spellStart"/>
             <w:r>
               <w:rPr>
                 <w:rFonts w:hint="eastAsia"/>
@@ -688,7 +669,6 @@
               </w:rPr>
               <w:t>ImageList</w:t>
             </w:r>
-            <w:proofErr w:type="spellEnd"/>
             <w:r>
               <w:rPr>
                 <w:rFonts w:hint="eastAsia"/>
@@ -713,7 +693,6 @@
                 <w:szCs w:val="20"/>
               </w:rPr>
             </w:pPr>
-            <w:proofErr w:type="spellStart"/>
             <w:r>
               <w:rPr>
                 <w:rFonts w:hint="eastAsia"/>
@@ -724,7 +703,6 @@
               </w:rPr>
               <w:t>RandomImage</w:t>
             </w:r>
-            <w:proofErr w:type="spellEnd"/>
             <w:r>
               <w:rPr>
                 <w:rFonts w:hint="eastAsia"/>
@@ -735,7 +713,6 @@
               </w:rPr>
               <w:t>/</w:t>
             </w:r>
-            <w:proofErr w:type="spellStart"/>
             <w:r>
               <w:rPr>
                 <w:rFonts w:hint="eastAsia"/>
@@ -746,7 +723,6 @@
               </w:rPr>
               <w:t>img</w:t>
             </w:r>
-            <w:proofErr w:type="spellEnd"/>
             <w:r>
               <w:rPr>
                 <w:rFonts w:hint="eastAsia"/>
@@ -769,7 +745,6 @@
                 <w:szCs w:val="20"/>
               </w:rPr>
             </w:pPr>
-            <w:proofErr w:type="spellStart"/>
             <w:r>
               <w:rPr>
                 <w:rFonts w:hint="eastAsia"/>
@@ -780,7 +755,6 @@
               </w:rPr>
               <w:t>ImageFolderStructure</w:t>
             </w:r>
-            <w:proofErr w:type="spellEnd"/>
             <w:r>
               <w:rPr>
                 <w:rFonts w:hint="eastAsia"/>
@@ -875,25 +849,14 @@
                 <w:szCs w:val="20"/>
               </w:rPr>
             </w:pPr>
-            <w:proofErr w:type="spellStart"/>
-            <w:r>
-              <w:rPr>
-                <w:b/>
-                <w:bCs/>
-                <w:sz w:val="20"/>
-                <w:szCs w:val="20"/>
-              </w:rPr>
-              <w:t>VideoSave</w:t>
-            </w:r>
-            <w:proofErr w:type="spellEnd"/>
-            <w:r>
-              <w:rPr>
-                <w:b/>
-                <w:bCs/>
-                <w:sz w:val="20"/>
-                <w:szCs w:val="20"/>
-              </w:rPr>
-              <w:t xml:space="preserve">  </w:t>
+            <w:r>
+              <w:rPr>
+                <w:b/>
+                <w:bCs/>
+                <w:sz w:val="20"/>
+                <w:szCs w:val="20"/>
+              </w:rPr>
+              <w:t xml:space="preserve">VideoSave  </w:t>
             </w:r>
             <w:r>
               <w:rPr>
@@ -918,25 +881,14 @@
                 <w:szCs w:val="20"/>
               </w:rPr>
             </w:pPr>
-            <w:proofErr w:type="spellStart"/>
-            <w:r>
-              <w:rPr>
-                <w:b/>
-                <w:bCs/>
-                <w:sz w:val="20"/>
-                <w:szCs w:val="20"/>
-              </w:rPr>
-              <w:t>VideoGet</w:t>
-            </w:r>
-            <w:proofErr w:type="spellEnd"/>
-            <w:r>
-              <w:rPr>
-                <w:b/>
-                <w:bCs/>
-                <w:sz w:val="20"/>
-                <w:szCs w:val="20"/>
-              </w:rPr>
-              <w:t xml:space="preserve">  </w:t>
+            <w:r>
+              <w:rPr>
+                <w:b/>
+                <w:bCs/>
+                <w:sz w:val="20"/>
+                <w:szCs w:val="20"/>
+              </w:rPr>
+              <w:t xml:space="preserve">VideoGet  </w:t>
             </w:r>
             <w:r>
               <w:rPr>
@@ -963,25 +915,14 @@
                 <w:szCs w:val="20"/>
               </w:rPr>
             </w:pPr>
-            <w:proofErr w:type="spellStart"/>
-            <w:r>
-              <w:rPr>
-                <w:b/>
-                <w:bCs/>
-                <w:sz w:val="20"/>
-                <w:szCs w:val="20"/>
-              </w:rPr>
-              <w:t>VideoDelete</w:t>
-            </w:r>
-            <w:proofErr w:type="spellEnd"/>
-            <w:r>
-              <w:rPr>
-                <w:b/>
-                <w:bCs/>
-                <w:sz w:val="20"/>
-                <w:szCs w:val="20"/>
-              </w:rPr>
-              <w:t xml:space="preserve">  </w:t>
+            <w:r>
+              <w:rPr>
+                <w:b/>
+                <w:bCs/>
+                <w:sz w:val="20"/>
+                <w:szCs w:val="20"/>
+              </w:rPr>
+              <w:t xml:space="preserve">VideoDelete  </w:t>
             </w:r>
             <w:r>
               <w:rPr>
@@ -1006,25 +947,14 @@
                 <w:szCs w:val="20"/>
               </w:rPr>
             </w:pPr>
-            <w:proofErr w:type="spellStart"/>
-            <w:r>
-              <w:rPr>
-                <w:b/>
-                <w:bCs/>
-                <w:sz w:val="20"/>
-                <w:szCs w:val="20"/>
-              </w:rPr>
-              <w:t>VideoList</w:t>
-            </w:r>
-            <w:proofErr w:type="spellEnd"/>
-            <w:r>
-              <w:rPr>
-                <w:b/>
-                <w:bCs/>
-                <w:sz w:val="20"/>
-                <w:szCs w:val="20"/>
-              </w:rPr>
-              <w:t xml:space="preserve">  </w:t>
+            <w:r>
+              <w:rPr>
+                <w:b/>
+                <w:bCs/>
+                <w:sz w:val="20"/>
+                <w:szCs w:val="20"/>
+              </w:rPr>
+              <w:t xml:space="preserve">VideoList  </w:t>
             </w:r>
             <w:r>
               <w:rPr>
@@ -1052,7 +982,6 @@
                 <w:szCs w:val="20"/>
               </w:rPr>
             </w:pPr>
-            <w:proofErr w:type="spellStart"/>
             <w:r>
               <w:rPr>
                 <w:b/>
@@ -1062,7 +991,6 @@
               </w:rPr>
               <w:t>RandomVideo</w:t>
             </w:r>
-            <w:proofErr w:type="spellEnd"/>
             <w:r>
               <w:rPr>
                 <w:rFonts w:hint="eastAsia"/>
@@ -1167,7 +1095,6 @@
                 <w:szCs w:val="20"/>
               </w:rPr>
             </w:pPr>
-            <w:proofErr w:type="spellStart"/>
             <w:r>
               <w:rPr>
                 <w:b/>
@@ -1187,7 +1114,6 @@
               </w:rPr>
               <w:t>Audio</w:t>
             </w:r>
-            <w:proofErr w:type="spellEnd"/>
             <w:r>
               <w:rPr>
                 <w:rFonts w:hint="eastAsia"/>
@@ -1366,27 +1292,15 @@
                 <w:szCs w:val="20"/>
               </w:rPr>
             </w:pPr>
-            <w:proofErr w:type="spellStart"/>
-            <w:r>
-              <w:rPr>
-                <w:rFonts w:hint="eastAsia"/>
-                <w:b/>
-                <w:bCs/>
-                <w:sz w:val="20"/>
-                <w:szCs w:val="20"/>
-              </w:rPr>
-              <w:t>ShowInventory</w:t>
-            </w:r>
-            <w:proofErr w:type="spellEnd"/>
-            <w:r>
-              <w:rPr>
-                <w:rFonts w:hint="eastAsia"/>
-                <w:b/>
-                <w:bCs/>
-                <w:sz w:val="20"/>
-                <w:szCs w:val="20"/>
-              </w:rPr>
-              <w:t xml:space="preserve"> </w:t>
+            <w:r>
+              <w:rPr>
+                <w:rFonts w:hint="eastAsia"/>
+                <w:b/>
+                <w:bCs/>
+                <w:sz w:val="20"/>
+                <w:szCs w:val="20"/>
+              </w:rPr>
+              <w:t xml:space="preserve">ShowInventory </w:t>
             </w:r>
             <w:r>
               <w:rPr>
@@ -1412,23 +1326,79 @@
                 <w:szCs w:val="20"/>
               </w:rPr>
             </w:pPr>
-            <w:proofErr w:type="spellStart"/>
-            <w:r>
-              <w:rPr>
-                <w:rFonts w:hint="eastAsia"/>
-                <w:b/>
-                <w:bCs/>
-                <w:sz w:val="20"/>
-                <w:szCs w:val="20"/>
-              </w:rPr>
-              <w:t>UseInventory</w:t>
-            </w:r>
-            <w:proofErr w:type="spellEnd"/>
-            <w:r>
-              <w:rPr>
-                <w:rFonts w:hint="eastAsia"/>
-                <w:b/>
-                <w:bCs/>
+            <w:r>
+              <w:rPr>
+                <w:rFonts w:hint="eastAsia"/>
+                <w:b/>
+                <w:bCs/>
+                <w:sz w:val="20"/>
+                <w:szCs w:val="20"/>
+              </w:rPr>
+              <w:t xml:space="preserve">UseInventory </w:t>
+            </w:r>
+            <w:r>
+              <w:rPr>
+                <w:rFonts w:hint="eastAsia"/>
+                <w:sz w:val="20"/>
+                <w:szCs w:val="20"/>
+              </w:rPr>
+              <w:t xml:space="preserve"> 使用库存</w:t>
+            </w:r>
+          </w:p>
+        </w:tc>
+      </w:tr>
+      <w:tr>
+        <w:tc>
+          <w:tcPr>
+            <w:tcW w:w="8296" w:type="dxa"/>
+            <w:gridSpan w:val="2"/>
+          </w:tcPr>
+          <w:p>
+            <w:pPr>
+              <w:rPr>
+                <w:rFonts w:hint="eastAsia"/>
+                <w:b/>
+                <w:bCs/>
+                <w:sz w:val="20"/>
+                <w:szCs w:val="20"/>
+              </w:rPr>
+            </w:pPr>
+            <w:r>
+              <w:rPr>
+                <w:rFonts w:hint="eastAsia"/>
+                <w:b/>
+                <w:bCs/>
+                <w:sz w:val="20"/>
+                <w:szCs w:val="20"/>
+              </w:rPr>
+              <w:t xml:space="preserve">Convert  </w:t>
+            </w:r>
+            <w:r>
+              <w:rPr>
+                <w:rFonts w:hint="eastAsia"/>
+                <w:sz w:val="20"/>
+                <w:szCs w:val="20"/>
+              </w:rPr>
+              <w:t>图像</w:t>
+            </w:r>
+            <w:r>
+              <w:rPr>
+                <w:rFonts w:hint="eastAsia"/>
+                <w:sz w:val="20"/>
+                <w:szCs w:val="20"/>
+              </w:rPr>
+              <w:t>处理</w:t>
+            </w:r>
+            <w:r>
+              <w:rPr>
+                <w:sz w:val="20"/>
+                <w:szCs w:val="20"/>
+              </w:rPr>
+              <w:t>–</w:t>
+            </w:r>
+            <w:r>
+              <w:rPr>
+                <w:rFonts w:hint="eastAsia"/>
                 <w:sz w:val="20"/>
                 <w:szCs w:val="20"/>
               </w:rPr>
@@ -1437,10 +1407,50 @@
             <w:r>
               <w:rPr>
                 <w:rFonts w:hint="eastAsia"/>
-                <w:sz w:val="20"/>
-                <w:szCs w:val="20"/>
-              </w:rPr>
-              <w:t xml:space="preserve"> 使用库存</w:t>
+                <w:b/>
+                <w:bCs/>
+                <w:sz w:val="20"/>
+                <w:szCs w:val="20"/>
+              </w:rPr>
+              <w:t>方法</w:t>
+            </w:r>
+            <w:r>
+              <w:rPr>
+                <w:rFonts w:hint="eastAsia"/>
+                <w:b/>
+                <w:bCs/>
+                <w:sz w:val="20"/>
+                <w:szCs w:val="20"/>
+              </w:rPr>
+              <w:t>参数</w:t>
+            </w:r>
+            <w:r>
+              <w:rPr>
+                <w:rFonts w:hint="eastAsia"/>
+                <w:b/>
+                <w:bCs/>
+                <w:sz w:val="20"/>
+                <w:szCs w:val="20"/>
+              </w:rPr>
+              <w:t>:</w:t>
+            </w:r>
+            <w:r>
+              <w:rPr>
+                <w:rFonts w:hint="eastAsia"/>
+                <w:sz w:val="20"/>
+                <w:szCs w:val="20"/>
+              </w:rPr>
+              <w:t xml:space="preserve"> 现在只有</w:t>
+            </w:r>
+            <w:r>
+              <w:rPr>
+                <w:rFonts w:hint="eastAsia"/>
+                <w:b/>
+                <w:bCs/>
+                <w:sz w:val="20"/>
+                <w:szCs w:val="20"/>
+              </w:rPr>
+              <w:t>RIP</w:t>
             </w:r>
           </w:p>
         </w:tc>
@@ -1477,7 +1487,6 @@
         </w:rPr>
         <w:t xml:space="preserve"> </w:t>
       </w:r>
-      <w:proofErr w:type="gramStart"/>
       <w:r>
         <w:rPr>
           <w:rFonts w:ascii="Cambria Math" w:hAnsi="Cambria Math" w:cs="Cambria Math" w:hint="eastAsia"/>
@@ -1488,7 +1497,6 @@
         </w:rPr>
         <w:t>跨群游戏</w:t>
       </w:r>
-      <w:proofErr w:type="gramEnd"/>
       <w:r>
         <w:rPr>
           <w:b/>
@@ -1554,23 +1562,7 @@
                 <w:sz w:val="20"/>
                 <w:szCs w:val="20"/>
               </w:rPr>
-              <w:t>(需</w:t>
-            </w:r>
-            <w:r>
-              <w:rPr>
-                <w:rFonts w:hint="eastAsia"/>
-                <w:sz w:val="20"/>
-                <w:szCs w:val="20"/>
-              </w:rPr>
-              <w:t>指定游戏</w:t>
-            </w:r>
-            <w:r>
-              <w:rPr>
-                <w:rFonts w:hint="eastAsia"/>
-                <w:sz w:val="20"/>
-                <w:szCs w:val="20"/>
-              </w:rPr>
-              <w:t>)</w:t>
+              <w:t>(需指定游戏)</w:t>
             </w:r>
           </w:p>
         </w:tc>
@@ -1586,7 +1578,6 @@
                 <w:szCs w:val="20"/>
               </w:rPr>
             </w:pPr>
-            <w:proofErr w:type="spellStart"/>
             <w:r>
               <w:rPr>
                 <w:rFonts w:hint="eastAsia"/>
@@ -1597,7 +1588,6 @@
               </w:rPr>
               <w:t>DisMatch</w:t>
             </w:r>
-            <w:proofErr w:type="spellEnd"/>
             <w:r>
               <w:rPr>
                 <w:rFonts w:hint="eastAsia"/>
@@ -1624,27 +1614,15 @@
                 <w:szCs w:val="20"/>
               </w:rPr>
             </w:pPr>
-            <w:proofErr w:type="spellStart"/>
-            <w:r>
-              <w:rPr>
-                <w:rFonts w:hint="eastAsia"/>
-                <w:b/>
-                <w:bCs/>
-                <w:sz w:val="20"/>
-                <w:szCs w:val="20"/>
-              </w:rPr>
-              <w:t>FinishMatch</w:t>
-            </w:r>
-            <w:proofErr w:type="spellEnd"/>
-            <w:r>
-              <w:rPr>
-                <w:rFonts w:hint="eastAsia"/>
-                <w:b/>
-                <w:bCs/>
-                <w:sz w:val="20"/>
-                <w:szCs w:val="20"/>
-              </w:rPr>
-              <w:t xml:space="preserve">  </w:t>
+            <w:r>
+              <w:rPr>
+                <w:rFonts w:hint="eastAsia"/>
+                <w:b/>
+                <w:bCs/>
+                <w:sz w:val="20"/>
+                <w:szCs w:val="20"/>
+              </w:rPr>
+              <w:t xml:space="preserve">FinishMatch  </w:t>
             </w:r>
             <w:r>
               <w:rPr>
@@ -1670,7 +1648,6 @@
                 <w:szCs w:val="20"/>
               </w:rPr>
             </w:pPr>
-            <w:proofErr w:type="spellStart"/>
             <w:r>
               <w:rPr>
                 <w:rFonts w:hint="eastAsia"/>
@@ -1691,7 +1668,6 @@
               </w:rPr>
               <w:t>Player</w:t>
             </w:r>
-            <w:proofErr w:type="spellEnd"/>
             <w:r>
               <w:rPr>
                 <w:rFonts w:hint="eastAsia"/>
@@ -1736,27 +1712,15 @@
                 <w:szCs w:val="20"/>
               </w:rPr>
             </w:pPr>
-            <w:proofErr w:type="spellStart"/>
-            <w:r>
-              <w:rPr>
-                <w:rFonts w:hint="eastAsia"/>
-                <w:b/>
-                <w:bCs/>
-                <w:sz w:val="20"/>
-                <w:szCs w:val="20"/>
-              </w:rPr>
-              <w:t>TicTacToe</w:t>
-            </w:r>
-            <w:proofErr w:type="spellEnd"/>
-            <w:r>
-              <w:rPr>
-                <w:rFonts w:hint="eastAsia"/>
-                <w:b/>
-                <w:bCs/>
-                <w:sz w:val="20"/>
-                <w:szCs w:val="20"/>
-              </w:rPr>
-              <w:t xml:space="preserve"> </w:t>
+            <w:r>
+              <w:rPr>
+                <w:rFonts w:hint="eastAsia"/>
+                <w:b/>
+                <w:bCs/>
+                <w:sz w:val="20"/>
+                <w:szCs w:val="20"/>
+              </w:rPr>
+              <w:t xml:space="preserve">TicTacToe </w:t>
             </w:r>
             <w:r>
               <w:rPr>
@@ -1782,27 +1746,15 @@
                 <w:szCs w:val="20"/>
               </w:rPr>
             </w:pPr>
-            <w:proofErr w:type="spellStart"/>
-            <w:r>
-              <w:rPr>
-                <w:rFonts w:hint="eastAsia"/>
-                <w:b/>
-                <w:bCs/>
-                <w:sz w:val="20"/>
-                <w:szCs w:val="20"/>
-              </w:rPr>
-              <w:t>Reversi</w:t>
-            </w:r>
-            <w:proofErr w:type="spellEnd"/>
-            <w:r>
-              <w:rPr>
-                <w:rFonts w:hint="eastAsia"/>
-                <w:b/>
-                <w:bCs/>
-                <w:sz w:val="20"/>
-                <w:szCs w:val="20"/>
-              </w:rPr>
-              <w:t xml:space="preserve">  </w:t>
+            <w:r>
+              <w:rPr>
+                <w:rFonts w:hint="eastAsia"/>
+                <w:b/>
+                <w:bCs/>
+                <w:sz w:val="20"/>
+                <w:szCs w:val="20"/>
+              </w:rPr>
+              <w:t xml:space="preserve">Reversi  </w:t>
             </w:r>
             <w:r>
               <w:rPr>
@@ -1840,7 +1792,6 @@
               </w:rPr>
               <w:t xml:space="preserve">Looting  </w:t>
             </w:r>
-            <w:proofErr w:type="gramStart"/>
             <w:r>
               <w:rPr>
                 <w:rFonts w:hint="eastAsia"/>
@@ -1849,7 +1800,6 @@
               </w:rPr>
               <w:t>摸金</w:t>
             </w:r>
-            <w:proofErr w:type="gramEnd"/>
           </w:p>
         </w:tc>
         <w:tc>
@@ -1934,7 +1884,6 @@
                 <w:szCs w:val="20"/>
               </w:rPr>
             </w:pPr>
-            <w:proofErr w:type="spellStart"/>
             <w:r>
               <w:rPr>
                 <w:rFonts w:hint="eastAsia"/>
@@ -1945,7 +1894,6 @@
               </w:rPr>
               <w:t>UserBan</w:t>
             </w:r>
-            <w:proofErr w:type="spellEnd"/>
             <w:r>
               <w:rPr>
                 <w:rFonts w:hint="eastAsia"/>
@@ -1968,7 +1916,6 @@
                 <w:szCs w:val="20"/>
               </w:rPr>
             </w:pPr>
-            <w:proofErr w:type="spellStart"/>
             <w:r>
               <w:rPr>
                 <w:rFonts w:hint="eastAsia"/>
@@ -1979,25 +1926,14 @@
               </w:rPr>
               <w:t>AccessSet</w:t>
             </w:r>
-            <w:proofErr w:type="spellEnd"/>
-            <w:r>
-              <w:rPr>
-                <w:rFonts w:hint="eastAsia"/>
-                <w:sz w:val="20"/>
-                <w:szCs w:val="20"/>
-              </w:rPr>
-              <w:t xml:space="preserve">  设置用</w:t>
-            </w:r>
-            <w:proofErr w:type="gramStart"/>
-            <w:r>
-              <w:rPr>
-                <w:rFonts w:hint="eastAsia"/>
-                <w:sz w:val="20"/>
-                <w:szCs w:val="20"/>
-              </w:rPr>
-              <w:t>户限权</w:t>
-            </w:r>
-            <w:proofErr w:type="gramEnd"/>
+            <w:r>
+              <w:rPr>
+                <w:rFonts w:hint="eastAsia"/>
+                <w:sz w:val="20"/>
+                <w:szCs w:val="20"/>
+              </w:rPr>
+              <w:t xml:space="preserve">  设置用户限权</w:t>
+            </w:r>
           </w:p>
         </w:tc>
       </w:tr>
@@ -2014,7 +1950,6 @@
                 <w:szCs w:val="20"/>
               </w:rPr>
             </w:pPr>
-            <w:proofErr w:type="spellStart"/>
             <w:r>
               <w:rPr>
                 <w:rFonts w:hint="eastAsia"/>
@@ -2025,7 +1960,6 @@
               </w:rPr>
               <w:t>FunctionCheck</w:t>
             </w:r>
-            <w:proofErr w:type="spellEnd"/>
             <w:r>
               <w:rPr>
                 <w:rFonts w:hint="eastAsia"/>
@@ -2048,7 +1982,6 @@
                 <w:szCs w:val="20"/>
               </w:rPr>
             </w:pPr>
-            <w:proofErr w:type="spellStart"/>
             <w:r>
               <w:rPr>
                 <w:rFonts w:hint="eastAsia"/>
@@ -2059,7 +1992,6 @@
               </w:rPr>
               <w:t>FunctionControl</w:t>
             </w:r>
-            <w:proofErr w:type="spellEnd"/>
             <w:r>
               <w:rPr>
                 <w:rFonts w:hint="eastAsia"/>
@@ -2342,15 +2274,7 @@
           <w:sz w:val="20"/>
           <w:szCs w:val="20"/>
         </w:rPr>
-        <w:t>通用，</w:t>
-      </w:r>
-      <w:r>
-        <w:rPr>
-          <w:rFonts w:hint="eastAsia"/>
-          <w:sz w:val="20"/>
-          <w:szCs w:val="20"/>
-        </w:rPr>
-        <w:t>参数说明等可</w:t>
+        <w:t>通用，参数说明等可</w:t>
       </w:r>
       <w:r>
         <w:rPr>
@@ -2438,43 +2362,7 @@
           <w:sz w:val="20"/>
           <w:szCs w:val="20"/>
         </w:rPr>
-        <w:t>可通过</w:t>
-      </w:r>
-      <w:proofErr w:type="spellStart"/>
-      <w:r>
-        <w:rPr>
-          <w:rFonts w:hint="eastAsia"/>
-          <w:sz w:val="20"/>
-          <w:szCs w:val="20"/>
-        </w:rPr>
-        <w:t>ImageFolderStructure</w:t>
-      </w:r>
-      <w:proofErr w:type="spellEnd"/>
-      <w:r>
-        <w:rPr>
-          <w:rFonts w:hint="eastAsia"/>
-          <w:sz w:val="20"/>
-          <w:szCs w:val="20"/>
-        </w:rPr>
-        <w:t>查看</w:t>
-      </w:r>
-      <w:proofErr w:type="spellStart"/>
-      <w:r>
-        <w:rPr>
-          <w:rFonts w:hint="eastAsia"/>
-          <w:sz w:val="20"/>
-          <w:szCs w:val="20"/>
-        </w:rPr>
-        <w:t>acg</w:t>
-      </w:r>
-      <w:proofErr w:type="spellEnd"/>
-      <w:r>
-        <w:rPr>
-          <w:rFonts w:hint="eastAsia"/>
-          <w:sz w:val="20"/>
-          <w:szCs w:val="20"/>
-        </w:rPr>
-        <w:t>下子目录名获得</w:t>
+        <w:t>可通过ImageFolderStructure查看acg下子目录名获得</w:t>
       </w:r>
       <w:r>
         <w:rPr>
@@ -2522,7 +2410,6 @@
         </w:rPr>
         <w:t xml:space="preserve"> </w:t>
       </w:r>
-      <w:proofErr w:type="gramStart"/>
       <w:r>
         <w:rPr>
           <w:rFonts w:hint="eastAsia"/>
@@ -2533,7 +2420,6 @@
         </w:rPr>
         <w:t>跨群游戏</w:t>
       </w:r>
-      <w:proofErr w:type="gramEnd"/>
       <w:r>
         <w:rPr>
           <w:rFonts w:hint="eastAsia"/>
@@ -2644,15 +2530,7 @@
           <w:sz w:val="20"/>
           <w:szCs w:val="20"/>
         </w:rPr>
-        <w:t>)</w:t>
-      </w:r>
-      <w:r>
-        <w:rPr>
-          <w:rFonts w:hint="eastAsia"/>
-          <w:sz w:val="20"/>
-          <w:szCs w:val="20"/>
-        </w:rPr>
-        <w:t>；</w:t>
+        <w:t>)；</w:t>
       </w:r>
     </w:p>
     <w:p>
@@ -2692,7 +2570,6 @@
         </w:rPr>
         <w:t xml:space="preserve"> </w:t>
       </w:r>
-      <w:proofErr w:type="gramStart"/>
       <w:r>
         <w:rPr>
           <w:rFonts w:hint="eastAsia"/>
@@ -2703,7 +2580,6 @@
         </w:rPr>
         <w:t>跨群游戏</w:t>
       </w:r>
-      <w:proofErr w:type="gramEnd"/>
       <w:r>
         <w:rPr>
           <w:rFonts w:hint="eastAsia"/>
@@ -2748,15 +2624,7 @@
           <w:sz w:val="20"/>
           <w:szCs w:val="20"/>
         </w:rPr>
-        <w:t>进行游戏</w:t>
-      </w:r>
-      <w:r>
-        <w:rPr>
-          <w:rFonts w:hint="eastAsia"/>
-          <w:sz w:val="20"/>
-          <w:szCs w:val="20"/>
-        </w:rPr>
-        <w:t>；</w:t>
+        <w:t>进行游戏；</w:t>
       </w:r>
     </w:p>
     <w:p>
@@ -2848,36 +2716,8 @@
           <w:sz w:val="20"/>
           <w:szCs w:val="20"/>
         </w:rPr>
-        <w:t xml:space="preserve"> 需通过</w:t>
-      </w:r>
-      <w:proofErr w:type="spellStart"/>
-      <w:r>
-        <w:rPr>
-          <w:rFonts w:hint="eastAsia"/>
-          <w:sz w:val="20"/>
-          <w:szCs w:val="20"/>
-        </w:rPr>
-        <w:t>FunctionControl</w:t>
-      </w:r>
-      <w:proofErr w:type="spellEnd"/>
-      <w:r>
-        <w:rPr>
-          <w:rFonts w:hint="eastAsia"/>
-          <w:sz w:val="20"/>
-          <w:szCs w:val="20"/>
-        </w:rPr>
-        <w:t>启用</w:t>
-      </w:r>
-      <w:proofErr w:type="spellStart"/>
-      <w:r>
-        <w:rPr>
-          <w:rFonts w:hint="eastAsia"/>
-          <w:sz w:val="20"/>
-          <w:szCs w:val="20"/>
-        </w:rPr>
-        <w:t>MessageCollect</w:t>
-      </w:r>
-      <w:proofErr w:type="spellEnd"/>
+        <w:t xml:space="preserve"> 需通过FunctionControl启用MessageCollect</w:t>
+      </w:r>
     </w:p>
     <w:p>
       <w:pPr>
@@ -3088,7 +2928,6 @@
         </w:rPr>
         <w:t xml:space="preserve"> </w:t>
       </w:r>
-      <w:proofErr w:type="spellStart"/>
       <w:r>
         <w:rPr>
           <w:rFonts w:hint="eastAsia"/>
@@ -3097,7 +2936,6 @@
         </w:rPr>
         <w:t>Aloic</w:t>
       </w:r>
-      <w:proofErr w:type="spellEnd"/>
       <w:r>
         <w:rPr>
           <w:rFonts w:hint="eastAsia"/>
@@ -3135,18 +2973,8 @@
           <w:sz w:val="20"/>
           <w:szCs w:val="20"/>
         </w:rPr>
-        <w:t xml:space="preserve"> </w:t>
-      </w:r>
-      <w:proofErr w:type="spellStart"/>
-      <w:r>
-        <w:rPr>
-          <w:rFonts w:hint="eastAsia"/>
-          <w:sz w:val="20"/>
-          <w:szCs w:val="20"/>
-        </w:rPr>
-        <w:t>Lazybot</w:t>
-      </w:r>
-      <w:proofErr w:type="spellEnd"/>
+        <w:t xml:space="preserve"> Lazybot</w:t>
+      </w:r>
     </w:p>
     <w:sectPr>
       <w:pgSz w:w="11906" w:h="16838"/>

--- a/src/main/resources/static/help/help.docx
+++ b/src/main/resources/static/help/help.docx
@@ -248,6 +248,7 @@
                 <w:szCs w:val="20"/>
               </w:rPr>
             </w:pPr>
+            <w:proofErr w:type="spellStart"/>
             <w:r>
               <w:rPr>
                 <w:rFonts w:hint="eastAsia"/>
@@ -258,6 +259,7 @@
               </w:rPr>
               <w:t>ChatReset</w:t>
             </w:r>
+            <w:proofErr w:type="spellEnd"/>
             <w:r>
               <w:rPr>
                 <w:rFonts w:hint="eastAsia"/>
@@ -290,6 +292,7 @@
                 <w:szCs w:val="20"/>
               </w:rPr>
             </w:pPr>
+            <w:proofErr w:type="spellStart"/>
             <w:r>
               <w:rPr>
                 <w:rFonts w:hint="eastAsia"/>
@@ -300,6 +303,7 @@
               </w:rPr>
               <w:t>ChatHistory</w:t>
             </w:r>
+            <w:proofErr w:type="spellEnd"/>
             <w:r>
               <w:rPr>
                 <w:rFonts w:hint="eastAsia"/>
@@ -322,6 +326,7 @@
                 <w:szCs w:val="20"/>
               </w:rPr>
             </w:pPr>
+            <w:proofErr w:type="spellStart"/>
             <w:r>
               <w:rPr>
                 <w:rFonts w:hint="eastAsia"/>
@@ -332,6 +337,7 @@
               </w:rPr>
               <w:t>ChatMode</w:t>
             </w:r>
+            <w:proofErr w:type="spellEnd"/>
             <w:r>
               <w:rPr>
                 <w:rFonts w:hint="eastAsia"/>
@@ -398,6 +404,7 @@
                 <w:szCs w:val="20"/>
               </w:rPr>
             </w:pPr>
+            <w:proofErr w:type="spellStart"/>
             <w:r>
               <w:rPr>
                 <w:rFonts w:hint="eastAsia"/>
@@ -408,6 +415,7 @@
               </w:rPr>
               <w:t>SayingSave</w:t>
             </w:r>
+            <w:proofErr w:type="spellEnd"/>
             <w:r>
               <w:rPr>
                 <w:rFonts w:hint="eastAsia"/>
@@ -430,6 +438,7 @@
                 <w:szCs w:val="20"/>
               </w:rPr>
             </w:pPr>
+            <w:proofErr w:type="spellStart"/>
             <w:r>
               <w:rPr>
                 <w:rFonts w:hint="eastAsia"/>
@@ -440,6 +449,7 @@
               </w:rPr>
               <w:t>SayingDelete</w:t>
             </w:r>
+            <w:proofErr w:type="spellEnd"/>
             <w:r>
               <w:rPr>
                 <w:rFonts w:hint="eastAsia"/>
@@ -465,6 +475,7 @@
                 <w:szCs w:val="20"/>
               </w:rPr>
             </w:pPr>
+            <w:proofErr w:type="spellStart"/>
             <w:r>
               <w:rPr>
                 <w:rFonts w:hint="eastAsia"/>
@@ -475,6 +486,7 @@
               </w:rPr>
               <w:t>RandomSaying</w:t>
             </w:r>
+            <w:proofErr w:type="spellEnd"/>
             <w:r>
               <w:rPr>
                 <w:rFonts w:hint="eastAsia"/>
@@ -561,6 +573,7 @@
                 <w:szCs w:val="20"/>
               </w:rPr>
             </w:pPr>
+            <w:proofErr w:type="spellStart"/>
             <w:r>
               <w:rPr>
                 <w:rFonts w:hint="eastAsia"/>
@@ -571,6 +584,7 @@
               </w:rPr>
               <w:t>ImageSave</w:t>
             </w:r>
+            <w:proofErr w:type="spellEnd"/>
             <w:r>
               <w:rPr>
                 <w:rFonts w:hint="eastAsia"/>
@@ -593,6 +607,7 @@
                 <w:szCs w:val="20"/>
               </w:rPr>
             </w:pPr>
+            <w:proofErr w:type="spellStart"/>
             <w:r>
               <w:rPr>
                 <w:rFonts w:hint="eastAsia"/>
@@ -603,6 +618,7 @@
               </w:rPr>
               <w:t>ImageGet</w:t>
             </w:r>
+            <w:proofErr w:type="spellEnd"/>
             <w:r>
               <w:rPr>
                 <w:rFonts w:hint="eastAsia"/>
@@ -627,6 +643,7 @@
                 <w:szCs w:val="20"/>
               </w:rPr>
             </w:pPr>
+            <w:proofErr w:type="spellStart"/>
             <w:r>
               <w:rPr>
                 <w:rFonts w:hint="eastAsia"/>
@@ -637,6 +654,7 @@
               </w:rPr>
               <w:t>ImageDelete</w:t>
             </w:r>
+            <w:proofErr w:type="spellEnd"/>
             <w:r>
               <w:rPr>
                 <w:rFonts w:hint="eastAsia"/>
@@ -659,6 +677,7 @@
                 <w:szCs w:val="20"/>
               </w:rPr>
             </w:pPr>
+            <w:proofErr w:type="spellStart"/>
             <w:r>
               <w:rPr>
                 <w:rFonts w:hint="eastAsia"/>
@@ -669,6 +688,7 @@
               </w:rPr>
               <w:t>ImageList</w:t>
             </w:r>
+            <w:proofErr w:type="spellEnd"/>
             <w:r>
               <w:rPr>
                 <w:rFonts w:hint="eastAsia"/>
@@ -693,6 +713,7 @@
                 <w:szCs w:val="20"/>
               </w:rPr>
             </w:pPr>
+            <w:proofErr w:type="spellStart"/>
             <w:r>
               <w:rPr>
                 <w:rFonts w:hint="eastAsia"/>
@@ -703,6 +724,7 @@
               </w:rPr>
               <w:t>RandomImage</w:t>
             </w:r>
+            <w:proofErr w:type="spellEnd"/>
             <w:r>
               <w:rPr>
                 <w:rFonts w:hint="eastAsia"/>
@@ -713,6 +735,7 @@
               </w:rPr>
               <w:t>/</w:t>
             </w:r>
+            <w:proofErr w:type="spellStart"/>
             <w:r>
               <w:rPr>
                 <w:rFonts w:hint="eastAsia"/>
@@ -723,6 +746,7 @@
               </w:rPr>
               <w:t>img</w:t>
             </w:r>
+            <w:proofErr w:type="spellEnd"/>
             <w:r>
               <w:rPr>
                 <w:rFonts w:hint="eastAsia"/>
@@ -745,6 +769,7 @@
                 <w:szCs w:val="20"/>
               </w:rPr>
             </w:pPr>
+            <w:proofErr w:type="spellStart"/>
             <w:r>
               <w:rPr>
                 <w:rFonts w:hint="eastAsia"/>
@@ -755,6 +780,7 @@
               </w:rPr>
               <w:t>ImageFolderStructure</w:t>
             </w:r>
+            <w:proofErr w:type="spellEnd"/>
             <w:r>
               <w:rPr>
                 <w:rFonts w:hint="eastAsia"/>
@@ -849,14 +875,25 @@
                 <w:szCs w:val="20"/>
               </w:rPr>
             </w:pPr>
-            <w:r>
-              <w:rPr>
-                <w:b/>
-                <w:bCs/>
-                <w:sz w:val="20"/>
-                <w:szCs w:val="20"/>
-              </w:rPr>
-              <w:t xml:space="preserve">VideoSave  </w:t>
+            <w:proofErr w:type="spellStart"/>
+            <w:r>
+              <w:rPr>
+                <w:b/>
+                <w:bCs/>
+                <w:sz w:val="20"/>
+                <w:szCs w:val="20"/>
+              </w:rPr>
+              <w:t>VideoSave</w:t>
+            </w:r>
+            <w:proofErr w:type="spellEnd"/>
+            <w:r>
+              <w:rPr>
+                <w:b/>
+                <w:bCs/>
+                <w:sz w:val="20"/>
+                <w:szCs w:val="20"/>
+              </w:rPr>
+              <w:t xml:space="preserve">  </w:t>
             </w:r>
             <w:r>
               <w:rPr>
@@ -881,14 +918,25 @@
                 <w:szCs w:val="20"/>
               </w:rPr>
             </w:pPr>
-            <w:r>
-              <w:rPr>
-                <w:b/>
-                <w:bCs/>
-                <w:sz w:val="20"/>
-                <w:szCs w:val="20"/>
-              </w:rPr>
-              <w:t xml:space="preserve">VideoGet  </w:t>
+            <w:proofErr w:type="spellStart"/>
+            <w:r>
+              <w:rPr>
+                <w:b/>
+                <w:bCs/>
+                <w:sz w:val="20"/>
+                <w:szCs w:val="20"/>
+              </w:rPr>
+              <w:t>VideoGet</w:t>
+            </w:r>
+            <w:proofErr w:type="spellEnd"/>
+            <w:r>
+              <w:rPr>
+                <w:b/>
+                <w:bCs/>
+                <w:sz w:val="20"/>
+                <w:szCs w:val="20"/>
+              </w:rPr>
+              <w:t xml:space="preserve">  </w:t>
             </w:r>
             <w:r>
               <w:rPr>
@@ -915,14 +963,25 @@
                 <w:szCs w:val="20"/>
               </w:rPr>
             </w:pPr>
-            <w:r>
-              <w:rPr>
-                <w:b/>
-                <w:bCs/>
-                <w:sz w:val="20"/>
-                <w:szCs w:val="20"/>
-              </w:rPr>
-              <w:t xml:space="preserve">VideoDelete  </w:t>
+            <w:proofErr w:type="spellStart"/>
+            <w:r>
+              <w:rPr>
+                <w:b/>
+                <w:bCs/>
+                <w:sz w:val="20"/>
+                <w:szCs w:val="20"/>
+              </w:rPr>
+              <w:t>VideoDelete</w:t>
+            </w:r>
+            <w:proofErr w:type="spellEnd"/>
+            <w:r>
+              <w:rPr>
+                <w:b/>
+                <w:bCs/>
+                <w:sz w:val="20"/>
+                <w:szCs w:val="20"/>
+              </w:rPr>
+              <w:t xml:space="preserve">  </w:t>
             </w:r>
             <w:r>
               <w:rPr>
@@ -947,14 +1006,25 @@
                 <w:szCs w:val="20"/>
               </w:rPr>
             </w:pPr>
-            <w:r>
-              <w:rPr>
-                <w:b/>
-                <w:bCs/>
-                <w:sz w:val="20"/>
-                <w:szCs w:val="20"/>
-              </w:rPr>
-              <w:t xml:space="preserve">VideoList  </w:t>
+            <w:proofErr w:type="spellStart"/>
+            <w:r>
+              <w:rPr>
+                <w:b/>
+                <w:bCs/>
+                <w:sz w:val="20"/>
+                <w:szCs w:val="20"/>
+              </w:rPr>
+              <w:t>VideoList</w:t>
+            </w:r>
+            <w:proofErr w:type="spellEnd"/>
+            <w:r>
+              <w:rPr>
+                <w:b/>
+                <w:bCs/>
+                <w:sz w:val="20"/>
+                <w:szCs w:val="20"/>
+              </w:rPr>
+              <w:t xml:space="preserve">  </w:t>
             </w:r>
             <w:r>
               <w:rPr>
@@ -982,6 +1052,7 @@
                 <w:szCs w:val="20"/>
               </w:rPr>
             </w:pPr>
+            <w:proofErr w:type="spellStart"/>
             <w:r>
               <w:rPr>
                 <w:b/>
@@ -991,6 +1062,7 @@
               </w:rPr>
               <w:t>RandomVideo</w:t>
             </w:r>
+            <w:proofErr w:type="spellEnd"/>
             <w:r>
               <w:rPr>
                 <w:rFonts w:hint="eastAsia"/>
@@ -1095,6 +1167,7 @@
                 <w:szCs w:val="20"/>
               </w:rPr>
             </w:pPr>
+            <w:proofErr w:type="spellStart"/>
             <w:r>
               <w:rPr>
                 <w:b/>
@@ -1114,6 +1187,7 @@
               </w:rPr>
               <w:t>Audio</w:t>
             </w:r>
+            <w:proofErr w:type="spellEnd"/>
             <w:r>
               <w:rPr>
                 <w:rFonts w:hint="eastAsia"/>
@@ -1292,15 +1366,27 @@
                 <w:szCs w:val="20"/>
               </w:rPr>
             </w:pPr>
-            <w:r>
-              <w:rPr>
-                <w:rFonts w:hint="eastAsia"/>
-                <w:b/>
-                <w:bCs/>
-                <w:sz w:val="20"/>
-                <w:szCs w:val="20"/>
-              </w:rPr>
-              <w:t xml:space="preserve">ShowInventory </w:t>
+            <w:proofErr w:type="spellStart"/>
+            <w:r>
+              <w:rPr>
+                <w:rFonts w:hint="eastAsia"/>
+                <w:b/>
+                <w:bCs/>
+                <w:sz w:val="20"/>
+                <w:szCs w:val="20"/>
+              </w:rPr>
+              <w:t>ShowInventory</w:t>
+            </w:r>
+            <w:proofErr w:type="spellEnd"/>
+            <w:r>
+              <w:rPr>
+                <w:rFonts w:hint="eastAsia"/>
+                <w:b/>
+                <w:bCs/>
+                <w:sz w:val="20"/>
+                <w:szCs w:val="20"/>
+              </w:rPr>
+              <w:t xml:space="preserve"> </w:t>
             </w:r>
             <w:r>
               <w:rPr>
@@ -1326,15 +1412,27 @@
                 <w:szCs w:val="20"/>
               </w:rPr>
             </w:pPr>
-            <w:r>
-              <w:rPr>
-                <w:rFonts w:hint="eastAsia"/>
-                <w:b/>
-                <w:bCs/>
-                <w:sz w:val="20"/>
-                <w:szCs w:val="20"/>
-              </w:rPr>
-              <w:t xml:space="preserve">UseInventory </w:t>
+            <w:proofErr w:type="spellStart"/>
+            <w:r>
+              <w:rPr>
+                <w:rFonts w:hint="eastAsia"/>
+                <w:b/>
+                <w:bCs/>
+                <w:sz w:val="20"/>
+                <w:szCs w:val="20"/>
+              </w:rPr>
+              <w:t>UseInventory</w:t>
+            </w:r>
+            <w:proofErr w:type="spellEnd"/>
+            <w:r>
+              <w:rPr>
+                <w:rFonts w:hint="eastAsia"/>
+                <w:b/>
+                <w:bCs/>
+                <w:sz w:val="20"/>
+                <w:szCs w:val="20"/>
+              </w:rPr>
+              <w:t xml:space="preserve"> </w:t>
             </w:r>
             <w:r>
               <w:rPr>
@@ -1391,6 +1489,14 @@
             </w:r>
             <w:r>
               <w:rPr>
+                <w:rFonts w:hint="eastAsia"/>
+                <w:sz w:val="20"/>
+                <w:szCs w:val="20"/>
+              </w:rPr>
+              <w:t xml:space="preserve"> </w:t>
+            </w:r>
+            <w:r>
+              <w:rPr>
                 <w:sz w:val="20"/>
                 <w:szCs w:val="20"/>
               </w:rPr>
@@ -1407,40 +1513,18 @@
             <w:r>
               <w:rPr>
                 <w:rFonts w:hint="eastAsia"/>
-                <w:b/>
-                <w:bCs/>
-                <w:sz w:val="20"/>
-                <w:szCs w:val="20"/>
-              </w:rPr>
-              <w:t>方法</w:t>
-            </w:r>
-            <w:r>
-              <w:rPr>
-                <w:rFonts w:hint="eastAsia"/>
-                <w:b/>
-                <w:bCs/>
-                <w:sz w:val="20"/>
-                <w:szCs w:val="20"/>
-              </w:rPr>
-              <w:t>参数</w:t>
-            </w:r>
-            <w:r>
-              <w:rPr>
-                <w:rFonts w:hint="eastAsia"/>
-                <w:b/>
-                <w:bCs/>
-                <w:sz w:val="20"/>
-                <w:szCs w:val="20"/>
-              </w:rPr>
-              <w:t>:</w:t>
-            </w:r>
-            <w:r>
-              <w:rPr>
-                <w:rFonts w:hint="eastAsia"/>
-                <w:sz w:val="20"/>
-                <w:szCs w:val="20"/>
-              </w:rPr>
-              <w:t xml:space="preserve"> 现在只有</w:t>
+                <w:sz w:val="20"/>
+                <w:szCs w:val="20"/>
+              </w:rPr>
+              <w:t xml:space="preserve">方法参数: </w:t>
+            </w:r>
+            <w:r>
+              <w:rPr>
+                <w:rFonts w:hint="eastAsia"/>
+                <w:sz w:val="20"/>
+                <w:szCs w:val="20"/>
+              </w:rPr>
+              <w:t>现有</w:t>
             </w:r>
             <w:r>
               <w:rPr>
@@ -1451,6 +1535,46 @@
                 <w:szCs w:val="20"/>
               </w:rPr>
               <w:t>RIP</w:t>
+            </w:r>
+            <w:r>
+              <w:rPr>
+                <w:rFonts w:hint="eastAsia"/>
+                <w:b/>
+                <w:bCs/>
+                <w:sz w:val="20"/>
+                <w:szCs w:val="20"/>
+              </w:rPr>
+              <w:t>/PRTS</w:t>
+            </w:r>
+            <w:r>
+              <w:rPr>
+                <w:rFonts w:hint="eastAsia"/>
+                <w:b/>
+                <w:bCs/>
+                <w:sz w:val="20"/>
+                <w:szCs w:val="20"/>
+              </w:rPr>
+              <w:t xml:space="preserve">  (后续有空加</w:t>
+            </w:r>
+            <w:r>
+              <w:rPr>
+                <w:rFonts w:hint="eastAsia"/>
+                <w:b/>
+                <w:bCs/>
+                <w:sz w:val="20"/>
+                <w:szCs w:val="20"/>
+              </w:rPr>
+              <w:t>...</w:t>
+            </w:r>
+            <w:r>
+              <w:rPr>
+                <w:rFonts w:hint="eastAsia"/>
+                <w:b/>
+                <w:bCs/>
+                <w:sz w:val="20"/>
+                <w:szCs w:val="20"/>
+              </w:rPr>
+              <w:t>)</w:t>
             </w:r>
           </w:p>
         </w:tc>
@@ -1487,6 +1611,7 @@
         </w:rPr>
         <w:t xml:space="preserve"> </w:t>
       </w:r>
+      <w:proofErr w:type="gramStart"/>
       <w:r>
         <w:rPr>
           <w:rFonts w:ascii="Cambria Math" w:hAnsi="Cambria Math" w:cs="Cambria Math" w:hint="eastAsia"/>
@@ -1497,6 +1622,7 @@
         </w:rPr>
         <w:t>跨群游戏</w:t>
       </w:r>
+      <w:proofErr w:type="gramEnd"/>
       <w:r>
         <w:rPr>
           <w:b/>
@@ -1578,6 +1704,7 @@
                 <w:szCs w:val="20"/>
               </w:rPr>
             </w:pPr>
+            <w:proofErr w:type="spellStart"/>
             <w:r>
               <w:rPr>
                 <w:rFonts w:hint="eastAsia"/>
@@ -1588,6 +1715,7 @@
               </w:rPr>
               <w:t>DisMatch</w:t>
             </w:r>
+            <w:proofErr w:type="spellEnd"/>
             <w:r>
               <w:rPr>
                 <w:rFonts w:hint="eastAsia"/>
@@ -1614,15 +1742,27 @@
                 <w:szCs w:val="20"/>
               </w:rPr>
             </w:pPr>
-            <w:r>
-              <w:rPr>
-                <w:rFonts w:hint="eastAsia"/>
-                <w:b/>
-                <w:bCs/>
-                <w:sz w:val="20"/>
-                <w:szCs w:val="20"/>
-              </w:rPr>
-              <w:t xml:space="preserve">FinishMatch  </w:t>
+            <w:proofErr w:type="spellStart"/>
+            <w:r>
+              <w:rPr>
+                <w:rFonts w:hint="eastAsia"/>
+                <w:b/>
+                <w:bCs/>
+                <w:sz w:val="20"/>
+                <w:szCs w:val="20"/>
+              </w:rPr>
+              <w:t>FinishMatch</w:t>
+            </w:r>
+            <w:proofErr w:type="spellEnd"/>
+            <w:r>
+              <w:rPr>
+                <w:rFonts w:hint="eastAsia"/>
+                <w:b/>
+                <w:bCs/>
+                <w:sz w:val="20"/>
+                <w:szCs w:val="20"/>
+              </w:rPr>
+              <w:t xml:space="preserve">  </w:t>
             </w:r>
             <w:r>
               <w:rPr>
@@ -1648,6 +1788,7 @@
                 <w:szCs w:val="20"/>
               </w:rPr>
             </w:pPr>
+            <w:proofErr w:type="spellStart"/>
             <w:r>
               <w:rPr>
                 <w:rFonts w:hint="eastAsia"/>
@@ -1668,6 +1809,7 @@
               </w:rPr>
               <w:t>Player</w:t>
             </w:r>
+            <w:proofErr w:type="spellEnd"/>
             <w:r>
               <w:rPr>
                 <w:rFonts w:hint="eastAsia"/>
@@ -1712,15 +1854,27 @@
                 <w:szCs w:val="20"/>
               </w:rPr>
             </w:pPr>
-            <w:r>
-              <w:rPr>
-                <w:rFonts w:hint="eastAsia"/>
-                <w:b/>
-                <w:bCs/>
-                <w:sz w:val="20"/>
-                <w:szCs w:val="20"/>
-              </w:rPr>
-              <w:t xml:space="preserve">TicTacToe </w:t>
+            <w:proofErr w:type="spellStart"/>
+            <w:r>
+              <w:rPr>
+                <w:rFonts w:hint="eastAsia"/>
+                <w:b/>
+                <w:bCs/>
+                <w:sz w:val="20"/>
+                <w:szCs w:val="20"/>
+              </w:rPr>
+              <w:t>TicTacToe</w:t>
+            </w:r>
+            <w:proofErr w:type="spellEnd"/>
+            <w:r>
+              <w:rPr>
+                <w:rFonts w:hint="eastAsia"/>
+                <w:b/>
+                <w:bCs/>
+                <w:sz w:val="20"/>
+                <w:szCs w:val="20"/>
+              </w:rPr>
+              <w:t xml:space="preserve"> </w:t>
             </w:r>
             <w:r>
               <w:rPr>
@@ -1746,15 +1900,27 @@
                 <w:szCs w:val="20"/>
               </w:rPr>
             </w:pPr>
-            <w:r>
-              <w:rPr>
-                <w:rFonts w:hint="eastAsia"/>
-                <w:b/>
-                <w:bCs/>
-                <w:sz w:val="20"/>
-                <w:szCs w:val="20"/>
-              </w:rPr>
-              <w:t xml:space="preserve">Reversi  </w:t>
+            <w:proofErr w:type="spellStart"/>
+            <w:r>
+              <w:rPr>
+                <w:rFonts w:hint="eastAsia"/>
+                <w:b/>
+                <w:bCs/>
+                <w:sz w:val="20"/>
+                <w:szCs w:val="20"/>
+              </w:rPr>
+              <w:t>Reversi</w:t>
+            </w:r>
+            <w:proofErr w:type="spellEnd"/>
+            <w:r>
+              <w:rPr>
+                <w:rFonts w:hint="eastAsia"/>
+                <w:b/>
+                <w:bCs/>
+                <w:sz w:val="20"/>
+                <w:szCs w:val="20"/>
+              </w:rPr>
+              <w:t xml:space="preserve">  </w:t>
             </w:r>
             <w:r>
               <w:rPr>
@@ -1792,6 +1958,7 @@
               </w:rPr>
               <w:t xml:space="preserve">Looting  </w:t>
             </w:r>
+            <w:proofErr w:type="gramStart"/>
             <w:r>
               <w:rPr>
                 <w:rFonts w:hint="eastAsia"/>
@@ -1800,6 +1967,7 @@
               </w:rPr>
               <w:t>摸金</w:t>
             </w:r>
+            <w:proofErr w:type="gramEnd"/>
           </w:p>
         </w:tc>
         <w:tc>
@@ -1884,6 +2052,7 @@
                 <w:szCs w:val="20"/>
               </w:rPr>
             </w:pPr>
+            <w:proofErr w:type="spellStart"/>
             <w:r>
               <w:rPr>
                 <w:rFonts w:hint="eastAsia"/>
@@ -1894,6 +2063,7 @@
               </w:rPr>
               <w:t>UserBan</w:t>
             </w:r>
+            <w:proofErr w:type="spellEnd"/>
             <w:r>
               <w:rPr>
                 <w:rFonts w:hint="eastAsia"/>
@@ -1916,6 +2086,7 @@
                 <w:szCs w:val="20"/>
               </w:rPr>
             </w:pPr>
+            <w:proofErr w:type="spellStart"/>
             <w:r>
               <w:rPr>
                 <w:rFonts w:hint="eastAsia"/>
@@ -1926,14 +2097,25 @@
               </w:rPr>
               <w:t>AccessSet</w:t>
             </w:r>
-            <w:r>
-              <w:rPr>
-                <w:rFonts w:hint="eastAsia"/>
-                <w:sz w:val="20"/>
-                <w:szCs w:val="20"/>
-              </w:rPr>
-              <w:t xml:space="preserve">  设置用户限权</w:t>
-            </w:r>
+            <w:proofErr w:type="spellEnd"/>
+            <w:r>
+              <w:rPr>
+                <w:rFonts w:hint="eastAsia"/>
+                <w:sz w:val="20"/>
+                <w:szCs w:val="20"/>
+              </w:rPr>
+              <w:t xml:space="preserve">  设置用</w:t>
+            </w:r>
+            <w:proofErr w:type="gramStart"/>
+            <w:r>
+              <w:rPr>
+                <w:rFonts w:hint="eastAsia"/>
+                <w:sz w:val="20"/>
+                <w:szCs w:val="20"/>
+              </w:rPr>
+              <w:t>户限权</w:t>
+            </w:r>
+            <w:proofErr w:type="gramEnd"/>
           </w:p>
         </w:tc>
       </w:tr>
@@ -1950,6 +2132,7 @@
                 <w:szCs w:val="20"/>
               </w:rPr>
             </w:pPr>
+            <w:proofErr w:type="spellStart"/>
             <w:r>
               <w:rPr>
                 <w:rFonts w:hint="eastAsia"/>
@@ -1960,6 +2143,7 @@
               </w:rPr>
               <w:t>FunctionCheck</w:t>
             </w:r>
+            <w:proofErr w:type="spellEnd"/>
             <w:r>
               <w:rPr>
                 <w:rFonts w:hint="eastAsia"/>
@@ -1982,6 +2166,7 @@
                 <w:szCs w:val="20"/>
               </w:rPr>
             </w:pPr>
+            <w:proofErr w:type="spellStart"/>
             <w:r>
               <w:rPr>
                 <w:rFonts w:hint="eastAsia"/>
@@ -1992,6 +2177,7 @@
               </w:rPr>
               <w:t>FunctionControl</w:t>
             </w:r>
+            <w:proofErr w:type="spellEnd"/>
             <w:r>
               <w:rPr>
                 <w:rFonts w:hint="eastAsia"/>
@@ -2362,7 +2548,43 @@
           <w:sz w:val="20"/>
           <w:szCs w:val="20"/>
         </w:rPr>
-        <w:t>可通过ImageFolderStructure查看acg下子目录名获得</w:t>
+        <w:t>可通过</w:t>
+      </w:r>
+      <w:proofErr w:type="spellStart"/>
+      <w:r>
+        <w:rPr>
+          <w:rFonts w:hint="eastAsia"/>
+          <w:sz w:val="20"/>
+          <w:szCs w:val="20"/>
+        </w:rPr>
+        <w:t>ImageFolderStructure</w:t>
+      </w:r>
+      <w:proofErr w:type="spellEnd"/>
+      <w:r>
+        <w:rPr>
+          <w:rFonts w:hint="eastAsia"/>
+          <w:sz w:val="20"/>
+          <w:szCs w:val="20"/>
+        </w:rPr>
+        <w:t>查看</w:t>
+      </w:r>
+      <w:proofErr w:type="spellStart"/>
+      <w:r>
+        <w:rPr>
+          <w:rFonts w:hint="eastAsia"/>
+          <w:sz w:val="20"/>
+          <w:szCs w:val="20"/>
+        </w:rPr>
+        <w:t>acg</w:t>
+      </w:r>
+      <w:proofErr w:type="spellEnd"/>
+      <w:r>
+        <w:rPr>
+          <w:rFonts w:hint="eastAsia"/>
+          <w:sz w:val="20"/>
+          <w:szCs w:val="20"/>
+        </w:rPr>
+        <w:t>下子目录名获得</w:t>
       </w:r>
       <w:r>
         <w:rPr>
@@ -2410,6 +2632,7 @@
         </w:rPr>
         <w:t xml:space="preserve"> </w:t>
       </w:r>
+      <w:proofErr w:type="gramStart"/>
       <w:r>
         <w:rPr>
           <w:rFonts w:hint="eastAsia"/>
@@ -2420,6 +2643,7 @@
         </w:rPr>
         <w:t>跨群游戏</w:t>
       </w:r>
+      <w:proofErr w:type="gramEnd"/>
       <w:r>
         <w:rPr>
           <w:rFonts w:hint="eastAsia"/>
@@ -2570,6 +2794,7 @@
         </w:rPr>
         <w:t xml:space="preserve"> </w:t>
       </w:r>
+      <w:proofErr w:type="gramStart"/>
       <w:r>
         <w:rPr>
           <w:rFonts w:hint="eastAsia"/>
@@ -2580,6 +2805,7 @@
         </w:rPr>
         <w:t>跨群游戏</w:t>
       </w:r>
+      <w:proofErr w:type="gramEnd"/>
       <w:r>
         <w:rPr>
           <w:rFonts w:hint="eastAsia"/>
@@ -2716,8 +2942,36 @@
           <w:sz w:val="20"/>
           <w:szCs w:val="20"/>
         </w:rPr>
-        <w:t xml:space="preserve"> 需通过FunctionControl启用MessageCollect</w:t>
-      </w:r>
+        <w:t xml:space="preserve"> 需通过</w:t>
+      </w:r>
+      <w:proofErr w:type="spellStart"/>
+      <w:r>
+        <w:rPr>
+          <w:rFonts w:hint="eastAsia"/>
+          <w:sz w:val="20"/>
+          <w:szCs w:val="20"/>
+        </w:rPr>
+        <w:t>FunctionControl</w:t>
+      </w:r>
+      <w:proofErr w:type="spellEnd"/>
+      <w:r>
+        <w:rPr>
+          <w:rFonts w:hint="eastAsia"/>
+          <w:sz w:val="20"/>
+          <w:szCs w:val="20"/>
+        </w:rPr>
+        <w:t>启用</w:t>
+      </w:r>
+      <w:proofErr w:type="spellStart"/>
+      <w:r>
+        <w:rPr>
+          <w:rFonts w:hint="eastAsia"/>
+          <w:sz w:val="20"/>
+          <w:szCs w:val="20"/>
+        </w:rPr>
+        <w:t>MessageCollect</w:t>
+      </w:r>
+      <w:proofErr w:type="spellEnd"/>
     </w:p>
     <w:p>
       <w:pPr>
@@ -2928,6 +3182,7 @@
         </w:rPr>
         <w:t xml:space="preserve"> </w:t>
       </w:r>
+      <w:proofErr w:type="spellStart"/>
       <w:r>
         <w:rPr>
           <w:rFonts w:hint="eastAsia"/>
@@ -2936,6 +3191,7 @@
         </w:rPr>
         <w:t>Aloic</w:t>
       </w:r>
+      <w:proofErr w:type="spellEnd"/>
       <w:r>
         <w:rPr>
           <w:rFonts w:hint="eastAsia"/>
@@ -2973,8 +3229,18 @@
           <w:sz w:val="20"/>
           <w:szCs w:val="20"/>
         </w:rPr>
-        <w:t xml:space="preserve"> Lazybot</w:t>
-      </w:r>
+        <w:t xml:space="preserve"> </w:t>
+      </w:r>
+      <w:proofErr w:type="spellStart"/>
+      <w:r>
+        <w:rPr>
+          <w:rFonts w:hint="eastAsia"/>
+          <w:sz w:val="20"/>
+          <w:szCs w:val="20"/>
+        </w:rPr>
+        <w:t>Lazybot</w:t>
+      </w:r>
+      <w:proofErr w:type="spellEnd"/>
     </w:p>
     <w:sectPr>
       <w:pgSz w:w="11906" w:h="16838"/>

--- a/src/main/resources/static/help/help.docx
+++ b/src/main/resources/static/help/help.docx
@@ -43,17 +43,7 @@
           <w:sz w:val="20"/>
           <w:szCs w:val="20"/>
         </w:rPr>
-        <w:t>N</w:t>
-      </w:r>
-      <w:r>
-        <w:rPr>
-          <w:rFonts w:hint="eastAsia"/>
-          <w:b/>
-          <w:bCs/>
-          <w:sz w:val="20"/>
-          <w:szCs w:val="20"/>
-        </w:rPr>
-        <w:t>ULLBOT</w:t>
+        <w:t>NULLBOT</w:t>
       </w:r>
       <w:r>
         <w:rPr>
@@ -149,11 +139,17 @@
       <w:tblPr>
         <w:tblStyle w:val="ae"/>
         <w:tblW w:w="0" w:type="auto"/>
+        <w:tblBorders>
+          <w:top w:val="single" w:sz="12" w:space="0" w:color="auto"/>
+          <w:left w:val="single" w:sz="12" w:space="0" w:color="auto"/>
+          <w:bottom w:val="single" w:sz="12" w:space="0" w:color="auto"/>
+          <w:right w:val="single" w:sz="12" w:space="0" w:color="auto"/>
+        </w:tblBorders>
         <w:tblLook w:val="04A0" w:firstRow="1" w:lastRow="0" w:firstColumn="1" w:lastColumn="0" w:noHBand="0" w:noVBand="1"/>
       </w:tblPr>
       <w:tblGrid>
-        <w:gridCol w:w="4148"/>
-        <w:gridCol w:w="4148"/>
+        <w:gridCol w:w="4138"/>
+        <w:gridCol w:w="4138"/>
       </w:tblGrid>
       <w:tr>
         <w:tc>
@@ -388,13 +384,17 @@
         <w:tblLook w:val="04A0" w:firstRow="1" w:lastRow="0" w:firstColumn="1" w:lastColumn="0" w:noHBand="0" w:noVBand="1"/>
       </w:tblPr>
       <w:tblGrid>
-        <w:gridCol w:w="4148"/>
-        <w:gridCol w:w="4148"/>
+        <w:gridCol w:w="4138"/>
+        <w:gridCol w:w="4138"/>
       </w:tblGrid>
       <w:tr>
         <w:tc>
           <w:tcPr>
             <w:tcW w:w="4148" w:type="dxa"/>
+            <w:tcBorders>
+              <w:top w:val="single" w:sz="12" w:space="0" w:color="auto"/>
+              <w:left w:val="single" w:sz="12" w:space="0" w:color="auto"/>
+            </w:tcBorders>
           </w:tcPr>
           <w:p>
             <w:pPr>
@@ -429,6 +429,10 @@
         <w:tc>
           <w:tcPr>
             <w:tcW w:w="4148" w:type="dxa"/>
+            <w:tcBorders>
+              <w:top w:val="single" w:sz="12" w:space="0" w:color="auto"/>
+              <w:right w:val="single" w:sz="12" w:space="0" w:color="auto"/>
+            </w:tcBorders>
           </w:tcPr>
           <w:p>
             <w:pPr>
@@ -466,6 +470,11 @@
           <w:tcPr>
             <w:tcW w:w="8296" w:type="dxa"/>
             <w:gridSpan w:val="2"/>
+            <w:tcBorders>
+              <w:left w:val="single" w:sz="12" w:space="0" w:color="auto"/>
+              <w:bottom w:val="single" w:sz="12" w:space="0" w:color="auto"/>
+              <w:right w:val="single" w:sz="12" w:space="0" w:color="auto"/>
+            </w:tcBorders>
           </w:tcPr>
           <w:p>
             <w:pPr>
@@ -542,12 +551,32 @@
       </w:r>
       <w:r>
         <w:rPr>
-          <w:b/>
-          <w:bCs/>
-          <w:sz w:val="20"/>
-          <w:szCs w:val="20"/>
-        </w:rPr>
-        <w:t xml:space="preserve"> 图片功能</w:t>
+          <w:rFonts w:ascii="Cambria Math" w:hAnsi="Cambria Math" w:cs="Cambria Math" w:hint="eastAsia"/>
+          <w:b/>
+          <w:bCs/>
+          <w:sz w:val="20"/>
+          <w:szCs w:val="20"/>
+        </w:rPr>
+        <w:t xml:space="preserve"> </w:t>
+      </w:r>
+      <w:r>
+        <w:rPr>
+          <w:rFonts w:hint="eastAsia"/>
+          <w:b/>
+          <w:bCs/>
+          <w:sz w:val="20"/>
+          <w:szCs w:val="20"/>
+        </w:rPr>
+        <w:t>媒体</w:t>
+      </w:r>
+      <w:r>
+        <w:rPr>
+          <w:b/>
+          <w:bCs/>
+          <w:sz w:val="20"/>
+          <w:szCs w:val="20"/>
+        </w:rPr>
+        <w:t>功能</w:t>
       </w:r>
     </w:p>
     <w:tbl>
@@ -557,13 +586,783 @@
         <w:tblLook w:val="04A0" w:firstRow="1" w:lastRow="0" w:firstColumn="1" w:lastColumn="0" w:noHBand="0" w:noVBand="1"/>
       </w:tblPr>
       <w:tblGrid>
-        <w:gridCol w:w="4148"/>
-        <w:gridCol w:w="4148"/>
+        <w:gridCol w:w="2069"/>
+        <w:gridCol w:w="2069"/>
+        <w:gridCol w:w="2069"/>
+        <w:gridCol w:w="2069"/>
+      </w:tblGrid>
+      <w:tr>
+        <w:tc>
+          <w:tcPr>
+            <w:tcW w:w="8296" w:type="dxa"/>
+            <w:gridSpan w:val="4"/>
+            <w:tcBorders>
+              <w:top w:val="single" w:sz="12" w:space="0" w:color="auto"/>
+              <w:left w:val="single" w:sz="12" w:space="0" w:color="auto"/>
+              <w:right w:val="single" w:sz="12" w:space="0" w:color="auto"/>
+            </w:tcBorders>
+            <w:shd w:val="clear" w:color="auto" w:fill="000000" w:themeFill="text1"/>
+          </w:tcPr>
+          <w:p>
+            <w:pPr>
+              <w:jc w:val="center"/>
+              <w:rPr>
+                <w:rFonts w:hint="eastAsia"/>
+                <w:b/>
+                <w:bCs/>
+                <w:sz w:val="20"/>
+                <w:szCs w:val="20"/>
+              </w:rPr>
+            </w:pPr>
+            <w:r>
+              <w:rPr>
+                <w:rFonts w:hint="eastAsia"/>
+                <w:b/>
+                <w:bCs/>
+                <w:sz w:val="20"/>
+                <w:szCs w:val="20"/>
+              </w:rPr>
+              <w:t>图片功能</w:t>
+            </w:r>
+          </w:p>
+        </w:tc>
+      </w:tr>
+      <w:tr>
+        <w:tc>
+          <w:tcPr>
+            <w:tcW w:w="2074" w:type="dxa"/>
+            <w:tcBorders>
+              <w:left w:val="single" w:sz="12" w:space="0" w:color="auto"/>
+            </w:tcBorders>
+          </w:tcPr>
+          <w:p>
+            <w:pPr>
+              <w:rPr>
+                <w:rFonts w:hint="eastAsia"/>
+                <w:sz w:val="20"/>
+                <w:szCs w:val="20"/>
+              </w:rPr>
+            </w:pPr>
+            <w:proofErr w:type="spellStart"/>
+            <w:r>
+              <w:rPr>
+                <w:rFonts w:hint="eastAsia"/>
+                <w:b/>
+                <w:bCs/>
+                <w:sz w:val="20"/>
+                <w:szCs w:val="20"/>
+              </w:rPr>
+              <w:t>ImageSave</w:t>
+            </w:r>
+            <w:proofErr w:type="spellEnd"/>
+            <w:r>
+              <w:rPr>
+                <w:rFonts w:hint="eastAsia"/>
+                <w:sz w:val="20"/>
+                <w:szCs w:val="20"/>
+              </w:rPr>
+              <w:t>保存图片</w:t>
+            </w:r>
+          </w:p>
+        </w:tc>
+        <w:tc>
+          <w:tcPr>
+            <w:tcW w:w="2074" w:type="dxa"/>
+          </w:tcPr>
+          <w:p>
+            <w:pPr>
+              <w:rPr>
+                <w:rFonts w:hint="eastAsia"/>
+                <w:sz w:val="20"/>
+                <w:szCs w:val="20"/>
+              </w:rPr>
+            </w:pPr>
+            <w:proofErr w:type="spellStart"/>
+            <w:r>
+              <w:rPr>
+                <w:rFonts w:hint="eastAsia"/>
+                <w:b/>
+                <w:bCs/>
+                <w:sz w:val="20"/>
+                <w:szCs w:val="20"/>
+              </w:rPr>
+              <w:t>ImageGet</w:t>
+            </w:r>
+            <w:proofErr w:type="spellEnd"/>
+            <w:r>
+              <w:rPr>
+                <w:rFonts w:hint="eastAsia"/>
+                <w:sz w:val="20"/>
+                <w:szCs w:val="20"/>
+              </w:rPr>
+              <w:t xml:space="preserve"> 获取图片</w:t>
+            </w:r>
+          </w:p>
+        </w:tc>
+        <w:tc>
+          <w:tcPr>
+            <w:tcW w:w="2074" w:type="dxa"/>
+          </w:tcPr>
+          <w:p>
+            <w:pPr>
+              <w:rPr>
+                <w:rFonts w:hint="eastAsia"/>
+                <w:sz w:val="20"/>
+                <w:szCs w:val="20"/>
+              </w:rPr>
+            </w:pPr>
+            <w:proofErr w:type="spellStart"/>
+            <w:r>
+              <w:rPr>
+                <w:rFonts w:hint="eastAsia"/>
+                <w:b/>
+                <w:bCs/>
+                <w:sz w:val="20"/>
+                <w:szCs w:val="20"/>
+              </w:rPr>
+              <w:t>ImageDel</w:t>
+            </w:r>
+            <w:proofErr w:type="spellEnd"/>
+            <w:r>
+              <w:rPr>
+                <w:rFonts w:hint="eastAsia"/>
+                <w:sz w:val="20"/>
+                <w:szCs w:val="20"/>
+              </w:rPr>
+              <w:t xml:space="preserve"> 删除图片</w:t>
+            </w:r>
+          </w:p>
+        </w:tc>
+        <w:tc>
+          <w:tcPr>
+            <w:tcW w:w="2074" w:type="dxa"/>
+            <w:tcBorders>
+              <w:right w:val="single" w:sz="12" w:space="0" w:color="auto"/>
+            </w:tcBorders>
+          </w:tcPr>
+          <w:p>
+            <w:pPr>
+              <w:rPr>
+                <w:rFonts w:hint="eastAsia"/>
+                <w:sz w:val="20"/>
+                <w:szCs w:val="20"/>
+              </w:rPr>
+            </w:pPr>
+            <w:proofErr w:type="spellStart"/>
+            <w:r>
+              <w:rPr>
+                <w:rFonts w:hint="eastAsia"/>
+                <w:b/>
+                <w:bCs/>
+                <w:sz w:val="20"/>
+                <w:szCs w:val="20"/>
+              </w:rPr>
+              <w:t>ImageList</w:t>
+            </w:r>
+            <w:proofErr w:type="spellEnd"/>
+            <w:r>
+              <w:rPr>
+                <w:rFonts w:hint="eastAsia"/>
+                <w:sz w:val="20"/>
+                <w:szCs w:val="20"/>
+              </w:rPr>
+              <w:t xml:space="preserve"> 图片列表</w:t>
+            </w:r>
+          </w:p>
+        </w:tc>
+      </w:tr>
+      <w:tr>
+        <w:tc>
+          <w:tcPr>
+            <w:tcW w:w="4148" w:type="dxa"/>
+            <w:gridSpan w:val="2"/>
+            <w:tcBorders>
+              <w:left w:val="single" w:sz="12" w:space="0" w:color="auto"/>
+            </w:tcBorders>
+          </w:tcPr>
+          <w:p>
+            <w:pPr>
+              <w:rPr>
+                <w:rFonts w:hint="eastAsia"/>
+                <w:sz w:val="20"/>
+                <w:szCs w:val="20"/>
+              </w:rPr>
+            </w:pPr>
+            <w:proofErr w:type="spellStart"/>
+            <w:r>
+              <w:rPr>
+                <w:rFonts w:hint="eastAsia"/>
+                <w:b/>
+                <w:bCs/>
+                <w:sz w:val="20"/>
+                <w:szCs w:val="20"/>
+              </w:rPr>
+              <w:t>RandomImage</w:t>
+            </w:r>
+            <w:proofErr w:type="spellEnd"/>
+            <w:r>
+              <w:rPr>
+                <w:rFonts w:hint="eastAsia"/>
+                <w:b/>
+                <w:bCs/>
+                <w:sz w:val="20"/>
+                <w:szCs w:val="20"/>
+              </w:rPr>
+              <w:t>/</w:t>
+            </w:r>
+            <w:proofErr w:type="spellStart"/>
+            <w:r>
+              <w:rPr>
+                <w:rFonts w:hint="eastAsia"/>
+                <w:b/>
+                <w:bCs/>
+                <w:sz w:val="20"/>
+                <w:szCs w:val="20"/>
+              </w:rPr>
+              <w:t>img</w:t>
+            </w:r>
+            <w:proofErr w:type="spellEnd"/>
+            <w:r>
+              <w:rPr>
+                <w:rFonts w:hint="eastAsia"/>
+                <w:sz w:val="20"/>
+                <w:szCs w:val="20"/>
+              </w:rPr>
+              <w:t xml:space="preserve">  随机图片</w:t>
+            </w:r>
+          </w:p>
+        </w:tc>
+        <w:tc>
+          <w:tcPr>
+            <w:tcW w:w="4148" w:type="dxa"/>
+            <w:gridSpan w:val="2"/>
+            <w:tcBorders>
+              <w:right w:val="single" w:sz="12" w:space="0" w:color="auto"/>
+            </w:tcBorders>
+          </w:tcPr>
+          <w:p>
+            <w:pPr>
+              <w:rPr>
+                <w:rFonts w:hint="eastAsia"/>
+                <w:sz w:val="20"/>
+                <w:szCs w:val="20"/>
+              </w:rPr>
+            </w:pPr>
+            <w:proofErr w:type="spellStart"/>
+            <w:r>
+              <w:rPr>
+                <w:rFonts w:hint="eastAsia"/>
+                <w:b/>
+                <w:bCs/>
+                <w:sz w:val="20"/>
+                <w:szCs w:val="20"/>
+              </w:rPr>
+              <w:t>ImageFolderStructure</w:t>
+            </w:r>
+            <w:proofErr w:type="spellEnd"/>
+            <w:r>
+              <w:rPr>
+                <w:rFonts w:hint="eastAsia"/>
+                <w:b/>
+                <w:bCs/>
+                <w:sz w:val="20"/>
+                <w:szCs w:val="20"/>
+              </w:rPr>
+              <w:t xml:space="preserve">  </w:t>
+            </w:r>
+            <w:r>
+              <w:rPr>
+                <w:rFonts w:hint="eastAsia"/>
+                <w:sz w:val="20"/>
+                <w:szCs w:val="20"/>
+              </w:rPr>
+              <w:t>图片</w:t>
+            </w:r>
+            <w:r>
+              <w:rPr>
+                <w:rFonts w:hint="eastAsia"/>
+                <w:sz w:val="20"/>
+                <w:szCs w:val="20"/>
+              </w:rPr>
+              <w:t>目录</w:t>
+            </w:r>
+            <w:r>
+              <w:rPr>
+                <w:rFonts w:hint="eastAsia"/>
+                <w:sz w:val="20"/>
+                <w:szCs w:val="20"/>
+              </w:rPr>
+              <w:t>结构</w:t>
+            </w:r>
+          </w:p>
+        </w:tc>
+      </w:tr>
+      <w:tr>
+        <w:tc>
+          <w:tcPr>
+            <w:tcW w:w="8296" w:type="dxa"/>
+            <w:gridSpan w:val="4"/>
+            <w:tcBorders>
+              <w:left w:val="single" w:sz="12" w:space="0" w:color="auto"/>
+              <w:right w:val="single" w:sz="12" w:space="0" w:color="auto"/>
+            </w:tcBorders>
+            <w:shd w:val="clear" w:color="auto" w:fill="000000" w:themeFill="text1"/>
+          </w:tcPr>
+          <w:p>
+            <w:pPr>
+              <w:jc w:val="center"/>
+              <w:rPr>
+                <w:rFonts w:hint="eastAsia"/>
+                <w:b/>
+                <w:bCs/>
+                <w:sz w:val="20"/>
+                <w:szCs w:val="20"/>
+              </w:rPr>
+            </w:pPr>
+            <w:r>
+              <w:rPr>
+                <w:rFonts w:hint="eastAsia"/>
+                <w:b/>
+                <w:bCs/>
+                <w:sz w:val="20"/>
+                <w:szCs w:val="20"/>
+              </w:rPr>
+              <w:t>视频功能</w:t>
+            </w:r>
+          </w:p>
+        </w:tc>
+      </w:tr>
+      <w:tr>
+        <w:tc>
+          <w:tcPr>
+            <w:tcW w:w="2074" w:type="dxa"/>
+            <w:tcBorders>
+              <w:left w:val="single" w:sz="12" w:space="0" w:color="auto"/>
+            </w:tcBorders>
+          </w:tcPr>
+          <w:p>
+            <w:pPr>
+              <w:rPr>
+                <w:rFonts w:hint="eastAsia"/>
+                <w:b/>
+                <w:bCs/>
+                <w:sz w:val="20"/>
+                <w:szCs w:val="20"/>
+              </w:rPr>
+            </w:pPr>
+            <w:proofErr w:type="spellStart"/>
+            <w:r>
+              <w:rPr>
+                <w:b/>
+                <w:bCs/>
+                <w:sz w:val="20"/>
+                <w:szCs w:val="20"/>
+              </w:rPr>
+              <w:t>VideoSave</w:t>
+            </w:r>
+            <w:proofErr w:type="spellEnd"/>
+            <w:r>
+              <w:rPr>
+                <w:b/>
+                <w:bCs/>
+                <w:sz w:val="20"/>
+                <w:szCs w:val="20"/>
+              </w:rPr>
+              <w:t xml:space="preserve"> </w:t>
+            </w:r>
+            <w:r>
+              <w:rPr>
+                <w:sz w:val="20"/>
+                <w:szCs w:val="20"/>
+              </w:rPr>
+              <w:t>保存视频</w:t>
+            </w:r>
+          </w:p>
+        </w:tc>
+        <w:tc>
+          <w:tcPr>
+            <w:tcW w:w="2074" w:type="dxa"/>
+          </w:tcPr>
+          <w:p>
+            <w:pPr>
+              <w:rPr>
+                <w:rFonts w:hint="eastAsia"/>
+                <w:b/>
+                <w:bCs/>
+                <w:sz w:val="20"/>
+                <w:szCs w:val="20"/>
+              </w:rPr>
+            </w:pPr>
+            <w:proofErr w:type="spellStart"/>
+            <w:r>
+              <w:rPr>
+                <w:b/>
+                <w:bCs/>
+                <w:sz w:val="20"/>
+                <w:szCs w:val="20"/>
+              </w:rPr>
+              <w:t>VideoGet</w:t>
+            </w:r>
+            <w:proofErr w:type="spellEnd"/>
+            <w:r>
+              <w:rPr>
+                <w:b/>
+                <w:bCs/>
+                <w:sz w:val="20"/>
+                <w:szCs w:val="20"/>
+              </w:rPr>
+              <w:t xml:space="preserve"> </w:t>
+            </w:r>
+            <w:r>
+              <w:rPr>
+                <w:sz w:val="20"/>
+                <w:szCs w:val="20"/>
+              </w:rPr>
+              <w:t>获取视频</w:t>
+            </w:r>
+          </w:p>
+        </w:tc>
+        <w:tc>
+          <w:tcPr>
+            <w:tcW w:w="2074" w:type="dxa"/>
+          </w:tcPr>
+          <w:p>
+            <w:pPr>
+              <w:rPr>
+                <w:rFonts w:ascii="Cambria Math" w:hAnsi="Cambria Math" w:cs="Cambria Math"/>
+                <w:b/>
+                <w:bCs/>
+                <w:sz w:val="20"/>
+                <w:szCs w:val="20"/>
+              </w:rPr>
+            </w:pPr>
+            <w:proofErr w:type="spellStart"/>
+            <w:r>
+              <w:rPr>
+                <w:b/>
+                <w:bCs/>
+                <w:sz w:val="20"/>
+                <w:szCs w:val="20"/>
+              </w:rPr>
+              <w:t>VideoDel</w:t>
+            </w:r>
+            <w:proofErr w:type="spellEnd"/>
+            <w:r>
+              <w:rPr>
+                <w:b/>
+                <w:bCs/>
+                <w:sz w:val="20"/>
+                <w:szCs w:val="20"/>
+              </w:rPr>
+              <w:t xml:space="preserve"> </w:t>
+            </w:r>
+            <w:r>
+              <w:rPr>
+                <w:sz w:val="20"/>
+                <w:szCs w:val="20"/>
+              </w:rPr>
+              <w:t>删除视频</w:t>
+            </w:r>
+          </w:p>
+        </w:tc>
+        <w:tc>
+          <w:tcPr>
+            <w:tcW w:w="2074" w:type="dxa"/>
+            <w:tcBorders>
+              <w:right w:val="single" w:sz="12" w:space="0" w:color="auto"/>
+            </w:tcBorders>
+          </w:tcPr>
+          <w:p>
+            <w:pPr>
+              <w:rPr>
+                <w:rFonts w:ascii="Cambria Math" w:hAnsi="Cambria Math" w:cs="Cambria Math"/>
+                <w:b/>
+                <w:bCs/>
+                <w:sz w:val="20"/>
+                <w:szCs w:val="20"/>
+              </w:rPr>
+            </w:pPr>
+            <w:proofErr w:type="spellStart"/>
+            <w:r>
+              <w:rPr>
+                <w:b/>
+                <w:bCs/>
+                <w:sz w:val="20"/>
+                <w:szCs w:val="20"/>
+              </w:rPr>
+              <w:t>VideoList</w:t>
+            </w:r>
+            <w:proofErr w:type="spellEnd"/>
+            <w:r>
+              <w:rPr>
+                <w:b/>
+                <w:bCs/>
+                <w:sz w:val="20"/>
+                <w:szCs w:val="20"/>
+              </w:rPr>
+              <w:t xml:space="preserve"> </w:t>
+            </w:r>
+            <w:r>
+              <w:rPr>
+                <w:sz w:val="20"/>
+                <w:szCs w:val="20"/>
+              </w:rPr>
+              <w:t>视频列表</w:t>
+            </w:r>
+          </w:p>
+        </w:tc>
+      </w:tr>
+      <w:tr>
+        <w:tc>
+          <w:tcPr>
+            <w:tcW w:w="8296" w:type="dxa"/>
+            <w:gridSpan w:val="4"/>
+            <w:tcBorders>
+              <w:left w:val="single" w:sz="12" w:space="0" w:color="auto"/>
+              <w:right w:val="single" w:sz="12" w:space="0" w:color="auto"/>
+            </w:tcBorders>
+          </w:tcPr>
+          <w:p>
+            <w:pPr>
+              <w:rPr>
+                <w:rFonts w:hint="eastAsia"/>
+                <w:b/>
+                <w:bCs/>
+                <w:sz w:val="20"/>
+                <w:szCs w:val="20"/>
+              </w:rPr>
+            </w:pPr>
+            <w:proofErr w:type="spellStart"/>
+            <w:r>
+              <w:rPr>
+                <w:b/>
+                <w:bCs/>
+                <w:sz w:val="20"/>
+                <w:szCs w:val="20"/>
+              </w:rPr>
+              <w:t>RandomVideo</w:t>
+            </w:r>
+            <w:proofErr w:type="spellEnd"/>
+            <w:r>
+              <w:rPr>
+                <w:rFonts w:hint="eastAsia"/>
+                <w:b/>
+                <w:bCs/>
+                <w:sz w:val="20"/>
+                <w:szCs w:val="20"/>
+              </w:rPr>
+              <w:t>/</w:t>
+            </w:r>
+            <w:r>
+              <w:rPr>
+                <w:b/>
+                <w:bCs/>
+                <w:sz w:val="20"/>
+                <w:szCs w:val="20"/>
+              </w:rPr>
+              <w:t>vid</w:t>
+            </w:r>
+            <w:r>
+              <w:rPr>
+                <w:rFonts w:hint="eastAsia"/>
+                <w:b/>
+                <w:bCs/>
+                <w:sz w:val="20"/>
+                <w:szCs w:val="20"/>
+              </w:rPr>
+              <w:t xml:space="preserve"> </w:t>
+            </w:r>
+            <w:r>
+              <w:rPr>
+                <w:b/>
+                <w:bCs/>
+                <w:sz w:val="20"/>
+                <w:szCs w:val="20"/>
+              </w:rPr>
+              <w:t xml:space="preserve">  </w:t>
+            </w:r>
+            <w:r>
+              <w:rPr>
+                <w:sz w:val="20"/>
+                <w:szCs w:val="20"/>
+              </w:rPr>
+              <w:t>随机视频</w:t>
+            </w:r>
+          </w:p>
+        </w:tc>
+      </w:tr>
+      <w:tr>
+        <w:tc>
+          <w:tcPr>
+            <w:tcW w:w="8296" w:type="dxa"/>
+            <w:gridSpan w:val="4"/>
+            <w:tcBorders>
+              <w:left w:val="single" w:sz="12" w:space="0" w:color="auto"/>
+              <w:right w:val="single" w:sz="12" w:space="0" w:color="auto"/>
+            </w:tcBorders>
+            <w:shd w:val="clear" w:color="auto" w:fill="000000" w:themeFill="text1"/>
+          </w:tcPr>
+          <w:p>
+            <w:pPr>
+              <w:jc w:val="center"/>
+              <w:rPr>
+                <w:rFonts w:hint="eastAsia"/>
+              </w:rPr>
+            </w:pPr>
+            <w:r>
+              <w:rPr>
+                <w:rFonts w:hint="eastAsia"/>
+                <w:b/>
+                <w:bCs/>
+                <w:sz w:val="20"/>
+                <w:szCs w:val="20"/>
+              </w:rPr>
+              <w:t>音频功能</w:t>
+            </w:r>
+          </w:p>
+        </w:tc>
+      </w:tr>
+      <w:tr>
+        <w:tc>
+          <w:tcPr>
+            <w:tcW w:w="8296" w:type="dxa"/>
+            <w:gridSpan w:val="4"/>
+            <w:tcBorders>
+              <w:left w:val="single" w:sz="12" w:space="0" w:color="auto"/>
+              <w:bottom w:val="single" w:sz="12" w:space="0" w:color="auto"/>
+              <w:right w:val="single" w:sz="12" w:space="0" w:color="auto"/>
+            </w:tcBorders>
+          </w:tcPr>
+          <w:p>
+            <w:pPr>
+              <w:rPr>
+                <w:rFonts w:hint="eastAsia"/>
+                <w:b/>
+                <w:bCs/>
+                <w:sz w:val="20"/>
+                <w:szCs w:val="20"/>
+              </w:rPr>
+            </w:pPr>
+            <w:proofErr w:type="spellStart"/>
+            <w:r>
+              <w:rPr>
+                <w:b/>
+                <w:bCs/>
+                <w:sz w:val="20"/>
+                <w:szCs w:val="20"/>
+              </w:rPr>
+              <w:t>Random</w:t>
+            </w:r>
+            <w:r>
+              <w:rPr>
+                <w:rFonts w:hint="eastAsia"/>
+                <w:b/>
+                <w:bCs/>
+                <w:sz w:val="20"/>
+                <w:szCs w:val="20"/>
+              </w:rPr>
+              <w:t>Audio</w:t>
+            </w:r>
+            <w:proofErr w:type="spellEnd"/>
+            <w:r>
+              <w:rPr>
+                <w:rFonts w:hint="eastAsia"/>
+                <w:b/>
+                <w:bCs/>
+                <w:sz w:val="20"/>
+                <w:szCs w:val="20"/>
+              </w:rPr>
+              <w:t>/</w:t>
+            </w:r>
+            <w:proofErr w:type="spellStart"/>
+            <w:r>
+              <w:rPr>
+                <w:rFonts w:hint="eastAsia"/>
+                <w:b/>
+                <w:bCs/>
+                <w:sz w:val="20"/>
+                <w:szCs w:val="20"/>
+              </w:rPr>
+              <w:t>aud</w:t>
+            </w:r>
+            <w:proofErr w:type="spellEnd"/>
+            <w:r>
+              <w:rPr>
+                <w:b/>
+                <w:bCs/>
+                <w:sz w:val="20"/>
+                <w:szCs w:val="20"/>
+              </w:rPr>
+              <w:t xml:space="preserve">  </w:t>
+            </w:r>
+            <w:r>
+              <w:rPr>
+                <w:sz w:val="20"/>
+                <w:szCs w:val="20"/>
+              </w:rPr>
+              <w:t>随机</w:t>
+            </w:r>
+            <w:r>
+              <w:rPr>
+                <w:rFonts w:hint="eastAsia"/>
+                <w:sz w:val="20"/>
+                <w:szCs w:val="20"/>
+              </w:rPr>
+              <w:t>音频</w:t>
+            </w:r>
+          </w:p>
+        </w:tc>
+      </w:tr>
+    </w:tbl>
+    <w:p>
+      <w:pPr>
+        <w:spacing w:after="0" w:line="240" w:lineRule="auto"/>
+        <w:rPr>
+          <w:rFonts w:hint="eastAsia"/>
+          <w:b/>
+          <w:bCs/>
+          <w:sz w:val="20"/>
+          <w:szCs w:val="20"/>
+        </w:rPr>
+      </w:pPr>
+      <w:r>
+        <w:rPr>
+          <w:rFonts w:ascii="Cambria Math" w:hAnsi="Cambria Math" w:cs="Cambria Math"/>
+          <w:b/>
+          <w:bCs/>
+          <w:sz w:val="20"/>
+          <w:szCs w:val="20"/>
+        </w:rPr>
+        <w:t>◉</w:t>
+      </w:r>
+      <w:r>
+        <w:rPr>
+          <w:b/>
+          <w:bCs/>
+          <w:sz w:val="20"/>
+          <w:szCs w:val="20"/>
+        </w:rPr>
+        <w:t xml:space="preserve"> 娱乐功能</w:t>
+      </w:r>
+    </w:p>
+    <w:tbl>
+      <w:tblPr>
+        <w:tblStyle w:val="ae"/>
+        <w:tblW w:w="0" w:type="auto"/>
+        <w:tblLook w:val="04A0" w:firstRow="1" w:lastRow="0" w:firstColumn="1" w:lastColumn="0" w:noHBand="0" w:noVBand="1"/>
+      </w:tblPr>
+      <w:tblGrid>
+        <w:gridCol w:w="4138"/>
+        <w:gridCol w:w="4138"/>
       </w:tblGrid>
       <w:tr>
         <w:tc>
           <w:tcPr>
             <w:tcW w:w="4148" w:type="dxa"/>
+            <w:tcBorders>
+              <w:top w:val="single" w:sz="12" w:space="0" w:color="auto"/>
+              <w:left w:val="single" w:sz="12" w:space="0" w:color="auto"/>
+            </w:tcBorders>
           </w:tcPr>
           <w:p>
             <w:pPr>
@@ -573,31 +1372,49 @@
                 <w:szCs w:val="20"/>
               </w:rPr>
             </w:pPr>
-            <w:proofErr w:type="spellStart"/>
-            <w:r>
-              <w:rPr>
-                <w:rFonts w:hint="eastAsia"/>
-                <w:b/>
-                <w:bCs/>
-                <w:sz w:val="20"/>
-                <w:szCs w:val="20"/>
-              </w:rPr>
-              <w:t>ImageSave</w:t>
-            </w:r>
-            <w:proofErr w:type="spellEnd"/>
-            <w:r>
-              <w:rPr>
-                <w:rFonts w:hint="eastAsia"/>
-                <w:sz w:val="20"/>
-                <w:szCs w:val="20"/>
-              </w:rPr>
-              <w:t xml:space="preserve">  保存图片</w:t>
+            <w:r>
+              <w:rPr>
+                <w:rFonts w:hint="eastAsia"/>
+                <w:b/>
+                <w:bCs/>
+                <w:sz w:val="20"/>
+                <w:szCs w:val="20"/>
+              </w:rPr>
+              <w:t>Wife</w:t>
+            </w:r>
+            <w:r>
+              <w:rPr>
+                <w:rFonts w:hint="eastAsia"/>
+                <w:sz w:val="20"/>
+                <w:szCs w:val="20"/>
+              </w:rPr>
+              <w:t xml:space="preserve">  今日老婆</w:t>
+            </w:r>
+            <w:r>
+              <w:rPr>
+                <w:rFonts w:hint="eastAsia"/>
+                <w:sz w:val="20"/>
+                <w:szCs w:val="20"/>
+              </w:rPr>
+              <w:t xml:space="preserve"> </w:t>
+            </w:r>
+            <w:r>
+              <w:rPr>
+                <w:rFonts w:hint="eastAsia"/>
+                <w:sz w:val="20"/>
+                <w:szCs w:val="20"/>
+              </w:rPr>
+              <w:t>(群友/二次元)</w:t>
             </w:r>
           </w:p>
         </w:tc>
         <w:tc>
           <w:tcPr>
             <w:tcW w:w="4148" w:type="dxa"/>
+            <w:tcBorders>
+              <w:top w:val="single" w:sz="12" w:space="0" w:color="auto"/>
+              <w:right w:val="single" w:sz="12" w:space="0" w:color="auto"/>
+            </w:tcBorders>
           </w:tcPr>
           <w:p>
             <w:pPr>
@@ -607,6 +1424,61 @@
                 <w:szCs w:val="20"/>
               </w:rPr>
             </w:pPr>
+            <w:r>
+              <w:rPr>
+                <w:rFonts w:hint="eastAsia"/>
+                <w:b/>
+                <w:bCs/>
+                <w:sz w:val="20"/>
+                <w:szCs w:val="20"/>
+              </w:rPr>
+              <w:t>Draw</w:t>
+            </w:r>
+            <w:r>
+              <w:rPr>
+                <w:rFonts w:hint="eastAsia"/>
+                <w:sz w:val="20"/>
+                <w:szCs w:val="20"/>
+              </w:rPr>
+              <w:t xml:space="preserve">  抽奖</w:t>
+            </w:r>
+            <w:r>
+              <w:rPr>
+                <w:rFonts w:hint="eastAsia"/>
+                <w:sz w:val="20"/>
+                <w:szCs w:val="20"/>
+              </w:rPr>
+              <w:t xml:space="preserve"> </w:t>
+            </w:r>
+            <w:r>
+              <w:rPr>
+                <w:rFonts w:hint="eastAsia"/>
+                <w:sz w:val="20"/>
+                <w:szCs w:val="20"/>
+              </w:rPr>
+              <w:t>(并存入仓库)</w:t>
+            </w:r>
+          </w:p>
+        </w:tc>
+      </w:tr>
+      <w:tr>
+        <w:tc>
+          <w:tcPr>
+            <w:tcW w:w="4148" w:type="dxa"/>
+            <w:tcBorders>
+              <w:left w:val="single" w:sz="12" w:space="0" w:color="auto"/>
+            </w:tcBorders>
+          </w:tcPr>
+          <w:p>
+            <w:pPr>
+              <w:rPr>
+                <w:rFonts w:hint="eastAsia"/>
+                <w:b/>
+                <w:bCs/>
+                <w:sz w:val="20"/>
+                <w:szCs w:val="20"/>
+              </w:rPr>
+            </w:pPr>
             <w:proofErr w:type="spellStart"/>
             <w:r>
               <w:rPr>
@@ -616,16 +1488,299 @@
                 <w:sz w:val="20"/>
                 <w:szCs w:val="20"/>
               </w:rPr>
-              <w:t>ImageGet</w:t>
+              <w:t>ShowInventory</w:t>
             </w:r>
             <w:proofErr w:type="spellEnd"/>
             <w:r>
               <w:rPr>
                 <w:rFonts w:hint="eastAsia"/>
-                <w:sz w:val="20"/>
-                <w:szCs w:val="20"/>
-              </w:rPr>
-              <w:t xml:space="preserve">  获取图片</w:t>
+                <w:b/>
+                <w:bCs/>
+                <w:sz w:val="20"/>
+                <w:szCs w:val="20"/>
+              </w:rPr>
+              <w:t xml:space="preserve"> </w:t>
+            </w:r>
+            <w:r>
+              <w:rPr>
+                <w:rFonts w:hint="eastAsia"/>
+                <w:sz w:val="20"/>
+                <w:szCs w:val="20"/>
+              </w:rPr>
+              <w:t xml:space="preserve"> 库存</w:t>
+            </w:r>
+          </w:p>
+        </w:tc>
+        <w:tc>
+          <w:tcPr>
+            <w:tcW w:w="4148" w:type="dxa"/>
+            <w:tcBorders>
+              <w:right w:val="single" w:sz="12" w:space="0" w:color="auto"/>
+            </w:tcBorders>
+          </w:tcPr>
+          <w:p>
+            <w:pPr>
+              <w:rPr>
+                <w:rFonts w:hint="eastAsia"/>
+                <w:b/>
+                <w:bCs/>
+                <w:sz w:val="20"/>
+                <w:szCs w:val="20"/>
+              </w:rPr>
+            </w:pPr>
+            <w:proofErr w:type="spellStart"/>
+            <w:r>
+              <w:rPr>
+                <w:rFonts w:hint="eastAsia"/>
+                <w:b/>
+                <w:bCs/>
+                <w:sz w:val="20"/>
+                <w:szCs w:val="20"/>
+              </w:rPr>
+              <w:t>UseInventory</w:t>
+            </w:r>
+            <w:proofErr w:type="spellEnd"/>
+            <w:r>
+              <w:rPr>
+                <w:rFonts w:hint="eastAsia"/>
+                <w:b/>
+                <w:bCs/>
+                <w:sz w:val="20"/>
+                <w:szCs w:val="20"/>
+              </w:rPr>
+              <w:t xml:space="preserve"> </w:t>
+            </w:r>
+            <w:r>
+              <w:rPr>
+                <w:rFonts w:hint="eastAsia"/>
+                <w:sz w:val="20"/>
+                <w:szCs w:val="20"/>
+              </w:rPr>
+              <w:t xml:space="preserve"> 使用库存</w:t>
+            </w:r>
+          </w:p>
+        </w:tc>
+      </w:tr>
+      <w:tr>
+        <w:tc>
+          <w:tcPr>
+            <w:tcW w:w="8296" w:type="dxa"/>
+            <w:gridSpan w:val="2"/>
+            <w:tcBorders>
+              <w:left w:val="single" w:sz="12" w:space="0" w:color="auto"/>
+              <w:bottom w:val="single" w:sz="12" w:space="0" w:color="auto"/>
+              <w:right w:val="single" w:sz="12" w:space="0" w:color="auto"/>
+            </w:tcBorders>
+          </w:tcPr>
+          <w:p>
+            <w:pPr>
+              <w:rPr>
+                <w:rFonts w:hint="eastAsia"/>
+                <w:b/>
+                <w:bCs/>
+                <w:sz w:val="20"/>
+                <w:szCs w:val="20"/>
+              </w:rPr>
+            </w:pPr>
+            <w:r>
+              <w:rPr>
+                <w:rFonts w:hint="eastAsia"/>
+                <w:b/>
+                <w:bCs/>
+                <w:sz w:val="20"/>
+                <w:szCs w:val="20"/>
+              </w:rPr>
+              <w:t xml:space="preserve">Convert  </w:t>
+            </w:r>
+            <w:r>
+              <w:rPr>
+                <w:rFonts w:hint="eastAsia"/>
+                <w:sz w:val="20"/>
+                <w:szCs w:val="20"/>
+              </w:rPr>
+              <w:t>图像</w:t>
+            </w:r>
+            <w:r>
+              <w:rPr>
+                <w:rFonts w:hint="eastAsia"/>
+                <w:sz w:val="20"/>
+                <w:szCs w:val="20"/>
+              </w:rPr>
+              <w:t>处理</w:t>
+            </w:r>
+            <w:r>
+              <w:rPr>
+                <w:rFonts w:hint="eastAsia"/>
+                <w:sz w:val="20"/>
+                <w:szCs w:val="20"/>
+              </w:rPr>
+              <w:t xml:space="preserve"> </w:t>
+            </w:r>
+            <w:r>
+              <w:rPr>
+                <w:sz w:val="20"/>
+                <w:szCs w:val="20"/>
+              </w:rPr>
+              <w:t>–</w:t>
+            </w:r>
+            <w:r>
+              <w:rPr>
+                <w:rFonts w:hint="eastAsia"/>
+                <w:sz w:val="20"/>
+                <w:szCs w:val="20"/>
+              </w:rPr>
+              <w:t xml:space="preserve"> 方法参数: 现有</w:t>
+            </w:r>
+            <w:r>
+              <w:rPr>
+                <w:rFonts w:hint="eastAsia"/>
+                <w:b/>
+                <w:bCs/>
+                <w:sz w:val="20"/>
+                <w:szCs w:val="20"/>
+              </w:rPr>
+              <w:t>RIP</w:t>
+            </w:r>
+            <w:r>
+              <w:rPr>
+                <w:rFonts w:hint="eastAsia"/>
+                <w:b/>
+                <w:bCs/>
+                <w:sz w:val="20"/>
+                <w:szCs w:val="20"/>
+              </w:rPr>
+              <w:t>/PRTS</w:t>
+            </w:r>
+            <w:r>
+              <w:rPr>
+                <w:rFonts w:hint="eastAsia"/>
+                <w:b/>
+                <w:bCs/>
+                <w:sz w:val="20"/>
+                <w:szCs w:val="20"/>
+              </w:rPr>
+              <w:t>/</w:t>
+            </w:r>
+            <w:proofErr w:type="spellStart"/>
+            <w:r>
+              <w:rPr>
+                <w:rFonts w:hint="eastAsia"/>
+                <w:b/>
+                <w:bCs/>
+                <w:sz w:val="20"/>
+                <w:szCs w:val="20"/>
+              </w:rPr>
+              <w:t>InversePRTS</w:t>
+            </w:r>
+            <w:proofErr w:type="spellEnd"/>
+            <w:r>
+              <w:rPr>
+                <w:rFonts w:hint="eastAsia"/>
+                <w:b/>
+                <w:bCs/>
+                <w:sz w:val="20"/>
+                <w:szCs w:val="20"/>
+              </w:rPr>
+              <w:t xml:space="preserve">  (后续有空加...)</w:t>
+            </w:r>
+          </w:p>
+        </w:tc>
+      </w:tr>
+    </w:tbl>
+    <w:p>
+      <w:pPr>
+        <w:spacing w:after="0" w:line="240" w:lineRule="auto"/>
+        <w:rPr>
+          <w:rFonts w:hint="eastAsia"/>
+          <w:b/>
+          <w:bCs/>
+          <w:sz w:val="20"/>
+          <w:szCs w:val="20"/>
+        </w:rPr>
+      </w:pPr>
+      <w:r>
+        <w:rPr>
+          <w:rFonts w:ascii="Cambria Math" w:hAnsi="Cambria Math" w:cs="Cambria Math"/>
+          <w:b/>
+          <w:bCs/>
+          <w:sz w:val="20"/>
+          <w:szCs w:val="20"/>
+        </w:rPr>
+        <w:t>◉</w:t>
+      </w:r>
+      <w:r>
+        <w:rPr>
+          <w:rFonts w:ascii="Cambria Math" w:hAnsi="Cambria Math" w:cs="Cambria Math" w:hint="eastAsia"/>
+          <w:b/>
+          <w:bCs/>
+          <w:sz w:val="20"/>
+          <w:szCs w:val="20"/>
+        </w:rPr>
+        <w:t xml:space="preserve"> </w:t>
+      </w:r>
+      <w:r>
+        <w:rPr>
+          <w:rFonts w:ascii="Cambria Math" w:hAnsi="Cambria Math" w:cs="Cambria Math" w:hint="eastAsia"/>
+          <w:b/>
+          <w:bCs/>
+          <w:sz w:val="20"/>
+          <w:szCs w:val="20"/>
+        </w:rPr>
+        <w:t>跨群游戏</w:t>
+      </w:r>
+      <w:r>
+        <w:rPr>
+          <w:b/>
+          <w:bCs/>
+          <w:sz w:val="20"/>
+          <w:szCs w:val="20"/>
+        </w:rPr>
+        <w:t>功能</w:t>
+      </w:r>
+    </w:p>
+    <w:tbl>
+      <w:tblPr>
+        <w:tblStyle w:val="ae"/>
+        <w:tblW w:w="0" w:type="auto"/>
+        <w:tblBorders>
+          <w:top w:val="single" w:sz="12" w:space="0" w:color="auto"/>
+          <w:left w:val="single" w:sz="12" w:space="0" w:color="auto"/>
+          <w:bottom w:val="single" w:sz="12" w:space="0" w:color="auto"/>
+          <w:right w:val="single" w:sz="12" w:space="0" w:color="auto"/>
+        </w:tblBorders>
+        <w:tblLook w:val="04A0" w:firstRow="1" w:lastRow="0" w:firstColumn="1" w:lastColumn="0" w:noHBand="0" w:noVBand="1"/>
+      </w:tblPr>
+      <w:tblGrid>
+        <w:gridCol w:w="4138"/>
+        <w:gridCol w:w="4138"/>
+      </w:tblGrid>
+      <w:tr>
+        <w:tc>
+          <w:tcPr>
+            <w:tcW w:w="8296" w:type="dxa"/>
+            <w:gridSpan w:val="2"/>
+            <w:shd w:val="clear" w:color="auto" w:fill="000000" w:themeFill="text1"/>
+          </w:tcPr>
+          <w:p>
+            <w:pPr>
+              <w:jc w:val="center"/>
+              <w:rPr>
+                <w:rFonts w:hint="eastAsia"/>
+                <w:b/>
+                <w:bCs/>
+                <w:sz w:val="20"/>
+                <w:szCs w:val="20"/>
+              </w:rPr>
+            </w:pPr>
+            <w:r>
+              <w:rPr>
+                <w:rFonts w:hint="eastAsia"/>
+                <w:b/>
+                <w:bCs/>
+                <w:sz w:val="20"/>
+                <w:szCs w:val="20"/>
+              </w:rPr>
+              <w:t>基础操作</w:t>
             </w:r>
           </w:p>
         </w:tc>
@@ -643,25 +1798,39 @@
                 <w:szCs w:val="20"/>
               </w:rPr>
             </w:pPr>
-            <w:proofErr w:type="spellStart"/>
-            <w:r>
-              <w:rPr>
-                <w:rFonts w:hint="eastAsia"/>
-                <w:b/>
-                <w:bCs/>
-                <w:sz w:val="20"/>
-                <w:szCs w:val="20"/>
-              </w:rPr>
-              <w:t>ImageDelete</w:t>
-            </w:r>
-            <w:proofErr w:type="spellEnd"/>
-            <w:r>
-              <w:rPr>
-                <w:rFonts w:hint="eastAsia"/>
-                <w:sz w:val="20"/>
-                <w:szCs w:val="20"/>
-              </w:rPr>
-              <w:t xml:space="preserve">  删除图片</w:t>
+            <w:r>
+              <w:rPr>
+                <w:rFonts w:hint="eastAsia"/>
+                <w:b/>
+                <w:bCs/>
+                <w:sz w:val="20"/>
+                <w:szCs w:val="20"/>
+              </w:rPr>
+              <w:t>Match</w:t>
+            </w:r>
+            <w:r>
+              <w:rPr>
+                <w:rFonts w:hint="eastAsia"/>
+                <w:sz w:val="20"/>
+                <w:szCs w:val="20"/>
+              </w:rPr>
+              <w:t xml:space="preserve">  匹配</w:t>
+            </w:r>
+            <w:r>
+              <w:rPr>
+                <w:rFonts w:hint="eastAsia"/>
+                <w:sz w:val="20"/>
+                <w:szCs w:val="20"/>
+              </w:rPr>
+              <w:t xml:space="preserve"> </w:t>
+            </w:r>
+            <w:r>
+              <w:rPr>
+                <w:rFonts w:hint="eastAsia"/>
+                <w:sz w:val="20"/>
+                <w:szCs w:val="20"/>
+              </w:rPr>
+              <w:t>(需指定游戏)</w:t>
             </w:r>
           </w:p>
         </w:tc>
@@ -686,7 +1855,7 @@
                 <w:sz w:val="20"/>
                 <w:szCs w:val="20"/>
               </w:rPr>
-              <w:t>ImageList</w:t>
+              <w:t>DisMatch</w:t>
             </w:r>
             <w:proofErr w:type="spellEnd"/>
             <w:r>
@@ -695,7 +1864,7 @@
                 <w:sz w:val="20"/>
                 <w:szCs w:val="20"/>
               </w:rPr>
-              <w:t xml:space="preserve">  图片列表</w:t>
+              <w:t xml:space="preserve">  取消匹配</w:t>
             </w:r>
           </w:p>
         </w:tc>
@@ -709,6 +1878,8 @@
             <w:pPr>
               <w:rPr>
                 <w:rFonts w:hint="eastAsia"/>
+                <w:b/>
+                <w:bCs/>
                 <w:sz w:val="20"/>
                 <w:szCs w:val="20"/>
               </w:rPr>
@@ -722,7 +1893,7 @@
                 <w:sz w:val="20"/>
                 <w:szCs w:val="20"/>
               </w:rPr>
-              <w:t>RandomImage</w:t>
+              <w:t>FinishMatch</w:t>
             </w:r>
             <w:proofErr w:type="spellEnd"/>
             <w:r>
@@ -733,27 +1904,15 @@
                 <w:sz w:val="20"/>
                 <w:szCs w:val="20"/>
               </w:rPr>
-              <w:t>/</w:t>
-            </w:r>
-            <w:proofErr w:type="spellStart"/>
-            <w:r>
-              <w:rPr>
-                <w:rFonts w:hint="eastAsia"/>
-                <w:b/>
-                <w:bCs/>
-                <w:sz w:val="20"/>
-                <w:szCs w:val="20"/>
-              </w:rPr>
-              <w:t>img</w:t>
-            </w:r>
-            <w:proofErr w:type="spellEnd"/>
-            <w:r>
-              <w:rPr>
-                <w:rFonts w:hint="eastAsia"/>
-                <w:sz w:val="20"/>
-                <w:szCs w:val="20"/>
-              </w:rPr>
-              <w:t xml:space="preserve">  随机图片</w:t>
+              <w:t xml:space="preserve">  </w:t>
+            </w:r>
+            <w:r>
+              <w:rPr>
+                <w:rFonts w:hint="eastAsia"/>
+                <w:sz w:val="20"/>
+                <w:szCs w:val="20"/>
+              </w:rPr>
+              <w:t>终止对局</w:t>
             </w:r>
           </w:p>
         </w:tc>
@@ -765,6 +1924,8 @@
             <w:pPr>
               <w:rPr>
                 <w:rFonts w:hint="eastAsia"/>
+                <w:b/>
+                <w:bCs/>
                 <w:sz w:val="20"/>
                 <w:szCs w:val="20"/>
               </w:rPr>
@@ -778,7 +1939,17 @@
                 <w:sz w:val="20"/>
                 <w:szCs w:val="20"/>
               </w:rPr>
-              <w:t>ImageFolderStructure</w:t>
+              <w:t>Recent</w:t>
+            </w:r>
+            <w:r>
+              <w:rPr>
+                <w:rFonts w:hint="eastAsia"/>
+                <w:b/>
+                <w:bCs/>
+                <w:sz w:val="20"/>
+                <w:szCs w:val="20"/>
+              </w:rPr>
+              <w:t>Player</w:t>
             </w:r>
             <w:proofErr w:type="spellEnd"/>
             <w:r>
@@ -789,84 +1960,37 @@
                 <w:sz w:val="20"/>
                 <w:szCs w:val="20"/>
               </w:rPr>
-              <w:t xml:space="preserve">  </w:t>
-            </w:r>
-            <w:r>
-              <w:rPr>
-                <w:rFonts w:hint="eastAsia"/>
-                <w:sz w:val="20"/>
-                <w:szCs w:val="20"/>
-              </w:rPr>
-              <w:t>图片</w:t>
-            </w:r>
-            <w:r>
-              <w:rPr>
-                <w:rFonts w:hint="eastAsia"/>
-                <w:sz w:val="20"/>
-                <w:szCs w:val="20"/>
-              </w:rPr>
-              <w:t>目录</w:t>
-            </w:r>
-            <w:r>
-              <w:rPr>
-                <w:rFonts w:hint="eastAsia"/>
-                <w:sz w:val="20"/>
-                <w:szCs w:val="20"/>
-              </w:rPr>
-              <w:t>结构</w:t>
+              <w:t xml:space="preserve"> </w:t>
+            </w:r>
+            <w:r>
+              <w:rPr>
+                <w:rFonts w:hint="eastAsia"/>
+                <w:sz w:val="20"/>
+                <w:szCs w:val="20"/>
+              </w:rPr>
+              <w:t xml:space="preserve"> 最近</w:t>
+            </w:r>
+            <w:r>
+              <w:rPr>
+                <w:rFonts w:hint="eastAsia"/>
+                <w:sz w:val="20"/>
+                <w:szCs w:val="20"/>
+              </w:rPr>
+              <w:t>玩家</w:t>
             </w:r>
           </w:p>
         </w:tc>
       </w:tr>
-    </w:tbl>
-    <w:p>
-      <w:pPr>
-        <w:spacing w:after="0" w:line="240" w:lineRule="auto"/>
-        <w:rPr>
-          <w:rFonts w:hint="eastAsia"/>
-          <w:b/>
-          <w:bCs/>
-          <w:sz w:val="20"/>
-          <w:szCs w:val="20"/>
-        </w:rPr>
-      </w:pPr>
-      <w:r>
-        <w:rPr>
-          <w:rFonts w:ascii="Cambria Math" w:hAnsi="Cambria Math" w:cs="Cambria Math"/>
-          <w:b/>
-          <w:bCs/>
-          <w:sz w:val="20"/>
-          <w:szCs w:val="20"/>
-        </w:rPr>
-        <w:t>◉</w:t>
-      </w:r>
-      <w:r>
-        <w:rPr>
-          <w:b/>
-          <w:bCs/>
-          <w:sz w:val="20"/>
-          <w:szCs w:val="20"/>
-        </w:rPr>
-        <w:t xml:space="preserve"> 视频功能</w:t>
-      </w:r>
-    </w:p>
-    <w:tbl>
-      <w:tblPr>
-        <w:tblStyle w:val="ae"/>
-        <w:tblW w:w="0" w:type="auto"/>
-        <w:tblLook w:val="04A0" w:firstRow="1" w:lastRow="0" w:firstColumn="1" w:lastColumn="0" w:noHBand="0" w:noVBand="1"/>
-      </w:tblPr>
-      <w:tblGrid>
-        <w:gridCol w:w="4148"/>
-        <w:gridCol w:w="4148"/>
-      </w:tblGrid>
       <w:tr>
         <w:tc>
           <w:tcPr>
-            <w:tcW w:w="4148" w:type="dxa"/>
+            <w:tcW w:w="8296" w:type="dxa"/>
+            <w:gridSpan w:val="2"/>
+            <w:shd w:val="clear" w:color="auto" w:fill="000000" w:themeFill="text1"/>
           </w:tcPr>
           <w:p>
             <w:pPr>
+              <w:jc w:val="center"/>
               <w:rPr>
                 <w:rFonts w:hint="eastAsia"/>
                 <w:b/>
@@ -875,75 +1999,15 @@
                 <w:szCs w:val="20"/>
               </w:rPr>
             </w:pPr>
-            <w:proofErr w:type="spellStart"/>
-            <w:r>
-              <w:rPr>
-                <w:b/>
-                <w:bCs/>
-                <w:sz w:val="20"/>
-                <w:szCs w:val="20"/>
-              </w:rPr>
-              <w:t>VideoSave</w:t>
-            </w:r>
-            <w:proofErr w:type="spellEnd"/>
-            <w:r>
-              <w:rPr>
-                <w:b/>
-                <w:bCs/>
-                <w:sz w:val="20"/>
-                <w:szCs w:val="20"/>
-              </w:rPr>
-              <w:t xml:space="preserve">  </w:t>
-            </w:r>
-            <w:r>
-              <w:rPr>
-                <w:sz w:val="20"/>
-                <w:szCs w:val="20"/>
-              </w:rPr>
-              <w:t>保存视频</w:t>
-            </w:r>
-          </w:p>
-        </w:tc>
-        <w:tc>
-          <w:tcPr>
-            <w:tcW w:w="4148" w:type="dxa"/>
-          </w:tcPr>
-          <w:p>
-            <w:pPr>
-              <w:rPr>
-                <w:rFonts w:ascii="Cambria Math" w:hAnsi="Cambria Math" w:cs="Cambria Math"/>
-                <w:b/>
-                <w:bCs/>
-                <w:sz w:val="20"/>
-                <w:szCs w:val="20"/>
-              </w:rPr>
-            </w:pPr>
-            <w:proofErr w:type="spellStart"/>
-            <w:r>
-              <w:rPr>
-                <w:b/>
-                <w:bCs/>
-                <w:sz w:val="20"/>
-                <w:szCs w:val="20"/>
-              </w:rPr>
-              <w:t>VideoGet</w:t>
-            </w:r>
-            <w:proofErr w:type="spellEnd"/>
-            <w:r>
-              <w:rPr>
-                <w:b/>
-                <w:bCs/>
-                <w:sz w:val="20"/>
-                <w:szCs w:val="20"/>
-              </w:rPr>
-              <w:t xml:space="preserve">  </w:t>
-            </w:r>
-            <w:r>
-              <w:rPr>
-                <w:sz w:val="20"/>
-                <w:szCs w:val="20"/>
-              </w:rPr>
-              <w:t>获取视频</w:t>
+            <w:r>
+              <w:rPr>
+                <w:rFonts w:hint="eastAsia"/>
+                <w:b/>
+                <w:bCs/>
+                <w:sz w:val="20"/>
+                <w:szCs w:val="20"/>
+              </w:rPr>
+              <w:t>游戏列表</w:t>
             </w:r>
           </w:p>
         </w:tc>
@@ -966,29 +2030,42 @@
             <w:proofErr w:type="spellStart"/>
             <w:r>
               <w:rPr>
-                <w:b/>
-                <w:bCs/>
-                <w:sz w:val="20"/>
-                <w:szCs w:val="20"/>
-              </w:rPr>
-              <w:t>VideoDelete</w:t>
+                <w:rFonts w:hint="eastAsia"/>
+                <w:b/>
+                <w:bCs/>
+                <w:sz w:val="20"/>
+                <w:szCs w:val="20"/>
+              </w:rPr>
+              <w:t>TicTacToe</w:t>
             </w:r>
             <w:proofErr w:type="spellEnd"/>
             <w:r>
               <w:rPr>
-                <w:b/>
-                <w:bCs/>
-                <w:sz w:val="20"/>
-                <w:szCs w:val="20"/>
-              </w:rPr>
-              <w:t xml:space="preserve">  </w:t>
-            </w:r>
-            <w:r>
-              <w:rPr>
-                <w:sz w:val="20"/>
-                <w:szCs w:val="20"/>
-              </w:rPr>
-              <w:t>删除视频</w:t>
+                <w:rFonts w:hint="eastAsia"/>
+                <w:b/>
+                <w:bCs/>
+                <w:sz w:val="20"/>
+                <w:szCs w:val="20"/>
+              </w:rPr>
+              <w:t xml:space="preserve"> </w:t>
+            </w:r>
+            <w:r>
+              <w:rPr>
+                <w:rFonts w:hint="eastAsia"/>
+                <w:b/>
+                <w:bCs/>
+                <w:sz w:val="20"/>
+                <w:szCs w:val="20"/>
+              </w:rPr>
+              <w:t xml:space="preserve"> </w:t>
+            </w:r>
+            <w:r>
+              <w:rPr>
+                <w:rFonts w:hint="eastAsia"/>
+                <w:sz w:val="20"/>
+                <w:szCs w:val="20"/>
+              </w:rPr>
+              <w:t>井字棋</w:t>
             </w:r>
           </w:p>
         </w:tc>
@@ -999,7 +2076,7 @@
           <w:p>
             <w:pPr>
               <w:rPr>
-                <w:rFonts w:ascii="Cambria Math" w:hAnsi="Cambria Math" w:cs="Cambria Math"/>
+                <w:rFonts w:hint="eastAsia"/>
                 <w:b/>
                 <w:bCs/>
                 <w:sz w:val="20"/>
@@ -1009,16 +2086,18 @@
             <w:proofErr w:type="spellStart"/>
             <w:r>
               <w:rPr>
-                <w:b/>
-                <w:bCs/>
-                <w:sz w:val="20"/>
-                <w:szCs w:val="20"/>
-              </w:rPr>
-              <w:t>VideoList</w:t>
+                <w:rFonts w:hint="eastAsia"/>
+                <w:b/>
+                <w:bCs/>
+                <w:sz w:val="20"/>
+                <w:szCs w:val="20"/>
+              </w:rPr>
+              <w:t>Reversi</w:t>
             </w:r>
             <w:proofErr w:type="spellEnd"/>
             <w:r>
               <w:rPr>
+                <w:rFonts w:hint="eastAsia"/>
                 <w:b/>
                 <w:bCs/>
                 <w:sz w:val="20"/>
@@ -1028,325 +2107,11 @@
             </w:r>
             <w:r>
               <w:rPr>
-                <w:sz w:val="20"/>
-                <w:szCs w:val="20"/>
-              </w:rPr>
-              <w:t>视频列表</w:t>
-            </w:r>
-          </w:p>
-        </w:tc>
-      </w:tr>
-      <w:tr>
-        <w:tc>
-          <w:tcPr>
-            <w:tcW w:w="8296" w:type="dxa"/>
-            <w:gridSpan w:val="2"/>
-          </w:tcPr>
-          <w:p>
-            <w:pPr>
-              <w:rPr>
-                <w:rFonts w:hint="eastAsia"/>
-                <w:b/>
-                <w:bCs/>
-                <w:sz w:val="20"/>
-                <w:szCs w:val="20"/>
-              </w:rPr>
-            </w:pPr>
-            <w:proofErr w:type="spellStart"/>
-            <w:r>
-              <w:rPr>
-                <w:b/>
-                <w:bCs/>
-                <w:sz w:val="20"/>
-                <w:szCs w:val="20"/>
-              </w:rPr>
-              <w:t>RandomVideo</w:t>
-            </w:r>
-            <w:proofErr w:type="spellEnd"/>
-            <w:r>
-              <w:rPr>
-                <w:rFonts w:hint="eastAsia"/>
-                <w:b/>
-                <w:bCs/>
-                <w:sz w:val="20"/>
-                <w:szCs w:val="20"/>
-              </w:rPr>
-              <w:t>/</w:t>
-            </w:r>
-            <w:r>
-              <w:rPr>
-                <w:b/>
-                <w:bCs/>
-                <w:sz w:val="20"/>
-                <w:szCs w:val="20"/>
-              </w:rPr>
-              <w:t xml:space="preserve">video  </w:t>
-            </w:r>
-            <w:r>
-              <w:rPr>
-                <w:sz w:val="20"/>
-                <w:szCs w:val="20"/>
-              </w:rPr>
-              <w:t>随机视频</w:t>
-            </w:r>
-          </w:p>
-        </w:tc>
-      </w:tr>
-    </w:tbl>
-    <w:p>
-      <w:pPr>
-        <w:spacing w:after="0" w:line="240" w:lineRule="auto"/>
-        <w:rPr>
-          <w:rFonts w:hint="eastAsia"/>
-          <w:b/>
-          <w:bCs/>
-          <w:sz w:val="20"/>
-          <w:szCs w:val="20"/>
-        </w:rPr>
-      </w:pPr>
-      <w:r>
-        <w:rPr>
-          <w:rFonts w:ascii="Cambria Math" w:hAnsi="Cambria Math" w:cs="Cambria Math"/>
-          <w:b/>
-          <w:bCs/>
-          <w:sz w:val="20"/>
-          <w:szCs w:val="20"/>
-        </w:rPr>
-        <w:t>◉</w:t>
-      </w:r>
-      <w:r>
-        <w:rPr>
-          <w:b/>
-          <w:bCs/>
-          <w:sz w:val="20"/>
-          <w:szCs w:val="20"/>
-        </w:rPr>
-        <w:t xml:space="preserve"> </w:t>
-      </w:r>
-      <w:r>
-        <w:rPr>
-          <w:rFonts w:hint="eastAsia"/>
-          <w:b/>
-          <w:bCs/>
-          <w:sz w:val="20"/>
-          <w:szCs w:val="20"/>
-        </w:rPr>
-        <w:t>音频</w:t>
-      </w:r>
-      <w:r>
-        <w:rPr>
-          <w:b/>
-          <w:bCs/>
-          <w:sz w:val="20"/>
-          <w:szCs w:val="20"/>
-        </w:rPr>
-        <w:t>功能</w:t>
-      </w:r>
-    </w:p>
-    <w:tbl>
-      <w:tblPr>
-        <w:tblStyle w:val="ae"/>
-        <w:tblW w:w="0" w:type="auto"/>
-        <w:tblLook w:val="04A0" w:firstRow="1" w:lastRow="0" w:firstColumn="1" w:lastColumn="0" w:noHBand="0" w:noVBand="1"/>
-      </w:tblPr>
-      <w:tblGrid>
-        <w:gridCol w:w="8296"/>
-      </w:tblGrid>
-      <w:tr>
-        <w:tc>
-          <w:tcPr>
-            <w:tcW w:w="8296" w:type="dxa"/>
-          </w:tcPr>
-          <w:p>
-            <w:pPr>
-              <w:rPr>
-                <w:rFonts w:ascii="Cambria Math" w:hAnsi="Cambria Math" w:cs="Cambria Math"/>
-                <w:b/>
-                <w:bCs/>
-                <w:sz w:val="20"/>
-                <w:szCs w:val="20"/>
-              </w:rPr>
-            </w:pPr>
-            <w:proofErr w:type="spellStart"/>
-            <w:r>
-              <w:rPr>
-                <w:b/>
-                <w:bCs/>
-                <w:sz w:val="20"/>
-                <w:szCs w:val="20"/>
-              </w:rPr>
-              <w:t>Random</w:t>
-            </w:r>
-            <w:r>
-              <w:rPr>
-                <w:rFonts w:hint="eastAsia"/>
-                <w:b/>
-                <w:bCs/>
-                <w:sz w:val="20"/>
-                <w:szCs w:val="20"/>
-              </w:rPr>
-              <w:t>Audio</w:t>
-            </w:r>
-            <w:proofErr w:type="spellEnd"/>
-            <w:r>
-              <w:rPr>
-                <w:rFonts w:hint="eastAsia"/>
-                <w:b/>
-                <w:bCs/>
-                <w:sz w:val="20"/>
-                <w:szCs w:val="20"/>
-              </w:rPr>
-              <w:t>/</w:t>
-            </w:r>
-            <w:r>
-              <w:rPr>
-                <w:rFonts w:hint="eastAsia"/>
-                <w:b/>
-                <w:bCs/>
-                <w:sz w:val="20"/>
-                <w:szCs w:val="20"/>
-              </w:rPr>
-              <w:t>audio</w:t>
-            </w:r>
-            <w:r>
-              <w:rPr>
-                <w:b/>
-                <w:bCs/>
-                <w:sz w:val="20"/>
-                <w:szCs w:val="20"/>
-              </w:rPr>
-              <w:t xml:space="preserve">  </w:t>
-            </w:r>
-            <w:r>
-              <w:rPr>
-                <w:sz w:val="20"/>
-                <w:szCs w:val="20"/>
-              </w:rPr>
-              <w:t>随机</w:t>
-            </w:r>
-            <w:r>
-              <w:rPr>
-                <w:rFonts w:hint="eastAsia"/>
-                <w:sz w:val="20"/>
-                <w:szCs w:val="20"/>
-              </w:rPr>
-              <w:t>音频</w:t>
-            </w:r>
-          </w:p>
-        </w:tc>
-      </w:tr>
-    </w:tbl>
-    <w:p>
-      <w:pPr>
-        <w:spacing w:after="0" w:line="240" w:lineRule="auto"/>
-        <w:rPr>
-          <w:rFonts w:hint="eastAsia"/>
-          <w:b/>
-          <w:bCs/>
-          <w:sz w:val="20"/>
-          <w:szCs w:val="20"/>
-        </w:rPr>
-      </w:pPr>
-      <w:r>
-        <w:rPr>
-          <w:rFonts w:ascii="Cambria Math" w:hAnsi="Cambria Math" w:cs="Cambria Math"/>
-          <w:b/>
-          <w:bCs/>
-          <w:sz w:val="20"/>
-          <w:szCs w:val="20"/>
-        </w:rPr>
-        <w:t>◉</w:t>
-      </w:r>
-      <w:r>
-        <w:rPr>
-          <w:b/>
-          <w:bCs/>
-          <w:sz w:val="20"/>
-          <w:szCs w:val="20"/>
-        </w:rPr>
-        <w:t xml:space="preserve"> 娱乐功能</w:t>
-      </w:r>
-    </w:p>
-    <w:tbl>
-      <w:tblPr>
-        <w:tblStyle w:val="ae"/>
-        <w:tblW w:w="0" w:type="auto"/>
-        <w:tblLook w:val="04A0" w:firstRow="1" w:lastRow="0" w:firstColumn="1" w:lastColumn="0" w:noHBand="0" w:noVBand="1"/>
-      </w:tblPr>
-      <w:tblGrid>
-        <w:gridCol w:w="4148"/>
-        <w:gridCol w:w="4148"/>
-      </w:tblGrid>
-      <w:tr>
-        <w:tc>
-          <w:tcPr>
-            <w:tcW w:w="4148" w:type="dxa"/>
-          </w:tcPr>
-          <w:p>
-            <w:pPr>
-              <w:rPr>
-                <w:rFonts w:hint="eastAsia"/>
-                <w:sz w:val="20"/>
-                <w:szCs w:val="20"/>
-              </w:rPr>
-            </w:pPr>
-            <w:r>
-              <w:rPr>
-                <w:rFonts w:hint="eastAsia"/>
-                <w:b/>
-                <w:bCs/>
-                <w:sz w:val="20"/>
-                <w:szCs w:val="20"/>
-              </w:rPr>
-              <w:t>Wife</w:t>
-            </w:r>
-            <w:r>
-              <w:rPr>
-                <w:rFonts w:hint="eastAsia"/>
-                <w:sz w:val="20"/>
-                <w:szCs w:val="20"/>
-              </w:rPr>
-              <w:t xml:space="preserve">  今日老婆(群友/二次元)</w:t>
-            </w:r>
-          </w:p>
-        </w:tc>
-        <w:tc>
-          <w:tcPr>
-            <w:tcW w:w="4148" w:type="dxa"/>
-          </w:tcPr>
-          <w:p>
-            <w:pPr>
-              <w:rPr>
-                <w:rFonts w:hint="eastAsia"/>
-                <w:sz w:val="20"/>
-                <w:szCs w:val="20"/>
-              </w:rPr>
-            </w:pPr>
-            <w:r>
-              <w:rPr>
-                <w:rFonts w:hint="eastAsia"/>
-                <w:b/>
-                <w:bCs/>
-                <w:sz w:val="20"/>
-                <w:szCs w:val="20"/>
-              </w:rPr>
-              <w:t>Draw</w:t>
-            </w:r>
-            <w:r>
-              <w:rPr>
-                <w:rFonts w:hint="eastAsia"/>
-                <w:sz w:val="20"/>
-                <w:szCs w:val="20"/>
-              </w:rPr>
-              <w:t xml:space="preserve">  抽奖</w:t>
-            </w:r>
-            <w:r>
-              <w:rPr>
-                <w:rFonts w:hint="eastAsia"/>
-                <w:sz w:val="20"/>
-                <w:szCs w:val="20"/>
-              </w:rPr>
-              <w:t>(并存入仓库)</w:t>
+                <w:rFonts w:hint="eastAsia"/>
+                <w:sz w:val="20"/>
+                <w:szCs w:val="20"/>
+              </w:rPr>
+              <w:t>黑白棋</w:t>
             </w:r>
           </w:p>
         </w:tc>
@@ -1366,35 +2131,23 @@
                 <w:szCs w:val="20"/>
               </w:rPr>
             </w:pPr>
-            <w:proofErr w:type="spellStart"/>
-            <w:r>
-              <w:rPr>
-                <w:rFonts w:hint="eastAsia"/>
-                <w:b/>
-                <w:bCs/>
-                <w:sz w:val="20"/>
-                <w:szCs w:val="20"/>
-              </w:rPr>
-              <w:t>ShowInventory</w:t>
-            </w:r>
-            <w:proofErr w:type="spellEnd"/>
-            <w:r>
-              <w:rPr>
-                <w:rFonts w:hint="eastAsia"/>
-                <w:b/>
-                <w:bCs/>
-                <w:sz w:val="20"/>
-                <w:szCs w:val="20"/>
-              </w:rPr>
-              <w:t xml:space="preserve"> </w:t>
-            </w:r>
-            <w:r>
-              <w:rPr>
-                <w:rFonts w:hint="eastAsia"/>
-                <w:sz w:val="20"/>
-                <w:szCs w:val="20"/>
-              </w:rPr>
-              <w:t xml:space="preserve"> 库存</w:t>
+            <w:r>
+              <w:rPr>
+                <w:rFonts w:hint="eastAsia"/>
+                <w:b/>
+                <w:bCs/>
+                <w:sz w:val="20"/>
+                <w:szCs w:val="20"/>
+              </w:rPr>
+              <w:t xml:space="preserve">Looting  </w:t>
+            </w:r>
+            <w:r>
+              <w:rPr>
+                <w:rFonts w:hint="eastAsia"/>
+                <w:sz w:val="20"/>
+                <w:szCs w:val="20"/>
+              </w:rPr>
+              <w:t>摸金</w:t>
             </w:r>
           </w:p>
         </w:tc>
@@ -1412,169 +2165,15 @@
                 <w:szCs w:val="20"/>
               </w:rPr>
             </w:pPr>
-            <w:proofErr w:type="spellStart"/>
-            <w:r>
-              <w:rPr>
-                <w:rFonts w:hint="eastAsia"/>
-                <w:b/>
-                <w:bCs/>
-                <w:sz w:val="20"/>
-                <w:szCs w:val="20"/>
-              </w:rPr>
-              <w:t>UseInventory</w:t>
-            </w:r>
-            <w:proofErr w:type="spellEnd"/>
-            <w:r>
-              <w:rPr>
-                <w:rFonts w:hint="eastAsia"/>
-                <w:b/>
-                <w:bCs/>
-                <w:sz w:val="20"/>
-                <w:szCs w:val="20"/>
-              </w:rPr>
-              <w:t xml:space="preserve"> </w:t>
-            </w:r>
-            <w:r>
-              <w:rPr>
-                <w:rFonts w:hint="eastAsia"/>
-                <w:sz w:val="20"/>
-                <w:szCs w:val="20"/>
-              </w:rPr>
-              <w:t xml:space="preserve"> 使用库存</w:t>
-            </w:r>
-          </w:p>
-        </w:tc>
-      </w:tr>
-      <w:tr>
-        <w:tc>
-          <w:tcPr>
-            <w:tcW w:w="8296" w:type="dxa"/>
-            <w:gridSpan w:val="2"/>
-          </w:tcPr>
-          <w:p>
-            <w:pPr>
-              <w:rPr>
-                <w:rFonts w:hint="eastAsia"/>
-                <w:b/>
-                <w:bCs/>
-                <w:sz w:val="20"/>
-                <w:szCs w:val="20"/>
-              </w:rPr>
-            </w:pPr>
-            <w:r>
-              <w:rPr>
-                <w:rFonts w:hint="eastAsia"/>
-                <w:b/>
-                <w:bCs/>
-                <w:sz w:val="20"/>
-                <w:szCs w:val="20"/>
-              </w:rPr>
-              <w:t xml:space="preserve">Convert  </w:t>
-            </w:r>
-            <w:r>
-              <w:rPr>
-                <w:rFonts w:hint="eastAsia"/>
-                <w:sz w:val="20"/>
-                <w:szCs w:val="20"/>
-              </w:rPr>
-              <w:t>图像</w:t>
-            </w:r>
-            <w:r>
-              <w:rPr>
-                <w:rFonts w:hint="eastAsia"/>
-                <w:sz w:val="20"/>
-                <w:szCs w:val="20"/>
-              </w:rPr>
-              <w:t>处理</w:t>
-            </w:r>
-            <w:r>
-              <w:rPr>
-                <w:rFonts w:hint="eastAsia"/>
-                <w:sz w:val="20"/>
-                <w:szCs w:val="20"/>
-              </w:rPr>
-              <w:t xml:space="preserve"> </w:t>
-            </w:r>
-            <w:r>
-              <w:rPr>
-                <w:sz w:val="20"/>
-                <w:szCs w:val="20"/>
-              </w:rPr>
-              <w:t>–</w:t>
-            </w:r>
-            <w:r>
-              <w:rPr>
-                <w:rFonts w:hint="eastAsia"/>
-                <w:sz w:val="20"/>
-                <w:szCs w:val="20"/>
-              </w:rPr>
-              <w:t xml:space="preserve"> </w:t>
-            </w:r>
-            <w:r>
-              <w:rPr>
-                <w:rFonts w:hint="eastAsia"/>
-                <w:sz w:val="20"/>
-                <w:szCs w:val="20"/>
-              </w:rPr>
-              <w:t xml:space="preserve">方法参数: </w:t>
-            </w:r>
-            <w:r>
-              <w:rPr>
-                <w:rFonts w:hint="eastAsia"/>
-                <w:sz w:val="20"/>
-                <w:szCs w:val="20"/>
-              </w:rPr>
-              <w:t>现有</w:t>
-            </w:r>
-            <w:r>
-              <w:rPr>
-                <w:rFonts w:hint="eastAsia"/>
-                <w:b/>
-                <w:bCs/>
-                <w:sz w:val="20"/>
-                <w:szCs w:val="20"/>
-              </w:rPr>
-              <w:t>RIP</w:t>
-            </w:r>
-            <w:r>
-              <w:rPr>
-                <w:rFonts w:hint="eastAsia"/>
-                <w:b/>
-                <w:bCs/>
-                <w:sz w:val="20"/>
-                <w:szCs w:val="20"/>
-              </w:rPr>
-              <w:t>/PRTS</w:t>
-            </w:r>
-            <w:r>
-              <w:rPr>
-                <w:rFonts w:hint="eastAsia"/>
-                <w:b/>
-                <w:bCs/>
-                <w:sz w:val="20"/>
-                <w:szCs w:val="20"/>
-              </w:rPr>
-              <w:t xml:space="preserve">  (后续有空加</w:t>
-            </w:r>
-            <w:r>
-              <w:rPr>
-                <w:rFonts w:hint="eastAsia"/>
-                <w:b/>
-                <w:bCs/>
-                <w:sz w:val="20"/>
-                <w:szCs w:val="20"/>
-              </w:rPr>
-              <w:t>...</w:t>
-            </w:r>
-            <w:r>
-              <w:rPr>
-                <w:rFonts w:hint="eastAsia"/>
-                <w:b/>
-                <w:bCs/>
-                <w:sz w:val="20"/>
-                <w:szCs w:val="20"/>
-              </w:rPr>
-              <w:t>)</w:t>
+            <w:r>
+              <w:rPr>
+                <w:rFonts w:hint="eastAsia"/>
+                <w:b/>
+                <w:bCs/>
+                <w:sz w:val="20"/>
+                <w:szCs w:val="20"/>
+              </w:rPr>
+              <w:t>更多功能开发中...</w:t>
             </w:r>
           </w:p>
         </w:tc>
@@ -1603,45 +2202,29 @@
       </w:r>
       <w:r>
         <w:rPr>
-          <w:rFonts w:ascii="Cambria Math" w:hAnsi="Cambria Math" w:cs="Cambria Math" w:hint="eastAsia"/>
-          <w:b/>
-          <w:bCs/>
-          <w:sz w:val="20"/>
-          <w:szCs w:val="20"/>
-        </w:rPr>
-        <w:t xml:space="preserve"> </w:t>
-      </w:r>
-      <w:proofErr w:type="gramStart"/>
-      <w:r>
-        <w:rPr>
-          <w:rFonts w:ascii="Cambria Math" w:hAnsi="Cambria Math" w:cs="Cambria Math" w:hint="eastAsia"/>
-          <w:b/>
-          <w:bCs/>
-          <w:sz w:val="20"/>
-          <w:szCs w:val="20"/>
-        </w:rPr>
-        <w:t>跨群游戏</w:t>
-      </w:r>
-      <w:proofErr w:type="gramEnd"/>
-      <w:r>
-        <w:rPr>
-          <w:b/>
-          <w:bCs/>
-          <w:sz w:val="20"/>
-          <w:szCs w:val="20"/>
-        </w:rPr>
-        <w:t>功能</w:t>
+          <w:b/>
+          <w:bCs/>
+          <w:sz w:val="20"/>
+          <w:szCs w:val="20"/>
+        </w:rPr>
+        <w:t xml:space="preserve"> 管理功能</w:t>
       </w:r>
     </w:p>
     <w:tbl>
       <w:tblPr>
         <w:tblStyle w:val="ae"/>
         <w:tblW w:w="0" w:type="auto"/>
+        <w:tblBorders>
+          <w:top w:val="single" w:sz="12" w:space="0" w:color="auto"/>
+          <w:left w:val="single" w:sz="12" w:space="0" w:color="auto"/>
+          <w:bottom w:val="single" w:sz="12" w:space="0" w:color="auto"/>
+          <w:right w:val="single" w:sz="12" w:space="0" w:color="auto"/>
+        </w:tblBorders>
         <w:tblLook w:val="04A0" w:firstRow="1" w:lastRow="0" w:firstColumn="1" w:lastColumn="0" w:noHBand="0" w:noVBand="1"/>
       </w:tblPr>
       <w:tblGrid>
-        <w:gridCol w:w="4148"/>
-        <w:gridCol w:w="4148"/>
+        <w:gridCol w:w="4138"/>
+        <w:gridCol w:w="4138"/>
       </w:tblGrid>
       <w:tr>
         <w:tc>
@@ -1656,39 +2239,25 @@
                 <w:szCs w:val="20"/>
               </w:rPr>
             </w:pPr>
-            <w:r>
-              <w:rPr>
-                <w:rFonts w:hint="eastAsia"/>
-                <w:b/>
-                <w:bCs/>
-                <w:sz w:val="20"/>
-                <w:szCs w:val="20"/>
-              </w:rPr>
-              <w:t>Match</w:t>
-            </w:r>
-            <w:r>
-              <w:rPr>
-                <w:rFonts w:hint="eastAsia"/>
-                <w:sz w:val="20"/>
-                <w:szCs w:val="20"/>
-              </w:rPr>
-              <w:t xml:space="preserve">  </w:t>
-            </w:r>
-            <w:r>
-              <w:rPr>
-                <w:rFonts w:hint="eastAsia"/>
-                <w:sz w:val="20"/>
-                <w:szCs w:val="20"/>
-              </w:rPr>
-              <w:t>匹配</w:t>
-            </w:r>
-            <w:r>
-              <w:rPr>
-                <w:rFonts w:hint="eastAsia"/>
-                <w:sz w:val="20"/>
-                <w:szCs w:val="20"/>
-              </w:rPr>
-              <w:t>(需指定游戏)</w:t>
+            <w:proofErr w:type="spellStart"/>
+            <w:r>
+              <w:rPr>
+                <w:rFonts w:hint="eastAsia"/>
+                <w:b/>
+                <w:bCs/>
+                <w:sz w:val="20"/>
+                <w:szCs w:val="20"/>
+              </w:rPr>
+              <w:t>UserBan</w:t>
+            </w:r>
+            <w:proofErr w:type="spellEnd"/>
+            <w:r>
+              <w:rPr>
+                <w:rFonts w:hint="eastAsia"/>
+                <w:sz w:val="20"/>
+                <w:szCs w:val="20"/>
+              </w:rPr>
+              <w:t xml:space="preserve">  禁言</w:t>
             </w:r>
           </w:p>
         </w:tc>
@@ -1713,7 +2282,7 @@
                 <w:sz w:val="20"/>
                 <w:szCs w:val="20"/>
               </w:rPr>
-              <w:t>DisMatch</w:t>
+              <w:t>AccessSet</w:t>
             </w:r>
             <w:proofErr w:type="spellEnd"/>
             <w:r>
@@ -1722,7 +2291,15 @@
                 <w:sz w:val="20"/>
                 <w:szCs w:val="20"/>
               </w:rPr>
-              <w:t xml:space="preserve">  取消匹配</w:t>
+              <w:t xml:space="preserve">  限权</w:t>
+            </w:r>
+            <w:r>
+              <w:rPr>
+                <w:rFonts w:hint="eastAsia"/>
+                <w:sz w:val="20"/>
+                <w:szCs w:val="20"/>
+              </w:rPr>
+              <w:t>设置</w:t>
             </w:r>
           </w:p>
         </w:tc>
@@ -1736,8 +2313,6 @@
             <w:pPr>
               <w:rPr>
                 <w:rFonts w:hint="eastAsia"/>
-                <w:b/>
-                <w:bCs/>
                 <w:sz w:val="20"/>
                 <w:szCs w:val="20"/>
               </w:rPr>
@@ -1751,14 +2326,12 @@
                 <w:sz w:val="20"/>
                 <w:szCs w:val="20"/>
               </w:rPr>
-              <w:t>FinishMatch</w:t>
+              <w:t>FunctionCheck</w:t>
             </w:r>
             <w:proofErr w:type="spellEnd"/>
             <w:r>
               <w:rPr>
                 <w:rFonts w:hint="eastAsia"/>
-                <w:b/>
-                <w:bCs/>
                 <w:sz w:val="20"/>
                 <w:szCs w:val="20"/>
               </w:rPr>
@@ -1766,11 +2339,10 @@
             </w:r>
             <w:r>
               <w:rPr>
-                <w:rFonts w:hint="eastAsia"/>
-                <w:sz w:val="20"/>
-                <w:szCs w:val="20"/>
-              </w:rPr>
-              <w:t>终止对局</w:t>
+                <w:sz w:val="20"/>
+                <w:szCs w:val="20"/>
+              </w:rPr>
+              <w:t>功能检查</w:t>
             </w:r>
           </w:p>
         </w:tc>
@@ -1782,8 +2354,6 @@
             <w:pPr>
               <w:rPr>
                 <w:rFonts w:hint="eastAsia"/>
-                <w:b/>
-                <w:bCs/>
                 <w:sz w:val="20"/>
                 <w:szCs w:val="20"/>
               </w:rPr>
@@ -1797,126 +2367,12 @@
                 <w:sz w:val="20"/>
                 <w:szCs w:val="20"/>
               </w:rPr>
-              <w:t>Recent</w:t>
-            </w:r>
-            <w:r>
-              <w:rPr>
-                <w:rFonts w:hint="eastAsia"/>
-                <w:b/>
-                <w:bCs/>
-                <w:sz w:val="20"/>
-                <w:szCs w:val="20"/>
-              </w:rPr>
-              <w:t>Player</w:t>
+              <w:t>FunctionControl</w:t>
             </w:r>
             <w:proofErr w:type="spellEnd"/>
             <w:r>
               <w:rPr>
                 <w:rFonts w:hint="eastAsia"/>
-                <w:b/>
-                <w:bCs/>
-                <w:sz w:val="20"/>
-                <w:szCs w:val="20"/>
-              </w:rPr>
-              <w:t xml:space="preserve"> </w:t>
-            </w:r>
-            <w:r>
-              <w:rPr>
-                <w:rFonts w:hint="eastAsia"/>
-                <w:sz w:val="20"/>
-                <w:szCs w:val="20"/>
-              </w:rPr>
-              <w:t xml:space="preserve"> 最近</w:t>
-            </w:r>
-            <w:r>
-              <w:rPr>
-                <w:rFonts w:hint="eastAsia"/>
-                <w:sz w:val="20"/>
-                <w:szCs w:val="20"/>
-              </w:rPr>
-              <w:t>玩家</w:t>
-            </w:r>
-          </w:p>
-        </w:tc>
-      </w:tr>
-      <w:tr>
-        <w:tc>
-          <w:tcPr>
-            <w:tcW w:w="4148" w:type="dxa"/>
-          </w:tcPr>
-          <w:p>
-            <w:pPr>
-              <w:rPr>
-                <w:rFonts w:hint="eastAsia"/>
-                <w:b/>
-                <w:bCs/>
-                <w:sz w:val="20"/>
-                <w:szCs w:val="20"/>
-              </w:rPr>
-            </w:pPr>
-            <w:proofErr w:type="spellStart"/>
-            <w:r>
-              <w:rPr>
-                <w:rFonts w:hint="eastAsia"/>
-                <w:b/>
-                <w:bCs/>
-                <w:sz w:val="20"/>
-                <w:szCs w:val="20"/>
-              </w:rPr>
-              <w:t>TicTacToe</w:t>
-            </w:r>
-            <w:proofErr w:type="spellEnd"/>
-            <w:r>
-              <w:rPr>
-                <w:rFonts w:hint="eastAsia"/>
-                <w:b/>
-                <w:bCs/>
-                <w:sz w:val="20"/>
-                <w:szCs w:val="20"/>
-              </w:rPr>
-              <w:t xml:space="preserve"> </w:t>
-            </w:r>
-            <w:r>
-              <w:rPr>
-                <w:rFonts w:hint="eastAsia"/>
-                <w:sz w:val="20"/>
-                <w:szCs w:val="20"/>
-              </w:rPr>
-              <w:t>井字棋</w:t>
-            </w:r>
-          </w:p>
-        </w:tc>
-        <w:tc>
-          <w:tcPr>
-            <w:tcW w:w="4148" w:type="dxa"/>
-          </w:tcPr>
-          <w:p>
-            <w:pPr>
-              <w:rPr>
-                <w:rFonts w:hint="eastAsia"/>
-                <w:b/>
-                <w:bCs/>
-                <w:sz w:val="20"/>
-                <w:szCs w:val="20"/>
-              </w:rPr>
-            </w:pPr>
-            <w:proofErr w:type="spellStart"/>
-            <w:r>
-              <w:rPr>
-                <w:rFonts w:hint="eastAsia"/>
-                <w:b/>
-                <w:bCs/>
-                <w:sz w:val="20"/>
-                <w:szCs w:val="20"/>
-              </w:rPr>
-              <w:t>Reversi</w:t>
-            </w:r>
-            <w:proofErr w:type="spellEnd"/>
-            <w:r>
-              <w:rPr>
-                <w:rFonts w:hint="eastAsia"/>
-                <w:b/>
-                <w:bCs/>
                 <w:sz w:val="20"/>
                 <w:szCs w:val="20"/>
               </w:rPr>
@@ -1928,71 +2384,7 @@
                 <w:sz w:val="20"/>
                 <w:szCs w:val="20"/>
               </w:rPr>
-              <w:t>黑白棋</w:t>
-            </w:r>
-          </w:p>
-        </w:tc>
-      </w:tr>
-      <w:tr>
-        <w:tc>
-          <w:tcPr>
-            <w:tcW w:w="4148" w:type="dxa"/>
-          </w:tcPr>
-          <w:p>
-            <w:pPr>
-              <w:rPr>
-                <w:rFonts w:hint="eastAsia"/>
-                <w:b/>
-                <w:bCs/>
-                <w:sz w:val="20"/>
-                <w:szCs w:val="20"/>
-              </w:rPr>
-            </w:pPr>
-            <w:r>
-              <w:rPr>
-                <w:rFonts w:hint="eastAsia"/>
-                <w:b/>
-                <w:bCs/>
-                <w:sz w:val="20"/>
-                <w:szCs w:val="20"/>
-              </w:rPr>
-              <w:t xml:space="preserve">Looting  </w:t>
-            </w:r>
-            <w:proofErr w:type="gramStart"/>
-            <w:r>
-              <w:rPr>
-                <w:rFonts w:hint="eastAsia"/>
-                <w:sz w:val="20"/>
-                <w:szCs w:val="20"/>
-              </w:rPr>
-              <w:t>摸金</w:t>
-            </w:r>
-            <w:proofErr w:type="gramEnd"/>
-          </w:p>
-        </w:tc>
-        <w:tc>
-          <w:tcPr>
-            <w:tcW w:w="4148" w:type="dxa"/>
-          </w:tcPr>
-          <w:p>
-            <w:pPr>
-              <w:rPr>
-                <w:rFonts w:hint="eastAsia"/>
-                <w:b/>
-                <w:bCs/>
-                <w:sz w:val="20"/>
-                <w:szCs w:val="20"/>
-              </w:rPr>
-            </w:pPr>
-            <w:r>
-              <w:rPr>
-                <w:rFonts w:hint="eastAsia"/>
-                <w:b/>
-                <w:bCs/>
-                <w:sz w:val="20"/>
-                <w:szCs w:val="20"/>
-              </w:rPr>
-              <w:t>更多功能开发中...</w:t>
+              <w:t>功能控制</w:t>
             </w:r>
           </w:p>
         </w:tc>
@@ -2026,7 +2418,7 @@
           <w:sz w:val="20"/>
           <w:szCs w:val="20"/>
         </w:rPr>
-        <w:t xml:space="preserve"> 管理功能</w:t>
+        <w:t xml:space="preserve"> 帮助功能</w:t>
       </w:r>
     </w:p>
     <w:tbl>
@@ -2036,13 +2428,18 @@
         <w:tblLook w:val="04A0" w:firstRow="1" w:lastRow="0" w:firstColumn="1" w:lastColumn="0" w:noHBand="0" w:noVBand="1"/>
       </w:tblPr>
       <w:tblGrid>
-        <w:gridCol w:w="4148"/>
-        <w:gridCol w:w="4148"/>
+        <w:gridCol w:w="8276"/>
       </w:tblGrid>
       <w:tr>
         <w:tc>
           <w:tcPr>
-            <w:tcW w:w="4148" w:type="dxa"/>
+            <w:tcW w:w="8296" w:type="dxa"/>
+            <w:tcBorders>
+              <w:top w:val="single" w:sz="12" w:space="0" w:color="auto"/>
+              <w:left w:val="single" w:sz="12" w:space="0" w:color="auto"/>
+              <w:bottom w:val="single" w:sz="12" w:space="0" w:color="auto"/>
+              <w:right w:val="single" w:sz="12" w:space="0" w:color="auto"/>
+            </w:tcBorders>
           </w:tcPr>
           <w:p>
             <w:pPr>
@@ -2052,139 +2449,31 @@
                 <w:szCs w:val="20"/>
               </w:rPr>
             </w:pPr>
-            <w:proofErr w:type="spellStart"/>
-            <w:r>
-              <w:rPr>
-                <w:rFonts w:hint="eastAsia"/>
-                <w:b/>
-                <w:bCs/>
-                <w:sz w:val="20"/>
-                <w:szCs w:val="20"/>
-              </w:rPr>
-              <w:t>UserBan</w:t>
-            </w:r>
-            <w:proofErr w:type="spellEnd"/>
-            <w:r>
-              <w:rPr>
-                <w:rFonts w:hint="eastAsia"/>
-                <w:sz w:val="20"/>
-                <w:szCs w:val="20"/>
-              </w:rPr>
-              <w:t xml:space="preserve">  禁言群内用户</w:t>
-            </w:r>
-          </w:p>
-        </w:tc>
-        <w:tc>
-          <w:tcPr>
-            <w:tcW w:w="4148" w:type="dxa"/>
-          </w:tcPr>
-          <w:p>
-            <w:pPr>
-              <w:rPr>
-                <w:rFonts w:hint="eastAsia"/>
-                <w:sz w:val="20"/>
-                <w:szCs w:val="20"/>
-              </w:rPr>
-            </w:pPr>
-            <w:proofErr w:type="spellStart"/>
-            <w:r>
-              <w:rPr>
-                <w:rFonts w:hint="eastAsia"/>
-                <w:b/>
-                <w:bCs/>
-                <w:sz w:val="20"/>
-                <w:szCs w:val="20"/>
-              </w:rPr>
-              <w:t>AccessSet</w:t>
-            </w:r>
-            <w:proofErr w:type="spellEnd"/>
-            <w:r>
-              <w:rPr>
-                <w:rFonts w:hint="eastAsia"/>
-                <w:sz w:val="20"/>
-                <w:szCs w:val="20"/>
-              </w:rPr>
-              <w:t xml:space="preserve">  设置用</w:t>
-            </w:r>
-            <w:proofErr w:type="gramStart"/>
-            <w:r>
-              <w:rPr>
-                <w:rFonts w:hint="eastAsia"/>
-                <w:sz w:val="20"/>
-                <w:szCs w:val="20"/>
-              </w:rPr>
-              <w:t>户限权</w:t>
-            </w:r>
-            <w:proofErr w:type="gramEnd"/>
-          </w:p>
-        </w:tc>
-      </w:tr>
-      <w:tr>
-        <w:tc>
-          <w:tcPr>
-            <w:tcW w:w="4148" w:type="dxa"/>
-          </w:tcPr>
-          <w:p>
-            <w:pPr>
-              <w:rPr>
-                <w:rFonts w:hint="eastAsia"/>
-                <w:sz w:val="20"/>
-                <w:szCs w:val="20"/>
-              </w:rPr>
-            </w:pPr>
-            <w:proofErr w:type="spellStart"/>
-            <w:r>
-              <w:rPr>
-                <w:rFonts w:hint="eastAsia"/>
-                <w:b/>
-                <w:bCs/>
-                <w:sz w:val="20"/>
-                <w:szCs w:val="20"/>
-              </w:rPr>
-              <w:t>FunctionCheck</w:t>
-            </w:r>
-            <w:proofErr w:type="spellEnd"/>
-            <w:r>
-              <w:rPr>
-                <w:rFonts w:hint="eastAsia"/>
-                <w:sz w:val="20"/>
-                <w:szCs w:val="20"/>
-              </w:rPr>
-              <w:t xml:space="preserve">  检查功能启用状态</w:t>
-            </w:r>
-          </w:p>
-        </w:tc>
-        <w:tc>
-          <w:tcPr>
-            <w:tcW w:w="4148" w:type="dxa"/>
-          </w:tcPr>
-          <w:p>
-            <w:pPr>
-              <w:rPr>
-                <w:rFonts w:hint="eastAsia"/>
-                <w:sz w:val="20"/>
-                <w:szCs w:val="20"/>
-              </w:rPr>
-            </w:pPr>
-            <w:proofErr w:type="spellStart"/>
-            <w:r>
-              <w:rPr>
-                <w:rFonts w:hint="eastAsia"/>
-                <w:b/>
-                <w:bCs/>
-                <w:sz w:val="20"/>
-                <w:szCs w:val="20"/>
-              </w:rPr>
-              <w:t>FunctionControl</w:t>
-            </w:r>
-            <w:proofErr w:type="spellEnd"/>
-            <w:r>
-              <w:rPr>
-                <w:rFonts w:hint="eastAsia"/>
-                <w:sz w:val="20"/>
-                <w:szCs w:val="20"/>
-              </w:rPr>
-              <w:t xml:space="preserve">  修改功能启用状态</w:t>
+            <w:r>
+              <w:rPr>
+                <w:rFonts w:hint="eastAsia"/>
+                <w:b/>
+                <w:bCs/>
+                <w:sz w:val="20"/>
+                <w:szCs w:val="20"/>
+              </w:rPr>
+              <w:t>Help/help/帮助</w:t>
+            </w:r>
+            <w:r>
+              <w:rPr>
+                <w:rFonts w:hint="eastAsia"/>
+                <w:sz w:val="20"/>
+                <w:szCs w:val="20"/>
+              </w:rPr>
+              <w:t xml:space="preserve">  获取帮助信息</w:t>
+            </w:r>
+            <w:r>
+              <w:rPr>
+                <w:rFonts w:hint="eastAsia"/>
+                <w:sz w:val="20"/>
+                <w:szCs w:val="20"/>
+              </w:rPr>
+              <w:t xml:space="preserve"> (指令后加 -help/-h 获取详情)</w:t>
             </w:r>
           </w:p>
         </w:tc>
@@ -2195,137 +2484,6 @@
         <w:spacing w:after="0" w:line="240" w:lineRule="auto"/>
         <w:rPr>
           <w:rFonts w:hint="eastAsia"/>
-          <w:b/>
-          <w:bCs/>
-          <w:sz w:val="20"/>
-          <w:szCs w:val="20"/>
-        </w:rPr>
-      </w:pPr>
-      <w:r>
-        <w:rPr>
-          <w:rFonts w:ascii="Cambria Math" w:hAnsi="Cambria Math" w:cs="Cambria Math"/>
-          <w:b/>
-          <w:bCs/>
-          <w:sz w:val="20"/>
-          <w:szCs w:val="20"/>
-        </w:rPr>
-        <w:t>◉</w:t>
-      </w:r>
-      <w:r>
-        <w:rPr>
-          <w:b/>
-          <w:bCs/>
-          <w:sz w:val="20"/>
-          <w:szCs w:val="20"/>
-        </w:rPr>
-        <w:t xml:space="preserve"> 帮助功能</w:t>
-      </w:r>
-    </w:p>
-    <w:tbl>
-      <w:tblPr>
-        <w:tblStyle w:val="ae"/>
-        <w:tblW w:w="0" w:type="auto"/>
-        <w:tblLook w:val="04A0" w:firstRow="1" w:lastRow="0" w:firstColumn="1" w:lastColumn="0" w:noHBand="0" w:noVBand="1"/>
-      </w:tblPr>
-      <w:tblGrid>
-        <w:gridCol w:w="8296"/>
-      </w:tblGrid>
-      <w:tr>
-        <w:tc>
-          <w:tcPr>
-            <w:tcW w:w="8296" w:type="dxa"/>
-          </w:tcPr>
-          <w:p>
-            <w:pPr>
-              <w:rPr>
-                <w:rFonts w:hint="eastAsia"/>
-                <w:sz w:val="20"/>
-                <w:szCs w:val="20"/>
-              </w:rPr>
-            </w:pPr>
-            <w:r>
-              <w:rPr>
-                <w:rFonts w:hint="eastAsia"/>
-                <w:b/>
-                <w:bCs/>
-                <w:sz w:val="20"/>
-                <w:szCs w:val="20"/>
-              </w:rPr>
-              <w:t>Help/help/帮助</w:t>
-            </w:r>
-            <w:r>
-              <w:rPr>
-                <w:rFonts w:hint="eastAsia"/>
-                <w:sz w:val="20"/>
-                <w:szCs w:val="20"/>
-              </w:rPr>
-              <w:t xml:space="preserve"> </w:t>
-            </w:r>
-            <w:r>
-              <w:rPr>
-                <w:rFonts w:hint="eastAsia"/>
-                <w:sz w:val="20"/>
-                <w:szCs w:val="20"/>
-              </w:rPr>
-              <w:t xml:space="preserve"> </w:t>
-            </w:r>
-            <w:r>
-              <w:rPr>
-                <w:rFonts w:hint="eastAsia"/>
-                <w:sz w:val="20"/>
-                <w:szCs w:val="20"/>
-              </w:rPr>
-              <w:t>获取帮助信息</w:t>
-            </w:r>
-          </w:p>
-        </w:tc>
-      </w:tr>
-      <w:tr>
-        <w:tc>
-          <w:tcPr>
-            <w:tcW w:w="8296" w:type="dxa"/>
-          </w:tcPr>
-          <w:p>
-            <w:pPr>
-              <w:rPr>
-                <w:rFonts w:hint="eastAsia"/>
-                <w:sz w:val="20"/>
-                <w:szCs w:val="20"/>
-              </w:rPr>
-            </w:pPr>
-            <w:r>
-              <w:rPr>
-                <w:rFonts w:hint="eastAsia"/>
-                <w:sz w:val="20"/>
-                <w:szCs w:val="20"/>
-              </w:rPr>
-              <w:t>指令后加 -help</w:t>
-            </w:r>
-            <w:r>
-              <w:rPr>
-                <w:rFonts w:hint="eastAsia"/>
-                <w:sz w:val="20"/>
-                <w:szCs w:val="20"/>
-              </w:rPr>
-              <w:t>/</w:t>
-            </w:r>
-            <w:r>
-              <w:rPr>
-                <w:rFonts w:hint="eastAsia"/>
-                <w:sz w:val="20"/>
-                <w:szCs w:val="20"/>
-              </w:rPr>
-              <w:t>-h 获取详情</w:t>
-            </w:r>
-          </w:p>
-        </w:tc>
-      </w:tr>
-    </w:tbl>
-    <w:p>
-      <w:pPr>
-        <w:spacing w:after="0" w:line="240" w:lineRule="auto"/>
-        <w:rPr>
-          <w:rFonts w:hint="eastAsia"/>
           <w:sz w:val="20"/>
           <w:szCs w:val="20"/>
         </w:rPr>
@@ -2398,15 +2556,7 @@
           <w:sz w:val="20"/>
           <w:szCs w:val="20"/>
         </w:rPr>
-        <w:t xml:space="preserve"> </w:t>
-      </w:r>
-      <w:r>
-        <w:rPr>
-          <w:rFonts w:hint="eastAsia"/>
-          <w:sz w:val="20"/>
-          <w:szCs w:val="20"/>
-        </w:rPr>
-        <w:t xml:space="preserve">当前指令前缀为 </w:t>
+        <w:t xml:space="preserve"> 当前指令前缀为 </w:t>
       </w:r>
       <w:r>
         <w:rPr>
@@ -2424,59 +2574,25 @@
           <w:sz w:val="20"/>
           <w:szCs w:val="20"/>
         </w:rPr>
-        <w:t>，</w:t>
-      </w:r>
-      <w:r>
-        <w:rPr>
-          <w:rFonts w:hint="eastAsia"/>
-          <w:sz w:val="20"/>
-          <w:szCs w:val="20"/>
-        </w:rPr>
-        <w:t xml:space="preserve">表中的 </w:t>
-      </w:r>
-      <w:r>
-        <w:rPr>
-          <w:rFonts w:hint="eastAsia"/>
-          <w:b/>
-          <w:bCs/>
-          <w:sz w:val="20"/>
-          <w:szCs w:val="20"/>
-        </w:rPr>
-        <w:t>中英文命令</w:t>
-      </w:r>
-      <w:r>
-        <w:rPr>
-          <w:rFonts w:hint="eastAsia"/>
-          <w:b/>
-          <w:bCs/>
-          <w:sz w:val="20"/>
-          <w:szCs w:val="20"/>
-        </w:rPr>
-        <w:t xml:space="preserve"> </w:t>
-      </w:r>
-      <w:r>
-        <w:rPr>
-          <w:rFonts w:hint="eastAsia"/>
-          <w:sz w:val="20"/>
-          <w:szCs w:val="20"/>
-        </w:rPr>
-        <w:t>通用，参数说明等可</w:t>
-      </w:r>
-      <w:r>
-        <w:rPr>
-          <w:rFonts w:hint="eastAsia"/>
-          <w:sz w:val="20"/>
-          <w:szCs w:val="20"/>
-        </w:rPr>
-        <w:t>在对应指令详情中获得</w:t>
-      </w:r>
-      <w:r>
-        <w:rPr>
-          <w:rFonts w:hint="eastAsia"/>
-          <w:sz w:val="20"/>
-          <w:szCs w:val="20"/>
-        </w:rPr>
-        <w:t>；</w:t>
+        <w:t xml:space="preserve">，表中的 </w:t>
+      </w:r>
+      <w:r>
+        <w:rPr>
+          <w:rFonts w:hint="eastAsia"/>
+          <w:b/>
+          <w:bCs/>
+          <w:sz w:val="20"/>
+          <w:szCs w:val="20"/>
+        </w:rPr>
+        <w:t xml:space="preserve">中英文命令 </w:t>
+      </w:r>
+      <w:r>
+        <w:rPr>
+          <w:rFonts w:hint="eastAsia"/>
+          <w:sz w:val="20"/>
+          <w:szCs w:val="20"/>
+        </w:rPr>
+        <w:t>通用，参数说明等可在对应指令详情中获得；</w:t>
       </w:r>
     </w:p>
     <w:p>
@@ -2512,35 +2628,17 @@
           <w:sz w:val="20"/>
           <w:szCs w:val="20"/>
         </w:rPr>
-        <w:t>选老婆功能的</w:t>
-      </w:r>
-      <w:r>
-        <w:rPr>
-          <w:rFonts w:hint="eastAsia"/>
-          <w:sz w:val="20"/>
-          <w:szCs w:val="20"/>
-        </w:rPr>
-        <w:t xml:space="preserve"> </w:t>
-      </w:r>
-      <w:r>
-        <w:rPr>
-          <w:rFonts w:hint="eastAsia"/>
-          <w:b/>
-          <w:bCs/>
-          <w:sz w:val="20"/>
-          <w:szCs w:val="20"/>
-        </w:rPr>
-        <w:t>二次元人物来源</w:t>
-      </w:r>
-      <w:r>
-        <w:rPr>
-          <w:rFonts w:hint="eastAsia"/>
-          <w:b/>
-          <w:bCs/>
-          <w:sz w:val="20"/>
-          <w:szCs w:val="20"/>
-        </w:rPr>
-        <w:t xml:space="preserve"> </w:t>
+        <w:t xml:space="preserve">选老婆功能的 </w:t>
+      </w:r>
+      <w:r>
+        <w:rPr>
+          <w:rFonts w:hint="eastAsia"/>
+          <w:b/>
+          <w:bCs/>
+          <w:sz w:val="20"/>
+          <w:szCs w:val="20"/>
+        </w:rPr>
+        <w:t xml:space="preserve">二次元人物来源 </w:t>
       </w:r>
       <w:r>
         <w:rPr>
@@ -2584,15 +2682,7 @@
           <w:sz w:val="20"/>
           <w:szCs w:val="20"/>
         </w:rPr>
-        <w:t>下子目录名获得</w:t>
-      </w:r>
-      <w:r>
-        <w:rPr>
-          <w:rFonts w:hint="eastAsia"/>
-          <w:sz w:val="20"/>
-          <w:szCs w:val="20"/>
-        </w:rPr>
-        <w:t>；</w:t>
+        <w:t>下子目录名获得；</w:t>
       </w:r>
     </w:p>
     <w:p>
@@ -2632,27 +2722,15 @@
         </w:rPr>
         <w:t xml:space="preserve"> </w:t>
       </w:r>
-      <w:proofErr w:type="gramStart"/>
-      <w:r>
-        <w:rPr>
-          <w:rFonts w:hint="eastAsia"/>
-          <w:b/>
-          <w:bCs/>
-          <w:sz w:val="20"/>
-          <w:szCs w:val="20"/>
-        </w:rPr>
-        <w:t>跨群游戏</w:t>
-      </w:r>
-      <w:proofErr w:type="gramEnd"/>
-      <w:r>
-        <w:rPr>
-          <w:rFonts w:hint="eastAsia"/>
-          <w:b/>
-          <w:bCs/>
-          <w:sz w:val="20"/>
-          <w:szCs w:val="20"/>
-        </w:rPr>
-        <w:t xml:space="preserve"> </w:t>
+      <w:r>
+        <w:rPr>
+          <w:rFonts w:hint="eastAsia"/>
+          <w:b/>
+          <w:bCs/>
+          <w:sz w:val="20"/>
+          <w:szCs w:val="20"/>
+        </w:rPr>
+        <w:t xml:space="preserve">跨群游戏 </w:t>
       </w:r>
       <w:r>
         <w:rPr>
@@ -2670,17 +2748,7 @@
           <w:sz w:val="20"/>
           <w:szCs w:val="20"/>
         </w:rPr>
-        <w:t>游戏类型</w:t>
-      </w:r>
-      <w:r>
-        <w:rPr>
-          <w:rFonts w:hint="eastAsia"/>
-          <w:b/>
-          <w:bCs/>
-          <w:sz w:val="20"/>
-          <w:szCs w:val="20"/>
-        </w:rPr>
-        <w:t>中文名</w:t>
+        <w:t>游戏类型中文名</w:t>
       </w:r>
       <w:r>
         <w:rPr>
@@ -2698,27 +2766,7 @@
           <w:sz w:val="20"/>
           <w:szCs w:val="20"/>
         </w:rPr>
-        <w:t>120</w:t>
-      </w:r>
-      <w:r>
-        <w:rPr>
-          <w:rFonts w:hint="eastAsia"/>
-          <w:b/>
-          <w:bCs/>
-          <w:sz w:val="20"/>
-          <w:szCs w:val="20"/>
-        </w:rPr>
-        <w:t>秒</w:t>
-      </w:r>
-      <w:r>
-        <w:rPr>
-          <w:rFonts w:hint="eastAsia"/>
-          <w:b/>
-          <w:bCs/>
-          <w:sz w:val="20"/>
-          <w:szCs w:val="20"/>
-        </w:rPr>
-        <w:t xml:space="preserve"> </w:t>
+        <w:t xml:space="preserve">120秒 </w:t>
       </w:r>
       <w:r>
         <w:rPr>
@@ -2736,17 +2784,7 @@
           <w:sz w:val="20"/>
           <w:szCs w:val="20"/>
         </w:rPr>
-        <w:t>240</w:t>
-      </w:r>
-      <w:r>
-        <w:rPr>
-          <w:rFonts w:hint="eastAsia"/>
-          <w:b/>
-          <w:bCs/>
-          <w:sz w:val="20"/>
-          <w:szCs w:val="20"/>
-        </w:rPr>
-        <w:t>秒</w:t>
+        <w:t>240秒</w:t>
       </w:r>
       <w:r>
         <w:rPr>
@@ -2794,27 +2832,15 @@
         </w:rPr>
         <w:t xml:space="preserve"> </w:t>
       </w:r>
-      <w:proofErr w:type="gramStart"/>
-      <w:r>
-        <w:rPr>
-          <w:rFonts w:hint="eastAsia"/>
-          <w:b/>
-          <w:bCs/>
-          <w:sz w:val="20"/>
-          <w:szCs w:val="20"/>
-        </w:rPr>
-        <w:t>跨群游戏</w:t>
-      </w:r>
-      <w:proofErr w:type="gramEnd"/>
-      <w:r>
-        <w:rPr>
-          <w:rFonts w:hint="eastAsia"/>
-          <w:b/>
-          <w:bCs/>
-          <w:sz w:val="20"/>
-          <w:szCs w:val="20"/>
-        </w:rPr>
-        <w:t xml:space="preserve"> </w:t>
+      <w:r>
+        <w:rPr>
+          <w:rFonts w:hint="eastAsia"/>
+          <w:b/>
+          <w:bCs/>
+          <w:sz w:val="20"/>
+          <w:szCs w:val="20"/>
+        </w:rPr>
+        <w:t xml:space="preserve">跨群游戏 </w:t>
       </w:r>
       <w:r>
         <w:rPr>
@@ -2832,17 +2858,7 @@
           <w:sz w:val="20"/>
           <w:szCs w:val="20"/>
         </w:rPr>
-        <w:t>相应的游戏指令</w:t>
-      </w:r>
-      <w:r>
-        <w:rPr>
-          <w:rFonts w:hint="eastAsia"/>
-          <w:b/>
-          <w:bCs/>
-          <w:sz w:val="20"/>
-          <w:szCs w:val="20"/>
-        </w:rPr>
-        <w:t xml:space="preserve"> </w:t>
+        <w:t xml:space="preserve">相应的游戏指令 </w:t>
       </w:r>
       <w:r>
         <w:rPr>
@@ -2978,98 +2994,6 @@
         <w:spacing w:after="0" w:line="240" w:lineRule="auto"/>
         <w:rPr>
           <w:rFonts w:hint="eastAsia"/>
-          <w:b/>
-          <w:bCs/>
-          <w:sz w:val="20"/>
-          <w:szCs w:val="20"/>
-        </w:rPr>
-      </w:pPr>
-      <w:r>
-        <w:rPr>
-          <w:rFonts w:hint="eastAsia"/>
-          <w:b/>
-          <w:bCs/>
-          <w:sz w:val="20"/>
-          <w:szCs w:val="20"/>
-        </w:rPr>
-        <w:t>6.</w:t>
-      </w:r>
-      <w:r>
-        <w:rPr>
-          <w:rFonts w:hint="eastAsia"/>
-          <w:sz w:val="20"/>
-          <w:szCs w:val="20"/>
-        </w:rPr>
-        <w:t xml:space="preserve"> </w:t>
-      </w:r>
-      <w:r>
-        <w:rPr>
-          <w:rFonts w:hint="eastAsia"/>
-          <w:sz w:val="20"/>
-          <w:szCs w:val="20"/>
-        </w:rPr>
-        <w:t>图片保存路径为</w:t>
-      </w:r>
-      <w:r>
-        <w:rPr>
-          <w:rFonts w:hint="eastAsia"/>
-          <w:sz w:val="20"/>
-          <w:szCs w:val="20"/>
-        </w:rPr>
-        <w:t xml:space="preserve"> </w:t>
-      </w:r>
-      <w:r>
-        <w:rPr>
-          <w:rFonts w:hint="eastAsia"/>
-          <w:b/>
-          <w:bCs/>
-          <w:sz w:val="20"/>
-          <w:szCs w:val="20"/>
-        </w:rPr>
-        <w:t>{配置路径}/collec</w:t>
-      </w:r>
-      <w:r>
-        <w:rPr>
-          <w:rFonts w:hint="eastAsia"/>
-          <w:b/>
-          <w:bCs/>
-          <w:sz w:val="20"/>
-          <w:szCs w:val="20"/>
-        </w:rPr>
-        <w:t xml:space="preserve">t </w:t>
-      </w:r>
-      <w:r>
-        <w:rPr>
-          <w:rFonts w:hint="eastAsia"/>
-          <w:sz w:val="20"/>
-          <w:szCs w:val="20"/>
-        </w:rPr>
-        <w:t>图片自动收集路径为</w:t>
-      </w:r>
-      <w:r>
-        <w:rPr>
-          <w:rFonts w:hint="eastAsia"/>
-          <w:sz w:val="20"/>
-          <w:szCs w:val="20"/>
-        </w:rPr>
-        <w:t xml:space="preserve"> </w:t>
-      </w:r>
-      <w:r>
-        <w:rPr>
-          <w:rFonts w:hint="eastAsia"/>
-          <w:b/>
-          <w:bCs/>
-          <w:sz w:val="20"/>
-          <w:szCs w:val="20"/>
-        </w:rPr>
-        <w:t>{配置路径}/monitor</w:t>
-      </w:r>
-    </w:p>
-    <w:p>
-      <w:pPr>
-        <w:spacing w:after="0" w:line="240" w:lineRule="auto"/>
-        <w:rPr>
-          <w:rFonts w:hint="eastAsia"/>
           <w:sz w:val="20"/>
           <w:szCs w:val="20"/>
         </w:rPr>
@@ -3094,27 +3018,7 @@
           <w:sz w:val="20"/>
           <w:szCs w:val="20"/>
         </w:rPr>
-        <w:t>[</w:t>
-      </w:r>
-      <w:r>
-        <w:rPr>
-          <w:rFonts w:hint="eastAsia"/>
-          <w:b/>
-          <w:bCs/>
-          <w:sz w:val="20"/>
-          <w:szCs w:val="20"/>
-        </w:rPr>
-        <w:t>开发者</w:t>
-      </w:r>
-      <w:r>
-        <w:rPr>
-          <w:rFonts w:hint="eastAsia"/>
-          <w:b/>
-          <w:bCs/>
-          <w:sz w:val="20"/>
-          <w:szCs w:val="20"/>
-        </w:rPr>
-        <w:t>]</w:t>
+        <w:t xml:space="preserve">[开发者] </w:t>
       </w:r>
       <w:r>
         <w:rPr>
@@ -3132,45 +3036,25 @@
           <w:sz w:val="20"/>
           <w:szCs w:val="20"/>
         </w:rPr>
-        <w:t>Zincoid</w:t>
-      </w:r>
-      <w:r>
-        <w:rPr>
-          <w:rFonts w:hint="eastAsia"/>
-          <w:sz w:val="20"/>
-          <w:szCs w:val="20"/>
-        </w:rPr>
-        <w:t xml:space="preserve">(2660181154)  </w:t>
-      </w:r>
-      <w:r>
-        <w:rPr>
-          <w:rFonts w:hint="eastAsia"/>
-          <w:b/>
-          <w:bCs/>
-          <w:sz w:val="20"/>
-          <w:szCs w:val="20"/>
-        </w:rPr>
-        <w:t>[</w:t>
-      </w:r>
-      <w:r>
-        <w:rPr>
-          <w:rFonts w:hint="eastAsia"/>
-          <w:b/>
-          <w:bCs/>
-          <w:sz w:val="20"/>
-          <w:szCs w:val="20"/>
-        </w:rPr>
-        <w:t>代码</w:t>
-      </w:r>
-      <w:r>
-        <w:rPr>
-          <w:rFonts w:hint="eastAsia"/>
-          <w:b/>
-          <w:bCs/>
-          <w:sz w:val="20"/>
-          <w:szCs w:val="20"/>
-        </w:rPr>
-        <w:t>参考]</w:t>
+        <w:t xml:space="preserve">Zincoid(2660181154)  </w:t>
+      </w:r>
+      <w:r>
+        <w:rPr>
+          <w:rFonts w:hint="eastAsia"/>
+          <w:sz w:val="20"/>
+          <w:szCs w:val="20"/>
+        </w:rPr>
+        <w:t xml:space="preserve">                </w:t>
+      </w:r>
+      <w:r>
+        <w:rPr>
+          <w:rFonts w:hint="eastAsia"/>
+          <w:b/>
+          <w:bCs/>
+          <w:sz w:val="20"/>
+          <w:szCs w:val="20"/>
+        </w:rPr>
+        <w:t>[代码参考]</w:t>
       </w:r>
       <w:r>
         <w:rPr>
@@ -3182,6 +3066,16 @@
         </w:rPr>
         <w:t xml:space="preserve"> </w:t>
       </w:r>
+      <w:r>
+        <w:rPr>
+          <w:rFonts w:hint="eastAsia"/>
+          <w:b/>
+          <w:bCs/>
+          <w:sz w:val="20"/>
+          <w:szCs w:val="20"/>
+        </w:rPr>
+        <w:t xml:space="preserve"> </w:t>
+      </w:r>
       <w:proofErr w:type="spellStart"/>
       <w:r>
         <w:rPr>
@@ -3198,23 +3092,7 @@
           <w:sz w:val="20"/>
           <w:szCs w:val="20"/>
         </w:rPr>
-        <w:t>(</w:t>
-      </w:r>
-      <w:r>
-        <w:rPr>
-          <w:rFonts w:hint="eastAsia"/>
-          <w:sz w:val="20"/>
-          <w:szCs w:val="20"/>
-        </w:rPr>
-        <w:t>1524185356</w:t>
-      </w:r>
-      <w:r>
-        <w:rPr>
-          <w:rFonts w:hint="eastAsia"/>
-          <w:sz w:val="20"/>
-          <w:szCs w:val="20"/>
-        </w:rPr>
-        <w:t xml:space="preserve">) </w:t>
+        <w:t xml:space="preserve">(1524185356) </w:t>
       </w:r>
       <w:r>
         <w:rPr>
@@ -3250,6 +3128,68 @@
     </w:sectPr>
   </w:body>
 </w:document>
+</file>
+
+<file path=word/endnotes.xml><?xml version="1.0" encoding="utf-8"?>
+<w:endnotes xmlns:wpc="http://schemas.microsoft.com/office/word/2010/wordprocessingCanvas" xmlns:cx="http://schemas.microsoft.com/office/drawing/2014/chartex" xmlns:cx1="http://schemas.microsoft.com/office/drawing/2015/9/8/chartex" xmlns:cx2="http://schemas.microsoft.com/office/drawing/2015/10/21/chartex" xmlns:cx3="http://schemas.microsoft.com/office/drawing/2016/5/9/chartex" xmlns:cx4="http://schemas.microsoft.com/office/drawing/2016/5/10/chartex" xmlns:cx5="http://schemas.microsoft.com/office/drawing/2016/5/11/chartex" xmlns:cx6="http://schemas.microsoft.com/office/drawing/2016/5/12/chartex" xmlns:cx7="http://schemas.microsoft.com/office/drawing/2016/5/13/chartex" xmlns:cx8="http://schemas.microsoft.com/office/drawing/2016/5/14/chartex" xmlns:mc="http://schemas.openxmlformats.org/markup-compatibility/2006" xmlns:aink="http://schemas.microsoft.com/office/drawing/2016/ink" xmlns:am3d="http://schemas.microsoft.com/office/drawing/2017/model3d" xmlns:o="urn:schemas-microsoft-com:office:office" xmlns:oel="http://schemas.microsoft.com/office/2019/extlst" xmlns:r="http://schemas.openxmlformats.org/officeDocument/2006/relationships" xmlns:m="http://schemas.openxmlformats.org/officeDocument/2006/math" xmlns:v="urn:schemas-microsoft-com:vml" xmlns:wp14="http://schemas.microsoft.com/office/word/2010/wordprocessingDrawing" xmlns:wp="http://schemas.openxmlformats.org/drawingml/2006/wordprocessingDrawing" xmlns:w10="urn:schemas-microsoft-com:office:word" xmlns:w="http://schemas.openxmlformats.org/wordprocessingml/2006/main" xmlns:w14="http://schemas.microsoft.com/office/word/2010/wordml" xmlns:w15="http://schemas.microsoft.com/office/word/2012/wordml" xmlns:w16cex="http://schemas.microsoft.com/office/word/2018/wordml/cex" xmlns:w16cid="http://schemas.microsoft.com/office/word/2016/wordml/cid" xmlns:w16="http://schemas.microsoft.com/office/word/2018/wordml" xmlns:w16du="http://schemas.microsoft.com/office/word/2023/wordml/word16du" xmlns:w16sdtdh="http://schemas.microsoft.com/office/word/2020/wordml/sdtdatahash" xmlns:w16sdtfl="http://schemas.microsoft.com/office/word/2024/wordml/sdtformatlock" xmlns:w16se="http://schemas.microsoft.com/office/word/2015/wordml/symex" xmlns:wpg="http://schemas.microsoft.com/office/word/2010/wordprocessingGroup" xmlns:wpi="http://schemas.microsoft.com/office/word/2010/wordprocessingInk" xmlns:wne="http://schemas.microsoft.com/office/word/2006/wordml" xmlns:wps="http://schemas.microsoft.com/office/word/2010/wordprocessingShape" mc:Ignorable="w14 w15 w16se w16cid w16 w16cex w16sdtdh w16sdtfl w16du wp14">
+  <w:endnote w:type="separator" w:id="-1">
+    <w:p>
+      <w:pPr>
+        <w:spacing w:after="0" w:line="240" w:lineRule="auto"/>
+        <w:rPr>
+          <w:rFonts w:hint="eastAsia"/>
+        </w:rPr>
+      </w:pPr>
+      <w:r>
+        <w:separator/>
+      </w:r>
+    </w:p>
+  </w:endnote>
+  <w:endnote w:type="continuationSeparator" w:id="0">
+    <w:p>
+      <w:pPr>
+        <w:spacing w:after="0" w:line="240" w:lineRule="auto"/>
+        <w:rPr>
+          <w:rFonts w:hint="eastAsia"/>
+        </w:rPr>
+      </w:pPr>
+      <w:r>
+        <w:continuationSeparator/>
+      </w:r>
+    </w:p>
+  </w:endnote>
+</w:endnotes>
+</file>
+
+<file path=word/footnotes.xml><?xml version="1.0" encoding="utf-8"?>
+<w:footnotes xmlns:wpc="http://schemas.microsoft.com/office/word/2010/wordprocessingCanvas" xmlns:cx="http://schemas.microsoft.com/office/drawing/2014/chartex" xmlns:cx1="http://schemas.microsoft.com/office/drawing/2015/9/8/chartex" xmlns:cx2="http://schemas.microsoft.com/office/drawing/2015/10/21/chartex" xmlns:cx3="http://schemas.microsoft.com/office/drawing/2016/5/9/chartex" xmlns:cx4="http://schemas.microsoft.com/office/drawing/2016/5/10/chartex" xmlns:cx5="http://schemas.microsoft.com/office/drawing/2016/5/11/chartex" xmlns:cx6="http://schemas.microsoft.com/office/drawing/2016/5/12/chartex" xmlns:cx7="http://schemas.microsoft.com/office/drawing/2016/5/13/chartex" xmlns:cx8="http://schemas.microsoft.com/office/drawing/2016/5/14/chartex" xmlns:mc="http://schemas.openxmlformats.org/markup-compatibility/2006" xmlns:aink="http://schemas.microsoft.com/office/drawing/2016/ink" xmlns:am3d="http://schemas.microsoft.com/office/drawing/2017/model3d" xmlns:o="urn:schemas-microsoft-com:office:office" xmlns:oel="http://schemas.microsoft.com/office/2019/extlst" xmlns:r="http://schemas.openxmlformats.org/officeDocument/2006/relationships" xmlns:m="http://schemas.openxmlformats.org/officeDocument/2006/math" xmlns:v="urn:schemas-microsoft-com:vml" xmlns:wp14="http://schemas.microsoft.com/office/word/2010/wordprocessingDrawing" xmlns:wp="http://schemas.openxmlformats.org/drawingml/2006/wordprocessingDrawing" xmlns:w10="urn:schemas-microsoft-com:office:word" xmlns:w="http://schemas.openxmlformats.org/wordprocessingml/2006/main" xmlns:w14="http://schemas.microsoft.com/office/word/2010/wordml" xmlns:w15="http://schemas.microsoft.com/office/word/2012/wordml" xmlns:w16cex="http://schemas.microsoft.com/office/word/2018/wordml/cex" xmlns:w16cid="http://schemas.microsoft.com/office/word/2016/wordml/cid" xmlns:w16="http://schemas.microsoft.com/office/word/2018/wordml" xmlns:w16du="http://schemas.microsoft.com/office/word/2023/wordml/word16du" xmlns:w16sdtdh="http://schemas.microsoft.com/office/word/2020/wordml/sdtdatahash" xmlns:w16sdtfl="http://schemas.microsoft.com/office/word/2024/wordml/sdtformatlock" xmlns:w16se="http://schemas.microsoft.com/office/word/2015/wordml/symex" xmlns:wpg="http://schemas.microsoft.com/office/word/2010/wordprocessingGroup" xmlns:wpi="http://schemas.microsoft.com/office/word/2010/wordprocessingInk" xmlns:wne="http://schemas.microsoft.com/office/word/2006/wordml" xmlns:wps="http://schemas.microsoft.com/office/word/2010/wordprocessingShape" mc:Ignorable="w14 w15 w16se w16cid w16 w16cex w16sdtdh w16sdtfl w16du wp14">
+  <w:footnote w:type="separator" w:id="-1">
+    <w:p>
+      <w:pPr>
+        <w:spacing w:after="0" w:line="240" w:lineRule="auto"/>
+        <w:rPr>
+          <w:rFonts w:hint="eastAsia"/>
+        </w:rPr>
+      </w:pPr>
+      <w:r>
+        <w:separator/>
+      </w:r>
+    </w:p>
+  </w:footnote>
+  <w:footnote w:type="continuationSeparator" w:id="0">
+    <w:p>
+      <w:pPr>
+        <w:spacing w:after="0" w:line="240" w:lineRule="auto"/>
+        <w:rPr>
+          <w:rFonts w:hint="eastAsia"/>
+        </w:rPr>
+      </w:pPr>
+      <w:r>
+        <w:continuationSeparator/>
+      </w:r>
+    </w:p>
+  </w:footnote>
+</w:footnotes>
 </file>
 
 <file path=word/styles.xml><?xml version="1.0" encoding="utf-8"?>
@@ -3652,7 +3592,7 @@
   <w:style w:type="paragraph" w:default="1" w:styleId="a">
     <w:name w:val="Normal"/>
     <w:qFormat/>
-    <w:rsid w:val="00B467A0"/>
+    <w:rsid w:val="00094230"/>
     <w:pPr>
       <w:widowControl w:val="0"/>
     </w:pPr>
@@ -3860,7 +3800,6 @@
   <w:style w:type="character" w:default="1" w:styleId="a0">
     <w:name w:val="Default Paragraph Font"/>
     <w:uiPriority w:val="1"/>
-    <w:semiHidden/>
     <w:unhideWhenUsed/>
   </w:style>
   <w:style w:type="table" w:default="1" w:styleId="a1">
@@ -4196,6 +4135,96 @@
       </w:tblBorders>
     </w:tblPr>
   </w:style>
+  <w:style w:type="paragraph" w:styleId="af">
+    <w:name w:val="header"/>
+    <w:basedOn w:val="a"/>
+    <w:link w:val="af0"/>
+    <w:uiPriority w:val="99"/>
+    <w:unhideWhenUsed/>
+    <w:rsid w:val="009D5DB8"/>
+    <w:pPr>
+      <w:tabs>
+        <w:tab w:val="center" w:pos="4153"/>
+        <w:tab w:val="right" w:pos="8306"/>
+      </w:tabs>
+      <w:snapToGrid w:val="0"/>
+      <w:spacing w:line="240" w:lineRule="auto"/>
+      <w:jc w:val="center"/>
+    </w:pPr>
+    <w:rPr>
+      <w:sz w:val="18"/>
+      <w:szCs w:val="18"/>
+    </w:rPr>
+  </w:style>
+  <w:style w:type="character" w:customStyle="1" w:styleId="af0">
+    <w:name w:val="页眉 字符"/>
+    <w:basedOn w:val="a0"/>
+    <w:link w:val="af"/>
+    <w:uiPriority w:val="99"/>
+    <w:rsid w:val="009D5DB8"/>
+    <w:rPr>
+      <w:sz w:val="18"/>
+      <w:szCs w:val="18"/>
+    </w:rPr>
+  </w:style>
+  <w:style w:type="paragraph" w:styleId="af1">
+    <w:name w:val="footer"/>
+    <w:basedOn w:val="a"/>
+    <w:link w:val="af2"/>
+    <w:uiPriority w:val="99"/>
+    <w:unhideWhenUsed/>
+    <w:rsid w:val="009D5DB8"/>
+    <w:pPr>
+      <w:tabs>
+        <w:tab w:val="center" w:pos="4153"/>
+        <w:tab w:val="right" w:pos="8306"/>
+      </w:tabs>
+      <w:snapToGrid w:val="0"/>
+      <w:spacing w:line="240" w:lineRule="auto"/>
+    </w:pPr>
+    <w:rPr>
+      <w:sz w:val="18"/>
+      <w:szCs w:val="18"/>
+    </w:rPr>
+  </w:style>
+  <w:style w:type="character" w:customStyle="1" w:styleId="af2">
+    <w:name w:val="页脚 字符"/>
+    <w:basedOn w:val="a0"/>
+    <w:link w:val="af1"/>
+    <w:uiPriority w:val="99"/>
+    <w:rsid w:val="009D5DB8"/>
+    <w:rPr>
+      <w:sz w:val="18"/>
+      <w:szCs w:val="18"/>
+    </w:rPr>
+  </w:style>
+  <w:style w:type="paragraph" w:styleId="HTML">
+    <w:name w:val="HTML Preformatted"/>
+    <w:basedOn w:val="a"/>
+    <w:link w:val="HTML0"/>
+    <w:uiPriority w:val="99"/>
+    <w:semiHidden/>
+    <w:unhideWhenUsed/>
+    <w:rsid w:val="009D5DB8"/>
+    <w:rPr>
+      <w:rFonts w:ascii="Courier New" w:hAnsi="Courier New" w:cs="Courier New"/>
+      <w:sz w:val="20"/>
+      <w:szCs w:val="20"/>
+    </w:rPr>
+  </w:style>
+  <w:style w:type="character" w:customStyle="1" w:styleId="HTML0">
+    <w:name w:val="HTML 预设格式 字符"/>
+    <w:basedOn w:val="a0"/>
+    <w:link w:val="HTML"/>
+    <w:uiPriority w:val="99"/>
+    <w:semiHidden/>
+    <w:rsid w:val="009D5DB8"/>
+    <w:rPr>
+      <w:rFonts w:ascii="Courier New" w:hAnsi="Courier New" w:cs="Courier New"/>
+      <w:sz w:val="20"/>
+      <w:szCs w:val="20"/>
+    </w:rPr>
+  </w:style>
 </w:styles>
 </file>
 

--- a/src/main/resources/static/help/help.docx
+++ b/src/main/resources/static/help/help.docx
@@ -235,6 +235,7 @@
         <w:tc>
           <w:tcPr>
             <w:tcW w:w="4148" w:type="dxa"/>
+            <w:shd w:val="clear" w:color="auto" w:fill="FFFFFF" w:themeFill="background1"/>
           </w:tcPr>
           <w:p>
             <w:pPr>
@@ -253,7 +254,7 @@
                 <w:sz w:val="20"/>
                 <w:szCs w:val="20"/>
               </w:rPr>
-              <w:t>ChatReset</w:t>
+              <w:t>ChatHistory</w:t>
             </w:r>
             <w:proofErr w:type="spellEnd"/>
             <w:r>
@@ -262,15 +263,7 @@
                 <w:sz w:val="20"/>
                 <w:szCs w:val="20"/>
               </w:rPr>
-              <w:t xml:space="preserve">  </w:t>
-            </w:r>
-            <w:r>
-              <w:rPr>
-                <w:rFonts w:hint="eastAsia"/>
-                <w:sz w:val="20"/>
-                <w:szCs w:val="20"/>
-              </w:rPr>
-              <w:t>重置聊天</w:t>
+              <w:t xml:space="preserve">  聊天历史</w:t>
             </w:r>
           </w:p>
         </w:tc>
@@ -279,6 +272,7 @@
         <w:tc>
           <w:tcPr>
             <w:tcW w:w="4148" w:type="dxa"/>
+            <w:shd w:val="clear" w:color="auto" w:fill="DAE9F7" w:themeFill="text2" w:themeFillTint="1A"/>
           </w:tcPr>
           <w:p>
             <w:pPr>
@@ -297,7 +291,7 @@
                 <w:sz w:val="20"/>
                 <w:szCs w:val="20"/>
               </w:rPr>
-              <w:t>ChatHistory</w:t>
+              <w:t>ChatReset</w:t>
             </w:r>
             <w:proofErr w:type="spellEnd"/>
             <w:r>
@@ -306,13 +300,14 @@
                 <w:sz w:val="20"/>
                 <w:szCs w:val="20"/>
               </w:rPr>
-              <w:t xml:space="preserve">  聊天历史</w:t>
+              <w:t xml:space="preserve">  重置聊天</w:t>
             </w:r>
           </w:p>
         </w:tc>
         <w:tc>
           <w:tcPr>
             <w:tcW w:w="4148" w:type="dxa"/>
+            <w:shd w:val="clear" w:color="auto" w:fill="DAE9F7" w:themeFill="text2" w:themeFillTint="1A"/>
           </w:tcPr>
           <w:p>
             <w:pPr>
@@ -433,6 +428,7 @@
               <w:top w:val="single" w:sz="12" w:space="0" w:color="auto"/>
               <w:right w:val="single" w:sz="12" w:space="0" w:color="auto"/>
             </w:tcBorders>
+            <w:shd w:val="clear" w:color="auto" w:fill="DAE9F7" w:themeFill="text2" w:themeFillTint="1A"/>
           </w:tcPr>
           <w:p>
             <w:pPr>
@@ -702,6 +698,7 @@
         <w:tc>
           <w:tcPr>
             <w:tcW w:w="2074" w:type="dxa"/>
+            <w:shd w:val="clear" w:color="auto" w:fill="DAE9F7" w:themeFill="text2" w:themeFillTint="1A"/>
           </w:tcPr>
           <w:p>
             <w:pPr>
@@ -739,6 +736,7 @@
             <w:tcBorders>
               <w:right w:val="single" w:sz="12" w:space="0" w:color="auto"/>
             </w:tcBorders>
+            <w:shd w:val="clear" w:color="auto" w:fill="DAE9F7" w:themeFill="text2" w:themeFillTint="1A"/>
           </w:tcPr>
           <w:p>
             <w:pPr>
@@ -857,7 +855,7 @@
                 <w:sz w:val="20"/>
                 <w:szCs w:val="20"/>
               </w:rPr>
-              <w:t>ImageFolderStructure</w:t>
+              <w:t>ImageFolder</w:t>
             </w:r>
             <w:proofErr w:type="spellEnd"/>
             <w:r>
@@ -885,14 +883,6 @@
                 <w:szCs w:val="20"/>
               </w:rPr>
               <w:t>目录</w:t>
-            </w:r>
-            <w:r>
-              <w:rPr>
-                <w:rFonts w:hint="eastAsia"/>
-                <w:sz w:val="20"/>
-                <w:szCs w:val="20"/>
-              </w:rPr>
-              <w:t>结构</w:t>
             </w:r>
           </w:p>
         </w:tc>
@@ -939,6 +929,7 @@
             <w:tcBorders>
               <w:left w:val="single" w:sz="12" w:space="0" w:color="auto"/>
             </w:tcBorders>
+            <w:shd w:val="clear" w:color="auto" w:fill="DAE9F7" w:themeFill="text2" w:themeFillTint="1A"/>
           </w:tcPr>
           <w:p>
             <w:pPr>
@@ -1025,6 +1016,7 @@
         <w:tc>
           <w:tcPr>
             <w:tcW w:w="2074" w:type="dxa"/>
+            <w:shd w:val="clear" w:color="auto" w:fill="DAE9F7" w:themeFill="text2" w:themeFillTint="1A"/>
           </w:tcPr>
           <w:p>
             <w:pPr>
@@ -1071,6 +1063,7 @@
             <w:tcBorders>
               <w:right w:val="single" w:sz="12" w:space="0" w:color="auto"/>
             </w:tcBorders>
+            <w:shd w:val="clear" w:color="auto" w:fill="DAE9F7" w:themeFill="text2" w:themeFillTint="1A"/>
           </w:tcPr>
           <w:p>
             <w:pPr>
@@ -1349,6 +1342,12 @@
       <w:tblPr>
         <w:tblStyle w:val="ae"/>
         <w:tblW w:w="0" w:type="auto"/>
+        <w:tblBorders>
+          <w:top w:val="single" w:sz="12" w:space="0" w:color="auto"/>
+          <w:left w:val="single" w:sz="12" w:space="0" w:color="auto"/>
+          <w:bottom w:val="single" w:sz="12" w:space="0" w:color="auto"/>
+          <w:right w:val="single" w:sz="12" w:space="0" w:color="auto"/>
+        </w:tblBorders>
         <w:tblLook w:val="04A0" w:firstRow="1" w:lastRow="0" w:firstColumn="1" w:lastColumn="0" w:noHBand="0" w:noVBand="1"/>
       </w:tblPr>
       <w:tblGrid>
@@ -1359,62 +1358,52 @@
         <w:tc>
           <w:tcPr>
             <w:tcW w:w="4148" w:type="dxa"/>
-            <w:tcBorders>
-              <w:top w:val="single" w:sz="12" w:space="0" w:color="auto"/>
-              <w:left w:val="single" w:sz="12" w:space="0" w:color="auto"/>
-            </w:tcBorders>
           </w:tcPr>
           <w:p>
             <w:pPr>
               <w:rPr>
                 <w:rFonts w:hint="eastAsia"/>
+                <w:b/>
+                <w:bCs/>
                 <w:sz w:val="20"/>
                 <w:szCs w:val="20"/>
               </w:rPr>
             </w:pPr>
-            <w:r>
-              <w:rPr>
-                <w:rFonts w:hint="eastAsia"/>
-                <w:b/>
-                <w:bCs/>
-                <w:sz w:val="20"/>
-                <w:szCs w:val="20"/>
-              </w:rPr>
-              <w:t>Wife</w:t>
-            </w:r>
-            <w:r>
-              <w:rPr>
-                <w:rFonts w:hint="eastAsia"/>
-                <w:sz w:val="20"/>
-                <w:szCs w:val="20"/>
-              </w:rPr>
-              <w:t xml:space="preserve">  今日老婆</w:t>
-            </w:r>
-            <w:r>
-              <w:rPr>
-                <w:rFonts w:hint="eastAsia"/>
-                <w:sz w:val="20"/>
-                <w:szCs w:val="20"/>
-              </w:rPr>
-              <w:t xml:space="preserve"> </w:t>
-            </w:r>
-            <w:r>
-              <w:rPr>
-                <w:rFonts w:hint="eastAsia"/>
-                <w:sz w:val="20"/>
-                <w:szCs w:val="20"/>
-              </w:rPr>
-              <w:t>(群友/二次元)</w:t>
+            <w:proofErr w:type="spellStart"/>
+            <w:r>
+              <w:rPr>
+                <w:rFonts w:hint="eastAsia"/>
+                <w:b/>
+                <w:bCs/>
+                <w:sz w:val="20"/>
+                <w:szCs w:val="20"/>
+              </w:rPr>
+              <w:t>CheckIn</w:t>
+            </w:r>
+            <w:proofErr w:type="spellEnd"/>
+            <w:r>
+              <w:rPr>
+                <w:rFonts w:hint="eastAsia"/>
+                <w:b/>
+                <w:bCs/>
+                <w:sz w:val="20"/>
+                <w:szCs w:val="20"/>
+              </w:rPr>
+              <w:t xml:space="preserve">  </w:t>
+            </w:r>
+            <w:r>
+              <w:rPr>
+                <w:rFonts w:hint="eastAsia"/>
+                <w:sz w:val="20"/>
+                <w:szCs w:val="20"/>
+              </w:rPr>
+              <w:t>签到</w:t>
             </w:r>
           </w:p>
         </w:tc>
         <w:tc>
           <w:tcPr>
             <w:tcW w:w="4148" w:type="dxa"/>
-            <w:tcBorders>
-              <w:top w:val="single" w:sz="12" w:space="0" w:color="auto"/>
-              <w:right w:val="single" w:sz="12" w:space="0" w:color="auto"/>
-            </w:tcBorders>
           </w:tcPr>
           <w:p>
             <w:pPr>
@@ -1465,9 +1454,6 @@
         <w:tc>
           <w:tcPr>
             <w:tcW w:w="4148" w:type="dxa"/>
-            <w:tcBorders>
-              <w:left w:val="single" w:sz="12" w:space="0" w:color="auto"/>
-            </w:tcBorders>
           </w:tcPr>
           <w:p>
             <w:pPr>
@@ -1514,9 +1500,6 @@
         <w:tc>
           <w:tcPr>
             <w:tcW w:w="4148" w:type="dxa"/>
-            <w:tcBorders>
-              <w:right w:val="single" w:sz="12" w:space="0" w:color="auto"/>
-            </w:tcBorders>
           </w:tcPr>
           <w:p>
             <w:pPr>
@@ -1564,13 +1547,7 @@
       <w:tr>
         <w:tc>
           <w:tcPr>
-            <w:tcW w:w="8296" w:type="dxa"/>
-            <w:gridSpan w:val="2"/>
-            <w:tcBorders>
-              <w:left w:val="single" w:sz="12" w:space="0" w:color="auto"/>
-              <w:bottom w:val="single" w:sz="12" w:space="0" w:color="auto"/>
-              <w:right w:val="single" w:sz="12" w:space="0" w:color="auto"/>
-            </w:tcBorders>
+            <w:tcW w:w="4148" w:type="dxa"/>
           </w:tcPr>
           <w:p>
             <w:pPr>
@@ -1590,6 +1567,40 @@
                 <w:sz w:val="20"/>
                 <w:szCs w:val="20"/>
               </w:rPr>
+              <w:t>Wife</w:t>
+            </w:r>
+            <w:r>
+              <w:rPr>
+                <w:rFonts w:hint="eastAsia"/>
+                <w:sz w:val="20"/>
+                <w:szCs w:val="20"/>
+              </w:rPr>
+              <w:t xml:space="preserve">  今日老婆 (群友/二次元)</w:t>
+            </w:r>
+          </w:p>
+        </w:tc>
+        <w:tc>
+          <w:tcPr>
+            <w:tcW w:w="4148" w:type="dxa"/>
+          </w:tcPr>
+          <w:p>
+            <w:pPr>
+              <w:rPr>
+                <w:rFonts w:hint="eastAsia"/>
+                <w:b/>
+                <w:bCs/>
+                <w:sz w:val="20"/>
+                <w:szCs w:val="20"/>
+              </w:rPr>
+            </w:pPr>
+            <w:r>
+              <w:rPr>
+                <w:rFonts w:hint="eastAsia"/>
+                <w:b/>
+                <w:bCs/>
+                <w:sz w:val="20"/>
+                <w:szCs w:val="20"/>
+              </w:rPr>
               <w:t xml:space="preserve">Convert  </w:t>
             </w:r>
             <w:r>
@@ -1598,90 +1609,41 @@
                 <w:sz w:val="20"/>
                 <w:szCs w:val="20"/>
               </w:rPr>
-              <w:t>图像</w:t>
-            </w:r>
-            <w:r>
-              <w:rPr>
-                <w:rFonts w:hint="eastAsia"/>
-                <w:sz w:val="20"/>
-                <w:szCs w:val="20"/>
-              </w:rPr>
-              <w:t>处理</w:t>
-            </w:r>
-            <w:r>
-              <w:rPr>
-                <w:rFonts w:hint="eastAsia"/>
-                <w:sz w:val="20"/>
-                <w:szCs w:val="20"/>
-              </w:rPr>
-              <w:t xml:space="preserve"> </w:t>
-            </w:r>
-            <w:r>
-              <w:rPr>
-                <w:sz w:val="20"/>
-                <w:szCs w:val="20"/>
-              </w:rPr>
-              <w:t>–</w:t>
-            </w:r>
-            <w:r>
-              <w:rPr>
-                <w:rFonts w:hint="eastAsia"/>
-                <w:sz w:val="20"/>
-                <w:szCs w:val="20"/>
-              </w:rPr>
-              <w:t xml:space="preserve"> 方法参数: 现有</w:t>
-            </w:r>
-            <w:r>
-              <w:rPr>
-                <w:rFonts w:hint="eastAsia"/>
-                <w:b/>
-                <w:bCs/>
-                <w:sz w:val="20"/>
-                <w:szCs w:val="20"/>
-              </w:rPr>
-              <w:t>RIP</w:t>
-            </w:r>
-            <w:r>
-              <w:rPr>
-                <w:rFonts w:hint="eastAsia"/>
-                <w:b/>
-                <w:bCs/>
-                <w:sz w:val="20"/>
-                <w:szCs w:val="20"/>
-              </w:rPr>
-              <w:t>/PRTS</w:t>
-            </w:r>
-            <w:r>
-              <w:rPr>
-                <w:rFonts w:hint="eastAsia"/>
-                <w:b/>
-                <w:bCs/>
-                <w:sz w:val="20"/>
-                <w:szCs w:val="20"/>
-              </w:rPr>
-              <w:t>/</w:t>
-            </w:r>
-            <w:proofErr w:type="spellStart"/>
-            <w:r>
-              <w:rPr>
-                <w:rFonts w:hint="eastAsia"/>
-                <w:b/>
-                <w:bCs/>
-                <w:sz w:val="20"/>
-                <w:szCs w:val="20"/>
-              </w:rPr>
-              <w:t>InversePRTS</w:t>
-            </w:r>
-            <w:proofErr w:type="spellEnd"/>
-            <w:r>
-              <w:rPr>
-                <w:rFonts w:hint="eastAsia"/>
-                <w:b/>
-                <w:bCs/>
-                <w:sz w:val="20"/>
-                <w:szCs w:val="20"/>
-              </w:rPr>
-              <w:t xml:space="preserve">  (后续有空加...)</w:t>
+              <w:t>图像处理</w:t>
+            </w:r>
+            <w:r>
+              <w:rPr>
+                <w:rFonts w:hint="eastAsia"/>
+                <w:sz w:val="20"/>
+                <w:szCs w:val="20"/>
+              </w:rPr>
+              <w:t xml:space="preserve"> (</w:t>
+            </w:r>
+            <w:r>
+              <w:rPr>
+                <w:rFonts w:hint="eastAsia"/>
+                <w:sz w:val="20"/>
+                <w:szCs w:val="20"/>
+              </w:rPr>
+              <w:t>参数</w:t>
+            </w:r>
+            <w:r>
+              <w:rPr>
+                <w:rFonts w:hint="eastAsia"/>
+                <w:sz w:val="20"/>
+                <w:szCs w:val="20"/>
+              </w:rPr>
+              <w:t>见详细帮助</w:t>
+            </w:r>
+            <w:r>
+              <w:rPr>
+                <w:rFonts w:hint="eastAsia"/>
+                <w:b/>
+                <w:bCs/>
+                <w:sz w:val="20"/>
+                <w:szCs w:val="20"/>
+              </w:rPr>
+              <w:t>)</w:t>
             </w:r>
           </w:p>
         </w:tc>
@@ -1718,6 +1680,7 @@
         </w:rPr>
         <w:t xml:space="preserve"> </w:t>
       </w:r>
+      <w:proofErr w:type="gramStart"/>
       <w:r>
         <w:rPr>
           <w:rFonts w:ascii="Cambria Math" w:hAnsi="Cambria Math" w:cs="Cambria Math" w:hint="eastAsia"/>
@@ -1728,6 +1691,7 @@
         </w:rPr>
         <w:t>跨群游戏</w:t>
       </w:r>
+      <w:proofErr w:type="gramEnd"/>
       <w:r>
         <w:rPr>
           <w:b/>
@@ -1873,6 +1837,7 @@
         <w:tc>
           <w:tcPr>
             <w:tcW w:w="4148" w:type="dxa"/>
+            <w:shd w:val="clear" w:color="auto" w:fill="DAE9F7" w:themeFill="text2" w:themeFillTint="1A"/>
           </w:tcPr>
           <w:p>
             <w:pPr>
@@ -2141,6 +2106,7 @@
               </w:rPr>
               <w:t xml:space="preserve">Looting  </w:t>
             </w:r>
+            <w:proofErr w:type="gramStart"/>
             <w:r>
               <w:rPr>
                 <w:rFonts w:hint="eastAsia"/>
@@ -2149,6 +2115,7 @@
               </w:rPr>
               <w:t>摸金</w:t>
             </w:r>
+            <w:proofErr w:type="gramEnd"/>
           </w:p>
         </w:tc>
         <w:tc>
@@ -2230,6 +2197,7 @@
         <w:tc>
           <w:tcPr>
             <w:tcW w:w="4148" w:type="dxa"/>
+            <w:shd w:val="clear" w:color="auto" w:fill="DAE9F7" w:themeFill="text2" w:themeFillTint="1A"/>
           </w:tcPr>
           <w:p>
             <w:pPr>
@@ -2264,6 +2232,7 @@
         <w:tc>
           <w:tcPr>
             <w:tcW w:w="4148" w:type="dxa"/>
+            <w:shd w:val="clear" w:color="auto" w:fill="D1D1D1" w:themeFill="background2" w:themeFillShade="E6"/>
           </w:tcPr>
           <w:p>
             <w:pPr>
@@ -2349,6 +2318,7 @@
         <w:tc>
           <w:tcPr>
             <w:tcW w:w="4148" w:type="dxa"/>
+            <w:shd w:val="clear" w:color="auto" w:fill="FAE2D5" w:themeFill="accent2" w:themeFillTint="33"/>
           </w:tcPr>
           <w:p>
             <w:pPr>
@@ -2530,6 +2500,186 @@
         </w:rPr>
         <w:t>]</w:t>
       </w:r>
+      <w:r>
+        <w:rPr>
+          <w:b/>
+          <w:bCs/>
+          <w:sz w:val="20"/>
+          <w:szCs w:val="20"/>
+        </w:rPr>
+        <w:tab/>
+      </w:r>
+      <w:r>
+        <w:rPr>
+          <w:b/>
+          <w:bCs/>
+          <w:sz w:val="20"/>
+          <w:szCs w:val="20"/>
+        </w:rPr>
+        <w:tab/>
+      </w:r>
+      <w:r>
+        <w:rPr>
+          <w:b/>
+          <w:bCs/>
+          <w:sz w:val="20"/>
+          <w:szCs w:val="20"/>
+        </w:rPr>
+        <w:tab/>
+      </w:r>
+      <w:r>
+        <w:rPr>
+          <w:b/>
+          <w:bCs/>
+          <w:sz w:val="20"/>
+          <w:szCs w:val="20"/>
+        </w:rPr>
+        <w:tab/>
+      </w:r>
+      <w:r>
+        <w:rPr>
+          <w:b/>
+          <w:bCs/>
+          <w:sz w:val="20"/>
+          <w:szCs w:val="20"/>
+        </w:rPr>
+        <w:tab/>
+      </w:r>
+      <w:r>
+        <w:rPr>
+          <w:b/>
+          <w:bCs/>
+          <w:sz w:val="20"/>
+          <w:szCs w:val="20"/>
+        </w:rPr>
+        <w:tab/>
+      </w:r>
+      <w:r>
+        <w:rPr>
+          <w:b/>
+          <w:bCs/>
+          <w:sz w:val="20"/>
+          <w:szCs w:val="20"/>
+        </w:rPr>
+        <w:tab/>
+      </w:r>
+      <w:r>
+        <w:rPr>
+          <w:b/>
+          <w:bCs/>
+          <w:sz w:val="20"/>
+          <w:szCs w:val="20"/>
+        </w:rPr>
+        <w:tab/>
+      </w:r>
+      <w:r>
+        <w:rPr>
+          <w:b/>
+          <w:bCs/>
+          <w:sz w:val="20"/>
+          <w:szCs w:val="20"/>
+        </w:rPr>
+        <w:tab/>
+      </w:r>
+      <w:r>
+        <w:rPr>
+          <w:b/>
+          <w:bCs/>
+          <w:sz w:val="20"/>
+          <w:szCs w:val="20"/>
+        </w:rPr>
+        <w:tab/>
+      </w:r>
+      <w:r>
+        <w:rPr>
+          <w:rFonts w:hint="eastAsia"/>
+          <w:b/>
+          <w:bCs/>
+          <w:sz w:val="20"/>
+          <w:szCs w:val="20"/>
+        </w:rPr>
+        <w:t xml:space="preserve"> [命令限权等级 - </w:t>
+      </w:r>
+      <w:r>
+        <w:rPr>
+          <w:rFonts w:ascii="Segoe UI Emoji" w:hAnsi="Segoe UI Emoji" w:cs="Segoe UI Emoji"/>
+          <w:b/>
+          <w:bCs/>
+          <w:sz w:val="20"/>
+          <w:szCs w:val="20"/>
+        </w:rPr>
+        <w:t>🔷</w:t>
+      </w:r>
+      <w:r>
+        <w:rPr>
+          <w:rFonts w:ascii="Segoe UI Emoji" w:hAnsi="Segoe UI Emoji" w:cs="Segoe UI Emoji" w:hint="eastAsia"/>
+          <w:b/>
+          <w:bCs/>
+          <w:sz w:val="20"/>
+          <w:szCs w:val="20"/>
+        </w:rPr>
+        <w:t xml:space="preserve"> I</w:t>
+      </w:r>
+      <w:r>
+        <w:rPr>
+          <w:rFonts w:ascii="Segoe UI Emoji" w:hAnsi="Segoe UI Emoji" w:cs="Segoe UI Emoji" w:hint="eastAsia"/>
+          <w:b/>
+          <w:bCs/>
+          <w:sz w:val="20"/>
+          <w:szCs w:val="20"/>
+        </w:rPr>
+        <w:t>级</w:t>
+      </w:r>
+      <w:r>
+        <w:rPr>
+          <w:rFonts w:ascii="Segoe UI Emoji" w:hAnsi="Segoe UI Emoji" w:cs="Segoe UI Emoji" w:hint="eastAsia"/>
+          <w:b/>
+          <w:bCs/>
+          <w:sz w:val="20"/>
+          <w:szCs w:val="20"/>
+        </w:rPr>
+        <w:t xml:space="preserve">  </w:t>
+      </w:r>
+      <w:r>
+        <w:rPr>
+          <w:rFonts w:ascii="Segoe UI Emoji" w:hAnsi="Segoe UI Emoji" w:cs="Segoe UI Emoji"/>
+          <w:b/>
+          <w:bCs/>
+          <w:sz w:val="20"/>
+          <w:szCs w:val="20"/>
+        </w:rPr>
+        <w:t>🔶</w:t>
+      </w:r>
+      <w:r>
+        <w:rPr>
+          <w:rFonts w:ascii="Segoe UI Emoji" w:hAnsi="Segoe UI Emoji" w:cs="Segoe UI Emoji" w:hint="eastAsia"/>
+          <w:b/>
+          <w:bCs/>
+          <w:sz w:val="20"/>
+          <w:szCs w:val="20"/>
+        </w:rPr>
+        <w:t xml:space="preserve"> II</w:t>
+      </w:r>
+      <w:r>
+        <w:rPr>
+          <w:rFonts w:ascii="Segoe UI Emoji" w:hAnsi="Segoe UI Emoji" w:cs="Segoe UI Emoji" w:hint="eastAsia"/>
+          <w:b/>
+          <w:bCs/>
+          <w:sz w:val="20"/>
+          <w:szCs w:val="20"/>
+        </w:rPr>
+        <w:t>级</w:t>
+      </w:r>
+      <w:r>
+        <w:rPr>
+          <w:rFonts w:ascii="Segoe UI Emoji" w:hAnsi="Segoe UI Emoji" w:cs="Segoe UI Emoji" w:hint="eastAsia"/>
+          <w:b/>
+          <w:bCs/>
+          <w:sz w:val="20"/>
+          <w:szCs w:val="20"/>
+        </w:rPr>
+        <w:t>]</w:t>
+      </w:r>
     </w:p>
     <w:p>
       <w:pPr>
@@ -2722,15 +2872,27 @@
         </w:rPr>
         <w:t xml:space="preserve"> </w:t>
       </w:r>
-      <w:r>
-        <w:rPr>
-          <w:rFonts w:hint="eastAsia"/>
-          <w:b/>
-          <w:bCs/>
-          <w:sz w:val="20"/>
-          <w:szCs w:val="20"/>
-        </w:rPr>
-        <w:t xml:space="preserve">跨群游戏 </w:t>
+      <w:proofErr w:type="gramStart"/>
+      <w:r>
+        <w:rPr>
+          <w:rFonts w:hint="eastAsia"/>
+          <w:b/>
+          <w:bCs/>
+          <w:sz w:val="20"/>
+          <w:szCs w:val="20"/>
+        </w:rPr>
+        <w:t>跨群游戏</w:t>
+      </w:r>
+      <w:proofErr w:type="gramEnd"/>
+      <w:r>
+        <w:rPr>
+          <w:rFonts w:hint="eastAsia"/>
+          <w:b/>
+          <w:bCs/>
+          <w:sz w:val="20"/>
+          <w:szCs w:val="20"/>
+        </w:rPr>
+        <w:t xml:space="preserve"> </w:t>
       </w:r>
       <w:r>
         <w:rPr>
@@ -2832,15 +2994,27 @@
         </w:rPr>
         <w:t xml:space="preserve"> </w:t>
       </w:r>
-      <w:r>
-        <w:rPr>
-          <w:rFonts w:hint="eastAsia"/>
-          <w:b/>
-          <w:bCs/>
-          <w:sz w:val="20"/>
-          <w:szCs w:val="20"/>
-        </w:rPr>
-        <w:t xml:space="preserve">跨群游戏 </w:t>
+      <w:proofErr w:type="gramStart"/>
+      <w:r>
+        <w:rPr>
+          <w:rFonts w:hint="eastAsia"/>
+          <w:b/>
+          <w:bCs/>
+          <w:sz w:val="20"/>
+          <w:szCs w:val="20"/>
+        </w:rPr>
+        <w:t>跨群游戏</w:t>
+      </w:r>
+      <w:proofErr w:type="gramEnd"/>
+      <w:r>
+        <w:rPr>
+          <w:rFonts w:hint="eastAsia"/>
+          <w:b/>
+          <w:bCs/>
+          <w:sz w:val="20"/>
+          <w:szCs w:val="20"/>
+        </w:rPr>
+        <w:t xml:space="preserve"> </w:t>
       </w:r>
       <w:r>
         <w:rPr>

--- a/src/main/resources/static/help/help.docx
+++ b/src/main/resources/static/help/help.docx
@@ -2232,7 +2232,7 @@
         <w:tc>
           <w:tcPr>
             <w:tcW w:w="4148" w:type="dxa"/>
-            <w:shd w:val="clear" w:color="auto" w:fill="D1D1D1" w:themeFill="background2" w:themeFillShade="E6"/>
+            <w:shd w:val="clear" w:color="auto" w:fill="D9F2D0" w:themeFill="accent6" w:themeFillTint="33"/>
           </w:tcPr>
           <w:p>
             <w:pPr>
@@ -2805,7 +2805,7 @@
           <w:sz w:val="20"/>
           <w:szCs w:val="20"/>
         </w:rPr>
-        <w:t>ImageFolderStructure</w:t>
+        <w:t>ImageFolder</w:t>
       </w:r>
       <w:proofErr w:type="spellEnd"/>
       <w:r>
@@ -2814,6 +2814,14 @@
           <w:sz w:val="20"/>
           <w:szCs w:val="20"/>
         </w:rPr>
+        <w:t>命令</w:t>
+      </w:r>
+      <w:r>
+        <w:rPr>
+          <w:rFonts w:hint="eastAsia"/>
+          <w:sz w:val="20"/>
+          <w:szCs w:val="20"/>
+        </w:rPr>
         <w:t>查看</w:t>
       </w:r>
       <w:proofErr w:type="spellStart"/>
@@ -2826,6 +2834,14 @@
         <w:t>acg</w:t>
       </w:r>
       <w:proofErr w:type="spellEnd"/>
+      <w:r>
+        <w:rPr>
+          <w:rFonts w:hint="eastAsia"/>
+          <w:sz w:val="20"/>
+          <w:szCs w:val="20"/>
+        </w:rPr>
+        <w:t>目录</w:t>
+      </w:r>
       <w:r>
         <w:rPr>
           <w:rFonts w:hint="eastAsia"/>
@@ -3162,6 +3178,14 @@
         <w:t>MessageCollect</w:t>
       </w:r>
       <w:proofErr w:type="spellEnd"/>
+      <w:r>
+        <w:rPr>
+          <w:rFonts w:hint="eastAsia"/>
+          <w:sz w:val="20"/>
+          <w:szCs w:val="20"/>
+        </w:rPr>
+        <w:t>.</w:t>
+      </w:r>
     </w:p>
     <w:p>
       <w:pPr>
@@ -3974,6 +3998,7 @@
   <w:style w:type="character" w:default="1" w:styleId="a0">
     <w:name w:val="Default Paragraph Font"/>
     <w:uiPriority w:val="1"/>
+    <w:semiHidden/>
     <w:unhideWhenUsed/>
   </w:style>
   <w:style w:type="table" w:default="1" w:styleId="a1">

--- a/src/main/resources/static/help/help.docx
+++ b/src/main/resources/static/help/help.docx
@@ -148,13 +148,16 @@
         <w:tblLook w:val="04A0" w:firstRow="1" w:lastRow="0" w:firstColumn="1" w:lastColumn="0" w:noHBand="0" w:noVBand="1"/>
       </w:tblPr>
       <w:tblGrid>
-        <w:gridCol w:w="4138"/>
-        <w:gridCol w:w="4138"/>
+        <w:gridCol w:w="2758"/>
+        <w:gridCol w:w="1380"/>
+        <w:gridCol w:w="1379"/>
+        <w:gridCol w:w="2759"/>
       </w:tblGrid>
       <w:tr>
         <w:tc>
           <w:tcPr>
-            <w:tcW w:w="4148" w:type="dxa"/>
+            <w:tcW w:w="4138" w:type="dxa"/>
+            <w:gridSpan w:val="2"/>
           </w:tcPr>
           <w:p>
             <w:pPr>
@@ -234,7 +237,8 @@
         </w:tc>
         <w:tc>
           <w:tcPr>
-            <w:tcW w:w="4148" w:type="dxa"/>
+            <w:tcW w:w="4138" w:type="dxa"/>
+            <w:gridSpan w:val="2"/>
             <w:shd w:val="clear" w:color="auto" w:fill="FFFFFF" w:themeFill="background1"/>
           </w:tcPr>
           <w:p>
@@ -271,7 +275,7 @@
       <w:tr>
         <w:tc>
           <w:tcPr>
-            <w:tcW w:w="4148" w:type="dxa"/>
+            <w:tcW w:w="2758" w:type="dxa"/>
             <w:shd w:val="clear" w:color="auto" w:fill="DAE9F7" w:themeFill="text2" w:themeFillTint="1A"/>
           </w:tcPr>
           <w:p>
@@ -306,7 +310,8 @@
         </w:tc>
         <w:tc>
           <w:tcPr>
-            <w:tcW w:w="4148" w:type="dxa"/>
+            <w:tcW w:w="2759" w:type="dxa"/>
+            <w:gridSpan w:val="2"/>
             <w:shd w:val="clear" w:color="auto" w:fill="DAE9F7" w:themeFill="text2" w:themeFillTint="1A"/>
           </w:tcPr>
           <w:p>
@@ -336,6 +341,41 @@
                 <w:szCs w:val="20"/>
               </w:rPr>
               <w:t xml:space="preserve">  聊天模式</w:t>
+            </w:r>
+          </w:p>
+        </w:tc>
+        <w:tc>
+          <w:tcPr>
+            <w:tcW w:w="2759" w:type="dxa"/>
+            <w:shd w:val="clear" w:color="auto" w:fill="DAE9F7" w:themeFill="text2" w:themeFillTint="1A"/>
+          </w:tcPr>
+          <w:p>
+            <w:pPr>
+              <w:rPr>
+                <w:rFonts w:hint="eastAsia"/>
+                <w:sz w:val="20"/>
+                <w:szCs w:val="20"/>
+              </w:rPr>
+            </w:pPr>
+            <w:proofErr w:type="spellStart"/>
+            <w:r>
+              <w:rPr>
+                <w:rFonts w:hint="eastAsia"/>
+                <w:b/>
+                <w:bCs/>
+                <w:sz w:val="20"/>
+                <w:szCs w:val="20"/>
+              </w:rPr>
+              <w:t>ThinkingMode</w:t>
+            </w:r>
+            <w:proofErr w:type="spellEnd"/>
+            <w:r>
+              <w:rPr>
+                <w:rFonts w:hint="eastAsia"/>
+                <w:sz w:val="20"/>
+                <w:szCs w:val="20"/>
+              </w:rPr>
+              <w:t xml:space="preserve">  思考模式</w:t>
             </w:r>
           </w:p>
         </w:tc>

--- a/src/main/resources/static/help/help.docx
+++ b/src/main/resources/static/help/help.docx
@@ -1397,7 +1397,7 @@
       <w:tr>
         <w:tc>
           <w:tcPr>
-            <w:tcW w:w="4148" w:type="dxa"/>
+            <w:tcW w:w="4138" w:type="dxa"/>
           </w:tcPr>
           <w:p>
             <w:pPr>
@@ -1443,7 +1443,7 @@
         </w:tc>
         <w:tc>
           <w:tcPr>
-            <w:tcW w:w="4148" w:type="dxa"/>
+            <w:tcW w:w="4138" w:type="dxa"/>
           </w:tcPr>
           <w:p>
             <w:pPr>
@@ -1493,7 +1493,7 @@
       <w:tr>
         <w:tc>
           <w:tcPr>
-            <w:tcW w:w="4148" w:type="dxa"/>
+            <w:tcW w:w="4138" w:type="dxa"/>
           </w:tcPr>
           <w:p>
             <w:pPr>
@@ -1539,7 +1539,7 @@
         </w:tc>
         <w:tc>
           <w:tcPr>
-            <w:tcW w:w="4148" w:type="dxa"/>
+            <w:tcW w:w="4138" w:type="dxa"/>
           </w:tcPr>
           <w:p>
             <w:pPr>
@@ -1587,7 +1587,7 @@
       <w:tr>
         <w:tc>
           <w:tcPr>
-            <w:tcW w:w="4148" w:type="dxa"/>
+            <w:tcW w:w="4138" w:type="dxa"/>
           </w:tcPr>
           <w:p>
             <w:pPr>
@@ -1621,7 +1621,44 @@
         </w:tc>
         <w:tc>
           <w:tcPr>
-            <w:tcW w:w="4148" w:type="dxa"/>
+            <w:tcW w:w="4138" w:type="dxa"/>
+          </w:tcPr>
+          <w:p>
+            <w:pPr>
+              <w:rPr>
+                <w:rFonts w:hint="eastAsia"/>
+                <w:b/>
+                <w:bCs/>
+                <w:sz w:val="20"/>
+                <w:szCs w:val="20"/>
+              </w:rPr>
+            </w:pPr>
+            <w:r>
+              <w:rPr>
+                <w:rFonts w:hint="eastAsia"/>
+                <w:b/>
+                <w:bCs/>
+                <w:sz w:val="20"/>
+                <w:szCs w:val="20"/>
+              </w:rPr>
+              <w:t xml:space="preserve">Guess </w:t>
+            </w:r>
+            <w:r>
+              <w:rPr>
+                <w:rFonts w:hint="eastAsia"/>
+                <w:sz w:val="20"/>
+                <w:szCs w:val="20"/>
+              </w:rPr>
+              <w:t xml:space="preserve"> 猜角色 (目前只有明日方舟)</w:t>
+            </w:r>
+          </w:p>
+        </w:tc>
+      </w:tr>
+      <w:tr>
+        <w:tc>
+          <w:tcPr>
+            <w:tcW w:w="8276" w:type="dxa"/>
+            <w:gridSpan w:val="2"/>
           </w:tcPr>
           <w:p>
             <w:pPr>
@@ -2818,7 +2855,23 @@
           <w:sz w:val="20"/>
           <w:szCs w:val="20"/>
         </w:rPr>
-        <w:t xml:space="preserve">选老婆功能的 </w:t>
+        <w:t>老婆</w:t>
+      </w:r>
+      <w:r>
+        <w:rPr>
+          <w:rFonts w:hint="eastAsia"/>
+          <w:sz w:val="20"/>
+          <w:szCs w:val="20"/>
+        </w:rPr>
+        <w:t>/猜角色</w:t>
+      </w:r>
+      <w:r>
+        <w:rPr>
+          <w:rFonts w:hint="eastAsia"/>
+          <w:sz w:val="20"/>
+          <w:szCs w:val="20"/>
+        </w:rPr>
+        <w:t xml:space="preserve">功能的 </w:t>
       </w:r>
       <w:r>
         <w:rPr>
@@ -2874,14 +2927,6 @@
         <w:t>acg</w:t>
       </w:r>
       <w:proofErr w:type="spellEnd"/>
-      <w:r>
-        <w:rPr>
-          <w:rFonts w:hint="eastAsia"/>
-          <w:sz w:val="20"/>
-          <w:szCs w:val="20"/>
-        </w:rPr>
-        <w:t>目录</w:t>
-      </w:r>
       <w:r>
         <w:rPr>
           <w:rFonts w:hint="eastAsia"/>

--- a/src/main/resources/static/help/help.docx
+++ b/src/main/resources/static/help/help.docx
@@ -1391,13 +1391,15 @@
         <w:tblLook w:val="04A0" w:firstRow="1" w:lastRow="0" w:firstColumn="1" w:lastColumn="0" w:noHBand="0" w:noVBand="1"/>
       </w:tblPr>
       <w:tblGrid>
-        <w:gridCol w:w="4138"/>
-        <w:gridCol w:w="4138"/>
+        <w:gridCol w:w="1686"/>
+        <w:gridCol w:w="1560"/>
+        <w:gridCol w:w="2409"/>
+        <w:gridCol w:w="2621"/>
       </w:tblGrid>
       <w:tr>
         <w:tc>
           <w:tcPr>
-            <w:tcW w:w="4138" w:type="dxa"/>
+            <w:tcW w:w="1686" w:type="dxa"/>
           </w:tcPr>
           <w:p>
             <w:pPr>
@@ -1443,7 +1445,7 @@
         </w:tc>
         <w:tc>
           <w:tcPr>
-            <w:tcW w:w="4138" w:type="dxa"/>
+            <w:tcW w:w="1560" w:type="dxa"/>
           </w:tcPr>
           <w:p>
             <w:pPr>
@@ -1471,9 +1473,37 @@
               </w:rPr>
               <w:t xml:space="preserve">  抽奖</w:t>
             </w:r>
-            <w:r>
-              <w:rPr>
-                <w:rFonts w:hint="eastAsia"/>
+          </w:p>
+        </w:tc>
+        <w:tc>
+          <w:tcPr>
+            <w:tcW w:w="2409" w:type="dxa"/>
+          </w:tcPr>
+          <w:p>
+            <w:pPr>
+              <w:rPr>
+                <w:rFonts w:hint="eastAsia"/>
+                <w:sz w:val="20"/>
+                <w:szCs w:val="20"/>
+              </w:rPr>
+            </w:pPr>
+            <w:proofErr w:type="spellStart"/>
+            <w:r>
+              <w:rPr>
+                <w:rFonts w:hint="eastAsia"/>
+                <w:b/>
+                <w:bCs/>
+                <w:sz w:val="20"/>
+                <w:szCs w:val="20"/>
+              </w:rPr>
+              <w:t>ShowInventory</w:t>
+            </w:r>
+            <w:proofErr w:type="spellEnd"/>
+            <w:r>
+              <w:rPr>
+                <w:rFonts w:hint="eastAsia"/>
+                <w:b/>
+                <w:bCs/>
                 <w:sz w:val="20"/>
                 <w:szCs w:val="20"/>
               </w:rPr>
@@ -1485,7 +1515,297 @@
                 <w:sz w:val="20"/>
                 <w:szCs w:val="20"/>
               </w:rPr>
-              <w:t>(并存入仓库)</w:t>
+              <w:t>库存</w:t>
+            </w:r>
+          </w:p>
+        </w:tc>
+        <w:tc>
+          <w:tcPr>
+            <w:tcW w:w="2621" w:type="dxa"/>
+          </w:tcPr>
+          <w:p>
+            <w:pPr>
+              <w:rPr>
+                <w:rFonts w:hint="eastAsia"/>
+                <w:sz w:val="20"/>
+                <w:szCs w:val="20"/>
+              </w:rPr>
+            </w:pPr>
+            <w:proofErr w:type="spellStart"/>
+            <w:r>
+              <w:rPr>
+                <w:rFonts w:hint="eastAsia"/>
+                <w:b/>
+                <w:bCs/>
+                <w:sz w:val="20"/>
+                <w:szCs w:val="20"/>
+              </w:rPr>
+              <w:t>UseInventory</w:t>
+            </w:r>
+            <w:proofErr w:type="spellEnd"/>
+            <w:r>
+              <w:rPr>
+                <w:rFonts w:hint="eastAsia"/>
+                <w:b/>
+                <w:bCs/>
+                <w:sz w:val="20"/>
+                <w:szCs w:val="20"/>
+              </w:rPr>
+              <w:t xml:space="preserve">  </w:t>
+            </w:r>
+            <w:r>
+              <w:rPr>
+                <w:rFonts w:hint="eastAsia"/>
+                <w:sz w:val="20"/>
+                <w:szCs w:val="20"/>
+              </w:rPr>
+              <w:t>使用库存</w:t>
+            </w:r>
+          </w:p>
+        </w:tc>
+      </w:tr>
+      <w:tr>
+        <w:tc>
+          <w:tcPr>
+            <w:tcW w:w="3246" w:type="dxa"/>
+            <w:gridSpan w:val="2"/>
+          </w:tcPr>
+          <w:p>
+            <w:pPr>
+              <w:rPr>
+                <w:rFonts w:hint="eastAsia"/>
+                <w:b/>
+                <w:bCs/>
+                <w:sz w:val="20"/>
+                <w:szCs w:val="20"/>
+              </w:rPr>
+            </w:pPr>
+            <w:r>
+              <w:rPr>
+                <w:rFonts w:hint="eastAsia"/>
+                <w:b/>
+                <w:bCs/>
+                <w:sz w:val="20"/>
+                <w:szCs w:val="20"/>
+              </w:rPr>
+              <w:t>Wife</w:t>
+            </w:r>
+            <w:r>
+              <w:rPr>
+                <w:rFonts w:hint="eastAsia"/>
+                <w:sz w:val="20"/>
+                <w:szCs w:val="20"/>
+              </w:rPr>
+              <w:t xml:space="preserve">  今日老婆 (群友/二次元)</w:t>
+            </w:r>
+          </w:p>
+        </w:tc>
+        <w:tc>
+          <w:tcPr>
+            <w:tcW w:w="5030" w:type="dxa"/>
+            <w:gridSpan w:val="2"/>
+          </w:tcPr>
+          <w:p>
+            <w:pPr>
+              <w:rPr>
+                <w:rFonts w:hint="eastAsia"/>
+                <w:b/>
+                <w:bCs/>
+                <w:sz w:val="20"/>
+                <w:szCs w:val="20"/>
+              </w:rPr>
+            </w:pPr>
+            <w:r>
+              <w:rPr>
+                <w:rFonts w:hint="eastAsia"/>
+                <w:b/>
+                <w:bCs/>
+                <w:sz w:val="20"/>
+                <w:szCs w:val="20"/>
+              </w:rPr>
+              <w:t xml:space="preserve">Guess </w:t>
+            </w:r>
+            <w:r>
+              <w:rPr>
+                <w:rFonts w:hint="eastAsia"/>
+                <w:sz w:val="20"/>
+                <w:szCs w:val="20"/>
+              </w:rPr>
+              <w:t xml:space="preserve"> 猜角色 (目前只有明日方舟)</w:t>
+            </w:r>
+          </w:p>
+        </w:tc>
+      </w:tr>
+      <w:tr>
+        <w:tc>
+          <w:tcPr>
+            <w:tcW w:w="8276" w:type="dxa"/>
+            <w:gridSpan w:val="4"/>
+          </w:tcPr>
+          <w:p>
+            <w:pPr>
+              <w:rPr>
+                <w:rFonts w:hint="eastAsia"/>
+                <w:b/>
+                <w:bCs/>
+                <w:sz w:val="20"/>
+                <w:szCs w:val="20"/>
+              </w:rPr>
+            </w:pPr>
+            <w:r>
+              <w:rPr>
+                <w:rFonts w:hint="eastAsia"/>
+                <w:b/>
+                <w:bCs/>
+                <w:sz w:val="20"/>
+                <w:szCs w:val="20"/>
+              </w:rPr>
+              <w:t xml:space="preserve">Convert  </w:t>
+            </w:r>
+            <w:r>
+              <w:rPr>
+                <w:rFonts w:hint="eastAsia"/>
+                <w:sz w:val="20"/>
+                <w:szCs w:val="20"/>
+              </w:rPr>
+              <w:t>图像处理</w:t>
+            </w:r>
+            <w:r>
+              <w:rPr>
+                <w:rFonts w:hint="eastAsia"/>
+                <w:sz w:val="20"/>
+                <w:szCs w:val="20"/>
+              </w:rPr>
+              <w:t xml:space="preserve"> (</w:t>
+            </w:r>
+            <w:r>
+              <w:rPr>
+                <w:rFonts w:hint="eastAsia"/>
+                <w:sz w:val="20"/>
+                <w:szCs w:val="20"/>
+              </w:rPr>
+              <w:t>参数</w:t>
+            </w:r>
+            <w:r>
+              <w:rPr>
+                <w:rFonts w:hint="eastAsia"/>
+                <w:sz w:val="20"/>
+                <w:szCs w:val="20"/>
+              </w:rPr>
+              <w:t>见详细帮助</w:t>
+            </w:r>
+            <w:r>
+              <w:rPr>
+                <w:rFonts w:hint="eastAsia"/>
+                <w:b/>
+                <w:bCs/>
+                <w:sz w:val="20"/>
+                <w:szCs w:val="20"/>
+              </w:rPr>
+              <w:t>)</w:t>
+            </w:r>
+          </w:p>
+        </w:tc>
+      </w:tr>
+    </w:tbl>
+    <w:p>
+      <w:pPr>
+        <w:spacing w:after="0" w:line="240" w:lineRule="auto"/>
+        <w:rPr>
+          <w:rFonts w:hint="eastAsia"/>
+          <w:b/>
+          <w:bCs/>
+          <w:sz w:val="20"/>
+          <w:szCs w:val="20"/>
+        </w:rPr>
+      </w:pPr>
+      <w:r>
+        <w:rPr>
+          <w:rFonts w:ascii="Cambria Math" w:hAnsi="Cambria Math" w:cs="Cambria Math"/>
+          <w:b/>
+          <w:bCs/>
+          <w:sz w:val="20"/>
+          <w:szCs w:val="20"/>
+        </w:rPr>
+        <w:t>◉</w:t>
+      </w:r>
+      <w:r>
+        <w:rPr>
+          <w:rFonts w:ascii="Cambria Math" w:hAnsi="Cambria Math" w:cs="Cambria Math" w:hint="eastAsia"/>
+          <w:b/>
+          <w:bCs/>
+          <w:sz w:val="20"/>
+          <w:szCs w:val="20"/>
+        </w:rPr>
+        <w:t xml:space="preserve"> </w:t>
+      </w:r>
+      <w:proofErr w:type="gramStart"/>
+      <w:r>
+        <w:rPr>
+          <w:rFonts w:ascii="Cambria Math" w:hAnsi="Cambria Math" w:cs="Cambria Math" w:hint="eastAsia"/>
+          <w:b/>
+          <w:bCs/>
+          <w:sz w:val="20"/>
+          <w:szCs w:val="20"/>
+        </w:rPr>
+        <w:t>跨群游戏</w:t>
+      </w:r>
+      <w:proofErr w:type="gramEnd"/>
+      <w:r>
+        <w:rPr>
+          <w:b/>
+          <w:bCs/>
+          <w:sz w:val="20"/>
+          <w:szCs w:val="20"/>
+        </w:rPr>
+        <w:t>功能</w:t>
+      </w:r>
+    </w:p>
+    <w:tbl>
+      <w:tblPr>
+        <w:tblStyle w:val="ae"/>
+        <w:tblW w:w="0" w:type="auto"/>
+        <w:tblBorders>
+          <w:top w:val="single" w:sz="12" w:space="0" w:color="auto"/>
+          <w:left w:val="single" w:sz="12" w:space="0" w:color="auto"/>
+          <w:bottom w:val="single" w:sz="12" w:space="0" w:color="auto"/>
+          <w:right w:val="single" w:sz="12" w:space="0" w:color="auto"/>
+        </w:tblBorders>
+        <w:tblLook w:val="04A0" w:firstRow="1" w:lastRow="0" w:firstColumn="1" w:lastColumn="0" w:noHBand="0" w:noVBand="1"/>
+      </w:tblPr>
+      <w:tblGrid>
+        <w:gridCol w:w="2758"/>
+        <w:gridCol w:w="1380"/>
+        <w:gridCol w:w="1379"/>
+        <w:gridCol w:w="2759"/>
+      </w:tblGrid>
+      <w:tr>
+        <w:tc>
+          <w:tcPr>
+            <w:tcW w:w="8276" w:type="dxa"/>
+            <w:gridSpan w:val="4"/>
+            <w:shd w:val="clear" w:color="auto" w:fill="000000" w:themeFill="text1"/>
+          </w:tcPr>
+          <w:p>
+            <w:pPr>
+              <w:jc w:val="center"/>
+              <w:rPr>
+                <w:rFonts w:hint="eastAsia"/>
+                <w:b/>
+                <w:bCs/>
+                <w:sz w:val="20"/>
+                <w:szCs w:val="20"/>
+              </w:rPr>
+            </w:pPr>
+            <w:r>
+              <w:rPr>
+                <w:rFonts w:hint="eastAsia"/>
+                <w:b/>
+                <w:bCs/>
+                <w:sz w:val="20"/>
+                <w:szCs w:val="20"/>
+              </w:rPr>
+              <w:t>基础操作</w:t>
             </w:r>
           </w:p>
         </w:tc>
@@ -1494,34 +1814,37 @@
         <w:tc>
           <w:tcPr>
             <w:tcW w:w="4138" w:type="dxa"/>
+            <w:gridSpan w:val="2"/>
           </w:tcPr>
           <w:p>
             <w:pPr>
               <w:rPr>
                 <w:rFonts w:hint="eastAsia"/>
-                <w:b/>
-                <w:bCs/>
                 <w:sz w:val="20"/>
                 <w:szCs w:val="20"/>
               </w:rPr>
             </w:pPr>
-            <w:proofErr w:type="spellStart"/>
-            <w:r>
-              <w:rPr>
-                <w:rFonts w:hint="eastAsia"/>
-                <w:b/>
-                <w:bCs/>
-                <w:sz w:val="20"/>
-                <w:szCs w:val="20"/>
-              </w:rPr>
-              <w:t>ShowInventory</w:t>
-            </w:r>
-            <w:proofErr w:type="spellEnd"/>
-            <w:r>
-              <w:rPr>
-                <w:rFonts w:hint="eastAsia"/>
-                <w:b/>
-                <w:bCs/>
+            <w:r>
+              <w:rPr>
+                <w:rFonts w:hint="eastAsia"/>
+                <w:b/>
+                <w:bCs/>
+                <w:sz w:val="20"/>
+                <w:szCs w:val="20"/>
+              </w:rPr>
+              <w:t>Match</w:t>
+            </w:r>
+            <w:r>
+              <w:rPr>
+                <w:rFonts w:hint="eastAsia"/>
+                <w:sz w:val="20"/>
+                <w:szCs w:val="20"/>
+              </w:rPr>
+              <w:t xml:space="preserve">  匹配</w:t>
+            </w:r>
+            <w:r>
+              <w:rPr>
+                <w:rFonts w:hint="eastAsia"/>
                 <w:sz w:val="20"/>
                 <w:szCs w:val="20"/>
               </w:rPr>
@@ -1533,20 +1856,19 @@
                 <w:sz w:val="20"/>
                 <w:szCs w:val="20"/>
               </w:rPr>
-              <w:t xml:space="preserve"> 库存</w:t>
+              <w:t>(需指定游戏)</w:t>
             </w:r>
           </w:p>
         </w:tc>
         <w:tc>
           <w:tcPr>
             <w:tcW w:w="4138" w:type="dxa"/>
+            <w:gridSpan w:val="2"/>
           </w:tcPr>
           <w:p>
             <w:pPr>
               <w:rPr>
                 <w:rFonts w:hint="eastAsia"/>
-                <w:b/>
-                <w:bCs/>
                 <w:sz w:val="20"/>
                 <w:szCs w:val="20"/>
               </w:rPr>
@@ -1560,26 +1882,16 @@
                 <w:sz w:val="20"/>
                 <w:szCs w:val="20"/>
               </w:rPr>
-              <w:t>UseInventory</w:t>
+              <w:t>DisMatch</w:t>
             </w:r>
             <w:proofErr w:type="spellEnd"/>
             <w:r>
               <w:rPr>
                 <w:rFonts w:hint="eastAsia"/>
-                <w:b/>
-                <w:bCs/>
-                <w:sz w:val="20"/>
-                <w:szCs w:val="20"/>
-              </w:rPr>
-              <w:t xml:space="preserve"> </w:t>
-            </w:r>
-            <w:r>
-              <w:rPr>
-                <w:rFonts w:hint="eastAsia"/>
-                <w:sz w:val="20"/>
-                <w:szCs w:val="20"/>
-              </w:rPr>
-              <w:t xml:space="preserve"> 使用库存</w:t>
+                <w:sz w:val="20"/>
+                <w:szCs w:val="20"/>
+              </w:rPr>
+              <w:t xml:space="preserve">  取消匹配</w:t>
             </w:r>
           </w:p>
         </w:tc>
@@ -1588,6 +1900,8 @@
         <w:tc>
           <w:tcPr>
             <w:tcW w:w="4138" w:type="dxa"/>
+            <w:gridSpan w:val="2"/>
+            <w:shd w:val="clear" w:color="auto" w:fill="DAE9F7" w:themeFill="text2" w:themeFillTint="1A"/>
           </w:tcPr>
           <w:p>
             <w:pPr>
@@ -1599,29 +1913,42 @@
                 <w:szCs w:val="20"/>
               </w:rPr>
             </w:pPr>
-            <w:r>
-              <w:rPr>
-                <w:rFonts w:hint="eastAsia"/>
-                <w:b/>
-                <w:bCs/>
-                <w:sz w:val="20"/>
-                <w:szCs w:val="20"/>
-              </w:rPr>
-              <w:t>Wife</w:t>
-            </w:r>
-            <w:r>
-              <w:rPr>
-                <w:rFonts w:hint="eastAsia"/>
-                <w:sz w:val="20"/>
-                <w:szCs w:val="20"/>
-              </w:rPr>
-              <w:t xml:space="preserve">  今日老婆 (群友/二次元)</w:t>
+            <w:proofErr w:type="spellStart"/>
+            <w:r>
+              <w:rPr>
+                <w:rFonts w:hint="eastAsia"/>
+                <w:b/>
+                <w:bCs/>
+                <w:sz w:val="20"/>
+                <w:szCs w:val="20"/>
+              </w:rPr>
+              <w:t>FinishMatch</w:t>
+            </w:r>
+            <w:proofErr w:type="spellEnd"/>
+            <w:r>
+              <w:rPr>
+                <w:rFonts w:hint="eastAsia"/>
+                <w:b/>
+                <w:bCs/>
+                <w:sz w:val="20"/>
+                <w:szCs w:val="20"/>
+              </w:rPr>
+              <w:t xml:space="preserve">  </w:t>
+            </w:r>
+            <w:r>
+              <w:rPr>
+                <w:rFonts w:hint="eastAsia"/>
+                <w:sz w:val="20"/>
+                <w:szCs w:val="20"/>
+              </w:rPr>
+              <w:t>终止对局</w:t>
             </w:r>
           </w:p>
         </w:tc>
         <w:tc>
           <w:tcPr>
             <w:tcW w:w="4138" w:type="dxa"/>
+            <w:gridSpan w:val="2"/>
           </w:tcPr>
           <w:p>
             <w:pPr>
@@ -1633,23 +1960,53 @@
                 <w:szCs w:val="20"/>
               </w:rPr>
             </w:pPr>
-            <w:r>
-              <w:rPr>
-                <w:rFonts w:hint="eastAsia"/>
-                <w:b/>
-                <w:bCs/>
-                <w:sz w:val="20"/>
-                <w:szCs w:val="20"/>
-              </w:rPr>
-              <w:t xml:space="preserve">Guess </w:t>
-            </w:r>
-            <w:r>
-              <w:rPr>
-                <w:rFonts w:hint="eastAsia"/>
-                <w:sz w:val="20"/>
-                <w:szCs w:val="20"/>
-              </w:rPr>
-              <w:t xml:space="preserve"> 猜角色 (目前只有明日方舟)</w:t>
+            <w:proofErr w:type="spellStart"/>
+            <w:r>
+              <w:rPr>
+                <w:rFonts w:hint="eastAsia"/>
+                <w:b/>
+                <w:bCs/>
+                <w:sz w:val="20"/>
+                <w:szCs w:val="20"/>
+              </w:rPr>
+              <w:t>Recent</w:t>
+            </w:r>
+            <w:r>
+              <w:rPr>
+                <w:rFonts w:hint="eastAsia"/>
+                <w:b/>
+                <w:bCs/>
+                <w:sz w:val="20"/>
+                <w:szCs w:val="20"/>
+              </w:rPr>
+              <w:t>Player</w:t>
+            </w:r>
+            <w:proofErr w:type="spellEnd"/>
+            <w:r>
+              <w:rPr>
+                <w:rFonts w:hint="eastAsia"/>
+                <w:b/>
+                <w:bCs/>
+                <w:sz w:val="20"/>
+                <w:szCs w:val="20"/>
+              </w:rPr>
+              <w:t xml:space="preserve"> </w:t>
+            </w:r>
+            <w:r>
+              <w:rPr>
+                <w:rFonts w:hint="eastAsia"/>
+                <w:sz w:val="20"/>
+                <w:szCs w:val="20"/>
+              </w:rPr>
+              <w:t xml:space="preserve"> 最近</w:t>
+            </w:r>
+            <w:r>
+              <w:rPr>
+                <w:rFonts w:hint="eastAsia"/>
+                <w:sz w:val="20"/>
+                <w:szCs w:val="20"/>
+              </w:rPr>
+              <w:t>玩家</w:t>
             </w:r>
           </w:p>
         </w:tc>
@@ -1658,6 +2015,93 @@
         <w:tc>
           <w:tcPr>
             <w:tcW w:w="8276" w:type="dxa"/>
+            <w:gridSpan w:val="4"/>
+            <w:shd w:val="clear" w:color="auto" w:fill="000000" w:themeFill="text1"/>
+          </w:tcPr>
+          <w:p>
+            <w:pPr>
+              <w:jc w:val="center"/>
+              <w:rPr>
+                <w:rFonts w:hint="eastAsia"/>
+                <w:b/>
+                <w:bCs/>
+                <w:sz w:val="20"/>
+                <w:szCs w:val="20"/>
+              </w:rPr>
+            </w:pPr>
+            <w:r>
+              <w:rPr>
+                <w:rFonts w:hint="eastAsia"/>
+                <w:b/>
+                <w:bCs/>
+                <w:sz w:val="20"/>
+                <w:szCs w:val="20"/>
+              </w:rPr>
+              <w:t>游戏列表</w:t>
+            </w:r>
+          </w:p>
+        </w:tc>
+      </w:tr>
+      <w:tr>
+        <w:tc>
+          <w:tcPr>
+            <w:tcW w:w="2758" w:type="dxa"/>
+          </w:tcPr>
+          <w:p>
+            <w:pPr>
+              <w:rPr>
+                <w:rFonts w:hint="eastAsia"/>
+                <w:b/>
+                <w:bCs/>
+                <w:sz w:val="20"/>
+                <w:szCs w:val="20"/>
+              </w:rPr>
+            </w:pPr>
+            <w:proofErr w:type="spellStart"/>
+            <w:r>
+              <w:rPr>
+                <w:rFonts w:hint="eastAsia"/>
+                <w:b/>
+                <w:bCs/>
+                <w:sz w:val="20"/>
+                <w:szCs w:val="20"/>
+              </w:rPr>
+              <w:t>TicTacToe</w:t>
+            </w:r>
+            <w:proofErr w:type="spellEnd"/>
+            <w:r>
+              <w:rPr>
+                <w:rFonts w:hint="eastAsia"/>
+                <w:b/>
+                <w:bCs/>
+                <w:sz w:val="20"/>
+                <w:szCs w:val="20"/>
+              </w:rPr>
+              <w:t xml:space="preserve"> </w:t>
+            </w:r>
+            <w:r>
+              <w:rPr>
+                <w:rFonts w:hint="eastAsia"/>
+                <w:b/>
+                <w:bCs/>
+                <w:sz w:val="20"/>
+                <w:szCs w:val="20"/>
+              </w:rPr>
+              <w:t xml:space="preserve"> </w:t>
+            </w:r>
+            <w:r>
+              <w:rPr>
+                <w:rFonts w:hint="eastAsia"/>
+                <w:sz w:val="20"/>
+                <w:szCs w:val="20"/>
+              </w:rPr>
+              <w:t>井字棋</w:t>
+            </w:r>
+          </w:p>
+        </w:tc>
+        <w:tc>
+          <w:tcPr>
+            <w:tcW w:w="2759" w:type="dxa"/>
             <w:gridSpan w:val="2"/>
           </w:tcPr>
           <w:p>
@@ -1670,58 +2114,72 @@
                 <w:szCs w:val="20"/>
               </w:rPr>
             </w:pPr>
-            <w:r>
-              <w:rPr>
-                <w:rFonts w:hint="eastAsia"/>
-                <w:b/>
-                <w:bCs/>
-                <w:sz w:val="20"/>
-                <w:szCs w:val="20"/>
-              </w:rPr>
-              <w:t xml:space="preserve">Convert  </w:t>
-            </w:r>
-            <w:r>
-              <w:rPr>
-                <w:rFonts w:hint="eastAsia"/>
-                <w:sz w:val="20"/>
-                <w:szCs w:val="20"/>
-              </w:rPr>
-              <w:t>图像处理</w:t>
-            </w:r>
-            <w:r>
-              <w:rPr>
-                <w:rFonts w:hint="eastAsia"/>
-                <w:sz w:val="20"/>
-                <w:szCs w:val="20"/>
-              </w:rPr>
-              <w:t xml:space="preserve"> (</w:t>
-            </w:r>
-            <w:r>
-              <w:rPr>
-                <w:rFonts w:hint="eastAsia"/>
-                <w:sz w:val="20"/>
-                <w:szCs w:val="20"/>
-              </w:rPr>
-              <w:t>参数</w:t>
-            </w:r>
-            <w:r>
-              <w:rPr>
-                <w:rFonts w:hint="eastAsia"/>
-                <w:sz w:val="20"/>
-                <w:szCs w:val="20"/>
-              </w:rPr>
-              <w:t>见详细帮助</w:t>
-            </w:r>
-            <w:r>
-              <w:rPr>
-                <w:rFonts w:hint="eastAsia"/>
-                <w:b/>
-                <w:bCs/>
-                <w:sz w:val="20"/>
-                <w:szCs w:val="20"/>
-              </w:rPr>
-              <w:t>)</w:t>
-            </w:r>
+            <w:proofErr w:type="spellStart"/>
+            <w:r>
+              <w:rPr>
+                <w:rFonts w:hint="eastAsia"/>
+                <w:b/>
+                <w:bCs/>
+                <w:sz w:val="20"/>
+                <w:szCs w:val="20"/>
+              </w:rPr>
+              <w:t>Reversi</w:t>
+            </w:r>
+            <w:proofErr w:type="spellEnd"/>
+            <w:r>
+              <w:rPr>
+                <w:rFonts w:hint="eastAsia"/>
+                <w:b/>
+                <w:bCs/>
+                <w:sz w:val="20"/>
+                <w:szCs w:val="20"/>
+              </w:rPr>
+              <w:t xml:space="preserve">  </w:t>
+            </w:r>
+            <w:r>
+              <w:rPr>
+                <w:rFonts w:hint="eastAsia"/>
+                <w:sz w:val="20"/>
+                <w:szCs w:val="20"/>
+              </w:rPr>
+              <w:t>黑白棋</w:t>
+            </w:r>
+          </w:p>
+        </w:tc>
+        <w:tc>
+          <w:tcPr>
+            <w:tcW w:w="2759" w:type="dxa"/>
+          </w:tcPr>
+          <w:p>
+            <w:pPr>
+              <w:rPr>
+                <w:rFonts w:hint="eastAsia"/>
+                <w:b/>
+                <w:bCs/>
+                <w:sz w:val="20"/>
+                <w:szCs w:val="20"/>
+              </w:rPr>
+            </w:pPr>
+            <w:r>
+              <w:rPr>
+                <w:rFonts w:hint="eastAsia"/>
+                <w:b/>
+                <w:bCs/>
+                <w:sz w:val="20"/>
+                <w:szCs w:val="20"/>
+              </w:rPr>
+              <w:t xml:space="preserve">Looting  </w:t>
+            </w:r>
+            <w:proofErr w:type="gramStart"/>
+            <w:r>
+              <w:rPr>
+                <w:rFonts w:hint="eastAsia"/>
+                <w:sz w:val="20"/>
+                <w:szCs w:val="20"/>
+              </w:rPr>
+              <w:t>摸金</w:t>
+            </w:r>
+            <w:proofErr w:type="gramEnd"/>
           </w:p>
         </w:tc>
       </w:tr>
@@ -1749,34 +2207,12 @@
       </w:r>
       <w:r>
         <w:rPr>
-          <w:rFonts w:ascii="Cambria Math" w:hAnsi="Cambria Math" w:cs="Cambria Math" w:hint="eastAsia"/>
-          <w:b/>
-          <w:bCs/>
-          <w:sz w:val="20"/>
-          <w:szCs w:val="20"/>
-        </w:rPr>
-        <w:t xml:space="preserve"> </w:t>
-      </w:r>
-      <w:proofErr w:type="gramStart"/>
-      <w:r>
-        <w:rPr>
-          <w:rFonts w:ascii="Cambria Math" w:hAnsi="Cambria Math" w:cs="Cambria Math" w:hint="eastAsia"/>
-          <w:b/>
-          <w:bCs/>
-          <w:sz w:val="20"/>
-          <w:szCs w:val="20"/>
-        </w:rPr>
-        <w:t>跨群游戏</w:t>
-      </w:r>
-      <w:proofErr w:type="gramEnd"/>
-      <w:r>
-        <w:rPr>
-          <w:b/>
-          <w:bCs/>
-          <w:sz w:val="20"/>
-          <w:szCs w:val="20"/>
-        </w:rPr>
-        <w:t>功能</w:t>
+          <w:b/>
+          <w:bCs/>
+          <w:sz w:val="20"/>
+          <w:szCs w:val="20"/>
+        </w:rPr>
+        <w:t xml:space="preserve"> 管理功能</w:t>
       </w:r>
     </w:p>
     <w:tbl>
@@ -1798,30 +2234,79 @@
       <w:tr>
         <w:tc>
           <w:tcPr>
-            <w:tcW w:w="8296" w:type="dxa"/>
-            <w:gridSpan w:val="2"/>
-            <w:shd w:val="clear" w:color="auto" w:fill="000000" w:themeFill="text1"/>
+            <w:tcW w:w="4138" w:type="dxa"/>
+            <w:shd w:val="clear" w:color="auto" w:fill="DAE9F7" w:themeFill="text2" w:themeFillTint="1A"/>
           </w:tcPr>
           <w:p>
             <w:pPr>
-              <w:jc w:val="center"/>
-              <w:rPr>
-                <w:rFonts w:hint="eastAsia"/>
-                <w:b/>
-                <w:bCs/>
+              <w:rPr>
+                <w:rFonts w:hint="eastAsia"/>
                 <w:sz w:val="20"/>
                 <w:szCs w:val="20"/>
               </w:rPr>
             </w:pPr>
-            <w:r>
-              <w:rPr>
-                <w:rFonts w:hint="eastAsia"/>
-                <w:b/>
-                <w:bCs/>
-                <w:sz w:val="20"/>
-                <w:szCs w:val="20"/>
-              </w:rPr>
-              <w:t>基础操作</w:t>
+            <w:proofErr w:type="spellStart"/>
+            <w:r>
+              <w:rPr>
+                <w:rFonts w:hint="eastAsia"/>
+                <w:b/>
+                <w:bCs/>
+                <w:sz w:val="20"/>
+                <w:szCs w:val="20"/>
+              </w:rPr>
+              <w:t>GameSetting</w:t>
+            </w:r>
+            <w:proofErr w:type="spellEnd"/>
+            <w:r>
+              <w:rPr>
+                <w:rFonts w:hint="eastAsia"/>
+                <w:sz w:val="20"/>
+                <w:szCs w:val="20"/>
+              </w:rPr>
+              <w:t xml:space="preserve">  游戏设置</w:t>
+            </w:r>
+          </w:p>
+        </w:tc>
+        <w:tc>
+          <w:tcPr>
+            <w:tcW w:w="4138" w:type="dxa"/>
+            <w:shd w:val="clear" w:color="auto" w:fill="D9F2D0" w:themeFill="accent6" w:themeFillTint="33"/>
+          </w:tcPr>
+          <w:p>
+            <w:pPr>
+              <w:rPr>
+                <w:rFonts w:hint="eastAsia"/>
+                <w:sz w:val="20"/>
+                <w:szCs w:val="20"/>
+              </w:rPr>
+            </w:pPr>
+            <w:proofErr w:type="spellStart"/>
+            <w:r>
+              <w:rPr>
+                <w:rFonts w:hint="eastAsia"/>
+                <w:b/>
+                <w:bCs/>
+                <w:sz w:val="20"/>
+                <w:szCs w:val="20"/>
+              </w:rPr>
+              <w:t>AccessSet</w:t>
+            </w:r>
+            <w:proofErr w:type="spellEnd"/>
+            <w:r>
+              <w:rPr>
+                <w:rFonts w:hint="eastAsia"/>
+                <w:sz w:val="20"/>
+                <w:szCs w:val="20"/>
+              </w:rPr>
+              <w:t xml:space="preserve">  限权</w:t>
+            </w:r>
+            <w:r>
+              <w:rPr>
+                <w:rFonts w:hint="eastAsia"/>
+                <w:sz w:val="20"/>
+                <w:szCs w:val="20"/>
+              </w:rPr>
+              <w:t>设置</w:t>
             </w:r>
           </w:p>
         </w:tc>
@@ -1829,7 +2314,7 @@
       <w:tr>
         <w:tc>
           <w:tcPr>
-            <w:tcW w:w="4148" w:type="dxa"/>
+            <w:tcW w:w="4138" w:type="dxa"/>
           </w:tcPr>
           <w:p>
             <w:pPr>
@@ -1839,45 +2324,39 @@
                 <w:szCs w:val="20"/>
               </w:rPr>
             </w:pPr>
-            <w:r>
-              <w:rPr>
-                <w:rFonts w:hint="eastAsia"/>
-                <w:b/>
-                <w:bCs/>
-                <w:sz w:val="20"/>
-                <w:szCs w:val="20"/>
-              </w:rPr>
-              <w:t>Match</w:t>
-            </w:r>
-            <w:r>
-              <w:rPr>
-                <w:rFonts w:hint="eastAsia"/>
-                <w:sz w:val="20"/>
-                <w:szCs w:val="20"/>
-              </w:rPr>
-              <w:t xml:space="preserve">  匹配</w:t>
-            </w:r>
-            <w:r>
-              <w:rPr>
-                <w:rFonts w:hint="eastAsia"/>
-                <w:sz w:val="20"/>
-                <w:szCs w:val="20"/>
-              </w:rPr>
-              <w:t xml:space="preserve"> </w:t>
-            </w:r>
-            <w:r>
-              <w:rPr>
-                <w:rFonts w:hint="eastAsia"/>
-                <w:sz w:val="20"/>
-                <w:szCs w:val="20"/>
-              </w:rPr>
-              <w:t>(需指定游戏)</w:t>
+            <w:proofErr w:type="spellStart"/>
+            <w:r>
+              <w:rPr>
+                <w:rFonts w:hint="eastAsia"/>
+                <w:b/>
+                <w:bCs/>
+                <w:sz w:val="20"/>
+                <w:szCs w:val="20"/>
+              </w:rPr>
+              <w:t>FunctionCheck</w:t>
+            </w:r>
+            <w:proofErr w:type="spellEnd"/>
+            <w:r>
+              <w:rPr>
+                <w:rFonts w:hint="eastAsia"/>
+                <w:sz w:val="20"/>
+                <w:szCs w:val="20"/>
+              </w:rPr>
+              <w:t xml:space="preserve">  </w:t>
+            </w:r>
+            <w:r>
+              <w:rPr>
+                <w:sz w:val="20"/>
+                <w:szCs w:val="20"/>
+              </w:rPr>
+              <w:t>功能检查</w:t>
             </w:r>
           </w:p>
         </w:tc>
         <w:tc>
           <w:tcPr>
-            <w:tcW w:w="4148" w:type="dxa"/>
+            <w:tcW w:w="4138" w:type="dxa"/>
+            <w:shd w:val="clear" w:color="auto" w:fill="FAE2D5" w:themeFill="accent2" w:themeFillTint="33"/>
           </w:tcPr>
           <w:p>
             <w:pPr>
@@ -1896,7 +2375,7 @@
                 <w:sz w:val="20"/>
                 <w:szCs w:val="20"/>
               </w:rPr>
-              <w:t>DisMatch</w:t>
+              <w:t>FunctionControl</w:t>
             </w:r>
             <w:proofErr w:type="spellEnd"/>
             <w:r>
@@ -1905,7 +2384,15 @@
                 <w:sz w:val="20"/>
                 <w:szCs w:val="20"/>
               </w:rPr>
-              <w:t xml:space="preserve">  取消匹配</w:t>
+              <w:t xml:space="preserve">  </w:t>
+            </w:r>
+            <w:r>
+              <w:rPr>
+                <w:rFonts w:hint="eastAsia"/>
+                <w:sz w:val="20"/>
+                <w:szCs w:val="20"/>
+              </w:rPr>
+              <w:t>功能控制</w:t>
             </w:r>
           </w:p>
         </w:tc>
@@ -1913,7 +2400,8 @@
       <w:tr>
         <w:tc>
           <w:tcPr>
-            <w:tcW w:w="4148" w:type="dxa"/>
+            <w:tcW w:w="8276" w:type="dxa"/>
+            <w:gridSpan w:val="2"/>
             <w:shd w:val="clear" w:color="auto" w:fill="DAE9F7" w:themeFill="text2" w:themeFillTint="1A"/>
           </w:tcPr>
           <w:p>
@@ -1935,503 +2423,16 @@
                 <w:sz w:val="20"/>
                 <w:szCs w:val="20"/>
               </w:rPr>
-              <w:t>FinishMatch</w:t>
+              <w:t>UserBan</w:t>
             </w:r>
             <w:proofErr w:type="spellEnd"/>
             <w:r>
               <w:rPr>
                 <w:rFonts w:hint="eastAsia"/>
-                <w:b/>
-                <w:bCs/>
-                <w:sz w:val="20"/>
-                <w:szCs w:val="20"/>
-              </w:rPr>
-              <w:t xml:space="preserve">  </w:t>
-            </w:r>
-            <w:r>
-              <w:rPr>
-                <w:rFonts w:hint="eastAsia"/>
-                <w:sz w:val="20"/>
-                <w:szCs w:val="20"/>
-              </w:rPr>
-              <w:t>终止对局</w:t>
-            </w:r>
-          </w:p>
-        </w:tc>
-        <w:tc>
-          <w:tcPr>
-            <w:tcW w:w="4148" w:type="dxa"/>
-          </w:tcPr>
-          <w:p>
-            <w:pPr>
-              <w:rPr>
-                <w:rFonts w:hint="eastAsia"/>
-                <w:b/>
-                <w:bCs/>
-                <w:sz w:val="20"/>
-                <w:szCs w:val="20"/>
-              </w:rPr>
-            </w:pPr>
-            <w:proofErr w:type="spellStart"/>
-            <w:r>
-              <w:rPr>
-                <w:rFonts w:hint="eastAsia"/>
-                <w:b/>
-                <w:bCs/>
-                <w:sz w:val="20"/>
-                <w:szCs w:val="20"/>
-              </w:rPr>
-              <w:t>Recent</w:t>
-            </w:r>
-            <w:r>
-              <w:rPr>
-                <w:rFonts w:hint="eastAsia"/>
-                <w:b/>
-                <w:bCs/>
-                <w:sz w:val="20"/>
-                <w:szCs w:val="20"/>
-              </w:rPr>
-              <w:t>Player</w:t>
-            </w:r>
-            <w:proofErr w:type="spellEnd"/>
-            <w:r>
-              <w:rPr>
-                <w:rFonts w:hint="eastAsia"/>
-                <w:b/>
-                <w:bCs/>
-                <w:sz w:val="20"/>
-                <w:szCs w:val="20"/>
-              </w:rPr>
-              <w:t xml:space="preserve"> </w:t>
-            </w:r>
-            <w:r>
-              <w:rPr>
-                <w:rFonts w:hint="eastAsia"/>
-                <w:sz w:val="20"/>
-                <w:szCs w:val="20"/>
-              </w:rPr>
-              <w:t xml:space="preserve"> 最近</w:t>
-            </w:r>
-            <w:r>
-              <w:rPr>
-                <w:rFonts w:hint="eastAsia"/>
-                <w:sz w:val="20"/>
-                <w:szCs w:val="20"/>
-              </w:rPr>
-              <w:t>玩家</w:t>
-            </w:r>
-          </w:p>
-        </w:tc>
-      </w:tr>
-      <w:tr>
-        <w:tc>
-          <w:tcPr>
-            <w:tcW w:w="8296" w:type="dxa"/>
-            <w:gridSpan w:val="2"/>
-            <w:shd w:val="clear" w:color="auto" w:fill="000000" w:themeFill="text1"/>
-          </w:tcPr>
-          <w:p>
-            <w:pPr>
-              <w:jc w:val="center"/>
-              <w:rPr>
-                <w:rFonts w:hint="eastAsia"/>
-                <w:b/>
-                <w:bCs/>
-                <w:sz w:val="20"/>
-                <w:szCs w:val="20"/>
-              </w:rPr>
-            </w:pPr>
-            <w:r>
-              <w:rPr>
-                <w:rFonts w:hint="eastAsia"/>
-                <w:b/>
-                <w:bCs/>
-                <w:sz w:val="20"/>
-                <w:szCs w:val="20"/>
-              </w:rPr>
-              <w:t>游戏列表</w:t>
-            </w:r>
-          </w:p>
-        </w:tc>
-      </w:tr>
-      <w:tr>
-        <w:tc>
-          <w:tcPr>
-            <w:tcW w:w="4148" w:type="dxa"/>
-          </w:tcPr>
-          <w:p>
-            <w:pPr>
-              <w:rPr>
-                <w:rFonts w:hint="eastAsia"/>
-                <w:b/>
-                <w:bCs/>
-                <w:sz w:val="20"/>
-                <w:szCs w:val="20"/>
-              </w:rPr>
-            </w:pPr>
-            <w:proofErr w:type="spellStart"/>
-            <w:r>
-              <w:rPr>
-                <w:rFonts w:hint="eastAsia"/>
-                <w:b/>
-                <w:bCs/>
-                <w:sz w:val="20"/>
-                <w:szCs w:val="20"/>
-              </w:rPr>
-              <w:t>TicTacToe</w:t>
-            </w:r>
-            <w:proofErr w:type="spellEnd"/>
-            <w:r>
-              <w:rPr>
-                <w:rFonts w:hint="eastAsia"/>
-                <w:b/>
-                <w:bCs/>
-                <w:sz w:val="20"/>
-                <w:szCs w:val="20"/>
-              </w:rPr>
-              <w:t xml:space="preserve"> </w:t>
-            </w:r>
-            <w:r>
-              <w:rPr>
-                <w:rFonts w:hint="eastAsia"/>
-                <w:b/>
-                <w:bCs/>
-                <w:sz w:val="20"/>
-                <w:szCs w:val="20"/>
-              </w:rPr>
-              <w:t xml:space="preserve"> </w:t>
-            </w:r>
-            <w:r>
-              <w:rPr>
-                <w:rFonts w:hint="eastAsia"/>
-                <w:sz w:val="20"/>
-                <w:szCs w:val="20"/>
-              </w:rPr>
-              <w:t>井字棋</w:t>
-            </w:r>
-          </w:p>
-        </w:tc>
-        <w:tc>
-          <w:tcPr>
-            <w:tcW w:w="4148" w:type="dxa"/>
-          </w:tcPr>
-          <w:p>
-            <w:pPr>
-              <w:rPr>
-                <w:rFonts w:hint="eastAsia"/>
-                <w:b/>
-                <w:bCs/>
-                <w:sz w:val="20"/>
-                <w:szCs w:val="20"/>
-              </w:rPr>
-            </w:pPr>
-            <w:proofErr w:type="spellStart"/>
-            <w:r>
-              <w:rPr>
-                <w:rFonts w:hint="eastAsia"/>
-                <w:b/>
-                <w:bCs/>
-                <w:sz w:val="20"/>
-                <w:szCs w:val="20"/>
-              </w:rPr>
-              <w:t>Reversi</w:t>
-            </w:r>
-            <w:proofErr w:type="spellEnd"/>
-            <w:r>
-              <w:rPr>
-                <w:rFonts w:hint="eastAsia"/>
-                <w:b/>
-                <w:bCs/>
-                <w:sz w:val="20"/>
-                <w:szCs w:val="20"/>
-              </w:rPr>
-              <w:t xml:space="preserve">  </w:t>
-            </w:r>
-            <w:r>
-              <w:rPr>
-                <w:rFonts w:hint="eastAsia"/>
-                <w:sz w:val="20"/>
-                <w:szCs w:val="20"/>
-              </w:rPr>
-              <w:t>黑白棋</w:t>
-            </w:r>
-          </w:p>
-        </w:tc>
-      </w:tr>
-      <w:tr>
-        <w:tc>
-          <w:tcPr>
-            <w:tcW w:w="4148" w:type="dxa"/>
-          </w:tcPr>
-          <w:p>
-            <w:pPr>
-              <w:rPr>
-                <w:rFonts w:hint="eastAsia"/>
-                <w:b/>
-                <w:bCs/>
-                <w:sz w:val="20"/>
-                <w:szCs w:val="20"/>
-              </w:rPr>
-            </w:pPr>
-            <w:r>
-              <w:rPr>
-                <w:rFonts w:hint="eastAsia"/>
-                <w:b/>
-                <w:bCs/>
-                <w:sz w:val="20"/>
-                <w:szCs w:val="20"/>
-              </w:rPr>
-              <w:t xml:space="preserve">Looting  </w:t>
-            </w:r>
-            <w:proofErr w:type="gramStart"/>
-            <w:r>
-              <w:rPr>
-                <w:rFonts w:hint="eastAsia"/>
-                <w:sz w:val="20"/>
-                <w:szCs w:val="20"/>
-              </w:rPr>
-              <w:t>摸金</w:t>
-            </w:r>
-            <w:proofErr w:type="gramEnd"/>
-          </w:p>
-        </w:tc>
-        <w:tc>
-          <w:tcPr>
-            <w:tcW w:w="4148" w:type="dxa"/>
-          </w:tcPr>
-          <w:p>
-            <w:pPr>
-              <w:rPr>
-                <w:rFonts w:hint="eastAsia"/>
-                <w:b/>
-                <w:bCs/>
-                <w:sz w:val="20"/>
-                <w:szCs w:val="20"/>
-              </w:rPr>
-            </w:pPr>
-            <w:r>
-              <w:rPr>
-                <w:rFonts w:hint="eastAsia"/>
-                <w:b/>
-                <w:bCs/>
-                <w:sz w:val="20"/>
-                <w:szCs w:val="20"/>
-              </w:rPr>
-              <w:t>更多功能开发中...</w:t>
-            </w:r>
-          </w:p>
-        </w:tc>
-      </w:tr>
-    </w:tbl>
-    <w:p>
-      <w:pPr>
-        <w:spacing w:after="0" w:line="240" w:lineRule="auto"/>
-        <w:rPr>
-          <w:rFonts w:hint="eastAsia"/>
-          <w:b/>
-          <w:bCs/>
-          <w:sz w:val="20"/>
-          <w:szCs w:val="20"/>
-        </w:rPr>
-      </w:pPr>
-      <w:r>
-        <w:rPr>
-          <w:rFonts w:ascii="Cambria Math" w:hAnsi="Cambria Math" w:cs="Cambria Math"/>
-          <w:b/>
-          <w:bCs/>
-          <w:sz w:val="20"/>
-          <w:szCs w:val="20"/>
-        </w:rPr>
-        <w:t>◉</w:t>
-      </w:r>
-      <w:r>
-        <w:rPr>
-          <w:b/>
-          <w:bCs/>
-          <w:sz w:val="20"/>
-          <w:szCs w:val="20"/>
-        </w:rPr>
-        <w:t xml:space="preserve"> 管理功能</w:t>
-      </w:r>
-    </w:p>
-    <w:tbl>
-      <w:tblPr>
-        <w:tblStyle w:val="ae"/>
-        <w:tblW w:w="0" w:type="auto"/>
-        <w:tblBorders>
-          <w:top w:val="single" w:sz="12" w:space="0" w:color="auto"/>
-          <w:left w:val="single" w:sz="12" w:space="0" w:color="auto"/>
-          <w:bottom w:val="single" w:sz="12" w:space="0" w:color="auto"/>
-          <w:right w:val="single" w:sz="12" w:space="0" w:color="auto"/>
-        </w:tblBorders>
-        <w:tblLook w:val="04A0" w:firstRow="1" w:lastRow="0" w:firstColumn="1" w:lastColumn="0" w:noHBand="0" w:noVBand="1"/>
-      </w:tblPr>
-      <w:tblGrid>
-        <w:gridCol w:w="4138"/>
-        <w:gridCol w:w="4138"/>
-      </w:tblGrid>
-      <w:tr>
-        <w:tc>
-          <w:tcPr>
-            <w:tcW w:w="4148" w:type="dxa"/>
-            <w:shd w:val="clear" w:color="auto" w:fill="DAE9F7" w:themeFill="text2" w:themeFillTint="1A"/>
-          </w:tcPr>
-          <w:p>
-            <w:pPr>
-              <w:rPr>
-                <w:rFonts w:hint="eastAsia"/>
-                <w:sz w:val="20"/>
-                <w:szCs w:val="20"/>
-              </w:rPr>
-            </w:pPr>
-            <w:proofErr w:type="spellStart"/>
-            <w:r>
-              <w:rPr>
-                <w:rFonts w:hint="eastAsia"/>
-                <w:b/>
-                <w:bCs/>
-                <w:sz w:val="20"/>
-                <w:szCs w:val="20"/>
-              </w:rPr>
-              <w:t>UserBan</w:t>
-            </w:r>
-            <w:proofErr w:type="spellEnd"/>
-            <w:r>
-              <w:rPr>
-                <w:rFonts w:hint="eastAsia"/>
                 <w:sz w:val="20"/>
                 <w:szCs w:val="20"/>
               </w:rPr>
               <w:t xml:space="preserve">  禁言</w:t>
-            </w:r>
-          </w:p>
-        </w:tc>
-        <w:tc>
-          <w:tcPr>
-            <w:tcW w:w="4148" w:type="dxa"/>
-            <w:shd w:val="clear" w:color="auto" w:fill="D9F2D0" w:themeFill="accent6" w:themeFillTint="33"/>
-          </w:tcPr>
-          <w:p>
-            <w:pPr>
-              <w:rPr>
-                <w:rFonts w:hint="eastAsia"/>
-                <w:sz w:val="20"/>
-                <w:szCs w:val="20"/>
-              </w:rPr>
-            </w:pPr>
-            <w:proofErr w:type="spellStart"/>
-            <w:r>
-              <w:rPr>
-                <w:rFonts w:hint="eastAsia"/>
-                <w:b/>
-                <w:bCs/>
-                <w:sz w:val="20"/>
-                <w:szCs w:val="20"/>
-              </w:rPr>
-              <w:t>AccessSet</w:t>
-            </w:r>
-            <w:proofErr w:type="spellEnd"/>
-            <w:r>
-              <w:rPr>
-                <w:rFonts w:hint="eastAsia"/>
-                <w:sz w:val="20"/>
-                <w:szCs w:val="20"/>
-              </w:rPr>
-              <w:t xml:space="preserve">  限权</w:t>
-            </w:r>
-            <w:r>
-              <w:rPr>
-                <w:rFonts w:hint="eastAsia"/>
-                <w:sz w:val="20"/>
-                <w:szCs w:val="20"/>
-              </w:rPr>
-              <w:t>设置</w:t>
-            </w:r>
-          </w:p>
-        </w:tc>
-      </w:tr>
-      <w:tr>
-        <w:tc>
-          <w:tcPr>
-            <w:tcW w:w="4148" w:type="dxa"/>
-          </w:tcPr>
-          <w:p>
-            <w:pPr>
-              <w:rPr>
-                <w:rFonts w:hint="eastAsia"/>
-                <w:sz w:val="20"/>
-                <w:szCs w:val="20"/>
-              </w:rPr>
-            </w:pPr>
-            <w:proofErr w:type="spellStart"/>
-            <w:r>
-              <w:rPr>
-                <w:rFonts w:hint="eastAsia"/>
-                <w:b/>
-                <w:bCs/>
-                <w:sz w:val="20"/>
-                <w:szCs w:val="20"/>
-              </w:rPr>
-              <w:t>FunctionCheck</w:t>
-            </w:r>
-            <w:proofErr w:type="spellEnd"/>
-            <w:r>
-              <w:rPr>
-                <w:rFonts w:hint="eastAsia"/>
-                <w:sz w:val="20"/>
-                <w:szCs w:val="20"/>
-              </w:rPr>
-              <w:t xml:space="preserve">  </w:t>
-            </w:r>
-            <w:r>
-              <w:rPr>
-                <w:sz w:val="20"/>
-                <w:szCs w:val="20"/>
-              </w:rPr>
-              <w:t>功能检查</w:t>
-            </w:r>
-          </w:p>
-        </w:tc>
-        <w:tc>
-          <w:tcPr>
-            <w:tcW w:w="4148" w:type="dxa"/>
-            <w:shd w:val="clear" w:color="auto" w:fill="FAE2D5" w:themeFill="accent2" w:themeFillTint="33"/>
-          </w:tcPr>
-          <w:p>
-            <w:pPr>
-              <w:rPr>
-                <w:rFonts w:hint="eastAsia"/>
-                <w:sz w:val="20"/>
-                <w:szCs w:val="20"/>
-              </w:rPr>
-            </w:pPr>
-            <w:proofErr w:type="spellStart"/>
-            <w:r>
-              <w:rPr>
-                <w:rFonts w:hint="eastAsia"/>
-                <w:b/>
-                <w:bCs/>
-                <w:sz w:val="20"/>
-                <w:szCs w:val="20"/>
-              </w:rPr>
-              <w:t>FunctionControl</w:t>
-            </w:r>
-            <w:proofErr w:type="spellEnd"/>
-            <w:r>
-              <w:rPr>
-                <w:rFonts w:hint="eastAsia"/>
-                <w:sz w:val="20"/>
-                <w:szCs w:val="20"/>
-              </w:rPr>
-              <w:t xml:space="preserve">  </w:t>
-            </w:r>
-            <w:r>
-              <w:rPr>
-                <w:rFonts w:hint="eastAsia"/>
-                <w:sz w:val="20"/>
-                <w:szCs w:val="20"/>
-              </w:rPr>
-              <w:t>功能控制</w:t>
             </w:r>
           </w:p>
         </w:tc>
@@ -2520,12 +2521,39 @@
                 <w:sz w:val="20"/>
                 <w:szCs w:val="20"/>
               </w:rPr>
-              <w:t xml:space="preserve"> (指令后加 -help/-h 获取详情)</w:t>
+              <w:t xml:space="preserve"> (指令后加 </w:t>
+            </w:r>
+            <w:r>
+              <w:rPr>
+                <w:rFonts w:hint="eastAsia"/>
+                <w:b/>
+                <w:bCs/>
+                <w:sz w:val="20"/>
+                <w:szCs w:val="20"/>
+              </w:rPr>
+              <w:t>-help/-h</w:t>
+            </w:r>
+            <w:r>
+              <w:rPr>
+                <w:rFonts w:hint="eastAsia"/>
+                <w:sz w:val="20"/>
+                <w:szCs w:val="20"/>
+              </w:rPr>
+              <w:t xml:space="preserve"> 获取详情)</w:t>
             </w:r>
           </w:p>
         </w:tc>
       </w:tr>
     </w:tbl>
+    <w:p>
+      <w:pPr>
+        <w:spacing w:after="0" w:line="240" w:lineRule="auto"/>
+        <w:rPr>
+          <w:sz w:val="20"/>
+          <w:szCs w:val="20"/>
+        </w:rPr>
+      </w:pPr>
+    </w:p>
     <w:p>
       <w:pPr>
         <w:spacing w:after="0" w:line="240" w:lineRule="auto"/>

--- a/src/main/resources/static/help/help.docx
+++ b/src/main/resources/static/help/help.docx
@@ -630,7 +630,7 @@
       <w:tr>
         <w:tc>
           <w:tcPr>
-            <w:tcW w:w="8296" w:type="dxa"/>
+            <w:tcW w:w="8276" w:type="dxa"/>
             <w:gridSpan w:val="4"/>
             <w:tcBorders>
               <w:top w:val="single" w:sz="12" w:space="0" w:color="auto"/>
@@ -666,7 +666,7 @@
       <w:tr>
         <w:tc>
           <w:tcPr>
-            <w:tcW w:w="2074" w:type="dxa"/>
+            <w:tcW w:w="2069" w:type="dxa"/>
             <w:tcBorders>
               <w:left w:val="single" w:sz="12" w:space="0" w:color="auto"/>
             </w:tcBorders>
@@ -703,7 +703,7 @@
         </w:tc>
         <w:tc>
           <w:tcPr>
-            <w:tcW w:w="2074" w:type="dxa"/>
+            <w:tcW w:w="2069" w:type="dxa"/>
           </w:tcPr>
           <w:p>
             <w:pPr>
@@ -737,7 +737,7 @@
         </w:tc>
         <w:tc>
           <w:tcPr>
-            <w:tcW w:w="2074" w:type="dxa"/>
+            <w:tcW w:w="2069" w:type="dxa"/>
             <w:shd w:val="clear" w:color="auto" w:fill="DAE9F7" w:themeFill="text2" w:themeFillTint="1A"/>
           </w:tcPr>
           <w:p>
@@ -772,7 +772,7 @@
         </w:tc>
         <w:tc>
           <w:tcPr>
-            <w:tcW w:w="2074" w:type="dxa"/>
+            <w:tcW w:w="2069" w:type="dxa"/>
             <w:tcBorders>
               <w:right w:val="single" w:sz="12" w:space="0" w:color="auto"/>
             </w:tcBorders>
@@ -812,11 +812,13 @@
       <w:tr>
         <w:tc>
           <w:tcPr>
-            <w:tcW w:w="4148" w:type="dxa"/>
-            <w:gridSpan w:val="2"/>
+            <w:tcW w:w="8276" w:type="dxa"/>
+            <w:gridSpan w:val="4"/>
             <w:tcBorders>
               <w:left w:val="single" w:sz="12" w:space="0" w:color="auto"/>
+              <w:right w:val="single" w:sz="12" w:space="0" w:color="auto"/>
             </w:tcBorders>
+            <w:shd w:val="clear" w:color="auto" w:fill="C1F0C7" w:themeFill="accent3" w:themeFillTint="33"/>
           </w:tcPr>
           <w:p>
             <w:pPr>
@@ -867,62 +869,6 @@
                 <w:szCs w:val="20"/>
               </w:rPr>
               <w:t xml:space="preserve">  随机图片</w:t>
-            </w:r>
-          </w:p>
-        </w:tc>
-        <w:tc>
-          <w:tcPr>
-            <w:tcW w:w="4148" w:type="dxa"/>
-            <w:gridSpan w:val="2"/>
-            <w:tcBorders>
-              <w:right w:val="single" w:sz="12" w:space="0" w:color="auto"/>
-            </w:tcBorders>
-          </w:tcPr>
-          <w:p>
-            <w:pPr>
-              <w:rPr>
-                <w:rFonts w:hint="eastAsia"/>
-                <w:sz w:val="20"/>
-                <w:szCs w:val="20"/>
-              </w:rPr>
-            </w:pPr>
-            <w:proofErr w:type="spellStart"/>
-            <w:r>
-              <w:rPr>
-                <w:rFonts w:hint="eastAsia"/>
-                <w:b/>
-                <w:bCs/>
-                <w:sz w:val="20"/>
-                <w:szCs w:val="20"/>
-              </w:rPr>
-              <w:t>ImageFolder</w:t>
-            </w:r>
-            <w:proofErr w:type="spellEnd"/>
-            <w:r>
-              <w:rPr>
-                <w:rFonts w:hint="eastAsia"/>
-                <w:b/>
-                <w:bCs/>
-                <w:sz w:val="20"/>
-                <w:szCs w:val="20"/>
-              </w:rPr>
-              <w:t xml:space="preserve">  </w:t>
-            </w:r>
-            <w:r>
-              <w:rPr>
-                <w:rFonts w:hint="eastAsia"/>
-                <w:sz w:val="20"/>
-                <w:szCs w:val="20"/>
-              </w:rPr>
-              <w:t>图片</w:t>
-            </w:r>
-            <w:r>
-              <w:rPr>
-                <w:rFonts w:hint="eastAsia"/>
-                <w:sz w:val="20"/>
-                <w:szCs w:val="20"/>
-              </w:rPr>
-              <w:t>目录</w:t>
             </w:r>
           </w:p>
         </w:tc>
@@ -930,7 +876,7 @@
       <w:tr>
         <w:tc>
           <w:tcPr>
-            <w:tcW w:w="8296" w:type="dxa"/>
+            <w:tcW w:w="8276" w:type="dxa"/>
             <w:gridSpan w:val="4"/>
             <w:tcBorders>
               <w:left w:val="single" w:sz="12" w:space="0" w:color="auto"/>
@@ -965,16 +911,102 @@
       <w:tr>
         <w:tc>
           <w:tcPr>
-            <w:tcW w:w="2074" w:type="dxa"/>
+            <w:tcW w:w="2069" w:type="dxa"/>
             <w:tcBorders>
               <w:left w:val="single" w:sz="12" w:space="0" w:color="auto"/>
             </w:tcBorders>
+          </w:tcPr>
+          <w:p>
+            <w:pPr>
+              <w:rPr>
+                <w:rFonts w:hint="eastAsia"/>
+                <w:b/>
+                <w:bCs/>
+                <w:sz w:val="20"/>
+                <w:szCs w:val="20"/>
+              </w:rPr>
+            </w:pPr>
+            <w:proofErr w:type="spellStart"/>
+            <w:r>
+              <w:rPr>
+                <w:b/>
+                <w:bCs/>
+                <w:sz w:val="20"/>
+                <w:szCs w:val="20"/>
+              </w:rPr>
+              <w:t>VideoSave</w:t>
+            </w:r>
+            <w:proofErr w:type="spellEnd"/>
+            <w:r>
+              <w:rPr>
+                <w:b/>
+                <w:bCs/>
+                <w:sz w:val="20"/>
+                <w:szCs w:val="20"/>
+              </w:rPr>
+              <w:t xml:space="preserve"> </w:t>
+            </w:r>
+            <w:r>
+              <w:rPr>
+                <w:sz w:val="20"/>
+                <w:szCs w:val="20"/>
+              </w:rPr>
+              <w:t>保存视频</w:t>
+            </w:r>
+          </w:p>
+        </w:tc>
+        <w:tc>
+          <w:tcPr>
+            <w:tcW w:w="2069" w:type="dxa"/>
+          </w:tcPr>
+          <w:p>
+            <w:pPr>
+              <w:rPr>
+                <w:rFonts w:hint="eastAsia"/>
+                <w:b/>
+                <w:bCs/>
+                <w:sz w:val="20"/>
+                <w:szCs w:val="20"/>
+              </w:rPr>
+            </w:pPr>
+            <w:proofErr w:type="spellStart"/>
+            <w:r>
+              <w:rPr>
+                <w:b/>
+                <w:bCs/>
+                <w:sz w:val="20"/>
+                <w:szCs w:val="20"/>
+              </w:rPr>
+              <w:t>VideoGet</w:t>
+            </w:r>
+            <w:proofErr w:type="spellEnd"/>
+            <w:r>
+              <w:rPr>
+                <w:b/>
+                <w:bCs/>
+                <w:sz w:val="20"/>
+                <w:szCs w:val="20"/>
+              </w:rPr>
+              <w:t xml:space="preserve"> </w:t>
+            </w:r>
+            <w:r>
+              <w:rPr>
+                <w:sz w:val="20"/>
+                <w:szCs w:val="20"/>
+              </w:rPr>
+              <w:t>获取视频</w:t>
+            </w:r>
+          </w:p>
+        </w:tc>
+        <w:tc>
+          <w:tcPr>
+            <w:tcW w:w="2069" w:type="dxa"/>
             <w:shd w:val="clear" w:color="auto" w:fill="DAE9F7" w:themeFill="text2" w:themeFillTint="1A"/>
           </w:tcPr>
           <w:p>
             <w:pPr>
               <w:rPr>
-                <w:rFonts w:hint="eastAsia"/>
+                <w:rFonts w:ascii="Cambria Math" w:hAnsi="Cambria Math" w:cs="Cambria Math"/>
                 <w:b/>
                 <w:bCs/>
                 <w:sz w:val="20"/>
@@ -989,7 +1021,7 @@
                 <w:sz w:val="20"/>
                 <w:szCs w:val="20"/>
               </w:rPr>
-              <w:t>VideoSave</w:t>
+              <w:t>VideoDel</w:t>
             </w:r>
             <w:proofErr w:type="spellEnd"/>
             <w:r>
@@ -1006,100 +1038,13 @@
                 <w:sz w:val="20"/>
                 <w:szCs w:val="20"/>
               </w:rPr>
-              <w:t>保存视频</w:t>
+              <w:t>删除视频</w:t>
             </w:r>
           </w:p>
         </w:tc>
         <w:tc>
           <w:tcPr>
-            <w:tcW w:w="2074" w:type="dxa"/>
-          </w:tcPr>
-          <w:p>
-            <w:pPr>
-              <w:rPr>
-                <w:rFonts w:hint="eastAsia"/>
-                <w:b/>
-                <w:bCs/>
-                <w:sz w:val="20"/>
-                <w:szCs w:val="20"/>
-              </w:rPr>
-            </w:pPr>
-            <w:proofErr w:type="spellStart"/>
-            <w:r>
-              <w:rPr>
-                <w:b/>
-                <w:bCs/>
-                <w:sz w:val="20"/>
-                <w:szCs w:val="20"/>
-              </w:rPr>
-              <w:t>VideoGet</w:t>
-            </w:r>
-            <w:proofErr w:type="spellEnd"/>
-            <w:r>
-              <w:rPr>
-                <w:b/>
-                <w:bCs/>
-                <w:sz w:val="20"/>
-                <w:szCs w:val="20"/>
-              </w:rPr>
-              <w:t xml:space="preserve"> </w:t>
-            </w:r>
-            <w:r>
-              <w:rPr>
-                <w:sz w:val="20"/>
-                <w:szCs w:val="20"/>
-              </w:rPr>
-              <w:t>获取视频</w:t>
-            </w:r>
-          </w:p>
-        </w:tc>
-        <w:tc>
-          <w:tcPr>
-            <w:tcW w:w="2074" w:type="dxa"/>
-            <w:shd w:val="clear" w:color="auto" w:fill="DAE9F7" w:themeFill="text2" w:themeFillTint="1A"/>
-          </w:tcPr>
-          <w:p>
-            <w:pPr>
-              <w:rPr>
-                <w:rFonts w:ascii="Cambria Math" w:hAnsi="Cambria Math" w:cs="Cambria Math"/>
-                <w:b/>
-                <w:bCs/>
-                <w:sz w:val="20"/>
-                <w:szCs w:val="20"/>
-              </w:rPr>
-            </w:pPr>
-            <w:proofErr w:type="spellStart"/>
-            <w:r>
-              <w:rPr>
-                <w:b/>
-                <w:bCs/>
-                <w:sz w:val="20"/>
-                <w:szCs w:val="20"/>
-              </w:rPr>
-              <w:t>VideoDel</w:t>
-            </w:r>
-            <w:proofErr w:type="spellEnd"/>
-            <w:r>
-              <w:rPr>
-                <w:b/>
-                <w:bCs/>
-                <w:sz w:val="20"/>
-                <w:szCs w:val="20"/>
-              </w:rPr>
-              <w:t xml:space="preserve"> </w:t>
-            </w:r>
-            <w:r>
-              <w:rPr>
-                <w:sz w:val="20"/>
-                <w:szCs w:val="20"/>
-              </w:rPr>
-              <w:t>删除视频</w:t>
-            </w:r>
-          </w:p>
-        </w:tc>
-        <w:tc>
-          <w:tcPr>
-            <w:tcW w:w="2074" w:type="dxa"/>
+            <w:tcW w:w="2069" w:type="dxa"/>
             <w:tcBorders>
               <w:right w:val="single" w:sz="12" w:space="0" w:color="auto"/>
             </w:tcBorders>
@@ -1148,12 +1093,13 @@
       <w:tr>
         <w:tc>
           <w:tcPr>
-            <w:tcW w:w="8296" w:type="dxa"/>
+            <w:tcW w:w="8276" w:type="dxa"/>
             <w:gridSpan w:val="4"/>
             <w:tcBorders>
               <w:left w:val="single" w:sz="12" w:space="0" w:color="auto"/>
               <w:right w:val="single" w:sz="12" w:space="0" w:color="auto"/>
             </w:tcBorders>
+            <w:shd w:val="clear" w:color="auto" w:fill="C1F0C7" w:themeFill="accent3" w:themeFillTint="33"/>
           </w:tcPr>
           <w:p>
             <w:pPr>
@@ -1227,7 +1173,7 @@
       <w:tr>
         <w:tc>
           <w:tcPr>
-            <w:tcW w:w="8296" w:type="dxa"/>
+            <w:tcW w:w="8276" w:type="dxa"/>
             <w:gridSpan w:val="4"/>
             <w:tcBorders>
               <w:left w:val="single" w:sz="12" w:space="0" w:color="auto"/>
@@ -1258,13 +1204,14 @@
       <w:tr>
         <w:tc>
           <w:tcPr>
-            <w:tcW w:w="8296" w:type="dxa"/>
+            <w:tcW w:w="8276" w:type="dxa"/>
             <w:gridSpan w:val="4"/>
             <w:tcBorders>
               <w:left w:val="single" w:sz="12" w:space="0" w:color="auto"/>
               <w:bottom w:val="single" w:sz="12" w:space="0" w:color="auto"/>
               <w:right w:val="single" w:sz="12" w:space="0" w:color="auto"/>
             </w:tcBorders>
+            <w:shd w:val="clear" w:color="auto" w:fill="C1F0C7" w:themeFill="accent3" w:themeFillTint="33"/>
           </w:tcPr>
           <w:p>
             <w:pPr>
@@ -1392,9 +1339,10 @@
       </w:tblPr>
       <w:tblGrid>
         <w:gridCol w:w="1686"/>
-        <w:gridCol w:w="1560"/>
-        <w:gridCol w:w="2409"/>
-        <w:gridCol w:w="2621"/>
+        <w:gridCol w:w="1701"/>
+        <w:gridCol w:w="751"/>
+        <w:gridCol w:w="1659"/>
+        <w:gridCol w:w="2479"/>
       </w:tblGrid>
       <w:tr>
         <w:tc>
@@ -1445,7 +1393,7 @@
         </w:tc>
         <w:tc>
           <w:tcPr>
-            <w:tcW w:w="1560" w:type="dxa"/>
+            <w:tcW w:w="1701" w:type="dxa"/>
           </w:tcPr>
           <w:p>
             <w:pPr>
@@ -1477,7 +1425,8 @@
         </w:tc>
         <w:tc>
           <w:tcPr>
-            <w:tcW w:w="2409" w:type="dxa"/>
+            <w:tcW w:w="2410" w:type="dxa"/>
+            <w:gridSpan w:val="2"/>
           </w:tcPr>
           <w:p>
             <w:pPr>
@@ -1521,7 +1470,7 @@
         </w:tc>
         <w:tc>
           <w:tcPr>
-            <w:tcW w:w="2621" w:type="dxa"/>
+            <w:tcW w:w="2479" w:type="dxa"/>
           </w:tcPr>
           <w:p>
             <w:pPr>
@@ -1551,7 +1500,7 @@
                 <w:sz w:val="20"/>
                 <w:szCs w:val="20"/>
               </w:rPr>
-              <w:t xml:space="preserve">  </w:t>
+              <w:t xml:space="preserve"> </w:t>
             </w:r>
             <w:r>
               <w:rPr>
@@ -1567,8 +1516,8 @@
       <w:tr>
         <w:tc>
           <w:tcPr>
-            <w:tcW w:w="3246" w:type="dxa"/>
-            <w:gridSpan w:val="2"/>
+            <w:tcW w:w="4138" w:type="dxa"/>
+            <w:gridSpan w:val="3"/>
           </w:tcPr>
           <w:p>
             <w:pPr>
@@ -1602,7 +1551,7 @@
         </w:tc>
         <w:tc>
           <w:tcPr>
-            <w:tcW w:w="5030" w:type="dxa"/>
+            <w:tcW w:w="4138" w:type="dxa"/>
             <w:gridSpan w:val="2"/>
           </w:tcPr>
           <w:p>
@@ -1639,8 +1588,8 @@
       <w:tr>
         <w:tc>
           <w:tcPr>
-            <w:tcW w:w="8276" w:type="dxa"/>
-            <w:gridSpan w:val="4"/>
+            <w:tcW w:w="4138" w:type="dxa"/>
+            <w:gridSpan w:val="3"/>
           </w:tcPr>
           <w:p>
             <w:pPr>
@@ -1703,6 +1652,41 @@
                 <w:szCs w:val="20"/>
               </w:rPr>
               <w:t>)</w:t>
+            </w:r>
+          </w:p>
+        </w:tc>
+        <w:tc>
+          <w:tcPr>
+            <w:tcW w:w="4138" w:type="dxa"/>
+            <w:gridSpan w:val="2"/>
+          </w:tcPr>
+          <w:p>
+            <w:pPr>
+              <w:rPr>
+                <w:rFonts w:hint="eastAsia"/>
+                <w:b/>
+                <w:bCs/>
+                <w:sz w:val="20"/>
+                <w:szCs w:val="20"/>
+              </w:rPr>
+            </w:pPr>
+            <w:r>
+              <w:rPr>
+                <w:rFonts w:hint="eastAsia"/>
+                <w:b/>
+                <w:bCs/>
+                <w:sz w:val="20"/>
+                <w:szCs w:val="20"/>
+              </w:rPr>
+              <w:t>Anime</w:t>
+            </w:r>
+            <w:r>
+              <w:rPr>
+                <w:rFonts w:hint="eastAsia"/>
+                <w:sz w:val="20"/>
+                <w:szCs w:val="20"/>
+              </w:rPr>
+              <w:t xml:space="preserve">  二次元</w:t>
             </w:r>
           </w:p>
         </w:tc>
@@ -2270,7 +2254,7 @@
         <w:tc>
           <w:tcPr>
             <w:tcW w:w="4138" w:type="dxa"/>
-            <w:shd w:val="clear" w:color="auto" w:fill="D9F2D0" w:themeFill="accent6" w:themeFillTint="33"/>
+            <w:shd w:val="clear" w:color="auto" w:fill="DAE9F7" w:themeFill="text2" w:themeFillTint="1A"/>
           </w:tcPr>
           <w:p>
             <w:pPr>
@@ -2289,6 +2273,78 @@
                 <w:sz w:val="20"/>
                 <w:szCs w:val="20"/>
               </w:rPr>
+              <w:t>UserBan</w:t>
+            </w:r>
+            <w:proofErr w:type="spellEnd"/>
+            <w:r>
+              <w:rPr>
+                <w:rFonts w:hint="eastAsia"/>
+                <w:sz w:val="20"/>
+                <w:szCs w:val="20"/>
+              </w:rPr>
+              <w:t xml:space="preserve">  禁言</w:t>
+            </w:r>
+          </w:p>
+        </w:tc>
+      </w:tr>
+      <w:tr>
+        <w:tc>
+          <w:tcPr>
+            <w:tcW w:w="4138" w:type="dxa"/>
+            <w:shd w:val="clear" w:color="auto" w:fill="FAE2D5" w:themeFill="accent2" w:themeFillTint="33"/>
+          </w:tcPr>
+          <w:p>
+            <w:pPr>
+              <w:rPr>
+                <w:rFonts w:hint="eastAsia"/>
+                <w:sz w:val="20"/>
+                <w:szCs w:val="20"/>
+              </w:rPr>
+            </w:pPr>
+            <w:proofErr w:type="spellStart"/>
+            <w:r>
+              <w:rPr>
+                <w:rFonts w:hint="eastAsia"/>
+                <w:b/>
+                <w:bCs/>
+                <w:sz w:val="20"/>
+                <w:szCs w:val="20"/>
+              </w:rPr>
+              <w:t>FunctionControl</w:t>
+            </w:r>
+            <w:proofErr w:type="spellEnd"/>
+            <w:r>
+              <w:rPr>
+                <w:rFonts w:hint="eastAsia"/>
+                <w:sz w:val="20"/>
+                <w:szCs w:val="20"/>
+              </w:rPr>
+              <w:t xml:space="preserve">  功能控制</w:t>
+            </w:r>
+          </w:p>
+        </w:tc>
+        <w:tc>
+          <w:tcPr>
+            <w:tcW w:w="4138" w:type="dxa"/>
+            <w:shd w:val="clear" w:color="auto" w:fill="C1F0C7" w:themeFill="accent3" w:themeFillTint="33"/>
+          </w:tcPr>
+          <w:p>
+            <w:pPr>
+              <w:rPr>
+                <w:rFonts w:hint="eastAsia"/>
+                <w:sz w:val="20"/>
+                <w:szCs w:val="20"/>
+              </w:rPr>
+            </w:pPr>
+            <w:proofErr w:type="spellStart"/>
+            <w:r>
+              <w:rPr>
+                <w:rFonts w:hint="eastAsia"/>
+                <w:b/>
+                <w:bCs/>
+                <w:sz w:val="20"/>
+                <w:szCs w:val="20"/>
+              </w:rPr>
               <w:t>AccessSet</w:t>
             </w:r>
             <w:proofErr w:type="spellEnd"/>
@@ -2298,15 +2354,7 @@
                 <w:sz w:val="20"/>
                 <w:szCs w:val="20"/>
               </w:rPr>
-              <w:t xml:space="preserve">  限权</w:t>
-            </w:r>
-            <w:r>
-              <w:rPr>
-                <w:rFonts w:hint="eastAsia"/>
-                <w:sz w:val="20"/>
-                <w:szCs w:val="20"/>
-              </w:rPr>
-              <w:t>设置</w:t>
+              <w:t xml:space="preserve">  限权设置</w:t>
             </w:r>
           </w:p>
         </w:tc>
@@ -2320,6 +2368,8 @@
             <w:pPr>
               <w:rPr>
                 <w:rFonts w:hint="eastAsia"/>
+                <w:b/>
+                <w:bCs/>
                 <w:sz w:val="20"/>
                 <w:szCs w:val="20"/>
               </w:rPr>
@@ -2356,12 +2406,13 @@
         <w:tc>
           <w:tcPr>
             <w:tcW w:w="4138" w:type="dxa"/>
-            <w:shd w:val="clear" w:color="auto" w:fill="FAE2D5" w:themeFill="accent2" w:themeFillTint="33"/>
           </w:tcPr>
           <w:p>
             <w:pPr>
               <w:rPr>
                 <w:rFonts w:hint="eastAsia"/>
+                <w:b/>
+                <w:bCs/>
                 <w:sz w:val="20"/>
                 <w:szCs w:val="20"/>
               </w:rPr>
@@ -2375,12 +2426,14 @@
                 <w:sz w:val="20"/>
                 <w:szCs w:val="20"/>
               </w:rPr>
-              <w:t>FunctionControl</w:t>
+              <w:t>ImageFolder</w:t>
             </w:r>
             <w:proofErr w:type="spellEnd"/>
             <w:r>
               <w:rPr>
                 <w:rFonts w:hint="eastAsia"/>
+                <w:b/>
+                <w:bCs/>
                 <w:sz w:val="20"/>
                 <w:szCs w:val="20"/>
               </w:rPr>
@@ -2392,47 +2445,7 @@
                 <w:sz w:val="20"/>
                 <w:szCs w:val="20"/>
               </w:rPr>
-              <w:t>功能控制</w:t>
-            </w:r>
-          </w:p>
-        </w:tc>
-      </w:tr>
-      <w:tr>
-        <w:tc>
-          <w:tcPr>
-            <w:tcW w:w="8276" w:type="dxa"/>
-            <w:gridSpan w:val="2"/>
-            <w:shd w:val="clear" w:color="auto" w:fill="DAE9F7" w:themeFill="text2" w:themeFillTint="1A"/>
-          </w:tcPr>
-          <w:p>
-            <w:pPr>
-              <w:rPr>
-                <w:rFonts w:hint="eastAsia"/>
-                <w:b/>
-                <w:bCs/>
-                <w:sz w:val="20"/>
-                <w:szCs w:val="20"/>
-              </w:rPr>
-            </w:pPr>
-            <w:proofErr w:type="spellStart"/>
-            <w:r>
-              <w:rPr>
-                <w:rFonts w:hint="eastAsia"/>
-                <w:b/>
-                <w:bCs/>
-                <w:sz w:val="20"/>
-                <w:szCs w:val="20"/>
-              </w:rPr>
-              <w:t>UserBan</w:t>
-            </w:r>
-            <w:proofErr w:type="spellEnd"/>
-            <w:r>
-              <w:rPr>
-                <w:rFonts w:hint="eastAsia"/>
-                <w:sz w:val="20"/>
-                <w:szCs w:val="20"/>
-              </w:rPr>
-              <w:t xml:space="preserve">  禁言</w:t>
+              <w:t>图片目录</w:t>
             </w:r>
           </w:p>
         </w:tc>
@@ -2549,6 +2562,7 @@
       <w:pPr>
         <w:spacing w:after="0" w:line="240" w:lineRule="auto"/>
         <w:rPr>
+          <w:rFonts w:hint="eastAsia"/>
           <w:sz w:val="20"/>
           <w:szCs w:val="20"/>
         </w:rPr>
@@ -2568,7 +2582,7 @@
       <w:pPr>
         <w:spacing w:after="0" w:line="240" w:lineRule="auto"/>
         <w:rPr>
-          <w:rFonts w:hint="eastAsia"/>
+          <w:rFonts w:ascii="Segoe UI Emoji" w:hAnsi="Segoe UI Emoji" w:cs="Segoe UI Emoji" w:hint="eastAsia"/>
           <w:b/>
           <w:bCs/>
           <w:sz w:val="20"/>
@@ -2652,62 +2666,123 @@
       </w:r>
       <w:r>
         <w:rPr>
-          <w:b/>
-          <w:bCs/>
-          <w:sz w:val="20"/>
-          <w:szCs w:val="20"/>
-        </w:rPr>
-        <w:tab/>
-      </w:r>
-      <w:r>
-        <w:rPr>
-          <w:b/>
-          <w:bCs/>
-          <w:sz w:val="20"/>
-          <w:szCs w:val="20"/>
-        </w:rPr>
-        <w:tab/>
-      </w:r>
-      <w:r>
-        <w:rPr>
-          <w:b/>
-          <w:bCs/>
-          <w:sz w:val="20"/>
-          <w:szCs w:val="20"/>
-        </w:rPr>
-        <w:tab/>
-      </w:r>
-      <w:r>
-        <w:rPr>
-          <w:b/>
-          <w:bCs/>
-          <w:sz w:val="20"/>
-          <w:szCs w:val="20"/>
-        </w:rPr>
-        <w:tab/>
-      </w:r>
-      <w:r>
-        <w:rPr>
-          <w:b/>
-          <w:bCs/>
-          <w:sz w:val="20"/>
-          <w:szCs w:val="20"/>
-        </w:rPr>
-        <w:tab/>
-      </w:r>
-      <w:r>
-        <w:rPr>
-          <w:rFonts w:hint="eastAsia"/>
-          <w:b/>
-          <w:bCs/>
-          <w:sz w:val="20"/>
-          <w:szCs w:val="20"/>
-        </w:rPr>
-        <w:t xml:space="preserve"> [命令限权等级 - </w:t>
+          <w:rFonts w:hint="eastAsia"/>
+          <w:b/>
+          <w:bCs/>
+          <w:sz w:val="20"/>
+          <w:szCs w:val="20"/>
+        </w:rPr>
+        <w:t xml:space="preserve">       </w:t>
+      </w:r>
+      <w:r>
+        <w:rPr>
+          <w:rFonts w:hint="eastAsia"/>
+          <w:b/>
+          <w:bCs/>
+          <w:sz w:val="20"/>
+          <w:szCs w:val="20"/>
+        </w:rPr>
+        <w:t>[命令限权等级 -</w:t>
       </w:r>
       <w:r>
         <w:rPr>
           <w:rFonts w:ascii="Segoe UI Emoji" w:hAnsi="Segoe UI Emoji" w:cs="Segoe UI Emoji"/>
+        </w:rPr>
+        <w:t xml:space="preserve"> </w:t>
+      </w:r>
+      <w:r>
+        <w:rPr>
+          <w:rFonts w:ascii="Segoe UI Emoji" w:hAnsi="Segoe UI Emoji" w:cs="Segoe UI Emoji"/>
+          <w:b/>
+          <w:bCs/>
+          <w:sz w:val="20"/>
+          <w:szCs w:val="20"/>
+        </w:rPr>
+        <w:t>🟢</w:t>
+      </w:r>
+      <w:r>
+        <w:rPr>
+          <w:rFonts w:ascii="Segoe UI Emoji" w:hAnsi="Segoe UI Emoji" w:cs="Segoe UI Emoji" w:hint="eastAsia"/>
+          <w:b/>
+          <w:bCs/>
+          <w:sz w:val="20"/>
+          <w:szCs w:val="20"/>
+        </w:rPr>
+        <w:t xml:space="preserve"> </w:t>
+      </w:r>
+      <w:r>
+        <w:rPr>
+          <w:rFonts w:ascii="Segoe UI Emoji" w:hAnsi="Segoe UI Emoji" w:cs="Segoe UI Emoji"/>
+          <w:b/>
+          <w:bCs/>
+          <w:sz w:val="20"/>
+          <w:szCs w:val="20"/>
+        </w:rPr>
+        <w:t>−I</w:t>
+      </w:r>
+      <w:r>
+        <w:rPr>
+          <w:rFonts w:ascii="Segoe UI Emoji" w:hAnsi="Segoe UI Emoji" w:cs="Segoe UI Emoji" w:hint="eastAsia"/>
+          <w:b/>
+          <w:bCs/>
+          <w:sz w:val="20"/>
+          <w:szCs w:val="20"/>
+        </w:rPr>
+        <w:t>级</w:t>
+      </w:r>
+      <w:r>
+        <w:rPr>
+          <w:rFonts w:ascii="Segoe UI Emoji" w:hAnsi="Segoe UI Emoji" w:cs="Segoe UI Emoji" w:hint="eastAsia"/>
+          <w:b/>
+          <w:bCs/>
+          <w:sz w:val="20"/>
+          <w:szCs w:val="20"/>
+        </w:rPr>
+        <w:t xml:space="preserve"> </w:t>
+      </w:r>
+      <w:r>
+        <w:rPr>
+          <w:rFonts w:ascii="Segoe UI Emoji" w:hAnsi="Segoe UI Emoji" w:cs="Segoe UI Emoji"/>
+          <w:b/>
+          <w:bCs/>
+          <w:sz w:val="20"/>
+          <w:szCs w:val="20"/>
+        </w:rPr>
+        <w:t>⚪</w:t>
+      </w:r>
+      <w:r>
+        <w:rPr>
+          <w:rFonts w:ascii="Segoe UI Emoji" w:hAnsi="Segoe UI Emoji" w:cs="Segoe UI Emoji" w:hint="eastAsia"/>
+          <w:b/>
+          <w:bCs/>
+          <w:sz w:val="20"/>
+          <w:szCs w:val="20"/>
+        </w:rPr>
+        <w:t xml:space="preserve"> 0</w:t>
+      </w:r>
+      <w:r>
+        <w:rPr>
+          <w:rFonts w:ascii="Segoe UI Emoji" w:hAnsi="Segoe UI Emoji" w:cs="Segoe UI Emoji" w:hint="eastAsia"/>
+          <w:b/>
+          <w:bCs/>
+          <w:sz w:val="20"/>
+          <w:szCs w:val="20"/>
+        </w:rPr>
+        <w:t>级</w:t>
+      </w:r>
+      <w:r>
+        <w:rPr>
+          <w:rFonts w:hint="eastAsia"/>
+          <w:b/>
+          <w:bCs/>
+          <w:sz w:val="20"/>
+          <w:szCs w:val="20"/>
+        </w:rPr>
+        <w:t xml:space="preserve"> </w:t>
+      </w:r>
+      <w:r>
+        <w:rPr>
+          <w:rFonts w:ascii="Segoe UI Emoji" w:hAnsi="Segoe UI Emoji" w:cs="Segoe UI Emoji"/>
           <w:b/>
           <w:bCs/>
           <w:sz w:val="20"/>
@@ -2743,7 +2818,7 @@
           <w:sz w:val="20"/>
           <w:szCs w:val="20"/>
         </w:rPr>
-        <w:t xml:space="preserve">  </w:t>
+        <w:t xml:space="preserve"> </w:t>
       </w:r>
       <w:r>
         <w:rPr>
@@ -3355,7 +3430,23 @@
           <w:sz w:val="20"/>
           <w:szCs w:val="20"/>
         </w:rPr>
-        <w:t xml:space="preserve">                </w:t>
+        <w:t xml:space="preserve">              </w:t>
+      </w:r>
+      <w:r>
+        <w:rPr>
+          <w:rFonts w:hint="eastAsia"/>
+          <w:sz w:val="20"/>
+          <w:szCs w:val="20"/>
+        </w:rPr>
+        <w:t xml:space="preserve"> </w:t>
+      </w:r>
+      <w:r>
+        <w:rPr>
+          <w:rFonts w:hint="eastAsia"/>
+          <w:sz w:val="20"/>
+          <w:szCs w:val="20"/>
+        </w:rPr>
+        <w:t xml:space="preserve">  </w:t>
       </w:r>
       <w:r>
         <w:rPr>
@@ -4111,7 +4202,6 @@
   <w:style w:type="character" w:default="1" w:styleId="a0">
     <w:name w:val="Default Paragraph Font"/>
     <w:uiPriority w:val="1"/>
-    <w:semiHidden/>
     <w:unhideWhenUsed/>
   </w:style>
   <w:style w:type="table" w:default="1" w:styleId="a1">
@@ -4537,6 +4627,18 @@
       <w:szCs w:val="20"/>
     </w:rPr>
   </w:style>
+  <w:style w:type="paragraph" w:styleId="af3">
+    <w:name w:val="Normal (Web)"/>
+    <w:basedOn w:val="a"/>
+    <w:uiPriority w:val="99"/>
+    <w:semiHidden/>
+    <w:unhideWhenUsed/>
+    <w:rsid w:val="00950E6F"/>
+    <w:rPr>
+      <w:rFonts w:ascii="Times New Roman" w:hAnsi="Times New Roman" w:cs="Times New Roman"/>
+      <w:sz w:val="24"/>
+    </w:rPr>
+  </w:style>
 </w:styles>
 </file>
 

--- a/src/main/resources/static/help/help.docx
+++ b/src/main/resources/static/help/help.docx
@@ -511,6 +511,7 @@
               <w:bottom w:val="single" w:sz="12" w:space="0" w:color="auto"/>
               <w:right w:val="single" w:sz="12" w:space="0" w:color="auto"/>
             </w:tcBorders>
+            <w:shd w:val="clear" w:color="auto" w:fill="C1F0C7" w:themeFill="accent3" w:themeFillTint="33"/>
           </w:tcPr>
           <w:p>
             <w:pPr>
@@ -2582,7 +2583,7 @@
       <w:pPr>
         <w:spacing w:after="0" w:line="240" w:lineRule="auto"/>
         <w:rPr>
-          <w:rFonts w:ascii="Segoe UI Emoji" w:hAnsi="Segoe UI Emoji" w:cs="Segoe UI Emoji" w:hint="eastAsia"/>
+          <w:rFonts w:ascii="Segoe UI Emoji" w:hAnsi="Segoe UI Emoji" w:cs="Segoe UI Emoji"/>
           <w:b/>
           <w:bCs/>
           <w:sz w:val="20"/>
@@ -4202,6 +4203,7 @@
   <w:style w:type="character" w:default="1" w:styleId="a0">
     <w:name w:val="Default Paragraph Font"/>
     <w:uiPriority w:val="1"/>
+    <w:semiHidden/>
     <w:unhideWhenUsed/>
   </w:style>
   <w:style w:type="table" w:default="1" w:styleId="a1">

--- a/src/main/resources/static/help/help.docx
+++ b/src/main/resources/static/help/help.docx
@@ -149,15 +149,13 @@
       </w:tblPr>
       <w:tblGrid>
         <w:gridCol w:w="2758"/>
-        <w:gridCol w:w="1380"/>
-        <w:gridCol w:w="1379"/>
+        <w:gridCol w:w="2759"/>
         <w:gridCol w:w="2759"/>
       </w:tblGrid>
       <w:tr>
         <w:tc>
           <w:tcPr>
-            <w:tcW w:w="4138" w:type="dxa"/>
-            <w:gridSpan w:val="2"/>
+            <w:tcW w:w="2758" w:type="dxa"/>
           </w:tcPr>
           <w:p>
             <w:pPr>
@@ -175,71 +173,21 @@
                 <w:sz w:val="20"/>
                 <w:szCs w:val="20"/>
               </w:rPr>
-              <w:t>Chat</w:t>
-            </w:r>
-            <w:r>
-              <w:rPr>
-                <w:rFonts w:hint="eastAsia"/>
-                <w:b/>
-                <w:bCs/>
-                <w:sz w:val="20"/>
-                <w:szCs w:val="20"/>
-              </w:rPr>
-              <w:t>/</w:t>
-            </w:r>
-            <w:r>
-              <w:rPr>
-                <w:rFonts w:hint="eastAsia"/>
-                <w:b/>
-                <w:bCs/>
-                <w:sz w:val="20"/>
-                <w:szCs w:val="20"/>
-              </w:rPr>
-              <w:t>@Null</w:t>
-            </w:r>
-            <w:r>
-              <w:rPr>
-                <w:rFonts w:hint="eastAsia"/>
-                <w:b/>
-                <w:bCs/>
-                <w:sz w:val="20"/>
-                <w:szCs w:val="20"/>
-              </w:rPr>
-              <w:t>/</w:t>
-            </w:r>
-            <w:r>
-              <w:rPr>
-                <w:rFonts w:hint="eastAsia"/>
-                <w:b/>
-                <w:bCs/>
-                <w:sz w:val="20"/>
-                <w:szCs w:val="20"/>
-              </w:rPr>
-              <w:t>戳一戳</w:t>
-            </w:r>
-            <w:r>
-              <w:rPr>
-                <w:rFonts w:hint="eastAsia"/>
-                <w:sz w:val="20"/>
-                <w:szCs w:val="20"/>
-              </w:rPr>
-              <w:t xml:space="preserve"> </w:t>
-            </w:r>
-            <w:r>
-              <w:rPr>
-                <w:rFonts w:hint="eastAsia"/>
-                <w:sz w:val="20"/>
-                <w:szCs w:val="20"/>
-              </w:rPr>
-              <w:t xml:space="preserve"> 聊天</w:t>
+              <w:t>Chat/@Null/戳一戳</w:t>
+            </w:r>
+            <w:r>
+              <w:rPr>
+                <w:rFonts w:hint="eastAsia"/>
+                <w:sz w:val="20"/>
+                <w:szCs w:val="20"/>
+              </w:rPr>
+              <w:t xml:space="preserve">  聊天</w:t>
             </w:r>
           </w:p>
         </w:tc>
         <w:tc>
           <w:tcPr>
-            <w:tcW w:w="4138" w:type="dxa"/>
-            <w:gridSpan w:val="2"/>
-            <w:shd w:val="clear" w:color="auto" w:fill="FFFFFF" w:themeFill="background1"/>
+            <w:tcW w:w="2759" w:type="dxa"/>
           </w:tcPr>
           <w:p>
             <w:pPr>
@@ -268,6 +216,41 @@
                 <w:szCs w:val="20"/>
               </w:rPr>
               <w:t xml:space="preserve">  聊天历史</w:t>
+            </w:r>
+          </w:p>
+        </w:tc>
+        <w:tc>
+          <w:tcPr>
+            <w:tcW w:w="2759" w:type="dxa"/>
+            <w:shd w:val="clear" w:color="auto" w:fill="DAE9F7" w:themeFill="text2" w:themeFillTint="1A"/>
+          </w:tcPr>
+          <w:p>
+            <w:pPr>
+              <w:rPr>
+                <w:rFonts w:hint="eastAsia"/>
+                <w:sz w:val="20"/>
+                <w:szCs w:val="20"/>
+              </w:rPr>
+            </w:pPr>
+            <w:proofErr w:type="spellStart"/>
+            <w:r>
+              <w:rPr>
+                <w:rFonts w:hint="eastAsia"/>
+                <w:b/>
+                <w:bCs/>
+                <w:sz w:val="20"/>
+                <w:szCs w:val="20"/>
+              </w:rPr>
+              <w:t>ChatReset</w:t>
+            </w:r>
+            <w:proofErr w:type="spellEnd"/>
+            <w:r>
+              <w:rPr>
+                <w:rFonts w:hint="eastAsia"/>
+                <w:sz w:val="20"/>
+                <w:szCs w:val="20"/>
+              </w:rPr>
+              <w:t xml:space="preserve">  重置聊天</w:t>
             </w:r>
           </w:p>
         </w:tc>
@@ -295,7 +278,7 @@
                 <w:sz w:val="20"/>
                 <w:szCs w:val="20"/>
               </w:rPr>
-              <w:t>ChatReset</w:t>
+              <w:t>ChatMode</w:t>
             </w:r>
             <w:proofErr w:type="spellEnd"/>
             <w:r>
@@ -304,43 +287,7 @@
                 <w:sz w:val="20"/>
                 <w:szCs w:val="20"/>
               </w:rPr>
-              <w:t xml:space="preserve">  重置聊天</w:t>
-            </w:r>
-          </w:p>
-        </w:tc>
-        <w:tc>
-          <w:tcPr>
-            <w:tcW w:w="2759" w:type="dxa"/>
-            <w:gridSpan w:val="2"/>
-            <w:shd w:val="clear" w:color="auto" w:fill="DAE9F7" w:themeFill="text2" w:themeFillTint="1A"/>
-          </w:tcPr>
-          <w:p>
-            <w:pPr>
-              <w:rPr>
-                <w:rFonts w:hint="eastAsia"/>
-                <w:sz w:val="20"/>
-                <w:szCs w:val="20"/>
-              </w:rPr>
-            </w:pPr>
-            <w:proofErr w:type="spellStart"/>
-            <w:r>
-              <w:rPr>
-                <w:rFonts w:hint="eastAsia"/>
-                <w:b/>
-                <w:bCs/>
-                <w:sz w:val="20"/>
-                <w:szCs w:val="20"/>
-              </w:rPr>
-              <w:t>ChatMode</w:t>
-            </w:r>
-            <w:proofErr w:type="spellEnd"/>
-            <w:r>
-              <w:rPr>
-                <w:rFonts w:hint="eastAsia"/>
-                <w:sz w:val="20"/>
-                <w:szCs w:val="20"/>
-              </w:rPr>
-              <w:t xml:space="preserve">  聊天模式</w:t>
+              <w:t xml:space="preserve"> 聊天模式</w:t>
             </w:r>
           </w:p>
         </w:tc>
@@ -375,7 +322,42 @@
                 <w:sz w:val="20"/>
                 <w:szCs w:val="20"/>
               </w:rPr>
-              <w:t xml:space="preserve">  思考模式</w:t>
+              <w:t xml:space="preserve"> 思考模式</w:t>
+            </w:r>
+          </w:p>
+        </w:tc>
+        <w:tc>
+          <w:tcPr>
+            <w:tcW w:w="2759" w:type="dxa"/>
+            <w:shd w:val="clear" w:color="auto" w:fill="DAE9F7" w:themeFill="text2" w:themeFillTint="1A"/>
+          </w:tcPr>
+          <w:p>
+            <w:pPr>
+              <w:rPr>
+                <w:rFonts w:hint="eastAsia"/>
+                <w:sz w:val="20"/>
+                <w:szCs w:val="20"/>
+              </w:rPr>
+            </w:pPr>
+            <w:proofErr w:type="spellStart"/>
+            <w:r>
+              <w:rPr>
+                <w:rFonts w:hint="eastAsia"/>
+                <w:b/>
+                <w:bCs/>
+                <w:sz w:val="20"/>
+                <w:szCs w:val="20"/>
+              </w:rPr>
+              <w:t>EmbeddingMode</w:t>
+            </w:r>
+            <w:proofErr w:type="spellEnd"/>
+            <w:r>
+              <w:rPr>
+                <w:rFonts w:hint="eastAsia"/>
+                <w:sz w:val="20"/>
+                <w:szCs w:val="20"/>
+              </w:rPr>
+              <w:t xml:space="preserve"> 嵌入模式</w:t>
             </w:r>
           </w:p>
         </w:tc>

--- a/src/main/resources/static/help/help.docx
+++ b/src/main/resources/static/help/help.docx
@@ -149,13 +149,15 @@
       </w:tblPr>
       <w:tblGrid>
         <w:gridCol w:w="2758"/>
-        <w:gridCol w:w="2759"/>
+        <w:gridCol w:w="1380"/>
+        <w:gridCol w:w="1379"/>
         <w:gridCol w:w="2759"/>
       </w:tblGrid>
       <w:tr>
         <w:tc>
           <w:tcPr>
-            <w:tcW w:w="2758" w:type="dxa"/>
+            <w:tcW w:w="4138" w:type="dxa"/>
+            <w:gridSpan w:val="2"/>
           </w:tcPr>
           <w:p>
             <w:pPr>
@@ -187,7 +189,8 @@
         </w:tc>
         <w:tc>
           <w:tcPr>
-            <w:tcW w:w="2759" w:type="dxa"/>
+            <w:tcW w:w="4138" w:type="dxa"/>
+            <w:gridSpan w:val="2"/>
           </w:tcPr>
           <w:p>
             <w:pPr>
@@ -216,41 +219,6 @@
                 <w:szCs w:val="20"/>
               </w:rPr>
               <w:t xml:space="preserve">  聊天历史</w:t>
-            </w:r>
-          </w:p>
-        </w:tc>
-        <w:tc>
-          <w:tcPr>
-            <w:tcW w:w="2759" w:type="dxa"/>
-            <w:shd w:val="clear" w:color="auto" w:fill="DAE9F7" w:themeFill="text2" w:themeFillTint="1A"/>
-          </w:tcPr>
-          <w:p>
-            <w:pPr>
-              <w:rPr>
-                <w:rFonts w:hint="eastAsia"/>
-                <w:sz w:val="20"/>
-                <w:szCs w:val="20"/>
-              </w:rPr>
-            </w:pPr>
-            <w:proofErr w:type="spellStart"/>
-            <w:r>
-              <w:rPr>
-                <w:rFonts w:hint="eastAsia"/>
-                <w:b/>
-                <w:bCs/>
-                <w:sz w:val="20"/>
-                <w:szCs w:val="20"/>
-              </w:rPr>
-              <w:t>ChatReset</w:t>
-            </w:r>
-            <w:proofErr w:type="spellEnd"/>
-            <w:r>
-              <w:rPr>
-                <w:rFonts w:hint="eastAsia"/>
-                <w:sz w:val="20"/>
-                <w:szCs w:val="20"/>
-              </w:rPr>
-              <w:t xml:space="preserve">  重置聊天</w:t>
             </w:r>
           </w:p>
         </w:tc>
@@ -294,6 +262,7 @@
         <w:tc>
           <w:tcPr>
             <w:tcW w:w="2759" w:type="dxa"/>
+            <w:gridSpan w:val="2"/>
             <w:shd w:val="clear" w:color="auto" w:fill="DAE9F7" w:themeFill="text2" w:themeFillTint="1A"/>
           </w:tcPr>
           <w:p>
@@ -348,6 +317,45 @@
                 <w:sz w:val="20"/>
                 <w:szCs w:val="20"/>
               </w:rPr>
+              <w:t>ChatReset</w:t>
+            </w:r>
+            <w:proofErr w:type="spellEnd"/>
+            <w:r>
+              <w:rPr>
+                <w:rFonts w:hint="eastAsia"/>
+                <w:sz w:val="20"/>
+                <w:szCs w:val="20"/>
+              </w:rPr>
+              <w:t xml:space="preserve">  重置聊天</w:t>
+            </w:r>
+          </w:p>
+        </w:tc>
+      </w:tr>
+      <w:tr>
+        <w:tc>
+          <w:tcPr>
+            <w:tcW w:w="2758" w:type="dxa"/>
+            <w:shd w:val="clear" w:color="auto" w:fill="DAE9F7" w:themeFill="text2" w:themeFillTint="1A"/>
+          </w:tcPr>
+          <w:p>
+            <w:pPr>
+              <w:rPr>
+                <w:rFonts w:hint="eastAsia"/>
+                <w:b/>
+                <w:bCs/>
+                <w:sz w:val="20"/>
+                <w:szCs w:val="20"/>
+              </w:rPr>
+            </w:pPr>
+            <w:proofErr w:type="spellStart"/>
+            <w:r>
+              <w:rPr>
+                <w:rFonts w:hint="eastAsia"/>
+                <w:b/>
+                <w:bCs/>
+                <w:sz w:val="20"/>
+                <w:szCs w:val="20"/>
+              </w:rPr>
               <w:t>EmbeddingMode</w:t>
             </w:r>
             <w:proofErr w:type="spellEnd"/>
@@ -358,6 +366,100 @@
                 <w:szCs w:val="20"/>
               </w:rPr>
               <w:t xml:space="preserve"> 嵌入模式</w:t>
+            </w:r>
+          </w:p>
+        </w:tc>
+        <w:tc>
+          <w:tcPr>
+            <w:tcW w:w="2759" w:type="dxa"/>
+            <w:gridSpan w:val="2"/>
+            <w:shd w:val="clear" w:color="auto" w:fill="DAE9F7" w:themeFill="text2" w:themeFillTint="1A"/>
+          </w:tcPr>
+          <w:p>
+            <w:pPr>
+              <w:rPr>
+                <w:rFonts w:hint="eastAsia"/>
+                <w:b/>
+                <w:bCs/>
+                <w:sz w:val="20"/>
+                <w:szCs w:val="20"/>
+              </w:rPr>
+            </w:pPr>
+            <w:proofErr w:type="spellStart"/>
+            <w:r>
+              <w:rPr>
+                <w:rFonts w:hint="eastAsia"/>
+                <w:b/>
+                <w:bCs/>
+                <w:sz w:val="20"/>
+                <w:szCs w:val="20"/>
+              </w:rPr>
+              <w:t>SysMsgMode</w:t>
+            </w:r>
+            <w:proofErr w:type="spellEnd"/>
+            <w:r>
+              <w:rPr>
+                <w:rFonts w:hint="eastAsia"/>
+                <w:b/>
+                <w:bCs/>
+                <w:sz w:val="20"/>
+                <w:szCs w:val="20"/>
+              </w:rPr>
+              <w:t xml:space="preserve"> </w:t>
+            </w:r>
+            <w:r>
+              <w:rPr>
+                <w:rFonts w:hint="eastAsia"/>
+                <w:sz w:val="20"/>
+                <w:szCs w:val="20"/>
+              </w:rPr>
+              <w:t>系统消息模式</w:t>
+            </w:r>
+          </w:p>
+        </w:tc>
+        <w:tc>
+          <w:tcPr>
+            <w:tcW w:w="2759" w:type="dxa"/>
+          </w:tcPr>
+          <w:p>
+            <w:pPr>
+              <w:rPr>
+                <w:rFonts w:hint="eastAsia"/>
+                <w:b/>
+                <w:bCs/>
+                <w:sz w:val="20"/>
+                <w:szCs w:val="20"/>
+              </w:rPr>
+            </w:pPr>
+            <w:proofErr w:type="spellStart"/>
+            <w:r>
+              <w:rPr>
+                <w:rFonts w:hint="eastAsia"/>
+                <w:b/>
+                <w:bCs/>
+                <w:sz w:val="20"/>
+                <w:szCs w:val="20"/>
+              </w:rPr>
+              <w:t>SysMsgSet</w:t>
+            </w:r>
+            <w:proofErr w:type="spellEnd"/>
+            <w:r>
+              <w:rPr>
+                <w:rFonts w:hint="eastAsia"/>
+                <w:b/>
+                <w:bCs/>
+                <w:sz w:val="20"/>
+                <w:szCs w:val="20"/>
+              </w:rPr>
+              <w:t xml:space="preserve"> </w:t>
+            </w:r>
+            <w:r>
+              <w:rPr>
+                <w:rFonts w:hint="eastAsia"/>
+                <w:sz w:val="20"/>
+                <w:szCs w:val="20"/>
+              </w:rPr>
+              <w:t>系统消息设置</w:t>
             </w:r>
           </w:p>
         </w:tc>
@@ -2541,16 +2643,6 @@
         </w:tc>
       </w:tr>
     </w:tbl>
-    <w:p>
-      <w:pPr>
-        <w:spacing w:after="0" w:line="240" w:lineRule="auto"/>
-        <w:rPr>
-          <w:rFonts w:hint="eastAsia"/>
-          <w:sz w:val="20"/>
-          <w:szCs w:val="20"/>
-        </w:rPr>
-      </w:pPr>
-    </w:p>
     <w:p>
       <w:pPr>
         <w:spacing w:after="0" w:line="240" w:lineRule="auto"/>

--- a/src/main/resources/static/help/help.docx
+++ b/src/main/resources/static/help/help.docx
@@ -149,14 +149,13 @@
       </w:tblPr>
       <w:tblGrid>
         <w:gridCol w:w="2758"/>
-        <w:gridCol w:w="1380"/>
-        <w:gridCol w:w="1379"/>
+        <w:gridCol w:w="2759"/>
         <w:gridCol w:w="2759"/>
       </w:tblGrid>
       <w:tr>
         <w:tc>
           <w:tcPr>
-            <w:tcW w:w="4138" w:type="dxa"/>
+            <w:tcW w:w="5517" w:type="dxa"/>
             <w:gridSpan w:val="2"/>
           </w:tcPr>
           <w:p>
@@ -185,12 +184,69 @@
               </w:rPr>
               <w:t xml:space="preserve">  聊天</w:t>
             </w:r>
+            <w:r>
+              <w:rPr>
+                <w:rFonts w:hint="eastAsia"/>
+                <w:sz w:val="20"/>
+                <w:szCs w:val="20"/>
+              </w:rPr>
+              <w:t xml:space="preserve">    [</w:t>
+            </w:r>
+            <w:r>
+              <w:rPr>
+                <w:rFonts w:hint="eastAsia"/>
+                <w:sz w:val="20"/>
+                <w:szCs w:val="20"/>
+              </w:rPr>
+              <w:t>AI现可</w:t>
+            </w:r>
+            <w:r>
+              <w:rPr>
+                <w:rFonts w:hint="eastAsia"/>
+                <w:sz w:val="20"/>
+                <w:szCs w:val="20"/>
+              </w:rPr>
+              <w:t>主动</w:t>
+            </w:r>
+            <w:r>
+              <w:rPr>
+                <w:rFonts w:hint="eastAsia"/>
+                <w:sz w:val="20"/>
+                <w:szCs w:val="20"/>
+              </w:rPr>
+              <w:t>调用</w:t>
+            </w:r>
+            <w:r>
+              <w:rPr>
+                <w:rFonts w:hint="eastAsia"/>
+                <w:sz w:val="20"/>
+                <w:szCs w:val="20"/>
+                <w:u w:val="double"/>
+              </w:rPr>
+              <w:t>下划线</w:t>
+            </w:r>
+            <w:r>
+              <w:rPr>
+                <w:rFonts w:hint="eastAsia"/>
+                <w:sz w:val="20"/>
+                <w:szCs w:val="20"/>
+                <w:u w:val="double"/>
+              </w:rPr>
+              <w:t>指令</w:t>
+            </w:r>
+            <w:r>
+              <w:rPr>
+                <w:rFonts w:hint="eastAsia"/>
+                <w:sz w:val="20"/>
+                <w:szCs w:val="20"/>
+              </w:rPr>
+              <w:t>]</w:t>
+            </w:r>
           </w:p>
         </w:tc>
         <w:tc>
           <w:tcPr>
-            <w:tcW w:w="4138" w:type="dxa"/>
-            <w:gridSpan w:val="2"/>
+            <w:tcW w:w="2759" w:type="dxa"/>
           </w:tcPr>
           <w:p>
             <w:pPr>
@@ -208,6 +264,7 @@
                 <w:bCs/>
                 <w:sz w:val="20"/>
                 <w:szCs w:val="20"/>
+                <w:u w:val="double"/>
               </w:rPr>
               <w:t>ChatHistory</w:t>
             </w:r>
@@ -262,7 +319,6 @@
         <w:tc>
           <w:tcPr>
             <w:tcW w:w="2759" w:type="dxa"/>
-            <w:gridSpan w:val="2"/>
             <w:shd w:val="clear" w:color="auto" w:fill="DAE9F7" w:themeFill="text2" w:themeFillTint="1A"/>
           </w:tcPr>
           <w:p>
@@ -316,6 +372,7 @@
                 <w:bCs/>
                 <w:sz w:val="20"/>
                 <w:szCs w:val="20"/>
+                <w:u w:val="double"/>
               </w:rPr>
               <w:t>ChatReset</w:t>
             </w:r>
@@ -365,14 +422,29 @@
                 <w:sz w:val="20"/>
                 <w:szCs w:val="20"/>
               </w:rPr>
-              <w:t xml:space="preserve"> 嵌入模式</w:t>
+              <w:t xml:space="preserve"> </w:t>
+            </w:r>
+            <w:r>
+              <w:rPr>
+                <w:rFonts w:hint="eastAsia"/>
+                <w:sz w:val="20"/>
+                <w:szCs w:val="20"/>
+              </w:rPr>
+              <w:t>指令</w:t>
+            </w:r>
+            <w:r>
+              <w:rPr>
+                <w:rFonts w:hint="eastAsia"/>
+                <w:sz w:val="20"/>
+                <w:szCs w:val="20"/>
+              </w:rPr>
+              <w:t>模式</w:t>
             </w:r>
           </w:p>
         </w:tc>
         <w:tc>
           <w:tcPr>
             <w:tcW w:w="2759" w:type="dxa"/>
-            <w:gridSpan w:val="2"/>
             <w:shd w:val="clear" w:color="auto" w:fill="DAE9F7" w:themeFill="text2" w:themeFillTint="1A"/>
           </w:tcPr>
           <w:p>
@@ -500,20 +572,23 @@
       <w:tblPr>
         <w:tblStyle w:val="ae"/>
         <w:tblW w:w="0" w:type="auto"/>
+        <w:tblBorders>
+          <w:top w:val="single" w:sz="12" w:space="0" w:color="auto"/>
+          <w:left w:val="single" w:sz="12" w:space="0" w:color="auto"/>
+          <w:bottom w:val="single" w:sz="12" w:space="0" w:color="auto"/>
+          <w:right w:val="single" w:sz="12" w:space="0" w:color="auto"/>
+        </w:tblBorders>
         <w:tblLook w:val="04A0" w:firstRow="1" w:lastRow="0" w:firstColumn="1" w:lastColumn="0" w:noHBand="0" w:noVBand="1"/>
       </w:tblPr>
       <w:tblGrid>
-        <w:gridCol w:w="4138"/>
-        <w:gridCol w:w="4138"/>
+        <w:gridCol w:w="2395"/>
+        <w:gridCol w:w="3544"/>
+        <w:gridCol w:w="2337"/>
       </w:tblGrid>
       <w:tr>
         <w:tc>
           <w:tcPr>
-            <w:tcW w:w="4148" w:type="dxa"/>
-            <w:tcBorders>
-              <w:top w:val="single" w:sz="12" w:space="0" w:color="auto"/>
-              <w:left w:val="single" w:sz="12" w:space="0" w:color="auto"/>
-            </w:tcBorders>
+            <w:tcW w:w="2395" w:type="dxa"/>
           </w:tcPr>
           <w:p>
             <w:pPr>
@@ -547,11 +622,54 @@
         </w:tc>
         <w:tc>
           <w:tcPr>
-            <w:tcW w:w="4148" w:type="dxa"/>
-            <w:tcBorders>
-              <w:top w:val="single" w:sz="12" w:space="0" w:color="auto"/>
-              <w:right w:val="single" w:sz="12" w:space="0" w:color="auto"/>
-            </w:tcBorders>
+            <w:tcW w:w="3544" w:type="dxa"/>
+            <w:shd w:val="clear" w:color="auto" w:fill="C1F0C7" w:themeFill="accent3" w:themeFillTint="33"/>
+          </w:tcPr>
+          <w:p>
+            <w:pPr>
+              <w:rPr>
+                <w:rFonts w:hint="eastAsia"/>
+                <w:sz w:val="20"/>
+                <w:szCs w:val="20"/>
+              </w:rPr>
+            </w:pPr>
+            <w:proofErr w:type="spellStart"/>
+            <w:r>
+              <w:rPr>
+                <w:rFonts w:hint="eastAsia"/>
+                <w:b/>
+                <w:bCs/>
+                <w:sz w:val="20"/>
+                <w:szCs w:val="20"/>
+                <w:u w:val="double"/>
+              </w:rPr>
+              <w:t>RandomSaying</w:t>
+            </w:r>
+            <w:proofErr w:type="spellEnd"/>
+            <w:r>
+              <w:rPr>
+                <w:rFonts w:hint="eastAsia"/>
+                <w:b/>
+                <w:bCs/>
+                <w:sz w:val="20"/>
+                <w:szCs w:val="20"/>
+                <w:u w:val="double"/>
+              </w:rPr>
+              <w:t>/say</w:t>
+            </w:r>
+            <w:r>
+              <w:rPr>
+                <w:rFonts w:hint="eastAsia"/>
+                <w:sz w:val="20"/>
+                <w:szCs w:val="20"/>
+              </w:rPr>
+              <w:t xml:space="preserve">  随机语录</w:t>
+            </w:r>
+          </w:p>
+        </w:tc>
+        <w:tc>
+          <w:tcPr>
+            <w:tcW w:w="2337" w:type="dxa"/>
             <w:shd w:val="clear" w:color="auto" w:fill="DAE9F7" w:themeFill="text2" w:themeFillTint="1A"/>
           </w:tcPr>
           <w:p>
@@ -571,7 +689,7 @@
                 <w:sz w:val="20"/>
                 <w:szCs w:val="20"/>
               </w:rPr>
-              <w:t>SayingDelete</w:t>
+              <w:t>SayingDel</w:t>
             </w:r>
             <w:proofErr w:type="spellEnd"/>
             <w:r>
@@ -581,69 +699,6 @@
                 <w:szCs w:val="20"/>
               </w:rPr>
               <w:t xml:space="preserve">  删除语录</w:t>
-            </w:r>
-          </w:p>
-        </w:tc>
-      </w:tr>
-      <w:tr>
-        <w:tc>
-          <w:tcPr>
-            <w:tcW w:w="8296" w:type="dxa"/>
-            <w:gridSpan w:val="2"/>
-            <w:tcBorders>
-              <w:left w:val="single" w:sz="12" w:space="0" w:color="auto"/>
-              <w:bottom w:val="single" w:sz="12" w:space="0" w:color="auto"/>
-              <w:right w:val="single" w:sz="12" w:space="0" w:color="auto"/>
-            </w:tcBorders>
-            <w:shd w:val="clear" w:color="auto" w:fill="C1F0C7" w:themeFill="accent3" w:themeFillTint="33"/>
-          </w:tcPr>
-          <w:p>
-            <w:pPr>
-              <w:rPr>
-                <w:rFonts w:hint="eastAsia"/>
-                <w:sz w:val="20"/>
-                <w:szCs w:val="20"/>
-              </w:rPr>
-            </w:pPr>
-            <w:proofErr w:type="spellStart"/>
-            <w:r>
-              <w:rPr>
-                <w:rFonts w:hint="eastAsia"/>
-                <w:b/>
-                <w:bCs/>
-                <w:sz w:val="20"/>
-                <w:szCs w:val="20"/>
-              </w:rPr>
-              <w:t>RandomSaying</w:t>
-            </w:r>
-            <w:proofErr w:type="spellEnd"/>
-            <w:r>
-              <w:rPr>
-                <w:rFonts w:hint="eastAsia"/>
-                <w:b/>
-                <w:bCs/>
-                <w:sz w:val="20"/>
-                <w:szCs w:val="20"/>
-              </w:rPr>
-              <w:t>/</w:t>
-            </w:r>
-            <w:r>
-              <w:rPr>
-                <w:rFonts w:hint="eastAsia"/>
-                <w:b/>
-                <w:bCs/>
-                <w:sz w:val="20"/>
-                <w:szCs w:val="20"/>
-              </w:rPr>
-              <w:t>say</w:t>
-            </w:r>
-            <w:r>
-              <w:rPr>
-                <w:rFonts w:hint="eastAsia"/>
-                <w:sz w:val="20"/>
-                <w:szCs w:val="20"/>
-              </w:rPr>
-              <w:t xml:space="preserve">  随机语录</w:t>
             </w:r>
           </w:p>
         </w:tc>
@@ -921,6 +976,7 @@
                 <w:bCs/>
                 <w:sz w:val="20"/>
                 <w:szCs w:val="20"/>
+                <w:u w:val="double"/>
               </w:rPr>
               <w:t>RandomImage</w:t>
             </w:r>
@@ -932,6 +988,7 @@
                 <w:bCs/>
                 <w:sz w:val="20"/>
                 <w:szCs w:val="20"/>
+                <w:u w:val="double"/>
               </w:rPr>
               <w:t>/</w:t>
             </w:r>
@@ -943,6 +1000,7 @@
                 <w:bCs/>
                 <w:sz w:val="20"/>
                 <w:szCs w:val="20"/>
+                <w:u w:val="double"/>
               </w:rPr>
               <w:t>img</w:t>
             </w:r>
@@ -1203,6 +1261,7 @@
                 <w:bCs/>
                 <w:sz w:val="20"/>
                 <w:szCs w:val="20"/>
+                <w:u w:val="double"/>
               </w:rPr>
               <w:t>RandomVideo</w:t>
             </w:r>
@@ -1214,6 +1273,7 @@
                 <w:bCs/>
                 <w:sz w:val="20"/>
                 <w:szCs w:val="20"/>
+                <w:u w:val="double"/>
               </w:rPr>
               <w:t>/</w:t>
             </w:r>
@@ -1223,6 +1283,7 @@
                 <w:bCs/>
                 <w:sz w:val="20"/>
                 <w:szCs w:val="20"/>
+                <w:u w:val="double"/>
               </w:rPr>
               <w:t>vid</w:t>
             </w:r>
@@ -1315,6 +1376,7 @@
                 <w:bCs/>
                 <w:sz w:val="20"/>
                 <w:szCs w:val="20"/>
+                <w:u w:val="double"/>
               </w:rPr>
               <w:t>Random</w:t>
             </w:r>
@@ -1325,6 +1387,7 @@
                 <w:bCs/>
                 <w:sz w:val="20"/>
                 <w:szCs w:val="20"/>
+                <w:u w:val="double"/>
               </w:rPr>
               <w:t>Audio</w:t>
             </w:r>
@@ -1336,6 +1399,7 @@
                 <w:bCs/>
                 <w:sz w:val="20"/>
                 <w:szCs w:val="20"/>
+                <w:u w:val="double"/>
               </w:rPr>
               <w:t>/</w:t>
             </w:r>
@@ -1347,6 +1411,7 @@
                 <w:bCs/>
                 <w:sz w:val="20"/>
                 <w:szCs w:val="20"/>
+                <w:u w:val="double"/>
               </w:rPr>
               <w:t>aud</w:t>
             </w:r>
@@ -1630,7 +1695,31 @@
                 <w:sz w:val="20"/>
                 <w:szCs w:val="20"/>
               </w:rPr>
-              <w:t xml:space="preserve">  今日老婆 (群友/二次元)</w:t>
+              <w:t xml:space="preserve">  今日老婆 </w:t>
+            </w:r>
+            <w:r>
+              <w:rPr>
+                <w:rFonts w:hint="eastAsia"/>
+                <w:sz w:val="20"/>
+                <w:szCs w:val="20"/>
+              </w:rPr>
+              <w:t>[</w:t>
+            </w:r>
+            <w:r>
+              <w:rPr>
+                <w:rFonts w:hint="eastAsia"/>
+                <w:sz w:val="20"/>
+                <w:szCs w:val="20"/>
+              </w:rPr>
+              <w:t>群友/二次元</w:t>
+            </w:r>
+            <w:r>
+              <w:rPr>
+                <w:rFonts w:hint="eastAsia"/>
+                <w:sz w:val="20"/>
+                <w:szCs w:val="20"/>
+              </w:rPr>
+              <w:t>(指定作品)]</w:t>
             </w:r>
           </w:p>
         </w:tc>
@@ -1656,16 +1745,51 @@
                 <w:bCs/>
                 <w:sz w:val="20"/>
                 <w:szCs w:val="20"/>
-              </w:rPr>
-              <w:t xml:space="preserve">Guess </w:t>
-            </w:r>
-            <w:r>
-              <w:rPr>
-                <w:rFonts w:hint="eastAsia"/>
-                <w:sz w:val="20"/>
-                <w:szCs w:val="20"/>
-              </w:rPr>
-              <w:t xml:space="preserve"> 猜角色 (目前只有明日方舟)</w:t>
+                <w:u w:val="double"/>
+              </w:rPr>
+              <w:t>Guess</w:t>
+            </w:r>
+            <w:r>
+              <w:rPr>
+                <w:rFonts w:hint="eastAsia"/>
+                <w:b/>
+                <w:bCs/>
+                <w:sz w:val="20"/>
+                <w:szCs w:val="20"/>
+              </w:rPr>
+              <w:t xml:space="preserve"> </w:t>
+            </w:r>
+            <w:r>
+              <w:rPr>
+                <w:rFonts w:hint="eastAsia"/>
+                <w:sz w:val="20"/>
+                <w:szCs w:val="20"/>
+              </w:rPr>
+              <w:t xml:space="preserve"> 猜角色 </w:t>
+            </w:r>
+            <w:r>
+              <w:rPr>
+                <w:rFonts w:hint="eastAsia"/>
+                <w:sz w:val="20"/>
+                <w:szCs w:val="20"/>
+              </w:rPr>
+              <w:t>[</w:t>
+            </w:r>
+            <w:r>
+              <w:rPr>
+                <w:rFonts w:hint="eastAsia"/>
+                <w:sz w:val="20"/>
+                <w:szCs w:val="20"/>
+              </w:rPr>
+              <w:t>目前只有明日方舟</w:t>
+            </w:r>
+            <w:r>
+              <w:rPr>
+                <w:rFonts w:hint="eastAsia"/>
+                <w:sz w:val="20"/>
+                <w:szCs w:val="20"/>
+              </w:rPr>
+              <w:t>]</w:t>
             </w:r>
           </w:p>
         </w:tc>
@@ -1693,8 +1817,19 @@
                 <w:bCs/>
                 <w:sz w:val="20"/>
                 <w:szCs w:val="20"/>
-              </w:rPr>
-              <w:t xml:space="preserve">Convert  </w:t>
+                <w:u w:val="double"/>
+              </w:rPr>
+              <w:t>Convert</w:t>
+            </w:r>
+            <w:r>
+              <w:rPr>
+                <w:rFonts w:hint="eastAsia"/>
+                <w:b/>
+                <w:bCs/>
+                <w:sz w:val="20"/>
+                <w:szCs w:val="20"/>
+              </w:rPr>
+              <w:t xml:space="preserve">  </w:t>
             </w:r>
             <w:r>
               <w:rPr>
@@ -1710,7 +1845,15 @@
                 <w:sz w:val="20"/>
                 <w:szCs w:val="20"/>
               </w:rPr>
-              <w:t xml:space="preserve"> (</w:t>
+              <w:t xml:space="preserve"> </w:t>
+            </w:r>
+            <w:r>
+              <w:rPr>
+                <w:rFonts w:hint="eastAsia"/>
+                <w:sz w:val="20"/>
+                <w:szCs w:val="20"/>
+              </w:rPr>
+              <w:t>[</w:t>
             </w:r>
             <w:r>
               <w:rPr>
@@ -1731,12 +1874,10 @@
             <w:r>
               <w:rPr>
                 <w:rFonts w:hint="eastAsia"/>
-                <w:b/>
-                <w:bCs/>
-                <w:sz w:val="20"/>
-                <w:szCs w:val="20"/>
-              </w:rPr>
-              <w:t>)</w:t>
+                <w:sz w:val="20"/>
+                <w:szCs w:val="20"/>
+              </w:rPr>
+              <w:t>]</w:t>
             </w:r>
           </w:p>
         </w:tc>
@@ -1762,6 +1903,7 @@
                 <w:bCs/>
                 <w:sz w:val="20"/>
                 <w:szCs w:val="20"/>
+                <w:u w:val="double"/>
               </w:rPr>
               <w:t>Anime</w:t>
             </w:r>
@@ -1772,6 +1914,14 @@
                 <w:szCs w:val="20"/>
               </w:rPr>
               <w:t xml:space="preserve">  二次元</w:t>
+            </w:r>
+            <w:r>
+              <w:rPr>
+                <w:rFonts w:hint="eastAsia"/>
+                <w:sz w:val="20"/>
+                <w:szCs w:val="20"/>
+              </w:rPr>
+              <w:t xml:space="preserve"> [并非二次元]</w:t>
             </w:r>
           </w:p>
         </w:tc>
@@ -1925,7 +2075,23 @@
                 <w:sz w:val="20"/>
                 <w:szCs w:val="20"/>
               </w:rPr>
-              <w:t>(需指定游戏)</w:t>
+              <w:t>[</w:t>
+            </w:r>
+            <w:r>
+              <w:rPr>
+                <w:rFonts w:hint="eastAsia"/>
+                <w:sz w:val="20"/>
+                <w:szCs w:val="20"/>
+              </w:rPr>
+              <w:t>需指定游戏</w:t>
+            </w:r>
+            <w:r>
+              <w:rPr>
+                <w:rFonts w:hint="eastAsia"/>
+                <w:sz w:val="20"/>
+                <w:szCs w:val="20"/>
+              </w:rPr>
+              <w:t>]</w:t>
             </w:r>
           </w:p>
         </w:tc>
@@ -2297,13 +2463,86 @@
         <w:tblLook w:val="04A0" w:firstRow="1" w:lastRow="0" w:firstColumn="1" w:lastColumn="0" w:noHBand="0" w:noVBand="1"/>
       </w:tblPr>
       <w:tblGrid>
-        <w:gridCol w:w="4138"/>
-        <w:gridCol w:w="4138"/>
+        <w:gridCol w:w="2758"/>
+        <w:gridCol w:w="2759"/>
+        <w:gridCol w:w="2759"/>
       </w:tblGrid>
       <w:tr>
         <w:tc>
           <w:tcPr>
-            <w:tcW w:w="4138" w:type="dxa"/>
+            <w:tcW w:w="2758" w:type="dxa"/>
+            <w:shd w:val="clear" w:color="auto" w:fill="C1F0C7" w:themeFill="accent3" w:themeFillTint="33"/>
+          </w:tcPr>
+          <w:p>
+            <w:pPr>
+              <w:rPr>
+                <w:rFonts w:hint="eastAsia"/>
+                <w:sz w:val="20"/>
+                <w:szCs w:val="20"/>
+              </w:rPr>
+            </w:pPr>
+            <w:proofErr w:type="spellStart"/>
+            <w:r>
+              <w:rPr>
+                <w:rFonts w:hint="eastAsia"/>
+                <w:b/>
+                <w:bCs/>
+                <w:sz w:val="20"/>
+                <w:szCs w:val="20"/>
+                <w:u w:val="double"/>
+              </w:rPr>
+              <w:t>AccessSet</w:t>
+            </w:r>
+            <w:proofErr w:type="spellEnd"/>
+            <w:r>
+              <w:rPr>
+                <w:rFonts w:hint="eastAsia"/>
+                <w:sz w:val="20"/>
+                <w:szCs w:val="20"/>
+              </w:rPr>
+              <w:t xml:space="preserve">  限权设置</w:t>
+            </w:r>
+          </w:p>
+        </w:tc>
+        <w:tc>
+          <w:tcPr>
+            <w:tcW w:w="2759" w:type="dxa"/>
+            <w:shd w:val="clear" w:color="auto" w:fill="FAE2D5" w:themeFill="accent2" w:themeFillTint="33"/>
+          </w:tcPr>
+          <w:p>
+            <w:pPr>
+              <w:rPr>
+                <w:rFonts w:hint="eastAsia"/>
+                <w:sz w:val="20"/>
+                <w:szCs w:val="20"/>
+              </w:rPr>
+            </w:pPr>
+            <w:proofErr w:type="spellStart"/>
+            <w:r>
+              <w:rPr>
+                <w:rFonts w:hint="eastAsia"/>
+                <w:b/>
+                <w:bCs/>
+                <w:sz w:val="20"/>
+                <w:szCs w:val="20"/>
+                <w:u w:val="double"/>
+              </w:rPr>
+              <w:t>FunctionControl</w:t>
+            </w:r>
+            <w:proofErr w:type="spellEnd"/>
+            <w:r>
+              <w:rPr>
+                <w:rFonts w:hint="eastAsia"/>
+                <w:sz w:val="20"/>
+                <w:szCs w:val="20"/>
+              </w:rPr>
+              <w:t xml:space="preserve">  功能控制</w:t>
+            </w:r>
+          </w:p>
+        </w:tc>
+        <w:tc>
+          <w:tcPr>
+            <w:tcW w:w="2759" w:type="dxa"/>
             <w:shd w:val="clear" w:color="auto" w:fill="DAE9F7" w:themeFill="text2" w:themeFillTint="1A"/>
           </w:tcPr>
           <w:p>
@@ -2322,6 +2561,7 @@
                 <w:bCs/>
                 <w:sz w:val="20"/>
                 <w:szCs w:val="20"/>
+                <w:u w:val="double"/>
               </w:rPr>
               <w:t>GameSetting</w:t>
             </w:r>
@@ -2333,41 +2573,6 @@
                 <w:szCs w:val="20"/>
               </w:rPr>
               <w:t xml:space="preserve">  游戏设置</w:t>
-            </w:r>
-          </w:p>
-        </w:tc>
-        <w:tc>
-          <w:tcPr>
-            <w:tcW w:w="4138" w:type="dxa"/>
-            <w:shd w:val="clear" w:color="auto" w:fill="DAE9F7" w:themeFill="text2" w:themeFillTint="1A"/>
-          </w:tcPr>
-          <w:p>
-            <w:pPr>
-              <w:rPr>
-                <w:rFonts w:hint="eastAsia"/>
-                <w:sz w:val="20"/>
-                <w:szCs w:val="20"/>
-              </w:rPr>
-            </w:pPr>
-            <w:proofErr w:type="spellStart"/>
-            <w:r>
-              <w:rPr>
-                <w:rFonts w:hint="eastAsia"/>
-                <w:b/>
-                <w:bCs/>
-                <w:sz w:val="20"/>
-                <w:szCs w:val="20"/>
-              </w:rPr>
-              <w:t>UserBan</w:t>
-            </w:r>
-            <w:proofErr w:type="spellEnd"/>
-            <w:r>
-              <w:rPr>
-                <w:rFonts w:hint="eastAsia"/>
-                <w:sz w:val="20"/>
-                <w:szCs w:val="20"/>
-              </w:rPr>
-              <w:t xml:space="preserve">  禁言</w:t>
             </w:r>
           </w:p>
         </w:tc>
@@ -2375,8 +2580,8 @@
       <w:tr>
         <w:tc>
           <w:tcPr>
-            <w:tcW w:w="4138" w:type="dxa"/>
-            <w:shd w:val="clear" w:color="auto" w:fill="FAE2D5" w:themeFill="accent2" w:themeFillTint="33"/>
+            <w:tcW w:w="2758" w:type="dxa"/>
+            <w:shd w:val="clear" w:color="auto" w:fill="FFFFFF" w:themeFill="background1"/>
           </w:tcPr>
           <w:p>
             <w:pPr>
@@ -2394,8 +2599,9 @@
                 <w:bCs/>
                 <w:sz w:val="20"/>
                 <w:szCs w:val="20"/>
-              </w:rPr>
-              <w:t>FunctionControl</w:t>
+                <w:u w:val="double"/>
+              </w:rPr>
+              <w:t>FunctionCheck</w:t>
             </w:r>
             <w:proofErr w:type="spellEnd"/>
             <w:r>
@@ -2404,14 +2610,21 @@
                 <w:sz w:val="20"/>
                 <w:szCs w:val="20"/>
               </w:rPr>
-              <w:t xml:space="preserve">  功能控制</w:t>
+              <w:t xml:space="preserve">  </w:t>
+            </w:r>
+            <w:r>
+              <w:rPr>
+                <w:sz w:val="20"/>
+                <w:szCs w:val="20"/>
+              </w:rPr>
+              <w:t>功能检查</w:t>
             </w:r>
           </w:p>
         </w:tc>
         <w:tc>
           <w:tcPr>
-            <w:tcW w:w="4138" w:type="dxa"/>
-            <w:shd w:val="clear" w:color="auto" w:fill="C1F0C7" w:themeFill="accent3" w:themeFillTint="33"/>
+            <w:tcW w:w="2759" w:type="dxa"/>
+            <w:shd w:val="clear" w:color="auto" w:fill="FFFFFF" w:themeFill="background1"/>
           </w:tcPr>
           <w:p>
             <w:pPr>
@@ -2429,51 +2642,16 @@
                 <w:bCs/>
                 <w:sz w:val="20"/>
                 <w:szCs w:val="20"/>
-              </w:rPr>
-              <w:t>AccessSet</w:t>
+                <w:u w:val="double"/>
+              </w:rPr>
+              <w:t>ImageFolder</w:t>
             </w:r>
             <w:proofErr w:type="spellEnd"/>
             <w:r>
               <w:rPr>
                 <w:rFonts w:hint="eastAsia"/>
-                <w:sz w:val="20"/>
-                <w:szCs w:val="20"/>
-              </w:rPr>
-              <w:t xml:space="preserve">  限权设置</w:t>
-            </w:r>
-          </w:p>
-        </w:tc>
-      </w:tr>
-      <w:tr>
-        <w:tc>
-          <w:tcPr>
-            <w:tcW w:w="4138" w:type="dxa"/>
-          </w:tcPr>
-          <w:p>
-            <w:pPr>
-              <w:rPr>
-                <w:rFonts w:hint="eastAsia"/>
-                <w:b/>
-                <w:bCs/>
-                <w:sz w:val="20"/>
-                <w:szCs w:val="20"/>
-              </w:rPr>
-            </w:pPr>
-            <w:proofErr w:type="spellStart"/>
-            <w:r>
-              <w:rPr>
-                <w:rFonts w:hint="eastAsia"/>
-                <w:b/>
-                <w:bCs/>
-                <w:sz w:val="20"/>
-                <w:szCs w:val="20"/>
-              </w:rPr>
-              <w:t>FunctionCheck</w:t>
-            </w:r>
-            <w:proofErr w:type="spellEnd"/>
-            <w:r>
-              <w:rPr>
-                <w:rFonts w:hint="eastAsia"/>
+                <w:b/>
+                <w:bCs/>
                 <w:sz w:val="20"/>
                 <w:szCs w:val="20"/>
               </w:rPr>
@@ -2481,23 +2659,23 @@
             </w:r>
             <w:r>
               <w:rPr>
-                <w:sz w:val="20"/>
-                <w:szCs w:val="20"/>
-              </w:rPr>
-              <w:t>功能检查</w:t>
+                <w:rFonts w:hint="eastAsia"/>
+                <w:sz w:val="20"/>
+                <w:szCs w:val="20"/>
+              </w:rPr>
+              <w:t>图片目录</w:t>
             </w:r>
           </w:p>
         </w:tc>
         <w:tc>
           <w:tcPr>
-            <w:tcW w:w="4138" w:type="dxa"/>
+            <w:tcW w:w="2759" w:type="dxa"/>
+            <w:shd w:val="clear" w:color="auto" w:fill="DAE9F7" w:themeFill="text2" w:themeFillTint="1A"/>
           </w:tcPr>
           <w:p>
             <w:pPr>
               <w:rPr>
                 <w:rFonts w:hint="eastAsia"/>
-                <w:b/>
-                <w:bCs/>
                 <w:sz w:val="20"/>
                 <w:szCs w:val="20"/>
               </w:rPr>
@@ -2510,27 +2688,18 @@
                 <w:bCs/>
                 <w:sz w:val="20"/>
                 <w:szCs w:val="20"/>
-              </w:rPr>
-              <w:t>ImageFolder</w:t>
+                <w:u w:val="double"/>
+              </w:rPr>
+              <w:t>UserBan</w:t>
             </w:r>
             <w:proofErr w:type="spellEnd"/>
             <w:r>
               <w:rPr>
                 <w:rFonts w:hint="eastAsia"/>
-                <w:b/>
-                <w:bCs/>
-                <w:sz w:val="20"/>
-                <w:szCs w:val="20"/>
-              </w:rPr>
-              <w:t xml:space="preserve">  </w:t>
-            </w:r>
-            <w:r>
-              <w:rPr>
-                <w:rFonts w:hint="eastAsia"/>
-                <w:sz w:val="20"/>
-                <w:szCs w:val="20"/>
-              </w:rPr>
-              <w:t>图片目录</w:t>
+                <w:sz w:val="20"/>
+                <w:szCs w:val="20"/>
+              </w:rPr>
+              <w:t xml:space="preserve">  禁言</w:t>
             </w:r>
           </w:p>
         </w:tc>
@@ -2602,6 +2771,7 @@
                 <w:bCs/>
                 <w:sz w:val="20"/>
                 <w:szCs w:val="20"/>
+                <w:u w:val="double"/>
               </w:rPr>
               <w:t>Help/help/帮助</w:t>
             </w:r>
@@ -2619,7 +2789,23 @@
                 <w:sz w:val="20"/>
                 <w:szCs w:val="20"/>
               </w:rPr>
-              <w:t xml:space="preserve"> (指令后加 </w:t>
+              <w:t xml:space="preserve"> </w:t>
+            </w:r>
+            <w:r>
+              <w:rPr>
+                <w:rFonts w:hint="eastAsia"/>
+                <w:sz w:val="20"/>
+                <w:szCs w:val="20"/>
+              </w:rPr>
+              <w:t xml:space="preserve">            [</w:t>
+            </w:r>
+            <w:r>
+              <w:rPr>
+                <w:rFonts w:hint="eastAsia"/>
+                <w:sz w:val="20"/>
+                <w:szCs w:val="20"/>
+              </w:rPr>
+              <w:t xml:space="preserve">指令后加 </w:t>
             </w:r>
             <w:r>
               <w:rPr>
@@ -2634,10 +2820,44 @@
             <w:r>
               <w:rPr>
                 <w:rFonts w:hint="eastAsia"/>
-                <w:sz w:val="20"/>
-                <w:szCs w:val="20"/>
-              </w:rPr>
-              <w:t xml:space="preserve"> 获取详情)</w:t>
+                <w:b/>
+                <w:bCs/>
+                <w:sz w:val="20"/>
+                <w:szCs w:val="20"/>
+              </w:rPr>
+              <w:t>参数</w:t>
+            </w:r>
+            <w:r>
+              <w:rPr>
+                <w:rFonts w:hint="eastAsia"/>
+                <w:sz w:val="20"/>
+                <w:szCs w:val="20"/>
+              </w:rPr>
+              <w:t xml:space="preserve"> 获取</w:t>
+            </w:r>
+            <w:r>
+              <w:rPr>
+                <w:rFonts w:hint="eastAsia"/>
+                <w:sz w:val="20"/>
+                <w:szCs w:val="20"/>
+              </w:rPr>
+              <w:t>指令帮助</w:t>
+            </w:r>
+            <w:r>
+              <w:rPr>
+                <w:rFonts w:hint="eastAsia"/>
+                <w:sz w:val="20"/>
+                <w:szCs w:val="20"/>
+              </w:rPr>
+              <w:t>详情</w:t>
+            </w:r>
+            <w:r>
+              <w:rPr>
+                <w:rFonts w:hint="eastAsia"/>
+                <w:sz w:val="20"/>
+                <w:szCs w:val="20"/>
+              </w:rPr>
+              <w:t>]</w:t>
             </w:r>
           </w:p>
         </w:tc>
@@ -2648,8 +2868,6 @@
         <w:spacing w:after="0" w:line="240" w:lineRule="auto"/>
         <w:rPr>
           <w:rFonts w:hint="eastAsia"/>
-          <w:sz w:val="20"/>
-          <w:szCs w:val="20"/>
         </w:rPr>
       </w:pPr>
     </w:p>
@@ -2657,290 +2875,17 @@
       <w:pPr>
         <w:spacing w:after="0" w:line="240" w:lineRule="auto"/>
         <w:rPr>
-          <w:rFonts w:ascii="Segoe UI Emoji" w:hAnsi="Segoe UI Emoji" w:cs="Segoe UI Emoji"/>
-          <w:b/>
-          <w:bCs/>
-          <w:sz w:val="20"/>
-          <w:szCs w:val="20"/>
+          <w:rFonts w:hint="eastAsia"/>
         </w:rPr>
       </w:pPr>
-      <w:r>
-        <w:rPr>
-          <w:rFonts w:hint="eastAsia"/>
-          <w:b/>
-          <w:bCs/>
-          <w:sz w:val="20"/>
-          <w:szCs w:val="20"/>
-        </w:rPr>
-        <w:t>[</w:t>
-      </w:r>
-      <w:r>
-        <w:rPr>
-          <w:rFonts w:hint="eastAsia"/>
-          <w:b/>
-          <w:bCs/>
-          <w:sz w:val="20"/>
-          <w:szCs w:val="20"/>
-        </w:rPr>
-        <w:t>注意事项</w:t>
-      </w:r>
-      <w:r>
-        <w:rPr>
-          <w:rFonts w:hint="eastAsia"/>
-          <w:b/>
-          <w:bCs/>
-          <w:sz w:val="20"/>
-          <w:szCs w:val="20"/>
-        </w:rPr>
-        <w:t>]</w:t>
-      </w:r>
-      <w:r>
-        <w:rPr>
-          <w:b/>
-          <w:bCs/>
-          <w:sz w:val="20"/>
-          <w:szCs w:val="20"/>
-        </w:rPr>
-        <w:tab/>
-      </w:r>
-      <w:r>
-        <w:rPr>
-          <w:b/>
-          <w:bCs/>
-          <w:sz w:val="20"/>
-          <w:szCs w:val="20"/>
-        </w:rPr>
-        <w:tab/>
-      </w:r>
-      <w:r>
-        <w:rPr>
-          <w:b/>
-          <w:bCs/>
-          <w:sz w:val="20"/>
-          <w:szCs w:val="20"/>
-        </w:rPr>
-        <w:tab/>
-      </w:r>
-      <w:r>
-        <w:rPr>
-          <w:b/>
-          <w:bCs/>
-          <w:sz w:val="20"/>
-          <w:szCs w:val="20"/>
-        </w:rPr>
-        <w:tab/>
-      </w:r>
-      <w:r>
-        <w:rPr>
-          <w:b/>
-          <w:bCs/>
-          <w:sz w:val="20"/>
-          <w:szCs w:val="20"/>
-        </w:rPr>
-        <w:tab/>
-      </w:r>
-      <w:r>
-        <w:rPr>
-          <w:rFonts w:hint="eastAsia"/>
-          <w:b/>
-          <w:bCs/>
-          <w:sz w:val="20"/>
-          <w:szCs w:val="20"/>
-        </w:rPr>
-        <w:t xml:space="preserve">       </w:t>
-      </w:r>
-      <w:r>
-        <w:rPr>
-          <w:rFonts w:hint="eastAsia"/>
-          <w:b/>
-          <w:bCs/>
-          <w:sz w:val="20"/>
-          <w:szCs w:val="20"/>
-        </w:rPr>
-        <w:t>[命令限权等级 -</w:t>
-      </w:r>
-      <w:r>
-        <w:rPr>
-          <w:rFonts w:ascii="Segoe UI Emoji" w:hAnsi="Segoe UI Emoji" w:cs="Segoe UI Emoji"/>
-        </w:rPr>
-        <w:t xml:space="preserve"> </w:t>
-      </w:r>
-      <w:r>
-        <w:rPr>
-          <w:rFonts w:ascii="Segoe UI Emoji" w:hAnsi="Segoe UI Emoji" w:cs="Segoe UI Emoji"/>
-          <w:b/>
-          <w:bCs/>
-          <w:sz w:val="20"/>
-          <w:szCs w:val="20"/>
-        </w:rPr>
-        <w:t>🟢</w:t>
-      </w:r>
-      <w:r>
-        <w:rPr>
-          <w:rFonts w:ascii="Segoe UI Emoji" w:hAnsi="Segoe UI Emoji" w:cs="Segoe UI Emoji" w:hint="eastAsia"/>
-          <w:b/>
-          <w:bCs/>
-          <w:sz w:val="20"/>
-          <w:szCs w:val="20"/>
-        </w:rPr>
-        <w:t xml:space="preserve"> </w:t>
-      </w:r>
-      <w:r>
-        <w:rPr>
-          <w:rFonts w:ascii="Segoe UI Emoji" w:hAnsi="Segoe UI Emoji" w:cs="Segoe UI Emoji"/>
-          <w:b/>
-          <w:bCs/>
-          <w:sz w:val="20"/>
-          <w:szCs w:val="20"/>
-        </w:rPr>
-        <w:t>−I</w:t>
-      </w:r>
-      <w:r>
-        <w:rPr>
-          <w:rFonts w:ascii="Segoe UI Emoji" w:hAnsi="Segoe UI Emoji" w:cs="Segoe UI Emoji" w:hint="eastAsia"/>
-          <w:b/>
-          <w:bCs/>
-          <w:sz w:val="20"/>
-          <w:szCs w:val="20"/>
-        </w:rPr>
-        <w:t>级</w:t>
-      </w:r>
-      <w:r>
-        <w:rPr>
-          <w:rFonts w:ascii="Segoe UI Emoji" w:hAnsi="Segoe UI Emoji" w:cs="Segoe UI Emoji" w:hint="eastAsia"/>
-          <w:b/>
-          <w:bCs/>
-          <w:sz w:val="20"/>
-          <w:szCs w:val="20"/>
-        </w:rPr>
-        <w:t xml:space="preserve"> </w:t>
-      </w:r>
-      <w:r>
-        <w:rPr>
-          <w:rFonts w:ascii="Segoe UI Emoji" w:hAnsi="Segoe UI Emoji" w:cs="Segoe UI Emoji"/>
-          <w:b/>
-          <w:bCs/>
-          <w:sz w:val="20"/>
-          <w:szCs w:val="20"/>
-        </w:rPr>
-        <w:t>⚪</w:t>
-      </w:r>
-      <w:r>
-        <w:rPr>
-          <w:rFonts w:ascii="Segoe UI Emoji" w:hAnsi="Segoe UI Emoji" w:cs="Segoe UI Emoji" w:hint="eastAsia"/>
-          <w:b/>
-          <w:bCs/>
-          <w:sz w:val="20"/>
-          <w:szCs w:val="20"/>
-        </w:rPr>
-        <w:t xml:space="preserve"> 0</w:t>
-      </w:r>
-      <w:r>
-        <w:rPr>
-          <w:rFonts w:ascii="Segoe UI Emoji" w:hAnsi="Segoe UI Emoji" w:cs="Segoe UI Emoji" w:hint="eastAsia"/>
-          <w:b/>
-          <w:bCs/>
-          <w:sz w:val="20"/>
-          <w:szCs w:val="20"/>
-        </w:rPr>
-        <w:t>级</w:t>
-      </w:r>
-      <w:r>
-        <w:rPr>
-          <w:rFonts w:hint="eastAsia"/>
-          <w:b/>
-          <w:bCs/>
-          <w:sz w:val="20"/>
-          <w:szCs w:val="20"/>
-        </w:rPr>
-        <w:t xml:space="preserve"> </w:t>
-      </w:r>
-      <w:r>
-        <w:rPr>
-          <w:rFonts w:ascii="Segoe UI Emoji" w:hAnsi="Segoe UI Emoji" w:cs="Segoe UI Emoji"/>
-          <w:b/>
-          <w:bCs/>
-          <w:sz w:val="20"/>
-          <w:szCs w:val="20"/>
-        </w:rPr>
-        <w:t>🔷</w:t>
-      </w:r>
-      <w:r>
-        <w:rPr>
-          <w:rFonts w:ascii="Segoe UI Emoji" w:hAnsi="Segoe UI Emoji" w:cs="Segoe UI Emoji" w:hint="eastAsia"/>
-          <w:b/>
-          <w:bCs/>
-          <w:sz w:val="20"/>
-          <w:szCs w:val="20"/>
-        </w:rPr>
-        <w:t xml:space="preserve"> I</w:t>
-      </w:r>
-      <w:r>
-        <w:rPr>
-          <w:rFonts w:ascii="Segoe UI Emoji" w:hAnsi="Segoe UI Emoji" w:cs="Segoe UI Emoji" w:hint="eastAsia"/>
-          <w:b/>
-          <w:bCs/>
-          <w:sz w:val="20"/>
-          <w:szCs w:val="20"/>
-        </w:rPr>
-        <w:t>级</w:t>
-      </w:r>
-      <w:r>
-        <w:rPr>
-          <w:rFonts w:ascii="Segoe UI Emoji" w:hAnsi="Segoe UI Emoji" w:cs="Segoe UI Emoji" w:hint="eastAsia"/>
-          <w:b/>
-          <w:bCs/>
-          <w:sz w:val="20"/>
-          <w:szCs w:val="20"/>
-        </w:rPr>
-        <w:t xml:space="preserve"> </w:t>
-      </w:r>
-      <w:r>
-        <w:rPr>
-          <w:rFonts w:ascii="Segoe UI Emoji" w:hAnsi="Segoe UI Emoji" w:cs="Segoe UI Emoji"/>
-          <w:b/>
-          <w:bCs/>
-          <w:sz w:val="20"/>
-          <w:szCs w:val="20"/>
-        </w:rPr>
-        <w:t>🔶</w:t>
-      </w:r>
-      <w:r>
-        <w:rPr>
-          <w:rFonts w:ascii="Segoe UI Emoji" w:hAnsi="Segoe UI Emoji" w:cs="Segoe UI Emoji" w:hint="eastAsia"/>
-          <w:b/>
-          <w:bCs/>
-          <w:sz w:val="20"/>
-          <w:szCs w:val="20"/>
-        </w:rPr>
-        <w:t xml:space="preserve"> II</w:t>
-      </w:r>
-      <w:r>
-        <w:rPr>
-          <w:rFonts w:ascii="Segoe UI Emoji" w:hAnsi="Segoe UI Emoji" w:cs="Segoe UI Emoji" w:hint="eastAsia"/>
-          <w:b/>
-          <w:bCs/>
-          <w:sz w:val="20"/>
-          <w:szCs w:val="20"/>
-        </w:rPr>
-        <w:t>级</w:t>
-      </w:r>
-      <w:r>
-        <w:rPr>
-          <w:rFonts w:ascii="Segoe UI Emoji" w:hAnsi="Segoe UI Emoji" w:cs="Segoe UI Emoji" w:hint="eastAsia"/>
-          <w:b/>
-          <w:bCs/>
-          <w:sz w:val="20"/>
-          <w:szCs w:val="20"/>
-        </w:rPr>
-        <w:t>]</w:t>
-      </w:r>
     </w:p>
     <w:p>
       <w:pPr>
         <w:spacing w:after="0" w:line="240" w:lineRule="auto"/>
         <w:rPr>
-          <w:rFonts w:hint="eastAsia"/>
+          <w:rFonts w:ascii="Segoe UI Emoji" w:hAnsi="Segoe UI Emoji" w:cs="Segoe UI Emoji"/>
+          <w:b/>
+          <w:bCs/>
           <w:sz w:val="20"/>
           <w:szCs w:val="20"/>
         </w:rPr>
@@ -2953,51 +2898,268 @@
           <w:sz w:val="20"/>
           <w:szCs w:val="20"/>
         </w:rPr>
-        <w:t>1.</w:t>
-      </w:r>
-      <w:r>
-        <w:rPr>
-          <w:rFonts w:hint="eastAsia"/>
-          <w:sz w:val="20"/>
-          <w:szCs w:val="20"/>
-        </w:rPr>
-        <w:t xml:space="preserve"> 当前指令前缀为 </w:t>
-      </w:r>
-      <w:r>
-        <w:rPr>
-          <w:rFonts w:hint="eastAsia"/>
-          <w:b/>
-          <w:bCs/>
-          <w:sz w:val="20"/>
-          <w:szCs w:val="20"/>
-        </w:rPr>
-        <w:t>/</w:t>
-      </w:r>
-      <w:r>
-        <w:rPr>
-          <w:rFonts w:hint="eastAsia"/>
-          <w:sz w:val="20"/>
-          <w:szCs w:val="20"/>
-        </w:rPr>
-        <w:t xml:space="preserve">，表中的 </w:t>
-      </w:r>
-      <w:r>
-        <w:rPr>
-          <w:rFonts w:hint="eastAsia"/>
-          <w:b/>
-          <w:bCs/>
-          <w:sz w:val="20"/>
-          <w:szCs w:val="20"/>
-        </w:rPr>
-        <w:t xml:space="preserve">中英文命令 </w:t>
-      </w:r>
-      <w:r>
-        <w:rPr>
-          <w:rFonts w:hint="eastAsia"/>
-          <w:sz w:val="20"/>
-          <w:szCs w:val="20"/>
-        </w:rPr>
-        <w:t>通用，参数说明等可在对应指令详情中获得；</w:t>
+        <w:t>[</w:t>
+      </w:r>
+      <w:r>
+        <w:rPr>
+          <w:rFonts w:hint="eastAsia"/>
+          <w:b/>
+          <w:bCs/>
+          <w:sz w:val="20"/>
+          <w:szCs w:val="20"/>
+        </w:rPr>
+        <w:t>注意事项</w:t>
+      </w:r>
+      <w:r>
+        <w:rPr>
+          <w:rFonts w:hint="eastAsia"/>
+          <w:b/>
+          <w:bCs/>
+          <w:sz w:val="20"/>
+          <w:szCs w:val="20"/>
+        </w:rPr>
+        <w:t>]</w:t>
+      </w:r>
+      <w:r>
+        <w:rPr>
+          <w:b/>
+          <w:bCs/>
+          <w:sz w:val="20"/>
+          <w:szCs w:val="20"/>
+        </w:rPr>
+        <w:tab/>
+      </w:r>
+      <w:r>
+        <w:rPr>
+          <w:b/>
+          <w:bCs/>
+          <w:sz w:val="20"/>
+          <w:szCs w:val="20"/>
+        </w:rPr>
+        <w:tab/>
+      </w:r>
+      <w:r>
+        <w:rPr>
+          <w:b/>
+          <w:bCs/>
+          <w:sz w:val="20"/>
+          <w:szCs w:val="20"/>
+        </w:rPr>
+        <w:tab/>
+      </w:r>
+      <w:r>
+        <w:rPr>
+          <w:b/>
+          <w:bCs/>
+          <w:sz w:val="20"/>
+          <w:szCs w:val="20"/>
+        </w:rPr>
+        <w:tab/>
+      </w:r>
+      <w:r>
+        <w:rPr>
+          <w:b/>
+          <w:bCs/>
+          <w:sz w:val="20"/>
+          <w:szCs w:val="20"/>
+        </w:rPr>
+        <w:tab/>
+      </w:r>
+      <w:r>
+        <w:rPr>
+          <w:rFonts w:hint="eastAsia"/>
+          <w:b/>
+          <w:bCs/>
+          <w:sz w:val="20"/>
+          <w:szCs w:val="20"/>
+        </w:rPr>
+        <w:t xml:space="preserve">       </w:t>
+      </w:r>
+      <w:r>
+        <w:rPr>
+          <w:rFonts w:hint="eastAsia"/>
+          <w:b/>
+          <w:bCs/>
+          <w:sz w:val="20"/>
+          <w:szCs w:val="20"/>
+        </w:rPr>
+        <w:t>[命令限权等级 -</w:t>
+      </w:r>
+      <w:r>
+        <w:rPr>
+          <w:rFonts w:ascii="Segoe UI Emoji" w:hAnsi="Segoe UI Emoji" w:cs="Segoe UI Emoji"/>
+        </w:rPr>
+        <w:t xml:space="preserve"> </w:t>
+      </w:r>
+      <w:r>
+        <w:rPr>
+          <w:rFonts w:ascii="Segoe UI Emoji" w:hAnsi="Segoe UI Emoji" w:cs="Segoe UI Emoji"/>
+          <w:b/>
+          <w:bCs/>
+          <w:sz w:val="20"/>
+          <w:szCs w:val="20"/>
+        </w:rPr>
+        <w:t>🟢</w:t>
+      </w:r>
+      <w:r>
+        <w:rPr>
+          <w:rFonts w:ascii="Segoe UI Emoji" w:hAnsi="Segoe UI Emoji" w:cs="Segoe UI Emoji" w:hint="eastAsia"/>
+          <w:b/>
+          <w:bCs/>
+          <w:sz w:val="20"/>
+          <w:szCs w:val="20"/>
+        </w:rPr>
+        <w:t xml:space="preserve"> </w:t>
+      </w:r>
+      <w:r>
+        <w:rPr>
+          <w:rFonts w:ascii="Segoe UI Emoji" w:hAnsi="Segoe UI Emoji" w:cs="Segoe UI Emoji"/>
+          <w:b/>
+          <w:bCs/>
+          <w:sz w:val="20"/>
+          <w:szCs w:val="20"/>
+        </w:rPr>
+        <w:t>−I</w:t>
+      </w:r>
+      <w:r>
+        <w:rPr>
+          <w:rFonts w:ascii="Segoe UI Emoji" w:hAnsi="Segoe UI Emoji" w:cs="Segoe UI Emoji" w:hint="eastAsia"/>
+          <w:b/>
+          <w:bCs/>
+          <w:sz w:val="20"/>
+          <w:szCs w:val="20"/>
+        </w:rPr>
+        <w:t>级</w:t>
+      </w:r>
+      <w:r>
+        <w:rPr>
+          <w:rFonts w:ascii="Segoe UI Emoji" w:hAnsi="Segoe UI Emoji" w:cs="Segoe UI Emoji" w:hint="eastAsia"/>
+          <w:b/>
+          <w:bCs/>
+          <w:sz w:val="20"/>
+          <w:szCs w:val="20"/>
+        </w:rPr>
+        <w:t xml:space="preserve"> </w:t>
+      </w:r>
+      <w:r>
+        <w:rPr>
+          <w:rFonts w:ascii="Segoe UI Emoji" w:hAnsi="Segoe UI Emoji" w:cs="Segoe UI Emoji"/>
+          <w:b/>
+          <w:bCs/>
+          <w:sz w:val="20"/>
+          <w:szCs w:val="20"/>
+        </w:rPr>
+        <w:t>⚪</w:t>
+      </w:r>
+      <w:r>
+        <w:rPr>
+          <w:rFonts w:ascii="Segoe UI Emoji" w:hAnsi="Segoe UI Emoji" w:cs="Segoe UI Emoji" w:hint="eastAsia"/>
+          <w:b/>
+          <w:bCs/>
+          <w:sz w:val="20"/>
+          <w:szCs w:val="20"/>
+        </w:rPr>
+        <w:t xml:space="preserve"> 0</w:t>
+      </w:r>
+      <w:r>
+        <w:rPr>
+          <w:rFonts w:ascii="Segoe UI Emoji" w:hAnsi="Segoe UI Emoji" w:cs="Segoe UI Emoji" w:hint="eastAsia"/>
+          <w:b/>
+          <w:bCs/>
+          <w:sz w:val="20"/>
+          <w:szCs w:val="20"/>
+        </w:rPr>
+        <w:t>级</w:t>
+      </w:r>
+      <w:r>
+        <w:rPr>
+          <w:rFonts w:hint="eastAsia"/>
+          <w:b/>
+          <w:bCs/>
+          <w:sz w:val="20"/>
+          <w:szCs w:val="20"/>
+        </w:rPr>
+        <w:t xml:space="preserve"> </w:t>
+      </w:r>
+      <w:r>
+        <w:rPr>
+          <w:rFonts w:ascii="Segoe UI Emoji" w:hAnsi="Segoe UI Emoji" w:cs="Segoe UI Emoji"/>
+          <w:b/>
+          <w:bCs/>
+          <w:sz w:val="20"/>
+          <w:szCs w:val="20"/>
+        </w:rPr>
+        <w:t>🔷</w:t>
+      </w:r>
+      <w:r>
+        <w:rPr>
+          <w:rFonts w:ascii="Segoe UI Emoji" w:hAnsi="Segoe UI Emoji" w:cs="Segoe UI Emoji" w:hint="eastAsia"/>
+          <w:b/>
+          <w:bCs/>
+          <w:sz w:val="20"/>
+          <w:szCs w:val="20"/>
+        </w:rPr>
+        <w:t xml:space="preserve"> I</w:t>
+      </w:r>
+      <w:r>
+        <w:rPr>
+          <w:rFonts w:ascii="Segoe UI Emoji" w:hAnsi="Segoe UI Emoji" w:cs="Segoe UI Emoji" w:hint="eastAsia"/>
+          <w:b/>
+          <w:bCs/>
+          <w:sz w:val="20"/>
+          <w:szCs w:val="20"/>
+        </w:rPr>
+        <w:t>级</w:t>
+      </w:r>
+      <w:r>
+        <w:rPr>
+          <w:rFonts w:ascii="Segoe UI Emoji" w:hAnsi="Segoe UI Emoji" w:cs="Segoe UI Emoji" w:hint="eastAsia"/>
+          <w:b/>
+          <w:bCs/>
+          <w:sz w:val="20"/>
+          <w:szCs w:val="20"/>
+        </w:rPr>
+        <w:t xml:space="preserve"> </w:t>
+      </w:r>
+      <w:r>
+        <w:rPr>
+          <w:rFonts w:ascii="Segoe UI Emoji" w:hAnsi="Segoe UI Emoji" w:cs="Segoe UI Emoji"/>
+          <w:b/>
+          <w:bCs/>
+          <w:sz w:val="20"/>
+          <w:szCs w:val="20"/>
+        </w:rPr>
+        <w:t>🔶</w:t>
+      </w:r>
+      <w:r>
+        <w:rPr>
+          <w:rFonts w:ascii="Segoe UI Emoji" w:hAnsi="Segoe UI Emoji" w:cs="Segoe UI Emoji" w:hint="eastAsia"/>
+          <w:b/>
+          <w:bCs/>
+          <w:sz w:val="20"/>
+          <w:szCs w:val="20"/>
+        </w:rPr>
+        <w:t xml:space="preserve"> II</w:t>
+      </w:r>
+      <w:r>
+        <w:rPr>
+          <w:rFonts w:ascii="Segoe UI Emoji" w:hAnsi="Segoe UI Emoji" w:cs="Segoe UI Emoji" w:hint="eastAsia"/>
+          <w:b/>
+          <w:bCs/>
+          <w:sz w:val="20"/>
+          <w:szCs w:val="20"/>
+        </w:rPr>
+        <w:t>级</w:t>
+      </w:r>
+      <w:r>
+        <w:rPr>
+          <w:rFonts w:ascii="Segoe UI Emoji" w:hAnsi="Segoe UI Emoji" w:cs="Segoe UI Emoji" w:hint="eastAsia"/>
+          <w:b/>
+          <w:bCs/>
+          <w:sz w:val="20"/>
+          <w:szCs w:val="20"/>
+        </w:rPr>
+        <w:t>]</w:t>
       </w:r>
     </w:p>
     <w:p>
@@ -3017,101 +3179,59 @@
           <w:sz w:val="20"/>
           <w:szCs w:val="20"/>
         </w:rPr>
-        <w:t>2.</w:t>
-      </w:r>
-      <w:r>
-        <w:rPr>
-          <w:rFonts w:hint="eastAsia"/>
-          <w:sz w:val="20"/>
-          <w:szCs w:val="20"/>
-        </w:rPr>
-        <w:t xml:space="preserve"> </w:t>
-      </w:r>
-      <w:r>
-        <w:rPr>
-          <w:rFonts w:hint="eastAsia"/>
-          <w:sz w:val="20"/>
-          <w:szCs w:val="20"/>
-        </w:rPr>
-        <w:t>老婆</w:t>
-      </w:r>
-      <w:r>
-        <w:rPr>
-          <w:rFonts w:hint="eastAsia"/>
-          <w:sz w:val="20"/>
-          <w:szCs w:val="20"/>
-        </w:rPr>
-        <w:t>/猜角色</w:t>
-      </w:r>
-      <w:r>
-        <w:rPr>
-          <w:rFonts w:hint="eastAsia"/>
-          <w:sz w:val="20"/>
-          <w:szCs w:val="20"/>
-        </w:rPr>
-        <w:t xml:space="preserve">功能的 </w:t>
-      </w:r>
-      <w:r>
-        <w:rPr>
-          <w:rFonts w:hint="eastAsia"/>
-          <w:b/>
-          <w:bCs/>
-          <w:sz w:val="20"/>
-          <w:szCs w:val="20"/>
-        </w:rPr>
-        <w:t xml:space="preserve">二次元人物来源 </w:t>
-      </w:r>
-      <w:r>
-        <w:rPr>
-          <w:rFonts w:hint="eastAsia"/>
-          <w:sz w:val="20"/>
-          <w:szCs w:val="20"/>
-        </w:rPr>
-        <w:t>可通过</w:t>
-      </w:r>
-      <w:proofErr w:type="spellStart"/>
-      <w:r>
-        <w:rPr>
-          <w:rFonts w:hint="eastAsia"/>
-          <w:sz w:val="20"/>
-          <w:szCs w:val="20"/>
-        </w:rPr>
-        <w:t>ImageFolder</w:t>
-      </w:r>
-      <w:proofErr w:type="spellEnd"/>
-      <w:r>
-        <w:rPr>
-          <w:rFonts w:hint="eastAsia"/>
-          <w:sz w:val="20"/>
-          <w:szCs w:val="20"/>
-        </w:rPr>
-        <w:t>命令</w:t>
-      </w:r>
-      <w:r>
-        <w:rPr>
-          <w:rFonts w:hint="eastAsia"/>
-          <w:sz w:val="20"/>
-          <w:szCs w:val="20"/>
-        </w:rPr>
-        <w:t>查看</w:t>
-      </w:r>
-      <w:proofErr w:type="spellStart"/>
-      <w:r>
-        <w:rPr>
-          <w:rFonts w:hint="eastAsia"/>
-          <w:sz w:val="20"/>
-          <w:szCs w:val="20"/>
-        </w:rPr>
-        <w:t>acg</w:t>
-      </w:r>
-      <w:proofErr w:type="spellEnd"/>
-      <w:r>
-        <w:rPr>
-          <w:rFonts w:hint="eastAsia"/>
-          <w:sz w:val="20"/>
-          <w:szCs w:val="20"/>
-        </w:rPr>
-        <w:t>下子目录名获得；</w:t>
+        <w:t>1.</w:t>
+      </w:r>
+      <w:r>
+        <w:rPr>
+          <w:rFonts w:hint="eastAsia"/>
+          <w:sz w:val="20"/>
+          <w:szCs w:val="20"/>
+        </w:rPr>
+        <w:t xml:space="preserve"> 当前指令前缀为 </w:t>
+      </w:r>
+      <w:r>
+        <w:rPr>
+          <w:rFonts w:hint="eastAsia"/>
+          <w:b/>
+          <w:bCs/>
+          <w:sz w:val="20"/>
+          <w:szCs w:val="20"/>
+        </w:rPr>
+        <w:t>/</w:t>
+      </w:r>
+      <w:r>
+        <w:rPr>
+          <w:rFonts w:hint="eastAsia"/>
+          <w:sz w:val="20"/>
+          <w:szCs w:val="20"/>
+        </w:rPr>
+        <w:t xml:space="preserve">，表中的 </w:t>
+      </w:r>
+      <w:r>
+        <w:rPr>
+          <w:rFonts w:hint="eastAsia"/>
+          <w:b/>
+          <w:bCs/>
+          <w:sz w:val="20"/>
+          <w:szCs w:val="20"/>
+        </w:rPr>
+        <w:t xml:space="preserve">中英文命令 </w:t>
+      </w:r>
+      <w:r>
+        <w:rPr>
+          <w:rFonts w:hint="eastAsia"/>
+          <w:sz w:val="20"/>
+          <w:szCs w:val="20"/>
+        </w:rPr>
+        <w:t>通用，参数说明等可在对应指令详情中获得</w:t>
+      </w:r>
+      <w:r>
+        <w:rPr>
+          <w:rFonts w:hint="eastAsia"/>
+          <w:sz w:val="20"/>
+          <w:szCs w:val="20"/>
+        </w:rPr>
+        <w:t>；</w:t>
       </w:r>
     </w:p>
     <w:p>
@@ -3131,17 +3251,7 @@
           <w:sz w:val="20"/>
           <w:szCs w:val="20"/>
         </w:rPr>
-        <w:t>3</w:t>
-      </w:r>
-      <w:r>
-        <w:rPr>
-          <w:rFonts w:hint="eastAsia"/>
-          <w:b/>
-          <w:bCs/>
-          <w:sz w:val="20"/>
-          <w:szCs w:val="20"/>
-        </w:rPr>
-        <w:t>.</w:t>
+        <w:t>2.</w:t>
       </w:r>
       <w:r>
         <w:rPr>
@@ -3151,89 +3261,99 @@
         </w:rPr>
         <w:t xml:space="preserve"> </w:t>
       </w:r>
-      <w:proofErr w:type="gramStart"/>
-      <w:r>
-        <w:rPr>
-          <w:rFonts w:hint="eastAsia"/>
-          <w:b/>
-          <w:bCs/>
-          <w:sz w:val="20"/>
-          <w:szCs w:val="20"/>
-        </w:rPr>
-        <w:t>跨群游戏</w:t>
-      </w:r>
-      <w:proofErr w:type="gramEnd"/>
-      <w:r>
-        <w:rPr>
-          <w:rFonts w:hint="eastAsia"/>
-          <w:b/>
-          <w:bCs/>
-          <w:sz w:val="20"/>
-          <w:szCs w:val="20"/>
-        </w:rPr>
-        <w:t xml:space="preserve"> </w:t>
-      </w:r>
-      <w:r>
-        <w:rPr>
-          <w:rFonts w:hint="eastAsia"/>
-          <w:sz w:val="20"/>
-          <w:szCs w:val="20"/>
-        </w:rPr>
-        <w:t xml:space="preserve">匹配参数为 </w:t>
-      </w:r>
-      <w:r>
-        <w:rPr>
-          <w:rFonts w:hint="eastAsia"/>
-          <w:b/>
-          <w:bCs/>
-          <w:sz w:val="20"/>
-          <w:szCs w:val="20"/>
-        </w:rPr>
-        <w:t>游戏类型中文名</w:t>
-      </w:r>
-      <w:r>
-        <w:rPr>
-          <w:rFonts w:hint="eastAsia"/>
-          <w:sz w:val="20"/>
-          <w:szCs w:val="20"/>
-        </w:rPr>
-        <w:t xml:space="preserve"> (匹配超时 - </w:t>
-      </w:r>
-      <w:r>
-        <w:rPr>
-          <w:rFonts w:hint="eastAsia"/>
-          <w:b/>
-          <w:bCs/>
-          <w:sz w:val="20"/>
-          <w:szCs w:val="20"/>
-        </w:rPr>
-        <w:t xml:space="preserve">120秒 </w:t>
-      </w:r>
-      <w:r>
-        <w:rPr>
-          <w:rFonts w:hint="eastAsia"/>
-          <w:sz w:val="20"/>
-          <w:szCs w:val="20"/>
-        </w:rPr>
-        <w:t xml:space="preserve">对局无动作超时 - </w:t>
-      </w:r>
-      <w:r>
-        <w:rPr>
-          <w:rFonts w:hint="eastAsia"/>
-          <w:b/>
-          <w:bCs/>
-          <w:sz w:val="20"/>
-          <w:szCs w:val="20"/>
-        </w:rPr>
-        <w:t>240秒</w:t>
-      </w:r>
-      <w:r>
-        <w:rPr>
-          <w:rFonts w:hint="eastAsia"/>
-          <w:sz w:val="20"/>
-          <w:szCs w:val="20"/>
-        </w:rPr>
-        <w:t>)；</w:t>
+      <w:r>
+        <w:rPr>
+          <w:rFonts w:hint="eastAsia"/>
+          <w:sz w:val="20"/>
+          <w:szCs w:val="20"/>
+        </w:rPr>
+        <w:t>老婆</w:t>
+      </w:r>
+      <w:r>
+        <w:rPr>
+          <w:rFonts w:hint="eastAsia"/>
+          <w:sz w:val="20"/>
+          <w:szCs w:val="20"/>
+        </w:rPr>
+        <w:t>/猜角色</w:t>
+      </w:r>
+      <w:r>
+        <w:rPr>
+          <w:rFonts w:hint="eastAsia"/>
+          <w:sz w:val="20"/>
+          <w:szCs w:val="20"/>
+        </w:rPr>
+        <w:t xml:space="preserve">功能的 </w:t>
+      </w:r>
+      <w:r>
+        <w:rPr>
+          <w:rFonts w:hint="eastAsia"/>
+          <w:b/>
+          <w:bCs/>
+          <w:sz w:val="20"/>
+          <w:szCs w:val="20"/>
+        </w:rPr>
+        <w:t xml:space="preserve">二次元人物来源 </w:t>
+      </w:r>
+      <w:r>
+        <w:rPr>
+          <w:rFonts w:hint="eastAsia"/>
+          <w:sz w:val="20"/>
+          <w:szCs w:val="20"/>
+        </w:rPr>
+        <w:t>可通过</w:t>
+      </w:r>
+      <w:proofErr w:type="spellStart"/>
+      <w:r>
+        <w:rPr>
+          <w:rFonts w:hint="eastAsia"/>
+          <w:sz w:val="20"/>
+          <w:szCs w:val="20"/>
+        </w:rPr>
+        <w:t>ImageFolder</w:t>
+      </w:r>
+      <w:proofErr w:type="spellEnd"/>
+      <w:r>
+        <w:rPr>
+          <w:rFonts w:hint="eastAsia"/>
+          <w:sz w:val="20"/>
+          <w:szCs w:val="20"/>
+        </w:rPr>
+        <w:t>命令</w:t>
+      </w:r>
+      <w:r>
+        <w:rPr>
+          <w:rFonts w:hint="eastAsia"/>
+          <w:sz w:val="20"/>
+          <w:szCs w:val="20"/>
+        </w:rPr>
+        <w:t>查看</w:t>
+      </w:r>
+      <w:proofErr w:type="spellStart"/>
+      <w:r>
+        <w:rPr>
+          <w:rFonts w:hint="eastAsia"/>
+          <w:sz w:val="20"/>
+          <w:szCs w:val="20"/>
+        </w:rPr>
+        <w:t>acg</w:t>
+      </w:r>
+      <w:proofErr w:type="spellEnd"/>
+      <w:r>
+        <w:rPr>
+          <w:rFonts w:hint="eastAsia"/>
+          <w:sz w:val="20"/>
+          <w:szCs w:val="20"/>
+        </w:rPr>
+        <w:t>下子目录名获得</w:t>
+      </w:r>
+      <w:r>
+        <w:rPr>
+          <w:rFonts w:hint="eastAsia"/>
+          <w:sz w:val="20"/>
+          <w:szCs w:val="20"/>
+        </w:rPr>
+        <w:t>；</w:t>
       </w:r>
     </w:p>
     <w:p>
@@ -3253,7 +3373,7 @@
           <w:sz w:val="20"/>
           <w:szCs w:val="20"/>
         </w:rPr>
-        <w:t>4</w:t>
+        <w:t>3</w:t>
       </w:r>
       <w:r>
         <w:rPr>
@@ -3301,25 +3421,69 @@
           <w:sz w:val="20"/>
           <w:szCs w:val="20"/>
         </w:rPr>
-        <w:t xml:space="preserve">匹配成功后应使用 </w:t>
-      </w:r>
-      <w:r>
-        <w:rPr>
-          <w:rFonts w:hint="eastAsia"/>
-          <w:b/>
-          <w:bCs/>
-          <w:sz w:val="20"/>
-          <w:szCs w:val="20"/>
-        </w:rPr>
-        <w:t xml:space="preserve">相应的游戏指令 </w:t>
-      </w:r>
-      <w:r>
-        <w:rPr>
-          <w:rFonts w:hint="eastAsia"/>
-          <w:sz w:val="20"/>
-          <w:szCs w:val="20"/>
-        </w:rPr>
-        <w:t>进行游戏；</w:t>
+        <w:t xml:space="preserve">匹配参数为 </w:t>
+      </w:r>
+      <w:r>
+        <w:rPr>
+          <w:rFonts w:hint="eastAsia"/>
+          <w:b/>
+          <w:bCs/>
+          <w:sz w:val="20"/>
+          <w:szCs w:val="20"/>
+        </w:rPr>
+        <w:t>游戏类型中文名</w:t>
+      </w:r>
+      <w:r>
+        <w:rPr>
+          <w:rFonts w:hint="eastAsia"/>
+          <w:sz w:val="20"/>
+          <w:szCs w:val="20"/>
+        </w:rPr>
+        <w:t xml:space="preserve"> (匹配超时 - </w:t>
+      </w:r>
+      <w:r>
+        <w:rPr>
+          <w:rFonts w:hint="eastAsia"/>
+          <w:b/>
+          <w:bCs/>
+          <w:sz w:val="20"/>
+          <w:szCs w:val="20"/>
+        </w:rPr>
+        <w:t xml:space="preserve">120秒 </w:t>
+      </w:r>
+      <w:r>
+        <w:rPr>
+          <w:rFonts w:hint="eastAsia"/>
+          <w:sz w:val="20"/>
+          <w:szCs w:val="20"/>
+        </w:rPr>
+        <w:t xml:space="preserve">对局无动作超时 - </w:t>
+      </w:r>
+      <w:r>
+        <w:rPr>
+          <w:rFonts w:hint="eastAsia"/>
+          <w:b/>
+          <w:bCs/>
+          <w:sz w:val="20"/>
+          <w:szCs w:val="20"/>
+        </w:rPr>
+        <w:t>240秒</w:t>
+      </w:r>
+      <w:r>
+        <w:rPr>
+          <w:rFonts w:hint="eastAsia"/>
+          <w:sz w:val="20"/>
+          <w:szCs w:val="20"/>
+        </w:rPr>
+        <w:t>)</w:t>
+      </w:r>
+      <w:r>
+        <w:rPr>
+          <w:rFonts w:hint="eastAsia"/>
+          <w:sz w:val="20"/>
+          <w:szCs w:val="20"/>
+        </w:rPr>
+        <w:t>；</w:t>
       </w:r>
     </w:p>
     <w:p>
@@ -3339,6 +3503,100 @@
           <w:sz w:val="20"/>
           <w:szCs w:val="20"/>
         </w:rPr>
+        <w:t>4</w:t>
+      </w:r>
+      <w:r>
+        <w:rPr>
+          <w:rFonts w:hint="eastAsia"/>
+          <w:b/>
+          <w:bCs/>
+          <w:sz w:val="20"/>
+          <w:szCs w:val="20"/>
+        </w:rPr>
+        <w:t>.</w:t>
+      </w:r>
+      <w:r>
+        <w:rPr>
+          <w:rFonts w:hint="eastAsia"/>
+          <w:sz w:val="20"/>
+          <w:szCs w:val="20"/>
+        </w:rPr>
+        <w:t xml:space="preserve"> </w:t>
+      </w:r>
+      <w:proofErr w:type="gramStart"/>
+      <w:r>
+        <w:rPr>
+          <w:rFonts w:hint="eastAsia"/>
+          <w:b/>
+          <w:bCs/>
+          <w:sz w:val="20"/>
+          <w:szCs w:val="20"/>
+        </w:rPr>
+        <w:t>跨群游戏</w:t>
+      </w:r>
+      <w:proofErr w:type="gramEnd"/>
+      <w:r>
+        <w:rPr>
+          <w:rFonts w:hint="eastAsia"/>
+          <w:b/>
+          <w:bCs/>
+          <w:sz w:val="20"/>
+          <w:szCs w:val="20"/>
+        </w:rPr>
+        <w:t xml:space="preserve"> </w:t>
+      </w:r>
+      <w:r>
+        <w:rPr>
+          <w:rFonts w:hint="eastAsia"/>
+          <w:sz w:val="20"/>
+          <w:szCs w:val="20"/>
+        </w:rPr>
+        <w:t xml:space="preserve">匹配成功后应使用 </w:t>
+      </w:r>
+      <w:r>
+        <w:rPr>
+          <w:rFonts w:hint="eastAsia"/>
+          <w:b/>
+          <w:bCs/>
+          <w:sz w:val="20"/>
+          <w:szCs w:val="20"/>
+        </w:rPr>
+        <w:t xml:space="preserve">相应的游戏指令 </w:t>
+      </w:r>
+      <w:r>
+        <w:rPr>
+          <w:rFonts w:hint="eastAsia"/>
+          <w:sz w:val="20"/>
+          <w:szCs w:val="20"/>
+        </w:rPr>
+        <w:t>进行游戏</w:t>
+      </w:r>
+      <w:r>
+        <w:rPr>
+          <w:rFonts w:hint="eastAsia"/>
+          <w:sz w:val="20"/>
+          <w:szCs w:val="20"/>
+        </w:rPr>
+        <w:t>；</w:t>
+      </w:r>
+    </w:p>
+    <w:p>
+      <w:pPr>
+        <w:spacing w:after="0" w:line="240" w:lineRule="auto"/>
+        <w:rPr>
+          <w:rFonts w:hint="eastAsia"/>
+          <w:sz w:val="20"/>
+          <w:szCs w:val="20"/>
+        </w:rPr>
+      </w:pPr>
+      <w:r>
+        <w:rPr>
+          <w:rFonts w:hint="eastAsia"/>
+          <w:b/>
+          <w:bCs/>
+          <w:sz w:val="20"/>
+          <w:szCs w:val="20"/>
+        </w:rPr>
         <w:t>5</w:t>
       </w:r>
       <w:r>
@@ -3447,7 +3705,151 @@
           <w:sz w:val="20"/>
           <w:szCs w:val="20"/>
         </w:rPr>
-        <w:t>.</w:t>
+        <w:t>；</w:t>
+      </w:r>
+    </w:p>
+    <w:p>
+      <w:pPr>
+        <w:spacing w:after="0" w:line="240" w:lineRule="auto"/>
+        <w:rPr>
+          <w:rFonts w:hint="eastAsia"/>
+          <w:color w:val="EE0000"/>
+          <w:sz w:val="20"/>
+          <w:szCs w:val="20"/>
+        </w:rPr>
+      </w:pPr>
+      <w:r>
+        <w:rPr>
+          <w:rFonts w:hint="eastAsia"/>
+          <w:b/>
+          <w:bCs/>
+          <w:color w:val="EE0000"/>
+          <w:sz w:val="20"/>
+          <w:szCs w:val="20"/>
+        </w:rPr>
+        <w:t xml:space="preserve">6. </w:t>
+      </w:r>
+      <w:r>
+        <w:rPr>
+          <w:rFonts w:hint="eastAsia"/>
+          <w:color w:val="EE0000"/>
+          <w:sz w:val="20"/>
+          <w:szCs w:val="20"/>
+        </w:rPr>
+        <w:t xml:space="preserve">目前 </w:t>
+      </w:r>
+      <w:r>
+        <w:rPr>
+          <w:rFonts w:hint="eastAsia"/>
+          <w:b/>
+          <w:bCs/>
+          <w:color w:val="EE0000"/>
+          <w:sz w:val="20"/>
+          <w:szCs w:val="20"/>
+        </w:rPr>
+        <w:t>AI</w:t>
+      </w:r>
+      <w:r>
+        <w:rPr>
+          <w:rFonts w:hint="eastAsia"/>
+          <w:color w:val="EE0000"/>
+          <w:sz w:val="20"/>
+          <w:szCs w:val="20"/>
+        </w:rPr>
+        <w:t xml:space="preserve"> 有两个</w:t>
+      </w:r>
+      <w:r>
+        <w:rPr>
+          <w:rFonts w:hint="eastAsia"/>
+          <w:b/>
+          <w:bCs/>
+          <w:color w:val="EE0000"/>
+          <w:sz w:val="20"/>
+          <w:szCs w:val="20"/>
+        </w:rPr>
+        <w:t>独占加密指令</w:t>
+      </w:r>
+      <w:r>
+        <w:rPr>
+          <w:rFonts w:hint="eastAsia"/>
+          <w:color w:val="EE0000"/>
+          <w:sz w:val="20"/>
+          <w:szCs w:val="20"/>
+        </w:rPr>
+        <w:t>: ①</w:t>
+      </w:r>
+      <w:r>
+        <w:rPr>
+          <w:rFonts w:hint="eastAsia"/>
+          <w:color w:val="EE0000"/>
+          <w:sz w:val="20"/>
+          <w:szCs w:val="20"/>
+        </w:rPr>
+        <w:t xml:space="preserve"> </w:t>
+      </w:r>
+      <w:r>
+        <w:rPr>
+          <w:rFonts w:hint="eastAsia"/>
+          <w:color w:val="EE0000"/>
+          <w:sz w:val="20"/>
+          <w:szCs w:val="20"/>
+          <w:u w:val="double"/>
+        </w:rPr>
+        <w:t>私信Zincoid</w:t>
+      </w:r>
+      <w:r>
+        <w:rPr>
+          <w:rFonts w:hint="eastAsia"/>
+          <w:color w:val="EE0000"/>
+          <w:sz w:val="20"/>
+          <w:szCs w:val="20"/>
+        </w:rPr>
+        <w:t>；</w:t>
+      </w:r>
+      <w:r>
+        <w:rPr>
+          <w:color w:val="EE0000"/>
+          <w:sz w:val="20"/>
+          <w:szCs w:val="20"/>
+        </w:rPr>
+        <w:t>②</w:t>
+      </w:r>
+      <w:r>
+        <w:rPr>
+          <w:rFonts w:hint="eastAsia"/>
+          <w:color w:val="EE0000"/>
+          <w:sz w:val="20"/>
+          <w:szCs w:val="20"/>
+        </w:rPr>
+        <w:t xml:space="preserve"> </w:t>
+      </w:r>
+      <w:r>
+        <w:rPr>
+          <w:rFonts w:hint="eastAsia"/>
+          <w:color w:val="EE0000"/>
+          <w:sz w:val="20"/>
+          <w:szCs w:val="20"/>
+          <w:u w:val="double"/>
+        </w:rPr>
+        <w:t>发送Zincoid的Cosplay图片</w:t>
+      </w:r>
+      <w:r>
+        <w:rPr>
+          <w:rFonts w:hint="eastAsia"/>
+          <w:color w:val="EE0000"/>
+          <w:sz w:val="20"/>
+          <w:szCs w:val="20"/>
+        </w:rPr>
+        <w:t xml:space="preserve"> </w:t>
+      </w:r>
+      <w:r>
+        <w:rPr>
+          <w:rFonts w:hint="eastAsia"/>
+          <w:color w:val="EE0000"/>
+          <w:sz w:val="20"/>
+          <w:szCs w:val="20"/>
+        </w:rPr>
+        <w:t>(雾)。</w:t>
       </w:r>
     </w:p>
     <w:p>

--- a/src/main/resources/static/help/help.docx
+++ b/src/main/resources/static/help/help.docx
@@ -770,12 +770,12 @@
       <w:tr>
         <w:tc>
           <w:tcPr>
-            <w:tcW w:w="8276" w:type="dxa"/>
-            <w:gridSpan w:val="4"/>
+            <w:tcW w:w="4138" w:type="dxa"/>
+            <w:gridSpan w:val="2"/>
             <w:tcBorders>
               <w:top w:val="single" w:sz="12" w:space="0" w:color="auto"/>
               <w:left w:val="single" w:sz="12" w:space="0" w:color="auto"/>
-              <w:right w:val="single" w:sz="12" w:space="0" w:color="auto"/>
+              <w:right w:val="single" w:sz="4" w:space="0" w:color="auto"/>
             </w:tcBorders>
             <w:shd w:val="clear" w:color="auto" w:fill="000000" w:themeFill="text1"/>
           </w:tcPr>
@@ -799,6 +799,74 @@
                 <w:szCs w:val="20"/>
               </w:rPr>
               <w:t>图片功能</w:t>
+            </w:r>
+          </w:p>
+        </w:tc>
+        <w:tc>
+          <w:tcPr>
+            <w:tcW w:w="4138" w:type="dxa"/>
+            <w:gridSpan w:val="2"/>
+            <w:tcBorders>
+              <w:top w:val="single" w:sz="12" w:space="0" w:color="auto"/>
+              <w:left w:val="single" w:sz="4" w:space="0" w:color="auto"/>
+              <w:right w:val="single" w:sz="12" w:space="0" w:color="auto"/>
+            </w:tcBorders>
+            <w:shd w:val="clear" w:color="auto" w:fill="C1F0C7" w:themeFill="accent3" w:themeFillTint="33"/>
+          </w:tcPr>
+          <w:p>
+            <w:pPr>
+              <w:rPr>
+                <w:rFonts w:hint="eastAsia"/>
+                <w:b/>
+                <w:bCs/>
+                <w:sz w:val="20"/>
+                <w:szCs w:val="20"/>
+              </w:rPr>
+            </w:pPr>
+            <w:proofErr w:type="spellStart"/>
+            <w:r>
+              <w:rPr>
+                <w:rFonts w:hint="eastAsia"/>
+                <w:b/>
+                <w:bCs/>
+                <w:sz w:val="20"/>
+                <w:szCs w:val="20"/>
+                <w:u w:val="double"/>
+              </w:rPr>
+              <w:t>RandomImage</w:t>
+            </w:r>
+            <w:proofErr w:type="spellEnd"/>
+            <w:r>
+              <w:rPr>
+                <w:rFonts w:hint="eastAsia"/>
+                <w:b/>
+                <w:bCs/>
+                <w:sz w:val="20"/>
+                <w:szCs w:val="20"/>
+                <w:u w:val="double"/>
+              </w:rPr>
+              <w:t>/</w:t>
+            </w:r>
+            <w:proofErr w:type="spellStart"/>
+            <w:r>
+              <w:rPr>
+                <w:rFonts w:hint="eastAsia"/>
+                <w:b/>
+                <w:bCs/>
+                <w:sz w:val="20"/>
+                <w:szCs w:val="20"/>
+                <w:u w:val="double"/>
+              </w:rPr>
+              <w:t>img</w:t>
+            </w:r>
+            <w:proofErr w:type="spellEnd"/>
+            <w:r>
+              <w:rPr>
+                <w:rFonts w:hint="eastAsia"/>
+                <w:sz w:val="20"/>
+                <w:szCs w:val="20"/>
+              </w:rPr>
+              <w:t xml:space="preserve">  随机图片</w:t>
             </w:r>
           </w:p>
         </w:tc>
@@ -809,6 +877,7 @@
             <w:tcW w:w="2069" w:type="dxa"/>
             <w:tcBorders>
               <w:left w:val="single" w:sz="12" w:space="0" w:color="auto"/>
+              <w:bottom w:val="single" w:sz="12" w:space="0" w:color="auto"/>
             </w:tcBorders>
           </w:tcPr>
           <w:p>
@@ -844,6 +913,9 @@
         <w:tc>
           <w:tcPr>
             <w:tcW w:w="2069" w:type="dxa"/>
+            <w:tcBorders>
+              <w:bottom w:val="single" w:sz="12" w:space="0" w:color="auto"/>
+            </w:tcBorders>
           </w:tcPr>
           <w:p>
             <w:pPr>
@@ -878,6 +950,9 @@
         <w:tc>
           <w:tcPr>
             <w:tcW w:w="2069" w:type="dxa"/>
+            <w:tcBorders>
+              <w:bottom w:val="single" w:sz="12" w:space="0" w:color="auto"/>
+            </w:tcBorders>
             <w:shd w:val="clear" w:color="auto" w:fill="DAE9F7" w:themeFill="text2" w:themeFillTint="1A"/>
           </w:tcPr>
           <w:p>
@@ -952,10 +1027,45 @@
       <w:tr>
         <w:tc>
           <w:tcPr>
-            <w:tcW w:w="8276" w:type="dxa"/>
-            <w:gridSpan w:val="4"/>
+            <w:tcW w:w="4138" w:type="dxa"/>
+            <w:gridSpan w:val="2"/>
             <w:tcBorders>
+              <w:top w:val="single" w:sz="12" w:space="0" w:color="auto"/>
               <w:left w:val="single" w:sz="12" w:space="0" w:color="auto"/>
+              <w:right w:val="single" w:sz="4" w:space="0" w:color="auto"/>
+            </w:tcBorders>
+            <w:shd w:val="clear" w:color="auto" w:fill="000000" w:themeFill="text1"/>
+          </w:tcPr>
+          <w:p>
+            <w:pPr>
+              <w:jc w:val="center"/>
+              <w:rPr>
+                <w:rFonts w:hint="eastAsia"/>
+                <w:b/>
+                <w:bCs/>
+                <w:sz w:val="20"/>
+                <w:szCs w:val="20"/>
+              </w:rPr>
+            </w:pPr>
+            <w:r>
+              <w:rPr>
+                <w:rFonts w:hint="eastAsia"/>
+                <w:b/>
+                <w:bCs/>
+                <w:sz w:val="20"/>
+                <w:szCs w:val="20"/>
+              </w:rPr>
+              <w:t>视频功能</w:t>
+            </w:r>
+          </w:p>
+        </w:tc>
+        <w:tc>
+          <w:tcPr>
+            <w:tcW w:w="4138" w:type="dxa"/>
+            <w:gridSpan w:val="2"/>
+            <w:tcBorders>
+              <w:top w:val="single" w:sz="12" w:space="0" w:color="auto"/>
+              <w:left w:val="single" w:sz="4" w:space="0" w:color="auto"/>
               <w:right w:val="single" w:sz="12" w:space="0" w:color="auto"/>
             </w:tcBorders>
             <w:shd w:val="clear" w:color="auto" w:fill="C1F0C7" w:themeFill="accent3" w:themeFillTint="33"/>
@@ -964,6 +1074,8 @@
             <w:pPr>
               <w:rPr>
                 <w:rFonts w:hint="eastAsia"/>
+                <w:b/>
+                <w:bCs/>
                 <w:sz w:val="20"/>
                 <w:szCs w:val="20"/>
               </w:rPr>
@@ -971,14 +1083,13 @@
             <w:proofErr w:type="spellStart"/>
             <w:r>
               <w:rPr>
-                <w:rFonts w:hint="eastAsia"/>
                 <w:b/>
                 <w:bCs/>
                 <w:sz w:val="20"/>
                 <w:szCs w:val="20"/>
                 <w:u w:val="double"/>
               </w:rPr>
-              <w:t>RandomImage</w:t>
+              <w:t>RandomVideo</w:t>
             </w:r>
             <w:proofErr w:type="spellEnd"/>
             <w:r>
@@ -992,61 +1103,41 @@
               </w:rPr>
               <w:t>/</w:t>
             </w:r>
-            <w:proofErr w:type="spellStart"/>
-            <w:r>
-              <w:rPr>
-                <w:rFonts w:hint="eastAsia"/>
+            <w:r>
+              <w:rPr>
                 <w:b/>
                 <w:bCs/>
                 <w:sz w:val="20"/>
                 <w:szCs w:val="20"/>
                 <w:u w:val="double"/>
               </w:rPr>
-              <w:t>img</w:t>
-            </w:r>
-            <w:proofErr w:type="spellEnd"/>
-            <w:r>
-              <w:rPr>
-                <w:rFonts w:hint="eastAsia"/>
-                <w:sz w:val="20"/>
-                <w:szCs w:val="20"/>
-              </w:rPr>
-              <w:t xml:space="preserve">  随机图片</w:t>
-            </w:r>
-          </w:p>
-        </w:tc>
-      </w:tr>
-      <w:tr>
-        <w:tc>
-          <w:tcPr>
-            <w:tcW w:w="8276" w:type="dxa"/>
-            <w:gridSpan w:val="4"/>
-            <w:tcBorders>
-              <w:left w:val="single" w:sz="12" w:space="0" w:color="auto"/>
-              <w:right w:val="single" w:sz="12" w:space="0" w:color="auto"/>
-            </w:tcBorders>
-            <w:shd w:val="clear" w:color="auto" w:fill="000000" w:themeFill="text1"/>
-          </w:tcPr>
-          <w:p>
-            <w:pPr>
-              <w:jc w:val="center"/>
-              <w:rPr>
-                <w:rFonts w:hint="eastAsia"/>
-                <w:b/>
-                <w:bCs/>
-                <w:sz w:val="20"/>
-                <w:szCs w:val="20"/>
-              </w:rPr>
-            </w:pPr>
-            <w:r>
-              <w:rPr>
-                <w:rFonts w:hint="eastAsia"/>
-                <w:b/>
-                <w:bCs/>
-                <w:sz w:val="20"/>
-                <w:szCs w:val="20"/>
-              </w:rPr>
-              <w:t>视频功能</w:t>
+              <w:t>vid</w:t>
+            </w:r>
+            <w:r>
+              <w:rPr>
+                <w:rFonts w:hint="eastAsia"/>
+                <w:b/>
+                <w:bCs/>
+                <w:sz w:val="20"/>
+                <w:szCs w:val="20"/>
+              </w:rPr>
+              <w:t xml:space="preserve"> </w:t>
+            </w:r>
+            <w:r>
+              <w:rPr>
+                <w:b/>
+                <w:bCs/>
+                <w:sz w:val="20"/>
+                <w:szCs w:val="20"/>
+              </w:rPr>
+              <w:t xml:space="preserve">  </w:t>
+            </w:r>
+            <w:r>
+              <w:rPr>
+                <w:sz w:val="20"/>
+                <w:szCs w:val="20"/>
+              </w:rPr>
+              <w:t>随机视频</w:t>
             </w:r>
           </w:p>
         </w:tc>
@@ -1057,6 +1148,7 @@
             <w:tcW w:w="2069" w:type="dxa"/>
             <w:tcBorders>
               <w:left w:val="single" w:sz="12" w:space="0" w:color="auto"/>
+              <w:bottom w:val="single" w:sz="12" w:space="0" w:color="auto"/>
             </w:tcBorders>
           </w:tcPr>
           <w:p>
@@ -1095,93 +1187,6 @@
                 <w:szCs w:val="20"/>
               </w:rPr>
               <w:t>保存视频</w:t>
-            </w:r>
-          </w:p>
-        </w:tc>
-        <w:tc>
-          <w:tcPr>
-            <w:tcW w:w="2069" w:type="dxa"/>
-          </w:tcPr>
-          <w:p>
-            <w:pPr>
-              <w:rPr>
-                <w:rFonts w:hint="eastAsia"/>
-                <w:b/>
-                <w:bCs/>
-                <w:sz w:val="20"/>
-                <w:szCs w:val="20"/>
-              </w:rPr>
-            </w:pPr>
-            <w:proofErr w:type="spellStart"/>
-            <w:r>
-              <w:rPr>
-                <w:b/>
-                <w:bCs/>
-                <w:sz w:val="20"/>
-                <w:szCs w:val="20"/>
-              </w:rPr>
-              <w:t>VideoGet</w:t>
-            </w:r>
-            <w:proofErr w:type="spellEnd"/>
-            <w:r>
-              <w:rPr>
-                <w:b/>
-                <w:bCs/>
-                <w:sz w:val="20"/>
-                <w:szCs w:val="20"/>
-              </w:rPr>
-              <w:t xml:space="preserve"> </w:t>
-            </w:r>
-            <w:r>
-              <w:rPr>
-                <w:sz w:val="20"/>
-                <w:szCs w:val="20"/>
-              </w:rPr>
-              <w:t>获取视频</w:t>
-            </w:r>
-          </w:p>
-        </w:tc>
-        <w:tc>
-          <w:tcPr>
-            <w:tcW w:w="2069" w:type="dxa"/>
-            <w:shd w:val="clear" w:color="auto" w:fill="DAE9F7" w:themeFill="text2" w:themeFillTint="1A"/>
-          </w:tcPr>
-          <w:p>
-            <w:pPr>
-              <w:rPr>
-                <w:rFonts w:ascii="Cambria Math" w:hAnsi="Cambria Math" w:cs="Cambria Math"/>
-                <w:b/>
-                <w:bCs/>
-                <w:sz w:val="20"/>
-                <w:szCs w:val="20"/>
-              </w:rPr>
-            </w:pPr>
-            <w:proofErr w:type="spellStart"/>
-            <w:r>
-              <w:rPr>
-                <w:b/>
-                <w:bCs/>
-                <w:sz w:val="20"/>
-                <w:szCs w:val="20"/>
-              </w:rPr>
-              <w:t>VideoDel</w:t>
-            </w:r>
-            <w:proofErr w:type="spellEnd"/>
-            <w:r>
-              <w:rPr>
-                <w:b/>
-                <w:bCs/>
-                <w:sz w:val="20"/>
-                <w:szCs w:val="20"/>
-              </w:rPr>
-              <w:t xml:space="preserve"> </w:t>
-            </w:r>
-            <w:r>
-              <w:rPr>
-                <w:sz w:val="20"/>
-                <w:szCs w:val="20"/>
-              </w:rPr>
-              <w:t>删除视频</w:t>
             </w:r>
           </w:p>
         </w:tc>
@@ -1189,6 +1194,100 @@
           <w:tcPr>
             <w:tcW w:w="2069" w:type="dxa"/>
             <w:tcBorders>
+              <w:bottom w:val="single" w:sz="12" w:space="0" w:color="auto"/>
+            </w:tcBorders>
+          </w:tcPr>
+          <w:p>
+            <w:pPr>
+              <w:rPr>
+                <w:rFonts w:hint="eastAsia"/>
+                <w:b/>
+                <w:bCs/>
+                <w:sz w:val="20"/>
+                <w:szCs w:val="20"/>
+              </w:rPr>
+            </w:pPr>
+            <w:proofErr w:type="spellStart"/>
+            <w:r>
+              <w:rPr>
+                <w:b/>
+                <w:bCs/>
+                <w:sz w:val="20"/>
+                <w:szCs w:val="20"/>
+              </w:rPr>
+              <w:t>VideoGet</w:t>
+            </w:r>
+            <w:proofErr w:type="spellEnd"/>
+            <w:r>
+              <w:rPr>
+                <w:b/>
+                <w:bCs/>
+                <w:sz w:val="20"/>
+                <w:szCs w:val="20"/>
+              </w:rPr>
+              <w:t xml:space="preserve"> </w:t>
+            </w:r>
+            <w:r>
+              <w:rPr>
+                <w:sz w:val="20"/>
+                <w:szCs w:val="20"/>
+              </w:rPr>
+              <w:t>获取视频</w:t>
+            </w:r>
+          </w:p>
+        </w:tc>
+        <w:tc>
+          <w:tcPr>
+            <w:tcW w:w="2069" w:type="dxa"/>
+            <w:tcBorders>
+              <w:bottom w:val="single" w:sz="12" w:space="0" w:color="auto"/>
+            </w:tcBorders>
+            <w:shd w:val="clear" w:color="auto" w:fill="DAE9F7" w:themeFill="text2" w:themeFillTint="1A"/>
+          </w:tcPr>
+          <w:p>
+            <w:pPr>
+              <w:rPr>
+                <w:rFonts w:ascii="Cambria Math" w:hAnsi="Cambria Math" w:cs="Cambria Math"/>
+                <w:b/>
+                <w:bCs/>
+                <w:sz w:val="20"/>
+                <w:szCs w:val="20"/>
+              </w:rPr>
+            </w:pPr>
+            <w:proofErr w:type="spellStart"/>
+            <w:r>
+              <w:rPr>
+                <w:b/>
+                <w:bCs/>
+                <w:sz w:val="20"/>
+                <w:szCs w:val="20"/>
+              </w:rPr>
+              <w:t>VideoDel</w:t>
+            </w:r>
+            <w:proofErr w:type="spellEnd"/>
+            <w:r>
+              <w:rPr>
+                <w:b/>
+                <w:bCs/>
+                <w:sz w:val="20"/>
+                <w:szCs w:val="20"/>
+              </w:rPr>
+              <w:t xml:space="preserve"> </w:t>
+            </w:r>
+            <w:r>
+              <w:rPr>
+                <w:sz w:val="20"/>
+                <w:szCs w:val="20"/>
+              </w:rPr>
+              <w:t>删除视频</w:t>
+            </w:r>
+          </w:p>
+        </w:tc>
+        <w:tc>
+          <w:tcPr>
+            <w:tcW w:w="2069" w:type="dxa"/>
+            <w:tcBorders>
+              <w:bottom w:val="single" w:sz="12" w:space="0" w:color="auto"/>
               <w:right w:val="single" w:sz="12" w:space="0" w:color="auto"/>
             </w:tcBorders>
             <w:shd w:val="clear" w:color="auto" w:fill="DAE9F7" w:themeFill="text2" w:themeFillTint="1A"/>
@@ -1236,94 +1335,13 @@
       <w:tr>
         <w:tc>
           <w:tcPr>
-            <w:tcW w:w="8276" w:type="dxa"/>
-            <w:gridSpan w:val="4"/>
+            <w:tcW w:w="4138" w:type="dxa"/>
+            <w:gridSpan w:val="2"/>
             <w:tcBorders>
+              <w:top w:val="single" w:sz="12" w:space="0" w:color="auto"/>
               <w:left w:val="single" w:sz="12" w:space="0" w:color="auto"/>
-              <w:right w:val="single" w:sz="12" w:space="0" w:color="auto"/>
-            </w:tcBorders>
-            <w:shd w:val="clear" w:color="auto" w:fill="C1F0C7" w:themeFill="accent3" w:themeFillTint="33"/>
-          </w:tcPr>
-          <w:p>
-            <w:pPr>
-              <w:rPr>
-                <w:rFonts w:hint="eastAsia"/>
-                <w:b/>
-                <w:bCs/>
-                <w:sz w:val="20"/>
-                <w:szCs w:val="20"/>
-              </w:rPr>
-            </w:pPr>
-            <w:proofErr w:type="spellStart"/>
-            <w:r>
-              <w:rPr>
-                <w:b/>
-                <w:bCs/>
-                <w:sz w:val="20"/>
-                <w:szCs w:val="20"/>
-                <w:u w:val="double"/>
-              </w:rPr>
-              <w:t>RandomVideo</w:t>
-            </w:r>
-            <w:proofErr w:type="spellEnd"/>
-            <w:r>
-              <w:rPr>
-                <w:rFonts w:hint="eastAsia"/>
-                <w:b/>
-                <w:bCs/>
-                <w:sz w:val="20"/>
-                <w:szCs w:val="20"/>
-                <w:u w:val="double"/>
-              </w:rPr>
-              <w:t>/</w:t>
-            </w:r>
-            <w:r>
-              <w:rPr>
-                <w:b/>
-                <w:bCs/>
-                <w:sz w:val="20"/>
-                <w:szCs w:val="20"/>
-                <w:u w:val="double"/>
-              </w:rPr>
-              <w:t>vid</w:t>
-            </w:r>
-            <w:r>
-              <w:rPr>
-                <w:rFonts w:hint="eastAsia"/>
-                <w:b/>
-                <w:bCs/>
-                <w:sz w:val="20"/>
-                <w:szCs w:val="20"/>
-              </w:rPr>
-              <w:t xml:space="preserve"> </w:t>
-            </w:r>
-            <w:r>
-              <w:rPr>
-                <w:b/>
-                <w:bCs/>
-                <w:sz w:val="20"/>
-                <w:szCs w:val="20"/>
-              </w:rPr>
-              <w:t xml:space="preserve">  </w:t>
-            </w:r>
-            <w:r>
-              <w:rPr>
-                <w:sz w:val="20"/>
-                <w:szCs w:val="20"/>
-              </w:rPr>
-              <w:t>随机视频</w:t>
-            </w:r>
-          </w:p>
-        </w:tc>
-      </w:tr>
-      <w:tr>
-        <w:tc>
-          <w:tcPr>
-            <w:tcW w:w="8276" w:type="dxa"/>
-            <w:gridSpan w:val="4"/>
-            <w:tcBorders>
-              <w:left w:val="single" w:sz="12" w:space="0" w:color="auto"/>
-              <w:right w:val="single" w:sz="12" w:space="0" w:color="auto"/>
+              <w:bottom w:val="single" w:sz="12" w:space="0" w:color="auto"/>
+              <w:right w:val="single" w:sz="4" w:space="0" w:color="auto"/>
             </w:tcBorders>
             <w:shd w:val="clear" w:color="auto" w:fill="000000" w:themeFill="text1"/>
           </w:tcPr>
@@ -1346,14 +1364,13 @@
             </w:r>
           </w:p>
         </w:tc>
-      </w:tr>
-      <w:tr>
         <w:tc>
           <w:tcPr>
-            <w:tcW w:w="8276" w:type="dxa"/>
-            <w:gridSpan w:val="4"/>
+            <w:tcW w:w="4138" w:type="dxa"/>
+            <w:gridSpan w:val="2"/>
             <w:tcBorders>
-              <w:left w:val="single" w:sz="12" w:space="0" w:color="auto"/>
+              <w:top w:val="single" w:sz="12" w:space="0" w:color="auto"/>
+              <w:left w:val="single" w:sz="4" w:space="0" w:color="auto"/>
               <w:bottom w:val="single" w:sz="12" w:space="0" w:color="auto"/>
               <w:right w:val="single" w:sz="12" w:space="0" w:color="auto"/>
             </w:tcBorders>
@@ -1363,10 +1380,6 @@
             <w:pPr>
               <w:rPr>
                 <w:rFonts w:hint="eastAsia"/>
-                <w:b/>
-                <w:bCs/>
-                <w:sz w:val="20"/>
-                <w:szCs w:val="20"/>
               </w:rPr>
             </w:pPr>
             <w:proofErr w:type="spellStart"/>
@@ -2442,6 +2455,122 @@
       </w:r>
       <w:r>
         <w:rPr>
+          <w:rFonts w:hint="eastAsia"/>
+          <w:b/>
+          <w:bCs/>
+          <w:sz w:val="20"/>
+          <w:szCs w:val="20"/>
+        </w:rPr>
+        <w:t xml:space="preserve"> 辅助</w:t>
+      </w:r>
+      <w:r>
+        <w:rPr>
+          <w:b/>
+          <w:bCs/>
+          <w:sz w:val="20"/>
+          <w:szCs w:val="20"/>
+        </w:rPr>
+        <w:t>功能</w:t>
+      </w:r>
+    </w:p>
+    <w:tbl>
+      <w:tblPr>
+        <w:tblStyle w:val="ae"/>
+        <w:tblW w:w="0" w:type="auto"/>
+        <w:tblLook w:val="04A0" w:firstRow="1" w:lastRow="0" w:firstColumn="1" w:lastColumn="0" w:noHBand="0" w:noVBand="1"/>
+      </w:tblPr>
+      <w:tblGrid>
+        <w:gridCol w:w="8276"/>
+      </w:tblGrid>
+      <w:tr>
+        <w:tc>
+          <w:tcPr>
+            <w:tcW w:w="8296" w:type="dxa"/>
+            <w:tcBorders>
+              <w:top w:val="single" w:sz="12" w:space="0" w:color="auto"/>
+              <w:left w:val="single" w:sz="12" w:space="0" w:color="auto"/>
+              <w:bottom w:val="single" w:sz="12" w:space="0" w:color="auto"/>
+              <w:right w:val="single" w:sz="12" w:space="0" w:color="auto"/>
+            </w:tcBorders>
+          </w:tcPr>
+          <w:p>
+            <w:pPr>
+              <w:rPr>
+                <w:rFonts w:hint="eastAsia"/>
+                <w:sz w:val="20"/>
+                <w:szCs w:val="20"/>
+              </w:rPr>
+            </w:pPr>
+            <w:r>
+              <w:rPr>
+                <w:rFonts w:hint="eastAsia"/>
+                <w:b/>
+                <w:bCs/>
+                <w:sz w:val="20"/>
+                <w:szCs w:val="20"/>
+                <w:u w:val="double"/>
+              </w:rPr>
+              <w:t>PUBG</w:t>
+            </w:r>
+            <w:r>
+              <w:rPr>
+                <w:rFonts w:hint="eastAsia"/>
+                <w:sz w:val="20"/>
+                <w:szCs w:val="20"/>
+              </w:rPr>
+              <w:t xml:space="preserve">  获取</w:t>
+            </w:r>
+            <w:r>
+              <w:rPr>
+                <w:rFonts w:hint="eastAsia"/>
+                <w:sz w:val="20"/>
+                <w:szCs w:val="20"/>
+              </w:rPr>
+              <w:t>PUBG资源地图</w:t>
+            </w:r>
+            <w:r>
+              <w:rPr>
+                <w:rFonts w:hint="eastAsia"/>
+                <w:sz w:val="20"/>
+                <w:szCs w:val="20"/>
+              </w:rPr>
+              <w:t xml:space="preserve"> </w:t>
+            </w:r>
+            <w:r>
+              <w:rPr>
+                <w:rFonts w:hint="eastAsia"/>
+                <w:sz w:val="20"/>
+                <w:szCs w:val="20"/>
+              </w:rPr>
+              <w:t xml:space="preserve">                                     [参数为地图中文名]</w:t>
+            </w:r>
+          </w:p>
+        </w:tc>
+      </w:tr>
+    </w:tbl>
+    <w:p>
+      <w:pPr>
+        <w:spacing w:after="0" w:line="240" w:lineRule="auto"/>
+        <w:rPr>
+          <w:rFonts w:hint="eastAsia"/>
+          <w:b/>
+          <w:bCs/>
+          <w:sz w:val="20"/>
+          <w:szCs w:val="20"/>
+        </w:rPr>
+      </w:pPr>
+      <w:r>
+        <w:rPr>
+          <w:rFonts w:ascii="Cambria Math" w:hAnsi="Cambria Math" w:cs="Cambria Math"/>
+          <w:b/>
+          <w:bCs/>
+          <w:sz w:val="20"/>
+          <w:szCs w:val="20"/>
+        </w:rPr>
+        <w:t>◉</w:t>
+      </w:r>
+      <w:r>
+        <w:rPr>
           <w:b/>
           <w:bCs/>
           <w:sz w:val="20"/>
@@ -3712,7 +3841,6 @@
       <w:pPr>
         <w:spacing w:after="0" w:line="240" w:lineRule="auto"/>
         <w:rPr>
-          <w:rFonts w:hint="eastAsia"/>
           <w:color w:val="EE0000"/>
           <w:sz w:val="20"/>
           <w:szCs w:val="20"/>
@@ -3756,7 +3884,7 @@
           <w:sz w:val="20"/>
           <w:szCs w:val="20"/>
         </w:rPr>
-        <w:t xml:space="preserve"> 有两个</w:t>
+        <w:t xml:space="preserve"> 有</w:t>
       </w:r>
       <w:r>
         <w:rPr>
@@ -3767,6 +3895,26 @@
           <w:sz w:val="20"/>
           <w:szCs w:val="20"/>
         </w:rPr>
+        <w:t>4</w:t>
+      </w:r>
+      <w:r>
+        <w:rPr>
+          <w:rFonts w:hint="eastAsia"/>
+          <w:color w:val="EE0000"/>
+          <w:sz w:val="20"/>
+          <w:szCs w:val="20"/>
+        </w:rPr>
+        <w:t>个</w:t>
+      </w:r>
+      <w:r>
+        <w:rPr>
+          <w:rFonts w:hint="eastAsia"/>
+          <w:b/>
+          <w:bCs/>
+          <w:color w:val="EE0000"/>
+          <w:sz w:val="20"/>
+          <w:szCs w:val="20"/>
+        </w:rPr>
         <w:t>独占加密指令</w:t>
       </w:r>
       <w:r>
@@ -3776,15 +3924,35 @@
           <w:sz w:val="20"/>
           <w:szCs w:val="20"/>
         </w:rPr>
-        <w:t>: ①</w:t>
-      </w:r>
-      <w:r>
+        <w:t xml:space="preserve">: </w:t>
+      </w:r>
+    </w:p>
+    <w:p>
+      <w:pPr>
+        <w:spacing w:after="0" w:line="240" w:lineRule="auto"/>
         <w:rPr>
           <w:rFonts w:hint="eastAsia"/>
           <w:color w:val="EE0000"/>
           <w:sz w:val="20"/>
           <w:szCs w:val="20"/>
         </w:rPr>
+      </w:pPr>
+      <w:r>
+        <w:rPr>
+          <w:rFonts w:hint="eastAsia"/>
+          <w:color w:val="EE0000"/>
+          <w:sz w:val="20"/>
+          <w:szCs w:val="20"/>
+        </w:rPr>
+        <w:t>①</w:t>
+      </w:r>
+      <w:r>
+        <w:rPr>
+          <w:rFonts w:hint="eastAsia"/>
+          <w:color w:val="EE0000"/>
+          <w:sz w:val="20"/>
+          <w:szCs w:val="20"/>
+        </w:rPr>
         <w:t xml:space="preserve"> </w:t>
       </w:r>
       <w:r>
@@ -3849,7 +4017,88 @@
           <w:sz w:val="20"/>
           <w:szCs w:val="20"/>
         </w:rPr>
-        <w:t>(雾)。</w:t>
+        <w:t>(雾)</w:t>
+      </w:r>
+      <w:r>
+        <w:rPr>
+          <w:rFonts w:hint="eastAsia"/>
+          <w:color w:val="EE0000"/>
+          <w:sz w:val="20"/>
+          <w:szCs w:val="20"/>
+        </w:rPr>
+        <w:t>；</w:t>
+      </w:r>
+      <w:r>
+        <w:rPr>
+          <w:color w:val="EE0000"/>
+          <w:sz w:val="20"/>
+          <w:szCs w:val="20"/>
+        </w:rPr>
+        <w:t>③</w:t>
+      </w:r>
+      <w:r>
+        <w:rPr>
+          <w:rFonts w:hint="eastAsia"/>
+          <w:color w:val="EE0000"/>
+          <w:sz w:val="20"/>
+          <w:szCs w:val="20"/>
+        </w:rPr>
+        <w:t xml:space="preserve"> </w:t>
+      </w:r>
+      <w:r>
+        <w:rPr>
+          <w:rFonts w:hint="eastAsia"/>
+          <w:color w:val="EE0000"/>
+          <w:sz w:val="20"/>
+          <w:szCs w:val="20"/>
+          <w:u w:val="double"/>
+        </w:rPr>
+        <w:t>发表情包</w:t>
+      </w:r>
+      <w:r>
+        <w:rPr>
+          <w:rFonts w:hint="eastAsia"/>
+          <w:color w:val="EE0000"/>
+          <w:sz w:val="20"/>
+          <w:szCs w:val="20"/>
+        </w:rPr>
+        <w:t>；</w:t>
+      </w:r>
+      <w:r>
+        <w:rPr>
+          <w:color w:val="EE0000"/>
+          <w:sz w:val="20"/>
+          <w:szCs w:val="20"/>
+        </w:rPr>
+        <w:t>④</w:t>
+      </w:r>
+      <w:r>
+        <w:rPr>
+          <w:rFonts w:hint="eastAsia"/>
+          <w:color w:val="EE0000"/>
+          <w:sz w:val="20"/>
+          <w:szCs w:val="20"/>
+        </w:rPr>
+        <w:t xml:space="preserve"> </w:t>
+      </w:r>
+      <w:r>
+        <w:rPr>
+          <w:rFonts w:hint="eastAsia"/>
+          <w:color w:val="EE0000"/>
+          <w:sz w:val="20"/>
+          <w:szCs w:val="20"/>
+          <w:u w:val="double"/>
+        </w:rPr>
+        <w:t>临时封禁AI对话</w:t>
+      </w:r>
+      <w:r>
+        <w:rPr>
+          <w:rFonts w:hint="eastAsia"/>
+          <w:color w:val="EE0000"/>
+          <w:sz w:val="20"/>
+          <w:szCs w:val="20"/>
+        </w:rPr>
+        <w:t>。</w:t>
       </w:r>
     </w:p>
     <w:p>
@@ -4471,7 +4720,7 @@
   <w:style w:type="paragraph" w:default="1" w:styleId="a">
     <w:name w:val="Normal"/>
     <w:qFormat/>
-    <w:rsid w:val="00094230"/>
+    <w:rsid w:val="002A6D17"/>
     <w:pPr>
       <w:widowControl w:val="0"/>
     </w:pPr>
@@ -4679,7 +4928,6 @@
   <w:style w:type="character" w:default="1" w:styleId="a0">
     <w:name w:val="Default Paragraph Font"/>
     <w:uiPriority w:val="1"/>
-    <w:semiHidden/>
     <w:unhideWhenUsed/>
   </w:style>
   <w:style w:type="table" w:default="1" w:styleId="a1">

--- a/src/main/resources/static/help/help.docx
+++ b/src/main/resources/static/help/help.docx
@@ -133,6 +133,47 @@
           <w:szCs w:val="20"/>
         </w:rPr>
         <w:t xml:space="preserve"> AI功能</w:t>
+      </w:r>
+      <w:r>
+        <w:rPr>
+          <w:rFonts w:hint="eastAsia"/>
+          <w:b/>
+          <w:bCs/>
+          <w:sz w:val="20"/>
+          <w:szCs w:val="20"/>
+        </w:rPr>
+        <w:t xml:space="preserve">                                                </w:t>
+      </w:r>
+      <w:r>
+        <w:rPr>
+          <w:rFonts w:hint="eastAsia"/>
+          <w:b/>
+          <w:bCs/>
+          <w:sz w:val="20"/>
+          <w:szCs w:val="20"/>
+        </w:rPr>
+        <w:t>[AI现可主动调用</w:t>
+      </w:r>
+      <w:r>
+        <w:rPr>
+          <w:rFonts w:hint="eastAsia"/>
+          <w:b/>
+          <w:bCs/>
+          <w:sz w:val="20"/>
+          <w:szCs w:val="20"/>
+          <w:u w:val="double"/>
+        </w:rPr>
+        <w:t>下划线指令</w:t>
+      </w:r>
+      <w:r>
+        <w:rPr>
+          <w:rFonts w:hint="eastAsia"/>
+          <w:b/>
+          <w:bCs/>
+          <w:sz w:val="20"/>
+          <w:szCs w:val="20"/>
+        </w:rPr>
+        <w:t>]</w:t>
       </w:r>
     </w:p>
     <w:tbl>
@@ -155,8 +196,7 @@
       <w:tr>
         <w:tc>
           <w:tcPr>
-            <w:tcW w:w="5517" w:type="dxa"/>
-            <w:gridSpan w:val="2"/>
+            <w:tcW w:w="2758" w:type="dxa"/>
           </w:tcPr>
           <w:p>
             <w:pPr>
@@ -190,57 +230,7 @@
                 <w:sz w:val="20"/>
                 <w:szCs w:val="20"/>
               </w:rPr>
-              <w:t xml:space="preserve">    [</w:t>
-            </w:r>
-            <w:r>
-              <w:rPr>
-                <w:rFonts w:hint="eastAsia"/>
-                <w:sz w:val="20"/>
-                <w:szCs w:val="20"/>
-              </w:rPr>
-              <w:t>AI现可</w:t>
-            </w:r>
-            <w:r>
-              <w:rPr>
-                <w:rFonts w:hint="eastAsia"/>
-                <w:sz w:val="20"/>
-                <w:szCs w:val="20"/>
-              </w:rPr>
-              <w:t>主动</w:t>
-            </w:r>
-            <w:r>
-              <w:rPr>
-                <w:rFonts w:hint="eastAsia"/>
-                <w:sz w:val="20"/>
-                <w:szCs w:val="20"/>
-              </w:rPr>
-              <w:t>调用</w:t>
-            </w:r>
-            <w:r>
-              <w:rPr>
-                <w:rFonts w:hint="eastAsia"/>
-                <w:sz w:val="20"/>
-                <w:szCs w:val="20"/>
-                <w:u w:val="double"/>
-              </w:rPr>
-              <w:t>下划线</w:t>
-            </w:r>
-            <w:r>
-              <w:rPr>
-                <w:rFonts w:hint="eastAsia"/>
-                <w:sz w:val="20"/>
-                <w:szCs w:val="20"/>
-                <w:u w:val="double"/>
-              </w:rPr>
-              <w:t>指令</w:t>
-            </w:r>
-            <w:r>
-              <w:rPr>
-                <w:rFonts w:hint="eastAsia"/>
-                <w:sz w:val="20"/>
-                <w:szCs w:val="20"/>
-              </w:rPr>
-              <w:t>]</w:t>
+              <w:t xml:space="preserve">   </w:t>
             </w:r>
           </w:p>
         </w:tc>
@@ -276,6 +266,41 @@
                 <w:szCs w:val="20"/>
               </w:rPr>
               <w:t xml:space="preserve">  聊天历史</w:t>
+            </w:r>
+          </w:p>
+        </w:tc>
+        <w:tc>
+          <w:tcPr>
+            <w:tcW w:w="2759" w:type="dxa"/>
+          </w:tcPr>
+          <w:p>
+            <w:pPr>
+              <w:rPr>
+                <w:rFonts w:hint="eastAsia"/>
+                <w:sz w:val="20"/>
+                <w:szCs w:val="20"/>
+              </w:rPr>
+            </w:pPr>
+            <w:proofErr w:type="spellStart"/>
+            <w:r>
+              <w:rPr>
+                <w:rFonts w:hint="eastAsia"/>
+                <w:b/>
+                <w:bCs/>
+                <w:sz w:val="20"/>
+                <w:szCs w:val="20"/>
+                <w:u w:val="double"/>
+              </w:rPr>
+              <w:t>ChatRecall</w:t>
+            </w:r>
+            <w:proofErr w:type="spellEnd"/>
+            <w:r>
+              <w:rPr>
+                <w:rFonts w:hint="eastAsia"/>
+                <w:sz w:val="20"/>
+                <w:szCs w:val="20"/>
+              </w:rPr>
+              <w:t xml:space="preserve">  聊天撤回</w:t>
             </w:r>
           </w:p>
         </w:tc>
@@ -3841,6 +3866,7 @@
       <w:pPr>
         <w:spacing w:after="0" w:line="240" w:lineRule="auto"/>
         <w:rPr>
+          <w:rFonts w:hint="eastAsia"/>
           <w:color w:val="EE0000"/>
           <w:sz w:val="20"/>
           <w:szCs w:val="20"/>
@@ -4928,6 +4954,7 @@
   <w:style w:type="character" w:default="1" w:styleId="a0">
     <w:name w:val="Default Paragraph Font"/>
     <w:uiPriority w:val="1"/>
+    <w:semiHidden/>
     <w:unhideWhenUsed/>
   </w:style>
   <w:style w:type="table" w:default="1" w:styleId="a1">

--- a/src/main/resources/static/help/help.docx
+++ b/src/main/resources/static/help/help.docx
@@ -289,18 +289,27 @@
                 <w:bCs/>
                 <w:sz w:val="20"/>
                 <w:szCs w:val="20"/>
-                <w:u w:val="double"/>
-              </w:rPr>
-              <w:t>ChatRecall</w:t>
+              </w:rPr>
+              <w:t>SysMsgSet</w:t>
             </w:r>
             <w:proofErr w:type="spellEnd"/>
             <w:r>
               <w:rPr>
                 <w:rFonts w:hint="eastAsia"/>
-                <w:sz w:val="20"/>
-                <w:szCs w:val="20"/>
-              </w:rPr>
-              <w:t xml:space="preserve">  聊天撤回</w:t>
+                <w:b/>
+                <w:bCs/>
+                <w:sz w:val="20"/>
+                <w:szCs w:val="20"/>
+              </w:rPr>
+              <w:t xml:space="preserve"> </w:t>
+            </w:r>
+            <w:r>
+              <w:rPr>
+                <w:rFonts w:hint="eastAsia"/>
+                <w:sz w:val="20"/>
+                <w:szCs w:val="20"/>
+              </w:rPr>
+              <w:t>系统消息设置</w:t>
             </w:r>
           </w:p>
         </w:tc>
@@ -327,8 +336,9 @@
                 <w:bCs/>
                 <w:sz w:val="20"/>
                 <w:szCs w:val="20"/>
-              </w:rPr>
-              <w:t>ChatMode</w:t>
+                <w:u w:val="double"/>
+              </w:rPr>
+              <w:t>ChatReset</w:t>
             </w:r>
             <w:proofErr w:type="spellEnd"/>
             <w:r>
@@ -337,7 +347,7 @@
                 <w:sz w:val="20"/>
                 <w:szCs w:val="20"/>
               </w:rPr>
-              <w:t xml:space="preserve"> 聊天模式</w:t>
+              <w:t xml:space="preserve">  重置聊天</w:t>
             </w:r>
           </w:p>
         </w:tc>
@@ -362,8 +372,9 @@
                 <w:bCs/>
                 <w:sz w:val="20"/>
                 <w:szCs w:val="20"/>
-              </w:rPr>
-              <w:t>ThinkingMode</w:t>
+                <w:u w:val="double"/>
+              </w:rPr>
+              <w:t>ChatRecall</w:t>
             </w:r>
             <w:proofErr w:type="spellEnd"/>
             <w:r>
@@ -372,7 +383,7 @@
                 <w:sz w:val="20"/>
                 <w:szCs w:val="20"/>
               </w:rPr>
-              <w:t xml:space="preserve"> 思考模式</w:t>
+              <w:t xml:space="preserve">  聊天撤回</w:t>
             </w:r>
           </w:p>
         </w:tc>
@@ -397,18 +408,27 @@
                 <w:bCs/>
                 <w:sz w:val="20"/>
                 <w:szCs w:val="20"/>
-                <w:u w:val="double"/>
-              </w:rPr>
-              <w:t>ChatReset</w:t>
+              </w:rPr>
+              <w:t>SysMsgMode</w:t>
             </w:r>
             <w:proofErr w:type="spellEnd"/>
             <w:r>
               <w:rPr>
                 <w:rFonts w:hint="eastAsia"/>
-                <w:sz w:val="20"/>
-                <w:szCs w:val="20"/>
-              </w:rPr>
-              <w:t xml:space="preserve">  重置聊天</w:t>
+                <w:b/>
+                <w:bCs/>
+                <w:sz w:val="20"/>
+                <w:szCs w:val="20"/>
+              </w:rPr>
+              <w:t xml:space="preserve"> </w:t>
+            </w:r>
+            <w:r>
+              <w:rPr>
+                <w:rFonts w:hint="eastAsia"/>
+                <w:sz w:val="20"/>
+                <w:szCs w:val="20"/>
+              </w:rPr>
+              <w:t>系统消息模式</w:t>
             </w:r>
           </w:p>
         </w:tc>
@@ -438,7 +458,7 @@
                 <w:sz w:val="20"/>
                 <w:szCs w:val="20"/>
               </w:rPr>
-              <w:t>EmbeddingMode</w:t>
+              <w:t>ChatMode</w:t>
             </w:r>
             <w:proofErr w:type="spellEnd"/>
             <w:r>
@@ -447,23 +467,7 @@
                 <w:sz w:val="20"/>
                 <w:szCs w:val="20"/>
               </w:rPr>
-              <w:t xml:space="preserve"> </w:t>
-            </w:r>
-            <w:r>
-              <w:rPr>
-                <w:rFonts w:hint="eastAsia"/>
-                <w:sz w:val="20"/>
-                <w:szCs w:val="20"/>
-              </w:rPr>
-              <w:t>指令</w:t>
-            </w:r>
-            <w:r>
-              <w:rPr>
-                <w:rFonts w:hint="eastAsia"/>
-                <w:sz w:val="20"/>
-                <w:szCs w:val="20"/>
-              </w:rPr>
-              <w:t>模式</w:t>
+              <w:t xml:space="preserve"> 聊天模式</w:t>
             </w:r>
           </w:p>
         </w:tc>
@@ -491,32 +495,23 @@
                 <w:sz w:val="20"/>
                 <w:szCs w:val="20"/>
               </w:rPr>
-              <w:t>SysMsgMode</w:t>
+              <w:t>ThinkingMode</w:t>
             </w:r>
             <w:proofErr w:type="spellEnd"/>
             <w:r>
               <w:rPr>
                 <w:rFonts w:hint="eastAsia"/>
-                <w:b/>
-                <w:bCs/>
-                <w:sz w:val="20"/>
-                <w:szCs w:val="20"/>
-              </w:rPr>
-              <w:t xml:space="preserve"> </w:t>
-            </w:r>
-            <w:r>
-              <w:rPr>
-                <w:rFonts w:hint="eastAsia"/>
-                <w:sz w:val="20"/>
-                <w:szCs w:val="20"/>
-              </w:rPr>
-              <w:t>系统消息模式</w:t>
+                <w:sz w:val="20"/>
+                <w:szCs w:val="20"/>
+              </w:rPr>
+              <w:t xml:space="preserve"> 思考模式</w:t>
             </w:r>
           </w:p>
         </w:tc>
         <w:tc>
           <w:tcPr>
             <w:tcW w:w="2759" w:type="dxa"/>
+            <w:shd w:val="clear" w:color="auto" w:fill="DAE9F7" w:themeFill="text2" w:themeFillTint="1A"/>
           </w:tcPr>
           <w:p>
             <w:pPr>
@@ -537,26 +532,16 @@
                 <w:sz w:val="20"/>
                 <w:szCs w:val="20"/>
               </w:rPr>
-              <w:t>SysMsgSet</w:t>
+              <w:t>EmbeddingMode</w:t>
             </w:r>
             <w:proofErr w:type="spellEnd"/>
             <w:r>
               <w:rPr>
                 <w:rFonts w:hint="eastAsia"/>
-                <w:b/>
-                <w:bCs/>
-                <w:sz w:val="20"/>
-                <w:szCs w:val="20"/>
-              </w:rPr>
-              <w:t xml:space="preserve"> </w:t>
-            </w:r>
-            <w:r>
-              <w:rPr>
-                <w:rFonts w:hint="eastAsia"/>
-                <w:sz w:val="20"/>
-                <w:szCs w:val="20"/>
-              </w:rPr>
-              <w:t>系统消息设置</w:t>
+                <w:sz w:val="20"/>
+                <w:szCs w:val="20"/>
+              </w:rPr>
+              <w:t xml:space="preserve"> 指令模式</w:t>
             </w:r>
           </w:p>
         </w:tc>

--- a/src/main/resources/static/help/help.docx
+++ b/src/main/resources/static/help/help.docx
@@ -318,7 +318,7 @@
         <w:tc>
           <w:tcPr>
             <w:tcW w:w="2758" w:type="dxa"/>
-            <w:shd w:val="clear" w:color="auto" w:fill="DAE9F7" w:themeFill="text2" w:themeFillTint="1A"/>
+            <w:shd w:val="clear" w:color="auto" w:fill="FAE2D5" w:themeFill="accent2" w:themeFillTint="33"/>
           </w:tcPr>
           <w:p>
             <w:pPr>
@@ -390,7 +390,7 @@
         <w:tc>
           <w:tcPr>
             <w:tcW w:w="2759" w:type="dxa"/>
-            <w:shd w:val="clear" w:color="auto" w:fill="DAE9F7" w:themeFill="text2" w:themeFillTint="1A"/>
+            <w:shd w:val="clear" w:color="auto" w:fill="FAE2D5" w:themeFill="accent2" w:themeFillTint="33"/>
           </w:tcPr>
           <w:p>
             <w:pPr>
@@ -437,7 +437,7 @@
         <w:tc>
           <w:tcPr>
             <w:tcW w:w="2758" w:type="dxa"/>
-            <w:shd w:val="clear" w:color="auto" w:fill="DAE9F7" w:themeFill="text2" w:themeFillTint="1A"/>
+            <w:shd w:val="clear" w:color="auto" w:fill="FAE2D5" w:themeFill="accent2" w:themeFillTint="33"/>
           </w:tcPr>
           <w:p>
             <w:pPr>
@@ -511,7 +511,7 @@
         <w:tc>
           <w:tcPr>
             <w:tcW w:w="2759" w:type="dxa"/>
-            <w:shd w:val="clear" w:color="auto" w:fill="DAE9F7" w:themeFill="text2" w:themeFillTint="1A"/>
+            <w:shd w:val="clear" w:color="auto" w:fill="FAE2D5" w:themeFill="accent2" w:themeFillTint="33"/>
           </w:tcPr>
           <w:p>
             <w:pPr>

--- a/src/main/resources/static/help/help.docx
+++ b/src/main/resources/static/help/help.docx
@@ -2603,13 +2603,15 @@
       </w:tblPr>
       <w:tblGrid>
         <w:gridCol w:w="2758"/>
-        <w:gridCol w:w="2759"/>
+        <w:gridCol w:w="1380"/>
+        <w:gridCol w:w="1379"/>
         <w:gridCol w:w="2759"/>
       </w:tblGrid>
       <w:tr>
         <w:tc>
           <w:tcPr>
-            <w:tcW w:w="2758" w:type="dxa"/>
+            <w:tcW w:w="4138" w:type="dxa"/>
+            <w:gridSpan w:val="2"/>
             <w:shd w:val="clear" w:color="auto" w:fill="C1F0C7" w:themeFill="accent3" w:themeFillTint="33"/>
           </w:tcPr>
           <w:p>
@@ -2640,42 +2642,227 @@
                 <w:szCs w:val="20"/>
               </w:rPr>
               <w:t xml:space="preserve">  限权设置</w:t>
+            </w:r>
+          </w:p>
+        </w:tc>
+        <w:tc>
+          <w:tcPr>
+            <w:tcW w:w="4138" w:type="dxa"/>
+            <w:gridSpan w:val="2"/>
+            <w:shd w:val="clear" w:color="auto" w:fill="FAE2D5" w:themeFill="accent2" w:themeFillTint="33"/>
+          </w:tcPr>
+          <w:p>
+            <w:pPr>
+              <w:rPr>
+                <w:rFonts w:hint="eastAsia"/>
+                <w:sz w:val="20"/>
+                <w:szCs w:val="20"/>
+              </w:rPr>
+            </w:pPr>
+            <w:proofErr w:type="spellStart"/>
+            <w:r>
+              <w:rPr>
+                <w:rFonts w:hint="eastAsia"/>
+                <w:b/>
+                <w:bCs/>
+                <w:sz w:val="20"/>
+                <w:szCs w:val="20"/>
+                <w:u w:val="double"/>
+              </w:rPr>
+              <w:t>FunctionControl</w:t>
+            </w:r>
+            <w:proofErr w:type="spellEnd"/>
+            <w:r>
+              <w:rPr>
+                <w:rFonts w:hint="eastAsia"/>
+                <w:sz w:val="20"/>
+                <w:szCs w:val="20"/>
+              </w:rPr>
+              <w:t xml:space="preserve">  功能控制</w:t>
+            </w:r>
+          </w:p>
+        </w:tc>
+      </w:tr>
+      <w:tr>
+        <w:tc>
+          <w:tcPr>
+            <w:tcW w:w="4138" w:type="dxa"/>
+            <w:gridSpan w:val="2"/>
+          </w:tcPr>
+          <w:p>
+            <w:pPr>
+              <w:rPr>
+                <w:rFonts w:hint="eastAsia"/>
+                <w:b/>
+                <w:bCs/>
+                <w:sz w:val="20"/>
+                <w:szCs w:val="20"/>
+              </w:rPr>
+            </w:pPr>
+            <w:proofErr w:type="spellStart"/>
+            <w:r>
+              <w:rPr>
+                <w:rFonts w:hint="eastAsia"/>
+                <w:b/>
+                <w:bCs/>
+                <w:sz w:val="20"/>
+                <w:szCs w:val="20"/>
+                <w:u w:val="double"/>
+              </w:rPr>
+              <w:t>ImageFolder</w:t>
+            </w:r>
+            <w:proofErr w:type="spellEnd"/>
+            <w:r>
+              <w:rPr>
+                <w:rFonts w:hint="eastAsia"/>
+                <w:b/>
+                <w:bCs/>
+                <w:sz w:val="20"/>
+                <w:szCs w:val="20"/>
+              </w:rPr>
+              <w:t xml:space="preserve">  </w:t>
+            </w:r>
+            <w:r>
+              <w:rPr>
+                <w:rFonts w:hint="eastAsia"/>
+                <w:sz w:val="20"/>
+                <w:szCs w:val="20"/>
+              </w:rPr>
+              <w:t>图片目录</w:t>
+            </w:r>
+          </w:p>
+        </w:tc>
+        <w:tc>
+          <w:tcPr>
+            <w:tcW w:w="4138" w:type="dxa"/>
+            <w:gridSpan w:val="2"/>
+          </w:tcPr>
+          <w:p>
+            <w:pPr>
+              <w:rPr>
+                <w:rFonts w:hint="eastAsia"/>
+                <w:b/>
+                <w:bCs/>
+                <w:sz w:val="20"/>
+                <w:szCs w:val="20"/>
+                <w:u w:val="double"/>
+              </w:rPr>
+            </w:pPr>
+            <w:proofErr w:type="spellStart"/>
+            <w:r>
+              <w:rPr>
+                <w:rFonts w:hint="eastAsia"/>
+                <w:b/>
+                <w:bCs/>
+                <w:sz w:val="20"/>
+                <w:szCs w:val="20"/>
+                <w:u w:val="double"/>
+              </w:rPr>
+              <w:t>FunctionCheck</w:t>
+            </w:r>
+            <w:proofErr w:type="spellEnd"/>
+            <w:r>
+              <w:rPr>
+                <w:rFonts w:hint="eastAsia"/>
+                <w:sz w:val="20"/>
+                <w:szCs w:val="20"/>
+              </w:rPr>
+              <w:t xml:space="preserve">  </w:t>
+            </w:r>
+            <w:r>
+              <w:rPr>
+                <w:sz w:val="20"/>
+                <w:szCs w:val="20"/>
+              </w:rPr>
+              <w:t>功能检查</w:t>
+            </w:r>
+          </w:p>
+        </w:tc>
+      </w:tr>
+      <w:tr>
+        <w:tc>
+          <w:tcPr>
+            <w:tcW w:w="2758" w:type="dxa"/>
+            <w:shd w:val="clear" w:color="auto" w:fill="DAE9F7" w:themeFill="text2" w:themeFillTint="1A"/>
+          </w:tcPr>
+          <w:p>
+            <w:pPr>
+              <w:rPr>
+                <w:rFonts w:hint="eastAsia"/>
+                <w:b/>
+                <w:bCs/>
+                <w:sz w:val="20"/>
+                <w:szCs w:val="20"/>
+                <w:u w:val="double"/>
+              </w:rPr>
+            </w:pPr>
+            <w:proofErr w:type="spellStart"/>
+            <w:r>
+              <w:rPr>
+                <w:rFonts w:hint="eastAsia"/>
+                <w:b/>
+                <w:bCs/>
+                <w:sz w:val="20"/>
+                <w:szCs w:val="20"/>
+                <w:u w:val="double"/>
+              </w:rPr>
+              <w:t>UserBan</w:t>
+            </w:r>
+            <w:proofErr w:type="spellEnd"/>
+            <w:r>
+              <w:rPr>
+                <w:rFonts w:hint="eastAsia"/>
+                <w:sz w:val="20"/>
+                <w:szCs w:val="20"/>
+              </w:rPr>
+              <w:t xml:space="preserve">  禁言</w:t>
             </w:r>
           </w:p>
         </w:tc>
         <w:tc>
           <w:tcPr>
             <w:tcW w:w="2759" w:type="dxa"/>
-            <w:shd w:val="clear" w:color="auto" w:fill="FAE2D5" w:themeFill="accent2" w:themeFillTint="33"/>
+            <w:gridSpan w:val="2"/>
+            <w:shd w:val="clear" w:color="auto" w:fill="DAE9F7" w:themeFill="text2" w:themeFillTint="1A"/>
           </w:tcPr>
           <w:p>
             <w:pPr>
               <w:rPr>
                 <w:rFonts w:hint="eastAsia"/>
-                <w:sz w:val="20"/>
-                <w:szCs w:val="20"/>
+                <w:b/>
+                <w:bCs/>
+                <w:sz w:val="20"/>
+                <w:szCs w:val="20"/>
+                <w:u w:val="double"/>
               </w:rPr>
             </w:pPr>
-            <w:proofErr w:type="spellStart"/>
-            <w:r>
-              <w:rPr>
-                <w:rFonts w:hint="eastAsia"/>
-                <w:b/>
-                <w:bCs/>
-                <w:sz w:val="20"/>
-                <w:szCs w:val="20"/>
-                <w:u w:val="double"/>
-              </w:rPr>
-              <w:t>FunctionControl</w:t>
-            </w:r>
-            <w:proofErr w:type="spellEnd"/>
-            <w:r>
-              <w:rPr>
-                <w:rFonts w:hint="eastAsia"/>
-                <w:sz w:val="20"/>
-                <w:szCs w:val="20"/>
-              </w:rPr>
-              <w:t xml:space="preserve">  功能控制</w:t>
+            <w:r>
+              <w:rPr>
+                <w:rFonts w:hint="eastAsia"/>
+                <w:b/>
+                <w:bCs/>
+                <w:sz w:val="20"/>
+                <w:szCs w:val="20"/>
+              </w:rPr>
+              <w:t>Recall</w:t>
+            </w:r>
+            <w:r>
+              <w:rPr>
+                <w:rFonts w:hint="eastAsia"/>
+                <w:b/>
+                <w:bCs/>
+                <w:sz w:val="20"/>
+                <w:szCs w:val="20"/>
+              </w:rPr>
+              <w:t xml:space="preserve">  </w:t>
+            </w:r>
+            <w:r>
+              <w:rPr>
+                <w:rFonts w:hint="eastAsia"/>
+                <w:sz w:val="20"/>
+                <w:szCs w:val="20"/>
+              </w:rPr>
+              <w:t>撤回</w:t>
             </w:r>
           </w:p>
         </w:tc>
@@ -2688,8 +2875,11 @@
             <w:pPr>
               <w:rPr>
                 <w:rFonts w:hint="eastAsia"/>
-                <w:sz w:val="20"/>
-                <w:szCs w:val="20"/>
+                <w:b/>
+                <w:bCs/>
+                <w:sz w:val="20"/>
+                <w:szCs w:val="20"/>
+                <w:u w:val="double"/>
               </w:rPr>
             </w:pPr>
             <w:proofErr w:type="spellStart"/>
@@ -2712,133 +2902,6 @@
                 <w:szCs w:val="20"/>
               </w:rPr>
               <w:t xml:space="preserve">  游戏设置</w:t>
-            </w:r>
-          </w:p>
-        </w:tc>
-      </w:tr>
-      <w:tr>
-        <w:tc>
-          <w:tcPr>
-            <w:tcW w:w="2758" w:type="dxa"/>
-            <w:shd w:val="clear" w:color="auto" w:fill="FFFFFF" w:themeFill="background1"/>
-          </w:tcPr>
-          <w:p>
-            <w:pPr>
-              <w:rPr>
-                <w:rFonts w:hint="eastAsia"/>
-                <w:sz w:val="20"/>
-                <w:szCs w:val="20"/>
-              </w:rPr>
-            </w:pPr>
-            <w:proofErr w:type="spellStart"/>
-            <w:r>
-              <w:rPr>
-                <w:rFonts w:hint="eastAsia"/>
-                <w:b/>
-                <w:bCs/>
-                <w:sz w:val="20"/>
-                <w:szCs w:val="20"/>
-                <w:u w:val="double"/>
-              </w:rPr>
-              <w:t>FunctionCheck</w:t>
-            </w:r>
-            <w:proofErr w:type="spellEnd"/>
-            <w:r>
-              <w:rPr>
-                <w:rFonts w:hint="eastAsia"/>
-                <w:sz w:val="20"/>
-                <w:szCs w:val="20"/>
-              </w:rPr>
-              <w:t xml:space="preserve">  </w:t>
-            </w:r>
-            <w:r>
-              <w:rPr>
-                <w:sz w:val="20"/>
-                <w:szCs w:val="20"/>
-              </w:rPr>
-              <w:t>功能检查</w:t>
-            </w:r>
-          </w:p>
-        </w:tc>
-        <w:tc>
-          <w:tcPr>
-            <w:tcW w:w="2759" w:type="dxa"/>
-            <w:shd w:val="clear" w:color="auto" w:fill="FFFFFF" w:themeFill="background1"/>
-          </w:tcPr>
-          <w:p>
-            <w:pPr>
-              <w:rPr>
-                <w:rFonts w:hint="eastAsia"/>
-                <w:sz w:val="20"/>
-                <w:szCs w:val="20"/>
-              </w:rPr>
-            </w:pPr>
-            <w:proofErr w:type="spellStart"/>
-            <w:r>
-              <w:rPr>
-                <w:rFonts w:hint="eastAsia"/>
-                <w:b/>
-                <w:bCs/>
-                <w:sz w:val="20"/>
-                <w:szCs w:val="20"/>
-                <w:u w:val="double"/>
-              </w:rPr>
-              <w:t>ImageFolder</w:t>
-            </w:r>
-            <w:proofErr w:type="spellEnd"/>
-            <w:r>
-              <w:rPr>
-                <w:rFonts w:hint="eastAsia"/>
-                <w:b/>
-                <w:bCs/>
-                <w:sz w:val="20"/>
-                <w:szCs w:val="20"/>
-              </w:rPr>
-              <w:t xml:space="preserve">  </w:t>
-            </w:r>
-            <w:r>
-              <w:rPr>
-                <w:rFonts w:hint="eastAsia"/>
-                <w:sz w:val="20"/>
-                <w:szCs w:val="20"/>
-              </w:rPr>
-              <w:t>图片目录</w:t>
-            </w:r>
-          </w:p>
-        </w:tc>
-        <w:tc>
-          <w:tcPr>
-            <w:tcW w:w="2759" w:type="dxa"/>
-            <w:shd w:val="clear" w:color="auto" w:fill="DAE9F7" w:themeFill="text2" w:themeFillTint="1A"/>
-          </w:tcPr>
-          <w:p>
-            <w:pPr>
-              <w:rPr>
-                <w:rFonts w:hint="eastAsia"/>
-                <w:sz w:val="20"/>
-                <w:szCs w:val="20"/>
-              </w:rPr>
-            </w:pPr>
-            <w:proofErr w:type="spellStart"/>
-            <w:r>
-              <w:rPr>
-                <w:rFonts w:hint="eastAsia"/>
-                <w:b/>
-                <w:bCs/>
-                <w:sz w:val="20"/>
-                <w:szCs w:val="20"/>
-                <w:u w:val="double"/>
-              </w:rPr>
-              <w:t>UserBan</w:t>
-            </w:r>
-            <w:proofErr w:type="spellEnd"/>
-            <w:r>
-              <w:rPr>
-                <w:rFonts w:hint="eastAsia"/>
-                <w:sz w:val="20"/>
-                <w:szCs w:val="20"/>
-              </w:rPr>
-              <w:t xml:space="preserve">  禁言</w:t>
             </w:r>
           </w:p>
         </w:tc>
@@ -3002,14 +3065,6 @@
         </w:tc>
       </w:tr>
     </w:tbl>
-    <w:p>
-      <w:pPr>
-        <w:spacing w:after="0" w:line="240" w:lineRule="auto"/>
-        <w:rPr>
-          <w:rFonts w:hint="eastAsia"/>
-        </w:rPr>
-      </w:pPr>
-    </w:p>
     <w:p>
       <w:pPr>
         <w:spacing w:after="0" w:line="240" w:lineRule="auto"/>

--- a/src/main/resources/static/help/help.docx
+++ b/src/main/resources/static/help/help.docx
@@ -370,9 +370,9 @@
                 <w:rFonts w:hint="eastAsia"/>
                 <w:b/>
                 <w:bCs/>
-                <w:sz w:val="20"/>
-                <w:szCs w:val="20"/>
-                <w:u w:val="double"/>
+                <w:strike/>
+                <w:sz w:val="20"/>
+                <w:szCs w:val="20"/>
               </w:rPr>
               <w:t>ChatRecall</w:t>
             </w:r>
@@ -380,10 +380,46 @@
             <w:r>
               <w:rPr>
                 <w:rFonts w:hint="eastAsia"/>
-                <w:sz w:val="20"/>
-                <w:szCs w:val="20"/>
-              </w:rPr>
-              <w:t xml:space="preserve">  聊天撤回</w:t>
+                <w:b/>
+                <w:bCs/>
+                <w:strike/>
+                <w:sz w:val="20"/>
+                <w:szCs w:val="20"/>
+              </w:rPr>
+              <w:t xml:space="preserve"> </w:t>
+            </w:r>
+            <w:r>
+              <w:rPr>
+                <w:rFonts w:hint="eastAsia"/>
+                <w:strike/>
+                <w:sz w:val="20"/>
+                <w:szCs w:val="20"/>
+              </w:rPr>
+              <w:t>聊天撤回</w:t>
+            </w:r>
+            <w:r>
+              <w:rPr>
+                <w:rFonts w:hint="eastAsia"/>
+                <w:sz w:val="20"/>
+                <w:szCs w:val="20"/>
+              </w:rPr>
+              <w:t xml:space="preserve"> (</w:t>
+            </w:r>
+            <w:r>
+              <w:rPr>
+                <w:rFonts w:hint="eastAsia"/>
+                <w:sz w:val="20"/>
+                <w:szCs w:val="20"/>
+              </w:rPr>
+              <w:t>弃用</w:t>
+            </w:r>
+            <w:r>
+              <w:rPr>
+                <w:rFonts w:hint="eastAsia"/>
+                <w:sz w:val="20"/>
+                <w:szCs w:val="20"/>
+              </w:rPr>
+              <w:t>)</w:t>
             </w:r>
           </w:p>
         </w:tc>
@@ -2843,6 +2879,7 @@
                 <w:bCs/>
                 <w:sz w:val="20"/>
                 <w:szCs w:val="20"/>
+                <w:u w:val="double"/>
               </w:rPr>
               <w:t>Recall</w:t>
             </w:r>

--- a/src/main/resources/static/help/help.docx
+++ b/src/main/resources/static/help/help.docx
@@ -370,9 +370,9 @@
                 <w:rFonts w:hint="eastAsia"/>
                 <w:b/>
                 <w:bCs/>
-                <w:strike/>
-                <w:sz w:val="20"/>
-                <w:szCs w:val="20"/>
+                <w:sz w:val="20"/>
+                <w:szCs w:val="20"/>
+                <w:u w:val="double"/>
               </w:rPr>
               <w:t>ChatRecall</w:t>
             </w:r>
@@ -382,16 +382,14 @@
                 <w:rFonts w:hint="eastAsia"/>
                 <w:b/>
                 <w:bCs/>
-                <w:strike/>
-                <w:sz w:val="20"/>
-                <w:szCs w:val="20"/>
-              </w:rPr>
-              <w:t xml:space="preserve"> </w:t>
-            </w:r>
-            <w:r>
-              <w:rPr>
-                <w:rFonts w:hint="eastAsia"/>
-                <w:strike/>
+                <w:sz w:val="20"/>
+                <w:szCs w:val="20"/>
+              </w:rPr>
+              <w:t xml:space="preserve">  </w:t>
+            </w:r>
+            <w:r>
+              <w:rPr>
+                <w:rFonts w:hint="eastAsia"/>
                 <w:sz w:val="20"/>
                 <w:szCs w:val="20"/>
               </w:rPr>
@@ -403,23 +401,7 @@
                 <w:sz w:val="20"/>
                 <w:szCs w:val="20"/>
               </w:rPr>
-              <w:t xml:space="preserve"> (</w:t>
-            </w:r>
-            <w:r>
-              <w:rPr>
-                <w:rFonts w:hint="eastAsia"/>
-                <w:sz w:val="20"/>
-                <w:szCs w:val="20"/>
-              </w:rPr>
-              <w:t>弃用</w:t>
-            </w:r>
-            <w:r>
-              <w:rPr>
-                <w:rFonts w:hint="eastAsia"/>
-                <w:sz w:val="20"/>
-                <w:szCs w:val="20"/>
-              </w:rPr>
-              <w:t>)</w:t>
+              <w:t xml:space="preserve"> (AI)</w:t>
             </w:r>
           </w:p>
         </w:tc>
@@ -2900,6 +2882,14 @@
                 <w:szCs w:val="20"/>
               </w:rPr>
               <w:t>撤回</w:t>
+            </w:r>
+            <w:r>
+              <w:rPr>
+                <w:rFonts w:hint="eastAsia"/>
+                <w:sz w:val="20"/>
+                <w:szCs w:val="20"/>
+              </w:rPr>
+              <w:t xml:space="preserve"> (任意消息)</w:t>
             </w:r>
           </w:p>
         </w:tc>

--- a/src/main/resources/static/help/help.docx
+++ b/src/main/resources/static/help/help.docx
@@ -360,6 +360,7 @@
             <w:pPr>
               <w:rPr>
                 <w:rFonts w:hint="eastAsia"/>
+                <w:strike/>
                 <w:sz w:val="20"/>
                 <w:szCs w:val="20"/>
               </w:rPr>
@@ -370,6 +371,7 @@
                 <w:rFonts w:hint="eastAsia"/>
                 <w:b/>
                 <w:bCs/>
+                <w:strike/>
                 <w:sz w:val="20"/>
                 <w:szCs w:val="20"/>
                 <w:u w:val="double"/>
@@ -382,14 +384,16 @@
                 <w:rFonts w:hint="eastAsia"/>
                 <w:b/>
                 <w:bCs/>
-                <w:sz w:val="20"/>
-                <w:szCs w:val="20"/>
-              </w:rPr>
-              <w:t xml:space="preserve">  </w:t>
-            </w:r>
-            <w:r>
-              <w:rPr>
-                <w:rFonts w:hint="eastAsia"/>
+                <w:strike/>
+                <w:sz w:val="20"/>
+                <w:szCs w:val="20"/>
+              </w:rPr>
+              <w:t xml:space="preserve"> </w:t>
+            </w:r>
+            <w:r>
+              <w:rPr>
+                <w:rFonts w:hint="eastAsia"/>
+                <w:strike/>
                 <w:sz w:val="20"/>
                 <w:szCs w:val="20"/>
               </w:rPr>
@@ -398,10 +402,29 @@
             <w:r>
               <w:rPr>
                 <w:rFonts w:hint="eastAsia"/>
-                <w:sz w:val="20"/>
-                <w:szCs w:val="20"/>
-              </w:rPr>
-              <w:t xml:space="preserve"> (AI)</w:t>
+                <w:strike/>
+                <w:sz w:val="20"/>
+                <w:szCs w:val="20"/>
+              </w:rPr>
+              <w:t xml:space="preserve"> (</w:t>
+            </w:r>
+            <w:r>
+              <w:rPr>
+                <w:rFonts w:hint="eastAsia"/>
+                <w:strike/>
+                <w:sz w:val="20"/>
+                <w:szCs w:val="20"/>
+              </w:rPr>
+              <w:t>弃用</w:t>
+            </w:r>
+            <w:r>
+              <w:rPr>
+                <w:rFonts w:hint="eastAsia"/>
+                <w:strike/>
+                <w:sz w:val="20"/>
+                <w:szCs w:val="20"/>
+              </w:rPr>
+              <w:t>)</w:t>
             </w:r>
           </w:p>
         </w:tc>
@@ -1529,16 +1552,15 @@
         <w:tblLook w:val="04A0" w:firstRow="1" w:lastRow="0" w:firstColumn="1" w:lastColumn="0" w:noHBand="0" w:noVBand="1"/>
       </w:tblPr>
       <w:tblGrid>
-        <w:gridCol w:w="1686"/>
-        <w:gridCol w:w="1701"/>
-        <w:gridCol w:w="751"/>
+        <w:gridCol w:w="1828"/>
+        <w:gridCol w:w="2310"/>
         <w:gridCol w:w="1659"/>
         <w:gridCol w:w="2479"/>
       </w:tblGrid>
       <w:tr>
         <w:tc>
           <w:tcPr>
-            <w:tcW w:w="1686" w:type="dxa"/>
+            <w:tcW w:w="1828" w:type="dxa"/>
           </w:tcPr>
           <w:p>
             <w:pPr>
@@ -1584,7 +1606,7 @@
         </w:tc>
         <w:tc>
           <w:tcPr>
-            <w:tcW w:w="1701" w:type="dxa"/>
+            <w:tcW w:w="2310" w:type="dxa"/>
           </w:tcPr>
           <w:p>
             <w:pPr>
@@ -1594,30 +1616,51 @@
                 <w:szCs w:val="20"/>
               </w:rPr>
             </w:pPr>
-            <w:r>
-              <w:rPr>
-                <w:rFonts w:hint="eastAsia"/>
-                <w:b/>
-                <w:bCs/>
-                <w:sz w:val="20"/>
-                <w:szCs w:val="20"/>
-              </w:rPr>
-              <w:t>Draw</w:t>
-            </w:r>
-            <w:r>
-              <w:rPr>
-                <w:rFonts w:hint="eastAsia"/>
-                <w:sz w:val="20"/>
-                <w:szCs w:val="20"/>
-              </w:rPr>
-              <w:t xml:space="preserve">  抽奖</w:t>
+            <w:proofErr w:type="spellStart"/>
+            <w:r>
+              <w:rPr>
+                <w:rFonts w:hint="eastAsia"/>
+                <w:b/>
+                <w:bCs/>
+                <w:sz w:val="20"/>
+                <w:szCs w:val="20"/>
+              </w:rPr>
+              <w:t>ShowInventory</w:t>
+            </w:r>
+            <w:proofErr w:type="spellEnd"/>
+            <w:r>
+              <w:rPr>
+                <w:rFonts w:hint="eastAsia"/>
+                <w:b/>
+                <w:bCs/>
+                <w:sz w:val="20"/>
+                <w:szCs w:val="20"/>
+              </w:rPr>
+              <w:t xml:space="preserve"> </w:t>
+            </w:r>
+            <w:r>
+              <w:rPr>
+                <w:rFonts w:hint="eastAsia"/>
+                <w:b/>
+                <w:bCs/>
+                <w:sz w:val="20"/>
+                <w:szCs w:val="20"/>
+              </w:rPr>
+              <w:t xml:space="preserve"> </w:t>
+            </w:r>
+            <w:r>
+              <w:rPr>
+                <w:rFonts w:hint="eastAsia"/>
+                <w:sz w:val="20"/>
+                <w:szCs w:val="20"/>
+              </w:rPr>
+              <w:t>库存</w:t>
             </w:r>
           </w:p>
         </w:tc>
         <w:tc>
           <w:tcPr>
-            <w:tcW w:w="2410" w:type="dxa"/>
-            <w:gridSpan w:val="2"/>
+            <w:tcW w:w="1659" w:type="dxa"/>
           </w:tcPr>
           <w:p>
             <w:pPr>
@@ -1627,35 +1670,23 @@
                 <w:szCs w:val="20"/>
               </w:rPr>
             </w:pPr>
-            <w:proofErr w:type="spellStart"/>
-            <w:r>
-              <w:rPr>
-                <w:rFonts w:hint="eastAsia"/>
-                <w:b/>
-                <w:bCs/>
-                <w:sz w:val="20"/>
-                <w:szCs w:val="20"/>
-              </w:rPr>
-              <w:t>ShowInventory</w:t>
-            </w:r>
-            <w:proofErr w:type="spellEnd"/>
-            <w:r>
-              <w:rPr>
-                <w:rFonts w:hint="eastAsia"/>
-                <w:b/>
-                <w:bCs/>
-                <w:sz w:val="20"/>
-                <w:szCs w:val="20"/>
-              </w:rPr>
-              <w:t xml:space="preserve"> </w:t>
-            </w:r>
-            <w:r>
-              <w:rPr>
-                <w:rFonts w:hint="eastAsia"/>
-                <w:sz w:val="20"/>
-                <w:szCs w:val="20"/>
-              </w:rPr>
-              <w:t>库存</w:t>
+            <w:r>
+              <w:rPr>
+                <w:rFonts w:hint="eastAsia"/>
+                <w:b/>
+                <w:bCs/>
+                <w:sz w:val="20"/>
+                <w:szCs w:val="20"/>
+              </w:rPr>
+              <w:t>Draw</w:t>
+            </w:r>
+            <w:r>
+              <w:rPr>
+                <w:rFonts w:hint="eastAsia"/>
+                <w:sz w:val="20"/>
+                <w:szCs w:val="20"/>
+              </w:rPr>
+              <w:t xml:space="preserve">  抽奖</w:t>
             </w:r>
           </w:p>
         </w:tc>
@@ -1696,6 +1727,16 @@
             <w:r>
               <w:rPr>
                 <w:rFonts w:hint="eastAsia"/>
+                <w:b/>
+                <w:bCs/>
+                <w:sz w:val="20"/>
+                <w:szCs w:val="20"/>
+              </w:rPr>
+              <w:t xml:space="preserve"> </w:t>
+            </w:r>
+            <w:r>
+              <w:rPr>
+                <w:rFonts w:hint="eastAsia"/>
                 <w:sz w:val="20"/>
                 <w:szCs w:val="20"/>
               </w:rPr>
@@ -1708,7 +1749,7 @@
         <w:tc>
           <w:tcPr>
             <w:tcW w:w="4138" w:type="dxa"/>
-            <w:gridSpan w:val="3"/>
+            <w:gridSpan w:val="2"/>
           </w:tcPr>
           <w:p>
             <w:pPr>
@@ -1727,40 +1768,41 @@
                 <w:bCs/>
                 <w:sz w:val="20"/>
                 <w:szCs w:val="20"/>
-              </w:rPr>
-              <w:t>Wife</w:t>
-            </w:r>
-            <w:r>
-              <w:rPr>
-                <w:rFonts w:hint="eastAsia"/>
-                <w:sz w:val="20"/>
-                <w:szCs w:val="20"/>
-              </w:rPr>
-              <w:t xml:space="preserve">  今日老婆 </w:t>
-            </w:r>
-            <w:r>
-              <w:rPr>
-                <w:rFonts w:hint="eastAsia"/>
-                <w:sz w:val="20"/>
-                <w:szCs w:val="20"/>
-              </w:rPr>
-              <w:t>[</w:t>
-            </w:r>
-            <w:r>
-              <w:rPr>
-                <w:rFonts w:hint="eastAsia"/>
-                <w:sz w:val="20"/>
-                <w:szCs w:val="20"/>
-              </w:rPr>
-              <w:t>群友/二次元</w:t>
-            </w:r>
-            <w:r>
-              <w:rPr>
-                <w:rFonts w:hint="eastAsia"/>
-                <w:sz w:val="20"/>
-                <w:szCs w:val="20"/>
-              </w:rPr>
-              <w:t>(指定作品)]</w:t>
+                <w:u w:val="double"/>
+              </w:rPr>
+              <w:t>Anime</w:t>
+            </w:r>
+            <w:r>
+              <w:rPr>
+                <w:rFonts w:hint="eastAsia"/>
+                <w:sz w:val="20"/>
+                <w:szCs w:val="20"/>
+              </w:rPr>
+              <w:t xml:space="preserve">  二次元</w:t>
+            </w:r>
+            <w:r>
+              <w:rPr>
+                <w:rFonts w:hint="eastAsia"/>
+                <w:sz w:val="20"/>
+                <w:szCs w:val="20"/>
+              </w:rPr>
+              <w:t xml:space="preserve">          [</w:t>
+            </w:r>
+            <w:r>
+              <w:rPr>
+                <w:rFonts w:hint="eastAsia"/>
+                <w:sz w:val="20"/>
+                <w:szCs w:val="20"/>
+              </w:rPr>
+              <w:t>其实不止</w:t>
+            </w:r>
+            <w:r>
+              <w:rPr>
+                <w:rFonts w:hint="eastAsia"/>
+                <w:sz w:val="20"/>
+                <w:szCs w:val="20"/>
+              </w:rPr>
+              <w:t>二次元]</w:t>
             </w:r>
           </w:p>
         </w:tc>
@@ -1786,51 +1828,56 @@
                 <w:bCs/>
                 <w:sz w:val="20"/>
                 <w:szCs w:val="20"/>
-                <w:u w:val="double"/>
-              </w:rPr>
-              <w:t>Guess</w:t>
-            </w:r>
-            <w:r>
-              <w:rPr>
-                <w:rFonts w:hint="eastAsia"/>
-                <w:b/>
-                <w:bCs/>
-                <w:sz w:val="20"/>
-                <w:szCs w:val="20"/>
-              </w:rPr>
-              <w:t xml:space="preserve"> </w:t>
-            </w:r>
-            <w:r>
-              <w:rPr>
-                <w:rFonts w:hint="eastAsia"/>
-                <w:sz w:val="20"/>
-                <w:szCs w:val="20"/>
-              </w:rPr>
-              <w:t xml:space="preserve"> 猜角色 </w:t>
-            </w:r>
-            <w:r>
-              <w:rPr>
-                <w:rFonts w:hint="eastAsia"/>
-                <w:sz w:val="20"/>
-                <w:szCs w:val="20"/>
-              </w:rPr>
-              <w:t>[</w:t>
-            </w:r>
-            <w:r>
-              <w:rPr>
-                <w:rFonts w:hint="eastAsia"/>
-                <w:sz w:val="20"/>
-                <w:szCs w:val="20"/>
-              </w:rPr>
-              <w:t>目前只有明日方舟</w:t>
-            </w:r>
-            <w:r>
-              <w:rPr>
-                <w:rFonts w:hint="eastAsia"/>
-                <w:sz w:val="20"/>
-                <w:szCs w:val="20"/>
-              </w:rPr>
-              <w:t>]</w:t>
+              </w:rPr>
+              <w:t>Wife</w:t>
+            </w:r>
+            <w:r>
+              <w:rPr>
+                <w:rFonts w:hint="eastAsia"/>
+                <w:sz w:val="20"/>
+                <w:szCs w:val="20"/>
+              </w:rPr>
+              <w:t xml:space="preserve">  今日老婆 </w:t>
+            </w:r>
+            <w:r>
+              <w:rPr>
+                <w:rFonts w:hint="eastAsia"/>
+                <w:sz w:val="20"/>
+                <w:szCs w:val="20"/>
+              </w:rPr>
+              <w:t xml:space="preserve">    [</w:t>
+            </w:r>
+            <w:r>
+              <w:rPr>
+                <w:rFonts w:hint="eastAsia"/>
+                <w:sz w:val="20"/>
+                <w:szCs w:val="20"/>
+              </w:rPr>
+              <w:t>群友/</w:t>
+            </w:r>
+            <w:r>
+              <w:rPr>
+                <w:rFonts w:hint="eastAsia"/>
+                <w:sz w:val="20"/>
+                <w:szCs w:val="20"/>
+              </w:rPr>
+              <w:t>指定</w:t>
+            </w:r>
+            <w:r>
+              <w:rPr>
+                <w:rFonts w:hint="eastAsia"/>
+                <w:sz w:val="20"/>
+                <w:szCs w:val="20"/>
+              </w:rPr>
+              <w:t>二次元</w:t>
+            </w:r>
+            <w:r>
+              <w:rPr>
+                <w:rFonts w:hint="eastAsia"/>
+                <w:sz w:val="20"/>
+                <w:szCs w:val="20"/>
+              </w:rPr>
+              <w:t>作品]</w:t>
             </w:r>
           </w:p>
         </w:tc>
@@ -1839,7 +1886,7 @@
         <w:tc>
           <w:tcPr>
             <w:tcW w:w="4138" w:type="dxa"/>
-            <w:gridSpan w:val="3"/>
+            <w:gridSpan w:val="2"/>
           </w:tcPr>
           <w:p>
             <w:pPr>
@@ -1894,6 +1941,22 @@
                 <w:sz w:val="20"/>
                 <w:szCs w:val="20"/>
               </w:rPr>
+              <w:t xml:space="preserve">     </w:t>
+            </w:r>
+            <w:r>
+              <w:rPr>
+                <w:rFonts w:hint="eastAsia"/>
+                <w:sz w:val="20"/>
+                <w:szCs w:val="20"/>
+              </w:rPr>
+              <w:t xml:space="preserve">    </w:t>
+            </w:r>
+            <w:r>
+              <w:rPr>
+                <w:rFonts w:hint="eastAsia"/>
+                <w:sz w:val="20"/>
+                <w:szCs w:val="20"/>
+              </w:rPr>
               <w:t>[</w:t>
             </w:r>
             <w:r>
@@ -1902,15 +1965,23 @@
                 <w:sz w:val="20"/>
                 <w:szCs w:val="20"/>
               </w:rPr>
-              <w:t>参数</w:t>
-            </w:r>
-            <w:r>
-              <w:rPr>
-                <w:rFonts w:hint="eastAsia"/>
-                <w:sz w:val="20"/>
-                <w:szCs w:val="20"/>
-              </w:rPr>
-              <w:t>见详细帮助</w:t>
+              <w:t>方法</w:t>
+            </w:r>
+            <w:r>
+              <w:rPr>
+                <w:rFonts w:hint="eastAsia"/>
+                <w:sz w:val="20"/>
+                <w:szCs w:val="20"/>
+              </w:rPr>
+              <w:t>见详</w:t>
+            </w:r>
+            <w:r>
+              <w:rPr>
+                <w:rFonts w:hint="eastAsia"/>
+                <w:sz w:val="20"/>
+                <w:szCs w:val="20"/>
+              </w:rPr>
+              <w:t>情</w:t>
             </w:r>
             <w:r>
               <w:rPr>
@@ -1946,23 +2017,65 @@
                 <w:szCs w:val="20"/>
                 <w:u w:val="double"/>
               </w:rPr>
-              <w:t>Anime</w:t>
-            </w:r>
-            <w:r>
-              <w:rPr>
-                <w:rFonts w:hint="eastAsia"/>
-                <w:sz w:val="20"/>
-                <w:szCs w:val="20"/>
-              </w:rPr>
-              <w:t xml:space="preserve">  二次元</w:t>
-            </w:r>
-            <w:r>
-              <w:rPr>
-                <w:rFonts w:hint="eastAsia"/>
-                <w:sz w:val="20"/>
-                <w:szCs w:val="20"/>
-              </w:rPr>
-              <w:t xml:space="preserve"> [并非二次元]</w:t>
+              <w:t>Guess</w:t>
+            </w:r>
+            <w:r>
+              <w:rPr>
+                <w:rFonts w:hint="eastAsia"/>
+                <w:b/>
+                <w:bCs/>
+                <w:sz w:val="20"/>
+                <w:szCs w:val="20"/>
+              </w:rPr>
+              <w:t xml:space="preserve"> </w:t>
+            </w:r>
+            <w:r>
+              <w:rPr>
+                <w:rFonts w:hint="eastAsia"/>
+                <w:sz w:val="20"/>
+                <w:szCs w:val="20"/>
+              </w:rPr>
+              <w:t xml:space="preserve"> 猜角色 </w:t>
+            </w:r>
+            <w:r>
+              <w:rPr>
+                <w:rFonts w:hint="eastAsia"/>
+                <w:sz w:val="20"/>
+                <w:szCs w:val="20"/>
+              </w:rPr>
+              <w:t xml:space="preserve">       </w:t>
+            </w:r>
+            <w:r>
+              <w:rPr>
+                <w:rFonts w:hint="eastAsia"/>
+                <w:sz w:val="20"/>
+                <w:szCs w:val="20"/>
+              </w:rPr>
+              <w:t xml:space="preserve">  </w:t>
+            </w:r>
+            <w:r>
+              <w:rPr>
+                <w:rFonts w:hint="eastAsia"/>
+                <w:sz w:val="20"/>
+                <w:szCs w:val="20"/>
+              </w:rPr>
+              <w:t>[</w:t>
+            </w:r>
+            <w:r>
+              <w:rPr>
+                <w:rFonts w:hint="eastAsia"/>
+                <w:sz w:val="20"/>
+                <w:szCs w:val="20"/>
+              </w:rPr>
+              <w:t>目前有明日方舟</w:t>
+            </w:r>
+            <w:r>
+              <w:rPr>
+                <w:rFonts w:hint="eastAsia"/>
+                <w:sz w:val="20"/>
+                <w:szCs w:val="20"/>
+              </w:rPr>
+              <w:t>]</w:t>
             </w:r>
           </w:p>
         </w:tc>
@@ -1999,7 +2112,6 @@
         </w:rPr>
         <w:t xml:space="preserve"> </w:t>
       </w:r>
-      <w:proofErr w:type="gramStart"/>
       <w:r>
         <w:rPr>
           <w:rFonts w:ascii="Cambria Math" w:hAnsi="Cambria Math" w:cs="Cambria Math" w:hint="eastAsia"/>
@@ -2010,7 +2122,6 @@
         </w:rPr>
         <w:t>跨群游戏</w:t>
       </w:r>
-      <w:proofErr w:type="gramEnd"/>
       <w:r>
         <w:rPr>
           <w:b/>
@@ -2116,6 +2227,14 @@
                 <w:sz w:val="20"/>
                 <w:szCs w:val="20"/>
               </w:rPr>
+              <w:t xml:space="preserve">               </w:t>
+            </w:r>
+            <w:r>
+              <w:rPr>
+                <w:rFonts w:hint="eastAsia"/>
+                <w:sz w:val="20"/>
+                <w:szCs w:val="20"/>
+              </w:rPr>
               <w:t>[</w:t>
             </w:r>
             <w:r>
@@ -2446,7 +2565,6 @@
               </w:rPr>
               <w:t xml:space="preserve">Looting  </w:t>
             </w:r>
-            <w:proofErr w:type="gramStart"/>
             <w:r>
               <w:rPr>
                 <w:rFonts w:hint="eastAsia"/>
@@ -2455,7 +2573,6 @@
               </w:rPr>
               <w:t>摸金</w:t>
             </w:r>
-            <w:proofErr w:type="gramEnd"/>
           </w:p>
         </w:tc>
       </w:tr>
@@ -2861,7 +2978,6 @@
                 <w:bCs/>
                 <w:sz w:val="20"/>
                 <w:szCs w:val="20"/>
-                <w:u w:val="double"/>
               </w:rPr>
               <w:t>Recall</w:t>
             </w:r>
@@ -2882,14 +2998,6 @@
                 <w:szCs w:val="20"/>
               </w:rPr>
               <w:t>撤回</w:t>
-            </w:r>
-            <w:r>
-              <w:rPr>
-                <w:rFonts w:hint="eastAsia"/>
-                <w:sz w:val="20"/>
-                <w:szCs w:val="20"/>
-              </w:rPr>
-              <w:t xml:space="preserve"> (任意消息)</w:t>
             </w:r>
           </w:p>
         </w:tc>
@@ -3614,27 +3722,15 @@
         </w:rPr>
         <w:t xml:space="preserve"> </w:t>
       </w:r>
-      <w:proofErr w:type="gramStart"/>
-      <w:r>
-        <w:rPr>
-          <w:rFonts w:hint="eastAsia"/>
-          <w:b/>
-          <w:bCs/>
-          <w:sz w:val="20"/>
-          <w:szCs w:val="20"/>
-        </w:rPr>
-        <w:t>跨群游戏</w:t>
-      </w:r>
-      <w:proofErr w:type="gramEnd"/>
-      <w:r>
-        <w:rPr>
-          <w:rFonts w:hint="eastAsia"/>
-          <w:b/>
-          <w:bCs/>
-          <w:sz w:val="20"/>
-          <w:szCs w:val="20"/>
-        </w:rPr>
-        <w:t xml:space="preserve"> </w:t>
+      <w:r>
+        <w:rPr>
+          <w:rFonts w:hint="eastAsia"/>
+          <w:b/>
+          <w:bCs/>
+          <w:sz w:val="20"/>
+          <w:szCs w:val="20"/>
+        </w:rPr>
+        <w:t xml:space="preserve">跨群游戏 </w:t>
       </w:r>
       <w:r>
         <w:rPr>
@@ -3744,27 +3840,15 @@
         </w:rPr>
         <w:t xml:space="preserve"> </w:t>
       </w:r>
-      <w:proofErr w:type="gramStart"/>
-      <w:r>
-        <w:rPr>
-          <w:rFonts w:hint="eastAsia"/>
-          <w:b/>
-          <w:bCs/>
-          <w:sz w:val="20"/>
-          <w:szCs w:val="20"/>
-        </w:rPr>
-        <w:t>跨群游戏</w:t>
-      </w:r>
-      <w:proofErr w:type="gramEnd"/>
-      <w:r>
-        <w:rPr>
-          <w:rFonts w:hint="eastAsia"/>
-          <w:b/>
-          <w:bCs/>
-          <w:sz w:val="20"/>
-          <w:szCs w:val="20"/>
-        </w:rPr>
-        <w:t xml:space="preserve"> </w:t>
+      <w:r>
+        <w:rPr>
+          <w:rFonts w:hint="eastAsia"/>
+          <w:b/>
+          <w:bCs/>
+          <w:sz w:val="20"/>
+          <w:szCs w:val="20"/>
+        </w:rPr>
+        <w:t xml:space="preserve">跨群游戏 </w:t>
       </w:r>
       <w:r>
         <w:rPr>
@@ -3988,7 +4072,7 @@
           <w:sz w:val="20"/>
           <w:szCs w:val="20"/>
         </w:rPr>
-        <w:t>4</w:t>
+        <w:t>6</w:t>
       </w:r>
       <w:r>
         <w:rPr>
@@ -4018,11 +4102,94 @@
           <w:szCs w:val="20"/>
         </w:rPr>
         <w:t xml:space="preserve">: </w:t>
+      </w:r>
+      <w:r>
+        <w:rPr>
+          <w:rFonts w:hint="eastAsia"/>
+          <w:color w:val="EE0000"/>
+          <w:sz w:val="20"/>
+          <w:szCs w:val="20"/>
+        </w:rPr>
+        <w:t>①</w:t>
+      </w:r>
+      <w:r>
+        <w:rPr>
+          <w:rFonts w:hint="eastAsia"/>
+          <w:color w:val="EE0000"/>
+          <w:sz w:val="20"/>
+          <w:szCs w:val="20"/>
+        </w:rPr>
+        <w:t xml:space="preserve"> </w:t>
+      </w:r>
+      <w:r>
+        <w:rPr>
+          <w:rFonts w:hint="eastAsia"/>
+          <w:color w:val="EE0000"/>
+          <w:sz w:val="20"/>
+          <w:szCs w:val="20"/>
+          <w:u w:val="double"/>
+        </w:rPr>
+        <w:t>私信Zincoid</w:t>
+      </w:r>
+      <w:r>
+        <w:rPr>
+          <w:rFonts w:hint="eastAsia"/>
+          <w:color w:val="EE0000"/>
+          <w:sz w:val="20"/>
+          <w:szCs w:val="20"/>
+        </w:rPr>
+        <w:t>；</w:t>
+      </w:r>
+      <w:r>
+        <w:rPr>
+          <w:color w:val="EE0000"/>
+          <w:sz w:val="20"/>
+          <w:szCs w:val="20"/>
+        </w:rPr>
+        <w:t>②</w:t>
+      </w:r>
+      <w:r>
+        <w:rPr>
+          <w:rFonts w:hint="eastAsia"/>
+          <w:color w:val="EE0000"/>
+          <w:sz w:val="20"/>
+          <w:szCs w:val="20"/>
+        </w:rPr>
+        <w:t xml:space="preserve"> </w:t>
+      </w:r>
+      <w:r>
+        <w:rPr>
+          <w:rFonts w:hint="eastAsia"/>
+          <w:color w:val="EE0000"/>
+          <w:sz w:val="20"/>
+          <w:szCs w:val="20"/>
+          <w:u w:val="double"/>
+        </w:rPr>
+        <w:t>发送Zincoid的Cosplay图片</w:t>
+      </w:r>
+      <w:r>
+        <w:rPr>
+          <w:rFonts w:hint="eastAsia"/>
+          <w:color w:val="EE0000"/>
+          <w:sz w:val="20"/>
+          <w:szCs w:val="20"/>
+        </w:rPr>
+        <w:t xml:space="preserve"> </w:t>
+      </w:r>
+      <w:r>
+        <w:rPr>
+          <w:rFonts w:hint="eastAsia"/>
+          <w:color w:val="EE0000"/>
+          <w:sz w:val="20"/>
+          <w:szCs w:val="20"/>
+        </w:rPr>
+        <w:t>(雾)；</w:t>
       </w:r>
     </w:p>
     <w:p>
       <w:pPr>
         <w:spacing w:after="0" w:line="240" w:lineRule="auto"/>
+        <w:ind w:firstLineChars="200" w:firstLine="400"/>
         <w:rPr>
           <w:rFonts w:hint="eastAsia"/>
           <w:color w:val="EE0000"/>
@@ -4032,12 +4199,11 @@
       </w:pPr>
       <w:r>
         <w:rPr>
-          <w:rFonts w:hint="eastAsia"/>
           <w:color w:val="EE0000"/>
           <w:sz w:val="20"/>
           <w:szCs w:val="20"/>
         </w:rPr>
-        <w:t>①</w:t>
+        <w:t>③</w:t>
       </w:r>
       <w:r>
         <w:rPr>
@@ -4056,7 +4222,7 @@
           <w:szCs w:val="20"/>
           <w:u w:val="double"/>
         </w:rPr>
-        <w:t>私信Zincoid</w:t>
+        <w:t>发表情包</w:t>
       </w:r>
       <w:r>
         <w:rPr>
@@ -4073,7 +4239,7 @@
           <w:sz w:val="20"/>
           <w:szCs w:val="20"/>
         </w:rPr>
-        <w:t>②</w:t>
+        <w:t>④</w:t>
       </w:r>
       <w:r>
         <w:rPr>
@@ -4092,7 +4258,7 @@
           <w:szCs w:val="20"/>
           <w:u w:val="double"/>
         </w:rPr>
-        <w:t>发送Zincoid的Cosplay图片</w:t>
+        <w:t>临时封禁</w:t>
       </w:r>
       <w:r>
         <w:rPr>
@@ -4100,6 +4266,53 @@
           <w:color w:val="EE0000"/>
           <w:sz w:val="20"/>
           <w:szCs w:val="20"/>
+          <w:u w:val="double"/>
+        </w:rPr>
+        <w:t>用户的</w:t>
+      </w:r>
+      <w:r>
+        <w:rPr>
+          <w:rFonts w:hint="eastAsia"/>
+          <w:color w:val="EE0000"/>
+          <w:sz w:val="20"/>
+          <w:szCs w:val="20"/>
+          <w:u w:val="double"/>
+        </w:rPr>
+        <w:t>AI对话</w:t>
+      </w:r>
+      <w:r>
+        <w:rPr>
+          <w:rFonts w:hint="eastAsia"/>
+          <w:color w:val="EE0000"/>
+          <w:sz w:val="20"/>
+          <w:szCs w:val="20"/>
+          <w:u w:val="double"/>
+        </w:rPr>
+        <w:t>功能</w:t>
+      </w:r>
+      <w:r>
+        <w:rPr>
+          <w:rFonts w:hint="eastAsia"/>
+          <w:color w:val="EE0000"/>
+          <w:sz w:val="20"/>
+          <w:szCs w:val="20"/>
+        </w:rPr>
+        <w:t>；</w:t>
+      </w:r>
+      <w:r>
+        <w:rPr>
+          <w:color w:val="EE0000"/>
+          <w:sz w:val="20"/>
+          <w:szCs w:val="20"/>
+        </w:rPr>
+        <w:t>⑤</w:t>
+      </w:r>
+      <w:r>
+        <w:rPr>
+          <w:rFonts w:hint="eastAsia"/>
+          <w:color w:val="EE0000"/>
+          <w:sz w:val="20"/>
+          <w:szCs w:val="20"/>
         </w:rPr>
         <w:t xml:space="preserve"> </w:t>
       </w:r>
@@ -4109,8 +4322,9 @@
           <w:color w:val="EE0000"/>
           <w:sz w:val="20"/>
           <w:szCs w:val="20"/>
-        </w:rPr>
-        <w:t>(雾)</w:t>
+          <w:u w:val="double"/>
+        </w:rPr>
+        <w:t>撤回AI消息</w:t>
       </w:r>
       <w:r>
         <w:rPr>
@@ -4127,7 +4341,7 @@
           <w:sz w:val="20"/>
           <w:szCs w:val="20"/>
         </w:rPr>
-        <w:t>③</w:t>
+        <w:t>⑥</w:t>
       </w:r>
       <w:r>
         <w:rPr>
@@ -4146,43 +4360,7 @@
           <w:szCs w:val="20"/>
           <w:u w:val="double"/>
         </w:rPr>
-        <w:t>发表情包</w:t>
-      </w:r>
-      <w:r>
-        <w:rPr>
-          <w:rFonts w:hint="eastAsia"/>
-          <w:color w:val="EE0000"/>
-          <w:sz w:val="20"/>
-          <w:szCs w:val="20"/>
-        </w:rPr>
-        <w:t>；</w:t>
-      </w:r>
-      <w:r>
-        <w:rPr>
-          <w:color w:val="EE0000"/>
-          <w:sz w:val="20"/>
-          <w:szCs w:val="20"/>
-        </w:rPr>
-        <w:t>④</w:t>
-      </w:r>
-      <w:r>
-        <w:rPr>
-          <w:rFonts w:hint="eastAsia"/>
-          <w:color w:val="EE0000"/>
-          <w:sz w:val="20"/>
-          <w:szCs w:val="20"/>
-        </w:rPr>
-        <w:t xml:space="preserve"> </w:t>
-      </w:r>
-      <w:r>
-        <w:rPr>
-          <w:rFonts w:hint="eastAsia"/>
-          <w:color w:val="EE0000"/>
-          <w:sz w:val="20"/>
-          <w:szCs w:val="20"/>
-          <w:u w:val="double"/>
-        </w:rPr>
-        <w:t>临时封禁AI对话</w:t>
+        <w:t>撤回用户消息</w:t>
       </w:r>
       <w:r>
         <w:rPr>
@@ -5021,7 +5199,6 @@
   <w:style w:type="character" w:default="1" w:styleId="a0">
     <w:name w:val="Default Paragraph Font"/>
     <w:uiPriority w:val="1"/>
-    <w:semiHidden/>
     <w:unhideWhenUsed/>
   </w:style>
   <w:style w:type="table" w:default="1" w:styleId="a1">

--- a/src/main/resources/static/help/help.docx
+++ b/src/main/resources/static/help/help.docx
@@ -354,13 +354,12 @@
         <w:tc>
           <w:tcPr>
             <w:tcW w:w="2759" w:type="dxa"/>
-            <w:shd w:val="clear" w:color="auto" w:fill="DAE9F7" w:themeFill="text2" w:themeFillTint="1A"/>
+            <w:shd w:val="clear" w:color="auto" w:fill="FAE2D5" w:themeFill="accent2" w:themeFillTint="33"/>
           </w:tcPr>
           <w:p>
             <w:pPr>
               <w:rPr>
                 <w:rFonts w:hint="eastAsia"/>
-                <w:strike/>
                 <w:sz w:val="20"/>
                 <w:szCs w:val="20"/>
               </w:rPr>
@@ -371,12 +370,20 @@
                 <w:rFonts w:hint="eastAsia"/>
                 <w:b/>
                 <w:bCs/>
-                <w:strike/>
-                <w:sz w:val="20"/>
-                <w:szCs w:val="20"/>
-                <w:u w:val="double"/>
-              </w:rPr>
-              <w:t>ChatRecall</w:t>
+                <w:sz w:val="20"/>
+                <w:szCs w:val="20"/>
+              </w:rPr>
+              <w:t>Defense</w:t>
+            </w:r>
+            <w:r>
+              <w:rPr>
+                <w:rFonts w:hint="eastAsia"/>
+                <w:b/>
+                <w:bCs/>
+                <w:sz w:val="20"/>
+                <w:szCs w:val="20"/>
+              </w:rPr>
+              <w:t>Mode</w:t>
             </w:r>
             <w:proofErr w:type="spellEnd"/>
             <w:r>
@@ -384,7 +391,6 @@
                 <w:rFonts w:hint="eastAsia"/>
                 <w:b/>
                 <w:bCs/>
-                <w:strike/>
                 <w:sz w:val="20"/>
                 <w:szCs w:val="20"/>
               </w:rPr>
@@ -393,38 +399,10 @@
             <w:r>
               <w:rPr>
                 <w:rFonts w:hint="eastAsia"/>
-                <w:strike/>
-                <w:sz w:val="20"/>
-                <w:szCs w:val="20"/>
-              </w:rPr>
-              <w:t>聊天撤回</w:t>
-            </w:r>
-            <w:r>
-              <w:rPr>
-                <w:rFonts w:hint="eastAsia"/>
-                <w:strike/>
-                <w:sz w:val="20"/>
-                <w:szCs w:val="20"/>
-              </w:rPr>
-              <w:t xml:space="preserve"> (</w:t>
-            </w:r>
-            <w:r>
-              <w:rPr>
-                <w:rFonts w:hint="eastAsia"/>
-                <w:strike/>
-                <w:sz w:val="20"/>
-                <w:szCs w:val="20"/>
-              </w:rPr>
-              <w:t>弃用</w:t>
-            </w:r>
-            <w:r>
-              <w:rPr>
-                <w:rFonts w:hint="eastAsia"/>
-                <w:strike/>
-                <w:sz w:val="20"/>
-                <w:szCs w:val="20"/>
-              </w:rPr>
-              <w:t>)</w:t>
+                <w:sz w:val="20"/>
+                <w:szCs w:val="20"/>
+              </w:rPr>
+              <w:t>防御模式</w:t>
             </w:r>
           </w:p>
         </w:tc>
@@ -2112,6 +2090,7 @@
         </w:rPr>
         <w:t xml:space="preserve"> </w:t>
       </w:r>
+      <w:proofErr w:type="gramStart"/>
       <w:r>
         <w:rPr>
           <w:rFonts w:ascii="Cambria Math" w:hAnsi="Cambria Math" w:cs="Cambria Math" w:hint="eastAsia"/>
@@ -2122,6 +2101,7 @@
         </w:rPr>
         <w:t>跨群游戏</w:t>
       </w:r>
+      <w:proofErr w:type="gramEnd"/>
       <w:r>
         <w:rPr>
           <w:b/>
@@ -2565,6 +2545,7 @@
               </w:rPr>
               <w:t xml:space="preserve">Looting  </w:t>
             </w:r>
+            <w:proofErr w:type="gramStart"/>
             <w:r>
               <w:rPr>
                 <w:rFonts w:hint="eastAsia"/>
@@ -2573,6 +2554,7 @@
               </w:rPr>
               <w:t>摸金</w:t>
             </w:r>
+            <w:proofErr w:type="gramEnd"/>
           </w:p>
         </w:tc>
       </w:tr>
@@ -3722,15 +3704,27 @@
         </w:rPr>
         <w:t xml:space="preserve"> </w:t>
       </w:r>
-      <w:r>
-        <w:rPr>
-          <w:rFonts w:hint="eastAsia"/>
-          <w:b/>
-          <w:bCs/>
-          <w:sz w:val="20"/>
-          <w:szCs w:val="20"/>
-        </w:rPr>
-        <w:t xml:space="preserve">跨群游戏 </w:t>
+      <w:proofErr w:type="gramStart"/>
+      <w:r>
+        <w:rPr>
+          <w:rFonts w:hint="eastAsia"/>
+          <w:b/>
+          <w:bCs/>
+          <w:sz w:val="20"/>
+          <w:szCs w:val="20"/>
+        </w:rPr>
+        <w:t>跨群游戏</w:t>
+      </w:r>
+      <w:proofErr w:type="gramEnd"/>
+      <w:r>
+        <w:rPr>
+          <w:rFonts w:hint="eastAsia"/>
+          <w:b/>
+          <w:bCs/>
+          <w:sz w:val="20"/>
+          <w:szCs w:val="20"/>
+        </w:rPr>
+        <w:t xml:space="preserve"> </w:t>
       </w:r>
       <w:r>
         <w:rPr>
@@ -3840,15 +3834,27 @@
         </w:rPr>
         <w:t xml:space="preserve"> </w:t>
       </w:r>
-      <w:r>
-        <w:rPr>
-          <w:rFonts w:hint="eastAsia"/>
-          <w:b/>
-          <w:bCs/>
-          <w:sz w:val="20"/>
-          <w:szCs w:val="20"/>
-        </w:rPr>
-        <w:t xml:space="preserve">跨群游戏 </w:t>
+      <w:proofErr w:type="gramStart"/>
+      <w:r>
+        <w:rPr>
+          <w:rFonts w:hint="eastAsia"/>
+          <w:b/>
+          <w:bCs/>
+          <w:sz w:val="20"/>
+          <w:szCs w:val="20"/>
+        </w:rPr>
+        <w:t>跨群游戏</w:t>
+      </w:r>
+      <w:proofErr w:type="gramEnd"/>
+      <w:r>
+        <w:rPr>
+          <w:rFonts w:hint="eastAsia"/>
+          <w:b/>
+          <w:bCs/>
+          <w:sz w:val="20"/>
+          <w:szCs w:val="20"/>
+        </w:rPr>
+        <w:t xml:space="preserve"> </w:t>
       </w:r>
       <w:r>
         <w:rPr>

--- a/src/main/resources/static/help/help.docx
+++ b/src/main/resources/static/help/help.docx
@@ -1614,17 +1614,7 @@
                 <w:sz w:val="20"/>
                 <w:szCs w:val="20"/>
               </w:rPr>
-              <w:t xml:space="preserve"> </w:t>
-            </w:r>
-            <w:r>
-              <w:rPr>
-                <w:rFonts w:hint="eastAsia"/>
-                <w:b/>
-                <w:bCs/>
-                <w:sz w:val="20"/>
-                <w:szCs w:val="20"/>
-              </w:rPr>
-              <w:t xml:space="preserve"> </w:t>
+              <w:t xml:space="preserve">  </w:t>
             </w:r>
             <w:r>
               <w:rPr>
@@ -3074,6 +3064,7 @@
               <w:bottom w:val="single" w:sz="12" w:space="0" w:color="auto"/>
               <w:right w:val="single" w:sz="12" w:space="0" w:color="auto"/>
             </w:tcBorders>
+            <w:shd w:val="clear" w:color="auto" w:fill="C1F0C7" w:themeFill="accent3" w:themeFillTint="33"/>
           </w:tcPr>
           <w:p>
             <w:pPr>
@@ -5205,6 +5196,7 @@
   <w:style w:type="character" w:default="1" w:styleId="a0">
     <w:name w:val="Default Paragraph Font"/>
     <w:uiPriority w:val="1"/>
+    <w:semiHidden/>
     <w:unhideWhenUsed/>
   </w:style>
   <w:style w:type="table" w:default="1" w:styleId="a1">

--- a/src/main/resources/static/help/help.docx
+++ b/src/main/resources/static/help/help.docx
@@ -1530,15 +1530,15 @@
         <w:tblLook w:val="04A0" w:firstRow="1" w:lastRow="0" w:firstColumn="1" w:lastColumn="0" w:noHBand="0" w:noVBand="1"/>
       </w:tblPr>
       <w:tblGrid>
-        <w:gridCol w:w="1828"/>
-        <w:gridCol w:w="2310"/>
-        <w:gridCol w:w="1659"/>
-        <w:gridCol w:w="2479"/>
+        <w:gridCol w:w="2112"/>
+        <w:gridCol w:w="2026"/>
+        <w:gridCol w:w="2084"/>
+        <w:gridCol w:w="2054"/>
       </w:tblGrid>
       <w:tr>
         <w:tc>
           <w:tcPr>
-            <w:tcW w:w="1828" w:type="dxa"/>
+            <w:tcW w:w="2112" w:type="dxa"/>
           </w:tcPr>
           <w:p>
             <w:pPr>
@@ -1584,7 +1584,7 @@
         </w:tc>
         <w:tc>
           <w:tcPr>
-            <w:tcW w:w="2310" w:type="dxa"/>
+            <w:tcW w:w="2026" w:type="dxa"/>
           </w:tcPr>
           <w:p>
             <w:pPr>
@@ -1594,41 +1594,11 @@
                 <w:szCs w:val="20"/>
               </w:rPr>
             </w:pPr>
-            <w:proofErr w:type="spellStart"/>
-            <w:r>
-              <w:rPr>
-                <w:rFonts w:hint="eastAsia"/>
-                <w:b/>
-                <w:bCs/>
-                <w:sz w:val="20"/>
-                <w:szCs w:val="20"/>
-              </w:rPr>
-              <w:t>ShowInventory</w:t>
-            </w:r>
-            <w:proofErr w:type="spellEnd"/>
-            <w:r>
-              <w:rPr>
-                <w:rFonts w:hint="eastAsia"/>
-                <w:b/>
-                <w:bCs/>
-                <w:sz w:val="20"/>
-                <w:szCs w:val="20"/>
-              </w:rPr>
-              <w:t xml:space="preserve">  </w:t>
-            </w:r>
-            <w:r>
-              <w:rPr>
-                <w:rFonts w:hint="eastAsia"/>
-                <w:sz w:val="20"/>
-                <w:szCs w:val="20"/>
-              </w:rPr>
-              <w:t>库存</w:t>
-            </w:r>
           </w:p>
         </w:tc>
         <w:tc>
           <w:tcPr>
-            <w:tcW w:w="1659" w:type="dxa"/>
+            <w:tcW w:w="2084" w:type="dxa"/>
           </w:tcPr>
           <w:p>
             <w:pPr>
@@ -1638,29 +1608,11 @@
                 <w:szCs w:val="20"/>
               </w:rPr>
             </w:pPr>
-            <w:r>
-              <w:rPr>
-                <w:rFonts w:hint="eastAsia"/>
-                <w:b/>
-                <w:bCs/>
-                <w:sz w:val="20"/>
-                <w:szCs w:val="20"/>
-              </w:rPr>
-              <w:t>Draw</w:t>
-            </w:r>
-            <w:r>
-              <w:rPr>
-                <w:rFonts w:hint="eastAsia"/>
-                <w:sz w:val="20"/>
-                <w:szCs w:val="20"/>
-              </w:rPr>
-              <w:t xml:space="preserve">  抽奖</w:t>
-            </w:r>
           </w:p>
         </w:tc>
         <w:tc>
           <w:tcPr>
-            <w:tcW w:w="2479" w:type="dxa"/>
+            <w:tcW w:w="2054" w:type="dxa"/>
           </w:tcPr>
           <w:p>
             <w:pPr>
@@ -1670,45 +1622,163 @@
                 <w:szCs w:val="20"/>
               </w:rPr>
             </w:pPr>
-            <w:proofErr w:type="spellStart"/>
-            <w:r>
-              <w:rPr>
-                <w:rFonts w:hint="eastAsia"/>
-                <w:b/>
-                <w:bCs/>
-                <w:sz w:val="20"/>
-                <w:szCs w:val="20"/>
-              </w:rPr>
-              <w:t>UseInventory</w:t>
-            </w:r>
-            <w:proofErr w:type="spellEnd"/>
-            <w:r>
-              <w:rPr>
-                <w:rFonts w:hint="eastAsia"/>
-                <w:b/>
-                <w:bCs/>
-                <w:sz w:val="20"/>
-                <w:szCs w:val="20"/>
-              </w:rPr>
-              <w:t xml:space="preserve"> </w:t>
-            </w:r>
-            <w:r>
-              <w:rPr>
-                <w:rFonts w:hint="eastAsia"/>
-                <w:b/>
-                <w:bCs/>
-                <w:sz w:val="20"/>
-                <w:szCs w:val="20"/>
-              </w:rPr>
-              <w:t xml:space="preserve"> </w:t>
-            </w:r>
-            <w:r>
-              <w:rPr>
-                <w:rFonts w:hint="eastAsia"/>
-                <w:sz w:val="20"/>
-                <w:szCs w:val="20"/>
-              </w:rPr>
-              <w:t>使用库存</w:t>
+          </w:p>
+        </w:tc>
+      </w:tr>
+      <w:tr>
+        <w:tc>
+          <w:tcPr>
+            <w:tcW w:w="2112" w:type="dxa"/>
+          </w:tcPr>
+          <w:p>
+            <w:pPr>
+              <w:rPr>
+                <w:rFonts w:hint="eastAsia"/>
+                <w:b/>
+                <w:bCs/>
+                <w:sz w:val="20"/>
+                <w:szCs w:val="20"/>
+              </w:rPr>
+            </w:pPr>
+            <w:r>
+              <w:rPr>
+                <w:rFonts w:hint="eastAsia"/>
+                <w:b/>
+                <w:bCs/>
+                <w:sz w:val="20"/>
+                <w:szCs w:val="20"/>
+              </w:rPr>
+              <w:t>Draw</w:t>
+            </w:r>
+            <w:r>
+              <w:rPr>
+                <w:rFonts w:hint="eastAsia"/>
+                <w:sz w:val="20"/>
+                <w:szCs w:val="20"/>
+              </w:rPr>
+              <w:t xml:space="preserve">  抽奖</w:t>
+            </w:r>
+          </w:p>
+        </w:tc>
+        <w:tc>
+          <w:tcPr>
+            <w:tcW w:w="2026" w:type="dxa"/>
+          </w:tcPr>
+          <w:p>
+            <w:pPr>
+              <w:rPr>
+                <w:rFonts w:hint="eastAsia"/>
+                <w:b/>
+                <w:bCs/>
+                <w:sz w:val="20"/>
+                <w:szCs w:val="20"/>
+              </w:rPr>
+            </w:pPr>
+            <w:r>
+              <w:rPr>
+                <w:rFonts w:hint="eastAsia"/>
+                <w:b/>
+                <w:bCs/>
+                <w:sz w:val="20"/>
+                <w:szCs w:val="20"/>
+              </w:rPr>
+              <w:t>Inventory</w:t>
+            </w:r>
+            <w:r>
+              <w:rPr>
+                <w:rFonts w:hint="eastAsia"/>
+                <w:b/>
+                <w:bCs/>
+                <w:sz w:val="20"/>
+                <w:szCs w:val="20"/>
+              </w:rPr>
+              <w:t xml:space="preserve">  </w:t>
+            </w:r>
+            <w:r>
+              <w:rPr>
+                <w:rFonts w:hint="eastAsia"/>
+                <w:sz w:val="20"/>
+                <w:szCs w:val="20"/>
+              </w:rPr>
+              <w:t>库存</w:t>
+            </w:r>
+          </w:p>
+        </w:tc>
+        <w:tc>
+          <w:tcPr>
+            <w:tcW w:w="2084" w:type="dxa"/>
+          </w:tcPr>
+          <w:p>
+            <w:pPr>
+              <w:rPr>
+                <w:rFonts w:hint="eastAsia"/>
+                <w:b/>
+                <w:bCs/>
+                <w:sz w:val="20"/>
+                <w:szCs w:val="20"/>
+              </w:rPr>
+            </w:pPr>
+            <w:r>
+              <w:rPr>
+                <w:rFonts w:hint="eastAsia"/>
+                <w:b/>
+                <w:bCs/>
+                <w:sz w:val="20"/>
+                <w:szCs w:val="20"/>
+              </w:rPr>
+              <w:t>Use</w:t>
+            </w:r>
+            <w:r>
+              <w:rPr>
+                <w:rFonts w:hint="eastAsia"/>
+                <w:b/>
+                <w:bCs/>
+                <w:sz w:val="20"/>
+                <w:szCs w:val="20"/>
+              </w:rPr>
+              <w:t xml:space="preserve">  </w:t>
+            </w:r>
+            <w:r>
+              <w:rPr>
+                <w:rFonts w:hint="eastAsia"/>
+                <w:sz w:val="20"/>
+                <w:szCs w:val="20"/>
+              </w:rPr>
+              <w:t>使用</w:t>
+            </w:r>
+          </w:p>
+        </w:tc>
+        <w:tc>
+          <w:tcPr>
+            <w:tcW w:w="2054" w:type="dxa"/>
+          </w:tcPr>
+          <w:p>
+            <w:pPr>
+              <w:rPr>
+                <w:rFonts w:hint="eastAsia"/>
+                <w:b/>
+                <w:bCs/>
+                <w:sz w:val="20"/>
+                <w:szCs w:val="20"/>
+              </w:rPr>
+            </w:pPr>
+            <w:r>
+              <w:rPr>
+                <w:rFonts w:hint="eastAsia"/>
+                <w:b/>
+                <w:bCs/>
+                <w:sz w:val="20"/>
+                <w:szCs w:val="20"/>
+              </w:rPr>
+              <w:t xml:space="preserve">Sell </w:t>
+            </w:r>
+            <w:r>
+              <w:rPr>
+                <w:rFonts w:hint="eastAsia"/>
+                <w:sz w:val="20"/>
+                <w:szCs w:val="20"/>
+              </w:rPr>
+              <w:t xml:space="preserve"> 出售</w:t>
             </w:r>
           </w:p>
         </w:tc>
@@ -2115,16 +2185,15 @@
         <w:tblLook w:val="04A0" w:firstRow="1" w:lastRow="0" w:firstColumn="1" w:lastColumn="0" w:noHBand="0" w:noVBand="1"/>
       </w:tblPr>
       <w:tblGrid>
-        <w:gridCol w:w="2758"/>
-        <w:gridCol w:w="1380"/>
-        <w:gridCol w:w="1379"/>
-        <w:gridCol w:w="2759"/>
+        <w:gridCol w:w="3671"/>
+        <w:gridCol w:w="2268"/>
+        <w:gridCol w:w="2337"/>
       </w:tblGrid>
       <w:tr>
         <w:tc>
           <w:tcPr>
             <w:tcW w:w="8276" w:type="dxa"/>
-            <w:gridSpan w:val="4"/>
+            <w:gridSpan w:val="3"/>
             <w:shd w:val="clear" w:color="auto" w:fill="000000" w:themeFill="text1"/>
           </w:tcPr>
           <w:p>
@@ -2154,8 +2223,7 @@
       <w:tr>
         <w:tc>
           <w:tcPr>
-            <w:tcW w:w="4138" w:type="dxa"/>
-            <w:gridSpan w:val="2"/>
+            <w:tcW w:w="3671" w:type="dxa"/>
           </w:tcPr>
           <w:p>
             <w:pPr>
@@ -2178,94 +2246,54 @@
             <w:r>
               <w:rPr>
                 <w:rFonts w:hint="eastAsia"/>
-                <w:sz w:val="20"/>
-                <w:szCs w:val="20"/>
-              </w:rPr>
-              <w:t xml:space="preserve">  匹配</w:t>
-            </w:r>
-            <w:r>
-              <w:rPr>
-                <w:rFonts w:hint="eastAsia"/>
-                <w:sz w:val="20"/>
-                <w:szCs w:val="20"/>
-              </w:rPr>
-              <w:t xml:space="preserve"> </w:t>
-            </w:r>
-            <w:r>
-              <w:rPr>
-                <w:rFonts w:hint="eastAsia"/>
-                <w:sz w:val="20"/>
-                <w:szCs w:val="20"/>
-              </w:rPr>
-              <w:t xml:space="preserve">               </w:t>
-            </w:r>
-            <w:r>
-              <w:rPr>
-                <w:rFonts w:hint="eastAsia"/>
-                <w:sz w:val="20"/>
-                <w:szCs w:val="20"/>
-              </w:rPr>
-              <w:t>[</w:t>
-            </w:r>
-            <w:r>
-              <w:rPr>
-                <w:rFonts w:hint="eastAsia"/>
-                <w:sz w:val="20"/>
-                <w:szCs w:val="20"/>
-              </w:rPr>
-              <w:t>需指定游戏</w:t>
-            </w:r>
-            <w:r>
-              <w:rPr>
-                <w:rFonts w:hint="eastAsia"/>
-                <w:sz w:val="20"/>
-                <w:szCs w:val="20"/>
-              </w:rPr>
-              <w:t>]</w:t>
+                <w:b/>
+                <w:bCs/>
+                <w:sz w:val="20"/>
+                <w:szCs w:val="20"/>
+              </w:rPr>
+              <w:t>/</w:t>
+            </w:r>
+            <w:proofErr w:type="spellStart"/>
+            <w:r>
+              <w:rPr>
+                <w:rFonts w:hint="eastAsia"/>
+                <w:b/>
+                <w:bCs/>
+                <w:sz w:val="20"/>
+                <w:szCs w:val="20"/>
+              </w:rPr>
+              <w:t>DisMatch</w:t>
+            </w:r>
+            <w:proofErr w:type="spellEnd"/>
+            <w:r>
+              <w:rPr>
+                <w:rFonts w:hint="eastAsia"/>
+                <w:sz w:val="20"/>
+                <w:szCs w:val="20"/>
+              </w:rPr>
+              <w:t xml:space="preserve"> 匹配</w:t>
+            </w:r>
+            <w:r>
+              <w:rPr>
+                <w:rFonts w:hint="eastAsia"/>
+                <w:sz w:val="20"/>
+                <w:szCs w:val="20"/>
+              </w:rPr>
+              <w:t>/</w:t>
+            </w:r>
+            <w:r>
+              <w:rPr>
+                <w:rFonts w:hint="eastAsia"/>
+                <w:sz w:val="20"/>
+                <w:szCs w:val="20"/>
+              </w:rPr>
+              <w:t>取消匹配</w:t>
             </w:r>
           </w:p>
         </w:tc>
         <w:tc>
           <w:tcPr>
-            <w:tcW w:w="4138" w:type="dxa"/>
-            <w:gridSpan w:val="2"/>
-          </w:tcPr>
-          <w:p>
-            <w:pPr>
-              <w:rPr>
-                <w:rFonts w:hint="eastAsia"/>
-                <w:sz w:val="20"/>
-                <w:szCs w:val="20"/>
-              </w:rPr>
-            </w:pPr>
-            <w:proofErr w:type="spellStart"/>
-            <w:r>
-              <w:rPr>
-                <w:rFonts w:hint="eastAsia"/>
-                <w:b/>
-                <w:bCs/>
-                <w:sz w:val="20"/>
-                <w:szCs w:val="20"/>
-              </w:rPr>
-              <w:t>DisMatch</w:t>
-            </w:r>
-            <w:proofErr w:type="spellEnd"/>
-            <w:r>
-              <w:rPr>
-                <w:rFonts w:hint="eastAsia"/>
-                <w:sz w:val="20"/>
-                <w:szCs w:val="20"/>
-              </w:rPr>
-              <w:t xml:space="preserve">  取消匹配</w:t>
-            </w:r>
-          </w:p>
-        </w:tc>
-      </w:tr>
-      <w:tr>
-        <w:tc>
-          <w:tcPr>
-            <w:tcW w:w="4138" w:type="dxa"/>
-            <w:gridSpan w:val="2"/>
+            <w:tcW w:w="2268" w:type="dxa"/>
             <w:shd w:val="clear" w:color="auto" w:fill="DAE9F7" w:themeFill="text2" w:themeFillTint="1A"/>
           </w:tcPr>
           <w:p>
@@ -2298,7 +2326,7 @@
                 <w:sz w:val="20"/>
                 <w:szCs w:val="20"/>
               </w:rPr>
-              <w:t xml:space="preserve">  </w:t>
+              <w:t xml:space="preserve"> </w:t>
             </w:r>
             <w:r>
               <w:rPr>
@@ -2312,15 +2340,12 @@
         </w:tc>
         <w:tc>
           <w:tcPr>
-            <w:tcW w:w="4138" w:type="dxa"/>
-            <w:gridSpan w:val="2"/>
+            <w:tcW w:w="2337" w:type="dxa"/>
           </w:tcPr>
           <w:p>
             <w:pPr>
               <w:rPr>
                 <w:rFonts w:hint="eastAsia"/>
-                <w:b/>
-                <w:bCs/>
                 <w:sz w:val="20"/>
                 <w:szCs w:val="20"/>
               </w:rPr>
@@ -2334,17 +2359,7 @@
                 <w:sz w:val="20"/>
                 <w:szCs w:val="20"/>
               </w:rPr>
-              <w:t>Recent</w:t>
-            </w:r>
-            <w:r>
-              <w:rPr>
-                <w:rFonts w:hint="eastAsia"/>
-                <w:b/>
-                <w:bCs/>
-                <w:sz w:val="20"/>
-                <w:szCs w:val="20"/>
-              </w:rPr>
-              <w:t>Player</w:t>
+              <w:t>RecentPlayer</w:t>
             </w:r>
             <w:proofErr w:type="spellEnd"/>
             <w:r>
@@ -2363,15 +2378,7 @@
                 <w:sz w:val="20"/>
                 <w:szCs w:val="20"/>
               </w:rPr>
-              <w:t xml:space="preserve"> 最近</w:t>
-            </w:r>
-            <w:r>
-              <w:rPr>
-                <w:rFonts w:hint="eastAsia"/>
-                <w:sz w:val="20"/>
-                <w:szCs w:val="20"/>
-              </w:rPr>
-              <w:t>玩家</w:t>
+              <w:t>最近玩家</w:t>
             </w:r>
           </w:p>
         </w:tc>
@@ -2380,7 +2387,7 @@
         <w:tc>
           <w:tcPr>
             <w:tcW w:w="8276" w:type="dxa"/>
-            <w:gridSpan w:val="4"/>
+            <w:gridSpan w:val="3"/>
             <w:shd w:val="clear" w:color="auto" w:fill="000000" w:themeFill="text1"/>
           </w:tcPr>
           <w:p>
@@ -2410,7 +2417,7 @@
       <w:tr>
         <w:tc>
           <w:tcPr>
-            <w:tcW w:w="2758" w:type="dxa"/>
+            <w:tcW w:w="3671" w:type="dxa"/>
           </w:tcPr>
           <w:p>
             <w:pPr>
@@ -2422,52 +2429,31 @@
                 <w:szCs w:val="20"/>
               </w:rPr>
             </w:pPr>
-            <w:proofErr w:type="spellStart"/>
-            <w:r>
-              <w:rPr>
-                <w:rFonts w:hint="eastAsia"/>
-                <w:b/>
-                <w:bCs/>
-                <w:sz w:val="20"/>
-                <w:szCs w:val="20"/>
-              </w:rPr>
-              <w:t>TicTacToe</w:t>
-            </w:r>
-            <w:proofErr w:type="spellEnd"/>
-            <w:r>
-              <w:rPr>
-                <w:rFonts w:hint="eastAsia"/>
-                <w:b/>
-                <w:bCs/>
-                <w:sz w:val="20"/>
-                <w:szCs w:val="20"/>
-              </w:rPr>
-              <w:t xml:space="preserve"> </w:t>
-            </w:r>
-            <w:r>
-              <w:rPr>
-                <w:rFonts w:hint="eastAsia"/>
-                <w:b/>
-                <w:bCs/>
-                <w:sz w:val="20"/>
-                <w:szCs w:val="20"/>
-              </w:rPr>
-              <w:t xml:space="preserve"> </w:t>
-            </w:r>
-            <w:r>
-              <w:rPr>
-                <w:rFonts w:hint="eastAsia"/>
-                <w:sz w:val="20"/>
-                <w:szCs w:val="20"/>
-              </w:rPr>
-              <w:t>井字棋</w:t>
-            </w:r>
+            <w:r>
+              <w:rPr>
+                <w:rFonts w:hint="eastAsia"/>
+                <w:b/>
+                <w:bCs/>
+                <w:sz w:val="20"/>
+                <w:szCs w:val="20"/>
+              </w:rPr>
+              <w:t xml:space="preserve">Looting  </w:t>
+            </w:r>
+            <w:proofErr w:type="gramStart"/>
+            <w:r>
+              <w:rPr>
+                <w:rFonts w:hint="eastAsia"/>
+                <w:sz w:val="20"/>
+                <w:szCs w:val="20"/>
+              </w:rPr>
+              <w:t>摸金</w:t>
+            </w:r>
+            <w:proofErr w:type="gramEnd"/>
           </w:p>
         </w:tc>
         <w:tc>
           <w:tcPr>
-            <w:tcW w:w="2759" w:type="dxa"/>
-            <w:gridSpan w:val="2"/>
+            <w:tcW w:w="2268" w:type="dxa"/>
           </w:tcPr>
           <w:p>
             <w:pPr>
@@ -2513,7 +2499,7 @@
         </w:tc>
         <w:tc>
           <w:tcPr>
-            <w:tcW w:w="2759" w:type="dxa"/>
+            <w:tcW w:w="2337" w:type="dxa"/>
           </w:tcPr>
           <w:p>
             <w:pPr>
@@ -2525,26 +2511,46 @@
                 <w:szCs w:val="20"/>
               </w:rPr>
             </w:pPr>
-            <w:r>
-              <w:rPr>
-                <w:rFonts w:hint="eastAsia"/>
-                <w:b/>
-                <w:bCs/>
-                <w:sz w:val="20"/>
-                <w:szCs w:val="20"/>
-              </w:rPr>
-              <w:t xml:space="preserve">Looting  </w:t>
-            </w:r>
-            <w:proofErr w:type="gramStart"/>
-            <w:r>
-              <w:rPr>
-                <w:rFonts w:hint="eastAsia"/>
-                <w:sz w:val="20"/>
-                <w:szCs w:val="20"/>
-              </w:rPr>
-              <w:t>摸金</w:t>
-            </w:r>
-            <w:proofErr w:type="gramEnd"/>
+            <w:proofErr w:type="spellStart"/>
+            <w:r>
+              <w:rPr>
+                <w:rFonts w:hint="eastAsia"/>
+                <w:b/>
+                <w:bCs/>
+                <w:sz w:val="20"/>
+                <w:szCs w:val="20"/>
+              </w:rPr>
+              <w:t>TicTacToe</w:t>
+            </w:r>
+            <w:proofErr w:type="spellEnd"/>
+            <w:r>
+              <w:rPr>
+                <w:rFonts w:hint="eastAsia"/>
+                <w:b/>
+                <w:bCs/>
+                <w:sz w:val="20"/>
+                <w:szCs w:val="20"/>
+              </w:rPr>
+              <w:t xml:space="preserve"> </w:t>
+            </w:r>
+            <w:r>
+              <w:rPr>
+                <w:rFonts w:hint="eastAsia"/>
+                <w:b/>
+                <w:bCs/>
+                <w:sz w:val="20"/>
+                <w:szCs w:val="20"/>
+              </w:rPr>
+              <w:t xml:space="preserve"> </w:t>
+            </w:r>
+            <w:r>
+              <w:rPr>
+                <w:rFonts w:hint="eastAsia"/>
+                <w:sz w:val="20"/>
+                <w:szCs w:val="20"/>
+              </w:rPr>
+              <w:t>井字棋</w:t>
+            </w:r>
           </w:p>
         </w:tc>
       </w:tr>
@@ -5196,7 +5202,6 @@
   <w:style w:type="character" w:default="1" w:styleId="a0">
     <w:name w:val="Default Paragraph Font"/>
     <w:uiPriority w:val="1"/>
-    <w:semiHidden/>
     <w:unhideWhenUsed/>
   </w:style>
   <w:style w:type="table" w:default="1" w:styleId="a1">

--- a/src/main/resources/static/help/help.docx
+++ b/src/main/resources/static/help/help.docx
@@ -1594,6 +1594,26 @@
                 <w:szCs w:val="20"/>
               </w:rPr>
             </w:pPr>
+            <w:proofErr w:type="spellStart"/>
+            <w:r>
+              <w:rPr>
+                <w:rFonts w:hint="eastAsia"/>
+                <w:b/>
+                <w:bCs/>
+                <w:sz w:val="20"/>
+                <w:szCs w:val="20"/>
+              </w:rPr>
+              <w:t>UserInfo</w:t>
+            </w:r>
+            <w:proofErr w:type="spellEnd"/>
+            <w:r>
+              <w:rPr>
+                <w:rFonts w:hint="eastAsia"/>
+                <w:sz w:val="20"/>
+                <w:szCs w:val="20"/>
+              </w:rPr>
+              <w:t xml:space="preserve">  个人信息</w:t>
+            </w:r>
           </w:p>
         </w:tc>
         <w:tc>
@@ -3005,7 +3025,7 @@
                 <w:szCs w:val="20"/>
                 <w:u w:val="double"/>
               </w:rPr>
-              <w:t>GameSetting</w:t>
+              <w:t>GameSet</w:t>
             </w:r>
             <w:proofErr w:type="spellEnd"/>
             <w:r>

--- a/src/main/resources/static/help/help.docx
+++ b/src/main/resources/static/help/help.docx
@@ -1649,6 +1649,9 @@
         <w:tc>
           <w:tcPr>
             <w:tcW w:w="2112" w:type="dxa"/>
+            <w:tcBorders>
+              <w:bottom w:val="single" w:sz="12" w:space="0" w:color="auto"/>
+            </w:tcBorders>
           </w:tcPr>
           <w:p>
             <w:pPr>
@@ -1683,6 +1686,9 @@
         <w:tc>
           <w:tcPr>
             <w:tcW w:w="2026" w:type="dxa"/>
+            <w:tcBorders>
+              <w:bottom w:val="single" w:sz="12" w:space="0" w:color="auto"/>
+            </w:tcBorders>
           </w:tcPr>
           <w:p>
             <w:pPr>
@@ -1727,6 +1733,9 @@
         <w:tc>
           <w:tcPr>
             <w:tcW w:w="2084" w:type="dxa"/>
+            <w:tcBorders>
+              <w:bottom w:val="single" w:sz="12" w:space="0" w:color="auto"/>
+            </w:tcBorders>
           </w:tcPr>
           <w:p>
             <w:pPr>
@@ -1808,6 +1817,9 @@
           <w:tcPr>
             <w:tcW w:w="4138" w:type="dxa"/>
             <w:gridSpan w:val="2"/>
+            <w:tcBorders>
+              <w:top w:val="single" w:sz="12" w:space="0" w:color="auto"/>
+            </w:tcBorders>
           </w:tcPr>
           <w:p>
             <w:pPr>
@@ -1868,6 +1880,9 @@
           <w:tcPr>
             <w:tcW w:w="4138" w:type="dxa"/>
             <w:gridSpan w:val="2"/>
+            <w:tcBorders>
+              <w:top w:val="single" w:sz="12" w:space="0" w:color="auto"/>
+            </w:tcBorders>
           </w:tcPr>
           <w:p>
             <w:pPr>
@@ -2802,7 +2817,18 @@
                 <w:szCs w:val="20"/>
                 <w:u w:val="double"/>
               </w:rPr>
-              <w:t>FunctionControl</w:t>
+              <w:t>FuncC</w:t>
+            </w:r>
+            <w:r>
+              <w:rPr>
+                <w:rFonts w:hint="eastAsia"/>
+                <w:b/>
+                <w:bCs/>
+                <w:sz w:val="20"/>
+                <w:szCs w:val="20"/>
+                <w:u w:val="double"/>
+              </w:rPr>
+              <w:t>trl</w:t>
             </w:r>
             <w:proofErr w:type="spellEnd"/>
             <w:r>
@@ -2891,7 +2917,7 @@
                 <w:szCs w:val="20"/>
                 <w:u w:val="double"/>
               </w:rPr>
-              <w:t>FunctionCheck</w:t>
+              <w:t>FuncChk</w:t>
             </w:r>
             <w:proofErr w:type="spellEnd"/>
             <w:r>
@@ -4006,7 +4032,7 @@
           <w:sz w:val="20"/>
           <w:szCs w:val="20"/>
         </w:rPr>
-        <w:t>FunctionControl</w:t>
+        <w:t>FuncCtrl</w:t>
       </w:r>
       <w:proofErr w:type="spellEnd"/>
       <w:r>

--- a/src/main/resources/static/help/help.docx
+++ b/src/main/resources/static/help/help.docx
@@ -1538,7 +1538,8 @@
       <w:tr>
         <w:tc>
           <w:tcPr>
-            <w:tcW w:w="2112" w:type="dxa"/>
+            <w:tcW w:w="4138" w:type="dxa"/>
+            <w:gridSpan w:val="2"/>
           </w:tcPr>
           <w:p>
             <w:pPr>
@@ -1584,7 +1585,8 @@
         </w:tc>
         <w:tc>
           <w:tcPr>
-            <w:tcW w:w="2026" w:type="dxa"/>
+            <w:tcW w:w="4138" w:type="dxa"/>
+            <w:gridSpan w:val="2"/>
           </w:tcPr>
           <w:p>
             <w:pPr>
@@ -1614,34 +1616,6 @@
               </w:rPr>
               <w:t xml:space="preserve">  个人信息</w:t>
             </w:r>
-          </w:p>
-        </w:tc>
-        <w:tc>
-          <w:tcPr>
-            <w:tcW w:w="2084" w:type="dxa"/>
-          </w:tcPr>
-          <w:p>
-            <w:pPr>
-              <w:rPr>
-                <w:rFonts w:hint="eastAsia"/>
-                <w:sz w:val="20"/>
-                <w:szCs w:val="20"/>
-              </w:rPr>
-            </w:pPr>
-          </w:p>
-        </w:tc>
-        <w:tc>
-          <w:tcPr>
-            <w:tcW w:w="2054" w:type="dxa"/>
-          </w:tcPr>
-          <w:p>
-            <w:pPr>
-              <w:rPr>
-                <w:rFonts w:hint="eastAsia"/>
-                <w:sz w:val="20"/>
-                <w:szCs w:val="20"/>
-              </w:rPr>
-            </w:pPr>
           </w:p>
         </w:tc>
       </w:tr>

--- a/src/main/resources/static/help/help.docx
+++ b/src/main/resources/static/help/help.docx
@@ -1530,99 +1530,17 @@
         <w:tblLook w:val="04A0" w:firstRow="1" w:lastRow="0" w:firstColumn="1" w:lastColumn="0" w:noHBand="0" w:noVBand="1"/>
       </w:tblPr>
       <w:tblGrid>
-        <w:gridCol w:w="2112"/>
-        <w:gridCol w:w="2026"/>
-        <w:gridCol w:w="2084"/>
-        <w:gridCol w:w="2054"/>
+        <w:gridCol w:w="1655"/>
+        <w:gridCol w:w="1655"/>
+        <w:gridCol w:w="828"/>
+        <w:gridCol w:w="827"/>
+        <w:gridCol w:w="1655"/>
+        <w:gridCol w:w="1656"/>
       </w:tblGrid>
       <w:tr>
         <w:tc>
           <w:tcPr>
-            <w:tcW w:w="4138" w:type="dxa"/>
-            <w:gridSpan w:val="2"/>
-          </w:tcPr>
-          <w:p>
-            <w:pPr>
-              <w:rPr>
-                <w:rFonts w:hint="eastAsia"/>
-                <w:b/>
-                <w:bCs/>
-                <w:sz w:val="20"/>
-                <w:szCs w:val="20"/>
-              </w:rPr>
-            </w:pPr>
-            <w:proofErr w:type="spellStart"/>
-            <w:r>
-              <w:rPr>
-                <w:rFonts w:hint="eastAsia"/>
-                <w:b/>
-                <w:bCs/>
-                <w:sz w:val="20"/>
-                <w:szCs w:val="20"/>
-              </w:rPr>
-              <w:t>CheckIn</w:t>
-            </w:r>
-            <w:proofErr w:type="spellEnd"/>
-            <w:r>
-              <w:rPr>
-                <w:rFonts w:hint="eastAsia"/>
-                <w:b/>
-                <w:bCs/>
-                <w:sz w:val="20"/>
-                <w:szCs w:val="20"/>
-              </w:rPr>
-              <w:t xml:space="preserve">  </w:t>
-            </w:r>
-            <w:r>
-              <w:rPr>
-                <w:rFonts w:hint="eastAsia"/>
-                <w:sz w:val="20"/>
-                <w:szCs w:val="20"/>
-              </w:rPr>
-              <w:t>签到</w:t>
-            </w:r>
-          </w:p>
-        </w:tc>
-        <w:tc>
-          <w:tcPr>
-            <w:tcW w:w="4138" w:type="dxa"/>
-            <w:gridSpan w:val="2"/>
-          </w:tcPr>
-          <w:p>
-            <w:pPr>
-              <w:rPr>
-                <w:rFonts w:hint="eastAsia"/>
-                <w:sz w:val="20"/>
-                <w:szCs w:val="20"/>
-              </w:rPr>
-            </w:pPr>
-            <w:proofErr w:type="spellStart"/>
-            <w:r>
-              <w:rPr>
-                <w:rFonts w:hint="eastAsia"/>
-                <w:b/>
-                <w:bCs/>
-                <w:sz w:val="20"/>
-                <w:szCs w:val="20"/>
-              </w:rPr>
-              <w:t>UserInfo</w:t>
-            </w:r>
-            <w:proofErr w:type="spellEnd"/>
-            <w:r>
-              <w:rPr>
-                <w:rFonts w:hint="eastAsia"/>
-                <w:sz w:val="20"/>
-                <w:szCs w:val="20"/>
-              </w:rPr>
-              <w:t xml:space="preserve">  个人信息</w:t>
-            </w:r>
-          </w:p>
-        </w:tc>
-      </w:tr>
-      <w:tr>
-        <w:tc>
-          <w:tcPr>
-            <w:tcW w:w="2112" w:type="dxa"/>
+            <w:tcW w:w="1655" w:type="dxa"/>
             <w:tcBorders>
               <w:bottom w:val="single" w:sz="12" w:space="0" w:color="auto"/>
             </w:tcBorders>
@@ -1637,29 +1555,41 @@
                 <w:szCs w:val="20"/>
               </w:rPr>
             </w:pPr>
-            <w:r>
-              <w:rPr>
-                <w:rFonts w:hint="eastAsia"/>
-                <w:b/>
-                <w:bCs/>
-                <w:sz w:val="20"/>
-                <w:szCs w:val="20"/>
-              </w:rPr>
-              <w:t>Draw</w:t>
-            </w:r>
-            <w:r>
-              <w:rPr>
-                <w:rFonts w:hint="eastAsia"/>
-                <w:sz w:val="20"/>
-                <w:szCs w:val="20"/>
-              </w:rPr>
-              <w:t xml:space="preserve">  抽奖</w:t>
+            <w:proofErr w:type="spellStart"/>
+            <w:r>
+              <w:rPr>
+                <w:rFonts w:hint="eastAsia"/>
+                <w:b/>
+                <w:bCs/>
+                <w:sz w:val="20"/>
+                <w:szCs w:val="20"/>
+              </w:rPr>
+              <w:t>CheckIn</w:t>
+            </w:r>
+            <w:proofErr w:type="spellEnd"/>
+            <w:r>
+              <w:rPr>
+                <w:rFonts w:hint="eastAsia"/>
+                <w:b/>
+                <w:bCs/>
+                <w:sz w:val="20"/>
+                <w:szCs w:val="20"/>
+              </w:rPr>
+              <w:t xml:space="preserve">  </w:t>
+            </w:r>
+            <w:r>
+              <w:rPr>
+                <w:rFonts w:hint="eastAsia"/>
+                <w:sz w:val="20"/>
+                <w:szCs w:val="20"/>
+              </w:rPr>
+              <w:t>签到</w:t>
             </w:r>
           </w:p>
         </w:tc>
         <w:tc>
           <w:tcPr>
-            <w:tcW w:w="2026" w:type="dxa"/>
+            <w:tcW w:w="1655" w:type="dxa"/>
             <w:tcBorders>
               <w:bottom w:val="single" w:sz="12" w:space="0" w:color="auto"/>
             </w:tcBorders>
@@ -1668,8 +1598,6 @@
             <w:pPr>
               <w:rPr>
                 <w:rFonts w:hint="eastAsia"/>
-                <w:b/>
-                <w:bCs/>
                 <w:sz w:val="20"/>
                 <w:szCs w:val="20"/>
               </w:rPr>
@@ -1682,31 +1610,22 @@
                 <w:sz w:val="20"/>
                 <w:szCs w:val="20"/>
               </w:rPr>
-              <w:t>Inventory</w:t>
-            </w:r>
-            <w:r>
-              <w:rPr>
-                <w:rFonts w:hint="eastAsia"/>
-                <w:b/>
-                <w:bCs/>
-                <w:sz w:val="20"/>
-                <w:szCs w:val="20"/>
-              </w:rPr>
-              <w:t xml:space="preserve">  </w:t>
-            </w:r>
-            <w:r>
-              <w:rPr>
-                <w:rFonts w:hint="eastAsia"/>
-                <w:sz w:val="20"/>
-                <w:szCs w:val="20"/>
-              </w:rPr>
-              <w:t>库存</w:t>
+              <w:t>Info</w:t>
+            </w:r>
+            <w:r>
+              <w:rPr>
+                <w:rFonts w:hint="eastAsia"/>
+                <w:sz w:val="20"/>
+                <w:szCs w:val="20"/>
+              </w:rPr>
+              <w:t xml:space="preserve">  个人信息</w:t>
             </w:r>
           </w:p>
         </w:tc>
         <w:tc>
           <w:tcPr>
-            <w:tcW w:w="2084" w:type="dxa"/>
+            <w:tcW w:w="1655" w:type="dxa"/>
+            <w:gridSpan w:val="2"/>
             <w:tcBorders>
               <w:bottom w:val="single" w:sz="12" w:space="0" w:color="auto"/>
             </w:tcBorders>
@@ -1715,8 +1634,6 @@
             <w:pPr>
               <w:rPr>
                 <w:rFonts w:hint="eastAsia"/>
-                <w:b/>
-                <w:bCs/>
                 <w:sz w:val="20"/>
                 <w:szCs w:val="20"/>
               </w:rPr>
@@ -1729,38 +1646,81 @@
                 <w:sz w:val="20"/>
                 <w:szCs w:val="20"/>
               </w:rPr>
-              <w:t>Use</w:t>
-            </w:r>
-            <w:r>
-              <w:rPr>
-                <w:rFonts w:hint="eastAsia"/>
-                <w:b/>
-                <w:bCs/>
-                <w:sz w:val="20"/>
-                <w:szCs w:val="20"/>
-              </w:rPr>
-              <w:t xml:space="preserve">  </w:t>
-            </w:r>
-            <w:r>
-              <w:rPr>
-                <w:rFonts w:hint="eastAsia"/>
-                <w:sz w:val="20"/>
-                <w:szCs w:val="20"/>
-              </w:rPr>
-              <w:t>使用</w:t>
+              <w:t>Inventory</w:t>
+            </w:r>
+            <w:r>
+              <w:rPr>
+                <w:rFonts w:hint="eastAsia"/>
+                <w:b/>
+                <w:bCs/>
+                <w:sz w:val="20"/>
+                <w:szCs w:val="20"/>
+              </w:rPr>
+              <w:t xml:space="preserve"> </w:t>
+            </w:r>
+            <w:r>
+              <w:rPr>
+                <w:rFonts w:hint="eastAsia"/>
+                <w:sz w:val="20"/>
+                <w:szCs w:val="20"/>
+              </w:rPr>
+              <w:t>库存</w:t>
             </w:r>
           </w:p>
         </w:tc>
         <w:tc>
           <w:tcPr>
-            <w:tcW w:w="2054" w:type="dxa"/>
+            <w:tcW w:w="1655" w:type="dxa"/>
+            <w:tcBorders>
+              <w:bottom w:val="single" w:sz="12" w:space="0" w:color="auto"/>
+            </w:tcBorders>
           </w:tcPr>
           <w:p>
             <w:pPr>
               <w:rPr>
                 <w:rFonts w:hint="eastAsia"/>
-                <w:b/>
-                <w:bCs/>
+                <w:sz w:val="20"/>
+                <w:szCs w:val="20"/>
+              </w:rPr>
+            </w:pPr>
+            <w:r>
+              <w:rPr>
+                <w:rFonts w:hint="eastAsia"/>
+                <w:b/>
+                <w:bCs/>
+                <w:sz w:val="20"/>
+                <w:szCs w:val="20"/>
+              </w:rPr>
+              <w:t>Use</w:t>
+            </w:r>
+            <w:r>
+              <w:rPr>
+                <w:rFonts w:hint="eastAsia"/>
+                <w:b/>
+                <w:bCs/>
+                <w:sz w:val="20"/>
+                <w:szCs w:val="20"/>
+              </w:rPr>
+              <w:t xml:space="preserve">  </w:t>
+            </w:r>
+            <w:r>
+              <w:rPr>
+                <w:rFonts w:hint="eastAsia"/>
+                <w:sz w:val="20"/>
+                <w:szCs w:val="20"/>
+              </w:rPr>
+              <w:t>使用</w:t>
+            </w:r>
+          </w:p>
+        </w:tc>
+        <w:tc>
+          <w:tcPr>
+            <w:tcW w:w="1656" w:type="dxa"/>
+          </w:tcPr>
+          <w:p>
+            <w:pPr>
+              <w:rPr>
+                <w:rFonts w:hint="eastAsia"/>
                 <w:sz w:val="20"/>
                 <w:szCs w:val="20"/>
               </w:rPr>
@@ -1790,9 +1750,10 @@
         <w:tc>
           <w:tcPr>
             <w:tcW w:w="4138" w:type="dxa"/>
-            <w:gridSpan w:val="2"/>
+            <w:gridSpan w:val="3"/>
             <w:tcBorders>
               <w:top w:val="single" w:sz="12" w:space="0" w:color="auto"/>
+              <w:bottom w:val="single" w:sz="4" w:space="0" w:color="auto"/>
             </w:tcBorders>
           </w:tcPr>
           <w:p>
@@ -1812,50 +1773,26 @@
                 <w:bCs/>
                 <w:sz w:val="20"/>
                 <w:szCs w:val="20"/>
-                <w:u w:val="double"/>
-              </w:rPr>
-              <w:t>Anime</w:t>
-            </w:r>
-            <w:r>
-              <w:rPr>
-                <w:rFonts w:hint="eastAsia"/>
-                <w:sz w:val="20"/>
-                <w:szCs w:val="20"/>
-              </w:rPr>
-              <w:t xml:space="preserve">  二次元</w:t>
-            </w:r>
-            <w:r>
-              <w:rPr>
-                <w:rFonts w:hint="eastAsia"/>
-                <w:sz w:val="20"/>
-                <w:szCs w:val="20"/>
-              </w:rPr>
-              <w:t xml:space="preserve">          [</w:t>
-            </w:r>
-            <w:r>
-              <w:rPr>
-                <w:rFonts w:hint="eastAsia"/>
-                <w:sz w:val="20"/>
-                <w:szCs w:val="20"/>
-              </w:rPr>
-              <w:t>其实不止</w:t>
-            </w:r>
-            <w:r>
-              <w:rPr>
-                <w:rFonts w:hint="eastAsia"/>
-                <w:sz w:val="20"/>
-                <w:szCs w:val="20"/>
-              </w:rPr>
-              <w:t>二次元]</w:t>
+              </w:rPr>
+              <w:t>Draw</w:t>
+            </w:r>
+            <w:r>
+              <w:rPr>
+                <w:rFonts w:hint="eastAsia"/>
+                <w:sz w:val="20"/>
+                <w:szCs w:val="20"/>
+              </w:rPr>
+              <w:t xml:space="preserve">  抽奖</w:t>
             </w:r>
           </w:p>
         </w:tc>
         <w:tc>
           <w:tcPr>
             <w:tcW w:w="4138" w:type="dxa"/>
-            <w:gridSpan w:val="2"/>
+            <w:gridSpan w:val="3"/>
             <w:tcBorders>
               <w:top w:val="single" w:sz="12" w:space="0" w:color="auto"/>
+              <w:bottom w:val="single" w:sz="4" w:space="0" w:color="auto"/>
             </w:tcBorders>
           </w:tcPr>
           <w:p>
@@ -1876,55 +1813,15 @@
                 <w:sz w:val="20"/>
                 <w:szCs w:val="20"/>
               </w:rPr>
-              <w:t>Wife</w:t>
-            </w:r>
-            <w:r>
-              <w:rPr>
-                <w:rFonts w:hint="eastAsia"/>
-                <w:sz w:val="20"/>
-                <w:szCs w:val="20"/>
-              </w:rPr>
-              <w:t xml:space="preserve">  今日老婆 </w:t>
-            </w:r>
-            <w:r>
-              <w:rPr>
-                <w:rFonts w:hint="eastAsia"/>
-                <w:sz w:val="20"/>
-                <w:szCs w:val="20"/>
-              </w:rPr>
-              <w:t xml:space="preserve">    [</w:t>
-            </w:r>
-            <w:r>
-              <w:rPr>
-                <w:rFonts w:hint="eastAsia"/>
-                <w:sz w:val="20"/>
-                <w:szCs w:val="20"/>
-              </w:rPr>
-              <w:t>群友/</w:t>
-            </w:r>
-            <w:r>
-              <w:rPr>
-                <w:rFonts w:hint="eastAsia"/>
-                <w:sz w:val="20"/>
-                <w:szCs w:val="20"/>
-              </w:rPr>
-              <w:t>指定</w:t>
-            </w:r>
-            <w:r>
-              <w:rPr>
-                <w:rFonts w:hint="eastAsia"/>
-                <w:sz w:val="20"/>
-                <w:szCs w:val="20"/>
-              </w:rPr>
-              <w:t>二次元</w:t>
-            </w:r>
-            <w:r>
-              <w:rPr>
-                <w:rFonts w:hint="eastAsia"/>
-                <w:sz w:val="20"/>
-                <w:szCs w:val="20"/>
-              </w:rPr>
-              <w:t>作品]</w:t>
+              <w:t>Bread</w:t>
+            </w:r>
+            <w:r>
+              <w:rPr>
+                <w:rFonts w:hint="eastAsia"/>
+                <w:sz w:val="20"/>
+                <w:szCs w:val="20"/>
+              </w:rPr>
+              <w:t xml:space="preserve">  面包</w:t>
             </w:r>
           </w:p>
         </w:tc>
@@ -1933,7 +1830,10 @@
         <w:tc>
           <w:tcPr>
             <w:tcW w:w="4138" w:type="dxa"/>
-            <w:gridSpan w:val="2"/>
+            <w:gridSpan w:val="3"/>
+            <w:tcBorders>
+              <w:top w:val="single" w:sz="4" w:space="0" w:color="auto"/>
+            </w:tcBorders>
           </w:tcPr>
           <w:p>
             <w:pPr>
@@ -1954,96 +1854,236 @@
                 <w:szCs w:val="20"/>
                 <w:u w:val="double"/>
               </w:rPr>
-              <w:t>Convert</w:t>
-            </w:r>
-            <w:r>
-              <w:rPr>
-                <w:rFonts w:hint="eastAsia"/>
-                <w:b/>
-                <w:bCs/>
-                <w:sz w:val="20"/>
-                <w:szCs w:val="20"/>
-              </w:rPr>
-              <w:t xml:space="preserve">  </w:t>
-            </w:r>
-            <w:r>
-              <w:rPr>
-                <w:rFonts w:hint="eastAsia"/>
-                <w:sz w:val="20"/>
-                <w:szCs w:val="20"/>
-              </w:rPr>
-              <w:t>图像处理</w:t>
-            </w:r>
-            <w:r>
-              <w:rPr>
-                <w:rFonts w:hint="eastAsia"/>
-                <w:sz w:val="20"/>
-                <w:szCs w:val="20"/>
-              </w:rPr>
-              <w:t xml:space="preserve"> </w:t>
-            </w:r>
-            <w:r>
-              <w:rPr>
-                <w:rFonts w:hint="eastAsia"/>
-                <w:sz w:val="20"/>
-                <w:szCs w:val="20"/>
-              </w:rPr>
-              <w:t xml:space="preserve">     </w:t>
-            </w:r>
-            <w:r>
-              <w:rPr>
-                <w:rFonts w:hint="eastAsia"/>
-                <w:sz w:val="20"/>
-                <w:szCs w:val="20"/>
-              </w:rPr>
-              <w:t xml:space="preserve">    </w:t>
-            </w:r>
-            <w:r>
-              <w:rPr>
-                <w:rFonts w:hint="eastAsia"/>
-                <w:sz w:val="20"/>
-                <w:szCs w:val="20"/>
-              </w:rPr>
-              <w:t>[</w:t>
-            </w:r>
-            <w:r>
-              <w:rPr>
-                <w:rFonts w:hint="eastAsia"/>
-                <w:sz w:val="20"/>
-                <w:szCs w:val="20"/>
-              </w:rPr>
-              <w:t>方法</w:t>
-            </w:r>
-            <w:r>
-              <w:rPr>
-                <w:rFonts w:hint="eastAsia"/>
-                <w:sz w:val="20"/>
-                <w:szCs w:val="20"/>
-              </w:rPr>
-              <w:t>见详</w:t>
-            </w:r>
-            <w:r>
-              <w:rPr>
-                <w:rFonts w:hint="eastAsia"/>
-                <w:sz w:val="20"/>
-                <w:szCs w:val="20"/>
-              </w:rPr>
-              <w:t>情</w:t>
-            </w:r>
-            <w:r>
-              <w:rPr>
-                <w:rFonts w:hint="eastAsia"/>
-                <w:sz w:val="20"/>
-                <w:szCs w:val="20"/>
-              </w:rPr>
-              <w:t>]</w:t>
+              <w:t>Anime</w:t>
+            </w:r>
+            <w:r>
+              <w:rPr>
+                <w:rFonts w:hint="eastAsia"/>
+                <w:sz w:val="20"/>
+                <w:szCs w:val="20"/>
+              </w:rPr>
+              <w:t xml:space="preserve">  二次元</w:t>
+            </w:r>
+            <w:r>
+              <w:rPr>
+                <w:rFonts w:hint="eastAsia"/>
+                <w:sz w:val="20"/>
+                <w:szCs w:val="20"/>
+              </w:rPr>
+              <w:t xml:space="preserve">          [</w:t>
+            </w:r>
+            <w:r>
+              <w:rPr>
+                <w:rFonts w:hint="eastAsia"/>
+                <w:sz w:val="20"/>
+                <w:szCs w:val="20"/>
+              </w:rPr>
+              <w:t>其实不止</w:t>
+            </w:r>
+            <w:r>
+              <w:rPr>
+                <w:rFonts w:hint="eastAsia"/>
+                <w:sz w:val="20"/>
+                <w:szCs w:val="20"/>
+              </w:rPr>
+              <w:t>二次元]</w:t>
             </w:r>
           </w:p>
         </w:tc>
         <w:tc>
           <w:tcPr>
             <w:tcW w:w="4138" w:type="dxa"/>
-            <w:gridSpan w:val="2"/>
+            <w:gridSpan w:val="3"/>
+            <w:tcBorders>
+              <w:top w:val="single" w:sz="4" w:space="0" w:color="auto"/>
+            </w:tcBorders>
+          </w:tcPr>
+          <w:p>
+            <w:pPr>
+              <w:rPr>
+                <w:rFonts w:hint="eastAsia"/>
+                <w:b/>
+                <w:bCs/>
+                <w:sz w:val="20"/>
+                <w:szCs w:val="20"/>
+              </w:rPr>
+            </w:pPr>
+            <w:r>
+              <w:rPr>
+                <w:rFonts w:hint="eastAsia"/>
+                <w:b/>
+                <w:bCs/>
+                <w:sz w:val="20"/>
+                <w:szCs w:val="20"/>
+              </w:rPr>
+              <w:t>Wife</w:t>
+            </w:r>
+            <w:r>
+              <w:rPr>
+                <w:rFonts w:hint="eastAsia"/>
+                <w:sz w:val="20"/>
+                <w:szCs w:val="20"/>
+              </w:rPr>
+              <w:t xml:space="preserve">  今日老婆 </w:t>
+            </w:r>
+            <w:r>
+              <w:rPr>
+                <w:rFonts w:hint="eastAsia"/>
+                <w:sz w:val="20"/>
+                <w:szCs w:val="20"/>
+              </w:rPr>
+              <w:t xml:space="preserve">    [</w:t>
+            </w:r>
+            <w:r>
+              <w:rPr>
+                <w:rFonts w:hint="eastAsia"/>
+                <w:sz w:val="20"/>
+                <w:szCs w:val="20"/>
+              </w:rPr>
+              <w:t>群友/</w:t>
+            </w:r>
+            <w:r>
+              <w:rPr>
+                <w:rFonts w:hint="eastAsia"/>
+                <w:sz w:val="20"/>
+                <w:szCs w:val="20"/>
+              </w:rPr>
+              <w:t>指定</w:t>
+            </w:r>
+            <w:r>
+              <w:rPr>
+                <w:rFonts w:hint="eastAsia"/>
+                <w:sz w:val="20"/>
+                <w:szCs w:val="20"/>
+              </w:rPr>
+              <w:t>二次元</w:t>
+            </w:r>
+            <w:r>
+              <w:rPr>
+                <w:rFonts w:hint="eastAsia"/>
+                <w:sz w:val="20"/>
+                <w:szCs w:val="20"/>
+              </w:rPr>
+              <w:t>作品]</w:t>
+            </w:r>
+          </w:p>
+        </w:tc>
+      </w:tr>
+      <w:tr>
+        <w:tc>
+          <w:tcPr>
+            <w:tcW w:w="4138" w:type="dxa"/>
+            <w:gridSpan w:val="3"/>
+          </w:tcPr>
+          <w:p>
+            <w:pPr>
+              <w:rPr>
+                <w:rFonts w:hint="eastAsia"/>
+                <w:b/>
+                <w:bCs/>
+                <w:sz w:val="20"/>
+                <w:szCs w:val="20"/>
+              </w:rPr>
+            </w:pPr>
+            <w:r>
+              <w:rPr>
+                <w:rFonts w:hint="eastAsia"/>
+                <w:b/>
+                <w:bCs/>
+                <w:sz w:val="20"/>
+                <w:szCs w:val="20"/>
+                <w:u w:val="double"/>
+              </w:rPr>
+              <w:t>Convert</w:t>
+            </w:r>
+            <w:r>
+              <w:rPr>
+                <w:rFonts w:hint="eastAsia"/>
+                <w:b/>
+                <w:bCs/>
+                <w:sz w:val="20"/>
+                <w:szCs w:val="20"/>
+              </w:rPr>
+              <w:t xml:space="preserve">  </w:t>
+            </w:r>
+            <w:r>
+              <w:rPr>
+                <w:rFonts w:hint="eastAsia"/>
+                <w:sz w:val="20"/>
+                <w:szCs w:val="20"/>
+              </w:rPr>
+              <w:t>图像处理</w:t>
+            </w:r>
+            <w:r>
+              <w:rPr>
+                <w:rFonts w:hint="eastAsia"/>
+                <w:sz w:val="20"/>
+                <w:szCs w:val="20"/>
+              </w:rPr>
+              <w:t xml:space="preserve"> </w:t>
+            </w:r>
+            <w:r>
+              <w:rPr>
+                <w:rFonts w:hint="eastAsia"/>
+                <w:sz w:val="20"/>
+                <w:szCs w:val="20"/>
+              </w:rPr>
+              <w:t xml:space="preserve">     </w:t>
+            </w:r>
+            <w:r>
+              <w:rPr>
+                <w:rFonts w:hint="eastAsia"/>
+                <w:sz w:val="20"/>
+                <w:szCs w:val="20"/>
+              </w:rPr>
+              <w:t xml:space="preserve">    </w:t>
+            </w:r>
+            <w:r>
+              <w:rPr>
+                <w:rFonts w:hint="eastAsia"/>
+                <w:sz w:val="20"/>
+                <w:szCs w:val="20"/>
+              </w:rPr>
+              <w:t>[</w:t>
+            </w:r>
+            <w:r>
+              <w:rPr>
+                <w:rFonts w:hint="eastAsia"/>
+                <w:sz w:val="20"/>
+                <w:szCs w:val="20"/>
+              </w:rPr>
+              <w:t>方法</w:t>
+            </w:r>
+            <w:r>
+              <w:rPr>
+                <w:rFonts w:hint="eastAsia"/>
+                <w:sz w:val="20"/>
+                <w:szCs w:val="20"/>
+              </w:rPr>
+              <w:t>见详</w:t>
+            </w:r>
+            <w:r>
+              <w:rPr>
+                <w:rFonts w:hint="eastAsia"/>
+                <w:sz w:val="20"/>
+                <w:szCs w:val="20"/>
+              </w:rPr>
+              <w:t>情</w:t>
+            </w:r>
+            <w:r>
+              <w:rPr>
+                <w:rFonts w:hint="eastAsia"/>
+                <w:sz w:val="20"/>
+                <w:szCs w:val="20"/>
+              </w:rPr>
+              <w:t>]</w:t>
+            </w:r>
+          </w:p>
+        </w:tc>
+        <w:tc>
+          <w:tcPr>
+            <w:tcW w:w="4138" w:type="dxa"/>
+            <w:gridSpan w:val="3"/>
           </w:tcPr>
           <w:p>
             <w:pPr>
@@ -5222,6 +5262,7 @@
   <w:style w:type="character" w:default="1" w:styleId="a0">
     <w:name w:val="Default Paragraph Font"/>
     <w:uiPriority w:val="1"/>
+    <w:semiHidden/>
     <w:unhideWhenUsed/>
   </w:style>
   <w:style w:type="table" w:default="1" w:styleId="a1">

--- a/src/main/resources/static/help/help.docx
+++ b/src/main/resources/static/help/help.docx
@@ -246,7 +246,6 @@
                 <w:szCs w:val="20"/>
               </w:rPr>
             </w:pPr>
-            <w:proofErr w:type="spellStart"/>
             <w:r>
               <w:rPr>
                 <w:rFonts w:hint="eastAsia"/>
@@ -258,7 +257,6 @@
               </w:rPr>
               <w:t>ChatHistory</w:t>
             </w:r>
-            <w:proofErr w:type="spellEnd"/>
             <w:r>
               <w:rPr>
                 <w:rFonts w:hint="eastAsia"/>
@@ -281,27 +279,15 @@
                 <w:szCs w:val="20"/>
               </w:rPr>
             </w:pPr>
-            <w:proofErr w:type="spellStart"/>
-            <w:r>
-              <w:rPr>
-                <w:rFonts w:hint="eastAsia"/>
-                <w:b/>
-                <w:bCs/>
-                <w:sz w:val="20"/>
-                <w:szCs w:val="20"/>
-              </w:rPr>
-              <w:t>SysMsgSet</w:t>
-            </w:r>
-            <w:proofErr w:type="spellEnd"/>
-            <w:r>
-              <w:rPr>
-                <w:rFonts w:hint="eastAsia"/>
-                <w:b/>
-                <w:bCs/>
-                <w:sz w:val="20"/>
-                <w:szCs w:val="20"/>
-              </w:rPr>
-              <w:t xml:space="preserve"> </w:t>
+            <w:r>
+              <w:rPr>
+                <w:rFonts w:hint="eastAsia"/>
+                <w:b/>
+                <w:bCs/>
+                <w:sz w:val="20"/>
+                <w:szCs w:val="20"/>
+              </w:rPr>
+              <w:t xml:space="preserve">SysMsgSet </w:t>
             </w:r>
             <w:r>
               <w:rPr>
@@ -328,7 +314,6 @@
                 <w:szCs w:val="20"/>
               </w:rPr>
             </w:pPr>
-            <w:proofErr w:type="spellStart"/>
             <w:r>
               <w:rPr>
                 <w:rFonts w:hint="eastAsia"/>
@@ -340,7 +325,6 @@
               </w:rPr>
               <w:t>ChatReset</w:t>
             </w:r>
-            <w:proofErr w:type="spellEnd"/>
             <w:r>
               <w:rPr>
                 <w:rFonts w:hint="eastAsia"/>
@@ -364,7 +348,6 @@
                 <w:szCs w:val="20"/>
               </w:rPr>
             </w:pPr>
-            <w:proofErr w:type="spellStart"/>
             <w:r>
               <w:rPr>
                 <w:rFonts w:hint="eastAsia"/>
@@ -385,7 +368,6 @@
               </w:rPr>
               <w:t>Mode</w:t>
             </w:r>
-            <w:proofErr w:type="spellEnd"/>
             <w:r>
               <w:rPr>
                 <w:rFonts w:hint="eastAsia"/>
@@ -419,27 +401,15 @@
                 <w:szCs w:val="20"/>
               </w:rPr>
             </w:pPr>
-            <w:proofErr w:type="spellStart"/>
-            <w:r>
-              <w:rPr>
-                <w:rFonts w:hint="eastAsia"/>
-                <w:b/>
-                <w:bCs/>
-                <w:sz w:val="20"/>
-                <w:szCs w:val="20"/>
-              </w:rPr>
-              <w:t>SysMsgMode</w:t>
-            </w:r>
-            <w:proofErr w:type="spellEnd"/>
-            <w:r>
-              <w:rPr>
-                <w:rFonts w:hint="eastAsia"/>
-                <w:b/>
-                <w:bCs/>
-                <w:sz w:val="20"/>
-                <w:szCs w:val="20"/>
-              </w:rPr>
-              <w:t xml:space="preserve"> </w:t>
+            <w:r>
+              <w:rPr>
+                <w:rFonts w:hint="eastAsia"/>
+                <w:b/>
+                <w:bCs/>
+                <w:sz w:val="20"/>
+                <w:szCs w:val="20"/>
+              </w:rPr>
+              <w:t xml:space="preserve">SysMsgMode </w:t>
             </w:r>
             <w:r>
               <w:rPr>
@@ -468,7 +438,6 @@
                 <w:szCs w:val="20"/>
               </w:rPr>
             </w:pPr>
-            <w:proofErr w:type="spellStart"/>
             <w:r>
               <w:rPr>
                 <w:rFonts w:hint="eastAsia"/>
@@ -479,7 +448,6 @@
               </w:rPr>
               <w:t>ChatMode</w:t>
             </w:r>
-            <w:proofErr w:type="spellEnd"/>
             <w:r>
               <w:rPr>
                 <w:rFonts w:hint="eastAsia"/>
@@ -505,7 +473,6 @@
                 <w:szCs w:val="20"/>
               </w:rPr>
             </w:pPr>
-            <w:proofErr w:type="spellStart"/>
             <w:r>
               <w:rPr>
                 <w:rFonts w:hint="eastAsia"/>
@@ -516,7 +483,6 @@
               </w:rPr>
               <w:t>ThinkingMode</w:t>
             </w:r>
-            <w:proofErr w:type="spellEnd"/>
             <w:r>
               <w:rPr>
                 <w:rFonts w:hint="eastAsia"/>
@@ -542,7 +508,6 @@
                 <w:szCs w:val="20"/>
               </w:rPr>
             </w:pPr>
-            <w:proofErr w:type="spellStart"/>
             <w:r>
               <w:rPr>
                 <w:rFonts w:hint="eastAsia"/>
@@ -553,7 +518,6 @@
               </w:rPr>
               <w:t>EmbeddingMode</w:t>
             </w:r>
-            <w:proofErr w:type="spellEnd"/>
             <w:r>
               <w:rPr>
                 <w:rFonts w:hint="eastAsia"/>
@@ -627,7 +591,6 @@
                 <w:szCs w:val="20"/>
               </w:rPr>
             </w:pPr>
-            <w:proofErr w:type="spellStart"/>
             <w:r>
               <w:rPr>
                 <w:rFonts w:hint="eastAsia"/>
@@ -638,7 +601,6 @@
               </w:rPr>
               <w:t>SayingSave</w:t>
             </w:r>
-            <w:proofErr w:type="spellEnd"/>
             <w:r>
               <w:rPr>
                 <w:rFonts w:hint="eastAsia"/>
@@ -662,7 +624,6 @@
                 <w:szCs w:val="20"/>
               </w:rPr>
             </w:pPr>
-            <w:proofErr w:type="spellStart"/>
             <w:r>
               <w:rPr>
                 <w:rFonts w:hint="eastAsia"/>
@@ -672,19 +633,7 @@
                 <w:szCs w:val="20"/>
                 <w:u w:val="double"/>
               </w:rPr>
-              <w:t>RandomSaying</w:t>
-            </w:r>
-            <w:proofErr w:type="spellEnd"/>
-            <w:r>
-              <w:rPr>
-                <w:rFonts w:hint="eastAsia"/>
-                <w:b/>
-                <w:bCs/>
-                <w:sz w:val="20"/>
-                <w:szCs w:val="20"/>
-                <w:u w:val="double"/>
-              </w:rPr>
-              <w:t>/say</w:t>
+              <w:t>RandomSaying/say</w:t>
             </w:r>
             <w:r>
               <w:rPr>
@@ -709,7 +658,6 @@
                 <w:szCs w:val="20"/>
               </w:rPr>
             </w:pPr>
-            <w:proofErr w:type="spellStart"/>
             <w:r>
               <w:rPr>
                 <w:rFonts w:hint="eastAsia"/>
@@ -720,7 +668,6 @@
               </w:rPr>
               <w:t>SayingDel</w:t>
             </w:r>
-            <w:proofErr w:type="spellEnd"/>
             <w:r>
               <w:rPr>
                 <w:rFonts w:hint="eastAsia"/>
@@ -852,7 +799,6 @@
                 <w:szCs w:val="20"/>
               </w:rPr>
             </w:pPr>
-            <w:proofErr w:type="spellStart"/>
             <w:r>
               <w:rPr>
                 <w:rFonts w:hint="eastAsia"/>
@@ -862,33 +808,8 @@
                 <w:szCs w:val="20"/>
                 <w:u w:val="double"/>
               </w:rPr>
-              <w:t>RandomImage</w:t>
-            </w:r>
-            <w:proofErr w:type="spellEnd"/>
-            <w:r>
-              <w:rPr>
-                <w:rFonts w:hint="eastAsia"/>
-                <w:b/>
-                <w:bCs/>
-                <w:sz w:val="20"/>
-                <w:szCs w:val="20"/>
-                <w:u w:val="double"/>
-              </w:rPr>
-              <w:t>/</w:t>
-            </w:r>
-            <w:proofErr w:type="spellStart"/>
-            <w:r>
-              <w:rPr>
-                <w:rFonts w:hint="eastAsia"/>
-                <w:b/>
-                <w:bCs/>
-                <w:sz w:val="20"/>
-                <w:szCs w:val="20"/>
-                <w:u w:val="double"/>
-              </w:rPr>
-              <w:t>img</w:t>
-            </w:r>
-            <w:proofErr w:type="spellEnd"/>
+              <w:t>RandomImage/img</w:t>
+            </w:r>
             <w:r>
               <w:rPr>
                 <w:rFonts w:hint="eastAsia"/>
@@ -917,7 +838,6 @@
                 <w:szCs w:val="20"/>
               </w:rPr>
             </w:pPr>
-            <w:proofErr w:type="spellStart"/>
             <w:r>
               <w:rPr>
                 <w:rFonts w:hint="eastAsia"/>
@@ -928,7 +848,6 @@
               </w:rPr>
               <w:t>ImageSave</w:t>
             </w:r>
-            <w:proofErr w:type="spellEnd"/>
             <w:r>
               <w:rPr>
                 <w:rFonts w:hint="eastAsia"/>
@@ -954,7 +873,6 @@
                 <w:szCs w:val="20"/>
               </w:rPr>
             </w:pPr>
-            <w:proofErr w:type="spellStart"/>
             <w:r>
               <w:rPr>
                 <w:rFonts w:hint="eastAsia"/>
@@ -965,7 +883,6 @@
               </w:rPr>
               <w:t>ImageGet</w:t>
             </w:r>
-            <w:proofErr w:type="spellEnd"/>
             <w:r>
               <w:rPr>
                 <w:rFonts w:hint="eastAsia"/>
@@ -992,7 +909,6 @@
                 <w:szCs w:val="20"/>
               </w:rPr>
             </w:pPr>
-            <w:proofErr w:type="spellStart"/>
             <w:r>
               <w:rPr>
                 <w:rFonts w:hint="eastAsia"/>
@@ -1003,7 +919,6 @@
               </w:rPr>
               <w:t>ImageDel</w:t>
             </w:r>
-            <w:proofErr w:type="spellEnd"/>
             <w:r>
               <w:rPr>
                 <w:rFonts w:hint="eastAsia"/>
@@ -1030,7 +945,6 @@
                 <w:szCs w:val="20"/>
               </w:rPr>
             </w:pPr>
-            <w:proofErr w:type="spellStart"/>
             <w:r>
               <w:rPr>
                 <w:rFonts w:hint="eastAsia"/>
@@ -1041,7 +955,6 @@
               </w:rPr>
               <w:t>ImageList</w:t>
             </w:r>
-            <w:proofErr w:type="spellEnd"/>
             <w:r>
               <w:rPr>
                 <w:rFonts w:hint="eastAsia"/>
@@ -1109,7 +1022,6 @@
                 <w:szCs w:val="20"/>
               </w:rPr>
             </w:pPr>
-            <w:proofErr w:type="spellStart"/>
             <w:r>
               <w:rPr>
                 <w:b/>
@@ -1120,7 +1032,6 @@
               </w:rPr>
               <w:t>RandomVideo</w:t>
             </w:r>
-            <w:proofErr w:type="spellEnd"/>
             <w:r>
               <w:rPr>
                 <w:rFonts w:hint="eastAsia"/>
@@ -1190,25 +1101,14 @@
                 <w:szCs w:val="20"/>
               </w:rPr>
             </w:pPr>
-            <w:proofErr w:type="spellStart"/>
-            <w:r>
-              <w:rPr>
-                <w:b/>
-                <w:bCs/>
-                <w:sz w:val="20"/>
-                <w:szCs w:val="20"/>
-              </w:rPr>
-              <w:t>VideoSave</w:t>
-            </w:r>
-            <w:proofErr w:type="spellEnd"/>
-            <w:r>
-              <w:rPr>
-                <w:b/>
-                <w:bCs/>
-                <w:sz w:val="20"/>
-                <w:szCs w:val="20"/>
-              </w:rPr>
-              <w:t xml:space="preserve"> </w:t>
+            <w:r>
+              <w:rPr>
+                <w:b/>
+                <w:bCs/>
+                <w:sz w:val="20"/>
+                <w:szCs w:val="20"/>
+              </w:rPr>
+              <w:t xml:space="preserve">VideoSave </w:t>
             </w:r>
             <w:r>
               <w:rPr>
@@ -1236,25 +1136,14 @@
                 <w:szCs w:val="20"/>
               </w:rPr>
             </w:pPr>
-            <w:proofErr w:type="spellStart"/>
-            <w:r>
-              <w:rPr>
-                <w:b/>
-                <w:bCs/>
-                <w:sz w:val="20"/>
-                <w:szCs w:val="20"/>
-              </w:rPr>
-              <w:t>VideoGet</w:t>
-            </w:r>
-            <w:proofErr w:type="spellEnd"/>
-            <w:r>
-              <w:rPr>
-                <w:b/>
-                <w:bCs/>
-                <w:sz w:val="20"/>
-                <w:szCs w:val="20"/>
-              </w:rPr>
-              <w:t xml:space="preserve"> </w:t>
+            <w:r>
+              <w:rPr>
+                <w:b/>
+                <w:bCs/>
+                <w:sz w:val="20"/>
+                <w:szCs w:val="20"/>
+              </w:rPr>
+              <w:t xml:space="preserve">VideoGet </w:t>
             </w:r>
             <w:r>
               <w:rPr>
@@ -1283,25 +1172,14 @@
                 <w:szCs w:val="20"/>
               </w:rPr>
             </w:pPr>
-            <w:proofErr w:type="spellStart"/>
-            <w:r>
-              <w:rPr>
-                <w:b/>
-                <w:bCs/>
-                <w:sz w:val="20"/>
-                <w:szCs w:val="20"/>
-              </w:rPr>
-              <w:t>VideoDel</w:t>
-            </w:r>
-            <w:proofErr w:type="spellEnd"/>
-            <w:r>
-              <w:rPr>
-                <w:b/>
-                <w:bCs/>
-                <w:sz w:val="20"/>
-                <w:szCs w:val="20"/>
-              </w:rPr>
-              <w:t xml:space="preserve"> </w:t>
+            <w:r>
+              <w:rPr>
+                <w:b/>
+                <w:bCs/>
+                <w:sz w:val="20"/>
+                <w:szCs w:val="20"/>
+              </w:rPr>
+              <w:t xml:space="preserve">VideoDel </w:t>
             </w:r>
             <w:r>
               <w:rPr>
@@ -1331,25 +1209,14 @@
                 <w:szCs w:val="20"/>
               </w:rPr>
             </w:pPr>
-            <w:proofErr w:type="spellStart"/>
-            <w:r>
-              <w:rPr>
-                <w:b/>
-                <w:bCs/>
-                <w:sz w:val="20"/>
-                <w:szCs w:val="20"/>
-              </w:rPr>
-              <w:t>VideoList</w:t>
-            </w:r>
-            <w:proofErr w:type="spellEnd"/>
-            <w:r>
-              <w:rPr>
-                <w:b/>
-                <w:bCs/>
-                <w:sz w:val="20"/>
-                <w:szCs w:val="20"/>
-              </w:rPr>
-              <w:t xml:space="preserve"> </w:t>
+            <w:r>
+              <w:rPr>
+                <w:b/>
+                <w:bCs/>
+                <w:sz w:val="20"/>
+                <w:szCs w:val="20"/>
+              </w:rPr>
+              <w:t xml:space="preserve">VideoList </w:t>
             </w:r>
             <w:r>
               <w:rPr>
@@ -1411,7 +1278,6 @@
                 <w:rFonts w:hint="eastAsia"/>
               </w:rPr>
             </w:pPr>
-            <w:proofErr w:type="spellStart"/>
             <w:r>
               <w:rPr>
                 <w:b/>
@@ -1431,33 +1297,8 @@
                 <w:szCs w:val="20"/>
                 <w:u w:val="double"/>
               </w:rPr>
-              <w:t>Audio</w:t>
-            </w:r>
-            <w:proofErr w:type="spellEnd"/>
-            <w:r>
-              <w:rPr>
-                <w:rFonts w:hint="eastAsia"/>
-                <w:b/>
-                <w:bCs/>
-                <w:sz w:val="20"/>
-                <w:szCs w:val="20"/>
-                <w:u w:val="double"/>
-              </w:rPr>
-              <w:t>/</w:t>
-            </w:r>
-            <w:proofErr w:type="spellStart"/>
-            <w:r>
-              <w:rPr>
-                <w:rFonts w:hint="eastAsia"/>
-                <w:b/>
-                <w:bCs/>
-                <w:sz w:val="20"/>
-                <w:szCs w:val="20"/>
-                <w:u w:val="double"/>
-              </w:rPr>
-              <w:t>aud</w:t>
-            </w:r>
-            <w:proofErr w:type="spellEnd"/>
+              <w:t>Audio/aud</w:t>
+            </w:r>
             <w:r>
               <w:rPr>
                 <w:b/>
@@ -1555,7 +1396,6 @@
                 <w:szCs w:val="20"/>
               </w:rPr>
             </w:pPr>
-            <w:proofErr w:type="spellStart"/>
             <w:r>
               <w:rPr>
                 <w:rFonts w:hint="eastAsia"/>
@@ -1566,7 +1406,6 @@
               </w:rPr>
               <w:t>CheckIn</w:t>
             </w:r>
-            <w:proofErr w:type="spellEnd"/>
             <w:r>
               <w:rPr>
                 <w:rFonts w:hint="eastAsia"/>
@@ -1784,6 +1623,30 @@
               </w:rPr>
               <w:t xml:space="preserve">  抽奖</w:t>
             </w:r>
+            <w:r>
+              <w:rPr>
+                <w:rFonts w:hint="eastAsia"/>
+                <w:sz w:val="20"/>
+                <w:szCs w:val="20"/>
+              </w:rPr>
+              <w:t xml:space="preserve">              [数据库暂时</w:t>
+            </w:r>
+            <w:r>
+              <w:rPr>
+                <w:rFonts w:hint="eastAsia"/>
+                <w:sz w:val="20"/>
+                <w:szCs w:val="20"/>
+              </w:rPr>
+              <w:t>AI</w:t>
+            </w:r>
+            <w:r>
+              <w:rPr>
+                <w:rFonts w:hint="eastAsia"/>
+                <w:sz w:val="20"/>
+                <w:szCs w:val="20"/>
+              </w:rPr>
+              <w:t>]</w:t>
+            </w:r>
           </w:p>
         </w:tc>
         <w:tc>
@@ -1822,6 +1685,14 @@
                 <w:szCs w:val="20"/>
               </w:rPr>
               <w:t xml:space="preserve">  面包</w:t>
+            </w:r>
+            <w:r>
+              <w:rPr>
+                <w:rFonts w:hint="eastAsia"/>
+                <w:sz w:val="20"/>
+                <w:szCs w:val="20"/>
+              </w:rPr>
+              <w:t xml:space="preserve">                 [容易刷屏...]</w:t>
             </w:r>
           </w:p>
         </w:tc>
@@ -1870,15 +1741,31 @@
                 <w:sz w:val="20"/>
                 <w:szCs w:val="20"/>
               </w:rPr>
-              <w:t xml:space="preserve">          [</w:t>
-            </w:r>
-            <w:r>
-              <w:rPr>
-                <w:rFonts w:hint="eastAsia"/>
-                <w:sz w:val="20"/>
-                <w:szCs w:val="20"/>
-              </w:rPr>
-              <w:t>其实不止</w:t>
+              <w:t xml:space="preserve">          </w:t>
+            </w:r>
+            <w:r>
+              <w:rPr>
+                <w:rFonts w:hint="eastAsia"/>
+                <w:sz w:val="20"/>
+                <w:szCs w:val="20"/>
+              </w:rPr>
+              <w:t xml:space="preserve">   </w:t>
+            </w:r>
+            <w:r>
+              <w:rPr>
+                <w:rFonts w:hint="eastAsia"/>
+                <w:sz w:val="20"/>
+                <w:szCs w:val="20"/>
+              </w:rPr>
+              <w:t>[</w:t>
+            </w:r>
+            <w:r>
+              <w:rPr>
+                <w:rFonts w:hint="eastAsia"/>
+                <w:sz w:val="20"/>
+                <w:szCs w:val="20"/>
+              </w:rPr>
+              <w:t>不止</w:t>
             </w:r>
             <w:r>
               <w:rPr>
@@ -2199,7 +2086,6 @@
         </w:rPr>
         <w:t xml:space="preserve"> </w:t>
       </w:r>
-      <w:proofErr w:type="gramStart"/>
       <w:r>
         <w:rPr>
           <w:rFonts w:ascii="Cambria Math" w:hAnsi="Cambria Math" w:cs="Cambria Math" w:hint="eastAsia"/>
@@ -2210,7 +2096,6 @@
         </w:rPr>
         <w:t>跨群游戏</w:t>
       </w:r>
-      <w:proofErr w:type="gramEnd"/>
       <w:r>
         <w:rPr>
           <w:b/>
@@ -2302,7 +2187,6 @@
               </w:rPr>
               <w:t>/</w:t>
             </w:r>
-            <w:proofErr w:type="spellStart"/>
             <w:r>
               <w:rPr>
                 <w:rFonts w:hint="eastAsia"/>
@@ -2313,7 +2197,6 @@
               </w:rPr>
               <w:t>DisMatch</w:t>
             </w:r>
-            <w:proofErr w:type="spellEnd"/>
             <w:r>
               <w:rPr>
                 <w:rFonts w:hint="eastAsia"/>
@@ -2355,27 +2238,15 @@
                 <w:szCs w:val="20"/>
               </w:rPr>
             </w:pPr>
-            <w:proofErr w:type="spellStart"/>
-            <w:r>
-              <w:rPr>
-                <w:rFonts w:hint="eastAsia"/>
-                <w:b/>
-                <w:bCs/>
-                <w:sz w:val="20"/>
-                <w:szCs w:val="20"/>
-              </w:rPr>
-              <w:t>FinishMatch</w:t>
-            </w:r>
-            <w:proofErr w:type="spellEnd"/>
-            <w:r>
-              <w:rPr>
-                <w:rFonts w:hint="eastAsia"/>
-                <w:b/>
-                <w:bCs/>
-                <w:sz w:val="20"/>
-                <w:szCs w:val="20"/>
-              </w:rPr>
-              <w:t xml:space="preserve"> </w:t>
+            <w:r>
+              <w:rPr>
+                <w:rFonts w:hint="eastAsia"/>
+                <w:b/>
+                <w:bCs/>
+                <w:sz w:val="20"/>
+                <w:szCs w:val="20"/>
+              </w:rPr>
+              <w:t xml:space="preserve">FinishMatch </w:t>
             </w:r>
             <w:r>
               <w:rPr>
@@ -2399,27 +2270,15 @@
                 <w:szCs w:val="20"/>
               </w:rPr>
             </w:pPr>
-            <w:proofErr w:type="spellStart"/>
-            <w:r>
-              <w:rPr>
-                <w:rFonts w:hint="eastAsia"/>
-                <w:b/>
-                <w:bCs/>
-                <w:sz w:val="20"/>
-                <w:szCs w:val="20"/>
-              </w:rPr>
-              <w:t>RecentPlayer</w:t>
-            </w:r>
-            <w:proofErr w:type="spellEnd"/>
-            <w:r>
-              <w:rPr>
-                <w:rFonts w:hint="eastAsia"/>
-                <w:b/>
-                <w:bCs/>
-                <w:sz w:val="20"/>
-                <w:szCs w:val="20"/>
-              </w:rPr>
-              <w:t xml:space="preserve"> </w:t>
+            <w:r>
+              <w:rPr>
+                <w:rFonts w:hint="eastAsia"/>
+                <w:b/>
+                <w:bCs/>
+                <w:sz w:val="20"/>
+                <w:szCs w:val="20"/>
+              </w:rPr>
+              <w:t xml:space="preserve">RecentPlayer </w:t>
             </w:r>
             <w:r>
               <w:rPr>
@@ -2488,7 +2347,6 @@
               </w:rPr>
               <w:t xml:space="preserve">Looting  </w:t>
             </w:r>
-            <w:proofErr w:type="gramStart"/>
             <w:r>
               <w:rPr>
                 <w:rFonts w:hint="eastAsia"/>
@@ -2497,7 +2355,6 @@
               </w:rPr>
               <w:t>摸金</w:t>
             </w:r>
-            <w:proofErr w:type="gramEnd"/>
           </w:p>
         </w:tc>
         <w:tc>
@@ -2514,27 +2371,15 @@
                 <w:szCs w:val="20"/>
               </w:rPr>
             </w:pPr>
-            <w:proofErr w:type="spellStart"/>
-            <w:r>
-              <w:rPr>
-                <w:rFonts w:hint="eastAsia"/>
-                <w:b/>
-                <w:bCs/>
-                <w:sz w:val="20"/>
-                <w:szCs w:val="20"/>
-              </w:rPr>
-              <w:t>Reversi</w:t>
-            </w:r>
-            <w:proofErr w:type="spellEnd"/>
-            <w:r>
-              <w:rPr>
-                <w:rFonts w:hint="eastAsia"/>
-                <w:b/>
-                <w:bCs/>
-                <w:sz w:val="20"/>
-                <w:szCs w:val="20"/>
-              </w:rPr>
-              <w:t xml:space="preserve">  </w:t>
+            <w:r>
+              <w:rPr>
+                <w:rFonts w:hint="eastAsia"/>
+                <w:b/>
+                <w:bCs/>
+                <w:sz w:val="20"/>
+                <w:szCs w:val="20"/>
+              </w:rPr>
+              <w:t xml:space="preserve">Reversi  </w:t>
             </w:r>
             <w:r>
               <w:rPr>
@@ -2560,27 +2405,15 @@
                 <w:szCs w:val="20"/>
               </w:rPr>
             </w:pPr>
-            <w:proofErr w:type="spellStart"/>
-            <w:r>
-              <w:rPr>
-                <w:rFonts w:hint="eastAsia"/>
-                <w:b/>
-                <w:bCs/>
-                <w:sz w:val="20"/>
-                <w:szCs w:val="20"/>
-              </w:rPr>
-              <w:t>TicTacToe</w:t>
-            </w:r>
-            <w:proofErr w:type="spellEnd"/>
-            <w:r>
-              <w:rPr>
-                <w:rFonts w:hint="eastAsia"/>
-                <w:b/>
-                <w:bCs/>
-                <w:sz w:val="20"/>
-                <w:szCs w:val="20"/>
-              </w:rPr>
-              <w:t xml:space="preserve"> </w:t>
+            <w:r>
+              <w:rPr>
+                <w:rFonts w:hint="eastAsia"/>
+                <w:b/>
+                <w:bCs/>
+                <w:sz w:val="20"/>
+                <w:szCs w:val="20"/>
+              </w:rPr>
+              <w:t xml:space="preserve">TicTacToe </w:t>
             </w:r>
             <w:r>
               <w:rPr>
@@ -2784,7 +2617,6 @@
                 <w:szCs w:val="20"/>
               </w:rPr>
             </w:pPr>
-            <w:proofErr w:type="spellStart"/>
             <w:r>
               <w:rPr>
                 <w:rFonts w:hint="eastAsia"/>
@@ -2796,7 +2628,6 @@
               </w:rPr>
               <w:t>AccessSet</w:t>
             </w:r>
-            <w:proofErr w:type="spellEnd"/>
             <w:r>
               <w:rPr>
                 <w:rFonts w:hint="eastAsia"/>
@@ -2821,7 +2652,6 @@
                 <w:szCs w:val="20"/>
               </w:rPr>
             </w:pPr>
-            <w:proofErr w:type="spellStart"/>
             <w:r>
               <w:rPr>
                 <w:rFonts w:hint="eastAsia"/>
@@ -2844,7 +2674,6 @@
               </w:rPr>
               <w:t>trl</w:t>
             </w:r>
-            <w:proofErr w:type="spellEnd"/>
             <w:r>
               <w:rPr>
                 <w:rFonts w:hint="eastAsia"/>
@@ -2872,7 +2701,6 @@
                 <w:szCs w:val="20"/>
               </w:rPr>
             </w:pPr>
-            <w:proofErr w:type="spellStart"/>
             <w:r>
               <w:rPr>
                 <w:rFonts w:hint="eastAsia"/>
@@ -2884,7 +2712,6 @@
               </w:rPr>
               <w:t>ImageFolder</w:t>
             </w:r>
-            <w:proofErr w:type="spellEnd"/>
             <w:r>
               <w:rPr>
                 <w:rFonts w:hint="eastAsia"/>
@@ -2921,7 +2748,6 @@
                 <w:u w:val="double"/>
               </w:rPr>
             </w:pPr>
-            <w:proofErr w:type="spellStart"/>
             <w:r>
               <w:rPr>
                 <w:rFonts w:hint="eastAsia"/>
@@ -2933,7 +2759,6 @@
               </w:rPr>
               <w:t>FuncChk</w:t>
             </w:r>
-            <w:proofErr w:type="spellEnd"/>
             <w:r>
               <w:rPr>
                 <w:rFonts w:hint="eastAsia"/>
@@ -2969,7 +2794,6 @@
                 <w:u w:val="double"/>
               </w:rPr>
             </w:pPr>
-            <w:proofErr w:type="spellStart"/>
             <w:r>
               <w:rPr>
                 <w:rFonts w:hint="eastAsia"/>
@@ -2981,7 +2805,6 @@
               </w:rPr>
               <w:t>UserBan</w:t>
             </w:r>
-            <w:proofErr w:type="spellEnd"/>
             <w:r>
               <w:rPr>
                 <w:rFonts w:hint="eastAsia"/>
@@ -3055,7 +2878,6 @@
                 <w:u w:val="double"/>
               </w:rPr>
             </w:pPr>
-            <w:proofErr w:type="spellStart"/>
             <w:r>
               <w:rPr>
                 <w:rFonts w:hint="eastAsia"/>
@@ -3067,7 +2889,6 @@
               </w:rPr>
               <w:t>GameSet</w:t>
             </w:r>
-            <w:proofErr w:type="spellEnd"/>
             <w:r>
               <w:rPr>
                 <w:rFonts w:hint="eastAsia"/>
@@ -3669,18 +3490,8 @@
           <w:sz w:val="20"/>
           <w:szCs w:val="20"/>
         </w:rPr>
-        <w:t>可通过</w:t>
-      </w:r>
-      <w:proofErr w:type="spellStart"/>
-      <w:r>
-        <w:rPr>
-          <w:rFonts w:hint="eastAsia"/>
-          <w:sz w:val="20"/>
-          <w:szCs w:val="20"/>
-        </w:rPr>
-        <w:t>ImageFolder</w:t>
-      </w:r>
-      <w:proofErr w:type="spellEnd"/>
+        <w:t>可通过ImageFolder</w:t>
+      </w:r>
       <w:r>
         <w:rPr>
           <w:rFonts w:hint="eastAsia"/>
@@ -3695,25 +3506,7 @@
           <w:sz w:val="20"/>
           <w:szCs w:val="20"/>
         </w:rPr>
-        <w:t>查看</w:t>
-      </w:r>
-      <w:proofErr w:type="spellStart"/>
-      <w:r>
-        <w:rPr>
-          <w:rFonts w:hint="eastAsia"/>
-          <w:sz w:val="20"/>
-          <w:szCs w:val="20"/>
-        </w:rPr>
-        <w:t>acg</w:t>
-      </w:r>
-      <w:proofErr w:type="spellEnd"/>
-      <w:r>
-        <w:rPr>
-          <w:rFonts w:hint="eastAsia"/>
-          <w:sz w:val="20"/>
-          <w:szCs w:val="20"/>
-        </w:rPr>
-        <w:t>下子目录名获得</w:t>
+        <w:t>查看acg下子目录名获得</w:t>
       </w:r>
       <w:r>
         <w:rPr>
@@ -3761,27 +3554,15 @@
         </w:rPr>
         <w:t xml:space="preserve"> </w:t>
       </w:r>
-      <w:proofErr w:type="gramStart"/>
-      <w:r>
-        <w:rPr>
-          <w:rFonts w:hint="eastAsia"/>
-          <w:b/>
-          <w:bCs/>
-          <w:sz w:val="20"/>
-          <w:szCs w:val="20"/>
-        </w:rPr>
-        <w:t>跨群游戏</w:t>
-      </w:r>
-      <w:proofErr w:type="gramEnd"/>
-      <w:r>
-        <w:rPr>
-          <w:rFonts w:hint="eastAsia"/>
-          <w:b/>
-          <w:bCs/>
-          <w:sz w:val="20"/>
-          <w:szCs w:val="20"/>
-        </w:rPr>
-        <w:t xml:space="preserve"> </w:t>
+      <w:r>
+        <w:rPr>
+          <w:rFonts w:hint="eastAsia"/>
+          <w:b/>
+          <w:bCs/>
+          <w:sz w:val="20"/>
+          <w:szCs w:val="20"/>
+        </w:rPr>
+        <w:t xml:space="preserve">跨群游戏 </w:t>
       </w:r>
       <w:r>
         <w:rPr>
@@ -3891,27 +3672,15 @@
         </w:rPr>
         <w:t xml:space="preserve"> </w:t>
       </w:r>
-      <w:proofErr w:type="gramStart"/>
-      <w:r>
-        <w:rPr>
-          <w:rFonts w:hint="eastAsia"/>
-          <w:b/>
-          <w:bCs/>
-          <w:sz w:val="20"/>
-          <w:szCs w:val="20"/>
-        </w:rPr>
-        <w:t>跨群游戏</w:t>
-      </w:r>
-      <w:proofErr w:type="gramEnd"/>
-      <w:r>
-        <w:rPr>
-          <w:rFonts w:hint="eastAsia"/>
-          <w:b/>
-          <w:bCs/>
-          <w:sz w:val="20"/>
-          <w:szCs w:val="20"/>
-        </w:rPr>
-        <w:t xml:space="preserve"> </w:t>
+      <w:r>
+        <w:rPr>
+          <w:rFonts w:hint="eastAsia"/>
+          <w:b/>
+          <w:bCs/>
+          <w:sz w:val="20"/>
+          <w:szCs w:val="20"/>
+        </w:rPr>
+        <w:t xml:space="preserve">跨群游戏 </w:t>
       </w:r>
       <w:r>
         <w:rPr>
@@ -4037,36 +3806,8 @@
           <w:sz w:val="20"/>
           <w:szCs w:val="20"/>
         </w:rPr>
-        <w:t xml:space="preserve"> 需通过</w:t>
-      </w:r>
-      <w:proofErr w:type="spellStart"/>
-      <w:r>
-        <w:rPr>
-          <w:rFonts w:hint="eastAsia"/>
-          <w:sz w:val="20"/>
-          <w:szCs w:val="20"/>
-        </w:rPr>
-        <w:t>FuncCtrl</w:t>
-      </w:r>
-      <w:proofErr w:type="spellEnd"/>
-      <w:r>
-        <w:rPr>
-          <w:rFonts w:hint="eastAsia"/>
-          <w:sz w:val="20"/>
-          <w:szCs w:val="20"/>
-        </w:rPr>
-        <w:t>启用</w:t>
-      </w:r>
-      <w:proofErr w:type="spellStart"/>
-      <w:r>
-        <w:rPr>
-          <w:rFonts w:hint="eastAsia"/>
-          <w:sz w:val="20"/>
-          <w:szCs w:val="20"/>
-        </w:rPr>
-        <w:t>MessageCollect</w:t>
-      </w:r>
-      <w:proofErr w:type="spellEnd"/>
+        <w:t xml:space="preserve"> 需通过FuncCtrl启用MessageCollect</w:t>
+      </w:r>
       <w:r>
         <w:rPr>
           <w:rFonts w:hint="eastAsia"/>
@@ -4538,23 +4279,13 @@
         </w:rPr>
         <w:t xml:space="preserve"> </w:t>
       </w:r>
-      <w:proofErr w:type="spellStart"/>
-      <w:r>
-        <w:rPr>
-          <w:rFonts w:hint="eastAsia"/>
-          <w:sz w:val="20"/>
-          <w:szCs w:val="20"/>
-        </w:rPr>
-        <w:t>Aloic</w:t>
-      </w:r>
-      <w:proofErr w:type="spellEnd"/>
-      <w:r>
-        <w:rPr>
-          <w:rFonts w:hint="eastAsia"/>
-          <w:sz w:val="20"/>
-          <w:szCs w:val="20"/>
-        </w:rPr>
-        <w:t xml:space="preserve">(1524185356) </w:t>
+      <w:r>
+        <w:rPr>
+          <w:rFonts w:hint="eastAsia"/>
+          <w:sz w:val="20"/>
+          <w:szCs w:val="20"/>
+        </w:rPr>
+        <w:t xml:space="preserve">Aloic(1524185356) </w:t>
       </w:r>
       <w:r>
         <w:rPr>
@@ -4569,18 +4300,8 @@
           <w:sz w:val="20"/>
           <w:szCs w:val="20"/>
         </w:rPr>
-        <w:t xml:space="preserve"> </w:t>
-      </w:r>
-      <w:proofErr w:type="spellStart"/>
-      <w:r>
-        <w:rPr>
-          <w:rFonts w:hint="eastAsia"/>
-          <w:sz w:val="20"/>
-          <w:szCs w:val="20"/>
-        </w:rPr>
-        <w:t>Lazybot</w:t>
-      </w:r>
-      <w:proofErr w:type="spellEnd"/>
+        <w:t xml:space="preserve"> Lazybot</w:t>
+      </w:r>
     </w:p>
     <w:sectPr>
       <w:pgSz w:w="11906" w:h="16838"/>

--- a/src/main/resources/static/help/help.docx
+++ b/src/main/resources/static/help/help.docx
@@ -1449,7 +1449,7 @@
                 <w:sz w:val="20"/>
                 <w:szCs w:val="20"/>
               </w:rPr>
-              <w:t>Info</w:t>
+              <w:t>Me</w:t>
             </w:r>
             <w:r>
               <w:rPr>

--- a/src/main/resources/static/help/help.docx
+++ b/src/main/resources/static/help/help.docx
@@ -246,6 +246,7 @@
                 <w:szCs w:val="20"/>
               </w:rPr>
             </w:pPr>
+            <w:proofErr w:type="spellStart"/>
             <w:r>
               <w:rPr>
                 <w:rFonts w:hint="eastAsia"/>
@@ -257,6 +258,7 @@
               </w:rPr>
               <w:t>ChatHistory</w:t>
             </w:r>
+            <w:proofErr w:type="spellEnd"/>
             <w:r>
               <w:rPr>
                 <w:rFonts w:hint="eastAsia"/>
@@ -279,15 +281,27 @@
                 <w:szCs w:val="20"/>
               </w:rPr>
             </w:pPr>
-            <w:r>
-              <w:rPr>
-                <w:rFonts w:hint="eastAsia"/>
-                <w:b/>
-                <w:bCs/>
-                <w:sz w:val="20"/>
-                <w:szCs w:val="20"/>
-              </w:rPr>
-              <w:t xml:space="preserve">SysMsgSet </w:t>
+            <w:proofErr w:type="spellStart"/>
+            <w:r>
+              <w:rPr>
+                <w:rFonts w:hint="eastAsia"/>
+                <w:b/>
+                <w:bCs/>
+                <w:sz w:val="20"/>
+                <w:szCs w:val="20"/>
+              </w:rPr>
+              <w:t>SysMsgSet</w:t>
+            </w:r>
+            <w:proofErr w:type="spellEnd"/>
+            <w:r>
+              <w:rPr>
+                <w:rFonts w:hint="eastAsia"/>
+                <w:b/>
+                <w:bCs/>
+                <w:sz w:val="20"/>
+                <w:szCs w:val="20"/>
+              </w:rPr>
+              <w:t xml:space="preserve"> </w:t>
             </w:r>
             <w:r>
               <w:rPr>
@@ -314,6 +328,7 @@
                 <w:szCs w:val="20"/>
               </w:rPr>
             </w:pPr>
+            <w:proofErr w:type="spellStart"/>
             <w:r>
               <w:rPr>
                 <w:rFonts w:hint="eastAsia"/>
@@ -325,6 +340,7 @@
               </w:rPr>
               <w:t>ChatReset</w:t>
             </w:r>
+            <w:proofErr w:type="spellEnd"/>
             <w:r>
               <w:rPr>
                 <w:rFonts w:hint="eastAsia"/>
@@ -348,6 +364,7 @@
                 <w:szCs w:val="20"/>
               </w:rPr>
             </w:pPr>
+            <w:proofErr w:type="spellStart"/>
             <w:r>
               <w:rPr>
                 <w:rFonts w:hint="eastAsia"/>
@@ -368,6 +385,7 @@
               </w:rPr>
               <w:t>Mode</w:t>
             </w:r>
+            <w:proofErr w:type="spellEnd"/>
             <w:r>
               <w:rPr>
                 <w:rFonts w:hint="eastAsia"/>
@@ -401,15 +419,27 @@
                 <w:szCs w:val="20"/>
               </w:rPr>
             </w:pPr>
-            <w:r>
-              <w:rPr>
-                <w:rFonts w:hint="eastAsia"/>
-                <w:b/>
-                <w:bCs/>
-                <w:sz w:val="20"/>
-                <w:szCs w:val="20"/>
-              </w:rPr>
-              <w:t xml:space="preserve">SysMsgMode </w:t>
+            <w:proofErr w:type="spellStart"/>
+            <w:r>
+              <w:rPr>
+                <w:rFonts w:hint="eastAsia"/>
+                <w:b/>
+                <w:bCs/>
+                <w:sz w:val="20"/>
+                <w:szCs w:val="20"/>
+              </w:rPr>
+              <w:t>SysMsgMode</w:t>
+            </w:r>
+            <w:proofErr w:type="spellEnd"/>
+            <w:r>
+              <w:rPr>
+                <w:rFonts w:hint="eastAsia"/>
+                <w:b/>
+                <w:bCs/>
+                <w:sz w:val="20"/>
+                <w:szCs w:val="20"/>
+              </w:rPr>
+              <w:t xml:space="preserve"> </w:t>
             </w:r>
             <w:r>
               <w:rPr>
@@ -438,6 +468,7 @@
                 <w:szCs w:val="20"/>
               </w:rPr>
             </w:pPr>
+            <w:proofErr w:type="spellStart"/>
             <w:r>
               <w:rPr>
                 <w:rFonts w:hint="eastAsia"/>
@@ -448,6 +479,7 @@
               </w:rPr>
               <w:t>ChatMode</w:t>
             </w:r>
+            <w:proofErr w:type="spellEnd"/>
             <w:r>
               <w:rPr>
                 <w:rFonts w:hint="eastAsia"/>
@@ -473,6 +505,7 @@
                 <w:szCs w:val="20"/>
               </w:rPr>
             </w:pPr>
+            <w:proofErr w:type="spellStart"/>
             <w:r>
               <w:rPr>
                 <w:rFonts w:hint="eastAsia"/>
@@ -483,6 +516,7 @@
               </w:rPr>
               <w:t>ThinkingMode</w:t>
             </w:r>
+            <w:proofErr w:type="spellEnd"/>
             <w:r>
               <w:rPr>
                 <w:rFonts w:hint="eastAsia"/>
@@ -508,6 +542,7 @@
                 <w:szCs w:val="20"/>
               </w:rPr>
             </w:pPr>
+            <w:proofErr w:type="spellStart"/>
             <w:r>
               <w:rPr>
                 <w:rFonts w:hint="eastAsia"/>
@@ -518,6 +553,7 @@
               </w:rPr>
               <w:t>EmbeddingMode</w:t>
             </w:r>
+            <w:proofErr w:type="spellEnd"/>
             <w:r>
               <w:rPr>
                 <w:rFonts w:hint="eastAsia"/>
@@ -591,6 +627,7 @@
                 <w:szCs w:val="20"/>
               </w:rPr>
             </w:pPr>
+            <w:proofErr w:type="spellStart"/>
             <w:r>
               <w:rPr>
                 <w:rFonts w:hint="eastAsia"/>
@@ -601,6 +638,7 @@
               </w:rPr>
               <w:t>SayingSave</w:t>
             </w:r>
+            <w:proofErr w:type="spellEnd"/>
             <w:r>
               <w:rPr>
                 <w:rFonts w:hint="eastAsia"/>
@@ -624,6 +662,7 @@
                 <w:szCs w:val="20"/>
               </w:rPr>
             </w:pPr>
+            <w:proofErr w:type="spellStart"/>
             <w:r>
               <w:rPr>
                 <w:rFonts w:hint="eastAsia"/>
@@ -633,7 +672,19 @@
                 <w:szCs w:val="20"/>
                 <w:u w:val="double"/>
               </w:rPr>
-              <w:t>RandomSaying/say</w:t>
+              <w:t>RandomSaying</w:t>
+            </w:r>
+            <w:proofErr w:type="spellEnd"/>
+            <w:r>
+              <w:rPr>
+                <w:rFonts w:hint="eastAsia"/>
+                <w:b/>
+                <w:bCs/>
+                <w:sz w:val="20"/>
+                <w:szCs w:val="20"/>
+                <w:u w:val="double"/>
+              </w:rPr>
+              <w:t>/say</w:t>
             </w:r>
             <w:r>
               <w:rPr>
@@ -658,6 +709,7 @@
                 <w:szCs w:val="20"/>
               </w:rPr>
             </w:pPr>
+            <w:proofErr w:type="spellStart"/>
             <w:r>
               <w:rPr>
                 <w:rFonts w:hint="eastAsia"/>
@@ -668,6 +720,7 @@
               </w:rPr>
               <w:t>SayingDel</w:t>
             </w:r>
+            <w:proofErr w:type="spellEnd"/>
             <w:r>
               <w:rPr>
                 <w:rFonts w:hint="eastAsia"/>
@@ -799,6 +852,7 @@
                 <w:szCs w:val="20"/>
               </w:rPr>
             </w:pPr>
+            <w:proofErr w:type="spellStart"/>
             <w:r>
               <w:rPr>
                 <w:rFonts w:hint="eastAsia"/>
@@ -808,8 +862,33 @@
                 <w:szCs w:val="20"/>
                 <w:u w:val="double"/>
               </w:rPr>
-              <w:t>RandomImage/img</w:t>
-            </w:r>
+              <w:t>RandomImage</w:t>
+            </w:r>
+            <w:proofErr w:type="spellEnd"/>
+            <w:r>
+              <w:rPr>
+                <w:rFonts w:hint="eastAsia"/>
+                <w:b/>
+                <w:bCs/>
+                <w:sz w:val="20"/>
+                <w:szCs w:val="20"/>
+                <w:u w:val="double"/>
+              </w:rPr>
+              <w:t>/</w:t>
+            </w:r>
+            <w:proofErr w:type="spellStart"/>
+            <w:r>
+              <w:rPr>
+                <w:rFonts w:hint="eastAsia"/>
+                <w:b/>
+                <w:bCs/>
+                <w:sz w:val="20"/>
+                <w:szCs w:val="20"/>
+                <w:u w:val="double"/>
+              </w:rPr>
+              <w:t>img</w:t>
+            </w:r>
+            <w:proofErr w:type="spellEnd"/>
             <w:r>
               <w:rPr>
                 <w:rFonts w:hint="eastAsia"/>
@@ -838,6 +917,7 @@
                 <w:szCs w:val="20"/>
               </w:rPr>
             </w:pPr>
+            <w:proofErr w:type="spellStart"/>
             <w:r>
               <w:rPr>
                 <w:rFonts w:hint="eastAsia"/>
@@ -848,6 +928,7 @@
               </w:rPr>
               <w:t>ImageSave</w:t>
             </w:r>
+            <w:proofErr w:type="spellEnd"/>
             <w:r>
               <w:rPr>
                 <w:rFonts w:hint="eastAsia"/>
@@ -873,6 +954,7 @@
                 <w:szCs w:val="20"/>
               </w:rPr>
             </w:pPr>
+            <w:proofErr w:type="spellStart"/>
             <w:r>
               <w:rPr>
                 <w:rFonts w:hint="eastAsia"/>
@@ -883,6 +965,7 @@
               </w:rPr>
               <w:t>ImageGet</w:t>
             </w:r>
+            <w:proofErr w:type="spellEnd"/>
             <w:r>
               <w:rPr>
                 <w:rFonts w:hint="eastAsia"/>
@@ -909,6 +992,7 @@
                 <w:szCs w:val="20"/>
               </w:rPr>
             </w:pPr>
+            <w:proofErr w:type="spellStart"/>
             <w:r>
               <w:rPr>
                 <w:rFonts w:hint="eastAsia"/>
@@ -919,6 +1003,7 @@
               </w:rPr>
               <w:t>ImageDel</w:t>
             </w:r>
+            <w:proofErr w:type="spellEnd"/>
             <w:r>
               <w:rPr>
                 <w:rFonts w:hint="eastAsia"/>
@@ -945,6 +1030,7 @@
                 <w:szCs w:val="20"/>
               </w:rPr>
             </w:pPr>
+            <w:proofErr w:type="spellStart"/>
             <w:r>
               <w:rPr>
                 <w:rFonts w:hint="eastAsia"/>
@@ -955,6 +1041,7 @@
               </w:rPr>
               <w:t>ImageList</w:t>
             </w:r>
+            <w:proofErr w:type="spellEnd"/>
             <w:r>
               <w:rPr>
                 <w:rFonts w:hint="eastAsia"/>
@@ -1022,6 +1109,7 @@
                 <w:szCs w:val="20"/>
               </w:rPr>
             </w:pPr>
+            <w:proofErr w:type="spellStart"/>
             <w:r>
               <w:rPr>
                 <w:b/>
@@ -1032,6 +1120,7 @@
               </w:rPr>
               <w:t>RandomVideo</w:t>
             </w:r>
+            <w:proofErr w:type="spellEnd"/>
             <w:r>
               <w:rPr>
                 <w:rFonts w:hint="eastAsia"/>
@@ -1101,14 +1190,25 @@
                 <w:szCs w:val="20"/>
               </w:rPr>
             </w:pPr>
-            <w:r>
-              <w:rPr>
-                <w:b/>
-                <w:bCs/>
-                <w:sz w:val="20"/>
-                <w:szCs w:val="20"/>
-              </w:rPr>
-              <w:t xml:space="preserve">VideoSave </w:t>
+            <w:proofErr w:type="spellStart"/>
+            <w:r>
+              <w:rPr>
+                <w:b/>
+                <w:bCs/>
+                <w:sz w:val="20"/>
+                <w:szCs w:val="20"/>
+              </w:rPr>
+              <w:t>VideoSave</w:t>
+            </w:r>
+            <w:proofErr w:type="spellEnd"/>
+            <w:r>
+              <w:rPr>
+                <w:b/>
+                <w:bCs/>
+                <w:sz w:val="20"/>
+                <w:szCs w:val="20"/>
+              </w:rPr>
+              <w:t xml:space="preserve"> </w:t>
             </w:r>
             <w:r>
               <w:rPr>
@@ -1136,14 +1236,25 @@
                 <w:szCs w:val="20"/>
               </w:rPr>
             </w:pPr>
-            <w:r>
-              <w:rPr>
-                <w:b/>
-                <w:bCs/>
-                <w:sz w:val="20"/>
-                <w:szCs w:val="20"/>
-              </w:rPr>
-              <w:t xml:space="preserve">VideoGet </w:t>
+            <w:proofErr w:type="spellStart"/>
+            <w:r>
+              <w:rPr>
+                <w:b/>
+                <w:bCs/>
+                <w:sz w:val="20"/>
+                <w:szCs w:val="20"/>
+              </w:rPr>
+              <w:t>VideoGet</w:t>
+            </w:r>
+            <w:proofErr w:type="spellEnd"/>
+            <w:r>
+              <w:rPr>
+                <w:b/>
+                <w:bCs/>
+                <w:sz w:val="20"/>
+                <w:szCs w:val="20"/>
+              </w:rPr>
+              <w:t xml:space="preserve"> </w:t>
             </w:r>
             <w:r>
               <w:rPr>
@@ -1172,14 +1283,25 @@
                 <w:szCs w:val="20"/>
               </w:rPr>
             </w:pPr>
-            <w:r>
-              <w:rPr>
-                <w:b/>
-                <w:bCs/>
-                <w:sz w:val="20"/>
-                <w:szCs w:val="20"/>
-              </w:rPr>
-              <w:t xml:space="preserve">VideoDel </w:t>
+            <w:proofErr w:type="spellStart"/>
+            <w:r>
+              <w:rPr>
+                <w:b/>
+                <w:bCs/>
+                <w:sz w:val="20"/>
+                <w:szCs w:val="20"/>
+              </w:rPr>
+              <w:t>VideoDel</w:t>
+            </w:r>
+            <w:proofErr w:type="spellEnd"/>
+            <w:r>
+              <w:rPr>
+                <w:b/>
+                <w:bCs/>
+                <w:sz w:val="20"/>
+                <w:szCs w:val="20"/>
+              </w:rPr>
+              <w:t xml:space="preserve"> </w:t>
             </w:r>
             <w:r>
               <w:rPr>
@@ -1209,14 +1331,25 @@
                 <w:szCs w:val="20"/>
               </w:rPr>
             </w:pPr>
-            <w:r>
-              <w:rPr>
-                <w:b/>
-                <w:bCs/>
-                <w:sz w:val="20"/>
-                <w:szCs w:val="20"/>
-              </w:rPr>
-              <w:t xml:space="preserve">VideoList </w:t>
+            <w:proofErr w:type="spellStart"/>
+            <w:r>
+              <w:rPr>
+                <w:b/>
+                <w:bCs/>
+                <w:sz w:val="20"/>
+                <w:szCs w:val="20"/>
+              </w:rPr>
+              <w:t>VideoList</w:t>
+            </w:r>
+            <w:proofErr w:type="spellEnd"/>
+            <w:r>
+              <w:rPr>
+                <w:b/>
+                <w:bCs/>
+                <w:sz w:val="20"/>
+                <w:szCs w:val="20"/>
+              </w:rPr>
+              <w:t xml:space="preserve"> </w:t>
             </w:r>
             <w:r>
               <w:rPr>
@@ -1278,6 +1411,7 @@
                 <w:rFonts w:hint="eastAsia"/>
               </w:rPr>
             </w:pPr>
+            <w:proofErr w:type="spellStart"/>
             <w:r>
               <w:rPr>
                 <w:b/>
@@ -1297,8 +1431,33 @@
                 <w:szCs w:val="20"/>
                 <w:u w:val="double"/>
               </w:rPr>
-              <w:t>Audio/aud</w:t>
-            </w:r>
+              <w:t>Audio</w:t>
+            </w:r>
+            <w:proofErr w:type="spellEnd"/>
+            <w:r>
+              <w:rPr>
+                <w:rFonts w:hint="eastAsia"/>
+                <w:b/>
+                <w:bCs/>
+                <w:sz w:val="20"/>
+                <w:szCs w:val="20"/>
+                <w:u w:val="double"/>
+              </w:rPr>
+              <w:t>/</w:t>
+            </w:r>
+            <w:proofErr w:type="spellStart"/>
+            <w:r>
+              <w:rPr>
+                <w:rFonts w:hint="eastAsia"/>
+                <w:b/>
+                <w:bCs/>
+                <w:sz w:val="20"/>
+                <w:szCs w:val="20"/>
+                <w:u w:val="double"/>
+              </w:rPr>
+              <w:t>aud</w:t>
+            </w:r>
+            <w:proofErr w:type="spellEnd"/>
             <w:r>
               <w:rPr>
                 <w:b/>
@@ -1371,19 +1530,20 @@
         <w:tblLook w:val="04A0" w:firstRow="1" w:lastRow="0" w:firstColumn="1" w:lastColumn="0" w:noHBand="0" w:noVBand="1"/>
       </w:tblPr>
       <w:tblGrid>
-        <w:gridCol w:w="1655"/>
-        <w:gridCol w:w="1655"/>
-        <w:gridCol w:w="828"/>
-        <w:gridCol w:w="827"/>
-        <w:gridCol w:w="1655"/>
-        <w:gridCol w:w="1656"/>
+        <w:gridCol w:w="2067"/>
+        <w:gridCol w:w="689"/>
+        <w:gridCol w:w="1379"/>
+        <w:gridCol w:w="1380"/>
+        <w:gridCol w:w="688"/>
+        <w:gridCol w:w="2073"/>
       </w:tblGrid>
       <w:tr>
         <w:tc>
           <w:tcPr>
-            <w:tcW w:w="1655" w:type="dxa"/>
+            <w:tcW w:w="2758" w:type="dxa"/>
+            <w:gridSpan w:val="2"/>
             <w:tcBorders>
-              <w:bottom w:val="single" w:sz="12" w:space="0" w:color="auto"/>
+              <w:bottom w:val="single" w:sz="4" w:space="0" w:color="auto"/>
             </w:tcBorders>
           </w:tcPr>
           <w:p>
@@ -1396,6 +1556,7 @@
                 <w:szCs w:val="20"/>
               </w:rPr>
             </w:pPr>
+            <w:proofErr w:type="spellStart"/>
             <w:r>
               <w:rPr>
                 <w:rFonts w:hint="eastAsia"/>
@@ -1406,6 +1567,7 @@
               </w:rPr>
               <w:t>CheckIn</w:t>
             </w:r>
+            <w:proofErr w:type="spellEnd"/>
             <w:r>
               <w:rPr>
                 <w:rFonts w:hint="eastAsia"/>
@@ -1428,9 +1590,10 @@
         </w:tc>
         <w:tc>
           <w:tcPr>
-            <w:tcW w:w="1655" w:type="dxa"/>
+            <w:tcW w:w="2759" w:type="dxa"/>
+            <w:gridSpan w:val="2"/>
             <w:tcBorders>
-              <w:bottom w:val="single" w:sz="12" w:space="0" w:color="auto"/>
+              <w:bottom w:val="single" w:sz="4" w:space="0" w:color="auto"/>
             </w:tcBorders>
           </w:tcPr>
           <w:p>
@@ -1449,30 +1612,40 @@
                 <w:sz w:val="20"/>
                 <w:szCs w:val="20"/>
               </w:rPr>
-              <w:t>Me</w:t>
-            </w:r>
-            <w:r>
-              <w:rPr>
-                <w:rFonts w:hint="eastAsia"/>
-                <w:sz w:val="20"/>
-                <w:szCs w:val="20"/>
-              </w:rPr>
-              <w:t xml:space="preserve">  个人信息</w:t>
+              <w:t xml:space="preserve">Me </w:t>
+            </w:r>
+            <w:r>
+              <w:rPr>
+                <w:rFonts w:hint="eastAsia"/>
+                <w:sz w:val="20"/>
+                <w:szCs w:val="20"/>
+              </w:rPr>
+              <w:t>个人</w:t>
+            </w:r>
+            <w:r>
+              <w:rPr>
+                <w:rFonts w:hint="eastAsia"/>
+                <w:sz w:val="20"/>
+                <w:szCs w:val="20"/>
+              </w:rPr>
+              <w:t>信息</w:t>
             </w:r>
           </w:p>
         </w:tc>
         <w:tc>
           <w:tcPr>
-            <w:tcW w:w="1655" w:type="dxa"/>
+            <w:tcW w:w="2759" w:type="dxa"/>
             <w:gridSpan w:val="2"/>
             <w:tcBorders>
-              <w:bottom w:val="single" w:sz="12" w:space="0" w:color="auto"/>
+              <w:bottom w:val="single" w:sz="4" w:space="0" w:color="auto"/>
             </w:tcBorders>
           </w:tcPr>
           <w:p>
             <w:pPr>
               <w:rPr>
                 <w:rFonts w:hint="eastAsia"/>
+                <w:b/>
+                <w:bCs/>
                 <w:sz w:val="20"/>
                 <w:szCs w:val="20"/>
               </w:rPr>
@@ -1495,7 +1668,7 @@
                 <w:sz w:val="20"/>
                 <w:szCs w:val="20"/>
               </w:rPr>
-              <w:t xml:space="preserve"> </w:t>
+              <w:t xml:space="preserve">  </w:t>
             </w:r>
             <w:r>
               <w:rPr>
@@ -1504,83 +1677,6 @@
                 <w:szCs w:val="20"/>
               </w:rPr>
               <w:t>库存</w:t>
-            </w:r>
-          </w:p>
-        </w:tc>
-        <w:tc>
-          <w:tcPr>
-            <w:tcW w:w="1655" w:type="dxa"/>
-            <w:tcBorders>
-              <w:bottom w:val="single" w:sz="12" w:space="0" w:color="auto"/>
-            </w:tcBorders>
-          </w:tcPr>
-          <w:p>
-            <w:pPr>
-              <w:rPr>
-                <w:rFonts w:hint="eastAsia"/>
-                <w:sz w:val="20"/>
-                <w:szCs w:val="20"/>
-              </w:rPr>
-            </w:pPr>
-            <w:r>
-              <w:rPr>
-                <w:rFonts w:hint="eastAsia"/>
-                <w:b/>
-                <w:bCs/>
-                <w:sz w:val="20"/>
-                <w:szCs w:val="20"/>
-              </w:rPr>
-              <w:t>Use</w:t>
-            </w:r>
-            <w:r>
-              <w:rPr>
-                <w:rFonts w:hint="eastAsia"/>
-                <w:b/>
-                <w:bCs/>
-                <w:sz w:val="20"/>
-                <w:szCs w:val="20"/>
-              </w:rPr>
-              <w:t xml:space="preserve">  </w:t>
-            </w:r>
-            <w:r>
-              <w:rPr>
-                <w:rFonts w:hint="eastAsia"/>
-                <w:sz w:val="20"/>
-                <w:szCs w:val="20"/>
-              </w:rPr>
-              <w:t>使用</w:t>
-            </w:r>
-          </w:p>
-        </w:tc>
-        <w:tc>
-          <w:tcPr>
-            <w:tcW w:w="1656" w:type="dxa"/>
-          </w:tcPr>
-          <w:p>
-            <w:pPr>
-              <w:rPr>
-                <w:rFonts w:hint="eastAsia"/>
-                <w:sz w:val="20"/>
-                <w:szCs w:val="20"/>
-              </w:rPr>
-            </w:pPr>
-            <w:r>
-              <w:rPr>
-                <w:rFonts w:hint="eastAsia"/>
-                <w:b/>
-                <w:bCs/>
-                <w:sz w:val="20"/>
-                <w:szCs w:val="20"/>
-              </w:rPr>
-              <w:t xml:space="preserve">Sell </w:t>
-            </w:r>
-            <w:r>
-              <w:rPr>
-                <w:rFonts w:hint="eastAsia"/>
-                <w:sz w:val="20"/>
-                <w:szCs w:val="20"/>
-              </w:rPr>
-              <w:t xml:space="preserve"> 出售</w:t>
             </w:r>
           </w:p>
         </w:tc>
@@ -1588,8 +1684,180 @@
       <w:tr>
         <w:tc>
           <w:tcPr>
-            <w:tcW w:w="4138" w:type="dxa"/>
-            <w:gridSpan w:val="3"/>
+            <w:tcW w:w="2757" w:type="dxa"/>
+            <w:gridSpan w:val="2"/>
+            <w:tcBorders>
+              <w:top w:val="single" w:sz="4" w:space="0" w:color="auto"/>
+              <w:bottom w:val="single" w:sz="12" w:space="0" w:color="auto"/>
+            </w:tcBorders>
+          </w:tcPr>
+          <w:p>
+            <w:pPr>
+              <w:rPr>
+                <w:rFonts w:hint="eastAsia"/>
+                <w:b/>
+                <w:bCs/>
+                <w:sz w:val="20"/>
+                <w:szCs w:val="20"/>
+              </w:rPr>
+            </w:pPr>
+            <w:r>
+              <w:rPr>
+                <w:rFonts w:hint="eastAsia"/>
+                <w:b/>
+                <w:bCs/>
+                <w:sz w:val="20"/>
+                <w:szCs w:val="20"/>
+              </w:rPr>
+              <w:t>Item</w:t>
+            </w:r>
+            <w:r>
+              <w:rPr>
+                <w:rFonts w:hint="eastAsia"/>
+                <w:sz w:val="20"/>
+                <w:szCs w:val="20"/>
+              </w:rPr>
+              <w:t xml:space="preserve"> </w:t>
+            </w:r>
+            <w:r>
+              <w:rPr>
+                <w:rFonts w:hint="eastAsia"/>
+                <w:sz w:val="20"/>
+                <w:szCs w:val="20"/>
+              </w:rPr>
+              <w:t xml:space="preserve"> </w:t>
+            </w:r>
+            <w:r>
+              <w:rPr>
+                <w:rFonts w:hint="eastAsia"/>
+                <w:sz w:val="20"/>
+                <w:szCs w:val="20"/>
+              </w:rPr>
+              <w:t>查询</w:t>
+            </w:r>
+            <w:r>
+              <w:rPr>
+                <w:rFonts w:hint="eastAsia"/>
+                <w:sz w:val="20"/>
+                <w:szCs w:val="20"/>
+              </w:rPr>
+              <w:t>物品</w:t>
+            </w:r>
+          </w:p>
+        </w:tc>
+        <w:tc>
+          <w:tcPr>
+            <w:tcW w:w="2758" w:type="dxa"/>
+            <w:gridSpan w:val="2"/>
+            <w:tcBorders>
+              <w:top w:val="single" w:sz="4" w:space="0" w:color="auto"/>
+              <w:bottom w:val="single" w:sz="12" w:space="0" w:color="auto"/>
+            </w:tcBorders>
+          </w:tcPr>
+          <w:p>
+            <w:pPr>
+              <w:rPr>
+                <w:rFonts w:hint="eastAsia"/>
+                <w:b/>
+                <w:bCs/>
+                <w:sz w:val="20"/>
+                <w:szCs w:val="20"/>
+              </w:rPr>
+            </w:pPr>
+            <w:r>
+              <w:rPr>
+                <w:rFonts w:hint="eastAsia"/>
+                <w:b/>
+                <w:bCs/>
+                <w:sz w:val="20"/>
+                <w:szCs w:val="20"/>
+              </w:rPr>
+              <w:t>Use</w:t>
+            </w:r>
+            <w:r>
+              <w:rPr>
+                <w:rFonts w:hint="eastAsia"/>
+                <w:b/>
+                <w:bCs/>
+                <w:sz w:val="20"/>
+                <w:szCs w:val="20"/>
+              </w:rPr>
+              <w:t xml:space="preserve"> </w:t>
+            </w:r>
+            <w:r>
+              <w:rPr>
+                <w:rFonts w:hint="eastAsia"/>
+                <w:b/>
+                <w:bCs/>
+                <w:sz w:val="20"/>
+                <w:szCs w:val="20"/>
+              </w:rPr>
+              <w:t xml:space="preserve"> </w:t>
+            </w:r>
+            <w:r>
+              <w:rPr>
+                <w:rFonts w:hint="eastAsia"/>
+                <w:sz w:val="20"/>
+                <w:szCs w:val="20"/>
+              </w:rPr>
+              <w:t>使用</w:t>
+            </w:r>
+          </w:p>
+        </w:tc>
+        <w:tc>
+          <w:tcPr>
+            <w:tcW w:w="2761" w:type="dxa"/>
+            <w:gridSpan w:val="2"/>
+            <w:tcBorders>
+              <w:top w:val="single" w:sz="4" w:space="0" w:color="auto"/>
+              <w:bottom w:val="single" w:sz="12" w:space="0" w:color="auto"/>
+            </w:tcBorders>
+          </w:tcPr>
+          <w:p>
+            <w:pPr>
+              <w:rPr>
+                <w:rFonts w:hint="eastAsia"/>
+                <w:b/>
+                <w:bCs/>
+                <w:sz w:val="20"/>
+                <w:szCs w:val="20"/>
+              </w:rPr>
+            </w:pPr>
+            <w:r>
+              <w:rPr>
+                <w:rFonts w:hint="eastAsia"/>
+                <w:b/>
+                <w:bCs/>
+                <w:sz w:val="20"/>
+                <w:szCs w:val="20"/>
+              </w:rPr>
+              <w:t xml:space="preserve">Sell </w:t>
+            </w:r>
+            <w:r>
+              <w:rPr>
+                <w:rFonts w:hint="eastAsia"/>
+                <w:b/>
+                <w:bCs/>
+                <w:sz w:val="20"/>
+                <w:szCs w:val="20"/>
+              </w:rPr>
+              <w:t xml:space="preserve"> </w:t>
+            </w:r>
+            <w:r>
+              <w:rPr>
+                <w:rFonts w:hint="eastAsia"/>
+                <w:sz w:val="20"/>
+                <w:szCs w:val="20"/>
+              </w:rPr>
+              <w:t>出售</w:t>
+            </w:r>
+          </w:p>
+        </w:tc>
+      </w:tr>
+      <w:tr>
+        <w:tc>
+          <w:tcPr>
+            <w:tcW w:w="2068" w:type="dxa"/>
             <w:tcBorders>
               <w:top w:val="single" w:sz="12" w:space="0" w:color="auto"/>
               <w:bottom w:val="single" w:sz="4" w:space="0" w:color="auto"/>
@@ -1623,36 +1891,12 @@
               </w:rPr>
               <w:t xml:space="preserve">  抽奖</w:t>
             </w:r>
-            <w:r>
-              <w:rPr>
-                <w:rFonts w:hint="eastAsia"/>
-                <w:sz w:val="20"/>
-                <w:szCs w:val="20"/>
-              </w:rPr>
-              <w:t xml:space="preserve">              [数据库暂时</w:t>
-            </w:r>
-            <w:r>
-              <w:rPr>
-                <w:rFonts w:hint="eastAsia"/>
-                <w:sz w:val="20"/>
-                <w:szCs w:val="20"/>
-              </w:rPr>
-              <w:t>AI</w:t>
-            </w:r>
-            <w:r>
-              <w:rPr>
-                <w:rFonts w:hint="eastAsia"/>
-                <w:sz w:val="20"/>
-                <w:szCs w:val="20"/>
-              </w:rPr>
-              <w:t>]</w:t>
-            </w:r>
           </w:p>
         </w:tc>
         <w:tc>
           <w:tcPr>
-            <w:tcW w:w="4138" w:type="dxa"/>
-            <w:gridSpan w:val="3"/>
+            <w:tcW w:w="2069" w:type="dxa"/>
+            <w:gridSpan w:val="2"/>
             <w:tcBorders>
               <w:top w:val="single" w:sz="12" w:space="0" w:color="auto"/>
               <w:bottom w:val="single" w:sz="4" w:space="0" w:color="auto"/>
@@ -1675,6 +1919,46 @@
                 <w:bCs/>
                 <w:sz w:val="20"/>
                 <w:szCs w:val="20"/>
+                <w:u w:val="double"/>
+              </w:rPr>
+              <w:t>Anime</w:t>
+            </w:r>
+            <w:r>
+              <w:rPr>
+                <w:rFonts w:hint="eastAsia"/>
+                <w:sz w:val="20"/>
+                <w:szCs w:val="20"/>
+              </w:rPr>
+              <w:t xml:space="preserve">  二次元</w:t>
+            </w:r>
+          </w:p>
+        </w:tc>
+        <w:tc>
+          <w:tcPr>
+            <w:tcW w:w="2068" w:type="dxa"/>
+            <w:gridSpan w:val="2"/>
+            <w:tcBorders>
+              <w:top w:val="single" w:sz="12" w:space="0" w:color="auto"/>
+              <w:bottom w:val="single" w:sz="4" w:space="0" w:color="auto"/>
+            </w:tcBorders>
+          </w:tcPr>
+          <w:p>
+            <w:pPr>
+              <w:rPr>
+                <w:rFonts w:hint="eastAsia"/>
+                <w:b/>
+                <w:bCs/>
+                <w:sz w:val="20"/>
+                <w:szCs w:val="20"/>
+              </w:rPr>
+            </w:pPr>
+            <w:r>
+              <w:rPr>
+                <w:rFonts w:hint="eastAsia"/>
+                <w:b/>
+                <w:bCs/>
+                <w:sz w:val="20"/>
+                <w:szCs w:val="20"/>
               </w:rPr>
               <w:t>Bread</w:t>
             </w:r>
@@ -1686,13 +1970,54 @@
               </w:rPr>
               <w:t xml:space="preserve">  面包</w:t>
             </w:r>
-            <w:r>
-              <w:rPr>
-                <w:rFonts w:hint="eastAsia"/>
-                <w:sz w:val="20"/>
-                <w:szCs w:val="20"/>
-              </w:rPr>
-              <w:t xml:space="preserve">                 [容易刷屏...]</w:t>
+          </w:p>
+        </w:tc>
+        <w:tc>
+          <w:tcPr>
+            <w:tcW w:w="2071" w:type="dxa"/>
+            <w:tcBorders>
+              <w:top w:val="single" w:sz="12" w:space="0" w:color="auto"/>
+              <w:bottom w:val="single" w:sz="4" w:space="0" w:color="auto"/>
+            </w:tcBorders>
+          </w:tcPr>
+          <w:p>
+            <w:pPr>
+              <w:rPr>
+                <w:rFonts w:hint="eastAsia"/>
+                <w:b/>
+                <w:bCs/>
+                <w:sz w:val="20"/>
+                <w:szCs w:val="20"/>
+              </w:rPr>
+            </w:pPr>
+            <w:r>
+              <w:rPr>
+                <w:rFonts w:hint="eastAsia"/>
+                <w:b/>
+                <w:bCs/>
+                <w:sz w:val="20"/>
+                <w:szCs w:val="20"/>
+                <w:u w:val="double"/>
+              </w:rPr>
+              <w:t>Convert</w:t>
+            </w:r>
+            <w:r>
+              <w:rPr>
+                <w:rFonts w:hint="eastAsia"/>
+                <w:b/>
+                <w:bCs/>
+                <w:sz w:val="20"/>
+                <w:szCs w:val="20"/>
+              </w:rPr>
+              <w:t xml:space="preserve">  </w:t>
+            </w:r>
+            <w:r>
+              <w:rPr>
+                <w:rFonts w:hint="eastAsia"/>
+                <w:sz w:val="20"/>
+                <w:szCs w:val="20"/>
+              </w:rPr>
+              <w:t>图像处理</w:t>
             </w:r>
           </w:p>
         </w:tc>
@@ -1700,11 +2025,8 @@
       <w:tr>
         <w:tc>
           <w:tcPr>
-            <w:tcW w:w="4138" w:type="dxa"/>
+            <w:tcW w:w="4137" w:type="dxa"/>
             <w:gridSpan w:val="3"/>
-            <w:tcBorders>
-              <w:top w:val="single" w:sz="4" w:space="0" w:color="auto"/>
-            </w:tcBorders>
           </w:tcPr>
           <w:p>
             <w:pPr>
@@ -1723,253 +2045,62 @@
                 <w:bCs/>
                 <w:sz w:val="20"/>
                 <w:szCs w:val="20"/>
-                <w:u w:val="double"/>
-              </w:rPr>
-              <w:t>Anime</w:t>
-            </w:r>
-            <w:r>
-              <w:rPr>
-                <w:rFonts w:hint="eastAsia"/>
-                <w:sz w:val="20"/>
-                <w:szCs w:val="20"/>
-              </w:rPr>
-              <w:t xml:space="preserve">  二次元</w:t>
-            </w:r>
-            <w:r>
-              <w:rPr>
-                <w:rFonts w:hint="eastAsia"/>
-                <w:sz w:val="20"/>
-                <w:szCs w:val="20"/>
-              </w:rPr>
-              <w:t xml:space="preserve">          </w:t>
-            </w:r>
-            <w:r>
-              <w:rPr>
-                <w:rFonts w:hint="eastAsia"/>
-                <w:sz w:val="20"/>
-                <w:szCs w:val="20"/>
-              </w:rPr>
-              <w:t xml:space="preserve">   </w:t>
-            </w:r>
-            <w:r>
-              <w:rPr>
-                <w:rFonts w:hint="eastAsia"/>
-                <w:sz w:val="20"/>
-                <w:szCs w:val="20"/>
-              </w:rPr>
-              <w:t>[</w:t>
-            </w:r>
-            <w:r>
-              <w:rPr>
-                <w:rFonts w:hint="eastAsia"/>
-                <w:sz w:val="20"/>
-                <w:szCs w:val="20"/>
-              </w:rPr>
-              <w:t>不止</w:t>
-            </w:r>
-            <w:r>
-              <w:rPr>
-                <w:rFonts w:hint="eastAsia"/>
-                <w:sz w:val="20"/>
-                <w:szCs w:val="20"/>
-              </w:rPr>
-              <w:t>二次元]</w:t>
+              </w:rPr>
+              <w:t>Wife</w:t>
+            </w:r>
+            <w:r>
+              <w:rPr>
+                <w:rFonts w:hint="eastAsia"/>
+                <w:sz w:val="20"/>
+                <w:szCs w:val="20"/>
+              </w:rPr>
+              <w:t xml:space="preserve">  今日老婆 </w:t>
+            </w:r>
+            <w:r>
+              <w:rPr>
+                <w:rFonts w:hint="eastAsia"/>
+                <w:sz w:val="20"/>
+                <w:szCs w:val="20"/>
+              </w:rPr>
+              <w:t xml:space="preserve">    [</w:t>
+            </w:r>
+            <w:r>
+              <w:rPr>
+                <w:rFonts w:hint="eastAsia"/>
+                <w:sz w:val="20"/>
+                <w:szCs w:val="20"/>
+              </w:rPr>
+              <w:t>群友/</w:t>
+            </w:r>
+            <w:r>
+              <w:rPr>
+                <w:rFonts w:hint="eastAsia"/>
+                <w:sz w:val="20"/>
+                <w:szCs w:val="20"/>
+              </w:rPr>
+              <w:t>指定</w:t>
+            </w:r>
+            <w:r>
+              <w:rPr>
+                <w:rFonts w:hint="eastAsia"/>
+                <w:sz w:val="20"/>
+                <w:szCs w:val="20"/>
+              </w:rPr>
+              <w:t>二次元</w:t>
+            </w:r>
+            <w:r>
+              <w:rPr>
+                <w:rFonts w:hint="eastAsia"/>
+                <w:sz w:val="20"/>
+                <w:szCs w:val="20"/>
+              </w:rPr>
+              <w:t>作品]</w:t>
             </w:r>
           </w:p>
         </w:tc>
         <w:tc>
           <w:tcPr>
-            <w:tcW w:w="4138" w:type="dxa"/>
-            <w:gridSpan w:val="3"/>
-            <w:tcBorders>
-              <w:top w:val="single" w:sz="4" w:space="0" w:color="auto"/>
-            </w:tcBorders>
-          </w:tcPr>
-          <w:p>
-            <w:pPr>
-              <w:rPr>
-                <w:rFonts w:hint="eastAsia"/>
-                <w:b/>
-                <w:bCs/>
-                <w:sz w:val="20"/>
-                <w:szCs w:val="20"/>
-              </w:rPr>
-            </w:pPr>
-            <w:r>
-              <w:rPr>
-                <w:rFonts w:hint="eastAsia"/>
-                <w:b/>
-                <w:bCs/>
-                <w:sz w:val="20"/>
-                <w:szCs w:val="20"/>
-              </w:rPr>
-              <w:t>Wife</w:t>
-            </w:r>
-            <w:r>
-              <w:rPr>
-                <w:rFonts w:hint="eastAsia"/>
-                <w:sz w:val="20"/>
-                <w:szCs w:val="20"/>
-              </w:rPr>
-              <w:t xml:space="preserve">  今日老婆 </w:t>
-            </w:r>
-            <w:r>
-              <w:rPr>
-                <w:rFonts w:hint="eastAsia"/>
-                <w:sz w:val="20"/>
-                <w:szCs w:val="20"/>
-              </w:rPr>
-              <w:t xml:space="preserve">    [</w:t>
-            </w:r>
-            <w:r>
-              <w:rPr>
-                <w:rFonts w:hint="eastAsia"/>
-                <w:sz w:val="20"/>
-                <w:szCs w:val="20"/>
-              </w:rPr>
-              <w:t>群友/</w:t>
-            </w:r>
-            <w:r>
-              <w:rPr>
-                <w:rFonts w:hint="eastAsia"/>
-                <w:sz w:val="20"/>
-                <w:szCs w:val="20"/>
-              </w:rPr>
-              <w:t>指定</w:t>
-            </w:r>
-            <w:r>
-              <w:rPr>
-                <w:rFonts w:hint="eastAsia"/>
-                <w:sz w:val="20"/>
-                <w:szCs w:val="20"/>
-              </w:rPr>
-              <w:t>二次元</w:t>
-            </w:r>
-            <w:r>
-              <w:rPr>
-                <w:rFonts w:hint="eastAsia"/>
-                <w:sz w:val="20"/>
-                <w:szCs w:val="20"/>
-              </w:rPr>
-              <w:t>作品]</w:t>
-            </w:r>
-          </w:p>
-        </w:tc>
-      </w:tr>
-      <w:tr>
-        <w:tc>
-          <w:tcPr>
-            <w:tcW w:w="4138" w:type="dxa"/>
-            <w:gridSpan w:val="3"/>
-          </w:tcPr>
-          <w:p>
-            <w:pPr>
-              <w:rPr>
-                <w:rFonts w:hint="eastAsia"/>
-                <w:b/>
-                <w:bCs/>
-                <w:sz w:val="20"/>
-                <w:szCs w:val="20"/>
-              </w:rPr>
-            </w:pPr>
-            <w:r>
-              <w:rPr>
-                <w:rFonts w:hint="eastAsia"/>
-                <w:b/>
-                <w:bCs/>
-                <w:sz w:val="20"/>
-                <w:szCs w:val="20"/>
-                <w:u w:val="double"/>
-              </w:rPr>
-              <w:t>Convert</w:t>
-            </w:r>
-            <w:r>
-              <w:rPr>
-                <w:rFonts w:hint="eastAsia"/>
-                <w:b/>
-                <w:bCs/>
-                <w:sz w:val="20"/>
-                <w:szCs w:val="20"/>
-              </w:rPr>
-              <w:t xml:space="preserve">  </w:t>
-            </w:r>
-            <w:r>
-              <w:rPr>
-                <w:rFonts w:hint="eastAsia"/>
-                <w:sz w:val="20"/>
-                <w:szCs w:val="20"/>
-              </w:rPr>
-              <w:t>图像处理</w:t>
-            </w:r>
-            <w:r>
-              <w:rPr>
-                <w:rFonts w:hint="eastAsia"/>
-                <w:sz w:val="20"/>
-                <w:szCs w:val="20"/>
-              </w:rPr>
-              <w:t xml:space="preserve"> </w:t>
-            </w:r>
-            <w:r>
-              <w:rPr>
-                <w:rFonts w:hint="eastAsia"/>
-                <w:sz w:val="20"/>
-                <w:szCs w:val="20"/>
-              </w:rPr>
-              <w:t xml:space="preserve">     </w:t>
-            </w:r>
-            <w:r>
-              <w:rPr>
-                <w:rFonts w:hint="eastAsia"/>
-                <w:sz w:val="20"/>
-                <w:szCs w:val="20"/>
-              </w:rPr>
-              <w:t xml:space="preserve">    </w:t>
-            </w:r>
-            <w:r>
-              <w:rPr>
-                <w:rFonts w:hint="eastAsia"/>
-                <w:sz w:val="20"/>
-                <w:szCs w:val="20"/>
-              </w:rPr>
-              <w:t>[</w:t>
-            </w:r>
-            <w:r>
-              <w:rPr>
-                <w:rFonts w:hint="eastAsia"/>
-                <w:sz w:val="20"/>
-                <w:szCs w:val="20"/>
-              </w:rPr>
-              <w:t>方法</w:t>
-            </w:r>
-            <w:r>
-              <w:rPr>
-                <w:rFonts w:hint="eastAsia"/>
-                <w:sz w:val="20"/>
-                <w:szCs w:val="20"/>
-              </w:rPr>
-              <w:t>见详</w:t>
-            </w:r>
-            <w:r>
-              <w:rPr>
-                <w:rFonts w:hint="eastAsia"/>
-                <w:sz w:val="20"/>
-                <w:szCs w:val="20"/>
-              </w:rPr>
-              <w:t>情</w:t>
-            </w:r>
-            <w:r>
-              <w:rPr>
-                <w:rFonts w:hint="eastAsia"/>
-                <w:sz w:val="20"/>
-                <w:szCs w:val="20"/>
-              </w:rPr>
-              <w:t>]</w:t>
-            </w:r>
-          </w:p>
-        </w:tc>
-        <w:tc>
-          <w:tcPr>
-            <w:tcW w:w="4138" w:type="dxa"/>
+            <w:tcW w:w="4139" w:type="dxa"/>
             <w:gridSpan w:val="3"/>
           </w:tcPr>
           <w:p>
@@ -2086,6 +2217,7 @@
         </w:rPr>
         <w:t xml:space="preserve"> </w:t>
       </w:r>
+      <w:proofErr w:type="gramStart"/>
       <w:r>
         <w:rPr>
           <w:rFonts w:ascii="Cambria Math" w:hAnsi="Cambria Math" w:cs="Cambria Math" w:hint="eastAsia"/>
@@ -2096,6 +2228,7 @@
         </w:rPr>
         <w:t>跨群游戏</w:t>
       </w:r>
+      <w:proofErr w:type="gramEnd"/>
       <w:r>
         <w:rPr>
           <w:b/>
@@ -2187,6 +2320,7 @@
               </w:rPr>
               <w:t>/</w:t>
             </w:r>
+            <w:proofErr w:type="spellStart"/>
             <w:r>
               <w:rPr>
                 <w:rFonts w:hint="eastAsia"/>
@@ -2197,6 +2331,7 @@
               </w:rPr>
               <w:t>DisMatch</w:t>
             </w:r>
+            <w:proofErr w:type="spellEnd"/>
             <w:r>
               <w:rPr>
                 <w:rFonts w:hint="eastAsia"/>
@@ -2238,15 +2373,27 @@
                 <w:szCs w:val="20"/>
               </w:rPr>
             </w:pPr>
-            <w:r>
-              <w:rPr>
-                <w:rFonts w:hint="eastAsia"/>
-                <w:b/>
-                <w:bCs/>
-                <w:sz w:val="20"/>
-                <w:szCs w:val="20"/>
-              </w:rPr>
-              <w:t xml:space="preserve">FinishMatch </w:t>
+            <w:proofErr w:type="spellStart"/>
+            <w:r>
+              <w:rPr>
+                <w:rFonts w:hint="eastAsia"/>
+                <w:b/>
+                <w:bCs/>
+                <w:sz w:val="20"/>
+                <w:szCs w:val="20"/>
+              </w:rPr>
+              <w:t>FinishMatch</w:t>
+            </w:r>
+            <w:proofErr w:type="spellEnd"/>
+            <w:r>
+              <w:rPr>
+                <w:rFonts w:hint="eastAsia"/>
+                <w:b/>
+                <w:bCs/>
+                <w:sz w:val="20"/>
+                <w:szCs w:val="20"/>
+              </w:rPr>
+              <w:t xml:space="preserve"> </w:t>
             </w:r>
             <w:r>
               <w:rPr>
@@ -2270,15 +2417,27 @@
                 <w:szCs w:val="20"/>
               </w:rPr>
             </w:pPr>
-            <w:r>
-              <w:rPr>
-                <w:rFonts w:hint="eastAsia"/>
-                <w:b/>
-                <w:bCs/>
-                <w:sz w:val="20"/>
-                <w:szCs w:val="20"/>
-              </w:rPr>
-              <w:t xml:space="preserve">RecentPlayer </w:t>
+            <w:proofErr w:type="spellStart"/>
+            <w:r>
+              <w:rPr>
+                <w:rFonts w:hint="eastAsia"/>
+                <w:b/>
+                <w:bCs/>
+                <w:sz w:val="20"/>
+                <w:szCs w:val="20"/>
+              </w:rPr>
+              <w:t>RecentPlayer</w:t>
+            </w:r>
+            <w:proofErr w:type="spellEnd"/>
+            <w:r>
+              <w:rPr>
+                <w:rFonts w:hint="eastAsia"/>
+                <w:b/>
+                <w:bCs/>
+                <w:sz w:val="20"/>
+                <w:szCs w:val="20"/>
+              </w:rPr>
+              <w:t xml:space="preserve"> </w:t>
             </w:r>
             <w:r>
               <w:rPr>
@@ -2347,6 +2506,7 @@
               </w:rPr>
               <w:t xml:space="preserve">Looting  </w:t>
             </w:r>
+            <w:proofErr w:type="gramStart"/>
             <w:r>
               <w:rPr>
                 <w:rFonts w:hint="eastAsia"/>
@@ -2355,6 +2515,7 @@
               </w:rPr>
               <w:t>摸金</w:t>
             </w:r>
+            <w:proofErr w:type="gramEnd"/>
           </w:p>
         </w:tc>
         <w:tc>
@@ -2371,15 +2532,27 @@
                 <w:szCs w:val="20"/>
               </w:rPr>
             </w:pPr>
-            <w:r>
-              <w:rPr>
-                <w:rFonts w:hint="eastAsia"/>
-                <w:b/>
-                <w:bCs/>
-                <w:sz w:val="20"/>
-                <w:szCs w:val="20"/>
-              </w:rPr>
-              <w:t xml:space="preserve">Reversi  </w:t>
+            <w:proofErr w:type="spellStart"/>
+            <w:r>
+              <w:rPr>
+                <w:rFonts w:hint="eastAsia"/>
+                <w:b/>
+                <w:bCs/>
+                <w:sz w:val="20"/>
+                <w:szCs w:val="20"/>
+              </w:rPr>
+              <w:t>Reversi</w:t>
+            </w:r>
+            <w:proofErr w:type="spellEnd"/>
+            <w:r>
+              <w:rPr>
+                <w:rFonts w:hint="eastAsia"/>
+                <w:b/>
+                <w:bCs/>
+                <w:sz w:val="20"/>
+                <w:szCs w:val="20"/>
+              </w:rPr>
+              <w:t xml:space="preserve">  </w:t>
             </w:r>
             <w:r>
               <w:rPr>
@@ -2405,15 +2578,27 @@
                 <w:szCs w:val="20"/>
               </w:rPr>
             </w:pPr>
-            <w:r>
-              <w:rPr>
-                <w:rFonts w:hint="eastAsia"/>
-                <w:b/>
-                <w:bCs/>
-                <w:sz w:val="20"/>
-                <w:szCs w:val="20"/>
-              </w:rPr>
-              <w:t xml:space="preserve">TicTacToe </w:t>
+            <w:proofErr w:type="spellStart"/>
+            <w:r>
+              <w:rPr>
+                <w:rFonts w:hint="eastAsia"/>
+                <w:b/>
+                <w:bCs/>
+                <w:sz w:val="20"/>
+                <w:szCs w:val="20"/>
+              </w:rPr>
+              <w:t>TicTacToe</w:t>
+            </w:r>
+            <w:proofErr w:type="spellEnd"/>
+            <w:r>
+              <w:rPr>
+                <w:rFonts w:hint="eastAsia"/>
+                <w:b/>
+                <w:bCs/>
+                <w:sz w:val="20"/>
+                <w:szCs w:val="20"/>
+              </w:rPr>
+              <w:t xml:space="preserve"> </w:t>
             </w:r>
             <w:r>
               <w:rPr>
@@ -2617,6 +2802,7 @@
                 <w:szCs w:val="20"/>
               </w:rPr>
             </w:pPr>
+            <w:proofErr w:type="spellStart"/>
             <w:r>
               <w:rPr>
                 <w:rFonts w:hint="eastAsia"/>
@@ -2628,6 +2814,7 @@
               </w:rPr>
               <w:t>AccessSet</w:t>
             </w:r>
+            <w:proofErr w:type="spellEnd"/>
             <w:r>
               <w:rPr>
                 <w:rFonts w:hint="eastAsia"/>
@@ -2652,6 +2839,7 @@
                 <w:szCs w:val="20"/>
               </w:rPr>
             </w:pPr>
+            <w:proofErr w:type="spellStart"/>
             <w:r>
               <w:rPr>
                 <w:rFonts w:hint="eastAsia"/>
@@ -2674,6 +2862,7 @@
               </w:rPr>
               <w:t>trl</w:t>
             </w:r>
+            <w:proofErr w:type="spellEnd"/>
             <w:r>
               <w:rPr>
                 <w:rFonts w:hint="eastAsia"/>
@@ -2701,6 +2890,7 @@
                 <w:szCs w:val="20"/>
               </w:rPr>
             </w:pPr>
+            <w:proofErr w:type="spellStart"/>
             <w:r>
               <w:rPr>
                 <w:rFonts w:hint="eastAsia"/>
@@ -2712,6 +2902,7 @@
               </w:rPr>
               <w:t>ImageFolder</w:t>
             </w:r>
+            <w:proofErr w:type="spellEnd"/>
             <w:r>
               <w:rPr>
                 <w:rFonts w:hint="eastAsia"/>
@@ -2748,6 +2939,7 @@
                 <w:u w:val="double"/>
               </w:rPr>
             </w:pPr>
+            <w:proofErr w:type="spellStart"/>
             <w:r>
               <w:rPr>
                 <w:rFonts w:hint="eastAsia"/>
@@ -2759,6 +2951,7 @@
               </w:rPr>
               <w:t>FuncChk</w:t>
             </w:r>
+            <w:proofErr w:type="spellEnd"/>
             <w:r>
               <w:rPr>
                 <w:rFonts w:hint="eastAsia"/>
@@ -2794,6 +2987,7 @@
                 <w:u w:val="double"/>
               </w:rPr>
             </w:pPr>
+            <w:proofErr w:type="spellStart"/>
             <w:r>
               <w:rPr>
                 <w:rFonts w:hint="eastAsia"/>
@@ -2805,6 +2999,7 @@
               </w:rPr>
               <w:t>UserBan</w:t>
             </w:r>
+            <w:proofErr w:type="spellEnd"/>
             <w:r>
               <w:rPr>
                 <w:rFonts w:hint="eastAsia"/>
@@ -2878,6 +3073,7 @@
                 <w:u w:val="double"/>
               </w:rPr>
             </w:pPr>
+            <w:proofErr w:type="spellStart"/>
             <w:r>
               <w:rPr>
                 <w:rFonts w:hint="eastAsia"/>
@@ -2889,6 +3085,7 @@
               </w:rPr>
               <w:t>GameSet</w:t>
             </w:r>
+            <w:proofErr w:type="spellEnd"/>
             <w:r>
               <w:rPr>
                 <w:rFonts w:hint="eastAsia"/>
@@ -3490,8 +3687,18 @@
           <w:sz w:val="20"/>
           <w:szCs w:val="20"/>
         </w:rPr>
-        <w:t>可通过ImageFolder</w:t>
-      </w:r>
+        <w:t>可通过</w:t>
+      </w:r>
+      <w:proofErr w:type="spellStart"/>
+      <w:r>
+        <w:rPr>
+          <w:rFonts w:hint="eastAsia"/>
+          <w:sz w:val="20"/>
+          <w:szCs w:val="20"/>
+        </w:rPr>
+        <w:t>ImageFolder</w:t>
+      </w:r>
+      <w:proofErr w:type="spellEnd"/>
       <w:r>
         <w:rPr>
           <w:rFonts w:hint="eastAsia"/>
@@ -3506,7 +3713,25 @@
           <w:sz w:val="20"/>
           <w:szCs w:val="20"/>
         </w:rPr>
-        <w:t>查看acg下子目录名获得</w:t>
+        <w:t>查看</w:t>
+      </w:r>
+      <w:proofErr w:type="spellStart"/>
+      <w:r>
+        <w:rPr>
+          <w:rFonts w:hint="eastAsia"/>
+          <w:sz w:val="20"/>
+          <w:szCs w:val="20"/>
+        </w:rPr>
+        <w:t>acg</w:t>
+      </w:r>
+      <w:proofErr w:type="spellEnd"/>
+      <w:r>
+        <w:rPr>
+          <w:rFonts w:hint="eastAsia"/>
+          <w:sz w:val="20"/>
+          <w:szCs w:val="20"/>
+        </w:rPr>
+        <w:t>下子目录名获得</w:t>
       </w:r>
       <w:r>
         <w:rPr>
@@ -3554,15 +3779,27 @@
         </w:rPr>
         <w:t xml:space="preserve"> </w:t>
       </w:r>
-      <w:r>
-        <w:rPr>
-          <w:rFonts w:hint="eastAsia"/>
-          <w:b/>
-          <w:bCs/>
-          <w:sz w:val="20"/>
-          <w:szCs w:val="20"/>
-        </w:rPr>
-        <w:t xml:space="preserve">跨群游戏 </w:t>
+      <w:proofErr w:type="gramStart"/>
+      <w:r>
+        <w:rPr>
+          <w:rFonts w:hint="eastAsia"/>
+          <w:b/>
+          <w:bCs/>
+          <w:sz w:val="20"/>
+          <w:szCs w:val="20"/>
+        </w:rPr>
+        <w:t>跨群游戏</w:t>
+      </w:r>
+      <w:proofErr w:type="gramEnd"/>
+      <w:r>
+        <w:rPr>
+          <w:rFonts w:hint="eastAsia"/>
+          <w:b/>
+          <w:bCs/>
+          <w:sz w:val="20"/>
+          <w:szCs w:val="20"/>
+        </w:rPr>
+        <w:t xml:space="preserve"> </w:t>
       </w:r>
       <w:r>
         <w:rPr>
@@ -3672,15 +3909,27 @@
         </w:rPr>
         <w:t xml:space="preserve"> </w:t>
       </w:r>
-      <w:r>
-        <w:rPr>
-          <w:rFonts w:hint="eastAsia"/>
-          <w:b/>
-          <w:bCs/>
-          <w:sz w:val="20"/>
-          <w:szCs w:val="20"/>
-        </w:rPr>
-        <w:t xml:space="preserve">跨群游戏 </w:t>
+      <w:proofErr w:type="gramStart"/>
+      <w:r>
+        <w:rPr>
+          <w:rFonts w:hint="eastAsia"/>
+          <w:b/>
+          <w:bCs/>
+          <w:sz w:val="20"/>
+          <w:szCs w:val="20"/>
+        </w:rPr>
+        <w:t>跨群游戏</w:t>
+      </w:r>
+      <w:proofErr w:type="gramEnd"/>
+      <w:r>
+        <w:rPr>
+          <w:rFonts w:hint="eastAsia"/>
+          <w:b/>
+          <w:bCs/>
+          <w:sz w:val="20"/>
+          <w:szCs w:val="20"/>
+        </w:rPr>
+        <w:t xml:space="preserve"> </w:t>
       </w:r>
       <w:r>
         <w:rPr>
@@ -3806,8 +4055,36 @@
           <w:sz w:val="20"/>
           <w:szCs w:val="20"/>
         </w:rPr>
-        <w:t xml:space="preserve"> 需通过FuncCtrl启用MessageCollect</w:t>
-      </w:r>
+        <w:t xml:space="preserve"> 需通过</w:t>
+      </w:r>
+      <w:proofErr w:type="spellStart"/>
+      <w:r>
+        <w:rPr>
+          <w:rFonts w:hint="eastAsia"/>
+          <w:sz w:val="20"/>
+          <w:szCs w:val="20"/>
+        </w:rPr>
+        <w:t>FuncCtrl</w:t>
+      </w:r>
+      <w:proofErr w:type="spellEnd"/>
+      <w:r>
+        <w:rPr>
+          <w:rFonts w:hint="eastAsia"/>
+          <w:sz w:val="20"/>
+          <w:szCs w:val="20"/>
+        </w:rPr>
+        <w:t>启用</w:t>
+      </w:r>
+      <w:proofErr w:type="spellStart"/>
+      <w:r>
+        <w:rPr>
+          <w:rFonts w:hint="eastAsia"/>
+          <w:sz w:val="20"/>
+          <w:szCs w:val="20"/>
+        </w:rPr>
+        <w:t>MessageCollect</w:t>
+      </w:r>
+      <w:proofErr w:type="spellEnd"/>
       <w:r>
         <w:rPr>
           <w:rFonts w:hint="eastAsia"/>
@@ -4279,13 +4556,23 @@
         </w:rPr>
         <w:t xml:space="preserve"> </w:t>
       </w:r>
-      <w:r>
-        <w:rPr>
-          <w:rFonts w:hint="eastAsia"/>
-          <w:sz w:val="20"/>
-          <w:szCs w:val="20"/>
-        </w:rPr>
-        <w:t xml:space="preserve">Aloic(1524185356) </w:t>
+      <w:proofErr w:type="spellStart"/>
+      <w:r>
+        <w:rPr>
+          <w:rFonts w:hint="eastAsia"/>
+          <w:sz w:val="20"/>
+          <w:szCs w:val="20"/>
+        </w:rPr>
+        <w:t>Aloic</w:t>
+      </w:r>
+      <w:proofErr w:type="spellEnd"/>
+      <w:r>
+        <w:rPr>
+          <w:rFonts w:hint="eastAsia"/>
+          <w:sz w:val="20"/>
+          <w:szCs w:val="20"/>
+        </w:rPr>
+        <w:t xml:space="preserve">(1524185356) </w:t>
       </w:r>
       <w:r>
         <w:rPr>
@@ -4300,8 +4587,18 @@
           <w:sz w:val="20"/>
           <w:szCs w:val="20"/>
         </w:rPr>
-        <w:t xml:space="preserve"> Lazybot</w:t>
-      </w:r>
+        <w:t xml:space="preserve"> </w:t>
+      </w:r>
+      <w:proofErr w:type="spellStart"/>
+      <w:r>
+        <w:rPr>
+          <w:rFonts w:hint="eastAsia"/>
+          <w:sz w:val="20"/>
+          <w:szCs w:val="20"/>
+        </w:rPr>
+        <w:t>Lazybot</w:t>
+      </w:r>
+      <w:proofErr w:type="spellEnd"/>
     </w:p>
     <w:sectPr>
       <w:pgSz w:w="11906" w:h="16838"/>
@@ -4983,7 +5280,6 @@
   <w:style w:type="character" w:default="1" w:styleId="a0">
     <w:name w:val="Default Paragraph Font"/>
     <w:uiPriority w:val="1"/>
-    <w:semiHidden/>
     <w:unhideWhenUsed/>
   </w:style>
   <w:style w:type="table" w:default="1" w:styleId="a1">

--- a/src/main/resources/static/help/help.docx
+++ b/src/main/resources/static/help/help.docx
@@ -25,7 +25,39 @@
           <w:sz w:val="20"/>
           <w:szCs w:val="20"/>
         </w:rPr>
-        <w:t>==================</w:t>
+        <w:t>===============</w:t>
+      </w:r>
+      <w:r>
+        <w:rPr>
+          <w:rFonts w:hint="eastAsia"/>
+          <w:sz w:val="20"/>
+          <w:szCs w:val="20"/>
+        </w:rPr>
+        <w:t>==</w:t>
+      </w:r>
+      <w:r>
+        <w:rPr>
+          <w:rFonts w:hint="eastAsia"/>
+          <w:sz w:val="20"/>
+          <w:szCs w:val="20"/>
+        </w:rPr>
+        <w:t>=</w:t>
+      </w:r>
+      <w:r>
+        <w:rPr>
+          <w:rFonts w:hint="eastAsia"/>
+          <w:sz w:val="20"/>
+          <w:szCs w:val="20"/>
+        </w:rPr>
+        <w:t>=====</w:t>
+      </w:r>
+      <w:r>
+        <w:rPr>
+          <w:rFonts w:hint="eastAsia"/>
+          <w:sz w:val="20"/>
+          <w:szCs w:val="20"/>
+        </w:rPr>
+        <w:t>===</w:t>
       </w:r>
       <w:r>
         <w:rPr>
@@ -77,7 +109,15 @@
           <w:sz w:val="20"/>
           <w:szCs w:val="20"/>
         </w:rPr>
-        <w:t>=========</w:t>
+        <w:t>=====</w:t>
+      </w:r>
+      <w:r>
+        <w:rPr>
+          <w:rFonts w:hint="eastAsia"/>
+          <w:sz w:val="20"/>
+          <w:szCs w:val="20"/>
+        </w:rPr>
+        <w:t>==</w:t>
       </w:r>
       <w:r>
         <w:rPr>
@@ -93,7 +133,31 @@
           <w:sz w:val="20"/>
           <w:szCs w:val="20"/>
         </w:rPr>
-        <w:t>=========</w:t>
+        <w:t>========</w:t>
+      </w:r>
+      <w:r>
+        <w:rPr>
+          <w:rFonts w:hint="eastAsia"/>
+          <w:sz w:val="20"/>
+          <w:szCs w:val="20"/>
+        </w:rPr>
+        <w:t>====</w:t>
+      </w:r>
+      <w:r>
+        <w:rPr>
+          <w:rFonts w:hint="eastAsia"/>
+          <w:sz w:val="20"/>
+          <w:szCs w:val="20"/>
+        </w:rPr>
+        <w:t>=</w:t>
+      </w:r>
+      <w:r>
+        <w:rPr>
+          <w:rFonts w:hint="eastAsia"/>
+          <w:sz w:val="20"/>
+          <w:szCs w:val="20"/>
+        </w:rPr>
+        <w:t>======</w:t>
       </w:r>
       <w:r>
         <w:rPr>
@@ -142,7 +206,27 @@
           <w:sz w:val="20"/>
           <w:szCs w:val="20"/>
         </w:rPr>
-        <w:t xml:space="preserve">                                                </w:t>
+        <w:t xml:space="preserve">                                             </w:t>
+      </w:r>
+      <w:r>
+        <w:rPr>
+          <w:rFonts w:hint="eastAsia"/>
+          <w:b/>
+          <w:bCs/>
+          <w:sz w:val="20"/>
+          <w:szCs w:val="20"/>
+        </w:rPr>
+        <w:t xml:space="preserve">                      </w:t>
+      </w:r>
+      <w:r>
+        <w:rPr>
+          <w:rFonts w:hint="eastAsia"/>
+          <w:b/>
+          <w:bCs/>
+          <w:sz w:val="20"/>
+          <w:szCs w:val="20"/>
+        </w:rPr>
+        <w:t xml:space="preserve">   </w:t>
       </w:r>
       <w:r>
         <w:rPr>
@@ -189,14 +273,17 @@
         <w:tblLook w:val="04A0" w:firstRow="1" w:lastRow="0" w:firstColumn="1" w:lastColumn="0" w:noHBand="0" w:noVBand="1"/>
       </w:tblPr>
       <w:tblGrid>
-        <w:gridCol w:w="2758"/>
-        <w:gridCol w:w="2759"/>
-        <w:gridCol w:w="2759"/>
+        <w:gridCol w:w="3470"/>
+        <w:gridCol w:w="3471"/>
+        <w:gridCol w:w="3471"/>
       </w:tblGrid>
       <w:tr>
+        <w:trPr>
+          <w:trHeight w:val="307"/>
+        </w:trPr>
         <w:tc>
           <w:tcPr>
-            <w:tcW w:w="2758" w:type="dxa"/>
+            <w:tcW w:w="3470" w:type="dxa"/>
           </w:tcPr>
           <w:p>
             <w:pPr>
@@ -236,7 +323,7 @@
         </w:tc>
         <w:tc>
           <w:tcPr>
-            <w:tcW w:w="2759" w:type="dxa"/>
+            <w:tcW w:w="3471" w:type="dxa"/>
           </w:tcPr>
           <w:p>
             <w:pPr>
@@ -271,7 +358,7 @@
         </w:tc>
         <w:tc>
           <w:tcPr>
-            <w:tcW w:w="2759" w:type="dxa"/>
+            <w:tcW w:w="3471" w:type="dxa"/>
           </w:tcPr>
           <w:p>
             <w:pPr>
@@ -315,10 +402,13 @@
         </w:tc>
       </w:tr>
       <w:tr>
+        <w:trPr>
+          <w:trHeight w:val="307"/>
+        </w:trPr>
         <w:tc>
           <w:tcPr>
-            <w:tcW w:w="2758" w:type="dxa"/>
-            <w:shd w:val="clear" w:color="auto" w:fill="FAE2D5" w:themeFill="accent2" w:themeFillTint="33"/>
+            <w:tcW w:w="3470" w:type="dxa"/>
+            <w:shd w:val="clear" w:color="auto" w:fill="F6C5AC" w:themeFill="accent2" w:themeFillTint="66"/>
           </w:tcPr>
           <w:p>
             <w:pPr>
@@ -353,8 +443,8 @@
         </w:tc>
         <w:tc>
           <w:tcPr>
-            <w:tcW w:w="2759" w:type="dxa"/>
-            <w:shd w:val="clear" w:color="auto" w:fill="FAE2D5" w:themeFill="accent2" w:themeFillTint="33"/>
+            <w:tcW w:w="3471" w:type="dxa"/>
+            <w:shd w:val="clear" w:color="auto" w:fill="F6C5AC" w:themeFill="accent2" w:themeFillTint="66"/>
           </w:tcPr>
           <w:p>
             <w:pPr>
@@ -408,8 +498,8 @@
         </w:tc>
         <w:tc>
           <w:tcPr>
-            <w:tcW w:w="2759" w:type="dxa"/>
-            <w:shd w:val="clear" w:color="auto" w:fill="FAE2D5" w:themeFill="accent2" w:themeFillTint="33"/>
+            <w:tcW w:w="3471" w:type="dxa"/>
+            <w:shd w:val="clear" w:color="auto" w:fill="F6C5AC" w:themeFill="accent2" w:themeFillTint="66"/>
           </w:tcPr>
           <w:p>
             <w:pPr>
@@ -453,10 +543,13 @@
         </w:tc>
       </w:tr>
       <w:tr>
+        <w:trPr>
+          <w:trHeight w:val="296"/>
+        </w:trPr>
         <w:tc>
           <w:tcPr>
-            <w:tcW w:w="2758" w:type="dxa"/>
-            <w:shd w:val="clear" w:color="auto" w:fill="FAE2D5" w:themeFill="accent2" w:themeFillTint="33"/>
+            <w:tcW w:w="3470" w:type="dxa"/>
+            <w:shd w:val="clear" w:color="auto" w:fill="F6C5AC" w:themeFill="accent2" w:themeFillTint="66"/>
           </w:tcPr>
           <w:p>
             <w:pPr>
@@ -492,8 +585,8 @@
         </w:tc>
         <w:tc>
           <w:tcPr>
-            <w:tcW w:w="2759" w:type="dxa"/>
-            <w:shd w:val="clear" w:color="auto" w:fill="DAE9F7" w:themeFill="text2" w:themeFillTint="1A"/>
+            <w:tcW w:w="3471" w:type="dxa"/>
+            <w:shd w:val="clear" w:color="auto" w:fill="C1E4F5" w:themeFill="accent1" w:themeFillTint="33"/>
           </w:tcPr>
           <w:p>
             <w:pPr>
@@ -529,8 +622,8 @@
         </w:tc>
         <w:tc>
           <w:tcPr>
-            <w:tcW w:w="2759" w:type="dxa"/>
-            <w:shd w:val="clear" w:color="auto" w:fill="FAE2D5" w:themeFill="accent2" w:themeFillTint="33"/>
+            <w:tcW w:w="3471" w:type="dxa"/>
+            <w:shd w:val="clear" w:color="auto" w:fill="F6C5AC" w:themeFill="accent2" w:themeFillTint="66"/>
           </w:tcPr>
           <w:p>
             <w:pPr>
@@ -610,14 +703,17 @@
         <w:tblLook w:val="04A0" w:firstRow="1" w:lastRow="0" w:firstColumn="1" w:lastColumn="0" w:noHBand="0" w:noVBand="1"/>
       </w:tblPr>
       <w:tblGrid>
-        <w:gridCol w:w="2395"/>
-        <w:gridCol w:w="3544"/>
-        <w:gridCol w:w="2337"/>
+        <w:gridCol w:w="3009"/>
+        <w:gridCol w:w="4454"/>
+        <w:gridCol w:w="2937"/>
       </w:tblGrid>
       <w:tr>
+        <w:trPr>
+          <w:trHeight w:val="314"/>
+        </w:trPr>
         <w:tc>
           <w:tcPr>
-            <w:tcW w:w="2395" w:type="dxa"/>
+            <w:tcW w:w="3009" w:type="dxa"/>
           </w:tcPr>
           <w:p>
             <w:pPr>
@@ -651,7 +747,7 @@
         </w:tc>
         <w:tc>
           <w:tcPr>
-            <w:tcW w:w="3544" w:type="dxa"/>
+            <w:tcW w:w="4454" w:type="dxa"/>
             <w:shd w:val="clear" w:color="auto" w:fill="C1F0C7" w:themeFill="accent3" w:themeFillTint="33"/>
           </w:tcPr>
           <w:p>
@@ -698,8 +794,8 @@
         </w:tc>
         <w:tc>
           <w:tcPr>
-            <w:tcW w:w="2337" w:type="dxa"/>
-            <w:shd w:val="clear" w:color="auto" w:fill="DAE9F7" w:themeFill="text2" w:themeFillTint="1A"/>
+            <w:tcW w:w="2937" w:type="dxa"/>
+            <w:shd w:val="clear" w:color="auto" w:fill="C1E4F5" w:themeFill="accent1" w:themeFillTint="33"/>
           </w:tcPr>
           <w:p>
             <w:pPr>
@@ -791,15 +887,18 @@
         <w:tblLook w:val="04A0" w:firstRow="1" w:lastRow="0" w:firstColumn="1" w:lastColumn="0" w:noHBand="0" w:noVBand="1"/>
       </w:tblPr>
       <w:tblGrid>
-        <w:gridCol w:w="2069"/>
-        <w:gridCol w:w="2069"/>
-        <w:gridCol w:w="2069"/>
-        <w:gridCol w:w="2069"/>
+        <w:gridCol w:w="2598"/>
+        <w:gridCol w:w="2599"/>
+        <w:gridCol w:w="2598"/>
+        <w:gridCol w:w="2599"/>
       </w:tblGrid>
       <w:tr>
+        <w:trPr>
+          <w:trHeight w:val="318"/>
+        </w:trPr>
         <w:tc>
           <w:tcPr>
-            <w:tcW w:w="4138" w:type="dxa"/>
+            <w:tcW w:w="5197" w:type="dxa"/>
             <w:gridSpan w:val="2"/>
             <w:tcBorders>
               <w:top w:val="single" w:sz="12" w:space="0" w:color="auto"/>
@@ -833,7 +932,7 @@
         </w:tc>
         <w:tc>
           <w:tcPr>
-            <w:tcW w:w="4138" w:type="dxa"/>
+            <w:tcW w:w="5197" w:type="dxa"/>
             <w:gridSpan w:val="2"/>
             <w:tcBorders>
               <w:top w:val="single" w:sz="12" w:space="0" w:color="auto"/>
@@ -901,9 +1000,12 @@
         </w:tc>
       </w:tr>
       <w:tr>
+        <w:trPr>
+          <w:trHeight w:val="309"/>
+        </w:trPr>
         <w:tc>
           <w:tcPr>
-            <w:tcW w:w="2069" w:type="dxa"/>
+            <w:tcW w:w="2598" w:type="dxa"/>
             <w:tcBorders>
               <w:left w:val="single" w:sz="12" w:space="0" w:color="auto"/>
               <w:bottom w:val="single" w:sz="12" w:space="0" w:color="auto"/>
@@ -941,7 +1043,7 @@
         </w:tc>
         <w:tc>
           <w:tcPr>
-            <w:tcW w:w="2069" w:type="dxa"/>
+            <w:tcW w:w="2598" w:type="dxa"/>
             <w:tcBorders>
               <w:bottom w:val="single" w:sz="12" w:space="0" w:color="auto"/>
             </w:tcBorders>
@@ -978,11 +1080,11 @@
         </w:tc>
         <w:tc>
           <w:tcPr>
-            <w:tcW w:w="2069" w:type="dxa"/>
+            <w:tcW w:w="2598" w:type="dxa"/>
             <w:tcBorders>
               <w:bottom w:val="single" w:sz="12" w:space="0" w:color="auto"/>
             </w:tcBorders>
-            <w:shd w:val="clear" w:color="auto" w:fill="DAE9F7" w:themeFill="text2" w:themeFillTint="1A"/>
+            <w:shd w:val="clear" w:color="auto" w:fill="C1E4F5" w:themeFill="accent1" w:themeFillTint="33"/>
           </w:tcPr>
           <w:p>
             <w:pPr>
@@ -1016,11 +1118,11 @@
         </w:tc>
         <w:tc>
           <w:tcPr>
-            <w:tcW w:w="2069" w:type="dxa"/>
+            <w:tcW w:w="2598" w:type="dxa"/>
             <w:tcBorders>
               <w:right w:val="single" w:sz="12" w:space="0" w:color="auto"/>
             </w:tcBorders>
-            <w:shd w:val="clear" w:color="auto" w:fill="DAE9F7" w:themeFill="text2" w:themeFillTint="1A"/>
+            <w:shd w:val="clear" w:color="auto" w:fill="C1E4F5" w:themeFill="accent1" w:themeFillTint="33"/>
           </w:tcPr>
           <w:p>
             <w:pPr>
@@ -1054,9 +1156,12 @@
         </w:tc>
       </w:tr>
       <w:tr>
+        <w:trPr>
+          <w:trHeight w:val="318"/>
+        </w:trPr>
         <w:tc>
           <w:tcPr>
-            <w:tcW w:w="4138" w:type="dxa"/>
+            <w:tcW w:w="5197" w:type="dxa"/>
             <w:gridSpan w:val="2"/>
             <w:tcBorders>
               <w:top w:val="single" w:sz="12" w:space="0" w:color="auto"/>
@@ -1090,7 +1195,7 @@
         </w:tc>
         <w:tc>
           <w:tcPr>
-            <w:tcW w:w="4138" w:type="dxa"/>
+            <w:tcW w:w="5197" w:type="dxa"/>
             <w:gridSpan w:val="2"/>
             <w:tcBorders>
               <w:top w:val="single" w:sz="12" w:space="0" w:color="auto"/>
@@ -1172,9 +1277,12 @@
         </w:tc>
       </w:tr>
       <w:tr>
+        <w:trPr>
+          <w:trHeight w:val="309"/>
+        </w:trPr>
         <w:tc>
           <w:tcPr>
-            <w:tcW w:w="2069" w:type="dxa"/>
+            <w:tcW w:w="2598" w:type="dxa"/>
             <w:tcBorders>
               <w:left w:val="single" w:sz="12" w:space="0" w:color="auto"/>
               <w:bottom w:val="single" w:sz="12" w:space="0" w:color="auto"/>
@@ -1221,7 +1329,7 @@
         </w:tc>
         <w:tc>
           <w:tcPr>
-            <w:tcW w:w="2069" w:type="dxa"/>
+            <w:tcW w:w="2598" w:type="dxa"/>
             <w:tcBorders>
               <w:bottom w:val="single" w:sz="12" w:space="0" w:color="auto"/>
             </w:tcBorders>
@@ -1267,11 +1375,11 @@
         </w:tc>
         <w:tc>
           <w:tcPr>
-            <w:tcW w:w="2069" w:type="dxa"/>
+            <w:tcW w:w="2598" w:type="dxa"/>
             <w:tcBorders>
               <w:bottom w:val="single" w:sz="12" w:space="0" w:color="auto"/>
             </w:tcBorders>
-            <w:shd w:val="clear" w:color="auto" w:fill="DAE9F7" w:themeFill="text2" w:themeFillTint="1A"/>
+            <w:shd w:val="clear" w:color="auto" w:fill="C1E4F5" w:themeFill="accent1" w:themeFillTint="33"/>
           </w:tcPr>
           <w:p>
             <w:pPr>
@@ -1314,12 +1422,12 @@
         </w:tc>
         <w:tc>
           <w:tcPr>
-            <w:tcW w:w="2069" w:type="dxa"/>
+            <w:tcW w:w="2598" w:type="dxa"/>
             <w:tcBorders>
               <w:bottom w:val="single" w:sz="12" w:space="0" w:color="auto"/>
               <w:right w:val="single" w:sz="12" w:space="0" w:color="auto"/>
             </w:tcBorders>
-            <w:shd w:val="clear" w:color="auto" w:fill="DAE9F7" w:themeFill="text2" w:themeFillTint="1A"/>
+            <w:shd w:val="clear" w:color="auto" w:fill="C1E4F5" w:themeFill="accent1" w:themeFillTint="33"/>
           </w:tcPr>
           <w:p>
             <w:pPr>
@@ -1362,9 +1470,12 @@
         </w:tc>
       </w:tr>
       <w:tr>
+        <w:trPr>
+          <w:trHeight w:val="318"/>
+        </w:trPr>
         <w:tc>
           <w:tcPr>
-            <w:tcW w:w="4138" w:type="dxa"/>
+            <w:tcW w:w="5197" w:type="dxa"/>
             <w:gridSpan w:val="2"/>
             <w:tcBorders>
               <w:top w:val="single" w:sz="12" w:space="0" w:color="auto"/>
@@ -1395,7 +1506,7 @@
         </w:tc>
         <w:tc>
           <w:tcPr>
-            <w:tcW w:w="4138" w:type="dxa"/>
+            <w:tcW w:w="5197" w:type="dxa"/>
             <w:gridSpan w:val="2"/>
             <w:tcBorders>
               <w:top w:val="single" w:sz="12" w:space="0" w:color="auto"/>
@@ -1509,12 +1620,32 @@
       </w:r>
       <w:r>
         <w:rPr>
-          <w:b/>
-          <w:bCs/>
-          <w:sz w:val="20"/>
-          <w:szCs w:val="20"/>
-        </w:rPr>
-        <w:t xml:space="preserve"> 娱乐功能</w:t>
+          <w:rFonts w:ascii="Cambria Math" w:hAnsi="Cambria Math" w:cs="Cambria Math" w:hint="eastAsia"/>
+          <w:b/>
+          <w:bCs/>
+          <w:sz w:val="20"/>
+          <w:szCs w:val="20"/>
+        </w:rPr>
+        <w:t xml:space="preserve"> </w:t>
+      </w:r>
+      <w:r>
+        <w:rPr>
+          <w:rFonts w:hint="eastAsia"/>
+          <w:b/>
+          <w:bCs/>
+          <w:sz w:val="20"/>
+          <w:szCs w:val="20"/>
+        </w:rPr>
+        <w:t>个人</w:t>
+      </w:r>
+      <w:r>
+        <w:rPr>
+          <w:b/>
+          <w:bCs/>
+          <w:sz w:val="20"/>
+          <w:szCs w:val="20"/>
+        </w:rPr>
+        <w:t>功能</w:t>
       </w:r>
     </w:p>
     <w:tbl>
@@ -1530,18 +1661,17 @@
         <w:tblLook w:val="04A0" w:firstRow="1" w:lastRow="0" w:firstColumn="1" w:lastColumn="0" w:noHBand="0" w:noVBand="1"/>
       </w:tblPr>
       <w:tblGrid>
-        <w:gridCol w:w="2067"/>
-        <w:gridCol w:w="689"/>
-        <w:gridCol w:w="1379"/>
-        <w:gridCol w:w="1380"/>
-        <w:gridCol w:w="688"/>
-        <w:gridCol w:w="2073"/>
+        <w:gridCol w:w="3462"/>
+        <w:gridCol w:w="3462"/>
+        <w:gridCol w:w="3464"/>
       </w:tblGrid>
       <w:tr>
+        <w:trPr>
+          <w:trHeight w:val="320"/>
+        </w:trPr>
         <w:tc>
           <w:tcPr>
-            <w:tcW w:w="2758" w:type="dxa"/>
-            <w:gridSpan w:val="2"/>
+            <w:tcW w:w="3462" w:type="dxa"/>
             <w:tcBorders>
               <w:bottom w:val="single" w:sz="4" w:space="0" w:color="auto"/>
             </w:tcBorders>
@@ -1590,8 +1720,7 @@
         </w:tc>
         <w:tc>
           <w:tcPr>
-            <w:tcW w:w="2759" w:type="dxa"/>
-            <w:gridSpan w:val="2"/>
+            <w:tcW w:w="3462" w:type="dxa"/>
             <w:tcBorders>
               <w:bottom w:val="single" w:sz="4" w:space="0" w:color="auto"/>
             </w:tcBorders>
@@ -1634,8 +1763,7 @@
         </w:tc>
         <w:tc>
           <w:tcPr>
-            <w:tcW w:w="2759" w:type="dxa"/>
-            <w:gridSpan w:val="2"/>
+            <w:tcW w:w="3464" w:type="dxa"/>
             <w:tcBorders>
               <w:bottom w:val="single" w:sz="4" w:space="0" w:color="auto"/>
             </w:tcBorders>
@@ -1682,10 +1810,12 @@
         </w:tc>
       </w:tr>
       <w:tr>
+        <w:trPr>
+          <w:trHeight w:val="311"/>
+        </w:trPr>
         <w:tc>
           <w:tcPr>
-            <w:tcW w:w="2757" w:type="dxa"/>
-            <w:gridSpan w:val="2"/>
+            <w:tcW w:w="3462" w:type="dxa"/>
             <w:tcBorders>
               <w:top w:val="single" w:sz="4" w:space="0" w:color="auto"/>
               <w:bottom w:val="single" w:sz="12" w:space="0" w:color="auto"/>
@@ -1747,8 +1877,7 @@
         </w:tc>
         <w:tc>
           <w:tcPr>
-            <w:tcW w:w="2758" w:type="dxa"/>
-            <w:gridSpan w:val="2"/>
+            <w:tcW w:w="3462" w:type="dxa"/>
             <w:tcBorders>
               <w:top w:val="single" w:sz="4" w:space="0" w:color="auto"/>
               <w:bottom w:val="single" w:sz="12" w:space="0" w:color="auto"/>
@@ -1782,17 +1911,7 @@
                 <w:sz w:val="20"/>
                 <w:szCs w:val="20"/>
               </w:rPr>
-              <w:t xml:space="preserve"> </w:t>
-            </w:r>
-            <w:r>
-              <w:rPr>
-                <w:rFonts w:hint="eastAsia"/>
-                <w:b/>
-                <w:bCs/>
-                <w:sz w:val="20"/>
-                <w:szCs w:val="20"/>
-              </w:rPr>
-              <w:t xml:space="preserve"> </w:t>
+              <w:t xml:space="preserve">  </w:t>
             </w:r>
             <w:r>
               <w:rPr>
@@ -1806,8 +1925,7 @@
         </w:tc>
         <w:tc>
           <w:tcPr>
-            <w:tcW w:w="2761" w:type="dxa"/>
-            <w:gridSpan w:val="2"/>
+            <w:tcW w:w="3464" w:type="dxa"/>
             <w:tcBorders>
               <w:top w:val="single" w:sz="4" w:space="0" w:color="auto"/>
               <w:bottom w:val="single" w:sz="12" w:space="0" w:color="auto"/>
@@ -1831,17 +1949,7 @@
                 <w:sz w:val="20"/>
                 <w:szCs w:val="20"/>
               </w:rPr>
-              <w:t xml:space="preserve">Sell </w:t>
-            </w:r>
-            <w:r>
-              <w:rPr>
-                <w:rFonts w:hint="eastAsia"/>
-                <w:b/>
-                <w:bCs/>
-                <w:sz w:val="20"/>
-                <w:szCs w:val="20"/>
-              </w:rPr>
-              <w:t xml:space="preserve"> </w:t>
+              <w:t xml:space="preserve">Sell  </w:t>
             </w:r>
             <w:r>
               <w:rPr>
@@ -1850,337 +1958,6 @@
                 <w:szCs w:val="20"/>
               </w:rPr>
               <w:t>出售</w:t>
-            </w:r>
-          </w:p>
-        </w:tc>
-      </w:tr>
-      <w:tr>
-        <w:tc>
-          <w:tcPr>
-            <w:tcW w:w="2068" w:type="dxa"/>
-            <w:tcBorders>
-              <w:top w:val="single" w:sz="12" w:space="0" w:color="auto"/>
-              <w:bottom w:val="single" w:sz="4" w:space="0" w:color="auto"/>
-            </w:tcBorders>
-          </w:tcPr>
-          <w:p>
-            <w:pPr>
-              <w:rPr>
-                <w:rFonts w:hint="eastAsia"/>
-                <w:b/>
-                <w:bCs/>
-                <w:sz w:val="20"/>
-                <w:szCs w:val="20"/>
-              </w:rPr>
-            </w:pPr>
-            <w:r>
-              <w:rPr>
-                <w:rFonts w:hint="eastAsia"/>
-                <w:b/>
-                <w:bCs/>
-                <w:sz w:val="20"/>
-                <w:szCs w:val="20"/>
-              </w:rPr>
-              <w:t>Draw</w:t>
-            </w:r>
-            <w:r>
-              <w:rPr>
-                <w:rFonts w:hint="eastAsia"/>
-                <w:sz w:val="20"/>
-                <w:szCs w:val="20"/>
-              </w:rPr>
-              <w:t xml:space="preserve">  抽奖</w:t>
-            </w:r>
-          </w:p>
-        </w:tc>
-        <w:tc>
-          <w:tcPr>
-            <w:tcW w:w="2069" w:type="dxa"/>
-            <w:gridSpan w:val="2"/>
-            <w:tcBorders>
-              <w:top w:val="single" w:sz="12" w:space="0" w:color="auto"/>
-              <w:bottom w:val="single" w:sz="4" w:space="0" w:color="auto"/>
-            </w:tcBorders>
-          </w:tcPr>
-          <w:p>
-            <w:pPr>
-              <w:rPr>
-                <w:rFonts w:hint="eastAsia"/>
-                <w:b/>
-                <w:bCs/>
-                <w:sz w:val="20"/>
-                <w:szCs w:val="20"/>
-              </w:rPr>
-            </w:pPr>
-            <w:r>
-              <w:rPr>
-                <w:rFonts w:hint="eastAsia"/>
-                <w:b/>
-                <w:bCs/>
-                <w:sz w:val="20"/>
-                <w:szCs w:val="20"/>
-                <w:u w:val="double"/>
-              </w:rPr>
-              <w:t>Anime</w:t>
-            </w:r>
-            <w:r>
-              <w:rPr>
-                <w:rFonts w:hint="eastAsia"/>
-                <w:sz w:val="20"/>
-                <w:szCs w:val="20"/>
-              </w:rPr>
-              <w:t xml:space="preserve">  二次元</w:t>
-            </w:r>
-          </w:p>
-        </w:tc>
-        <w:tc>
-          <w:tcPr>
-            <w:tcW w:w="2068" w:type="dxa"/>
-            <w:gridSpan w:val="2"/>
-            <w:tcBorders>
-              <w:top w:val="single" w:sz="12" w:space="0" w:color="auto"/>
-              <w:bottom w:val="single" w:sz="4" w:space="0" w:color="auto"/>
-            </w:tcBorders>
-          </w:tcPr>
-          <w:p>
-            <w:pPr>
-              <w:rPr>
-                <w:rFonts w:hint="eastAsia"/>
-                <w:b/>
-                <w:bCs/>
-                <w:sz w:val="20"/>
-                <w:szCs w:val="20"/>
-              </w:rPr>
-            </w:pPr>
-            <w:r>
-              <w:rPr>
-                <w:rFonts w:hint="eastAsia"/>
-                <w:b/>
-                <w:bCs/>
-                <w:sz w:val="20"/>
-                <w:szCs w:val="20"/>
-              </w:rPr>
-              <w:t>Bread</w:t>
-            </w:r>
-            <w:r>
-              <w:rPr>
-                <w:rFonts w:hint="eastAsia"/>
-                <w:sz w:val="20"/>
-                <w:szCs w:val="20"/>
-              </w:rPr>
-              <w:t xml:space="preserve">  面包</w:t>
-            </w:r>
-          </w:p>
-        </w:tc>
-        <w:tc>
-          <w:tcPr>
-            <w:tcW w:w="2071" w:type="dxa"/>
-            <w:tcBorders>
-              <w:top w:val="single" w:sz="12" w:space="0" w:color="auto"/>
-              <w:bottom w:val="single" w:sz="4" w:space="0" w:color="auto"/>
-            </w:tcBorders>
-          </w:tcPr>
-          <w:p>
-            <w:pPr>
-              <w:rPr>
-                <w:rFonts w:hint="eastAsia"/>
-                <w:b/>
-                <w:bCs/>
-                <w:sz w:val="20"/>
-                <w:szCs w:val="20"/>
-              </w:rPr>
-            </w:pPr>
-            <w:r>
-              <w:rPr>
-                <w:rFonts w:hint="eastAsia"/>
-                <w:b/>
-                <w:bCs/>
-                <w:sz w:val="20"/>
-                <w:szCs w:val="20"/>
-                <w:u w:val="double"/>
-              </w:rPr>
-              <w:t>Convert</w:t>
-            </w:r>
-            <w:r>
-              <w:rPr>
-                <w:rFonts w:hint="eastAsia"/>
-                <w:b/>
-                <w:bCs/>
-                <w:sz w:val="20"/>
-                <w:szCs w:val="20"/>
-              </w:rPr>
-              <w:t xml:space="preserve">  </w:t>
-            </w:r>
-            <w:r>
-              <w:rPr>
-                <w:rFonts w:hint="eastAsia"/>
-                <w:sz w:val="20"/>
-                <w:szCs w:val="20"/>
-              </w:rPr>
-              <w:t>图像处理</w:t>
-            </w:r>
-          </w:p>
-        </w:tc>
-      </w:tr>
-      <w:tr>
-        <w:tc>
-          <w:tcPr>
-            <w:tcW w:w="4137" w:type="dxa"/>
-            <w:gridSpan w:val="3"/>
-          </w:tcPr>
-          <w:p>
-            <w:pPr>
-              <w:rPr>
-                <w:rFonts w:hint="eastAsia"/>
-                <w:b/>
-                <w:bCs/>
-                <w:sz w:val="20"/>
-                <w:szCs w:val="20"/>
-              </w:rPr>
-            </w:pPr>
-            <w:r>
-              <w:rPr>
-                <w:rFonts w:hint="eastAsia"/>
-                <w:b/>
-                <w:bCs/>
-                <w:sz w:val="20"/>
-                <w:szCs w:val="20"/>
-              </w:rPr>
-              <w:t>Wife</w:t>
-            </w:r>
-            <w:r>
-              <w:rPr>
-                <w:rFonts w:hint="eastAsia"/>
-                <w:sz w:val="20"/>
-                <w:szCs w:val="20"/>
-              </w:rPr>
-              <w:t xml:space="preserve">  今日老婆 </w:t>
-            </w:r>
-            <w:r>
-              <w:rPr>
-                <w:rFonts w:hint="eastAsia"/>
-                <w:sz w:val="20"/>
-                <w:szCs w:val="20"/>
-              </w:rPr>
-              <w:t xml:space="preserve">    [</w:t>
-            </w:r>
-            <w:r>
-              <w:rPr>
-                <w:rFonts w:hint="eastAsia"/>
-                <w:sz w:val="20"/>
-                <w:szCs w:val="20"/>
-              </w:rPr>
-              <w:t>群友/</w:t>
-            </w:r>
-            <w:r>
-              <w:rPr>
-                <w:rFonts w:hint="eastAsia"/>
-                <w:sz w:val="20"/>
-                <w:szCs w:val="20"/>
-              </w:rPr>
-              <w:t>指定</w:t>
-            </w:r>
-            <w:r>
-              <w:rPr>
-                <w:rFonts w:hint="eastAsia"/>
-                <w:sz w:val="20"/>
-                <w:szCs w:val="20"/>
-              </w:rPr>
-              <w:t>二次元</w:t>
-            </w:r>
-            <w:r>
-              <w:rPr>
-                <w:rFonts w:hint="eastAsia"/>
-                <w:sz w:val="20"/>
-                <w:szCs w:val="20"/>
-              </w:rPr>
-              <w:t>作品]</w:t>
-            </w:r>
-          </w:p>
-        </w:tc>
-        <w:tc>
-          <w:tcPr>
-            <w:tcW w:w="4139" w:type="dxa"/>
-            <w:gridSpan w:val="3"/>
-          </w:tcPr>
-          <w:p>
-            <w:pPr>
-              <w:rPr>
-                <w:rFonts w:hint="eastAsia"/>
-                <w:b/>
-                <w:bCs/>
-                <w:sz w:val="20"/>
-                <w:szCs w:val="20"/>
-              </w:rPr>
-            </w:pPr>
-            <w:r>
-              <w:rPr>
-                <w:rFonts w:hint="eastAsia"/>
-                <w:b/>
-                <w:bCs/>
-                <w:sz w:val="20"/>
-                <w:szCs w:val="20"/>
-                <w:u w:val="double"/>
-              </w:rPr>
-              <w:t>Guess</w:t>
-            </w:r>
-            <w:r>
-              <w:rPr>
-                <w:rFonts w:hint="eastAsia"/>
-                <w:b/>
-                <w:bCs/>
-                <w:sz w:val="20"/>
-                <w:szCs w:val="20"/>
-              </w:rPr>
-              <w:t xml:space="preserve"> </w:t>
-            </w:r>
-            <w:r>
-              <w:rPr>
-                <w:rFonts w:hint="eastAsia"/>
-                <w:sz w:val="20"/>
-                <w:szCs w:val="20"/>
-              </w:rPr>
-              <w:t xml:space="preserve"> 猜角色 </w:t>
-            </w:r>
-            <w:r>
-              <w:rPr>
-                <w:rFonts w:hint="eastAsia"/>
-                <w:sz w:val="20"/>
-                <w:szCs w:val="20"/>
-              </w:rPr>
-              <w:t xml:space="preserve">       </w:t>
-            </w:r>
-            <w:r>
-              <w:rPr>
-                <w:rFonts w:hint="eastAsia"/>
-                <w:sz w:val="20"/>
-                <w:szCs w:val="20"/>
-              </w:rPr>
-              <w:t xml:space="preserve">  </w:t>
-            </w:r>
-            <w:r>
-              <w:rPr>
-                <w:rFonts w:hint="eastAsia"/>
-                <w:sz w:val="20"/>
-                <w:szCs w:val="20"/>
-              </w:rPr>
-              <w:t>[</w:t>
-            </w:r>
-            <w:r>
-              <w:rPr>
-                <w:rFonts w:hint="eastAsia"/>
-                <w:sz w:val="20"/>
-                <w:szCs w:val="20"/>
-              </w:rPr>
-              <w:t>目前有明日方舟</w:t>
-            </w:r>
-            <w:r>
-              <w:rPr>
-                <w:rFonts w:hint="eastAsia"/>
-                <w:sz w:val="20"/>
-                <w:szCs w:val="20"/>
-              </w:rPr>
-              <w:t>]</w:t>
             </w:r>
           </w:p>
         </w:tc>
@@ -2209,34 +1986,12 @@
       </w:r>
       <w:r>
         <w:rPr>
-          <w:rFonts w:ascii="Cambria Math" w:hAnsi="Cambria Math" w:cs="Cambria Math" w:hint="eastAsia"/>
-          <w:b/>
-          <w:bCs/>
-          <w:sz w:val="20"/>
-          <w:szCs w:val="20"/>
-        </w:rPr>
-        <w:t xml:space="preserve"> </w:t>
-      </w:r>
-      <w:proofErr w:type="gramStart"/>
-      <w:r>
-        <w:rPr>
-          <w:rFonts w:ascii="Cambria Math" w:hAnsi="Cambria Math" w:cs="Cambria Math" w:hint="eastAsia"/>
-          <w:b/>
-          <w:bCs/>
-          <w:sz w:val="20"/>
-          <w:szCs w:val="20"/>
-        </w:rPr>
-        <w:t>跨群游戏</w:t>
-      </w:r>
-      <w:proofErr w:type="gramEnd"/>
-      <w:r>
-        <w:rPr>
-          <w:b/>
-          <w:bCs/>
-          <w:sz w:val="20"/>
-          <w:szCs w:val="20"/>
-        </w:rPr>
-        <w:t>功能</w:t>
+          <w:b/>
+          <w:bCs/>
+          <w:sz w:val="20"/>
+          <w:szCs w:val="20"/>
+        </w:rPr>
+        <w:t xml:space="preserve"> 娱乐功能</w:t>
       </w:r>
     </w:p>
     <w:tbl>
@@ -2252,20 +2007,24 @@
         <w:tblLook w:val="04A0" w:firstRow="1" w:lastRow="0" w:firstColumn="1" w:lastColumn="0" w:noHBand="0" w:noVBand="1"/>
       </w:tblPr>
       <w:tblGrid>
-        <w:gridCol w:w="3671"/>
-        <w:gridCol w:w="2268"/>
-        <w:gridCol w:w="2337"/>
+        <w:gridCol w:w="3462"/>
+        <w:gridCol w:w="3462"/>
+        <w:gridCol w:w="3464"/>
       </w:tblGrid>
       <w:tr>
+        <w:trPr>
+          <w:trHeight w:val="320"/>
+        </w:trPr>
         <w:tc>
           <w:tcPr>
-            <w:tcW w:w="8276" w:type="dxa"/>
-            <w:gridSpan w:val="3"/>
-            <w:shd w:val="clear" w:color="auto" w:fill="000000" w:themeFill="text1"/>
+            <w:tcW w:w="3462" w:type="dxa"/>
+            <w:tcBorders>
+              <w:top w:val="single" w:sz="12" w:space="0" w:color="auto"/>
+              <w:bottom w:val="single" w:sz="4" w:space="0" w:color="auto"/>
+            </w:tcBorders>
           </w:tcPr>
           <w:p>
             <w:pPr>
-              <w:jc w:val="center"/>
               <w:rPr>
                 <w:rFonts w:hint="eastAsia"/>
                 <w:b/>
@@ -2282,20 +2041,144 @@
                 <w:sz w:val="20"/>
                 <w:szCs w:val="20"/>
               </w:rPr>
-              <w:t>基础操作</w:t>
+              <w:t>Draw</w:t>
+            </w:r>
+            <w:r>
+              <w:rPr>
+                <w:rFonts w:hint="eastAsia"/>
+                <w:sz w:val="20"/>
+                <w:szCs w:val="20"/>
+              </w:rPr>
+              <w:t xml:space="preserve">  抽奖</w:t>
+            </w:r>
+            <w:r>
+              <w:rPr>
+                <w:rFonts w:hint="eastAsia"/>
+                <w:sz w:val="20"/>
+                <w:szCs w:val="20"/>
+              </w:rPr>
+              <w:t xml:space="preserve">         [可</w:t>
+            </w:r>
+            <w:proofErr w:type="gramStart"/>
+            <w:r>
+              <w:rPr>
+                <w:rFonts w:hint="eastAsia"/>
+                <w:sz w:val="20"/>
+                <w:szCs w:val="20"/>
+              </w:rPr>
+              <w:t>指定抽数</w:t>
+            </w:r>
+            <w:proofErr w:type="gramEnd"/>
+            <w:r>
+              <w:rPr>
+                <w:rFonts w:hint="eastAsia"/>
+                <w:sz w:val="20"/>
+                <w:szCs w:val="20"/>
+              </w:rPr>
+              <w:t>]</w:t>
+            </w:r>
+          </w:p>
+        </w:tc>
+        <w:tc>
+          <w:tcPr>
+            <w:tcW w:w="3462" w:type="dxa"/>
+            <w:tcBorders>
+              <w:top w:val="single" w:sz="12" w:space="0" w:color="auto"/>
+              <w:bottom w:val="single" w:sz="4" w:space="0" w:color="auto"/>
+            </w:tcBorders>
+          </w:tcPr>
+          <w:p>
+            <w:pPr>
+              <w:rPr>
+                <w:rFonts w:hint="eastAsia"/>
+                <w:b/>
+                <w:bCs/>
+                <w:sz w:val="20"/>
+                <w:szCs w:val="20"/>
+              </w:rPr>
+            </w:pPr>
+            <w:r>
+              <w:rPr>
+                <w:rFonts w:hint="eastAsia"/>
+                <w:b/>
+                <w:bCs/>
+                <w:sz w:val="20"/>
+                <w:szCs w:val="20"/>
+                <w:u w:val="double"/>
+              </w:rPr>
+              <w:t>Anime</w:t>
+            </w:r>
+            <w:r>
+              <w:rPr>
+                <w:rFonts w:hint="eastAsia"/>
+                <w:sz w:val="20"/>
+                <w:szCs w:val="20"/>
+              </w:rPr>
+              <w:t xml:space="preserve">  二次元</w:t>
+            </w:r>
+            <w:r>
+              <w:rPr>
+                <w:rFonts w:hint="eastAsia"/>
+                <w:sz w:val="20"/>
+                <w:szCs w:val="20"/>
+              </w:rPr>
+              <w:t xml:space="preserve">    [不止二次元]</w:t>
+            </w:r>
+          </w:p>
+        </w:tc>
+        <w:tc>
+          <w:tcPr>
+            <w:tcW w:w="3464" w:type="dxa"/>
+            <w:tcBorders>
+              <w:top w:val="single" w:sz="12" w:space="0" w:color="auto"/>
+              <w:bottom w:val="single" w:sz="4" w:space="0" w:color="auto"/>
+            </w:tcBorders>
+          </w:tcPr>
+          <w:p>
+            <w:pPr>
+              <w:rPr>
+                <w:rFonts w:hint="eastAsia"/>
+                <w:b/>
+                <w:bCs/>
+                <w:sz w:val="20"/>
+                <w:szCs w:val="20"/>
+              </w:rPr>
+            </w:pPr>
+            <w:r>
+              <w:rPr>
+                <w:rFonts w:hint="eastAsia"/>
+                <w:b/>
+                <w:bCs/>
+                <w:sz w:val="20"/>
+                <w:szCs w:val="20"/>
+              </w:rPr>
+              <w:t>Bread</w:t>
+            </w:r>
+            <w:r>
+              <w:rPr>
+                <w:rFonts w:hint="eastAsia"/>
+                <w:sz w:val="20"/>
+                <w:szCs w:val="20"/>
+              </w:rPr>
+              <w:t xml:space="preserve">  面包           [容易刷屏]</w:t>
             </w:r>
           </w:p>
         </w:tc>
       </w:tr>
       <w:tr>
+        <w:trPr>
+          <w:trHeight w:val="311"/>
+        </w:trPr>
         <w:tc>
           <w:tcPr>
-            <w:tcW w:w="3671" w:type="dxa"/>
+            <w:tcW w:w="3462" w:type="dxa"/>
           </w:tcPr>
           <w:p>
             <w:pPr>
               <w:rPr>
                 <w:rFonts w:hint="eastAsia"/>
+                <w:b/>
+                <w:bCs/>
                 <w:sz w:val="20"/>
                 <w:szCs w:val="20"/>
               </w:rPr>
@@ -2308,60 +2191,45 @@
                 <w:sz w:val="20"/>
                 <w:szCs w:val="20"/>
               </w:rPr>
-              <w:t>Match</w:t>
-            </w:r>
-            <w:r>
-              <w:rPr>
-                <w:rFonts w:hint="eastAsia"/>
-                <w:b/>
-                <w:bCs/>
-                <w:sz w:val="20"/>
-                <w:szCs w:val="20"/>
-              </w:rPr>
-              <w:t>/</w:t>
-            </w:r>
-            <w:proofErr w:type="spellStart"/>
-            <w:r>
-              <w:rPr>
-                <w:rFonts w:hint="eastAsia"/>
-                <w:b/>
-                <w:bCs/>
-                <w:sz w:val="20"/>
-                <w:szCs w:val="20"/>
-              </w:rPr>
-              <w:t>DisMatch</w:t>
-            </w:r>
-            <w:proofErr w:type="spellEnd"/>
-            <w:r>
-              <w:rPr>
-                <w:rFonts w:hint="eastAsia"/>
-                <w:sz w:val="20"/>
-                <w:szCs w:val="20"/>
-              </w:rPr>
-              <w:t xml:space="preserve"> 匹配</w:t>
-            </w:r>
-            <w:r>
-              <w:rPr>
-                <w:rFonts w:hint="eastAsia"/>
-                <w:sz w:val="20"/>
-                <w:szCs w:val="20"/>
-              </w:rPr>
-              <w:t>/</w:t>
-            </w:r>
-            <w:r>
-              <w:rPr>
-                <w:rFonts w:hint="eastAsia"/>
-                <w:sz w:val="20"/>
-                <w:szCs w:val="20"/>
-              </w:rPr>
-              <w:t>取消匹配</w:t>
+              <w:t>Wife</w:t>
+            </w:r>
+            <w:r>
+              <w:rPr>
+                <w:rFonts w:hint="eastAsia"/>
+                <w:sz w:val="20"/>
+                <w:szCs w:val="20"/>
+              </w:rPr>
+              <w:t xml:space="preserve">  今日老婆</w:t>
+            </w:r>
+            <w:r>
+              <w:rPr>
+                <w:rFonts w:hint="eastAsia"/>
+                <w:sz w:val="20"/>
+                <w:szCs w:val="20"/>
+              </w:rPr>
+              <w:t xml:space="preserve">    [</w:t>
+            </w:r>
+            <w:r>
+              <w:rPr>
+                <w:rFonts w:hint="eastAsia"/>
+                <w:sz w:val="20"/>
+                <w:szCs w:val="20"/>
+              </w:rPr>
+              <w:t>群友/</w:t>
+            </w:r>
+            <w:r>
+              <w:rPr>
+                <w:rFonts w:hint="eastAsia"/>
+                <w:sz w:val="20"/>
+                <w:szCs w:val="20"/>
+              </w:rPr>
+              <w:t>指定作品]</w:t>
             </w:r>
           </w:p>
         </w:tc>
         <w:tc>
           <w:tcPr>
-            <w:tcW w:w="2268" w:type="dxa"/>
-            <w:shd w:val="clear" w:color="auto" w:fill="DAE9F7" w:themeFill="text2" w:themeFillTint="1A"/>
+            <w:tcW w:w="3462" w:type="dxa"/>
           </w:tcPr>
           <w:p>
             <w:pPr>
@@ -2373,18 +2241,17 @@
                 <w:szCs w:val="20"/>
               </w:rPr>
             </w:pPr>
-            <w:proofErr w:type="spellStart"/>
-            <w:r>
-              <w:rPr>
-                <w:rFonts w:hint="eastAsia"/>
-                <w:b/>
-                <w:bCs/>
-                <w:sz w:val="20"/>
-                <w:szCs w:val="20"/>
-              </w:rPr>
-              <w:t>FinishMatch</w:t>
-            </w:r>
-            <w:proofErr w:type="spellEnd"/>
+            <w:r>
+              <w:rPr>
+                <w:rFonts w:hint="eastAsia"/>
+                <w:b/>
+                <w:bCs/>
+                <w:sz w:val="20"/>
+                <w:szCs w:val="20"/>
+                <w:u w:val="double"/>
+              </w:rPr>
+              <w:t>Guess</w:t>
+            </w:r>
             <w:r>
               <w:rPr>
                 <w:rFonts w:hint="eastAsia"/>
@@ -2401,149 +2268,59 @@
                 <w:sz w:val="20"/>
                 <w:szCs w:val="20"/>
               </w:rPr>
-              <w:t>终止对局</w:t>
+              <w:t xml:space="preserve"> 猜角色 </w:t>
+            </w:r>
+            <w:r>
+              <w:rPr>
+                <w:rFonts w:hint="eastAsia"/>
+                <w:sz w:val="20"/>
+                <w:szCs w:val="20"/>
+              </w:rPr>
+              <w:t xml:space="preserve">  [</w:t>
+            </w:r>
+            <w:r>
+              <w:rPr>
+                <w:rFonts w:hint="eastAsia"/>
+                <w:sz w:val="20"/>
+                <w:szCs w:val="20"/>
+              </w:rPr>
+              <w:t>目前有明日方舟</w:t>
+            </w:r>
+            <w:r>
+              <w:rPr>
+                <w:rFonts w:hint="eastAsia"/>
+                <w:sz w:val="20"/>
+                <w:szCs w:val="20"/>
+              </w:rPr>
+              <w:t>]</w:t>
             </w:r>
           </w:p>
         </w:tc>
         <w:tc>
           <w:tcPr>
-            <w:tcW w:w="2337" w:type="dxa"/>
+            <w:tcW w:w="3464" w:type="dxa"/>
           </w:tcPr>
           <w:p>
             <w:pPr>
               <w:rPr>
                 <w:rFonts w:hint="eastAsia"/>
+                <w:b/>
+                <w:bCs/>
                 <w:sz w:val="20"/>
                 <w:szCs w:val="20"/>
               </w:rPr>
             </w:pPr>
-            <w:proofErr w:type="spellStart"/>
-            <w:r>
-              <w:rPr>
-                <w:rFonts w:hint="eastAsia"/>
-                <w:b/>
-                <w:bCs/>
-                <w:sz w:val="20"/>
-                <w:szCs w:val="20"/>
-              </w:rPr>
-              <w:t>RecentPlayer</w:t>
-            </w:r>
-            <w:proofErr w:type="spellEnd"/>
-            <w:r>
-              <w:rPr>
-                <w:rFonts w:hint="eastAsia"/>
-                <w:b/>
-                <w:bCs/>
-                <w:sz w:val="20"/>
-                <w:szCs w:val="20"/>
-              </w:rPr>
-              <w:t xml:space="preserve"> </w:t>
-            </w:r>
-            <w:r>
-              <w:rPr>
-                <w:rFonts w:hint="eastAsia"/>
-                <w:sz w:val="20"/>
-                <w:szCs w:val="20"/>
-              </w:rPr>
-              <w:t>最近玩家</w:t>
-            </w:r>
-          </w:p>
-        </w:tc>
-      </w:tr>
-      <w:tr>
-        <w:tc>
-          <w:tcPr>
-            <w:tcW w:w="8276" w:type="dxa"/>
-            <w:gridSpan w:val="3"/>
-            <w:shd w:val="clear" w:color="auto" w:fill="000000" w:themeFill="text1"/>
-          </w:tcPr>
-          <w:p>
-            <w:pPr>
-              <w:jc w:val="center"/>
-              <w:rPr>
-                <w:rFonts w:hint="eastAsia"/>
-                <w:b/>
-                <w:bCs/>
-                <w:sz w:val="20"/>
-                <w:szCs w:val="20"/>
-              </w:rPr>
-            </w:pPr>
-            <w:r>
-              <w:rPr>
-                <w:rFonts w:hint="eastAsia"/>
-                <w:b/>
-                <w:bCs/>
-                <w:sz w:val="20"/>
-                <w:szCs w:val="20"/>
-              </w:rPr>
-              <w:t>游戏列表</w:t>
-            </w:r>
-          </w:p>
-        </w:tc>
-      </w:tr>
-      <w:tr>
-        <w:tc>
-          <w:tcPr>
-            <w:tcW w:w="3671" w:type="dxa"/>
-          </w:tcPr>
-          <w:p>
-            <w:pPr>
-              <w:rPr>
-                <w:rFonts w:hint="eastAsia"/>
-                <w:b/>
-                <w:bCs/>
-                <w:sz w:val="20"/>
-                <w:szCs w:val="20"/>
-              </w:rPr>
-            </w:pPr>
-            <w:r>
-              <w:rPr>
-                <w:rFonts w:hint="eastAsia"/>
-                <w:b/>
-                <w:bCs/>
-                <w:sz w:val="20"/>
-                <w:szCs w:val="20"/>
-              </w:rPr>
-              <w:t xml:space="preserve">Looting  </w:t>
-            </w:r>
-            <w:proofErr w:type="gramStart"/>
-            <w:r>
-              <w:rPr>
-                <w:rFonts w:hint="eastAsia"/>
-                <w:sz w:val="20"/>
-                <w:szCs w:val="20"/>
-              </w:rPr>
-              <w:t>摸金</w:t>
-            </w:r>
-            <w:proofErr w:type="gramEnd"/>
-          </w:p>
-        </w:tc>
-        <w:tc>
-          <w:tcPr>
-            <w:tcW w:w="2268" w:type="dxa"/>
-          </w:tcPr>
-          <w:p>
-            <w:pPr>
-              <w:rPr>
-                <w:rFonts w:hint="eastAsia"/>
-                <w:b/>
-                <w:bCs/>
-                <w:sz w:val="20"/>
-                <w:szCs w:val="20"/>
-              </w:rPr>
-            </w:pPr>
-            <w:proofErr w:type="spellStart"/>
-            <w:r>
-              <w:rPr>
-                <w:rFonts w:hint="eastAsia"/>
-                <w:b/>
-                <w:bCs/>
-                <w:sz w:val="20"/>
-                <w:szCs w:val="20"/>
-              </w:rPr>
-              <w:t>Reversi</w:t>
-            </w:r>
-            <w:proofErr w:type="spellEnd"/>
+            <w:r>
+              <w:rPr>
+                <w:rFonts w:hint="eastAsia"/>
+                <w:b/>
+                <w:bCs/>
+                <w:sz w:val="20"/>
+                <w:szCs w:val="20"/>
+                <w:u w:val="double"/>
+              </w:rPr>
+              <w:t>Convert</w:t>
+            </w:r>
             <w:r>
               <w:rPr>
                 <w:rFonts w:hint="eastAsia"/>
@@ -2560,63 +2337,15 @@
                 <w:sz w:val="20"/>
                 <w:szCs w:val="20"/>
               </w:rPr>
-              <w:t>黑白棋</w:t>
-            </w:r>
-          </w:p>
-        </w:tc>
-        <w:tc>
-          <w:tcPr>
-            <w:tcW w:w="2337" w:type="dxa"/>
-          </w:tcPr>
-          <w:p>
-            <w:pPr>
-              <w:rPr>
-                <w:rFonts w:hint="eastAsia"/>
-                <w:b/>
-                <w:bCs/>
-                <w:sz w:val="20"/>
-                <w:szCs w:val="20"/>
-              </w:rPr>
-            </w:pPr>
-            <w:proofErr w:type="spellStart"/>
-            <w:r>
-              <w:rPr>
-                <w:rFonts w:hint="eastAsia"/>
-                <w:b/>
-                <w:bCs/>
-                <w:sz w:val="20"/>
-                <w:szCs w:val="20"/>
-              </w:rPr>
-              <w:t>TicTacToe</w:t>
-            </w:r>
-            <w:proofErr w:type="spellEnd"/>
-            <w:r>
-              <w:rPr>
-                <w:rFonts w:hint="eastAsia"/>
-                <w:b/>
-                <w:bCs/>
-                <w:sz w:val="20"/>
-                <w:szCs w:val="20"/>
-              </w:rPr>
-              <w:t xml:space="preserve"> </w:t>
-            </w:r>
-            <w:r>
-              <w:rPr>
-                <w:rFonts w:hint="eastAsia"/>
-                <w:b/>
-                <w:bCs/>
-                <w:sz w:val="20"/>
-                <w:szCs w:val="20"/>
-              </w:rPr>
-              <w:t xml:space="preserve"> </w:t>
-            </w:r>
-            <w:r>
-              <w:rPr>
-                <w:rFonts w:hint="eastAsia"/>
-                <w:sz w:val="20"/>
-                <w:szCs w:val="20"/>
-              </w:rPr>
-              <w:t>井字棋</w:t>
+              <w:t>图像处理</w:t>
+            </w:r>
+            <w:r>
+              <w:rPr>
+                <w:rFonts w:hint="eastAsia"/>
+                <w:sz w:val="20"/>
+                <w:szCs w:val="20"/>
+              </w:rPr>
+              <w:t xml:space="preserve">    [参数见详情]</w:t>
             </w:r>
           </w:p>
         </w:tc>
@@ -2645,14 +2374,26 @@
       </w:r>
       <w:r>
         <w:rPr>
-          <w:rFonts w:hint="eastAsia"/>
-          <w:b/>
-          <w:bCs/>
-          <w:sz w:val="20"/>
-          <w:szCs w:val="20"/>
-        </w:rPr>
-        <w:t xml:space="preserve"> 辅助</w:t>
-      </w:r>
+          <w:rFonts w:ascii="Cambria Math" w:hAnsi="Cambria Math" w:cs="Cambria Math" w:hint="eastAsia"/>
+          <w:b/>
+          <w:bCs/>
+          <w:sz w:val="20"/>
+          <w:szCs w:val="20"/>
+        </w:rPr>
+        <w:t xml:space="preserve"> </w:t>
+      </w:r>
+      <w:proofErr w:type="gramStart"/>
+      <w:r>
+        <w:rPr>
+          <w:rFonts w:ascii="Cambria Math" w:hAnsi="Cambria Math" w:cs="Cambria Math" w:hint="eastAsia"/>
+          <w:b/>
+          <w:bCs/>
+          <w:sz w:val="20"/>
+          <w:szCs w:val="20"/>
+        </w:rPr>
+        <w:t>跨群游戏</w:t>
+      </w:r>
+      <w:proofErr w:type="gramEnd"/>
       <w:r>
         <w:rPr>
           <w:b/>
@@ -2661,112 +2402,6 @@
           <w:szCs w:val="20"/>
         </w:rPr>
         <w:t>功能</w:t>
-      </w:r>
-    </w:p>
-    <w:tbl>
-      <w:tblPr>
-        <w:tblStyle w:val="ae"/>
-        <w:tblW w:w="0" w:type="auto"/>
-        <w:tblLook w:val="04A0" w:firstRow="1" w:lastRow="0" w:firstColumn="1" w:lastColumn="0" w:noHBand="0" w:noVBand="1"/>
-      </w:tblPr>
-      <w:tblGrid>
-        <w:gridCol w:w="8276"/>
-      </w:tblGrid>
-      <w:tr>
-        <w:tc>
-          <w:tcPr>
-            <w:tcW w:w="8296" w:type="dxa"/>
-            <w:tcBorders>
-              <w:top w:val="single" w:sz="12" w:space="0" w:color="auto"/>
-              <w:left w:val="single" w:sz="12" w:space="0" w:color="auto"/>
-              <w:bottom w:val="single" w:sz="12" w:space="0" w:color="auto"/>
-              <w:right w:val="single" w:sz="12" w:space="0" w:color="auto"/>
-            </w:tcBorders>
-          </w:tcPr>
-          <w:p>
-            <w:pPr>
-              <w:rPr>
-                <w:rFonts w:hint="eastAsia"/>
-                <w:sz w:val="20"/>
-                <w:szCs w:val="20"/>
-              </w:rPr>
-            </w:pPr>
-            <w:r>
-              <w:rPr>
-                <w:rFonts w:hint="eastAsia"/>
-                <w:b/>
-                <w:bCs/>
-                <w:sz w:val="20"/>
-                <w:szCs w:val="20"/>
-                <w:u w:val="double"/>
-              </w:rPr>
-              <w:t>PUBG</w:t>
-            </w:r>
-            <w:r>
-              <w:rPr>
-                <w:rFonts w:hint="eastAsia"/>
-                <w:sz w:val="20"/>
-                <w:szCs w:val="20"/>
-              </w:rPr>
-              <w:t xml:space="preserve">  获取</w:t>
-            </w:r>
-            <w:r>
-              <w:rPr>
-                <w:rFonts w:hint="eastAsia"/>
-                <w:sz w:val="20"/>
-                <w:szCs w:val="20"/>
-              </w:rPr>
-              <w:t>PUBG资源地图</w:t>
-            </w:r>
-            <w:r>
-              <w:rPr>
-                <w:rFonts w:hint="eastAsia"/>
-                <w:sz w:val="20"/>
-                <w:szCs w:val="20"/>
-              </w:rPr>
-              <w:t xml:space="preserve"> </w:t>
-            </w:r>
-            <w:r>
-              <w:rPr>
-                <w:rFonts w:hint="eastAsia"/>
-                <w:sz w:val="20"/>
-                <w:szCs w:val="20"/>
-              </w:rPr>
-              <w:t xml:space="preserve">                                     [参数为地图中文名]</w:t>
-            </w:r>
-          </w:p>
-        </w:tc>
-      </w:tr>
-    </w:tbl>
-    <w:p>
-      <w:pPr>
-        <w:spacing w:after="0" w:line="240" w:lineRule="auto"/>
-        <w:rPr>
-          <w:rFonts w:hint="eastAsia"/>
-          <w:b/>
-          <w:bCs/>
-          <w:sz w:val="20"/>
-          <w:szCs w:val="20"/>
-        </w:rPr>
-      </w:pPr>
-      <w:r>
-        <w:rPr>
-          <w:rFonts w:ascii="Cambria Math" w:hAnsi="Cambria Math" w:cs="Cambria Math"/>
-          <w:b/>
-          <w:bCs/>
-          <w:sz w:val="20"/>
-          <w:szCs w:val="20"/>
-        </w:rPr>
-        <w:t>◉</w:t>
-      </w:r>
-      <w:r>
-        <w:rPr>
-          <w:b/>
-          <w:bCs/>
-          <w:sz w:val="20"/>
-          <w:szCs w:val="20"/>
-        </w:rPr>
-        <w:t xml:space="preserve"> 管理功能</w:t>
       </w:r>
     </w:p>
     <w:tbl>
@@ -2782,59 +2417,104 @@
         <w:tblLook w:val="04A0" w:firstRow="1" w:lastRow="0" w:firstColumn="1" w:lastColumn="0" w:noHBand="0" w:noVBand="1"/>
       </w:tblPr>
       <w:tblGrid>
-        <w:gridCol w:w="2758"/>
-        <w:gridCol w:w="1380"/>
-        <w:gridCol w:w="1379"/>
-        <w:gridCol w:w="2759"/>
+        <w:gridCol w:w="2593"/>
+        <w:gridCol w:w="865"/>
+        <w:gridCol w:w="1729"/>
+        <w:gridCol w:w="1729"/>
+        <w:gridCol w:w="865"/>
+        <w:gridCol w:w="2594"/>
       </w:tblGrid>
       <w:tr>
+        <w:trPr>
+          <w:trHeight w:val="320"/>
+        </w:trPr>
         <w:tc>
           <w:tcPr>
-            <w:tcW w:w="4138" w:type="dxa"/>
-            <w:gridSpan w:val="2"/>
-            <w:shd w:val="clear" w:color="auto" w:fill="C1F0C7" w:themeFill="accent3" w:themeFillTint="33"/>
+            <w:tcW w:w="10375" w:type="dxa"/>
+            <w:gridSpan w:val="6"/>
+            <w:shd w:val="clear" w:color="auto" w:fill="000000" w:themeFill="text1"/>
           </w:tcPr>
           <w:p>
             <w:pPr>
-              <w:rPr>
-                <w:rFonts w:hint="eastAsia"/>
+              <w:jc w:val="center"/>
+              <w:rPr>
+                <w:rFonts w:hint="eastAsia"/>
+                <w:b/>
+                <w:bCs/>
                 <w:sz w:val="20"/>
                 <w:szCs w:val="20"/>
               </w:rPr>
             </w:pPr>
-            <w:proofErr w:type="spellStart"/>
-            <w:r>
-              <w:rPr>
-                <w:rFonts w:hint="eastAsia"/>
-                <w:b/>
-                <w:bCs/>
-                <w:sz w:val="20"/>
-                <w:szCs w:val="20"/>
-                <w:u w:val="double"/>
-              </w:rPr>
-              <w:t>AccessSet</w:t>
-            </w:r>
-            <w:proofErr w:type="spellEnd"/>
-            <w:r>
-              <w:rPr>
-                <w:rFonts w:hint="eastAsia"/>
-                <w:sz w:val="20"/>
-                <w:szCs w:val="20"/>
-              </w:rPr>
-              <w:t xml:space="preserve">  限权设置</w:t>
+            <w:r>
+              <w:rPr>
+                <w:rFonts w:hint="eastAsia"/>
+                <w:b/>
+                <w:bCs/>
+                <w:sz w:val="20"/>
+                <w:szCs w:val="20"/>
+              </w:rPr>
+              <w:t>基础操作</w:t>
+            </w:r>
+          </w:p>
+        </w:tc>
+      </w:tr>
+      <w:tr>
+        <w:trPr>
+          <w:trHeight w:val="311"/>
+        </w:trPr>
+        <w:tc>
+          <w:tcPr>
+            <w:tcW w:w="2593" w:type="dxa"/>
+          </w:tcPr>
+          <w:p>
+            <w:pPr>
+              <w:rPr>
+                <w:rFonts w:hint="eastAsia"/>
+                <w:sz w:val="20"/>
+                <w:szCs w:val="20"/>
+              </w:rPr>
+            </w:pPr>
+            <w:r>
+              <w:rPr>
+                <w:rFonts w:hint="eastAsia"/>
+                <w:b/>
+                <w:bCs/>
+                <w:sz w:val="20"/>
+                <w:szCs w:val="20"/>
+              </w:rPr>
+              <w:t>Match</w:t>
+            </w:r>
+            <w:r>
+              <w:rPr>
+                <w:rFonts w:hint="eastAsia"/>
+                <w:b/>
+                <w:bCs/>
+                <w:sz w:val="20"/>
+                <w:szCs w:val="20"/>
+              </w:rPr>
+              <w:t xml:space="preserve"> </w:t>
+            </w:r>
+            <w:r>
+              <w:rPr>
+                <w:rFonts w:hint="eastAsia"/>
+                <w:sz w:val="20"/>
+                <w:szCs w:val="20"/>
+              </w:rPr>
+              <w:t xml:space="preserve"> 匹配</w:t>
             </w:r>
           </w:p>
         </w:tc>
         <w:tc>
           <w:tcPr>
-            <w:tcW w:w="4138" w:type="dxa"/>
+            <w:tcW w:w="2594" w:type="dxa"/>
             <w:gridSpan w:val="2"/>
-            <w:shd w:val="clear" w:color="auto" w:fill="FAE2D5" w:themeFill="accent2" w:themeFillTint="33"/>
           </w:tcPr>
           <w:p>
             <w:pPr>
               <w:rPr>
                 <w:rFonts w:hint="eastAsia"/>
+                <w:b/>
+                <w:bCs/>
                 <w:sz w:val="20"/>
                 <w:szCs w:val="20"/>
               </w:rPr>
@@ -2847,37 +2527,162 @@
                 <w:bCs/>
                 <w:sz w:val="20"/>
                 <w:szCs w:val="20"/>
-                <w:u w:val="double"/>
-              </w:rPr>
-              <w:t>FuncC</w:t>
-            </w:r>
-            <w:r>
-              <w:rPr>
-                <w:rFonts w:hint="eastAsia"/>
-                <w:b/>
-                <w:bCs/>
-                <w:sz w:val="20"/>
-                <w:szCs w:val="20"/>
-                <w:u w:val="double"/>
-              </w:rPr>
-              <w:t>trl</w:t>
+              </w:rPr>
+              <w:t>DisMatch</w:t>
             </w:r>
             <w:proofErr w:type="spellEnd"/>
             <w:r>
               <w:rPr>
                 <w:rFonts w:hint="eastAsia"/>
-                <w:sz w:val="20"/>
-                <w:szCs w:val="20"/>
-              </w:rPr>
-              <w:t xml:space="preserve">  功能控制</w:t>
+                <w:b/>
+                <w:bCs/>
+                <w:sz w:val="20"/>
+                <w:szCs w:val="20"/>
+              </w:rPr>
+              <w:t xml:space="preserve">  </w:t>
+            </w:r>
+            <w:r>
+              <w:rPr>
+                <w:rFonts w:hint="eastAsia"/>
+                <w:sz w:val="20"/>
+                <w:szCs w:val="20"/>
+              </w:rPr>
+              <w:t>取消匹配</w:t>
+            </w:r>
+          </w:p>
+        </w:tc>
+        <w:tc>
+          <w:tcPr>
+            <w:tcW w:w="2594" w:type="dxa"/>
+            <w:gridSpan w:val="2"/>
+            <w:shd w:val="clear" w:color="auto" w:fill="C1E4F5" w:themeFill="accent1" w:themeFillTint="33"/>
+          </w:tcPr>
+          <w:p>
+            <w:pPr>
+              <w:rPr>
+                <w:rFonts w:hint="eastAsia"/>
+                <w:sz w:val="20"/>
+                <w:szCs w:val="20"/>
+              </w:rPr>
+            </w:pPr>
+            <w:proofErr w:type="spellStart"/>
+            <w:r>
+              <w:rPr>
+                <w:rFonts w:hint="eastAsia"/>
+                <w:b/>
+                <w:bCs/>
+                <w:sz w:val="20"/>
+                <w:szCs w:val="20"/>
+              </w:rPr>
+              <w:t>FinishMatch</w:t>
+            </w:r>
+            <w:proofErr w:type="spellEnd"/>
+            <w:r>
+              <w:rPr>
+                <w:rFonts w:hint="eastAsia"/>
+                <w:b/>
+                <w:bCs/>
+                <w:sz w:val="20"/>
+                <w:szCs w:val="20"/>
+              </w:rPr>
+              <w:t xml:space="preserve"> </w:t>
+            </w:r>
+            <w:r>
+              <w:rPr>
+                <w:rFonts w:hint="eastAsia"/>
+                <w:sz w:val="20"/>
+                <w:szCs w:val="20"/>
+              </w:rPr>
+              <w:t>终止对局</w:t>
+            </w:r>
+          </w:p>
+        </w:tc>
+        <w:tc>
+          <w:tcPr>
+            <w:tcW w:w="2594" w:type="dxa"/>
+          </w:tcPr>
+          <w:p>
+            <w:pPr>
+              <w:rPr>
+                <w:rFonts w:hint="eastAsia"/>
+                <w:sz w:val="20"/>
+                <w:szCs w:val="20"/>
+              </w:rPr>
+            </w:pPr>
+            <w:proofErr w:type="spellStart"/>
+            <w:r>
+              <w:rPr>
+                <w:rFonts w:hint="eastAsia"/>
+                <w:b/>
+                <w:bCs/>
+                <w:sz w:val="20"/>
+                <w:szCs w:val="20"/>
+              </w:rPr>
+              <w:t>RecentPlayer</w:t>
+            </w:r>
+            <w:proofErr w:type="spellEnd"/>
+            <w:r>
+              <w:rPr>
+                <w:rFonts w:hint="eastAsia"/>
+                <w:b/>
+                <w:bCs/>
+                <w:sz w:val="20"/>
+                <w:szCs w:val="20"/>
+              </w:rPr>
+              <w:t xml:space="preserve"> </w:t>
+            </w:r>
+            <w:r>
+              <w:rPr>
+                <w:rFonts w:hint="eastAsia"/>
+                <w:sz w:val="20"/>
+                <w:szCs w:val="20"/>
+              </w:rPr>
+              <w:t>最近玩家</w:t>
             </w:r>
           </w:p>
         </w:tc>
       </w:tr>
       <w:tr>
+        <w:trPr>
+          <w:trHeight w:val="311"/>
+        </w:trPr>
         <w:tc>
           <w:tcPr>
-            <w:tcW w:w="4138" w:type="dxa"/>
+            <w:tcW w:w="10375" w:type="dxa"/>
+            <w:gridSpan w:val="6"/>
+            <w:shd w:val="clear" w:color="auto" w:fill="000000" w:themeFill="text1"/>
+          </w:tcPr>
+          <w:p>
+            <w:pPr>
+              <w:jc w:val="center"/>
+              <w:rPr>
+                <w:rFonts w:hint="eastAsia"/>
+                <w:b/>
+                <w:bCs/>
+                <w:sz w:val="20"/>
+                <w:szCs w:val="20"/>
+              </w:rPr>
+            </w:pPr>
+            <w:r>
+              <w:rPr>
+                <w:rFonts w:hint="eastAsia"/>
+                <w:b/>
+                <w:bCs/>
+                <w:sz w:val="20"/>
+                <w:szCs w:val="20"/>
+              </w:rPr>
+              <w:t>游戏列表</w:t>
+            </w:r>
+          </w:p>
+        </w:tc>
+      </w:tr>
+      <w:tr>
+        <w:trPr>
+          <w:trHeight w:val="320"/>
+        </w:trPr>
+        <w:tc>
+          <w:tcPr>
+            <w:tcW w:w="3458" w:type="dxa"/>
             <w:gridSpan w:val="2"/>
           </w:tcPr>
           <w:p>
@@ -2890,42 +2695,31 @@
                 <w:szCs w:val="20"/>
               </w:rPr>
             </w:pPr>
-            <w:proofErr w:type="spellStart"/>
-            <w:r>
-              <w:rPr>
-                <w:rFonts w:hint="eastAsia"/>
-                <w:b/>
-                <w:bCs/>
-                <w:sz w:val="20"/>
-                <w:szCs w:val="20"/>
-                <w:u w:val="double"/>
-              </w:rPr>
-              <w:t>ImageFolder</w:t>
-            </w:r>
-            <w:proofErr w:type="spellEnd"/>
-            <w:r>
-              <w:rPr>
-                <w:rFonts w:hint="eastAsia"/>
-                <w:b/>
-                <w:bCs/>
-                <w:sz w:val="20"/>
-                <w:szCs w:val="20"/>
-              </w:rPr>
-              <w:t xml:space="preserve">  </w:t>
-            </w:r>
-            <w:r>
-              <w:rPr>
-                <w:rFonts w:hint="eastAsia"/>
-                <w:sz w:val="20"/>
-                <w:szCs w:val="20"/>
-              </w:rPr>
-              <w:t>图片目录</w:t>
-            </w:r>
+            <w:r>
+              <w:rPr>
+                <w:rFonts w:hint="eastAsia"/>
+                <w:b/>
+                <w:bCs/>
+                <w:sz w:val="20"/>
+                <w:szCs w:val="20"/>
+              </w:rPr>
+              <w:t xml:space="preserve">Looting  </w:t>
+            </w:r>
+            <w:proofErr w:type="gramStart"/>
+            <w:r>
+              <w:rPr>
+                <w:rFonts w:hint="eastAsia"/>
+                <w:sz w:val="20"/>
+                <w:szCs w:val="20"/>
+              </w:rPr>
+              <w:t>摸金</w:t>
+            </w:r>
+            <w:proofErr w:type="gramEnd"/>
           </w:p>
         </w:tc>
         <w:tc>
           <w:tcPr>
-            <w:tcW w:w="4138" w:type="dxa"/>
+            <w:tcW w:w="3458" w:type="dxa"/>
             <w:gridSpan w:val="2"/>
           </w:tcPr>
           <w:p>
@@ -2936,7 +2730,6 @@
                 <w:bCs/>
                 <w:sz w:val="20"/>
                 <w:szCs w:val="20"/>
-                <w:u w:val="double"/>
               </w:rPr>
             </w:pPr>
             <w:proofErr w:type="spellStart"/>
@@ -2947,14 +2740,15 @@
                 <w:bCs/>
                 <w:sz w:val="20"/>
                 <w:szCs w:val="20"/>
-                <w:u w:val="double"/>
-              </w:rPr>
-              <w:t>FuncChk</w:t>
+              </w:rPr>
+              <w:t>Reversi</w:t>
             </w:r>
             <w:proofErr w:type="spellEnd"/>
             <w:r>
               <w:rPr>
                 <w:rFonts w:hint="eastAsia"/>
+                <w:b/>
+                <w:bCs/>
                 <w:sz w:val="20"/>
                 <w:szCs w:val="20"/>
               </w:rPr>
@@ -2962,59 +2756,18 @@
             </w:r>
             <w:r>
               <w:rPr>
-                <w:sz w:val="20"/>
-                <w:szCs w:val="20"/>
-              </w:rPr>
-              <w:t>功能检查</w:t>
-            </w:r>
-          </w:p>
-        </w:tc>
-      </w:tr>
-      <w:tr>
-        <w:tc>
-          <w:tcPr>
-            <w:tcW w:w="2758" w:type="dxa"/>
-            <w:shd w:val="clear" w:color="auto" w:fill="DAE9F7" w:themeFill="text2" w:themeFillTint="1A"/>
-          </w:tcPr>
-          <w:p>
-            <w:pPr>
-              <w:rPr>
-                <w:rFonts w:hint="eastAsia"/>
-                <w:b/>
-                <w:bCs/>
-                <w:sz w:val="20"/>
-                <w:szCs w:val="20"/>
-                <w:u w:val="double"/>
-              </w:rPr>
-            </w:pPr>
-            <w:proofErr w:type="spellStart"/>
-            <w:r>
-              <w:rPr>
-                <w:rFonts w:hint="eastAsia"/>
-                <w:b/>
-                <w:bCs/>
-                <w:sz w:val="20"/>
-                <w:szCs w:val="20"/>
-                <w:u w:val="double"/>
-              </w:rPr>
-              <w:t>UserBan</w:t>
-            </w:r>
-            <w:proofErr w:type="spellEnd"/>
-            <w:r>
-              <w:rPr>
-                <w:rFonts w:hint="eastAsia"/>
-                <w:sz w:val="20"/>
-                <w:szCs w:val="20"/>
-              </w:rPr>
-              <w:t xml:space="preserve">  禁言</w:t>
+                <w:rFonts w:hint="eastAsia"/>
+                <w:sz w:val="20"/>
+                <w:szCs w:val="20"/>
+              </w:rPr>
+              <w:t>黑白棋</w:t>
             </w:r>
           </w:p>
         </w:tc>
         <w:tc>
           <w:tcPr>
-            <w:tcW w:w="2759" w:type="dxa"/>
+            <w:tcW w:w="3459" w:type="dxa"/>
             <w:gridSpan w:val="2"/>
-            <w:shd w:val="clear" w:color="auto" w:fill="DAE9F7" w:themeFill="text2" w:themeFillTint="1A"/>
           </w:tcPr>
           <w:p>
             <w:pPr>
@@ -3024,53 +2777,6 @@
                 <w:bCs/>
                 <w:sz w:val="20"/>
                 <w:szCs w:val="20"/>
-                <w:u w:val="double"/>
-              </w:rPr>
-            </w:pPr>
-            <w:r>
-              <w:rPr>
-                <w:rFonts w:hint="eastAsia"/>
-                <w:b/>
-                <w:bCs/>
-                <w:sz w:val="20"/>
-                <w:szCs w:val="20"/>
-              </w:rPr>
-              <w:t>Recall</w:t>
-            </w:r>
-            <w:r>
-              <w:rPr>
-                <w:rFonts w:hint="eastAsia"/>
-                <w:b/>
-                <w:bCs/>
-                <w:sz w:val="20"/>
-                <w:szCs w:val="20"/>
-              </w:rPr>
-              <w:t xml:space="preserve">  </w:t>
-            </w:r>
-            <w:r>
-              <w:rPr>
-                <w:rFonts w:hint="eastAsia"/>
-                <w:sz w:val="20"/>
-                <w:szCs w:val="20"/>
-              </w:rPr>
-              <w:t>撤回</w:t>
-            </w:r>
-          </w:p>
-        </w:tc>
-        <w:tc>
-          <w:tcPr>
-            <w:tcW w:w="2759" w:type="dxa"/>
-            <w:shd w:val="clear" w:color="auto" w:fill="DAE9F7" w:themeFill="text2" w:themeFillTint="1A"/>
-          </w:tcPr>
-          <w:p>
-            <w:pPr>
-              <w:rPr>
-                <w:rFonts w:hint="eastAsia"/>
-                <w:b/>
-                <w:bCs/>
-                <w:sz w:val="20"/>
-                <w:szCs w:val="20"/>
-                <w:u w:val="double"/>
               </w:rPr>
             </w:pPr>
             <w:proofErr w:type="spellStart"/>
@@ -3081,18 +2787,37 @@
                 <w:bCs/>
                 <w:sz w:val="20"/>
                 <w:szCs w:val="20"/>
-                <w:u w:val="double"/>
-              </w:rPr>
-              <w:t>GameSet</w:t>
+              </w:rPr>
+              <w:t>TicTacToe</w:t>
             </w:r>
             <w:proofErr w:type="spellEnd"/>
             <w:r>
               <w:rPr>
                 <w:rFonts w:hint="eastAsia"/>
-                <w:sz w:val="20"/>
-                <w:szCs w:val="20"/>
-              </w:rPr>
-              <w:t xml:space="preserve">  游戏设置</w:t>
+                <w:b/>
+                <w:bCs/>
+                <w:sz w:val="20"/>
+                <w:szCs w:val="20"/>
+              </w:rPr>
+              <w:t xml:space="preserve"> </w:t>
+            </w:r>
+            <w:r>
+              <w:rPr>
+                <w:rFonts w:hint="eastAsia"/>
+                <w:b/>
+                <w:bCs/>
+                <w:sz w:val="20"/>
+                <w:szCs w:val="20"/>
+              </w:rPr>
+              <w:t xml:space="preserve"> </w:t>
+            </w:r>
+            <w:r>
+              <w:rPr>
+                <w:rFonts w:hint="eastAsia"/>
+                <w:sz w:val="20"/>
+                <w:szCs w:val="20"/>
+              </w:rPr>
+              <w:t>井字棋</w:t>
             </w:r>
           </w:p>
         </w:tc>
@@ -3121,12 +2846,22 @@
       </w:r>
       <w:r>
         <w:rPr>
-          <w:b/>
-          <w:bCs/>
-          <w:sz w:val="20"/>
-          <w:szCs w:val="20"/>
-        </w:rPr>
-        <w:t xml:space="preserve"> 帮助功能</w:t>
+          <w:rFonts w:hint="eastAsia"/>
+          <w:b/>
+          <w:bCs/>
+          <w:sz w:val="20"/>
+          <w:szCs w:val="20"/>
+        </w:rPr>
+        <w:t xml:space="preserve"> 辅助</w:t>
+      </w:r>
+      <w:r>
+        <w:rPr>
+          <w:b/>
+          <w:bCs/>
+          <w:sz w:val="20"/>
+          <w:szCs w:val="20"/>
+        </w:rPr>
+        <w:t>功能</w:t>
       </w:r>
     </w:p>
     <w:tbl>
@@ -3136,12 +2871,503 @@
         <w:tblLook w:val="04A0" w:firstRow="1" w:lastRow="0" w:firstColumn="1" w:lastColumn="0" w:noHBand="0" w:noVBand="1"/>
       </w:tblPr>
       <w:tblGrid>
-        <w:gridCol w:w="8276"/>
+        <w:gridCol w:w="10369"/>
       </w:tblGrid>
       <w:tr>
+        <w:trPr>
+          <w:trHeight w:val="310"/>
+        </w:trPr>
         <w:tc>
           <w:tcPr>
-            <w:tcW w:w="8296" w:type="dxa"/>
+            <w:tcW w:w="10369" w:type="dxa"/>
+            <w:tcBorders>
+              <w:top w:val="single" w:sz="12" w:space="0" w:color="auto"/>
+              <w:left w:val="single" w:sz="12" w:space="0" w:color="auto"/>
+              <w:bottom w:val="single" w:sz="12" w:space="0" w:color="auto"/>
+              <w:right w:val="single" w:sz="12" w:space="0" w:color="auto"/>
+            </w:tcBorders>
+          </w:tcPr>
+          <w:p>
+            <w:pPr>
+              <w:rPr>
+                <w:rFonts w:hint="eastAsia"/>
+                <w:sz w:val="20"/>
+                <w:szCs w:val="20"/>
+              </w:rPr>
+            </w:pPr>
+            <w:r>
+              <w:rPr>
+                <w:rFonts w:hint="eastAsia"/>
+                <w:b/>
+                <w:bCs/>
+                <w:sz w:val="20"/>
+                <w:szCs w:val="20"/>
+                <w:u w:val="double"/>
+              </w:rPr>
+              <w:t>PUBG</w:t>
+            </w:r>
+            <w:r>
+              <w:rPr>
+                <w:rFonts w:hint="eastAsia"/>
+                <w:sz w:val="20"/>
+                <w:szCs w:val="20"/>
+              </w:rPr>
+              <w:t xml:space="preserve">  获取</w:t>
+            </w:r>
+            <w:r>
+              <w:rPr>
+                <w:rFonts w:hint="eastAsia"/>
+                <w:sz w:val="20"/>
+                <w:szCs w:val="20"/>
+              </w:rPr>
+              <w:t>PUBG资源地图</w:t>
+            </w:r>
+            <w:r>
+              <w:rPr>
+                <w:rFonts w:hint="eastAsia"/>
+                <w:sz w:val="20"/>
+                <w:szCs w:val="20"/>
+              </w:rPr>
+              <w:t xml:space="preserve"> </w:t>
+            </w:r>
+            <w:r>
+              <w:rPr>
+                <w:rFonts w:hint="eastAsia"/>
+                <w:sz w:val="20"/>
+                <w:szCs w:val="20"/>
+              </w:rPr>
+              <w:t xml:space="preserve">                                 </w:t>
+            </w:r>
+            <w:r>
+              <w:rPr>
+                <w:rFonts w:hint="eastAsia"/>
+                <w:sz w:val="20"/>
+                <w:szCs w:val="20"/>
+              </w:rPr>
+              <w:t xml:space="preserve">                     </w:t>
+            </w:r>
+            <w:r>
+              <w:rPr>
+                <w:rFonts w:hint="eastAsia"/>
+                <w:sz w:val="20"/>
+                <w:szCs w:val="20"/>
+              </w:rPr>
+              <w:t xml:space="preserve">    [参数为地图中文名]</w:t>
+            </w:r>
+          </w:p>
+        </w:tc>
+      </w:tr>
+    </w:tbl>
+    <w:p>
+      <w:pPr>
+        <w:spacing w:after="0" w:line="240" w:lineRule="auto"/>
+        <w:rPr>
+          <w:rFonts w:hint="eastAsia"/>
+          <w:b/>
+          <w:bCs/>
+          <w:sz w:val="20"/>
+          <w:szCs w:val="20"/>
+        </w:rPr>
+      </w:pPr>
+      <w:r>
+        <w:rPr>
+          <w:rFonts w:ascii="Cambria Math" w:hAnsi="Cambria Math" w:cs="Cambria Math"/>
+          <w:b/>
+          <w:bCs/>
+          <w:sz w:val="20"/>
+          <w:szCs w:val="20"/>
+        </w:rPr>
+        <w:t>◉</w:t>
+      </w:r>
+      <w:r>
+        <w:rPr>
+          <w:b/>
+          <w:bCs/>
+          <w:sz w:val="20"/>
+          <w:szCs w:val="20"/>
+        </w:rPr>
+        <w:t xml:space="preserve"> 管理功能</w:t>
+      </w:r>
+    </w:p>
+    <w:tbl>
+      <w:tblPr>
+        <w:tblStyle w:val="ae"/>
+        <w:tblW w:w="0" w:type="auto"/>
+        <w:tblBorders>
+          <w:top w:val="single" w:sz="12" w:space="0" w:color="auto"/>
+          <w:left w:val="single" w:sz="12" w:space="0" w:color="auto"/>
+          <w:bottom w:val="single" w:sz="12" w:space="0" w:color="auto"/>
+          <w:right w:val="single" w:sz="12" w:space="0" w:color="auto"/>
+        </w:tblBorders>
+        <w:tblLook w:val="04A0" w:firstRow="1" w:lastRow="0" w:firstColumn="1" w:lastColumn="0" w:noHBand="0" w:noVBand="1"/>
+      </w:tblPr>
+      <w:tblGrid>
+        <w:gridCol w:w="2591"/>
+        <w:gridCol w:w="863"/>
+        <w:gridCol w:w="1729"/>
+        <w:gridCol w:w="1727"/>
+        <w:gridCol w:w="864"/>
+        <w:gridCol w:w="2592"/>
+      </w:tblGrid>
+      <w:tr>
+        <w:trPr>
+          <w:trHeight w:val="320"/>
+        </w:trPr>
+        <w:tc>
+          <w:tcPr>
+            <w:tcW w:w="2591" w:type="dxa"/>
+            <w:shd w:val="clear" w:color="auto" w:fill="C1F0C7" w:themeFill="accent3" w:themeFillTint="33"/>
+          </w:tcPr>
+          <w:p>
+            <w:pPr>
+              <w:rPr>
+                <w:rFonts w:hint="eastAsia"/>
+                <w:sz w:val="20"/>
+                <w:szCs w:val="20"/>
+              </w:rPr>
+            </w:pPr>
+            <w:proofErr w:type="spellStart"/>
+            <w:r>
+              <w:rPr>
+                <w:rFonts w:hint="eastAsia"/>
+                <w:b/>
+                <w:bCs/>
+                <w:sz w:val="20"/>
+                <w:szCs w:val="20"/>
+                <w:u w:val="double"/>
+              </w:rPr>
+              <w:t>AccessSet</w:t>
+            </w:r>
+            <w:proofErr w:type="spellEnd"/>
+            <w:r>
+              <w:rPr>
+                <w:rFonts w:hint="eastAsia"/>
+                <w:sz w:val="20"/>
+                <w:szCs w:val="20"/>
+              </w:rPr>
+              <w:t xml:space="preserve">  限权设置</w:t>
+            </w:r>
+          </w:p>
+        </w:tc>
+        <w:tc>
+          <w:tcPr>
+            <w:tcW w:w="2592" w:type="dxa"/>
+            <w:gridSpan w:val="2"/>
+            <w:shd w:val="clear" w:color="auto" w:fill="F6C5AC" w:themeFill="accent2" w:themeFillTint="66"/>
+          </w:tcPr>
+          <w:p>
+            <w:pPr>
+              <w:rPr>
+                <w:rFonts w:hint="eastAsia"/>
+                <w:sz w:val="20"/>
+                <w:szCs w:val="20"/>
+              </w:rPr>
+            </w:pPr>
+            <w:proofErr w:type="spellStart"/>
+            <w:r>
+              <w:rPr>
+                <w:rFonts w:hint="eastAsia"/>
+                <w:b/>
+                <w:bCs/>
+                <w:sz w:val="20"/>
+                <w:szCs w:val="20"/>
+                <w:u w:val="double"/>
+              </w:rPr>
+              <w:t>FuncC</w:t>
+            </w:r>
+            <w:r>
+              <w:rPr>
+                <w:rFonts w:hint="eastAsia"/>
+                <w:b/>
+                <w:bCs/>
+                <w:sz w:val="20"/>
+                <w:szCs w:val="20"/>
+                <w:u w:val="double"/>
+              </w:rPr>
+              <w:t>trl</w:t>
+            </w:r>
+            <w:proofErr w:type="spellEnd"/>
+            <w:r>
+              <w:rPr>
+                <w:rFonts w:hint="eastAsia"/>
+                <w:sz w:val="20"/>
+                <w:szCs w:val="20"/>
+              </w:rPr>
+              <w:t xml:space="preserve">  功能控制</w:t>
+            </w:r>
+          </w:p>
+        </w:tc>
+        <w:tc>
+          <w:tcPr>
+            <w:tcW w:w="2591" w:type="dxa"/>
+            <w:gridSpan w:val="2"/>
+            <w:shd w:val="clear" w:color="auto" w:fill="FFFFFF" w:themeFill="background1"/>
+          </w:tcPr>
+          <w:p>
+            <w:pPr>
+              <w:rPr>
+                <w:rFonts w:hint="eastAsia"/>
+                <w:sz w:val="20"/>
+                <w:szCs w:val="20"/>
+              </w:rPr>
+            </w:pPr>
+            <w:proofErr w:type="spellStart"/>
+            <w:r>
+              <w:rPr>
+                <w:rFonts w:hint="eastAsia"/>
+                <w:b/>
+                <w:bCs/>
+                <w:sz w:val="20"/>
+                <w:szCs w:val="20"/>
+                <w:u w:val="double"/>
+              </w:rPr>
+              <w:t>ImageFolder</w:t>
+            </w:r>
+            <w:proofErr w:type="spellEnd"/>
+            <w:r>
+              <w:rPr>
+                <w:rFonts w:hint="eastAsia"/>
+                <w:b/>
+                <w:bCs/>
+                <w:sz w:val="20"/>
+                <w:szCs w:val="20"/>
+              </w:rPr>
+              <w:t xml:space="preserve">  </w:t>
+            </w:r>
+            <w:r>
+              <w:rPr>
+                <w:rFonts w:hint="eastAsia"/>
+                <w:sz w:val="20"/>
+                <w:szCs w:val="20"/>
+              </w:rPr>
+              <w:t>图片目录</w:t>
+            </w:r>
+          </w:p>
+        </w:tc>
+        <w:tc>
+          <w:tcPr>
+            <w:tcW w:w="2592" w:type="dxa"/>
+            <w:shd w:val="clear" w:color="auto" w:fill="FFFFFF" w:themeFill="background1"/>
+          </w:tcPr>
+          <w:p>
+            <w:pPr>
+              <w:rPr>
+                <w:rFonts w:hint="eastAsia"/>
+                <w:sz w:val="20"/>
+                <w:szCs w:val="20"/>
+              </w:rPr>
+            </w:pPr>
+            <w:proofErr w:type="spellStart"/>
+            <w:r>
+              <w:rPr>
+                <w:rFonts w:hint="eastAsia"/>
+                <w:b/>
+                <w:bCs/>
+                <w:sz w:val="20"/>
+                <w:szCs w:val="20"/>
+                <w:u w:val="double"/>
+              </w:rPr>
+              <w:t>FuncChk</w:t>
+            </w:r>
+            <w:proofErr w:type="spellEnd"/>
+            <w:r>
+              <w:rPr>
+                <w:rFonts w:hint="eastAsia"/>
+                <w:sz w:val="20"/>
+                <w:szCs w:val="20"/>
+              </w:rPr>
+              <w:t xml:space="preserve">  </w:t>
+            </w:r>
+            <w:r>
+              <w:rPr>
+                <w:sz w:val="20"/>
+                <w:szCs w:val="20"/>
+              </w:rPr>
+              <w:t>功能检查</w:t>
+            </w:r>
+          </w:p>
+        </w:tc>
+      </w:tr>
+      <w:tr>
+        <w:trPr>
+          <w:trHeight w:val="320"/>
+        </w:trPr>
+        <w:tc>
+          <w:tcPr>
+            <w:tcW w:w="3454" w:type="dxa"/>
+            <w:gridSpan w:val="2"/>
+            <w:shd w:val="clear" w:color="auto" w:fill="C1E4F5" w:themeFill="accent1" w:themeFillTint="33"/>
+          </w:tcPr>
+          <w:p>
+            <w:pPr>
+              <w:rPr>
+                <w:rFonts w:hint="eastAsia"/>
+                <w:b/>
+                <w:bCs/>
+                <w:sz w:val="20"/>
+                <w:szCs w:val="20"/>
+                <w:u w:val="double"/>
+              </w:rPr>
+            </w:pPr>
+            <w:proofErr w:type="spellStart"/>
+            <w:r>
+              <w:rPr>
+                <w:rFonts w:hint="eastAsia"/>
+                <w:b/>
+                <w:bCs/>
+                <w:sz w:val="20"/>
+                <w:szCs w:val="20"/>
+                <w:u w:val="double"/>
+              </w:rPr>
+              <w:t>UserBan</w:t>
+            </w:r>
+            <w:proofErr w:type="spellEnd"/>
+            <w:r>
+              <w:rPr>
+                <w:rFonts w:hint="eastAsia"/>
+                <w:sz w:val="20"/>
+                <w:szCs w:val="20"/>
+              </w:rPr>
+              <w:t xml:space="preserve">  禁言</w:t>
+            </w:r>
+          </w:p>
+        </w:tc>
+        <w:tc>
+          <w:tcPr>
+            <w:tcW w:w="3456" w:type="dxa"/>
+            <w:gridSpan w:val="2"/>
+            <w:shd w:val="clear" w:color="auto" w:fill="C1E4F5" w:themeFill="accent1" w:themeFillTint="33"/>
+          </w:tcPr>
+          <w:p>
+            <w:pPr>
+              <w:rPr>
+                <w:rFonts w:hint="eastAsia"/>
+                <w:b/>
+                <w:bCs/>
+                <w:sz w:val="20"/>
+                <w:szCs w:val="20"/>
+                <w:u w:val="double"/>
+              </w:rPr>
+            </w:pPr>
+            <w:r>
+              <w:rPr>
+                <w:rFonts w:hint="eastAsia"/>
+                <w:b/>
+                <w:bCs/>
+                <w:sz w:val="20"/>
+                <w:szCs w:val="20"/>
+              </w:rPr>
+              <w:t>Recall</w:t>
+            </w:r>
+            <w:r>
+              <w:rPr>
+                <w:rFonts w:hint="eastAsia"/>
+                <w:b/>
+                <w:bCs/>
+                <w:sz w:val="20"/>
+                <w:szCs w:val="20"/>
+              </w:rPr>
+              <w:t xml:space="preserve">  </w:t>
+            </w:r>
+            <w:r>
+              <w:rPr>
+                <w:rFonts w:hint="eastAsia"/>
+                <w:sz w:val="20"/>
+                <w:szCs w:val="20"/>
+              </w:rPr>
+              <w:t>撤回</w:t>
+            </w:r>
+          </w:p>
+        </w:tc>
+        <w:tc>
+          <w:tcPr>
+            <w:tcW w:w="3456" w:type="dxa"/>
+            <w:gridSpan w:val="2"/>
+            <w:shd w:val="clear" w:color="auto" w:fill="C1E4F5" w:themeFill="accent1" w:themeFillTint="33"/>
+          </w:tcPr>
+          <w:p>
+            <w:pPr>
+              <w:rPr>
+                <w:rFonts w:hint="eastAsia"/>
+                <w:b/>
+                <w:bCs/>
+                <w:sz w:val="20"/>
+                <w:szCs w:val="20"/>
+                <w:u w:val="double"/>
+              </w:rPr>
+            </w:pPr>
+            <w:proofErr w:type="spellStart"/>
+            <w:r>
+              <w:rPr>
+                <w:rFonts w:hint="eastAsia"/>
+                <w:b/>
+                <w:bCs/>
+                <w:sz w:val="20"/>
+                <w:szCs w:val="20"/>
+                <w:u w:val="double"/>
+              </w:rPr>
+              <w:t>GameSet</w:t>
+            </w:r>
+            <w:proofErr w:type="spellEnd"/>
+            <w:r>
+              <w:rPr>
+                <w:rFonts w:hint="eastAsia"/>
+                <w:sz w:val="20"/>
+                <w:szCs w:val="20"/>
+              </w:rPr>
+              <w:t xml:space="preserve">  游戏设置</w:t>
+            </w:r>
+          </w:p>
+        </w:tc>
+      </w:tr>
+    </w:tbl>
+    <w:p>
+      <w:pPr>
+        <w:spacing w:after="0" w:line="240" w:lineRule="auto"/>
+        <w:rPr>
+          <w:rFonts w:hint="eastAsia"/>
+          <w:b/>
+          <w:bCs/>
+          <w:sz w:val="20"/>
+          <w:szCs w:val="20"/>
+        </w:rPr>
+      </w:pPr>
+      <w:r>
+        <w:rPr>
+          <w:rFonts w:ascii="Cambria Math" w:hAnsi="Cambria Math" w:cs="Cambria Math"/>
+          <w:b/>
+          <w:bCs/>
+          <w:sz w:val="20"/>
+          <w:szCs w:val="20"/>
+        </w:rPr>
+        <w:t>◉</w:t>
+      </w:r>
+      <w:r>
+        <w:rPr>
+          <w:b/>
+          <w:bCs/>
+          <w:sz w:val="20"/>
+          <w:szCs w:val="20"/>
+        </w:rPr>
+        <w:t xml:space="preserve"> 帮助功能</w:t>
+      </w:r>
+    </w:p>
+    <w:tbl>
+      <w:tblPr>
+        <w:tblStyle w:val="ae"/>
+        <w:tblW w:w="0" w:type="auto"/>
+        <w:tblLook w:val="04A0" w:firstRow="1" w:lastRow="0" w:firstColumn="1" w:lastColumn="0" w:noHBand="0" w:noVBand="1"/>
+      </w:tblPr>
+      <w:tblGrid>
+        <w:gridCol w:w="10375"/>
+      </w:tblGrid>
+      <w:tr>
+        <w:trPr>
+          <w:trHeight w:val="325"/>
+        </w:trPr>
+        <w:tc>
+          <w:tcPr>
+            <w:tcW w:w="10375" w:type="dxa"/>
             <w:tcBorders>
               <w:top w:val="single" w:sz="12" w:space="0" w:color="auto"/>
               <w:left w:val="single" w:sz="12" w:space="0" w:color="auto"/>
@@ -3191,25 +3417,73 @@
                 <w:sz w:val="20"/>
                 <w:szCs w:val="20"/>
               </w:rPr>
-              <w:t xml:space="preserve">            [</w:t>
-            </w:r>
-            <w:r>
-              <w:rPr>
-                <w:rFonts w:hint="eastAsia"/>
-                <w:sz w:val="20"/>
-                <w:szCs w:val="20"/>
-              </w:rPr>
-              <w:t xml:space="preserve">指令后加 </w:t>
-            </w:r>
-            <w:r>
-              <w:rPr>
-                <w:rFonts w:hint="eastAsia"/>
-                <w:b/>
-                <w:bCs/>
-                <w:sz w:val="20"/>
-                <w:szCs w:val="20"/>
-              </w:rPr>
-              <w:t>-help/-h</w:t>
+              <w:t xml:space="preserve">          </w:t>
+            </w:r>
+            <w:r>
+              <w:rPr>
+                <w:rFonts w:hint="eastAsia"/>
+                <w:sz w:val="20"/>
+                <w:szCs w:val="20"/>
+              </w:rPr>
+              <w:t xml:space="preserve">               </w:t>
+            </w:r>
+            <w:r>
+              <w:rPr>
+                <w:rFonts w:hint="eastAsia"/>
+                <w:sz w:val="20"/>
+                <w:szCs w:val="20"/>
+              </w:rPr>
+              <w:t xml:space="preserve"> </w:t>
+            </w:r>
+            <w:r>
+              <w:rPr>
+                <w:rFonts w:hint="eastAsia"/>
+                <w:b/>
+                <w:bCs/>
+                <w:sz w:val="20"/>
+                <w:szCs w:val="20"/>
+              </w:rPr>
+              <w:t>[</w:t>
+            </w:r>
+            <w:r>
+              <w:rPr>
+                <w:rFonts w:hint="eastAsia"/>
+                <w:b/>
+                <w:bCs/>
+                <w:sz w:val="20"/>
+                <w:szCs w:val="20"/>
+              </w:rPr>
+              <w:t>任意</w:t>
+            </w:r>
+            <w:r>
+              <w:rPr>
+                <w:rFonts w:hint="eastAsia"/>
+                <w:b/>
+                <w:bCs/>
+                <w:sz w:val="20"/>
+                <w:szCs w:val="20"/>
+              </w:rPr>
+              <w:t>指令</w:t>
+            </w:r>
+            <w:r>
+              <w:rPr>
+                <w:rFonts w:hint="eastAsia"/>
+                <w:b/>
+                <w:bCs/>
+                <w:sz w:val="20"/>
+                <w:szCs w:val="20"/>
+              </w:rPr>
+              <w:t>名</w:t>
+            </w:r>
+            <w:r>
+              <w:rPr>
+                <w:rFonts w:hint="eastAsia"/>
+                <w:b/>
+                <w:bCs/>
+                <w:sz w:val="20"/>
+                <w:szCs w:val="20"/>
+              </w:rPr>
+              <w:t>后加 -help/-h</w:t>
             </w:r>
             <w:r>
               <w:rPr>
@@ -3224,6 +3498,8 @@
             <w:r>
               <w:rPr>
                 <w:rFonts w:hint="eastAsia"/>
+                <w:b/>
+                <w:bCs/>
                 <w:sz w:val="20"/>
                 <w:szCs w:val="20"/>
               </w:rPr>
@@ -3232,6 +3508,8 @@
             <w:r>
               <w:rPr>
                 <w:rFonts w:hint="eastAsia"/>
+                <w:b/>
+                <w:bCs/>
                 <w:sz w:val="20"/>
                 <w:szCs w:val="20"/>
               </w:rPr>
@@ -3240,6 +3518,8 @@
             <w:r>
               <w:rPr>
                 <w:rFonts w:hint="eastAsia"/>
+                <w:b/>
+                <w:bCs/>
                 <w:sz w:val="20"/>
                 <w:szCs w:val="20"/>
               </w:rPr>
@@ -3248,6 +3528,8 @@
             <w:r>
               <w:rPr>
                 <w:rFonts w:hint="eastAsia"/>
+                <w:b/>
+                <w:bCs/>
                 <w:sz w:val="20"/>
                 <w:szCs w:val="20"/>
               </w:rPr>
@@ -3260,1220 +3542,1488 @@
     <w:p>
       <w:pPr>
         <w:spacing w:after="0" w:line="240" w:lineRule="auto"/>
-        <w:rPr>
-          <w:rFonts w:hint="eastAsia"/>
-        </w:rPr>
       </w:pPr>
     </w:p>
     <w:p>
       <w:pPr>
         <w:spacing w:after="0" w:line="240" w:lineRule="auto"/>
-        <w:rPr>
-          <w:rFonts w:ascii="Segoe UI Emoji" w:hAnsi="Segoe UI Emoji" w:cs="Segoe UI Emoji"/>
-          <w:b/>
-          <w:bCs/>
-          <w:sz w:val="20"/>
-          <w:szCs w:val="20"/>
-        </w:rPr>
-      </w:pPr>
-      <w:r>
-        <w:rPr>
-          <w:rFonts w:hint="eastAsia"/>
-          <w:b/>
-          <w:bCs/>
-          <w:sz w:val="20"/>
-          <w:szCs w:val="20"/>
-        </w:rPr>
-        <w:t>[</w:t>
-      </w:r>
-      <w:r>
-        <w:rPr>
-          <w:rFonts w:hint="eastAsia"/>
-          <w:b/>
-          <w:bCs/>
-          <w:sz w:val="20"/>
-          <w:szCs w:val="20"/>
-        </w:rPr>
-        <w:t>注意事项</w:t>
-      </w:r>
-      <w:r>
-        <w:rPr>
-          <w:rFonts w:hint="eastAsia"/>
-          <w:b/>
-          <w:bCs/>
-          <w:sz w:val="20"/>
-          <w:szCs w:val="20"/>
-        </w:rPr>
-        <w:t>]</w:t>
-      </w:r>
-      <w:r>
-        <w:rPr>
-          <w:b/>
-          <w:bCs/>
-          <w:sz w:val="20"/>
-          <w:szCs w:val="20"/>
-        </w:rPr>
-        <w:tab/>
-      </w:r>
-      <w:r>
-        <w:rPr>
-          <w:b/>
-          <w:bCs/>
-          <w:sz w:val="20"/>
-          <w:szCs w:val="20"/>
-        </w:rPr>
-        <w:tab/>
-      </w:r>
-      <w:r>
-        <w:rPr>
-          <w:b/>
-          <w:bCs/>
-          <w:sz w:val="20"/>
-          <w:szCs w:val="20"/>
-        </w:rPr>
-        <w:tab/>
-      </w:r>
-      <w:r>
-        <w:rPr>
-          <w:b/>
-          <w:bCs/>
-          <w:sz w:val="20"/>
-          <w:szCs w:val="20"/>
-        </w:rPr>
-        <w:tab/>
-      </w:r>
-      <w:r>
-        <w:rPr>
-          <w:b/>
-          <w:bCs/>
-          <w:sz w:val="20"/>
-          <w:szCs w:val="20"/>
-        </w:rPr>
-        <w:tab/>
-      </w:r>
-      <w:r>
-        <w:rPr>
-          <w:rFonts w:hint="eastAsia"/>
-          <w:b/>
-          <w:bCs/>
-          <w:sz w:val="20"/>
-          <w:szCs w:val="20"/>
-        </w:rPr>
-        <w:t xml:space="preserve">       </w:t>
-      </w:r>
-      <w:r>
-        <w:rPr>
-          <w:rFonts w:hint="eastAsia"/>
-          <w:b/>
-          <w:bCs/>
-          <w:sz w:val="20"/>
-          <w:szCs w:val="20"/>
-        </w:rPr>
-        <w:t>[命令限权等级 -</w:t>
-      </w:r>
-      <w:r>
-        <w:rPr>
-          <w:rFonts w:ascii="Segoe UI Emoji" w:hAnsi="Segoe UI Emoji" w:cs="Segoe UI Emoji"/>
-        </w:rPr>
-        <w:t xml:space="preserve"> </w:t>
-      </w:r>
-      <w:r>
-        <w:rPr>
-          <w:rFonts w:ascii="Segoe UI Emoji" w:hAnsi="Segoe UI Emoji" w:cs="Segoe UI Emoji"/>
-          <w:b/>
-          <w:bCs/>
-          <w:sz w:val="20"/>
-          <w:szCs w:val="20"/>
-        </w:rPr>
-        <w:t>🟢</w:t>
-      </w:r>
-      <w:r>
-        <w:rPr>
-          <w:rFonts w:ascii="Segoe UI Emoji" w:hAnsi="Segoe UI Emoji" w:cs="Segoe UI Emoji" w:hint="eastAsia"/>
-          <w:b/>
-          <w:bCs/>
-          <w:sz w:val="20"/>
-          <w:szCs w:val="20"/>
-        </w:rPr>
-        <w:t xml:space="preserve"> </w:t>
-      </w:r>
-      <w:r>
-        <w:rPr>
-          <w:rFonts w:ascii="Segoe UI Emoji" w:hAnsi="Segoe UI Emoji" w:cs="Segoe UI Emoji"/>
-          <w:b/>
-          <w:bCs/>
-          <w:sz w:val="20"/>
-          <w:szCs w:val="20"/>
-        </w:rPr>
-        <w:t>−I</w:t>
-      </w:r>
-      <w:r>
-        <w:rPr>
-          <w:rFonts w:ascii="Segoe UI Emoji" w:hAnsi="Segoe UI Emoji" w:cs="Segoe UI Emoji" w:hint="eastAsia"/>
-          <w:b/>
-          <w:bCs/>
-          <w:sz w:val="20"/>
-          <w:szCs w:val="20"/>
-        </w:rPr>
-        <w:t>级</w:t>
-      </w:r>
-      <w:r>
-        <w:rPr>
-          <w:rFonts w:ascii="Segoe UI Emoji" w:hAnsi="Segoe UI Emoji" w:cs="Segoe UI Emoji" w:hint="eastAsia"/>
-          <w:b/>
-          <w:bCs/>
-          <w:sz w:val="20"/>
-          <w:szCs w:val="20"/>
-        </w:rPr>
-        <w:t xml:space="preserve"> </w:t>
-      </w:r>
-      <w:r>
-        <w:rPr>
-          <w:rFonts w:ascii="Segoe UI Emoji" w:hAnsi="Segoe UI Emoji" w:cs="Segoe UI Emoji"/>
-          <w:b/>
-          <w:bCs/>
-          <w:sz w:val="20"/>
-          <w:szCs w:val="20"/>
-        </w:rPr>
-        <w:t>⚪</w:t>
-      </w:r>
-      <w:r>
-        <w:rPr>
-          <w:rFonts w:ascii="Segoe UI Emoji" w:hAnsi="Segoe UI Emoji" w:cs="Segoe UI Emoji" w:hint="eastAsia"/>
-          <w:b/>
-          <w:bCs/>
-          <w:sz w:val="20"/>
-          <w:szCs w:val="20"/>
-        </w:rPr>
-        <w:t xml:space="preserve"> 0</w:t>
-      </w:r>
-      <w:r>
-        <w:rPr>
-          <w:rFonts w:ascii="Segoe UI Emoji" w:hAnsi="Segoe UI Emoji" w:cs="Segoe UI Emoji" w:hint="eastAsia"/>
-          <w:b/>
-          <w:bCs/>
-          <w:sz w:val="20"/>
-          <w:szCs w:val="20"/>
-        </w:rPr>
-        <w:t>级</w:t>
-      </w:r>
-      <w:r>
-        <w:rPr>
-          <w:rFonts w:hint="eastAsia"/>
-          <w:b/>
-          <w:bCs/>
-          <w:sz w:val="20"/>
-          <w:szCs w:val="20"/>
-        </w:rPr>
-        <w:t xml:space="preserve"> </w:t>
-      </w:r>
-      <w:r>
-        <w:rPr>
-          <w:rFonts w:ascii="Segoe UI Emoji" w:hAnsi="Segoe UI Emoji" w:cs="Segoe UI Emoji"/>
-          <w:b/>
-          <w:bCs/>
-          <w:sz w:val="20"/>
-          <w:szCs w:val="20"/>
-        </w:rPr>
-        <w:t>🔷</w:t>
-      </w:r>
-      <w:r>
-        <w:rPr>
-          <w:rFonts w:ascii="Segoe UI Emoji" w:hAnsi="Segoe UI Emoji" w:cs="Segoe UI Emoji" w:hint="eastAsia"/>
-          <w:b/>
-          <w:bCs/>
-          <w:sz w:val="20"/>
-          <w:szCs w:val="20"/>
-        </w:rPr>
-        <w:t xml:space="preserve"> I</w:t>
-      </w:r>
-      <w:r>
-        <w:rPr>
-          <w:rFonts w:ascii="Segoe UI Emoji" w:hAnsi="Segoe UI Emoji" w:cs="Segoe UI Emoji" w:hint="eastAsia"/>
-          <w:b/>
-          <w:bCs/>
-          <w:sz w:val="20"/>
-          <w:szCs w:val="20"/>
-        </w:rPr>
-        <w:t>级</w:t>
-      </w:r>
-      <w:r>
-        <w:rPr>
-          <w:rFonts w:ascii="Segoe UI Emoji" w:hAnsi="Segoe UI Emoji" w:cs="Segoe UI Emoji" w:hint="eastAsia"/>
-          <w:b/>
-          <w:bCs/>
-          <w:sz w:val="20"/>
-          <w:szCs w:val="20"/>
-        </w:rPr>
-        <w:t xml:space="preserve"> </w:t>
-      </w:r>
-      <w:r>
-        <w:rPr>
-          <w:rFonts w:ascii="Segoe UI Emoji" w:hAnsi="Segoe UI Emoji" w:cs="Segoe UI Emoji"/>
-          <w:b/>
-          <w:bCs/>
-          <w:sz w:val="20"/>
-          <w:szCs w:val="20"/>
-        </w:rPr>
-        <w:t>🔶</w:t>
-      </w:r>
-      <w:r>
-        <w:rPr>
-          <w:rFonts w:ascii="Segoe UI Emoji" w:hAnsi="Segoe UI Emoji" w:cs="Segoe UI Emoji" w:hint="eastAsia"/>
-          <w:b/>
-          <w:bCs/>
-          <w:sz w:val="20"/>
-          <w:szCs w:val="20"/>
-        </w:rPr>
-        <w:t xml:space="preserve"> II</w:t>
-      </w:r>
-      <w:r>
-        <w:rPr>
-          <w:rFonts w:ascii="Segoe UI Emoji" w:hAnsi="Segoe UI Emoji" w:cs="Segoe UI Emoji" w:hint="eastAsia"/>
-          <w:b/>
-          <w:bCs/>
-          <w:sz w:val="20"/>
-          <w:szCs w:val="20"/>
-        </w:rPr>
-        <w:t>级</w:t>
-      </w:r>
-      <w:r>
-        <w:rPr>
-          <w:rFonts w:ascii="Segoe UI Emoji" w:hAnsi="Segoe UI Emoji" w:cs="Segoe UI Emoji" w:hint="eastAsia"/>
-          <w:b/>
-          <w:bCs/>
-          <w:sz w:val="20"/>
-          <w:szCs w:val="20"/>
-        </w:rPr>
-        <w:t>]</w:t>
-      </w:r>
-    </w:p>
-    <w:p>
-      <w:pPr>
-        <w:spacing w:after="0" w:line="240" w:lineRule="auto"/>
-        <w:rPr>
-          <w:rFonts w:hint="eastAsia"/>
-          <w:sz w:val="20"/>
-          <w:szCs w:val="20"/>
-        </w:rPr>
-      </w:pPr>
-      <w:r>
-        <w:rPr>
-          <w:rFonts w:hint="eastAsia"/>
-          <w:b/>
-          <w:bCs/>
-          <w:sz w:val="20"/>
-          <w:szCs w:val="20"/>
-        </w:rPr>
-        <w:t>1.</w:t>
-      </w:r>
-      <w:r>
-        <w:rPr>
-          <w:rFonts w:hint="eastAsia"/>
-          <w:sz w:val="20"/>
-          <w:szCs w:val="20"/>
-        </w:rPr>
-        <w:t xml:space="preserve"> 当前指令前缀为 </w:t>
-      </w:r>
-      <w:r>
-        <w:rPr>
-          <w:rFonts w:hint="eastAsia"/>
-          <w:b/>
-          <w:bCs/>
-          <w:sz w:val="20"/>
-          <w:szCs w:val="20"/>
-        </w:rPr>
-        <w:t>/</w:t>
-      </w:r>
-      <w:r>
-        <w:rPr>
-          <w:rFonts w:hint="eastAsia"/>
-          <w:sz w:val="20"/>
-          <w:szCs w:val="20"/>
-        </w:rPr>
-        <w:t xml:space="preserve">，表中的 </w:t>
-      </w:r>
-      <w:r>
-        <w:rPr>
-          <w:rFonts w:hint="eastAsia"/>
-          <w:b/>
-          <w:bCs/>
-          <w:sz w:val="20"/>
-          <w:szCs w:val="20"/>
-        </w:rPr>
-        <w:t xml:space="preserve">中英文命令 </w:t>
-      </w:r>
-      <w:r>
-        <w:rPr>
-          <w:rFonts w:hint="eastAsia"/>
-          <w:sz w:val="20"/>
-          <w:szCs w:val="20"/>
-        </w:rPr>
-        <w:t>通用，参数说明等可在对应指令详情中获得</w:t>
-      </w:r>
-      <w:r>
-        <w:rPr>
-          <w:rFonts w:hint="eastAsia"/>
-          <w:sz w:val="20"/>
-          <w:szCs w:val="20"/>
-        </w:rPr>
-        <w:t>；</w:t>
-      </w:r>
-    </w:p>
-    <w:p>
-      <w:pPr>
-        <w:spacing w:after="0" w:line="240" w:lineRule="auto"/>
-        <w:rPr>
-          <w:rFonts w:hint="eastAsia"/>
-          <w:sz w:val="20"/>
-          <w:szCs w:val="20"/>
-        </w:rPr>
-      </w:pPr>
-      <w:r>
-        <w:rPr>
-          <w:rFonts w:hint="eastAsia"/>
-          <w:b/>
-          <w:bCs/>
-          <w:sz w:val="20"/>
-          <w:szCs w:val="20"/>
-        </w:rPr>
-        <w:t>2.</w:t>
-      </w:r>
-      <w:r>
-        <w:rPr>
-          <w:rFonts w:hint="eastAsia"/>
-          <w:sz w:val="20"/>
-          <w:szCs w:val="20"/>
-        </w:rPr>
-        <w:t xml:space="preserve"> </w:t>
-      </w:r>
-      <w:r>
-        <w:rPr>
-          <w:rFonts w:hint="eastAsia"/>
-          <w:sz w:val="20"/>
-          <w:szCs w:val="20"/>
-        </w:rPr>
-        <w:t>老婆</w:t>
-      </w:r>
-      <w:r>
-        <w:rPr>
-          <w:rFonts w:hint="eastAsia"/>
-          <w:sz w:val="20"/>
-          <w:szCs w:val="20"/>
-        </w:rPr>
-        <w:t>/猜角色</w:t>
-      </w:r>
-      <w:r>
-        <w:rPr>
-          <w:rFonts w:hint="eastAsia"/>
-          <w:sz w:val="20"/>
-          <w:szCs w:val="20"/>
-        </w:rPr>
-        <w:t xml:space="preserve">功能的 </w:t>
-      </w:r>
-      <w:r>
-        <w:rPr>
-          <w:rFonts w:hint="eastAsia"/>
-          <w:b/>
-          <w:bCs/>
-          <w:sz w:val="20"/>
-          <w:szCs w:val="20"/>
-        </w:rPr>
-        <w:t xml:space="preserve">二次元人物来源 </w:t>
-      </w:r>
-      <w:r>
-        <w:rPr>
-          <w:rFonts w:hint="eastAsia"/>
-          <w:sz w:val="20"/>
-          <w:szCs w:val="20"/>
-        </w:rPr>
-        <w:t>可通过</w:t>
-      </w:r>
-      <w:proofErr w:type="spellStart"/>
-      <w:r>
-        <w:rPr>
-          <w:rFonts w:hint="eastAsia"/>
-          <w:sz w:val="20"/>
-          <w:szCs w:val="20"/>
-        </w:rPr>
-        <w:t>ImageFolder</w:t>
-      </w:r>
-      <w:proofErr w:type="spellEnd"/>
-      <w:r>
-        <w:rPr>
-          <w:rFonts w:hint="eastAsia"/>
-          <w:sz w:val="20"/>
-          <w:szCs w:val="20"/>
-        </w:rPr>
-        <w:t>命令</w:t>
-      </w:r>
-      <w:r>
-        <w:rPr>
-          <w:rFonts w:hint="eastAsia"/>
-          <w:sz w:val="20"/>
-          <w:szCs w:val="20"/>
-        </w:rPr>
-        <w:t>查看</w:t>
-      </w:r>
-      <w:proofErr w:type="spellStart"/>
-      <w:r>
-        <w:rPr>
-          <w:rFonts w:hint="eastAsia"/>
-          <w:sz w:val="20"/>
-          <w:szCs w:val="20"/>
-        </w:rPr>
-        <w:t>acg</w:t>
-      </w:r>
-      <w:proofErr w:type="spellEnd"/>
-      <w:r>
-        <w:rPr>
-          <w:rFonts w:hint="eastAsia"/>
-          <w:sz w:val="20"/>
-          <w:szCs w:val="20"/>
-        </w:rPr>
-        <w:t>下子目录名获得</w:t>
-      </w:r>
-      <w:r>
-        <w:rPr>
-          <w:rFonts w:hint="eastAsia"/>
-          <w:sz w:val="20"/>
-          <w:szCs w:val="20"/>
-        </w:rPr>
-        <w:t>；</w:t>
-      </w:r>
-    </w:p>
-    <w:p>
-      <w:pPr>
-        <w:spacing w:after="0" w:line="240" w:lineRule="auto"/>
-        <w:rPr>
-          <w:rFonts w:hint="eastAsia"/>
-          <w:sz w:val="20"/>
-          <w:szCs w:val="20"/>
-        </w:rPr>
-      </w:pPr>
-      <w:r>
-        <w:rPr>
-          <w:rFonts w:hint="eastAsia"/>
-          <w:b/>
-          <w:bCs/>
-          <w:sz w:val="20"/>
-          <w:szCs w:val="20"/>
-        </w:rPr>
-        <w:t>3</w:t>
-      </w:r>
-      <w:r>
-        <w:rPr>
-          <w:rFonts w:hint="eastAsia"/>
-          <w:b/>
-          <w:bCs/>
-          <w:sz w:val="20"/>
-          <w:szCs w:val="20"/>
-        </w:rPr>
-        <w:t>.</w:t>
-      </w:r>
-      <w:r>
-        <w:rPr>
-          <w:rFonts w:hint="eastAsia"/>
-          <w:sz w:val="20"/>
-          <w:szCs w:val="20"/>
-        </w:rPr>
-        <w:t xml:space="preserve"> </w:t>
-      </w:r>
-      <w:proofErr w:type="gramStart"/>
-      <w:r>
-        <w:rPr>
-          <w:rFonts w:hint="eastAsia"/>
-          <w:b/>
-          <w:bCs/>
-          <w:sz w:val="20"/>
-          <w:szCs w:val="20"/>
-        </w:rPr>
-        <w:t>跨群游戏</w:t>
-      </w:r>
-      <w:proofErr w:type="gramEnd"/>
-      <w:r>
-        <w:rPr>
-          <w:rFonts w:hint="eastAsia"/>
-          <w:b/>
-          <w:bCs/>
-          <w:sz w:val="20"/>
-          <w:szCs w:val="20"/>
-        </w:rPr>
-        <w:t xml:space="preserve"> </w:t>
-      </w:r>
-      <w:r>
-        <w:rPr>
-          <w:rFonts w:hint="eastAsia"/>
-          <w:sz w:val="20"/>
-          <w:szCs w:val="20"/>
-        </w:rPr>
-        <w:t xml:space="preserve">匹配参数为 </w:t>
-      </w:r>
-      <w:r>
-        <w:rPr>
-          <w:rFonts w:hint="eastAsia"/>
-          <w:b/>
-          <w:bCs/>
-          <w:sz w:val="20"/>
-          <w:szCs w:val="20"/>
-        </w:rPr>
-        <w:t>游戏类型中文名</w:t>
-      </w:r>
-      <w:r>
-        <w:rPr>
-          <w:rFonts w:hint="eastAsia"/>
-          <w:sz w:val="20"/>
-          <w:szCs w:val="20"/>
-        </w:rPr>
-        <w:t xml:space="preserve"> (匹配超时 - </w:t>
-      </w:r>
-      <w:r>
-        <w:rPr>
-          <w:rFonts w:hint="eastAsia"/>
-          <w:b/>
-          <w:bCs/>
-          <w:sz w:val="20"/>
-          <w:szCs w:val="20"/>
-        </w:rPr>
-        <w:t xml:space="preserve">120秒 </w:t>
-      </w:r>
-      <w:r>
-        <w:rPr>
-          <w:rFonts w:hint="eastAsia"/>
-          <w:sz w:val="20"/>
-          <w:szCs w:val="20"/>
-        </w:rPr>
-        <w:t xml:space="preserve">对局无动作超时 - </w:t>
-      </w:r>
-      <w:r>
-        <w:rPr>
-          <w:rFonts w:hint="eastAsia"/>
-          <w:b/>
-          <w:bCs/>
-          <w:sz w:val="20"/>
-          <w:szCs w:val="20"/>
-        </w:rPr>
-        <w:t>240秒</w:t>
-      </w:r>
-      <w:r>
-        <w:rPr>
-          <w:rFonts w:hint="eastAsia"/>
-          <w:sz w:val="20"/>
-          <w:szCs w:val="20"/>
-        </w:rPr>
-        <w:t>)</w:t>
-      </w:r>
-      <w:r>
-        <w:rPr>
-          <w:rFonts w:hint="eastAsia"/>
-          <w:sz w:val="20"/>
-          <w:szCs w:val="20"/>
-        </w:rPr>
-        <w:t>；</w:t>
-      </w:r>
-    </w:p>
-    <w:p>
-      <w:pPr>
-        <w:spacing w:after="0" w:line="240" w:lineRule="auto"/>
-        <w:rPr>
-          <w:rFonts w:hint="eastAsia"/>
-          <w:sz w:val="20"/>
-          <w:szCs w:val="20"/>
-        </w:rPr>
-      </w:pPr>
-      <w:r>
-        <w:rPr>
-          <w:rFonts w:hint="eastAsia"/>
-          <w:b/>
-          <w:bCs/>
-          <w:sz w:val="20"/>
-          <w:szCs w:val="20"/>
-        </w:rPr>
-        <w:t>4</w:t>
-      </w:r>
-      <w:r>
-        <w:rPr>
-          <w:rFonts w:hint="eastAsia"/>
-          <w:b/>
-          <w:bCs/>
-          <w:sz w:val="20"/>
-          <w:szCs w:val="20"/>
-        </w:rPr>
-        <w:t>.</w:t>
-      </w:r>
-      <w:r>
-        <w:rPr>
-          <w:rFonts w:hint="eastAsia"/>
-          <w:sz w:val="20"/>
-          <w:szCs w:val="20"/>
-        </w:rPr>
-        <w:t xml:space="preserve"> </w:t>
-      </w:r>
-      <w:proofErr w:type="gramStart"/>
-      <w:r>
-        <w:rPr>
-          <w:rFonts w:hint="eastAsia"/>
-          <w:b/>
-          <w:bCs/>
-          <w:sz w:val="20"/>
-          <w:szCs w:val="20"/>
-        </w:rPr>
-        <w:t>跨群游戏</w:t>
-      </w:r>
-      <w:proofErr w:type="gramEnd"/>
-      <w:r>
-        <w:rPr>
-          <w:rFonts w:hint="eastAsia"/>
-          <w:b/>
-          <w:bCs/>
-          <w:sz w:val="20"/>
-          <w:szCs w:val="20"/>
-        </w:rPr>
-        <w:t xml:space="preserve"> </w:t>
-      </w:r>
-      <w:r>
-        <w:rPr>
-          <w:rFonts w:hint="eastAsia"/>
-          <w:sz w:val="20"/>
-          <w:szCs w:val="20"/>
-        </w:rPr>
-        <w:t xml:space="preserve">匹配成功后应使用 </w:t>
-      </w:r>
-      <w:r>
-        <w:rPr>
-          <w:rFonts w:hint="eastAsia"/>
-          <w:b/>
-          <w:bCs/>
-          <w:sz w:val="20"/>
-          <w:szCs w:val="20"/>
-        </w:rPr>
-        <w:t xml:space="preserve">相应的游戏指令 </w:t>
-      </w:r>
-      <w:r>
-        <w:rPr>
-          <w:rFonts w:hint="eastAsia"/>
-          <w:sz w:val="20"/>
-          <w:szCs w:val="20"/>
-        </w:rPr>
-        <w:t>进行游戏</w:t>
-      </w:r>
-      <w:r>
-        <w:rPr>
-          <w:rFonts w:hint="eastAsia"/>
-          <w:sz w:val="20"/>
-          <w:szCs w:val="20"/>
-        </w:rPr>
-        <w:t>；</w:t>
-      </w:r>
-    </w:p>
-    <w:p>
-      <w:pPr>
-        <w:spacing w:after="0" w:line="240" w:lineRule="auto"/>
-        <w:rPr>
-          <w:rFonts w:hint="eastAsia"/>
-          <w:sz w:val="20"/>
-          <w:szCs w:val="20"/>
-        </w:rPr>
-      </w:pPr>
-      <w:r>
-        <w:rPr>
-          <w:rFonts w:hint="eastAsia"/>
-          <w:b/>
-          <w:bCs/>
-          <w:sz w:val="20"/>
-          <w:szCs w:val="20"/>
-        </w:rPr>
-        <w:t>5</w:t>
-      </w:r>
-      <w:r>
-        <w:rPr>
-          <w:rFonts w:hint="eastAsia"/>
-          <w:b/>
-          <w:bCs/>
-          <w:sz w:val="20"/>
-          <w:szCs w:val="20"/>
-        </w:rPr>
-        <w:t>.</w:t>
-      </w:r>
-      <w:r>
-        <w:rPr>
-          <w:rFonts w:hint="eastAsia"/>
-          <w:sz w:val="20"/>
-          <w:szCs w:val="20"/>
-        </w:rPr>
-        <w:t xml:space="preserve"> </w:t>
-      </w:r>
-      <w:r>
-        <w:rPr>
-          <w:rFonts w:hint="eastAsia"/>
-          <w:sz w:val="20"/>
-          <w:szCs w:val="20"/>
-        </w:rPr>
-        <w:t>使用</w:t>
-      </w:r>
-      <w:r>
-        <w:rPr>
-          <w:rFonts w:hint="eastAsia"/>
-          <w:b/>
-          <w:bCs/>
-          <w:sz w:val="20"/>
-          <w:szCs w:val="20"/>
-        </w:rPr>
-        <w:t>AI Monitor模式</w:t>
-      </w:r>
-      <w:r>
-        <w:rPr>
-          <w:rFonts w:hint="eastAsia"/>
-          <w:b/>
-          <w:bCs/>
-          <w:sz w:val="20"/>
-          <w:szCs w:val="20"/>
-        </w:rPr>
-        <w:t xml:space="preserve"> </w:t>
-      </w:r>
-      <w:r>
-        <w:rPr>
-          <w:rFonts w:hint="eastAsia"/>
-          <w:sz w:val="20"/>
-          <w:szCs w:val="20"/>
-        </w:rPr>
-        <w:t>及</w:t>
-      </w:r>
-      <w:r>
-        <w:rPr>
-          <w:rFonts w:hint="eastAsia"/>
-          <w:b/>
-          <w:bCs/>
-          <w:sz w:val="20"/>
-          <w:szCs w:val="20"/>
-        </w:rPr>
-        <w:t>Recall Detect功能</w:t>
-      </w:r>
-      <w:r>
-        <w:rPr>
-          <w:rFonts w:hint="eastAsia"/>
-          <w:sz w:val="20"/>
-          <w:szCs w:val="20"/>
-        </w:rPr>
-        <w:t xml:space="preserve"> 需通过</w:t>
-      </w:r>
-      <w:proofErr w:type="spellStart"/>
-      <w:r>
-        <w:rPr>
-          <w:rFonts w:hint="eastAsia"/>
-          <w:sz w:val="20"/>
-          <w:szCs w:val="20"/>
-        </w:rPr>
-        <w:t>FuncCtrl</w:t>
-      </w:r>
-      <w:proofErr w:type="spellEnd"/>
-      <w:r>
-        <w:rPr>
-          <w:rFonts w:hint="eastAsia"/>
-          <w:sz w:val="20"/>
-          <w:szCs w:val="20"/>
-        </w:rPr>
-        <w:t>启用</w:t>
-      </w:r>
-      <w:proofErr w:type="spellStart"/>
-      <w:r>
-        <w:rPr>
-          <w:rFonts w:hint="eastAsia"/>
-          <w:sz w:val="20"/>
-          <w:szCs w:val="20"/>
-        </w:rPr>
-        <w:t>MessageCollect</w:t>
-      </w:r>
-      <w:proofErr w:type="spellEnd"/>
-      <w:r>
-        <w:rPr>
-          <w:rFonts w:hint="eastAsia"/>
-          <w:sz w:val="20"/>
-          <w:szCs w:val="20"/>
-        </w:rPr>
-        <w:t>；</w:t>
-      </w:r>
-    </w:p>
-    <w:p>
-      <w:pPr>
-        <w:spacing w:after="0" w:line="240" w:lineRule="auto"/>
-        <w:rPr>
-          <w:rFonts w:hint="eastAsia"/>
-          <w:color w:val="EE0000"/>
-          <w:sz w:val="20"/>
-          <w:szCs w:val="20"/>
-        </w:rPr>
-      </w:pPr>
-      <w:r>
-        <w:rPr>
-          <w:rFonts w:hint="eastAsia"/>
-          <w:b/>
-          <w:bCs/>
-          <w:color w:val="EE0000"/>
-          <w:sz w:val="20"/>
-          <w:szCs w:val="20"/>
-        </w:rPr>
-        <w:t xml:space="preserve">6. </w:t>
-      </w:r>
-      <w:r>
-        <w:rPr>
-          <w:rFonts w:hint="eastAsia"/>
-          <w:color w:val="EE0000"/>
-          <w:sz w:val="20"/>
-          <w:szCs w:val="20"/>
-        </w:rPr>
-        <w:t xml:space="preserve">目前 </w:t>
-      </w:r>
-      <w:r>
-        <w:rPr>
-          <w:rFonts w:hint="eastAsia"/>
-          <w:b/>
-          <w:bCs/>
-          <w:color w:val="EE0000"/>
-          <w:sz w:val="20"/>
-          <w:szCs w:val="20"/>
-        </w:rPr>
-        <w:t>AI</w:t>
-      </w:r>
-      <w:r>
-        <w:rPr>
-          <w:rFonts w:hint="eastAsia"/>
-          <w:color w:val="EE0000"/>
-          <w:sz w:val="20"/>
-          <w:szCs w:val="20"/>
-        </w:rPr>
-        <w:t xml:space="preserve"> 有</w:t>
-      </w:r>
-      <w:r>
-        <w:rPr>
-          <w:rFonts w:hint="eastAsia"/>
-          <w:b/>
-          <w:bCs/>
-          <w:color w:val="EE0000"/>
-          <w:sz w:val="20"/>
-          <w:szCs w:val="20"/>
-        </w:rPr>
-        <w:t>6</w:t>
-      </w:r>
-      <w:r>
-        <w:rPr>
-          <w:rFonts w:hint="eastAsia"/>
-          <w:color w:val="EE0000"/>
-          <w:sz w:val="20"/>
-          <w:szCs w:val="20"/>
-        </w:rPr>
-        <w:t>个</w:t>
-      </w:r>
-      <w:r>
-        <w:rPr>
-          <w:rFonts w:hint="eastAsia"/>
-          <w:b/>
-          <w:bCs/>
-          <w:color w:val="EE0000"/>
-          <w:sz w:val="20"/>
-          <w:szCs w:val="20"/>
-        </w:rPr>
-        <w:t>独占加密指令</w:t>
-      </w:r>
-      <w:r>
-        <w:rPr>
-          <w:rFonts w:hint="eastAsia"/>
-          <w:color w:val="EE0000"/>
-          <w:sz w:val="20"/>
-          <w:szCs w:val="20"/>
-        </w:rPr>
-        <w:t xml:space="preserve">: </w:t>
-      </w:r>
-      <w:r>
-        <w:rPr>
-          <w:rFonts w:hint="eastAsia"/>
-          <w:color w:val="EE0000"/>
-          <w:sz w:val="20"/>
-          <w:szCs w:val="20"/>
-        </w:rPr>
-        <w:t>①</w:t>
-      </w:r>
-      <w:r>
-        <w:rPr>
-          <w:rFonts w:hint="eastAsia"/>
-          <w:color w:val="EE0000"/>
-          <w:sz w:val="20"/>
-          <w:szCs w:val="20"/>
-        </w:rPr>
-        <w:t xml:space="preserve"> </w:t>
-      </w:r>
-      <w:r>
-        <w:rPr>
-          <w:rFonts w:hint="eastAsia"/>
-          <w:color w:val="EE0000"/>
-          <w:sz w:val="20"/>
-          <w:szCs w:val="20"/>
-          <w:u w:val="double"/>
-        </w:rPr>
-        <w:t>私信Zincoid</w:t>
-      </w:r>
-      <w:r>
-        <w:rPr>
-          <w:rFonts w:hint="eastAsia"/>
-          <w:color w:val="EE0000"/>
-          <w:sz w:val="20"/>
-          <w:szCs w:val="20"/>
-        </w:rPr>
-        <w:t>；</w:t>
-      </w:r>
-      <w:r>
-        <w:rPr>
-          <w:color w:val="EE0000"/>
-          <w:sz w:val="20"/>
-          <w:szCs w:val="20"/>
-        </w:rPr>
-        <w:t>②</w:t>
-      </w:r>
-      <w:r>
-        <w:rPr>
-          <w:rFonts w:hint="eastAsia"/>
-          <w:color w:val="EE0000"/>
-          <w:sz w:val="20"/>
-          <w:szCs w:val="20"/>
-        </w:rPr>
-        <w:t xml:space="preserve"> </w:t>
-      </w:r>
-      <w:r>
-        <w:rPr>
-          <w:rFonts w:hint="eastAsia"/>
-          <w:color w:val="EE0000"/>
-          <w:sz w:val="20"/>
-          <w:szCs w:val="20"/>
-          <w:u w:val="double"/>
-        </w:rPr>
-        <w:t>发送Zincoid的Cosplay图片</w:t>
-      </w:r>
-      <w:r>
-        <w:rPr>
-          <w:rFonts w:hint="eastAsia"/>
-          <w:color w:val="EE0000"/>
-          <w:sz w:val="20"/>
-          <w:szCs w:val="20"/>
-        </w:rPr>
-        <w:t xml:space="preserve"> </w:t>
-      </w:r>
-      <w:r>
-        <w:rPr>
-          <w:rFonts w:hint="eastAsia"/>
-          <w:color w:val="EE0000"/>
-          <w:sz w:val="20"/>
-          <w:szCs w:val="20"/>
-        </w:rPr>
-        <w:t>(雾)；</w:t>
-      </w:r>
-    </w:p>
-    <w:p>
-      <w:pPr>
-        <w:spacing w:after="0" w:line="240" w:lineRule="auto"/>
-        <w:ind w:firstLineChars="200" w:firstLine="400"/>
-        <w:rPr>
-          <w:rFonts w:hint="eastAsia"/>
-          <w:color w:val="EE0000"/>
-          <w:sz w:val="20"/>
-          <w:szCs w:val="20"/>
-        </w:rPr>
-      </w:pPr>
-      <w:r>
-        <w:rPr>
-          <w:color w:val="EE0000"/>
-          <w:sz w:val="20"/>
-          <w:szCs w:val="20"/>
-        </w:rPr>
-        <w:t>③</w:t>
-      </w:r>
-      <w:r>
-        <w:rPr>
-          <w:rFonts w:hint="eastAsia"/>
-          <w:color w:val="EE0000"/>
-          <w:sz w:val="20"/>
-          <w:szCs w:val="20"/>
-        </w:rPr>
-        <w:t xml:space="preserve"> </w:t>
-      </w:r>
-      <w:r>
-        <w:rPr>
-          <w:rFonts w:hint="eastAsia"/>
-          <w:color w:val="EE0000"/>
-          <w:sz w:val="20"/>
-          <w:szCs w:val="20"/>
-          <w:u w:val="double"/>
-        </w:rPr>
-        <w:t>发表情包</w:t>
-      </w:r>
-      <w:r>
-        <w:rPr>
-          <w:rFonts w:hint="eastAsia"/>
-          <w:color w:val="EE0000"/>
-          <w:sz w:val="20"/>
-          <w:szCs w:val="20"/>
-        </w:rPr>
-        <w:t>；</w:t>
-      </w:r>
-      <w:r>
-        <w:rPr>
-          <w:color w:val="EE0000"/>
-          <w:sz w:val="20"/>
-          <w:szCs w:val="20"/>
-        </w:rPr>
-        <w:t>④</w:t>
-      </w:r>
-      <w:r>
-        <w:rPr>
-          <w:rFonts w:hint="eastAsia"/>
-          <w:color w:val="EE0000"/>
-          <w:sz w:val="20"/>
-          <w:szCs w:val="20"/>
-        </w:rPr>
-        <w:t xml:space="preserve"> </w:t>
-      </w:r>
-      <w:r>
-        <w:rPr>
-          <w:rFonts w:hint="eastAsia"/>
-          <w:color w:val="EE0000"/>
-          <w:sz w:val="20"/>
-          <w:szCs w:val="20"/>
-          <w:u w:val="double"/>
-        </w:rPr>
-        <w:t>临时封禁</w:t>
-      </w:r>
-      <w:r>
-        <w:rPr>
-          <w:rFonts w:hint="eastAsia"/>
-          <w:color w:val="EE0000"/>
-          <w:sz w:val="20"/>
-          <w:szCs w:val="20"/>
-          <w:u w:val="double"/>
-        </w:rPr>
-        <w:t>用户的</w:t>
-      </w:r>
-      <w:r>
-        <w:rPr>
-          <w:rFonts w:hint="eastAsia"/>
-          <w:color w:val="EE0000"/>
-          <w:sz w:val="20"/>
-          <w:szCs w:val="20"/>
-          <w:u w:val="double"/>
-        </w:rPr>
-        <w:t>AI对话</w:t>
-      </w:r>
-      <w:r>
-        <w:rPr>
-          <w:rFonts w:hint="eastAsia"/>
-          <w:color w:val="EE0000"/>
-          <w:sz w:val="20"/>
-          <w:szCs w:val="20"/>
-          <w:u w:val="double"/>
-        </w:rPr>
-        <w:t>功能</w:t>
-      </w:r>
-      <w:r>
-        <w:rPr>
-          <w:rFonts w:hint="eastAsia"/>
-          <w:color w:val="EE0000"/>
-          <w:sz w:val="20"/>
-          <w:szCs w:val="20"/>
-        </w:rPr>
-        <w:t>；</w:t>
-      </w:r>
-      <w:r>
-        <w:rPr>
-          <w:color w:val="EE0000"/>
-          <w:sz w:val="20"/>
-          <w:szCs w:val="20"/>
-        </w:rPr>
-        <w:t>⑤</w:t>
-      </w:r>
-      <w:r>
-        <w:rPr>
-          <w:rFonts w:hint="eastAsia"/>
-          <w:color w:val="EE0000"/>
-          <w:sz w:val="20"/>
-          <w:szCs w:val="20"/>
-        </w:rPr>
-        <w:t xml:space="preserve"> </w:t>
-      </w:r>
-      <w:r>
-        <w:rPr>
-          <w:rFonts w:hint="eastAsia"/>
-          <w:color w:val="EE0000"/>
-          <w:sz w:val="20"/>
-          <w:szCs w:val="20"/>
-          <w:u w:val="double"/>
-        </w:rPr>
-        <w:t>撤回AI消息</w:t>
-      </w:r>
-      <w:r>
-        <w:rPr>
-          <w:rFonts w:hint="eastAsia"/>
-          <w:color w:val="EE0000"/>
-          <w:sz w:val="20"/>
-          <w:szCs w:val="20"/>
-        </w:rPr>
-        <w:t>；</w:t>
-      </w:r>
-      <w:r>
-        <w:rPr>
-          <w:color w:val="EE0000"/>
-          <w:sz w:val="20"/>
-          <w:szCs w:val="20"/>
-        </w:rPr>
-        <w:t>⑥</w:t>
-      </w:r>
-      <w:r>
-        <w:rPr>
-          <w:rFonts w:hint="eastAsia"/>
-          <w:color w:val="EE0000"/>
-          <w:sz w:val="20"/>
-          <w:szCs w:val="20"/>
-        </w:rPr>
-        <w:t xml:space="preserve"> </w:t>
-      </w:r>
-      <w:r>
-        <w:rPr>
-          <w:rFonts w:hint="eastAsia"/>
-          <w:color w:val="EE0000"/>
-          <w:sz w:val="20"/>
-          <w:szCs w:val="20"/>
-          <w:u w:val="double"/>
-        </w:rPr>
-        <w:t>撤回用户消息</w:t>
-      </w:r>
-      <w:r>
-        <w:rPr>
-          <w:rFonts w:hint="eastAsia"/>
-          <w:color w:val="EE0000"/>
-          <w:sz w:val="20"/>
-          <w:szCs w:val="20"/>
-        </w:rPr>
-        <w:t>。</w:t>
-      </w:r>
-    </w:p>
-    <w:p>
-      <w:pPr>
-        <w:spacing w:after="0" w:line="240" w:lineRule="auto"/>
-        <w:rPr>
-          <w:rFonts w:hint="eastAsia"/>
-          <w:sz w:val="20"/>
-          <w:szCs w:val="20"/>
-        </w:rPr>
       </w:pPr>
     </w:p>
     <w:p>
       <w:pPr>
         <w:spacing w:after="0" w:line="240" w:lineRule="auto"/>
-        <w:rPr>
-          <w:rFonts w:hint="eastAsia"/>
-          <w:b/>
-          <w:bCs/>
-          <w:sz w:val="20"/>
-          <w:szCs w:val="20"/>
-        </w:rPr>
       </w:pPr>
+    </w:p>
+    <w:p>
+      <w:pPr>
+        <w:spacing w:after="0" w:line="240" w:lineRule="auto"/>
+        <w:rPr>
+          <w:rFonts w:hint="eastAsia"/>
+        </w:rPr>
+      </w:pPr>
+    </w:p>
+    <w:p>
+      <w:pPr>
+        <w:spacing w:after="0" w:line="240" w:lineRule="auto"/>
+        <w:rPr>
+          <w:rFonts w:hint="eastAsia"/>
+        </w:rPr>
+      </w:pPr>
+    </w:p>
+    <w:p>
+      <w:pPr>
+        <w:spacing w:after="0" w:line="240" w:lineRule="auto"/>
+        <w:rPr>
+          <w:rFonts w:ascii="Segoe UI Emoji" w:hAnsi="Segoe UI Emoji" w:cs="Segoe UI Emoji"/>
+          <w:b/>
+          <w:bCs/>
+          <w:sz w:val="20"/>
+          <w:szCs w:val="20"/>
+        </w:rPr>
+      </w:pPr>
+      <w:r>
+        <w:rPr>
+          <w:rFonts w:hint="eastAsia"/>
+          <w:b/>
+          <w:bCs/>
+          <w:sz w:val="20"/>
+          <w:szCs w:val="20"/>
+        </w:rPr>
+        <w:t>[</w:t>
+      </w:r>
+      <w:r>
+        <w:rPr>
+          <w:rFonts w:hint="eastAsia"/>
+          <w:b/>
+          <w:bCs/>
+          <w:sz w:val="20"/>
+          <w:szCs w:val="20"/>
+        </w:rPr>
+        <w:t>注意事项</w:t>
+      </w:r>
+      <w:r>
+        <w:rPr>
+          <w:rFonts w:hint="eastAsia"/>
+          <w:b/>
+          <w:bCs/>
+          <w:sz w:val="20"/>
+          <w:szCs w:val="20"/>
+        </w:rPr>
+        <w:t>]</w:t>
+      </w:r>
+      <w:r>
+        <w:rPr>
+          <w:b/>
+          <w:bCs/>
+          <w:sz w:val="20"/>
+          <w:szCs w:val="20"/>
+        </w:rPr>
+        <w:tab/>
+      </w:r>
+      <w:r>
+        <w:rPr>
+          <w:b/>
+          <w:bCs/>
+          <w:sz w:val="20"/>
+          <w:szCs w:val="20"/>
+        </w:rPr>
+        <w:tab/>
+      </w:r>
+      <w:r>
+        <w:rPr>
+          <w:b/>
+          <w:bCs/>
+          <w:sz w:val="20"/>
+          <w:szCs w:val="20"/>
+        </w:rPr>
+        <w:tab/>
+      </w:r>
+      <w:r>
+        <w:rPr>
+          <w:b/>
+          <w:bCs/>
+          <w:sz w:val="20"/>
+          <w:szCs w:val="20"/>
+        </w:rPr>
+        <w:tab/>
+      </w:r>
+      <w:r>
+        <w:rPr>
+          <w:b/>
+          <w:bCs/>
+          <w:sz w:val="20"/>
+          <w:szCs w:val="20"/>
+        </w:rPr>
+        <w:tab/>
+      </w:r>
+      <w:r>
+        <w:rPr>
+          <w:rFonts w:hint="eastAsia"/>
+          <w:b/>
+          <w:bCs/>
+          <w:sz w:val="20"/>
+          <w:szCs w:val="20"/>
+        </w:rPr>
+        <w:t xml:space="preserve">     </w:t>
+      </w:r>
+      <w:r>
+        <w:rPr>
+          <w:rFonts w:hint="eastAsia"/>
+          <w:b/>
+          <w:bCs/>
+          <w:sz w:val="20"/>
+          <w:szCs w:val="20"/>
+        </w:rPr>
+        <w:t xml:space="preserve">                     </w:t>
+      </w:r>
+      <w:r>
+        <w:rPr>
+          <w:rFonts w:hint="eastAsia"/>
+          <w:b/>
+          <w:bCs/>
+          <w:sz w:val="20"/>
+          <w:szCs w:val="20"/>
+        </w:rPr>
+        <w:t xml:space="preserve">  </w:t>
+      </w:r>
+      <w:r>
+        <w:rPr>
+          <w:rFonts w:hint="eastAsia"/>
+          <w:b/>
+          <w:bCs/>
+          <w:sz w:val="20"/>
+          <w:szCs w:val="20"/>
+        </w:rPr>
+        <w:t>[命令限权等级 -</w:t>
+      </w:r>
+      <w:r>
+        <w:rPr>
+          <w:rFonts w:ascii="Segoe UI Emoji" w:hAnsi="Segoe UI Emoji" w:cs="Segoe UI Emoji"/>
+        </w:rPr>
+        <w:t xml:space="preserve"> </w:t>
+      </w:r>
+      <w:r>
+        <w:rPr>
+          <w:rFonts w:ascii="Segoe UI Emoji" w:hAnsi="Segoe UI Emoji" w:cs="Segoe UI Emoji"/>
+          <w:b/>
+          <w:bCs/>
+          <w:sz w:val="20"/>
+          <w:szCs w:val="20"/>
+        </w:rPr>
+        <w:t>🟢</w:t>
+      </w:r>
+      <w:r>
+        <w:rPr>
+          <w:rFonts w:ascii="Segoe UI Emoji" w:hAnsi="Segoe UI Emoji" w:cs="Segoe UI Emoji" w:hint="eastAsia"/>
+          <w:b/>
+          <w:bCs/>
+          <w:sz w:val="20"/>
+          <w:szCs w:val="20"/>
+        </w:rPr>
+        <w:t xml:space="preserve"> </w:t>
+      </w:r>
+      <w:r>
+        <w:rPr>
+          <w:rFonts w:ascii="Segoe UI Emoji" w:hAnsi="Segoe UI Emoji" w:cs="Segoe UI Emoji"/>
+          <w:b/>
+          <w:bCs/>
+          <w:sz w:val="20"/>
+          <w:szCs w:val="20"/>
+        </w:rPr>
+        <w:t>−I</w:t>
+      </w:r>
+      <w:r>
+        <w:rPr>
+          <w:rFonts w:ascii="Segoe UI Emoji" w:hAnsi="Segoe UI Emoji" w:cs="Segoe UI Emoji" w:hint="eastAsia"/>
+          <w:b/>
+          <w:bCs/>
+          <w:sz w:val="20"/>
+          <w:szCs w:val="20"/>
+        </w:rPr>
+        <w:t>级</w:t>
+      </w:r>
+      <w:r>
+        <w:rPr>
+          <w:rFonts w:ascii="Segoe UI Emoji" w:hAnsi="Segoe UI Emoji" w:cs="Segoe UI Emoji" w:hint="eastAsia"/>
+          <w:b/>
+          <w:bCs/>
+          <w:sz w:val="20"/>
+          <w:szCs w:val="20"/>
+        </w:rPr>
+        <w:t xml:space="preserve"> </w:t>
+      </w:r>
+      <w:r>
+        <w:rPr>
+          <w:rFonts w:ascii="Segoe UI Emoji" w:hAnsi="Segoe UI Emoji" w:cs="Segoe UI Emoji"/>
+          <w:b/>
+          <w:bCs/>
+          <w:sz w:val="20"/>
+          <w:szCs w:val="20"/>
+        </w:rPr>
+        <w:t>⚪</w:t>
+      </w:r>
+      <w:r>
+        <w:rPr>
+          <w:rFonts w:ascii="Segoe UI Emoji" w:hAnsi="Segoe UI Emoji" w:cs="Segoe UI Emoji" w:hint="eastAsia"/>
+          <w:b/>
+          <w:bCs/>
+          <w:sz w:val="20"/>
+          <w:szCs w:val="20"/>
+        </w:rPr>
+        <w:t xml:space="preserve"> 0</w:t>
+      </w:r>
+      <w:r>
+        <w:rPr>
+          <w:rFonts w:ascii="Segoe UI Emoji" w:hAnsi="Segoe UI Emoji" w:cs="Segoe UI Emoji" w:hint="eastAsia"/>
+          <w:b/>
+          <w:bCs/>
+          <w:sz w:val="20"/>
+          <w:szCs w:val="20"/>
+        </w:rPr>
+        <w:t>级</w:t>
+      </w:r>
+      <w:r>
+        <w:rPr>
+          <w:rFonts w:hint="eastAsia"/>
+          <w:b/>
+          <w:bCs/>
+          <w:sz w:val="20"/>
+          <w:szCs w:val="20"/>
+        </w:rPr>
+        <w:t xml:space="preserve"> </w:t>
+      </w:r>
+      <w:r>
+        <w:rPr>
+          <w:rFonts w:ascii="Segoe UI Emoji" w:hAnsi="Segoe UI Emoji" w:cs="Segoe UI Emoji"/>
+          <w:b/>
+          <w:bCs/>
+          <w:sz w:val="20"/>
+          <w:szCs w:val="20"/>
+        </w:rPr>
+        <w:t>🔷</w:t>
+      </w:r>
+      <w:r>
+        <w:rPr>
+          <w:rFonts w:ascii="Segoe UI Emoji" w:hAnsi="Segoe UI Emoji" w:cs="Segoe UI Emoji" w:hint="eastAsia"/>
+          <w:b/>
+          <w:bCs/>
+          <w:sz w:val="20"/>
+          <w:szCs w:val="20"/>
+        </w:rPr>
+        <w:t xml:space="preserve"> I</w:t>
+      </w:r>
+      <w:r>
+        <w:rPr>
+          <w:rFonts w:ascii="Segoe UI Emoji" w:hAnsi="Segoe UI Emoji" w:cs="Segoe UI Emoji" w:hint="eastAsia"/>
+          <w:b/>
+          <w:bCs/>
+          <w:sz w:val="20"/>
+          <w:szCs w:val="20"/>
+        </w:rPr>
+        <w:t>级</w:t>
+      </w:r>
+      <w:r>
+        <w:rPr>
+          <w:rFonts w:ascii="Segoe UI Emoji" w:hAnsi="Segoe UI Emoji" w:cs="Segoe UI Emoji" w:hint="eastAsia"/>
+          <w:b/>
+          <w:bCs/>
+          <w:sz w:val="20"/>
+          <w:szCs w:val="20"/>
+        </w:rPr>
+        <w:t xml:space="preserve"> </w:t>
+      </w:r>
+      <w:r>
+        <w:rPr>
+          <w:rFonts w:ascii="Segoe UI Emoji" w:hAnsi="Segoe UI Emoji" w:cs="Segoe UI Emoji"/>
+          <w:b/>
+          <w:bCs/>
+          <w:sz w:val="20"/>
+          <w:szCs w:val="20"/>
+        </w:rPr>
+        <w:t>🔶</w:t>
+      </w:r>
+      <w:r>
+        <w:rPr>
+          <w:rFonts w:ascii="Segoe UI Emoji" w:hAnsi="Segoe UI Emoji" w:cs="Segoe UI Emoji" w:hint="eastAsia"/>
+          <w:b/>
+          <w:bCs/>
+          <w:sz w:val="20"/>
+          <w:szCs w:val="20"/>
+        </w:rPr>
+        <w:t xml:space="preserve"> II</w:t>
+      </w:r>
+      <w:r>
+        <w:rPr>
+          <w:rFonts w:ascii="Segoe UI Emoji" w:hAnsi="Segoe UI Emoji" w:cs="Segoe UI Emoji" w:hint="eastAsia"/>
+          <w:b/>
+          <w:bCs/>
+          <w:sz w:val="20"/>
+          <w:szCs w:val="20"/>
+        </w:rPr>
+        <w:t>级</w:t>
+      </w:r>
+      <w:r>
+        <w:rPr>
+          <w:rFonts w:ascii="Segoe UI Emoji" w:hAnsi="Segoe UI Emoji" w:cs="Segoe UI Emoji" w:hint="eastAsia"/>
+          <w:b/>
+          <w:bCs/>
+          <w:sz w:val="20"/>
+          <w:szCs w:val="20"/>
+        </w:rPr>
+        <w:t>]</w:t>
+      </w:r>
+    </w:p>
+    <w:p>
+      <w:pPr>
+        <w:spacing w:after="0" w:line="240" w:lineRule="auto"/>
+        <w:rPr>
+          <w:rFonts w:hint="eastAsia"/>
+          <w:sz w:val="20"/>
+          <w:szCs w:val="20"/>
+        </w:rPr>
+      </w:pPr>
+      <w:r>
+        <w:rPr>
+          <w:rFonts w:hint="eastAsia"/>
+          <w:b/>
+          <w:bCs/>
+          <w:sz w:val="20"/>
+          <w:szCs w:val="20"/>
+        </w:rPr>
+        <w:t>1.</w:t>
+      </w:r>
+      <w:r>
+        <w:rPr>
+          <w:rFonts w:hint="eastAsia"/>
+          <w:sz w:val="20"/>
+          <w:szCs w:val="20"/>
+        </w:rPr>
+        <w:t xml:space="preserve"> 当前指令前缀为 </w:t>
+      </w:r>
+      <w:r>
+        <w:rPr>
+          <w:rFonts w:hint="eastAsia"/>
+          <w:b/>
+          <w:bCs/>
+          <w:sz w:val="20"/>
+          <w:szCs w:val="20"/>
+        </w:rPr>
+        <w:t>/</w:t>
+      </w:r>
+      <w:r>
+        <w:rPr>
+          <w:rFonts w:hint="eastAsia"/>
+          <w:sz w:val="20"/>
+          <w:szCs w:val="20"/>
+        </w:rPr>
+        <w:t xml:space="preserve">，表中的 </w:t>
+      </w:r>
+      <w:r>
+        <w:rPr>
+          <w:rFonts w:hint="eastAsia"/>
+          <w:b/>
+          <w:bCs/>
+          <w:sz w:val="20"/>
+          <w:szCs w:val="20"/>
+        </w:rPr>
+        <w:t xml:space="preserve">中英文命令 </w:t>
+      </w:r>
+      <w:r>
+        <w:rPr>
+          <w:rFonts w:hint="eastAsia"/>
+          <w:sz w:val="20"/>
+          <w:szCs w:val="20"/>
+        </w:rPr>
+        <w:t>通用，</w:t>
+      </w:r>
+      <w:r>
+        <w:rPr>
+          <w:rFonts w:hint="eastAsia"/>
+          <w:b/>
+          <w:bCs/>
+          <w:sz w:val="20"/>
+          <w:szCs w:val="20"/>
+        </w:rPr>
+        <w:t>参数说明</w:t>
+      </w:r>
+      <w:r>
+        <w:rPr>
+          <w:rFonts w:hint="eastAsia"/>
+          <w:sz w:val="20"/>
+          <w:szCs w:val="20"/>
+        </w:rPr>
+        <w:t xml:space="preserve"> </w:t>
+      </w:r>
+      <w:r>
+        <w:rPr>
+          <w:rFonts w:hint="eastAsia"/>
+          <w:sz w:val="20"/>
+          <w:szCs w:val="20"/>
+        </w:rPr>
+        <w:t>可</w:t>
+      </w:r>
+      <w:r>
+        <w:rPr>
+          <w:rFonts w:hint="eastAsia"/>
+          <w:sz w:val="20"/>
+          <w:szCs w:val="20"/>
+        </w:rPr>
+        <w:t>通过</w:t>
+      </w:r>
+      <w:r>
+        <w:rPr>
+          <w:rFonts w:hint="eastAsia"/>
+          <w:sz w:val="20"/>
+          <w:szCs w:val="20"/>
+        </w:rPr>
+        <w:t xml:space="preserve"> </w:t>
+      </w:r>
+      <w:r>
+        <w:rPr>
+          <w:rFonts w:hint="eastAsia"/>
+          <w:b/>
+          <w:bCs/>
+          <w:sz w:val="20"/>
+          <w:szCs w:val="20"/>
+        </w:rPr>
+        <w:t>在</w:t>
+      </w:r>
+      <w:r>
+        <w:rPr>
+          <w:rFonts w:hint="eastAsia"/>
+          <w:b/>
+          <w:bCs/>
+          <w:sz w:val="20"/>
+          <w:szCs w:val="20"/>
+        </w:rPr>
+        <w:t>指令后加 -h</w:t>
+      </w:r>
+      <w:r>
+        <w:rPr>
+          <w:rFonts w:hint="eastAsia"/>
+          <w:b/>
+          <w:bCs/>
+          <w:sz w:val="20"/>
+          <w:szCs w:val="20"/>
+        </w:rPr>
+        <w:t>参数</w:t>
+      </w:r>
+      <w:r>
+        <w:rPr>
+          <w:rFonts w:hint="eastAsia"/>
+          <w:b/>
+          <w:bCs/>
+          <w:sz w:val="20"/>
+          <w:szCs w:val="20"/>
+        </w:rPr>
+        <w:t xml:space="preserve"> 获取</w:t>
+      </w:r>
+      <w:r>
+        <w:rPr>
+          <w:rFonts w:hint="eastAsia"/>
+          <w:b/>
+          <w:bCs/>
+          <w:sz w:val="20"/>
+          <w:szCs w:val="20"/>
+        </w:rPr>
+        <w:t>指令详情</w:t>
+      </w:r>
+      <w:r>
+        <w:rPr>
+          <w:rFonts w:hint="eastAsia"/>
+          <w:b/>
+          <w:bCs/>
+          <w:sz w:val="20"/>
+          <w:szCs w:val="20"/>
+        </w:rPr>
+        <w:t xml:space="preserve"> </w:t>
+      </w:r>
+      <w:r>
+        <w:rPr>
+          <w:rFonts w:hint="eastAsia"/>
+          <w:sz w:val="20"/>
+          <w:szCs w:val="20"/>
+        </w:rPr>
+        <w:t>查看</w:t>
+      </w:r>
+      <w:r>
+        <w:rPr>
+          <w:rFonts w:hint="eastAsia"/>
+          <w:sz w:val="20"/>
+          <w:szCs w:val="20"/>
+        </w:rPr>
+        <w:t>；</w:t>
+      </w:r>
+    </w:p>
+    <w:p>
+      <w:pPr>
+        <w:spacing w:after="0" w:line="240" w:lineRule="auto"/>
+        <w:rPr>
+          <w:rFonts w:hint="eastAsia"/>
+          <w:sz w:val="20"/>
+          <w:szCs w:val="20"/>
+        </w:rPr>
+      </w:pPr>
+      <w:r>
+        <w:rPr>
+          <w:rFonts w:hint="eastAsia"/>
+          <w:b/>
+          <w:bCs/>
+          <w:sz w:val="20"/>
+          <w:szCs w:val="20"/>
+        </w:rPr>
+        <w:t>2.</w:t>
+      </w:r>
+      <w:r>
+        <w:rPr>
+          <w:rFonts w:hint="eastAsia"/>
+          <w:sz w:val="20"/>
+          <w:szCs w:val="20"/>
+        </w:rPr>
+        <w:t xml:space="preserve"> </w:t>
+      </w:r>
+      <w:r>
+        <w:rPr>
+          <w:rFonts w:hint="eastAsia"/>
+          <w:sz w:val="20"/>
+          <w:szCs w:val="20"/>
+        </w:rPr>
+        <w:t>老婆</w:t>
+      </w:r>
+      <w:r>
+        <w:rPr>
+          <w:rFonts w:hint="eastAsia"/>
+          <w:sz w:val="20"/>
+          <w:szCs w:val="20"/>
+        </w:rPr>
+        <w:t>/猜角色</w:t>
+      </w:r>
+      <w:r>
+        <w:rPr>
+          <w:rFonts w:hint="eastAsia"/>
+          <w:sz w:val="20"/>
+          <w:szCs w:val="20"/>
+        </w:rPr>
+        <w:t xml:space="preserve">功能的 </w:t>
+      </w:r>
+      <w:r>
+        <w:rPr>
+          <w:rFonts w:hint="eastAsia"/>
+          <w:b/>
+          <w:bCs/>
+          <w:sz w:val="20"/>
+          <w:szCs w:val="20"/>
+        </w:rPr>
+        <w:t xml:space="preserve">二次元人物来源 </w:t>
+      </w:r>
+      <w:r>
+        <w:rPr>
+          <w:rFonts w:hint="eastAsia"/>
+          <w:sz w:val="20"/>
+          <w:szCs w:val="20"/>
+        </w:rPr>
+        <w:t>为</w:t>
+      </w:r>
+      <w:r>
+        <w:rPr>
+          <w:rFonts w:hint="eastAsia"/>
+          <w:sz w:val="20"/>
+          <w:szCs w:val="20"/>
+        </w:rPr>
+        <w:t xml:space="preserve"> </w:t>
+      </w:r>
+      <w:proofErr w:type="spellStart"/>
+      <w:r>
+        <w:rPr>
+          <w:rFonts w:hint="eastAsia"/>
+          <w:b/>
+          <w:bCs/>
+          <w:sz w:val="20"/>
+          <w:szCs w:val="20"/>
+        </w:rPr>
+        <w:t>acg</w:t>
+      </w:r>
+      <w:proofErr w:type="spellEnd"/>
+      <w:r>
+        <w:rPr>
+          <w:rFonts w:hint="eastAsia"/>
+          <w:b/>
+          <w:bCs/>
+          <w:sz w:val="20"/>
+          <w:szCs w:val="20"/>
+        </w:rPr>
+        <w:t>文件夹</w:t>
+      </w:r>
+      <w:r>
+        <w:rPr>
+          <w:rFonts w:hint="eastAsia"/>
+          <w:b/>
+          <w:bCs/>
+          <w:sz w:val="20"/>
+          <w:szCs w:val="20"/>
+        </w:rPr>
+        <w:t>下子目录名</w:t>
+      </w:r>
+      <w:r>
+        <w:rPr>
+          <w:rFonts w:hint="eastAsia"/>
+          <w:sz w:val="20"/>
+          <w:szCs w:val="20"/>
+        </w:rPr>
+        <w:t>，</w:t>
+      </w:r>
+      <w:r>
+        <w:rPr>
+          <w:rFonts w:hint="eastAsia"/>
+          <w:sz w:val="20"/>
+          <w:szCs w:val="20"/>
+        </w:rPr>
+        <w:t>可通过</w:t>
+      </w:r>
+      <w:proofErr w:type="spellStart"/>
+      <w:r>
+        <w:rPr>
+          <w:rFonts w:hint="eastAsia"/>
+          <w:b/>
+          <w:bCs/>
+          <w:sz w:val="20"/>
+          <w:szCs w:val="20"/>
+        </w:rPr>
+        <w:t>ImageFolder</w:t>
+      </w:r>
+      <w:proofErr w:type="spellEnd"/>
+      <w:r>
+        <w:rPr>
+          <w:rFonts w:hint="eastAsia"/>
+          <w:sz w:val="20"/>
+          <w:szCs w:val="20"/>
+        </w:rPr>
+        <w:t>命令</w:t>
+      </w:r>
+      <w:r>
+        <w:rPr>
+          <w:rFonts w:hint="eastAsia"/>
+          <w:sz w:val="20"/>
+          <w:szCs w:val="20"/>
+        </w:rPr>
+        <w:t>查看</w:t>
+      </w:r>
+      <w:r>
+        <w:rPr>
+          <w:rFonts w:hint="eastAsia"/>
+          <w:sz w:val="20"/>
+          <w:szCs w:val="20"/>
+        </w:rPr>
+        <w:t>目录结构</w:t>
+      </w:r>
+      <w:r>
+        <w:rPr>
+          <w:rFonts w:hint="eastAsia"/>
+          <w:sz w:val="20"/>
+          <w:szCs w:val="20"/>
+        </w:rPr>
+        <w:t>；</w:t>
+      </w:r>
+    </w:p>
+    <w:p>
+      <w:pPr>
+        <w:spacing w:after="0" w:line="240" w:lineRule="auto"/>
+        <w:rPr>
+          <w:rFonts w:hint="eastAsia"/>
+          <w:sz w:val="20"/>
+          <w:szCs w:val="20"/>
+        </w:rPr>
+      </w:pPr>
+      <w:r>
+        <w:rPr>
+          <w:rFonts w:hint="eastAsia"/>
+          <w:b/>
+          <w:bCs/>
+          <w:sz w:val="20"/>
+          <w:szCs w:val="20"/>
+        </w:rPr>
+        <w:t>3</w:t>
+      </w:r>
+      <w:r>
+        <w:rPr>
+          <w:rFonts w:hint="eastAsia"/>
+          <w:b/>
+          <w:bCs/>
+          <w:sz w:val="20"/>
+          <w:szCs w:val="20"/>
+        </w:rPr>
+        <w:t>.</w:t>
+      </w:r>
+      <w:r>
+        <w:rPr>
+          <w:rFonts w:hint="eastAsia"/>
+          <w:sz w:val="20"/>
+          <w:szCs w:val="20"/>
+        </w:rPr>
+        <w:t xml:space="preserve"> </w:t>
+      </w:r>
+      <w:proofErr w:type="gramStart"/>
+      <w:r>
+        <w:rPr>
+          <w:rFonts w:hint="eastAsia"/>
+          <w:sz w:val="20"/>
+          <w:szCs w:val="20"/>
+        </w:rPr>
+        <w:t>跨群游戏</w:t>
+      </w:r>
+      <w:proofErr w:type="gramEnd"/>
+      <w:r>
+        <w:rPr>
+          <w:rFonts w:hint="eastAsia"/>
+          <w:b/>
+          <w:bCs/>
+          <w:sz w:val="20"/>
+          <w:szCs w:val="20"/>
+        </w:rPr>
+        <w:t xml:space="preserve"> </w:t>
+      </w:r>
+      <w:r>
+        <w:rPr>
+          <w:rFonts w:hint="eastAsia"/>
+          <w:sz w:val="20"/>
+          <w:szCs w:val="20"/>
+        </w:rPr>
+        <w:t xml:space="preserve">匹配参数为 </w:t>
+      </w:r>
+      <w:r>
+        <w:rPr>
+          <w:rFonts w:hint="eastAsia"/>
+          <w:b/>
+          <w:bCs/>
+          <w:sz w:val="20"/>
+          <w:szCs w:val="20"/>
+        </w:rPr>
+        <w:t>游戏中文名</w:t>
+      </w:r>
+      <w:r>
+        <w:rPr>
+          <w:rFonts w:hint="eastAsia"/>
+          <w:sz w:val="20"/>
+          <w:szCs w:val="20"/>
+        </w:rPr>
+        <w:t>，</w:t>
+      </w:r>
+      <w:r>
+        <w:rPr>
+          <w:rFonts w:hint="eastAsia"/>
+          <w:sz w:val="20"/>
+          <w:szCs w:val="20"/>
+        </w:rPr>
+        <w:t xml:space="preserve">匹配成功后使用 </w:t>
+      </w:r>
+      <w:r>
+        <w:rPr>
+          <w:rFonts w:hint="eastAsia"/>
+          <w:b/>
+          <w:bCs/>
+          <w:sz w:val="20"/>
+          <w:szCs w:val="20"/>
+        </w:rPr>
+        <w:t xml:space="preserve">游戏指令 </w:t>
+      </w:r>
+      <w:r>
+        <w:rPr>
+          <w:rFonts w:hint="eastAsia"/>
+          <w:sz w:val="20"/>
+          <w:szCs w:val="20"/>
+        </w:rPr>
+        <w:t>进行游戏</w:t>
+      </w:r>
+      <w:r>
+        <w:rPr>
+          <w:rFonts w:hint="eastAsia"/>
+          <w:sz w:val="20"/>
+          <w:szCs w:val="20"/>
+        </w:rPr>
+        <w:t xml:space="preserve"> </w:t>
+      </w:r>
+      <w:r>
+        <w:rPr>
+          <w:rFonts w:hint="eastAsia"/>
+          <w:sz w:val="20"/>
+          <w:szCs w:val="20"/>
+        </w:rPr>
+        <w:t>(匹配超时</w:t>
+      </w:r>
+      <w:r>
+        <w:rPr>
+          <w:rFonts w:hint="eastAsia"/>
+          <w:sz w:val="20"/>
+          <w:szCs w:val="20"/>
+        </w:rPr>
+        <w:t>-</w:t>
+      </w:r>
+      <w:r>
+        <w:rPr>
+          <w:rFonts w:hint="eastAsia"/>
+          <w:b/>
+          <w:bCs/>
+          <w:sz w:val="20"/>
+          <w:szCs w:val="20"/>
+        </w:rPr>
+        <w:t>120秒</w:t>
+      </w:r>
+      <w:r>
+        <w:rPr>
+          <w:rFonts w:hint="eastAsia"/>
+          <w:b/>
+          <w:bCs/>
+          <w:sz w:val="20"/>
+          <w:szCs w:val="20"/>
+        </w:rPr>
+        <w:t xml:space="preserve"> </w:t>
+      </w:r>
+      <w:r>
+        <w:rPr>
+          <w:rFonts w:hint="eastAsia"/>
+          <w:sz w:val="20"/>
+          <w:szCs w:val="20"/>
+        </w:rPr>
+        <w:t>无动作超时</w:t>
+      </w:r>
+      <w:r>
+        <w:rPr>
+          <w:rFonts w:hint="eastAsia"/>
+          <w:sz w:val="20"/>
+          <w:szCs w:val="20"/>
+        </w:rPr>
+        <w:t>-</w:t>
+      </w:r>
+      <w:r>
+        <w:rPr>
+          <w:rFonts w:hint="eastAsia"/>
+          <w:b/>
+          <w:bCs/>
+          <w:sz w:val="20"/>
+          <w:szCs w:val="20"/>
+        </w:rPr>
+        <w:t>240秒</w:t>
+      </w:r>
+      <w:r>
+        <w:rPr>
+          <w:rFonts w:hint="eastAsia"/>
+          <w:sz w:val="20"/>
+          <w:szCs w:val="20"/>
+        </w:rPr>
+        <w:t>)</w:t>
+      </w:r>
+      <w:r>
+        <w:rPr>
+          <w:rFonts w:hint="eastAsia"/>
+          <w:sz w:val="20"/>
+          <w:szCs w:val="20"/>
+        </w:rPr>
+        <w:t>；</w:t>
+      </w:r>
+    </w:p>
+    <w:p>
+      <w:pPr>
+        <w:spacing w:after="0" w:line="240" w:lineRule="auto"/>
+        <w:rPr>
+          <w:rFonts w:hint="eastAsia"/>
+          <w:sz w:val="20"/>
+          <w:szCs w:val="20"/>
+        </w:rPr>
+      </w:pPr>
+      <w:r>
+        <w:rPr>
+          <w:rFonts w:hint="eastAsia"/>
+          <w:b/>
+          <w:bCs/>
+          <w:sz w:val="20"/>
+          <w:szCs w:val="20"/>
+        </w:rPr>
+        <w:t>5</w:t>
+      </w:r>
+      <w:r>
+        <w:rPr>
+          <w:rFonts w:hint="eastAsia"/>
+          <w:b/>
+          <w:bCs/>
+          <w:sz w:val="20"/>
+          <w:szCs w:val="20"/>
+        </w:rPr>
+        <w:t>.</w:t>
+      </w:r>
+      <w:r>
+        <w:rPr>
+          <w:rFonts w:hint="eastAsia"/>
+          <w:sz w:val="20"/>
+          <w:szCs w:val="20"/>
+        </w:rPr>
+        <w:t xml:space="preserve"> </w:t>
+      </w:r>
+      <w:r>
+        <w:rPr>
+          <w:rFonts w:hint="eastAsia"/>
+          <w:sz w:val="20"/>
+          <w:szCs w:val="20"/>
+        </w:rPr>
+        <w:t>使用</w:t>
+      </w:r>
+      <w:r>
+        <w:rPr>
+          <w:rFonts w:hint="eastAsia"/>
+          <w:b/>
+          <w:bCs/>
+          <w:sz w:val="20"/>
+          <w:szCs w:val="20"/>
+        </w:rPr>
+        <w:t>AI Monitor模式</w:t>
+      </w:r>
+      <w:r>
+        <w:rPr>
+          <w:rFonts w:hint="eastAsia"/>
+          <w:b/>
+          <w:bCs/>
+          <w:sz w:val="20"/>
+          <w:szCs w:val="20"/>
+        </w:rPr>
+        <w:t xml:space="preserve"> </w:t>
+      </w:r>
+      <w:r>
+        <w:rPr>
+          <w:rFonts w:hint="eastAsia"/>
+          <w:sz w:val="20"/>
+          <w:szCs w:val="20"/>
+        </w:rPr>
+        <w:t>及</w:t>
+      </w:r>
+      <w:r>
+        <w:rPr>
+          <w:rFonts w:hint="eastAsia"/>
+          <w:b/>
+          <w:bCs/>
+          <w:sz w:val="20"/>
+          <w:szCs w:val="20"/>
+        </w:rPr>
+        <w:t>Recall Detect功能</w:t>
+      </w:r>
+      <w:r>
+        <w:rPr>
+          <w:rFonts w:hint="eastAsia"/>
+          <w:sz w:val="20"/>
+          <w:szCs w:val="20"/>
+        </w:rPr>
+        <w:t xml:space="preserve"> 需通过</w:t>
+      </w:r>
+      <w:proofErr w:type="spellStart"/>
+      <w:r>
+        <w:rPr>
+          <w:rFonts w:hint="eastAsia"/>
+          <w:b/>
+          <w:bCs/>
+          <w:sz w:val="20"/>
+          <w:szCs w:val="20"/>
+        </w:rPr>
+        <w:t>FuncCtrl</w:t>
+      </w:r>
+      <w:proofErr w:type="spellEnd"/>
+      <w:r>
+        <w:rPr>
+          <w:rFonts w:hint="eastAsia"/>
+          <w:sz w:val="20"/>
+          <w:szCs w:val="20"/>
+        </w:rPr>
+        <w:t>命令预先</w:t>
+      </w:r>
+      <w:r>
+        <w:rPr>
+          <w:rFonts w:hint="eastAsia"/>
+          <w:sz w:val="20"/>
+          <w:szCs w:val="20"/>
+        </w:rPr>
+        <w:t>启用</w:t>
+      </w:r>
+      <w:proofErr w:type="spellStart"/>
+      <w:r>
+        <w:rPr>
+          <w:rFonts w:hint="eastAsia"/>
+          <w:b/>
+          <w:bCs/>
+          <w:sz w:val="20"/>
+          <w:szCs w:val="20"/>
+        </w:rPr>
+        <w:t>m</w:t>
+      </w:r>
+      <w:r>
+        <w:rPr>
+          <w:rFonts w:hint="eastAsia"/>
+          <w:b/>
+          <w:bCs/>
+          <w:sz w:val="20"/>
+          <w:szCs w:val="20"/>
+        </w:rPr>
+        <w:t>essageCollect</w:t>
+      </w:r>
+      <w:proofErr w:type="spellEnd"/>
+      <w:r>
+        <w:rPr>
+          <w:rFonts w:hint="eastAsia"/>
+          <w:sz w:val="20"/>
+          <w:szCs w:val="20"/>
+        </w:rPr>
+        <w:t>消息</w:t>
+      </w:r>
+      <w:r>
+        <w:rPr>
+          <w:rFonts w:hint="eastAsia"/>
+          <w:sz w:val="20"/>
+          <w:szCs w:val="20"/>
+        </w:rPr>
+        <w:t>自动收集</w:t>
+      </w:r>
+      <w:r>
+        <w:rPr>
+          <w:rFonts w:hint="eastAsia"/>
+          <w:sz w:val="20"/>
+          <w:szCs w:val="20"/>
+        </w:rPr>
+        <w:t>；</w:t>
+      </w:r>
+    </w:p>
+    <w:p>
+      <w:pPr>
+        <w:spacing w:after="0" w:line="240" w:lineRule="auto"/>
+        <w:rPr>
+          <w:color w:val="EE0000"/>
+          <w:sz w:val="20"/>
+          <w:szCs w:val="20"/>
+        </w:rPr>
+      </w:pPr>
+      <w:r>
+        <w:rPr>
+          <w:rFonts w:hint="eastAsia"/>
+          <w:b/>
+          <w:bCs/>
+          <w:color w:val="EE0000"/>
+          <w:sz w:val="20"/>
+          <w:szCs w:val="20"/>
+        </w:rPr>
+        <w:t xml:space="preserve">6. </w:t>
+      </w:r>
+      <w:r>
+        <w:rPr>
+          <w:rFonts w:hint="eastAsia"/>
+          <w:color w:val="EE0000"/>
+          <w:sz w:val="20"/>
+          <w:szCs w:val="20"/>
+        </w:rPr>
+        <w:t xml:space="preserve">目前 </w:t>
+      </w:r>
+      <w:r>
+        <w:rPr>
+          <w:rFonts w:hint="eastAsia"/>
+          <w:b/>
+          <w:bCs/>
+          <w:color w:val="EE0000"/>
+          <w:sz w:val="20"/>
+          <w:szCs w:val="20"/>
+        </w:rPr>
+        <w:t>AI</w:t>
+      </w:r>
+      <w:r>
+        <w:rPr>
+          <w:rFonts w:hint="eastAsia"/>
+          <w:color w:val="EE0000"/>
+          <w:sz w:val="20"/>
+          <w:szCs w:val="20"/>
+        </w:rPr>
+        <w:t xml:space="preserve"> </w:t>
+      </w:r>
+      <w:r>
+        <w:rPr>
+          <w:rFonts w:hint="eastAsia"/>
+          <w:color w:val="EE0000"/>
+          <w:sz w:val="20"/>
+          <w:szCs w:val="20"/>
+        </w:rPr>
+        <w:t>可</w:t>
+      </w:r>
+      <w:r>
+        <w:rPr>
+          <w:rFonts w:hint="eastAsia"/>
+          <w:color w:val="EE0000"/>
+          <w:sz w:val="20"/>
+          <w:szCs w:val="20"/>
+        </w:rPr>
+        <w:t>额外</w:t>
+      </w:r>
+      <w:r>
+        <w:rPr>
+          <w:rFonts w:hint="eastAsia"/>
+          <w:color w:val="EE0000"/>
+          <w:sz w:val="20"/>
+          <w:szCs w:val="20"/>
+        </w:rPr>
+        <w:t>执行</w:t>
+      </w:r>
+      <w:r>
+        <w:rPr>
+          <w:rFonts w:hint="eastAsia"/>
+          <w:b/>
+          <w:bCs/>
+          <w:color w:val="EE0000"/>
+          <w:sz w:val="20"/>
+          <w:szCs w:val="20"/>
+        </w:rPr>
+        <w:t>6</w:t>
+      </w:r>
+      <w:r>
+        <w:rPr>
+          <w:rFonts w:hint="eastAsia"/>
+          <w:color w:val="EE0000"/>
+          <w:sz w:val="20"/>
+          <w:szCs w:val="20"/>
+        </w:rPr>
+        <w:t>个</w:t>
+      </w:r>
+      <w:r>
+        <w:rPr>
+          <w:rFonts w:hint="eastAsia"/>
+          <w:b/>
+          <w:bCs/>
+          <w:color w:val="EE0000"/>
+          <w:sz w:val="20"/>
+          <w:szCs w:val="20"/>
+        </w:rPr>
+        <w:t>独占加密指令</w:t>
+      </w:r>
+      <w:r>
+        <w:rPr>
+          <w:rFonts w:hint="eastAsia"/>
+          <w:color w:val="EE0000"/>
+          <w:sz w:val="20"/>
+          <w:szCs w:val="20"/>
+        </w:rPr>
+        <w:t>：</w:t>
+      </w:r>
+    </w:p>
+    <w:p>
+      <w:pPr>
+        <w:spacing w:after="0" w:line="240" w:lineRule="auto"/>
+        <w:ind w:firstLineChars="100" w:firstLine="200"/>
+        <w:rPr>
+          <w:color w:val="EE0000"/>
+          <w:sz w:val="20"/>
+          <w:szCs w:val="20"/>
+        </w:rPr>
+      </w:pPr>
+      <w:r>
+        <w:rPr>
+          <w:rFonts w:hint="eastAsia"/>
+          <w:color w:val="EE0000"/>
+          <w:sz w:val="20"/>
+          <w:szCs w:val="20"/>
+        </w:rPr>
+        <w:t>①</w:t>
+      </w:r>
+      <w:r>
+        <w:rPr>
+          <w:rFonts w:hint="eastAsia"/>
+          <w:color w:val="EE0000"/>
+          <w:sz w:val="20"/>
+          <w:szCs w:val="20"/>
+        </w:rPr>
+        <w:t xml:space="preserve"> </w:t>
+      </w:r>
+      <w:r>
+        <w:rPr>
+          <w:rFonts w:hint="eastAsia"/>
+          <w:color w:val="EE0000"/>
+          <w:sz w:val="20"/>
+          <w:szCs w:val="20"/>
+          <w:u w:val="double"/>
+        </w:rPr>
+        <w:t>私信Zincoid</w:t>
+      </w:r>
+      <w:r>
+        <w:rPr>
+          <w:rFonts w:hint="eastAsia"/>
+          <w:color w:val="EE0000"/>
+          <w:sz w:val="20"/>
+          <w:szCs w:val="20"/>
+        </w:rPr>
+        <w:t>；</w:t>
+      </w:r>
+      <w:r>
+        <w:rPr>
+          <w:color w:val="EE0000"/>
+          <w:sz w:val="20"/>
+          <w:szCs w:val="20"/>
+        </w:rPr>
+        <w:t>②</w:t>
+      </w:r>
+      <w:r>
+        <w:rPr>
+          <w:rFonts w:hint="eastAsia"/>
+          <w:color w:val="EE0000"/>
+          <w:sz w:val="20"/>
+          <w:szCs w:val="20"/>
+        </w:rPr>
+        <w:t xml:space="preserve"> </w:t>
+      </w:r>
+      <w:r>
+        <w:rPr>
+          <w:rFonts w:hint="eastAsia"/>
+          <w:color w:val="EE0000"/>
+          <w:sz w:val="20"/>
+          <w:szCs w:val="20"/>
+          <w:u w:val="double"/>
+        </w:rPr>
+        <w:t>发送Zincoid的Cosplay图片</w:t>
+      </w:r>
+      <w:r>
+        <w:rPr>
+          <w:rFonts w:hint="eastAsia"/>
+          <w:color w:val="EE0000"/>
+          <w:sz w:val="20"/>
+          <w:szCs w:val="20"/>
+        </w:rPr>
+        <w:t xml:space="preserve"> </w:t>
+      </w:r>
+      <w:r>
+        <w:rPr>
+          <w:rFonts w:hint="eastAsia"/>
+          <w:color w:val="EE0000"/>
+          <w:sz w:val="20"/>
+          <w:szCs w:val="20"/>
+        </w:rPr>
+        <w:t>(雾)；</w:t>
+      </w:r>
+      <w:r>
+        <w:rPr>
+          <w:color w:val="EE0000"/>
+          <w:sz w:val="20"/>
+          <w:szCs w:val="20"/>
+        </w:rPr>
+        <w:t>③</w:t>
+      </w:r>
+      <w:r>
+        <w:rPr>
+          <w:rFonts w:hint="eastAsia"/>
+          <w:color w:val="EE0000"/>
+          <w:sz w:val="20"/>
+          <w:szCs w:val="20"/>
+        </w:rPr>
+        <w:t xml:space="preserve"> </w:t>
+      </w:r>
+      <w:r>
+        <w:rPr>
+          <w:rFonts w:hint="eastAsia"/>
+          <w:color w:val="EE0000"/>
+          <w:sz w:val="20"/>
+          <w:szCs w:val="20"/>
+          <w:u w:val="double"/>
+        </w:rPr>
+        <w:t>发</w:t>
+      </w:r>
+      <w:r>
+        <w:rPr>
+          <w:rFonts w:hint="eastAsia"/>
+          <w:color w:val="EE0000"/>
+          <w:sz w:val="20"/>
+          <w:szCs w:val="20"/>
+          <w:u w:val="double"/>
+        </w:rPr>
+        <w:t>送</w:t>
+      </w:r>
+      <w:r>
+        <w:rPr>
+          <w:rFonts w:hint="eastAsia"/>
+          <w:color w:val="EE0000"/>
+          <w:sz w:val="20"/>
+          <w:szCs w:val="20"/>
+          <w:u w:val="double"/>
+        </w:rPr>
+        <w:t>表情包</w:t>
+      </w:r>
+      <w:r>
+        <w:rPr>
+          <w:rFonts w:hint="eastAsia"/>
+          <w:color w:val="EE0000"/>
+          <w:sz w:val="20"/>
+          <w:szCs w:val="20"/>
+        </w:rPr>
+        <w:t>；</w:t>
+      </w:r>
+      <w:r>
+        <w:rPr>
+          <w:color w:val="EE0000"/>
+          <w:sz w:val="20"/>
+          <w:szCs w:val="20"/>
+        </w:rPr>
+        <w:t>④</w:t>
+      </w:r>
+      <w:r>
+        <w:rPr>
+          <w:rFonts w:hint="eastAsia"/>
+          <w:color w:val="EE0000"/>
+          <w:sz w:val="20"/>
+          <w:szCs w:val="20"/>
+        </w:rPr>
+        <w:t xml:space="preserve"> </w:t>
+      </w:r>
+      <w:r>
+        <w:rPr>
+          <w:rFonts w:hint="eastAsia"/>
+          <w:color w:val="EE0000"/>
+          <w:sz w:val="20"/>
+          <w:szCs w:val="20"/>
+          <w:u w:val="double"/>
+        </w:rPr>
+        <w:t>临时封禁</w:t>
+      </w:r>
+      <w:r>
+        <w:rPr>
+          <w:rFonts w:hint="eastAsia"/>
+          <w:color w:val="EE0000"/>
+          <w:sz w:val="20"/>
+          <w:szCs w:val="20"/>
+          <w:u w:val="double"/>
+        </w:rPr>
+        <w:t>用户的</w:t>
+      </w:r>
+      <w:r>
+        <w:rPr>
+          <w:rFonts w:hint="eastAsia"/>
+          <w:color w:val="EE0000"/>
+          <w:sz w:val="20"/>
+          <w:szCs w:val="20"/>
+          <w:u w:val="double"/>
+        </w:rPr>
+        <w:t>AI对话</w:t>
+      </w:r>
+      <w:r>
+        <w:rPr>
+          <w:rFonts w:hint="eastAsia"/>
+          <w:color w:val="EE0000"/>
+          <w:sz w:val="20"/>
+          <w:szCs w:val="20"/>
+          <w:u w:val="double"/>
+        </w:rPr>
+        <w:t>功能</w:t>
+      </w:r>
+      <w:r>
+        <w:rPr>
+          <w:rFonts w:hint="eastAsia"/>
+          <w:color w:val="EE0000"/>
+          <w:sz w:val="20"/>
+          <w:szCs w:val="20"/>
+        </w:rPr>
+        <w:t>；</w:t>
+      </w:r>
+    </w:p>
+    <w:p>
+      <w:pPr>
+        <w:spacing w:after="0" w:line="240" w:lineRule="auto"/>
+        <w:ind w:firstLineChars="100" w:firstLine="200"/>
+        <w:rPr>
+          <w:rFonts w:hint="eastAsia"/>
+          <w:color w:val="EE0000"/>
+          <w:sz w:val="20"/>
+          <w:szCs w:val="20"/>
+        </w:rPr>
+      </w:pPr>
+      <w:r>
+        <w:rPr>
+          <w:color w:val="EE0000"/>
+          <w:sz w:val="20"/>
+          <w:szCs w:val="20"/>
+        </w:rPr>
+        <w:t>⑤</w:t>
+      </w:r>
+      <w:r>
+        <w:rPr>
+          <w:rFonts w:hint="eastAsia"/>
+          <w:color w:val="EE0000"/>
+          <w:sz w:val="20"/>
+          <w:szCs w:val="20"/>
+        </w:rPr>
+        <w:t xml:space="preserve"> </w:t>
+      </w:r>
+      <w:r>
+        <w:rPr>
+          <w:rFonts w:hint="eastAsia"/>
+          <w:color w:val="EE0000"/>
+          <w:sz w:val="20"/>
+          <w:szCs w:val="20"/>
+          <w:u w:val="double"/>
+        </w:rPr>
+        <w:t>撤回AI消息</w:t>
+      </w:r>
+      <w:r>
+        <w:rPr>
+          <w:rFonts w:hint="eastAsia"/>
+          <w:color w:val="EE0000"/>
+          <w:sz w:val="20"/>
+          <w:szCs w:val="20"/>
+        </w:rPr>
+        <w:t>；</w:t>
+      </w:r>
+      <w:r>
+        <w:rPr>
+          <w:color w:val="EE0000"/>
+          <w:sz w:val="20"/>
+          <w:szCs w:val="20"/>
+        </w:rPr>
+        <w:t>⑥</w:t>
+      </w:r>
+      <w:r>
+        <w:rPr>
+          <w:rFonts w:hint="eastAsia"/>
+          <w:color w:val="EE0000"/>
+          <w:sz w:val="20"/>
+          <w:szCs w:val="20"/>
+        </w:rPr>
+        <w:t xml:space="preserve"> </w:t>
+      </w:r>
+      <w:r>
+        <w:rPr>
+          <w:rFonts w:hint="eastAsia"/>
+          <w:color w:val="EE0000"/>
+          <w:sz w:val="20"/>
+          <w:szCs w:val="20"/>
+          <w:u w:val="double"/>
+        </w:rPr>
+        <w:t>撤回用户消息</w:t>
+      </w:r>
+      <w:r>
+        <w:rPr>
+          <w:rFonts w:hint="eastAsia"/>
+          <w:color w:val="EE0000"/>
+          <w:sz w:val="20"/>
+          <w:szCs w:val="20"/>
+        </w:rPr>
+        <w:t>。</w:t>
+      </w:r>
+    </w:p>
+    <w:p>
+      <w:pPr>
+        <w:spacing w:after="0" w:line="240" w:lineRule="auto"/>
+        <w:rPr>
+          <w:rFonts w:hint="eastAsia"/>
+          <w:sz w:val="20"/>
+          <w:szCs w:val="20"/>
+        </w:rPr>
+      </w:pPr>
+    </w:p>
+    <w:p>
+      <w:pPr>
+        <w:spacing w:after="0" w:line="240" w:lineRule="auto"/>
+        <w:rPr>
+          <w:rFonts w:hint="eastAsia"/>
+          <w:b/>
+          <w:bCs/>
+          <w:sz w:val="20"/>
+          <w:szCs w:val="20"/>
+        </w:rPr>
+      </w:pPr>
       <w:r>
         <w:rPr>
           <w:rFonts w:hint="eastAsia"/>
@@ -4500,7 +5050,23 @@
           <w:sz w:val="20"/>
           <w:szCs w:val="20"/>
         </w:rPr>
-        <w:t xml:space="preserve">Zincoid(2660181154)  </w:t>
+        <w:t>Zincoid</w:t>
+      </w:r>
+      <w:r>
+        <w:rPr>
+          <w:rFonts w:hint="eastAsia"/>
+          <w:sz w:val="20"/>
+          <w:szCs w:val="20"/>
+        </w:rPr>
+        <w:t xml:space="preserve"> </w:t>
+      </w:r>
+      <w:r>
+        <w:rPr>
+          <w:rFonts w:hint="eastAsia"/>
+          <w:sz w:val="20"/>
+          <w:szCs w:val="20"/>
+        </w:rPr>
+        <w:t xml:space="preserve">(2660181154)  </w:t>
       </w:r>
       <w:r>
         <w:rPr>
@@ -4524,7 +5090,23 @@
           <w:sz w:val="20"/>
           <w:szCs w:val="20"/>
         </w:rPr>
-        <w:t xml:space="preserve">  </w:t>
+        <w:t xml:space="preserve"> </w:t>
+      </w:r>
+      <w:r>
+        <w:rPr>
+          <w:rFonts w:hint="eastAsia"/>
+          <w:sz w:val="20"/>
+          <w:szCs w:val="20"/>
+        </w:rPr>
+        <w:t xml:space="preserve">                    </w:t>
+      </w:r>
+      <w:r>
+        <w:rPr>
+          <w:rFonts w:hint="eastAsia"/>
+          <w:sz w:val="20"/>
+          <w:szCs w:val="20"/>
+        </w:rPr>
+        <w:t xml:space="preserve"> </w:t>
       </w:r>
       <w:r>
         <w:rPr>
@@ -4566,6 +5148,14 @@
         <w:t>Aloic</w:t>
       </w:r>
       <w:proofErr w:type="spellEnd"/>
+      <w:r>
+        <w:rPr>
+          <w:rFonts w:hint="eastAsia"/>
+          <w:sz w:val="20"/>
+          <w:szCs w:val="20"/>
+        </w:rPr>
+        <w:t xml:space="preserve"> </w:t>
+      </w:r>
       <w:r>
         <w:rPr>
           <w:rFonts w:hint="eastAsia"/>
@@ -4602,7 +5192,7 @@
     </w:p>
     <w:sectPr>
       <w:pgSz w:w="11906" w:h="16838"/>
-      <w:pgMar w:top="1440" w:right="1800" w:bottom="1440" w:left="1800" w:header="851" w:footer="992" w:gutter="0"/>
+      <w:pgMar w:top="720" w:right="720" w:bottom="720" w:left="720" w:header="851" w:footer="992" w:gutter="0"/>
       <w:cols w:space="425"/>
       <w:docGrid w:type="lines" w:linePitch="312"/>
     </w:sectPr>

--- a/src/main/resources/static/help/help.docx
+++ b/src/main/resources/static/help/help.docx
@@ -3073,7 +3073,7 @@
                 <w:szCs w:val="20"/>
                 <w:u w:val="double"/>
               </w:rPr>
-              <w:t>FuncC</w:t>
+              <w:t>Func</w:t>
             </w:r>
             <w:r>
               <w:rPr>
@@ -3084,7 +3084,7 @@
                 <w:szCs w:val="20"/>
                 <w:u w:val="double"/>
               </w:rPr>
-              <w:t>trl</w:t>
+              <w:t>Set</w:t>
             </w:r>
             <w:proofErr w:type="spellEnd"/>
             <w:r>
@@ -3093,7 +3093,15 @@
                 <w:sz w:val="20"/>
                 <w:szCs w:val="20"/>
               </w:rPr>
-              <w:t xml:space="preserve">  功能控制</w:t>
+              <w:t xml:space="preserve">  </w:t>
+            </w:r>
+            <w:r>
+              <w:rPr>
+                <w:rFonts w:hint="eastAsia"/>
+                <w:sz w:val="20"/>
+                <w:szCs w:val="20"/>
+              </w:rPr>
+              <w:t>全局设置</w:t>
             </w:r>
           </w:p>
         </w:tc>
@@ -3101,7 +3109,7 @@
           <w:tcPr>
             <w:tcW w:w="2591" w:type="dxa"/>
             <w:gridSpan w:val="2"/>
-            <w:shd w:val="clear" w:color="auto" w:fill="FFFFFF" w:themeFill="background1"/>
+            <w:shd w:val="clear" w:color="auto" w:fill="C1E4F5" w:themeFill="accent1" w:themeFillTint="33"/>
           </w:tcPr>
           <w:p>
             <w:pPr>
@@ -3121,14 +3129,12 @@
                 <w:szCs w:val="20"/>
                 <w:u w:val="double"/>
               </w:rPr>
-              <w:t>ImageFolder</w:t>
+              <w:t>GroupSet</w:t>
             </w:r>
             <w:proofErr w:type="spellEnd"/>
             <w:r>
               <w:rPr>
                 <w:rFonts w:hint="eastAsia"/>
-                <w:b/>
-                <w:bCs/>
                 <w:sz w:val="20"/>
                 <w:szCs w:val="20"/>
               </w:rPr>
@@ -3140,14 +3146,14 @@
                 <w:sz w:val="20"/>
                 <w:szCs w:val="20"/>
               </w:rPr>
-              <w:t>图片目录</w:t>
+              <w:t>群设置</w:t>
             </w:r>
           </w:p>
         </w:tc>
         <w:tc>
           <w:tcPr>
             <w:tcW w:w="2592" w:type="dxa"/>
-            <w:shd w:val="clear" w:color="auto" w:fill="FFFFFF" w:themeFill="background1"/>
+            <w:shd w:val="clear" w:color="auto" w:fill="C1E4F5" w:themeFill="accent1" w:themeFillTint="33"/>
           </w:tcPr>
           <w:p>
             <w:pPr>
@@ -3167,7 +3173,7 @@
                 <w:szCs w:val="20"/>
                 <w:u w:val="double"/>
               </w:rPr>
-              <w:t>FuncChk</w:t>
+              <w:t>GameSet</w:t>
             </w:r>
             <w:proofErr w:type="spellEnd"/>
             <w:r>
@@ -3176,14 +3182,7 @@
                 <w:sz w:val="20"/>
                 <w:szCs w:val="20"/>
               </w:rPr>
-              <w:t xml:space="preserve">  </w:t>
-            </w:r>
-            <w:r>
-              <w:rPr>
-                <w:sz w:val="20"/>
-                <w:szCs w:val="20"/>
-              </w:rPr>
-              <w:t>功能检查</w:t>
+              <w:t xml:space="preserve">  游戏设置</w:t>
             </w:r>
           </w:p>
         </w:tc>
@@ -3283,7 +3282,7 @@
           <w:tcPr>
             <w:tcW w:w="3456" w:type="dxa"/>
             <w:gridSpan w:val="2"/>
-            <w:shd w:val="clear" w:color="auto" w:fill="C1E4F5" w:themeFill="accent1" w:themeFillTint="33"/>
+            <w:shd w:val="clear" w:color="auto" w:fill="FFFFFF" w:themeFill="background1"/>
           </w:tcPr>
           <w:p>
             <w:pPr>
@@ -3306,16 +3305,26 @@
                 <w:szCs w:val="20"/>
                 <w:u w:val="double"/>
               </w:rPr>
-              <w:t>GameSet</w:t>
+              <w:t>ImageFolder</w:t>
             </w:r>
             <w:proofErr w:type="spellEnd"/>
             <w:r>
               <w:rPr>
                 <w:rFonts w:hint="eastAsia"/>
-                <w:sz w:val="20"/>
-                <w:szCs w:val="20"/>
-              </w:rPr>
-              <w:t xml:space="preserve">  游戏设置</w:t>
+                <w:b/>
+                <w:bCs/>
+                <w:sz w:val="20"/>
+                <w:szCs w:val="20"/>
+              </w:rPr>
+              <w:t xml:space="preserve">  </w:t>
+            </w:r>
+            <w:r>
+              <w:rPr>
+                <w:rFonts w:hint="eastAsia"/>
+                <w:sz w:val="20"/>
+                <w:szCs w:val="20"/>
+              </w:rPr>
+              <w:t>图片目录</w:t>
             </w:r>
           </w:p>
         </w:tc>
@@ -3542,16 +3551,25 @@
     <w:p>
       <w:pPr>
         <w:spacing w:after="0" w:line="240" w:lineRule="auto"/>
+        <w:rPr>
+          <w:rFonts w:hint="eastAsia"/>
+        </w:rPr>
       </w:pPr>
     </w:p>
     <w:p>
       <w:pPr>
         <w:spacing w:after="0" w:line="240" w:lineRule="auto"/>
+        <w:rPr>
+          <w:rFonts w:hint="eastAsia"/>
+        </w:rPr>
       </w:pPr>
     </w:p>
     <w:p>
       <w:pPr>
         <w:spacing w:after="0" w:line="240" w:lineRule="auto"/>
+        <w:rPr>
+          <w:rFonts w:hint="eastAsia"/>
+        </w:rPr>
       </w:pPr>
     </w:p>
     <w:p>
@@ -4521,12 +4539,44 @@
           <w:sz w:val="20"/>
           <w:szCs w:val="20"/>
         </w:rPr>
-        <w:t>FuncCtrl</w:t>
+        <w:t>Func</w:t>
+      </w:r>
+      <w:r>
+        <w:rPr>
+          <w:rFonts w:hint="eastAsia"/>
+          <w:b/>
+          <w:bCs/>
+          <w:sz w:val="20"/>
+          <w:szCs w:val="20"/>
+        </w:rPr>
+        <w:t>Set</w:t>
       </w:r>
       <w:proofErr w:type="spellEnd"/>
       <w:r>
         <w:rPr>
           <w:rFonts w:hint="eastAsia"/>
+          <w:b/>
+          <w:bCs/>
+          <w:sz w:val="20"/>
+          <w:szCs w:val="20"/>
+        </w:rPr>
+        <w:t>/</w:t>
+      </w:r>
+      <w:proofErr w:type="spellStart"/>
+      <w:r>
+        <w:rPr>
+          <w:rFonts w:hint="eastAsia"/>
+          <w:b/>
+          <w:bCs/>
+          <w:sz w:val="20"/>
+          <w:szCs w:val="20"/>
+        </w:rPr>
+        <w:t>GroupSet</w:t>
+      </w:r>
+      <w:proofErr w:type="spellEnd"/>
+      <w:r>
+        <w:rPr>
+          <w:rFonts w:hint="eastAsia"/>
           <w:sz w:val="20"/>
           <w:szCs w:val="20"/>
         </w:rPr>
@@ -4576,7 +4626,7 @@
           <w:sz w:val="20"/>
           <w:szCs w:val="20"/>
         </w:rPr>
-        <w:t>自动收集</w:t>
+        <w:t>收集</w:t>
       </w:r>
       <w:r>
         <w:rPr>
@@ -4591,6 +4641,7 @@
       <w:pPr>
         <w:spacing w:after="0" w:line="240" w:lineRule="auto"/>
         <w:rPr>
+          <w:rFonts w:hint="eastAsia"/>
           <w:color w:val="EE0000"/>
           <w:sz w:val="20"/>
           <w:szCs w:val="20"/>
@@ -4643,25 +4694,7 @@
           <w:sz w:val="20"/>
           <w:szCs w:val="20"/>
         </w:rPr>
-        <w:t>可</w:t>
-      </w:r>
-      <w:r>
-        <w:rPr>
-          <w:rFonts w:hint="eastAsia"/>
-          <w:color w:val="EE0000"/>
-          <w:sz w:val="20"/>
-          <w:szCs w:val="20"/>
-        </w:rPr>
-        <w:t>额外</w:t>
-      </w:r>
-      <w:r>
-        <w:rPr>
-          <w:rFonts w:hint="eastAsia"/>
-          <w:color w:val="EE0000"/>
-          <w:sz w:val="20"/>
-          <w:szCs w:val="20"/>
-        </w:rPr>
-        <w:t>执行</w:t>
+        <w:t>可额外执行</w:t>
       </w:r>
       <w:r>
         <w:rPr>
@@ -4709,6 +4742,7 @@
         <w:spacing w:after="0" w:line="240" w:lineRule="auto"/>
         <w:ind w:firstLineChars="100" w:firstLine="200"/>
         <w:rPr>
+          <w:rFonts w:hint="eastAsia"/>
           <w:color w:val="EE0000"/>
           <w:sz w:val="20"/>
           <w:szCs w:val="20"/>
@@ -5870,6 +5904,7 @@
   <w:style w:type="character" w:default="1" w:styleId="a0">
     <w:name w:val="Default Paragraph Font"/>
     <w:uiPriority w:val="1"/>
+    <w:semiHidden/>
     <w:unhideWhenUsed/>
   </w:style>
   <w:style w:type="table" w:default="1" w:styleId="a1">

--- a/src/main/resources/static/help/help.docx
+++ b/src/main/resources/static/help/help.docx
@@ -273,9 +273,8 @@
         <w:tblLook w:val="04A0" w:firstRow="1" w:lastRow="0" w:firstColumn="1" w:lastColumn="0" w:noHBand="0" w:noVBand="1"/>
       </w:tblPr>
       <w:tblGrid>
-        <w:gridCol w:w="3470"/>
-        <w:gridCol w:w="3471"/>
-        <w:gridCol w:w="3471"/>
+        <w:gridCol w:w="5206"/>
+        <w:gridCol w:w="5206"/>
       </w:tblGrid>
       <w:tr>
         <w:trPr>
@@ -283,7 +282,7 @@
         </w:trPr>
         <w:tc>
           <w:tcPr>
-            <w:tcW w:w="3470" w:type="dxa"/>
+            <w:tcW w:w="5206" w:type="dxa"/>
           </w:tcPr>
           <w:p>
             <w:pPr>
@@ -323,7 +322,7 @@
         </w:tc>
         <w:tc>
           <w:tcPr>
-            <w:tcW w:w="3471" w:type="dxa"/>
+            <w:tcW w:w="5206" w:type="dxa"/>
           </w:tcPr>
           <w:p>
             <w:pPr>
@@ -341,48 +340,13 @@
                 <w:bCs/>
                 <w:sz w:val="20"/>
                 <w:szCs w:val="20"/>
-                <w:u w:val="double"/>
-              </w:rPr>
-              <w:t>ChatHistory</w:t>
+              </w:rPr>
+              <w:t>SysMsgSet</w:t>
             </w:r>
             <w:proofErr w:type="spellEnd"/>
             <w:r>
               <w:rPr>
                 <w:rFonts w:hint="eastAsia"/>
-                <w:sz w:val="20"/>
-                <w:szCs w:val="20"/>
-              </w:rPr>
-              <w:t xml:space="preserve">  聊天历史</w:t>
-            </w:r>
-          </w:p>
-        </w:tc>
-        <w:tc>
-          <w:tcPr>
-            <w:tcW w:w="3471" w:type="dxa"/>
-          </w:tcPr>
-          <w:p>
-            <w:pPr>
-              <w:rPr>
-                <w:rFonts w:hint="eastAsia"/>
-                <w:sz w:val="20"/>
-                <w:szCs w:val="20"/>
-              </w:rPr>
-            </w:pPr>
-            <w:proofErr w:type="spellStart"/>
-            <w:r>
-              <w:rPr>
-                <w:rFonts w:hint="eastAsia"/>
-                <w:b/>
-                <w:bCs/>
-                <w:sz w:val="20"/>
-                <w:szCs w:val="20"/>
-              </w:rPr>
-              <w:t>SysMsgSet</w:t>
-            </w:r>
-            <w:proofErr w:type="spellEnd"/>
-            <w:r>
-              <w:rPr>
-                <w:rFonts w:hint="eastAsia"/>
                 <w:b/>
                 <w:bCs/>
                 <w:sz w:val="20"/>
@@ -396,7 +360,7 @@
                 <w:sz w:val="20"/>
                 <w:szCs w:val="20"/>
               </w:rPr>
-              <w:t>系统消息设置</w:t>
+              <w:t>自定义提示词</w:t>
             </w:r>
           </w:p>
         </w:tc>
@@ -407,7 +371,43 @@
         </w:trPr>
         <w:tc>
           <w:tcPr>
-            <w:tcW w:w="3470" w:type="dxa"/>
+            <w:tcW w:w="5206" w:type="dxa"/>
+            <w:shd w:val="clear" w:color="auto" w:fill="C1E4F5" w:themeFill="accent1" w:themeFillTint="33"/>
+          </w:tcPr>
+          <w:p>
+            <w:pPr>
+              <w:rPr>
+                <w:rFonts w:hint="eastAsia"/>
+                <w:sz w:val="20"/>
+                <w:szCs w:val="20"/>
+              </w:rPr>
+            </w:pPr>
+            <w:proofErr w:type="spellStart"/>
+            <w:r>
+              <w:rPr>
+                <w:rFonts w:hint="eastAsia"/>
+                <w:b/>
+                <w:bCs/>
+                <w:sz w:val="20"/>
+                <w:szCs w:val="20"/>
+                <w:u w:val="double"/>
+              </w:rPr>
+              <w:t>ChatHistory</w:t>
+            </w:r>
+            <w:proofErr w:type="spellEnd"/>
+            <w:r>
+              <w:rPr>
+                <w:rFonts w:hint="eastAsia"/>
+                <w:sz w:val="20"/>
+                <w:szCs w:val="20"/>
+              </w:rPr>
+              <w:t xml:space="preserve">  聊天历史</w:t>
+            </w:r>
+          </w:p>
+        </w:tc>
+        <w:tc>
+          <w:tcPr>
+            <w:tcW w:w="5206" w:type="dxa"/>
             <w:shd w:val="clear" w:color="auto" w:fill="F6C5AC" w:themeFill="accent2" w:themeFillTint="66"/>
           </w:tcPr>
           <w:p>
@@ -438,222 +438,6 @@
                 <w:szCs w:val="20"/>
               </w:rPr>
               <w:t xml:space="preserve">  重置聊天</w:t>
-            </w:r>
-          </w:p>
-        </w:tc>
-        <w:tc>
-          <w:tcPr>
-            <w:tcW w:w="3471" w:type="dxa"/>
-            <w:shd w:val="clear" w:color="auto" w:fill="F6C5AC" w:themeFill="accent2" w:themeFillTint="66"/>
-          </w:tcPr>
-          <w:p>
-            <w:pPr>
-              <w:rPr>
-                <w:rFonts w:hint="eastAsia"/>
-                <w:sz w:val="20"/>
-                <w:szCs w:val="20"/>
-              </w:rPr>
-            </w:pPr>
-            <w:proofErr w:type="spellStart"/>
-            <w:r>
-              <w:rPr>
-                <w:rFonts w:hint="eastAsia"/>
-                <w:b/>
-                <w:bCs/>
-                <w:sz w:val="20"/>
-                <w:szCs w:val="20"/>
-              </w:rPr>
-              <w:t>Defense</w:t>
-            </w:r>
-            <w:r>
-              <w:rPr>
-                <w:rFonts w:hint="eastAsia"/>
-                <w:b/>
-                <w:bCs/>
-                <w:sz w:val="20"/>
-                <w:szCs w:val="20"/>
-              </w:rPr>
-              <w:t>Mode</w:t>
-            </w:r>
-            <w:proofErr w:type="spellEnd"/>
-            <w:r>
-              <w:rPr>
-                <w:rFonts w:hint="eastAsia"/>
-                <w:b/>
-                <w:bCs/>
-                <w:sz w:val="20"/>
-                <w:szCs w:val="20"/>
-              </w:rPr>
-              <w:t xml:space="preserve"> </w:t>
-            </w:r>
-            <w:r>
-              <w:rPr>
-                <w:rFonts w:hint="eastAsia"/>
-                <w:sz w:val="20"/>
-                <w:szCs w:val="20"/>
-              </w:rPr>
-              <w:t>防御模式</w:t>
-            </w:r>
-          </w:p>
-        </w:tc>
-        <w:tc>
-          <w:tcPr>
-            <w:tcW w:w="3471" w:type="dxa"/>
-            <w:shd w:val="clear" w:color="auto" w:fill="F6C5AC" w:themeFill="accent2" w:themeFillTint="66"/>
-          </w:tcPr>
-          <w:p>
-            <w:pPr>
-              <w:rPr>
-                <w:rFonts w:hint="eastAsia"/>
-                <w:sz w:val="20"/>
-                <w:szCs w:val="20"/>
-              </w:rPr>
-            </w:pPr>
-            <w:proofErr w:type="spellStart"/>
-            <w:r>
-              <w:rPr>
-                <w:rFonts w:hint="eastAsia"/>
-                <w:b/>
-                <w:bCs/>
-                <w:sz w:val="20"/>
-                <w:szCs w:val="20"/>
-              </w:rPr>
-              <w:t>SysMsgMode</w:t>
-            </w:r>
-            <w:proofErr w:type="spellEnd"/>
-            <w:r>
-              <w:rPr>
-                <w:rFonts w:hint="eastAsia"/>
-                <w:b/>
-                <w:bCs/>
-                <w:sz w:val="20"/>
-                <w:szCs w:val="20"/>
-              </w:rPr>
-              <w:t xml:space="preserve"> </w:t>
-            </w:r>
-            <w:r>
-              <w:rPr>
-                <w:rFonts w:hint="eastAsia"/>
-                <w:sz w:val="20"/>
-                <w:szCs w:val="20"/>
-              </w:rPr>
-              <w:t>系统消息模式</w:t>
-            </w:r>
-          </w:p>
-        </w:tc>
-      </w:tr>
-      <w:tr>
-        <w:trPr>
-          <w:trHeight w:val="296"/>
-        </w:trPr>
-        <w:tc>
-          <w:tcPr>
-            <w:tcW w:w="3470" w:type="dxa"/>
-            <w:shd w:val="clear" w:color="auto" w:fill="F6C5AC" w:themeFill="accent2" w:themeFillTint="66"/>
-          </w:tcPr>
-          <w:p>
-            <w:pPr>
-              <w:rPr>
-                <w:rFonts w:hint="eastAsia"/>
-                <w:b/>
-                <w:bCs/>
-                <w:sz w:val="20"/>
-                <w:szCs w:val="20"/>
-              </w:rPr>
-            </w:pPr>
-            <w:proofErr w:type="spellStart"/>
-            <w:r>
-              <w:rPr>
-                <w:rFonts w:hint="eastAsia"/>
-                <w:b/>
-                <w:bCs/>
-                <w:sz w:val="20"/>
-                <w:szCs w:val="20"/>
-              </w:rPr>
-              <w:t>ChatMode</w:t>
-            </w:r>
-            <w:proofErr w:type="spellEnd"/>
-            <w:r>
-              <w:rPr>
-                <w:rFonts w:hint="eastAsia"/>
-                <w:sz w:val="20"/>
-                <w:szCs w:val="20"/>
-              </w:rPr>
-              <w:t xml:space="preserve"> 聊天模式</w:t>
-            </w:r>
-          </w:p>
-        </w:tc>
-        <w:tc>
-          <w:tcPr>
-            <w:tcW w:w="3471" w:type="dxa"/>
-            <w:shd w:val="clear" w:color="auto" w:fill="C1E4F5" w:themeFill="accent1" w:themeFillTint="33"/>
-          </w:tcPr>
-          <w:p>
-            <w:pPr>
-              <w:rPr>
-                <w:rFonts w:hint="eastAsia"/>
-                <w:b/>
-                <w:bCs/>
-                <w:sz w:val="20"/>
-                <w:szCs w:val="20"/>
-              </w:rPr>
-            </w:pPr>
-            <w:proofErr w:type="spellStart"/>
-            <w:r>
-              <w:rPr>
-                <w:rFonts w:hint="eastAsia"/>
-                <w:b/>
-                <w:bCs/>
-                <w:sz w:val="20"/>
-                <w:szCs w:val="20"/>
-              </w:rPr>
-              <w:t>ThinkingMode</w:t>
-            </w:r>
-            <w:proofErr w:type="spellEnd"/>
-            <w:r>
-              <w:rPr>
-                <w:rFonts w:hint="eastAsia"/>
-                <w:sz w:val="20"/>
-                <w:szCs w:val="20"/>
-              </w:rPr>
-              <w:t xml:space="preserve"> 思考模式</w:t>
-            </w:r>
-          </w:p>
-        </w:tc>
-        <w:tc>
-          <w:tcPr>
-            <w:tcW w:w="3471" w:type="dxa"/>
-            <w:shd w:val="clear" w:color="auto" w:fill="F6C5AC" w:themeFill="accent2" w:themeFillTint="66"/>
-          </w:tcPr>
-          <w:p>
-            <w:pPr>
-              <w:rPr>
-                <w:rFonts w:hint="eastAsia"/>
-                <w:b/>
-                <w:bCs/>
-                <w:sz w:val="20"/>
-                <w:szCs w:val="20"/>
-              </w:rPr>
-            </w:pPr>
-            <w:proofErr w:type="spellStart"/>
-            <w:r>
-              <w:rPr>
-                <w:rFonts w:hint="eastAsia"/>
-                <w:b/>
-                <w:bCs/>
-                <w:sz w:val="20"/>
-                <w:szCs w:val="20"/>
-              </w:rPr>
-              <w:t>EmbeddingMode</w:t>
-            </w:r>
-            <w:proofErr w:type="spellEnd"/>
-            <w:r>
-              <w:rPr>
-                <w:rFonts w:hint="eastAsia"/>
-                <w:sz w:val="20"/>
-                <w:szCs w:val="20"/>
-              </w:rPr>
-              <w:t xml:space="preserve"> 指令模式</w:t>
             </w:r>
           </w:p>
         </w:tc>
@@ -3002,12 +2786,9 @@
         <w:tblLook w:val="04A0" w:firstRow="1" w:lastRow="0" w:firstColumn="1" w:lastColumn="0" w:noHBand="0" w:noVBand="1"/>
       </w:tblPr>
       <w:tblGrid>
-        <w:gridCol w:w="2591"/>
-        <w:gridCol w:w="863"/>
-        <w:gridCol w:w="1729"/>
-        <w:gridCol w:w="1727"/>
-        <w:gridCol w:w="864"/>
-        <w:gridCol w:w="2592"/>
+        <w:gridCol w:w="3455"/>
+        <w:gridCol w:w="3456"/>
+        <w:gridCol w:w="3456"/>
       </w:tblGrid>
       <w:tr>
         <w:trPr>
@@ -3015,7 +2796,7 @@
         </w:trPr>
         <w:tc>
           <w:tcPr>
-            <w:tcW w:w="2591" w:type="dxa"/>
+            <w:tcW w:w="3455" w:type="dxa"/>
             <w:shd w:val="clear" w:color="auto" w:fill="C1F0C7" w:themeFill="accent3" w:themeFillTint="33"/>
           </w:tcPr>
           <w:p>
@@ -3051,8 +2832,7 @@
         </w:tc>
         <w:tc>
           <w:tcPr>
-            <w:tcW w:w="2592" w:type="dxa"/>
-            <w:gridSpan w:val="2"/>
+            <w:tcW w:w="3455" w:type="dxa"/>
             <w:shd w:val="clear" w:color="auto" w:fill="F6C5AC" w:themeFill="accent2" w:themeFillTint="66"/>
           </w:tcPr>
           <w:p>
@@ -3107,8 +2887,7 @@
         </w:tc>
         <w:tc>
           <w:tcPr>
-            <w:tcW w:w="2591" w:type="dxa"/>
-            <w:gridSpan w:val="2"/>
+            <w:tcW w:w="3456" w:type="dxa"/>
             <w:shd w:val="clear" w:color="auto" w:fill="C1E4F5" w:themeFill="accent1" w:themeFillTint="33"/>
           </w:tcPr>
           <w:p>
@@ -3147,42 +2926,6 @@
                 <w:szCs w:val="20"/>
               </w:rPr>
               <w:t>群设置</w:t>
-            </w:r>
-          </w:p>
-        </w:tc>
-        <w:tc>
-          <w:tcPr>
-            <w:tcW w:w="2592" w:type="dxa"/>
-            <w:shd w:val="clear" w:color="auto" w:fill="C1E4F5" w:themeFill="accent1" w:themeFillTint="33"/>
-          </w:tcPr>
-          <w:p>
-            <w:pPr>
-              <w:rPr>
-                <w:rFonts w:hint="eastAsia"/>
-                <w:sz w:val="20"/>
-                <w:szCs w:val="20"/>
-              </w:rPr>
-            </w:pPr>
-            <w:proofErr w:type="spellStart"/>
-            <w:r>
-              <w:rPr>
-                <w:rFonts w:hint="eastAsia"/>
-                <w:b/>
-                <w:bCs/>
-                <w:sz w:val="20"/>
-                <w:szCs w:val="20"/>
-                <w:u w:val="double"/>
-              </w:rPr>
-              <w:t>GameSet</w:t>
-            </w:r>
-            <w:proofErr w:type="spellEnd"/>
-            <w:r>
-              <w:rPr>
-                <w:rFonts w:hint="eastAsia"/>
-                <w:sz w:val="20"/>
-                <w:szCs w:val="20"/>
-              </w:rPr>
-              <w:t xml:space="preserve">  游戏设置</w:t>
             </w:r>
           </w:p>
         </w:tc>
@@ -3194,7 +2937,6 @@
         <w:tc>
           <w:tcPr>
             <w:tcW w:w="3454" w:type="dxa"/>
-            <w:gridSpan w:val="2"/>
             <w:shd w:val="clear" w:color="auto" w:fill="C1E4F5" w:themeFill="accent1" w:themeFillTint="33"/>
           </w:tcPr>
           <w:p>
@@ -3234,7 +2976,6 @@
         <w:tc>
           <w:tcPr>
             <w:tcW w:w="3456" w:type="dxa"/>
-            <w:gridSpan w:val="2"/>
             <w:shd w:val="clear" w:color="auto" w:fill="C1E4F5" w:themeFill="accent1" w:themeFillTint="33"/>
           </w:tcPr>
           <w:p>
@@ -3281,7 +3022,6 @@
         <w:tc>
           <w:tcPr>
             <w:tcW w:w="3456" w:type="dxa"/>
-            <w:gridSpan w:val="2"/>
             <w:shd w:val="clear" w:color="auto" w:fill="FFFFFF" w:themeFill="background1"/>
           </w:tcPr>
           <w:p>
@@ -3576,7 +3316,1200 @@
       <w:pPr>
         <w:spacing w:after="0" w:line="240" w:lineRule="auto"/>
         <w:rPr>
-          <w:rFonts w:hint="eastAsia"/>
+          <w:rFonts w:ascii="Segoe UI Emoji" w:hAnsi="Segoe UI Emoji" w:cs="Segoe UI Emoji"/>
+          <w:b/>
+          <w:bCs/>
+          <w:sz w:val="20"/>
+          <w:szCs w:val="20"/>
+        </w:rPr>
+      </w:pPr>
+      <w:r>
+        <w:rPr>
+          <w:rFonts w:hint="eastAsia"/>
+          <w:b/>
+          <w:bCs/>
+          <w:sz w:val="20"/>
+          <w:szCs w:val="20"/>
+        </w:rPr>
+        <w:t>[</w:t>
+      </w:r>
+      <w:r>
+        <w:rPr>
+          <w:rFonts w:hint="eastAsia"/>
+          <w:b/>
+          <w:bCs/>
+          <w:sz w:val="20"/>
+          <w:szCs w:val="20"/>
+        </w:rPr>
+        <w:t>注意事项</w:t>
+      </w:r>
+      <w:r>
+        <w:rPr>
+          <w:rFonts w:hint="eastAsia"/>
+          <w:b/>
+          <w:bCs/>
+          <w:sz w:val="20"/>
+          <w:szCs w:val="20"/>
+        </w:rPr>
+        <w:t>]</w:t>
+      </w:r>
+      <w:r>
+        <w:rPr>
+          <w:b/>
+          <w:bCs/>
+          <w:sz w:val="20"/>
+          <w:szCs w:val="20"/>
+        </w:rPr>
+        <w:tab/>
+      </w:r>
+      <w:r>
+        <w:rPr>
+          <w:b/>
+          <w:bCs/>
+          <w:sz w:val="20"/>
+          <w:szCs w:val="20"/>
+        </w:rPr>
+        <w:tab/>
+      </w:r>
+      <w:r>
+        <w:rPr>
+          <w:b/>
+          <w:bCs/>
+          <w:sz w:val="20"/>
+          <w:szCs w:val="20"/>
+        </w:rPr>
+        <w:tab/>
+      </w:r>
+      <w:r>
+        <w:rPr>
+          <w:b/>
+          <w:bCs/>
+          <w:sz w:val="20"/>
+          <w:szCs w:val="20"/>
+        </w:rPr>
+        <w:tab/>
+      </w:r>
+      <w:r>
+        <w:rPr>
+          <w:b/>
+          <w:bCs/>
+          <w:sz w:val="20"/>
+          <w:szCs w:val="20"/>
+        </w:rPr>
+        <w:tab/>
+      </w:r>
+      <w:r>
+        <w:rPr>
+          <w:rFonts w:hint="eastAsia"/>
+          <w:b/>
+          <w:bCs/>
+          <w:sz w:val="20"/>
+          <w:szCs w:val="20"/>
+        </w:rPr>
+        <w:t xml:space="preserve">     </w:t>
+      </w:r>
+      <w:r>
+        <w:rPr>
+          <w:rFonts w:hint="eastAsia"/>
+          <w:b/>
+          <w:bCs/>
+          <w:sz w:val="20"/>
+          <w:szCs w:val="20"/>
+        </w:rPr>
+        <w:t xml:space="preserve">                     </w:t>
+      </w:r>
+      <w:r>
+        <w:rPr>
+          <w:rFonts w:hint="eastAsia"/>
+          <w:b/>
+          <w:bCs/>
+          <w:sz w:val="20"/>
+          <w:szCs w:val="20"/>
+        </w:rPr>
+        <w:t xml:space="preserve">  </w:t>
+      </w:r>
+      <w:r>
+        <w:rPr>
+          <w:rFonts w:hint="eastAsia"/>
+          <w:b/>
+          <w:bCs/>
+          <w:sz w:val="20"/>
+          <w:szCs w:val="20"/>
+        </w:rPr>
+        <w:t>[命令限权等级 -</w:t>
+      </w:r>
+      <w:r>
+        <w:rPr>
+          <w:rFonts w:ascii="Segoe UI Emoji" w:hAnsi="Segoe UI Emoji" w:cs="Segoe UI Emoji"/>
+        </w:rPr>
+        <w:t xml:space="preserve"> </w:t>
+      </w:r>
+      <w:r>
+        <w:rPr>
+          <w:rFonts w:ascii="Segoe UI Emoji" w:hAnsi="Segoe UI Emoji" w:cs="Segoe UI Emoji"/>
+          <w:b/>
+          <w:bCs/>
+          <w:sz w:val="20"/>
+          <w:szCs w:val="20"/>
+        </w:rPr>
+        <w:t>🟢</w:t>
+      </w:r>
+      <w:r>
+        <w:rPr>
+          <w:rFonts w:ascii="Segoe UI Emoji" w:hAnsi="Segoe UI Emoji" w:cs="Segoe UI Emoji" w:hint="eastAsia"/>
+          <w:b/>
+          <w:bCs/>
+          <w:sz w:val="20"/>
+          <w:szCs w:val="20"/>
+        </w:rPr>
+        <w:t xml:space="preserve"> </w:t>
+      </w:r>
+      <w:r>
+        <w:rPr>
+          <w:rFonts w:ascii="Segoe UI Emoji" w:hAnsi="Segoe UI Emoji" w:cs="Segoe UI Emoji"/>
+          <w:b/>
+          <w:bCs/>
+          <w:sz w:val="20"/>
+          <w:szCs w:val="20"/>
+        </w:rPr>
+        <w:t>−I</w:t>
+      </w:r>
+      <w:r>
+        <w:rPr>
+          <w:rFonts w:ascii="Segoe UI Emoji" w:hAnsi="Segoe UI Emoji" w:cs="Segoe UI Emoji" w:hint="eastAsia"/>
+          <w:b/>
+          <w:bCs/>
+          <w:sz w:val="20"/>
+          <w:szCs w:val="20"/>
+        </w:rPr>
+        <w:t>级</w:t>
+      </w:r>
+      <w:r>
+        <w:rPr>
+          <w:rFonts w:ascii="Segoe UI Emoji" w:hAnsi="Segoe UI Emoji" w:cs="Segoe UI Emoji" w:hint="eastAsia"/>
+          <w:b/>
+          <w:bCs/>
+          <w:sz w:val="20"/>
+          <w:szCs w:val="20"/>
+        </w:rPr>
+        <w:t xml:space="preserve"> </w:t>
+      </w:r>
+      <w:r>
+        <w:rPr>
+          <w:rFonts w:ascii="Segoe UI Emoji" w:hAnsi="Segoe UI Emoji" w:cs="Segoe UI Emoji"/>
+          <w:b/>
+          <w:bCs/>
+          <w:sz w:val="20"/>
+          <w:szCs w:val="20"/>
+        </w:rPr>
+        <w:t>⚪</w:t>
+      </w:r>
+      <w:r>
+        <w:rPr>
+          <w:rFonts w:ascii="Segoe UI Emoji" w:hAnsi="Segoe UI Emoji" w:cs="Segoe UI Emoji" w:hint="eastAsia"/>
+          <w:b/>
+          <w:bCs/>
+          <w:sz w:val="20"/>
+          <w:szCs w:val="20"/>
+        </w:rPr>
+        <w:t xml:space="preserve"> 0</w:t>
+      </w:r>
+      <w:r>
+        <w:rPr>
+          <w:rFonts w:ascii="Segoe UI Emoji" w:hAnsi="Segoe UI Emoji" w:cs="Segoe UI Emoji" w:hint="eastAsia"/>
+          <w:b/>
+          <w:bCs/>
+          <w:sz w:val="20"/>
+          <w:szCs w:val="20"/>
+        </w:rPr>
+        <w:t>级</w:t>
+      </w:r>
+      <w:r>
+        <w:rPr>
+          <w:rFonts w:hint="eastAsia"/>
+          <w:b/>
+          <w:bCs/>
+          <w:sz w:val="20"/>
+          <w:szCs w:val="20"/>
+        </w:rPr>
+        <w:t xml:space="preserve"> </w:t>
+      </w:r>
+      <w:r>
+        <w:rPr>
+          <w:rFonts w:ascii="Segoe UI Emoji" w:hAnsi="Segoe UI Emoji" w:cs="Segoe UI Emoji"/>
+          <w:b/>
+          <w:bCs/>
+          <w:sz w:val="20"/>
+          <w:szCs w:val="20"/>
+        </w:rPr>
+        <w:t>🔷</w:t>
+      </w:r>
+      <w:r>
+        <w:rPr>
+          <w:rFonts w:ascii="Segoe UI Emoji" w:hAnsi="Segoe UI Emoji" w:cs="Segoe UI Emoji" w:hint="eastAsia"/>
+          <w:b/>
+          <w:bCs/>
+          <w:sz w:val="20"/>
+          <w:szCs w:val="20"/>
+        </w:rPr>
+        <w:t xml:space="preserve"> I</w:t>
+      </w:r>
+      <w:r>
+        <w:rPr>
+          <w:rFonts w:ascii="Segoe UI Emoji" w:hAnsi="Segoe UI Emoji" w:cs="Segoe UI Emoji" w:hint="eastAsia"/>
+          <w:b/>
+          <w:bCs/>
+          <w:sz w:val="20"/>
+          <w:szCs w:val="20"/>
+        </w:rPr>
+        <w:t>级</w:t>
+      </w:r>
+      <w:r>
+        <w:rPr>
+          <w:rFonts w:ascii="Segoe UI Emoji" w:hAnsi="Segoe UI Emoji" w:cs="Segoe UI Emoji" w:hint="eastAsia"/>
+          <w:b/>
+          <w:bCs/>
+          <w:sz w:val="20"/>
+          <w:szCs w:val="20"/>
+        </w:rPr>
+        <w:t xml:space="preserve"> </w:t>
+      </w:r>
+      <w:r>
+        <w:rPr>
+          <w:rFonts w:ascii="Segoe UI Emoji" w:hAnsi="Segoe UI Emoji" w:cs="Segoe UI Emoji"/>
+          <w:b/>
+          <w:bCs/>
+          <w:sz w:val="20"/>
+          <w:szCs w:val="20"/>
+        </w:rPr>
+        <w:t>🔶</w:t>
+      </w:r>
+      <w:r>
+        <w:rPr>
+          <w:rFonts w:ascii="Segoe UI Emoji" w:hAnsi="Segoe UI Emoji" w:cs="Segoe UI Emoji" w:hint="eastAsia"/>
+          <w:b/>
+          <w:bCs/>
+          <w:sz w:val="20"/>
+          <w:szCs w:val="20"/>
+        </w:rPr>
+        <w:t xml:space="preserve"> II</w:t>
+      </w:r>
+      <w:r>
+        <w:rPr>
+          <w:rFonts w:ascii="Segoe UI Emoji" w:hAnsi="Segoe UI Emoji" w:cs="Segoe UI Emoji" w:hint="eastAsia"/>
+          <w:b/>
+          <w:bCs/>
+          <w:sz w:val="20"/>
+          <w:szCs w:val="20"/>
+        </w:rPr>
+        <w:t>级</w:t>
+      </w:r>
+      <w:r>
+        <w:rPr>
+          <w:rFonts w:ascii="Segoe UI Emoji" w:hAnsi="Segoe UI Emoji" w:cs="Segoe UI Emoji" w:hint="eastAsia"/>
+          <w:b/>
+          <w:bCs/>
+          <w:sz w:val="20"/>
+          <w:szCs w:val="20"/>
+        </w:rPr>
+        <w:t>]</w:t>
+      </w:r>
+    </w:p>
+    <w:p>
+      <w:pPr>
+        <w:spacing w:after="0" w:line="240" w:lineRule="auto"/>
+        <w:rPr>
+          <w:rFonts w:hint="eastAsia"/>
+          <w:sz w:val="20"/>
+          <w:szCs w:val="20"/>
+        </w:rPr>
+      </w:pPr>
+      <w:r>
+        <w:rPr>
+          <w:rFonts w:hint="eastAsia"/>
+          <w:b/>
+          <w:bCs/>
+          <w:sz w:val="20"/>
+          <w:szCs w:val="20"/>
+        </w:rPr>
+        <w:t>1.</w:t>
+      </w:r>
+      <w:r>
+        <w:rPr>
+          <w:rFonts w:hint="eastAsia"/>
+          <w:sz w:val="20"/>
+          <w:szCs w:val="20"/>
+        </w:rPr>
+        <w:t xml:space="preserve"> 当前指令前缀为 </w:t>
+      </w:r>
+      <w:r>
+        <w:rPr>
+          <w:rFonts w:hint="eastAsia"/>
+          <w:b/>
+          <w:bCs/>
+          <w:sz w:val="20"/>
+          <w:szCs w:val="20"/>
+        </w:rPr>
+        <w:t>/</w:t>
+      </w:r>
+      <w:r>
+        <w:rPr>
+          <w:rFonts w:hint="eastAsia"/>
+          <w:sz w:val="20"/>
+          <w:szCs w:val="20"/>
+        </w:rPr>
+        <w:t xml:space="preserve">，表中的 </w:t>
+      </w:r>
+      <w:r>
+        <w:rPr>
+          <w:rFonts w:hint="eastAsia"/>
+          <w:b/>
+          <w:bCs/>
+          <w:sz w:val="20"/>
+          <w:szCs w:val="20"/>
+        </w:rPr>
+        <w:t xml:space="preserve">中英文命令 </w:t>
+      </w:r>
+      <w:r>
+        <w:rPr>
+          <w:rFonts w:hint="eastAsia"/>
+          <w:sz w:val="20"/>
+          <w:szCs w:val="20"/>
+        </w:rPr>
+        <w:t>通用，</w:t>
+      </w:r>
+      <w:r>
+        <w:rPr>
+          <w:rFonts w:hint="eastAsia"/>
+          <w:b/>
+          <w:bCs/>
+          <w:sz w:val="20"/>
+          <w:szCs w:val="20"/>
+        </w:rPr>
+        <w:t>参数说明</w:t>
+      </w:r>
+      <w:r>
+        <w:rPr>
+          <w:rFonts w:hint="eastAsia"/>
+          <w:sz w:val="20"/>
+          <w:szCs w:val="20"/>
+        </w:rPr>
+        <w:t xml:space="preserve"> </w:t>
+      </w:r>
+      <w:r>
+        <w:rPr>
+          <w:rFonts w:hint="eastAsia"/>
+          <w:sz w:val="20"/>
+          <w:szCs w:val="20"/>
+        </w:rPr>
+        <w:t>可</w:t>
+      </w:r>
+      <w:r>
+        <w:rPr>
+          <w:rFonts w:hint="eastAsia"/>
+          <w:sz w:val="20"/>
+          <w:szCs w:val="20"/>
+        </w:rPr>
+        <w:t>通过</w:t>
+      </w:r>
+      <w:r>
+        <w:rPr>
+          <w:rFonts w:hint="eastAsia"/>
+          <w:sz w:val="20"/>
+          <w:szCs w:val="20"/>
+        </w:rPr>
+        <w:t xml:space="preserve"> </w:t>
+      </w:r>
+      <w:r>
+        <w:rPr>
+          <w:rFonts w:hint="eastAsia"/>
+          <w:b/>
+          <w:bCs/>
+          <w:sz w:val="20"/>
+          <w:szCs w:val="20"/>
+        </w:rPr>
+        <w:t>在</w:t>
+      </w:r>
+      <w:r>
+        <w:rPr>
+          <w:rFonts w:hint="eastAsia"/>
+          <w:b/>
+          <w:bCs/>
+          <w:sz w:val="20"/>
+          <w:szCs w:val="20"/>
+        </w:rPr>
+        <w:t>指令后加 -h</w:t>
+      </w:r>
+      <w:r>
+        <w:rPr>
+          <w:rFonts w:hint="eastAsia"/>
+          <w:b/>
+          <w:bCs/>
+          <w:sz w:val="20"/>
+          <w:szCs w:val="20"/>
+        </w:rPr>
+        <w:t>参数</w:t>
+      </w:r>
+      <w:r>
+        <w:rPr>
+          <w:rFonts w:hint="eastAsia"/>
+          <w:b/>
+          <w:bCs/>
+          <w:sz w:val="20"/>
+          <w:szCs w:val="20"/>
+        </w:rPr>
+        <w:t xml:space="preserve"> 获取</w:t>
+      </w:r>
+      <w:r>
+        <w:rPr>
+          <w:rFonts w:hint="eastAsia"/>
+          <w:b/>
+          <w:bCs/>
+          <w:sz w:val="20"/>
+          <w:szCs w:val="20"/>
+        </w:rPr>
+        <w:t>指令详情</w:t>
+      </w:r>
+      <w:r>
+        <w:rPr>
+          <w:rFonts w:hint="eastAsia"/>
+          <w:b/>
+          <w:bCs/>
+          <w:sz w:val="20"/>
+          <w:szCs w:val="20"/>
+        </w:rPr>
+        <w:t xml:space="preserve"> </w:t>
+      </w:r>
+      <w:r>
+        <w:rPr>
+          <w:rFonts w:hint="eastAsia"/>
+          <w:sz w:val="20"/>
+          <w:szCs w:val="20"/>
+        </w:rPr>
+        <w:t>查看</w:t>
+      </w:r>
+      <w:r>
+        <w:rPr>
+          <w:rFonts w:hint="eastAsia"/>
+          <w:sz w:val="20"/>
+          <w:szCs w:val="20"/>
+        </w:rPr>
+        <w:t>；</w:t>
+      </w:r>
+    </w:p>
+    <w:p>
+      <w:pPr>
+        <w:spacing w:after="0" w:line="240" w:lineRule="auto"/>
+        <w:rPr>
+          <w:rFonts w:hint="eastAsia"/>
+          <w:sz w:val="20"/>
+          <w:szCs w:val="20"/>
+        </w:rPr>
+      </w:pPr>
+      <w:r>
+        <w:rPr>
+          <w:rFonts w:hint="eastAsia"/>
+          <w:b/>
+          <w:bCs/>
+          <w:sz w:val="20"/>
+          <w:szCs w:val="20"/>
+        </w:rPr>
+        <w:t>2.</w:t>
+      </w:r>
+      <w:r>
+        <w:rPr>
+          <w:rFonts w:hint="eastAsia"/>
+          <w:sz w:val="20"/>
+          <w:szCs w:val="20"/>
+        </w:rPr>
+        <w:t xml:space="preserve"> </w:t>
+      </w:r>
+      <w:r>
+        <w:rPr>
+          <w:rFonts w:hint="eastAsia"/>
+          <w:sz w:val="20"/>
+          <w:szCs w:val="20"/>
+        </w:rPr>
+        <w:t>老婆</w:t>
+      </w:r>
+      <w:r>
+        <w:rPr>
+          <w:rFonts w:hint="eastAsia"/>
+          <w:sz w:val="20"/>
+          <w:szCs w:val="20"/>
+        </w:rPr>
+        <w:t>/猜角色</w:t>
+      </w:r>
+      <w:r>
+        <w:rPr>
+          <w:rFonts w:hint="eastAsia"/>
+          <w:sz w:val="20"/>
+          <w:szCs w:val="20"/>
+        </w:rPr>
+        <w:t xml:space="preserve">功能的 </w:t>
+      </w:r>
+      <w:r>
+        <w:rPr>
+          <w:rFonts w:hint="eastAsia"/>
+          <w:b/>
+          <w:bCs/>
+          <w:sz w:val="20"/>
+          <w:szCs w:val="20"/>
+        </w:rPr>
+        <w:t xml:space="preserve">二次元人物来源 </w:t>
+      </w:r>
+      <w:r>
+        <w:rPr>
+          <w:rFonts w:hint="eastAsia"/>
+          <w:sz w:val="20"/>
+          <w:szCs w:val="20"/>
+        </w:rPr>
+        <w:t>为</w:t>
+      </w:r>
+      <w:r>
+        <w:rPr>
+          <w:rFonts w:hint="eastAsia"/>
+          <w:sz w:val="20"/>
+          <w:szCs w:val="20"/>
+        </w:rPr>
+        <w:t xml:space="preserve"> </w:t>
+      </w:r>
+      <w:proofErr w:type="spellStart"/>
+      <w:r>
+        <w:rPr>
+          <w:rFonts w:hint="eastAsia"/>
+          <w:b/>
+          <w:bCs/>
+          <w:sz w:val="20"/>
+          <w:szCs w:val="20"/>
+        </w:rPr>
+        <w:t>acg</w:t>
+      </w:r>
+      <w:proofErr w:type="spellEnd"/>
+      <w:r>
+        <w:rPr>
+          <w:rFonts w:hint="eastAsia"/>
+          <w:b/>
+          <w:bCs/>
+          <w:sz w:val="20"/>
+          <w:szCs w:val="20"/>
+        </w:rPr>
+        <w:t>文件夹</w:t>
+      </w:r>
+      <w:r>
+        <w:rPr>
+          <w:rFonts w:hint="eastAsia"/>
+          <w:b/>
+          <w:bCs/>
+          <w:sz w:val="20"/>
+          <w:szCs w:val="20"/>
+        </w:rPr>
+        <w:t>下子目录名</w:t>
+      </w:r>
+      <w:r>
+        <w:rPr>
+          <w:rFonts w:hint="eastAsia"/>
+          <w:sz w:val="20"/>
+          <w:szCs w:val="20"/>
+        </w:rPr>
+        <w:t>，</w:t>
+      </w:r>
+      <w:r>
+        <w:rPr>
+          <w:rFonts w:hint="eastAsia"/>
+          <w:sz w:val="20"/>
+          <w:szCs w:val="20"/>
+        </w:rPr>
+        <w:t>可通过</w:t>
+      </w:r>
+      <w:proofErr w:type="spellStart"/>
+      <w:r>
+        <w:rPr>
+          <w:rFonts w:hint="eastAsia"/>
+          <w:b/>
+          <w:bCs/>
+          <w:sz w:val="20"/>
+          <w:szCs w:val="20"/>
+        </w:rPr>
+        <w:t>ImageFolder</w:t>
+      </w:r>
+      <w:proofErr w:type="spellEnd"/>
+      <w:r>
+        <w:rPr>
+          <w:rFonts w:hint="eastAsia"/>
+          <w:sz w:val="20"/>
+          <w:szCs w:val="20"/>
+        </w:rPr>
+        <w:t>命令</w:t>
+      </w:r>
+      <w:r>
+        <w:rPr>
+          <w:rFonts w:hint="eastAsia"/>
+          <w:sz w:val="20"/>
+          <w:szCs w:val="20"/>
+        </w:rPr>
+        <w:t>查看</w:t>
+      </w:r>
+      <w:r>
+        <w:rPr>
+          <w:rFonts w:hint="eastAsia"/>
+          <w:sz w:val="20"/>
+          <w:szCs w:val="20"/>
+        </w:rPr>
+        <w:t>目录结构</w:t>
+      </w:r>
+      <w:r>
+        <w:rPr>
+          <w:rFonts w:hint="eastAsia"/>
+          <w:sz w:val="20"/>
+          <w:szCs w:val="20"/>
+        </w:rPr>
+        <w:t>；</w:t>
+      </w:r>
+    </w:p>
+    <w:p>
+      <w:pPr>
+        <w:spacing w:after="0" w:line="240" w:lineRule="auto"/>
+        <w:rPr>
+          <w:rFonts w:hint="eastAsia"/>
+          <w:sz w:val="20"/>
+          <w:szCs w:val="20"/>
+        </w:rPr>
+      </w:pPr>
+      <w:r>
+        <w:rPr>
+          <w:rFonts w:hint="eastAsia"/>
+          <w:b/>
+          <w:bCs/>
+          <w:sz w:val="20"/>
+          <w:szCs w:val="20"/>
+        </w:rPr>
+        <w:t>3</w:t>
+      </w:r>
+      <w:r>
+        <w:rPr>
+          <w:rFonts w:hint="eastAsia"/>
+          <w:b/>
+          <w:bCs/>
+          <w:sz w:val="20"/>
+          <w:szCs w:val="20"/>
+        </w:rPr>
+        <w:t>.</w:t>
+      </w:r>
+      <w:r>
+        <w:rPr>
+          <w:rFonts w:hint="eastAsia"/>
+          <w:sz w:val="20"/>
+          <w:szCs w:val="20"/>
+        </w:rPr>
+        <w:t xml:space="preserve"> </w:t>
+      </w:r>
+      <w:proofErr w:type="gramStart"/>
+      <w:r>
+        <w:rPr>
+          <w:rFonts w:hint="eastAsia"/>
+          <w:sz w:val="20"/>
+          <w:szCs w:val="20"/>
+        </w:rPr>
+        <w:t>跨群游戏</w:t>
+      </w:r>
+      <w:proofErr w:type="gramEnd"/>
+      <w:r>
+        <w:rPr>
+          <w:rFonts w:hint="eastAsia"/>
+          <w:b/>
+          <w:bCs/>
+          <w:sz w:val="20"/>
+          <w:szCs w:val="20"/>
+        </w:rPr>
+        <w:t xml:space="preserve"> </w:t>
+      </w:r>
+      <w:r>
+        <w:rPr>
+          <w:rFonts w:hint="eastAsia"/>
+          <w:sz w:val="20"/>
+          <w:szCs w:val="20"/>
+        </w:rPr>
+        <w:t xml:space="preserve">匹配参数为 </w:t>
+      </w:r>
+      <w:r>
+        <w:rPr>
+          <w:rFonts w:hint="eastAsia"/>
+          <w:b/>
+          <w:bCs/>
+          <w:sz w:val="20"/>
+          <w:szCs w:val="20"/>
+        </w:rPr>
+        <w:t>游戏中文名</w:t>
+      </w:r>
+      <w:r>
+        <w:rPr>
+          <w:rFonts w:hint="eastAsia"/>
+          <w:sz w:val="20"/>
+          <w:szCs w:val="20"/>
+        </w:rPr>
+        <w:t>，</w:t>
+      </w:r>
+      <w:r>
+        <w:rPr>
+          <w:rFonts w:hint="eastAsia"/>
+          <w:sz w:val="20"/>
+          <w:szCs w:val="20"/>
+        </w:rPr>
+        <w:t xml:space="preserve">匹配成功后使用 </w:t>
+      </w:r>
+      <w:r>
+        <w:rPr>
+          <w:rFonts w:hint="eastAsia"/>
+          <w:b/>
+          <w:bCs/>
+          <w:sz w:val="20"/>
+          <w:szCs w:val="20"/>
+        </w:rPr>
+        <w:t xml:space="preserve">游戏指令 </w:t>
+      </w:r>
+      <w:r>
+        <w:rPr>
+          <w:rFonts w:hint="eastAsia"/>
+          <w:sz w:val="20"/>
+          <w:szCs w:val="20"/>
+        </w:rPr>
+        <w:t>进行游戏</w:t>
+      </w:r>
+      <w:r>
+        <w:rPr>
+          <w:rFonts w:hint="eastAsia"/>
+          <w:sz w:val="20"/>
+          <w:szCs w:val="20"/>
+        </w:rPr>
+        <w:t xml:space="preserve"> </w:t>
+      </w:r>
+      <w:r>
+        <w:rPr>
+          <w:rFonts w:hint="eastAsia"/>
+          <w:sz w:val="20"/>
+          <w:szCs w:val="20"/>
+        </w:rPr>
+        <w:t>(匹配超时</w:t>
+      </w:r>
+      <w:r>
+        <w:rPr>
+          <w:rFonts w:hint="eastAsia"/>
+          <w:sz w:val="20"/>
+          <w:szCs w:val="20"/>
+        </w:rPr>
+        <w:t>-</w:t>
+      </w:r>
+      <w:r>
+        <w:rPr>
+          <w:rFonts w:hint="eastAsia"/>
+          <w:b/>
+          <w:bCs/>
+          <w:sz w:val="20"/>
+          <w:szCs w:val="20"/>
+        </w:rPr>
+        <w:t>120秒</w:t>
+      </w:r>
+      <w:r>
+        <w:rPr>
+          <w:rFonts w:hint="eastAsia"/>
+          <w:b/>
+          <w:bCs/>
+          <w:sz w:val="20"/>
+          <w:szCs w:val="20"/>
+        </w:rPr>
+        <w:t xml:space="preserve"> </w:t>
+      </w:r>
+      <w:r>
+        <w:rPr>
+          <w:rFonts w:hint="eastAsia"/>
+          <w:sz w:val="20"/>
+          <w:szCs w:val="20"/>
+        </w:rPr>
+        <w:t>无动作超时</w:t>
+      </w:r>
+      <w:r>
+        <w:rPr>
+          <w:rFonts w:hint="eastAsia"/>
+          <w:sz w:val="20"/>
+          <w:szCs w:val="20"/>
+        </w:rPr>
+        <w:t>-</w:t>
+      </w:r>
+      <w:r>
+        <w:rPr>
+          <w:rFonts w:hint="eastAsia"/>
+          <w:b/>
+          <w:bCs/>
+          <w:sz w:val="20"/>
+          <w:szCs w:val="20"/>
+        </w:rPr>
+        <w:t>240秒</w:t>
+      </w:r>
+      <w:r>
+        <w:rPr>
+          <w:rFonts w:hint="eastAsia"/>
+          <w:sz w:val="20"/>
+          <w:szCs w:val="20"/>
+        </w:rPr>
+        <w:t>)</w:t>
+      </w:r>
+      <w:r>
+        <w:rPr>
+          <w:rFonts w:hint="eastAsia"/>
+          <w:sz w:val="20"/>
+          <w:szCs w:val="20"/>
+        </w:rPr>
+        <w:t>；</w:t>
+      </w:r>
+    </w:p>
+    <w:p>
+      <w:pPr>
+        <w:spacing w:after="0" w:line="240" w:lineRule="auto"/>
+        <w:rPr>
+          <w:rFonts w:hint="eastAsia"/>
+          <w:sz w:val="20"/>
+          <w:szCs w:val="20"/>
+        </w:rPr>
+      </w:pPr>
+      <w:r>
+        <w:rPr>
+          <w:rFonts w:hint="eastAsia"/>
+          <w:b/>
+          <w:bCs/>
+          <w:sz w:val="20"/>
+          <w:szCs w:val="20"/>
+        </w:rPr>
+        <w:t>5</w:t>
+      </w:r>
+      <w:r>
+        <w:rPr>
+          <w:rFonts w:hint="eastAsia"/>
+          <w:b/>
+          <w:bCs/>
+          <w:sz w:val="20"/>
+          <w:szCs w:val="20"/>
+        </w:rPr>
+        <w:t>.</w:t>
+      </w:r>
+      <w:r>
+        <w:rPr>
+          <w:rFonts w:hint="eastAsia"/>
+          <w:sz w:val="20"/>
+          <w:szCs w:val="20"/>
+        </w:rPr>
+        <w:t xml:space="preserve"> </w:t>
+      </w:r>
+      <w:r>
+        <w:rPr>
+          <w:rFonts w:hint="eastAsia"/>
+          <w:sz w:val="20"/>
+          <w:szCs w:val="20"/>
+        </w:rPr>
+        <w:t>使用</w:t>
+      </w:r>
+      <w:r>
+        <w:rPr>
+          <w:rFonts w:hint="eastAsia"/>
+          <w:b/>
+          <w:bCs/>
+          <w:sz w:val="20"/>
+          <w:szCs w:val="20"/>
+        </w:rPr>
+        <w:t>AI Monitor模式</w:t>
+      </w:r>
+      <w:r>
+        <w:rPr>
+          <w:rFonts w:hint="eastAsia"/>
+          <w:b/>
+          <w:bCs/>
+          <w:sz w:val="20"/>
+          <w:szCs w:val="20"/>
+        </w:rPr>
+        <w:t xml:space="preserve"> </w:t>
+      </w:r>
+      <w:r>
+        <w:rPr>
+          <w:rFonts w:hint="eastAsia"/>
+          <w:sz w:val="20"/>
+          <w:szCs w:val="20"/>
+        </w:rPr>
+        <w:t>及</w:t>
+      </w:r>
+      <w:r>
+        <w:rPr>
+          <w:rFonts w:hint="eastAsia"/>
+          <w:b/>
+          <w:bCs/>
+          <w:sz w:val="20"/>
+          <w:szCs w:val="20"/>
+        </w:rPr>
+        <w:t>Recall Detect功能</w:t>
+      </w:r>
+      <w:r>
+        <w:rPr>
+          <w:rFonts w:hint="eastAsia"/>
+          <w:sz w:val="20"/>
+          <w:szCs w:val="20"/>
+        </w:rPr>
+        <w:t xml:space="preserve"> 需通过</w:t>
+      </w:r>
+      <w:proofErr w:type="spellStart"/>
+      <w:r>
+        <w:rPr>
+          <w:rFonts w:hint="eastAsia"/>
+          <w:b/>
+          <w:bCs/>
+          <w:sz w:val="20"/>
+          <w:szCs w:val="20"/>
+        </w:rPr>
+        <w:t>Func</w:t>
+      </w:r>
+      <w:r>
+        <w:rPr>
+          <w:rFonts w:hint="eastAsia"/>
+          <w:b/>
+          <w:bCs/>
+          <w:sz w:val="20"/>
+          <w:szCs w:val="20"/>
+        </w:rPr>
+        <w:t>Set</w:t>
+      </w:r>
+      <w:proofErr w:type="spellEnd"/>
+      <w:r>
+        <w:rPr>
+          <w:rFonts w:hint="eastAsia"/>
+          <w:b/>
+          <w:bCs/>
+          <w:sz w:val="20"/>
+          <w:szCs w:val="20"/>
+        </w:rPr>
+        <w:t>/</w:t>
+      </w:r>
+      <w:proofErr w:type="spellStart"/>
+      <w:r>
+        <w:rPr>
+          <w:rFonts w:hint="eastAsia"/>
+          <w:b/>
+          <w:bCs/>
+          <w:sz w:val="20"/>
+          <w:szCs w:val="20"/>
+        </w:rPr>
+        <w:t>GroupSet</w:t>
+      </w:r>
+      <w:proofErr w:type="spellEnd"/>
+      <w:r>
+        <w:rPr>
+          <w:rFonts w:hint="eastAsia"/>
+          <w:sz w:val="20"/>
+          <w:szCs w:val="20"/>
+        </w:rPr>
+        <w:t>命令预先</w:t>
+      </w:r>
+      <w:r>
+        <w:rPr>
+          <w:rFonts w:hint="eastAsia"/>
+          <w:sz w:val="20"/>
+          <w:szCs w:val="20"/>
+        </w:rPr>
+        <w:t>启用</w:t>
+      </w:r>
+      <w:proofErr w:type="spellStart"/>
+      <w:r>
+        <w:rPr>
+          <w:rFonts w:hint="eastAsia"/>
+          <w:b/>
+          <w:bCs/>
+          <w:sz w:val="20"/>
+          <w:szCs w:val="20"/>
+        </w:rPr>
+        <w:t>m</w:t>
+      </w:r>
+      <w:r>
+        <w:rPr>
+          <w:rFonts w:hint="eastAsia"/>
+          <w:b/>
+          <w:bCs/>
+          <w:sz w:val="20"/>
+          <w:szCs w:val="20"/>
+        </w:rPr>
+        <w:t>essageCollect</w:t>
+      </w:r>
+      <w:proofErr w:type="spellEnd"/>
+      <w:r>
+        <w:rPr>
+          <w:rFonts w:hint="eastAsia"/>
+          <w:sz w:val="20"/>
+          <w:szCs w:val="20"/>
+        </w:rPr>
+        <w:t>消息</w:t>
+      </w:r>
+      <w:r>
+        <w:rPr>
+          <w:rFonts w:hint="eastAsia"/>
+          <w:sz w:val="20"/>
+          <w:szCs w:val="20"/>
+        </w:rPr>
+        <w:t>收集</w:t>
+      </w:r>
+      <w:r>
+        <w:rPr>
+          <w:rFonts w:hint="eastAsia"/>
+          <w:sz w:val="20"/>
+          <w:szCs w:val="20"/>
+        </w:rPr>
+        <w:t>；</w:t>
+      </w:r>
+    </w:p>
+    <w:p>
+      <w:pPr>
+        <w:spacing w:after="0" w:line="240" w:lineRule="auto"/>
+        <w:rPr>
+          <w:rFonts w:hint="eastAsia"/>
+          <w:sz w:val="20"/>
+          <w:szCs w:val="20"/>
+        </w:rPr>
+      </w:pPr>
+      <w:r>
+        <w:rPr>
+          <w:rFonts w:hint="eastAsia"/>
+          <w:b/>
+          <w:bCs/>
+          <w:sz w:val="20"/>
+          <w:szCs w:val="20"/>
+        </w:rPr>
+        <w:t>6</w:t>
+      </w:r>
+      <w:r>
+        <w:rPr>
+          <w:rFonts w:hint="eastAsia"/>
+          <w:b/>
+          <w:bCs/>
+          <w:sz w:val="20"/>
+          <w:szCs w:val="20"/>
+        </w:rPr>
+        <w:t>.</w:t>
+      </w:r>
+      <w:r>
+        <w:rPr>
+          <w:rFonts w:hint="eastAsia"/>
+          <w:b/>
+          <w:bCs/>
+          <w:sz w:val="20"/>
+          <w:szCs w:val="20"/>
+        </w:rPr>
+        <w:t xml:space="preserve"> </w:t>
+      </w:r>
+      <w:r>
+        <w:rPr>
+          <w:rFonts w:hint="eastAsia"/>
+          <w:sz w:val="20"/>
+          <w:szCs w:val="20"/>
+        </w:rPr>
+        <w:t>大部分</w:t>
+      </w:r>
+      <w:r>
+        <w:rPr>
+          <w:rFonts w:hint="eastAsia"/>
+          <w:sz w:val="20"/>
+          <w:szCs w:val="20"/>
+        </w:rPr>
+        <w:t xml:space="preserve"> </w:t>
+      </w:r>
+      <w:r>
+        <w:rPr>
+          <w:rFonts w:hint="eastAsia"/>
+          <w:b/>
+          <w:bCs/>
+          <w:sz w:val="20"/>
+          <w:szCs w:val="20"/>
+        </w:rPr>
+        <w:t>设置方法</w:t>
+      </w:r>
+      <w:r>
+        <w:rPr>
+          <w:rFonts w:hint="eastAsia"/>
+          <w:b/>
+          <w:bCs/>
+          <w:sz w:val="20"/>
+          <w:szCs w:val="20"/>
+        </w:rPr>
+        <w:t xml:space="preserve"> (AI/Game/Monitor等设置)</w:t>
+      </w:r>
+      <w:r>
+        <w:rPr>
+          <w:rFonts w:hint="eastAsia"/>
+          <w:sz w:val="20"/>
+          <w:szCs w:val="20"/>
+        </w:rPr>
+        <w:t xml:space="preserve"> 已集成至</w:t>
+      </w:r>
+      <w:r>
+        <w:rPr>
+          <w:rFonts w:hint="eastAsia"/>
+          <w:sz w:val="20"/>
+          <w:szCs w:val="20"/>
+        </w:rPr>
+        <w:t xml:space="preserve"> </w:t>
+      </w:r>
+      <w:proofErr w:type="spellStart"/>
+      <w:r>
+        <w:rPr>
+          <w:rFonts w:hint="eastAsia"/>
+          <w:b/>
+          <w:bCs/>
+          <w:sz w:val="20"/>
+          <w:szCs w:val="20"/>
+        </w:rPr>
+        <w:t>GroupSet</w:t>
+      </w:r>
+      <w:proofErr w:type="spellEnd"/>
+      <w:r>
+        <w:rPr>
+          <w:rFonts w:hint="eastAsia"/>
+          <w:b/>
+          <w:bCs/>
+          <w:sz w:val="20"/>
+          <w:szCs w:val="20"/>
+        </w:rPr>
+        <w:t xml:space="preserve"> 群设置</w:t>
+      </w:r>
+      <w:r>
+        <w:rPr>
+          <w:rFonts w:hint="eastAsia"/>
+          <w:sz w:val="20"/>
+          <w:szCs w:val="20"/>
+        </w:rPr>
+        <w:t xml:space="preserve"> 命令中，并</w:t>
+      </w:r>
+      <w:proofErr w:type="gramStart"/>
+      <w:r>
+        <w:rPr>
+          <w:rFonts w:hint="eastAsia"/>
+          <w:sz w:val="20"/>
+          <w:szCs w:val="20"/>
+        </w:rPr>
+        <w:t>按群聊</w:t>
+      </w:r>
+      <w:proofErr w:type="gramEnd"/>
+      <w:r>
+        <w:rPr>
+          <w:rFonts w:hint="eastAsia"/>
+          <w:sz w:val="20"/>
+          <w:szCs w:val="20"/>
+        </w:rPr>
+        <w:t>保存独立配置。</w:t>
+      </w:r>
+    </w:p>
+    <w:p>
+      <w:pPr>
+        <w:spacing w:after="0" w:line="240" w:lineRule="auto"/>
+        <w:rPr>
+          <w:b/>
+          <w:bCs/>
+          <w:color w:val="EE0000"/>
+          <w:sz w:val="20"/>
+          <w:szCs w:val="20"/>
         </w:rPr>
       </w:pPr>
     </w:p>
@@ -3585,1078 +4518,32 @@
         <w:spacing w:after="0" w:line="240" w:lineRule="auto"/>
         <w:rPr>
           <w:rFonts w:hint="eastAsia"/>
+          <w:color w:val="EE0000"/>
+          <w:sz w:val="20"/>
+          <w:szCs w:val="20"/>
         </w:rPr>
       </w:pPr>
-    </w:p>
-    <w:p>
-      <w:pPr>
-        <w:spacing w:after="0" w:line="240" w:lineRule="auto"/>
-        <w:rPr>
-          <w:rFonts w:ascii="Segoe UI Emoji" w:hAnsi="Segoe UI Emoji" w:cs="Segoe UI Emoji"/>
-          <w:b/>
-          <w:bCs/>
-          <w:sz w:val="20"/>
-          <w:szCs w:val="20"/>
-        </w:rPr>
-      </w:pPr>
-      <w:r>
-        <w:rPr>
-          <w:rFonts w:hint="eastAsia"/>
-          <w:b/>
-          <w:bCs/>
-          <w:sz w:val="20"/>
-          <w:szCs w:val="20"/>
-        </w:rPr>
-        <w:t>[</w:t>
-      </w:r>
-      <w:r>
-        <w:rPr>
-          <w:rFonts w:hint="eastAsia"/>
-          <w:b/>
-          <w:bCs/>
-          <w:sz w:val="20"/>
-          <w:szCs w:val="20"/>
-        </w:rPr>
-        <w:t>注意事项</w:t>
-      </w:r>
-      <w:r>
-        <w:rPr>
-          <w:rFonts w:hint="eastAsia"/>
-          <w:b/>
-          <w:bCs/>
-          <w:sz w:val="20"/>
-          <w:szCs w:val="20"/>
-        </w:rPr>
-        <w:t>]</w:t>
-      </w:r>
-      <w:r>
-        <w:rPr>
-          <w:b/>
-          <w:bCs/>
-          <w:sz w:val="20"/>
-          <w:szCs w:val="20"/>
-        </w:rPr>
-        <w:tab/>
-      </w:r>
-      <w:r>
-        <w:rPr>
-          <w:b/>
-          <w:bCs/>
-          <w:sz w:val="20"/>
-          <w:szCs w:val="20"/>
-        </w:rPr>
-        <w:tab/>
-      </w:r>
-      <w:r>
-        <w:rPr>
-          <w:b/>
-          <w:bCs/>
-          <w:sz w:val="20"/>
-          <w:szCs w:val="20"/>
-        </w:rPr>
-        <w:tab/>
-      </w:r>
-      <w:r>
-        <w:rPr>
-          <w:b/>
-          <w:bCs/>
-          <w:sz w:val="20"/>
-          <w:szCs w:val="20"/>
-        </w:rPr>
-        <w:tab/>
-      </w:r>
-      <w:r>
-        <w:rPr>
-          <w:b/>
-          <w:bCs/>
-          <w:sz w:val="20"/>
-          <w:szCs w:val="20"/>
-        </w:rPr>
-        <w:tab/>
-      </w:r>
-      <w:r>
-        <w:rPr>
-          <w:rFonts w:hint="eastAsia"/>
-          <w:b/>
-          <w:bCs/>
-          <w:sz w:val="20"/>
-          <w:szCs w:val="20"/>
-        </w:rPr>
-        <w:t xml:space="preserve">     </w:t>
-      </w:r>
-      <w:r>
-        <w:rPr>
-          <w:rFonts w:hint="eastAsia"/>
-          <w:b/>
-          <w:bCs/>
-          <w:sz w:val="20"/>
-          <w:szCs w:val="20"/>
-        </w:rPr>
-        <w:t xml:space="preserve">                     </w:t>
-      </w:r>
-      <w:r>
-        <w:rPr>
-          <w:rFonts w:hint="eastAsia"/>
-          <w:b/>
-          <w:bCs/>
-          <w:sz w:val="20"/>
-          <w:szCs w:val="20"/>
-        </w:rPr>
-        <w:t xml:space="preserve">  </w:t>
-      </w:r>
-      <w:r>
-        <w:rPr>
-          <w:rFonts w:hint="eastAsia"/>
-          <w:b/>
-          <w:bCs/>
-          <w:sz w:val="20"/>
-          <w:szCs w:val="20"/>
-        </w:rPr>
-        <w:t>[命令限权等级 -</w:t>
-      </w:r>
-      <w:r>
-        <w:rPr>
-          <w:rFonts w:ascii="Segoe UI Emoji" w:hAnsi="Segoe UI Emoji" w:cs="Segoe UI Emoji"/>
+      <w:r>
+        <w:rPr>
+          <w:rFonts w:hint="eastAsia"/>
+          <w:b/>
+          <w:bCs/>
+          <w:color w:val="EE0000"/>
+          <w:sz w:val="20"/>
+          <w:szCs w:val="20"/>
+        </w:rPr>
+        <w:t>PS:</w:t>
+      </w:r>
+      <w:r>
+        <w:rPr>
+          <w:rFonts w:hint="eastAsia"/>
+          <w:b/>
+          <w:bCs/>
+          <w:color w:val="EE0000"/>
+          <w:sz w:val="20"/>
+          <w:szCs w:val="20"/>
         </w:rPr>
         <w:t xml:space="preserve"> </w:t>
-      </w:r>
-      <w:r>
-        <w:rPr>
-          <w:rFonts w:ascii="Segoe UI Emoji" w:hAnsi="Segoe UI Emoji" w:cs="Segoe UI Emoji"/>
-          <w:b/>
-          <w:bCs/>
-          <w:sz w:val="20"/>
-          <w:szCs w:val="20"/>
-        </w:rPr>
-        <w:t>🟢</w:t>
-      </w:r>
-      <w:r>
-        <w:rPr>
-          <w:rFonts w:ascii="Segoe UI Emoji" w:hAnsi="Segoe UI Emoji" w:cs="Segoe UI Emoji" w:hint="eastAsia"/>
-          <w:b/>
-          <w:bCs/>
-          <w:sz w:val="20"/>
-          <w:szCs w:val="20"/>
-        </w:rPr>
-        <w:t xml:space="preserve"> </w:t>
-      </w:r>
-      <w:r>
-        <w:rPr>
-          <w:rFonts w:ascii="Segoe UI Emoji" w:hAnsi="Segoe UI Emoji" w:cs="Segoe UI Emoji"/>
-          <w:b/>
-          <w:bCs/>
-          <w:sz w:val="20"/>
-          <w:szCs w:val="20"/>
-        </w:rPr>
-        <w:t>−I</w:t>
-      </w:r>
-      <w:r>
-        <w:rPr>
-          <w:rFonts w:ascii="Segoe UI Emoji" w:hAnsi="Segoe UI Emoji" w:cs="Segoe UI Emoji" w:hint="eastAsia"/>
-          <w:b/>
-          <w:bCs/>
-          <w:sz w:val="20"/>
-          <w:szCs w:val="20"/>
-        </w:rPr>
-        <w:t>级</w:t>
-      </w:r>
-      <w:r>
-        <w:rPr>
-          <w:rFonts w:ascii="Segoe UI Emoji" w:hAnsi="Segoe UI Emoji" w:cs="Segoe UI Emoji" w:hint="eastAsia"/>
-          <w:b/>
-          <w:bCs/>
-          <w:sz w:val="20"/>
-          <w:szCs w:val="20"/>
-        </w:rPr>
-        <w:t xml:space="preserve"> </w:t>
-      </w:r>
-      <w:r>
-        <w:rPr>
-          <w:rFonts w:ascii="Segoe UI Emoji" w:hAnsi="Segoe UI Emoji" w:cs="Segoe UI Emoji"/>
-          <w:b/>
-          <w:bCs/>
-          <w:sz w:val="20"/>
-          <w:szCs w:val="20"/>
-        </w:rPr>
-        <w:t>⚪</w:t>
-      </w:r>
-      <w:r>
-        <w:rPr>
-          <w:rFonts w:ascii="Segoe UI Emoji" w:hAnsi="Segoe UI Emoji" w:cs="Segoe UI Emoji" w:hint="eastAsia"/>
-          <w:b/>
-          <w:bCs/>
-          <w:sz w:val="20"/>
-          <w:szCs w:val="20"/>
-        </w:rPr>
-        <w:t xml:space="preserve"> 0</w:t>
-      </w:r>
-      <w:r>
-        <w:rPr>
-          <w:rFonts w:ascii="Segoe UI Emoji" w:hAnsi="Segoe UI Emoji" w:cs="Segoe UI Emoji" w:hint="eastAsia"/>
-          <w:b/>
-          <w:bCs/>
-          <w:sz w:val="20"/>
-          <w:szCs w:val="20"/>
-        </w:rPr>
-        <w:t>级</w:t>
-      </w:r>
-      <w:r>
-        <w:rPr>
-          <w:rFonts w:hint="eastAsia"/>
-          <w:b/>
-          <w:bCs/>
-          <w:sz w:val="20"/>
-          <w:szCs w:val="20"/>
-        </w:rPr>
-        <w:t xml:space="preserve"> </w:t>
-      </w:r>
-      <w:r>
-        <w:rPr>
-          <w:rFonts w:ascii="Segoe UI Emoji" w:hAnsi="Segoe UI Emoji" w:cs="Segoe UI Emoji"/>
-          <w:b/>
-          <w:bCs/>
-          <w:sz w:val="20"/>
-          <w:szCs w:val="20"/>
-        </w:rPr>
-        <w:t>🔷</w:t>
-      </w:r>
-      <w:r>
-        <w:rPr>
-          <w:rFonts w:ascii="Segoe UI Emoji" w:hAnsi="Segoe UI Emoji" w:cs="Segoe UI Emoji" w:hint="eastAsia"/>
-          <w:b/>
-          <w:bCs/>
-          <w:sz w:val="20"/>
-          <w:szCs w:val="20"/>
-        </w:rPr>
-        <w:t xml:space="preserve"> I</w:t>
-      </w:r>
-      <w:r>
-        <w:rPr>
-          <w:rFonts w:ascii="Segoe UI Emoji" w:hAnsi="Segoe UI Emoji" w:cs="Segoe UI Emoji" w:hint="eastAsia"/>
-          <w:b/>
-          <w:bCs/>
-          <w:sz w:val="20"/>
-          <w:szCs w:val="20"/>
-        </w:rPr>
-        <w:t>级</w:t>
-      </w:r>
-      <w:r>
-        <w:rPr>
-          <w:rFonts w:ascii="Segoe UI Emoji" w:hAnsi="Segoe UI Emoji" w:cs="Segoe UI Emoji" w:hint="eastAsia"/>
-          <w:b/>
-          <w:bCs/>
-          <w:sz w:val="20"/>
-          <w:szCs w:val="20"/>
-        </w:rPr>
-        <w:t xml:space="preserve"> </w:t>
-      </w:r>
-      <w:r>
-        <w:rPr>
-          <w:rFonts w:ascii="Segoe UI Emoji" w:hAnsi="Segoe UI Emoji" w:cs="Segoe UI Emoji"/>
-          <w:b/>
-          <w:bCs/>
-          <w:sz w:val="20"/>
-          <w:szCs w:val="20"/>
-        </w:rPr>
-        <w:t>🔶</w:t>
-      </w:r>
-      <w:r>
-        <w:rPr>
-          <w:rFonts w:ascii="Segoe UI Emoji" w:hAnsi="Segoe UI Emoji" w:cs="Segoe UI Emoji" w:hint="eastAsia"/>
-          <w:b/>
-          <w:bCs/>
-          <w:sz w:val="20"/>
-          <w:szCs w:val="20"/>
-        </w:rPr>
-        <w:t xml:space="preserve"> II</w:t>
-      </w:r>
-      <w:r>
-        <w:rPr>
-          <w:rFonts w:ascii="Segoe UI Emoji" w:hAnsi="Segoe UI Emoji" w:cs="Segoe UI Emoji" w:hint="eastAsia"/>
-          <w:b/>
-          <w:bCs/>
-          <w:sz w:val="20"/>
-          <w:szCs w:val="20"/>
-        </w:rPr>
-        <w:t>级</w:t>
-      </w:r>
-      <w:r>
-        <w:rPr>
-          <w:rFonts w:ascii="Segoe UI Emoji" w:hAnsi="Segoe UI Emoji" w:cs="Segoe UI Emoji" w:hint="eastAsia"/>
-          <w:b/>
-          <w:bCs/>
-          <w:sz w:val="20"/>
-          <w:szCs w:val="20"/>
-        </w:rPr>
-        <w:t>]</w:t>
-      </w:r>
-    </w:p>
-    <w:p>
-      <w:pPr>
-        <w:spacing w:after="0" w:line="240" w:lineRule="auto"/>
-        <w:rPr>
-          <w:rFonts w:hint="eastAsia"/>
-          <w:sz w:val="20"/>
-          <w:szCs w:val="20"/>
-        </w:rPr>
-      </w:pPr>
-      <w:r>
-        <w:rPr>
-          <w:rFonts w:hint="eastAsia"/>
-          <w:b/>
-          <w:bCs/>
-          <w:sz w:val="20"/>
-          <w:szCs w:val="20"/>
-        </w:rPr>
-        <w:t>1.</w:t>
-      </w:r>
-      <w:r>
-        <w:rPr>
-          <w:rFonts w:hint="eastAsia"/>
-          <w:sz w:val="20"/>
-          <w:szCs w:val="20"/>
-        </w:rPr>
-        <w:t xml:space="preserve"> 当前指令前缀为 </w:t>
-      </w:r>
-      <w:r>
-        <w:rPr>
-          <w:rFonts w:hint="eastAsia"/>
-          <w:b/>
-          <w:bCs/>
-          <w:sz w:val="20"/>
-          <w:szCs w:val="20"/>
-        </w:rPr>
-        <w:t>/</w:t>
-      </w:r>
-      <w:r>
-        <w:rPr>
-          <w:rFonts w:hint="eastAsia"/>
-          <w:sz w:val="20"/>
-          <w:szCs w:val="20"/>
-        </w:rPr>
-        <w:t xml:space="preserve">，表中的 </w:t>
-      </w:r>
-      <w:r>
-        <w:rPr>
-          <w:rFonts w:hint="eastAsia"/>
-          <w:b/>
-          <w:bCs/>
-          <w:sz w:val="20"/>
-          <w:szCs w:val="20"/>
-        </w:rPr>
-        <w:t xml:space="preserve">中英文命令 </w:t>
-      </w:r>
-      <w:r>
-        <w:rPr>
-          <w:rFonts w:hint="eastAsia"/>
-          <w:sz w:val="20"/>
-          <w:szCs w:val="20"/>
-        </w:rPr>
-        <w:t>通用，</w:t>
-      </w:r>
-      <w:r>
-        <w:rPr>
-          <w:rFonts w:hint="eastAsia"/>
-          <w:b/>
-          <w:bCs/>
-          <w:sz w:val="20"/>
-          <w:szCs w:val="20"/>
-        </w:rPr>
-        <w:t>参数说明</w:t>
-      </w:r>
-      <w:r>
-        <w:rPr>
-          <w:rFonts w:hint="eastAsia"/>
-          <w:sz w:val="20"/>
-          <w:szCs w:val="20"/>
-        </w:rPr>
-        <w:t xml:space="preserve"> </w:t>
-      </w:r>
-      <w:r>
-        <w:rPr>
-          <w:rFonts w:hint="eastAsia"/>
-          <w:sz w:val="20"/>
-          <w:szCs w:val="20"/>
-        </w:rPr>
-        <w:t>可</w:t>
-      </w:r>
-      <w:r>
-        <w:rPr>
-          <w:rFonts w:hint="eastAsia"/>
-          <w:sz w:val="20"/>
-          <w:szCs w:val="20"/>
-        </w:rPr>
-        <w:t>通过</w:t>
-      </w:r>
-      <w:r>
-        <w:rPr>
-          <w:rFonts w:hint="eastAsia"/>
-          <w:sz w:val="20"/>
-          <w:szCs w:val="20"/>
-        </w:rPr>
-        <w:t xml:space="preserve"> </w:t>
-      </w:r>
-      <w:r>
-        <w:rPr>
-          <w:rFonts w:hint="eastAsia"/>
-          <w:b/>
-          <w:bCs/>
-          <w:sz w:val="20"/>
-          <w:szCs w:val="20"/>
-        </w:rPr>
-        <w:t>在</w:t>
-      </w:r>
-      <w:r>
-        <w:rPr>
-          <w:rFonts w:hint="eastAsia"/>
-          <w:b/>
-          <w:bCs/>
-          <w:sz w:val="20"/>
-          <w:szCs w:val="20"/>
-        </w:rPr>
-        <w:t>指令后加 -h</w:t>
-      </w:r>
-      <w:r>
-        <w:rPr>
-          <w:rFonts w:hint="eastAsia"/>
-          <w:b/>
-          <w:bCs/>
-          <w:sz w:val="20"/>
-          <w:szCs w:val="20"/>
-        </w:rPr>
-        <w:t>参数</w:t>
-      </w:r>
-      <w:r>
-        <w:rPr>
-          <w:rFonts w:hint="eastAsia"/>
-          <w:b/>
-          <w:bCs/>
-          <w:sz w:val="20"/>
-          <w:szCs w:val="20"/>
-        </w:rPr>
-        <w:t xml:space="preserve"> 获取</w:t>
-      </w:r>
-      <w:r>
-        <w:rPr>
-          <w:rFonts w:hint="eastAsia"/>
-          <w:b/>
-          <w:bCs/>
-          <w:sz w:val="20"/>
-          <w:szCs w:val="20"/>
-        </w:rPr>
-        <w:t>指令详情</w:t>
-      </w:r>
-      <w:r>
-        <w:rPr>
-          <w:rFonts w:hint="eastAsia"/>
-          <w:b/>
-          <w:bCs/>
-          <w:sz w:val="20"/>
-          <w:szCs w:val="20"/>
-        </w:rPr>
-        <w:t xml:space="preserve"> </w:t>
-      </w:r>
-      <w:r>
-        <w:rPr>
-          <w:rFonts w:hint="eastAsia"/>
-          <w:sz w:val="20"/>
-          <w:szCs w:val="20"/>
-        </w:rPr>
-        <w:t>查看</w:t>
-      </w:r>
-      <w:r>
-        <w:rPr>
-          <w:rFonts w:hint="eastAsia"/>
-          <w:sz w:val="20"/>
-          <w:szCs w:val="20"/>
-        </w:rPr>
-        <w:t>；</w:t>
-      </w:r>
-    </w:p>
-    <w:p>
-      <w:pPr>
-        <w:spacing w:after="0" w:line="240" w:lineRule="auto"/>
-        <w:rPr>
-          <w:rFonts w:hint="eastAsia"/>
-          <w:sz w:val="20"/>
-          <w:szCs w:val="20"/>
-        </w:rPr>
-      </w:pPr>
-      <w:r>
-        <w:rPr>
-          <w:rFonts w:hint="eastAsia"/>
-          <w:b/>
-          <w:bCs/>
-          <w:sz w:val="20"/>
-          <w:szCs w:val="20"/>
-        </w:rPr>
-        <w:t>2.</w:t>
-      </w:r>
-      <w:r>
-        <w:rPr>
-          <w:rFonts w:hint="eastAsia"/>
-          <w:sz w:val="20"/>
-          <w:szCs w:val="20"/>
-        </w:rPr>
-        <w:t xml:space="preserve"> </w:t>
-      </w:r>
-      <w:r>
-        <w:rPr>
-          <w:rFonts w:hint="eastAsia"/>
-          <w:sz w:val="20"/>
-          <w:szCs w:val="20"/>
-        </w:rPr>
-        <w:t>老婆</w:t>
-      </w:r>
-      <w:r>
-        <w:rPr>
-          <w:rFonts w:hint="eastAsia"/>
-          <w:sz w:val="20"/>
-          <w:szCs w:val="20"/>
-        </w:rPr>
-        <w:t>/猜角色</w:t>
-      </w:r>
-      <w:r>
-        <w:rPr>
-          <w:rFonts w:hint="eastAsia"/>
-          <w:sz w:val="20"/>
-          <w:szCs w:val="20"/>
-        </w:rPr>
-        <w:t xml:space="preserve">功能的 </w:t>
-      </w:r>
-      <w:r>
-        <w:rPr>
-          <w:rFonts w:hint="eastAsia"/>
-          <w:b/>
-          <w:bCs/>
-          <w:sz w:val="20"/>
-          <w:szCs w:val="20"/>
-        </w:rPr>
-        <w:t xml:space="preserve">二次元人物来源 </w:t>
-      </w:r>
-      <w:r>
-        <w:rPr>
-          <w:rFonts w:hint="eastAsia"/>
-          <w:sz w:val="20"/>
-          <w:szCs w:val="20"/>
-        </w:rPr>
-        <w:t>为</w:t>
-      </w:r>
-      <w:r>
-        <w:rPr>
-          <w:rFonts w:hint="eastAsia"/>
-          <w:sz w:val="20"/>
-          <w:szCs w:val="20"/>
-        </w:rPr>
-        <w:t xml:space="preserve"> </w:t>
-      </w:r>
-      <w:proofErr w:type="spellStart"/>
-      <w:r>
-        <w:rPr>
-          <w:rFonts w:hint="eastAsia"/>
-          <w:b/>
-          <w:bCs/>
-          <w:sz w:val="20"/>
-          <w:szCs w:val="20"/>
-        </w:rPr>
-        <w:t>acg</w:t>
-      </w:r>
-      <w:proofErr w:type="spellEnd"/>
-      <w:r>
-        <w:rPr>
-          <w:rFonts w:hint="eastAsia"/>
-          <w:b/>
-          <w:bCs/>
-          <w:sz w:val="20"/>
-          <w:szCs w:val="20"/>
-        </w:rPr>
-        <w:t>文件夹</w:t>
-      </w:r>
-      <w:r>
-        <w:rPr>
-          <w:rFonts w:hint="eastAsia"/>
-          <w:b/>
-          <w:bCs/>
-          <w:sz w:val="20"/>
-          <w:szCs w:val="20"/>
-        </w:rPr>
-        <w:t>下子目录名</w:t>
-      </w:r>
-      <w:r>
-        <w:rPr>
-          <w:rFonts w:hint="eastAsia"/>
-          <w:sz w:val="20"/>
-          <w:szCs w:val="20"/>
-        </w:rPr>
-        <w:t>，</w:t>
-      </w:r>
-      <w:r>
-        <w:rPr>
-          <w:rFonts w:hint="eastAsia"/>
-          <w:sz w:val="20"/>
-          <w:szCs w:val="20"/>
-        </w:rPr>
-        <w:t>可通过</w:t>
-      </w:r>
-      <w:proofErr w:type="spellStart"/>
-      <w:r>
-        <w:rPr>
-          <w:rFonts w:hint="eastAsia"/>
-          <w:b/>
-          <w:bCs/>
-          <w:sz w:val="20"/>
-          <w:szCs w:val="20"/>
-        </w:rPr>
-        <w:t>ImageFolder</w:t>
-      </w:r>
-      <w:proofErr w:type="spellEnd"/>
-      <w:r>
-        <w:rPr>
-          <w:rFonts w:hint="eastAsia"/>
-          <w:sz w:val="20"/>
-          <w:szCs w:val="20"/>
-        </w:rPr>
-        <w:t>命令</w:t>
-      </w:r>
-      <w:r>
-        <w:rPr>
-          <w:rFonts w:hint="eastAsia"/>
-          <w:sz w:val="20"/>
-          <w:szCs w:val="20"/>
-        </w:rPr>
-        <w:t>查看</w:t>
-      </w:r>
-      <w:r>
-        <w:rPr>
-          <w:rFonts w:hint="eastAsia"/>
-          <w:sz w:val="20"/>
-          <w:szCs w:val="20"/>
-        </w:rPr>
-        <w:t>目录结构</w:t>
-      </w:r>
-      <w:r>
-        <w:rPr>
-          <w:rFonts w:hint="eastAsia"/>
-          <w:sz w:val="20"/>
-          <w:szCs w:val="20"/>
-        </w:rPr>
-        <w:t>；</w:t>
-      </w:r>
-    </w:p>
-    <w:p>
-      <w:pPr>
-        <w:spacing w:after="0" w:line="240" w:lineRule="auto"/>
-        <w:rPr>
-          <w:rFonts w:hint="eastAsia"/>
-          <w:sz w:val="20"/>
-          <w:szCs w:val="20"/>
-        </w:rPr>
-      </w:pPr>
-      <w:r>
-        <w:rPr>
-          <w:rFonts w:hint="eastAsia"/>
-          <w:b/>
-          <w:bCs/>
-          <w:sz w:val="20"/>
-          <w:szCs w:val="20"/>
-        </w:rPr>
-        <w:t>3</w:t>
-      </w:r>
-      <w:r>
-        <w:rPr>
-          <w:rFonts w:hint="eastAsia"/>
-          <w:b/>
-          <w:bCs/>
-          <w:sz w:val="20"/>
-          <w:szCs w:val="20"/>
-        </w:rPr>
-        <w:t>.</w:t>
-      </w:r>
-      <w:r>
-        <w:rPr>
-          <w:rFonts w:hint="eastAsia"/>
-          <w:sz w:val="20"/>
-          <w:szCs w:val="20"/>
-        </w:rPr>
-        <w:t xml:space="preserve"> </w:t>
-      </w:r>
-      <w:proofErr w:type="gramStart"/>
-      <w:r>
-        <w:rPr>
-          <w:rFonts w:hint="eastAsia"/>
-          <w:sz w:val="20"/>
-          <w:szCs w:val="20"/>
-        </w:rPr>
-        <w:t>跨群游戏</w:t>
-      </w:r>
-      <w:proofErr w:type="gramEnd"/>
-      <w:r>
-        <w:rPr>
-          <w:rFonts w:hint="eastAsia"/>
-          <w:b/>
-          <w:bCs/>
-          <w:sz w:val="20"/>
-          <w:szCs w:val="20"/>
-        </w:rPr>
-        <w:t xml:space="preserve"> </w:t>
-      </w:r>
-      <w:r>
-        <w:rPr>
-          <w:rFonts w:hint="eastAsia"/>
-          <w:sz w:val="20"/>
-          <w:szCs w:val="20"/>
-        </w:rPr>
-        <w:t xml:space="preserve">匹配参数为 </w:t>
-      </w:r>
-      <w:r>
-        <w:rPr>
-          <w:rFonts w:hint="eastAsia"/>
-          <w:b/>
-          <w:bCs/>
-          <w:sz w:val="20"/>
-          <w:szCs w:val="20"/>
-        </w:rPr>
-        <w:t>游戏中文名</w:t>
-      </w:r>
-      <w:r>
-        <w:rPr>
-          <w:rFonts w:hint="eastAsia"/>
-          <w:sz w:val="20"/>
-          <w:szCs w:val="20"/>
-        </w:rPr>
-        <w:t>，</w:t>
-      </w:r>
-      <w:r>
-        <w:rPr>
-          <w:rFonts w:hint="eastAsia"/>
-          <w:sz w:val="20"/>
-          <w:szCs w:val="20"/>
-        </w:rPr>
-        <w:t xml:space="preserve">匹配成功后使用 </w:t>
-      </w:r>
-      <w:r>
-        <w:rPr>
-          <w:rFonts w:hint="eastAsia"/>
-          <w:b/>
-          <w:bCs/>
-          <w:sz w:val="20"/>
-          <w:szCs w:val="20"/>
-        </w:rPr>
-        <w:t xml:space="preserve">游戏指令 </w:t>
-      </w:r>
-      <w:r>
-        <w:rPr>
-          <w:rFonts w:hint="eastAsia"/>
-          <w:sz w:val="20"/>
-          <w:szCs w:val="20"/>
-        </w:rPr>
-        <w:t>进行游戏</w:t>
-      </w:r>
-      <w:r>
-        <w:rPr>
-          <w:rFonts w:hint="eastAsia"/>
-          <w:sz w:val="20"/>
-          <w:szCs w:val="20"/>
-        </w:rPr>
-        <w:t xml:space="preserve"> </w:t>
-      </w:r>
-      <w:r>
-        <w:rPr>
-          <w:rFonts w:hint="eastAsia"/>
-          <w:sz w:val="20"/>
-          <w:szCs w:val="20"/>
-        </w:rPr>
-        <w:t>(匹配超时</w:t>
-      </w:r>
-      <w:r>
-        <w:rPr>
-          <w:rFonts w:hint="eastAsia"/>
-          <w:sz w:val="20"/>
-          <w:szCs w:val="20"/>
-        </w:rPr>
-        <w:t>-</w:t>
-      </w:r>
-      <w:r>
-        <w:rPr>
-          <w:rFonts w:hint="eastAsia"/>
-          <w:b/>
-          <w:bCs/>
-          <w:sz w:val="20"/>
-          <w:szCs w:val="20"/>
-        </w:rPr>
-        <w:t>120秒</w:t>
-      </w:r>
-      <w:r>
-        <w:rPr>
-          <w:rFonts w:hint="eastAsia"/>
-          <w:b/>
-          <w:bCs/>
-          <w:sz w:val="20"/>
-          <w:szCs w:val="20"/>
-        </w:rPr>
-        <w:t xml:space="preserve"> </w:t>
-      </w:r>
-      <w:r>
-        <w:rPr>
-          <w:rFonts w:hint="eastAsia"/>
-          <w:sz w:val="20"/>
-          <w:szCs w:val="20"/>
-        </w:rPr>
-        <w:t>无动作超时</w:t>
-      </w:r>
-      <w:r>
-        <w:rPr>
-          <w:rFonts w:hint="eastAsia"/>
-          <w:sz w:val="20"/>
-          <w:szCs w:val="20"/>
-        </w:rPr>
-        <w:t>-</w:t>
-      </w:r>
-      <w:r>
-        <w:rPr>
-          <w:rFonts w:hint="eastAsia"/>
-          <w:b/>
-          <w:bCs/>
-          <w:sz w:val="20"/>
-          <w:szCs w:val="20"/>
-        </w:rPr>
-        <w:t>240秒</w:t>
-      </w:r>
-      <w:r>
-        <w:rPr>
-          <w:rFonts w:hint="eastAsia"/>
-          <w:sz w:val="20"/>
-          <w:szCs w:val="20"/>
-        </w:rPr>
-        <w:t>)</w:t>
-      </w:r>
-      <w:r>
-        <w:rPr>
-          <w:rFonts w:hint="eastAsia"/>
-          <w:sz w:val="20"/>
-          <w:szCs w:val="20"/>
-        </w:rPr>
-        <w:t>；</w:t>
-      </w:r>
-    </w:p>
-    <w:p>
-      <w:pPr>
-        <w:spacing w:after="0" w:line="240" w:lineRule="auto"/>
-        <w:rPr>
-          <w:rFonts w:hint="eastAsia"/>
-          <w:sz w:val="20"/>
-          <w:szCs w:val="20"/>
-        </w:rPr>
-      </w:pPr>
-      <w:r>
-        <w:rPr>
-          <w:rFonts w:hint="eastAsia"/>
-          <w:b/>
-          <w:bCs/>
-          <w:sz w:val="20"/>
-          <w:szCs w:val="20"/>
-        </w:rPr>
-        <w:t>5</w:t>
-      </w:r>
-      <w:r>
-        <w:rPr>
-          <w:rFonts w:hint="eastAsia"/>
-          <w:b/>
-          <w:bCs/>
-          <w:sz w:val="20"/>
-          <w:szCs w:val="20"/>
-        </w:rPr>
-        <w:t>.</w:t>
-      </w:r>
-      <w:r>
-        <w:rPr>
-          <w:rFonts w:hint="eastAsia"/>
-          <w:sz w:val="20"/>
-          <w:szCs w:val="20"/>
-        </w:rPr>
-        <w:t xml:space="preserve"> </w:t>
-      </w:r>
-      <w:r>
-        <w:rPr>
-          <w:rFonts w:hint="eastAsia"/>
-          <w:sz w:val="20"/>
-          <w:szCs w:val="20"/>
-        </w:rPr>
-        <w:t>使用</w:t>
-      </w:r>
-      <w:r>
-        <w:rPr>
-          <w:rFonts w:hint="eastAsia"/>
-          <w:b/>
-          <w:bCs/>
-          <w:sz w:val="20"/>
-          <w:szCs w:val="20"/>
-        </w:rPr>
-        <w:t>AI Monitor模式</w:t>
-      </w:r>
-      <w:r>
-        <w:rPr>
-          <w:rFonts w:hint="eastAsia"/>
-          <w:b/>
-          <w:bCs/>
-          <w:sz w:val="20"/>
-          <w:szCs w:val="20"/>
-        </w:rPr>
-        <w:t xml:space="preserve"> </w:t>
-      </w:r>
-      <w:r>
-        <w:rPr>
-          <w:rFonts w:hint="eastAsia"/>
-          <w:sz w:val="20"/>
-          <w:szCs w:val="20"/>
-        </w:rPr>
-        <w:t>及</w:t>
-      </w:r>
-      <w:r>
-        <w:rPr>
-          <w:rFonts w:hint="eastAsia"/>
-          <w:b/>
-          <w:bCs/>
-          <w:sz w:val="20"/>
-          <w:szCs w:val="20"/>
-        </w:rPr>
-        <w:t>Recall Detect功能</w:t>
-      </w:r>
-      <w:r>
-        <w:rPr>
-          <w:rFonts w:hint="eastAsia"/>
-          <w:sz w:val="20"/>
-          <w:szCs w:val="20"/>
-        </w:rPr>
-        <w:t xml:space="preserve"> 需通过</w:t>
-      </w:r>
-      <w:proofErr w:type="spellStart"/>
-      <w:r>
-        <w:rPr>
-          <w:rFonts w:hint="eastAsia"/>
-          <w:b/>
-          <w:bCs/>
-          <w:sz w:val="20"/>
-          <w:szCs w:val="20"/>
-        </w:rPr>
-        <w:t>Func</w:t>
-      </w:r>
-      <w:r>
-        <w:rPr>
-          <w:rFonts w:hint="eastAsia"/>
-          <w:b/>
-          <w:bCs/>
-          <w:sz w:val="20"/>
-          <w:szCs w:val="20"/>
-        </w:rPr>
-        <w:t>Set</w:t>
-      </w:r>
-      <w:proofErr w:type="spellEnd"/>
-      <w:r>
-        <w:rPr>
-          <w:rFonts w:hint="eastAsia"/>
-          <w:b/>
-          <w:bCs/>
-          <w:sz w:val="20"/>
-          <w:szCs w:val="20"/>
-        </w:rPr>
-        <w:t>/</w:t>
-      </w:r>
-      <w:proofErr w:type="spellStart"/>
-      <w:r>
-        <w:rPr>
-          <w:rFonts w:hint="eastAsia"/>
-          <w:b/>
-          <w:bCs/>
-          <w:sz w:val="20"/>
-          <w:szCs w:val="20"/>
-        </w:rPr>
-        <w:t>GroupSet</w:t>
-      </w:r>
-      <w:proofErr w:type="spellEnd"/>
-      <w:r>
-        <w:rPr>
-          <w:rFonts w:hint="eastAsia"/>
-          <w:sz w:val="20"/>
-          <w:szCs w:val="20"/>
-        </w:rPr>
-        <w:t>命令预先</w:t>
-      </w:r>
-      <w:r>
-        <w:rPr>
-          <w:rFonts w:hint="eastAsia"/>
-          <w:sz w:val="20"/>
-          <w:szCs w:val="20"/>
-        </w:rPr>
-        <w:t>启用</w:t>
-      </w:r>
-      <w:proofErr w:type="spellStart"/>
-      <w:r>
-        <w:rPr>
-          <w:rFonts w:hint="eastAsia"/>
-          <w:b/>
-          <w:bCs/>
-          <w:sz w:val="20"/>
-          <w:szCs w:val="20"/>
-        </w:rPr>
-        <w:t>m</w:t>
-      </w:r>
-      <w:r>
-        <w:rPr>
-          <w:rFonts w:hint="eastAsia"/>
-          <w:b/>
-          <w:bCs/>
-          <w:sz w:val="20"/>
-          <w:szCs w:val="20"/>
-        </w:rPr>
-        <w:t>essageCollect</w:t>
-      </w:r>
-      <w:proofErr w:type="spellEnd"/>
-      <w:r>
-        <w:rPr>
-          <w:rFonts w:hint="eastAsia"/>
-          <w:sz w:val="20"/>
-          <w:szCs w:val="20"/>
-        </w:rPr>
-        <w:t>消息</w:t>
-      </w:r>
-      <w:r>
-        <w:rPr>
-          <w:rFonts w:hint="eastAsia"/>
-          <w:sz w:val="20"/>
-          <w:szCs w:val="20"/>
-        </w:rPr>
-        <w:t>收集</w:t>
-      </w:r>
-      <w:r>
-        <w:rPr>
-          <w:rFonts w:hint="eastAsia"/>
-          <w:sz w:val="20"/>
-          <w:szCs w:val="20"/>
-        </w:rPr>
-        <w:t>；</w:t>
-      </w:r>
-    </w:p>
-    <w:p>
-      <w:pPr>
-        <w:spacing w:after="0" w:line="240" w:lineRule="auto"/>
-        <w:rPr>
-          <w:rFonts w:hint="eastAsia"/>
-          <w:color w:val="EE0000"/>
-          <w:sz w:val="20"/>
-          <w:szCs w:val="20"/>
-        </w:rPr>
-      </w:pPr>
-      <w:r>
-        <w:rPr>
-          <w:rFonts w:hint="eastAsia"/>
-          <w:b/>
-          <w:bCs/>
-          <w:color w:val="EE0000"/>
-          <w:sz w:val="20"/>
-          <w:szCs w:val="20"/>
-        </w:rPr>
-        <w:t xml:space="preserve">6. </w:t>
       </w:r>
       <w:r>
         <w:rPr>
@@ -4958,7 +4845,6 @@
         <w:spacing w:after="0" w:line="240" w:lineRule="auto"/>
         <w:ind w:firstLineChars="100" w:firstLine="200"/>
         <w:rPr>
-          <w:rFonts w:hint="eastAsia"/>
           <w:color w:val="EE0000"/>
           <w:sz w:val="20"/>
           <w:szCs w:val="20"/>
@@ -5034,8 +4920,19 @@
           <w:sz w:val="20"/>
           <w:szCs w:val="20"/>
         </w:rPr>
-        <w:t>。</w:t>
-      </w:r>
+        <w:t>；</w:t>
+      </w:r>
+    </w:p>
+    <w:p>
+      <w:pPr>
+        <w:spacing w:after="0" w:line="240" w:lineRule="auto"/>
+        <w:rPr>
+          <w:rFonts w:hint="eastAsia"/>
+          <w:color w:val="EE0000"/>
+          <w:sz w:val="20"/>
+          <w:szCs w:val="20"/>
+        </w:rPr>
+      </w:pPr>
     </w:p>
     <w:p>
       <w:pPr>
@@ -5904,7 +5801,6 @@
   <w:style w:type="character" w:default="1" w:styleId="a0">
     <w:name w:val="Default Paragraph Font"/>
     <w:uiPriority w:val="1"/>
-    <w:semiHidden/>
     <w:unhideWhenUsed/>
   </w:style>
   <w:style w:type="table" w:default="1" w:styleId="a1">

--- a/src/main/resources/static/help/help.docx
+++ b/src/main/resources/static/help/help.docx
@@ -408,7 +408,7 @@
         <w:tc>
           <w:tcPr>
             <w:tcW w:w="5206" w:type="dxa"/>
-            <w:shd w:val="clear" w:color="auto" w:fill="F6C5AC" w:themeFill="accent2" w:themeFillTint="66"/>
+            <w:shd w:val="clear" w:color="auto" w:fill="C1E4F5" w:themeFill="accent1" w:themeFillTint="33"/>
           </w:tcPr>
           <w:p>
             <w:pPr>
@@ -4505,6 +4505,7 @@
       <w:pPr>
         <w:spacing w:after="0" w:line="240" w:lineRule="auto"/>
         <w:rPr>
+          <w:rFonts w:hint="eastAsia"/>
           <w:b/>
           <w:bCs/>
           <w:color w:val="EE0000"/>
@@ -4845,6 +4846,7 @@
         <w:spacing w:after="0" w:line="240" w:lineRule="auto"/>
         <w:ind w:firstLineChars="100" w:firstLine="200"/>
         <w:rPr>
+          <w:rFonts w:hint="eastAsia"/>
           <w:color w:val="EE0000"/>
           <w:sz w:val="20"/>
           <w:szCs w:val="20"/>
@@ -5801,6 +5803,7 @@
   <w:style w:type="character" w:default="1" w:styleId="a0">
     <w:name w:val="Default Paragraph Font"/>
     <w:uiPriority w:val="1"/>
+    <w:semiHidden/>
     <w:unhideWhenUsed/>
   </w:style>
   <w:style w:type="table" w:default="1" w:styleId="a1">

--- a/src/main/resources/static/help/help.docx
+++ b/src/main/resources/static/help/help.docx
@@ -332,27 +332,15 @@
                 <w:szCs w:val="20"/>
               </w:rPr>
             </w:pPr>
-            <w:proofErr w:type="spellStart"/>
-            <w:r>
-              <w:rPr>
-                <w:rFonts w:hint="eastAsia"/>
-                <w:b/>
-                <w:bCs/>
-                <w:sz w:val="20"/>
-                <w:szCs w:val="20"/>
-              </w:rPr>
-              <w:t>SysMsgSet</w:t>
-            </w:r>
-            <w:proofErr w:type="spellEnd"/>
-            <w:r>
-              <w:rPr>
-                <w:rFonts w:hint="eastAsia"/>
-                <w:b/>
-                <w:bCs/>
-                <w:sz w:val="20"/>
-                <w:szCs w:val="20"/>
-              </w:rPr>
-              <w:t xml:space="preserve"> </w:t>
+            <w:r>
+              <w:rPr>
+                <w:rFonts w:hint="eastAsia"/>
+                <w:b/>
+                <w:bCs/>
+                <w:sz w:val="20"/>
+                <w:szCs w:val="20"/>
+              </w:rPr>
+              <w:t xml:space="preserve">SysMsgSet </w:t>
             </w:r>
             <w:r>
               <w:rPr>
@@ -382,7 +370,6 @@
                 <w:szCs w:val="20"/>
               </w:rPr>
             </w:pPr>
-            <w:proofErr w:type="spellStart"/>
             <w:r>
               <w:rPr>
                 <w:rFonts w:hint="eastAsia"/>
@@ -394,7 +381,6 @@
               </w:rPr>
               <w:t>ChatHistory</w:t>
             </w:r>
-            <w:proofErr w:type="spellEnd"/>
             <w:r>
               <w:rPr>
                 <w:rFonts w:hint="eastAsia"/>
@@ -418,7 +404,6 @@
                 <w:szCs w:val="20"/>
               </w:rPr>
             </w:pPr>
-            <w:proofErr w:type="spellStart"/>
             <w:r>
               <w:rPr>
                 <w:rFonts w:hint="eastAsia"/>
@@ -430,7 +415,6 @@
               </w:rPr>
               <w:t>ChatReset</w:t>
             </w:r>
-            <w:proofErr w:type="spellEnd"/>
             <w:r>
               <w:rPr>
                 <w:rFonts w:hint="eastAsia"/>
@@ -507,7 +491,6 @@
                 <w:szCs w:val="20"/>
               </w:rPr>
             </w:pPr>
-            <w:proofErr w:type="spellStart"/>
             <w:r>
               <w:rPr>
                 <w:rFonts w:hint="eastAsia"/>
@@ -518,7 +501,6 @@
               </w:rPr>
               <w:t>SayingSave</w:t>
             </w:r>
-            <w:proofErr w:type="spellEnd"/>
             <w:r>
               <w:rPr>
                 <w:rFonts w:hint="eastAsia"/>
@@ -542,7 +524,6 @@
                 <w:szCs w:val="20"/>
               </w:rPr>
             </w:pPr>
-            <w:proofErr w:type="spellStart"/>
             <w:r>
               <w:rPr>
                 <w:rFonts w:hint="eastAsia"/>
@@ -552,19 +533,7 @@
                 <w:szCs w:val="20"/>
                 <w:u w:val="double"/>
               </w:rPr>
-              <w:t>RandomSaying</w:t>
-            </w:r>
-            <w:proofErr w:type="spellEnd"/>
-            <w:r>
-              <w:rPr>
-                <w:rFonts w:hint="eastAsia"/>
-                <w:b/>
-                <w:bCs/>
-                <w:sz w:val="20"/>
-                <w:szCs w:val="20"/>
-                <w:u w:val="double"/>
-              </w:rPr>
-              <w:t>/say</w:t>
+              <w:t>RandomSaying/say</w:t>
             </w:r>
             <w:r>
               <w:rPr>
@@ -589,7 +558,6 @@
                 <w:szCs w:val="20"/>
               </w:rPr>
             </w:pPr>
-            <w:proofErr w:type="spellStart"/>
             <w:r>
               <w:rPr>
                 <w:rFonts w:hint="eastAsia"/>
@@ -600,7 +568,6 @@
               </w:rPr>
               <w:t>SayingDel</w:t>
             </w:r>
-            <w:proofErr w:type="spellEnd"/>
             <w:r>
               <w:rPr>
                 <w:rFonts w:hint="eastAsia"/>
@@ -735,7 +702,6 @@
                 <w:szCs w:val="20"/>
               </w:rPr>
             </w:pPr>
-            <w:proofErr w:type="spellStart"/>
             <w:r>
               <w:rPr>
                 <w:rFonts w:hint="eastAsia"/>
@@ -745,33 +711,8 @@
                 <w:szCs w:val="20"/>
                 <w:u w:val="double"/>
               </w:rPr>
-              <w:t>RandomImage</w:t>
-            </w:r>
-            <w:proofErr w:type="spellEnd"/>
-            <w:r>
-              <w:rPr>
-                <w:rFonts w:hint="eastAsia"/>
-                <w:b/>
-                <w:bCs/>
-                <w:sz w:val="20"/>
-                <w:szCs w:val="20"/>
-                <w:u w:val="double"/>
-              </w:rPr>
-              <w:t>/</w:t>
-            </w:r>
-            <w:proofErr w:type="spellStart"/>
-            <w:r>
-              <w:rPr>
-                <w:rFonts w:hint="eastAsia"/>
-                <w:b/>
-                <w:bCs/>
-                <w:sz w:val="20"/>
-                <w:szCs w:val="20"/>
-                <w:u w:val="double"/>
-              </w:rPr>
-              <w:t>img</w:t>
-            </w:r>
-            <w:proofErr w:type="spellEnd"/>
+              <w:t>RandomImage/img</w:t>
+            </w:r>
             <w:r>
               <w:rPr>
                 <w:rFonts w:hint="eastAsia"/>
@@ -803,7 +744,6 @@
                 <w:szCs w:val="20"/>
               </w:rPr>
             </w:pPr>
-            <w:proofErr w:type="spellStart"/>
             <w:r>
               <w:rPr>
                 <w:rFonts w:hint="eastAsia"/>
@@ -814,7 +754,6 @@
               </w:rPr>
               <w:t>ImageSave</w:t>
             </w:r>
-            <w:proofErr w:type="spellEnd"/>
             <w:r>
               <w:rPr>
                 <w:rFonts w:hint="eastAsia"/>
@@ -840,7 +779,6 @@
                 <w:szCs w:val="20"/>
               </w:rPr>
             </w:pPr>
-            <w:proofErr w:type="spellStart"/>
             <w:r>
               <w:rPr>
                 <w:rFonts w:hint="eastAsia"/>
@@ -851,7 +789,6 @@
               </w:rPr>
               <w:t>ImageGet</w:t>
             </w:r>
-            <w:proofErr w:type="spellEnd"/>
             <w:r>
               <w:rPr>
                 <w:rFonts w:hint="eastAsia"/>
@@ -878,7 +815,6 @@
                 <w:szCs w:val="20"/>
               </w:rPr>
             </w:pPr>
-            <w:proofErr w:type="spellStart"/>
             <w:r>
               <w:rPr>
                 <w:rFonts w:hint="eastAsia"/>
@@ -889,7 +825,6 @@
               </w:rPr>
               <w:t>ImageDel</w:t>
             </w:r>
-            <w:proofErr w:type="spellEnd"/>
             <w:r>
               <w:rPr>
                 <w:rFonts w:hint="eastAsia"/>
@@ -916,7 +851,6 @@
                 <w:szCs w:val="20"/>
               </w:rPr>
             </w:pPr>
-            <w:proofErr w:type="spellStart"/>
             <w:r>
               <w:rPr>
                 <w:rFonts w:hint="eastAsia"/>
@@ -927,7 +861,6 @@
               </w:rPr>
               <w:t>ImageList</w:t>
             </w:r>
-            <w:proofErr w:type="spellEnd"/>
             <w:r>
               <w:rPr>
                 <w:rFonts w:hint="eastAsia"/>
@@ -998,7 +931,6 @@
                 <w:szCs w:val="20"/>
               </w:rPr>
             </w:pPr>
-            <w:proofErr w:type="spellStart"/>
             <w:r>
               <w:rPr>
                 <w:b/>
@@ -1009,7 +941,6 @@
               </w:rPr>
               <w:t>RandomVideo</w:t>
             </w:r>
-            <w:proofErr w:type="spellEnd"/>
             <w:r>
               <w:rPr>
                 <w:rFonts w:hint="eastAsia"/>
@@ -1082,25 +1013,14 @@
                 <w:szCs w:val="20"/>
               </w:rPr>
             </w:pPr>
-            <w:proofErr w:type="spellStart"/>
-            <w:r>
-              <w:rPr>
-                <w:b/>
-                <w:bCs/>
-                <w:sz w:val="20"/>
-                <w:szCs w:val="20"/>
-              </w:rPr>
-              <w:t>VideoSave</w:t>
-            </w:r>
-            <w:proofErr w:type="spellEnd"/>
-            <w:r>
-              <w:rPr>
-                <w:b/>
-                <w:bCs/>
-                <w:sz w:val="20"/>
-                <w:szCs w:val="20"/>
-              </w:rPr>
-              <w:t xml:space="preserve"> </w:t>
+            <w:r>
+              <w:rPr>
+                <w:b/>
+                <w:bCs/>
+                <w:sz w:val="20"/>
+                <w:szCs w:val="20"/>
+              </w:rPr>
+              <w:t xml:space="preserve">VideoSave </w:t>
             </w:r>
             <w:r>
               <w:rPr>
@@ -1128,25 +1048,14 @@
                 <w:szCs w:val="20"/>
               </w:rPr>
             </w:pPr>
-            <w:proofErr w:type="spellStart"/>
-            <w:r>
-              <w:rPr>
-                <w:b/>
-                <w:bCs/>
-                <w:sz w:val="20"/>
-                <w:szCs w:val="20"/>
-              </w:rPr>
-              <w:t>VideoGet</w:t>
-            </w:r>
-            <w:proofErr w:type="spellEnd"/>
-            <w:r>
-              <w:rPr>
-                <w:b/>
-                <w:bCs/>
-                <w:sz w:val="20"/>
-                <w:szCs w:val="20"/>
-              </w:rPr>
-              <w:t xml:space="preserve"> </w:t>
+            <w:r>
+              <w:rPr>
+                <w:b/>
+                <w:bCs/>
+                <w:sz w:val="20"/>
+                <w:szCs w:val="20"/>
+              </w:rPr>
+              <w:t xml:space="preserve">VideoGet </w:t>
             </w:r>
             <w:r>
               <w:rPr>
@@ -1175,25 +1084,14 @@
                 <w:szCs w:val="20"/>
               </w:rPr>
             </w:pPr>
-            <w:proofErr w:type="spellStart"/>
-            <w:r>
-              <w:rPr>
-                <w:b/>
-                <w:bCs/>
-                <w:sz w:val="20"/>
-                <w:szCs w:val="20"/>
-              </w:rPr>
-              <w:t>VideoDel</w:t>
-            </w:r>
-            <w:proofErr w:type="spellEnd"/>
-            <w:r>
-              <w:rPr>
-                <w:b/>
-                <w:bCs/>
-                <w:sz w:val="20"/>
-                <w:szCs w:val="20"/>
-              </w:rPr>
-              <w:t xml:space="preserve"> </w:t>
+            <w:r>
+              <w:rPr>
+                <w:b/>
+                <w:bCs/>
+                <w:sz w:val="20"/>
+                <w:szCs w:val="20"/>
+              </w:rPr>
+              <w:t xml:space="preserve">VideoDel </w:t>
             </w:r>
             <w:r>
               <w:rPr>
@@ -1223,25 +1121,14 @@
                 <w:szCs w:val="20"/>
               </w:rPr>
             </w:pPr>
-            <w:proofErr w:type="spellStart"/>
-            <w:r>
-              <w:rPr>
-                <w:b/>
-                <w:bCs/>
-                <w:sz w:val="20"/>
-                <w:szCs w:val="20"/>
-              </w:rPr>
-              <w:t>VideoList</w:t>
-            </w:r>
-            <w:proofErr w:type="spellEnd"/>
-            <w:r>
-              <w:rPr>
-                <w:b/>
-                <w:bCs/>
-                <w:sz w:val="20"/>
-                <w:szCs w:val="20"/>
-              </w:rPr>
-              <w:t xml:space="preserve"> </w:t>
+            <w:r>
+              <w:rPr>
+                <w:b/>
+                <w:bCs/>
+                <w:sz w:val="20"/>
+                <w:szCs w:val="20"/>
+              </w:rPr>
+              <w:t xml:space="preserve">VideoList </w:t>
             </w:r>
             <w:r>
               <w:rPr>
@@ -1306,7 +1193,6 @@
                 <w:rFonts w:hint="eastAsia"/>
               </w:rPr>
             </w:pPr>
-            <w:proofErr w:type="spellStart"/>
             <w:r>
               <w:rPr>
                 <w:b/>
@@ -1326,33 +1212,8 @@
                 <w:szCs w:val="20"/>
                 <w:u w:val="double"/>
               </w:rPr>
-              <w:t>Audio</w:t>
-            </w:r>
-            <w:proofErr w:type="spellEnd"/>
-            <w:r>
-              <w:rPr>
-                <w:rFonts w:hint="eastAsia"/>
-                <w:b/>
-                <w:bCs/>
-                <w:sz w:val="20"/>
-                <w:szCs w:val="20"/>
-                <w:u w:val="double"/>
-              </w:rPr>
-              <w:t>/</w:t>
-            </w:r>
-            <w:proofErr w:type="spellStart"/>
-            <w:r>
-              <w:rPr>
-                <w:rFonts w:hint="eastAsia"/>
-                <w:b/>
-                <w:bCs/>
-                <w:sz w:val="20"/>
-                <w:szCs w:val="20"/>
-                <w:u w:val="double"/>
-              </w:rPr>
-              <w:t>aud</w:t>
-            </w:r>
-            <w:proofErr w:type="spellEnd"/>
+              <w:t>Audio/aud</w:t>
+            </w:r>
             <w:r>
               <w:rPr>
                 <w:b/>
@@ -1470,7 +1331,6 @@
                 <w:szCs w:val="20"/>
               </w:rPr>
             </w:pPr>
-            <w:proofErr w:type="spellStart"/>
             <w:r>
               <w:rPr>
                 <w:rFonts w:hint="eastAsia"/>
@@ -1481,7 +1341,6 @@
               </w:rPr>
               <w:t>CheckIn</w:t>
             </w:r>
-            <w:proofErr w:type="spellEnd"/>
             <w:r>
               <w:rPr>
                 <w:rFonts w:hint="eastAsia"/>
@@ -1841,25 +1700,7 @@
                 <w:sz w:val="20"/>
                 <w:szCs w:val="20"/>
               </w:rPr>
-              <w:t xml:space="preserve">         [可</w:t>
-            </w:r>
-            <w:proofErr w:type="gramStart"/>
-            <w:r>
-              <w:rPr>
-                <w:rFonts w:hint="eastAsia"/>
-                <w:sz w:val="20"/>
-                <w:szCs w:val="20"/>
-              </w:rPr>
-              <w:t>指定抽数</w:t>
-            </w:r>
-            <w:proofErr w:type="gramEnd"/>
-            <w:r>
-              <w:rPr>
-                <w:rFonts w:hint="eastAsia"/>
-                <w:sz w:val="20"/>
-                <w:szCs w:val="20"/>
-              </w:rPr>
-              <w:t>]</w:t>
+              <w:t xml:space="preserve">         [可指定抽数]</w:t>
             </w:r>
           </w:p>
         </w:tc>
@@ -2166,7 +2007,6 @@
         </w:rPr>
         <w:t xml:space="preserve"> </w:t>
       </w:r>
-      <w:proofErr w:type="gramStart"/>
       <w:r>
         <w:rPr>
           <w:rFonts w:ascii="Cambria Math" w:hAnsi="Cambria Math" w:cs="Cambria Math" w:hint="eastAsia"/>
@@ -2177,7 +2017,6 @@
         </w:rPr>
         <w:t>跨群游戏</w:t>
       </w:r>
-      <w:proofErr w:type="gramEnd"/>
       <w:r>
         <w:rPr>
           <w:b/>
@@ -2303,7 +2142,6 @@
                 <w:szCs w:val="20"/>
               </w:rPr>
             </w:pPr>
-            <w:proofErr w:type="spellStart"/>
             <w:r>
               <w:rPr>
                 <w:rFonts w:hint="eastAsia"/>
@@ -2314,7 +2152,6 @@
               </w:rPr>
               <w:t>DisMatch</w:t>
             </w:r>
-            <w:proofErr w:type="spellEnd"/>
             <w:r>
               <w:rPr>
                 <w:rFonts w:hint="eastAsia"/>
@@ -2349,27 +2186,15 @@
                 <w:szCs w:val="20"/>
               </w:rPr>
             </w:pPr>
-            <w:proofErr w:type="spellStart"/>
-            <w:r>
-              <w:rPr>
-                <w:rFonts w:hint="eastAsia"/>
-                <w:b/>
-                <w:bCs/>
-                <w:sz w:val="20"/>
-                <w:szCs w:val="20"/>
-              </w:rPr>
-              <w:t>FinishMatch</w:t>
-            </w:r>
-            <w:proofErr w:type="spellEnd"/>
-            <w:r>
-              <w:rPr>
-                <w:rFonts w:hint="eastAsia"/>
-                <w:b/>
-                <w:bCs/>
-                <w:sz w:val="20"/>
-                <w:szCs w:val="20"/>
-              </w:rPr>
-              <w:t xml:space="preserve"> </w:t>
+            <w:r>
+              <w:rPr>
+                <w:rFonts w:hint="eastAsia"/>
+                <w:b/>
+                <w:bCs/>
+                <w:sz w:val="20"/>
+                <w:szCs w:val="20"/>
+              </w:rPr>
+              <w:t xml:space="preserve">FinishMatch </w:t>
             </w:r>
             <w:r>
               <w:rPr>
@@ -2393,27 +2218,15 @@
                 <w:szCs w:val="20"/>
               </w:rPr>
             </w:pPr>
-            <w:proofErr w:type="spellStart"/>
-            <w:r>
-              <w:rPr>
-                <w:rFonts w:hint="eastAsia"/>
-                <w:b/>
-                <w:bCs/>
-                <w:sz w:val="20"/>
-                <w:szCs w:val="20"/>
-              </w:rPr>
-              <w:t>RecentPlayer</w:t>
-            </w:r>
-            <w:proofErr w:type="spellEnd"/>
-            <w:r>
-              <w:rPr>
-                <w:rFonts w:hint="eastAsia"/>
-                <w:b/>
-                <w:bCs/>
-                <w:sz w:val="20"/>
-                <w:szCs w:val="20"/>
-              </w:rPr>
-              <w:t xml:space="preserve"> </w:t>
+            <w:r>
+              <w:rPr>
+                <w:rFonts w:hint="eastAsia"/>
+                <w:b/>
+                <w:bCs/>
+                <w:sz w:val="20"/>
+                <w:szCs w:val="20"/>
+              </w:rPr>
+              <w:t xml:space="preserve">RecentPlayer </w:t>
             </w:r>
             <w:r>
               <w:rPr>
@@ -2489,7 +2302,6 @@
               </w:rPr>
               <w:t xml:space="preserve">Looting  </w:t>
             </w:r>
-            <w:proofErr w:type="gramStart"/>
             <w:r>
               <w:rPr>
                 <w:rFonts w:hint="eastAsia"/>
@@ -2498,7 +2310,6 @@
               </w:rPr>
               <w:t>摸金</w:t>
             </w:r>
-            <w:proofErr w:type="gramEnd"/>
           </w:p>
         </w:tc>
         <w:tc>
@@ -2516,27 +2327,15 @@
                 <w:szCs w:val="20"/>
               </w:rPr>
             </w:pPr>
-            <w:proofErr w:type="spellStart"/>
-            <w:r>
-              <w:rPr>
-                <w:rFonts w:hint="eastAsia"/>
-                <w:b/>
-                <w:bCs/>
-                <w:sz w:val="20"/>
-                <w:szCs w:val="20"/>
-              </w:rPr>
-              <w:t>Reversi</w:t>
-            </w:r>
-            <w:proofErr w:type="spellEnd"/>
-            <w:r>
-              <w:rPr>
-                <w:rFonts w:hint="eastAsia"/>
-                <w:b/>
-                <w:bCs/>
-                <w:sz w:val="20"/>
-                <w:szCs w:val="20"/>
-              </w:rPr>
-              <w:t xml:space="preserve">  </w:t>
+            <w:r>
+              <w:rPr>
+                <w:rFonts w:hint="eastAsia"/>
+                <w:b/>
+                <w:bCs/>
+                <w:sz w:val="20"/>
+                <w:szCs w:val="20"/>
+              </w:rPr>
+              <w:t xml:space="preserve">Reversi  </w:t>
             </w:r>
             <w:r>
               <w:rPr>
@@ -2563,27 +2362,15 @@
                 <w:szCs w:val="20"/>
               </w:rPr>
             </w:pPr>
-            <w:proofErr w:type="spellStart"/>
-            <w:r>
-              <w:rPr>
-                <w:rFonts w:hint="eastAsia"/>
-                <w:b/>
-                <w:bCs/>
-                <w:sz w:val="20"/>
-                <w:szCs w:val="20"/>
-              </w:rPr>
-              <w:t>TicTacToe</w:t>
-            </w:r>
-            <w:proofErr w:type="spellEnd"/>
-            <w:r>
-              <w:rPr>
-                <w:rFonts w:hint="eastAsia"/>
-                <w:b/>
-                <w:bCs/>
-                <w:sz w:val="20"/>
-                <w:szCs w:val="20"/>
-              </w:rPr>
-              <w:t xml:space="preserve"> </w:t>
+            <w:r>
+              <w:rPr>
+                <w:rFonts w:hint="eastAsia"/>
+                <w:b/>
+                <w:bCs/>
+                <w:sz w:val="20"/>
+                <w:szCs w:val="20"/>
+              </w:rPr>
+              <w:t xml:space="preserve">TicTacToe </w:t>
             </w:r>
             <w:r>
               <w:rPr>
@@ -2807,7 +2594,6 @@
                 <w:szCs w:val="20"/>
               </w:rPr>
             </w:pPr>
-            <w:proofErr w:type="spellStart"/>
             <w:r>
               <w:rPr>
                 <w:rFonts w:hint="eastAsia"/>
@@ -2819,7 +2605,6 @@
               </w:rPr>
               <w:t>AccessSet</w:t>
             </w:r>
-            <w:proofErr w:type="spellEnd"/>
             <w:r>
               <w:rPr>
                 <w:rFonts w:hint="eastAsia"/>
@@ -2843,30 +2628,16 @@
                 <w:szCs w:val="20"/>
               </w:rPr>
             </w:pPr>
-            <w:proofErr w:type="spellStart"/>
-            <w:r>
-              <w:rPr>
-                <w:rFonts w:hint="eastAsia"/>
-                <w:b/>
-                <w:bCs/>
-                <w:sz w:val="20"/>
-                <w:szCs w:val="20"/>
-                <w:u w:val="double"/>
-              </w:rPr>
-              <w:t>Func</w:t>
-            </w:r>
-            <w:r>
-              <w:rPr>
-                <w:rFonts w:hint="eastAsia"/>
-                <w:b/>
-                <w:bCs/>
-                <w:sz w:val="20"/>
-                <w:szCs w:val="20"/>
-                <w:u w:val="double"/>
-              </w:rPr>
-              <w:t>Set</w:t>
-            </w:r>
-            <w:proofErr w:type="spellEnd"/>
+            <w:r>
+              <w:rPr>
+                <w:rFonts w:hint="eastAsia"/>
+                <w:b/>
+                <w:bCs/>
+                <w:sz w:val="20"/>
+                <w:szCs w:val="20"/>
+              </w:rPr>
+              <w:t>FuncSet</w:t>
+            </w:r>
             <w:r>
               <w:rPr>
                 <w:rFonts w:hint="eastAsia"/>
@@ -2898,7 +2669,6 @@
                 <w:szCs w:val="20"/>
               </w:rPr>
             </w:pPr>
-            <w:proofErr w:type="spellStart"/>
             <w:r>
               <w:rPr>
                 <w:rFonts w:hint="eastAsia"/>
@@ -2910,7 +2680,6 @@
               </w:rPr>
               <w:t>GroupSet</w:t>
             </w:r>
-            <w:proofErr w:type="spellEnd"/>
             <w:r>
               <w:rPr>
                 <w:rFonts w:hint="eastAsia"/>
@@ -2950,7 +2719,6 @@
                 <w:u w:val="double"/>
               </w:rPr>
             </w:pPr>
-            <w:proofErr w:type="spellStart"/>
             <w:r>
               <w:rPr>
                 <w:rFonts w:hint="eastAsia"/>
@@ -2962,7 +2730,6 @@
               </w:rPr>
               <w:t>UserBan</w:t>
             </w:r>
-            <w:proofErr w:type="spellEnd"/>
             <w:r>
               <w:rPr>
                 <w:rFonts w:hint="eastAsia"/>
@@ -3035,7 +2802,6 @@
                 <w:u w:val="double"/>
               </w:rPr>
             </w:pPr>
-            <w:proofErr w:type="spellStart"/>
             <w:r>
               <w:rPr>
                 <w:rFonts w:hint="eastAsia"/>
@@ -3047,7 +2813,6 @@
               </w:rPr>
               <w:t>ImageFolder</w:t>
             </w:r>
-            <w:proofErr w:type="spellEnd"/>
             <w:r>
               <w:rPr>
                 <w:rFonts w:hint="eastAsia"/>
@@ -3874,7 +3639,6 @@
         </w:rPr>
         <w:t xml:space="preserve"> </w:t>
       </w:r>
-      <w:proofErr w:type="spellStart"/>
       <w:r>
         <w:rPr>
           <w:rFonts w:hint="eastAsia"/>
@@ -3885,7 +3649,6 @@
         </w:rPr>
         <w:t>acg</w:t>
       </w:r>
-      <w:proofErr w:type="spellEnd"/>
       <w:r>
         <w:rPr>
           <w:rFonts w:hint="eastAsia"/>
@@ -3922,7 +3685,6 @@
         </w:rPr>
         <w:t>可通过</w:t>
       </w:r>
-      <w:proofErr w:type="spellStart"/>
       <w:r>
         <w:rPr>
           <w:rFonts w:hint="eastAsia"/>
@@ -3933,7 +3695,6 @@
         </w:rPr>
         <w:t>ImageFolder</w:t>
       </w:r>
-      <w:proofErr w:type="spellEnd"/>
       <w:r>
         <w:rPr>
           <w:rFonts w:hint="eastAsia"/>
@@ -4004,7 +3765,6 @@
         </w:rPr>
         <w:t xml:space="preserve"> </w:t>
       </w:r>
-      <w:proofErr w:type="gramStart"/>
       <w:r>
         <w:rPr>
           <w:rFonts w:hint="eastAsia"/>
@@ -4013,7 +3773,6 @@
         </w:rPr>
         <w:t>跨群游戏</w:t>
       </w:r>
-      <w:proofErr w:type="gramEnd"/>
       <w:r>
         <w:rPr>
           <w:rFonts w:hint="eastAsia"/>
@@ -4254,7 +4013,6 @@
         </w:rPr>
         <w:t xml:space="preserve"> 需通过</w:t>
       </w:r>
-      <w:proofErr w:type="spellStart"/>
       <w:r>
         <w:rPr>
           <w:rFonts w:hint="eastAsia"/>
@@ -4273,31 +4031,8 @@
           <w:sz w:val="20"/>
           <w:szCs w:val="20"/>
         </w:rPr>
-        <w:t>Set</w:t>
-      </w:r>
-      <w:proofErr w:type="spellEnd"/>
-      <w:r>
-        <w:rPr>
-          <w:rFonts w:hint="eastAsia"/>
-          <w:b/>
-          <w:bCs/>
-          <w:sz w:val="20"/>
-          <w:szCs w:val="20"/>
-        </w:rPr>
-        <w:t>/</w:t>
-      </w:r>
-      <w:proofErr w:type="spellStart"/>
-      <w:r>
-        <w:rPr>
-          <w:rFonts w:hint="eastAsia"/>
-          <w:b/>
-          <w:bCs/>
-          <w:sz w:val="20"/>
-          <w:szCs w:val="20"/>
-        </w:rPr>
-        <w:t>GroupSet</w:t>
-      </w:r>
-      <w:proofErr w:type="spellEnd"/>
+        <w:t>Set/GroupSet</w:t>
+      </w:r>
       <w:r>
         <w:rPr>
           <w:rFonts w:hint="eastAsia"/>
@@ -4314,7 +4049,6 @@
         </w:rPr>
         <w:t>启用</w:t>
       </w:r>
-      <w:proofErr w:type="spellStart"/>
       <w:r>
         <w:rPr>
           <w:rFonts w:hint="eastAsia"/>
@@ -4335,7 +4069,6 @@
         </w:rPr>
         <w:t>essageCollect</w:t>
       </w:r>
-      <w:proofErr w:type="spellEnd"/>
       <w:r>
         <w:rPr>
           <w:rFonts w:hint="eastAsia"/>
@@ -4452,53 +4185,23 @@
         </w:rPr>
         <w:t xml:space="preserve"> </w:t>
       </w:r>
-      <w:proofErr w:type="spellStart"/>
-      <w:r>
-        <w:rPr>
-          <w:rFonts w:hint="eastAsia"/>
-          <w:b/>
-          <w:bCs/>
-          <w:sz w:val="20"/>
-          <w:szCs w:val="20"/>
-        </w:rPr>
-        <w:t>GroupSet</w:t>
-      </w:r>
-      <w:proofErr w:type="spellEnd"/>
-      <w:r>
-        <w:rPr>
-          <w:rFonts w:hint="eastAsia"/>
-          <w:b/>
-          <w:bCs/>
-          <w:sz w:val="20"/>
-          <w:szCs w:val="20"/>
-        </w:rPr>
-        <w:t xml:space="preserve"> 群设置</w:t>
-      </w:r>
-      <w:r>
-        <w:rPr>
-          <w:rFonts w:hint="eastAsia"/>
-          <w:sz w:val="20"/>
-          <w:szCs w:val="20"/>
-        </w:rPr>
-        <w:t xml:space="preserve"> 命令中，并</w:t>
-      </w:r>
-      <w:proofErr w:type="gramStart"/>
-      <w:r>
-        <w:rPr>
-          <w:rFonts w:hint="eastAsia"/>
-          <w:sz w:val="20"/>
-          <w:szCs w:val="20"/>
-        </w:rPr>
-        <w:t>按群聊</w:t>
-      </w:r>
-      <w:proofErr w:type="gramEnd"/>
-      <w:r>
-        <w:rPr>
-          <w:rFonts w:hint="eastAsia"/>
-          <w:sz w:val="20"/>
-          <w:szCs w:val="20"/>
-        </w:rPr>
-        <w:t>保存独立配置。</w:t>
+      <w:r>
+        <w:rPr>
+          <w:rFonts w:hint="eastAsia"/>
+          <w:b/>
+          <w:bCs/>
+          <w:sz w:val="20"/>
+          <w:szCs w:val="20"/>
+        </w:rPr>
+        <w:t>GroupSet 群设置</w:t>
+      </w:r>
+      <w:r>
+        <w:rPr>
+          <w:rFonts w:hint="eastAsia"/>
+          <w:sz w:val="20"/>
+          <w:szCs w:val="20"/>
+        </w:rPr>
+        <w:t xml:space="preserve"> 命令中，并按群聊保存独立配置。</w:t>
       </w:r>
     </w:p>
     <w:p>
@@ -5071,7 +4774,6 @@
         </w:rPr>
         <w:t xml:space="preserve"> </w:t>
       </w:r>
-      <w:proofErr w:type="spellStart"/>
       <w:r>
         <w:rPr>
           <w:rFonts w:hint="eastAsia"/>
@@ -5080,7 +4782,6 @@
         </w:rPr>
         <w:t>Aloic</w:t>
       </w:r>
-      <w:proofErr w:type="spellEnd"/>
       <w:r>
         <w:rPr>
           <w:rFonts w:hint="eastAsia"/>
@@ -5110,18 +4811,8 @@
           <w:sz w:val="20"/>
           <w:szCs w:val="20"/>
         </w:rPr>
-        <w:t xml:space="preserve"> </w:t>
-      </w:r>
-      <w:proofErr w:type="spellStart"/>
-      <w:r>
-        <w:rPr>
-          <w:rFonts w:hint="eastAsia"/>
-          <w:sz w:val="20"/>
-          <w:szCs w:val="20"/>
-        </w:rPr>
-        <w:t>Lazybot</w:t>
-      </w:r>
-      <w:proofErr w:type="spellEnd"/>
+        <w:t xml:space="preserve"> Lazybot</w:t>
+      </w:r>
     </w:p>
     <w:sectPr>
       <w:pgSz w:w="11906" w:h="16838"/>

--- a/src/main/resources/static/help/help.docx
+++ b/src/main/resources/static/help/help.docx
@@ -308,7 +308,15 @@
                 <w:sz w:val="20"/>
                 <w:szCs w:val="20"/>
               </w:rPr>
-              <w:t xml:space="preserve">  聊天</w:t>
+              <w:t xml:space="preserve">  </w:t>
+            </w:r>
+            <w:r>
+              <w:rPr>
+                <w:rFonts w:hint="eastAsia"/>
+                <w:sz w:val="20"/>
+                <w:szCs w:val="20"/>
+              </w:rPr>
+              <w:t>对话</w:t>
             </w:r>
             <w:r>
               <w:rPr>
@@ -332,15 +340,27 @@
                 <w:szCs w:val="20"/>
               </w:rPr>
             </w:pPr>
-            <w:r>
-              <w:rPr>
-                <w:rFonts w:hint="eastAsia"/>
-                <w:b/>
-                <w:bCs/>
-                <w:sz w:val="20"/>
-                <w:szCs w:val="20"/>
-              </w:rPr>
-              <w:t xml:space="preserve">SysMsgSet </w:t>
+            <w:proofErr w:type="spellStart"/>
+            <w:r>
+              <w:rPr>
+                <w:rFonts w:hint="eastAsia"/>
+                <w:b/>
+                <w:bCs/>
+                <w:sz w:val="20"/>
+                <w:szCs w:val="20"/>
+              </w:rPr>
+              <w:t>SysMsgSet</w:t>
+            </w:r>
+            <w:proofErr w:type="spellEnd"/>
+            <w:r>
+              <w:rPr>
+                <w:rFonts w:hint="eastAsia"/>
+                <w:b/>
+                <w:bCs/>
+                <w:sz w:val="20"/>
+                <w:szCs w:val="20"/>
+              </w:rPr>
+              <w:t xml:space="preserve"> </w:t>
             </w:r>
             <w:r>
               <w:rPr>
@@ -370,6 +390,7 @@
                 <w:szCs w:val="20"/>
               </w:rPr>
             </w:pPr>
+            <w:proofErr w:type="spellStart"/>
             <w:r>
               <w:rPr>
                 <w:rFonts w:hint="eastAsia"/>
@@ -381,6 +402,7 @@
               </w:rPr>
               <w:t>ChatHistory</w:t>
             </w:r>
+            <w:proofErr w:type="spellEnd"/>
             <w:r>
               <w:rPr>
                 <w:rFonts w:hint="eastAsia"/>
@@ -404,6 +426,7 @@
                 <w:szCs w:val="20"/>
               </w:rPr>
             </w:pPr>
+            <w:proofErr w:type="spellStart"/>
             <w:r>
               <w:rPr>
                 <w:rFonts w:hint="eastAsia"/>
@@ -415,6 +438,7 @@
               </w:rPr>
               <w:t>ChatReset</w:t>
             </w:r>
+            <w:proofErr w:type="spellEnd"/>
             <w:r>
               <w:rPr>
                 <w:rFonts w:hint="eastAsia"/>
@@ -491,6 +515,7 @@
                 <w:szCs w:val="20"/>
               </w:rPr>
             </w:pPr>
+            <w:proofErr w:type="spellStart"/>
             <w:r>
               <w:rPr>
                 <w:rFonts w:hint="eastAsia"/>
@@ -501,6 +526,7 @@
               </w:rPr>
               <w:t>SayingSave</w:t>
             </w:r>
+            <w:proofErr w:type="spellEnd"/>
             <w:r>
               <w:rPr>
                 <w:rFonts w:hint="eastAsia"/>
@@ -524,6 +550,7 @@
                 <w:szCs w:val="20"/>
               </w:rPr>
             </w:pPr>
+            <w:proofErr w:type="spellStart"/>
             <w:r>
               <w:rPr>
                 <w:rFonts w:hint="eastAsia"/>
@@ -533,7 +560,19 @@
                 <w:szCs w:val="20"/>
                 <w:u w:val="double"/>
               </w:rPr>
-              <w:t>RandomSaying/say</w:t>
+              <w:t>RandomSaying</w:t>
+            </w:r>
+            <w:proofErr w:type="spellEnd"/>
+            <w:r>
+              <w:rPr>
+                <w:rFonts w:hint="eastAsia"/>
+                <w:b/>
+                <w:bCs/>
+                <w:sz w:val="20"/>
+                <w:szCs w:val="20"/>
+                <w:u w:val="double"/>
+              </w:rPr>
+              <w:t>/say</w:t>
             </w:r>
             <w:r>
               <w:rPr>
@@ -558,6 +597,7 @@
                 <w:szCs w:val="20"/>
               </w:rPr>
             </w:pPr>
+            <w:proofErr w:type="spellStart"/>
             <w:r>
               <w:rPr>
                 <w:rFonts w:hint="eastAsia"/>
@@ -568,6 +608,7 @@
               </w:rPr>
               <w:t>SayingDel</w:t>
             </w:r>
+            <w:proofErr w:type="spellEnd"/>
             <w:r>
               <w:rPr>
                 <w:rFonts w:hint="eastAsia"/>
@@ -702,6 +743,7 @@
                 <w:szCs w:val="20"/>
               </w:rPr>
             </w:pPr>
+            <w:proofErr w:type="spellStart"/>
             <w:r>
               <w:rPr>
                 <w:rFonts w:hint="eastAsia"/>
@@ -711,8 +753,33 @@
                 <w:szCs w:val="20"/>
                 <w:u w:val="double"/>
               </w:rPr>
-              <w:t>RandomImage/img</w:t>
-            </w:r>
+              <w:t>RandomImage</w:t>
+            </w:r>
+            <w:proofErr w:type="spellEnd"/>
+            <w:r>
+              <w:rPr>
+                <w:rFonts w:hint="eastAsia"/>
+                <w:b/>
+                <w:bCs/>
+                <w:sz w:val="20"/>
+                <w:szCs w:val="20"/>
+                <w:u w:val="double"/>
+              </w:rPr>
+              <w:t>/</w:t>
+            </w:r>
+            <w:proofErr w:type="spellStart"/>
+            <w:r>
+              <w:rPr>
+                <w:rFonts w:hint="eastAsia"/>
+                <w:b/>
+                <w:bCs/>
+                <w:sz w:val="20"/>
+                <w:szCs w:val="20"/>
+                <w:u w:val="double"/>
+              </w:rPr>
+              <w:t>img</w:t>
+            </w:r>
+            <w:proofErr w:type="spellEnd"/>
             <w:r>
               <w:rPr>
                 <w:rFonts w:hint="eastAsia"/>
@@ -744,6 +811,7 @@
                 <w:szCs w:val="20"/>
               </w:rPr>
             </w:pPr>
+            <w:proofErr w:type="spellStart"/>
             <w:r>
               <w:rPr>
                 <w:rFonts w:hint="eastAsia"/>
@@ -754,6 +822,7 @@
               </w:rPr>
               <w:t>ImageSave</w:t>
             </w:r>
+            <w:proofErr w:type="spellEnd"/>
             <w:r>
               <w:rPr>
                 <w:rFonts w:hint="eastAsia"/>
@@ -779,6 +848,7 @@
                 <w:szCs w:val="20"/>
               </w:rPr>
             </w:pPr>
+            <w:proofErr w:type="spellStart"/>
             <w:r>
               <w:rPr>
                 <w:rFonts w:hint="eastAsia"/>
@@ -789,6 +859,7 @@
               </w:rPr>
               <w:t>ImageGet</w:t>
             </w:r>
+            <w:proofErr w:type="spellEnd"/>
             <w:r>
               <w:rPr>
                 <w:rFonts w:hint="eastAsia"/>
@@ -815,6 +886,7 @@
                 <w:szCs w:val="20"/>
               </w:rPr>
             </w:pPr>
+            <w:proofErr w:type="spellStart"/>
             <w:r>
               <w:rPr>
                 <w:rFonts w:hint="eastAsia"/>
@@ -825,6 +897,7 @@
               </w:rPr>
               <w:t>ImageDel</w:t>
             </w:r>
+            <w:proofErr w:type="spellEnd"/>
             <w:r>
               <w:rPr>
                 <w:rFonts w:hint="eastAsia"/>
@@ -851,6 +924,7 @@
                 <w:szCs w:val="20"/>
               </w:rPr>
             </w:pPr>
+            <w:proofErr w:type="spellStart"/>
             <w:r>
               <w:rPr>
                 <w:rFonts w:hint="eastAsia"/>
@@ -861,6 +935,7 @@
               </w:rPr>
               <w:t>ImageList</w:t>
             </w:r>
+            <w:proofErr w:type="spellEnd"/>
             <w:r>
               <w:rPr>
                 <w:rFonts w:hint="eastAsia"/>
@@ -931,6 +1006,7 @@
                 <w:szCs w:val="20"/>
               </w:rPr>
             </w:pPr>
+            <w:proofErr w:type="spellStart"/>
             <w:r>
               <w:rPr>
                 <w:b/>
@@ -941,6 +1017,7 @@
               </w:rPr>
               <w:t>RandomVideo</w:t>
             </w:r>
+            <w:proofErr w:type="spellEnd"/>
             <w:r>
               <w:rPr>
                 <w:rFonts w:hint="eastAsia"/>
@@ -1013,14 +1090,25 @@
                 <w:szCs w:val="20"/>
               </w:rPr>
             </w:pPr>
-            <w:r>
-              <w:rPr>
-                <w:b/>
-                <w:bCs/>
-                <w:sz w:val="20"/>
-                <w:szCs w:val="20"/>
-              </w:rPr>
-              <w:t xml:space="preserve">VideoSave </w:t>
+            <w:proofErr w:type="spellStart"/>
+            <w:r>
+              <w:rPr>
+                <w:b/>
+                <w:bCs/>
+                <w:sz w:val="20"/>
+                <w:szCs w:val="20"/>
+              </w:rPr>
+              <w:t>VideoSave</w:t>
+            </w:r>
+            <w:proofErr w:type="spellEnd"/>
+            <w:r>
+              <w:rPr>
+                <w:b/>
+                <w:bCs/>
+                <w:sz w:val="20"/>
+                <w:szCs w:val="20"/>
+              </w:rPr>
+              <w:t xml:space="preserve"> </w:t>
             </w:r>
             <w:r>
               <w:rPr>
@@ -1048,14 +1136,25 @@
                 <w:szCs w:val="20"/>
               </w:rPr>
             </w:pPr>
-            <w:r>
-              <w:rPr>
-                <w:b/>
-                <w:bCs/>
-                <w:sz w:val="20"/>
-                <w:szCs w:val="20"/>
-              </w:rPr>
-              <w:t xml:space="preserve">VideoGet </w:t>
+            <w:proofErr w:type="spellStart"/>
+            <w:r>
+              <w:rPr>
+                <w:b/>
+                <w:bCs/>
+                <w:sz w:val="20"/>
+                <w:szCs w:val="20"/>
+              </w:rPr>
+              <w:t>VideoGet</w:t>
+            </w:r>
+            <w:proofErr w:type="spellEnd"/>
+            <w:r>
+              <w:rPr>
+                <w:b/>
+                <w:bCs/>
+                <w:sz w:val="20"/>
+                <w:szCs w:val="20"/>
+              </w:rPr>
+              <w:t xml:space="preserve"> </w:t>
             </w:r>
             <w:r>
               <w:rPr>
@@ -1084,14 +1183,25 @@
                 <w:szCs w:val="20"/>
               </w:rPr>
             </w:pPr>
-            <w:r>
-              <w:rPr>
-                <w:b/>
-                <w:bCs/>
-                <w:sz w:val="20"/>
-                <w:szCs w:val="20"/>
-              </w:rPr>
-              <w:t xml:space="preserve">VideoDel </w:t>
+            <w:proofErr w:type="spellStart"/>
+            <w:r>
+              <w:rPr>
+                <w:b/>
+                <w:bCs/>
+                <w:sz w:val="20"/>
+                <w:szCs w:val="20"/>
+              </w:rPr>
+              <w:t>VideoDel</w:t>
+            </w:r>
+            <w:proofErr w:type="spellEnd"/>
+            <w:r>
+              <w:rPr>
+                <w:b/>
+                <w:bCs/>
+                <w:sz w:val="20"/>
+                <w:szCs w:val="20"/>
+              </w:rPr>
+              <w:t xml:space="preserve"> </w:t>
             </w:r>
             <w:r>
               <w:rPr>
@@ -1121,14 +1231,25 @@
                 <w:szCs w:val="20"/>
               </w:rPr>
             </w:pPr>
-            <w:r>
-              <w:rPr>
-                <w:b/>
-                <w:bCs/>
-                <w:sz w:val="20"/>
-                <w:szCs w:val="20"/>
-              </w:rPr>
-              <w:t xml:space="preserve">VideoList </w:t>
+            <w:proofErr w:type="spellStart"/>
+            <w:r>
+              <w:rPr>
+                <w:b/>
+                <w:bCs/>
+                <w:sz w:val="20"/>
+                <w:szCs w:val="20"/>
+              </w:rPr>
+              <w:t>VideoList</w:t>
+            </w:r>
+            <w:proofErr w:type="spellEnd"/>
+            <w:r>
+              <w:rPr>
+                <w:b/>
+                <w:bCs/>
+                <w:sz w:val="20"/>
+                <w:szCs w:val="20"/>
+              </w:rPr>
+              <w:t xml:space="preserve"> </w:t>
             </w:r>
             <w:r>
               <w:rPr>
@@ -1193,6 +1314,7 @@
                 <w:rFonts w:hint="eastAsia"/>
               </w:rPr>
             </w:pPr>
+            <w:proofErr w:type="spellStart"/>
             <w:r>
               <w:rPr>
                 <w:b/>
@@ -1212,8 +1334,33 @@
                 <w:szCs w:val="20"/>
                 <w:u w:val="double"/>
               </w:rPr>
-              <w:t>Audio/aud</w:t>
-            </w:r>
+              <w:t>Audio</w:t>
+            </w:r>
+            <w:proofErr w:type="spellEnd"/>
+            <w:r>
+              <w:rPr>
+                <w:rFonts w:hint="eastAsia"/>
+                <w:b/>
+                <w:bCs/>
+                <w:sz w:val="20"/>
+                <w:szCs w:val="20"/>
+                <w:u w:val="double"/>
+              </w:rPr>
+              <w:t>/</w:t>
+            </w:r>
+            <w:proofErr w:type="spellStart"/>
+            <w:r>
+              <w:rPr>
+                <w:rFonts w:hint="eastAsia"/>
+                <w:b/>
+                <w:bCs/>
+                <w:sz w:val="20"/>
+                <w:szCs w:val="20"/>
+                <w:u w:val="double"/>
+              </w:rPr>
+              <w:t>aud</w:t>
+            </w:r>
+            <w:proofErr w:type="spellEnd"/>
             <w:r>
               <w:rPr>
                 <w:b/>
@@ -1331,6 +1478,7 @@
                 <w:szCs w:val="20"/>
               </w:rPr>
             </w:pPr>
+            <w:proofErr w:type="spellStart"/>
             <w:r>
               <w:rPr>
                 <w:rFonts w:hint="eastAsia"/>
@@ -1341,6 +1489,7 @@
               </w:rPr>
               <w:t>CheckIn</w:t>
             </w:r>
+            <w:proofErr w:type="spellEnd"/>
             <w:r>
               <w:rPr>
                 <w:rFonts w:hint="eastAsia"/>
@@ -1700,7 +1849,25 @@
                 <w:sz w:val="20"/>
                 <w:szCs w:val="20"/>
               </w:rPr>
-              <w:t xml:space="preserve">         [可指定抽数]</w:t>
+              <w:t xml:space="preserve">         [可</w:t>
+            </w:r>
+            <w:proofErr w:type="gramStart"/>
+            <w:r>
+              <w:rPr>
+                <w:rFonts w:hint="eastAsia"/>
+                <w:sz w:val="20"/>
+                <w:szCs w:val="20"/>
+              </w:rPr>
+              <w:t>指定抽数</w:t>
+            </w:r>
+            <w:proofErr w:type="gramEnd"/>
+            <w:r>
+              <w:rPr>
+                <w:rFonts w:hint="eastAsia"/>
+                <w:sz w:val="20"/>
+                <w:szCs w:val="20"/>
+              </w:rPr>
+              <w:t>]</w:t>
             </w:r>
           </w:p>
         </w:tc>
@@ -2007,6 +2174,7 @@
         </w:rPr>
         <w:t xml:space="preserve"> </w:t>
       </w:r>
+      <w:proofErr w:type="gramStart"/>
       <w:r>
         <w:rPr>
           <w:rFonts w:ascii="Cambria Math" w:hAnsi="Cambria Math" w:cs="Cambria Math" w:hint="eastAsia"/>
@@ -2017,6 +2185,7 @@
         </w:rPr>
         <w:t>跨群游戏</w:t>
       </w:r>
+      <w:proofErr w:type="gramEnd"/>
       <w:r>
         <w:rPr>
           <w:b/>
@@ -2142,6 +2311,7 @@
                 <w:szCs w:val="20"/>
               </w:rPr>
             </w:pPr>
+            <w:proofErr w:type="spellStart"/>
             <w:r>
               <w:rPr>
                 <w:rFonts w:hint="eastAsia"/>
@@ -2152,6 +2322,7 @@
               </w:rPr>
               <w:t>DisMatch</w:t>
             </w:r>
+            <w:proofErr w:type="spellEnd"/>
             <w:r>
               <w:rPr>
                 <w:rFonts w:hint="eastAsia"/>
@@ -2186,15 +2357,27 @@
                 <w:szCs w:val="20"/>
               </w:rPr>
             </w:pPr>
-            <w:r>
-              <w:rPr>
-                <w:rFonts w:hint="eastAsia"/>
-                <w:b/>
-                <w:bCs/>
-                <w:sz w:val="20"/>
-                <w:szCs w:val="20"/>
-              </w:rPr>
-              <w:t xml:space="preserve">FinishMatch </w:t>
+            <w:proofErr w:type="spellStart"/>
+            <w:r>
+              <w:rPr>
+                <w:rFonts w:hint="eastAsia"/>
+                <w:b/>
+                <w:bCs/>
+                <w:sz w:val="20"/>
+                <w:szCs w:val="20"/>
+              </w:rPr>
+              <w:t>FinishMatch</w:t>
+            </w:r>
+            <w:proofErr w:type="spellEnd"/>
+            <w:r>
+              <w:rPr>
+                <w:rFonts w:hint="eastAsia"/>
+                <w:b/>
+                <w:bCs/>
+                <w:sz w:val="20"/>
+                <w:szCs w:val="20"/>
+              </w:rPr>
+              <w:t xml:space="preserve"> </w:t>
             </w:r>
             <w:r>
               <w:rPr>
@@ -2218,15 +2401,27 @@
                 <w:szCs w:val="20"/>
               </w:rPr>
             </w:pPr>
-            <w:r>
-              <w:rPr>
-                <w:rFonts w:hint="eastAsia"/>
-                <w:b/>
-                <w:bCs/>
-                <w:sz w:val="20"/>
-                <w:szCs w:val="20"/>
-              </w:rPr>
-              <w:t xml:space="preserve">RecentPlayer </w:t>
+            <w:proofErr w:type="spellStart"/>
+            <w:r>
+              <w:rPr>
+                <w:rFonts w:hint="eastAsia"/>
+                <w:b/>
+                <w:bCs/>
+                <w:sz w:val="20"/>
+                <w:szCs w:val="20"/>
+              </w:rPr>
+              <w:t>RecentPlayer</w:t>
+            </w:r>
+            <w:proofErr w:type="spellEnd"/>
+            <w:r>
+              <w:rPr>
+                <w:rFonts w:hint="eastAsia"/>
+                <w:b/>
+                <w:bCs/>
+                <w:sz w:val="20"/>
+                <w:szCs w:val="20"/>
+              </w:rPr>
+              <w:t xml:space="preserve"> </w:t>
             </w:r>
             <w:r>
               <w:rPr>
@@ -2302,6 +2497,7 @@
               </w:rPr>
               <w:t xml:space="preserve">Looting  </w:t>
             </w:r>
+            <w:proofErr w:type="gramStart"/>
             <w:r>
               <w:rPr>
                 <w:rFonts w:hint="eastAsia"/>
@@ -2310,6 +2506,7 @@
               </w:rPr>
               <w:t>摸金</w:t>
             </w:r>
+            <w:proofErr w:type="gramEnd"/>
           </w:p>
         </w:tc>
         <w:tc>
@@ -2327,15 +2524,27 @@
                 <w:szCs w:val="20"/>
               </w:rPr>
             </w:pPr>
-            <w:r>
-              <w:rPr>
-                <w:rFonts w:hint="eastAsia"/>
-                <w:b/>
-                <w:bCs/>
-                <w:sz w:val="20"/>
-                <w:szCs w:val="20"/>
-              </w:rPr>
-              <w:t xml:space="preserve">Reversi  </w:t>
+            <w:proofErr w:type="spellStart"/>
+            <w:r>
+              <w:rPr>
+                <w:rFonts w:hint="eastAsia"/>
+                <w:b/>
+                <w:bCs/>
+                <w:sz w:val="20"/>
+                <w:szCs w:val="20"/>
+              </w:rPr>
+              <w:t>Reversi</w:t>
+            </w:r>
+            <w:proofErr w:type="spellEnd"/>
+            <w:r>
+              <w:rPr>
+                <w:rFonts w:hint="eastAsia"/>
+                <w:b/>
+                <w:bCs/>
+                <w:sz w:val="20"/>
+                <w:szCs w:val="20"/>
+              </w:rPr>
+              <w:t xml:space="preserve">  </w:t>
             </w:r>
             <w:r>
               <w:rPr>
@@ -2362,15 +2571,27 @@
                 <w:szCs w:val="20"/>
               </w:rPr>
             </w:pPr>
-            <w:r>
-              <w:rPr>
-                <w:rFonts w:hint="eastAsia"/>
-                <w:b/>
-                <w:bCs/>
-                <w:sz w:val="20"/>
-                <w:szCs w:val="20"/>
-              </w:rPr>
-              <w:t xml:space="preserve">TicTacToe </w:t>
+            <w:proofErr w:type="spellStart"/>
+            <w:r>
+              <w:rPr>
+                <w:rFonts w:hint="eastAsia"/>
+                <w:b/>
+                <w:bCs/>
+                <w:sz w:val="20"/>
+                <w:szCs w:val="20"/>
+              </w:rPr>
+              <w:t>TicTacToe</w:t>
+            </w:r>
+            <w:proofErr w:type="spellEnd"/>
+            <w:r>
+              <w:rPr>
+                <w:rFonts w:hint="eastAsia"/>
+                <w:b/>
+                <w:bCs/>
+                <w:sz w:val="20"/>
+                <w:szCs w:val="20"/>
+              </w:rPr>
+              <w:t xml:space="preserve"> </w:t>
             </w:r>
             <w:r>
               <w:rPr>
@@ -2594,6 +2815,7 @@
                 <w:szCs w:val="20"/>
               </w:rPr>
             </w:pPr>
+            <w:proofErr w:type="spellStart"/>
             <w:r>
               <w:rPr>
                 <w:rFonts w:hint="eastAsia"/>
@@ -2605,6 +2827,7 @@
               </w:rPr>
               <w:t>AccessSet</w:t>
             </w:r>
+            <w:proofErr w:type="spellEnd"/>
             <w:r>
               <w:rPr>
                 <w:rFonts w:hint="eastAsia"/>
@@ -2628,6 +2851,7 @@
                 <w:szCs w:val="20"/>
               </w:rPr>
             </w:pPr>
+            <w:proofErr w:type="spellStart"/>
             <w:r>
               <w:rPr>
                 <w:rFonts w:hint="eastAsia"/>
@@ -2638,6 +2862,7 @@
               </w:rPr>
               <w:t>FuncSet</w:t>
             </w:r>
+            <w:proofErr w:type="spellEnd"/>
             <w:r>
               <w:rPr>
                 <w:rFonts w:hint="eastAsia"/>
@@ -2669,6 +2894,7 @@
                 <w:szCs w:val="20"/>
               </w:rPr>
             </w:pPr>
+            <w:proofErr w:type="spellStart"/>
             <w:r>
               <w:rPr>
                 <w:rFonts w:hint="eastAsia"/>
@@ -2680,6 +2906,7 @@
               </w:rPr>
               <w:t>GroupSet</w:t>
             </w:r>
+            <w:proofErr w:type="spellEnd"/>
             <w:r>
               <w:rPr>
                 <w:rFonts w:hint="eastAsia"/>
@@ -2719,6 +2946,7 @@
                 <w:u w:val="double"/>
               </w:rPr>
             </w:pPr>
+            <w:proofErr w:type="spellStart"/>
             <w:r>
               <w:rPr>
                 <w:rFonts w:hint="eastAsia"/>
@@ -2730,6 +2958,7 @@
               </w:rPr>
               <w:t>UserBan</w:t>
             </w:r>
+            <w:proofErr w:type="spellEnd"/>
             <w:r>
               <w:rPr>
                 <w:rFonts w:hint="eastAsia"/>
@@ -2774,6 +3003,28 @@
                 <w:sz w:val="20"/>
                 <w:szCs w:val="20"/>
               </w:rPr>
+              <w:t>/</w:t>
+            </w:r>
+            <w:proofErr w:type="spellStart"/>
+            <w:r>
+              <w:rPr>
+                <w:rFonts w:hint="eastAsia"/>
+                <w:b/>
+                <w:bCs/>
+                <w:sz w:val="20"/>
+                <w:szCs w:val="20"/>
+              </w:rPr>
+              <w:t>rc</w:t>
+            </w:r>
+            <w:proofErr w:type="spellEnd"/>
+            <w:r>
+              <w:rPr>
+                <w:rFonts w:hint="eastAsia"/>
+                <w:b/>
+                <w:bCs/>
+                <w:sz w:val="20"/>
+                <w:szCs w:val="20"/>
+              </w:rPr>
               <w:t xml:space="preserve">  </w:t>
             </w:r>
             <w:r>
@@ -2802,6 +3053,7 @@
                 <w:u w:val="double"/>
               </w:rPr>
             </w:pPr>
+            <w:proofErr w:type="spellStart"/>
             <w:r>
               <w:rPr>
                 <w:rFonts w:hint="eastAsia"/>
@@ -2813,6 +3065,7 @@
               </w:rPr>
               <w:t>ImageFolder</w:t>
             </w:r>
+            <w:proofErr w:type="spellEnd"/>
             <w:r>
               <w:rPr>
                 <w:rFonts w:hint="eastAsia"/>
@@ -3072,1148 +3325,13 @@
     <w:p>
       <w:pPr>
         <w:spacing w:after="0" w:line="240" w:lineRule="auto"/>
-        <w:rPr>
-          <w:rFonts w:hint="eastAsia"/>
-        </w:rPr>
       </w:pPr>
     </w:p>
     <w:p>
       <w:pPr>
         <w:spacing w:after="0" w:line="240" w:lineRule="auto"/>
         <w:rPr>
-          <w:rFonts w:ascii="Segoe UI Emoji" w:hAnsi="Segoe UI Emoji" w:cs="Segoe UI Emoji"/>
-          <w:b/>
-          <w:bCs/>
-          <w:sz w:val="20"/>
-          <w:szCs w:val="20"/>
-        </w:rPr>
-      </w:pPr>
-      <w:r>
-        <w:rPr>
-          <w:rFonts w:hint="eastAsia"/>
-          <w:b/>
-          <w:bCs/>
-          <w:sz w:val="20"/>
-          <w:szCs w:val="20"/>
-        </w:rPr>
-        <w:t>[</w:t>
-      </w:r>
-      <w:r>
-        <w:rPr>
-          <w:rFonts w:hint="eastAsia"/>
-          <w:b/>
-          <w:bCs/>
-          <w:sz w:val="20"/>
-          <w:szCs w:val="20"/>
-        </w:rPr>
-        <w:t>注意事项</w:t>
-      </w:r>
-      <w:r>
-        <w:rPr>
-          <w:rFonts w:hint="eastAsia"/>
-          <w:b/>
-          <w:bCs/>
-          <w:sz w:val="20"/>
-          <w:szCs w:val="20"/>
-        </w:rPr>
-        <w:t>]</w:t>
-      </w:r>
-      <w:r>
-        <w:rPr>
-          <w:b/>
-          <w:bCs/>
-          <w:sz w:val="20"/>
-          <w:szCs w:val="20"/>
-        </w:rPr>
-        <w:tab/>
-      </w:r>
-      <w:r>
-        <w:rPr>
-          <w:b/>
-          <w:bCs/>
-          <w:sz w:val="20"/>
-          <w:szCs w:val="20"/>
-        </w:rPr>
-        <w:tab/>
-      </w:r>
-      <w:r>
-        <w:rPr>
-          <w:b/>
-          <w:bCs/>
-          <w:sz w:val="20"/>
-          <w:szCs w:val="20"/>
-        </w:rPr>
-        <w:tab/>
-      </w:r>
-      <w:r>
-        <w:rPr>
-          <w:b/>
-          <w:bCs/>
-          <w:sz w:val="20"/>
-          <w:szCs w:val="20"/>
-        </w:rPr>
-        <w:tab/>
-      </w:r>
-      <w:r>
-        <w:rPr>
-          <w:b/>
-          <w:bCs/>
-          <w:sz w:val="20"/>
-          <w:szCs w:val="20"/>
-        </w:rPr>
-        <w:tab/>
-      </w:r>
-      <w:r>
-        <w:rPr>
-          <w:rFonts w:hint="eastAsia"/>
-          <w:b/>
-          <w:bCs/>
-          <w:sz w:val="20"/>
-          <w:szCs w:val="20"/>
-        </w:rPr>
-        <w:t xml:space="preserve">     </w:t>
-      </w:r>
-      <w:r>
-        <w:rPr>
-          <w:rFonts w:hint="eastAsia"/>
-          <w:b/>
-          <w:bCs/>
-          <w:sz w:val="20"/>
-          <w:szCs w:val="20"/>
-        </w:rPr>
-        <w:t xml:space="preserve">                     </w:t>
-      </w:r>
-      <w:r>
-        <w:rPr>
-          <w:rFonts w:hint="eastAsia"/>
-          <w:b/>
-          <w:bCs/>
-          <w:sz w:val="20"/>
-          <w:szCs w:val="20"/>
-        </w:rPr>
-        <w:t xml:space="preserve">  </w:t>
-      </w:r>
-      <w:r>
-        <w:rPr>
-          <w:rFonts w:hint="eastAsia"/>
-          <w:b/>
-          <w:bCs/>
-          <w:sz w:val="20"/>
-          <w:szCs w:val="20"/>
-        </w:rPr>
-        <w:t>[命令限权等级 -</w:t>
-      </w:r>
-      <w:r>
-        <w:rPr>
-          <w:rFonts w:ascii="Segoe UI Emoji" w:hAnsi="Segoe UI Emoji" w:cs="Segoe UI Emoji"/>
-        </w:rPr>
-        <w:t xml:space="preserve"> </w:t>
-      </w:r>
-      <w:r>
-        <w:rPr>
-          <w:rFonts w:ascii="Segoe UI Emoji" w:hAnsi="Segoe UI Emoji" w:cs="Segoe UI Emoji"/>
-          <w:b/>
-          <w:bCs/>
-          <w:sz w:val="20"/>
-          <w:szCs w:val="20"/>
-        </w:rPr>
-        <w:t>🟢</w:t>
-      </w:r>
-      <w:r>
-        <w:rPr>
-          <w:rFonts w:ascii="Segoe UI Emoji" w:hAnsi="Segoe UI Emoji" w:cs="Segoe UI Emoji" w:hint="eastAsia"/>
-          <w:b/>
-          <w:bCs/>
-          <w:sz w:val="20"/>
-          <w:szCs w:val="20"/>
-        </w:rPr>
-        <w:t xml:space="preserve"> </w:t>
-      </w:r>
-      <w:r>
-        <w:rPr>
-          <w:rFonts w:ascii="Segoe UI Emoji" w:hAnsi="Segoe UI Emoji" w:cs="Segoe UI Emoji"/>
-          <w:b/>
-          <w:bCs/>
-          <w:sz w:val="20"/>
-          <w:szCs w:val="20"/>
-        </w:rPr>
-        <w:t>−I</w:t>
-      </w:r>
-      <w:r>
-        <w:rPr>
-          <w:rFonts w:ascii="Segoe UI Emoji" w:hAnsi="Segoe UI Emoji" w:cs="Segoe UI Emoji" w:hint="eastAsia"/>
-          <w:b/>
-          <w:bCs/>
-          <w:sz w:val="20"/>
-          <w:szCs w:val="20"/>
-        </w:rPr>
-        <w:t>级</w:t>
-      </w:r>
-      <w:r>
-        <w:rPr>
-          <w:rFonts w:ascii="Segoe UI Emoji" w:hAnsi="Segoe UI Emoji" w:cs="Segoe UI Emoji" w:hint="eastAsia"/>
-          <w:b/>
-          <w:bCs/>
-          <w:sz w:val="20"/>
-          <w:szCs w:val="20"/>
-        </w:rPr>
-        <w:t xml:space="preserve"> </w:t>
-      </w:r>
-      <w:r>
-        <w:rPr>
-          <w:rFonts w:ascii="Segoe UI Emoji" w:hAnsi="Segoe UI Emoji" w:cs="Segoe UI Emoji"/>
-          <w:b/>
-          <w:bCs/>
-          <w:sz w:val="20"/>
-          <w:szCs w:val="20"/>
-        </w:rPr>
-        <w:t>⚪</w:t>
-      </w:r>
-      <w:r>
-        <w:rPr>
-          <w:rFonts w:ascii="Segoe UI Emoji" w:hAnsi="Segoe UI Emoji" w:cs="Segoe UI Emoji" w:hint="eastAsia"/>
-          <w:b/>
-          <w:bCs/>
-          <w:sz w:val="20"/>
-          <w:szCs w:val="20"/>
-        </w:rPr>
-        <w:t xml:space="preserve"> 0</w:t>
-      </w:r>
-      <w:r>
-        <w:rPr>
-          <w:rFonts w:ascii="Segoe UI Emoji" w:hAnsi="Segoe UI Emoji" w:cs="Segoe UI Emoji" w:hint="eastAsia"/>
-          <w:b/>
-          <w:bCs/>
-          <w:sz w:val="20"/>
-          <w:szCs w:val="20"/>
-        </w:rPr>
-        <w:t>级</w:t>
-      </w:r>
-      <w:r>
-        <w:rPr>
-          <w:rFonts w:hint="eastAsia"/>
-          <w:b/>
-          <w:bCs/>
-          <w:sz w:val="20"/>
-          <w:szCs w:val="20"/>
-        </w:rPr>
-        <w:t xml:space="preserve"> </w:t>
-      </w:r>
-      <w:r>
-        <w:rPr>
-          <w:rFonts w:ascii="Segoe UI Emoji" w:hAnsi="Segoe UI Emoji" w:cs="Segoe UI Emoji"/>
-          <w:b/>
-          <w:bCs/>
-          <w:sz w:val="20"/>
-          <w:szCs w:val="20"/>
-        </w:rPr>
-        <w:t>🔷</w:t>
-      </w:r>
-      <w:r>
-        <w:rPr>
-          <w:rFonts w:ascii="Segoe UI Emoji" w:hAnsi="Segoe UI Emoji" w:cs="Segoe UI Emoji" w:hint="eastAsia"/>
-          <w:b/>
-          <w:bCs/>
-          <w:sz w:val="20"/>
-          <w:szCs w:val="20"/>
-        </w:rPr>
-        <w:t xml:space="preserve"> I</w:t>
-      </w:r>
-      <w:r>
-        <w:rPr>
-          <w:rFonts w:ascii="Segoe UI Emoji" w:hAnsi="Segoe UI Emoji" w:cs="Segoe UI Emoji" w:hint="eastAsia"/>
-          <w:b/>
-          <w:bCs/>
-          <w:sz w:val="20"/>
-          <w:szCs w:val="20"/>
-        </w:rPr>
-        <w:t>级</w:t>
-      </w:r>
-      <w:r>
-        <w:rPr>
-          <w:rFonts w:ascii="Segoe UI Emoji" w:hAnsi="Segoe UI Emoji" w:cs="Segoe UI Emoji" w:hint="eastAsia"/>
-          <w:b/>
-          <w:bCs/>
-          <w:sz w:val="20"/>
-          <w:szCs w:val="20"/>
-        </w:rPr>
-        <w:t xml:space="preserve"> </w:t>
-      </w:r>
-      <w:r>
-        <w:rPr>
-          <w:rFonts w:ascii="Segoe UI Emoji" w:hAnsi="Segoe UI Emoji" w:cs="Segoe UI Emoji"/>
-          <w:b/>
-          <w:bCs/>
-          <w:sz w:val="20"/>
-          <w:szCs w:val="20"/>
-        </w:rPr>
-        <w:t>🔶</w:t>
-      </w:r>
-      <w:r>
-        <w:rPr>
-          <w:rFonts w:ascii="Segoe UI Emoji" w:hAnsi="Segoe UI Emoji" w:cs="Segoe UI Emoji" w:hint="eastAsia"/>
-          <w:b/>
-          <w:bCs/>
-          <w:sz w:val="20"/>
-          <w:szCs w:val="20"/>
-        </w:rPr>
-        <w:t xml:space="preserve"> II</w:t>
-      </w:r>
-      <w:r>
-        <w:rPr>
-          <w:rFonts w:ascii="Segoe UI Emoji" w:hAnsi="Segoe UI Emoji" w:cs="Segoe UI Emoji" w:hint="eastAsia"/>
-          <w:b/>
-          <w:bCs/>
-          <w:sz w:val="20"/>
-          <w:szCs w:val="20"/>
-        </w:rPr>
-        <w:t>级</w:t>
-      </w:r>
-      <w:r>
-        <w:rPr>
-          <w:rFonts w:ascii="Segoe UI Emoji" w:hAnsi="Segoe UI Emoji" w:cs="Segoe UI Emoji" w:hint="eastAsia"/>
-          <w:b/>
-          <w:bCs/>
-          <w:sz w:val="20"/>
-          <w:szCs w:val="20"/>
-        </w:rPr>
-        <w:t>]</w:t>
-      </w:r>
-    </w:p>
-    <w:p>
-      <w:pPr>
-        <w:spacing w:after="0" w:line="240" w:lineRule="auto"/>
-        <w:rPr>
-          <w:rFonts w:hint="eastAsia"/>
-          <w:sz w:val="20"/>
-          <w:szCs w:val="20"/>
-        </w:rPr>
-      </w:pPr>
-      <w:r>
-        <w:rPr>
-          <w:rFonts w:hint="eastAsia"/>
-          <w:b/>
-          <w:bCs/>
-          <w:sz w:val="20"/>
-          <w:szCs w:val="20"/>
-        </w:rPr>
-        <w:t>1.</w:t>
-      </w:r>
-      <w:r>
-        <w:rPr>
-          <w:rFonts w:hint="eastAsia"/>
-          <w:sz w:val="20"/>
-          <w:szCs w:val="20"/>
-        </w:rPr>
-        <w:t xml:space="preserve"> 当前指令前缀为 </w:t>
-      </w:r>
-      <w:r>
-        <w:rPr>
-          <w:rFonts w:hint="eastAsia"/>
-          <w:b/>
-          <w:bCs/>
-          <w:sz w:val="20"/>
-          <w:szCs w:val="20"/>
-        </w:rPr>
-        <w:t>/</w:t>
-      </w:r>
-      <w:r>
-        <w:rPr>
-          <w:rFonts w:hint="eastAsia"/>
-          <w:sz w:val="20"/>
-          <w:szCs w:val="20"/>
-        </w:rPr>
-        <w:t xml:space="preserve">，表中的 </w:t>
-      </w:r>
-      <w:r>
-        <w:rPr>
-          <w:rFonts w:hint="eastAsia"/>
-          <w:b/>
-          <w:bCs/>
-          <w:sz w:val="20"/>
-          <w:szCs w:val="20"/>
-        </w:rPr>
-        <w:t xml:space="preserve">中英文命令 </w:t>
-      </w:r>
-      <w:r>
-        <w:rPr>
-          <w:rFonts w:hint="eastAsia"/>
-          <w:sz w:val="20"/>
-          <w:szCs w:val="20"/>
-        </w:rPr>
-        <w:t>通用，</w:t>
-      </w:r>
-      <w:r>
-        <w:rPr>
-          <w:rFonts w:hint="eastAsia"/>
-          <w:b/>
-          <w:bCs/>
-          <w:sz w:val="20"/>
-          <w:szCs w:val="20"/>
-        </w:rPr>
-        <w:t>参数说明</w:t>
-      </w:r>
-      <w:r>
-        <w:rPr>
-          <w:rFonts w:hint="eastAsia"/>
-          <w:sz w:val="20"/>
-          <w:szCs w:val="20"/>
-        </w:rPr>
-        <w:t xml:space="preserve"> </w:t>
-      </w:r>
-      <w:r>
-        <w:rPr>
-          <w:rFonts w:hint="eastAsia"/>
-          <w:sz w:val="20"/>
-          <w:szCs w:val="20"/>
-        </w:rPr>
-        <w:t>可</w:t>
-      </w:r>
-      <w:r>
-        <w:rPr>
-          <w:rFonts w:hint="eastAsia"/>
-          <w:sz w:val="20"/>
-          <w:szCs w:val="20"/>
-        </w:rPr>
-        <w:t>通过</w:t>
-      </w:r>
-      <w:r>
-        <w:rPr>
-          <w:rFonts w:hint="eastAsia"/>
-          <w:sz w:val="20"/>
-          <w:szCs w:val="20"/>
-        </w:rPr>
-        <w:t xml:space="preserve"> </w:t>
-      </w:r>
-      <w:r>
-        <w:rPr>
-          <w:rFonts w:hint="eastAsia"/>
-          <w:b/>
-          <w:bCs/>
-          <w:sz w:val="20"/>
-          <w:szCs w:val="20"/>
-        </w:rPr>
-        <w:t>在</w:t>
-      </w:r>
-      <w:r>
-        <w:rPr>
-          <w:rFonts w:hint="eastAsia"/>
-          <w:b/>
-          <w:bCs/>
-          <w:sz w:val="20"/>
-          <w:szCs w:val="20"/>
-        </w:rPr>
-        <w:t>指令后加 -h</w:t>
-      </w:r>
-      <w:r>
-        <w:rPr>
-          <w:rFonts w:hint="eastAsia"/>
-          <w:b/>
-          <w:bCs/>
-          <w:sz w:val="20"/>
-          <w:szCs w:val="20"/>
-        </w:rPr>
-        <w:t>参数</w:t>
-      </w:r>
-      <w:r>
-        <w:rPr>
-          <w:rFonts w:hint="eastAsia"/>
-          <w:b/>
-          <w:bCs/>
-          <w:sz w:val="20"/>
-          <w:szCs w:val="20"/>
-        </w:rPr>
-        <w:t xml:space="preserve"> 获取</w:t>
-      </w:r>
-      <w:r>
-        <w:rPr>
-          <w:rFonts w:hint="eastAsia"/>
-          <w:b/>
-          <w:bCs/>
-          <w:sz w:val="20"/>
-          <w:szCs w:val="20"/>
-        </w:rPr>
-        <w:t>指令详情</w:t>
-      </w:r>
-      <w:r>
-        <w:rPr>
-          <w:rFonts w:hint="eastAsia"/>
-          <w:b/>
-          <w:bCs/>
-          <w:sz w:val="20"/>
-          <w:szCs w:val="20"/>
-        </w:rPr>
-        <w:t xml:space="preserve"> </w:t>
-      </w:r>
-      <w:r>
-        <w:rPr>
-          <w:rFonts w:hint="eastAsia"/>
-          <w:sz w:val="20"/>
-          <w:szCs w:val="20"/>
-        </w:rPr>
-        <w:t>查看</w:t>
-      </w:r>
-      <w:r>
-        <w:rPr>
-          <w:rFonts w:hint="eastAsia"/>
-          <w:sz w:val="20"/>
-          <w:szCs w:val="20"/>
-        </w:rPr>
-        <w:t>；</w:t>
-      </w:r>
-    </w:p>
-    <w:p>
-      <w:pPr>
-        <w:spacing w:after="0" w:line="240" w:lineRule="auto"/>
-        <w:rPr>
-          <w:rFonts w:hint="eastAsia"/>
-          <w:sz w:val="20"/>
-          <w:szCs w:val="20"/>
-        </w:rPr>
-      </w:pPr>
-      <w:r>
-        <w:rPr>
-          <w:rFonts w:hint="eastAsia"/>
-          <w:b/>
-          <w:bCs/>
-          <w:sz w:val="20"/>
-          <w:szCs w:val="20"/>
-        </w:rPr>
-        <w:t>2.</w:t>
-      </w:r>
-      <w:r>
-        <w:rPr>
-          <w:rFonts w:hint="eastAsia"/>
-          <w:sz w:val="20"/>
-          <w:szCs w:val="20"/>
-        </w:rPr>
-        <w:t xml:space="preserve"> </w:t>
-      </w:r>
-      <w:r>
-        <w:rPr>
-          <w:rFonts w:hint="eastAsia"/>
-          <w:sz w:val="20"/>
-          <w:szCs w:val="20"/>
-        </w:rPr>
-        <w:t>老婆</w:t>
-      </w:r>
-      <w:r>
-        <w:rPr>
-          <w:rFonts w:hint="eastAsia"/>
-          <w:sz w:val="20"/>
-          <w:szCs w:val="20"/>
-        </w:rPr>
-        <w:t>/猜角色</w:t>
-      </w:r>
-      <w:r>
-        <w:rPr>
-          <w:rFonts w:hint="eastAsia"/>
-          <w:sz w:val="20"/>
-          <w:szCs w:val="20"/>
-        </w:rPr>
-        <w:t xml:space="preserve">功能的 </w:t>
-      </w:r>
-      <w:r>
-        <w:rPr>
-          <w:rFonts w:hint="eastAsia"/>
-          <w:b/>
-          <w:bCs/>
-          <w:sz w:val="20"/>
-          <w:szCs w:val="20"/>
-        </w:rPr>
-        <w:t xml:space="preserve">二次元人物来源 </w:t>
-      </w:r>
-      <w:r>
-        <w:rPr>
-          <w:rFonts w:hint="eastAsia"/>
-          <w:sz w:val="20"/>
-          <w:szCs w:val="20"/>
-        </w:rPr>
-        <w:t>为</w:t>
-      </w:r>
-      <w:r>
-        <w:rPr>
-          <w:rFonts w:hint="eastAsia"/>
-          <w:sz w:val="20"/>
-          <w:szCs w:val="20"/>
-        </w:rPr>
-        <w:t xml:space="preserve"> </w:t>
-      </w:r>
-      <w:r>
-        <w:rPr>
-          <w:rFonts w:hint="eastAsia"/>
-          <w:b/>
-          <w:bCs/>
-          <w:sz w:val="20"/>
-          <w:szCs w:val="20"/>
-        </w:rPr>
-        <w:t>acg</w:t>
-      </w:r>
-      <w:r>
-        <w:rPr>
-          <w:rFonts w:hint="eastAsia"/>
-          <w:b/>
-          <w:bCs/>
-          <w:sz w:val="20"/>
-          <w:szCs w:val="20"/>
-        </w:rPr>
-        <w:t>文件夹</w:t>
-      </w:r>
-      <w:r>
-        <w:rPr>
-          <w:rFonts w:hint="eastAsia"/>
-          <w:b/>
-          <w:bCs/>
-          <w:sz w:val="20"/>
-          <w:szCs w:val="20"/>
-        </w:rPr>
-        <w:t>下子目录名</w:t>
-      </w:r>
-      <w:r>
-        <w:rPr>
-          <w:rFonts w:hint="eastAsia"/>
-          <w:sz w:val="20"/>
-          <w:szCs w:val="20"/>
-        </w:rPr>
-        <w:t>，</w:t>
-      </w:r>
-      <w:r>
-        <w:rPr>
-          <w:rFonts w:hint="eastAsia"/>
-          <w:sz w:val="20"/>
-          <w:szCs w:val="20"/>
-        </w:rPr>
-        <w:t>可通过</w:t>
-      </w:r>
-      <w:r>
-        <w:rPr>
-          <w:rFonts w:hint="eastAsia"/>
-          <w:b/>
-          <w:bCs/>
-          <w:sz w:val="20"/>
-          <w:szCs w:val="20"/>
-        </w:rPr>
-        <w:t>ImageFolder</w:t>
-      </w:r>
-      <w:r>
-        <w:rPr>
-          <w:rFonts w:hint="eastAsia"/>
-          <w:sz w:val="20"/>
-          <w:szCs w:val="20"/>
-        </w:rPr>
-        <w:t>命令</w:t>
-      </w:r>
-      <w:r>
-        <w:rPr>
-          <w:rFonts w:hint="eastAsia"/>
-          <w:sz w:val="20"/>
-          <w:szCs w:val="20"/>
-        </w:rPr>
-        <w:t>查看</w:t>
-      </w:r>
-      <w:r>
-        <w:rPr>
-          <w:rFonts w:hint="eastAsia"/>
-          <w:sz w:val="20"/>
-          <w:szCs w:val="20"/>
-        </w:rPr>
-        <w:t>目录结构</w:t>
-      </w:r>
-      <w:r>
-        <w:rPr>
-          <w:rFonts w:hint="eastAsia"/>
-          <w:sz w:val="20"/>
-          <w:szCs w:val="20"/>
-        </w:rPr>
-        <w:t>；</w:t>
-      </w:r>
-    </w:p>
-    <w:p>
-      <w:pPr>
-        <w:spacing w:after="0" w:line="240" w:lineRule="auto"/>
-        <w:rPr>
-          <w:rFonts w:hint="eastAsia"/>
-          <w:sz w:val="20"/>
-          <w:szCs w:val="20"/>
-        </w:rPr>
-      </w:pPr>
-      <w:r>
-        <w:rPr>
-          <w:rFonts w:hint="eastAsia"/>
-          <w:b/>
-          <w:bCs/>
-          <w:sz w:val="20"/>
-          <w:szCs w:val="20"/>
-        </w:rPr>
-        <w:t>3</w:t>
-      </w:r>
-      <w:r>
-        <w:rPr>
-          <w:rFonts w:hint="eastAsia"/>
-          <w:b/>
-          <w:bCs/>
-          <w:sz w:val="20"/>
-          <w:szCs w:val="20"/>
-        </w:rPr>
-        <w:t>.</w:t>
-      </w:r>
-      <w:r>
-        <w:rPr>
-          <w:rFonts w:hint="eastAsia"/>
-          <w:sz w:val="20"/>
-          <w:szCs w:val="20"/>
-        </w:rPr>
-        <w:t xml:space="preserve"> </w:t>
-      </w:r>
-      <w:r>
-        <w:rPr>
-          <w:rFonts w:hint="eastAsia"/>
-          <w:sz w:val="20"/>
-          <w:szCs w:val="20"/>
-        </w:rPr>
-        <w:t>跨群游戏</w:t>
-      </w:r>
-      <w:r>
-        <w:rPr>
-          <w:rFonts w:hint="eastAsia"/>
-          <w:b/>
-          <w:bCs/>
-          <w:sz w:val="20"/>
-          <w:szCs w:val="20"/>
-        </w:rPr>
-        <w:t xml:space="preserve"> </w:t>
-      </w:r>
-      <w:r>
-        <w:rPr>
-          <w:rFonts w:hint="eastAsia"/>
-          <w:sz w:val="20"/>
-          <w:szCs w:val="20"/>
-        </w:rPr>
-        <w:t xml:space="preserve">匹配参数为 </w:t>
-      </w:r>
-      <w:r>
-        <w:rPr>
-          <w:rFonts w:hint="eastAsia"/>
-          <w:b/>
-          <w:bCs/>
-          <w:sz w:val="20"/>
-          <w:szCs w:val="20"/>
-        </w:rPr>
-        <w:t>游戏中文名</w:t>
-      </w:r>
-      <w:r>
-        <w:rPr>
-          <w:rFonts w:hint="eastAsia"/>
-          <w:sz w:val="20"/>
-          <w:szCs w:val="20"/>
-        </w:rPr>
-        <w:t>，</w:t>
-      </w:r>
-      <w:r>
-        <w:rPr>
-          <w:rFonts w:hint="eastAsia"/>
-          <w:sz w:val="20"/>
-          <w:szCs w:val="20"/>
-        </w:rPr>
-        <w:t xml:space="preserve">匹配成功后使用 </w:t>
-      </w:r>
-      <w:r>
-        <w:rPr>
-          <w:rFonts w:hint="eastAsia"/>
-          <w:b/>
-          <w:bCs/>
-          <w:sz w:val="20"/>
-          <w:szCs w:val="20"/>
-        </w:rPr>
-        <w:t xml:space="preserve">游戏指令 </w:t>
-      </w:r>
-      <w:r>
-        <w:rPr>
-          <w:rFonts w:hint="eastAsia"/>
-          <w:sz w:val="20"/>
-          <w:szCs w:val="20"/>
-        </w:rPr>
-        <w:t>进行游戏</w:t>
-      </w:r>
-      <w:r>
-        <w:rPr>
-          <w:rFonts w:hint="eastAsia"/>
-          <w:sz w:val="20"/>
-          <w:szCs w:val="20"/>
-        </w:rPr>
-        <w:t xml:space="preserve"> </w:t>
-      </w:r>
-      <w:r>
-        <w:rPr>
-          <w:rFonts w:hint="eastAsia"/>
-          <w:sz w:val="20"/>
-          <w:szCs w:val="20"/>
-        </w:rPr>
-        <w:t>(匹配超时</w:t>
-      </w:r>
-      <w:r>
-        <w:rPr>
-          <w:rFonts w:hint="eastAsia"/>
-          <w:sz w:val="20"/>
-          <w:szCs w:val="20"/>
-        </w:rPr>
-        <w:t>-</w:t>
-      </w:r>
-      <w:r>
-        <w:rPr>
-          <w:rFonts w:hint="eastAsia"/>
-          <w:b/>
-          <w:bCs/>
-          <w:sz w:val="20"/>
-          <w:szCs w:val="20"/>
-        </w:rPr>
-        <w:t>120秒</w:t>
-      </w:r>
-      <w:r>
-        <w:rPr>
-          <w:rFonts w:hint="eastAsia"/>
-          <w:b/>
-          <w:bCs/>
-          <w:sz w:val="20"/>
-          <w:szCs w:val="20"/>
-        </w:rPr>
-        <w:t xml:space="preserve"> </w:t>
-      </w:r>
-      <w:r>
-        <w:rPr>
-          <w:rFonts w:hint="eastAsia"/>
-          <w:sz w:val="20"/>
-          <w:szCs w:val="20"/>
-        </w:rPr>
-        <w:t>无动作超时</w:t>
-      </w:r>
-      <w:r>
-        <w:rPr>
-          <w:rFonts w:hint="eastAsia"/>
-          <w:sz w:val="20"/>
-          <w:szCs w:val="20"/>
-        </w:rPr>
-        <w:t>-</w:t>
-      </w:r>
-      <w:r>
-        <w:rPr>
-          <w:rFonts w:hint="eastAsia"/>
-          <w:b/>
-          <w:bCs/>
-          <w:sz w:val="20"/>
-          <w:szCs w:val="20"/>
-        </w:rPr>
-        <w:t>240秒</w:t>
-      </w:r>
-      <w:r>
-        <w:rPr>
-          <w:rFonts w:hint="eastAsia"/>
-          <w:sz w:val="20"/>
-          <w:szCs w:val="20"/>
-        </w:rPr>
-        <w:t>)</w:t>
-      </w:r>
-      <w:r>
-        <w:rPr>
-          <w:rFonts w:hint="eastAsia"/>
-          <w:sz w:val="20"/>
-          <w:szCs w:val="20"/>
-        </w:rPr>
-        <w:t>；</w:t>
-      </w:r>
-    </w:p>
-    <w:p>
-      <w:pPr>
-        <w:spacing w:after="0" w:line="240" w:lineRule="auto"/>
-        <w:rPr>
-          <w:rFonts w:hint="eastAsia"/>
-          <w:sz w:val="20"/>
-          <w:szCs w:val="20"/>
-        </w:rPr>
-      </w:pPr>
-      <w:r>
-        <w:rPr>
-          <w:rFonts w:hint="eastAsia"/>
-          <w:b/>
-          <w:bCs/>
-          <w:sz w:val="20"/>
-          <w:szCs w:val="20"/>
-        </w:rPr>
-        <w:t>5</w:t>
-      </w:r>
-      <w:r>
-        <w:rPr>
-          <w:rFonts w:hint="eastAsia"/>
-          <w:b/>
-          <w:bCs/>
-          <w:sz w:val="20"/>
-          <w:szCs w:val="20"/>
-        </w:rPr>
-        <w:t>.</w:t>
-      </w:r>
-      <w:r>
-        <w:rPr>
-          <w:rFonts w:hint="eastAsia"/>
-          <w:sz w:val="20"/>
-          <w:szCs w:val="20"/>
-        </w:rPr>
-        <w:t xml:space="preserve"> </w:t>
-      </w:r>
-      <w:r>
-        <w:rPr>
-          <w:rFonts w:hint="eastAsia"/>
-          <w:sz w:val="20"/>
-          <w:szCs w:val="20"/>
-        </w:rPr>
-        <w:t>使用</w:t>
-      </w:r>
-      <w:r>
-        <w:rPr>
-          <w:rFonts w:hint="eastAsia"/>
-          <w:b/>
-          <w:bCs/>
-          <w:sz w:val="20"/>
-          <w:szCs w:val="20"/>
-        </w:rPr>
-        <w:t>AI Monitor模式</w:t>
-      </w:r>
-      <w:r>
-        <w:rPr>
-          <w:rFonts w:hint="eastAsia"/>
-          <w:b/>
-          <w:bCs/>
-          <w:sz w:val="20"/>
-          <w:szCs w:val="20"/>
-        </w:rPr>
-        <w:t xml:space="preserve"> </w:t>
-      </w:r>
-      <w:r>
-        <w:rPr>
-          <w:rFonts w:hint="eastAsia"/>
-          <w:sz w:val="20"/>
-          <w:szCs w:val="20"/>
-        </w:rPr>
-        <w:t>及</w:t>
-      </w:r>
-      <w:r>
-        <w:rPr>
-          <w:rFonts w:hint="eastAsia"/>
-          <w:b/>
-          <w:bCs/>
-          <w:sz w:val="20"/>
-          <w:szCs w:val="20"/>
-        </w:rPr>
-        <w:t>Recall Detect功能</w:t>
-      </w:r>
-      <w:r>
-        <w:rPr>
-          <w:rFonts w:hint="eastAsia"/>
-          <w:sz w:val="20"/>
-          <w:szCs w:val="20"/>
-        </w:rPr>
-        <w:t xml:space="preserve"> 需通过</w:t>
-      </w:r>
-      <w:r>
-        <w:rPr>
-          <w:rFonts w:hint="eastAsia"/>
-          <w:b/>
-          <w:bCs/>
-          <w:sz w:val="20"/>
-          <w:szCs w:val="20"/>
-        </w:rPr>
-        <w:t>Func</w:t>
-      </w:r>
-      <w:r>
-        <w:rPr>
-          <w:rFonts w:hint="eastAsia"/>
-          <w:b/>
-          <w:bCs/>
-          <w:sz w:val="20"/>
-          <w:szCs w:val="20"/>
-        </w:rPr>
-        <w:t>Set/GroupSet</w:t>
-      </w:r>
-      <w:r>
-        <w:rPr>
-          <w:rFonts w:hint="eastAsia"/>
-          <w:sz w:val="20"/>
-          <w:szCs w:val="20"/>
-        </w:rPr>
-        <w:t>命令预先</w:t>
-      </w:r>
-      <w:r>
-        <w:rPr>
-          <w:rFonts w:hint="eastAsia"/>
-          <w:sz w:val="20"/>
-          <w:szCs w:val="20"/>
-        </w:rPr>
-        <w:t>启用</w:t>
-      </w:r>
-      <w:r>
-        <w:rPr>
-          <w:rFonts w:hint="eastAsia"/>
-          <w:b/>
-          <w:bCs/>
-          <w:sz w:val="20"/>
-          <w:szCs w:val="20"/>
-        </w:rPr>
-        <w:t>m</w:t>
-      </w:r>
-      <w:r>
-        <w:rPr>
-          <w:rFonts w:hint="eastAsia"/>
-          <w:b/>
-          <w:bCs/>
-          <w:sz w:val="20"/>
-          <w:szCs w:val="20"/>
-        </w:rPr>
-        <w:t>essageCollect</w:t>
-      </w:r>
-      <w:r>
-        <w:rPr>
-          <w:rFonts w:hint="eastAsia"/>
-          <w:sz w:val="20"/>
-          <w:szCs w:val="20"/>
-        </w:rPr>
-        <w:t>消息</w:t>
-      </w:r>
-      <w:r>
-        <w:rPr>
-          <w:rFonts w:hint="eastAsia"/>
-          <w:sz w:val="20"/>
-          <w:szCs w:val="20"/>
-        </w:rPr>
-        <w:t>收集</w:t>
-      </w:r>
-      <w:r>
-        <w:rPr>
-          <w:rFonts w:hint="eastAsia"/>
-          <w:sz w:val="20"/>
-          <w:szCs w:val="20"/>
-        </w:rPr>
-        <w:t>；</w:t>
-      </w:r>
-    </w:p>
-    <w:p>
-      <w:pPr>
-        <w:spacing w:after="0" w:line="240" w:lineRule="auto"/>
-        <w:rPr>
-          <w:rFonts w:hint="eastAsia"/>
-          <w:sz w:val="20"/>
-          <w:szCs w:val="20"/>
-        </w:rPr>
-      </w:pPr>
-      <w:r>
-        <w:rPr>
-          <w:rFonts w:hint="eastAsia"/>
-          <w:b/>
-          <w:bCs/>
-          <w:sz w:val="20"/>
-          <w:szCs w:val="20"/>
-        </w:rPr>
-        <w:t>6</w:t>
-      </w:r>
-      <w:r>
-        <w:rPr>
-          <w:rFonts w:hint="eastAsia"/>
-          <w:b/>
-          <w:bCs/>
-          <w:sz w:val="20"/>
-          <w:szCs w:val="20"/>
-        </w:rPr>
-        <w:t>.</w:t>
-      </w:r>
-      <w:r>
-        <w:rPr>
-          <w:rFonts w:hint="eastAsia"/>
-          <w:b/>
-          <w:bCs/>
-          <w:sz w:val="20"/>
-          <w:szCs w:val="20"/>
-        </w:rPr>
-        <w:t xml:space="preserve"> </w:t>
-      </w:r>
-      <w:r>
-        <w:rPr>
-          <w:rFonts w:hint="eastAsia"/>
-          <w:sz w:val="20"/>
-          <w:szCs w:val="20"/>
-        </w:rPr>
-        <w:t>大部分</w:t>
-      </w:r>
-      <w:r>
-        <w:rPr>
-          <w:rFonts w:hint="eastAsia"/>
-          <w:sz w:val="20"/>
-          <w:szCs w:val="20"/>
-        </w:rPr>
-        <w:t xml:space="preserve"> </w:t>
-      </w:r>
-      <w:r>
-        <w:rPr>
-          <w:rFonts w:hint="eastAsia"/>
-          <w:b/>
-          <w:bCs/>
-          <w:sz w:val="20"/>
-          <w:szCs w:val="20"/>
-        </w:rPr>
-        <w:t>设置方法</w:t>
-      </w:r>
-      <w:r>
-        <w:rPr>
-          <w:rFonts w:hint="eastAsia"/>
-          <w:b/>
-          <w:bCs/>
-          <w:sz w:val="20"/>
-          <w:szCs w:val="20"/>
-        </w:rPr>
-        <w:t xml:space="preserve"> (AI/Game/Monitor等设置)</w:t>
-      </w:r>
-      <w:r>
-        <w:rPr>
-          <w:rFonts w:hint="eastAsia"/>
-          <w:sz w:val="20"/>
-          <w:szCs w:val="20"/>
-        </w:rPr>
-        <w:t xml:space="preserve"> 已集成至</w:t>
-      </w:r>
-      <w:r>
-        <w:rPr>
-          <w:rFonts w:hint="eastAsia"/>
-          <w:sz w:val="20"/>
-          <w:szCs w:val="20"/>
-        </w:rPr>
-        <w:t xml:space="preserve"> </w:t>
-      </w:r>
-      <w:r>
-        <w:rPr>
-          <w:rFonts w:hint="eastAsia"/>
-          <w:b/>
-          <w:bCs/>
-          <w:sz w:val="20"/>
-          <w:szCs w:val="20"/>
-        </w:rPr>
-        <w:t>GroupSet 群设置</w:t>
-      </w:r>
-      <w:r>
-        <w:rPr>
-          <w:rFonts w:hint="eastAsia"/>
-          <w:sz w:val="20"/>
-          <w:szCs w:val="20"/>
-        </w:rPr>
-        <w:t xml:space="preserve"> 命令中，并按群聊保存独立配置。</w:t>
-      </w:r>
-    </w:p>
-    <w:p>
-      <w:pPr>
-        <w:spacing w:after="0" w:line="240" w:lineRule="auto"/>
-        <w:rPr>
-          <w:rFonts w:hint="eastAsia"/>
-          <w:b/>
-          <w:bCs/>
-          <w:color w:val="EE0000"/>
-          <w:sz w:val="20"/>
-          <w:szCs w:val="20"/>
+          <w:rFonts w:hint="eastAsia"/>
         </w:rPr>
       </w:pPr>
     </w:p>
@@ -4221,6 +3339,1208 @@
       <w:pPr>
         <w:spacing w:after="0" w:line="240" w:lineRule="auto"/>
         <w:rPr>
+          <w:rFonts w:ascii="Segoe UI Emoji" w:hAnsi="Segoe UI Emoji" w:cs="Segoe UI Emoji"/>
+          <w:b/>
+          <w:bCs/>
+          <w:sz w:val="20"/>
+          <w:szCs w:val="20"/>
+        </w:rPr>
+      </w:pPr>
+      <w:r>
+        <w:rPr>
+          <w:rFonts w:hint="eastAsia"/>
+          <w:b/>
+          <w:bCs/>
+          <w:sz w:val="20"/>
+          <w:szCs w:val="20"/>
+        </w:rPr>
+        <w:t>[</w:t>
+      </w:r>
+      <w:r>
+        <w:rPr>
+          <w:rFonts w:hint="eastAsia"/>
+          <w:b/>
+          <w:bCs/>
+          <w:sz w:val="20"/>
+          <w:szCs w:val="20"/>
+        </w:rPr>
+        <w:t>注意事项</w:t>
+      </w:r>
+      <w:r>
+        <w:rPr>
+          <w:rFonts w:hint="eastAsia"/>
+          <w:b/>
+          <w:bCs/>
+          <w:sz w:val="20"/>
+          <w:szCs w:val="20"/>
+        </w:rPr>
+        <w:t>]</w:t>
+      </w:r>
+      <w:r>
+        <w:rPr>
+          <w:b/>
+          <w:bCs/>
+          <w:sz w:val="20"/>
+          <w:szCs w:val="20"/>
+        </w:rPr>
+        <w:tab/>
+      </w:r>
+      <w:r>
+        <w:rPr>
+          <w:b/>
+          <w:bCs/>
+          <w:sz w:val="20"/>
+          <w:szCs w:val="20"/>
+        </w:rPr>
+        <w:tab/>
+      </w:r>
+      <w:r>
+        <w:rPr>
+          <w:b/>
+          <w:bCs/>
+          <w:sz w:val="20"/>
+          <w:szCs w:val="20"/>
+        </w:rPr>
+        <w:tab/>
+      </w:r>
+      <w:r>
+        <w:rPr>
+          <w:b/>
+          <w:bCs/>
+          <w:sz w:val="20"/>
+          <w:szCs w:val="20"/>
+        </w:rPr>
+        <w:tab/>
+      </w:r>
+      <w:r>
+        <w:rPr>
+          <w:b/>
+          <w:bCs/>
+          <w:sz w:val="20"/>
+          <w:szCs w:val="20"/>
+        </w:rPr>
+        <w:tab/>
+      </w:r>
+      <w:r>
+        <w:rPr>
+          <w:rFonts w:hint="eastAsia"/>
+          <w:b/>
+          <w:bCs/>
+          <w:sz w:val="20"/>
+          <w:szCs w:val="20"/>
+        </w:rPr>
+        <w:t xml:space="preserve">     </w:t>
+      </w:r>
+      <w:r>
+        <w:rPr>
+          <w:rFonts w:hint="eastAsia"/>
+          <w:b/>
+          <w:bCs/>
+          <w:sz w:val="20"/>
+          <w:szCs w:val="20"/>
+        </w:rPr>
+        <w:t xml:space="preserve">                     </w:t>
+      </w:r>
+      <w:r>
+        <w:rPr>
+          <w:rFonts w:hint="eastAsia"/>
+          <w:b/>
+          <w:bCs/>
+          <w:sz w:val="20"/>
+          <w:szCs w:val="20"/>
+        </w:rPr>
+        <w:t xml:space="preserve">  </w:t>
+      </w:r>
+      <w:r>
+        <w:rPr>
+          <w:rFonts w:hint="eastAsia"/>
+          <w:b/>
+          <w:bCs/>
+          <w:sz w:val="20"/>
+          <w:szCs w:val="20"/>
+        </w:rPr>
+        <w:t>[命令限权等级 -</w:t>
+      </w:r>
+      <w:r>
+        <w:rPr>
+          <w:rFonts w:ascii="Segoe UI Emoji" w:hAnsi="Segoe UI Emoji" w:cs="Segoe UI Emoji"/>
+        </w:rPr>
+        <w:t xml:space="preserve"> </w:t>
+      </w:r>
+      <w:r>
+        <w:rPr>
+          <w:rFonts w:ascii="Segoe UI Emoji" w:hAnsi="Segoe UI Emoji" w:cs="Segoe UI Emoji"/>
+          <w:b/>
+          <w:bCs/>
+          <w:sz w:val="20"/>
+          <w:szCs w:val="20"/>
+        </w:rPr>
+        <w:t>🟢</w:t>
+      </w:r>
+      <w:r>
+        <w:rPr>
+          <w:rFonts w:ascii="Segoe UI Emoji" w:hAnsi="Segoe UI Emoji" w:cs="Segoe UI Emoji" w:hint="eastAsia"/>
+          <w:b/>
+          <w:bCs/>
+          <w:sz w:val="20"/>
+          <w:szCs w:val="20"/>
+        </w:rPr>
+        <w:t xml:space="preserve"> </w:t>
+      </w:r>
+      <w:r>
+        <w:rPr>
+          <w:rFonts w:ascii="Segoe UI Emoji" w:hAnsi="Segoe UI Emoji" w:cs="Segoe UI Emoji"/>
+          <w:b/>
+          <w:bCs/>
+          <w:sz w:val="20"/>
+          <w:szCs w:val="20"/>
+        </w:rPr>
+        <w:t>−I</w:t>
+      </w:r>
+      <w:r>
+        <w:rPr>
+          <w:rFonts w:ascii="Segoe UI Emoji" w:hAnsi="Segoe UI Emoji" w:cs="Segoe UI Emoji" w:hint="eastAsia"/>
+          <w:b/>
+          <w:bCs/>
+          <w:sz w:val="20"/>
+          <w:szCs w:val="20"/>
+        </w:rPr>
+        <w:t>级</w:t>
+      </w:r>
+      <w:r>
+        <w:rPr>
+          <w:rFonts w:ascii="Segoe UI Emoji" w:hAnsi="Segoe UI Emoji" w:cs="Segoe UI Emoji" w:hint="eastAsia"/>
+          <w:b/>
+          <w:bCs/>
+          <w:sz w:val="20"/>
+          <w:szCs w:val="20"/>
+        </w:rPr>
+        <w:t xml:space="preserve"> </w:t>
+      </w:r>
+      <w:r>
+        <w:rPr>
+          <w:rFonts w:ascii="Segoe UI Emoji" w:hAnsi="Segoe UI Emoji" w:cs="Segoe UI Emoji"/>
+          <w:b/>
+          <w:bCs/>
+          <w:sz w:val="20"/>
+          <w:szCs w:val="20"/>
+        </w:rPr>
+        <w:t>⚪</w:t>
+      </w:r>
+      <w:r>
+        <w:rPr>
+          <w:rFonts w:ascii="Segoe UI Emoji" w:hAnsi="Segoe UI Emoji" w:cs="Segoe UI Emoji" w:hint="eastAsia"/>
+          <w:b/>
+          <w:bCs/>
+          <w:sz w:val="20"/>
+          <w:szCs w:val="20"/>
+        </w:rPr>
+        <w:t xml:space="preserve"> 0</w:t>
+      </w:r>
+      <w:r>
+        <w:rPr>
+          <w:rFonts w:ascii="Segoe UI Emoji" w:hAnsi="Segoe UI Emoji" w:cs="Segoe UI Emoji" w:hint="eastAsia"/>
+          <w:b/>
+          <w:bCs/>
+          <w:sz w:val="20"/>
+          <w:szCs w:val="20"/>
+        </w:rPr>
+        <w:t>级</w:t>
+      </w:r>
+      <w:r>
+        <w:rPr>
+          <w:rFonts w:hint="eastAsia"/>
+          <w:b/>
+          <w:bCs/>
+          <w:sz w:val="20"/>
+          <w:szCs w:val="20"/>
+        </w:rPr>
+        <w:t xml:space="preserve"> </w:t>
+      </w:r>
+      <w:r>
+        <w:rPr>
+          <w:rFonts w:ascii="Segoe UI Emoji" w:hAnsi="Segoe UI Emoji" w:cs="Segoe UI Emoji"/>
+          <w:b/>
+          <w:bCs/>
+          <w:sz w:val="20"/>
+          <w:szCs w:val="20"/>
+        </w:rPr>
+        <w:t>🔷</w:t>
+      </w:r>
+      <w:r>
+        <w:rPr>
+          <w:rFonts w:ascii="Segoe UI Emoji" w:hAnsi="Segoe UI Emoji" w:cs="Segoe UI Emoji" w:hint="eastAsia"/>
+          <w:b/>
+          <w:bCs/>
+          <w:sz w:val="20"/>
+          <w:szCs w:val="20"/>
+        </w:rPr>
+        <w:t xml:space="preserve"> I</w:t>
+      </w:r>
+      <w:r>
+        <w:rPr>
+          <w:rFonts w:ascii="Segoe UI Emoji" w:hAnsi="Segoe UI Emoji" w:cs="Segoe UI Emoji" w:hint="eastAsia"/>
+          <w:b/>
+          <w:bCs/>
+          <w:sz w:val="20"/>
+          <w:szCs w:val="20"/>
+        </w:rPr>
+        <w:t>级</w:t>
+      </w:r>
+      <w:r>
+        <w:rPr>
+          <w:rFonts w:ascii="Segoe UI Emoji" w:hAnsi="Segoe UI Emoji" w:cs="Segoe UI Emoji" w:hint="eastAsia"/>
+          <w:b/>
+          <w:bCs/>
+          <w:sz w:val="20"/>
+          <w:szCs w:val="20"/>
+        </w:rPr>
+        <w:t xml:space="preserve"> </w:t>
+      </w:r>
+      <w:r>
+        <w:rPr>
+          <w:rFonts w:ascii="Segoe UI Emoji" w:hAnsi="Segoe UI Emoji" w:cs="Segoe UI Emoji"/>
+          <w:b/>
+          <w:bCs/>
+          <w:sz w:val="20"/>
+          <w:szCs w:val="20"/>
+        </w:rPr>
+        <w:t>🔶</w:t>
+      </w:r>
+      <w:r>
+        <w:rPr>
+          <w:rFonts w:ascii="Segoe UI Emoji" w:hAnsi="Segoe UI Emoji" w:cs="Segoe UI Emoji" w:hint="eastAsia"/>
+          <w:b/>
+          <w:bCs/>
+          <w:sz w:val="20"/>
+          <w:szCs w:val="20"/>
+        </w:rPr>
+        <w:t xml:space="preserve"> II</w:t>
+      </w:r>
+      <w:r>
+        <w:rPr>
+          <w:rFonts w:ascii="Segoe UI Emoji" w:hAnsi="Segoe UI Emoji" w:cs="Segoe UI Emoji" w:hint="eastAsia"/>
+          <w:b/>
+          <w:bCs/>
+          <w:sz w:val="20"/>
+          <w:szCs w:val="20"/>
+        </w:rPr>
+        <w:t>级</w:t>
+      </w:r>
+      <w:r>
+        <w:rPr>
+          <w:rFonts w:ascii="Segoe UI Emoji" w:hAnsi="Segoe UI Emoji" w:cs="Segoe UI Emoji" w:hint="eastAsia"/>
+          <w:b/>
+          <w:bCs/>
+          <w:sz w:val="20"/>
+          <w:szCs w:val="20"/>
+        </w:rPr>
+        <w:t>]</w:t>
+      </w:r>
+    </w:p>
+    <w:p>
+      <w:pPr>
+        <w:spacing w:after="0" w:line="240" w:lineRule="auto"/>
+        <w:rPr>
+          <w:rFonts w:hint="eastAsia"/>
+          <w:sz w:val="20"/>
+          <w:szCs w:val="20"/>
+        </w:rPr>
+      </w:pPr>
+      <w:r>
+        <w:rPr>
+          <w:rFonts w:hint="eastAsia"/>
+          <w:b/>
+          <w:bCs/>
+          <w:sz w:val="20"/>
+          <w:szCs w:val="20"/>
+        </w:rPr>
+        <w:t>1.</w:t>
+      </w:r>
+      <w:r>
+        <w:rPr>
+          <w:rFonts w:hint="eastAsia"/>
+          <w:sz w:val="20"/>
+          <w:szCs w:val="20"/>
+        </w:rPr>
+        <w:t xml:space="preserve"> 当前指令前缀为 </w:t>
+      </w:r>
+      <w:r>
+        <w:rPr>
+          <w:rFonts w:hint="eastAsia"/>
+          <w:b/>
+          <w:bCs/>
+          <w:sz w:val="20"/>
+          <w:szCs w:val="20"/>
+        </w:rPr>
+        <w:t>/</w:t>
+      </w:r>
+      <w:r>
+        <w:rPr>
+          <w:rFonts w:hint="eastAsia"/>
+          <w:sz w:val="20"/>
+          <w:szCs w:val="20"/>
+        </w:rPr>
+        <w:t xml:space="preserve">，表中的 </w:t>
+      </w:r>
+      <w:r>
+        <w:rPr>
+          <w:rFonts w:hint="eastAsia"/>
+          <w:b/>
+          <w:bCs/>
+          <w:sz w:val="20"/>
+          <w:szCs w:val="20"/>
+        </w:rPr>
+        <w:t xml:space="preserve">中英文命令 </w:t>
+      </w:r>
+      <w:r>
+        <w:rPr>
+          <w:rFonts w:hint="eastAsia"/>
+          <w:sz w:val="20"/>
+          <w:szCs w:val="20"/>
+        </w:rPr>
+        <w:t>通用，</w:t>
+      </w:r>
+      <w:r>
+        <w:rPr>
+          <w:rFonts w:hint="eastAsia"/>
+          <w:b/>
+          <w:bCs/>
+          <w:sz w:val="20"/>
+          <w:szCs w:val="20"/>
+        </w:rPr>
+        <w:t>参数说明</w:t>
+      </w:r>
+      <w:r>
+        <w:rPr>
+          <w:rFonts w:hint="eastAsia"/>
+          <w:sz w:val="20"/>
+          <w:szCs w:val="20"/>
+        </w:rPr>
+        <w:t xml:space="preserve"> </w:t>
+      </w:r>
+      <w:r>
+        <w:rPr>
+          <w:rFonts w:hint="eastAsia"/>
+          <w:sz w:val="20"/>
+          <w:szCs w:val="20"/>
+        </w:rPr>
+        <w:t>可</w:t>
+      </w:r>
+      <w:r>
+        <w:rPr>
+          <w:rFonts w:hint="eastAsia"/>
+          <w:sz w:val="20"/>
+          <w:szCs w:val="20"/>
+        </w:rPr>
+        <w:t>通过</w:t>
+      </w:r>
+      <w:r>
+        <w:rPr>
+          <w:rFonts w:hint="eastAsia"/>
+          <w:sz w:val="20"/>
+          <w:szCs w:val="20"/>
+        </w:rPr>
+        <w:t xml:space="preserve"> </w:t>
+      </w:r>
+      <w:r>
+        <w:rPr>
+          <w:rFonts w:hint="eastAsia"/>
+          <w:b/>
+          <w:bCs/>
+          <w:sz w:val="20"/>
+          <w:szCs w:val="20"/>
+        </w:rPr>
+        <w:t>在</w:t>
+      </w:r>
+      <w:r>
+        <w:rPr>
+          <w:rFonts w:hint="eastAsia"/>
+          <w:b/>
+          <w:bCs/>
+          <w:sz w:val="20"/>
+          <w:szCs w:val="20"/>
+        </w:rPr>
+        <w:t>指令后加 -h</w:t>
+      </w:r>
+      <w:r>
+        <w:rPr>
+          <w:rFonts w:hint="eastAsia"/>
+          <w:b/>
+          <w:bCs/>
+          <w:sz w:val="20"/>
+          <w:szCs w:val="20"/>
+        </w:rPr>
+        <w:t>参数</w:t>
+      </w:r>
+      <w:r>
+        <w:rPr>
+          <w:rFonts w:hint="eastAsia"/>
+          <w:b/>
+          <w:bCs/>
+          <w:sz w:val="20"/>
+          <w:szCs w:val="20"/>
+        </w:rPr>
+        <w:t xml:space="preserve"> 获取</w:t>
+      </w:r>
+      <w:r>
+        <w:rPr>
+          <w:rFonts w:hint="eastAsia"/>
+          <w:b/>
+          <w:bCs/>
+          <w:sz w:val="20"/>
+          <w:szCs w:val="20"/>
+        </w:rPr>
+        <w:t>指令详情</w:t>
+      </w:r>
+      <w:r>
+        <w:rPr>
+          <w:rFonts w:hint="eastAsia"/>
+          <w:b/>
+          <w:bCs/>
+          <w:sz w:val="20"/>
+          <w:szCs w:val="20"/>
+        </w:rPr>
+        <w:t xml:space="preserve"> </w:t>
+      </w:r>
+      <w:r>
+        <w:rPr>
+          <w:rFonts w:hint="eastAsia"/>
+          <w:sz w:val="20"/>
+          <w:szCs w:val="20"/>
+        </w:rPr>
+        <w:t>查看</w:t>
+      </w:r>
+      <w:r>
+        <w:rPr>
+          <w:rFonts w:hint="eastAsia"/>
+          <w:sz w:val="20"/>
+          <w:szCs w:val="20"/>
+        </w:rPr>
+        <w:t>；</w:t>
+      </w:r>
+    </w:p>
+    <w:p>
+      <w:pPr>
+        <w:spacing w:after="0" w:line="240" w:lineRule="auto"/>
+        <w:rPr>
+          <w:rFonts w:hint="eastAsia"/>
+          <w:sz w:val="20"/>
+          <w:szCs w:val="20"/>
+        </w:rPr>
+      </w:pPr>
+      <w:r>
+        <w:rPr>
+          <w:rFonts w:hint="eastAsia"/>
+          <w:b/>
+          <w:bCs/>
+          <w:sz w:val="20"/>
+          <w:szCs w:val="20"/>
+        </w:rPr>
+        <w:t>2.</w:t>
+      </w:r>
+      <w:r>
+        <w:rPr>
+          <w:rFonts w:hint="eastAsia"/>
+          <w:sz w:val="20"/>
+          <w:szCs w:val="20"/>
+        </w:rPr>
+        <w:t xml:space="preserve"> </w:t>
+      </w:r>
+      <w:r>
+        <w:rPr>
+          <w:rFonts w:hint="eastAsia"/>
+          <w:sz w:val="20"/>
+          <w:szCs w:val="20"/>
+        </w:rPr>
+        <w:t>老婆</w:t>
+      </w:r>
+      <w:r>
+        <w:rPr>
+          <w:rFonts w:hint="eastAsia"/>
+          <w:sz w:val="20"/>
+          <w:szCs w:val="20"/>
+        </w:rPr>
+        <w:t>/猜角色</w:t>
+      </w:r>
+      <w:r>
+        <w:rPr>
+          <w:rFonts w:hint="eastAsia"/>
+          <w:sz w:val="20"/>
+          <w:szCs w:val="20"/>
+        </w:rPr>
+        <w:t xml:space="preserve">功能的 </w:t>
+      </w:r>
+      <w:r>
+        <w:rPr>
+          <w:rFonts w:hint="eastAsia"/>
+          <w:b/>
+          <w:bCs/>
+          <w:sz w:val="20"/>
+          <w:szCs w:val="20"/>
+        </w:rPr>
+        <w:t xml:space="preserve">二次元人物来源 </w:t>
+      </w:r>
+      <w:r>
+        <w:rPr>
+          <w:rFonts w:hint="eastAsia"/>
+          <w:sz w:val="20"/>
+          <w:szCs w:val="20"/>
+        </w:rPr>
+        <w:t>为</w:t>
+      </w:r>
+      <w:r>
+        <w:rPr>
+          <w:rFonts w:hint="eastAsia"/>
+          <w:sz w:val="20"/>
+          <w:szCs w:val="20"/>
+        </w:rPr>
+        <w:t xml:space="preserve"> </w:t>
+      </w:r>
+      <w:proofErr w:type="spellStart"/>
+      <w:r>
+        <w:rPr>
+          <w:rFonts w:hint="eastAsia"/>
+          <w:b/>
+          <w:bCs/>
+          <w:sz w:val="20"/>
+          <w:szCs w:val="20"/>
+        </w:rPr>
+        <w:t>acg</w:t>
+      </w:r>
+      <w:proofErr w:type="spellEnd"/>
+      <w:r>
+        <w:rPr>
+          <w:rFonts w:hint="eastAsia"/>
+          <w:b/>
+          <w:bCs/>
+          <w:sz w:val="20"/>
+          <w:szCs w:val="20"/>
+        </w:rPr>
+        <w:t>文件夹</w:t>
+      </w:r>
+      <w:r>
+        <w:rPr>
+          <w:rFonts w:hint="eastAsia"/>
+          <w:b/>
+          <w:bCs/>
+          <w:sz w:val="20"/>
+          <w:szCs w:val="20"/>
+        </w:rPr>
+        <w:t>下子目录名</w:t>
+      </w:r>
+      <w:r>
+        <w:rPr>
+          <w:rFonts w:hint="eastAsia"/>
+          <w:sz w:val="20"/>
+          <w:szCs w:val="20"/>
+        </w:rPr>
+        <w:t>，</w:t>
+      </w:r>
+      <w:r>
+        <w:rPr>
+          <w:rFonts w:hint="eastAsia"/>
+          <w:sz w:val="20"/>
+          <w:szCs w:val="20"/>
+        </w:rPr>
+        <w:t>可通过</w:t>
+      </w:r>
+      <w:proofErr w:type="spellStart"/>
+      <w:r>
+        <w:rPr>
+          <w:rFonts w:hint="eastAsia"/>
+          <w:b/>
+          <w:bCs/>
+          <w:sz w:val="20"/>
+          <w:szCs w:val="20"/>
+        </w:rPr>
+        <w:t>ImageFolder</w:t>
+      </w:r>
+      <w:proofErr w:type="spellEnd"/>
+      <w:r>
+        <w:rPr>
+          <w:rFonts w:hint="eastAsia"/>
+          <w:sz w:val="20"/>
+          <w:szCs w:val="20"/>
+        </w:rPr>
+        <w:t>命令</w:t>
+      </w:r>
+      <w:r>
+        <w:rPr>
+          <w:rFonts w:hint="eastAsia"/>
+          <w:sz w:val="20"/>
+          <w:szCs w:val="20"/>
+        </w:rPr>
+        <w:t>查看</w:t>
+      </w:r>
+      <w:r>
+        <w:rPr>
+          <w:rFonts w:hint="eastAsia"/>
+          <w:sz w:val="20"/>
+          <w:szCs w:val="20"/>
+        </w:rPr>
+        <w:t>目录结构</w:t>
+      </w:r>
+      <w:r>
+        <w:rPr>
+          <w:rFonts w:hint="eastAsia"/>
+          <w:sz w:val="20"/>
+          <w:szCs w:val="20"/>
+        </w:rPr>
+        <w:t>；</w:t>
+      </w:r>
+    </w:p>
+    <w:p>
+      <w:pPr>
+        <w:spacing w:after="0" w:line="240" w:lineRule="auto"/>
+        <w:rPr>
+          <w:rFonts w:hint="eastAsia"/>
+          <w:sz w:val="20"/>
+          <w:szCs w:val="20"/>
+        </w:rPr>
+      </w:pPr>
+      <w:r>
+        <w:rPr>
+          <w:rFonts w:hint="eastAsia"/>
+          <w:b/>
+          <w:bCs/>
+          <w:sz w:val="20"/>
+          <w:szCs w:val="20"/>
+        </w:rPr>
+        <w:t>3</w:t>
+      </w:r>
+      <w:r>
+        <w:rPr>
+          <w:rFonts w:hint="eastAsia"/>
+          <w:b/>
+          <w:bCs/>
+          <w:sz w:val="20"/>
+          <w:szCs w:val="20"/>
+        </w:rPr>
+        <w:t>.</w:t>
+      </w:r>
+      <w:r>
+        <w:rPr>
+          <w:rFonts w:hint="eastAsia"/>
+          <w:sz w:val="20"/>
+          <w:szCs w:val="20"/>
+        </w:rPr>
+        <w:t xml:space="preserve"> </w:t>
+      </w:r>
+      <w:proofErr w:type="gramStart"/>
+      <w:r>
+        <w:rPr>
+          <w:rFonts w:hint="eastAsia"/>
+          <w:sz w:val="20"/>
+          <w:szCs w:val="20"/>
+        </w:rPr>
+        <w:t>跨群游戏</w:t>
+      </w:r>
+      <w:proofErr w:type="gramEnd"/>
+      <w:r>
+        <w:rPr>
+          <w:rFonts w:hint="eastAsia"/>
+          <w:b/>
+          <w:bCs/>
+          <w:sz w:val="20"/>
+          <w:szCs w:val="20"/>
+        </w:rPr>
+        <w:t xml:space="preserve"> </w:t>
+      </w:r>
+      <w:r>
+        <w:rPr>
+          <w:rFonts w:hint="eastAsia"/>
+          <w:sz w:val="20"/>
+          <w:szCs w:val="20"/>
+        </w:rPr>
+        <w:t xml:space="preserve">匹配参数为 </w:t>
+      </w:r>
+      <w:r>
+        <w:rPr>
+          <w:rFonts w:hint="eastAsia"/>
+          <w:b/>
+          <w:bCs/>
+          <w:sz w:val="20"/>
+          <w:szCs w:val="20"/>
+        </w:rPr>
+        <w:t>游戏中文名</w:t>
+      </w:r>
+      <w:r>
+        <w:rPr>
+          <w:rFonts w:hint="eastAsia"/>
+          <w:sz w:val="20"/>
+          <w:szCs w:val="20"/>
+        </w:rPr>
+        <w:t>，</w:t>
+      </w:r>
+      <w:r>
+        <w:rPr>
+          <w:rFonts w:hint="eastAsia"/>
+          <w:sz w:val="20"/>
+          <w:szCs w:val="20"/>
+        </w:rPr>
+        <w:t xml:space="preserve">匹配成功后使用 </w:t>
+      </w:r>
+      <w:r>
+        <w:rPr>
+          <w:rFonts w:hint="eastAsia"/>
+          <w:b/>
+          <w:bCs/>
+          <w:sz w:val="20"/>
+          <w:szCs w:val="20"/>
+        </w:rPr>
+        <w:t xml:space="preserve">游戏指令 </w:t>
+      </w:r>
+      <w:r>
+        <w:rPr>
+          <w:rFonts w:hint="eastAsia"/>
+          <w:sz w:val="20"/>
+          <w:szCs w:val="20"/>
+        </w:rPr>
+        <w:t>进行游戏</w:t>
+      </w:r>
+      <w:r>
+        <w:rPr>
+          <w:rFonts w:hint="eastAsia"/>
+          <w:sz w:val="20"/>
+          <w:szCs w:val="20"/>
+        </w:rPr>
+        <w:t xml:space="preserve"> </w:t>
+      </w:r>
+      <w:r>
+        <w:rPr>
+          <w:rFonts w:hint="eastAsia"/>
+          <w:sz w:val="20"/>
+          <w:szCs w:val="20"/>
+        </w:rPr>
+        <w:t>(匹配超时</w:t>
+      </w:r>
+      <w:r>
+        <w:rPr>
+          <w:rFonts w:hint="eastAsia"/>
+          <w:sz w:val="20"/>
+          <w:szCs w:val="20"/>
+        </w:rPr>
+        <w:t>-</w:t>
+      </w:r>
+      <w:r>
+        <w:rPr>
+          <w:rFonts w:hint="eastAsia"/>
+          <w:b/>
+          <w:bCs/>
+          <w:sz w:val="20"/>
+          <w:szCs w:val="20"/>
+        </w:rPr>
+        <w:t>120秒</w:t>
+      </w:r>
+      <w:r>
+        <w:rPr>
+          <w:rFonts w:hint="eastAsia"/>
+          <w:b/>
+          <w:bCs/>
+          <w:sz w:val="20"/>
+          <w:szCs w:val="20"/>
+        </w:rPr>
+        <w:t xml:space="preserve"> </w:t>
+      </w:r>
+      <w:r>
+        <w:rPr>
+          <w:rFonts w:hint="eastAsia"/>
+          <w:sz w:val="20"/>
+          <w:szCs w:val="20"/>
+        </w:rPr>
+        <w:t>无动作超时</w:t>
+      </w:r>
+      <w:r>
+        <w:rPr>
+          <w:rFonts w:hint="eastAsia"/>
+          <w:sz w:val="20"/>
+          <w:szCs w:val="20"/>
+        </w:rPr>
+        <w:t>-</w:t>
+      </w:r>
+      <w:r>
+        <w:rPr>
+          <w:rFonts w:hint="eastAsia"/>
+          <w:b/>
+          <w:bCs/>
+          <w:sz w:val="20"/>
+          <w:szCs w:val="20"/>
+        </w:rPr>
+        <w:t>240秒</w:t>
+      </w:r>
+      <w:r>
+        <w:rPr>
+          <w:rFonts w:hint="eastAsia"/>
+          <w:sz w:val="20"/>
+          <w:szCs w:val="20"/>
+        </w:rPr>
+        <w:t>)</w:t>
+      </w:r>
+      <w:r>
+        <w:rPr>
+          <w:rFonts w:hint="eastAsia"/>
+          <w:sz w:val="20"/>
+          <w:szCs w:val="20"/>
+        </w:rPr>
+        <w:t>；</w:t>
+      </w:r>
+    </w:p>
+    <w:p>
+      <w:pPr>
+        <w:spacing w:after="0" w:line="240" w:lineRule="auto"/>
+        <w:rPr>
+          <w:rFonts w:hint="eastAsia"/>
+          <w:sz w:val="20"/>
+          <w:szCs w:val="20"/>
+        </w:rPr>
+      </w:pPr>
+      <w:r>
+        <w:rPr>
+          <w:rFonts w:hint="eastAsia"/>
+          <w:b/>
+          <w:bCs/>
+          <w:sz w:val="20"/>
+          <w:szCs w:val="20"/>
+        </w:rPr>
+        <w:t>5</w:t>
+      </w:r>
+      <w:r>
+        <w:rPr>
+          <w:rFonts w:hint="eastAsia"/>
+          <w:b/>
+          <w:bCs/>
+          <w:sz w:val="20"/>
+          <w:szCs w:val="20"/>
+        </w:rPr>
+        <w:t>.</w:t>
+      </w:r>
+      <w:r>
+        <w:rPr>
+          <w:rFonts w:hint="eastAsia"/>
+          <w:sz w:val="20"/>
+          <w:szCs w:val="20"/>
+        </w:rPr>
+        <w:t xml:space="preserve"> </w:t>
+      </w:r>
+      <w:r>
+        <w:rPr>
+          <w:rFonts w:hint="eastAsia"/>
+          <w:sz w:val="20"/>
+          <w:szCs w:val="20"/>
+        </w:rPr>
+        <w:t>使用</w:t>
+      </w:r>
+      <w:r>
+        <w:rPr>
+          <w:rFonts w:hint="eastAsia"/>
+          <w:b/>
+          <w:bCs/>
+          <w:sz w:val="20"/>
+          <w:szCs w:val="20"/>
+        </w:rPr>
+        <w:t>AI Monitor模式</w:t>
+      </w:r>
+      <w:r>
+        <w:rPr>
+          <w:rFonts w:hint="eastAsia"/>
+          <w:b/>
+          <w:bCs/>
+          <w:sz w:val="20"/>
+          <w:szCs w:val="20"/>
+        </w:rPr>
+        <w:t xml:space="preserve"> </w:t>
+      </w:r>
+      <w:r>
+        <w:rPr>
+          <w:rFonts w:hint="eastAsia"/>
+          <w:sz w:val="20"/>
+          <w:szCs w:val="20"/>
+        </w:rPr>
+        <w:t>及</w:t>
+      </w:r>
+      <w:r>
+        <w:rPr>
+          <w:rFonts w:hint="eastAsia"/>
+          <w:b/>
+          <w:bCs/>
+          <w:sz w:val="20"/>
+          <w:szCs w:val="20"/>
+        </w:rPr>
+        <w:t>Recall Detect功能</w:t>
+      </w:r>
+      <w:r>
+        <w:rPr>
+          <w:rFonts w:hint="eastAsia"/>
+          <w:sz w:val="20"/>
+          <w:szCs w:val="20"/>
+        </w:rPr>
+        <w:t xml:space="preserve"> 需通过</w:t>
+      </w:r>
+      <w:proofErr w:type="spellStart"/>
+      <w:r>
+        <w:rPr>
+          <w:rFonts w:hint="eastAsia"/>
+          <w:b/>
+          <w:bCs/>
+          <w:sz w:val="20"/>
+          <w:szCs w:val="20"/>
+        </w:rPr>
+        <w:t>Func</w:t>
+      </w:r>
+      <w:r>
+        <w:rPr>
+          <w:rFonts w:hint="eastAsia"/>
+          <w:b/>
+          <w:bCs/>
+          <w:sz w:val="20"/>
+          <w:szCs w:val="20"/>
+        </w:rPr>
+        <w:t>Set</w:t>
+      </w:r>
+      <w:proofErr w:type="spellEnd"/>
+      <w:r>
+        <w:rPr>
+          <w:rFonts w:hint="eastAsia"/>
+          <w:b/>
+          <w:bCs/>
+          <w:sz w:val="20"/>
+          <w:szCs w:val="20"/>
+        </w:rPr>
+        <w:t>/</w:t>
+      </w:r>
+      <w:proofErr w:type="spellStart"/>
+      <w:r>
+        <w:rPr>
+          <w:rFonts w:hint="eastAsia"/>
+          <w:b/>
+          <w:bCs/>
+          <w:sz w:val="20"/>
+          <w:szCs w:val="20"/>
+        </w:rPr>
+        <w:t>GroupSet</w:t>
+      </w:r>
+      <w:proofErr w:type="spellEnd"/>
+      <w:r>
+        <w:rPr>
+          <w:rFonts w:hint="eastAsia"/>
+          <w:sz w:val="20"/>
+          <w:szCs w:val="20"/>
+        </w:rPr>
+        <w:t>命令预先</w:t>
+      </w:r>
+      <w:r>
+        <w:rPr>
+          <w:rFonts w:hint="eastAsia"/>
+          <w:sz w:val="20"/>
+          <w:szCs w:val="20"/>
+        </w:rPr>
+        <w:t>启用</w:t>
+      </w:r>
+      <w:proofErr w:type="spellStart"/>
+      <w:r>
+        <w:rPr>
+          <w:rFonts w:hint="eastAsia"/>
+          <w:b/>
+          <w:bCs/>
+          <w:sz w:val="20"/>
+          <w:szCs w:val="20"/>
+        </w:rPr>
+        <w:t>m</w:t>
+      </w:r>
+      <w:r>
+        <w:rPr>
+          <w:rFonts w:hint="eastAsia"/>
+          <w:b/>
+          <w:bCs/>
+          <w:sz w:val="20"/>
+          <w:szCs w:val="20"/>
+        </w:rPr>
+        <w:t>essageCollect</w:t>
+      </w:r>
+      <w:proofErr w:type="spellEnd"/>
+      <w:r>
+        <w:rPr>
+          <w:rFonts w:hint="eastAsia"/>
+          <w:sz w:val="20"/>
+          <w:szCs w:val="20"/>
+        </w:rPr>
+        <w:t>消息</w:t>
+      </w:r>
+      <w:r>
+        <w:rPr>
+          <w:rFonts w:hint="eastAsia"/>
+          <w:sz w:val="20"/>
+          <w:szCs w:val="20"/>
+        </w:rPr>
+        <w:t>收集</w:t>
+      </w:r>
+      <w:r>
+        <w:rPr>
+          <w:rFonts w:hint="eastAsia"/>
+          <w:sz w:val="20"/>
+          <w:szCs w:val="20"/>
+        </w:rPr>
+        <w:t>；</w:t>
+      </w:r>
+    </w:p>
+    <w:p>
+      <w:pPr>
+        <w:spacing w:after="0" w:line="240" w:lineRule="auto"/>
+        <w:rPr>
+          <w:rFonts w:hint="eastAsia"/>
+          <w:sz w:val="20"/>
+          <w:szCs w:val="20"/>
+        </w:rPr>
+      </w:pPr>
+      <w:r>
+        <w:rPr>
+          <w:rFonts w:hint="eastAsia"/>
+          <w:b/>
+          <w:bCs/>
+          <w:sz w:val="20"/>
+          <w:szCs w:val="20"/>
+        </w:rPr>
+        <w:t>6</w:t>
+      </w:r>
+      <w:r>
+        <w:rPr>
+          <w:rFonts w:hint="eastAsia"/>
+          <w:b/>
+          <w:bCs/>
+          <w:sz w:val="20"/>
+          <w:szCs w:val="20"/>
+        </w:rPr>
+        <w:t>.</w:t>
+      </w:r>
+      <w:r>
+        <w:rPr>
+          <w:rFonts w:hint="eastAsia"/>
+          <w:b/>
+          <w:bCs/>
+          <w:sz w:val="20"/>
+          <w:szCs w:val="20"/>
+        </w:rPr>
+        <w:t xml:space="preserve"> </w:t>
+      </w:r>
+      <w:r>
+        <w:rPr>
+          <w:rFonts w:hint="eastAsia"/>
+          <w:sz w:val="20"/>
+          <w:szCs w:val="20"/>
+        </w:rPr>
+        <w:t>大部分</w:t>
+      </w:r>
+      <w:r>
+        <w:rPr>
+          <w:rFonts w:hint="eastAsia"/>
+          <w:sz w:val="20"/>
+          <w:szCs w:val="20"/>
+        </w:rPr>
+        <w:t xml:space="preserve"> </w:t>
+      </w:r>
+      <w:r>
+        <w:rPr>
+          <w:rFonts w:hint="eastAsia"/>
+          <w:b/>
+          <w:bCs/>
+          <w:sz w:val="20"/>
+          <w:szCs w:val="20"/>
+        </w:rPr>
+        <w:t>设置方法</w:t>
+      </w:r>
+      <w:r>
+        <w:rPr>
+          <w:rFonts w:hint="eastAsia"/>
+          <w:b/>
+          <w:bCs/>
+          <w:sz w:val="20"/>
+          <w:szCs w:val="20"/>
+        </w:rPr>
+        <w:t xml:space="preserve"> (AI/Game/Monitor等设置)</w:t>
+      </w:r>
+      <w:r>
+        <w:rPr>
+          <w:rFonts w:hint="eastAsia"/>
+          <w:sz w:val="20"/>
+          <w:szCs w:val="20"/>
+        </w:rPr>
+        <w:t xml:space="preserve"> 已集成至</w:t>
+      </w:r>
+      <w:r>
+        <w:rPr>
+          <w:rFonts w:hint="eastAsia"/>
+          <w:sz w:val="20"/>
+          <w:szCs w:val="20"/>
+        </w:rPr>
+        <w:t xml:space="preserve"> </w:t>
+      </w:r>
+      <w:proofErr w:type="spellStart"/>
+      <w:r>
+        <w:rPr>
+          <w:rFonts w:hint="eastAsia"/>
+          <w:b/>
+          <w:bCs/>
+          <w:sz w:val="20"/>
+          <w:szCs w:val="20"/>
+        </w:rPr>
+        <w:t>GroupSet</w:t>
+      </w:r>
+      <w:proofErr w:type="spellEnd"/>
+      <w:r>
+        <w:rPr>
+          <w:rFonts w:hint="eastAsia"/>
+          <w:b/>
+          <w:bCs/>
+          <w:sz w:val="20"/>
+          <w:szCs w:val="20"/>
+        </w:rPr>
+        <w:t xml:space="preserve"> 群设置</w:t>
+      </w:r>
+      <w:r>
+        <w:rPr>
+          <w:rFonts w:hint="eastAsia"/>
+          <w:sz w:val="20"/>
+          <w:szCs w:val="20"/>
+        </w:rPr>
+        <w:t xml:space="preserve"> 命令中，并</w:t>
+      </w:r>
+      <w:proofErr w:type="gramStart"/>
+      <w:r>
+        <w:rPr>
+          <w:rFonts w:hint="eastAsia"/>
+          <w:sz w:val="20"/>
+          <w:szCs w:val="20"/>
+        </w:rPr>
+        <w:t>按群聊</w:t>
+      </w:r>
+      <w:proofErr w:type="gramEnd"/>
+      <w:r>
+        <w:rPr>
+          <w:rFonts w:hint="eastAsia"/>
+          <w:sz w:val="20"/>
+          <w:szCs w:val="20"/>
+        </w:rPr>
+        <w:t>保存独立配置。</w:t>
+      </w:r>
+    </w:p>
+    <w:p>
+      <w:pPr>
+        <w:spacing w:after="0" w:line="240" w:lineRule="auto"/>
+        <w:rPr>
+          <w:rFonts w:hint="eastAsia"/>
+          <w:b/>
+          <w:bCs/>
+          <w:color w:val="EE0000"/>
+          <w:sz w:val="20"/>
+          <w:szCs w:val="20"/>
+        </w:rPr>
+      </w:pPr>
+    </w:p>
+    <w:p>
+      <w:pPr>
+        <w:spacing w:after="0" w:line="240" w:lineRule="auto"/>
+        <w:rPr>
           <w:rFonts w:hint="eastAsia"/>
           <w:color w:val="EE0000"/>
           <w:sz w:val="20"/>
@@ -4633,7 +4953,6 @@
         <w:spacing w:after="0" w:line="240" w:lineRule="auto"/>
         <w:rPr>
           <w:rFonts w:hint="eastAsia"/>
-          <w:color w:val="EE0000"/>
           <w:sz w:val="20"/>
           <w:szCs w:val="20"/>
         </w:rPr>
@@ -4644,22 +4963,12 @@
         <w:spacing w:after="0" w:line="240" w:lineRule="auto"/>
         <w:rPr>
           <w:rFonts w:hint="eastAsia"/>
+          <w:b/>
+          <w:bCs/>
           <w:sz w:val="20"/>
           <w:szCs w:val="20"/>
         </w:rPr>
       </w:pPr>
-    </w:p>
-    <w:p>
-      <w:pPr>
-        <w:spacing w:after="0" w:line="240" w:lineRule="auto"/>
-        <w:rPr>
-          <w:rFonts w:hint="eastAsia"/>
-          <w:b/>
-          <w:bCs/>
-          <w:sz w:val="20"/>
-          <w:szCs w:val="20"/>
-        </w:rPr>
-      </w:pPr>
       <w:r>
         <w:rPr>
           <w:rFonts w:hint="eastAsia"/>
@@ -4774,6 +5083,7 @@
         </w:rPr>
         <w:t xml:space="preserve"> </w:t>
       </w:r>
+      <w:proofErr w:type="spellStart"/>
       <w:r>
         <w:rPr>
           <w:rFonts w:hint="eastAsia"/>
@@ -4782,6 +5092,7 @@
         </w:rPr>
         <w:t>Aloic</w:t>
       </w:r>
+      <w:proofErr w:type="spellEnd"/>
       <w:r>
         <w:rPr>
           <w:rFonts w:hint="eastAsia"/>
@@ -4811,8 +5122,18 @@
           <w:sz w:val="20"/>
           <w:szCs w:val="20"/>
         </w:rPr>
-        <w:t xml:space="preserve"> Lazybot</w:t>
-      </w:r>
+        <w:t xml:space="preserve"> </w:t>
+      </w:r>
+      <w:proofErr w:type="spellStart"/>
+      <w:r>
+        <w:rPr>
+          <w:rFonts w:hint="eastAsia"/>
+          <w:sz w:val="20"/>
+          <w:szCs w:val="20"/>
+        </w:rPr>
+        <w:t>Lazybot</w:t>
+      </w:r>
+      <w:proofErr w:type="spellEnd"/>
     </w:p>
     <w:sectPr>
       <w:pgSz w:w="11906" w:h="16838"/>

--- a/src/main/resources/static/help/help.docx
+++ b/src/main/resources/static/help/help.docx
@@ -681,8 +681,8 @@
       <w:tblGrid>
         <w:gridCol w:w="2598"/>
         <w:gridCol w:w="2599"/>
-        <w:gridCol w:w="2598"/>
-        <w:gridCol w:w="2599"/>
+        <w:gridCol w:w="2585"/>
+        <w:gridCol w:w="2612"/>
       </w:tblGrid>
       <w:tr>
         <w:trPr>
@@ -743,7 +743,6 @@
                 <w:szCs w:val="20"/>
               </w:rPr>
             </w:pPr>
-            <w:proofErr w:type="spellStart"/>
             <w:r>
               <w:rPr>
                 <w:rFonts w:hint="eastAsia"/>
@@ -753,19 +752,7 @@
                 <w:szCs w:val="20"/>
                 <w:u w:val="double"/>
               </w:rPr>
-              <w:t>RandomImage</w:t>
-            </w:r>
-            <w:proofErr w:type="spellEnd"/>
-            <w:r>
-              <w:rPr>
-                <w:rFonts w:hint="eastAsia"/>
-                <w:b/>
-                <w:bCs/>
-                <w:sz w:val="20"/>
-                <w:szCs w:val="20"/>
-                <w:u w:val="double"/>
-              </w:rPr>
-              <w:t>/</w:t>
+              <w:t>Image/</w:t>
             </w:r>
             <w:proofErr w:type="spellStart"/>
             <w:r>
@@ -835,7 +822,7 @@
         </w:tc>
         <w:tc>
           <w:tcPr>
-            <w:tcW w:w="2598" w:type="dxa"/>
+            <w:tcW w:w="2599" w:type="dxa"/>
             <w:tcBorders>
               <w:bottom w:val="single" w:sz="12" w:space="0" w:color="auto"/>
             </w:tcBorders>
@@ -872,7 +859,7 @@
         </w:tc>
         <w:tc>
           <w:tcPr>
-            <w:tcW w:w="2598" w:type="dxa"/>
+            <w:tcW w:w="2585" w:type="dxa"/>
             <w:tcBorders>
               <w:bottom w:val="single" w:sz="12" w:space="0" w:color="auto"/>
             </w:tcBorders>
@@ -910,7 +897,7 @@
         </w:tc>
         <w:tc>
           <w:tcPr>
-            <w:tcW w:w="2598" w:type="dxa"/>
+            <w:tcW w:w="2612" w:type="dxa"/>
             <w:tcBorders>
               <w:right w:val="single" w:sz="12" w:space="0" w:color="auto"/>
             </w:tcBorders>
@@ -1006,7 +993,6 @@
                 <w:szCs w:val="20"/>
               </w:rPr>
             </w:pPr>
-            <w:proofErr w:type="spellStart"/>
             <w:r>
               <w:rPr>
                 <w:b/>
@@ -1015,9 +1001,8 @@
                 <w:szCs w:val="20"/>
                 <w:u w:val="double"/>
               </w:rPr>
-              <w:t>RandomVideo</w:t>
-            </w:r>
-            <w:proofErr w:type="spellEnd"/>
+              <w:t>Video</w:t>
+            </w:r>
             <w:r>
               <w:rPr>
                 <w:rFonts w:hint="eastAsia"/>
@@ -1121,7 +1106,7 @@
         </w:tc>
         <w:tc>
           <w:tcPr>
-            <w:tcW w:w="2598" w:type="dxa"/>
+            <w:tcW w:w="2599" w:type="dxa"/>
             <w:tcBorders>
               <w:bottom w:val="single" w:sz="12" w:space="0" w:color="auto"/>
             </w:tcBorders>
@@ -1167,7 +1152,7 @@
         </w:tc>
         <w:tc>
           <w:tcPr>
-            <w:tcW w:w="2598" w:type="dxa"/>
+            <w:tcW w:w="2585" w:type="dxa"/>
             <w:tcBorders>
               <w:bottom w:val="single" w:sz="12" w:space="0" w:color="auto"/>
             </w:tcBorders>
@@ -1214,7 +1199,7 @@
         </w:tc>
         <w:tc>
           <w:tcPr>
-            <w:tcW w:w="2598" w:type="dxa"/>
+            <w:tcW w:w="2612" w:type="dxa"/>
             <w:tcBorders>
               <w:bottom w:val="single" w:sz="12" w:space="0" w:color="auto"/>
               <w:right w:val="single" w:sz="12" w:space="0" w:color="auto"/>
@@ -1298,15 +1283,80 @@
         </w:tc>
         <w:tc>
           <w:tcPr>
-            <w:tcW w:w="5197" w:type="dxa"/>
-            <w:gridSpan w:val="2"/>
+            <w:tcW w:w="2585" w:type="dxa"/>
+            <w:tcBorders>
+              <w:top w:val="single" w:sz="12" w:space="0" w:color="auto"/>
+              <w:left w:val="single" w:sz="4" w:space="0" w:color="auto"/>
+              <w:bottom w:val="single" w:sz="12" w:space="0" w:color="auto"/>
+              <w:right w:val="single" w:sz="4" w:space="0" w:color="auto"/>
+            </w:tcBorders>
+            <w:shd w:val="clear" w:color="auto" w:fill="C1F0C7" w:themeFill="accent3" w:themeFillTint="33"/>
+          </w:tcPr>
+          <w:p>
+            <w:pPr>
+              <w:rPr>
+                <w:rFonts w:hint="eastAsia"/>
+              </w:rPr>
+            </w:pPr>
+            <w:r>
+              <w:rPr>
+                <w:rFonts w:hint="eastAsia"/>
+                <w:b/>
+                <w:bCs/>
+                <w:sz w:val="20"/>
+                <w:szCs w:val="20"/>
+                <w:u w:val="double"/>
+              </w:rPr>
+              <w:t>Audio/</w:t>
+            </w:r>
+            <w:proofErr w:type="spellStart"/>
+            <w:r>
+              <w:rPr>
+                <w:rFonts w:hint="eastAsia"/>
+                <w:b/>
+                <w:bCs/>
+                <w:sz w:val="20"/>
+                <w:szCs w:val="20"/>
+                <w:u w:val="double"/>
+              </w:rPr>
+              <w:t>aud</w:t>
+            </w:r>
+            <w:proofErr w:type="spellEnd"/>
+            <w:r>
+              <w:rPr>
+                <w:b/>
+                <w:bCs/>
+                <w:sz w:val="20"/>
+                <w:szCs w:val="20"/>
+              </w:rPr>
+              <w:t xml:space="preserve">  </w:t>
+            </w:r>
+            <w:r>
+              <w:rPr>
+                <w:sz w:val="20"/>
+                <w:szCs w:val="20"/>
+              </w:rPr>
+              <w:t>随机</w:t>
+            </w:r>
+            <w:r>
+              <w:rPr>
+                <w:rFonts w:hint="eastAsia"/>
+                <w:sz w:val="20"/>
+                <w:szCs w:val="20"/>
+              </w:rPr>
+              <w:t>音频</w:t>
+            </w:r>
+          </w:p>
+        </w:tc>
+        <w:tc>
+          <w:tcPr>
+            <w:tcW w:w="2612" w:type="dxa"/>
             <w:tcBorders>
               <w:top w:val="single" w:sz="12" w:space="0" w:color="auto"/>
               <w:left w:val="single" w:sz="4" w:space="0" w:color="auto"/>
               <w:bottom w:val="single" w:sz="12" w:space="0" w:color="auto"/>
               <w:right w:val="single" w:sz="12" w:space="0" w:color="auto"/>
             </w:tcBorders>
-            <w:shd w:val="clear" w:color="auto" w:fill="C1F0C7" w:themeFill="accent3" w:themeFillTint="33"/>
           </w:tcPr>
           <w:p>
             <w:pPr>
@@ -1314,76 +1364,24 @@
                 <w:rFonts w:hint="eastAsia"/>
               </w:rPr>
             </w:pPr>
-            <w:proofErr w:type="spellStart"/>
-            <w:r>
-              <w:rPr>
+            <w:r>
+              <w:rPr>
+                <w:rFonts w:hint="eastAsia"/>
                 <w:b/>
                 <w:bCs/>
                 <w:sz w:val="20"/>
                 <w:szCs w:val="20"/>
                 <w:u w:val="double"/>
               </w:rPr>
-              <w:t>Random</w:t>
-            </w:r>
-            <w:r>
-              <w:rPr>
-                <w:rFonts w:hint="eastAsia"/>
-                <w:b/>
-                <w:bCs/>
-                <w:sz w:val="20"/>
-                <w:szCs w:val="20"/>
-                <w:u w:val="double"/>
-              </w:rPr>
-              <w:t>Audio</w:t>
-            </w:r>
-            <w:proofErr w:type="spellEnd"/>
-            <w:r>
-              <w:rPr>
-                <w:rFonts w:hint="eastAsia"/>
-                <w:b/>
-                <w:bCs/>
-                <w:sz w:val="20"/>
-                <w:szCs w:val="20"/>
-                <w:u w:val="double"/>
-              </w:rPr>
-              <w:t>/</w:t>
-            </w:r>
-            <w:proofErr w:type="spellStart"/>
-            <w:r>
-              <w:rPr>
-                <w:rFonts w:hint="eastAsia"/>
-                <w:b/>
-                <w:bCs/>
-                <w:sz w:val="20"/>
-                <w:szCs w:val="20"/>
-                <w:u w:val="double"/>
-              </w:rPr>
-              <w:t>aud</w:t>
-            </w:r>
-            <w:proofErr w:type="spellEnd"/>
-            <w:r>
-              <w:rPr>
-                <w:b/>
-                <w:bCs/>
-                <w:sz w:val="20"/>
-                <w:szCs w:val="20"/>
-              </w:rPr>
-              <w:t xml:space="preserve">  </w:t>
-            </w:r>
-            <w:r>
-              <w:rPr>
-                <w:sz w:val="20"/>
-                <w:szCs w:val="20"/>
-              </w:rPr>
-              <w:t>随机</w:t>
-            </w:r>
-            <w:r>
-              <w:rPr>
-                <w:rFonts w:hint="eastAsia"/>
-                <w:sz w:val="20"/>
-                <w:szCs w:val="20"/>
-              </w:rPr>
-              <w:t>音频</w:t>
+              <w:t>Tts</w:t>
+            </w:r>
+            <w:r>
+              <w:rPr>
+                <w:rFonts w:hint="eastAsia"/>
+                <w:sz w:val="20"/>
+                <w:szCs w:val="20"/>
+              </w:rPr>
+              <w:t xml:space="preserve">  语音合成</w:t>
             </w:r>
           </w:p>
         </w:tc>
@@ -3325,23 +3323,319 @@
     <w:p>
       <w:pPr>
         <w:spacing w:after="0" w:line="240" w:lineRule="auto"/>
+        <w:rPr>
+          <w:rFonts w:hint="eastAsia"/>
+        </w:rPr>
       </w:pPr>
     </w:p>
     <w:p>
       <w:pPr>
         <w:spacing w:after="0" w:line="240" w:lineRule="auto"/>
         <w:rPr>
-          <w:rFonts w:hint="eastAsia"/>
+          <w:rFonts w:ascii="Segoe UI Emoji" w:hAnsi="Segoe UI Emoji" w:cs="Segoe UI Emoji"/>
+          <w:b/>
+          <w:bCs/>
+          <w:sz w:val="20"/>
+          <w:szCs w:val="20"/>
         </w:rPr>
       </w:pPr>
+      <w:r>
+        <w:rPr>
+          <w:rFonts w:hint="eastAsia"/>
+          <w:b/>
+          <w:bCs/>
+          <w:sz w:val="20"/>
+          <w:szCs w:val="20"/>
+        </w:rPr>
+        <w:t>[</w:t>
+      </w:r>
+      <w:r>
+        <w:rPr>
+          <w:rFonts w:hint="eastAsia"/>
+          <w:b/>
+          <w:bCs/>
+          <w:sz w:val="20"/>
+          <w:szCs w:val="20"/>
+        </w:rPr>
+        <w:t>注意事项</w:t>
+      </w:r>
+      <w:r>
+        <w:rPr>
+          <w:rFonts w:hint="eastAsia"/>
+          <w:b/>
+          <w:bCs/>
+          <w:sz w:val="20"/>
+          <w:szCs w:val="20"/>
+        </w:rPr>
+        <w:t>]</w:t>
+      </w:r>
+      <w:r>
+        <w:rPr>
+          <w:b/>
+          <w:bCs/>
+          <w:sz w:val="20"/>
+          <w:szCs w:val="20"/>
+        </w:rPr>
+        <w:tab/>
+      </w:r>
+      <w:r>
+        <w:rPr>
+          <w:b/>
+          <w:bCs/>
+          <w:sz w:val="20"/>
+          <w:szCs w:val="20"/>
+        </w:rPr>
+        <w:tab/>
+      </w:r>
+      <w:r>
+        <w:rPr>
+          <w:b/>
+          <w:bCs/>
+          <w:sz w:val="20"/>
+          <w:szCs w:val="20"/>
+        </w:rPr>
+        <w:tab/>
+      </w:r>
+      <w:r>
+        <w:rPr>
+          <w:b/>
+          <w:bCs/>
+          <w:sz w:val="20"/>
+          <w:szCs w:val="20"/>
+        </w:rPr>
+        <w:tab/>
+      </w:r>
+      <w:r>
+        <w:rPr>
+          <w:b/>
+          <w:bCs/>
+          <w:sz w:val="20"/>
+          <w:szCs w:val="20"/>
+        </w:rPr>
+        <w:tab/>
+      </w:r>
+      <w:r>
+        <w:rPr>
+          <w:rFonts w:hint="eastAsia"/>
+          <w:b/>
+          <w:bCs/>
+          <w:sz w:val="20"/>
+          <w:szCs w:val="20"/>
+        </w:rPr>
+        <w:t xml:space="preserve">     </w:t>
+      </w:r>
+      <w:r>
+        <w:rPr>
+          <w:rFonts w:hint="eastAsia"/>
+          <w:b/>
+          <w:bCs/>
+          <w:sz w:val="20"/>
+          <w:szCs w:val="20"/>
+        </w:rPr>
+        <w:t xml:space="preserve">                     </w:t>
+      </w:r>
+      <w:r>
+        <w:rPr>
+          <w:rFonts w:hint="eastAsia"/>
+          <w:b/>
+          <w:bCs/>
+          <w:sz w:val="20"/>
+          <w:szCs w:val="20"/>
+        </w:rPr>
+        <w:t xml:space="preserve">  </w:t>
+      </w:r>
+      <w:r>
+        <w:rPr>
+          <w:rFonts w:hint="eastAsia"/>
+          <w:b/>
+          <w:bCs/>
+          <w:sz w:val="20"/>
+          <w:szCs w:val="20"/>
+        </w:rPr>
+        <w:t>[命令限权等级 -</w:t>
+      </w:r>
+      <w:r>
+        <w:rPr>
+          <w:rFonts w:ascii="Segoe UI Emoji" w:hAnsi="Segoe UI Emoji" w:cs="Segoe UI Emoji"/>
+        </w:rPr>
+        <w:t xml:space="preserve"> </w:t>
+      </w:r>
+      <w:r>
+        <w:rPr>
+          <w:rFonts w:ascii="Segoe UI Emoji" w:hAnsi="Segoe UI Emoji" w:cs="Segoe UI Emoji"/>
+          <w:b/>
+          <w:bCs/>
+          <w:sz w:val="20"/>
+          <w:szCs w:val="20"/>
+        </w:rPr>
+        <w:t>🟢</w:t>
+      </w:r>
+      <w:r>
+        <w:rPr>
+          <w:rFonts w:ascii="Segoe UI Emoji" w:hAnsi="Segoe UI Emoji" w:cs="Segoe UI Emoji" w:hint="eastAsia"/>
+          <w:b/>
+          <w:bCs/>
+          <w:sz w:val="20"/>
+          <w:szCs w:val="20"/>
+        </w:rPr>
+        <w:t xml:space="preserve"> </w:t>
+      </w:r>
+      <w:r>
+        <w:rPr>
+          <w:rFonts w:ascii="Segoe UI Emoji" w:hAnsi="Segoe UI Emoji" w:cs="Segoe UI Emoji"/>
+          <w:b/>
+          <w:bCs/>
+          <w:sz w:val="20"/>
+          <w:szCs w:val="20"/>
+        </w:rPr>
+        <w:t>−I</w:t>
+      </w:r>
+      <w:r>
+        <w:rPr>
+          <w:rFonts w:ascii="Segoe UI Emoji" w:hAnsi="Segoe UI Emoji" w:cs="Segoe UI Emoji" w:hint="eastAsia"/>
+          <w:b/>
+          <w:bCs/>
+          <w:sz w:val="20"/>
+          <w:szCs w:val="20"/>
+        </w:rPr>
+        <w:t>级</w:t>
+      </w:r>
+      <w:r>
+        <w:rPr>
+          <w:rFonts w:ascii="Segoe UI Emoji" w:hAnsi="Segoe UI Emoji" w:cs="Segoe UI Emoji" w:hint="eastAsia"/>
+          <w:b/>
+          <w:bCs/>
+          <w:sz w:val="20"/>
+          <w:szCs w:val="20"/>
+        </w:rPr>
+        <w:t xml:space="preserve"> </w:t>
+      </w:r>
+      <w:r>
+        <w:rPr>
+          <w:rFonts w:ascii="Segoe UI Emoji" w:hAnsi="Segoe UI Emoji" w:cs="Segoe UI Emoji"/>
+          <w:b/>
+          <w:bCs/>
+          <w:sz w:val="20"/>
+          <w:szCs w:val="20"/>
+        </w:rPr>
+        <w:t>⚪</w:t>
+      </w:r>
+      <w:r>
+        <w:rPr>
+          <w:rFonts w:ascii="Segoe UI Emoji" w:hAnsi="Segoe UI Emoji" w:cs="Segoe UI Emoji" w:hint="eastAsia"/>
+          <w:b/>
+          <w:bCs/>
+          <w:sz w:val="20"/>
+          <w:szCs w:val="20"/>
+        </w:rPr>
+        <w:t xml:space="preserve"> 0</w:t>
+      </w:r>
+      <w:r>
+        <w:rPr>
+          <w:rFonts w:ascii="Segoe UI Emoji" w:hAnsi="Segoe UI Emoji" w:cs="Segoe UI Emoji" w:hint="eastAsia"/>
+          <w:b/>
+          <w:bCs/>
+          <w:sz w:val="20"/>
+          <w:szCs w:val="20"/>
+        </w:rPr>
+        <w:t>级</w:t>
+      </w:r>
+      <w:r>
+        <w:rPr>
+          <w:rFonts w:hint="eastAsia"/>
+          <w:b/>
+          <w:bCs/>
+          <w:sz w:val="20"/>
+          <w:szCs w:val="20"/>
+        </w:rPr>
+        <w:t xml:space="preserve"> </w:t>
+      </w:r>
+      <w:r>
+        <w:rPr>
+          <w:rFonts w:ascii="Segoe UI Emoji" w:hAnsi="Segoe UI Emoji" w:cs="Segoe UI Emoji"/>
+          <w:b/>
+          <w:bCs/>
+          <w:sz w:val="20"/>
+          <w:szCs w:val="20"/>
+        </w:rPr>
+        <w:t>🔷</w:t>
+      </w:r>
+      <w:r>
+        <w:rPr>
+          <w:rFonts w:ascii="Segoe UI Emoji" w:hAnsi="Segoe UI Emoji" w:cs="Segoe UI Emoji" w:hint="eastAsia"/>
+          <w:b/>
+          <w:bCs/>
+          <w:sz w:val="20"/>
+          <w:szCs w:val="20"/>
+        </w:rPr>
+        <w:t xml:space="preserve"> I</w:t>
+      </w:r>
+      <w:r>
+        <w:rPr>
+          <w:rFonts w:ascii="Segoe UI Emoji" w:hAnsi="Segoe UI Emoji" w:cs="Segoe UI Emoji" w:hint="eastAsia"/>
+          <w:b/>
+          <w:bCs/>
+          <w:sz w:val="20"/>
+          <w:szCs w:val="20"/>
+        </w:rPr>
+        <w:t>级</w:t>
+      </w:r>
+      <w:r>
+        <w:rPr>
+          <w:rFonts w:ascii="Segoe UI Emoji" w:hAnsi="Segoe UI Emoji" w:cs="Segoe UI Emoji" w:hint="eastAsia"/>
+          <w:b/>
+          <w:bCs/>
+          <w:sz w:val="20"/>
+          <w:szCs w:val="20"/>
+        </w:rPr>
+        <w:t xml:space="preserve"> </w:t>
+      </w:r>
+      <w:r>
+        <w:rPr>
+          <w:rFonts w:ascii="Segoe UI Emoji" w:hAnsi="Segoe UI Emoji" w:cs="Segoe UI Emoji"/>
+          <w:b/>
+          <w:bCs/>
+          <w:sz w:val="20"/>
+          <w:szCs w:val="20"/>
+        </w:rPr>
+        <w:t>🔶</w:t>
+      </w:r>
+      <w:r>
+        <w:rPr>
+          <w:rFonts w:ascii="Segoe UI Emoji" w:hAnsi="Segoe UI Emoji" w:cs="Segoe UI Emoji" w:hint="eastAsia"/>
+          <w:b/>
+          <w:bCs/>
+          <w:sz w:val="20"/>
+          <w:szCs w:val="20"/>
+        </w:rPr>
+        <w:t xml:space="preserve"> II</w:t>
+      </w:r>
+      <w:r>
+        <w:rPr>
+          <w:rFonts w:ascii="Segoe UI Emoji" w:hAnsi="Segoe UI Emoji" w:cs="Segoe UI Emoji" w:hint="eastAsia"/>
+          <w:b/>
+          <w:bCs/>
+          <w:sz w:val="20"/>
+          <w:szCs w:val="20"/>
+        </w:rPr>
+        <w:t>级</w:t>
+      </w:r>
+      <w:r>
+        <w:rPr>
+          <w:rFonts w:ascii="Segoe UI Emoji" w:hAnsi="Segoe UI Emoji" w:cs="Segoe UI Emoji" w:hint="eastAsia"/>
+          <w:b/>
+          <w:bCs/>
+          <w:sz w:val="20"/>
+          <w:szCs w:val="20"/>
+        </w:rPr>
+        <w:t>]</w:t>
+      </w:r>
     </w:p>
     <w:p>
       <w:pPr>
         <w:spacing w:after="0" w:line="240" w:lineRule="auto"/>
         <w:rPr>
-          <w:rFonts w:ascii="Segoe UI Emoji" w:hAnsi="Segoe UI Emoji" w:cs="Segoe UI Emoji"/>
-          <w:b/>
-          <w:bCs/>
+          <w:rFonts w:hint="eastAsia"/>
           <w:sz w:val="20"/>
           <w:szCs w:val="20"/>
         </w:rPr>
@@ -3354,134 +3648,89 @@
           <w:sz w:val="20"/>
           <w:szCs w:val="20"/>
         </w:rPr>
-        <w:t>[</w:t>
-      </w:r>
-      <w:r>
-        <w:rPr>
-          <w:rFonts w:hint="eastAsia"/>
-          <w:b/>
-          <w:bCs/>
-          <w:sz w:val="20"/>
-          <w:szCs w:val="20"/>
-        </w:rPr>
-        <w:t>注意事项</w:t>
-      </w:r>
-      <w:r>
-        <w:rPr>
-          <w:rFonts w:hint="eastAsia"/>
-          <w:b/>
-          <w:bCs/>
-          <w:sz w:val="20"/>
-          <w:szCs w:val="20"/>
-        </w:rPr>
-        <w:t>]</w:t>
-      </w:r>
-      <w:r>
-        <w:rPr>
-          <w:b/>
-          <w:bCs/>
-          <w:sz w:val="20"/>
-          <w:szCs w:val="20"/>
-        </w:rPr>
-        <w:tab/>
-      </w:r>
-      <w:r>
-        <w:rPr>
-          <w:b/>
-          <w:bCs/>
-          <w:sz w:val="20"/>
-          <w:szCs w:val="20"/>
-        </w:rPr>
-        <w:tab/>
-      </w:r>
-      <w:r>
-        <w:rPr>
-          <w:b/>
-          <w:bCs/>
-          <w:sz w:val="20"/>
-          <w:szCs w:val="20"/>
-        </w:rPr>
-        <w:tab/>
-      </w:r>
-      <w:r>
-        <w:rPr>
-          <w:b/>
-          <w:bCs/>
-          <w:sz w:val="20"/>
-          <w:szCs w:val="20"/>
-        </w:rPr>
-        <w:tab/>
-      </w:r>
-      <w:r>
-        <w:rPr>
-          <w:b/>
-          <w:bCs/>
-          <w:sz w:val="20"/>
-          <w:szCs w:val="20"/>
-        </w:rPr>
-        <w:tab/>
-      </w:r>
-      <w:r>
-        <w:rPr>
-          <w:rFonts w:hint="eastAsia"/>
-          <w:b/>
-          <w:bCs/>
-          <w:sz w:val="20"/>
-          <w:szCs w:val="20"/>
-        </w:rPr>
-        <w:t xml:space="preserve">     </w:t>
-      </w:r>
-      <w:r>
-        <w:rPr>
-          <w:rFonts w:hint="eastAsia"/>
-          <w:b/>
-          <w:bCs/>
-          <w:sz w:val="20"/>
-          <w:szCs w:val="20"/>
-        </w:rPr>
-        <w:t xml:space="preserve">                     </w:t>
-      </w:r>
-      <w:r>
-        <w:rPr>
-          <w:rFonts w:hint="eastAsia"/>
-          <w:b/>
-          <w:bCs/>
-          <w:sz w:val="20"/>
-          <w:szCs w:val="20"/>
-        </w:rPr>
-        <w:t xml:space="preserve">  </w:t>
-      </w:r>
-      <w:r>
-        <w:rPr>
-          <w:rFonts w:hint="eastAsia"/>
-          <w:b/>
-          <w:bCs/>
-          <w:sz w:val="20"/>
-          <w:szCs w:val="20"/>
-        </w:rPr>
-        <w:t>[命令限权等级 -</w:t>
-      </w:r>
-      <w:r>
-        <w:rPr>
-          <w:rFonts w:ascii="Segoe UI Emoji" w:hAnsi="Segoe UI Emoji" w:cs="Segoe UI Emoji"/>
+        <w:t>1.</w:t>
+      </w:r>
+      <w:r>
+        <w:rPr>
+          <w:rFonts w:hint="eastAsia"/>
+          <w:sz w:val="20"/>
+          <w:szCs w:val="20"/>
+        </w:rPr>
+        <w:t xml:space="preserve"> 当前指令前缀为 </w:t>
+      </w:r>
+      <w:r>
+        <w:rPr>
+          <w:rFonts w:hint="eastAsia"/>
+          <w:b/>
+          <w:bCs/>
+          <w:sz w:val="20"/>
+          <w:szCs w:val="20"/>
+        </w:rPr>
+        <w:t>/</w:t>
+      </w:r>
+      <w:r>
+        <w:rPr>
+          <w:rFonts w:hint="eastAsia"/>
+          <w:sz w:val="20"/>
+          <w:szCs w:val="20"/>
+        </w:rPr>
+        <w:t xml:space="preserve">，表中的 </w:t>
+      </w:r>
+      <w:r>
+        <w:rPr>
+          <w:rFonts w:hint="eastAsia"/>
+          <w:b/>
+          <w:bCs/>
+          <w:sz w:val="20"/>
+          <w:szCs w:val="20"/>
+        </w:rPr>
+        <w:t xml:space="preserve">中英文命令 </w:t>
+      </w:r>
+      <w:r>
+        <w:rPr>
+          <w:rFonts w:hint="eastAsia"/>
+          <w:sz w:val="20"/>
+          <w:szCs w:val="20"/>
+        </w:rPr>
+        <w:t>通用，</w:t>
+      </w:r>
+      <w:r>
+        <w:rPr>
+          <w:rFonts w:hint="eastAsia"/>
+          <w:b/>
+          <w:bCs/>
+          <w:sz w:val="20"/>
+          <w:szCs w:val="20"/>
+        </w:rPr>
+        <w:t>参数说明</w:t>
+      </w:r>
+      <w:r>
+        <w:rPr>
+          <w:rFonts w:hint="eastAsia"/>
+          <w:sz w:val="20"/>
+          <w:szCs w:val="20"/>
         </w:rPr>
         <w:t xml:space="preserve"> </w:t>
       </w:r>
       <w:r>
         <w:rPr>
-          <w:rFonts w:ascii="Segoe UI Emoji" w:hAnsi="Segoe UI Emoji" w:cs="Segoe UI Emoji"/>
-          <w:b/>
-          <w:bCs/>
-          <w:sz w:val="20"/>
-          <w:szCs w:val="20"/>
-        </w:rPr>
-        <w:t>🟢</w:t>
-      </w:r>
-      <w:r>
-        <w:rPr>
-          <w:rFonts w:ascii="Segoe UI Emoji" w:hAnsi="Segoe UI Emoji" w:cs="Segoe UI Emoji" w:hint="eastAsia"/>
-          <w:b/>
-          <w:bCs/>
+          <w:rFonts w:hint="eastAsia"/>
+          <w:sz w:val="20"/>
+          <w:szCs w:val="20"/>
+        </w:rPr>
+        <w:t>可</w:t>
+      </w:r>
+      <w:r>
+        <w:rPr>
+          <w:rFonts w:hint="eastAsia"/>
+          <w:sz w:val="20"/>
+          <w:szCs w:val="20"/>
+        </w:rPr>
+        <w:t>通过</w:t>
+      </w:r>
+      <w:r>
+        <w:rPr>
+          <w:rFonts w:hint="eastAsia"/>
           <w:sz w:val="20"/>
           <w:szCs w:val="20"/>
         </w:rPr>
@@ -3489,27 +3738,57 @@
       </w:r>
       <w:r>
         <w:rPr>
-          <w:rFonts w:ascii="Segoe UI Emoji" w:hAnsi="Segoe UI Emoji" w:cs="Segoe UI Emoji"/>
-          <w:b/>
-          <w:bCs/>
-          <w:sz w:val="20"/>
-          <w:szCs w:val="20"/>
-        </w:rPr>
-        <w:t>−I</w:t>
-      </w:r>
-      <w:r>
-        <w:rPr>
-          <w:rFonts w:ascii="Segoe UI Emoji" w:hAnsi="Segoe UI Emoji" w:cs="Segoe UI Emoji" w:hint="eastAsia"/>
-          <w:b/>
-          <w:bCs/>
-          <w:sz w:val="20"/>
-          <w:szCs w:val="20"/>
-        </w:rPr>
-        <w:t>级</w:t>
-      </w:r>
-      <w:r>
-        <w:rPr>
-          <w:rFonts w:ascii="Segoe UI Emoji" w:hAnsi="Segoe UI Emoji" w:cs="Segoe UI Emoji" w:hint="eastAsia"/>
+          <w:rFonts w:hint="eastAsia"/>
+          <w:b/>
+          <w:bCs/>
+          <w:sz w:val="20"/>
+          <w:szCs w:val="20"/>
+        </w:rPr>
+        <w:t>在</w:t>
+      </w:r>
+      <w:r>
+        <w:rPr>
+          <w:rFonts w:hint="eastAsia"/>
+          <w:b/>
+          <w:bCs/>
+          <w:sz w:val="20"/>
+          <w:szCs w:val="20"/>
+        </w:rPr>
+        <w:t>指令后加 -h</w:t>
+      </w:r>
+      <w:r>
+        <w:rPr>
+          <w:rFonts w:hint="eastAsia"/>
+          <w:b/>
+          <w:bCs/>
+          <w:sz w:val="20"/>
+          <w:szCs w:val="20"/>
+        </w:rPr>
+        <w:t>参数</w:t>
+      </w:r>
+      <w:r>
+        <w:rPr>
+          <w:rFonts w:hint="eastAsia"/>
+          <w:b/>
+          <w:bCs/>
+          <w:sz w:val="20"/>
+          <w:szCs w:val="20"/>
+        </w:rPr>
+        <w:t xml:space="preserve"> 获取</w:t>
+      </w:r>
+      <w:r>
+        <w:rPr>
+          <w:rFonts w:hint="eastAsia"/>
+          <w:b/>
+          <w:bCs/>
+          <w:sz w:val="20"/>
+          <w:szCs w:val="20"/>
+        </w:rPr>
+        <w:t>指令详情</w:t>
+      </w:r>
+      <w:r>
+        <w:rPr>
+          <w:rFonts w:hint="eastAsia"/>
           <w:b/>
           <w:bCs/>
           <w:sz w:val="20"/>
@@ -3519,123 +3798,19 @@
       </w:r>
       <w:r>
         <w:rPr>
-          <w:rFonts w:ascii="Segoe UI Emoji" w:hAnsi="Segoe UI Emoji" w:cs="Segoe UI Emoji"/>
-          <w:b/>
-          <w:bCs/>
-          <w:sz w:val="20"/>
-          <w:szCs w:val="20"/>
-        </w:rPr>
-        <w:t>⚪</w:t>
-      </w:r>
-      <w:r>
-        <w:rPr>
-          <w:rFonts w:ascii="Segoe UI Emoji" w:hAnsi="Segoe UI Emoji" w:cs="Segoe UI Emoji" w:hint="eastAsia"/>
-          <w:b/>
-          <w:bCs/>
-          <w:sz w:val="20"/>
-          <w:szCs w:val="20"/>
-        </w:rPr>
-        <w:t xml:space="preserve"> 0</w:t>
-      </w:r>
-      <w:r>
-        <w:rPr>
-          <w:rFonts w:ascii="Segoe UI Emoji" w:hAnsi="Segoe UI Emoji" w:cs="Segoe UI Emoji" w:hint="eastAsia"/>
-          <w:b/>
-          <w:bCs/>
-          <w:sz w:val="20"/>
-          <w:szCs w:val="20"/>
-        </w:rPr>
-        <w:t>级</w:t>
-      </w:r>
-      <w:r>
-        <w:rPr>
-          <w:rFonts w:hint="eastAsia"/>
-          <w:b/>
-          <w:bCs/>
-          <w:sz w:val="20"/>
-          <w:szCs w:val="20"/>
-        </w:rPr>
-        <w:t xml:space="preserve"> </w:t>
-      </w:r>
-      <w:r>
-        <w:rPr>
-          <w:rFonts w:ascii="Segoe UI Emoji" w:hAnsi="Segoe UI Emoji" w:cs="Segoe UI Emoji"/>
-          <w:b/>
-          <w:bCs/>
-          <w:sz w:val="20"/>
-          <w:szCs w:val="20"/>
-        </w:rPr>
-        <w:t>🔷</w:t>
-      </w:r>
-      <w:r>
-        <w:rPr>
-          <w:rFonts w:ascii="Segoe UI Emoji" w:hAnsi="Segoe UI Emoji" w:cs="Segoe UI Emoji" w:hint="eastAsia"/>
-          <w:b/>
-          <w:bCs/>
-          <w:sz w:val="20"/>
-          <w:szCs w:val="20"/>
-        </w:rPr>
-        <w:t xml:space="preserve"> I</w:t>
-      </w:r>
-      <w:r>
-        <w:rPr>
-          <w:rFonts w:ascii="Segoe UI Emoji" w:hAnsi="Segoe UI Emoji" w:cs="Segoe UI Emoji" w:hint="eastAsia"/>
-          <w:b/>
-          <w:bCs/>
-          <w:sz w:val="20"/>
-          <w:szCs w:val="20"/>
-        </w:rPr>
-        <w:t>级</w:t>
-      </w:r>
-      <w:r>
-        <w:rPr>
-          <w:rFonts w:ascii="Segoe UI Emoji" w:hAnsi="Segoe UI Emoji" w:cs="Segoe UI Emoji" w:hint="eastAsia"/>
-          <w:b/>
-          <w:bCs/>
-          <w:sz w:val="20"/>
-          <w:szCs w:val="20"/>
-        </w:rPr>
-        <w:t xml:space="preserve"> </w:t>
-      </w:r>
-      <w:r>
-        <w:rPr>
-          <w:rFonts w:ascii="Segoe UI Emoji" w:hAnsi="Segoe UI Emoji" w:cs="Segoe UI Emoji"/>
-          <w:b/>
-          <w:bCs/>
-          <w:sz w:val="20"/>
-          <w:szCs w:val="20"/>
-        </w:rPr>
-        <w:t>🔶</w:t>
-      </w:r>
-      <w:r>
-        <w:rPr>
-          <w:rFonts w:ascii="Segoe UI Emoji" w:hAnsi="Segoe UI Emoji" w:cs="Segoe UI Emoji" w:hint="eastAsia"/>
-          <w:b/>
-          <w:bCs/>
-          <w:sz w:val="20"/>
-          <w:szCs w:val="20"/>
-        </w:rPr>
-        <w:t xml:space="preserve"> II</w:t>
-      </w:r>
-      <w:r>
-        <w:rPr>
-          <w:rFonts w:ascii="Segoe UI Emoji" w:hAnsi="Segoe UI Emoji" w:cs="Segoe UI Emoji" w:hint="eastAsia"/>
-          <w:b/>
-          <w:bCs/>
-          <w:sz w:val="20"/>
-          <w:szCs w:val="20"/>
-        </w:rPr>
-        <w:t>级</w:t>
-      </w:r>
-      <w:r>
-        <w:rPr>
-          <w:rFonts w:ascii="Segoe UI Emoji" w:hAnsi="Segoe UI Emoji" w:cs="Segoe UI Emoji" w:hint="eastAsia"/>
-          <w:b/>
-          <w:bCs/>
-          <w:sz w:val="20"/>
-          <w:szCs w:val="20"/>
-        </w:rPr>
-        <w:t>]</w:t>
+          <w:rFonts w:hint="eastAsia"/>
+          <w:sz w:val="20"/>
+          <w:szCs w:val="20"/>
+        </w:rPr>
+        <w:t>查看</w:t>
+      </w:r>
+      <w:r>
+        <w:rPr>
+          <w:rFonts w:hint="eastAsia"/>
+          <w:sz w:val="20"/>
+          <w:szCs w:val="20"/>
+        </w:rPr>
+        <w:t>；</w:t>
       </w:r>
     </w:p>
     <w:p>
@@ -3655,61 +3830,7 @@
           <w:sz w:val="20"/>
           <w:szCs w:val="20"/>
         </w:rPr>
-        <w:t>1.</w:t>
-      </w:r>
-      <w:r>
-        <w:rPr>
-          <w:rFonts w:hint="eastAsia"/>
-          <w:sz w:val="20"/>
-          <w:szCs w:val="20"/>
-        </w:rPr>
-        <w:t xml:space="preserve"> 当前指令前缀为 </w:t>
-      </w:r>
-      <w:r>
-        <w:rPr>
-          <w:rFonts w:hint="eastAsia"/>
-          <w:b/>
-          <w:bCs/>
-          <w:sz w:val="20"/>
-          <w:szCs w:val="20"/>
-        </w:rPr>
-        <w:t>/</w:t>
-      </w:r>
-      <w:r>
-        <w:rPr>
-          <w:rFonts w:hint="eastAsia"/>
-          <w:sz w:val="20"/>
-          <w:szCs w:val="20"/>
-        </w:rPr>
-        <w:t xml:space="preserve">，表中的 </w:t>
-      </w:r>
-      <w:r>
-        <w:rPr>
-          <w:rFonts w:hint="eastAsia"/>
-          <w:b/>
-          <w:bCs/>
-          <w:sz w:val="20"/>
-          <w:szCs w:val="20"/>
-        </w:rPr>
-        <w:t xml:space="preserve">中英文命令 </w:t>
-      </w:r>
-      <w:r>
-        <w:rPr>
-          <w:rFonts w:hint="eastAsia"/>
-          <w:sz w:val="20"/>
-          <w:szCs w:val="20"/>
-        </w:rPr>
-        <w:t>通用，</w:t>
-      </w:r>
-      <w:r>
-        <w:rPr>
-          <w:rFonts w:hint="eastAsia"/>
-          <w:b/>
-          <w:bCs/>
-          <w:sz w:val="20"/>
-          <w:szCs w:val="20"/>
-        </w:rPr>
-        <w:t>参数说明</w:t>
+        <w:t>2.</w:t>
       </w:r>
       <w:r>
         <w:rPr>
@@ -3725,15 +3846,41 @@
           <w:sz w:val="20"/>
           <w:szCs w:val="20"/>
         </w:rPr>
-        <w:t>可</w:t>
-      </w:r>
-      <w:r>
-        <w:rPr>
-          <w:rFonts w:hint="eastAsia"/>
-          <w:sz w:val="20"/>
-          <w:szCs w:val="20"/>
-        </w:rPr>
-        <w:t>通过</w:t>
+        <w:t>老婆</w:t>
+      </w:r>
+      <w:r>
+        <w:rPr>
+          <w:rFonts w:hint="eastAsia"/>
+          <w:sz w:val="20"/>
+          <w:szCs w:val="20"/>
+        </w:rPr>
+        <w:t>/猜角色</w:t>
+      </w:r>
+      <w:r>
+        <w:rPr>
+          <w:rFonts w:hint="eastAsia"/>
+          <w:sz w:val="20"/>
+          <w:szCs w:val="20"/>
+        </w:rPr>
+        <w:t xml:space="preserve">功能的 </w:t>
+      </w:r>
+      <w:r>
+        <w:rPr>
+          <w:rFonts w:hint="eastAsia"/>
+          <w:b/>
+          <w:bCs/>
+          <w:sz w:val="20"/>
+          <w:szCs w:val="20"/>
+        </w:rPr>
+        <w:t xml:space="preserve">二次元人物来源 </w:t>
+      </w:r>
+      <w:r>
+        <w:rPr>
+          <w:rFonts w:hint="eastAsia"/>
+          <w:sz w:val="20"/>
+          <w:szCs w:val="20"/>
+        </w:rPr>
+        <w:t>为</w:t>
       </w:r>
       <w:r>
         <w:rPr>
@@ -3743,65 +3890,73 @@
         </w:rPr>
         <w:t xml:space="preserve"> </w:t>
       </w:r>
-      <w:r>
-        <w:rPr>
-          <w:rFonts w:hint="eastAsia"/>
-          <w:b/>
-          <w:bCs/>
-          <w:sz w:val="20"/>
-          <w:szCs w:val="20"/>
-        </w:rPr>
-        <w:t>在</w:t>
-      </w:r>
-      <w:r>
-        <w:rPr>
-          <w:rFonts w:hint="eastAsia"/>
-          <w:b/>
-          <w:bCs/>
-          <w:sz w:val="20"/>
-          <w:szCs w:val="20"/>
-        </w:rPr>
-        <w:t>指令后加 -h</w:t>
-      </w:r>
-      <w:r>
-        <w:rPr>
-          <w:rFonts w:hint="eastAsia"/>
-          <w:b/>
-          <w:bCs/>
-          <w:sz w:val="20"/>
-          <w:szCs w:val="20"/>
-        </w:rPr>
-        <w:t>参数</w:t>
-      </w:r>
-      <w:r>
-        <w:rPr>
-          <w:rFonts w:hint="eastAsia"/>
-          <w:b/>
-          <w:bCs/>
-          <w:sz w:val="20"/>
-          <w:szCs w:val="20"/>
-        </w:rPr>
-        <w:t xml:space="preserve"> 获取</w:t>
-      </w:r>
-      <w:r>
-        <w:rPr>
-          <w:rFonts w:hint="eastAsia"/>
-          <w:b/>
-          <w:bCs/>
-          <w:sz w:val="20"/>
-          <w:szCs w:val="20"/>
-        </w:rPr>
-        <w:t>指令详情</w:t>
-      </w:r>
-      <w:r>
-        <w:rPr>
-          <w:rFonts w:hint="eastAsia"/>
-          <w:b/>
-          <w:bCs/>
-          <w:sz w:val="20"/>
-          <w:szCs w:val="20"/>
-        </w:rPr>
-        <w:t xml:space="preserve"> </w:t>
+      <w:proofErr w:type="spellStart"/>
+      <w:r>
+        <w:rPr>
+          <w:rFonts w:hint="eastAsia"/>
+          <w:b/>
+          <w:bCs/>
+          <w:sz w:val="20"/>
+          <w:szCs w:val="20"/>
+        </w:rPr>
+        <w:t>acg</w:t>
+      </w:r>
+      <w:proofErr w:type="spellEnd"/>
+      <w:r>
+        <w:rPr>
+          <w:rFonts w:hint="eastAsia"/>
+          <w:b/>
+          <w:bCs/>
+          <w:sz w:val="20"/>
+          <w:szCs w:val="20"/>
+        </w:rPr>
+        <w:t>文件夹</w:t>
+      </w:r>
+      <w:r>
+        <w:rPr>
+          <w:rFonts w:hint="eastAsia"/>
+          <w:b/>
+          <w:bCs/>
+          <w:sz w:val="20"/>
+          <w:szCs w:val="20"/>
+        </w:rPr>
+        <w:t>下子目录名</w:t>
+      </w:r>
+      <w:r>
+        <w:rPr>
+          <w:rFonts w:hint="eastAsia"/>
+          <w:sz w:val="20"/>
+          <w:szCs w:val="20"/>
+        </w:rPr>
+        <w:t>，</w:t>
+      </w:r>
+      <w:r>
+        <w:rPr>
+          <w:rFonts w:hint="eastAsia"/>
+          <w:sz w:val="20"/>
+          <w:szCs w:val="20"/>
+        </w:rPr>
+        <w:t>可通过</w:t>
+      </w:r>
+      <w:proofErr w:type="spellStart"/>
+      <w:r>
+        <w:rPr>
+          <w:rFonts w:hint="eastAsia"/>
+          <w:b/>
+          <w:bCs/>
+          <w:sz w:val="20"/>
+          <w:szCs w:val="20"/>
+        </w:rPr>
+        <w:t>ImageFolder</w:t>
+      </w:r>
+      <w:proofErr w:type="spellEnd"/>
+      <w:r>
+        <w:rPr>
+          <w:rFonts w:hint="eastAsia"/>
+          <w:sz w:val="20"/>
+          <w:szCs w:val="20"/>
+        </w:rPr>
+        <w:t>命令</w:t>
       </w:r>
       <w:r>
         <w:rPr>
@@ -3810,6 +3965,14 @@
           <w:szCs w:val="20"/>
         </w:rPr>
         <w:t>查看</w:t>
+      </w:r>
+      <w:r>
+        <w:rPr>
+          <w:rFonts w:hint="eastAsia"/>
+          <w:sz w:val="20"/>
+          <w:szCs w:val="20"/>
+        </w:rPr>
+        <w:t>目录结构</w:t>
       </w:r>
       <w:r>
         <w:rPr>
@@ -3837,7 +4000,17 @@
           <w:sz w:val="20"/>
           <w:szCs w:val="20"/>
         </w:rPr>
-        <w:t>2.</w:t>
+        <w:t>3</w:t>
+      </w:r>
+      <w:r>
+        <w:rPr>
+          <w:rFonts w:hint="eastAsia"/>
+          <w:b/>
+          <w:bCs/>
+          <w:sz w:val="20"/>
+          <w:szCs w:val="20"/>
+        </w:rPr>
+        <w:t>.</w:t>
       </w:r>
       <w:r>
         <w:rPr>
@@ -3847,87 +4020,43 @@
         </w:rPr>
         <w:t xml:space="preserve"> </w:t>
       </w:r>
-      <w:r>
-        <w:rPr>
-          <w:rFonts w:hint="eastAsia"/>
-          <w:sz w:val="20"/>
-          <w:szCs w:val="20"/>
-        </w:rPr>
-        <w:t>老婆</w:t>
-      </w:r>
-      <w:r>
-        <w:rPr>
-          <w:rFonts w:hint="eastAsia"/>
-          <w:sz w:val="20"/>
-          <w:szCs w:val="20"/>
-        </w:rPr>
-        <w:t>/猜角色</w:t>
-      </w:r>
-      <w:r>
-        <w:rPr>
-          <w:rFonts w:hint="eastAsia"/>
-          <w:sz w:val="20"/>
-          <w:szCs w:val="20"/>
-        </w:rPr>
-        <w:t xml:space="preserve">功能的 </w:t>
-      </w:r>
-      <w:r>
-        <w:rPr>
-          <w:rFonts w:hint="eastAsia"/>
-          <w:b/>
-          <w:bCs/>
-          <w:sz w:val="20"/>
-          <w:szCs w:val="20"/>
-        </w:rPr>
-        <w:t xml:space="preserve">二次元人物来源 </w:t>
-      </w:r>
-      <w:r>
-        <w:rPr>
-          <w:rFonts w:hint="eastAsia"/>
-          <w:sz w:val="20"/>
-          <w:szCs w:val="20"/>
-        </w:rPr>
-        <w:t>为</w:t>
-      </w:r>
-      <w:r>
-        <w:rPr>
-          <w:rFonts w:hint="eastAsia"/>
+      <w:proofErr w:type="gramStart"/>
+      <w:r>
+        <w:rPr>
+          <w:rFonts w:hint="eastAsia"/>
+          <w:sz w:val="20"/>
+          <w:szCs w:val="20"/>
+        </w:rPr>
+        <w:t>跨群游戏</w:t>
+      </w:r>
+      <w:proofErr w:type="gramEnd"/>
+      <w:r>
+        <w:rPr>
+          <w:rFonts w:hint="eastAsia"/>
+          <w:b/>
+          <w:bCs/>
           <w:sz w:val="20"/>
           <w:szCs w:val="20"/>
         </w:rPr>
         <w:t xml:space="preserve"> </w:t>
       </w:r>
-      <w:proofErr w:type="spellStart"/>
-      <w:r>
-        <w:rPr>
-          <w:rFonts w:hint="eastAsia"/>
-          <w:b/>
-          <w:bCs/>
-          <w:sz w:val="20"/>
-          <w:szCs w:val="20"/>
-        </w:rPr>
-        <w:t>acg</w:t>
-      </w:r>
-      <w:proofErr w:type="spellEnd"/>
-      <w:r>
-        <w:rPr>
-          <w:rFonts w:hint="eastAsia"/>
-          <w:b/>
-          <w:bCs/>
-          <w:sz w:val="20"/>
-          <w:szCs w:val="20"/>
-        </w:rPr>
-        <w:t>文件夹</w:t>
-      </w:r>
-      <w:r>
-        <w:rPr>
-          <w:rFonts w:hint="eastAsia"/>
-          <w:b/>
-          <w:bCs/>
-          <w:sz w:val="20"/>
-          <w:szCs w:val="20"/>
-        </w:rPr>
-        <w:t>下子目录名</w:t>
+      <w:r>
+        <w:rPr>
+          <w:rFonts w:hint="eastAsia"/>
+          <w:sz w:val="20"/>
+          <w:szCs w:val="20"/>
+        </w:rPr>
+        <w:t xml:space="preserve">匹配参数为 </w:t>
+      </w:r>
+      <w:r>
+        <w:rPr>
+          <w:rFonts w:hint="eastAsia"/>
+          <w:b/>
+          <w:bCs/>
+          <w:sz w:val="20"/>
+          <w:szCs w:val="20"/>
+        </w:rPr>
+        <w:t>游戏中文名</w:t>
       </w:r>
       <w:r>
         <w:rPr>
@@ -3943,43 +4072,103 @@
           <w:sz w:val="20"/>
           <w:szCs w:val="20"/>
         </w:rPr>
-        <w:t>可通过</w:t>
-      </w:r>
-      <w:proofErr w:type="spellStart"/>
-      <w:r>
-        <w:rPr>
-          <w:rFonts w:hint="eastAsia"/>
-          <w:b/>
-          <w:bCs/>
-          <w:sz w:val="20"/>
-          <w:szCs w:val="20"/>
-        </w:rPr>
-        <w:t>ImageFolder</w:t>
-      </w:r>
-      <w:proofErr w:type="spellEnd"/>
-      <w:r>
-        <w:rPr>
-          <w:rFonts w:hint="eastAsia"/>
-          <w:sz w:val="20"/>
-          <w:szCs w:val="20"/>
-        </w:rPr>
-        <w:t>命令</w:t>
-      </w:r>
-      <w:r>
-        <w:rPr>
-          <w:rFonts w:hint="eastAsia"/>
-          <w:sz w:val="20"/>
-          <w:szCs w:val="20"/>
-        </w:rPr>
-        <w:t>查看</w:t>
-      </w:r>
-      <w:r>
-        <w:rPr>
-          <w:rFonts w:hint="eastAsia"/>
-          <w:sz w:val="20"/>
-          <w:szCs w:val="20"/>
-        </w:rPr>
-        <w:t>目录结构</w:t>
+        <w:t xml:space="preserve">匹配成功后使用 </w:t>
+      </w:r>
+      <w:r>
+        <w:rPr>
+          <w:rFonts w:hint="eastAsia"/>
+          <w:b/>
+          <w:bCs/>
+          <w:sz w:val="20"/>
+          <w:szCs w:val="20"/>
+        </w:rPr>
+        <w:t xml:space="preserve">游戏指令 </w:t>
+      </w:r>
+      <w:r>
+        <w:rPr>
+          <w:rFonts w:hint="eastAsia"/>
+          <w:sz w:val="20"/>
+          <w:szCs w:val="20"/>
+        </w:rPr>
+        <w:t>进行游戏</w:t>
+      </w:r>
+      <w:r>
+        <w:rPr>
+          <w:rFonts w:hint="eastAsia"/>
+          <w:sz w:val="20"/>
+          <w:szCs w:val="20"/>
+        </w:rPr>
+        <w:t xml:space="preserve"> </w:t>
+      </w:r>
+      <w:r>
+        <w:rPr>
+          <w:rFonts w:hint="eastAsia"/>
+          <w:sz w:val="20"/>
+          <w:szCs w:val="20"/>
+        </w:rPr>
+        <w:t>(匹配超时</w:t>
+      </w:r>
+      <w:r>
+        <w:rPr>
+          <w:rFonts w:hint="eastAsia"/>
+          <w:sz w:val="20"/>
+          <w:szCs w:val="20"/>
+        </w:rPr>
+        <w:t>-</w:t>
+      </w:r>
+      <w:r>
+        <w:rPr>
+          <w:rFonts w:hint="eastAsia"/>
+          <w:b/>
+          <w:bCs/>
+          <w:sz w:val="20"/>
+          <w:szCs w:val="20"/>
+        </w:rPr>
+        <w:t>120秒</w:t>
+      </w:r>
+      <w:r>
+        <w:rPr>
+          <w:rFonts w:hint="eastAsia"/>
+          <w:b/>
+          <w:bCs/>
+          <w:sz w:val="20"/>
+          <w:szCs w:val="20"/>
+        </w:rPr>
+        <w:t xml:space="preserve"> </w:t>
+      </w:r>
+      <w:r>
+        <w:rPr>
+          <w:rFonts w:hint="eastAsia"/>
+          <w:sz w:val="20"/>
+          <w:szCs w:val="20"/>
+        </w:rPr>
+        <w:t>无动作超时</w:t>
+      </w:r>
+      <w:r>
+        <w:rPr>
+          <w:rFonts w:hint="eastAsia"/>
+          <w:sz w:val="20"/>
+          <w:szCs w:val="20"/>
+        </w:rPr>
+        <w:t>-</w:t>
+      </w:r>
+      <w:r>
+        <w:rPr>
+          <w:rFonts w:hint="eastAsia"/>
+          <w:b/>
+          <w:bCs/>
+          <w:sz w:val="20"/>
+          <w:szCs w:val="20"/>
+        </w:rPr>
+        <w:t>240秒</w:t>
+      </w:r>
+      <w:r>
+        <w:rPr>
+          <w:rFonts w:hint="eastAsia"/>
+          <w:sz w:val="20"/>
+          <w:szCs w:val="20"/>
+        </w:rPr>
+        <w:t>)</w:t>
       </w:r>
       <w:r>
         <w:rPr>
@@ -4007,7 +4196,7 @@
           <w:sz w:val="20"/>
           <w:szCs w:val="20"/>
         </w:rPr>
-        <w:t>3</w:t>
+        <w:t>5</w:t>
       </w:r>
       <w:r>
         <w:rPr>
@@ -4027,16 +4216,24 @@
         </w:rPr>
         <w:t xml:space="preserve"> </w:t>
       </w:r>
-      <w:proofErr w:type="gramStart"/>
-      <w:r>
-        <w:rPr>
-          <w:rFonts w:hint="eastAsia"/>
-          <w:sz w:val="20"/>
-          <w:szCs w:val="20"/>
-        </w:rPr>
-        <w:t>跨群游戏</w:t>
-      </w:r>
-      <w:proofErr w:type="gramEnd"/>
+      <w:r>
+        <w:rPr>
+          <w:rFonts w:hint="eastAsia"/>
+          <w:sz w:val="20"/>
+          <w:szCs w:val="20"/>
+        </w:rPr>
+        <w:t>使用</w:t>
+      </w:r>
+      <w:r>
+        <w:rPr>
+          <w:rFonts w:hint="eastAsia"/>
+          <w:b/>
+          <w:bCs/>
+          <w:sz w:val="20"/>
+          <w:szCs w:val="20"/>
+        </w:rPr>
+        <w:t>AI Monitor模式</w:t>
+      </w:r>
       <w:r>
         <w:rPr>
           <w:rFonts w:hint="eastAsia"/>
@@ -4053,129 +4250,123 @@
           <w:sz w:val="20"/>
           <w:szCs w:val="20"/>
         </w:rPr>
-        <w:t xml:space="preserve">匹配参数为 </w:t>
-      </w:r>
-      <w:r>
-        <w:rPr>
-          <w:rFonts w:hint="eastAsia"/>
-          <w:b/>
-          <w:bCs/>
-          <w:sz w:val="20"/>
-          <w:szCs w:val="20"/>
-        </w:rPr>
-        <w:t>游戏中文名</w:t>
-      </w:r>
-      <w:r>
-        <w:rPr>
-          <w:rFonts w:hint="eastAsia"/>
-          <w:sz w:val="20"/>
-          <w:szCs w:val="20"/>
-        </w:rPr>
-        <w:t>，</w:t>
-      </w:r>
-      <w:r>
-        <w:rPr>
-          <w:rFonts w:hint="eastAsia"/>
-          <w:sz w:val="20"/>
-          <w:szCs w:val="20"/>
-        </w:rPr>
-        <w:t xml:space="preserve">匹配成功后使用 </w:t>
-      </w:r>
-      <w:r>
-        <w:rPr>
-          <w:rFonts w:hint="eastAsia"/>
-          <w:b/>
-          <w:bCs/>
-          <w:sz w:val="20"/>
-          <w:szCs w:val="20"/>
-        </w:rPr>
-        <w:t xml:space="preserve">游戏指令 </w:t>
-      </w:r>
-      <w:r>
-        <w:rPr>
-          <w:rFonts w:hint="eastAsia"/>
-          <w:sz w:val="20"/>
-          <w:szCs w:val="20"/>
-        </w:rPr>
-        <w:t>进行游戏</w:t>
-      </w:r>
-      <w:r>
-        <w:rPr>
-          <w:rFonts w:hint="eastAsia"/>
-          <w:sz w:val="20"/>
-          <w:szCs w:val="20"/>
-        </w:rPr>
-        <w:t xml:space="preserve"> </w:t>
-      </w:r>
-      <w:r>
-        <w:rPr>
-          <w:rFonts w:hint="eastAsia"/>
-          <w:sz w:val="20"/>
-          <w:szCs w:val="20"/>
-        </w:rPr>
-        <w:t>(匹配超时</w:t>
-      </w:r>
-      <w:r>
-        <w:rPr>
-          <w:rFonts w:hint="eastAsia"/>
-          <w:sz w:val="20"/>
-          <w:szCs w:val="20"/>
-        </w:rPr>
-        <w:t>-</w:t>
-      </w:r>
-      <w:r>
-        <w:rPr>
-          <w:rFonts w:hint="eastAsia"/>
-          <w:b/>
-          <w:bCs/>
-          <w:sz w:val="20"/>
-          <w:szCs w:val="20"/>
-        </w:rPr>
-        <w:t>120秒</w:t>
-      </w:r>
-      <w:r>
-        <w:rPr>
-          <w:rFonts w:hint="eastAsia"/>
-          <w:b/>
-          <w:bCs/>
-          <w:sz w:val="20"/>
-          <w:szCs w:val="20"/>
-        </w:rPr>
-        <w:t xml:space="preserve"> </w:t>
-      </w:r>
-      <w:r>
-        <w:rPr>
-          <w:rFonts w:hint="eastAsia"/>
-          <w:sz w:val="20"/>
-          <w:szCs w:val="20"/>
-        </w:rPr>
-        <w:t>无动作超时</w:t>
-      </w:r>
-      <w:r>
-        <w:rPr>
-          <w:rFonts w:hint="eastAsia"/>
-          <w:sz w:val="20"/>
-          <w:szCs w:val="20"/>
-        </w:rPr>
-        <w:t>-</w:t>
-      </w:r>
-      <w:r>
-        <w:rPr>
-          <w:rFonts w:hint="eastAsia"/>
-          <w:b/>
-          <w:bCs/>
-          <w:sz w:val="20"/>
-          <w:szCs w:val="20"/>
-        </w:rPr>
-        <w:t>240秒</w:t>
-      </w:r>
-      <w:r>
-        <w:rPr>
-          <w:rFonts w:hint="eastAsia"/>
-          <w:sz w:val="20"/>
-          <w:szCs w:val="20"/>
-        </w:rPr>
-        <w:t>)</w:t>
+        <w:t>及</w:t>
+      </w:r>
+      <w:r>
+        <w:rPr>
+          <w:rFonts w:hint="eastAsia"/>
+          <w:b/>
+          <w:bCs/>
+          <w:sz w:val="20"/>
+          <w:szCs w:val="20"/>
+        </w:rPr>
+        <w:t>Recall Detect功能</w:t>
+      </w:r>
+      <w:r>
+        <w:rPr>
+          <w:rFonts w:hint="eastAsia"/>
+          <w:sz w:val="20"/>
+          <w:szCs w:val="20"/>
+        </w:rPr>
+        <w:t xml:space="preserve"> 需通过</w:t>
+      </w:r>
+      <w:proofErr w:type="spellStart"/>
+      <w:r>
+        <w:rPr>
+          <w:rFonts w:hint="eastAsia"/>
+          <w:b/>
+          <w:bCs/>
+          <w:sz w:val="20"/>
+          <w:szCs w:val="20"/>
+        </w:rPr>
+        <w:t>Func</w:t>
+      </w:r>
+      <w:r>
+        <w:rPr>
+          <w:rFonts w:hint="eastAsia"/>
+          <w:b/>
+          <w:bCs/>
+          <w:sz w:val="20"/>
+          <w:szCs w:val="20"/>
+        </w:rPr>
+        <w:t>Set</w:t>
+      </w:r>
+      <w:proofErr w:type="spellEnd"/>
+      <w:r>
+        <w:rPr>
+          <w:rFonts w:hint="eastAsia"/>
+          <w:b/>
+          <w:bCs/>
+          <w:sz w:val="20"/>
+          <w:szCs w:val="20"/>
+        </w:rPr>
+        <w:t>/</w:t>
+      </w:r>
+      <w:proofErr w:type="spellStart"/>
+      <w:r>
+        <w:rPr>
+          <w:rFonts w:hint="eastAsia"/>
+          <w:b/>
+          <w:bCs/>
+          <w:sz w:val="20"/>
+          <w:szCs w:val="20"/>
+        </w:rPr>
+        <w:t>GroupSet</w:t>
+      </w:r>
+      <w:proofErr w:type="spellEnd"/>
+      <w:r>
+        <w:rPr>
+          <w:rFonts w:hint="eastAsia"/>
+          <w:sz w:val="20"/>
+          <w:szCs w:val="20"/>
+        </w:rPr>
+        <w:t>命令预先</w:t>
+      </w:r>
+      <w:r>
+        <w:rPr>
+          <w:rFonts w:hint="eastAsia"/>
+          <w:sz w:val="20"/>
+          <w:szCs w:val="20"/>
+        </w:rPr>
+        <w:t>启用</w:t>
+      </w:r>
+      <w:proofErr w:type="spellStart"/>
+      <w:r>
+        <w:rPr>
+          <w:rFonts w:hint="eastAsia"/>
+          <w:b/>
+          <w:bCs/>
+          <w:sz w:val="20"/>
+          <w:szCs w:val="20"/>
+        </w:rPr>
+        <w:t>m</w:t>
+      </w:r>
+      <w:r>
+        <w:rPr>
+          <w:rFonts w:hint="eastAsia"/>
+          <w:b/>
+          <w:bCs/>
+          <w:sz w:val="20"/>
+          <w:szCs w:val="20"/>
+        </w:rPr>
+        <w:t>essageCollect</w:t>
+      </w:r>
+      <w:proofErr w:type="spellEnd"/>
+      <w:r>
+        <w:rPr>
+          <w:rFonts w:hint="eastAsia"/>
+          <w:sz w:val="20"/>
+          <w:szCs w:val="20"/>
+        </w:rPr>
+        <w:t>消息</w:t>
+      </w:r>
+      <w:r>
+        <w:rPr>
+          <w:rFonts w:hint="eastAsia"/>
+          <w:sz w:val="20"/>
+          <w:szCs w:val="20"/>
+        </w:rPr>
+        <w:t>收集</w:t>
       </w:r>
       <w:r>
         <w:rPr>
@@ -4190,7 +4381,6 @@
       <w:pPr>
         <w:spacing w:after="0" w:line="240" w:lineRule="auto"/>
         <w:rPr>
-          <w:rFonts w:hint="eastAsia"/>
           <w:sz w:val="20"/>
           <w:szCs w:val="20"/>
         </w:rPr>
@@ -4203,7 +4393,7 @@
           <w:sz w:val="20"/>
           <w:szCs w:val="20"/>
         </w:rPr>
-        <w:t>5</w:t>
+        <w:t>6</w:t>
       </w:r>
       <w:r>
         <w:rPr>
@@ -4218,6 +4408,8 @@
       <w:r>
         <w:rPr>
           <w:rFonts w:hint="eastAsia"/>
+          <w:b/>
+          <w:bCs/>
           <w:sz w:val="20"/>
           <w:szCs w:val="20"/>
         </w:rPr>
@@ -4229,23 +4421,11 @@
           <w:sz w:val="20"/>
           <w:szCs w:val="20"/>
         </w:rPr>
-        <w:t>使用</w:t>
-      </w:r>
-      <w:r>
-        <w:rPr>
-          <w:rFonts w:hint="eastAsia"/>
-          <w:b/>
-          <w:bCs/>
-          <w:sz w:val="20"/>
-          <w:szCs w:val="20"/>
-        </w:rPr>
-        <w:t>AI Monitor模式</w:t>
-      </w:r>
-      <w:r>
-        <w:rPr>
-          <w:rFonts w:hint="eastAsia"/>
-          <w:b/>
-          <w:bCs/>
+        <w:t>大部分</w:t>
+      </w:r>
+      <w:r>
+        <w:rPr>
+          <w:rFonts w:hint="eastAsia"/>
           <w:sz w:val="20"/>
           <w:szCs w:val="20"/>
         </w:rPr>
@@ -4254,28 +4434,38 @@
       <w:r>
         <w:rPr>
           <w:rFonts w:hint="eastAsia"/>
-          <w:sz w:val="20"/>
-          <w:szCs w:val="20"/>
-        </w:rPr>
-        <w:t>及</w:t>
-      </w:r>
-      <w:r>
-        <w:rPr>
-          <w:rFonts w:hint="eastAsia"/>
-          <w:b/>
-          <w:bCs/>
-          <w:sz w:val="20"/>
-          <w:szCs w:val="20"/>
-        </w:rPr>
-        <w:t>Recall Detect功能</w:t>
-      </w:r>
-      <w:r>
-        <w:rPr>
-          <w:rFonts w:hint="eastAsia"/>
-          <w:sz w:val="20"/>
-          <w:szCs w:val="20"/>
-        </w:rPr>
-        <w:t xml:space="preserve"> 需通过</w:t>
+          <w:b/>
+          <w:bCs/>
+          <w:sz w:val="20"/>
+          <w:szCs w:val="20"/>
+        </w:rPr>
+        <w:t>设置方法</w:t>
+      </w:r>
+      <w:r>
+        <w:rPr>
+          <w:rFonts w:hint="eastAsia"/>
+          <w:b/>
+          <w:bCs/>
+          <w:sz w:val="20"/>
+          <w:szCs w:val="20"/>
+        </w:rPr>
+        <w:t xml:space="preserve"> (AI/Game/Monitor等设置)</w:t>
+      </w:r>
+      <w:r>
+        <w:rPr>
+          <w:rFonts w:hint="eastAsia"/>
+          <w:sz w:val="20"/>
+          <w:szCs w:val="20"/>
+        </w:rPr>
+        <w:t xml:space="preserve"> 已集成至</w:t>
+      </w:r>
+      <w:r>
+        <w:rPr>
+          <w:rFonts w:hint="eastAsia"/>
+          <w:sz w:val="20"/>
+          <w:szCs w:val="20"/>
+        </w:rPr>
+        <w:t xml:space="preserve"> </w:t>
       </w:r>
       <w:proofErr w:type="spellStart"/>
       <w:r>
@@ -4286,17 +4476,7 @@
           <w:sz w:val="20"/>
           <w:szCs w:val="20"/>
         </w:rPr>
-        <w:t>Func</w:t>
-      </w:r>
-      <w:r>
-        <w:rPr>
-          <w:rFonts w:hint="eastAsia"/>
-          <w:b/>
-          <w:bCs/>
-          <w:sz w:val="20"/>
-          <w:szCs w:val="20"/>
-        </w:rPr>
-        <w:t>Set</w:t>
+        <w:t>GroupSet</w:t>
       </w:r>
       <w:proofErr w:type="spellEnd"/>
       <w:r>
@@ -4307,73 +4487,33 @@
           <w:sz w:val="20"/>
           <w:szCs w:val="20"/>
         </w:rPr>
-        <w:t>/</w:t>
-      </w:r>
-      <w:proofErr w:type="spellStart"/>
-      <w:r>
-        <w:rPr>
-          <w:rFonts w:hint="eastAsia"/>
-          <w:b/>
-          <w:bCs/>
-          <w:sz w:val="20"/>
-          <w:szCs w:val="20"/>
-        </w:rPr>
-        <w:t>GroupSet</w:t>
-      </w:r>
-      <w:proofErr w:type="spellEnd"/>
-      <w:r>
-        <w:rPr>
-          <w:rFonts w:hint="eastAsia"/>
-          <w:sz w:val="20"/>
-          <w:szCs w:val="20"/>
-        </w:rPr>
-        <w:t>命令预先</w:t>
-      </w:r>
-      <w:r>
-        <w:rPr>
-          <w:rFonts w:hint="eastAsia"/>
-          <w:sz w:val="20"/>
-          <w:szCs w:val="20"/>
-        </w:rPr>
-        <w:t>启用</w:t>
-      </w:r>
-      <w:proofErr w:type="spellStart"/>
-      <w:r>
-        <w:rPr>
-          <w:rFonts w:hint="eastAsia"/>
-          <w:b/>
-          <w:bCs/>
-          <w:sz w:val="20"/>
-          <w:szCs w:val="20"/>
-        </w:rPr>
-        <w:t>m</w:t>
-      </w:r>
-      <w:r>
-        <w:rPr>
-          <w:rFonts w:hint="eastAsia"/>
-          <w:b/>
-          <w:bCs/>
-          <w:sz w:val="20"/>
-          <w:szCs w:val="20"/>
-        </w:rPr>
-        <w:t>essageCollect</w:t>
-      </w:r>
-      <w:proofErr w:type="spellEnd"/>
-      <w:r>
-        <w:rPr>
-          <w:rFonts w:hint="eastAsia"/>
-          <w:sz w:val="20"/>
-          <w:szCs w:val="20"/>
-        </w:rPr>
-        <w:t>消息</w:t>
-      </w:r>
-      <w:r>
-        <w:rPr>
-          <w:rFonts w:hint="eastAsia"/>
-          <w:sz w:val="20"/>
-          <w:szCs w:val="20"/>
-        </w:rPr>
-        <w:t>收集</w:t>
+        <w:t xml:space="preserve"> 群设置</w:t>
+      </w:r>
+      <w:r>
+        <w:rPr>
+          <w:rFonts w:hint="eastAsia"/>
+          <w:sz w:val="20"/>
+          <w:szCs w:val="20"/>
+        </w:rPr>
+        <w:t xml:space="preserve"> 命令中，并</w:t>
+      </w:r>
+      <w:proofErr w:type="gramStart"/>
+      <w:r>
+        <w:rPr>
+          <w:rFonts w:hint="eastAsia"/>
+          <w:sz w:val="20"/>
+          <w:szCs w:val="20"/>
+        </w:rPr>
+        <w:t>按群聊</w:t>
+      </w:r>
+      <w:proofErr w:type="gramEnd"/>
+      <w:r>
+        <w:rPr>
+          <w:rFonts w:hint="eastAsia"/>
+          <w:sz w:val="20"/>
+          <w:szCs w:val="20"/>
+        </w:rPr>
+        <w:t>保存独立配置</w:t>
       </w:r>
       <w:r>
         <w:rPr>
@@ -4401,17 +4541,7 @@
           <w:sz w:val="20"/>
           <w:szCs w:val="20"/>
         </w:rPr>
-        <w:t>6</w:t>
-      </w:r>
-      <w:r>
-        <w:rPr>
-          <w:rFonts w:hint="eastAsia"/>
-          <w:b/>
-          <w:bCs/>
-          <w:sz w:val="20"/>
-          <w:szCs w:val="20"/>
-        </w:rPr>
-        <w:t>.</w:t>
+        <w:t>7.</w:t>
       </w:r>
       <w:r>
         <w:rPr>
@@ -4429,11 +4559,43 @@
           <w:sz w:val="20"/>
           <w:szCs w:val="20"/>
         </w:rPr>
-        <w:t>大部分</w:t>
-      </w:r>
-      <w:r>
-        <w:rPr>
-          <w:rFonts w:hint="eastAsia"/>
+        <w:t xml:space="preserve">语音合成功能 </w:t>
+      </w:r>
+      <w:r>
+        <w:rPr>
+          <w:rFonts w:hint="eastAsia"/>
+          <w:b/>
+          <w:bCs/>
+          <w:sz w:val="20"/>
+          <w:szCs w:val="20"/>
+        </w:rPr>
+        <w:t>Tts</w:t>
+      </w:r>
+      <w:r>
+        <w:rPr>
+          <w:rFonts w:hint="eastAsia"/>
+          <w:sz w:val="20"/>
+          <w:szCs w:val="20"/>
+        </w:rPr>
+        <w:t xml:space="preserve"> 命令的AI可调用性受 </w:t>
+      </w:r>
+      <w:proofErr w:type="spellStart"/>
+      <w:r>
+        <w:rPr>
+          <w:rFonts w:hint="eastAsia"/>
+          <w:b/>
+          <w:bCs/>
+          <w:sz w:val="20"/>
+          <w:szCs w:val="20"/>
+        </w:rPr>
+        <w:t>GroupSet</w:t>
+      </w:r>
+      <w:proofErr w:type="spellEnd"/>
+      <w:r>
+        <w:rPr>
+          <w:rFonts w:hint="eastAsia"/>
+          <w:b/>
+          <w:bCs/>
           <w:sz w:val="20"/>
           <w:szCs w:val="20"/>
         </w:rPr>
@@ -4442,86 +4604,10 @@
       <w:r>
         <w:rPr>
           <w:rFonts w:hint="eastAsia"/>
-          <w:b/>
-          <w:bCs/>
-          <w:sz w:val="20"/>
-          <w:szCs w:val="20"/>
-        </w:rPr>
-        <w:t>设置方法</w:t>
-      </w:r>
-      <w:r>
-        <w:rPr>
-          <w:rFonts w:hint="eastAsia"/>
-          <w:b/>
-          <w:bCs/>
-          <w:sz w:val="20"/>
-          <w:szCs w:val="20"/>
-        </w:rPr>
-        <w:t xml:space="preserve"> (AI/Game/Monitor等设置)</w:t>
-      </w:r>
-      <w:r>
-        <w:rPr>
-          <w:rFonts w:hint="eastAsia"/>
-          <w:sz w:val="20"/>
-          <w:szCs w:val="20"/>
-        </w:rPr>
-        <w:t xml:space="preserve"> 已集成至</w:t>
-      </w:r>
-      <w:r>
-        <w:rPr>
-          <w:rFonts w:hint="eastAsia"/>
-          <w:sz w:val="20"/>
-          <w:szCs w:val="20"/>
-        </w:rPr>
-        <w:t xml:space="preserve"> </w:t>
-      </w:r>
-      <w:proofErr w:type="spellStart"/>
-      <w:r>
-        <w:rPr>
-          <w:rFonts w:hint="eastAsia"/>
-          <w:b/>
-          <w:bCs/>
-          <w:sz w:val="20"/>
-          <w:szCs w:val="20"/>
-        </w:rPr>
-        <w:t>GroupSet</w:t>
-      </w:r>
-      <w:proofErr w:type="spellEnd"/>
-      <w:r>
-        <w:rPr>
-          <w:rFonts w:hint="eastAsia"/>
-          <w:b/>
-          <w:bCs/>
-          <w:sz w:val="20"/>
-          <w:szCs w:val="20"/>
-        </w:rPr>
-        <w:t xml:space="preserve"> 群设置</w:t>
-      </w:r>
-      <w:r>
-        <w:rPr>
-          <w:rFonts w:hint="eastAsia"/>
-          <w:sz w:val="20"/>
-          <w:szCs w:val="20"/>
-        </w:rPr>
-        <w:t xml:space="preserve"> 命令中，并</w:t>
-      </w:r>
-      <w:proofErr w:type="gramStart"/>
-      <w:r>
-        <w:rPr>
-          <w:rFonts w:hint="eastAsia"/>
-          <w:sz w:val="20"/>
-          <w:szCs w:val="20"/>
-        </w:rPr>
-        <w:t>按群聊</w:t>
-      </w:r>
-      <w:proofErr w:type="gramEnd"/>
-      <w:r>
-        <w:rPr>
-          <w:rFonts w:hint="eastAsia"/>
-          <w:sz w:val="20"/>
-          <w:szCs w:val="20"/>
-        </w:rPr>
-        <w:t>保存独立配置。</w:t>
+          <w:sz w:val="20"/>
+          <w:szCs w:val="20"/>
+        </w:rPr>
+        <w:t>群设置控制。</w:t>
       </w:r>
     </w:p>
     <w:p>

--- a/src/main/resources/static/help/help.docx
+++ b/src/main/resources/static/help/help.docx
@@ -2673,6 +2673,136 @@
             <w:tcBorders>
               <w:top w:val="single" w:sz="12" w:space="0" w:color="auto"/>
               <w:left w:val="single" w:sz="12" w:space="0" w:color="auto"/>
+              <w:bottom w:val="single" w:sz="4" w:space="0" w:color="auto"/>
+              <w:right w:val="single" w:sz="12" w:space="0" w:color="auto"/>
+            </w:tcBorders>
+          </w:tcPr>
+          <w:p>
+            <w:pPr>
+              <w:rPr>
+                <w:rFonts w:hint="eastAsia"/>
+                <w:sz w:val="20"/>
+                <w:szCs w:val="20"/>
+              </w:rPr>
+            </w:pPr>
+            <w:r>
+              <w:rPr>
+                <w:rFonts w:hint="eastAsia"/>
+                <w:b/>
+                <w:bCs/>
+                <w:sz w:val="20"/>
+                <w:szCs w:val="20"/>
+                <w:u w:val="double"/>
+              </w:rPr>
+              <w:t>PUBG</w:t>
+            </w:r>
+            <w:r>
+              <w:rPr>
+                <w:rFonts w:hint="eastAsia"/>
+                <w:sz w:val="20"/>
+                <w:szCs w:val="20"/>
+              </w:rPr>
+              <w:t xml:space="preserve">  获取</w:t>
+            </w:r>
+            <w:r>
+              <w:rPr>
+                <w:rFonts w:hint="eastAsia"/>
+                <w:sz w:val="20"/>
+                <w:szCs w:val="20"/>
+              </w:rPr>
+              <w:t>资源地图</w:t>
+            </w:r>
+            <w:r>
+              <w:rPr>
+                <w:rFonts w:hint="eastAsia"/>
+                <w:sz w:val="20"/>
+                <w:szCs w:val="20"/>
+              </w:rPr>
+              <w:t xml:space="preserve"> </w:t>
+            </w:r>
+            <w:r>
+              <w:rPr>
+                <w:rFonts w:hint="eastAsia"/>
+                <w:sz w:val="20"/>
+                <w:szCs w:val="20"/>
+              </w:rPr>
+              <w:t xml:space="preserve">                                </w:t>
+            </w:r>
+            <w:r>
+              <w:rPr>
+                <w:rFonts w:hint="eastAsia"/>
+                <w:sz w:val="20"/>
+                <w:szCs w:val="20"/>
+              </w:rPr>
+              <w:t xml:space="preserve">                  </w:t>
+            </w:r>
+            <w:r>
+              <w:rPr>
+                <w:rFonts w:hint="eastAsia"/>
+                <w:sz w:val="20"/>
+                <w:szCs w:val="20"/>
+              </w:rPr>
+              <w:t xml:space="preserve"> [参数为地图中文名]</w:t>
+            </w:r>
+            <w:r>
+              <w:rPr>
+                <w:rFonts w:hint="eastAsia"/>
+                <w:sz w:val="20"/>
+                <w:szCs w:val="20"/>
+              </w:rPr>
+              <w:t xml:space="preserve"> </w:t>
+            </w:r>
+            <w:r>
+              <w:rPr>
+                <w:rFonts w:hint="eastAsia"/>
+                <w:sz w:val="20"/>
+                <w:szCs w:val="20"/>
+              </w:rPr>
+              <w:t xml:space="preserve"> </w:t>
+            </w:r>
+            <w:r>
+              <w:rPr>
+                <w:rFonts w:hint="eastAsia"/>
+                <w:b/>
+                <w:bCs/>
+                <w:sz w:val="20"/>
+                <w:szCs w:val="20"/>
+              </w:rPr>
+              <w:t>[PUBG</w:t>
+            </w:r>
+            <w:r>
+              <w:rPr>
+                <w:rFonts w:hint="eastAsia"/>
+                <w:b/>
+                <w:bCs/>
+                <w:sz w:val="20"/>
+                <w:szCs w:val="20"/>
+              </w:rPr>
+              <w:t>功能</w:t>
+            </w:r>
+            <w:r>
+              <w:rPr>
+                <w:rFonts w:hint="eastAsia"/>
+                <w:b/>
+                <w:bCs/>
+                <w:sz w:val="20"/>
+                <w:szCs w:val="20"/>
+              </w:rPr>
+              <w:t>]</w:t>
+            </w:r>
+          </w:p>
+        </w:tc>
+      </w:tr>
+      <w:tr>
+        <w:trPr>
+          <w:trHeight w:val="310"/>
+        </w:trPr>
+        <w:tc>
+          <w:tcPr>
+            <w:tcW w:w="10369" w:type="dxa"/>
+            <w:tcBorders>
+              <w:top w:val="single" w:sz="4" w:space="0" w:color="auto"/>
+              <w:left w:val="single" w:sz="12" w:space="0" w:color="auto"/>
               <w:bottom w:val="single" w:sz="12" w:space="0" w:color="auto"/>
               <w:right w:val="single" w:sz="12" w:space="0" w:color="auto"/>
             </w:tcBorders>
@@ -2681,8 +2811,11 @@
             <w:pPr>
               <w:rPr>
                 <w:rFonts w:hint="eastAsia"/>
-                <w:sz w:val="20"/>
-                <w:szCs w:val="20"/>
+                <w:b/>
+                <w:bCs/>
+                <w:sz w:val="20"/>
+                <w:szCs w:val="20"/>
+                <w:u w:val="double"/>
               </w:rPr>
             </w:pPr>
             <w:r>
@@ -2694,27 +2827,13 @@
                 <w:szCs w:val="20"/>
                 <w:u w:val="double"/>
               </w:rPr>
-              <w:t>PUBG</w:t>
-            </w:r>
-            <w:r>
-              <w:rPr>
-                <w:rFonts w:hint="eastAsia"/>
-                <w:sz w:val="20"/>
-                <w:szCs w:val="20"/>
-              </w:rPr>
-              <w:t xml:space="preserve">  获取</w:t>
-            </w:r>
-            <w:r>
-              <w:rPr>
-                <w:rFonts w:hint="eastAsia"/>
-                <w:sz w:val="20"/>
-                <w:szCs w:val="20"/>
-              </w:rPr>
-              <w:t>PUBG资源地图</w:t>
-            </w:r>
-            <w:r>
-              <w:rPr>
-                <w:rFonts w:hint="eastAsia"/>
+              <w:t>PRTS</w:t>
+            </w:r>
+            <w:r>
+              <w:rPr>
+                <w:rFonts w:hint="eastAsia"/>
+                <w:b/>
+                <w:bCs/>
                 <w:sz w:val="20"/>
                 <w:szCs w:val="20"/>
               </w:rPr>
@@ -2723,26 +2842,98 @@
             <w:r>
               <w:rPr>
                 <w:rFonts w:hint="eastAsia"/>
-                <w:sz w:val="20"/>
-                <w:szCs w:val="20"/>
-              </w:rPr>
-              <w:t xml:space="preserve">                                 </w:t>
-            </w:r>
-            <w:r>
-              <w:rPr>
-                <w:rFonts w:hint="eastAsia"/>
-                <w:sz w:val="20"/>
-                <w:szCs w:val="20"/>
-              </w:rPr>
-              <w:t xml:space="preserve">                     </w:t>
-            </w:r>
-            <w:r>
-              <w:rPr>
-                <w:rFonts w:hint="eastAsia"/>
-                <w:sz w:val="20"/>
-                <w:szCs w:val="20"/>
-              </w:rPr>
-              <w:t xml:space="preserve">    [参数为地图中文名]</w:t>
+                <w:b/>
+                <w:bCs/>
+                <w:sz w:val="20"/>
+                <w:szCs w:val="20"/>
+              </w:rPr>
+              <w:t xml:space="preserve"> </w:t>
+            </w:r>
+            <w:r>
+              <w:rPr>
+                <w:rFonts w:hint="eastAsia"/>
+                <w:sz w:val="20"/>
+                <w:szCs w:val="20"/>
+              </w:rPr>
+              <w:t>干员查询</w:t>
+            </w:r>
+            <w:r>
+              <w:rPr>
+                <w:rFonts w:hint="eastAsia"/>
+                <w:sz w:val="20"/>
+                <w:szCs w:val="20"/>
+              </w:rPr>
+              <w:t xml:space="preserve">                                                          </w:t>
+            </w:r>
+            <w:r>
+              <w:rPr>
+                <w:rFonts w:hint="eastAsia"/>
+                <w:sz w:val="20"/>
+                <w:szCs w:val="20"/>
+              </w:rPr>
+              <w:t>[参数为</w:t>
+            </w:r>
+            <w:r>
+              <w:rPr>
+                <w:rFonts w:hint="eastAsia"/>
+                <w:sz w:val="20"/>
+                <w:szCs w:val="20"/>
+              </w:rPr>
+              <w:t>干员</w:t>
+            </w:r>
+            <w:r>
+              <w:rPr>
+                <w:rFonts w:hint="eastAsia"/>
+                <w:sz w:val="20"/>
+                <w:szCs w:val="20"/>
+              </w:rPr>
+              <w:t>名]</w:t>
+            </w:r>
+            <w:r>
+              <w:rPr>
+                <w:rFonts w:hint="eastAsia"/>
+                <w:sz w:val="20"/>
+                <w:szCs w:val="20"/>
+              </w:rPr>
+              <w:t xml:space="preserve"> </w:t>
+            </w:r>
+            <w:r>
+              <w:rPr>
+                <w:rFonts w:hint="eastAsia"/>
+                <w:sz w:val="20"/>
+                <w:szCs w:val="20"/>
+              </w:rPr>
+              <w:t xml:space="preserve"> </w:t>
+            </w:r>
+            <w:r>
+              <w:rPr>
+                <w:rFonts w:hint="eastAsia"/>
+                <w:b/>
+                <w:bCs/>
+                <w:sz w:val="20"/>
+                <w:szCs w:val="20"/>
+              </w:rPr>
+              <w:t>[明日方舟</w:t>
+            </w:r>
+            <w:r>
+              <w:rPr>
+                <w:rFonts w:hint="eastAsia"/>
+                <w:b/>
+                <w:bCs/>
+                <w:sz w:val="20"/>
+                <w:szCs w:val="20"/>
+              </w:rPr>
+              <w:t>功能</w:t>
+            </w:r>
+            <w:r>
+              <w:rPr>
+                <w:rFonts w:hint="eastAsia"/>
+                <w:b/>
+                <w:bCs/>
+                <w:sz w:val="20"/>
+                <w:szCs w:val="20"/>
+              </w:rPr>
+              <w:t>]</w:t>
             </w:r>
           </w:p>
         </w:tc>
@@ -3324,17 +3515,310 @@
       <w:pPr>
         <w:spacing w:after="0" w:line="240" w:lineRule="auto"/>
         <w:rPr>
-          <w:rFonts w:hint="eastAsia"/>
+          <w:rFonts w:ascii="Segoe UI Emoji" w:hAnsi="Segoe UI Emoji" w:cs="Segoe UI Emoji"/>
+          <w:b/>
+          <w:bCs/>
+          <w:sz w:val="20"/>
+          <w:szCs w:val="20"/>
         </w:rPr>
       </w:pPr>
+      <w:r>
+        <w:rPr>
+          <w:rFonts w:hint="eastAsia"/>
+          <w:b/>
+          <w:bCs/>
+          <w:sz w:val="20"/>
+          <w:szCs w:val="20"/>
+        </w:rPr>
+        <w:t>[</w:t>
+      </w:r>
+      <w:r>
+        <w:rPr>
+          <w:rFonts w:hint="eastAsia"/>
+          <w:b/>
+          <w:bCs/>
+          <w:sz w:val="20"/>
+          <w:szCs w:val="20"/>
+        </w:rPr>
+        <w:t>注意事项</w:t>
+      </w:r>
+      <w:r>
+        <w:rPr>
+          <w:rFonts w:hint="eastAsia"/>
+          <w:b/>
+          <w:bCs/>
+          <w:sz w:val="20"/>
+          <w:szCs w:val="20"/>
+        </w:rPr>
+        <w:t>]</w:t>
+      </w:r>
+      <w:r>
+        <w:rPr>
+          <w:b/>
+          <w:bCs/>
+          <w:sz w:val="20"/>
+          <w:szCs w:val="20"/>
+        </w:rPr>
+        <w:tab/>
+      </w:r>
+      <w:r>
+        <w:rPr>
+          <w:b/>
+          <w:bCs/>
+          <w:sz w:val="20"/>
+          <w:szCs w:val="20"/>
+        </w:rPr>
+        <w:tab/>
+      </w:r>
+      <w:r>
+        <w:rPr>
+          <w:b/>
+          <w:bCs/>
+          <w:sz w:val="20"/>
+          <w:szCs w:val="20"/>
+        </w:rPr>
+        <w:tab/>
+      </w:r>
+      <w:r>
+        <w:rPr>
+          <w:b/>
+          <w:bCs/>
+          <w:sz w:val="20"/>
+          <w:szCs w:val="20"/>
+        </w:rPr>
+        <w:tab/>
+      </w:r>
+      <w:r>
+        <w:rPr>
+          <w:b/>
+          <w:bCs/>
+          <w:sz w:val="20"/>
+          <w:szCs w:val="20"/>
+        </w:rPr>
+        <w:tab/>
+      </w:r>
+      <w:r>
+        <w:rPr>
+          <w:rFonts w:hint="eastAsia"/>
+          <w:b/>
+          <w:bCs/>
+          <w:sz w:val="20"/>
+          <w:szCs w:val="20"/>
+        </w:rPr>
+        <w:t xml:space="preserve">     </w:t>
+      </w:r>
+      <w:r>
+        <w:rPr>
+          <w:rFonts w:hint="eastAsia"/>
+          <w:b/>
+          <w:bCs/>
+          <w:sz w:val="20"/>
+          <w:szCs w:val="20"/>
+        </w:rPr>
+        <w:t xml:space="preserve">                     </w:t>
+      </w:r>
+      <w:r>
+        <w:rPr>
+          <w:rFonts w:hint="eastAsia"/>
+          <w:b/>
+          <w:bCs/>
+          <w:sz w:val="20"/>
+          <w:szCs w:val="20"/>
+        </w:rPr>
+        <w:t xml:space="preserve">  </w:t>
+      </w:r>
+      <w:r>
+        <w:rPr>
+          <w:rFonts w:hint="eastAsia"/>
+          <w:b/>
+          <w:bCs/>
+          <w:sz w:val="20"/>
+          <w:szCs w:val="20"/>
+        </w:rPr>
+        <w:t>[命令限权等级 -</w:t>
+      </w:r>
+      <w:r>
+        <w:rPr>
+          <w:rFonts w:ascii="Segoe UI Emoji" w:hAnsi="Segoe UI Emoji" w:cs="Segoe UI Emoji"/>
+        </w:rPr>
+        <w:t xml:space="preserve"> </w:t>
+      </w:r>
+      <w:r>
+        <w:rPr>
+          <w:rFonts w:ascii="Segoe UI Emoji" w:hAnsi="Segoe UI Emoji" w:cs="Segoe UI Emoji"/>
+          <w:b/>
+          <w:bCs/>
+          <w:sz w:val="20"/>
+          <w:szCs w:val="20"/>
+        </w:rPr>
+        <w:t>🟢</w:t>
+      </w:r>
+      <w:r>
+        <w:rPr>
+          <w:rFonts w:ascii="Segoe UI Emoji" w:hAnsi="Segoe UI Emoji" w:cs="Segoe UI Emoji" w:hint="eastAsia"/>
+          <w:b/>
+          <w:bCs/>
+          <w:sz w:val="20"/>
+          <w:szCs w:val="20"/>
+        </w:rPr>
+        <w:t xml:space="preserve"> </w:t>
+      </w:r>
+      <w:r>
+        <w:rPr>
+          <w:rFonts w:ascii="Segoe UI Emoji" w:hAnsi="Segoe UI Emoji" w:cs="Segoe UI Emoji"/>
+          <w:b/>
+          <w:bCs/>
+          <w:sz w:val="20"/>
+          <w:szCs w:val="20"/>
+        </w:rPr>
+        <w:t>−I</w:t>
+      </w:r>
+      <w:r>
+        <w:rPr>
+          <w:rFonts w:ascii="Segoe UI Emoji" w:hAnsi="Segoe UI Emoji" w:cs="Segoe UI Emoji" w:hint="eastAsia"/>
+          <w:b/>
+          <w:bCs/>
+          <w:sz w:val="20"/>
+          <w:szCs w:val="20"/>
+        </w:rPr>
+        <w:t>级</w:t>
+      </w:r>
+      <w:r>
+        <w:rPr>
+          <w:rFonts w:ascii="Segoe UI Emoji" w:hAnsi="Segoe UI Emoji" w:cs="Segoe UI Emoji" w:hint="eastAsia"/>
+          <w:b/>
+          <w:bCs/>
+          <w:sz w:val="20"/>
+          <w:szCs w:val="20"/>
+        </w:rPr>
+        <w:t xml:space="preserve"> </w:t>
+      </w:r>
+      <w:r>
+        <w:rPr>
+          <w:rFonts w:ascii="Segoe UI Emoji" w:hAnsi="Segoe UI Emoji" w:cs="Segoe UI Emoji"/>
+          <w:b/>
+          <w:bCs/>
+          <w:sz w:val="20"/>
+          <w:szCs w:val="20"/>
+        </w:rPr>
+        <w:t>⚪</w:t>
+      </w:r>
+      <w:r>
+        <w:rPr>
+          <w:rFonts w:ascii="Segoe UI Emoji" w:hAnsi="Segoe UI Emoji" w:cs="Segoe UI Emoji" w:hint="eastAsia"/>
+          <w:b/>
+          <w:bCs/>
+          <w:sz w:val="20"/>
+          <w:szCs w:val="20"/>
+        </w:rPr>
+        <w:t xml:space="preserve"> 0</w:t>
+      </w:r>
+      <w:r>
+        <w:rPr>
+          <w:rFonts w:ascii="Segoe UI Emoji" w:hAnsi="Segoe UI Emoji" w:cs="Segoe UI Emoji" w:hint="eastAsia"/>
+          <w:b/>
+          <w:bCs/>
+          <w:sz w:val="20"/>
+          <w:szCs w:val="20"/>
+        </w:rPr>
+        <w:t>级</w:t>
+      </w:r>
+      <w:r>
+        <w:rPr>
+          <w:rFonts w:hint="eastAsia"/>
+          <w:b/>
+          <w:bCs/>
+          <w:sz w:val="20"/>
+          <w:szCs w:val="20"/>
+        </w:rPr>
+        <w:t xml:space="preserve"> </w:t>
+      </w:r>
+      <w:r>
+        <w:rPr>
+          <w:rFonts w:ascii="Segoe UI Emoji" w:hAnsi="Segoe UI Emoji" w:cs="Segoe UI Emoji"/>
+          <w:b/>
+          <w:bCs/>
+          <w:sz w:val="20"/>
+          <w:szCs w:val="20"/>
+        </w:rPr>
+        <w:t>🔷</w:t>
+      </w:r>
+      <w:r>
+        <w:rPr>
+          <w:rFonts w:ascii="Segoe UI Emoji" w:hAnsi="Segoe UI Emoji" w:cs="Segoe UI Emoji" w:hint="eastAsia"/>
+          <w:b/>
+          <w:bCs/>
+          <w:sz w:val="20"/>
+          <w:szCs w:val="20"/>
+        </w:rPr>
+        <w:t xml:space="preserve"> I</w:t>
+      </w:r>
+      <w:r>
+        <w:rPr>
+          <w:rFonts w:ascii="Segoe UI Emoji" w:hAnsi="Segoe UI Emoji" w:cs="Segoe UI Emoji" w:hint="eastAsia"/>
+          <w:b/>
+          <w:bCs/>
+          <w:sz w:val="20"/>
+          <w:szCs w:val="20"/>
+        </w:rPr>
+        <w:t>级</w:t>
+      </w:r>
+      <w:r>
+        <w:rPr>
+          <w:rFonts w:ascii="Segoe UI Emoji" w:hAnsi="Segoe UI Emoji" w:cs="Segoe UI Emoji" w:hint="eastAsia"/>
+          <w:b/>
+          <w:bCs/>
+          <w:sz w:val="20"/>
+          <w:szCs w:val="20"/>
+        </w:rPr>
+        <w:t xml:space="preserve"> </w:t>
+      </w:r>
+      <w:r>
+        <w:rPr>
+          <w:rFonts w:ascii="Segoe UI Emoji" w:hAnsi="Segoe UI Emoji" w:cs="Segoe UI Emoji"/>
+          <w:b/>
+          <w:bCs/>
+          <w:sz w:val="20"/>
+          <w:szCs w:val="20"/>
+        </w:rPr>
+        <w:t>🔶</w:t>
+      </w:r>
+      <w:r>
+        <w:rPr>
+          <w:rFonts w:ascii="Segoe UI Emoji" w:hAnsi="Segoe UI Emoji" w:cs="Segoe UI Emoji" w:hint="eastAsia"/>
+          <w:b/>
+          <w:bCs/>
+          <w:sz w:val="20"/>
+          <w:szCs w:val="20"/>
+        </w:rPr>
+        <w:t xml:space="preserve"> II</w:t>
+      </w:r>
+      <w:r>
+        <w:rPr>
+          <w:rFonts w:ascii="Segoe UI Emoji" w:hAnsi="Segoe UI Emoji" w:cs="Segoe UI Emoji" w:hint="eastAsia"/>
+          <w:b/>
+          <w:bCs/>
+          <w:sz w:val="20"/>
+          <w:szCs w:val="20"/>
+        </w:rPr>
+        <w:t>级</w:t>
+      </w:r>
+      <w:r>
+        <w:rPr>
+          <w:rFonts w:ascii="Segoe UI Emoji" w:hAnsi="Segoe UI Emoji" w:cs="Segoe UI Emoji" w:hint="eastAsia"/>
+          <w:b/>
+          <w:bCs/>
+          <w:sz w:val="20"/>
+          <w:szCs w:val="20"/>
+        </w:rPr>
+        <w:t>]</w:t>
+      </w:r>
     </w:p>
     <w:p>
       <w:pPr>
         <w:spacing w:after="0" w:line="240" w:lineRule="auto"/>
         <w:rPr>
-          <w:rFonts w:ascii="Segoe UI Emoji" w:hAnsi="Segoe UI Emoji" w:cs="Segoe UI Emoji"/>
-          <w:b/>
-          <w:bCs/>
+          <w:rFonts w:hint="eastAsia"/>
           <w:sz w:val="20"/>
           <w:szCs w:val="20"/>
         </w:rPr>
@@ -3347,134 +3831,89 @@
           <w:sz w:val="20"/>
           <w:szCs w:val="20"/>
         </w:rPr>
-        <w:t>[</w:t>
-      </w:r>
-      <w:r>
-        <w:rPr>
-          <w:rFonts w:hint="eastAsia"/>
-          <w:b/>
-          <w:bCs/>
-          <w:sz w:val="20"/>
-          <w:szCs w:val="20"/>
-        </w:rPr>
-        <w:t>注意事项</w:t>
-      </w:r>
-      <w:r>
-        <w:rPr>
-          <w:rFonts w:hint="eastAsia"/>
-          <w:b/>
-          <w:bCs/>
-          <w:sz w:val="20"/>
-          <w:szCs w:val="20"/>
-        </w:rPr>
-        <w:t>]</w:t>
-      </w:r>
-      <w:r>
-        <w:rPr>
-          <w:b/>
-          <w:bCs/>
-          <w:sz w:val="20"/>
-          <w:szCs w:val="20"/>
-        </w:rPr>
-        <w:tab/>
-      </w:r>
-      <w:r>
-        <w:rPr>
-          <w:b/>
-          <w:bCs/>
-          <w:sz w:val="20"/>
-          <w:szCs w:val="20"/>
-        </w:rPr>
-        <w:tab/>
-      </w:r>
-      <w:r>
-        <w:rPr>
-          <w:b/>
-          <w:bCs/>
-          <w:sz w:val="20"/>
-          <w:szCs w:val="20"/>
-        </w:rPr>
-        <w:tab/>
-      </w:r>
-      <w:r>
-        <w:rPr>
-          <w:b/>
-          <w:bCs/>
-          <w:sz w:val="20"/>
-          <w:szCs w:val="20"/>
-        </w:rPr>
-        <w:tab/>
-      </w:r>
-      <w:r>
-        <w:rPr>
-          <w:b/>
-          <w:bCs/>
-          <w:sz w:val="20"/>
-          <w:szCs w:val="20"/>
-        </w:rPr>
-        <w:tab/>
-      </w:r>
-      <w:r>
-        <w:rPr>
-          <w:rFonts w:hint="eastAsia"/>
-          <w:b/>
-          <w:bCs/>
-          <w:sz w:val="20"/>
-          <w:szCs w:val="20"/>
-        </w:rPr>
-        <w:t xml:space="preserve">     </w:t>
-      </w:r>
-      <w:r>
-        <w:rPr>
-          <w:rFonts w:hint="eastAsia"/>
-          <w:b/>
-          <w:bCs/>
-          <w:sz w:val="20"/>
-          <w:szCs w:val="20"/>
-        </w:rPr>
-        <w:t xml:space="preserve">                     </w:t>
-      </w:r>
-      <w:r>
-        <w:rPr>
-          <w:rFonts w:hint="eastAsia"/>
-          <w:b/>
-          <w:bCs/>
-          <w:sz w:val="20"/>
-          <w:szCs w:val="20"/>
-        </w:rPr>
-        <w:t xml:space="preserve">  </w:t>
-      </w:r>
-      <w:r>
-        <w:rPr>
-          <w:rFonts w:hint="eastAsia"/>
-          <w:b/>
-          <w:bCs/>
-          <w:sz w:val="20"/>
-          <w:szCs w:val="20"/>
-        </w:rPr>
-        <w:t>[命令限权等级 -</w:t>
-      </w:r>
-      <w:r>
-        <w:rPr>
-          <w:rFonts w:ascii="Segoe UI Emoji" w:hAnsi="Segoe UI Emoji" w:cs="Segoe UI Emoji"/>
+        <w:t>1.</w:t>
+      </w:r>
+      <w:r>
+        <w:rPr>
+          <w:rFonts w:hint="eastAsia"/>
+          <w:sz w:val="20"/>
+          <w:szCs w:val="20"/>
+        </w:rPr>
+        <w:t xml:space="preserve"> 当前指令前缀为 </w:t>
+      </w:r>
+      <w:r>
+        <w:rPr>
+          <w:rFonts w:hint="eastAsia"/>
+          <w:b/>
+          <w:bCs/>
+          <w:sz w:val="20"/>
+          <w:szCs w:val="20"/>
+        </w:rPr>
+        <w:t>/</w:t>
+      </w:r>
+      <w:r>
+        <w:rPr>
+          <w:rFonts w:hint="eastAsia"/>
+          <w:sz w:val="20"/>
+          <w:szCs w:val="20"/>
+        </w:rPr>
+        <w:t xml:space="preserve">，表中的 </w:t>
+      </w:r>
+      <w:r>
+        <w:rPr>
+          <w:rFonts w:hint="eastAsia"/>
+          <w:b/>
+          <w:bCs/>
+          <w:sz w:val="20"/>
+          <w:szCs w:val="20"/>
+        </w:rPr>
+        <w:t xml:space="preserve">中英文命令 </w:t>
+      </w:r>
+      <w:r>
+        <w:rPr>
+          <w:rFonts w:hint="eastAsia"/>
+          <w:sz w:val="20"/>
+          <w:szCs w:val="20"/>
+        </w:rPr>
+        <w:t>通用，</w:t>
+      </w:r>
+      <w:r>
+        <w:rPr>
+          <w:rFonts w:hint="eastAsia"/>
+          <w:b/>
+          <w:bCs/>
+          <w:sz w:val="20"/>
+          <w:szCs w:val="20"/>
+        </w:rPr>
+        <w:t>参数说明</w:t>
+      </w:r>
+      <w:r>
+        <w:rPr>
+          <w:rFonts w:hint="eastAsia"/>
+          <w:sz w:val="20"/>
+          <w:szCs w:val="20"/>
         </w:rPr>
         <w:t xml:space="preserve"> </w:t>
       </w:r>
       <w:r>
         <w:rPr>
-          <w:rFonts w:ascii="Segoe UI Emoji" w:hAnsi="Segoe UI Emoji" w:cs="Segoe UI Emoji"/>
-          <w:b/>
-          <w:bCs/>
-          <w:sz w:val="20"/>
-          <w:szCs w:val="20"/>
-        </w:rPr>
-        <w:t>🟢</w:t>
-      </w:r>
-      <w:r>
-        <w:rPr>
-          <w:rFonts w:ascii="Segoe UI Emoji" w:hAnsi="Segoe UI Emoji" w:cs="Segoe UI Emoji" w:hint="eastAsia"/>
-          <w:b/>
-          <w:bCs/>
+          <w:rFonts w:hint="eastAsia"/>
+          <w:sz w:val="20"/>
+          <w:szCs w:val="20"/>
+        </w:rPr>
+        <w:t>可</w:t>
+      </w:r>
+      <w:r>
+        <w:rPr>
+          <w:rFonts w:hint="eastAsia"/>
+          <w:sz w:val="20"/>
+          <w:szCs w:val="20"/>
+        </w:rPr>
+        <w:t>通过</w:t>
+      </w:r>
+      <w:r>
+        <w:rPr>
+          <w:rFonts w:hint="eastAsia"/>
           <w:sz w:val="20"/>
           <w:szCs w:val="20"/>
         </w:rPr>
@@ -3482,27 +3921,57 @@
       </w:r>
       <w:r>
         <w:rPr>
-          <w:rFonts w:ascii="Segoe UI Emoji" w:hAnsi="Segoe UI Emoji" w:cs="Segoe UI Emoji"/>
-          <w:b/>
-          <w:bCs/>
-          <w:sz w:val="20"/>
-          <w:szCs w:val="20"/>
-        </w:rPr>
-        <w:t>−I</w:t>
-      </w:r>
-      <w:r>
-        <w:rPr>
-          <w:rFonts w:ascii="Segoe UI Emoji" w:hAnsi="Segoe UI Emoji" w:cs="Segoe UI Emoji" w:hint="eastAsia"/>
-          <w:b/>
-          <w:bCs/>
-          <w:sz w:val="20"/>
-          <w:szCs w:val="20"/>
-        </w:rPr>
-        <w:t>级</w:t>
-      </w:r>
-      <w:r>
-        <w:rPr>
-          <w:rFonts w:ascii="Segoe UI Emoji" w:hAnsi="Segoe UI Emoji" w:cs="Segoe UI Emoji" w:hint="eastAsia"/>
+          <w:rFonts w:hint="eastAsia"/>
+          <w:b/>
+          <w:bCs/>
+          <w:sz w:val="20"/>
+          <w:szCs w:val="20"/>
+        </w:rPr>
+        <w:t>在</w:t>
+      </w:r>
+      <w:r>
+        <w:rPr>
+          <w:rFonts w:hint="eastAsia"/>
+          <w:b/>
+          <w:bCs/>
+          <w:sz w:val="20"/>
+          <w:szCs w:val="20"/>
+        </w:rPr>
+        <w:t>指令后加 -h</w:t>
+      </w:r>
+      <w:r>
+        <w:rPr>
+          <w:rFonts w:hint="eastAsia"/>
+          <w:b/>
+          <w:bCs/>
+          <w:sz w:val="20"/>
+          <w:szCs w:val="20"/>
+        </w:rPr>
+        <w:t>参数</w:t>
+      </w:r>
+      <w:r>
+        <w:rPr>
+          <w:rFonts w:hint="eastAsia"/>
+          <w:b/>
+          <w:bCs/>
+          <w:sz w:val="20"/>
+          <w:szCs w:val="20"/>
+        </w:rPr>
+        <w:t xml:space="preserve"> 获取</w:t>
+      </w:r>
+      <w:r>
+        <w:rPr>
+          <w:rFonts w:hint="eastAsia"/>
+          <w:b/>
+          <w:bCs/>
+          <w:sz w:val="20"/>
+          <w:szCs w:val="20"/>
+        </w:rPr>
+        <w:t>指令详情</w:t>
+      </w:r>
+      <w:r>
+        <w:rPr>
+          <w:rFonts w:hint="eastAsia"/>
           <w:b/>
           <w:bCs/>
           <w:sz w:val="20"/>
@@ -3512,123 +3981,19 @@
       </w:r>
       <w:r>
         <w:rPr>
-          <w:rFonts w:ascii="Segoe UI Emoji" w:hAnsi="Segoe UI Emoji" w:cs="Segoe UI Emoji"/>
-          <w:b/>
-          <w:bCs/>
-          <w:sz w:val="20"/>
-          <w:szCs w:val="20"/>
-        </w:rPr>
-        <w:t>⚪</w:t>
-      </w:r>
-      <w:r>
-        <w:rPr>
-          <w:rFonts w:ascii="Segoe UI Emoji" w:hAnsi="Segoe UI Emoji" w:cs="Segoe UI Emoji" w:hint="eastAsia"/>
-          <w:b/>
-          <w:bCs/>
-          <w:sz w:val="20"/>
-          <w:szCs w:val="20"/>
-        </w:rPr>
-        <w:t xml:space="preserve"> 0</w:t>
-      </w:r>
-      <w:r>
-        <w:rPr>
-          <w:rFonts w:ascii="Segoe UI Emoji" w:hAnsi="Segoe UI Emoji" w:cs="Segoe UI Emoji" w:hint="eastAsia"/>
-          <w:b/>
-          <w:bCs/>
-          <w:sz w:val="20"/>
-          <w:szCs w:val="20"/>
-        </w:rPr>
-        <w:t>级</w:t>
-      </w:r>
-      <w:r>
-        <w:rPr>
-          <w:rFonts w:hint="eastAsia"/>
-          <w:b/>
-          <w:bCs/>
-          <w:sz w:val="20"/>
-          <w:szCs w:val="20"/>
-        </w:rPr>
-        <w:t xml:space="preserve"> </w:t>
-      </w:r>
-      <w:r>
-        <w:rPr>
-          <w:rFonts w:ascii="Segoe UI Emoji" w:hAnsi="Segoe UI Emoji" w:cs="Segoe UI Emoji"/>
-          <w:b/>
-          <w:bCs/>
-          <w:sz w:val="20"/>
-          <w:szCs w:val="20"/>
-        </w:rPr>
-        <w:t>🔷</w:t>
-      </w:r>
-      <w:r>
-        <w:rPr>
-          <w:rFonts w:ascii="Segoe UI Emoji" w:hAnsi="Segoe UI Emoji" w:cs="Segoe UI Emoji" w:hint="eastAsia"/>
-          <w:b/>
-          <w:bCs/>
-          <w:sz w:val="20"/>
-          <w:szCs w:val="20"/>
-        </w:rPr>
-        <w:t xml:space="preserve"> I</w:t>
-      </w:r>
-      <w:r>
-        <w:rPr>
-          <w:rFonts w:ascii="Segoe UI Emoji" w:hAnsi="Segoe UI Emoji" w:cs="Segoe UI Emoji" w:hint="eastAsia"/>
-          <w:b/>
-          <w:bCs/>
-          <w:sz w:val="20"/>
-          <w:szCs w:val="20"/>
-        </w:rPr>
-        <w:t>级</w:t>
-      </w:r>
-      <w:r>
-        <w:rPr>
-          <w:rFonts w:ascii="Segoe UI Emoji" w:hAnsi="Segoe UI Emoji" w:cs="Segoe UI Emoji" w:hint="eastAsia"/>
-          <w:b/>
-          <w:bCs/>
-          <w:sz w:val="20"/>
-          <w:szCs w:val="20"/>
-        </w:rPr>
-        <w:t xml:space="preserve"> </w:t>
-      </w:r>
-      <w:r>
-        <w:rPr>
-          <w:rFonts w:ascii="Segoe UI Emoji" w:hAnsi="Segoe UI Emoji" w:cs="Segoe UI Emoji"/>
-          <w:b/>
-          <w:bCs/>
-          <w:sz w:val="20"/>
-          <w:szCs w:val="20"/>
-        </w:rPr>
-        <w:t>🔶</w:t>
-      </w:r>
-      <w:r>
-        <w:rPr>
-          <w:rFonts w:ascii="Segoe UI Emoji" w:hAnsi="Segoe UI Emoji" w:cs="Segoe UI Emoji" w:hint="eastAsia"/>
-          <w:b/>
-          <w:bCs/>
-          <w:sz w:val="20"/>
-          <w:szCs w:val="20"/>
-        </w:rPr>
-        <w:t xml:space="preserve"> II</w:t>
-      </w:r>
-      <w:r>
-        <w:rPr>
-          <w:rFonts w:ascii="Segoe UI Emoji" w:hAnsi="Segoe UI Emoji" w:cs="Segoe UI Emoji" w:hint="eastAsia"/>
-          <w:b/>
-          <w:bCs/>
-          <w:sz w:val="20"/>
-          <w:szCs w:val="20"/>
-        </w:rPr>
-        <w:t>级</w:t>
-      </w:r>
-      <w:r>
-        <w:rPr>
-          <w:rFonts w:ascii="Segoe UI Emoji" w:hAnsi="Segoe UI Emoji" w:cs="Segoe UI Emoji" w:hint="eastAsia"/>
-          <w:b/>
-          <w:bCs/>
-          <w:sz w:val="20"/>
-          <w:szCs w:val="20"/>
-        </w:rPr>
-        <w:t>]</w:t>
+          <w:rFonts w:hint="eastAsia"/>
+          <w:sz w:val="20"/>
+          <w:szCs w:val="20"/>
+        </w:rPr>
+        <w:t>查看</w:t>
+      </w:r>
+      <w:r>
+        <w:rPr>
+          <w:rFonts w:hint="eastAsia"/>
+          <w:sz w:val="20"/>
+          <w:szCs w:val="20"/>
+        </w:rPr>
+        <w:t>；</w:t>
       </w:r>
     </w:p>
     <w:p>
@@ -3648,61 +4013,7 @@
           <w:sz w:val="20"/>
           <w:szCs w:val="20"/>
         </w:rPr>
-        <w:t>1.</w:t>
-      </w:r>
-      <w:r>
-        <w:rPr>
-          <w:rFonts w:hint="eastAsia"/>
-          <w:sz w:val="20"/>
-          <w:szCs w:val="20"/>
-        </w:rPr>
-        <w:t xml:space="preserve"> 当前指令前缀为 </w:t>
-      </w:r>
-      <w:r>
-        <w:rPr>
-          <w:rFonts w:hint="eastAsia"/>
-          <w:b/>
-          <w:bCs/>
-          <w:sz w:val="20"/>
-          <w:szCs w:val="20"/>
-        </w:rPr>
-        <w:t>/</w:t>
-      </w:r>
-      <w:r>
-        <w:rPr>
-          <w:rFonts w:hint="eastAsia"/>
-          <w:sz w:val="20"/>
-          <w:szCs w:val="20"/>
-        </w:rPr>
-        <w:t xml:space="preserve">，表中的 </w:t>
-      </w:r>
-      <w:r>
-        <w:rPr>
-          <w:rFonts w:hint="eastAsia"/>
-          <w:b/>
-          <w:bCs/>
-          <w:sz w:val="20"/>
-          <w:szCs w:val="20"/>
-        </w:rPr>
-        <w:t xml:space="preserve">中英文命令 </w:t>
-      </w:r>
-      <w:r>
-        <w:rPr>
-          <w:rFonts w:hint="eastAsia"/>
-          <w:sz w:val="20"/>
-          <w:szCs w:val="20"/>
-        </w:rPr>
-        <w:t>通用，</w:t>
-      </w:r>
-      <w:r>
-        <w:rPr>
-          <w:rFonts w:hint="eastAsia"/>
-          <w:b/>
-          <w:bCs/>
-          <w:sz w:val="20"/>
-          <w:szCs w:val="20"/>
-        </w:rPr>
-        <w:t>参数说明</w:t>
+        <w:t>2.</w:t>
       </w:r>
       <w:r>
         <w:rPr>
@@ -3718,15 +4029,41 @@
           <w:sz w:val="20"/>
           <w:szCs w:val="20"/>
         </w:rPr>
-        <w:t>可</w:t>
-      </w:r>
-      <w:r>
-        <w:rPr>
-          <w:rFonts w:hint="eastAsia"/>
-          <w:sz w:val="20"/>
-          <w:szCs w:val="20"/>
-        </w:rPr>
-        <w:t>通过</w:t>
+        <w:t>老婆</w:t>
+      </w:r>
+      <w:r>
+        <w:rPr>
+          <w:rFonts w:hint="eastAsia"/>
+          <w:sz w:val="20"/>
+          <w:szCs w:val="20"/>
+        </w:rPr>
+        <w:t>/猜角色</w:t>
+      </w:r>
+      <w:r>
+        <w:rPr>
+          <w:rFonts w:hint="eastAsia"/>
+          <w:sz w:val="20"/>
+          <w:szCs w:val="20"/>
+        </w:rPr>
+        <w:t xml:space="preserve">功能的 </w:t>
+      </w:r>
+      <w:r>
+        <w:rPr>
+          <w:rFonts w:hint="eastAsia"/>
+          <w:b/>
+          <w:bCs/>
+          <w:sz w:val="20"/>
+          <w:szCs w:val="20"/>
+        </w:rPr>
+        <w:t xml:space="preserve">二次元人物来源 </w:t>
+      </w:r>
+      <w:r>
+        <w:rPr>
+          <w:rFonts w:hint="eastAsia"/>
+          <w:sz w:val="20"/>
+          <w:szCs w:val="20"/>
+        </w:rPr>
+        <w:t>为</w:t>
       </w:r>
       <w:r>
         <w:rPr>
@@ -3736,65 +4073,73 @@
         </w:rPr>
         <w:t xml:space="preserve"> </w:t>
       </w:r>
-      <w:r>
-        <w:rPr>
-          <w:rFonts w:hint="eastAsia"/>
-          <w:b/>
-          <w:bCs/>
-          <w:sz w:val="20"/>
-          <w:szCs w:val="20"/>
-        </w:rPr>
-        <w:t>在</w:t>
-      </w:r>
-      <w:r>
-        <w:rPr>
-          <w:rFonts w:hint="eastAsia"/>
-          <w:b/>
-          <w:bCs/>
-          <w:sz w:val="20"/>
-          <w:szCs w:val="20"/>
-        </w:rPr>
-        <w:t>指令后加 -h</w:t>
-      </w:r>
-      <w:r>
-        <w:rPr>
-          <w:rFonts w:hint="eastAsia"/>
-          <w:b/>
-          <w:bCs/>
-          <w:sz w:val="20"/>
-          <w:szCs w:val="20"/>
-        </w:rPr>
-        <w:t>参数</w:t>
-      </w:r>
-      <w:r>
-        <w:rPr>
-          <w:rFonts w:hint="eastAsia"/>
-          <w:b/>
-          <w:bCs/>
-          <w:sz w:val="20"/>
-          <w:szCs w:val="20"/>
-        </w:rPr>
-        <w:t xml:space="preserve"> 获取</w:t>
-      </w:r>
-      <w:r>
-        <w:rPr>
-          <w:rFonts w:hint="eastAsia"/>
-          <w:b/>
-          <w:bCs/>
-          <w:sz w:val="20"/>
-          <w:szCs w:val="20"/>
-        </w:rPr>
-        <w:t>指令详情</w:t>
-      </w:r>
-      <w:r>
-        <w:rPr>
-          <w:rFonts w:hint="eastAsia"/>
-          <w:b/>
-          <w:bCs/>
-          <w:sz w:val="20"/>
-          <w:szCs w:val="20"/>
-        </w:rPr>
-        <w:t xml:space="preserve"> </w:t>
+      <w:proofErr w:type="spellStart"/>
+      <w:r>
+        <w:rPr>
+          <w:rFonts w:hint="eastAsia"/>
+          <w:b/>
+          <w:bCs/>
+          <w:sz w:val="20"/>
+          <w:szCs w:val="20"/>
+        </w:rPr>
+        <w:t>acg</w:t>
+      </w:r>
+      <w:proofErr w:type="spellEnd"/>
+      <w:r>
+        <w:rPr>
+          <w:rFonts w:hint="eastAsia"/>
+          <w:b/>
+          <w:bCs/>
+          <w:sz w:val="20"/>
+          <w:szCs w:val="20"/>
+        </w:rPr>
+        <w:t>文件夹</w:t>
+      </w:r>
+      <w:r>
+        <w:rPr>
+          <w:rFonts w:hint="eastAsia"/>
+          <w:b/>
+          <w:bCs/>
+          <w:sz w:val="20"/>
+          <w:szCs w:val="20"/>
+        </w:rPr>
+        <w:t>下子目录名</w:t>
+      </w:r>
+      <w:r>
+        <w:rPr>
+          <w:rFonts w:hint="eastAsia"/>
+          <w:sz w:val="20"/>
+          <w:szCs w:val="20"/>
+        </w:rPr>
+        <w:t>，</w:t>
+      </w:r>
+      <w:r>
+        <w:rPr>
+          <w:rFonts w:hint="eastAsia"/>
+          <w:sz w:val="20"/>
+          <w:szCs w:val="20"/>
+        </w:rPr>
+        <w:t>可通过</w:t>
+      </w:r>
+      <w:proofErr w:type="spellStart"/>
+      <w:r>
+        <w:rPr>
+          <w:rFonts w:hint="eastAsia"/>
+          <w:b/>
+          <w:bCs/>
+          <w:sz w:val="20"/>
+          <w:szCs w:val="20"/>
+        </w:rPr>
+        <w:t>ImageFolder</w:t>
+      </w:r>
+      <w:proofErr w:type="spellEnd"/>
+      <w:r>
+        <w:rPr>
+          <w:rFonts w:hint="eastAsia"/>
+          <w:sz w:val="20"/>
+          <w:szCs w:val="20"/>
+        </w:rPr>
+        <w:t>命令</w:t>
       </w:r>
       <w:r>
         <w:rPr>
@@ -3803,6 +4148,14 @@
           <w:szCs w:val="20"/>
         </w:rPr>
         <w:t>查看</w:t>
+      </w:r>
+      <w:r>
+        <w:rPr>
+          <w:rFonts w:hint="eastAsia"/>
+          <w:sz w:val="20"/>
+          <w:szCs w:val="20"/>
+        </w:rPr>
+        <w:t>目录结构</w:t>
       </w:r>
       <w:r>
         <w:rPr>
@@ -3830,7 +4183,17 @@
           <w:sz w:val="20"/>
           <w:szCs w:val="20"/>
         </w:rPr>
-        <w:t>2.</w:t>
+        <w:t>3</w:t>
+      </w:r>
+      <w:r>
+        <w:rPr>
+          <w:rFonts w:hint="eastAsia"/>
+          <w:b/>
+          <w:bCs/>
+          <w:sz w:val="20"/>
+          <w:szCs w:val="20"/>
+        </w:rPr>
+        <w:t>.</w:t>
       </w:r>
       <w:r>
         <w:rPr>
@@ -3840,87 +4203,43 @@
         </w:rPr>
         <w:t xml:space="preserve"> </w:t>
       </w:r>
-      <w:r>
-        <w:rPr>
-          <w:rFonts w:hint="eastAsia"/>
-          <w:sz w:val="20"/>
-          <w:szCs w:val="20"/>
-        </w:rPr>
-        <w:t>老婆</w:t>
-      </w:r>
-      <w:r>
-        <w:rPr>
-          <w:rFonts w:hint="eastAsia"/>
-          <w:sz w:val="20"/>
-          <w:szCs w:val="20"/>
-        </w:rPr>
-        <w:t>/猜角色</w:t>
-      </w:r>
-      <w:r>
-        <w:rPr>
-          <w:rFonts w:hint="eastAsia"/>
-          <w:sz w:val="20"/>
-          <w:szCs w:val="20"/>
-        </w:rPr>
-        <w:t xml:space="preserve">功能的 </w:t>
-      </w:r>
-      <w:r>
-        <w:rPr>
-          <w:rFonts w:hint="eastAsia"/>
-          <w:b/>
-          <w:bCs/>
-          <w:sz w:val="20"/>
-          <w:szCs w:val="20"/>
-        </w:rPr>
-        <w:t xml:space="preserve">二次元人物来源 </w:t>
-      </w:r>
-      <w:r>
-        <w:rPr>
-          <w:rFonts w:hint="eastAsia"/>
-          <w:sz w:val="20"/>
-          <w:szCs w:val="20"/>
-        </w:rPr>
-        <w:t>为</w:t>
-      </w:r>
-      <w:r>
-        <w:rPr>
-          <w:rFonts w:hint="eastAsia"/>
+      <w:proofErr w:type="gramStart"/>
+      <w:r>
+        <w:rPr>
+          <w:rFonts w:hint="eastAsia"/>
+          <w:sz w:val="20"/>
+          <w:szCs w:val="20"/>
+        </w:rPr>
+        <w:t>跨群游戏</w:t>
+      </w:r>
+      <w:proofErr w:type="gramEnd"/>
+      <w:r>
+        <w:rPr>
+          <w:rFonts w:hint="eastAsia"/>
+          <w:b/>
+          <w:bCs/>
           <w:sz w:val="20"/>
           <w:szCs w:val="20"/>
         </w:rPr>
         <w:t xml:space="preserve"> </w:t>
       </w:r>
-      <w:proofErr w:type="spellStart"/>
-      <w:r>
-        <w:rPr>
-          <w:rFonts w:hint="eastAsia"/>
-          <w:b/>
-          <w:bCs/>
-          <w:sz w:val="20"/>
-          <w:szCs w:val="20"/>
-        </w:rPr>
-        <w:t>acg</w:t>
-      </w:r>
-      <w:proofErr w:type="spellEnd"/>
-      <w:r>
-        <w:rPr>
-          <w:rFonts w:hint="eastAsia"/>
-          <w:b/>
-          <w:bCs/>
-          <w:sz w:val="20"/>
-          <w:szCs w:val="20"/>
-        </w:rPr>
-        <w:t>文件夹</w:t>
-      </w:r>
-      <w:r>
-        <w:rPr>
-          <w:rFonts w:hint="eastAsia"/>
-          <w:b/>
-          <w:bCs/>
-          <w:sz w:val="20"/>
-          <w:szCs w:val="20"/>
-        </w:rPr>
-        <w:t>下子目录名</w:t>
+      <w:r>
+        <w:rPr>
+          <w:rFonts w:hint="eastAsia"/>
+          <w:sz w:val="20"/>
+          <w:szCs w:val="20"/>
+        </w:rPr>
+        <w:t xml:space="preserve">匹配参数为 </w:t>
+      </w:r>
+      <w:r>
+        <w:rPr>
+          <w:rFonts w:hint="eastAsia"/>
+          <w:b/>
+          <w:bCs/>
+          <w:sz w:val="20"/>
+          <w:szCs w:val="20"/>
+        </w:rPr>
+        <w:t>游戏中文名</w:t>
       </w:r>
       <w:r>
         <w:rPr>
@@ -3936,43 +4255,103 @@
           <w:sz w:val="20"/>
           <w:szCs w:val="20"/>
         </w:rPr>
-        <w:t>可通过</w:t>
-      </w:r>
-      <w:proofErr w:type="spellStart"/>
-      <w:r>
-        <w:rPr>
-          <w:rFonts w:hint="eastAsia"/>
-          <w:b/>
-          <w:bCs/>
-          <w:sz w:val="20"/>
-          <w:szCs w:val="20"/>
-        </w:rPr>
-        <w:t>ImageFolder</w:t>
-      </w:r>
-      <w:proofErr w:type="spellEnd"/>
-      <w:r>
-        <w:rPr>
-          <w:rFonts w:hint="eastAsia"/>
-          <w:sz w:val="20"/>
-          <w:szCs w:val="20"/>
-        </w:rPr>
-        <w:t>命令</w:t>
-      </w:r>
-      <w:r>
-        <w:rPr>
-          <w:rFonts w:hint="eastAsia"/>
-          <w:sz w:val="20"/>
-          <w:szCs w:val="20"/>
-        </w:rPr>
-        <w:t>查看</w:t>
-      </w:r>
-      <w:r>
-        <w:rPr>
-          <w:rFonts w:hint="eastAsia"/>
-          <w:sz w:val="20"/>
-          <w:szCs w:val="20"/>
-        </w:rPr>
-        <w:t>目录结构</w:t>
+        <w:t xml:space="preserve">匹配成功后使用 </w:t>
+      </w:r>
+      <w:r>
+        <w:rPr>
+          <w:rFonts w:hint="eastAsia"/>
+          <w:b/>
+          <w:bCs/>
+          <w:sz w:val="20"/>
+          <w:szCs w:val="20"/>
+        </w:rPr>
+        <w:t xml:space="preserve">游戏指令 </w:t>
+      </w:r>
+      <w:r>
+        <w:rPr>
+          <w:rFonts w:hint="eastAsia"/>
+          <w:sz w:val="20"/>
+          <w:szCs w:val="20"/>
+        </w:rPr>
+        <w:t>进行游戏</w:t>
+      </w:r>
+      <w:r>
+        <w:rPr>
+          <w:rFonts w:hint="eastAsia"/>
+          <w:sz w:val="20"/>
+          <w:szCs w:val="20"/>
+        </w:rPr>
+        <w:t xml:space="preserve"> </w:t>
+      </w:r>
+      <w:r>
+        <w:rPr>
+          <w:rFonts w:hint="eastAsia"/>
+          <w:sz w:val="20"/>
+          <w:szCs w:val="20"/>
+        </w:rPr>
+        <w:t>(匹配超时</w:t>
+      </w:r>
+      <w:r>
+        <w:rPr>
+          <w:rFonts w:hint="eastAsia"/>
+          <w:sz w:val="20"/>
+          <w:szCs w:val="20"/>
+        </w:rPr>
+        <w:t>-</w:t>
+      </w:r>
+      <w:r>
+        <w:rPr>
+          <w:rFonts w:hint="eastAsia"/>
+          <w:b/>
+          <w:bCs/>
+          <w:sz w:val="20"/>
+          <w:szCs w:val="20"/>
+        </w:rPr>
+        <w:t>120秒</w:t>
+      </w:r>
+      <w:r>
+        <w:rPr>
+          <w:rFonts w:hint="eastAsia"/>
+          <w:b/>
+          <w:bCs/>
+          <w:sz w:val="20"/>
+          <w:szCs w:val="20"/>
+        </w:rPr>
+        <w:t xml:space="preserve"> </w:t>
+      </w:r>
+      <w:r>
+        <w:rPr>
+          <w:rFonts w:hint="eastAsia"/>
+          <w:sz w:val="20"/>
+          <w:szCs w:val="20"/>
+        </w:rPr>
+        <w:t>无动作超时</w:t>
+      </w:r>
+      <w:r>
+        <w:rPr>
+          <w:rFonts w:hint="eastAsia"/>
+          <w:sz w:val="20"/>
+          <w:szCs w:val="20"/>
+        </w:rPr>
+        <w:t>-</w:t>
+      </w:r>
+      <w:r>
+        <w:rPr>
+          <w:rFonts w:hint="eastAsia"/>
+          <w:b/>
+          <w:bCs/>
+          <w:sz w:val="20"/>
+          <w:szCs w:val="20"/>
+        </w:rPr>
+        <w:t>240秒</w:t>
+      </w:r>
+      <w:r>
+        <w:rPr>
+          <w:rFonts w:hint="eastAsia"/>
+          <w:sz w:val="20"/>
+          <w:szCs w:val="20"/>
+        </w:rPr>
+        <w:t>)</w:t>
       </w:r>
       <w:r>
         <w:rPr>
@@ -4000,7 +4379,7 @@
           <w:sz w:val="20"/>
           <w:szCs w:val="20"/>
         </w:rPr>
-        <w:t>3</w:t>
+        <w:t>5</w:t>
       </w:r>
       <w:r>
         <w:rPr>
@@ -4020,16 +4399,24 @@
         </w:rPr>
         <w:t xml:space="preserve"> </w:t>
       </w:r>
-      <w:proofErr w:type="gramStart"/>
-      <w:r>
-        <w:rPr>
-          <w:rFonts w:hint="eastAsia"/>
-          <w:sz w:val="20"/>
-          <w:szCs w:val="20"/>
-        </w:rPr>
-        <w:t>跨群游戏</w:t>
-      </w:r>
-      <w:proofErr w:type="gramEnd"/>
+      <w:r>
+        <w:rPr>
+          <w:rFonts w:hint="eastAsia"/>
+          <w:sz w:val="20"/>
+          <w:szCs w:val="20"/>
+        </w:rPr>
+        <w:t>使用</w:t>
+      </w:r>
+      <w:r>
+        <w:rPr>
+          <w:rFonts w:hint="eastAsia"/>
+          <w:b/>
+          <w:bCs/>
+          <w:sz w:val="20"/>
+          <w:szCs w:val="20"/>
+        </w:rPr>
+        <w:t>AI Monitor模式</w:t>
+      </w:r>
       <w:r>
         <w:rPr>
           <w:rFonts w:hint="eastAsia"/>
@@ -4046,129 +4433,123 @@
           <w:sz w:val="20"/>
           <w:szCs w:val="20"/>
         </w:rPr>
-        <w:t xml:space="preserve">匹配参数为 </w:t>
-      </w:r>
-      <w:r>
-        <w:rPr>
-          <w:rFonts w:hint="eastAsia"/>
-          <w:b/>
-          <w:bCs/>
-          <w:sz w:val="20"/>
-          <w:szCs w:val="20"/>
-        </w:rPr>
-        <w:t>游戏中文名</w:t>
-      </w:r>
-      <w:r>
-        <w:rPr>
-          <w:rFonts w:hint="eastAsia"/>
-          <w:sz w:val="20"/>
-          <w:szCs w:val="20"/>
-        </w:rPr>
-        <w:t>，</w:t>
-      </w:r>
-      <w:r>
-        <w:rPr>
-          <w:rFonts w:hint="eastAsia"/>
-          <w:sz w:val="20"/>
-          <w:szCs w:val="20"/>
-        </w:rPr>
-        <w:t xml:space="preserve">匹配成功后使用 </w:t>
-      </w:r>
-      <w:r>
-        <w:rPr>
-          <w:rFonts w:hint="eastAsia"/>
-          <w:b/>
-          <w:bCs/>
-          <w:sz w:val="20"/>
-          <w:szCs w:val="20"/>
-        </w:rPr>
-        <w:t xml:space="preserve">游戏指令 </w:t>
-      </w:r>
-      <w:r>
-        <w:rPr>
-          <w:rFonts w:hint="eastAsia"/>
-          <w:sz w:val="20"/>
-          <w:szCs w:val="20"/>
-        </w:rPr>
-        <w:t>进行游戏</w:t>
-      </w:r>
-      <w:r>
-        <w:rPr>
-          <w:rFonts w:hint="eastAsia"/>
-          <w:sz w:val="20"/>
-          <w:szCs w:val="20"/>
-        </w:rPr>
-        <w:t xml:space="preserve"> </w:t>
-      </w:r>
-      <w:r>
-        <w:rPr>
-          <w:rFonts w:hint="eastAsia"/>
-          <w:sz w:val="20"/>
-          <w:szCs w:val="20"/>
-        </w:rPr>
-        <w:t>(匹配超时</w:t>
-      </w:r>
-      <w:r>
-        <w:rPr>
-          <w:rFonts w:hint="eastAsia"/>
-          <w:sz w:val="20"/>
-          <w:szCs w:val="20"/>
-        </w:rPr>
-        <w:t>-</w:t>
-      </w:r>
-      <w:r>
-        <w:rPr>
-          <w:rFonts w:hint="eastAsia"/>
-          <w:b/>
-          <w:bCs/>
-          <w:sz w:val="20"/>
-          <w:szCs w:val="20"/>
-        </w:rPr>
-        <w:t>120秒</w:t>
-      </w:r>
-      <w:r>
-        <w:rPr>
-          <w:rFonts w:hint="eastAsia"/>
-          <w:b/>
-          <w:bCs/>
-          <w:sz w:val="20"/>
-          <w:szCs w:val="20"/>
-        </w:rPr>
-        <w:t xml:space="preserve"> </w:t>
-      </w:r>
-      <w:r>
-        <w:rPr>
-          <w:rFonts w:hint="eastAsia"/>
-          <w:sz w:val="20"/>
-          <w:szCs w:val="20"/>
-        </w:rPr>
-        <w:t>无动作超时</w:t>
-      </w:r>
-      <w:r>
-        <w:rPr>
-          <w:rFonts w:hint="eastAsia"/>
-          <w:sz w:val="20"/>
-          <w:szCs w:val="20"/>
-        </w:rPr>
-        <w:t>-</w:t>
-      </w:r>
-      <w:r>
-        <w:rPr>
-          <w:rFonts w:hint="eastAsia"/>
-          <w:b/>
-          <w:bCs/>
-          <w:sz w:val="20"/>
-          <w:szCs w:val="20"/>
-        </w:rPr>
-        <w:t>240秒</w:t>
-      </w:r>
-      <w:r>
-        <w:rPr>
-          <w:rFonts w:hint="eastAsia"/>
-          <w:sz w:val="20"/>
-          <w:szCs w:val="20"/>
-        </w:rPr>
-        <w:t>)</w:t>
+        <w:t>及</w:t>
+      </w:r>
+      <w:r>
+        <w:rPr>
+          <w:rFonts w:hint="eastAsia"/>
+          <w:b/>
+          <w:bCs/>
+          <w:sz w:val="20"/>
+          <w:szCs w:val="20"/>
+        </w:rPr>
+        <w:t>Recall Detect功能</w:t>
+      </w:r>
+      <w:r>
+        <w:rPr>
+          <w:rFonts w:hint="eastAsia"/>
+          <w:sz w:val="20"/>
+          <w:szCs w:val="20"/>
+        </w:rPr>
+        <w:t xml:space="preserve"> 需通过</w:t>
+      </w:r>
+      <w:proofErr w:type="spellStart"/>
+      <w:r>
+        <w:rPr>
+          <w:rFonts w:hint="eastAsia"/>
+          <w:b/>
+          <w:bCs/>
+          <w:sz w:val="20"/>
+          <w:szCs w:val="20"/>
+        </w:rPr>
+        <w:t>Func</w:t>
+      </w:r>
+      <w:r>
+        <w:rPr>
+          <w:rFonts w:hint="eastAsia"/>
+          <w:b/>
+          <w:bCs/>
+          <w:sz w:val="20"/>
+          <w:szCs w:val="20"/>
+        </w:rPr>
+        <w:t>Set</w:t>
+      </w:r>
+      <w:proofErr w:type="spellEnd"/>
+      <w:r>
+        <w:rPr>
+          <w:rFonts w:hint="eastAsia"/>
+          <w:b/>
+          <w:bCs/>
+          <w:sz w:val="20"/>
+          <w:szCs w:val="20"/>
+        </w:rPr>
+        <w:t>/</w:t>
+      </w:r>
+      <w:proofErr w:type="spellStart"/>
+      <w:r>
+        <w:rPr>
+          <w:rFonts w:hint="eastAsia"/>
+          <w:b/>
+          <w:bCs/>
+          <w:sz w:val="20"/>
+          <w:szCs w:val="20"/>
+        </w:rPr>
+        <w:t>GroupSet</w:t>
+      </w:r>
+      <w:proofErr w:type="spellEnd"/>
+      <w:r>
+        <w:rPr>
+          <w:rFonts w:hint="eastAsia"/>
+          <w:sz w:val="20"/>
+          <w:szCs w:val="20"/>
+        </w:rPr>
+        <w:t>命令预先</w:t>
+      </w:r>
+      <w:r>
+        <w:rPr>
+          <w:rFonts w:hint="eastAsia"/>
+          <w:sz w:val="20"/>
+          <w:szCs w:val="20"/>
+        </w:rPr>
+        <w:t>启用</w:t>
+      </w:r>
+      <w:proofErr w:type="spellStart"/>
+      <w:r>
+        <w:rPr>
+          <w:rFonts w:hint="eastAsia"/>
+          <w:b/>
+          <w:bCs/>
+          <w:sz w:val="20"/>
+          <w:szCs w:val="20"/>
+        </w:rPr>
+        <w:t>m</w:t>
+      </w:r>
+      <w:r>
+        <w:rPr>
+          <w:rFonts w:hint="eastAsia"/>
+          <w:b/>
+          <w:bCs/>
+          <w:sz w:val="20"/>
+          <w:szCs w:val="20"/>
+        </w:rPr>
+        <w:t>essageCollect</w:t>
+      </w:r>
+      <w:proofErr w:type="spellEnd"/>
+      <w:r>
+        <w:rPr>
+          <w:rFonts w:hint="eastAsia"/>
+          <w:sz w:val="20"/>
+          <w:szCs w:val="20"/>
+        </w:rPr>
+        <w:t>消息</w:t>
+      </w:r>
+      <w:r>
+        <w:rPr>
+          <w:rFonts w:hint="eastAsia"/>
+          <w:sz w:val="20"/>
+          <w:szCs w:val="20"/>
+        </w:rPr>
+        <w:t>收集</w:t>
       </w:r>
       <w:r>
         <w:rPr>
@@ -4184,203 +4565,6 @@
         <w:spacing w:after="0" w:line="240" w:lineRule="auto"/>
         <w:rPr>
           <w:rFonts w:hint="eastAsia"/>
-          <w:sz w:val="20"/>
-          <w:szCs w:val="20"/>
-        </w:rPr>
-      </w:pPr>
-      <w:r>
-        <w:rPr>
-          <w:rFonts w:hint="eastAsia"/>
-          <w:b/>
-          <w:bCs/>
-          <w:sz w:val="20"/>
-          <w:szCs w:val="20"/>
-        </w:rPr>
-        <w:t>5</w:t>
-      </w:r>
-      <w:r>
-        <w:rPr>
-          <w:rFonts w:hint="eastAsia"/>
-          <w:b/>
-          <w:bCs/>
-          <w:sz w:val="20"/>
-          <w:szCs w:val="20"/>
-        </w:rPr>
-        <w:t>.</w:t>
-      </w:r>
-      <w:r>
-        <w:rPr>
-          <w:rFonts w:hint="eastAsia"/>
-          <w:sz w:val="20"/>
-          <w:szCs w:val="20"/>
-        </w:rPr>
-        <w:t xml:space="preserve"> </w:t>
-      </w:r>
-      <w:r>
-        <w:rPr>
-          <w:rFonts w:hint="eastAsia"/>
-          <w:sz w:val="20"/>
-          <w:szCs w:val="20"/>
-        </w:rPr>
-        <w:t>使用</w:t>
-      </w:r>
-      <w:r>
-        <w:rPr>
-          <w:rFonts w:hint="eastAsia"/>
-          <w:b/>
-          <w:bCs/>
-          <w:sz w:val="20"/>
-          <w:szCs w:val="20"/>
-        </w:rPr>
-        <w:t>AI Monitor模式</w:t>
-      </w:r>
-      <w:r>
-        <w:rPr>
-          <w:rFonts w:hint="eastAsia"/>
-          <w:b/>
-          <w:bCs/>
-          <w:sz w:val="20"/>
-          <w:szCs w:val="20"/>
-        </w:rPr>
-        <w:t xml:space="preserve"> </w:t>
-      </w:r>
-      <w:r>
-        <w:rPr>
-          <w:rFonts w:hint="eastAsia"/>
-          <w:sz w:val="20"/>
-          <w:szCs w:val="20"/>
-        </w:rPr>
-        <w:t>及</w:t>
-      </w:r>
-      <w:r>
-        <w:rPr>
-          <w:rFonts w:hint="eastAsia"/>
-          <w:b/>
-          <w:bCs/>
-          <w:sz w:val="20"/>
-          <w:szCs w:val="20"/>
-        </w:rPr>
-        <w:t>Recall Detect功能</w:t>
-      </w:r>
-      <w:r>
-        <w:rPr>
-          <w:rFonts w:hint="eastAsia"/>
-          <w:sz w:val="20"/>
-          <w:szCs w:val="20"/>
-        </w:rPr>
-        <w:t xml:space="preserve"> 需通过</w:t>
-      </w:r>
-      <w:proofErr w:type="spellStart"/>
-      <w:r>
-        <w:rPr>
-          <w:rFonts w:hint="eastAsia"/>
-          <w:b/>
-          <w:bCs/>
-          <w:sz w:val="20"/>
-          <w:szCs w:val="20"/>
-        </w:rPr>
-        <w:t>Func</w:t>
-      </w:r>
-      <w:r>
-        <w:rPr>
-          <w:rFonts w:hint="eastAsia"/>
-          <w:b/>
-          <w:bCs/>
-          <w:sz w:val="20"/>
-          <w:szCs w:val="20"/>
-        </w:rPr>
-        <w:t>Set</w:t>
-      </w:r>
-      <w:proofErr w:type="spellEnd"/>
-      <w:r>
-        <w:rPr>
-          <w:rFonts w:hint="eastAsia"/>
-          <w:b/>
-          <w:bCs/>
-          <w:sz w:val="20"/>
-          <w:szCs w:val="20"/>
-        </w:rPr>
-        <w:t>/</w:t>
-      </w:r>
-      <w:proofErr w:type="spellStart"/>
-      <w:r>
-        <w:rPr>
-          <w:rFonts w:hint="eastAsia"/>
-          <w:b/>
-          <w:bCs/>
-          <w:sz w:val="20"/>
-          <w:szCs w:val="20"/>
-        </w:rPr>
-        <w:t>GroupSet</w:t>
-      </w:r>
-      <w:proofErr w:type="spellEnd"/>
-      <w:r>
-        <w:rPr>
-          <w:rFonts w:hint="eastAsia"/>
-          <w:sz w:val="20"/>
-          <w:szCs w:val="20"/>
-        </w:rPr>
-        <w:t>命令预先</w:t>
-      </w:r>
-      <w:r>
-        <w:rPr>
-          <w:rFonts w:hint="eastAsia"/>
-          <w:sz w:val="20"/>
-          <w:szCs w:val="20"/>
-        </w:rPr>
-        <w:t>启用</w:t>
-      </w:r>
-      <w:proofErr w:type="spellStart"/>
-      <w:r>
-        <w:rPr>
-          <w:rFonts w:hint="eastAsia"/>
-          <w:b/>
-          <w:bCs/>
-          <w:sz w:val="20"/>
-          <w:szCs w:val="20"/>
-        </w:rPr>
-        <w:t>m</w:t>
-      </w:r>
-      <w:r>
-        <w:rPr>
-          <w:rFonts w:hint="eastAsia"/>
-          <w:b/>
-          <w:bCs/>
-          <w:sz w:val="20"/>
-          <w:szCs w:val="20"/>
-        </w:rPr>
-        <w:t>essageCollect</w:t>
-      </w:r>
-      <w:proofErr w:type="spellEnd"/>
-      <w:r>
-        <w:rPr>
-          <w:rFonts w:hint="eastAsia"/>
-          <w:sz w:val="20"/>
-          <w:szCs w:val="20"/>
-        </w:rPr>
-        <w:t>消息</w:t>
-      </w:r>
-      <w:r>
-        <w:rPr>
-          <w:rFonts w:hint="eastAsia"/>
-          <w:sz w:val="20"/>
-          <w:szCs w:val="20"/>
-        </w:rPr>
-        <w:t>收集</w:t>
-      </w:r>
-      <w:r>
-        <w:rPr>
-          <w:rFonts w:hint="eastAsia"/>
-          <w:sz w:val="20"/>
-          <w:szCs w:val="20"/>
-        </w:rPr>
-        <w:t>；</w:t>
-      </w:r>
-    </w:p>
-    <w:p>
-      <w:pPr>
-        <w:spacing w:after="0" w:line="240" w:lineRule="auto"/>
-        <w:rPr>
           <w:sz w:val="20"/>
           <w:szCs w:val="20"/>
         </w:rPr>

--- a/src/main/resources/static/help/help.docx
+++ b/src/main/resources/static/help/help.docx
@@ -1847,25 +1847,7 @@
                 <w:sz w:val="20"/>
                 <w:szCs w:val="20"/>
               </w:rPr>
-              <w:t xml:space="preserve">         [可</w:t>
-            </w:r>
-            <w:proofErr w:type="gramStart"/>
-            <w:r>
-              <w:rPr>
-                <w:rFonts w:hint="eastAsia"/>
-                <w:sz w:val="20"/>
-                <w:szCs w:val="20"/>
-              </w:rPr>
-              <w:t>指定抽数</w:t>
-            </w:r>
-            <w:proofErr w:type="gramEnd"/>
-            <w:r>
-              <w:rPr>
-                <w:rFonts w:hint="eastAsia"/>
-                <w:sz w:val="20"/>
-                <w:szCs w:val="20"/>
-              </w:rPr>
-              <w:t>]</w:t>
+              <w:t xml:space="preserve">         [可指定抽数]</w:t>
             </w:r>
           </w:p>
         </w:tc>
@@ -2172,7 +2154,6 @@
         </w:rPr>
         <w:t xml:space="preserve"> </w:t>
       </w:r>
-      <w:proofErr w:type="gramStart"/>
       <w:r>
         <w:rPr>
           <w:rFonts w:ascii="Cambria Math" w:hAnsi="Cambria Math" w:cs="Cambria Math" w:hint="eastAsia"/>
@@ -2183,7 +2164,6 @@
         </w:rPr>
         <w:t>跨群游戏</w:t>
       </w:r>
-      <w:proofErr w:type="gramEnd"/>
       <w:r>
         <w:rPr>
           <w:b/>
@@ -2495,7 +2475,6 @@
               </w:rPr>
               <w:t xml:space="preserve">Looting  </w:t>
             </w:r>
-            <w:proofErr w:type="gramStart"/>
             <w:r>
               <w:rPr>
                 <w:rFonts w:hint="eastAsia"/>
@@ -2504,7 +2483,6 @@
               </w:rPr>
               <w:t>摸金</w:t>
             </w:r>
-            <w:proofErr w:type="gramEnd"/>
           </w:p>
         </w:tc>
         <w:tc>
@@ -2849,45 +2827,31 @@
               </w:rPr>
               <w:t xml:space="preserve"> </w:t>
             </w:r>
-            <w:r>
-              <w:rPr>
-                <w:rFonts w:hint="eastAsia"/>
-                <w:sz w:val="20"/>
-                <w:szCs w:val="20"/>
-              </w:rPr>
-              <w:t>干员查询</w:t>
-            </w:r>
-            <w:r>
-              <w:rPr>
-                <w:rFonts w:hint="eastAsia"/>
-                <w:sz w:val="20"/>
-                <w:szCs w:val="20"/>
-              </w:rPr>
-              <w:t xml:space="preserve">                                                          </w:t>
-            </w:r>
-            <w:r>
-              <w:rPr>
-                <w:rFonts w:hint="eastAsia"/>
-                <w:sz w:val="20"/>
-                <w:szCs w:val="20"/>
-              </w:rPr>
-              <w:t>[参数为</w:t>
-            </w:r>
-            <w:r>
-              <w:rPr>
-                <w:rFonts w:hint="eastAsia"/>
-                <w:sz w:val="20"/>
-                <w:szCs w:val="20"/>
-              </w:rPr>
-              <w:t>干员</w:t>
-            </w:r>
-            <w:r>
-              <w:rPr>
-                <w:rFonts w:hint="eastAsia"/>
-                <w:sz w:val="20"/>
-                <w:szCs w:val="20"/>
-              </w:rPr>
-              <w:t>名]</w:t>
+            <w:proofErr w:type="spellStart"/>
+            <w:r>
+              <w:rPr>
+                <w:rFonts w:hint="eastAsia"/>
+                <w:sz w:val="20"/>
+                <w:szCs w:val="20"/>
+              </w:rPr>
+              <w:t>PRTS</w:t>
+            </w:r>
+            <w:proofErr w:type="spellEnd"/>
+            <w:r>
+              <w:rPr>
+                <w:rFonts w:hint="eastAsia"/>
+                <w:sz w:val="20"/>
+                <w:szCs w:val="20"/>
+              </w:rPr>
+              <w:t>查询</w:t>
+            </w:r>
+            <w:r>
+              <w:rPr>
+                <w:rFonts w:hint="eastAsia"/>
+                <w:sz w:val="20"/>
+                <w:szCs w:val="20"/>
+              </w:rPr>
+              <w:t xml:space="preserve">                                                         [参数为干员名]</w:t>
             </w:r>
             <w:r>
               <w:rPr>
@@ -4203,7 +4167,6 @@
         </w:rPr>
         <w:t xml:space="preserve"> </w:t>
       </w:r>
-      <w:proofErr w:type="gramStart"/>
       <w:r>
         <w:rPr>
           <w:rFonts w:hint="eastAsia"/>
@@ -4212,7 +4175,6 @@
         </w:rPr>
         <w:t>跨群游戏</w:t>
       </w:r>
-      <w:proofErr w:type="gramEnd"/>
       <w:r>
         <w:rPr>
           <w:rFonts w:hint="eastAsia"/>
@@ -4679,25 +4641,7 @@
           <w:sz w:val="20"/>
           <w:szCs w:val="20"/>
         </w:rPr>
-        <w:t xml:space="preserve"> 命令中，并</w:t>
-      </w:r>
-      <w:proofErr w:type="gramStart"/>
-      <w:r>
-        <w:rPr>
-          <w:rFonts w:hint="eastAsia"/>
-          <w:sz w:val="20"/>
-          <w:szCs w:val="20"/>
-        </w:rPr>
-        <w:t>按群聊</w:t>
-      </w:r>
-      <w:proofErr w:type="gramEnd"/>
-      <w:r>
-        <w:rPr>
-          <w:rFonts w:hint="eastAsia"/>
-          <w:sz w:val="20"/>
-          <w:szCs w:val="20"/>
-        </w:rPr>
-        <w:t>保存独立配置</w:t>
+        <w:t xml:space="preserve"> 命令中，并按群聊保存独立配置</w:t>
       </w:r>
       <w:r>
         <w:rPr>

--- a/src/main/resources/static/help/help.docx
+++ b/src/main/resources/static/help/help.docx
@@ -1847,7 +1847,25 @@
                 <w:sz w:val="20"/>
                 <w:szCs w:val="20"/>
               </w:rPr>
-              <w:t xml:space="preserve">         [可指定抽数]</w:t>
+              <w:t xml:space="preserve">         [可</w:t>
+            </w:r>
+            <w:proofErr w:type="gramStart"/>
+            <w:r>
+              <w:rPr>
+                <w:rFonts w:hint="eastAsia"/>
+                <w:sz w:val="20"/>
+                <w:szCs w:val="20"/>
+              </w:rPr>
+              <w:t>指定抽数</w:t>
+            </w:r>
+            <w:proofErr w:type="gramEnd"/>
+            <w:r>
+              <w:rPr>
+                <w:rFonts w:hint="eastAsia"/>
+                <w:sz w:val="20"/>
+                <w:szCs w:val="20"/>
+              </w:rPr>
+              <w:t>]</w:t>
             </w:r>
           </w:p>
         </w:tc>
@@ -2122,6 +2140,75 @@
           </w:p>
         </w:tc>
       </w:tr>
+      <w:tr>
+        <w:trPr>
+          <w:trHeight w:val="311"/>
+        </w:trPr>
+        <w:tc>
+          <w:tcPr>
+            <w:tcW w:w="10388" w:type="dxa"/>
+            <w:gridSpan w:val="3"/>
+          </w:tcPr>
+          <w:p>
+            <w:pPr>
+              <w:rPr>
+                <w:rFonts w:hint="eastAsia"/>
+                <w:b/>
+                <w:bCs/>
+                <w:sz w:val="20"/>
+                <w:szCs w:val="20"/>
+                <w:u w:val="double"/>
+              </w:rPr>
+            </w:pPr>
+            <w:r>
+              <w:rPr>
+                <w:b/>
+                <w:bCs/>
+                <w:sz w:val="20"/>
+                <w:szCs w:val="20"/>
+                <w:u w:val="double"/>
+              </w:rPr>
+              <w:t>Symmetry</w:t>
+            </w:r>
+            <w:r>
+              <w:rPr>
+                <w:rFonts w:hint="eastAsia"/>
+                <w:b/>
+                <w:bCs/>
+                <w:sz w:val="20"/>
+                <w:szCs w:val="20"/>
+              </w:rPr>
+              <w:t xml:space="preserve"> </w:t>
+            </w:r>
+            <w:r>
+              <w:rPr>
+                <w:rFonts w:hint="eastAsia"/>
+                <w:b/>
+                <w:bCs/>
+                <w:sz w:val="20"/>
+                <w:szCs w:val="20"/>
+              </w:rPr>
+              <w:t xml:space="preserve"> </w:t>
+            </w:r>
+            <w:r>
+              <w:rPr>
+                <w:rFonts w:hint="eastAsia"/>
+                <w:sz w:val="20"/>
+                <w:szCs w:val="20"/>
+              </w:rPr>
+              <w:t>对称</w:t>
+            </w:r>
+            <w:r>
+              <w:rPr>
+                <w:rFonts w:hint="eastAsia"/>
+                <w:sz w:val="20"/>
+                <w:szCs w:val="20"/>
+              </w:rPr>
+              <w:t xml:space="preserve">                                                 [此图像功能与Convert采用不同技术路线]</w:t>
+            </w:r>
+          </w:p>
+        </w:tc>
+      </w:tr>
     </w:tbl>
     <w:p>
       <w:pPr>
@@ -2154,6 +2241,7 @@
         </w:rPr>
         <w:t xml:space="preserve"> </w:t>
       </w:r>
+      <w:proofErr w:type="gramStart"/>
       <w:r>
         <w:rPr>
           <w:rFonts w:ascii="Cambria Math" w:hAnsi="Cambria Math" w:cs="Cambria Math" w:hint="eastAsia"/>
@@ -2164,6 +2252,7 @@
         </w:rPr>
         <w:t>跨群游戏</w:t>
       </w:r>
+      <w:proofErr w:type="gramEnd"/>
       <w:r>
         <w:rPr>
           <w:b/>
@@ -2475,6 +2564,7 @@
               </w:rPr>
               <w:t xml:space="preserve">Looting  </w:t>
             </w:r>
+            <w:proofErr w:type="gramStart"/>
             <w:r>
               <w:rPr>
                 <w:rFonts w:hint="eastAsia"/>
@@ -2483,6 +2573,7 @@
               </w:rPr>
               <w:t>摸金</w:t>
             </w:r>
+            <w:proofErr w:type="gramEnd"/>
           </w:p>
         </w:tc>
         <w:tc>
@@ -3471,17 +3562,310 @@
       <w:pPr>
         <w:spacing w:after="0" w:line="240" w:lineRule="auto"/>
         <w:rPr>
-          <w:rFonts w:hint="eastAsia"/>
+          <w:rFonts w:ascii="Segoe UI Emoji" w:hAnsi="Segoe UI Emoji" w:cs="Segoe UI Emoji"/>
+          <w:b/>
+          <w:bCs/>
+          <w:sz w:val="20"/>
+          <w:szCs w:val="20"/>
         </w:rPr>
       </w:pPr>
+      <w:r>
+        <w:rPr>
+          <w:rFonts w:hint="eastAsia"/>
+          <w:b/>
+          <w:bCs/>
+          <w:sz w:val="20"/>
+          <w:szCs w:val="20"/>
+        </w:rPr>
+        <w:t>[</w:t>
+      </w:r>
+      <w:r>
+        <w:rPr>
+          <w:rFonts w:hint="eastAsia"/>
+          <w:b/>
+          <w:bCs/>
+          <w:sz w:val="20"/>
+          <w:szCs w:val="20"/>
+        </w:rPr>
+        <w:t>注意事项</w:t>
+      </w:r>
+      <w:r>
+        <w:rPr>
+          <w:rFonts w:hint="eastAsia"/>
+          <w:b/>
+          <w:bCs/>
+          <w:sz w:val="20"/>
+          <w:szCs w:val="20"/>
+        </w:rPr>
+        <w:t>]</w:t>
+      </w:r>
+      <w:r>
+        <w:rPr>
+          <w:b/>
+          <w:bCs/>
+          <w:sz w:val="20"/>
+          <w:szCs w:val="20"/>
+        </w:rPr>
+        <w:tab/>
+      </w:r>
+      <w:r>
+        <w:rPr>
+          <w:b/>
+          <w:bCs/>
+          <w:sz w:val="20"/>
+          <w:szCs w:val="20"/>
+        </w:rPr>
+        <w:tab/>
+      </w:r>
+      <w:r>
+        <w:rPr>
+          <w:b/>
+          <w:bCs/>
+          <w:sz w:val="20"/>
+          <w:szCs w:val="20"/>
+        </w:rPr>
+        <w:tab/>
+      </w:r>
+      <w:r>
+        <w:rPr>
+          <w:b/>
+          <w:bCs/>
+          <w:sz w:val="20"/>
+          <w:szCs w:val="20"/>
+        </w:rPr>
+        <w:tab/>
+      </w:r>
+      <w:r>
+        <w:rPr>
+          <w:b/>
+          <w:bCs/>
+          <w:sz w:val="20"/>
+          <w:szCs w:val="20"/>
+        </w:rPr>
+        <w:tab/>
+      </w:r>
+      <w:r>
+        <w:rPr>
+          <w:rFonts w:hint="eastAsia"/>
+          <w:b/>
+          <w:bCs/>
+          <w:sz w:val="20"/>
+          <w:szCs w:val="20"/>
+        </w:rPr>
+        <w:t xml:space="preserve">     </w:t>
+      </w:r>
+      <w:r>
+        <w:rPr>
+          <w:rFonts w:hint="eastAsia"/>
+          <w:b/>
+          <w:bCs/>
+          <w:sz w:val="20"/>
+          <w:szCs w:val="20"/>
+        </w:rPr>
+        <w:t xml:space="preserve">                     </w:t>
+      </w:r>
+      <w:r>
+        <w:rPr>
+          <w:rFonts w:hint="eastAsia"/>
+          <w:b/>
+          <w:bCs/>
+          <w:sz w:val="20"/>
+          <w:szCs w:val="20"/>
+        </w:rPr>
+        <w:t xml:space="preserve">  </w:t>
+      </w:r>
+      <w:r>
+        <w:rPr>
+          <w:rFonts w:hint="eastAsia"/>
+          <w:b/>
+          <w:bCs/>
+          <w:sz w:val="20"/>
+          <w:szCs w:val="20"/>
+        </w:rPr>
+        <w:t>[命令限权等级 -</w:t>
+      </w:r>
+      <w:r>
+        <w:rPr>
+          <w:rFonts w:ascii="Segoe UI Emoji" w:hAnsi="Segoe UI Emoji" w:cs="Segoe UI Emoji"/>
+        </w:rPr>
+        <w:t xml:space="preserve"> </w:t>
+      </w:r>
+      <w:r>
+        <w:rPr>
+          <w:rFonts w:ascii="Segoe UI Emoji" w:hAnsi="Segoe UI Emoji" w:cs="Segoe UI Emoji"/>
+          <w:b/>
+          <w:bCs/>
+          <w:sz w:val="20"/>
+          <w:szCs w:val="20"/>
+        </w:rPr>
+        <w:t>🟢</w:t>
+      </w:r>
+      <w:r>
+        <w:rPr>
+          <w:rFonts w:ascii="Segoe UI Emoji" w:hAnsi="Segoe UI Emoji" w:cs="Segoe UI Emoji" w:hint="eastAsia"/>
+          <w:b/>
+          <w:bCs/>
+          <w:sz w:val="20"/>
+          <w:szCs w:val="20"/>
+        </w:rPr>
+        <w:t xml:space="preserve"> </w:t>
+      </w:r>
+      <w:r>
+        <w:rPr>
+          <w:rFonts w:ascii="Segoe UI Emoji" w:hAnsi="Segoe UI Emoji" w:cs="Segoe UI Emoji"/>
+          <w:b/>
+          <w:bCs/>
+          <w:sz w:val="20"/>
+          <w:szCs w:val="20"/>
+        </w:rPr>
+        <w:t>−I</w:t>
+      </w:r>
+      <w:r>
+        <w:rPr>
+          <w:rFonts w:ascii="Segoe UI Emoji" w:hAnsi="Segoe UI Emoji" w:cs="Segoe UI Emoji" w:hint="eastAsia"/>
+          <w:b/>
+          <w:bCs/>
+          <w:sz w:val="20"/>
+          <w:szCs w:val="20"/>
+        </w:rPr>
+        <w:t>级</w:t>
+      </w:r>
+      <w:r>
+        <w:rPr>
+          <w:rFonts w:ascii="Segoe UI Emoji" w:hAnsi="Segoe UI Emoji" w:cs="Segoe UI Emoji" w:hint="eastAsia"/>
+          <w:b/>
+          <w:bCs/>
+          <w:sz w:val="20"/>
+          <w:szCs w:val="20"/>
+        </w:rPr>
+        <w:t xml:space="preserve"> </w:t>
+      </w:r>
+      <w:r>
+        <w:rPr>
+          <w:rFonts w:ascii="Segoe UI Emoji" w:hAnsi="Segoe UI Emoji" w:cs="Segoe UI Emoji"/>
+          <w:b/>
+          <w:bCs/>
+          <w:sz w:val="20"/>
+          <w:szCs w:val="20"/>
+        </w:rPr>
+        <w:t>⚪</w:t>
+      </w:r>
+      <w:r>
+        <w:rPr>
+          <w:rFonts w:ascii="Segoe UI Emoji" w:hAnsi="Segoe UI Emoji" w:cs="Segoe UI Emoji" w:hint="eastAsia"/>
+          <w:b/>
+          <w:bCs/>
+          <w:sz w:val="20"/>
+          <w:szCs w:val="20"/>
+        </w:rPr>
+        <w:t xml:space="preserve"> 0</w:t>
+      </w:r>
+      <w:r>
+        <w:rPr>
+          <w:rFonts w:ascii="Segoe UI Emoji" w:hAnsi="Segoe UI Emoji" w:cs="Segoe UI Emoji" w:hint="eastAsia"/>
+          <w:b/>
+          <w:bCs/>
+          <w:sz w:val="20"/>
+          <w:szCs w:val="20"/>
+        </w:rPr>
+        <w:t>级</w:t>
+      </w:r>
+      <w:r>
+        <w:rPr>
+          <w:rFonts w:hint="eastAsia"/>
+          <w:b/>
+          <w:bCs/>
+          <w:sz w:val="20"/>
+          <w:szCs w:val="20"/>
+        </w:rPr>
+        <w:t xml:space="preserve"> </w:t>
+      </w:r>
+      <w:r>
+        <w:rPr>
+          <w:rFonts w:ascii="Segoe UI Emoji" w:hAnsi="Segoe UI Emoji" w:cs="Segoe UI Emoji"/>
+          <w:b/>
+          <w:bCs/>
+          <w:sz w:val="20"/>
+          <w:szCs w:val="20"/>
+        </w:rPr>
+        <w:t>🔷</w:t>
+      </w:r>
+      <w:r>
+        <w:rPr>
+          <w:rFonts w:ascii="Segoe UI Emoji" w:hAnsi="Segoe UI Emoji" w:cs="Segoe UI Emoji" w:hint="eastAsia"/>
+          <w:b/>
+          <w:bCs/>
+          <w:sz w:val="20"/>
+          <w:szCs w:val="20"/>
+        </w:rPr>
+        <w:t xml:space="preserve"> I</w:t>
+      </w:r>
+      <w:r>
+        <w:rPr>
+          <w:rFonts w:ascii="Segoe UI Emoji" w:hAnsi="Segoe UI Emoji" w:cs="Segoe UI Emoji" w:hint="eastAsia"/>
+          <w:b/>
+          <w:bCs/>
+          <w:sz w:val="20"/>
+          <w:szCs w:val="20"/>
+        </w:rPr>
+        <w:t>级</w:t>
+      </w:r>
+      <w:r>
+        <w:rPr>
+          <w:rFonts w:ascii="Segoe UI Emoji" w:hAnsi="Segoe UI Emoji" w:cs="Segoe UI Emoji" w:hint="eastAsia"/>
+          <w:b/>
+          <w:bCs/>
+          <w:sz w:val="20"/>
+          <w:szCs w:val="20"/>
+        </w:rPr>
+        <w:t xml:space="preserve"> </w:t>
+      </w:r>
+      <w:r>
+        <w:rPr>
+          <w:rFonts w:ascii="Segoe UI Emoji" w:hAnsi="Segoe UI Emoji" w:cs="Segoe UI Emoji"/>
+          <w:b/>
+          <w:bCs/>
+          <w:sz w:val="20"/>
+          <w:szCs w:val="20"/>
+        </w:rPr>
+        <w:t>🔶</w:t>
+      </w:r>
+      <w:r>
+        <w:rPr>
+          <w:rFonts w:ascii="Segoe UI Emoji" w:hAnsi="Segoe UI Emoji" w:cs="Segoe UI Emoji" w:hint="eastAsia"/>
+          <w:b/>
+          <w:bCs/>
+          <w:sz w:val="20"/>
+          <w:szCs w:val="20"/>
+        </w:rPr>
+        <w:t xml:space="preserve"> II</w:t>
+      </w:r>
+      <w:r>
+        <w:rPr>
+          <w:rFonts w:ascii="Segoe UI Emoji" w:hAnsi="Segoe UI Emoji" w:cs="Segoe UI Emoji" w:hint="eastAsia"/>
+          <w:b/>
+          <w:bCs/>
+          <w:sz w:val="20"/>
+          <w:szCs w:val="20"/>
+        </w:rPr>
+        <w:t>级</w:t>
+      </w:r>
+      <w:r>
+        <w:rPr>
+          <w:rFonts w:ascii="Segoe UI Emoji" w:hAnsi="Segoe UI Emoji" w:cs="Segoe UI Emoji" w:hint="eastAsia"/>
+          <w:b/>
+          <w:bCs/>
+          <w:sz w:val="20"/>
+          <w:szCs w:val="20"/>
+        </w:rPr>
+        <w:t>]</w:t>
+      </w:r>
     </w:p>
     <w:p>
       <w:pPr>
         <w:spacing w:after="0" w:line="240" w:lineRule="auto"/>
         <w:rPr>
-          <w:rFonts w:ascii="Segoe UI Emoji" w:hAnsi="Segoe UI Emoji" w:cs="Segoe UI Emoji"/>
-          <w:b/>
-          <w:bCs/>
+          <w:rFonts w:hint="eastAsia"/>
           <w:sz w:val="20"/>
           <w:szCs w:val="20"/>
         </w:rPr>
@@ -3494,134 +3878,89 @@
           <w:sz w:val="20"/>
           <w:szCs w:val="20"/>
         </w:rPr>
-        <w:t>[</w:t>
-      </w:r>
-      <w:r>
-        <w:rPr>
-          <w:rFonts w:hint="eastAsia"/>
-          <w:b/>
-          <w:bCs/>
-          <w:sz w:val="20"/>
-          <w:szCs w:val="20"/>
-        </w:rPr>
-        <w:t>注意事项</w:t>
-      </w:r>
-      <w:r>
-        <w:rPr>
-          <w:rFonts w:hint="eastAsia"/>
-          <w:b/>
-          <w:bCs/>
-          <w:sz w:val="20"/>
-          <w:szCs w:val="20"/>
-        </w:rPr>
-        <w:t>]</w:t>
-      </w:r>
-      <w:r>
-        <w:rPr>
-          <w:b/>
-          <w:bCs/>
-          <w:sz w:val="20"/>
-          <w:szCs w:val="20"/>
-        </w:rPr>
-        <w:tab/>
-      </w:r>
-      <w:r>
-        <w:rPr>
-          <w:b/>
-          <w:bCs/>
-          <w:sz w:val="20"/>
-          <w:szCs w:val="20"/>
-        </w:rPr>
-        <w:tab/>
-      </w:r>
-      <w:r>
-        <w:rPr>
-          <w:b/>
-          <w:bCs/>
-          <w:sz w:val="20"/>
-          <w:szCs w:val="20"/>
-        </w:rPr>
-        <w:tab/>
-      </w:r>
-      <w:r>
-        <w:rPr>
-          <w:b/>
-          <w:bCs/>
-          <w:sz w:val="20"/>
-          <w:szCs w:val="20"/>
-        </w:rPr>
-        <w:tab/>
-      </w:r>
-      <w:r>
-        <w:rPr>
-          <w:b/>
-          <w:bCs/>
-          <w:sz w:val="20"/>
-          <w:szCs w:val="20"/>
-        </w:rPr>
-        <w:tab/>
-      </w:r>
-      <w:r>
-        <w:rPr>
-          <w:rFonts w:hint="eastAsia"/>
-          <w:b/>
-          <w:bCs/>
-          <w:sz w:val="20"/>
-          <w:szCs w:val="20"/>
-        </w:rPr>
-        <w:t xml:space="preserve">     </w:t>
-      </w:r>
-      <w:r>
-        <w:rPr>
-          <w:rFonts w:hint="eastAsia"/>
-          <w:b/>
-          <w:bCs/>
-          <w:sz w:val="20"/>
-          <w:szCs w:val="20"/>
-        </w:rPr>
-        <w:t xml:space="preserve">                     </w:t>
-      </w:r>
-      <w:r>
-        <w:rPr>
-          <w:rFonts w:hint="eastAsia"/>
-          <w:b/>
-          <w:bCs/>
-          <w:sz w:val="20"/>
-          <w:szCs w:val="20"/>
-        </w:rPr>
-        <w:t xml:space="preserve">  </w:t>
-      </w:r>
-      <w:r>
-        <w:rPr>
-          <w:rFonts w:hint="eastAsia"/>
-          <w:b/>
-          <w:bCs/>
-          <w:sz w:val="20"/>
-          <w:szCs w:val="20"/>
-        </w:rPr>
-        <w:t>[命令限权等级 -</w:t>
-      </w:r>
-      <w:r>
-        <w:rPr>
-          <w:rFonts w:ascii="Segoe UI Emoji" w:hAnsi="Segoe UI Emoji" w:cs="Segoe UI Emoji"/>
+        <w:t>1.</w:t>
+      </w:r>
+      <w:r>
+        <w:rPr>
+          <w:rFonts w:hint="eastAsia"/>
+          <w:sz w:val="20"/>
+          <w:szCs w:val="20"/>
+        </w:rPr>
+        <w:t xml:space="preserve"> 当前指令前缀为 </w:t>
+      </w:r>
+      <w:r>
+        <w:rPr>
+          <w:rFonts w:hint="eastAsia"/>
+          <w:b/>
+          <w:bCs/>
+          <w:sz w:val="20"/>
+          <w:szCs w:val="20"/>
+        </w:rPr>
+        <w:t>/</w:t>
+      </w:r>
+      <w:r>
+        <w:rPr>
+          <w:rFonts w:hint="eastAsia"/>
+          <w:sz w:val="20"/>
+          <w:szCs w:val="20"/>
+        </w:rPr>
+        <w:t xml:space="preserve">，表中的 </w:t>
+      </w:r>
+      <w:r>
+        <w:rPr>
+          <w:rFonts w:hint="eastAsia"/>
+          <w:b/>
+          <w:bCs/>
+          <w:sz w:val="20"/>
+          <w:szCs w:val="20"/>
+        </w:rPr>
+        <w:t xml:space="preserve">中英文命令 </w:t>
+      </w:r>
+      <w:r>
+        <w:rPr>
+          <w:rFonts w:hint="eastAsia"/>
+          <w:sz w:val="20"/>
+          <w:szCs w:val="20"/>
+        </w:rPr>
+        <w:t>通用，</w:t>
+      </w:r>
+      <w:r>
+        <w:rPr>
+          <w:rFonts w:hint="eastAsia"/>
+          <w:b/>
+          <w:bCs/>
+          <w:sz w:val="20"/>
+          <w:szCs w:val="20"/>
+        </w:rPr>
+        <w:t>参数说明</w:t>
+      </w:r>
+      <w:r>
+        <w:rPr>
+          <w:rFonts w:hint="eastAsia"/>
+          <w:sz w:val="20"/>
+          <w:szCs w:val="20"/>
         </w:rPr>
         <w:t xml:space="preserve"> </w:t>
       </w:r>
       <w:r>
         <w:rPr>
-          <w:rFonts w:ascii="Segoe UI Emoji" w:hAnsi="Segoe UI Emoji" w:cs="Segoe UI Emoji"/>
-          <w:b/>
-          <w:bCs/>
-          <w:sz w:val="20"/>
-          <w:szCs w:val="20"/>
-        </w:rPr>
-        <w:t>🟢</w:t>
-      </w:r>
-      <w:r>
-        <w:rPr>
-          <w:rFonts w:ascii="Segoe UI Emoji" w:hAnsi="Segoe UI Emoji" w:cs="Segoe UI Emoji" w:hint="eastAsia"/>
-          <w:b/>
-          <w:bCs/>
+          <w:rFonts w:hint="eastAsia"/>
+          <w:sz w:val="20"/>
+          <w:szCs w:val="20"/>
+        </w:rPr>
+        <w:t>可</w:t>
+      </w:r>
+      <w:r>
+        <w:rPr>
+          <w:rFonts w:hint="eastAsia"/>
+          <w:sz w:val="20"/>
+          <w:szCs w:val="20"/>
+        </w:rPr>
+        <w:t>通过</w:t>
+      </w:r>
+      <w:r>
+        <w:rPr>
+          <w:rFonts w:hint="eastAsia"/>
           <w:sz w:val="20"/>
           <w:szCs w:val="20"/>
         </w:rPr>
@@ -3629,27 +3968,57 @@
       </w:r>
       <w:r>
         <w:rPr>
-          <w:rFonts w:ascii="Segoe UI Emoji" w:hAnsi="Segoe UI Emoji" w:cs="Segoe UI Emoji"/>
-          <w:b/>
-          <w:bCs/>
-          <w:sz w:val="20"/>
-          <w:szCs w:val="20"/>
-        </w:rPr>
-        <w:t>−I</w:t>
-      </w:r>
-      <w:r>
-        <w:rPr>
-          <w:rFonts w:ascii="Segoe UI Emoji" w:hAnsi="Segoe UI Emoji" w:cs="Segoe UI Emoji" w:hint="eastAsia"/>
-          <w:b/>
-          <w:bCs/>
-          <w:sz w:val="20"/>
-          <w:szCs w:val="20"/>
-        </w:rPr>
-        <w:t>级</w:t>
-      </w:r>
-      <w:r>
-        <w:rPr>
-          <w:rFonts w:ascii="Segoe UI Emoji" w:hAnsi="Segoe UI Emoji" w:cs="Segoe UI Emoji" w:hint="eastAsia"/>
+          <w:rFonts w:hint="eastAsia"/>
+          <w:b/>
+          <w:bCs/>
+          <w:sz w:val="20"/>
+          <w:szCs w:val="20"/>
+        </w:rPr>
+        <w:t>在</w:t>
+      </w:r>
+      <w:r>
+        <w:rPr>
+          <w:rFonts w:hint="eastAsia"/>
+          <w:b/>
+          <w:bCs/>
+          <w:sz w:val="20"/>
+          <w:szCs w:val="20"/>
+        </w:rPr>
+        <w:t>指令后加 -h</w:t>
+      </w:r>
+      <w:r>
+        <w:rPr>
+          <w:rFonts w:hint="eastAsia"/>
+          <w:b/>
+          <w:bCs/>
+          <w:sz w:val="20"/>
+          <w:szCs w:val="20"/>
+        </w:rPr>
+        <w:t>参数</w:t>
+      </w:r>
+      <w:r>
+        <w:rPr>
+          <w:rFonts w:hint="eastAsia"/>
+          <w:b/>
+          <w:bCs/>
+          <w:sz w:val="20"/>
+          <w:szCs w:val="20"/>
+        </w:rPr>
+        <w:t xml:space="preserve"> 获取</w:t>
+      </w:r>
+      <w:r>
+        <w:rPr>
+          <w:rFonts w:hint="eastAsia"/>
+          <w:b/>
+          <w:bCs/>
+          <w:sz w:val="20"/>
+          <w:szCs w:val="20"/>
+        </w:rPr>
+        <w:t>指令详情</w:t>
+      </w:r>
+      <w:r>
+        <w:rPr>
+          <w:rFonts w:hint="eastAsia"/>
           <w:b/>
           <w:bCs/>
           <w:sz w:val="20"/>
@@ -3659,123 +4028,19 @@
       </w:r>
       <w:r>
         <w:rPr>
-          <w:rFonts w:ascii="Segoe UI Emoji" w:hAnsi="Segoe UI Emoji" w:cs="Segoe UI Emoji"/>
-          <w:b/>
-          <w:bCs/>
-          <w:sz w:val="20"/>
-          <w:szCs w:val="20"/>
-        </w:rPr>
-        <w:t>⚪</w:t>
-      </w:r>
-      <w:r>
-        <w:rPr>
-          <w:rFonts w:ascii="Segoe UI Emoji" w:hAnsi="Segoe UI Emoji" w:cs="Segoe UI Emoji" w:hint="eastAsia"/>
-          <w:b/>
-          <w:bCs/>
-          <w:sz w:val="20"/>
-          <w:szCs w:val="20"/>
-        </w:rPr>
-        <w:t xml:space="preserve"> 0</w:t>
-      </w:r>
-      <w:r>
-        <w:rPr>
-          <w:rFonts w:ascii="Segoe UI Emoji" w:hAnsi="Segoe UI Emoji" w:cs="Segoe UI Emoji" w:hint="eastAsia"/>
-          <w:b/>
-          <w:bCs/>
-          <w:sz w:val="20"/>
-          <w:szCs w:val="20"/>
-        </w:rPr>
-        <w:t>级</w:t>
-      </w:r>
-      <w:r>
-        <w:rPr>
-          <w:rFonts w:hint="eastAsia"/>
-          <w:b/>
-          <w:bCs/>
-          <w:sz w:val="20"/>
-          <w:szCs w:val="20"/>
-        </w:rPr>
-        <w:t xml:space="preserve"> </w:t>
-      </w:r>
-      <w:r>
-        <w:rPr>
-          <w:rFonts w:ascii="Segoe UI Emoji" w:hAnsi="Segoe UI Emoji" w:cs="Segoe UI Emoji"/>
-          <w:b/>
-          <w:bCs/>
-          <w:sz w:val="20"/>
-          <w:szCs w:val="20"/>
-        </w:rPr>
-        <w:t>🔷</w:t>
-      </w:r>
-      <w:r>
-        <w:rPr>
-          <w:rFonts w:ascii="Segoe UI Emoji" w:hAnsi="Segoe UI Emoji" w:cs="Segoe UI Emoji" w:hint="eastAsia"/>
-          <w:b/>
-          <w:bCs/>
-          <w:sz w:val="20"/>
-          <w:szCs w:val="20"/>
-        </w:rPr>
-        <w:t xml:space="preserve"> I</w:t>
-      </w:r>
-      <w:r>
-        <w:rPr>
-          <w:rFonts w:ascii="Segoe UI Emoji" w:hAnsi="Segoe UI Emoji" w:cs="Segoe UI Emoji" w:hint="eastAsia"/>
-          <w:b/>
-          <w:bCs/>
-          <w:sz w:val="20"/>
-          <w:szCs w:val="20"/>
-        </w:rPr>
-        <w:t>级</w:t>
-      </w:r>
-      <w:r>
-        <w:rPr>
-          <w:rFonts w:ascii="Segoe UI Emoji" w:hAnsi="Segoe UI Emoji" w:cs="Segoe UI Emoji" w:hint="eastAsia"/>
-          <w:b/>
-          <w:bCs/>
-          <w:sz w:val="20"/>
-          <w:szCs w:val="20"/>
-        </w:rPr>
-        <w:t xml:space="preserve"> </w:t>
-      </w:r>
-      <w:r>
-        <w:rPr>
-          <w:rFonts w:ascii="Segoe UI Emoji" w:hAnsi="Segoe UI Emoji" w:cs="Segoe UI Emoji"/>
-          <w:b/>
-          <w:bCs/>
-          <w:sz w:val="20"/>
-          <w:szCs w:val="20"/>
-        </w:rPr>
-        <w:t>🔶</w:t>
-      </w:r>
-      <w:r>
-        <w:rPr>
-          <w:rFonts w:ascii="Segoe UI Emoji" w:hAnsi="Segoe UI Emoji" w:cs="Segoe UI Emoji" w:hint="eastAsia"/>
-          <w:b/>
-          <w:bCs/>
-          <w:sz w:val="20"/>
-          <w:szCs w:val="20"/>
-        </w:rPr>
-        <w:t xml:space="preserve"> II</w:t>
-      </w:r>
-      <w:r>
-        <w:rPr>
-          <w:rFonts w:ascii="Segoe UI Emoji" w:hAnsi="Segoe UI Emoji" w:cs="Segoe UI Emoji" w:hint="eastAsia"/>
-          <w:b/>
-          <w:bCs/>
-          <w:sz w:val="20"/>
-          <w:szCs w:val="20"/>
-        </w:rPr>
-        <w:t>级</w:t>
-      </w:r>
-      <w:r>
-        <w:rPr>
-          <w:rFonts w:ascii="Segoe UI Emoji" w:hAnsi="Segoe UI Emoji" w:cs="Segoe UI Emoji" w:hint="eastAsia"/>
-          <w:b/>
-          <w:bCs/>
-          <w:sz w:val="20"/>
-          <w:szCs w:val="20"/>
-        </w:rPr>
-        <w:t>]</w:t>
+          <w:rFonts w:hint="eastAsia"/>
+          <w:sz w:val="20"/>
+          <w:szCs w:val="20"/>
+        </w:rPr>
+        <w:t>查看</w:t>
+      </w:r>
+      <w:r>
+        <w:rPr>
+          <w:rFonts w:hint="eastAsia"/>
+          <w:sz w:val="20"/>
+          <w:szCs w:val="20"/>
+        </w:rPr>
+        <w:t>；</w:t>
       </w:r>
     </w:p>
     <w:p>
@@ -3795,61 +4060,7 @@
           <w:sz w:val="20"/>
           <w:szCs w:val="20"/>
         </w:rPr>
-        <w:t>1.</w:t>
-      </w:r>
-      <w:r>
-        <w:rPr>
-          <w:rFonts w:hint="eastAsia"/>
-          <w:sz w:val="20"/>
-          <w:szCs w:val="20"/>
-        </w:rPr>
-        <w:t xml:space="preserve"> 当前指令前缀为 </w:t>
-      </w:r>
-      <w:r>
-        <w:rPr>
-          <w:rFonts w:hint="eastAsia"/>
-          <w:b/>
-          <w:bCs/>
-          <w:sz w:val="20"/>
-          <w:szCs w:val="20"/>
-        </w:rPr>
-        <w:t>/</w:t>
-      </w:r>
-      <w:r>
-        <w:rPr>
-          <w:rFonts w:hint="eastAsia"/>
-          <w:sz w:val="20"/>
-          <w:szCs w:val="20"/>
-        </w:rPr>
-        <w:t xml:space="preserve">，表中的 </w:t>
-      </w:r>
-      <w:r>
-        <w:rPr>
-          <w:rFonts w:hint="eastAsia"/>
-          <w:b/>
-          <w:bCs/>
-          <w:sz w:val="20"/>
-          <w:szCs w:val="20"/>
-        </w:rPr>
-        <w:t xml:space="preserve">中英文命令 </w:t>
-      </w:r>
-      <w:r>
-        <w:rPr>
-          <w:rFonts w:hint="eastAsia"/>
-          <w:sz w:val="20"/>
-          <w:szCs w:val="20"/>
-        </w:rPr>
-        <w:t>通用，</w:t>
-      </w:r>
-      <w:r>
-        <w:rPr>
-          <w:rFonts w:hint="eastAsia"/>
-          <w:b/>
-          <w:bCs/>
-          <w:sz w:val="20"/>
-          <w:szCs w:val="20"/>
-        </w:rPr>
-        <w:t>参数说明</w:t>
+        <w:t>2.</w:t>
       </w:r>
       <w:r>
         <w:rPr>
@@ -3865,15 +4076,41 @@
           <w:sz w:val="20"/>
           <w:szCs w:val="20"/>
         </w:rPr>
-        <w:t>可</w:t>
-      </w:r>
-      <w:r>
-        <w:rPr>
-          <w:rFonts w:hint="eastAsia"/>
-          <w:sz w:val="20"/>
-          <w:szCs w:val="20"/>
-        </w:rPr>
-        <w:t>通过</w:t>
+        <w:t>老婆</w:t>
+      </w:r>
+      <w:r>
+        <w:rPr>
+          <w:rFonts w:hint="eastAsia"/>
+          <w:sz w:val="20"/>
+          <w:szCs w:val="20"/>
+        </w:rPr>
+        <w:t>/猜角色</w:t>
+      </w:r>
+      <w:r>
+        <w:rPr>
+          <w:rFonts w:hint="eastAsia"/>
+          <w:sz w:val="20"/>
+          <w:szCs w:val="20"/>
+        </w:rPr>
+        <w:t xml:space="preserve">功能的 </w:t>
+      </w:r>
+      <w:r>
+        <w:rPr>
+          <w:rFonts w:hint="eastAsia"/>
+          <w:b/>
+          <w:bCs/>
+          <w:sz w:val="20"/>
+          <w:szCs w:val="20"/>
+        </w:rPr>
+        <w:t xml:space="preserve">二次元人物来源 </w:t>
+      </w:r>
+      <w:r>
+        <w:rPr>
+          <w:rFonts w:hint="eastAsia"/>
+          <w:sz w:val="20"/>
+          <w:szCs w:val="20"/>
+        </w:rPr>
+        <w:t>为</w:t>
       </w:r>
       <w:r>
         <w:rPr>
@@ -3883,65 +4120,73 @@
         </w:rPr>
         <w:t xml:space="preserve"> </w:t>
       </w:r>
-      <w:r>
-        <w:rPr>
-          <w:rFonts w:hint="eastAsia"/>
-          <w:b/>
-          <w:bCs/>
-          <w:sz w:val="20"/>
-          <w:szCs w:val="20"/>
-        </w:rPr>
-        <w:t>在</w:t>
-      </w:r>
-      <w:r>
-        <w:rPr>
-          <w:rFonts w:hint="eastAsia"/>
-          <w:b/>
-          <w:bCs/>
-          <w:sz w:val="20"/>
-          <w:szCs w:val="20"/>
-        </w:rPr>
-        <w:t>指令后加 -h</w:t>
-      </w:r>
-      <w:r>
-        <w:rPr>
-          <w:rFonts w:hint="eastAsia"/>
-          <w:b/>
-          <w:bCs/>
-          <w:sz w:val="20"/>
-          <w:szCs w:val="20"/>
-        </w:rPr>
-        <w:t>参数</w:t>
-      </w:r>
-      <w:r>
-        <w:rPr>
-          <w:rFonts w:hint="eastAsia"/>
-          <w:b/>
-          <w:bCs/>
-          <w:sz w:val="20"/>
-          <w:szCs w:val="20"/>
-        </w:rPr>
-        <w:t xml:space="preserve"> 获取</w:t>
-      </w:r>
-      <w:r>
-        <w:rPr>
-          <w:rFonts w:hint="eastAsia"/>
-          <w:b/>
-          <w:bCs/>
-          <w:sz w:val="20"/>
-          <w:szCs w:val="20"/>
-        </w:rPr>
-        <w:t>指令详情</w:t>
-      </w:r>
-      <w:r>
-        <w:rPr>
-          <w:rFonts w:hint="eastAsia"/>
-          <w:b/>
-          <w:bCs/>
-          <w:sz w:val="20"/>
-          <w:szCs w:val="20"/>
-        </w:rPr>
-        <w:t xml:space="preserve"> </w:t>
+      <w:proofErr w:type="spellStart"/>
+      <w:r>
+        <w:rPr>
+          <w:rFonts w:hint="eastAsia"/>
+          <w:b/>
+          <w:bCs/>
+          <w:sz w:val="20"/>
+          <w:szCs w:val="20"/>
+        </w:rPr>
+        <w:t>acg</w:t>
+      </w:r>
+      <w:proofErr w:type="spellEnd"/>
+      <w:r>
+        <w:rPr>
+          <w:rFonts w:hint="eastAsia"/>
+          <w:b/>
+          <w:bCs/>
+          <w:sz w:val="20"/>
+          <w:szCs w:val="20"/>
+        </w:rPr>
+        <w:t>文件夹</w:t>
+      </w:r>
+      <w:r>
+        <w:rPr>
+          <w:rFonts w:hint="eastAsia"/>
+          <w:b/>
+          <w:bCs/>
+          <w:sz w:val="20"/>
+          <w:szCs w:val="20"/>
+        </w:rPr>
+        <w:t>下子目录名</w:t>
+      </w:r>
+      <w:r>
+        <w:rPr>
+          <w:rFonts w:hint="eastAsia"/>
+          <w:sz w:val="20"/>
+          <w:szCs w:val="20"/>
+        </w:rPr>
+        <w:t>，</w:t>
+      </w:r>
+      <w:r>
+        <w:rPr>
+          <w:rFonts w:hint="eastAsia"/>
+          <w:sz w:val="20"/>
+          <w:szCs w:val="20"/>
+        </w:rPr>
+        <w:t>可通过</w:t>
+      </w:r>
+      <w:proofErr w:type="spellStart"/>
+      <w:r>
+        <w:rPr>
+          <w:rFonts w:hint="eastAsia"/>
+          <w:b/>
+          <w:bCs/>
+          <w:sz w:val="20"/>
+          <w:szCs w:val="20"/>
+        </w:rPr>
+        <w:t>ImageFolder</w:t>
+      </w:r>
+      <w:proofErr w:type="spellEnd"/>
+      <w:r>
+        <w:rPr>
+          <w:rFonts w:hint="eastAsia"/>
+          <w:sz w:val="20"/>
+          <w:szCs w:val="20"/>
+        </w:rPr>
+        <w:t>命令</w:t>
       </w:r>
       <w:r>
         <w:rPr>
@@ -3950,6 +4195,14 @@
           <w:szCs w:val="20"/>
         </w:rPr>
         <w:t>查看</w:t>
+      </w:r>
+      <w:r>
+        <w:rPr>
+          <w:rFonts w:hint="eastAsia"/>
+          <w:sz w:val="20"/>
+          <w:szCs w:val="20"/>
+        </w:rPr>
+        <w:t>目录结构</w:t>
       </w:r>
       <w:r>
         <w:rPr>
@@ -3977,7 +4230,17 @@
           <w:sz w:val="20"/>
           <w:szCs w:val="20"/>
         </w:rPr>
-        <w:t>2.</w:t>
+        <w:t>3</w:t>
+      </w:r>
+      <w:r>
+        <w:rPr>
+          <w:rFonts w:hint="eastAsia"/>
+          <w:b/>
+          <w:bCs/>
+          <w:sz w:val="20"/>
+          <w:szCs w:val="20"/>
+        </w:rPr>
+        <w:t>.</w:t>
       </w:r>
       <w:r>
         <w:rPr>
@@ -3987,87 +4250,43 @@
         </w:rPr>
         <w:t xml:space="preserve"> </w:t>
       </w:r>
-      <w:r>
-        <w:rPr>
-          <w:rFonts w:hint="eastAsia"/>
-          <w:sz w:val="20"/>
-          <w:szCs w:val="20"/>
-        </w:rPr>
-        <w:t>老婆</w:t>
-      </w:r>
-      <w:r>
-        <w:rPr>
-          <w:rFonts w:hint="eastAsia"/>
-          <w:sz w:val="20"/>
-          <w:szCs w:val="20"/>
-        </w:rPr>
-        <w:t>/猜角色</w:t>
-      </w:r>
-      <w:r>
-        <w:rPr>
-          <w:rFonts w:hint="eastAsia"/>
-          <w:sz w:val="20"/>
-          <w:szCs w:val="20"/>
-        </w:rPr>
-        <w:t xml:space="preserve">功能的 </w:t>
-      </w:r>
-      <w:r>
-        <w:rPr>
-          <w:rFonts w:hint="eastAsia"/>
-          <w:b/>
-          <w:bCs/>
-          <w:sz w:val="20"/>
-          <w:szCs w:val="20"/>
-        </w:rPr>
-        <w:t xml:space="preserve">二次元人物来源 </w:t>
-      </w:r>
-      <w:r>
-        <w:rPr>
-          <w:rFonts w:hint="eastAsia"/>
-          <w:sz w:val="20"/>
-          <w:szCs w:val="20"/>
-        </w:rPr>
-        <w:t>为</w:t>
-      </w:r>
-      <w:r>
-        <w:rPr>
-          <w:rFonts w:hint="eastAsia"/>
+      <w:proofErr w:type="gramStart"/>
+      <w:r>
+        <w:rPr>
+          <w:rFonts w:hint="eastAsia"/>
+          <w:sz w:val="20"/>
+          <w:szCs w:val="20"/>
+        </w:rPr>
+        <w:t>跨群游戏</w:t>
+      </w:r>
+      <w:proofErr w:type="gramEnd"/>
+      <w:r>
+        <w:rPr>
+          <w:rFonts w:hint="eastAsia"/>
+          <w:b/>
+          <w:bCs/>
           <w:sz w:val="20"/>
           <w:szCs w:val="20"/>
         </w:rPr>
         <w:t xml:space="preserve"> </w:t>
       </w:r>
-      <w:proofErr w:type="spellStart"/>
-      <w:r>
-        <w:rPr>
-          <w:rFonts w:hint="eastAsia"/>
-          <w:b/>
-          <w:bCs/>
-          <w:sz w:val="20"/>
-          <w:szCs w:val="20"/>
-        </w:rPr>
-        <w:t>acg</w:t>
-      </w:r>
-      <w:proofErr w:type="spellEnd"/>
-      <w:r>
-        <w:rPr>
-          <w:rFonts w:hint="eastAsia"/>
-          <w:b/>
-          <w:bCs/>
-          <w:sz w:val="20"/>
-          <w:szCs w:val="20"/>
-        </w:rPr>
-        <w:t>文件夹</w:t>
-      </w:r>
-      <w:r>
-        <w:rPr>
-          <w:rFonts w:hint="eastAsia"/>
-          <w:b/>
-          <w:bCs/>
-          <w:sz w:val="20"/>
-          <w:szCs w:val="20"/>
-        </w:rPr>
-        <w:t>下子目录名</w:t>
+      <w:r>
+        <w:rPr>
+          <w:rFonts w:hint="eastAsia"/>
+          <w:sz w:val="20"/>
+          <w:szCs w:val="20"/>
+        </w:rPr>
+        <w:t xml:space="preserve">匹配参数为 </w:t>
+      </w:r>
+      <w:r>
+        <w:rPr>
+          <w:rFonts w:hint="eastAsia"/>
+          <w:b/>
+          <w:bCs/>
+          <w:sz w:val="20"/>
+          <w:szCs w:val="20"/>
+        </w:rPr>
+        <w:t>游戏中文名</w:t>
       </w:r>
       <w:r>
         <w:rPr>
@@ -4083,43 +4302,103 @@
           <w:sz w:val="20"/>
           <w:szCs w:val="20"/>
         </w:rPr>
-        <w:t>可通过</w:t>
-      </w:r>
-      <w:proofErr w:type="spellStart"/>
-      <w:r>
-        <w:rPr>
-          <w:rFonts w:hint="eastAsia"/>
-          <w:b/>
-          <w:bCs/>
-          <w:sz w:val="20"/>
-          <w:szCs w:val="20"/>
-        </w:rPr>
-        <w:t>ImageFolder</w:t>
-      </w:r>
-      <w:proofErr w:type="spellEnd"/>
-      <w:r>
-        <w:rPr>
-          <w:rFonts w:hint="eastAsia"/>
-          <w:sz w:val="20"/>
-          <w:szCs w:val="20"/>
-        </w:rPr>
-        <w:t>命令</w:t>
-      </w:r>
-      <w:r>
-        <w:rPr>
-          <w:rFonts w:hint="eastAsia"/>
-          <w:sz w:val="20"/>
-          <w:szCs w:val="20"/>
-        </w:rPr>
-        <w:t>查看</w:t>
-      </w:r>
-      <w:r>
-        <w:rPr>
-          <w:rFonts w:hint="eastAsia"/>
-          <w:sz w:val="20"/>
-          <w:szCs w:val="20"/>
-        </w:rPr>
-        <w:t>目录结构</w:t>
+        <w:t xml:space="preserve">匹配成功后使用 </w:t>
+      </w:r>
+      <w:r>
+        <w:rPr>
+          <w:rFonts w:hint="eastAsia"/>
+          <w:b/>
+          <w:bCs/>
+          <w:sz w:val="20"/>
+          <w:szCs w:val="20"/>
+        </w:rPr>
+        <w:t xml:space="preserve">游戏指令 </w:t>
+      </w:r>
+      <w:r>
+        <w:rPr>
+          <w:rFonts w:hint="eastAsia"/>
+          <w:sz w:val="20"/>
+          <w:szCs w:val="20"/>
+        </w:rPr>
+        <w:t>进行游戏</w:t>
+      </w:r>
+      <w:r>
+        <w:rPr>
+          <w:rFonts w:hint="eastAsia"/>
+          <w:sz w:val="20"/>
+          <w:szCs w:val="20"/>
+        </w:rPr>
+        <w:t xml:space="preserve"> </w:t>
+      </w:r>
+      <w:r>
+        <w:rPr>
+          <w:rFonts w:hint="eastAsia"/>
+          <w:sz w:val="20"/>
+          <w:szCs w:val="20"/>
+        </w:rPr>
+        <w:t>(匹配超时</w:t>
+      </w:r>
+      <w:r>
+        <w:rPr>
+          <w:rFonts w:hint="eastAsia"/>
+          <w:sz w:val="20"/>
+          <w:szCs w:val="20"/>
+        </w:rPr>
+        <w:t>-</w:t>
+      </w:r>
+      <w:r>
+        <w:rPr>
+          <w:rFonts w:hint="eastAsia"/>
+          <w:b/>
+          <w:bCs/>
+          <w:sz w:val="20"/>
+          <w:szCs w:val="20"/>
+        </w:rPr>
+        <w:t>120秒</w:t>
+      </w:r>
+      <w:r>
+        <w:rPr>
+          <w:rFonts w:hint="eastAsia"/>
+          <w:b/>
+          <w:bCs/>
+          <w:sz w:val="20"/>
+          <w:szCs w:val="20"/>
+        </w:rPr>
+        <w:t xml:space="preserve"> </w:t>
+      </w:r>
+      <w:r>
+        <w:rPr>
+          <w:rFonts w:hint="eastAsia"/>
+          <w:sz w:val="20"/>
+          <w:szCs w:val="20"/>
+        </w:rPr>
+        <w:t>无动作超时</w:t>
+      </w:r>
+      <w:r>
+        <w:rPr>
+          <w:rFonts w:hint="eastAsia"/>
+          <w:sz w:val="20"/>
+          <w:szCs w:val="20"/>
+        </w:rPr>
+        <w:t>-</w:t>
+      </w:r>
+      <w:r>
+        <w:rPr>
+          <w:rFonts w:hint="eastAsia"/>
+          <w:b/>
+          <w:bCs/>
+          <w:sz w:val="20"/>
+          <w:szCs w:val="20"/>
+        </w:rPr>
+        <w:t>240秒</w:t>
+      </w:r>
+      <w:r>
+        <w:rPr>
+          <w:rFonts w:hint="eastAsia"/>
+          <w:sz w:val="20"/>
+          <w:szCs w:val="20"/>
+        </w:rPr>
+        <w:t>)</w:t>
       </w:r>
       <w:r>
         <w:rPr>
@@ -4147,7 +4426,7 @@
           <w:sz w:val="20"/>
           <w:szCs w:val="20"/>
         </w:rPr>
-        <w:t>3</w:t>
+        <w:t>5</w:t>
       </w:r>
       <w:r>
         <w:rPr>
@@ -4173,7 +4452,17 @@
           <w:sz w:val="20"/>
           <w:szCs w:val="20"/>
         </w:rPr>
-        <w:t>跨群游戏</w:t>
+        <w:t>使用</w:t>
+      </w:r>
+      <w:r>
+        <w:rPr>
+          <w:rFonts w:hint="eastAsia"/>
+          <w:b/>
+          <w:bCs/>
+          <w:sz w:val="20"/>
+          <w:szCs w:val="20"/>
+        </w:rPr>
+        <w:t>AI Monitor模式</w:t>
       </w:r>
       <w:r>
         <w:rPr>
@@ -4191,129 +4480,123 @@
           <w:sz w:val="20"/>
           <w:szCs w:val="20"/>
         </w:rPr>
-        <w:t xml:space="preserve">匹配参数为 </w:t>
-      </w:r>
-      <w:r>
-        <w:rPr>
-          <w:rFonts w:hint="eastAsia"/>
-          <w:b/>
-          <w:bCs/>
-          <w:sz w:val="20"/>
-          <w:szCs w:val="20"/>
-        </w:rPr>
-        <w:t>游戏中文名</w:t>
-      </w:r>
-      <w:r>
-        <w:rPr>
-          <w:rFonts w:hint="eastAsia"/>
-          <w:sz w:val="20"/>
-          <w:szCs w:val="20"/>
-        </w:rPr>
-        <w:t>，</w:t>
-      </w:r>
-      <w:r>
-        <w:rPr>
-          <w:rFonts w:hint="eastAsia"/>
-          <w:sz w:val="20"/>
-          <w:szCs w:val="20"/>
-        </w:rPr>
-        <w:t xml:space="preserve">匹配成功后使用 </w:t>
-      </w:r>
-      <w:r>
-        <w:rPr>
-          <w:rFonts w:hint="eastAsia"/>
-          <w:b/>
-          <w:bCs/>
-          <w:sz w:val="20"/>
-          <w:szCs w:val="20"/>
-        </w:rPr>
-        <w:t xml:space="preserve">游戏指令 </w:t>
-      </w:r>
-      <w:r>
-        <w:rPr>
-          <w:rFonts w:hint="eastAsia"/>
-          <w:sz w:val="20"/>
-          <w:szCs w:val="20"/>
-        </w:rPr>
-        <w:t>进行游戏</w:t>
-      </w:r>
-      <w:r>
-        <w:rPr>
-          <w:rFonts w:hint="eastAsia"/>
-          <w:sz w:val="20"/>
-          <w:szCs w:val="20"/>
-        </w:rPr>
-        <w:t xml:space="preserve"> </w:t>
-      </w:r>
-      <w:r>
-        <w:rPr>
-          <w:rFonts w:hint="eastAsia"/>
-          <w:sz w:val="20"/>
-          <w:szCs w:val="20"/>
-        </w:rPr>
-        <w:t>(匹配超时</w:t>
-      </w:r>
-      <w:r>
-        <w:rPr>
-          <w:rFonts w:hint="eastAsia"/>
-          <w:sz w:val="20"/>
-          <w:szCs w:val="20"/>
-        </w:rPr>
-        <w:t>-</w:t>
-      </w:r>
-      <w:r>
-        <w:rPr>
-          <w:rFonts w:hint="eastAsia"/>
-          <w:b/>
-          <w:bCs/>
-          <w:sz w:val="20"/>
-          <w:szCs w:val="20"/>
-        </w:rPr>
-        <w:t>120秒</w:t>
-      </w:r>
-      <w:r>
-        <w:rPr>
-          <w:rFonts w:hint="eastAsia"/>
-          <w:b/>
-          <w:bCs/>
-          <w:sz w:val="20"/>
-          <w:szCs w:val="20"/>
-        </w:rPr>
-        <w:t xml:space="preserve"> </w:t>
-      </w:r>
-      <w:r>
-        <w:rPr>
-          <w:rFonts w:hint="eastAsia"/>
-          <w:sz w:val="20"/>
-          <w:szCs w:val="20"/>
-        </w:rPr>
-        <w:t>无动作超时</w:t>
-      </w:r>
-      <w:r>
-        <w:rPr>
-          <w:rFonts w:hint="eastAsia"/>
-          <w:sz w:val="20"/>
-          <w:szCs w:val="20"/>
-        </w:rPr>
-        <w:t>-</w:t>
-      </w:r>
-      <w:r>
-        <w:rPr>
-          <w:rFonts w:hint="eastAsia"/>
-          <w:b/>
-          <w:bCs/>
-          <w:sz w:val="20"/>
-          <w:szCs w:val="20"/>
-        </w:rPr>
-        <w:t>240秒</w:t>
-      </w:r>
-      <w:r>
-        <w:rPr>
-          <w:rFonts w:hint="eastAsia"/>
-          <w:sz w:val="20"/>
-          <w:szCs w:val="20"/>
-        </w:rPr>
-        <w:t>)</w:t>
+        <w:t>及</w:t>
+      </w:r>
+      <w:r>
+        <w:rPr>
+          <w:rFonts w:hint="eastAsia"/>
+          <w:b/>
+          <w:bCs/>
+          <w:sz w:val="20"/>
+          <w:szCs w:val="20"/>
+        </w:rPr>
+        <w:t>Recall Detect功能</w:t>
+      </w:r>
+      <w:r>
+        <w:rPr>
+          <w:rFonts w:hint="eastAsia"/>
+          <w:sz w:val="20"/>
+          <w:szCs w:val="20"/>
+        </w:rPr>
+        <w:t xml:space="preserve"> 需通过</w:t>
+      </w:r>
+      <w:proofErr w:type="spellStart"/>
+      <w:r>
+        <w:rPr>
+          <w:rFonts w:hint="eastAsia"/>
+          <w:b/>
+          <w:bCs/>
+          <w:sz w:val="20"/>
+          <w:szCs w:val="20"/>
+        </w:rPr>
+        <w:t>Func</w:t>
+      </w:r>
+      <w:r>
+        <w:rPr>
+          <w:rFonts w:hint="eastAsia"/>
+          <w:b/>
+          <w:bCs/>
+          <w:sz w:val="20"/>
+          <w:szCs w:val="20"/>
+        </w:rPr>
+        <w:t>Set</w:t>
+      </w:r>
+      <w:proofErr w:type="spellEnd"/>
+      <w:r>
+        <w:rPr>
+          <w:rFonts w:hint="eastAsia"/>
+          <w:b/>
+          <w:bCs/>
+          <w:sz w:val="20"/>
+          <w:szCs w:val="20"/>
+        </w:rPr>
+        <w:t>/</w:t>
+      </w:r>
+      <w:proofErr w:type="spellStart"/>
+      <w:r>
+        <w:rPr>
+          <w:rFonts w:hint="eastAsia"/>
+          <w:b/>
+          <w:bCs/>
+          <w:sz w:val="20"/>
+          <w:szCs w:val="20"/>
+        </w:rPr>
+        <w:t>GroupSet</w:t>
+      </w:r>
+      <w:proofErr w:type="spellEnd"/>
+      <w:r>
+        <w:rPr>
+          <w:rFonts w:hint="eastAsia"/>
+          <w:sz w:val="20"/>
+          <w:szCs w:val="20"/>
+        </w:rPr>
+        <w:t>命令预先</w:t>
+      </w:r>
+      <w:r>
+        <w:rPr>
+          <w:rFonts w:hint="eastAsia"/>
+          <w:sz w:val="20"/>
+          <w:szCs w:val="20"/>
+        </w:rPr>
+        <w:t>启用</w:t>
+      </w:r>
+      <w:proofErr w:type="spellStart"/>
+      <w:r>
+        <w:rPr>
+          <w:rFonts w:hint="eastAsia"/>
+          <w:b/>
+          <w:bCs/>
+          <w:sz w:val="20"/>
+          <w:szCs w:val="20"/>
+        </w:rPr>
+        <w:t>m</w:t>
+      </w:r>
+      <w:r>
+        <w:rPr>
+          <w:rFonts w:hint="eastAsia"/>
+          <w:b/>
+          <w:bCs/>
+          <w:sz w:val="20"/>
+          <w:szCs w:val="20"/>
+        </w:rPr>
+        <w:t>essageCollect</w:t>
+      </w:r>
+      <w:proofErr w:type="spellEnd"/>
+      <w:r>
+        <w:rPr>
+          <w:rFonts w:hint="eastAsia"/>
+          <w:sz w:val="20"/>
+          <w:szCs w:val="20"/>
+        </w:rPr>
+        <w:t>消息</w:t>
+      </w:r>
+      <w:r>
+        <w:rPr>
+          <w:rFonts w:hint="eastAsia"/>
+          <w:sz w:val="20"/>
+          <w:szCs w:val="20"/>
+        </w:rPr>
+        <w:t>收集</w:t>
       </w:r>
       <w:r>
         <w:rPr>
@@ -4341,7 +4624,7 @@
           <w:sz w:val="20"/>
           <w:szCs w:val="20"/>
         </w:rPr>
-        <w:t>5</w:t>
+        <w:t>6</w:t>
       </w:r>
       <w:r>
         <w:rPr>
@@ -4356,6 +4639,8 @@
       <w:r>
         <w:rPr>
           <w:rFonts w:hint="eastAsia"/>
+          <w:b/>
+          <w:bCs/>
           <w:sz w:val="20"/>
           <w:szCs w:val="20"/>
         </w:rPr>
@@ -4367,23 +4652,11 @@
           <w:sz w:val="20"/>
           <w:szCs w:val="20"/>
         </w:rPr>
-        <w:t>使用</w:t>
-      </w:r>
-      <w:r>
-        <w:rPr>
-          <w:rFonts w:hint="eastAsia"/>
-          <w:b/>
-          <w:bCs/>
-          <w:sz w:val="20"/>
-          <w:szCs w:val="20"/>
-        </w:rPr>
-        <w:t>AI Monitor模式</w:t>
-      </w:r>
-      <w:r>
-        <w:rPr>
-          <w:rFonts w:hint="eastAsia"/>
-          <w:b/>
-          <w:bCs/>
+        <w:t>大部分</w:t>
+      </w:r>
+      <w:r>
+        <w:rPr>
+          <w:rFonts w:hint="eastAsia"/>
           <w:sz w:val="20"/>
           <w:szCs w:val="20"/>
         </w:rPr>
@@ -4392,28 +4665,38 @@
       <w:r>
         <w:rPr>
           <w:rFonts w:hint="eastAsia"/>
-          <w:sz w:val="20"/>
-          <w:szCs w:val="20"/>
-        </w:rPr>
-        <w:t>及</w:t>
-      </w:r>
-      <w:r>
-        <w:rPr>
-          <w:rFonts w:hint="eastAsia"/>
-          <w:b/>
-          <w:bCs/>
-          <w:sz w:val="20"/>
-          <w:szCs w:val="20"/>
-        </w:rPr>
-        <w:t>Recall Detect功能</w:t>
-      </w:r>
-      <w:r>
-        <w:rPr>
-          <w:rFonts w:hint="eastAsia"/>
-          <w:sz w:val="20"/>
-          <w:szCs w:val="20"/>
-        </w:rPr>
-        <w:t xml:space="preserve"> 需通过</w:t>
+          <w:b/>
+          <w:bCs/>
+          <w:sz w:val="20"/>
+          <w:szCs w:val="20"/>
+        </w:rPr>
+        <w:t>设置方法</w:t>
+      </w:r>
+      <w:r>
+        <w:rPr>
+          <w:rFonts w:hint="eastAsia"/>
+          <w:b/>
+          <w:bCs/>
+          <w:sz w:val="20"/>
+          <w:szCs w:val="20"/>
+        </w:rPr>
+        <w:t xml:space="preserve"> (AI/Game/Monitor等设置)</w:t>
+      </w:r>
+      <w:r>
+        <w:rPr>
+          <w:rFonts w:hint="eastAsia"/>
+          <w:sz w:val="20"/>
+          <w:szCs w:val="20"/>
+        </w:rPr>
+        <w:t xml:space="preserve"> 已集成至</w:t>
+      </w:r>
+      <w:r>
+        <w:rPr>
+          <w:rFonts w:hint="eastAsia"/>
+          <w:sz w:val="20"/>
+          <w:szCs w:val="20"/>
+        </w:rPr>
+        <w:t xml:space="preserve"> </w:t>
       </w:r>
       <w:proofErr w:type="spellStart"/>
       <w:r>
@@ -4424,17 +4707,7 @@
           <w:sz w:val="20"/>
           <w:szCs w:val="20"/>
         </w:rPr>
-        <w:t>Func</w:t>
-      </w:r>
-      <w:r>
-        <w:rPr>
-          <w:rFonts w:hint="eastAsia"/>
-          <w:b/>
-          <w:bCs/>
-          <w:sz w:val="20"/>
-          <w:szCs w:val="20"/>
-        </w:rPr>
-        <w:t>Set</w:t>
+        <w:t>GroupSet</w:t>
       </w:r>
       <w:proofErr w:type="spellEnd"/>
       <w:r>
@@ -4445,194 +4718,6 @@
           <w:sz w:val="20"/>
           <w:szCs w:val="20"/>
         </w:rPr>
-        <w:t>/</w:t>
-      </w:r>
-      <w:proofErr w:type="spellStart"/>
-      <w:r>
-        <w:rPr>
-          <w:rFonts w:hint="eastAsia"/>
-          <w:b/>
-          <w:bCs/>
-          <w:sz w:val="20"/>
-          <w:szCs w:val="20"/>
-        </w:rPr>
-        <w:t>GroupSet</w:t>
-      </w:r>
-      <w:proofErr w:type="spellEnd"/>
-      <w:r>
-        <w:rPr>
-          <w:rFonts w:hint="eastAsia"/>
-          <w:sz w:val="20"/>
-          <w:szCs w:val="20"/>
-        </w:rPr>
-        <w:t>命令预先</w:t>
-      </w:r>
-      <w:r>
-        <w:rPr>
-          <w:rFonts w:hint="eastAsia"/>
-          <w:sz w:val="20"/>
-          <w:szCs w:val="20"/>
-        </w:rPr>
-        <w:t>启用</w:t>
-      </w:r>
-      <w:proofErr w:type="spellStart"/>
-      <w:r>
-        <w:rPr>
-          <w:rFonts w:hint="eastAsia"/>
-          <w:b/>
-          <w:bCs/>
-          <w:sz w:val="20"/>
-          <w:szCs w:val="20"/>
-        </w:rPr>
-        <w:t>m</w:t>
-      </w:r>
-      <w:r>
-        <w:rPr>
-          <w:rFonts w:hint="eastAsia"/>
-          <w:b/>
-          <w:bCs/>
-          <w:sz w:val="20"/>
-          <w:szCs w:val="20"/>
-        </w:rPr>
-        <w:t>essageCollect</w:t>
-      </w:r>
-      <w:proofErr w:type="spellEnd"/>
-      <w:r>
-        <w:rPr>
-          <w:rFonts w:hint="eastAsia"/>
-          <w:sz w:val="20"/>
-          <w:szCs w:val="20"/>
-        </w:rPr>
-        <w:t>消息</w:t>
-      </w:r>
-      <w:r>
-        <w:rPr>
-          <w:rFonts w:hint="eastAsia"/>
-          <w:sz w:val="20"/>
-          <w:szCs w:val="20"/>
-        </w:rPr>
-        <w:t>收集</w:t>
-      </w:r>
-      <w:r>
-        <w:rPr>
-          <w:rFonts w:hint="eastAsia"/>
-          <w:sz w:val="20"/>
-          <w:szCs w:val="20"/>
-        </w:rPr>
-        <w:t>；</w:t>
-      </w:r>
-    </w:p>
-    <w:p>
-      <w:pPr>
-        <w:spacing w:after="0" w:line="240" w:lineRule="auto"/>
-        <w:rPr>
-          <w:rFonts w:hint="eastAsia"/>
-          <w:sz w:val="20"/>
-          <w:szCs w:val="20"/>
-        </w:rPr>
-      </w:pPr>
-      <w:r>
-        <w:rPr>
-          <w:rFonts w:hint="eastAsia"/>
-          <w:b/>
-          <w:bCs/>
-          <w:sz w:val="20"/>
-          <w:szCs w:val="20"/>
-        </w:rPr>
-        <w:t>6</w:t>
-      </w:r>
-      <w:r>
-        <w:rPr>
-          <w:rFonts w:hint="eastAsia"/>
-          <w:b/>
-          <w:bCs/>
-          <w:sz w:val="20"/>
-          <w:szCs w:val="20"/>
-        </w:rPr>
-        <w:t>.</w:t>
-      </w:r>
-      <w:r>
-        <w:rPr>
-          <w:rFonts w:hint="eastAsia"/>
-          <w:b/>
-          <w:bCs/>
-          <w:sz w:val="20"/>
-          <w:szCs w:val="20"/>
-        </w:rPr>
-        <w:t xml:space="preserve"> </w:t>
-      </w:r>
-      <w:r>
-        <w:rPr>
-          <w:rFonts w:hint="eastAsia"/>
-          <w:sz w:val="20"/>
-          <w:szCs w:val="20"/>
-        </w:rPr>
-        <w:t>大部分</w:t>
-      </w:r>
-      <w:r>
-        <w:rPr>
-          <w:rFonts w:hint="eastAsia"/>
-          <w:sz w:val="20"/>
-          <w:szCs w:val="20"/>
-        </w:rPr>
-        <w:t xml:space="preserve"> </w:t>
-      </w:r>
-      <w:r>
-        <w:rPr>
-          <w:rFonts w:hint="eastAsia"/>
-          <w:b/>
-          <w:bCs/>
-          <w:sz w:val="20"/>
-          <w:szCs w:val="20"/>
-        </w:rPr>
-        <w:t>设置方法</w:t>
-      </w:r>
-      <w:r>
-        <w:rPr>
-          <w:rFonts w:hint="eastAsia"/>
-          <w:b/>
-          <w:bCs/>
-          <w:sz w:val="20"/>
-          <w:szCs w:val="20"/>
-        </w:rPr>
-        <w:t xml:space="preserve"> (AI/Game/Monitor等设置)</w:t>
-      </w:r>
-      <w:r>
-        <w:rPr>
-          <w:rFonts w:hint="eastAsia"/>
-          <w:sz w:val="20"/>
-          <w:szCs w:val="20"/>
-        </w:rPr>
-        <w:t xml:space="preserve"> 已集成至</w:t>
-      </w:r>
-      <w:r>
-        <w:rPr>
-          <w:rFonts w:hint="eastAsia"/>
-          <w:sz w:val="20"/>
-          <w:szCs w:val="20"/>
-        </w:rPr>
-        <w:t xml:space="preserve"> </w:t>
-      </w:r>
-      <w:proofErr w:type="spellStart"/>
-      <w:r>
-        <w:rPr>
-          <w:rFonts w:hint="eastAsia"/>
-          <w:b/>
-          <w:bCs/>
-          <w:sz w:val="20"/>
-          <w:szCs w:val="20"/>
-        </w:rPr>
-        <w:t>GroupSet</w:t>
-      </w:r>
-      <w:proofErr w:type="spellEnd"/>
-      <w:r>
-        <w:rPr>
-          <w:rFonts w:hint="eastAsia"/>
-          <w:b/>
-          <w:bCs/>
-          <w:sz w:val="20"/>
-          <w:szCs w:val="20"/>
-        </w:rPr>
         <w:t xml:space="preserve"> 群设置</w:t>
       </w:r>
       <w:r>
@@ -4641,7 +4726,25 @@
           <w:sz w:val="20"/>
           <w:szCs w:val="20"/>
         </w:rPr>
-        <w:t xml:space="preserve"> 命令中，并按群聊保存独立配置</w:t>
+        <w:t xml:space="preserve"> 命令中，并</w:t>
+      </w:r>
+      <w:proofErr w:type="gramStart"/>
+      <w:r>
+        <w:rPr>
+          <w:rFonts w:hint="eastAsia"/>
+          <w:sz w:val="20"/>
+          <w:szCs w:val="20"/>
+        </w:rPr>
+        <w:t>按群聊</w:t>
+      </w:r>
+      <w:proofErr w:type="gramEnd"/>
+      <w:r>
+        <w:rPr>
+          <w:rFonts w:hint="eastAsia"/>
+          <w:sz w:val="20"/>
+          <w:szCs w:val="20"/>
+        </w:rPr>
+        <w:t>保存独立配置</w:t>
       </w:r>
       <w:r>
         <w:rPr>
@@ -6029,7 +6132,6 @@
   <w:style w:type="character" w:default="1" w:styleId="a0">
     <w:name w:val="Default Paragraph Font"/>
     <w:uiPriority w:val="1"/>
-    <w:semiHidden/>
     <w:unhideWhenUsed/>
   </w:style>
   <w:style w:type="table" w:default="1" w:styleId="a1">

--- a/src/main/resources/static/help/help.docx
+++ b/src/main/resources/static/help/help.docx
@@ -1451,9 +1451,12 @@
         <w:tblLook w:val="04A0" w:firstRow="1" w:lastRow="0" w:firstColumn="1" w:lastColumn="0" w:noHBand="0" w:noVBand="1"/>
       </w:tblPr>
       <w:tblGrid>
-        <w:gridCol w:w="3462"/>
-        <w:gridCol w:w="3462"/>
-        <w:gridCol w:w="3464"/>
+        <w:gridCol w:w="1731"/>
+        <w:gridCol w:w="1731"/>
+        <w:gridCol w:w="1732"/>
+        <w:gridCol w:w="1731"/>
+        <w:gridCol w:w="1731"/>
+        <w:gridCol w:w="1733"/>
       </w:tblGrid>
       <w:tr>
         <w:trPr>
@@ -1461,153 +1464,8 @@
         </w:trPr>
         <w:tc>
           <w:tcPr>
-            <w:tcW w:w="3462" w:type="dxa"/>
+            <w:tcW w:w="1731" w:type="dxa"/>
             <w:tcBorders>
-              <w:bottom w:val="single" w:sz="4" w:space="0" w:color="auto"/>
-            </w:tcBorders>
-          </w:tcPr>
-          <w:p>
-            <w:pPr>
-              <w:rPr>
-                <w:rFonts w:hint="eastAsia"/>
-                <w:b/>
-                <w:bCs/>
-                <w:sz w:val="20"/>
-                <w:szCs w:val="20"/>
-              </w:rPr>
-            </w:pPr>
-            <w:proofErr w:type="spellStart"/>
-            <w:r>
-              <w:rPr>
-                <w:rFonts w:hint="eastAsia"/>
-                <w:b/>
-                <w:bCs/>
-                <w:sz w:val="20"/>
-                <w:szCs w:val="20"/>
-              </w:rPr>
-              <w:t>CheckIn</w:t>
-            </w:r>
-            <w:proofErr w:type="spellEnd"/>
-            <w:r>
-              <w:rPr>
-                <w:rFonts w:hint="eastAsia"/>
-                <w:b/>
-                <w:bCs/>
-                <w:sz w:val="20"/>
-                <w:szCs w:val="20"/>
-              </w:rPr>
-              <w:t xml:space="preserve">  </w:t>
-            </w:r>
-            <w:r>
-              <w:rPr>
-                <w:rFonts w:hint="eastAsia"/>
-                <w:sz w:val="20"/>
-                <w:szCs w:val="20"/>
-              </w:rPr>
-              <w:t>签到</w:t>
-            </w:r>
-          </w:p>
-        </w:tc>
-        <w:tc>
-          <w:tcPr>
-            <w:tcW w:w="3462" w:type="dxa"/>
-            <w:tcBorders>
-              <w:bottom w:val="single" w:sz="4" w:space="0" w:color="auto"/>
-            </w:tcBorders>
-          </w:tcPr>
-          <w:p>
-            <w:pPr>
-              <w:rPr>
-                <w:rFonts w:hint="eastAsia"/>
-                <w:sz w:val="20"/>
-                <w:szCs w:val="20"/>
-              </w:rPr>
-            </w:pPr>
-            <w:r>
-              <w:rPr>
-                <w:rFonts w:hint="eastAsia"/>
-                <w:b/>
-                <w:bCs/>
-                <w:sz w:val="20"/>
-                <w:szCs w:val="20"/>
-              </w:rPr>
-              <w:t xml:space="preserve">Me </w:t>
-            </w:r>
-            <w:r>
-              <w:rPr>
-                <w:rFonts w:hint="eastAsia"/>
-                <w:sz w:val="20"/>
-                <w:szCs w:val="20"/>
-              </w:rPr>
-              <w:t>个人</w:t>
-            </w:r>
-            <w:r>
-              <w:rPr>
-                <w:rFonts w:hint="eastAsia"/>
-                <w:sz w:val="20"/>
-                <w:szCs w:val="20"/>
-              </w:rPr>
-              <w:t>信息</w:t>
-            </w:r>
-          </w:p>
-        </w:tc>
-        <w:tc>
-          <w:tcPr>
-            <w:tcW w:w="3464" w:type="dxa"/>
-            <w:tcBorders>
-              <w:bottom w:val="single" w:sz="4" w:space="0" w:color="auto"/>
-            </w:tcBorders>
-          </w:tcPr>
-          <w:p>
-            <w:pPr>
-              <w:rPr>
-                <w:rFonts w:hint="eastAsia"/>
-                <w:b/>
-                <w:bCs/>
-                <w:sz w:val="20"/>
-                <w:szCs w:val="20"/>
-              </w:rPr>
-            </w:pPr>
-            <w:r>
-              <w:rPr>
-                <w:rFonts w:hint="eastAsia"/>
-                <w:b/>
-                <w:bCs/>
-                <w:sz w:val="20"/>
-                <w:szCs w:val="20"/>
-              </w:rPr>
-              <w:t>Inventory</w:t>
-            </w:r>
-            <w:r>
-              <w:rPr>
-                <w:rFonts w:hint="eastAsia"/>
-                <w:b/>
-                <w:bCs/>
-                <w:sz w:val="20"/>
-                <w:szCs w:val="20"/>
-              </w:rPr>
-              <w:t xml:space="preserve">  </w:t>
-            </w:r>
-            <w:r>
-              <w:rPr>
-                <w:rFonts w:hint="eastAsia"/>
-                <w:sz w:val="20"/>
-                <w:szCs w:val="20"/>
-              </w:rPr>
-              <w:t>库存</w:t>
-            </w:r>
-          </w:p>
-        </w:tc>
-      </w:tr>
-      <w:tr>
-        <w:trPr>
-          <w:trHeight w:val="311"/>
-        </w:trPr>
-        <w:tc>
-          <w:tcPr>
-            <w:tcW w:w="3462" w:type="dxa"/>
-            <w:tcBorders>
-              <w:top w:val="single" w:sz="4" w:space="0" w:color="auto"/>
               <w:bottom w:val="single" w:sz="12" w:space="0" w:color="auto"/>
             </w:tcBorders>
           </w:tcPr>
@@ -1621,55 +1479,42 @@
                 <w:szCs w:val="20"/>
               </w:rPr>
             </w:pPr>
-            <w:r>
-              <w:rPr>
-                <w:rFonts w:hint="eastAsia"/>
-                <w:b/>
-                <w:bCs/>
-                <w:sz w:val="20"/>
-                <w:szCs w:val="20"/>
-              </w:rPr>
-              <w:t>Item</w:t>
-            </w:r>
-            <w:r>
-              <w:rPr>
-                <w:rFonts w:hint="eastAsia"/>
-                <w:sz w:val="20"/>
-                <w:szCs w:val="20"/>
-              </w:rPr>
-              <w:t xml:space="preserve"> </w:t>
-            </w:r>
-            <w:r>
-              <w:rPr>
-                <w:rFonts w:hint="eastAsia"/>
-                <w:sz w:val="20"/>
-                <w:szCs w:val="20"/>
-              </w:rPr>
-              <w:t xml:space="preserve"> </w:t>
-            </w:r>
-            <w:r>
-              <w:rPr>
-                <w:rFonts w:hint="eastAsia"/>
-                <w:sz w:val="20"/>
-                <w:szCs w:val="20"/>
-              </w:rPr>
-              <w:t>查询</w:t>
-            </w:r>
-            <w:r>
-              <w:rPr>
-                <w:rFonts w:hint="eastAsia"/>
-                <w:sz w:val="20"/>
-                <w:szCs w:val="20"/>
-              </w:rPr>
-              <w:t>物品</w:t>
+            <w:proofErr w:type="spellStart"/>
+            <w:r>
+              <w:rPr>
+                <w:rFonts w:hint="eastAsia"/>
+                <w:b/>
+                <w:bCs/>
+                <w:sz w:val="20"/>
+                <w:szCs w:val="20"/>
+              </w:rPr>
+              <w:t>CheckIn</w:t>
+            </w:r>
+            <w:proofErr w:type="spellEnd"/>
+            <w:r>
+              <w:rPr>
+                <w:rFonts w:hint="eastAsia"/>
+                <w:b/>
+                <w:bCs/>
+                <w:sz w:val="20"/>
+                <w:szCs w:val="20"/>
+              </w:rPr>
+              <w:t xml:space="preserve">  </w:t>
+            </w:r>
+            <w:r>
+              <w:rPr>
+                <w:rFonts w:hint="eastAsia"/>
+                <w:sz w:val="20"/>
+                <w:szCs w:val="20"/>
+              </w:rPr>
+              <w:t>签到</w:t>
             </w:r>
           </w:p>
         </w:tc>
         <w:tc>
           <w:tcPr>
-            <w:tcW w:w="3462" w:type="dxa"/>
+            <w:tcW w:w="1731" w:type="dxa"/>
             <w:tcBorders>
-              <w:top w:val="single" w:sz="4" w:space="0" w:color="auto"/>
               <w:bottom w:val="single" w:sz="12" w:space="0" w:color="auto"/>
             </w:tcBorders>
           </w:tcPr>
@@ -1677,8 +1522,6 @@
             <w:pPr>
               <w:rPr>
                 <w:rFonts w:hint="eastAsia"/>
-                <w:b/>
-                <w:bCs/>
                 <w:sz w:val="20"/>
                 <w:szCs w:val="20"/>
               </w:rPr>
@@ -1691,33 +1534,177 @@
                 <w:sz w:val="20"/>
                 <w:szCs w:val="20"/>
               </w:rPr>
-              <w:t>Use</w:t>
-            </w:r>
-            <w:r>
-              <w:rPr>
-                <w:rFonts w:hint="eastAsia"/>
-                <w:b/>
-                <w:bCs/>
-                <w:sz w:val="20"/>
-                <w:szCs w:val="20"/>
-              </w:rPr>
-              <w:t xml:space="preserve">  </w:t>
-            </w:r>
-            <w:r>
-              <w:rPr>
-                <w:rFonts w:hint="eastAsia"/>
-                <w:sz w:val="20"/>
-                <w:szCs w:val="20"/>
-              </w:rPr>
-              <w:t>使用</w:t>
+              <w:t xml:space="preserve">Me </w:t>
+            </w:r>
+            <w:r>
+              <w:rPr>
+                <w:rFonts w:hint="eastAsia"/>
+                <w:sz w:val="20"/>
+                <w:szCs w:val="20"/>
+              </w:rPr>
+              <w:t>个人信息</w:t>
             </w:r>
           </w:p>
         </w:tc>
         <w:tc>
           <w:tcPr>
-            <w:tcW w:w="3464" w:type="dxa"/>
+            <w:tcW w:w="1732" w:type="dxa"/>
             <w:tcBorders>
-              <w:top w:val="single" w:sz="4" w:space="0" w:color="auto"/>
+              <w:bottom w:val="single" w:sz="12" w:space="0" w:color="auto"/>
+            </w:tcBorders>
+          </w:tcPr>
+          <w:p>
+            <w:pPr>
+              <w:rPr>
+                <w:rFonts w:hint="eastAsia"/>
+                <w:b/>
+                <w:bCs/>
+                <w:sz w:val="20"/>
+                <w:szCs w:val="20"/>
+              </w:rPr>
+            </w:pPr>
+            <w:r>
+              <w:rPr>
+                <w:rFonts w:hint="eastAsia"/>
+                <w:b/>
+                <w:bCs/>
+                <w:sz w:val="20"/>
+                <w:szCs w:val="20"/>
+              </w:rPr>
+              <w:t>Inventory</w:t>
+            </w:r>
+            <w:r>
+              <w:rPr>
+                <w:rFonts w:hint="eastAsia"/>
+                <w:b/>
+                <w:bCs/>
+                <w:sz w:val="20"/>
+                <w:szCs w:val="20"/>
+              </w:rPr>
+              <w:t xml:space="preserve">  </w:t>
+            </w:r>
+            <w:r>
+              <w:rPr>
+                <w:rFonts w:hint="eastAsia"/>
+                <w:sz w:val="20"/>
+                <w:szCs w:val="20"/>
+              </w:rPr>
+              <w:t>库存</w:t>
+            </w:r>
+          </w:p>
+        </w:tc>
+        <w:tc>
+          <w:tcPr>
+            <w:tcW w:w="1731" w:type="dxa"/>
+            <w:tcBorders>
+              <w:bottom w:val="single" w:sz="12" w:space="0" w:color="auto"/>
+            </w:tcBorders>
+          </w:tcPr>
+          <w:p>
+            <w:pPr>
+              <w:rPr>
+                <w:rFonts w:hint="eastAsia"/>
+                <w:b/>
+                <w:bCs/>
+                <w:sz w:val="20"/>
+                <w:szCs w:val="20"/>
+              </w:rPr>
+            </w:pPr>
+            <w:r>
+              <w:rPr>
+                <w:rFonts w:hint="eastAsia"/>
+                <w:b/>
+                <w:bCs/>
+                <w:sz w:val="20"/>
+                <w:szCs w:val="20"/>
+              </w:rPr>
+              <w:t>Item</w:t>
+            </w:r>
+            <w:r>
+              <w:rPr>
+                <w:rFonts w:hint="eastAsia"/>
+                <w:sz w:val="20"/>
+                <w:szCs w:val="20"/>
+              </w:rPr>
+              <w:t xml:space="preserve"> </w:t>
+            </w:r>
+            <w:r>
+              <w:rPr>
+                <w:rFonts w:hint="eastAsia"/>
+                <w:sz w:val="20"/>
+                <w:szCs w:val="20"/>
+              </w:rPr>
+              <w:t xml:space="preserve"> </w:t>
+            </w:r>
+            <w:r>
+              <w:rPr>
+                <w:rFonts w:hint="eastAsia"/>
+                <w:sz w:val="20"/>
+                <w:szCs w:val="20"/>
+              </w:rPr>
+              <w:t>查询</w:t>
+            </w:r>
+            <w:r>
+              <w:rPr>
+                <w:rFonts w:hint="eastAsia"/>
+                <w:sz w:val="20"/>
+                <w:szCs w:val="20"/>
+              </w:rPr>
+              <w:t>物品</w:t>
+            </w:r>
+          </w:p>
+        </w:tc>
+        <w:tc>
+          <w:tcPr>
+            <w:tcW w:w="1731" w:type="dxa"/>
+            <w:tcBorders>
+              <w:bottom w:val="single" w:sz="12" w:space="0" w:color="auto"/>
+            </w:tcBorders>
+          </w:tcPr>
+          <w:p>
+            <w:pPr>
+              <w:rPr>
+                <w:rFonts w:hint="eastAsia"/>
+                <w:b/>
+                <w:bCs/>
+                <w:sz w:val="20"/>
+                <w:szCs w:val="20"/>
+              </w:rPr>
+            </w:pPr>
+            <w:r>
+              <w:rPr>
+                <w:rFonts w:hint="eastAsia"/>
+                <w:b/>
+                <w:bCs/>
+                <w:sz w:val="20"/>
+                <w:szCs w:val="20"/>
+              </w:rPr>
+              <w:t>Use</w:t>
+            </w:r>
+            <w:r>
+              <w:rPr>
+                <w:rFonts w:hint="eastAsia"/>
+                <w:b/>
+                <w:bCs/>
+                <w:sz w:val="20"/>
+                <w:szCs w:val="20"/>
+              </w:rPr>
+              <w:t xml:space="preserve">  </w:t>
+            </w:r>
+            <w:r>
+              <w:rPr>
+                <w:rFonts w:hint="eastAsia"/>
+                <w:sz w:val="20"/>
+                <w:szCs w:val="20"/>
+              </w:rPr>
+              <w:t>使用</w:t>
+            </w:r>
+          </w:p>
+        </w:tc>
+        <w:tc>
+          <w:tcPr>
+            <w:tcW w:w="1733" w:type="dxa"/>
+            <w:tcBorders>
               <w:bottom w:val="single" w:sz="12" w:space="0" w:color="auto"/>
             </w:tcBorders>
           </w:tcPr>
@@ -1798,7 +1785,8 @@
       </w:tblPr>
       <w:tblGrid>
         <w:gridCol w:w="3462"/>
-        <w:gridCol w:w="3462"/>
+        <w:gridCol w:w="1732"/>
+        <w:gridCol w:w="1730"/>
         <w:gridCol w:w="3464"/>
       </w:tblGrid>
       <w:tr>
@@ -1847,7 +1835,23 @@
                 <w:sz w:val="20"/>
                 <w:szCs w:val="20"/>
               </w:rPr>
-              <w:t xml:space="preserve">         [可</w:t>
+              <w:t xml:space="preserve">       </w:t>
+            </w:r>
+            <w:r>
+              <w:rPr>
+                <w:rFonts w:hint="eastAsia"/>
+                <w:sz w:val="20"/>
+                <w:szCs w:val="20"/>
+              </w:rPr>
+              <w:t xml:space="preserve"> </w:t>
+            </w:r>
+            <w:r>
+              <w:rPr>
+                <w:rFonts w:hint="eastAsia"/>
+                <w:sz w:val="20"/>
+                <w:szCs w:val="20"/>
+              </w:rPr>
+              <w:t xml:space="preserve">  [可</w:t>
             </w:r>
             <w:proofErr w:type="gramStart"/>
             <w:r>
@@ -1872,6 +1876,7 @@
         <w:tc>
           <w:tcPr>
             <w:tcW w:w="3462" w:type="dxa"/>
+            <w:gridSpan w:val="2"/>
             <w:tcBorders>
               <w:top w:val="single" w:sz="12" w:space="0" w:color="auto"/>
               <w:bottom w:val="single" w:sz="4" w:space="0" w:color="auto"/>
@@ -1894,25 +1899,40 @@
                 <w:bCs/>
                 <w:sz w:val="20"/>
                 <w:szCs w:val="20"/>
-                <w:u w:val="double"/>
-              </w:rPr>
-              <w:t>Anime</w:t>
-            </w:r>
-            <w:r>
-              <w:rPr>
-                <w:rFonts w:hint="eastAsia"/>
-                <w:sz w:val="20"/>
-                <w:szCs w:val="20"/>
-              </w:rPr>
-              <w:t xml:space="preserve">  二次元</w:t>
-            </w:r>
-            <w:r>
-              <w:rPr>
-                <w:rFonts w:hint="eastAsia"/>
-                <w:sz w:val="20"/>
-                <w:szCs w:val="20"/>
-              </w:rPr>
-              <w:t xml:space="preserve">    [不止二次元]</w:t>
+              </w:rPr>
+              <w:t>Wife</w:t>
+            </w:r>
+            <w:r>
+              <w:rPr>
+                <w:rFonts w:hint="eastAsia"/>
+                <w:sz w:val="20"/>
+                <w:szCs w:val="20"/>
+              </w:rPr>
+              <w:t xml:space="preserve">  今日老婆</w:t>
+            </w:r>
+            <w:r>
+              <w:rPr>
+                <w:rFonts w:hint="eastAsia"/>
+                <w:sz w:val="20"/>
+                <w:szCs w:val="20"/>
+              </w:rPr>
+              <w:t xml:space="preserve">    [</w:t>
+            </w:r>
+            <w:r>
+              <w:rPr>
+                <w:rFonts w:hint="eastAsia"/>
+                <w:sz w:val="20"/>
+                <w:szCs w:val="20"/>
+              </w:rPr>
+              <w:t>群友/</w:t>
+            </w:r>
+            <w:r>
+              <w:rPr>
+                <w:rFonts w:hint="eastAsia"/>
+                <w:sz w:val="20"/>
+                <w:szCs w:val="20"/>
+              </w:rPr>
+              <w:t>指定作品]</w:t>
             </w:r>
           </w:p>
         </w:tc>
@@ -1941,20 +1961,239 @@
                 <w:bCs/>
                 <w:sz w:val="20"/>
                 <w:szCs w:val="20"/>
-              </w:rPr>
-              <w:t>Bread</w:t>
-            </w:r>
-            <w:r>
-              <w:rPr>
-                <w:rFonts w:hint="eastAsia"/>
-                <w:sz w:val="20"/>
-                <w:szCs w:val="20"/>
-              </w:rPr>
-              <w:t xml:space="preserve">  面包           [容易刷屏]</w:t>
+                <w:u w:val="double"/>
+              </w:rPr>
+              <w:t>Anime</w:t>
+            </w:r>
+            <w:r>
+              <w:rPr>
+                <w:rFonts w:hint="eastAsia"/>
+                <w:sz w:val="20"/>
+                <w:szCs w:val="20"/>
+              </w:rPr>
+              <w:t xml:space="preserve">  二次元</w:t>
+            </w:r>
+            <w:r>
+              <w:rPr>
+                <w:rFonts w:hint="eastAsia"/>
+                <w:sz w:val="20"/>
+                <w:szCs w:val="20"/>
+              </w:rPr>
+              <w:t xml:space="preserve">  </w:t>
+            </w:r>
+            <w:r>
+              <w:rPr>
+                <w:rFonts w:hint="eastAsia"/>
+                <w:sz w:val="20"/>
+                <w:szCs w:val="20"/>
+              </w:rPr>
+              <w:t xml:space="preserve">   </w:t>
+            </w:r>
+            <w:r>
+              <w:rPr>
+                <w:rFonts w:hint="eastAsia"/>
+                <w:sz w:val="20"/>
+                <w:szCs w:val="20"/>
+              </w:rPr>
+              <w:t xml:space="preserve">  [不止二次元]</w:t>
             </w:r>
           </w:p>
         </w:tc>
       </w:tr>
+      <w:tr>
+        <w:trPr>
+          <w:trHeight w:val="311"/>
+        </w:trPr>
+        <w:tc>
+          <w:tcPr>
+            <w:tcW w:w="5194" w:type="dxa"/>
+            <w:gridSpan w:val="2"/>
+          </w:tcPr>
+          <w:p>
+            <w:pPr>
+              <w:rPr>
+                <w:rFonts w:hint="eastAsia"/>
+                <w:b/>
+                <w:bCs/>
+                <w:sz w:val="20"/>
+                <w:szCs w:val="20"/>
+              </w:rPr>
+            </w:pPr>
+            <w:r>
+              <w:rPr>
+                <w:rFonts w:hint="eastAsia"/>
+                <w:b/>
+                <w:bCs/>
+                <w:sz w:val="20"/>
+                <w:szCs w:val="20"/>
+                <w:u w:val="double"/>
+              </w:rPr>
+              <w:t>Guess</w:t>
+            </w:r>
+            <w:r>
+              <w:rPr>
+                <w:rFonts w:hint="eastAsia"/>
+                <w:b/>
+                <w:bCs/>
+                <w:sz w:val="20"/>
+                <w:szCs w:val="20"/>
+              </w:rPr>
+              <w:t xml:space="preserve"> </w:t>
+            </w:r>
+            <w:r>
+              <w:rPr>
+                <w:rFonts w:hint="eastAsia"/>
+                <w:sz w:val="20"/>
+                <w:szCs w:val="20"/>
+              </w:rPr>
+              <w:t xml:space="preserve"> 猜角色 </w:t>
+            </w:r>
+            <w:r>
+              <w:rPr>
+                <w:rFonts w:hint="eastAsia"/>
+                <w:sz w:val="20"/>
+                <w:szCs w:val="20"/>
+              </w:rPr>
+              <w:t xml:space="preserve">                    [</w:t>
+            </w:r>
+            <w:r>
+              <w:rPr>
+                <w:rFonts w:hint="eastAsia"/>
+                <w:sz w:val="20"/>
+                <w:szCs w:val="20"/>
+              </w:rPr>
+              <w:t>目前有明日方舟</w:t>
+            </w:r>
+            <w:r>
+              <w:rPr>
+                <w:rFonts w:hint="eastAsia"/>
+                <w:sz w:val="20"/>
+                <w:szCs w:val="20"/>
+              </w:rPr>
+              <w:t>]</w:t>
+            </w:r>
+          </w:p>
+        </w:tc>
+        <w:tc>
+          <w:tcPr>
+            <w:tcW w:w="5194" w:type="dxa"/>
+            <w:gridSpan w:val="2"/>
+          </w:tcPr>
+          <w:p>
+            <w:pPr>
+              <w:rPr>
+                <w:rFonts w:hint="eastAsia"/>
+                <w:b/>
+                <w:bCs/>
+                <w:sz w:val="20"/>
+                <w:szCs w:val="20"/>
+              </w:rPr>
+            </w:pPr>
+            <w:r>
+              <w:rPr>
+                <w:rFonts w:hint="eastAsia"/>
+                <w:b/>
+                <w:bCs/>
+                <w:sz w:val="20"/>
+                <w:szCs w:val="20"/>
+              </w:rPr>
+              <w:t>Bread</w:t>
+            </w:r>
+            <w:r>
+              <w:rPr>
+                <w:rFonts w:hint="eastAsia"/>
+                <w:sz w:val="20"/>
+                <w:szCs w:val="20"/>
+              </w:rPr>
+              <w:t xml:space="preserve">  面包         </w:t>
+            </w:r>
+            <w:r>
+              <w:rPr>
+                <w:rFonts w:hint="eastAsia"/>
+                <w:sz w:val="20"/>
+                <w:szCs w:val="20"/>
+              </w:rPr>
+              <w:t xml:space="preserve">                  </w:t>
+            </w:r>
+            <w:r>
+              <w:rPr>
+                <w:rFonts w:hint="eastAsia"/>
+                <w:sz w:val="20"/>
+                <w:szCs w:val="20"/>
+              </w:rPr>
+              <w:t xml:space="preserve">  [容易刷屏]</w:t>
+            </w:r>
+          </w:p>
+        </w:tc>
+      </w:tr>
+    </w:tbl>
+    <w:p>
+      <w:pPr>
+        <w:spacing w:after="0" w:line="240" w:lineRule="auto"/>
+        <w:rPr>
+          <w:rFonts w:hint="eastAsia"/>
+          <w:b/>
+          <w:bCs/>
+          <w:sz w:val="20"/>
+          <w:szCs w:val="20"/>
+        </w:rPr>
+      </w:pPr>
+      <w:r>
+        <w:rPr>
+          <w:rFonts w:ascii="Cambria Math" w:hAnsi="Cambria Math" w:cs="Cambria Math"/>
+          <w:b/>
+          <w:bCs/>
+          <w:sz w:val="20"/>
+          <w:szCs w:val="20"/>
+        </w:rPr>
+        <w:t>◉</w:t>
+      </w:r>
+      <w:r>
+        <w:rPr>
+          <w:b/>
+          <w:bCs/>
+          <w:sz w:val="20"/>
+          <w:szCs w:val="20"/>
+        </w:rPr>
+        <w:t xml:space="preserve"> </w:t>
+      </w:r>
+      <w:r>
+        <w:rPr>
+          <w:rFonts w:hint="eastAsia"/>
+          <w:b/>
+          <w:bCs/>
+          <w:sz w:val="20"/>
+          <w:szCs w:val="20"/>
+        </w:rPr>
+        <w:t>图像</w:t>
+      </w:r>
+      <w:r>
+        <w:rPr>
+          <w:b/>
+          <w:bCs/>
+          <w:sz w:val="20"/>
+          <w:szCs w:val="20"/>
+        </w:rPr>
+        <w:t>功能</w:t>
+      </w:r>
+    </w:p>
+    <w:tbl>
+      <w:tblPr>
+        <w:tblStyle w:val="ae"/>
+        <w:tblW w:w="0" w:type="auto"/>
+        <w:tblBorders>
+          <w:top w:val="single" w:sz="12" w:space="0" w:color="auto"/>
+          <w:left w:val="single" w:sz="12" w:space="0" w:color="auto"/>
+          <w:bottom w:val="single" w:sz="12" w:space="0" w:color="auto"/>
+          <w:right w:val="single" w:sz="12" w:space="0" w:color="auto"/>
+        </w:tblBorders>
+        <w:tblLook w:val="04A0" w:firstRow="1" w:lastRow="0" w:firstColumn="1" w:lastColumn="0" w:noHBand="0" w:noVBand="1"/>
+      </w:tblPr>
+      <w:tblGrid>
+        <w:gridCol w:w="3462"/>
+        <w:gridCol w:w="3463"/>
+        <w:gridCol w:w="3464"/>
+      </w:tblGrid>
       <w:tr>
         <w:trPr>
           <w:trHeight w:val="311"/>
@@ -1971,6 +2210,7 @@
                 <w:bCs/>
                 <w:sz w:val="20"/>
                 <w:szCs w:val="20"/>
+                <w:u w:val="double"/>
               </w:rPr>
             </w:pPr>
             <w:r>
@@ -1980,46 +2220,73 @@
                 <w:bCs/>
                 <w:sz w:val="20"/>
                 <w:szCs w:val="20"/>
-              </w:rPr>
-              <w:t>Wife</w:t>
-            </w:r>
-            <w:r>
-              <w:rPr>
-                <w:rFonts w:hint="eastAsia"/>
-                <w:sz w:val="20"/>
-                <w:szCs w:val="20"/>
-              </w:rPr>
-              <w:t xml:space="preserve">  今日老婆</w:t>
-            </w:r>
-            <w:r>
-              <w:rPr>
-                <w:rFonts w:hint="eastAsia"/>
-                <w:sz w:val="20"/>
-                <w:szCs w:val="20"/>
-              </w:rPr>
-              <w:t xml:space="preserve">    [</w:t>
-            </w:r>
-            <w:r>
-              <w:rPr>
-                <w:rFonts w:hint="eastAsia"/>
-                <w:sz w:val="20"/>
-                <w:szCs w:val="20"/>
-              </w:rPr>
-              <w:t>群友/</w:t>
-            </w:r>
-            <w:r>
-              <w:rPr>
-                <w:rFonts w:hint="eastAsia"/>
-                <w:sz w:val="20"/>
-                <w:szCs w:val="20"/>
-              </w:rPr>
-              <w:t>指定作品]</w:t>
+                <w:u w:val="double"/>
+              </w:rPr>
+              <w:t>Convert</w:t>
+            </w:r>
+            <w:r>
+              <w:rPr>
+                <w:rFonts w:hint="eastAsia"/>
+                <w:b/>
+                <w:bCs/>
+                <w:sz w:val="20"/>
+                <w:szCs w:val="20"/>
+              </w:rPr>
+              <w:t xml:space="preserve">  </w:t>
+            </w:r>
+            <w:r>
+              <w:rPr>
+                <w:rFonts w:hint="eastAsia"/>
+                <w:sz w:val="20"/>
+                <w:szCs w:val="20"/>
+              </w:rPr>
+              <w:t>图像处理</w:t>
+            </w:r>
+            <w:r>
+              <w:rPr>
+                <w:rFonts w:hint="eastAsia"/>
+                <w:sz w:val="20"/>
+                <w:szCs w:val="20"/>
+              </w:rPr>
+              <w:t xml:space="preserve">  </w:t>
+            </w:r>
+            <w:r>
+              <w:rPr>
+                <w:rFonts w:hint="eastAsia"/>
+                <w:sz w:val="20"/>
+                <w:szCs w:val="20"/>
+              </w:rPr>
+              <w:t xml:space="preserve">    </w:t>
+            </w:r>
+            <w:r>
+              <w:rPr>
+                <w:rFonts w:hint="eastAsia"/>
+                <w:sz w:val="20"/>
+                <w:szCs w:val="20"/>
+              </w:rPr>
+              <w:t xml:space="preserve">  [</w:t>
+            </w:r>
+            <w:r>
+              <w:rPr>
+                <w:rFonts w:hint="eastAsia"/>
+                <w:sz w:val="20"/>
+                <w:szCs w:val="20"/>
+              </w:rPr>
+              <w:t>旧方法</w:t>
+            </w:r>
+            <w:r>
+              <w:rPr>
+                <w:rFonts w:hint="eastAsia"/>
+                <w:sz w:val="20"/>
+                <w:szCs w:val="20"/>
+              </w:rPr>
+              <w:t>]</w:t>
             </w:r>
           </w:p>
         </w:tc>
         <w:tc>
           <w:tcPr>
-            <w:tcW w:w="3462" w:type="dxa"/>
+            <w:tcW w:w="3463" w:type="dxa"/>
           </w:tcPr>
           <w:p>
             <w:pPr>
@@ -2029,18 +2296,18 @@
                 <w:bCs/>
                 <w:sz w:val="20"/>
                 <w:szCs w:val="20"/>
+                <w:u w:val="double"/>
               </w:rPr>
             </w:pPr>
             <w:r>
               <w:rPr>
-                <w:rFonts w:hint="eastAsia"/>
                 <w:b/>
                 <w:bCs/>
                 <w:sz w:val="20"/>
                 <w:szCs w:val="20"/>
                 <w:u w:val="double"/>
               </w:rPr>
-              <w:t>Guess</w:t>
+              <w:t>Symmetry</w:t>
             </w:r>
             <w:r>
               <w:rPr>
@@ -2055,34 +2322,28 @@
             <w:r>
               <w:rPr>
                 <w:rFonts w:hint="eastAsia"/>
-                <w:sz w:val="20"/>
-                <w:szCs w:val="20"/>
-              </w:rPr>
-              <w:t xml:space="preserve"> 猜角色 </w:t>
-            </w:r>
-            <w:r>
-              <w:rPr>
-                <w:rFonts w:hint="eastAsia"/>
-                <w:sz w:val="20"/>
-                <w:szCs w:val="20"/>
-              </w:rPr>
-              <w:t xml:space="preserve">  [</w:t>
-            </w:r>
-            <w:r>
-              <w:rPr>
-                <w:rFonts w:hint="eastAsia"/>
-                <w:sz w:val="20"/>
-                <w:szCs w:val="20"/>
-              </w:rPr>
-              <w:t>目前有明日方舟</w:t>
-            </w:r>
-            <w:r>
-              <w:rPr>
-                <w:rFonts w:hint="eastAsia"/>
-                <w:sz w:val="20"/>
-                <w:szCs w:val="20"/>
-              </w:rPr>
-              <w:t>]</w:t>
+                <w:b/>
+                <w:bCs/>
+                <w:sz w:val="20"/>
+                <w:szCs w:val="20"/>
+              </w:rPr>
+              <w:t xml:space="preserve"> </w:t>
+            </w:r>
+            <w:r>
+              <w:rPr>
+                <w:rFonts w:hint="eastAsia"/>
+                <w:sz w:val="20"/>
+                <w:szCs w:val="20"/>
+              </w:rPr>
+              <w:t>对称</w:t>
+            </w:r>
+            <w:r>
+              <w:rPr>
+                <w:rFonts w:hint="eastAsia"/>
+                <w:sz w:val="20"/>
+                <w:szCs w:val="20"/>
+              </w:rPr>
+              <w:t xml:space="preserve">   </w:t>
             </w:r>
           </w:p>
         </w:tc>
@@ -2098,8 +2359,10 @@
                 <w:bCs/>
                 <w:sz w:val="20"/>
                 <w:szCs w:val="20"/>
+                <w:u w:val="double"/>
               </w:rPr>
             </w:pPr>
+            <w:proofErr w:type="spellStart"/>
             <w:r>
               <w:rPr>
                 <w:rFonts w:hint="eastAsia"/>
@@ -2109,8 +2372,9 @@
                 <w:szCs w:val="20"/>
                 <w:u w:val="double"/>
               </w:rPr>
-              <w:t>Convert</w:t>
-            </w:r>
+              <w:t>Choyen</w:t>
+            </w:r>
+            <w:proofErr w:type="spellEnd"/>
             <w:r>
               <w:rPr>
                 <w:rFonts w:hint="eastAsia"/>
@@ -2127,85 +2391,18 @@
                 <w:sz w:val="20"/>
                 <w:szCs w:val="20"/>
               </w:rPr>
-              <w:t>图像处理</w:t>
-            </w:r>
-            <w:r>
-              <w:rPr>
-                <w:rFonts w:hint="eastAsia"/>
-                <w:sz w:val="20"/>
-                <w:szCs w:val="20"/>
-              </w:rPr>
-              <w:t xml:space="preserve">    [参数见详情]</w:t>
-            </w:r>
-          </w:p>
-        </w:tc>
-      </w:tr>
-      <w:tr>
-        <w:trPr>
-          <w:trHeight w:val="311"/>
-        </w:trPr>
-        <w:tc>
-          <w:tcPr>
-            <w:tcW w:w="10388" w:type="dxa"/>
-            <w:gridSpan w:val="3"/>
-          </w:tcPr>
-          <w:p>
-            <w:pPr>
-              <w:rPr>
-                <w:rFonts w:hint="eastAsia"/>
-                <w:b/>
-                <w:bCs/>
-                <w:sz w:val="20"/>
-                <w:szCs w:val="20"/>
-                <w:u w:val="double"/>
-              </w:rPr>
-            </w:pPr>
-            <w:r>
-              <w:rPr>
-                <w:b/>
-                <w:bCs/>
-                <w:sz w:val="20"/>
-                <w:szCs w:val="20"/>
-                <w:u w:val="double"/>
-              </w:rPr>
-              <w:t>Symmetry</w:t>
-            </w:r>
-            <w:r>
-              <w:rPr>
-                <w:rFonts w:hint="eastAsia"/>
-                <w:b/>
-                <w:bCs/>
-                <w:sz w:val="20"/>
-                <w:szCs w:val="20"/>
-              </w:rPr>
-              <w:t xml:space="preserve"> </w:t>
-            </w:r>
-            <w:r>
-              <w:rPr>
-                <w:rFonts w:hint="eastAsia"/>
-                <w:b/>
-                <w:bCs/>
-                <w:sz w:val="20"/>
-                <w:szCs w:val="20"/>
-              </w:rPr>
-              <w:t xml:space="preserve"> </w:t>
-            </w:r>
-            <w:r>
-              <w:rPr>
-                <w:rFonts w:hint="eastAsia"/>
-                <w:sz w:val="20"/>
-                <w:szCs w:val="20"/>
-              </w:rPr>
-              <w:t>对称</w:t>
-            </w:r>
-            <w:r>
-              <w:rPr>
-                <w:rFonts w:hint="eastAsia"/>
-                <w:sz w:val="20"/>
-                <w:szCs w:val="20"/>
-              </w:rPr>
-              <w:t xml:space="preserve">                                                 [此图像功能与Convert采用不同技术路线]</w:t>
-            </w:r>
+              <w:t>5000</w:t>
+            </w:r>
+            <w:proofErr w:type="gramStart"/>
+            <w:r>
+              <w:rPr>
+                <w:rFonts w:hint="eastAsia"/>
+                <w:sz w:val="20"/>
+                <w:szCs w:val="20"/>
+              </w:rPr>
+              <w:t>兆</w:t>
+            </w:r>
+            <w:proofErr w:type="gramEnd"/>
           </w:p>
         </w:tc>
       </w:tr>
@@ -6132,6 +6329,7 @@
   <w:style w:type="character" w:default="1" w:styleId="a0">
     <w:name w:val="Default Paragraph Font"/>
     <w:uiPriority w:val="1"/>
+    <w:semiHidden/>
     <w:unhideWhenUsed/>
   </w:style>
   <w:style w:type="table" w:default="1" w:styleId="a1">

--- a/src/main/resources/static/help/help.docx
+++ b/src/main/resources/static/help/help.docx
@@ -1851,25 +1851,7 @@
                 <w:sz w:val="20"/>
                 <w:szCs w:val="20"/>
               </w:rPr>
-              <w:t xml:space="preserve">  [可</w:t>
-            </w:r>
-            <w:proofErr w:type="gramStart"/>
-            <w:r>
-              <w:rPr>
-                <w:rFonts w:hint="eastAsia"/>
-                <w:sz w:val="20"/>
-                <w:szCs w:val="20"/>
-              </w:rPr>
-              <w:t>指定抽数</w:t>
-            </w:r>
-            <w:proofErr w:type="gramEnd"/>
-            <w:r>
-              <w:rPr>
-                <w:rFonts w:hint="eastAsia"/>
-                <w:sz w:val="20"/>
-                <w:szCs w:val="20"/>
-              </w:rPr>
-              <w:t>]</w:t>
+              <w:t xml:space="preserve">  [可指定抽数]</w:t>
             </w:r>
           </w:p>
         </w:tc>
@@ -1979,23 +1961,7 @@
                 <w:sz w:val="20"/>
                 <w:szCs w:val="20"/>
               </w:rPr>
-              <w:t xml:space="preserve">  </w:t>
-            </w:r>
-            <w:r>
-              <w:rPr>
-                <w:rFonts w:hint="eastAsia"/>
-                <w:sz w:val="20"/>
-                <w:szCs w:val="20"/>
-              </w:rPr>
-              <w:t xml:space="preserve">   </w:t>
-            </w:r>
-            <w:r>
-              <w:rPr>
-                <w:rFonts w:hint="eastAsia"/>
-                <w:sz w:val="20"/>
-                <w:szCs w:val="20"/>
-              </w:rPr>
-              <w:t xml:space="preserve">  [不止二次元]</w:t>
+              <w:t xml:space="preserve">       [不止二次元]</w:t>
             </w:r>
           </w:p>
         </w:tc>
@@ -2105,23 +2071,7 @@
                 <w:sz w:val="20"/>
                 <w:szCs w:val="20"/>
               </w:rPr>
-              <w:t xml:space="preserve">  面包         </w:t>
-            </w:r>
-            <w:r>
-              <w:rPr>
-                <w:rFonts w:hint="eastAsia"/>
-                <w:sz w:val="20"/>
-                <w:szCs w:val="20"/>
-              </w:rPr>
-              <w:t xml:space="preserve">                  </w:t>
-            </w:r>
-            <w:r>
-              <w:rPr>
-                <w:rFonts w:hint="eastAsia"/>
-                <w:sz w:val="20"/>
-                <w:szCs w:val="20"/>
-              </w:rPr>
-              <w:t xml:space="preserve">  [容易刷屏]</w:t>
+              <w:t xml:space="preserve">  面包                             [容易刷屏]</w:t>
             </w:r>
           </w:p>
         </w:tc>
@@ -2190,9 +2140,10 @@
         <w:tblLook w:val="04A0" w:firstRow="1" w:lastRow="0" w:firstColumn="1" w:lastColumn="0" w:noHBand="0" w:noVBand="1"/>
       </w:tblPr>
       <w:tblGrid>
-        <w:gridCol w:w="3462"/>
-        <w:gridCol w:w="3463"/>
-        <w:gridCol w:w="3464"/>
+        <w:gridCol w:w="2597"/>
+        <w:gridCol w:w="2597"/>
+        <w:gridCol w:w="2597"/>
+        <w:gridCol w:w="2598"/>
       </w:tblGrid>
       <w:tr>
         <w:trPr>
@@ -2200,7 +2151,7 @@
         </w:trPr>
         <w:tc>
           <w:tcPr>
-            <w:tcW w:w="3462" w:type="dxa"/>
+            <w:tcW w:w="2597" w:type="dxa"/>
           </w:tcPr>
           <w:p>
             <w:pPr>
@@ -2248,45 +2199,13 @@
                 <w:sz w:val="20"/>
                 <w:szCs w:val="20"/>
               </w:rPr>
-              <w:t xml:space="preserve">  </w:t>
-            </w:r>
-            <w:r>
-              <w:rPr>
-                <w:rFonts w:hint="eastAsia"/>
-                <w:sz w:val="20"/>
-                <w:szCs w:val="20"/>
-              </w:rPr>
-              <w:t xml:space="preserve">    </w:t>
-            </w:r>
-            <w:r>
-              <w:rPr>
-                <w:rFonts w:hint="eastAsia"/>
-                <w:sz w:val="20"/>
-                <w:szCs w:val="20"/>
-              </w:rPr>
-              <w:t xml:space="preserve">  [</w:t>
-            </w:r>
-            <w:r>
-              <w:rPr>
-                <w:rFonts w:hint="eastAsia"/>
-                <w:sz w:val="20"/>
-                <w:szCs w:val="20"/>
-              </w:rPr>
-              <w:t>旧方法</w:t>
-            </w:r>
-            <w:r>
-              <w:rPr>
-                <w:rFonts w:hint="eastAsia"/>
-                <w:sz w:val="20"/>
-                <w:szCs w:val="20"/>
-              </w:rPr>
-              <w:t>]</w:t>
+              <w:t xml:space="preserve">   [旧]</w:t>
             </w:r>
           </w:p>
         </w:tc>
         <w:tc>
           <w:tcPr>
-            <w:tcW w:w="3463" w:type="dxa"/>
+            <w:tcW w:w="2597" w:type="dxa"/>
           </w:tcPr>
           <w:p>
             <w:pPr>
@@ -2349,7 +2268,7 @@
         </w:tc>
         <w:tc>
           <w:tcPr>
-            <w:tcW w:w="3464" w:type="dxa"/>
+            <w:tcW w:w="2597" w:type="dxa"/>
           </w:tcPr>
           <w:p>
             <w:pPr>
@@ -2391,18 +2310,52 @@
                 <w:sz w:val="20"/>
                 <w:szCs w:val="20"/>
               </w:rPr>
-              <w:t>5000</w:t>
-            </w:r>
-            <w:proofErr w:type="gramStart"/>
-            <w:r>
-              <w:rPr>
-                <w:rFonts w:hint="eastAsia"/>
-                <w:sz w:val="20"/>
-                <w:szCs w:val="20"/>
-              </w:rPr>
-              <w:t>兆</w:t>
-            </w:r>
-            <w:proofErr w:type="gramEnd"/>
+              <w:t>5000兆</w:t>
+            </w:r>
+          </w:p>
+        </w:tc>
+        <w:tc>
+          <w:tcPr>
+            <w:tcW w:w="2598" w:type="dxa"/>
+          </w:tcPr>
+          <w:p>
+            <w:pPr>
+              <w:rPr>
+                <w:rFonts w:hint="eastAsia"/>
+                <w:b/>
+                <w:bCs/>
+                <w:sz w:val="20"/>
+                <w:szCs w:val="20"/>
+              </w:rPr>
+            </w:pPr>
+            <w:r>
+              <w:rPr>
+                <w:rFonts w:hint="eastAsia"/>
+                <w:b/>
+                <w:bCs/>
+                <w:sz w:val="20"/>
+                <w:szCs w:val="20"/>
+              </w:rPr>
+              <w:t>Pucci</w:t>
+            </w:r>
+            <w:r>
+              <w:rPr>
+                <w:rFonts w:hint="eastAsia"/>
+                <w:b/>
+                <w:bCs/>
+                <w:sz w:val="20"/>
+                <w:szCs w:val="20"/>
+              </w:rPr>
+              <w:t xml:space="preserve">  </w:t>
+            </w:r>
+            <w:r>
+              <w:rPr>
+                <w:rFonts w:hint="eastAsia"/>
+                <w:sz w:val="20"/>
+                <w:szCs w:val="20"/>
+              </w:rPr>
+              <w:t>普奇</w:t>
+            </w:r>
           </w:p>
         </w:tc>
       </w:tr>
@@ -2438,7 +2391,6 @@
         </w:rPr>
         <w:t xml:space="preserve"> </w:t>
       </w:r>
-      <w:proofErr w:type="gramStart"/>
       <w:r>
         <w:rPr>
           <w:rFonts w:ascii="Cambria Math" w:hAnsi="Cambria Math" w:cs="Cambria Math" w:hint="eastAsia"/>
@@ -2449,7 +2401,6 @@
         </w:rPr>
         <w:t>跨群游戏</w:t>
       </w:r>
-      <w:proofErr w:type="gramEnd"/>
       <w:r>
         <w:rPr>
           <w:b/>
@@ -2761,7 +2712,6 @@
               </w:rPr>
               <w:t xml:space="preserve">Looting  </w:t>
             </w:r>
-            <w:proofErr w:type="gramStart"/>
             <w:r>
               <w:rPr>
                 <w:rFonts w:hint="eastAsia"/>
@@ -2770,7 +2720,6 @@
               </w:rPr>
               <w:t>摸金</w:t>
             </w:r>
-            <w:proofErr w:type="gramEnd"/>
           </w:p>
         </w:tc>
         <w:tc>
@@ -4447,7 +4396,6 @@
         </w:rPr>
         <w:t xml:space="preserve"> </w:t>
       </w:r>
-      <w:proofErr w:type="gramStart"/>
       <w:r>
         <w:rPr>
           <w:rFonts w:hint="eastAsia"/>
@@ -4456,7 +4404,6 @@
         </w:rPr>
         <w:t>跨群游戏</w:t>
       </w:r>
-      <w:proofErr w:type="gramEnd"/>
       <w:r>
         <w:rPr>
           <w:rFonts w:hint="eastAsia"/>
@@ -4923,25 +4870,7 @@
           <w:sz w:val="20"/>
           <w:szCs w:val="20"/>
         </w:rPr>
-        <w:t xml:space="preserve"> 命令中，并</w:t>
-      </w:r>
-      <w:proofErr w:type="gramStart"/>
-      <w:r>
-        <w:rPr>
-          <w:rFonts w:hint="eastAsia"/>
-          <w:sz w:val="20"/>
-          <w:szCs w:val="20"/>
-        </w:rPr>
-        <w:t>按群聊</w:t>
-      </w:r>
-      <w:proofErr w:type="gramEnd"/>
-      <w:r>
-        <w:rPr>
-          <w:rFonts w:hint="eastAsia"/>
-          <w:sz w:val="20"/>
-          <w:szCs w:val="20"/>
-        </w:rPr>
-        <w:t>保存独立配置</w:t>
+        <w:t xml:space="preserve"> 命令中，并按群聊保存独立配置</w:t>
       </w:r>
       <w:r>
         <w:rPr>

--- a/src/main/resources/static/help/help.docx
+++ b/src/main/resources/static/help/help.docx
@@ -1851,7 +1851,25 @@
                 <w:sz w:val="20"/>
                 <w:szCs w:val="20"/>
               </w:rPr>
-              <w:t xml:space="preserve">  [可指定抽数]</w:t>
+              <w:t xml:space="preserve">  [可</w:t>
+            </w:r>
+            <w:proofErr w:type="gramStart"/>
+            <w:r>
+              <w:rPr>
+                <w:rFonts w:hint="eastAsia"/>
+                <w:sz w:val="20"/>
+                <w:szCs w:val="20"/>
+              </w:rPr>
+              <w:t>指定抽数</w:t>
+            </w:r>
+            <w:proofErr w:type="gramEnd"/>
+            <w:r>
+              <w:rPr>
+                <w:rFonts w:hint="eastAsia"/>
+                <w:sz w:val="20"/>
+                <w:szCs w:val="20"/>
+              </w:rPr>
+              <w:t>]</w:t>
             </w:r>
           </w:p>
         </w:tc>
@@ -2289,7 +2307,6 @@
                 <w:bCs/>
                 <w:sz w:val="20"/>
                 <w:szCs w:val="20"/>
-                <w:u w:val="double"/>
               </w:rPr>
               <w:t>Choyen</w:t>
             </w:r>
@@ -2310,8 +2327,18 @@
                 <w:sz w:val="20"/>
                 <w:szCs w:val="20"/>
               </w:rPr>
-              <w:t>5000兆</w:t>
-            </w:r>
+              <w:t>5000</w:t>
+            </w:r>
+            <w:proofErr w:type="gramStart"/>
+            <w:r>
+              <w:rPr>
+                <w:rFonts w:hint="eastAsia"/>
+                <w:sz w:val="20"/>
+                <w:szCs w:val="20"/>
+              </w:rPr>
+              <w:t>兆</w:t>
+            </w:r>
+            <w:proofErr w:type="gramEnd"/>
           </w:p>
         </w:tc>
         <w:tc>
@@ -2348,6 +2375,7 @@
               </w:rPr>
               <w:t xml:space="preserve">  </w:t>
             </w:r>
+            <w:proofErr w:type="gramStart"/>
             <w:r>
               <w:rPr>
                 <w:rFonts w:hint="eastAsia"/>
@@ -2356,6 +2384,7 @@
               </w:rPr>
               <w:t>普奇</w:t>
             </w:r>
+            <w:proofErr w:type="gramEnd"/>
           </w:p>
         </w:tc>
       </w:tr>
@@ -2391,6 +2420,7 @@
         </w:rPr>
         <w:t xml:space="preserve"> </w:t>
       </w:r>
+      <w:proofErr w:type="gramStart"/>
       <w:r>
         <w:rPr>
           <w:rFonts w:ascii="Cambria Math" w:hAnsi="Cambria Math" w:cs="Cambria Math" w:hint="eastAsia"/>
@@ -2401,6 +2431,7 @@
         </w:rPr>
         <w:t>跨群游戏</w:t>
       </w:r>
+      <w:proofErr w:type="gramEnd"/>
       <w:r>
         <w:rPr>
           <w:b/>
@@ -2712,6 +2743,7 @@
               </w:rPr>
               <w:t xml:space="preserve">Looting  </w:t>
             </w:r>
+            <w:proofErr w:type="gramStart"/>
             <w:r>
               <w:rPr>
                 <w:rFonts w:hint="eastAsia"/>
@@ -2720,6 +2752,7 @@
               </w:rPr>
               <w:t>摸金</w:t>
             </w:r>
+            <w:proofErr w:type="gramEnd"/>
           </w:p>
         </w:tc>
         <w:tc>
@@ -4396,6 +4429,7 @@
         </w:rPr>
         <w:t xml:space="preserve"> </w:t>
       </w:r>
+      <w:proofErr w:type="gramStart"/>
       <w:r>
         <w:rPr>
           <w:rFonts w:hint="eastAsia"/>
@@ -4404,6 +4438,7 @@
         </w:rPr>
         <w:t>跨群游戏</w:t>
       </w:r>
+      <w:proofErr w:type="gramEnd"/>
       <w:r>
         <w:rPr>
           <w:rFonts w:hint="eastAsia"/>
@@ -4870,7 +4905,25 @@
           <w:sz w:val="20"/>
           <w:szCs w:val="20"/>
         </w:rPr>
-        <w:t xml:space="preserve"> 命令中，并按群聊保存独立配置</w:t>
+        <w:t xml:space="preserve"> 命令中，并</w:t>
+      </w:r>
+      <w:proofErr w:type="gramStart"/>
+      <w:r>
+        <w:rPr>
+          <w:rFonts w:hint="eastAsia"/>
+          <w:sz w:val="20"/>
+          <w:szCs w:val="20"/>
+        </w:rPr>
+        <w:t>按群聊</w:t>
+      </w:r>
+      <w:proofErr w:type="gramEnd"/>
+      <w:r>
+        <w:rPr>
+          <w:rFonts w:hint="eastAsia"/>
+          <w:sz w:val="20"/>
+          <w:szCs w:val="20"/>
+        </w:rPr>
+        <w:t>保存独立配置</w:t>
       </w:r>
       <w:r>
         <w:rPr>

--- a/src/main/resources/static/help/help.docx
+++ b/src/main/resources/static/help/help.docx
@@ -1851,25 +1851,7 @@
                 <w:sz w:val="20"/>
                 <w:szCs w:val="20"/>
               </w:rPr>
-              <w:t xml:space="preserve">  [可</w:t>
-            </w:r>
-            <w:proofErr w:type="gramStart"/>
-            <w:r>
-              <w:rPr>
-                <w:rFonts w:hint="eastAsia"/>
-                <w:sz w:val="20"/>
-                <w:szCs w:val="20"/>
-              </w:rPr>
-              <w:t>指定抽数</w:t>
-            </w:r>
-            <w:proofErr w:type="gramEnd"/>
-            <w:r>
-              <w:rPr>
-                <w:rFonts w:hint="eastAsia"/>
-                <w:sz w:val="20"/>
-                <w:szCs w:val="20"/>
-              </w:rPr>
-              <w:t>]</w:t>
+              <w:t xml:space="preserve">  [可指定抽数]</w:t>
             </w:r>
           </w:p>
         </w:tc>
@@ -2327,18 +2309,8 @@
                 <w:sz w:val="20"/>
                 <w:szCs w:val="20"/>
               </w:rPr>
-              <w:t>5000</w:t>
-            </w:r>
-            <w:proofErr w:type="gramStart"/>
-            <w:r>
-              <w:rPr>
-                <w:rFonts w:hint="eastAsia"/>
-                <w:sz w:val="20"/>
-                <w:szCs w:val="20"/>
-              </w:rPr>
-              <w:t>兆</w:t>
-            </w:r>
-            <w:proofErr w:type="gramEnd"/>
+              <w:t>5000兆</w:t>
+            </w:r>
           </w:p>
         </w:tc>
         <w:tc>
@@ -2375,7 +2347,6 @@
               </w:rPr>
               <w:t xml:space="preserve">  </w:t>
             </w:r>
-            <w:proofErr w:type="gramStart"/>
             <w:r>
               <w:rPr>
                 <w:rFonts w:hint="eastAsia"/>
@@ -2384,7 +2355,6 @@
               </w:rPr>
               <w:t>普奇</w:t>
             </w:r>
-            <w:proofErr w:type="gramEnd"/>
           </w:p>
         </w:tc>
       </w:tr>
@@ -2420,7 +2390,6 @@
         </w:rPr>
         <w:t xml:space="preserve"> </w:t>
       </w:r>
-      <w:proofErr w:type="gramStart"/>
       <w:r>
         <w:rPr>
           <w:rFonts w:ascii="Cambria Math" w:hAnsi="Cambria Math" w:cs="Cambria Math" w:hint="eastAsia"/>
@@ -2431,7 +2400,6 @@
         </w:rPr>
         <w:t>跨群游戏</w:t>
       </w:r>
-      <w:proofErr w:type="gramEnd"/>
       <w:r>
         <w:rPr>
           <w:b/>
@@ -2743,7 +2711,6 @@
               </w:rPr>
               <w:t xml:space="preserve">Looting  </w:t>
             </w:r>
-            <w:proofErr w:type="gramStart"/>
             <w:r>
               <w:rPr>
                 <w:rFonts w:hint="eastAsia"/>
@@ -2752,7 +2719,6 @@
               </w:rPr>
               <w:t>摸金</w:t>
             </w:r>
-            <w:proofErr w:type="gramEnd"/>
           </w:p>
         </w:tc>
         <w:tc>
@@ -2909,19 +2875,129 @@
         <w:tblLook w:val="04A0" w:firstRow="1" w:lastRow="0" w:firstColumn="1" w:lastColumn="0" w:noHBand="0" w:noVBand="1"/>
       </w:tblPr>
       <w:tblGrid>
-        <w:gridCol w:w="10369"/>
+        <w:gridCol w:w="5184"/>
+        <w:gridCol w:w="5185"/>
       </w:tblGrid>
       <w:tr>
         <w:trPr>
-          <w:trHeight w:val="310"/>
+          <w:trHeight w:val="216"/>
         </w:trPr>
         <w:tc>
           <w:tcPr>
-            <w:tcW w:w="10369" w:type="dxa"/>
+            <w:tcW w:w="5184" w:type="dxa"/>
             <w:tcBorders>
               <w:top w:val="single" w:sz="12" w:space="0" w:color="auto"/>
               <w:left w:val="single" w:sz="12" w:space="0" w:color="auto"/>
-              <w:bottom w:val="single" w:sz="4" w:space="0" w:color="auto"/>
+              <w:right w:val="single" w:sz="4" w:space="0" w:color="auto"/>
+            </w:tcBorders>
+          </w:tcPr>
+          <w:p>
+            <w:pPr>
+              <w:rPr>
+                <w:rFonts w:hint="eastAsia"/>
+                <w:sz w:val="20"/>
+                <w:szCs w:val="20"/>
+              </w:rPr>
+            </w:pPr>
+            <w:r>
+              <w:rPr>
+                <w:rFonts w:hint="eastAsia"/>
+                <w:b/>
+                <w:bCs/>
+                <w:sz w:val="20"/>
+                <w:szCs w:val="20"/>
+                <w:u w:val="double"/>
+              </w:rPr>
+              <w:t>PUBG</w:t>
+            </w:r>
+            <w:r>
+              <w:rPr>
+                <w:rFonts w:hint="eastAsia"/>
+                <w:sz w:val="20"/>
+                <w:szCs w:val="20"/>
+              </w:rPr>
+              <w:t xml:space="preserve">  </w:t>
+            </w:r>
+            <w:r>
+              <w:rPr>
+                <w:rFonts w:hint="eastAsia"/>
+                <w:sz w:val="20"/>
+                <w:szCs w:val="20"/>
+              </w:rPr>
+              <w:t xml:space="preserve">资源地图  </w:t>
+            </w:r>
+            <w:r>
+              <w:rPr>
+                <w:rFonts w:hint="eastAsia"/>
+                <w:sz w:val="20"/>
+                <w:szCs w:val="20"/>
+              </w:rPr>
+              <w:t xml:space="preserve">                  </w:t>
+            </w:r>
+            <w:r>
+              <w:rPr>
+                <w:rFonts w:hint="eastAsia"/>
+                <w:sz w:val="20"/>
+                <w:szCs w:val="20"/>
+              </w:rPr>
+              <w:t xml:space="preserve">  </w:t>
+            </w:r>
+            <w:r>
+              <w:rPr>
+                <w:rFonts w:hint="eastAsia"/>
+                <w:sz w:val="20"/>
+                <w:szCs w:val="20"/>
+              </w:rPr>
+              <w:t xml:space="preserve"> </w:t>
+            </w:r>
+            <w:r>
+              <w:rPr>
+                <w:rFonts w:hint="eastAsia"/>
+                <w:b/>
+                <w:bCs/>
+                <w:sz w:val="20"/>
+                <w:szCs w:val="20"/>
+              </w:rPr>
+              <w:t>[</w:t>
+            </w:r>
+            <w:r>
+              <w:rPr>
+                <w:rFonts w:hint="eastAsia"/>
+                <w:b/>
+                <w:bCs/>
+                <w:sz w:val="20"/>
+                <w:szCs w:val="20"/>
+              </w:rPr>
+              <w:t>PUB</w:t>
+            </w:r>
+            <w:r>
+              <w:rPr>
+                <w:rFonts w:hint="eastAsia"/>
+                <w:b/>
+                <w:bCs/>
+                <w:sz w:val="20"/>
+                <w:szCs w:val="20"/>
+              </w:rPr>
+              <w:t>G功能</w:t>
+            </w:r>
+            <w:r>
+              <w:rPr>
+                <w:rFonts w:hint="eastAsia"/>
+                <w:b/>
+                <w:bCs/>
+                <w:sz w:val="20"/>
+                <w:szCs w:val="20"/>
+              </w:rPr>
+              <w:t>]</w:t>
+            </w:r>
+          </w:p>
+        </w:tc>
+        <w:tc>
+          <w:tcPr>
+            <w:tcW w:w="5185" w:type="dxa"/>
+            <w:tcBorders>
+              <w:top w:val="single" w:sz="12" w:space="0" w:color="auto"/>
+              <w:left w:val="single" w:sz="4" w:space="0" w:color="auto"/>
               <w:right w:val="single" w:sz="12" w:space="0" w:color="auto"/>
             </w:tcBorders>
           </w:tcPr>
@@ -2942,27 +3018,13 @@
                 <w:szCs w:val="20"/>
                 <w:u w:val="double"/>
               </w:rPr>
-              <w:t>PUBG</w:t>
-            </w:r>
-            <w:r>
-              <w:rPr>
-                <w:rFonts w:hint="eastAsia"/>
-                <w:sz w:val="20"/>
-                <w:szCs w:val="20"/>
-              </w:rPr>
-              <w:t xml:space="preserve">  获取</w:t>
-            </w:r>
-            <w:r>
-              <w:rPr>
-                <w:rFonts w:hint="eastAsia"/>
-                <w:sz w:val="20"/>
-                <w:szCs w:val="20"/>
-              </w:rPr>
-              <w:t>资源地图</w:t>
-            </w:r>
-            <w:r>
-              <w:rPr>
-                <w:rFonts w:hint="eastAsia"/>
+              <w:t>PRTS</w:t>
+            </w:r>
+            <w:r>
+              <w:rPr>
+                <w:rFonts w:hint="eastAsia"/>
+                <w:b/>
+                <w:bCs/>
                 <w:sz w:val="20"/>
                 <w:szCs w:val="20"/>
               </w:rPr>
@@ -2971,35 +3033,47 @@
             <w:r>
               <w:rPr>
                 <w:rFonts w:hint="eastAsia"/>
-                <w:sz w:val="20"/>
-                <w:szCs w:val="20"/>
-              </w:rPr>
-              <w:t xml:space="preserve">                                </w:t>
-            </w:r>
-            <w:r>
-              <w:rPr>
-                <w:rFonts w:hint="eastAsia"/>
-                <w:sz w:val="20"/>
-                <w:szCs w:val="20"/>
-              </w:rPr>
-              <w:t xml:space="preserve">                  </w:t>
-            </w:r>
-            <w:r>
-              <w:rPr>
-                <w:rFonts w:hint="eastAsia"/>
-                <w:sz w:val="20"/>
-                <w:szCs w:val="20"/>
-              </w:rPr>
-              <w:t xml:space="preserve"> [参数为地图中文名]</w:t>
-            </w:r>
-            <w:r>
-              <w:rPr>
-                <w:rFonts w:hint="eastAsia"/>
+                <w:b/>
+                <w:bCs/>
                 <w:sz w:val="20"/>
                 <w:szCs w:val="20"/>
               </w:rPr>
               <w:t xml:space="preserve"> </w:t>
             </w:r>
+            <w:proofErr w:type="spellStart"/>
+            <w:r>
+              <w:rPr>
+                <w:rFonts w:hint="eastAsia"/>
+                <w:sz w:val="20"/>
+                <w:szCs w:val="20"/>
+              </w:rPr>
+              <w:t>PRTS</w:t>
+            </w:r>
+            <w:proofErr w:type="spellEnd"/>
+            <w:r>
+              <w:rPr>
+                <w:rFonts w:hint="eastAsia"/>
+                <w:sz w:val="20"/>
+                <w:szCs w:val="20"/>
+              </w:rPr>
+              <w:t>查询</w:t>
+            </w:r>
+            <w:r>
+              <w:rPr>
+                <w:rFonts w:hint="eastAsia"/>
+                <w:sz w:val="20"/>
+                <w:szCs w:val="20"/>
+              </w:rPr>
+              <w:t xml:space="preserve">    </w:t>
+            </w:r>
+            <w:r>
+              <w:rPr>
+                <w:rFonts w:hint="eastAsia"/>
+                <w:sz w:val="20"/>
+                <w:szCs w:val="20"/>
+              </w:rPr>
+              <w:t xml:space="preserve">              </w:t>
+            </w:r>
             <w:r>
               <w:rPr>
                 <w:rFonts w:hint="eastAsia"/>
@@ -3016,7 +3090,27 @@
                 <w:sz w:val="20"/>
                 <w:szCs w:val="20"/>
               </w:rPr>
-              <w:t>[PUBG</w:t>
+              <w:t xml:space="preserve"> </w:t>
+            </w:r>
+            <w:r>
+              <w:rPr>
+                <w:rFonts w:hint="eastAsia"/>
+                <w:b/>
+                <w:bCs/>
+                <w:sz w:val="20"/>
+                <w:szCs w:val="20"/>
+              </w:rPr>
+              <w:t>[</w:t>
+            </w:r>
+            <w:r>
+              <w:rPr>
+                <w:rFonts w:hint="eastAsia"/>
+                <w:b/>
+                <w:bCs/>
+                <w:sz w:val="20"/>
+                <w:szCs w:val="20"/>
+              </w:rPr>
+              <w:t>明日方舟</w:t>
             </w:r>
             <w:r>
               <w:rPr>
@@ -3043,14 +3137,100 @@
       </w:tr>
       <w:tr>
         <w:trPr>
-          <w:trHeight w:val="310"/>
+          <w:trHeight w:val="216"/>
         </w:trPr>
         <w:tc>
           <w:tcPr>
-            <w:tcW w:w="10369" w:type="dxa"/>
+            <w:tcW w:w="5184" w:type="dxa"/>
             <w:tcBorders>
               <w:top w:val="single" w:sz="4" w:space="0" w:color="auto"/>
               <w:left w:val="single" w:sz="12" w:space="0" w:color="auto"/>
+              <w:bottom w:val="single" w:sz="12" w:space="0" w:color="auto"/>
+              <w:right w:val="single" w:sz="4" w:space="0" w:color="auto"/>
+            </w:tcBorders>
+          </w:tcPr>
+          <w:p>
+            <w:pPr>
+              <w:rPr>
+                <w:rFonts w:hint="eastAsia"/>
+                <w:b/>
+                <w:bCs/>
+                <w:sz w:val="20"/>
+                <w:szCs w:val="20"/>
+              </w:rPr>
+            </w:pPr>
+            <w:r>
+              <w:rPr>
+                <w:rFonts w:hint="eastAsia"/>
+                <w:b/>
+                <w:bCs/>
+                <w:sz w:val="20"/>
+                <w:szCs w:val="20"/>
+              </w:rPr>
+              <w:t>Endfield</w:t>
+            </w:r>
+            <w:r>
+              <w:rPr>
+                <w:rFonts w:hint="eastAsia"/>
+                <w:b/>
+                <w:bCs/>
+                <w:sz w:val="20"/>
+                <w:szCs w:val="20"/>
+              </w:rPr>
+              <w:t xml:space="preserve">  </w:t>
+            </w:r>
+            <w:r>
+              <w:rPr>
+                <w:rFonts w:hint="eastAsia"/>
+                <w:sz w:val="20"/>
+                <w:szCs w:val="20"/>
+              </w:rPr>
+              <w:t>终末地查询</w:t>
+            </w:r>
+            <w:r>
+              <w:rPr>
+                <w:rFonts w:hint="eastAsia"/>
+                <w:sz w:val="20"/>
+                <w:szCs w:val="20"/>
+              </w:rPr>
+              <w:t xml:space="preserve">   </w:t>
+            </w:r>
+            <w:r>
+              <w:rPr>
+                <w:rFonts w:hint="eastAsia"/>
+                <w:sz w:val="20"/>
+                <w:szCs w:val="20"/>
+              </w:rPr>
+              <w:t xml:space="preserve">              </w:t>
+            </w:r>
+            <w:r>
+              <w:rPr>
+                <w:rFonts w:hint="eastAsia"/>
+                <w:b/>
+                <w:bCs/>
+                <w:sz w:val="20"/>
+                <w:szCs w:val="20"/>
+              </w:rPr>
+              <w:t xml:space="preserve"> [</w:t>
+            </w:r>
+            <w:r>
+              <w:rPr>
+                <w:rFonts w:hint="eastAsia"/>
+                <w:b/>
+                <w:bCs/>
+                <w:sz w:val="20"/>
+                <w:szCs w:val="20"/>
+              </w:rPr>
+              <w:t>终末地功能]</w:t>
+            </w:r>
+          </w:p>
+        </w:tc>
+        <w:tc>
+          <w:tcPr>
+            <w:tcW w:w="5185" w:type="dxa"/>
+            <w:tcBorders>
+              <w:top w:val="single" w:sz="4" w:space="0" w:color="auto"/>
+              <w:left w:val="single" w:sz="4" w:space="0" w:color="auto"/>
               <w:bottom w:val="single" w:sz="12" w:space="0" w:color="auto"/>
               <w:right w:val="single" w:sz="12" w:space="0" w:color="auto"/>
             </w:tcBorders>
@@ -3063,19 +3243,36 @@
                 <w:bCs/>
                 <w:sz w:val="20"/>
                 <w:szCs w:val="20"/>
-                <w:u w:val="double"/>
               </w:rPr>
             </w:pPr>
-            <w:r>
-              <w:rPr>
-                <w:rFonts w:hint="eastAsia"/>
-                <w:b/>
-                <w:bCs/>
-                <w:sz w:val="20"/>
-                <w:szCs w:val="20"/>
-                <w:u w:val="double"/>
-              </w:rPr>
-              <w:t>PRTS</w:t>
+            <w:proofErr w:type="spellStart"/>
+            <w:r>
+              <w:rPr>
+                <w:b/>
+                <w:bCs/>
+                <w:sz w:val="20"/>
+                <w:szCs w:val="20"/>
+              </w:rPr>
+              <w:t>EssencePlan</w:t>
+            </w:r>
+            <w:proofErr w:type="spellEnd"/>
+            <w:r>
+              <w:rPr>
+                <w:rFonts w:hint="eastAsia"/>
+                <w:b/>
+                <w:bCs/>
+                <w:sz w:val="20"/>
+                <w:szCs w:val="20"/>
+              </w:rPr>
+              <w:t xml:space="preserve">  </w:t>
+            </w:r>
+            <w:r>
+              <w:rPr>
+                <w:rFonts w:hint="eastAsia"/>
+                <w:sz w:val="20"/>
+                <w:szCs w:val="20"/>
+              </w:rPr>
+              <w:t>基质规划</w:t>
             </w:r>
             <w:r>
               <w:rPr>
@@ -3095,79 +3292,37 @@
                 <w:sz w:val="20"/>
                 <w:szCs w:val="20"/>
               </w:rPr>
+              <w:t xml:space="preserve">               </w:t>
+            </w:r>
+            <w:r>
+              <w:rPr>
+                <w:rFonts w:hint="eastAsia"/>
+                <w:b/>
+                <w:bCs/>
+                <w:sz w:val="20"/>
+                <w:szCs w:val="20"/>
+              </w:rPr>
               <w:t xml:space="preserve"> </w:t>
             </w:r>
-            <w:proofErr w:type="spellStart"/>
-            <w:r>
-              <w:rPr>
-                <w:rFonts w:hint="eastAsia"/>
-                <w:sz w:val="20"/>
-                <w:szCs w:val="20"/>
-              </w:rPr>
-              <w:t>PRTS</w:t>
-            </w:r>
-            <w:proofErr w:type="spellEnd"/>
-            <w:r>
-              <w:rPr>
-                <w:rFonts w:hint="eastAsia"/>
-                <w:sz w:val="20"/>
-                <w:szCs w:val="20"/>
-              </w:rPr>
-              <w:t>查询</w:t>
-            </w:r>
-            <w:r>
-              <w:rPr>
-                <w:rFonts w:hint="eastAsia"/>
-                <w:sz w:val="20"/>
-                <w:szCs w:val="20"/>
-              </w:rPr>
-              <w:t xml:space="preserve">                                                         [参数为干员名]</w:t>
-            </w:r>
-            <w:r>
-              <w:rPr>
-                <w:rFonts w:hint="eastAsia"/>
-                <w:sz w:val="20"/>
-                <w:szCs w:val="20"/>
-              </w:rPr>
-              <w:t xml:space="preserve"> </w:t>
-            </w:r>
-            <w:r>
-              <w:rPr>
-                <w:rFonts w:hint="eastAsia"/>
-                <w:sz w:val="20"/>
-                <w:szCs w:val="20"/>
-              </w:rPr>
-              <w:t xml:space="preserve"> </w:t>
-            </w:r>
-            <w:r>
-              <w:rPr>
-                <w:rFonts w:hint="eastAsia"/>
-                <w:b/>
-                <w:bCs/>
-                <w:sz w:val="20"/>
-                <w:szCs w:val="20"/>
-              </w:rPr>
-              <w:t>[明日方舟</w:t>
-            </w:r>
-            <w:r>
-              <w:rPr>
-                <w:rFonts w:hint="eastAsia"/>
-                <w:b/>
-                <w:bCs/>
-                <w:sz w:val="20"/>
-                <w:szCs w:val="20"/>
-              </w:rPr>
-              <w:t>功能</w:t>
-            </w:r>
-            <w:r>
-              <w:rPr>
-                <w:rFonts w:hint="eastAsia"/>
-                <w:b/>
-                <w:bCs/>
-                <w:sz w:val="20"/>
-                <w:szCs w:val="20"/>
-              </w:rPr>
-              <w:t>]</w:t>
+            <w:r>
+              <w:rPr>
+                <w:rFonts w:hint="eastAsia"/>
+                <w:b/>
+                <w:bCs/>
+                <w:sz w:val="20"/>
+                <w:szCs w:val="20"/>
+              </w:rPr>
+              <w:t>[</w:t>
+            </w:r>
+            <w:r>
+              <w:rPr>
+                <w:rFonts w:hint="eastAsia"/>
+                <w:b/>
+                <w:bCs/>
+                <w:sz w:val="20"/>
+                <w:szCs w:val="20"/>
+              </w:rPr>
+              <w:t>终末地功能]</w:t>
             </w:r>
           </w:p>
         </w:tc>
@@ -4429,7 +4584,6 @@
         </w:rPr>
         <w:t xml:space="preserve"> </w:t>
       </w:r>
-      <w:proofErr w:type="gramStart"/>
       <w:r>
         <w:rPr>
           <w:rFonts w:hint="eastAsia"/>
@@ -4438,7 +4592,6 @@
         </w:rPr>
         <w:t>跨群游戏</w:t>
       </w:r>
-      <w:proofErr w:type="gramEnd"/>
       <w:r>
         <w:rPr>
           <w:rFonts w:hint="eastAsia"/>
@@ -4905,25 +5058,7 @@
           <w:sz w:val="20"/>
           <w:szCs w:val="20"/>
         </w:rPr>
-        <w:t xml:space="preserve"> 命令中，并</w:t>
-      </w:r>
-      <w:proofErr w:type="gramStart"/>
-      <w:r>
-        <w:rPr>
-          <w:rFonts w:hint="eastAsia"/>
-          <w:sz w:val="20"/>
-          <w:szCs w:val="20"/>
-        </w:rPr>
-        <w:t>按群聊</w:t>
-      </w:r>
-      <w:proofErr w:type="gramEnd"/>
-      <w:r>
-        <w:rPr>
-          <w:rFonts w:hint="eastAsia"/>
-          <w:sz w:val="20"/>
-          <w:szCs w:val="20"/>
-        </w:rPr>
-        <w:t>保存独立配置</w:t>
+        <w:t xml:space="preserve"> 命令中，并按群聊保存独立配置</w:t>
       </w:r>
       <w:r>
         <w:rPr>
@@ -5515,14 +5650,6 @@
           <w:sz w:val="20"/>
           <w:szCs w:val="20"/>
         </w:rPr>
-        <w:t xml:space="preserve">              </w:t>
-      </w:r>
-      <w:r>
-        <w:rPr>
-          <w:rFonts w:hint="eastAsia"/>
-          <w:sz w:val="20"/>
-          <w:szCs w:val="20"/>
-        </w:rPr>
         <w:t xml:space="preserve"> </w:t>
       </w:r>
       <w:r>
@@ -5536,14 +5663,18 @@
       <w:r>
         <w:rPr>
           <w:rFonts w:hint="eastAsia"/>
-          <w:sz w:val="20"/>
-          <w:szCs w:val="20"/>
-        </w:rPr>
-        <w:t xml:space="preserve">                    </w:t>
-      </w:r>
-      <w:r>
-        <w:rPr>
-          <w:rFonts w:hint="eastAsia"/>
+          <w:b/>
+          <w:bCs/>
+          <w:sz w:val="20"/>
+          <w:szCs w:val="20"/>
+        </w:rPr>
+        <w:t>[代码参考]</w:t>
+      </w:r>
+      <w:r>
+        <w:rPr>
+          <w:rFonts w:hint="eastAsia"/>
+          <w:b/>
+          <w:bCs/>
           <w:sz w:val="20"/>
           <w:szCs w:val="20"/>
         </w:rPr>
@@ -5557,28 +5688,47 @@
           <w:sz w:val="20"/>
           <w:szCs w:val="20"/>
         </w:rPr>
-        <w:t>[代码参考]</w:t>
-      </w:r>
-      <w:r>
-        <w:rPr>
-          <w:rFonts w:hint="eastAsia"/>
-          <w:b/>
-          <w:bCs/>
-          <w:sz w:val="20"/>
-          <w:szCs w:val="20"/>
-        </w:rPr>
         <w:t xml:space="preserve"> </w:t>
       </w:r>
       <w:r>
         <w:rPr>
           <w:rFonts w:hint="eastAsia"/>
-          <w:b/>
-          <w:bCs/>
+          <w:sz w:val="20"/>
+          <w:szCs w:val="20"/>
+        </w:rPr>
+        <w:t>Aloic</w:t>
+      </w:r>
+      <w:r>
+        <w:rPr>
+          <w:rFonts w:hint="eastAsia"/>
           <w:sz w:val="20"/>
           <w:szCs w:val="20"/>
         </w:rPr>
         <w:t xml:space="preserve"> </w:t>
       </w:r>
+      <w:r>
+        <w:rPr>
+          <w:rFonts w:hint="eastAsia"/>
+          <w:sz w:val="20"/>
+          <w:szCs w:val="20"/>
+        </w:rPr>
+        <w:t xml:space="preserve">(1524185356) </w:t>
+      </w:r>
+      <w:r>
+        <w:rPr>
+          <w:sz w:val="20"/>
+          <w:szCs w:val="20"/>
+        </w:rPr>
+        <w:t>–</w:t>
+      </w:r>
+      <w:r>
+        <w:rPr>
+          <w:rFonts w:hint="eastAsia"/>
+          <w:sz w:val="20"/>
+          <w:szCs w:val="20"/>
+        </w:rPr>
+        <w:t xml:space="preserve"> </w:t>
+      </w:r>
       <w:proofErr w:type="spellStart"/>
       <w:r>
         <w:rPr>
@@ -5586,7 +5736,7 @@
           <w:sz w:val="20"/>
           <w:szCs w:val="20"/>
         </w:rPr>
-        <w:t>Aloic</w:t>
+        <w:t>Lazybot</w:t>
       </w:r>
       <w:proofErr w:type="spellEnd"/>
       <w:r>
@@ -5595,6 +5745,22 @@
           <w:sz w:val="20"/>
           <w:szCs w:val="20"/>
         </w:rPr>
+        <w:t xml:space="preserve">  </w:t>
+      </w:r>
+      <w:r>
+        <w:rPr>
+          <w:rFonts w:hint="eastAsia"/>
+          <w:sz w:val="20"/>
+          <w:szCs w:val="20"/>
+        </w:rPr>
+        <w:t xml:space="preserve">         </w:t>
+      </w:r>
+      <w:r>
+        <w:rPr>
+          <w:rFonts w:hint="eastAsia"/>
+          <w:sz w:val="20"/>
+          <w:szCs w:val="20"/>
+        </w:rPr>
         <w:t xml:space="preserve"> </w:t>
       </w:r>
       <w:r>
@@ -5603,33 +5769,106 @@
           <w:sz w:val="20"/>
           <w:szCs w:val="20"/>
         </w:rPr>
-        <w:t xml:space="preserve">(1524185356) </w:t>
-      </w:r>
-      <w:r>
-        <w:rPr>
-          <w:sz w:val="20"/>
-          <w:szCs w:val="20"/>
-        </w:rPr>
-        <w:t>–</w:t>
-      </w:r>
-      <w:r>
-        <w:rPr>
-          <w:rFonts w:hint="eastAsia"/>
-          <w:sz w:val="20"/>
-          <w:szCs w:val="20"/>
-        </w:rPr>
         <w:t xml:space="preserve"> </w:t>
       </w:r>
-      <w:proofErr w:type="spellStart"/>
-      <w:r>
-        <w:rPr>
-          <w:rFonts w:hint="eastAsia"/>
-          <w:sz w:val="20"/>
-          <w:szCs w:val="20"/>
-        </w:rPr>
-        <w:t>Lazybot</w:t>
-      </w:r>
-      <w:proofErr w:type="spellEnd"/>
+      <w:r>
+        <w:rPr>
+          <w:rFonts w:hint="eastAsia"/>
+          <w:sz w:val="20"/>
+          <w:szCs w:val="20"/>
+        </w:rPr>
+        <w:t xml:space="preserve"> </w:t>
+      </w:r>
+      <w:r>
+        <w:rPr>
+          <w:rFonts w:hint="eastAsia"/>
+          <w:b/>
+          <w:bCs/>
+          <w:sz w:val="20"/>
+          <w:szCs w:val="20"/>
+        </w:rPr>
+        <w:t>[</w:t>
+      </w:r>
+      <w:r>
+        <w:rPr>
+          <w:rFonts w:hint="eastAsia"/>
+          <w:b/>
+          <w:bCs/>
+          <w:sz w:val="20"/>
+          <w:szCs w:val="20"/>
+        </w:rPr>
+        <w:t>更新日期</w:t>
+      </w:r>
+      <w:r>
+        <w:rPr>
+          <w:rFonts w:hint="eastAsia"/>
+          <w:b/>
+          <w:bCs/>
+          <w:sz w:val="20"/>
+          <w:szCs w:val="20"/>
+        </w:rPr>
+        <w:t>]</w:t>
+      </w:r>
+      <w:r>
+        <w:rPr>
+          <w:rFonts w:hint="eastAsia"/>
+          <w:b/>
+          <w:bCs/>
+          <w:sz w:val="20"/>
+          <w:szCs w:val="20"/>
+        </w:rPr>
+        <w:t xml:space="preserve"> </w:t>
+      </w:r>
+      <w:r>
+        <w:rPr>
+          <w:rFonts w:hint="eastAsia"/>
+          <w:b/>
+          <w:bCs/>
+          <w:sz w:val="20"/>
+          <w:szCs w:val="20"/>
+        </w:rPr>
+        <w:t xml:space="preserve"> </w:t>
+      </w:r>
+      <w:r>
+        <w:rPr>
+          <w:rFonts w:hint="eastAsia"/>
+          <w:sz w:val="20"/>
+          <w:szCs w:val="20"/>
+        </w:rPr>
+        <w:t>2026</w:t>
+      </w:r>
+      <w:r>
+        <w:rPr>
+          <w:rFonts w:hint="eastAsia"/>
+          <w:sz w:val="20"/>
+          <w:szCs w:val="20"/>
+        </w:rPr>
+        <w:t>.</w:t>
+      </w:r>
+      <w:r>
+        <w:rPr>
+          <w:rFonts w:hint="eastAsia"/>
+          <w:sz w:val="20"/>
+          <w:szCs w:val="20"/>
+        </w:rPr>
+        <w:t>02</w:t>
+      </w:r>
+      <w:r>
+        <w:rPr>
+          <w:rFonts w:hint="eastAsia"/>
+          <w:sz w:val="20"/>
+          <w:szCs w:val="20"/>
+        </w:rPr>
+        <w:t>.</w:t>
+      </w:r>
+      <w:r>
+        <w:rPr>
+          <w:rFonts w:hint="eastAsia"/>
+          <w:sz w:val="20"/>
+          <w:szCs w:val="20"/>
+        </w:rPr>
+        <w:t>03</w:t>
+      </w:r>
     </w:p>
     <w:sectPr>
       <w:pgSz w:w="11906" w:h="16838"/>
@@ -6311,7 +6550,6 @@
   <w:style w:type="character" w:default="1" w:styleId="a0">
     <w:name w:val="Default Paragraph Font"/>
     <w:uiPriority w:val="1"/>
-    <w:semiHidden/>
     <w:unhideWhenUsed/>
   </w:style>
   <w:style w:type="table" w:default="1" w:styleId="a1">

--- a/src/main/resources/static/help/help.docx
+++ b/src/main/resources/static/help/help.docx
@@ -398,7 +398,6 @@
                 <w:bCs/>
                 <w:sz w:val="20"/>
                 <w:szCs w:val="20"/>
-                <w:u w:val="double"/>
               </w:rPr>
               <w:t>ChatHistory</w:t>
             </w:r>
@@ -1818,40 +1817,25 @@
                 <w:bCs/>
                 <w:sz w:val="20"/>
                 <w:szCs w:val="20"/>
-              </w:rPr>
-              <w:t>Draw</w:t>
-            </w:r>
-            <w:r>
-              <w:rPr>
-                <w:rFonts w:hint="eastAsia"/>
-                <w:sz w:val="20"/>
-                <w:szCs w:val="20"/>
-              </w:rPr>
-              <w:t xml:space="preserve">  抽奖</w:t>
-            </w:r>
-            <w:r>
-              <w:rPr>
-                <w:rFonts w:hint="eastAsia"/>
-                <w:sz w:val="20"/>
-                <w:szCs w:val="20"/>
-              </w:rPr>
-              <w:t xml:space="preserve">       </w:t>
-            </w:r>
-            <w:r>
-              <w:rPr>
-                <w:rFonts w:hint="eastAsia"/>
-                <w:sz w:val="20"/>
-                <w:szCs w:val="20"/>
-              </w:rPr>
-              <w:t xml:space="preserve"> </w:t>
-            </w:r>
-            <w:r>
-              <w:rPr>
-                <w:rFonts w:hint="eastAsia"/>
-                <w:sz w:val="20"/>
-                <w:szCs w:val="20"/>
-              </w:rPr>
-              <w:t xml:space="preserve">  [可指定抽数]</w:t>
+                <w:u w:val="double"/>
+              </w:rPr>
+              <w:t>Anime</w:t>
+            </w:r>
+            <w:r>
+              <w:rPr>
+                <w:rFonts w:hint="eastAsia"/>
+                <w:sz w:val="20"/>
+                <w:szCs w:val="20"/>
+              </w:rPr>
+              <w:t xml:space="preserve">  二次元</w:t>
+            </w:r>
+            <w:r>
+              <w:rPr>
+                <w:rFonts w:hint="eastAsia"/>
+                <w:sz w:val="20"/>
+                <w:szCs w:val="20"/>
+              </w:rPr>
+              <w:t xml:space="preserve">       [不止二次元]</w:t>
             </w:r>
           </w:p>
         </w:tc>
@@ -1882,39 +1866,41 @@
                 <w:sz w:val="20"/>
                 <w:szCs w:val="20"/>
               </w:rPr>
-              <w:t>Wife</w:t>
-            </w:r>
-            <w:r>
-              <w:rPr>
-                <w:rFonts w:hint="eastAsia"/>
-                <w:sz w:val="20"/>
-                <w:szCs w:val="20"/>
-              </w:rPr>
-              <w:t xml:space="preserve">  今日老婆</w:t>
-            </w:r>
-            <w:r>
-              <w:rPr>
-                <w:rFonts w:hint="eastAsia"/>
-                <w:sz w:val="20"/>
-                <w:szCs w:val="20"/>
-              </w:rPr>
-              <w:t xml:space="preserve">    [</w:t>
-            </w:r>
-            <w:r>
-              <w:rPr>
-                <w:rFonts w:hint="eastAsia"/>
-                <w:sz w:val="20"/>
-                <w:szCs w:val="20"/>
-              </w:rPr>
-              <w:t>群友/</w:t>
-            </w:r>
-            <w:r>
-              <w:rPr>
-                <w:rFonts w:hint="eastAsia"/>
-                <w:sz w:val="20"/>
-                <w:szCs w:val="20"/>
-              </w:rPr>
-              <w:t>指定作品]</w:t>
+              <w:t>Draw</w:t>
+            </w:r>
+            <w:r>
+              <w:rPr>
+                <w:rFonts w:hint="eastAsia"/>
+                <w:sz w:val="20"/>
+                <w:szCs w:val="20"/>
+              </w:rPr>
+              <w:t xml:space="preserve">  抽奖</w:t>
+            </w:r>
+            <w:r>
+              <w:rPr>
+                <w:rFonts w:hint="eastAsia"/>
+                <w:sz w:val="20"/>
+                <w:szCs w:val="20"/>
+              </w:rPr>
+              <w:t xml:space="preserve">          [可</w:t>
+            </w:r>
+            <w:proofErr w:type="gramStart"/>
+            <w:r>
+              <w:rPr>
+                <w:rFonts w:hint="eastAsia"/>
+                <w:sz w:val="20"/>
+                <w:szCs w:val="20"/>
+              </w:rPr>
+              <w:t>指定抽数</w:t>
+            </w:r>
+            <w:proofErr w:type="gramEnd"/>
+            <w:r>
+              <w:rPr>
+                <w:rFonts w:hint="eastAsia"/>
+                <w:sz w:val="20"/>
+                <w:szCs w:val="20"/>
+              </w:rPr>
+              <w:t>]</w:t>
             </w:r>
           </w:p>
         </w:tc>
@@ -1943,25 +1929,34 @@
                 <w:bCs/>
                 <w:sz w:val="20"/>
                 <w:szCs w:val="20"/>
-                <w:u w:val="double"/>
-              </w:rPr>
-              <w:t>Anime</w:t>
-            </w:r>
-            <w:r>
-              <w:rPr>
-                <w:rFonts w:hint="eastAsia"/>
-                <w:sz w:val="20"/>
-                <w:szCs w:val="20"/>
-              </w:rPr>
-              <w:t xml:space="preserve">  二次元</w:t>
-            </w:r>
-            <w:r>
-              <w:rPr>
-                <w:rFonts w:hint="eastAsia"/>
-                <w:sz w:val="20"/>
-                <w:szCs w:val="20"/>
-              </w:rPr>
-              <w:t xml:space="preserve">       [不止二次元]</w:t>
+              </w:rPr>
+              <w:t>Bread</w:t>
+            </w:r>
+            <w:r>
+              <w:rPr>
+                <w:rFonts w:hint="eastAsia"/>
+                <w:sz w:val="20"/>
+                <w:szCs w:val="20"/>
+              </w:rPr>
+              <w:t xml:space="preserve">  面包          [</w:t>
+            </w:r>
+            <w:proofErr w:type="gramStart"/>
+            <w:r>
+              <w:rPr>
+                <w:rFonts w:hint="eastAsia"/>
+                <w:sz w:val="20"/>
+                <w:szCs w:val="20"/>
+              </w:rPr>
+              <w:t>刷屏小游戏</w:t>
+            </w:r>
+            <w:proofErr w:type="gramEnd"/>
+            <w:r>
+              <w:rPr>
+                <w:rFonts w:hint="eastAsia"/>
+                <w:sz w:val="20"/>
+                <w:szCs w:val="20"/>
+              </w:rPr>
+              <w:t>]</w:t>
             </w:r>
           </w:p>
         </w:tc>
@@ -1992,51 +1987,56 @@
                 <w:bCs/>
                 <w:sz w:val="20"/>
                 <w:szCs w:val="20"/>
-                <w:u w:val="double"/>
-              </w:rPr>
-              <w:t>Guess</w:t>
-            </w:r>
-            <w:r>
-              <w:rPr>
-                <w:rFonts w:hint="eastAsia"/>
-                <w:b/>
-                <w:bCs/>
-                <w:sz w:val="20"/>
-                <w:szCs w:val="20"/>
-              </w:rPr>
-              <w:t xml:space="preserve"> </w:t>
-            </w:r>
-            <w:r>
-              <w:rPr>
-                <w:rFonts w:hint="eastAsia"/>
-                <w:sz w:val="20"/>
-                <w:szCs w:val="20"/>
-              </w:rPr>
-              <w:t xml:space="preserve"> 猜角色 </w:t>
-            </w:r>
-            <w:r>
-              <w:rPr>
-                <w:rFonts w:hint="eastAsia"/>
-                <w:sz w:val="20"/>
-                <w:szCs w:val="20"/>
-              </w:rPr>
-              <w:t xml:space="preserve">                    [</w:t>
-            </w:r>
-            <w:r>
-              <w:rPr>
-                <w:rFonts w:hint="eastAsia"/>
-                <w:sz w:val="20"/>
-                <w:szCs w:val="20"/>
-              </w:rPr>
-              <w:t>目前有明日方舟</w:t>
-            </w:r>
-            <w:r>
-              <w:rPr>
-                <w:rFonts w:hint="eastAsia"/>
-                <w:sz w:val="20"/>
-                <w:szCs w:val="20"/>
-              </w:rPr>
-              <w:t>]</w:t>
+              </w:rPr>
+              <w:t>Wife</w:t>
+            </w:r>
+            <w:r>
+              <w:rPr>
+                <w:rFonts w:hint="eastAsia"/>
+                <w:sz w:val="20"/>
+                <w:szCs w:val="20"/>
+              </w:rPr>
+              <w:t xml:space="preserve">  今日老婆</w:t>
+            </w:r>
+            <w:r>
+              <w:rPr>
+                <w:rFonts w:hint="eastAsia"/>
+                <w:sz w:val="20"/>
+                <w:szCs w:val="20"/>
+              </w:rPr>
+              <w:t xml:space="preserve">   </w:t>
+            </w:r>
+            <w:r>
+              <w:rPr>
+                <w:rFonts w:hint="eastAsia"/>
+                <w:sz w:val="20"/>
+                <w:szCs w:val="20"/>
+              </w:rPr>
+              <w:t xml:space="preserve">                 </w:t>
+            </w:r>
+            <w:r>
+              <w:rPr>
+                <w:rFonts w:hint="eastAsia"/>
+                <w:sz w:val="20"/>
+                <w:szCs w:val="20"/>
+              </w:rPr>
+              <w:t xml:space="preserve"> [</w:t>
+            </w:r>
+            <w:r>
+              <w:rPr>
+                <w:rFonts w:hint="eastAsia"/>
+                <w:sz w:val="20"/>
+                <w:szCs w:val="20"/>
+              </w:rPr>
+              <w:t>群友/</w:t>
+            </w:r>
+            <w:r>
+              <w:rPr>
+                <w:rFonts w:hint="eastAsia"/>
+                <w:sz w:val="20"/>
+                <w:szCs w:val="20"/>
+              </w:rPr>
+              <w:t>指定作品]</w:t>
             </w:r>
           </w:p>
         </w:tc>
@@ -2062,16 +2062,51 @@
                 <w:bCs/>
                 <w:sz w:val="20"/>
                 <w:szCs w:val="20"/>
-              </w:rPr>
-              <w:t>Bread</w:t>
-            </w:r>
-            <w:r>
-              <w:rPr>
-                <w:rFonts w:hint="eastAsia"/>
-                <w:sz w:val="20"/>
-                <w:szCs w:val="20"/>
-              </w:rPr>
-              <w:t xml:space="preserve">  面包                             [容易刷屏]</w:t>
+                <w:u w:val="double"/>
+              </w:rPr>
+              <w:t>Guess</w:t>
+            </w:r>
+            <w:r>
+              <w:rPr>
+                <w:rFonts w:hint="eastAsia"/>
+                <w:b/>
+                <w:bCs/>
+                <w:sz w:val="20"/>
+                <w:szCs w:val="20"/>
+              </w:rPr>
+              <w:t xml:space="preserve"> </w:t>
+            </w:r>
+            <w:r>
+              <w:rPr>
+                <w:rFonts w:hint="eastAsia"/>
+                <w:sz w:val="20"/>
+                <w:szCs w:val="20"/>
+              </w:rPr>
+              <w:t xml:space="preserve"> 猜角色 </w:t>
+            </w:r>
+            <w:r>
+              <w:rPr>
+                <w:rFonts w:hint="eastAsia"/>
+                <w:sz w:val="20"/>
+                <w:szCs w:val="20"/>
+              </w:rPr>
+              <w:t xml:space="preserve">                    [</w:t>
+            </w:r>
+            <w:r>
+              <w:rPr>
+                <w:rFonts w:hint="eastAsia"/>
+                <w:sz w:val="20"/>
+                <w:szCs w:val="20"/>
+              </w:rPr>
+              <w:t>目前有明日方舟</w:t>
+            </w:r>
+            <w:r>
+              <w:rPr>
+                <w:rFonts w:hint="eastAsia"/>
+                <w:sz w:val="20"/>
+                <w:szCs w:val="20"/>
+              </w:rPr>
+              <w:t>]</w:t>
             </w:r>
           </w:p>
         </w:tc>
@@ -2309,8 +2344,18 @@
                 <w:sz w:val="20"/>
                 <w:szCs w:val="20"/>
               </w:rPr>
-              <w:t>5000兆</w:t>
-            </w:r>
+              <w:t>5000</w:t>
+            </w:r>
+            <w:proofErr w:type="gramStart"/>
+            <w:r>
+              <w:rPr>
+                <w:rFonts w:hint="eastAsia"/>
+                <w:sz w:val="20"/>
+                <w:szCs w:val="20"/>
+              </w:rPr>
+              <w:t>兆</w:t>
+            </w:r>
+            <w:proofErr w:type="gramEnd"/>
           </w:p>
         </w:tc>
         <w:tc>
@@ -2347,6 +2392,7 @@
               </w:rPr>
               <w:t xml:space="preserve">  </w:t>
             </w:r>
+            <w:proofErr w:type="gramStart"/>
             <w:r>
               <w:rPr>
                 <w:rFonts w:hint="eastAsia"/>
@@ -2355,6 +2401,7 @@
               </w:rPr>
               <w:t>普奇</w:t>
             </w:r>
+            <w:proofErr w:type="gramEnd"/>
           </w:p>
         </w:tc>
       </w:tr>
@@ -2390,6 +2437,7 @@
         </w:rPr>
         <w:t xml:space="preserve"> </w:t>
       </w:r>
+      <w:proofErr w:type="gramStart"/>
       <w:r>
         <w:rPr>
           <w:rFonts w:ascii="Cambria Math" w:hAnsi="Cambria Math" w:cs="Cambria Math" w:hint="eastAsia"/>
@@ -2400,6 +2448,7 @@
         </w:rPr>
         <w:t>跨群游戏</w:t>
       </w:r>
+      <w:proofErr w:type="gramEnd"/>
       <w:r>
         <w:rPr>
           <w:b/>
@@ -2711,6 +2760,7 @@
               </w:rPr>
               <w:t xml:space="preserve">Looting  </w:t>
             </w:r>
+            <w:proofErr w:type="gramStart"/>
             <w:r>
               <w:rPr>
                 <w:rFonts w:hint="eastAsia"/>
@@ -2719,6 +2769,7 @@
               </w:rPr>
               <w:t>摸金</w:t>
             </w:r>
+            <w:proofErr w:type="gramEnd"/>
           </w:p>
         </w:tc>
         <w:tc>
@@ -3016,7 +3067,6 @@
                 <w:bCs/>
                 <w:sz w:val="20"/>
                 <w:szCs w:val="20"/>
-                <w:u w:val="double"/>
               </w:rPr>
               <w:t>PRTS</w:t>
             </w:r>
@@ -3090,17 +3140,7 @@
                 <w:sz w:val="20"/>
                 <w:szCs w:val="20"/>
               </w:rPr>
-              <w:t xml:space="preserve"> </w:t>
-            </w:r>
-            <w:r>
-              <w:rPr>
-                <w:rFonts w:hint="eastAsia"/>
-                <w:b/>
-                <w:bCs/>
-                <w:sz w:val="20"/>
-                <w:szCs w:val="20"/>
-              </w:rPr>
-              <w:t>[</w:t>
+              <w:t xml:space="preserve"> [</w:t>
             </w:r>
             <w:r>
               <w:rPr>
@@ -3179,6 +3219,7 @@
               </w:rPr>
               <w:t xml:space="preserve">  </w:t>
             </w:r>
+            <w:proofErr w:type="gramStart"/>
             <w:r>
               <w:rPr>
                 <w:rFonts w:hint="eastAsia"/>
@@ -3187,6 +3228,7 @@
               </w:rPr>
               <w:t>终末地查询</w:t>
             </w:r>
+            <w:proofErr w:type="gramEnd"/>
             <w:r>
               <w:rPr>
                 <w:rFonts w:hint="eastAsia"/>
@@ -3213,15 +3255,27 @@
               </w:rPr>
               <w:t xml:space="preserve"> [</w:t>
             </w:r>
-            <w:r>
-              <w:rPr>
-                <w:rFonts w:hint="eastAsia"/>
-                <w:b/>
-                <w:bCs/>
-                <w:sz w:val="20"/>
-                <w:szCs w:val="20"/>
-              </w:rPr>
-              <w:t>终末地功能]</w:t>
+            <w:proofErr w:type="gramStart"/>
+            <w:r>
+              <w:rPr>
+                <w:rFonts w:hint="eastAsia"/>
+                <w:b/>
+                <w:bCs/>
+                <w:sz w:val="20"/>
+                <w:szCs w:val="20"/>
+              </w:rPr>
+              <w:t>终末地功能</w:t>
+            </w:r>
+            <w:proofErr w:type="gramEnd"/>
+            <w:r>
+              <w:rPr>
+                <w:rFonts w:hint="eastAsia"/>
+                <w:b/>
+                <w:bCs/>
+                <w:sz w:val="20"/>
+                <w:szCs w:val="20"/>
+              </w:rPr>
+              <w:t>]</w:t>
             </w:r>
           </w:p>
         </w:tc>
@@ -3314,15 +3368,27 @@
               </w:rPr>
               <w:t>[</w:t>
             </w:r>
-            <w:r>
-              <w:rPr>
-                <w:rFonts w:hint="eastAsia"/>
-                <w:b/>
-                <w:bCs/>
-                <w:sz w:val="20"/>
-                <w:szCs w:val="20"/>
-              </w:rPr>
-              <w:t>终末地功能]</w:t>
+            <w:proofErr w:type="gramStart"/>
+            <w:r>
+              <w:rPr>
+                <w:rFonts w:hint="eastAsia"/>
+                <w:b/>
+                <w:bCs/>
+                <w:sz w:val="20"/>
+                <w:szCs w:val="20"/>
+              </w:rPr>
+              <w:t>终末地功能</w:t>
+            </w:r>
+            <w:proofErr w:type="gramEnd"/>
+            <w:r>
+              <w:rPr>
+                <w:rFonts w:hint="eastAsia"/>
+                <w:b/>
+                <w:bCs/>
+                <w:sz w:val="20"/>
+                <w:szCs w:val="20"/>
+              </w:rPr>
+              <w:t>]</w:t>
             </w:r>
           </w:p>
         </w:tc>
@@ -3401,7 +3467,6 @@
                 <w:bCs/>
                 <w:sz w:val="20"/>
                 <w:szCs w:val="20"/>
-                <w:u w:val="double"/>
               </w:rPr>
               <w:t>AccessSet</w:t>
             </w:r>
@@ -3480,7 +3545,6 @@
                 <w:bCs/>
                 <w:sz w:val="20"/>
                 <w:szCs w:val="20"/>
-                <w:u w:val="double"/>
               </w:rPr>
               <w:t>GroupSet</w:t>
             </w:r>
@@ -4584,6 +4648,7 @@
         </w:rPr>
         <w:t xml:space="preserve"> </w:t>
       </w:r>
+      <w:proofErr w:type="gramStart"/>
       <w:r>
         <w:rPr>
           <w:rFonts w:hint="eastAsia"/>
@@ -4592,6 +4657,7 @@
         </w:rPr>
         <w:t>跨群游戏</w:t>
       </w:r>
+      <w:proofErr w:type="gramEnd"/>
       <w:r>
         <w:rPr>
           <w:rFonts w:hint="eastAsia"/>
@@ -5058,7 +5124,25 @@
           <w:sz w:val="20"/>
           <w:szCs w:val="20"/>
         </w:rPr>
-        <w:t xml:space="preserve"> 命令中，并按群聊保存独立配置</w:t>
+        <w:t xml:space="preserve"> 命令中，并</w:t>
+      </w:r>
+      <w:proofErr w:type="gramStart"/>
+      <w:r>
+        <w:rPr>
+          <w:rFonts w:hint="eastAsia"/>
+          <w:sz w:val="20"/>
+          <w:szCs w:val="20"/>
+        </w:rPr>
+        <w:t>按群聊</w:t>
+      </w:r>
+      <w:proofErr w:type="gramEnd"/>
+      <w:r>
+        <w:rPr>
+          <w:rFonts w:hint="eastAsia"/>
+          <w:sz w:val="20"/>
+          <w:szCs w:val="20"/>
+        </w:rPr>
+        <w:t>保存独立配置</w:t>
       </w:r>
       <w:r>
         <w:rPr>
@@ -5753,31 +5837,7 @@
           <w:sz w:val="20"/>
           <w:szCs w:val="20"/>
         </w:rPr>
-        <w:t xml:space="preserve">         </w:t>
-      </w:r>
-      <w:r>
-        <w:rPr>
-          <w:rFonts w:hint="eastAsia"/>
-          <w:sz w:val="20"/>
-          <w:szCs w:val="20"/>
-        </w:rPr>
-        <w:t xml:space="preserve"> </w:t>
-      </w:r>
-      <w:r>
-        <w:rPr>
-          <w:rFonts w:hint="eastAsia"/>
-          <w:sz w:val="20"/>
-          <w:szCs w:val="20"/>
-        </w:rPr>
-        <w:t xml:space="preserve"> </w:t>
-      </w:r>
-      <w:r>
-        <w:rPr>
-          <w:rFonts w:hint="eastAsia"/>
-          <w:sz w:val="20"/>
-          <w:szCs w:val="20"/>
-        </w:rPr>
-        <w:t xml:space="preserve"> </w:t>
+        <w:t xml:space="preserve">            </w:t>
       </w:r>
       <w:r>
         <w:rPr>
@@ -6550,6 +6610,7 @@
   <w:style w:type="character" w:default="1" w:styleId="a0">
     <w:name w:val="Default Paragraph Font"/>
     <w:uiPriority w:val="1"/>
+    <w:semiHidden/>
     <w:unhideWhenUsed/>
   </w:style>
   <w:style w:type="table" w:default="1" w:styleId="a1">

--- a/src/main/resources/static/help/help.docx
+++ b/src/main/resources/static/help/help.docx
@@ -273,8 +273,10 @@
         <w:tblLook w:val="04A0" w:firstRow="1" w:lastRow="0" w:firstColumn="1" w:lastColumn="0" w:noHBand="0" w:noVBand="1"/>
       </w:tblPr>
       <w:tblGrid>
-        <w:gridCol w:w="5206"/>
-        <w:gridCol w:w="5206"/>
+        <w:gridCol w:w="2603"/>
+        <w:gridCol w:w="2603"/>
+        <w:gridCol w:w="2603"/>
+        <w:gridCol w:w="2603"/>
       </w:tblGrid>
       <w:tr>
         <w:trPr>
@@ -282,7 +284,7 @@
         </w:trPr>
         <w:tc>
           <w:tcPr>
-            <w:tcW w:w="5206" w:type="dxa"/>
+            <w:tcW w:w="2603" w:type="dxa"/>
           </w:tcPr>
           <w:p>
             <w:pPr>
@@ -316,21 +318,13 @@
                 <w:sz w:val="20"/>
                 <w:szCs w:val="20"/>
               </w:rPr>
-              <w:t>对话</w:t>
-            </w:r>
-            <w:r>
-              <w:rPr>
-                <w:rFonts w:hint="eastAsia"/>
-                <w:sz w:val="20"/>
-                <w:szCs w:val="20"/>
-              </w:rPr>
-              <w:t xml:space="preserve">   </w:t>
+              <w:t xml:space="preserve">对话   </w:t>
             </w:r>
           </w:p>
         </w:tc>
         <w:tc>
           <w:tcPr>
-            <w:tcW w:w="5206" w:type="dxa"/>
+            <w:tcW w:w="2603" w:type="dxa"/>
           </w:tcPr>
           <w:p>
             <w:pPr>
@@ -340,27 +334,15 @@
                 <w:szCs w:val="20"/>
               </w:rPr>
             </w:pPr>
-            <w:proofErr w:type="spellStart"/>
-            <w:r>
-              <w:rPr>
-                <w:rFonts w:hint="eastAsia"/>
-                <w:b/>
-                <w:bCs/>
-                <w:sz w:val="20"/>
-                <w:szCs w:val="20"/>
-              </w:rPr>
-              <w:t>SysMsgSet</w:t>
-            </w:r>
-            <w:proofErr w:type="spellEnd"/>
-            <w:r>
-              <w:rPr>
-                <w:rFonts w:hint="eastAsia"/>
-                <w:b/>
-                <w:bCs/>
-                <w:sz w:val="20"/>
-                <w:szCs w:val="20"/>
-              </w:rPr>
-              <w:t xml:space="preserve"> </w:t>
+            <w:r>
+              <w:rPr>
+                <w:rFonts w:hint="eastAsia"/>
+                <w:b/>
+                <w:bCs/>
+                <w:sz w:val="20"/>
+                <w:szCs w:val="20"/>
+              </w:rPr>
+              <w:t xml:space="preserve">SysMsgSet </w:t>
             </w:r>
             <w:r>
               <w:rPr>
@@ -372,14 +354,9 @@
             </w:r>
           </w:p>
         </w:tc>
-      </w:tr>
-      <w:tr>
-        <w:trPr>
-          <w:trHeight w:val="307"/>
-        </w:trPr>
         <w:tc>
           <w:tcPr>
-            <w:tcW w:w="5206" w:type="dxa"/>
+            <w:tcW w:w="2603" w:type="dxa"/>
             <w:shd w:val="clear" w:color="auto" w:fill="C1E4F5" w:themeFill="accent1" w:themeFillTint="33"/>
           </w:tcPr>
           <w:p>
@@ -390,7 +367,6 @@
                 <w:szCs w:val="20"/>
               </w:rPr>
             </w:pPr>
-            <w:proofErr w:type="spellStart"/>
             <w:r>
               <w:rPr>
                 <w:rFonts w:hint="eastAsia"/>
@@ -401,7 +377,6 @@
               </w:rPr>
               <w:t>ChatHistory</w:t>
             </w:r>
-            <w:proofErr w:type="spellEnd"/>
             <w:r>
               <w:rPr>
                 <w:rFonts w:hint="eastAsia"/>
@@ -414,7 +389,7 @@
         </w:tc>
         <w:tc>
           <w:tcPr>
-            <w:tcW w:w="5206" w:type="dxa"/>
+            <w:tcW w:w="2603" w:type="dxa"/>
             <w:shd w:val="clear" w:color="auto" w:fill="C1E4F5" w:themeFill="accent1" w:themeFillTint="33"/>
           </w:tcPr>
           <w:p>
@@ -425,7 +400,6 @@
                 <w:szCs w:val="20"/>
               </w:rPr>
             </w:pPr>
-            <w:proofErr w:type="spellStart"/>
             <w:r>
               <w:rPr>
                 <w:rFonts w:hint="eastAsia"/>
@@ -437,7 +411,6 @@
               </w:rPr>
               <w:t>ChatReset</w:t>
             </w:r>
-            <w:proofErr w:type="spellEnd"/>
             <w:r>
               <w:rPr>
                 <w:rFonts w:hint="eastAsia"/>
@@ -494,9 +467,9 @@
         <w:tblLook w:val="04A0" w:firstRow="1" w:lastRow="0" w:firstColumn="1" w:lastColumn="0" w:noHBand="0" w:noVBand="1"/>
       </w:tblPr>
       <w:tblGrid>
-        <w:gridCol w:w="3009"/>
-        <w:gridCol w:w="4454"/>
-        <w:gridCol w:w="2937"/>
+        <w:gridCol w:w="3465"/>
+        <w:gridCol w:w="3466"/>
+        <w:gridCol w:w="3469"/>
       </w:tblGrid>
       <w:tr>
         <w:trPr>
@@ -504,7 +477,7 @@
         </w:trPr>
         <w:tc>
           <w:tcPr>
-            <w:tcW w:w="3009" w:type="dxa"/>
+            <w:tcW w:w="3465" w:type="dxa"/>
           </w:tcPr>
           <w:p>
             <w:pPr>
@@ -514,7 +487,6 @@
                 <w:szCs w:val="20"/>
               </w:rPr>
             </w:pPr>
-            <w:proofErr w:type="spellStart"/>
             <w:r>
               <w:rPr>
                 <w:rFonts w:hint="eastAsia"/>
@@ -525,7 +497,6 @@
               </w:rPr>
               <w:t>SayingSave</w:t>
             </w:r>
-            <w:proofErr w:type="spellEnd"/>
             <w:r>
               <w:rPr>
                 <w:rFonts w:hint="eastAsia"/>
@@ -538,7 +509,7 @@
         </w:tc>
         <w:tc>
           <w:tcPr>
-            <w:tcW w:w="4454" w:type="dxa"/>
+            <w:tcW w:w="3466" w:type="dxa"/>
             <w:shd w:val="clear" w:color="auto" w:fill="C1F0C7" w:themeFill="accent3" w:themeFillTint="33"/>
           </w:tcPr>
           <w:p>
@@ -549,7 +520,6 @@
                 <w:szCs w:val="20"/>
               </w:rPr>
             </w:pPr>
-            <w:proofErr w:type="spellStart"/>
             <w:r>
               <w:rPr>
                 <w:rFonts w:hint="eastAsia"/>
@@ -559,19 +529,7 @@
                 <w:szCs w:val="20"/>
                 <w:u w:val="double"/>
               </w:rPr>
-              <w:t>RandomSaying</w:t>
-            </w:r>
-            <w:proofErr w:type="spellEnd"/>
-            <w:r>
-              <w:rPr>
-                <w:rFonts w:hint="eastAsia"/>
-                <w:b/>
-                <w:bCs/>
-                <w:sz w:val="20"/>
-                <w:szCs w:val="20"/>
-                <w:u w:val="double"/>
-              </w:rPr>
-              <w:t>/say</w:t>
+              <w:t>Saying/say</w:t>
             </w:r>
             <w:r>
               <w:rPr>
@@ -585,7 +543,7 @@
         </w:tc>
         <w:tc>
           <w:tcPr>
-            <w:tcW w:w="2937" w:type="dxa"/>
+            <w:tcW w:w="3469" w:type="dxa"/>
             <w:shd w:val="clear" w:color="auto" w:fill="C1E4F5" w:themeFill="accent1" w:themeFillTint="33"/>
           </w:tcPr>
           <w:p>
@@ -596,7 +554,6 @@
                 <w:szCs w:val="20"/>
               </w:rPr>
             </w:pPr>
-            <w:proofErr w:type="spellStart"/>
             <w:r>
               <w:rPr>
                 <w:rFonts w:hint="eastAsia"/>
@@ -607,7 +564,6 @@
               </w:rPr>
               <w:t>SayingDel</w:t>
             </w:r>
-            <w:proofErr w:type="spellEnd"/>
             <w:r>
               <w:rPr>
                 <w:rFonts w:hint="eastAsia"/>
@@ -678,10 +634,9 @@
         <w:tblLook w:val="04A0" w:firstRow="1" w:lastRow="0" w:firstColumn="1" w:lastColumn="0" w:noHBand="0" w:noVBand="1"/>
       </w:tblPr>
       <w:tblGrid>
-        <w:gridCol w:w="2598"/>
-        <w:gridCol w:w="2599"/>
-        <w:gridCol w:w="2585"/>
-        <w:gridCol w:w="2612"/>
+        <w:gridCol w:w="3465"/>
+        <w:gridCol w:w="3467"/>
+        <w:gridCol w:w="3466"/>
       </w:tblGrid>
       <w:tr>
         <w:trPr>
@@ -689,8 +644,7 @@
         </w:trPr>
         <w:tc>
           <w:tcPr>
-            <w:tcW w:w="5197" w:type="dxa"/>
-            <w:gridSpan w:val="2"/>
+            <w:tcW w:w="3464" w:type="dxa"/>
             <w:tcBorders>
               <w:top w:val="single" w:sz="12" w:space="0" w:color="auto"/>
               <w:left w:val="single" w:sz="12" w:space="0" w:color="auto"/>
@@ -723,14 +677,54 @@
         </w:tc>
         <w:tc>
           <w:tcPr>
-            <w:tcW w:w="5197" w:type="dxa"/>
-            <w:gridSpan w:val="2"/>
+            <w:tcW w:w="3467" w:type="dxa"/>
+            <w:tcBorders>
+              <w:top w:val="single" w:sz="12" w:space="0" w:color="auto"/>
+              <w:left w:val="single" w:sz="4" w:space="0" w:color="auto"/>
+              <w:right w:val="single" w:sz="4" w:space="0" w:color="auto"/>
+            </w:tcBorders>
+            <w:shd w:val="clear" w:color="auto" w:fill="C1F0C7" w:themeFill="accent3" w:themeFillTint="33"/>
+          </w:tcPr>
+          <w:p>
+            <w:pPr>
+              <w:rPr>
+                <w:rFonts w:hint="eastAsia"/>
+                <w:b/>
+                <w:bCs/>
+                <w:sz w:val="20"/>
+                <w:szCs w:val="20"/>
+              </w:rPr>
+            </w:pPr>
+            <w:r>
+              <w:rPr>
+                <w:rFonts w:hint="eastAsia"/>
+                <w:b/>
+                <w:bCs/>
+                <w:sz w:val="20"/>
+                <w:szCs w:val="20"/>
+                <w:u w:val="double"/>
+              </w:rPr>
+              <w:t>Image/img</w:t>
+            </w:r>
+            <w:r>
+              <w:rPr>
+                <w:rFonts w:hint="eastAsia"/>
+                <w:sz w:val="20"/>
+                <w:szCs w:val="20"/>
+              </w:rPr>
+              <w:t xml:space="preserve">  随机图片</w:t>
+            </w:r>
+          </w:p>
+        </w:tc>
+        <w:tc>
+          <w:tcPr>
+            <w:tcW w:w="3465" w:type="dxa"/>
             <w:tcBorders>
               <w:top w:val="single" w:sz="12" w:space="0" w:color="auto"/>
               <w:left w:val="single" w:sz="4" w:space="0" w:color="auto"/>
               <w:right w:val="single" w:sz="12" w:space="0" w:color="auto"/>
             </w:tcBorders>
-            <w:shd w:val="clear" w:color="auto" w:fill="C1F0C7" w:themeFill="accent3" w:themeFillTint="33"/>
+            <w:shd w:val="clear" w:color="auto" w:fill="FFFFFF" w:themeFill="background1"/>
           </w:tcPr>
           <w:p>
             <w:pPr>
@@ -749,30 +743,26 @@
                 <w:bCs/>
                 <w:sz w:val="20"/>
                 <w:szCs w:val="20"/>
-                <w:u w:val="double"/>
-              </w:rPr>
-              <w:t>Image/</w:t>
-            </w:r>
-            <w:proofErr w:type="spellStart"/>
-            <w:r>
-              <w:rPr>
-                <w:rFonts w:hint="eastAsia"/>
-                <w:b/>
-                <w:bCs/>
-                <w:sz w:val="20"/>
-                <w:szCs w:val="20"/>
-                <w:u w:val="double"/>
-              </w:rPr>
-              <w:t>img</w:t>
-            </w:r>
-            <w:proofErr w:type="spellEnd"/>
-            <w:r>
-              <w:rPr>
-                <w:rFonts w:hint="eastAsia"/>
-                <w:sz w:val="20"/>
-                <w:szCs w:val="20"/>
-              </w:rPr>
-              <w:t xml:space="preserve">  随机图片</w:t>
+              </w:rPr>
+              <w:t>ImageSave</w:t>
+            </w:r>
+            <w:r>
+              <w:rPr>
+                <w:rFonts w:hint="eastAsia"/>
+                <w:b/>
+                <w:bCs/>
+                <w:sz w:val="20"/>
+                <w:szCs w:val="20"/>
+              </w:rPr>
+              <w:t xml:space="preserve">  </w:t>
+            </w:r>
+            <w:r>
+              <w:rPr>
+                <w:rFonts w:hint="eastAsia"/>
+                <w:sz w:val="20"/>
+                <w:szCs w:val="20"/>
+              </w:rPr>
+              <w:t>保存图片</w:t>
             </w:r>
           </w:p>
         </w:tc>
@@ -783,10 +773,11 @@
         </w:trPr>
         <w:tc>
           <w:tcPr>
-            <w:tcW w:w="2598" w:type="dxa"/>
+            <w:tcW w:w="3464" w:type="dxa"/>
             <w:tcBorders>
               <w:left w:val="single" w:sz="12" w:space="0" w:color="auto"/>
               <w:bottom w:val="single" w:sz="12" w:space="0" w:color="auto"/>
+              <w:right w:val="single" w:sz="4" w:space="0" w:color="auto"/>
             </w:tcBorders>
           </w:tcPr>
           <w:p>
@@ -797,70 +788,49 @@
                 <w:szCs w:val="20"/>
               </w:rPr>
             </w:pPr>
-            <w:proofErr w:type="spellStart"/>
-            <w:r>
-              <w:rPr>
-                <w:rFonts w:hint="eastAsia"/>
-                <w:b/>
-                <w:bCs/>
-                <w:sz w:val="20"/>
-                <w:szCs w:val="20"/>
-              </w:rPr>
-              <w:t>ImageSave</w:t>
-            </w:r>
-            <w:proofErr w:type="spellEnd"/>
-            <w:r>
-              <w:rPr>
-                <w:rFonts w:hint="eastAsia"/>
-                <w:sz w:val="20"/>
-                <w:szCs w:val="20"/>
-              </w:rPr>
-              <w:t>保存图片</w:t>
+            <w:r>
+              <w:rPr>
+                <w:rFonts w:hint="eastAsia"/>
+                <w:b/>
+                <w:bCs/>
+                <w:sz w:val="20"/>
+                <w:szCs w:val="20"/>
+              </w:rPr>
+              <w:t>ImageGet</w:t>
+            </w:r>
+            <w:r>
+              <w:rPr>
+                <w:rFonts w:hint="eastAsia"/>
+                <w:sz w:val="20"/>
+                <w:szCs w:val="20"/>
+              </w:rPr>
+              <w:t xml:space="preserve"> </w:t>
+            </w:r>
+            <w:r>
+              <w:rPr>
+                <w:rFonts w:hint="eastAsia"/>
+                <w:sz w:val="20"/>
+                <w:szCs w:val="20"/>
+              </w:rPr>
+              <w:t xml:space="preserve"> </w:t>
+            </w:r>
+            <w:r>
+              <w:rPr>
+                <w:rFonts w:hint="eastAsia"/>
+                <w:sz w:val="20"/>
+                <w:szCs w:val="20"/>
+              </w:rPr>
+              <w:t>获取图片</w:t>
             </w:r>
           </w:p>
         </w:tc>
         <w:tc>
           <w:tcPr>
-            <w:tcW w:w="2599" w:type="dxa"/>
+            <w:tcW w:w="3467" w:type="dxa"/>
             <w:tcBorders>
+              <w:left w:val="single" w:sz="4" w:space="0" w:color="auto"/>
               <w:bottom w:val="single" w:sz="12" w:space="0" w:color="auto"/>
-            </w:tcBorders>
-          </w:tcPr>
-          <w:p>
-            <w:pPr>
-              <w:rPr>
-                <w:rFonts w:hint="eastAsia"/>
-                <w:sz w:val="20"/>
-                <w:szCs w:val="20"/>
-              </w:rPr>
-            </w:pPr>
-            <w:proofErr w:type="spellStart"/>
-            <w:r>
-              <w:rPr>
-                <w:rFonts w:hint="eastAsia"/>
-                <w:b/>
-                <w:bCs/>
-                <w:sz w:val="20"/>
-                <w:szCs w:val="20"/>
-              </w:rPr>
-              <w:t>ImageGet</w:t>
-            </w:r>
-            <w:proofErr w:type="spellEnd"/>
-            <w:r>
-              <w:rPr>
-                <w:rFonts w:hint="eastAsia"/>
-                <w:sz w:val="20"/>
-                <w:szCs w:val="20"/>
-              </w:rPr>
-              <w:t xml:space="preserve"> 获取图片</w:t>
-            </w:r>
-          </w:p>
-        </w:tc>
-        <w:tc>
-          <w:tcPr>
-            <w:tcW w:w="2585" w:type="dxa"/>
-            <w:tcBorders>
-              <w:bottom w:val="single" w:sz="12" w:space="0" w:color="auto"/>
+              <w:right w:val="single" w:sz="4" w:space="0" w:color="auto"/>
             </w:tcBorders>
             <w:shd w:val="clear" w:color="auto" w:fill="C1E4F5" w:themeFill="accent1" w:themeFillTint="33"/>
           </w:tcPr>
@@ -872,7 +842,6 @@
                 <w:szCs w:val="20"/>
               </w:rPr>
             </w:pPr>
-            <w:proofErr w:type="spellStart"/>
             <w:r>
               <w:rPr>
                 <w:rFonts w:hint="eastAsia"/>
@@ -883,21 +852,38 @@
               </w:rPr>
               <w:t>ImageDel</w:t>
             </w:r>
-            <w:proofErr w:type="spellEnd"/>
-            <w:r>
-              <w:rPr>
-                <w:rFonts w:hint="eastAsia"/>
-                <w:sz w:val="20"/>
-                <w:szCs w:val="20"/>
-              </w:rPr>
-              <w:t xml:space="preserve"> 删除图片</w:t>
+            <w:r>
+              <w:rPr>
+                <w:rFonts w:hint="eastAsia"/>
+                <w:sz w:val="20"/>
+                <w:szCs w:val="20"/>
+              </w:rPr>
+              <w:t xml:space="preserve"> </w:t>
+            </w:r>
+            <w:r>
+              <w:rPr>
+                <w:rFonts w:hint="eastAsia"/>
+                <w:sz w:val="20"/>
+                <w:szCs w:val="20"/>
+              </w:rPr>
+              <w:t xml:space="preserve"> </w:t>
+            </w:r>
+            <w:r>
+              <w:rPr>
+                <w:rFonts w:hint="eastAsia"/>
+                <w:sz w:val="20"/>
+                <w:szCs w:val="20"/>
+              </w:rPr>
+              <w:t>删除图片</w:t>
             </w:r>
           </w:p>
         </w:tc>
         <w:tc>
           <w:tcPr>
-            <w:tcW w:w="2612" w:type="dxa"/>
+            <w:tcW w:w="3465" w:type="dxa"/>
             <w:tcBorders>
+              <w:left w:val="single" w:sz="4" w:space="0" w:color="auto"/>
+              <w:bottom w:val="single" w:sz="12" w:space="0" w:color="auto"/>
               <w:right w:val="single" w:sz="12" w:space="0" w:color="auto"/>
             </w:tcBorders>
             <w:shd w:val="clear" w:color="auto" w:fill="C1E4F5" w:themeFill="accent1" w:themeFillTint="33"/>
@@ -910,7 +896,6 @@
                 <w:szCs w:val="20"/>
               </w:rPr>
             </w:pPr>
-            <w:proofErr w:type="spellStart"/>
             <w:r>
               <w:rPr>
                 <w:rFonts w:hint="eastAsia"/>
@@ -921,14 +906,29 @@
               </w:rPr>
               <w:t>ImageList</w:t>
             </w:r>
-            <w:proofErr w:type="spellEnd"/>
-            <w:r>
-              <w:rPr>
-                <w:rFonts w:hint="eastAsia"/>
-                <w:sz w:val="20"/>
-                <w:szCs w:val="20"/>
-              </w:rPr>
-              <w:t xml:space="preserve"> 图片列表</w:t>
+            <w:r>
+              <w:rPr>
+                <w:rFonts w:hint="eastAsia"/>
+                <w:sz w:val="20"/>
+                <w:szCs w:val="20"/>
+              </w:rPr>
+              <w:t xml:space="preserve"> </w:t>
+            </w:r>
+            <w:r>
+              <w:rPr>
+                <w:rFonts w:hint="eastAsia"/>
+                <w:sz w:val="20"/>
+                <w:szCs w:val="20"/>
+              </w:rPr>
+              <w:t xml:space="preserve"> </w:t>
+            </w:r>
+            <w:r>
+              <w:rPr>
+                <w:rFonts w:hint="eastAsia"/>
+                <w:sz w:val="20"/>
+                <w:szCs w:val="20"/>
+              </w:rPr>
+              <w:t>图片列表</w:t>
             </w:r>
           </w:p>
         </w:tc>
@@ -939,8 +939,7 @@
         </w:trPr>
         <w:tc>
           <w:tcPr>
-            <w:tcW w:w="5197" w:type="dxa"/>
-            <w:gridSpan w:val="2"/>
+            <w:tcW w:w="3464" w:type="dxa"/>
             <w:tcBorders>
               <w:top w:val="single" w:sz="12" w:space="0" w:color="auto"/>
               <w:left w:val="single" w:sz="12" w:space="0" w:color="auto"/>
@@ -973,14 +972,92 @@
         </w:tc>
         <w:tc>
           <w:tcPr>
-            <w:tcW w:w="5197" w:type="dxa"/>
-            <w:gridSpan w:val="2"/>
+            <w:tcW w:w="3467" w:type="dxa"/>
+            <w:tcBorders>
+              <w:top w:val="single" w:sz="12" w:space="0" w:color="auto"/>
+              <w:left w:val="single" w:sz="4" w:space="0" w:color="auto"/>
+              <w:right w:val="single" w:sz="4" w:space="0" w:color="auto"/>
+            </w:tcBorders>
+            <w:shd w:val="clear" w:color="auto" w:fill="C1F0C7" w:themeFill="accent3" w:themeFillTint="33"/>
+          </w:tcPr>
+          <w:p>
+            <w:pPr>
+              <w:rPr>
+                <w:rFonts w:hint="eastAsia"/>
+                <w:b/>
+                <w:bCs/>
+                <w:sz w:val="20"/>
+                <w:szCs w:val="20"/>
+              </w:rPr>
+            </w:pPr>
+            <w:r>
+              <w:rPr>
+                <w:b/>
+                <w:bCs/>
+                <w:sz w:val="20"/>
+                <w:szCs w:val="20"/>
+                <w:u w:val="double"/>
+              </w:rPr>
+              <w:t>Video</w:t>
+            </w:r>
+            <w:r>
+              <w:rPr>
+                <w:rFonts w:hint="eastAsia"/>
+                <w:b/>
+                <w:bCs/>
+                <w:sz w:val="20"/>
+                <w:szCs w:val="20"/>
+                <w:u w:val="double"/>
+              </w:rPr>
+              <w:t>/</w:t>
+            </w:r>
+            <w:r>
+              <w:rPr>
+                <w:b/>
+                <w:bCs/>
+                <w:sz w:val="20"/>
+                <w:szCs w:val="20"/>
+                <w:u w:val="double"/>
+              </w:rPr>
+              <w:t>vid</w:t>
+            </w:r>
+            <w:r>
+              <w:rPr>
+                <w:rFonts w:hint="eastAsia"/>
+                <w:b/>
+                <w:bCs/>
+                <w:sz w:val="20"/>
+                <w:szCs w:val="20"/>
+              </w:rPr>
+              <w:t xml:space="preserve"> </w:t>
+            </w:r>
+            <w:r>
+              <w:rPr>
+                <w:b/>
+                <w:bCs/>
+                <w:sz w:val="20"/>
+                <w:szCs w:val="20"/>
+              </w:rPr>
+              <w:t xml:space="preserve">  </w:t>
+            </w:r>
+            <w:r>
+              <w:rPr>
+                <w:sz w:val="20"/>
+                <w:szCs w:val="20"/>
+              </w:rPr>
+              <w:t>随机视频</w:t>
+            </w:r>
+          </w:p>
+        </w:tc>
+        <w:tc>
+          <w:tcPr>
+            <w:tcW w:w="3465" w:type="dxa"/>
             <w:tcBorders>
               <w:top w:val="single" w:sz="12" w:space="0" w:color="auto"/>
               <w:left w:val="single" w:sz="4" w:space="0" w:color="auto"/>
               <w:right w:val="single" w:sz="12" w:space="0" w:color="auto"/>
             </w:tcBorders>
-            <w:shd w:val="clear" w:color="auto" w:fill="C1F0C7" w:themeFill="accent3" w:themeFillTint="33"/>
+            <w:shd w:val="clear" w:color="auto" w:fill="FFFFFF" w:themeFill="background1"/>
           </w:tcPr>
           <w:p>
             <w:pPr>
@@ -998,30 +1075,8 @@
                 <w:bCs/>
                 <w:sz w:val="20"/>
                 <w:szCs w:val="20"/>
-                <w:u w:val="double"/>
-              </w:rPr>
-              <w:t>Video</w:t>
-            </w:r>
-            <w:r>
-              <w:rPr>
-                <w:rFonts w:hint="eastAsia"/>
-                <w:b/>
-                <w:bCs/>
-                <w:sz w:val="20"/>
-                <w:szCs w:val="20"/>
-                <w:u w:val="double"/>
-              </w:rPr>
-              <w:t>/</w:t>
-            </w:r>
-            <w:r>
-              <w:rPr>
-                <w:b/>
-                <w:bCs/>
-                <w:sz w:val="20"/>
-                <w:szCs w:val="20"/>
-                <w:u w:val="double"/>
-              </w:rPr>
-              <w:t>vid</w:t>
+              </w:rPr>
+              <w:t xml:space="preserve">VideoSave </w:t>
             </w:r>
             <w:r>
               <w:rPr>
@@ -1035,19 +1090,10 @@
             </w:r>
             <w:r>
               <w:rPr>
-                <w:b/>
-                <w:bCs/>
-                <w:sz w:val="20"/>
-                <w:szCs w:val="20"/>
-              </w:rPr>
-              <w:t xml:space="preserve">  </w:t>
-            </w:r>
-            <w:r>
-              <w:rPr>
-                <w:sz w:val="20"/>
-                <w:szCs w:val="20"/>
-              </w:rPr>
-              <w:t>随机视频</w:t>
+                <w:sz w:val="20"/>
+                <w:szCs w:val="20"/>
+              </w:rPr>
+              <w:t>保存视频</w:t>
             </w:r>
           </w:p>
         </w:tc>
@@ -1058,10 +1104,11 @@
         </w:trPr>
         <w:tc>
           <w:tcPr>
-            <w:tcW w:w="2598" w:type="dxa"/>
+            <w:tcW w:w="3464" w:type="dxa"/>
             <w:tcBorders>
               <w:left w:val="single" w:sz="12" w:space="0" w:color="auto"/>
               <w:bottom w:val="single" w:sz="12" w:space="0" w:color="auto"/>
+              <w:right w:val="single" w:sz="4" w:space="0" w:color="auto"/>
             </w:tcBorders>
           </w:tcPr>
           <w:p>
@@ -1074,86 +1121,31 @@
                 <w:szCs w:val="20"/>
               </w:rPr>
             </w:pPr>
-            <w:proofErr w:type="spellStart"/>
-            <w:r>
-              <w:rPr>
-                <w:b/>
-                <w:bCs/>
-                <w:sz w:val="20"/>
-                <w:szCs w:val="20"/>
-              </w:rPr>
-              <w:t>VideoSave</w:t>
-            </w:r>
-            <w:proofErr w:type="spellEnd"/>
-            <w:r>
-              <w:rPr>
-                <w:b/>
-                <w:bCs/>
-                <w:sz w:val="20"/>
-                <w:szCs w:val="20"/>
-              </w:rPr>
-              <w:t xml:space="preserve"> </w:t>
-            </w:r>
-            <w:r>
-              <w:rPr>
-                <w:sz w:val="20"/>
-                <w:szCs w:val="20"/>
-              </w:rPr>
-              <w:t>保存视频</w:t>
+            <w:r>
+              <w:rPr>
+                <w:b/>
+                <w:bCs/>
+                <w:sz w:val="20"/>
+                <w:szCs w:val="20"/>
+              </w:rPr>
+              <w:t xml:space="preserve">VideoGet </w:t>
+            </w:r>
+            <w:r>
+              <w:rPr>
+                <w:sz w:val="20"/>
+                <w:szCs w:val="20"/>
+              </w:rPr>
+              <w:t>获取视频</w:t>
             </w:r>
           </w:p>
         </w:tc>
         <w:tc>
           <w:tcPr>
-            <w:tcW w:w="2599" w:type="dxa"/>
+            <w:tcW w:w="3467" w:type="dxa"/>
             <w:tcBorders>
+              <w:left w:val="single" w:sz="4" w:space="0" w:color="auto"/>
               <w:bottom w:val="single" w:sz="12" w:space="0" w:color="auto"/>
-            </w:tcBorders>
-          </w:tcPr>
-          <w:p>
-            <w:pPr>
-              <w:rPr>
-                <w:rFonts w:hint="eastAsia"/>
-                <w:b/>
-                <w:bCs/>
-                <w:sz w:val="20"/>
-                <w:szCs w:val="20"/>
-              </w:rPr>
-            </w:pPr>
-            <w:proofErr w:type="spellStart"/>
-            <w:r>
-              <w:rPr>
-                <w:b/>
-                <w:bCs/>
-                <w:sz w:val="20"/>
-                <w:szCs w:val="20"/>
-              </w:rPr>
-              <w:t>VideoGet</w:t>
-            </w:r>
-            <w:proofErr w:type="spellEnd"/>
-            <w:r>
-              <w:rPr>
-                <w:b/>
-                <w:bCs/>
-                <w:sz w:val="20"/>
-                <w:szCs w:val="20"/>
-              </w:rPr>
-              <w:t xml:space="preserve"> </w:t>
-            </w:r>
-            <w:r>
-              <w:rPr>
-                <w:sz w:val="20"/>
-                <w:szCs w:val="20"/>
-              </w:rPr>
-              <w:t>获取视频</w:t>
-            </w:r>
-          </w:p>
-        </w:tc>
-        <w:tc>
-          <w:tcPr>
-            <w:tcW w:w="2585" w:type="dxa"/>
-            <w:tcBorders>
-              <w:bottom w:val="single" w:sz="12" w:space="0" w:color="auto"/>
+              <w:right w:val="single" w:sz="4" w:space="0" w:color="auto"/>
             </w:tcBorders>
             <w:shd w:val="clear" w:color="auto" w:fill="C1E4F5" w:themeFill="accent1" w:themeFillTint="33"/>
           </w:tcPr>
@@ -1167,25 +1159,14 @@
                 <w:szCs w:val="20"/>
               </w:rPr>
             </w:pPr>
-            <w:proofErr w:type="spellStart"/>
-            <w:r>
-              <w:rPr>
-                <w:b/>
-                <w:bCs/>
-                <w:sz w:val="20"/>
-                <w:szCs w:val="20"/>
-              </w:rPr>
-              <w:t>VideoDel</w:t>
-            </w:r>
-            <w:proofErr w:type="spellEnd"/>
-            <w:r>
-              <w:rPr>
-                <w:b/>
-                <w:bCs/>
-                <w:sz w:val="20"/>
-                <w:szCs w:val="20"/>
-              </w:rPr>
-              <w:t xml:space="preserve"> </w:t>
+            <w:r>
+              <w:rPr>
+                <w:b/>
+                <w:bCs/>
+                <w:sz w:val="20"/>
+                <w:szCs w:val="20"/>
+              </w:rPr>
+              <w:t xml:space="preserve">VideoDel </w:t>
             </w:r>
             <w:r>
               <w:rPr>
@@ -1198,8 +1179,9 @@
         </w:tc>
         <w:tc>
           <w:tcPr>
-            <w:tcW w:w="2612" w:type="dxa"/>
+            <w:tcW w:w="3465" w:type="dxa"/>
             <w:tcBorders>
+              <w:left w:val="single" w:sz="4" w:space="0" w:color="auto"/>
               <w:bottom w:val="single" w:sz="12" w:space="0" w:color="auto"/>
               <w:right w:val="single" w:sz="12" w:space="0" w:color="auto"/>
             </w:tcBorders>
@@ -1215,25 +1197,14 @@
                 <w:szCs w:val="20"/>
               </w:rPr>
             </w:pPr>
-            <w:proofErr w:type="spellStart"/>
-            <w:r>
-              <w:rPr>
-                <w:b/>
-                <w:bCs/>
-                <w:sz w:val="20"/>
-                <w:szCs w:val="20"/>
-              </w:rPr>
-              <w:t>VideoList</w:t>
-            </w:r>
-            <w:proofErr w:type="spellEnd"/>
-            <w:r>
-              <w:rPr>
-                <w:b/>
-                <w:bCs/>
-                <w:sz w:val="20"/>
-                <w:szCs w:val="20"/>
-              </w:rPr>
-              <w:t xml:space="preserve"> </w:t>
+            <w:r>
+              <w:rPr>
+                <w:b/>
+                <w:bCs/>
+                <w:sz w:val="20"/>
+                <w:szCs w:val="20"/>
+              </w:rPr>
+              <w:t xml:space="preserve">VideoList </w:t>
             </w:r>
             <w:r>
               <w:rPr>
@@ -1251,8 +1222,7 @@
         </w:trPr>
         <w:tc>
           <w:tcPr>
-            <w:tcW w:w="5197" w:type="dxa"/>
-            <w:gridSpan w:val="2"/>
+            <w:tcW w:w="3465" w:type="dxa"/>
             <w:tcBorders>
               <w:top w:val="single" w:sz="12" w:space="0" w:color="auto"/>
               <w:left w:val="single" w:sz="12" w:space="0" w:color="auto"/>
@@ -1282,7 +1252,7 @@
         </w:tc>
         <w:tc>
           <w:tcPr>
-            <w:tcW w:w="2585" w:type="dxa"/>
+            <w:tcW w:w="3465" w:type="dxa"/>
             <w:tcBorders>
               <w:top w:val="single" w:sz="12" w:space="0" w:color="auto"/>
               <w:left w:val="single" w:sz="4" w:space="0" w:color="auto"/>
@@ -1306,21 +1276,8 @@
                 <w:szCs w:val="20"/>
                 <w:u w:val="double"/>
               </w:rPr>
-              <w:t>Audio/</w:t>
-            </w:r>
-            <w:proofErr w:type="spellStart"/>
-            <w:r>
-              <w:rPr>
-                <w:rFonts w:hint="eastAsia"/>
-                <w:b/>
-                <w:bCs/>
-                <w:sz w:val="20"/>
-                <w:szCs w:val="20"/>
-                <w:u w:val="double"/>
-              </w:rPr>
-              <w:t>aud</w:t>
-            </w:r>
-            <w:proofErr w:type="spellEnd"/>
+              <w:t>Audio/aud</w:t>
+            </w:r>
             <w:r>
               <w:rPr>
                 <w:b/>
@@ -1349,13 +1306,14 @@
         </w:tc>
         <w:tc>
           <w:tcPr>
-            <w:tcW w:w="2612" w:type="dxa"/>
+            <w:tcW w:w="3466" w:type="dxa"/>
             <w:tcBorders>
               <w:top w:val="single" w:sz="12" w:space="0" w:color="auto"/>
               <w:left w:val="single" w:sz="4" w:space="0" w:color="auto"/>
               <w:bottom w:val="single" w:sz="12" w:space="0" w:color="auto"/>
               <w:right w:val="single" w:sz="12" w:space="0" w:color="auto"/>
             </w:tcBorders>
+            <w:shd w:val="clear" w:color="auto" w:fill="FFFFFF" w:themeFill="background1"/>
           </w:tcPr>
           <w:p>
             <w:pPr>
@@ -1478,7 +1436,6 @@
                 <w:szCs w:val="20"/>
               </w:rPr>
             </w:pPr>
-            <w:proofErr w:type="spellStart"/>
             <w:r>
               <w:rPr>
                 <w:rFonts w:hint="eastAsia"/>
@@ -1489,7 +1446,6 @@
               </w:rPr>
               <w:t>CheckIn</w:t>
             </w:r>
-            <w:proofErr w:type="spellEnd"/>
             <w:r>
               <w:rPr>
                 <w:rFonts w:hint="eastAsia"/>
@@ -1882,25 +1838,7 @@
                 <w:sz w:val="20"/>
                 <w:szCs w:val="20"/>
               </w:rPr>
-              <w:t xml:space="preserve">          [可</w:t>
-            </w:r>
-            <w:proofErr w:type="gramStart"/>
-            <w:r>
-              <w:rPr>
-                <w:rFonts w:hint="eastAsia"/>
-                <w:sz w:val="20"/>
-                <w:szCs w:val="20"/>
-              </w:rPr>
-              <w:t>指定抽数</w:t>
-            </w:r>
-            <w:proofErr w:type="gramEnd"/>
-            <w:r>
-              <w:rPr>
-                <w:rFonts w:hint="eastAsia"/>
-                <w:sz w:val="20"/>
-                <w:szCs w:val="20"/>
-              </w:rPr>
-              <w:t>]</w:t>
+              <w:t xml:space="preserve">          [可指定抽数]</w:t>
             </w:r>
           </w:p>
         </w:tc>
@@ -1938,25 +1876,7 @@
                 <w:sz w:val="20"/>
                 <w:szCs w:val="20"/>
               </w:rPr>
-              <w:t xml:space="preserve">  面包          [</w:t>
-            </w:r>
-            <w:proofErr w:type="gramStart"/>
-            <w:r>
-              <w:rPr>
-                <w:rFonts w:hint="eastAsia"/>
-                <w:sz w:val="20"/>
-                <w:szCs w:val="20"/>
-              </w:rPr>
-              <w:t>刷屏小游戏</w:t>
-            </w:r>
-            <w:proofErr w:type="gramEnd"/>
-            <w:r>
-              <w:rPr>
-                <w:rFonts w:hint="eastAsia"/>
-                <w:sz w:val="20"/>
-                <w:szCs w:val="20"/>
-              </w:rPr>
-              <w:t>]</w:t>
+              <w:t xml:space="preserve">  面包          [刷屏小游戏]</w:t>
             </w:r>
           </w:p>
         </w:tc>
@@ -2004,23 +1924,7 @@
                 <w:sz w:val="20"/>
                 <w:szCs w:val="20"/>
               </w:rPr>
-              <w:t xml:space="preserve">   </w:t>
-            </w:r>
-            <w:r>
-              <w:rPr>
-                <w:rFonts w:hint="eastAsia"/>
-                <w:sz w:val="20"/>
-                <w:szCs w:val="20"/>
-              </w:rPr>
-              <w:t xml:space="preserve">                 </w:t>
-            </w:r>
-            <w:r>
-              <w:rPr>
-                <w:rFonts w:hint="eastAsia"/>
-                <w:sz w:val="20"/>
-                <w:szCs w:val="20"/>
-              </w:rPr>
-              <w:t xml:space="preserve"> [</w:t>
+              <w:t xml:space="preserve">                     [</w:t>
             </w:r>
             <w:r>
               <w:rPr>
@@ -2316,7 +2220,6 @@
                 <w:u w:val="double"/>
               </w:rPr>
             </w:pPr>
-            <w:proofErr w:type="spellStart"/>
             <w:r>
               <w:rPr>
                 <w:rFonts w:hint="eastAsia"/>
@@ -2327,7 +2230,6 @@
               </w:rPr>
               <w:t>Choyen</w:t>
             </w:r>
-            <w:proofErr w:type="spellEnd"/>
             <w:r>
               <w:rPr>
                 <w:rFonts w:hint="eastAsia"/>
@@ -2344,18 +2246,8 @@
                 <w:sz w:val="20"/>
                 <w:szCs w:val="20"/>
               </w:rPr>
-              <w:t>5000</w:t>
-            </w:r>
-            <w:proofErr w:type="gramStart"/>
-            <w:r>
-              <w:rPr>
-                <w:rFonts w:hint="eastAsia"/>
-                <w:sz w:val="20"/>
-                <w:szCs w:val="20"/>
-              </w:rPr>
-              <w:t>兆</w:t>
-            </w:r>
-            <w:proofErr w:type="gramEnd"/>
+              <w:t>5000兆</w:t>
+            </w:r>
           </w:p>
         </w:tc>
         <w:tc>
@@ -2392,7 +2284,6 @@
               </w:rPr>
               <w:t xml:space="preserve">  </w:t>
             </w:r>
-            <w:proofErr w:type="gramStart"/>
             <w:r>
               <w:rPr>
                 <w:rFonts w:hint="eastAsia"/>
@@ -2401,7 +2292,6 @@
               </w:rPr>
               <w:t>普奇</w:t>
             </w:r>
-            <w:proofErr w:type="gramEnd"/>
           </w:p>
         </w:tc>
       </w:tr>
@@ -2437,7 +2327,6 @@
         </w:rPr>
         <w:t xml:space="preserve"> </w:t>
       </w:r>
-      <w:proofErr w:type="gramStart"/>
       <w:r>
         <w:rPr>
           <w:rFonts w:ascii="Cambria Math" w:hAnsi="Cambria Math" w:cs="Cambria Math" w:hint="eastAsia"/>
@@ -2448,7 +2337,6 @@
         </w:rPr>
         <w:t>跨群游戏</w:t>
       </w:r>
-      <w:proofErr w:type="gramEnd"/>
       <w:r>
         <w:rPr>
           <w:b/>
@@ -2473,10 +2361,8 @@
       </w:tblPr>
       <w:tblGrid>
         <w:gridCol w:w="2593"/>
-        <w:gridCol w:w="865"/>
-        <w:gridCol w:w="1729"/>
-        <w:gridCol w:w="1729"/>
-        <w:gridCol w:w="865"/>
+        <w:gridCol w:w="2594"/>
+        <w:gridCol w:w="2594"/>
         <w:gridCol w:w="2594"/>
       </w:tblGrid>
       <w:tr>
@@ -2486,7 +2372,7 @@
         <w:tc>
           <w:tcPr>
             <w:tcW w:w="10375" w:type="dxa"/>
-            <w:gridSpan w:val="6"/>
+            <w:gridSpan w:val="4"/>
             <w:shd w:val="clear" w:color="auto" w:fill="000000" w:themeFill="text1"/>
           </w:tcPr>
           <w:p>
@@ -2519,7 +2405,8 @@
         </w:trPr>
         <w:tc>
           <w:tcPr>
-            <w:tcW w:w="2593" w:type="dxa"/>
+            <w:tcW w:w="5187" w:type="dxa"/>
+            <w:gridSpan w:val="2"/>
           </w:tcPr>
           <w:p>
             <w:pPr>
@@ -2547,6 +2434,26 @@
                 <w:sz w:val="20"/>
                 <w:szCs w:val="20"/>
               </w:rPr>
+              <w:t>/</w:t>
+            </w:r>
+            <w:r>
+              <w:rPr>
+                <w:rFonts w:hint="eastAsia"/>
+                <w:b/>
+                <w:bCs/>
+                <w:sz w:val="20"/>
+                <w:szCs w:val="20"/>
+              </w:rPr>
+              <w:t>DisMatch</w:t>
+            </w:r>
+            <w:r>
+              <w:rPr>
+                <w:rFonts w:hint="eastAsia"/>
+                <w:b/>
+                <w:bCs/>
+                <w:sz w:val="20"/>
+                <w:szCs w:val="20"/>
+              </w:rPr>
               <w:t xml:space="preserve"> </w:t>
             </w:r>
             <w:r>
@@ -2556,60 +2463,28 @@
                 <w:szCs w:val="20"/>
               </w:rPr>
               <w:t xml:space="preserve"> 匹配</w:t>
+            </w:r>
+            <w:r>
+              <w:rPr>
+                <w:rFonts w:hint="eastAsia"/>
+                <w:sz w:val="20"/>
+                <w:szCs w:val="20"/>
+              </w:rPr>
+              <w:t>/</w:t>
+            </w:r>
+            <w:r>
+              <w:rPr>
+                <w:rFonts w:hint="eastAsia"/>
+                <w:sz w:val="20"/>
+                <w:szCs w:val="20"/>
+              </w:rPr>
+              <w:t>取消匹配</w:t>
             </w:r>
           </w:p>
         </w:tc>
         <w:tc>
           <w:tcPr>
             <w:tcW w:w="2594" w:type="dxa"/>
-            <w:gridSpan w:val="2"/>
-          </w:tcPr>
-          <w:p>
-            <w:pPr>
-              <w:rPr>
-                <w:rFonts w:hint="eastAsia"/>
-                <w:b/>
-                <w:bCs/>
-                <w:sz w:val="20"/>
-                <w:szCs w:val="20"/>
-              </w:rPr>
-            </w:pPr>
-            <w:proofErr w:type="spellStart"/>
-            <w:r>
-              <w:rPr>
-                <w:rFonts w:hint="eastAsia"/>
-                <w:b/>
-                <w:bCs/>
-                <w:sz w:val="20"/>
-                <w:szCs w:val="20"/>
-              </w:rPr>
-              <w:t>DisMatch</w:t>
-            </w:r>
-            <w:proofErr w:type="spellEnd"/>
-            <w:r>
-              <w:rPr>
-                <w:rFonts w:hint="eastAsia"/>
-                <w:b/>
-                <w:bCs/>
-                <w:sz w:val="20"/>
-                <w:szCs w:val="20"/>
-              </w:rPr>
-              <w:t xml:space="preserve">  </w:t>
-            </w:r>
-            <w:r>
-              <w:rPr>
-                <w:rFonts w:hint="eastAsia"/>
-                <w:sz w:val="20"/>
-                <w:szCs w:val="20"/>
-              </w:rPr>
-              <w:t>取消匹配</w:t>
-            </w:r>
-          </w:p>
-        </w:tc>
-        <w:tc>
-          <w:tcPr>
-            <w:tcW w:w="2594" w:type="dxa"/>
-            <w:gridSpan w:val="2"/>
             <w:shd w:val="clear" w:color="auto" w:fill="C1E4F5" w:themeFill="accent1" w:themeFillTint="33"/>
           </w:tcPr>
           <w:p>
@@ -2620,27 +2495,25 @@
                 <w:szCs w:val="20"/>
               </w:rPr>
             </w:pPr>
-            <w:proofErr w:type="spellStart"/>
-            <w:r>
-              <w:rPr>
-                <w:rFonts w:hint="eastAsia"/>
-                <w:b/>
-                <w:bCs/>
-                <w:sz w:val="20"/>
-                <w:szCs w:val="20"/>
-              </w:rPr>
-              <w:t>FinishMatch</w:t>
-            </w:r>
-            <w:proofErr w:type="spellEnd"/>
-            <w:r>
-              <w:rPr>
-                <w:rFonts w:hint="eastAsia"/>
-                <w:b/>
-                <w:bCs/>
-                <w:sz w:val="20"/>
-                <w:szCs w:val="20"/>
-              </w:rPr>
-              <w:t xml:space="preserve"> </w:t>
+            <w:r>
+              <w:rPr>
+                <w:rFonts w:hint="eastAsia"/>
+                <w:b/>
+                <w:bCs/>
+                <w:sz w:val="20"/>
+                <w:szCs w:val="20"/>
+              </w:rPr>
+              <w:t>FinishMatc</w:t>
+            </w:r>
+            <w:r>
+              <w:rPr>
+                <w:rFonts w:hint="eastAsia"/>
+                <w:b/>
+                <w:bCs/>
+                <w:sz w:val="20"/>
+                <w:szCs w:val="20"/>
+              </w:rPr>
+              <w:t xml:space="preserve">h  </w:t>
             </w:r>
             <w:r>
               <w:rPr>
@@ -2664,18 +2537,16 @@
                 <w:szCs w:val="20"/>
               </w:rPr>
             </w:pPr>
-            <w:proofErr w:type="spellStart"/>
-            <w:r>
-              <w:rPr>
-                <w:rFonts w:hint="eastAsia"/>
-                <w:b/>
-                <w:bCs/>
-                <w:sz w:val="20"/>
-                <w:szCs w:val="20"/>
-              </w:rPr>
-              <w:t>RecentPlayer</w:t>
-            </w:r>
-            <w:proofErr w:type="spellEnd"/>
+            <w:r>
+              <w:rPr>
+                <w:rFonts w:hint="eastAsia"/>
+                <w:b/>
+                <w:bCs/>
+                <w:sz w:val="20"/>
+                <w:szCs w:val="20"/>
+              </w:rPr>
+              <w:t xml:space="preserve">RecentPlayer </w:t>
+            </w:r>
             <w:r>
               <w:rPr>
                 <w:rFonts w:hint="eastAsia"/>
@@ -2704,7 +2575,7 @@
         <w:tc>
           <w:tcPr>
             <w:tcW w:w="10375" w:type="dxa"/>
-            <w:gridSpan w:val="6"/>
+            <w:gridSpan w:val="4"/>
             <w:shd w:val="clear" w:color="auto" w:fill="000000" w:themeFill="text1"/>
           </w:tcPr>
           <w:p>
@@ -2737,8 +2608,7 @@
         </w:trPr>
         <w:tc>
           <w:tcPr>
-            <w:tcW w:w="3458" w:type="dxa"/>
-            <w:gridSpan w:val="2"/>
+            <w:tcW w:w="2593" w:type="dxa"/>
           </w:tcPr>
           <w:p>
             <w:pPr>
@@ -2760,7 +2630,6 @@
               </w:rPr>
               <w:t xml:space="preserve">Looting  </w:t>
             </w:r>
-            <w:proofErr w:type="gramStart"/>
             <w:r>
               <w:rPr>
                 <w:rFonts w:hint="eastAsia"/>
@@ -2769,13 +2638,11 @@
               </w:rPr>
               <w:t>摸金</w:t>
             </w:r>
-            <w:proofErr w:type="gramEnd"/>
           </w:p>
         </w:tc>
         <w:tc>
           <w:tcPr>
-            <w:tcW w:w="3458" w:type="dxa"/>
-            <w:gridSpan w:val="2"/>
+            <w:tcW w:w="2594" w:type="dxa"/>
           </w:tcPr>
           <w:p>
             <w:pPr>
@@ -2787,27 +2654,15 @@
                 <w:szCs w:val="20"/>
               </w:rPr>
             </w:pPr>
-            <w:proofErr w:type="spellStart"/>
-            <w:r>
-              <w:rPr>
-                <w:rFonts w:hint="eastAsia"/>
-                <w:b/>
-                <w:bCs/>
-                <w:sz w:val="20"/>
-                <w:szCs w:val="20"/>
-              </w:rPr>
-              <w:t>Reversi</w:t>
-            </w:r>
-            <w:proofErr w:type="spellEnd"/>
-            <w:r>
-              <w:rPr>
-                <w:rFonts w:hint="eastAsia"/>
-                <w:b/>
-                <w:bCs/>
-                <w:sz w:val="20"/>
-                <w:szCs w:val="20"/>
-              </w:rPr>
-              <w:t xml:space="preserve">  </w:t>
+            <w:r>
+              <w:rPr>
+                <w:rFonts w:hint="eastAsia"/>
+                <w:b/>
+                <w:bCs/>
+                <w:sz w:val="20"/>
+                <w:szCs w:val="20"/>
+              </w:rPr>
+              <w:t xml:space="preserve">Reversi  </w:t>
             </w:r>
             <w:r>
               <w:rPr>
@@ -2821,8 +2676,7 @@
         </w:tc>
         <w:tc>
           <w:tcPr>
-            <w:tcW w:w="3459" w:type="dxa"/>
-            <w:gridSpan w:val="2"/>
+            <w:tcW w:w="2594" w:type="dxa"/>
           </w:tcPr>
           <w:p>
             <w:pPr>
@@ -2834,18 +2688,16 @@
                 <w:szCs w:val="20"/>
               </w:rPr>
             </w:pPr>
-            <w:proofErr w:type="spellStart"/>
-            <w:r>
-              <w:rPr>
-                <w:rFonts w:hint="eastAsia"/>
-                <w:b/>
-                <w:bCs/>
-                <w:sz w:val="20"/>
-                <w:szCs w:val="20"/>
-              </w:rPr>
-              <w:t>TicTacToe</w:t>
-            </w:r>
-            <w:proofErr w:type="spellEnd"/>
+            <w:r>
+              <w:rPr>
+                <w:rFonts w:hint="eastAsia"/>
+                <w:b/>
+                <w:bCs/>
+                <w:sz w:val="20"/>
+                <w:szCs w:val="20"/>
+              </w:rPr>
+              <w:t xml:space="preserve">TicTacToe </w:t>
+            </w:r>
             <w:r>
               <w:rPr>
                 <w:rFonts w:hint="eastAsia"/>
@@ -2859,20 +2711,37 @@
             <w:r>
               <w:rPr>
                 <w:rFonts w:hint="eastAsia"/>
-                <w:b/>
-                <w:bCs/>
-                <w:sz w:val="20"/>
-                <w:szCs w:val="20"/>
-              </w:rPr>
-              <w:t xml:space="preserve"> </w:t>
-            </w:r>
-            <w:r>
-              <w:rPr>
-                <w:rFonts w:hint="eastAsia"/>
                 <w:sz w:val="20"/>
                 <w:szCs w:val="20"/>
               </w:rPr>
               <w:t>井字棋</w:t>
+            </w:r>
+          </w:p>
+        </w:tc>
+        <w:tc>
+          <w:tcPr>
+            <w:tcW w:w="2594" w:type="dxa"/>
+          </w:tcPr>
+          <w:p>
+            <w:pPr>
+              <w:jc w:val="center"/>
+              <w:rPr>
+                <w:rFonts w:hint="eastAsia"/>
+                <w:b/>
+                <w:bCs/>
+                <w:sz w:val="20"/>
+                <w:szCs w:val="20"/>
+              </w:rPr>
+            </w:pPr>
+            <w:r>
+              <w:rPr>
+                <w:rFonts w:hint="eastAsia"/>
+                <w:b/>
+                <w:bCs/>
+                <w:sz w:val="20"/>
+                <w:szCs w:val="20"/>
+              </w:rPr>
+              <w:t>敬请期待...</w:t>
             </w:r>
           </w:p>
         </w:tc>
@@ -3090,7 +2959,6 @@
               </w:rPr>
               <w:t xml:space="preserve"> </w:t>
             </w:r>
-            <w:proofErr w:type="spellStart"/>
             <w:r>
               <w:rPr>
                 <w:rFonts w:hint="eastAsia"/>
@@ -3099,7 +2967,6 @@
               </w:rPr>
               <w:t>PRTS</w:t>
             </w:r>
-            <w:proofErr w:type="spellEnd"/>
             <w:r>
               <w:rPr>
                 <w:rFonts w:hint="eastAsia"/>
@@ -3185,7 +3052,7 @@
             <w:tcBorders>
               <w:top w:val="single" w:sz="4" w:space="0" w:color="auto"/>
               <w:left w:val="single" w:sz="12" w:space="0" w:color="auto"/>
-              <w:bottom w:val="single" w:sz="12" w:space="0" w:color="auto"/>
+              <w:bottom w:val="single" w:sz="4" w:space="0" w:color="auto"/>
               <w:right w:val="single" w:sz="4" w:space="0" w:color="auto"/>
             </w:tcBorders>
           </w:tcPr>
@@ -3219,7 +3086,6 @@
               </w:rPr>
               <w:t xml:space="preserve">  </w:t>
             </w:r>
-            <w:proofErr w:type="gramStart"/>
             <w:r>
               <w:rPr>
                 <w:rFonts w:hint="eastAsia"/>
@@ -3228,7 +3094,6 @@
               </w:rPr>
               <w:t>终末地查询</w:t>
             </w:r>
-            <w:proofErr w:type="gramEnd"/>
             <w:r>
               <w:rPr>
                 <w:rFonts w:hint="eastAsia"/>
@@ -3255,27 +3120,15 @@
               </w:rPr>
               <w:t xml:space="preserve"> [</w:t>
             </w:r>
-            <w:proofErr w:type="gramStart"/>
-            <w:r>
-              <w:rPr>
-                <w:rFonts w:hint="eastAsia"/>
-                <w:b/>
-                <w:bCs/>
-                <w:sz w:val="20"/>
-                <w:szCs w:val="20"/>
-              </w:rPr>
-              <w:t>终末地功能</w:t>
-            </w:r>
-            <w:proofErr w:type="gramEnd"/>
-            <w:r>
-              <w:rPr>
-                <w:rFonts w:hint="eastAsia"/>
-                <w:b/>
-                <w:bCs/>
-                <w:sz w:val="20"/>
-                <w:szCs w:val="20"/>
-              </w:rPr>
-              <w:t>]</w:t>
+            <w:r>
+              <w:rPr>
+                <w:rFonts w:hint="eastAsia"/>
+                <w:b/>
+                <w:bCs/>
+                <w:sz w:val="20"/>
+                <w:szCs w:val="20"/>
+              </w:rPr>
+              <w:t>终末地功能]</w:t>
             </w:r>
           </w:p>
         </w:tc>
@@ -3285,6 +3138,111 @@
             <w:tcBorders>
               <w:top w:val="single" w:sz="4" w:space="0" w:color="auto"/>
               <w:left w:val="single" w:sz="4" w:space="0" w:color="auto"/>
+              <w:bottom w:val="single" w:sz="4" w:space="0" w:color="auto"/>
+              <w:right w:val="single" w:sz="12" w:space="0" w:color="auto"/>
+            </w:tcBorders>
+          </w:tcPr>
+          <w:p>
+            <w:pPr>
+              <w:rPr>
+                <w:rFonts w:hint="eastAsia"/>
+                <w:b/>
+                <w:bCs/>
+                <w:sz w:val="20"/>
+                <w:szCs w:val="20"/>
+              </w:rPr>
+            </w:pPr>
+            <w:r>
+              <w:rPr>
+                <w:b/>
+                <w:bCs/>
+                <w:sz w:val="20"/>
+                <w:szCs w:val="20"/>
+              </w:rPr>
+              <w:t>EssencePlan</w:t>
+            </w:r>
+            <w:r>
+              <w:rPr>
+                <w:rFonts w:hint="eastAsia"/>
+                <w:b/>
+                <w:bCs/>
+                <w:sz w:val="20"/>
+                <w:szCs w:val="20"/>
+              </w:rPr>
+              <w:t xml:space="preserve">  </w:t>
+            </w:r>
+            <w:r>
+              <w:rPr>
+                <w:rFonts w:hint="eastAsia"/>
+                <w:sz w:val="20"/>
+                <w:szCs w:val="20"/>
+              </w:rPr>
+              <w:t>基质规划</w:t>
+            </w:r>
+            <w:r>
+              <w:rPr>
+                <w:rFonts w:hint="eastAsia"/>
+                <w:b/>
+                <w:bCs/>
+                <w:sz w:val="20"/>
+                <w:szCs w:val="20"/>
+              </w:rPr>
+              <w:t xml:space="preserve"> </w:t>
+            </w:r>
+            <w:r>
+              <w:rPr>
+                <w:rFonts w:hint="eastAsia"/>
+                <w:b/>
+                <w:bCs/>
+                <w:sz w:val="20"/>
+                <w:szCs w:val="20"/>
+              </w:rPr>
+              <w:t xml:space="preserve">               </w:t>
+            </w:r>
+            <w:r>
+              <w:rPr>
+                <w:rFonts w:hint="eastAsia"/>
+                <w:b/>
+                <w:bCs/>
+                <w:sz w:val="20"/>
+                <w:szCs w:val="20"/>
+              </w:rPr>
+              <w:t xml:space="preserve"> </w:t>
+            </w:r>
+            <w:r>
+              <w:rPr>
+                <w:rFonts w:hint="eastAsia"/>
+                <w:b/>
+                <w:bCs/>
+                <w:sz w:val="20"/>
+                <w:szCs w:val="20"/>
+              </w:rPr>
+              <w:t>[</w:t>
+            </w:r>
+            <w:r>
+              <w:rPr>
+                <w:rFonts w:hint="eastAsia"/>
+                <w:b/>
+                <w:bCs/>
+                <w:sz w:val="20"/>
+                <w:szCs w:val="20"/>
+              </w:rPr>
+              <w:t>终末地功能]</w:t>
+            </w:r>
+          </w:p>
+        </w:tc>
+      </w:tr>
+      <w:tr>
+        <w:trPr>
+          <w:trHeight w:val="216"/>
+        </w:trPr>
+        <w:tc>
+          <w:tcPr>
+            <w:tcW w:w="10369" w:type="dxa"/>
+            <w:gridSpan w:val="2"/>
+            <w:tcBorders>
+              <w:top w:val="single" w:sz="4" w:space="0" w:color="auto"/>
+              <w:left w:val="single" w:sz="12" w:space="0" w:color="auto"/>
               <w:bottom w:val="single" w:sz="12" w:space="0" w:color="auto"/>
               <w:right w:val="single" w:sz="12" w:space="0" w:color="auto"/>
             </w:tcBorders>
@@ -3297,19 +3255,20 @@
                 <w:bCs/>
                 <w:sz w:val="20"/>
                 <w:szCs w:val="20"/>
+                <w:u w:val="double"/>
               </w:rPr>
             </w:pPr>
-            <w:proofErr w:type="spellStart"/>
-            <w:r>
-              <w:rPr>
-                <w:b/>
-                <w:bCs/>
-                <w:sz w:val="20"/>
-                <w:szCs w:val="20"/>
-              </w:rPr>
-              <w:t>EssencePlan</w:t>
-            </w:r>
-            <w:proofErr w:type="spellEnd"/>
+            <w:r>
+              <w:rPr>
+                <w:rFonts w:hint="eastAsia"/>
+                <w:b/>
+                <w:bCs/>
+                <w:sz w:val="20"/>
+                <w:szCs w:val="20"/>
+                <w:u w:val="double"/>
+              </w:rPr>
+              <w:t>OneTimeAlarm</w:t>
+            </w:r>
             <w:r>
               <w:rPr>
                 <w:rFonts w:hint="eastAsia"/>
@@ -3326,69 +3285,25 @@
                 <w:sz w:val="20"/>
                 <w:szCs w:val="20"/>
               </w:rPr>
-              <w:t>基质规划</w:t>
-            </w:r>
-            <w:r>
-              <w:rPr>
-                <w:rFonts w:hint="eastAsia"/>
-                <w:b/>
-                <w:bCs/>
-                <w:sz w:val="20"/>
-                <w:szCs w:val="20"/>
-              </w:rPr>
-              <w:t xml:space="preserve"> </w:t>
-            </w:r>
-            <w:r>
-              <w:rPr>
-                <w:rFonts w:hint="eastAsia"/>
-                <w:b/>
-                <w:bCs/>
-                <w:sz w:val="20"/>
-                <w:szCs w:val="20"/>
-              </w:rPr>
-              <w:t xml:space="preserve">               </w:t>
-            </w:r>
-            <w:r>
-              <w:rPr>
-                <w:rFonts w:hint="eastAsia"/>
-                <w:b/>
-                <w:bCs/>
-                <w:sz w:val="20"/>
-                <w:szCs w:val="20"/>
-              </w:rPr>
-              <w:t xml:space="preserve"> </w:t>
-            </w:r>
-            <w:r>
-              <w:rPr>
-                <w:rFonts w:hint="eastAsia"/>
-                <w:b/>
-                <w:bCs/>
-                <w:sz w:val="20"/>
-                <w:szCs w:val="20"/>
-              </w:rPr>
-              <w:t>[</w:t>
-            </w:r>
-            <w:proofErr w:type="gramStart"/>
-            <w:r>
-              <w:rPr>
-                <w:rFonts w:hint="eastAsia"/>
-                <w:b/>
-                <w:bCs/>
-                <w:sz w:val="20"/>
-                <w:szCs w:val="20"/>
-              </w:rPr>
-              <w:t>终末地功能</w:t>
-            </w:r>
-            <w:proofErr w:type="gramEnd"/>
-            <w:r>
-              <w:rPr>
-                <w:rFonts w:hint="eastAsia"/>
-                <w:b/>
-                <w:bCs/>
-                <w:sz w:val="20"/>
-                <w:szCs w:val="20"/>
-              </w:rPr>
-              <w:t>]</w:t>
+              <w:t>一次性闹钟</w:t>
+            </w:r>
+            <w:r>
+              <w:rPr>
+                <w:rFonts w:hint="eastAsia"/>
+                <w:sz w:val="20"/>
+                <w:szCs w:val="20"/>
+              </w:rPr>
+              <w:t xml:space="preserve">                                                                  </w:t>
+            </w:r>
+            <w:r>
+              <w:rPr>
+                <w:rFonts w:hint="eastAsia"/>
+                <w:b/>
+                <w:bCs/>
+                <w:sz w:val="20"/>
+                <w:szCs w:val="20"/>
+              </w:rPr>
+              <w:t>[定时功能]</w:t>
             </w:r>
           </w:p>
         </w:tc>
@@ -3459,7 +3374,6 @@
                 <w:szCs w:val="20"/>
               </w:rPr>
             </w:pPr>
-            <w:proofErr w:type="spellStart"/>
             <w:r>
               <w:rPr>
                 <w:rFonts w:hint="eastAsia"/>
@@ -3470,7 +3384,6 @@
               </w:rPr>
               <w:t>AccessSet</w:t>
             </w:r>
-            <w:proofErr w:type="spellEnd"/>
             <w:r>
               <w:rPr>
                 <w:rFonts w:hint="eastAsia"/>
@@ -3494,7 +3407,6 @@
                 <w:szCs w:val="20"/>
               </w:rPr>
             </w:pPr>
-            <w:proofErr w:type="spellStart"/>
             <w:r>
               <w:rPr>
                 <w:rFonts w:hint="eastAsia"/>
@@ -3505,7 +3417,6 @@
               </w:rPr>
               <w:t>FuncSet</w:t>
             </w:r>
-            <w:proofErr w:type="spellEnd"/>
             <w:r>
               <w:rPr>
                 <w:rFonts w:hint="eastAsia"/>
@@ -3537,7 +3448,6 @@
                 <w:szCs w:val="20"/>
               </w:rPr>
             </w:pPr>
-            <w:proofErr w:type="spellStart"/>
             <w:r>
               <w:rPr>
                 <w:rFonts w:hint="eastAsia"/>
@@ -3548,7 +3458,6 @@
               </w:rPr>
               <w:t>GroupSet</w:t>
             </w:r>
-            <w:proofErr w:type="spellEnd"/>
             <w:r>
               <w:rPr>
                 <w:rFonts w:hint="eastAsia"/>
@@ -3588,7 +3497,6 @@
                 <w:u w:val="double"/>
               </w:rPr>
             </w:pPr>
-            <w:proofErr w:type="spellStart"/>
             <w:r>
               <w:rPr>
                 <w:rFonts w:hint="eastAsia"/>
@@ -3600,7 +3508,6 @@
               </w:rPr>
               <w:t>UserBan</w:t>
             </w:r>
-            <w:proofErr w:type="spellEnd"/>
             <w:r>
               <w:rPr>
                 <w:rFonts w:hint="eastAsia"/>
@@ -3645,20 +3552,8 @@
                 <w:sz w:val="20"/>
                 <w:szCs w:val="20"/>
               </w:rPr>
-              <w:t>/</w:t>
-            </w:r>
-            <w:proofErr w:type="spellStart"/>
-            <w:r>
-              <w:rPr>
-                <w:rFonts w:hint="eastAsia"/>
-                <w:b/>
-                <w:bCs/>
-                <w:sz w:val="20"/>
-                <w:szCs w:val="20"/>
-              </w:rPr>
-              <w:t>rc</w:t>
-            </w:r>
-            <w:proofErr w:type="spellEnd"/>
+              <w:t>/rc</w:t>
+            </w:r>
             <w:r>
               <w:rPr>
                 <w:rFonts w:hint="eastAsia"/>
@@ -3695,7 +3590,6 @@
                 <w:u w:val="double"/>
               </w:rPr>
             </w:pPr>
-            <w:proofErr w:type="spellStart"/>
             <w:r>
               <w:rPr>
                 <w:rFonts w:hint="eastAsia"/>
@@ -3707,7 +3601,6 @@
               </w:rPr>
               <w:t>ImageFolder</w:t>
             </w:r>
-            <w:proofErr w:type="spellEnd"/>
             <w:r>
               <w:rPr>
                 <w:rFonts w:hint="eastAsia"/>
@@ -4518,7 +4411,6 @@
         </w:rPr>
         <w:t xml:space="preserve"> </w:t>
       </w:r>
-      <w:proofErr w:type="spellStart"/>
       <w:r>
         <w:rPr>
           <w:rFonts w:hint="eastAsia"/>
@@ -4529,7 +4421,6 @@
         </w:rPr>
         <w:t>acg</w:t>
       </w:r>
-      <w:proofErr w:type="spellEnd"/>
       <w:r>
         <w:rPr>
           <w:rFonts w:hint="eastAsia"/>
@@ -4566,7 +4457,6 @@
         </w:rPr>
         <w:t>可通过</w:t>
       </w:r>
-      <w:proofErr w:type="spellStart"/>
       <w:r>
         <w:rPr>
           <w:rFonts w:hint="eastAsia"/>
@@ -4577,7 +4467,6 @@
         </w:rPr>
         <w:t>ImageFolder</w:t>
       </w:r>
-      <w:proofErr w:type="spellEnd"/>
       <w:r>
         <w:rPr>
           <w:rFonts w:hint="eastAsia"/>
@@ -4648,7 +4537,6 @@
         </w:rPr>
         <w:t xml:space="preserve"> </w:t>
       </w:r>
-      <w:proofErr w:type="gramStart"/>
       <w:r>
         <w:rPr>
           <w:rFonts w:hint="eastAsia"/>
@@ -4657,7 +4545,6 @@
         </w:rPr>
         <w:t>跨群游戏</w:t>
       </w:r>
-      <w:proofErr w:type="gramEnd"/>
       <w:r>
         <w:rPr>
           <w:rFonts w:hint="eastAsia"/>
@@ -4898,7 +4785,6 @@
         </w:rPr>
         <w:t xml:space="preserve"> 需通过</w:t>
       </w:r>
-      <w:proofErr w:type="spellStart"/>
       <w:r>
         <w:rPr>
           <w:rFonts w:hint="eastAsia"/>
@@ -4917,31 +4803,8 @@
           <w:sz w:val="20"/>
           <w:szCs w:val="20"/>
         </w:rPr>
-        <w:t>Set</w:t>
-      </w:r>
-      <w:proofErr w:type="spellEnd"/>
-      <w:r>
-        <w:rPr>
-          <w:rFonts w:hint="eastAsia"/>
-          <w:b/>
-          <w:bCs/>
-          <w:sz w:val="20"/>
-          <w:szCs w:val="20"/>
-        </w:rPr>
-        <w:t>/</w:t>
-      </w:r>
-      <w:proofErr w:type="spellStart"/>
-      <w:r>
-        <w:rPr>
-          <w:rFonts w:hint="eastAsia"/>
-          <w:b/>
-          <w:bCs/>
-          <w:sz w:val="20"/>
-          <w:szCs w:val="20"/>
-        </w:rPr>
-        <w:t>GroupSet</w:t>
-      </w:r>
-      <w:proofErr w:type="spellEnd"/>
+        <w:t>Set/GroupSet</w:t>
+      </w:r>
       <w:r>
         <w:rPr>
           <w:rFonts w:hint="eastAsia"/>
@@ -4958,7 +4821,6 @@
         </w:rPr>
         <w:t>启用</w:t>
       </w:r>
-      <w:proofErr w:type="spellStart"/>
       <w:r>
         <w:rPr>
           <w:rFonts w:hint="eastAsia"/>
@@ -4979,7 +4841,6 @@
         </w:rPr>
         <w:t>essageCollect</w:t>
       </w:r>
-      <w:proofErr w:type="spellEnd"/>
       <w:r>
         <w:rPr>
           <w:rFonts w:hint="eastAsia"/>
@@ -5096,53 +4957,23 @@
         </w:rPr>
         <w:t xml:space="preserve"> </w:t>
       </w:r>
-      <w:proofErr w:type="spellStart"/>
-      <w:r>
-        <w:rPr>
-          <w:rFonts w:hint="eastAsia"/>
-          <w:b/>
-          <w:bCs/>
-          <w:sz w:val="20"/>
-          <w:szCs w:val="20"/>
-        </w:rPr>
-        <w:t>GroupSet</w:t>
-      </w:r>
-      <w:proofErr w:type="spellEnd"/>
-      <w:r>
-        <w:rPr>
-          <w:rFonts w:hint="eastAsia"/>
-          <w:b/>
-          <w:bCs/>
-          <w:sz w:val="20"/>
-          <w:szCs w:val="20"/>
-        </w:rPr>
-        <w:t xml:space="preserve"> 群设置</w:t>
-      </w:r>
-      <w:r>
-        <w:rPr>
-          <w:rFonts w:hint="eastAsia"/>
-          <w:sz w:val="20"/>
-          <w:szCs w:val="20"/>
-        </w:rPr>
-        <w:t xml:space="preserve"> 命令中，并</w:t>
-      </w:r>
-      <w:proofErr w:type="gramStart"/>
-      <w:r>
-        <w:rPr>
-          <w:rFonts w:hint="eastAsia"/>
-          <w:sz w:val="20"/>
-          <w:szCs w:val="20"/>
-        </w:rPr>
-        <w:t>按群聊</w:t>
-      </w:r>
-      <w:proofErr w:type="gramEnd"/>
-      <w:r>
-        <w:rPr>
-          <w:rFonts w:hint="eastAsia"/>
-          <w:sz w:val="20"/>
-          <w:szCs w:val="20"/>
-        </w:rPr>
-        <w:t>保存独立配置</w:t>
+      <w:r>
+        <w:rPr>
+          <w:rFonts w:hint="eastAsia"/>
+          <w:b/>
+          <w:bCs/>
+          <w:sz w:val="20"/>
+          <w:szCs w:val="20"/>
+        </w:rPr>
+        <w:t>GroupSet 群设置</w:t>
+      </w:r>
+      <w:r>
+        <w:rPr>
+          <w:rFonts w:hint="eastAsia"/>
+          <w:sz w:val="20"/>
+          <w:szCs w:val="20"/>
+        </w:rPr>
+        <w:t xml:space="preserve"> 命令中，并按群聊保存独立配置</w:t>
       </w:r>
       <w:r>
         <w:rPr>
@@ -5208,27 +5039,15 @@
         </w:rPr>
         <w:t xml:space="preserve"> 命令的AI可调用性受 </w:t>
       </w:r>
-      <w:proofErr w:type="spellStart"/>
-      <w:r>
-        <w:rPr>
-          <w:rFonts w:hint="eastAsia"/>
-          <w:b/>
-          <w:bCs/>
-          <w:sz w:val="20"/>
-          <w:szCs w:val="20"/>
-        </w:rPr>
-        <w:t>GroupSet</w:t>
-      </w:r>
-      <w:proofErr w:type="spellEnd"/>
-      <w:r>
-        <w:rPr>
-          <w:rFonts w:hint="eastAsia"/>
-          <w:b/>
-          <w:bCs/>
-          <w:sz w:val="20"/>
-          <w:szCs w:val="20"/>
-        </w:rPr>
-        <w:t xml:space="preserve"> </w:t>
+      <w:r>
+        <w:rPr>
+          <w:rFonts w:hint="eastAsia"/>
+          <w:b/>
+          <w:bCs/>
+          <w:sz w:val="20"/>
+          <w:szCs w:val="20"/>
+        </w:rPr>
+        <w:t xml:space="preserve">GroupSet </w:t>
       </w:r>
       <w:r>
         <w:rPr>
@@ -5811,64 +5630,64 @@
           <w:sz w:val="20"/>
           <w:szCs w:val="20"/>
         </w:rPr>
+        <w:t xml:space="preserve"> Lazybot</w:t>
+      </w:r>
+      <w:r>
+        <w:rPr>
+          <w:rFonts w:hint="eastAsia"/>
+          <w:sz w:val="20"/>
+          <w:szCs w:val="20"/>
+        </w:rPr>
+        <w:t xml:space="preserve">  </w:t>
+      </w:r>
+      <w:r>
+        <w:rPr>
+          <w:rFonts w:hint="eastAsia"/>
+          <w:sz w:val="20"/>
+          <w:szCs w:val="20"/>
+        </w:rPr>
+        <w:t xml:space="preserve">            </w:t>
+      </w:r>
+      <w:r>
+        <w:rPr>
+          <w:rFonts w:hint="eastAsia"/>
+          <w:b/>
+          <w:bCs/>
+          <w:sz w:val="20"/>
+          <w:szCs w:val="20"/>
+        </w:rPr>
+        <w:t>[</w:t>
+      </w:r>
+      <w:r>
+        <w:rPr>
+          <w:rFonts w:hint="eastAsia"/>
+          <w:b/>
+          <w:bCs/>
+          <w:sz w:val="20"/>
+          <w:szCs w:val="20"/>
+        </w:rPr>
+        <w:t>更新日期</w:t>
+      </w:r>
+      <w:r>
+        <w:rPr>
+          <w:rFonts w:hint="eastAsia"/>
+          <w:b/>
+          <w:bCs/>
+          <w:sz w:val="20"/>
+          <w:szCs w:val="20"/>
+        </w:rPr>
+        <w:t>]</w:t>
+      </w:r>
+      <w:r>
+        <w:rPr>
+          <w:rFonts w:hint="eastAsia"/>
+          <w:b/>
+          <w:bCs/>
+          <w:sz w:val="20"/>
+          <w:szCs w:val="20"/>
+        </w:rPr>
         <w:t xml:space="preserve"> </w:t>
       </w:r>
-      <w:proofErr w:type="spellStart"/>
-      <w:r>
-        <w:rPr>
-          <w:rFonts w:hint="eastAsia"/>
-          <w:sz w:val="20"/>
-          <w:szCs w:val="20"/>
-        </w:rPr>
-        <w:t>Lazybot</w:t>
-      </w:r>
-      <w:proofErr w:type="spellEnd"/>
-      <w:r>
-        <w:rPr>
-          <w:rFonts w:hint="eastAsia"/>
-          <w:sz w:val="20"/>
-          <w:szCs w:val="20"/>
-        </w:rPr>
-        <w:t xml:space="preserve">  </w:t>
-      </w:r>
-      <w:r>
-        <w:rPr>
-          <w:rFonts w:hint="eastAsia"/>
-          <w:sz w:val="20"/>
-          <w:szCs w:val="20"/>
-        </w:rPr>
-        <w:t xml:space="preserve">            </w:t>
-      </w:r>
-      <w:r>
-        <w:rPr>
-          <w:rFonts w:hint="eastAsia"/>
-          <w:b/>
-          <w:bCs/>
-          <w:sz w:val="20"/>
-          <w:szCs w:val="20"/>
-        </w:rPr>
-        <w:t>[</w:t>
-      </w:r>
-      <w:r>
-        <w:rPr>
-          <w:rFonts w:hint="eastAsia"/>
-          <w:b/>
-          <w:bCs/>
-          <w:sz w:val="20"/>
-          <w:szCs w:val="20"/>
-        </w:rPr>
-        <w:t>更新日期</w:t>
-      </w:r>
-      <w:r>
-        <w:rPr>
-          <w:rFonts w:hint="eastAsia"/>
-          <w:b/>
-          <w:bCs/>
-          <w:sz w:val="20"/>
-          <w:szCs w:val="20"/>
-        </w:rPr>
-        <w:t>]</w:t>
-      </w:r>
       <w:r>
         <w:rPr>
           <w:rFonts w:hint="eastAsia"/>
@@ -5882,16 +5701,6 @@
       <w:r>
         <w:rPr>
           <w:rFonts w:hint="eastAsia"/>
-          <w:b/>
-          <w:bCs/>
-          <w:sz w:val="20"/>
-          <w:szCs w:val="20"/>
-        </w:rPr>
-        <w:t xml:space="preserve"> </w:t>
-      </w:r>
-      <w:r>
-        <w:rPr>
-          <w:rFonts w:hint="eastAsia"/>
           <w:sz w:val="20"/>
           <w:szCs w:val="20"/>
         </w:rPr>
@@ -5927,7 +5736,15 @@
           <w:sz w:val="20"/>
           <w:szCs w:val="20"/>
         </w:rPr>
-        <w:t>03</w:t>
+        <w:t>0</w:t>
+      </w:r>
+      <w:r>
+        <w:rPr>
+          <w:rFonts w:hint="eastAsia"/>
+          <w:sz w:val="20"/>
+          <w:szCs w:val="20"/>
+        </w:rPr>
+        <w:t>7</w:t>
       </w:r>
     </w:p>
     <w:sectPr>
@@ -6610,7 +6427,6 @@
   <w:style w:type="character" w:default="1" w:styleId="a0">
     <w:name w:val="Default Paragraph Font"/>
     <w:uiPriority w:val="1"/>
-    <w:semiHidden/>
     <w:unhideWhenUsed/>
   </w:style>
   <w:style w:type="table" w:default="1" w:styleId="a1">

--- a/src/main/resources/static/help/help.docx
+++ b/src/main/resources/static/help/help.docx
@@ -334,15 +334,27 @@
                 <w:szCs w:val="20"/>
               </w:rPr>
             </w:pPr>
-            <w:r>
-              <w:rPr>
-                <w:rFonts w:hint="eastAsia"/>
-                <w:b/>
-                <w:bCs/>
-                <w:sz w:val="20"/>
-                <w:szCs w:val="20"/>
-              </w:rPr>
-              <w:t xml:space="preserve">SysMsgSet </w:t>
+            <w:proofErr w:type="spellStart"/>
+            <w:r>
+              <w:rPr>
+                <w:rFonts w:hint="eastAsia"/>
+                <w:b/>
+                <w:bCs/>
+                <w:sz w:val="20"/>
+                <w:szCs w:val="20"/>
+              </w:rPr>
+              <w:t>SysMsgSet</w:t>
+            </w:r>
+            <w:proofErr w:type="spellEnd"/>
+            <w:r>
+              <w:rPr>
+                <w:rFonts w:hint="eastAsia"/>
+                <w:b/>
+                <w:bCs/>
+                <w:sz w:val="20"/>
+                <w:szCs w:val="20"/>
+              </w:rPr>
+              <w:t xml:space="preserve"> </w:t>
             </w:r>
             <w:r>
               <w:rPr>
@@ -367,6 +379,7 @@
                 <w:szCs w:val="20"/>
               </w:rPr>
             </w:pPr>
+            <w:proofErr w:type="spellStart"/>
             <w:r>
               <w:rPr>
                 <w:rFonts w:hint="eastAsia"/>
@@ -377,6 +390,7 @@
               </w:rPr>
               <w:t>ChatHistory</w:t>
             </w:r>
+            <w:proofErr w:type="spellEnd"/>
             <w:r>
               <w:rPr>
                 <w:rFonts w:hint="eastAsia"/>
@@ -400,6 +414,7 @@
                 <w:szCs w:val="20"/>
               </w:rPr>
             </w:pPr>
+            <w:proofErr w:type="spellStart"/>
             <w:r>
               <w:rPr>
                 <w:rFonts w:hint="eastAsia"/>
@@ -411,6 +426,7 @@
               </w:rPr>
               <w:t>ChatReset</w:t>
             </w:r>
+            <w:proofErr w:type="spellEnd"/>
             <w:r>
               <w:rPr>
                 <w:rFonts w:hint="eastAsia"/>
@@ -487,6 +503,7 @@
                 <w:szCs w:val="20"/>
               </w:rPr>
             </w:pPr>
+            <w:proofErr w:type="spellStart"/>
             <w:r>
               <w:rPr>
                 <w:rFonts w:hint="eastAsia"/>
@@ -497,6 +514,7 @@
               </w:rPr>
               <w:t>SayingSave</w:t>
             </w:r>
+            <w:proofErr w:type="spellEnd"/>
             <w:r>
               <w:rPr>
                 <w:rFonts w:hint="eastAsia"/>
@@ -554,6 +572,7 @@
                 <w:szCs w:val="20"/>
               </w:rPr>
             </w:pPr>
+            <w:proofErr w:type="spellStart"/>
             <w:r>
               <w:rPr>
                 <w:rFonts w:hint="eastAsia"/>
@@ -564,6 +583,7 @@
               </w:rPr>
               <w:t>SayingDel</w:t>
             </w:r>
+            <w:proofErr w:type="spellEnd"/>
             <w:r>
               <w:rPr>
                 <w:rFonts w:hint="eastAsia"/>
@@ -704,8 +724,21 @@
                 <w:szCs w:val="20"/>
                 <w:u w:val="double"/>
               </w:rPr>
-              <w:t>Image/img</w:t>
-            </w:r>
+              <w:t>Image/</w:t>
+            </w:r>
+            <w:proofErr w:type="spellStart"/>
+            <w:r>
+              <w:rPr>
+                <w:rFonts w:hint="eastAsia"/>
+                <w:b/>
+                <w:bCs/>
+                <w:sz w:val="20"/>
+                <w:szCs w:val="20"/>
+                <w:u w:val="double"/>
+              </w:rPr>
+              <w:t>img</w:t>
+            </w:r>
+            <w:proofErr w:type="spellEnd"/>
             <w:r>
               <w:rPr>
                 <w:rFonts w:hint="eastAsia"/>
@@ -736,6 +769,7 @@
                 <w:szCs w:val="20"/>
               </w:rPr>
             </w:pPr>
+            <w:proofErr w:type="spellStart"/>
             <w:r>
               <w:rPr>
                 <w:rFonts w:hint="eastAsia"/>
@@ -746,6 +780,7 @@
               </w:rPr>
               <w:t>ImageSave</w:t>
             </w:r>
+            <w:proofErr w:type="spellEnd"/>
             <w:r>
               <w:rPr>
                 <w:rFonts w:hint="eastAsia"/>
@@ -788,6 +823,7 @@
                 <w:szCs w:val="20"/>
               </w:rPr>
             </w:pPr>
+            <w:proofErr w:type="spellStart"/>
             <w:r>
               <w:rPr>
                 <w:rFonts w:hint="eastAsia"/>
@@ -798,6 +834,7 @@
               </w:rPr>
               <w:t>ImageGet</w:t>
             </w:r>
+            <w:proofErr w:type="spellEnd"/>
             <w:r>
               <w:rPr>
                 <w:rFonts w:hint="eastAsia"/>
@@ -842,6 +879,7 @@
                 <w:szCs w:val="20"/>
               </w:rPr>
             </w:pPr>
+            <w:proofErr w:type="spellStart"/>
             <w:r>
               <w:rPr>
                 <w:rFonts w:hint="eastAsia"/>
@@ -852,6 +890,7 @@
               </w:rPr>
               <w:t>ImageDel</w:t>
             </w:r>
+            <w:proofErr w:type="spellEnd"/>
             <w:r>
               <w:rPr>
                 <w:rFonts w:hint="eastAsia"/>
@@ -896,6 +935,7 @@
                 <w:szCs w:val="20"/>
               </w:rPr>
             </w:pPr>
+            <w:proofErr w:type="spellStart"/>
             <w:r>
               <w:rPr>
                 <w:rFonts w:hint="eastAsia"/>
@@ -906,6 +946,7 @@
               </w:rPr>
               <w:t>ImageList</w:t>
             </w:r>
+            <w:proofErr w:type="spellEnd"/>
             <w:r>
               <w:rPr>
                 <w:rFonts w:hint="eastAsia"/>
@@ -1069,14 +1110,25 @@
                 <w:szCs w:val="20"/>
               </w:rPr>
             </w:pPr>
-            <w:r>
-              <w:rPr>
-                <w:b/>
-                <w:bCs/>
-                <w:sz w:val="20"/>
-                <w:szCs w:val="20"/>
-              </w:rPr>
-              <w:t xml:space="preserve">VideoSave </w:t>
+            <w:proofErr w:type="spellStart"/>
+            <w:r>
+              <w:rPr>
+                <w:b/>
+                <w:bCs/>
+                <w:sz w:val="20"/>
+                <w:szCs w:val="20"/>
+              </w:rPr>
+              <w:t>VideoSave</w:t>
+            </w:r>
+            <w:proofErr w:type="spellEnd"/>
+            <w:r>
+              <w:rPr>
+                <w:b/>
+                <w:bCs/>
+                <w:sz w:val="20"/>
+                <w:szCs w:val="20"/>
+              </w:rPr>
+              <w:t xml:space="preserve"> </w:t>
             </w:r>
             <w:r>
               <w:rPr>
@@ -1121,14 +1173,25 @@
                 <w:szCs w:val="20"/>
               </w:rPr>
             </w:pPr>
-            <w:r>
-              <w:rPr>
-                <w:b/>
-                <w:bCs/>
-                <w:sz w:val="20"/>
-                <w:szCs w:val="20"/>
-              </w:rPr>
-              <w:t xml:space="preserve">VideoGet </w:t>
+            <w:proofErr w:type="spellStart"/>
+            <w:r>
+              <w:rPr>
+                <w:b/>
+                <w:bCs/>
+                <w:sz w:val="20"/>
+                <w:szCs w:val="20"/>
+              </w:rPr>
+              <w:t>VideoGet</w:t>
+            </w:r>
+            <w:proofErr w:type="spellEnd"/>
+            <w:r>
+              <w:rPr>
+                <w:b/>
+                <w:bCs/>
+                <w:sz w:val="20"/>
+                <w:szCs w:val="20"/>
+              </w:rPr>
+              <w:t xml:space="preserve"> </w:t>
             </w:r>
             <w:r>
               <w:rPr>
@@ -1159,14 +1222,25 @@
                 <w:szCs w:val="20"/>
               </w:rPr>
             </w:pPr>
-            <w:r>
-              <w:rPr>
-                <w:b/>
-                <w:bCs/>
-                <w:sz w:val="20"/>
-                <w:szCs w:val="20"/>
-              </w:rPr>
-              <w:t xml:space="preserve">VideoDel </w:t>
+            <w:proofErr w:type="spellStart"/>
+            <w:r>
+              <w:rPr>
+                <w:b/>
+                <w:bCs/>
+                <w:sz w:val="20"/>
+                <w:szCs w:val="20"/>
+              </w:rPr>
+              <w:t>VideoDel</w:t>
+            </w:r>
+            <w:proofErr w:type="spellEnd"/>
+            <w:r>
+              <w:rPr>
+                <w:b/>
+                <w:bCs/>
+                <w:sz w:val="20"/>
+                <w:szCs w:val="20"/>
+              </w:rPr>
+              <w:t xml:space="preserve"> </w:t>
             </w:r>
             <w:r>
               <w:rPr>
@@ -1197,14 +1271,25 @@
                 <w:szCs w:val="20"/>
               </w:rPr>
             </w:pPr>
-            <w:r>
-              <w:rPr>
-                <w:b/>
-                <w:bCs/>
-                <w:sz w:val="20"/>
-                <w:szCs w:val="20"/>
-              </w:rPr>
-              <w:t xml:space="preserve">VideoList </w:t>
+            <w:proofErr w:type="spellStart"/>
+            <w:r>
+              <w:rPr>
+                <w:b/>
+                <w:bCs/>
+                <w:sz w:val="20"/>
+                <w:szCs w:val="20"/>
+              </w:rPr>
+              <w:t>VideoList</w:t>
+            </w:r>
+            <w:proofErr w:type="spellEnd"/>
+            <w:r>
+              <w:rPr>
+                <w:b/>
+                <w:bCs/>
+                <w:sz w:val="20"/>
+                <w:szCs w:val="20"/>
+              </w:rPr>
+              <w:t xml:space="preserve"> </w:t>
             </w:r>
             <w:r>
               <w:rPr>
@@ -1276,8 +1361,21 @@
                 <w:szCs w:val="20"/>
                 <w:u w:val="double"/>
               </w:rPr>
-              <w:t>Audio/aud</w:t>
-            </w:r>
+              <w:t>Audio/</w:t>
+            </w:r>
+            <w:proofErr w:type="spellStart"/>
+            <w:r>
+              <w:rPr>
+                <w:rFonts w:hint="eastAsia"/>
+                <w:b/>
+                <w:bCs/>
+                <w:sz w:val="20"/>
+                <w:szCs w:val="20"/>
+                <w:u w:val="double"/>
+              </w:rPr>
+              <w:t>aud</w:t>
+            </w:r>
+            <w:proofErr w:type="spellEnd"/>
             <w:r>
               <w:rPr>
                 <w:b/>
@@ -1436,6 +1534,7 @@
                 <w:szCs w:val="20"/>
               </w:rPr>
             </w:pPr>
+            <w:proofErr w:type="spellStart"/>
             <w:r>
               <w:rPr>
                 <w:rFonts w:hint="eastAsia"/>
@@ -1446,6 +1545,7 @@
               </w:rPr>
               <w:t>CheckIn</w:t>
             </w:r>
+            <w:proofErr w:type="spellEnd"/>
             <w:r>
               <w:rPr>
                 <w:rFonts w:hint="eastAsia"/>
@@ -2220,6 +2320,7 @@
                 <w:u w:val="double"/>
               </w:rPr>
             </w:pPr>
+            <w:proofErr w:type="spellStart"/>
             <w:r>
               <w:rPr>
                 <w:rFonts w:hint="eastAsia"/>
@@ -2230,6 +2331,7 @@
               </w:rPr>
               <w:t>Choyen</w:t>
             </w:r>
+            <w:proofErr w:type="spellEnd"/>
             <w:r>
               <w:rPr>
                 <w:rFonts w:hint="eastAsia"/>
@@ -2436,6 +2538,7 @@
               </w:rPr>
               <w:t>/</w:t>
             </w:r>
+            <w:proofErr w:type="spellStart"/>
             <w:r>
               <w:rPr>
                 <w:rFonts w:hint="eastAsia"/>
@@ -2446,6 +2549,7 @@
               </w:rPr>
               <w:t>DisMatch</w:t>
             </w:r>
+            <w:proofErr w:type="spellEnd"/>
             <w:r>
               <w:rPr>
                 <w:rFonts w:hint="eastAsia"/>
@@ -2495,6 +2599,7 @@
                 <w:szCs w:val="20"/>
               </w:rPr>
             </w:pPr>
+            <w:proofErr w:type="spellStart"/>
             <w:r>
               <w:rPr>
                 <w:rFonts w:hint="eastAsia"/>
@@ -2513,7 +2618,18 @@
                 <w:sz w:val="20"/>
                 <w:szCs w:val="20"/>
               </w:rPr>
-              <w:t xml:space="preserve">h  </w:t>
+              <w:t>h</w:t>
+            </w:r>
+            <w:proofErr w:type="spellEnd"/>
+            <w:r>
+              <w:rPr>
+                <w:rFonts w:hint="eastAsia"/>
+                <w:b/>
+                <w:bCs/>
+                <w:sz w:val="20"/>
+                <w:szCs w:val="20"/>
+              </w:rPr>
+              <w:t xml:space="preserve">  </w:t>
             </w:r>
             <w:r>
               <w:rPr>
@@ -2537,15 +2653,27 @@
                 <w:szCs w:val="20"/>
               </w:rPr>
             </w:pPr>
-            <w:r>
-              <w:rPr>
-                <w:rFonts w:hint="eastAsia"/>
-                <w:b/>
-                <w:bCs/>
-                <w:sz w:val="20"/>
-                <w:szCs w:val="20"/>
-              </w:rPr>
-              <w:t xml:space="preserve">RecentPlayer </w:t>
+            <w:proofErr w:type="spellStart"/>
+            <w:r>
+              <w:rPr>
+                <w:rFonts w:hint="eastAsia"/>
+                <w:b/>
+                <w:bCs/>
+                <w:sz w:val="20"/>
+                <w:szCs w:val="20"/>
+              </w:rPr>
+              <w:t>RecentPlayer</w:t>
+            </w:r>
+            <w:proofErr w:type="spellEnd"/>
+            <w:r>
+              <w:rPr>
+                <w:rFonts w:hint="eastAsia"/>
+                <w:b/>
+                <w:bCs/>
+                <w:sz w:val="20"/>
+                <w:szCs w:val="20"/>
+              </w:rPr>
+              <w:t xml:space="preserve"> </w:t>
             </w:r>
             <w:r>
               <w:rPr>
@@ -2654,15 +2782,27 @@
                 <w:szCs w:val="20"/>
               </w:rPr>
             </w:pPr>
-            <w:r>
-              <w:rPr>
-                <w:rFonts w:hint="eastAsia"/>
-                <w:b/>
-                <w:bCs/>
-                <w:sz w:val="20"/>
-                <w:szCs w:val="20"/>
-              </w:rPr>
-              <w:t xml:space="preserve">Reversi  </w:t>
+            <w:proofErr w:type="spellStart"/>
+            <w:r>
+              <w:rPr>
+                <w:rFonts w:hint="eastAsia"/>
+                <w:b/>
+                <w:bCs/>
+                <w:sz w:val="20"/>
+                <w:szCs w:val="20"/>
+              </w:rPr>
+              <w:t>Reversi</w:t>
+            </w:r>
+            <w:proofErr w:type="spellEnd"/>
+            <w:r>
+              <w:rPr>
+                <w:rFonts w:hint="eastAsia"/>
+                <w:b/>
+                <w:bCs/>
+                <w:sz w:val="20"/>
+                <w:szCs w:val="20"/>
+              </w:rPr>
+              <w:t xml:space="preserve">  </w:t>
             </w:r>
             <w:r>
               <w:rPr>
@@ -2688,15 +2828,27 @@
                 <w:szCs w:val="20"/>
               </w:rPr>
             </w:pPr>
-            <w:r>
-              <w:rPr>
-                <w:rFonts w:hint="eastAsia"/>
-                <w:b/>
-                <w:bCs/>
-                <w:sz w:val="20"/>
-                <w:szCs w:val="20"/>
-              </w:rPr>
-              <w:t xml:space="preserve">TicTacToe </w:t>
+            <w:proofErr w:type="spellStart"/>
+            <w:r>
+              <w:rPr>
+                <w:rFonts w:hint="eastAsia"/>
+                <w:b/>
+                <w:bCs/>
+                <w:sz w:val="20"/>
+                <w:szCs w:val="20"/>
+              </w:rPr>
+              <w:t>TicTacToe</w:t>
+            </w:r>
+            <w:proofErr w:type="spellEnd"/>
+            <w:r>
+              <w:rPr>
+                <w:rFonts w:hint="eastAsia"/>
+                <w:b/>
+                <w:bCs/>
+                <w:sz w:val="20"/>
+                <w:szCs w:val="20"/>
+              </w:rPr>
+              <w:t xml:space="preserve"> </w:t>
             </w:r>
             <w:r>
               <w:rPr>
@@ -2959,6 +3111,7 @@
               </w:rPr>
               <w:t xml:space="preserve"> </w:t>
             </w:r>
+            <w:proofErr w:type="spellStart"/>
             <w:r>
               <w:rPr>
                 <w:rFonts w:hint="eastAsia"/>
@@ -2967,6 +3120,7 @@
               </w:rPr>
               <w:t>PRTS</w:t>
             </w:r>
+            <w:proofErr w:type="spellEnd"/>
             <w:r>
               <w:rPr>
                 <w:rFonts w:hint="eastAsia"/>
@@ -3052,7 +3206,7 @@
             <w:tcBorders>
               <w:top w:val="single" w:sz="4" w:space="0" w:color="auto"/>
               <w:left w:val="single" w:sz="12" w:space="0" w:color="auto"/>
-              <w:bottom w:val="single" w:sz="4" w:space="0" w:color="auto"/>
+              <w:bottom w:val="single" w:sz="12" w:space="0" w:color="auto"/>
               <w:right w:val="single" w:sz="4" w:space="0" w:color="auto"/>
             </w:tcBorders>
           </w:tcPr>
@@ -3138,7 +3292,7 @@
             <w:tcBorders>
               <w:top w:val="single" w:sz="4" w:space="0" w:color="auto"/>
               <w:left w:val="single" w:sz="4" w:space="0" w:color="auto"/>
-              <w:bottom w:val="single" w:sz="4" w:space="0" w:color="auto"/>
+              <w:bottom w:val="single" w:sz="12" w:space="0" w:color="auto"/>
               <w:right w:val="single" w:sz="12" w:space="0" w:color="auto"/>
             </w:tcBorders>
           </w:tcPr>
@@ -3152,6 +3306,7 @@
                 <w:szCs w:val="20"/>
               </w:rPr>
             </w:pPr>
+            <w:proofErr w:type="spellStart"/>
             <w:r>
               <w:rPr>
                 <w:b/>
@@ -3161,6 +3316,7 @@
               </w:rPr>
               <w:t>EssencePlan</w:t>
             </w:r>
+            <w:proofErr w:type="spellEnd"/>
             <w:r>
               <w:rPr>
                 <w:rFonts w:hint="eastAsia"/>
@@ -3238,11 +3394,82 @@
         </w:trPr>
         <w:tc>
           <w:tcPr>
-            <w:tcW w:w="10369" w:type="dxa"/>
-            <w:gridSpan w:val="2"/>
+            <w:tcW w:w="5184" w:type="dxa"/>
             <w:tcBorders>
-              <w:top w:val="single" w:sz="4" w:space="0" w:color="auto"/>
+              <w:top w:val="single" w:sz="12" w:space="0" w:color="auto"/>
               <w:left w:val="single" w:sz="12" w:space="0" w:color="auto"/>
+              <w:bottom w:val="single" w:sz="12" w:space="0" w:color="auto"/>
+              <w:right w:val="single" w:sz="4" w:space="0" w:color="auto"/>
+            </w:tcBorders>
+          </w:tcPr>
+          <w:p>
+            <w:pPr>
+              <w:rPr>
+                <w:rFonts w:hint="eastAsia"/>
+                <w:b/>
+                <w:bCs/>
+                <w:sz w:val="20"/>
+                <w:szCs w:val="20"/>
+                <w:u w:val="double"/>
+              </w:rPr>
+            </w:pPr>
+            <w:proofErr w:type="spellStart"/>
+            <w:r>
+              <w:rPr>
+                <w:rFonts w:hint="eastAsia"/>
+                <w:b/>
+                <w:bCs/>
+                <w:sz w:val="20"/>
+                <w:szCs w:val="20"/>
+                <w:u w:val="double"/>
+              </w:rPr>
+              <w:t>OneTimeAlarm</w:t>
+            </w:r>
+            <w:proofErr w:type="spellEnd"/>
+            <w:r>
+              <w:rPr>
+                <w:rFonts w:hint="eastAsia"/>
+                <w:b/>
+                <w:bCs/>
+                <w:sz w:val="20"/>
+                <w:szCs w:val="20"/>
+              </w:rPr>
+              <w:t xml:space="preserve">  </w:t>
+            </w:r>
+            <w:r>
+              <w:rPr>
+                <w:rFonts w:hint="eastAsia"/>
+                <w:sz w:val="20"/>
+                <w:szCs w:val="20"/>
+              </w:rPr>
+              <w:t>一次性闹钟</w:t>
+            </w:r>
+            <w:r>
+              <w:rPr>
+                <w:rFonts w:hint="eastAsia"/>
+                <w:sz w:val="20"/>
+                <w:szCs w:val="20"/>
+              </w:rPr>
+              <w:t xml:space="preserve">              </w:t>
+            </w:r>
+            <w:r>
+              <w:rPr>
+                <w:rFonts w:hint="eastAsia"/>
+                <w:b/>
+                <w:bCs/>
+                <w:sz w:val="20"/>
+                <w:szCs w:val="20"/>
+              </w:rPr>
+              <w:t>[定时功能]</w:t>
+            </w:r>
+          </w:p>
+        </w:tc>
+        <w:tc>
+          <w:tcPr>
+            <w:tcW w:w="5185" w:type="dxa"/>
+            <w:tcBorders>
+              <w:top w:val="single" w:sz="12" w:space="0" w:color="auto"/>
+              <w:left w:val="single" w:sz="4" w:space="0" w:color="auto"/>
               <w:bottom w:val="single" w:sz="12" w:space="0" w:color="auto"/>
               <w:right w:val="single" w:sz="12" w:space="0" w:color="auto"/>
             </w:tcBorders>
@@ -3258,17 +3485,28 @@
                 <w:u w:val="double"/>
               </w:rPr>
             </w:pPr>
-            <w:r>
-              <w:rPr>
-                <w:rFonts w:hint="eastAsia"/>
-                <w:b/>
-                <w:bCs/>
-                <w:sz w:val="20"/>
-                <w:szCs w:val="20"/>
-                <w:u w:val="double"/>
-              </w:rPr>
-              <w:t>OneTimeAlarm</w:t>
-            </w:r>
+            <w:proofErr w:type="spellStart"/>
+            <w:r>
+              <w:rPr>
+                <w:rFonts w:hint="eastAsia"/>
+                <w:b/>
+                <w:bCs/>
+                <w:sz w:val="20"/>
+                <w:szCs w:val="20"/>
+              </w:rPr>
+              <w:t>Cancel</w:t>
+            </w:r>
+            <w:r>
+              <w:rPr>
+                <w:rFonts w:hint="eastAsia"/>
+                <w:b/>
+                <w:bCs/>
+                <w:sz w:val="20"/>
+                <w:szCs w:val="20"/>
+              </w:rPr>
+              <w:t>Alarm</w:t>
+            </w:r>
+            <w:proofErr w:type="spellEnd"/>
             <w:r>
               <w:rPr>
                 <w:rFonts w:hint="eastAsia"/>
@@ -3285,15 +3523,39 @@
                 <w:sz w:val="20"/>
                 <w:szCs w:val="20"/>
               </w:rPr>
-              <w:t>一次性闹钟</w:t>
-            </w:r>
-            <w:r>
-              <w:rPr>
-                <w:rFonts w:hint="eastAsia"/>
-                <w:sz w:val="20"/>
-                <w:szCs w:val="20"/>
-              </w:rPr>
-              <w:t xml:space="preserve">                                                                  </w:t>
+              <w:t>取消</w:t>
+            </w:r>
+            <w:r>
+              <w:rPr>
+                <w:rFonts w:hint="eastAsia"/>
+                <w:sz w:val="20"/>
+                <w:szCs w:val="20"/>
+              </w:rPr>
+              <w:t>闹钟</w:t>
+            </w:r>
+            <w:r>
+              <w:rPr>
+                <w:rFonts w:hint="eastAsia"/>
+                <w:sz w:val="20"/>
+                <w:szCs w:val="20"/>
+              </w:rPr>
+              <w:t xml:space="preserve">           </w:t>
+            </w:r>
+            <w:r>
+              <w:rPr>
+                <w:rFonts w:hint="eastAsia"/>
+                <w:sz w:val="20"/>
+                <w:szCs w:val="20"/>
+              </w:rPr>
+              <w:t xml:space="preserve">    </w:t>
+            </w:r>
+            <w:r>
+              <w:rPr>
+                <w:rFonts w:hint="eastAsia"/>
+                <w:sz w:val="20"/>
+                <w:szCs w:val="20"/>
+              </w:rPr>
+              <w:t xml:space="preserve">   </w:t>
             </w:r>
             <w:r>
               <w:rPr>
@@ -3374,6 +3636,7 @@
                 <w:szCs w:val="20"/>
               </w:rPr>
             </w:pPr>
+            <w:proofErr w:type="spellStart"/>
             <w:r>
               <w:rPr>
                 <w:rFonts w:hint="eastAsia"/>
@@ -3384,6 +3647,7 @@
               </w:rPr>
               <w:t>AccessSet</w:t>
             </w:r>
+            <w:proofErr w:type="spellEnd"/>
             <w:r>
               <w:rPr>
                 <w:rFonts w:hint="eastAsia"/>
@@ -3407,6 +3671,7 @@
                 <w:szCs w:val="20"/>
               </w:rPr>
             </w:pPr>
+            <w:proofErr w:type="spellStart"/>
             <w:r>
               <w:rPr>
                 <w:rFonts w:hint="eastAsia"/>
@@ -3417,6 +3682,7 @@
               </w:rPr>
               <w:t>FuncSet</w:t>
             </w:r>
+            <w:proofErr w:type="spellEnd"/>
             <w:r>
               <w:rPr>
                 <w:rFonts w:hint="eastAsia"/>
@@ -3448,6 +3714,7 @@
                 <w:szCs w:val="20"/>
               </w:rPr>
             </w:pPr>
+            <w:proofErr w:type="spellStart"/>
             <w:r>
               <w:rPr>
                 <w:rFonts w:hint="eastAsia"/>
@@ -3458,6 +3725,7 @@
               </w:rPr>
               <w:t>GroupSet</w:t>
             </w:r>
+            <w:proofErr w:type="spellEnd"/>
             <w:r>
               <w:rPr>
                 <w:rFonts w:hint="eastAsia"/>
@@ -3497,6 +3765,7 @@
                 <w:u w:val="double"/>
               </w:rPr>
             </w:pPr>
+            <w:proofErr w:type="spellStart"/>
             <w:r>
               <w:rPr>
                 <w:rFonts w:hint="eastAsia"/>
@@ -3508,6 +3777,7 @@
               </w:rPr>
               <w:t>UserBan</w:t>
             </w:r>
+            <w:proofErr w:type="spellEnd"/>
             <w:r>
               <w:rPr>
                 <w:rFonts w:hint="eastAsia"/>
@@ -3552,8 +3822,20 @@
                 <w:sz w:val="20"/>
                 <w:szCs w:val="20"/>
               </w:rPr>
-              <w:t>/rc</w:t>
-            </w:r>
+              <w:t>/</w:t>
+            </w:r>
+            <w:proofErr w:type="spellStart"/>
+            <w:r>
+              <w:rPr>
+                <w:rFonts w:hint="eastAsia"/>
+                <w:b/>
+                <w:bCs/>
+                <w:sz w:val="20"/>
+                <w:szCs w:val="20"/>
+              </w:rPr>
+              <w:t>rc</w:t>
+            </w:r>
+            <w:proofErr w:type="spellEnd"/>
             <w:r>
               <w:rPr>
                 <w:rFonts w:hint="eastAsia"/>
@@ -3590,6 +3872,7 @@
                 <w:u w:val="double"/>
               </w:rPr>
             </w:pPr>
+            <w:proofErr w:type="spellStart"/>
             <w:r>
               <w:rPr>
                 <w:rFonts w:hint="eastAsia"/>
@@ -3601,6 +3884,7 @@
               </w:rPr>
               <w:t>ImageFolder</w:t>
             </w:r>
+            <w:proofErr w:type="spellEnd"/>
             <w:r>
               <w:rPr>
                 <w:rFonts w:hint="eastAsia"/>
@@ -4411,6 +4695,7 @@
         </w:rPr>
         <w:t xml:space="preserve"> </w:t>
       </w:r>
+      <w:proofErr w:type="spellStart"/>
       <w:r>
         <w:rPr>
           <w:rFonts w:hint="eastAsia"/>
@@ -4421,6 +4706,7 @@
         </w:rPr>
         <w:t>acg</w:t>
       </w:r>
+      <w:proofErr w:type="spellEnd"/>
       <w:r>
         <w:rPr>
           <w:rFonts w:hint="eastAsia"/>
@@ -4457,6 +4743,7 @@
         </w:rPr>
         <w:t>可通过</w:t>
       </w:r>
+      <w:proofErr w:type="spellStart"/>
       <w:r>
         <w:rPr>
           <w:rFonts w:hint="eastAsia"/>
@@ -4467,6 +4754,7 @@
         </w:rPr>
         <w:t>ImageFolder</w:t>
       </w:r>
+      <w:proofErr w:type="spellEnd"/>
       <w:r>
         <w:rPr>
           <w:rFonts w:hint="eastAsia"/>
@@ -4785,6 +5073,7 @@
         </w:rPr>
         <w:t xml:space="preserve"> 需通过</w:t>
       </w:r>
+      <w:proofErr w:type="spellStart"/>
       <w:r>
         <w:rPr>
           <w:rFonts w:hint="eastAsia"/>
@@ -4803,8 +5092,31 @@
           <w:sz w:val="20"/>
           <w:szCs w:val="20"/>
         </w:rPr>
-        <w:t>Set/GroupSet</w:t>
-      </w:r>
+        <w:t>Set</w:t>
+      </w:r>
+      <w:proofErr w:type="spellEnd"/>
+      <w:r>
+        <w:rPr>
+          <w:rFonts w:hint="eastAsia"/>
+          <w:b/>
+          <w:bCs/>
+          <w:sz w:val="20"/>
+          <w:szCs w:val="20"/>
+        </w:rPr>
+        <w:t>/</w:t>
+      </w:r>
+      <w:proofErr w:type="spellStart"/>
+      <w:r>
+        <w:rPr>
+          <w:rFonts w:hint="eastAsia"/>
+          <w:b/>
+          <w:bCs/>
+          <w:sz w:val="20"/>
+          <w:szCs w:val="20"/>
+        </w:rPr>
+        <w:t>GroupSet</w:t>
+      </w:r>
+      <w:proofErr w:type="spellEnd"/>
       <w:r>
         <w:rPr>
           <w:rFonts w:hint="eastAsia"/>
@@ -4821,6 +5133,7 @@
         </w:rPr>
         <w:t>启用</w:t>
       </w:r>
+      <w:proofErr w:type="spellStart"/>
       <w:r>
         <w:rPr>
           <w:rFonts w:hint="eastAsia"/>
@@ -4841,6 +5154,7 @@
         </w:rPr>
         <w:t>essageCollect</w:t>
       </w:r>
+      <w:proofErr w:type="spellEnd"/>
       <w:r>
         <w:rPr>
           <w:rFonts w:hint="eastAsia"/>
@@ -4957,15 +5271,27 @@
         </w:rPr>
         <w:t xml:space="preserve"> </w:t>
       </w:r>
-      <w:r>
-        <w:rPr>
-          <w:rFonts w:hint="eastAsia"/>
-          <w:b/>
-          <w:bCs/>
-          <w:sz w:val="20"/>
-          <w:szCs w:val="20"/>
-        </w:rPr>
-        <w:t>GroupSet 群设置</w:t>
+      <w:proofErr w:type="spellStart"/>
+      <w:r>
+        <w:rPr>
+          <w:rFonts w:hint="eastAsia"/>
+          <w:b/>
+          <w:bCs/>
+          <w:sz w:val="20"/>
+          <w:szCs w:val="20"/>
+        </w:rPr>
+        <w:t>GroupSet</w:t>
+      </w:r>
+      <w:proofErr w:type="spellEnd"/>
+      <w:r>
+        <w:rPr>
+          <w:rFonts w:hint="eastAsia"/>
+          <w:b/>
+          <w:bCs/>
+          <w:sz w:val="20"/>
+          <w:szCs w:val="20"/>
+        </w:rPr>
+        <w:t xml:space="preserve"> 群设置</w:t>
       </w:r>
       <w:r>
         <w:rPr>
@@ -5039,15 +5365,27 @@
         </w:rPr>
         <w:t xml:space="preserve"> 命令的AI可调用性受 </w:t>
       </w:r>
-      <w:r>
-        <w:rPr>
-          <w:rFonts w:hint="eastAsia"/>
-          <w:b/>
-          <w:bCs/>
-          <w:sz w:val="20"/>
-          <w:szCs w:val="20"/>
-        </w:rPr>
-        <w:t xml:space="preserve">GroupSet </w:t>
+      <w:proofErr w:type="spellStart"/>
+      <w:r>
+        <w:rPr>
+          <w:rFonts w:hint="eastAsia"/>
+          <w:b/>
+          <w:bCs/>
+          <w:sz w:val="20"/>
+          <w:szCs w:val="20"/>
+        </w:rPr>
+        <w:t>GroupSet</w:t>
+      </w:r>
+      <w:proofErr w:type="spellEnd"/>
+      <w:r>
+        <w:rPr>
+          <w:rFonts w:hint="eastAsia"/>
+          <w:b/>
+          <w:bCs/>
+          <w:sz w:val="20"/>
+          <w:szCs w:val="20"/>
+        </w:rPr>
+        <w:t xml:space="preserve"> </w:t>
       </w:r>
       <w:r>
         <w:rPr>
@@ -5630,8 +5968,18 @@
           <w:sz w:val="20"/>
           <w:szCs w:val="20"/>
         </w:rPr>
-        <w:t xml:space="preserve"> Lazybot</w:t>
-      </w:r>
+        <w:t xml:space="preserve"> </w:t>
+      </w:r>
+      <w:proofErr w:type="spellStart"/>
+      <w:r>
+        <w:rPr>
+          <w:rFonts w:hint="eastAsia"/>
+          <w:sz w:val="20"/>
+          <w:szCs w:val="20"/>
+        </w:rPr>
+        <w:t>Lazybot</w:t>
+      </w:r>
+      <w:proofErr w:type="spellEnd"/>
       <w:r>
         <w:rPr>
           <w:rFonts w:hint="eastAsia"/>
@@ -6427,6 +6775,7 @@
   <w:style w:type="character" w:default="1" w:styleId="a0">
     <w:name w:val="Default Paragraph Font"/>
     <w:uiPriority w:val="1"/>
+    <w:semiHidden/>
     <w:unhideWhenUsed/>
   </w:style>
   <w:style w:type="table" w:default="1" w:styleId="a1">

--- a/src/main/resources/static/help/help.docx
+++ b/src/main/resources/static/help/help.docx
@@ -334,27 +334,15 @@
                 <w:szCs w:val="20"/>
               </w:rPr>
             </w:pPr>
-            <w:proofErr w:type="spellStart"/>
-            <w:r>
-              <w:rPr>
-                <w:rFonts w:hint="eastAsia"/>
-                <w:b/>
-                <w:bCs/>
-                <w:sz w:val="20"/>
-                <w:szCs w:val="20"/>
-              </w:rPr>
-              <w:t>SysMsgSet</w:t>
-            </w:r>
-            <w:proofErr w:type="spellEnd"/>
-            <w:r>
-              <w:rPr>
-                <w:rFonts w:hint="eastAsia"/>
-                <w:b/>
-                <w:bCs/>
-                <w:sz w:val="20"/>
-                <w:szCs w:val="20"/>
-              </w:rPr>
-              <w:t xml:space="preserve"> </w:t>
+            <w:r>
+              <w:rPr>
+                <w:rFonts w:hint="eastAsia"/>
+                <w:b/>
+                <w:bCs/>
+                <w:sz w:val="20"/>
+                <w:szCs w:val="20"/>
+              </w:rPr>
+              <w:t xml:space="preserve">SysMsgSet </w:t>
             </w:r>
             <w:r>
               <w:rPr>
@@ -379,7 +367,6 @@
                 <w:szCs w:val="20"/>
               </w:rPr>
             </w:pPr>
-            <w:proofErr w:type="spellStart"/>
             <w:r>
               <w:rPr>
                 <w:rFonts w:hint="eastAsia"/>
@@ -390,7 +377,6 @@
               </w:rPr>
               <w:t>ChatHistory</w:t>
             </w:r>
-            <w:proofErr w:type="spellEnd"/>
             <w:r>
               <w:rPr>
                 <w:rFonts w:hint="eastAsia"/>
@@ -414,7 +400,6 @@
                 <w:szCs w:val="20"/>
               </w:rPr>
             </w:pPr>
-            <w:proofErr w:type="spellStart"/>
             <w:r>
               <w:rPr>
                 <w:rFonts w:hint="eastAsia"/>
@@ -426,7 +411,6 @@
               </w:rPr>
               <w:t>ChatReset</w:t>
             </w:r>
-            <w:proofErr w:type="spellEnd"/>
             <w:r>
               <w:rPr>
                 <w:rFonts w:hint="eastAsia"/>
@@ -503,7 +487,6 @@
                 <w:szCs w:val="20"/>
               </w:rPr>
             </w:pPr>
-            <w:proofErr w:type="spellStart"/>
             <w:r>
               <w:rPr>
                 <w:rFonts w:hint="eastAsia"/>
@@ -514,7 +497,6 @@
               </w:rPr>
               <w:t>SayingSave</w:t>
             </w:r>
-            <w:proofErr w:type="spellEnd"/>
             <w:r>
               <w:rPr>
                 <w:rFonts w:hint="eastAsia"/>
@@ -572,7 +554,6 @@
                 <w:szCs w:val="20"/>
               </w:rPr>
             </w:pPr>
-            <w:proofErr w:type="spellStart"/>
             <w:r>
               <w:rPr>
                 <w:rFonts w:hint="eastAsia"/>
@@ -583,7 +564,6 @@
               </w:rPr>
               <w:t>SayingDel</w:t>
             </w:r>
-            <w:proofErr w:type="spellEnd"/>
             <w:r>
               <w:rPr>
                 <w:rFonts w:hint="eastAsia"/>
@@ -724,21 +704,8 @@
                 <w:szCs w:val="20"/>
                 <w:u w:val="double"/>
               </w:rPr>
-              <w:t>Image/</w:t>
-            </w:r>
-            <w:proofErr w:type="spellStart"/>
-            <w:r>
-              <w:rPr>
-                <w:rFonts w:hint="eastAsia"/>
-                <w:b/>
-                <w:bCs/>
-                <w:sz w:val="20"/>
-                <w:szCs w:val="20"/>
-                <w:u w:val="double"/>
-              </w:rPr>
-              <w:t>img</w:t>
-            </w:r>
-            <w:proofErr w:type="spellEnd"/>
+              <w:t>Image/img</w:t>
+            </w:r>
             <w:r>
               <w:rPr>
                 <w:rFonts w:hint="eastAsia"/>
@@ -769,7 +736,6 @@
                 <w:szCs w:val="20"/>
               </w:rPr>
             </w:pPr>
-            <w:proofErr w:type="spellStart"/>
             <w:r>
               <w:rPr>
                 <w:rFonts w:hint="eastAsia"/>
@@ -780,7 +746,6 @@
               </w:rPr>
               <w:t>ImageSave</w:t>
             </w:r>
-            <w:proofErr w:type="spellEnd"/>
             <w:r>
               <w:rPr>
                 <w:rFonts w:hint="eastAsia"/>
@@ -823,7 +788,6 @@
                 <w:szCs w:val="20"/>
               </w:rPr>
             </w:pPr>
-            <w:proofErr w:type="spellStart"/>
             <w:r>
               <w:rPr>
                 <w:rFonts w:hint="eastAsia"/>
@@ -834,7 +798,6 @@
               </w:rPr>
               <w:t>ImageGet</w:t>
             </w:r>
-            <w:proofErr w:type="spellEnd"/>
             <w:r>
               <w:rPr>
                 <w:rFonts w:hint="eastAsia"/>
@@ -879,7 +842,6 @@
                 <w:szCs w:val="20"/>
               </w:rPr>
             </w:pPr>
-            <w:proofErr w:type="spellStart"/>
             <w:r>
               <w:rPr>
                 <w:rFonts w:hint="eastAsia"/>
@@ -890,7 +852,6 @@
               </w:rPr>
               <w:t>ImageDel</w:t>
             </w:r>
-            <w:proofErr w:type="spellEnd"/>
             <w:r>
               <w:rPr>
                 <w:rFonts w:hint="eastAsia"/>
@@ -935,7 +896,6 @@
                 <w:szCs w:val="20"/>
               </w:rPr>
             </w:pPr>
-            <w:proofErr w:type="spellStart"/>
             <w:r>
               <w:rPr>
                 <w:rFonts w:hint="eastAsia"/>
@@ -946,7 +906,6 @@
               </w:rPr>
               <w:t>ImageList</w:t>
             </w:r>
-            <w:proofErr w:type="spellEnd"/>
             <w:r>
               <w:rPr>
                 <w:rFonts w:hint="eastAsia"/>
@@ -1110,25 +1069,14 @@
                 <w:szCs w:val="20"/>
               </w:rPr>
             </w:pPr>
-            <w:proofErr w:type="spellStart"/>
-            <w:r>
-              <w:rPr>
-                <w:b/>
-                <w:bCs/>
-                <w:sz w:val="20"/>
-                <w:szCs w:val="20"/>
-              </w:rPr>
-              <w:t>VideoSave</w:t>
-            </w:r>
-            <w:proofErr w:type="spellEnd"/>
-            <w:r>
-              <w:rPr>
-                <w:b/>
-                <w:bCs/>
-                <w:sz w:val="20"/>
-                <w:szCs w:val="20"/>
-              </w:rPr>
-              <w:t xml:space="preserve"> </w:t>
+            <w:r>
+              <w:rPr>
+                <w:b/>
+                <w:bCs/>
+                <w:sz w:val="20"/>
+                <w:szCs w:val="20"/>
+              </w:rPr>
+              <w:t xml:space="preserve">VideoSave </w:t>
             </w:r>
             <w:r>
               <w:rPr>
@@ -1173,25 +1121,14 @@
                 <w:szCs w:val="20"/>
               </w:rPr>
             </w:pPr>
-            <w:proofErr w:type="spellStart"/>
-            <w:r>
-              <w:rPr>
-                <w:b/>
-                <w:bCs/>
-                <w:sz w:val="20"/>
-                <w:szCs w:val="20"/>
-              </w:rPr>
-              <w:t>VideoGet</w:t>
-            </w:r>
-            <w:proofErr w:type="spellEnd"/>
-            <w:r>
-              <w:rPr>
-                <w:b/>
-                <w:bCs/>
-                <w:sz w:val="20"/>
-                <w:szCs w:val="20"/>
-              </w:rPr>
-              <w:t xml:space="preserve"> </w:t>
+            <w:r>
+              <w:rPr>
+                <w:b/>
+                <w:bCs/>
+                <w:sz w:val="20"/>
+                <w:szCs w:val="20"/>
+              </w:rPr>
+              <w:t xml:space="preserve">VideoGet </w:t>
             </w:r>
             <w:r>
               <w:rPr>
@@ -1222,25 +1159,14 @@
                 <w:szCs w:val="20"/>
               </w:rPr>
             </w:pPr>
-            <w:proofErr w:type="spellStart"/>
-            <w:r>
-              <w:rPr>
-                <w:b/>
-                <w:bCs/>
-                <w:sz w:val="20"/>
-                <w:szCs w:val="20"/>
-              </w:rPr>
-              <w:t>VideoDel</w:t>
-            </w:r>
-            <w:proofErr w:type="spellEnd"/>
-            <w:r>
-              <w:rPr>
-                <w:b/>
-                <w:bCs/>
-                <w:sz w:val="20"/>
-                <w:szCs w:val="20"/>
-              </w:rPr>
-              <w:t xml:space="preserve"> </w:t>
+            <w:r>
+              <w:rPr>
+                <w:b/>
+                <w:bCs/>
+                <w:sz w:val="20"/>
+                <w:szCs w:val="20"/>
+              </w:rPr>
+              <w:t xml:space="preserve">VideoDel </w:t>
             </w:r>
             <w:r>
               <w:rPr>
@@ -1271,25 +1197,14 @@
                 <w:szCs w:val="20"/>
               </w:rPr>
             </w:pPr>
-            <w:proofErr w:type="spellStart"/>
-            <w:r>
-              <w:rPr>
-                <w:b/>
-                <w:bCs/>
-                <w:sz w:val="20"/>
-                <w:szCs w:val="20"/>
-              </w:rPr>
-              <w:t>VideoList</w:t>
-            </w:r>
-            <w:proofErr w:type="spellEnd"/>
-            <w:r>
-              <w:rPr>
-                <w:b/>
-                <w:bCs/>
-                <w:sz w:val="20"/>
-                <w:szCs w:val="20"/>
-              </w:rPr>
-              <w:t xml:space="preserve"> </w:t>
+            <w:r>
+              <w:rPr>
+                <w:b/>
+                <w:bCs/>
+                <w:sz w:val="20"/>
+                <w:szCs w:val="20"/>
+              </w:rPr>
+              <w:t xml:space="preserve">VideoList </w:t>
             </w:r>
             <w:r>
               <w:rPr>
@@ -1361,21 +1276,8 @@
                 <w:szCs w:val="20"/>
                 <w:u w:val="double"/>
               </w:rPr>
-              <w:t>Audio/</w:t>
-            </w:r>
-            <w:proofErr w:type="spellStart"/>
-            <w:r>
-              <w:rPr>
-                <w:rFonts w:hint="eastAsia"/>
-                <w:b/>
-                <w:bCs/>
-                <w:sz w:val="20"/>
-                <w:szCs w:val="20"/>
-                <w:u w:val="double"/>
-              </w:rPr>
-              <w:t>aud</w:t>
-            </w:r>
-            <w:proofErr w:type="spellEnd"/>
+              <w:t>Audio/aud</w:t>
+            </w:r>
             <w:r>
               <w:rPr>
                 <w:b/>
@@ -1534,7 +1436,6 @@
                 <w:szCs w:val="20"/>
               </w:rPr>
             </w:pPr>
-            <w:proofErr w:type="spellStart"/>
             <w:r>
               <w:rPr>
                 <w:rFonts w:hint="eastAsia"/>
@@ -1545,7 +1446,6 @@
               </w:rPr>
               <w:t>CheckIn</w:t>
             </w:r>
-            <w:proofErr w:type="spellEnd"/>
             <w:r>
               <w:rPr>
                 <w:rFonts w:hint="eastAsia"/>
@@ -2320,7 +2220,6 @@
                 <w:u w:val="double"/>
               </w:rPr>
             </w:pPr>
-            <w:proofErr w:type="spellStart"/>
             <w:r>
               <w:rPr>
                 <w:rFonts w:hint="eastAsia"/>
@@ -2331,7 +2230,6 @@
               </w:rPr>
               <w:t>Choyen</w:t>
             </w:r>
-            <w:proofErr w:type="spellEnd"/>
             <w:r>
               <w:rPr>
                 <w:rFonts w:hint="eastAsia"/>
@@ -2538,7 +2436,6 @@
               </w:rPr>
               <w:t>/</w:t>
             </w:r>
-            <w:proofErr w:type="spellStart"/>
             <w:r>
               <w:rPr>
                 <w:rFonts w:hint="eastAsia"/>
@@ -2549,7 +2446,6 @@
               </w:rPr>
               <w:t>DisMatch</w:t>
             </w:r>
-            <w:proofErr w:type="spellEnd"/>
             <w:r>
               <w:rPr>
                 <w:rFonts w:hint="eastAsia"/>
@@ -2599,7 +2495,6 @@
                 <w:szCs w:val="20"/>
               </w:rPr>
             </w:pPr>
-            <w:proofErr w:type="spellStart"/>
             <w:r>
               <w:rPr>
                 <w:rFonts w:hint="eastAsia"/>
@@ -2618,18 +2513,7 @@
                 <w:sz w:val="20"/>
                 <w:szCs w:val="20"/>
               </w:rPr>
-              <w:t>h</w:t>
-            </w:r>
-            <w:proofErr w:type="spellEnd"/>
-            <w:r>
-              <w:rPr>
-                <w:rFonts w:hint="eastAsia"/>
-                <w:b/>
-                <w:bCs/>
-                <w:sz w:val="20"/>
-                <w:szCs w:val="20"/>
-              </w:rPr>
-              <w:t xml:space="preserve">  </w:t>
+              <w:t xml:space="preserve">h  </w:t>
             </w:r>
             <w:r>
               <w:rPr>
@@ -2653,27 +2537,15 @@
                 <w:szCs w:val="20"/>
               </w:rPr>
             </w:pPr>
-            <w:proofErr w:type="spellStart"/>
-            <w:r>
-              <w:rPr>
-                <w:rFonts w:hint="eastAsia"/>
-                <w:b/>
-                <w:bCs/>
-                <w:sz w:val="20"/>
-                <w:szCs w:val="20"/>
-              </w:rPr>
-              <w:t>RecentPlayer</w:t>
-            </w:r>
-            <w:proofErr w:type="spellEnd"/>
-            <w:r>
-              <w:rPr>
-                <w:rFonts w:hint="eastAsia"/>
-                <w:b/>
-                <w:bCs/>
-                <w:sz w:val="20"/>
-                <w:szCs w:val="20"/>
-              </w:rPr>
-              <w:t xml:space="preserve"> </w:t>
+            <w:r>
+              <w:rPr>
+                <w:rFonts w:hint="eastAsia"/>
+                <w:b/>
+                <w:bCs/>
+                <w:sz w:val="20"/>
+                <w:szCs w:val="20"/>
+              </w:rPr>
+              <w:t xml:space="preserve">RecentPlayer </w:t>
             </w:r>
             <w:r>
               <w:rPr>
@@ -2782,27 +2654,15 @@
                 <w:szCs w:val="20"/>
               </w:rPr>
             </w:pPr>
-            <w:proofErr w:type="spellStart"/>
-            <w:r>
-              <w:rPr>
-                <w:rFonts w:hint="eastAsia"/>
-                <w:b/>
-                <w:bCs/>
-                <w:sz w:val="20"/>
-                <w:szCs w:val="20"/>
-              </w:rPr>
-              <w:t>Reversi</w:t>
-            </w:r>
-            <w:proofErr w:type="spellEnd"/>
-            <w:r>
-              <w:rPr>
-                <w:rFonts w:hint="eastAsia"/>
-                <w:b/>
-                <w:bCs/>
-                <w:sz w:val="20"/>
-                <w:szCs w:val="20"/>
-              </w:rPr>
-              <w:t xml:space="preserve">  </w:t>
+            <w:r>
+              <w:rPr>
+                <w:rFonts w:hint="eastAsia"/>
+                <w:b/>
+                <w:bCs/>
+                <w:sz w:val="20"/>
+                <w:szCs w:val="20"/>
+              </w:rPr>
+              <w:t xml:space="preserve">Reversi  </w:t>
             </w:r>
             <w:r>
               <w:rPr>
@@ -2828,27 +2688,15 @@
                 <w:szCs w:val="20"/>
               </w:rPr>
             </w:pPr>
-            <w:proofErr w:type="spellStart"/>
-            <w:r>
-              <w:rPr>
-                <w:rFonts w:hint="eastAsia"/>
-                <w:b/>
-                <w:bCs/>
-                <w:sz w:val="20"/>
-                <w:szCs w:val="20"/>
-              </w:rPr>
-              <w:t>TicTacToe</w:t>
-            </w:r>
-            <w:proofErr w:type="spellEnd"/>
-            <w:r>
-              <w:rPr>
-                <w:rFonts w:hint="eastAsia"/>
-                <w:b/>
-                <w:bCs/>
-                <w:sz w:val="20"/>
-                <w:szCs w:val="20"/>
-              </w:rPr>
-              <w:t xml:space="preserve"> </w:t>
+            <w:r>
+              <w:rPr>
+                <w:rFonts w:hint="eastAsia"/>
+                <w:b/>
+                <w:bCs/>
+                <w:sz w:val="20"/>
+                <w:szCs w:val="20"/>
+              </w:rPr>
+              <w:t xml:space="preserve">TicTacToe </w:t>
             </w:r>
             <w:r>
               <w:rPr>
@@ -3111,7 +2959,6 @@
               </w:rPr>
               <w:t xml:space="preserve"> </w:t>
             </w:r>
-            <w:proofErr w:type="spellStart"/>
             <w:r>
               <w:rPr>
                 <w:rFonts w:hint="eastAsia"/>
@@ -3120,7 +2967,6 @@
               </w:rPr>
               <w:t>PRTS</w:t>
             </w:r>
-            <w:proofErr w:type="spellEnd"/>
             <w:r>
               <w:rPr>
                 <w:rFonts w:hint="eastAsia"/>
@@ -3306,7 +3152,6 @@
                 <w:szCs w:val="20"/>
               </w:rPr>
             </w:pPr>
-            <w:proofErr w:type="spellStart"/>
             <w:r>
               <w:rPr>
                 <w:b/>
@@ -3316,7 +3161,6 @@
               </w:rPr>
               <w:t>EssencePlan</w:t>
             </w:r>
-            <w:proofErr w:type="spellEnd"/>
             <w:r>
               <w:rPr>
                 <w:rFonts w:hint="eastAsia"/>
@@ -3413,7 +3257,6 @@
                 <w:u w:val="double"/>
               </w:rPr>
             </w:pPr>
-            <w:proofErr w:type="spellStart"/>
             <w:r>
               <w:rPr>
                 <w:rFonts w:hint="eastAsia"/>
@@ -3425,7 +3268,6 @@
               </w:rPr>
               <w:t>OneTimeAlarm</w:t>
             </w:r>
-            <w:proofErr w:type="spellEnd"/>
             <w:r>
               <w:rPr>
                 <w:rFonts w:hint="eastAsia"/>
@@ -3485,28 +3327,16 @@
                 <w:u w:val="double"/>
               </w:rPr>
             </w:pPr>
-            <w:proofErr w:type="spellStart"/>
-            <w:r>
-              <w:rPr>
-                <w:rFonts w:hint="eastAsia"/>
-                <w:b/>
-                <w:bCs/>
-                <w:sz w:val="20"/>
-                <w:szCs w:val="20"/>
-              </w:rPr>
-              <w:t>Cancel</w:t>
-            </w:r>
-            <w:r>
-              <w:rPr>
-                <w:rFonts w:hint="eastAsia"/>
-                <w:b/>
-                <w:bCs/>
-                <w:sz w:val="20"/>
-                <w:szCs w:val="20"/>
-              </w:rPr>
-              <w:t>Alarm</w:t>
-            </w:r>
-            <w:proofErr w:type="spellEnd"/>
+            <w:r>
+              <w:rPr>
+                <w:rFonts w:hint="eastAsia"/>
+                <w:b/>
+                <w:bCs/>
+                <w:sz w:val="20"/>
+                <w:szCs w:val="20"/>
+              </w:rPr>
+              <w:t>CancelAlarm</w:t>
+            </w:r>
             <w:r>
               <w:rPr>
                 <w:rFonts w:hint="eastAsia"/>
@@ -3539,23 +3369,7 @@
                 <w:sz w:val="20"/>
                 <w:szCs w:val="20"/>
               </w:rPr>
-              <w:t xml:space="preserve">           </w:t>
-            </w:r>
-            <w:r>
-              <w:rPr>
-                <w:rFonts w:hint="eastAsia"/>
-                <w:sz w:val="20"/>
-                <w:szCs w:val="20"/>
-              </w:rPr>
-              <w:t xml:space="preserve">    </w:t>
-            </w:r>
-            <w:r>
-              <w:rPr>
-                <w:rFonts w:hint="eastAsia"/>
-                <w:sz w:val="20"/>
-                <w:szCs w:val="20"/>
-              </w:rPr>
-              <w:t xml:space="preserve">   </w:t>
+              <w:t xml:space="preserve">                  </w:t>
             </w:r>
             <w:r>
               <w:rPr>
@@ -3636,7 +3450,6 @@
                 <w:szCs w:val="20"/>
               </w:rPr>
             </w:pPr>
-            <w:proofErr w:type="spellStart"/>
             <w:r>
               <w:rPr>
                 <w:rFonts w:hint="eastAsia"/>
@@ -3647,7 +3460,6 @@
               </w:rPr>
               <w:t>AccessSet</w:t>
             </w:r>
-            <w:proofErr w:type="spellEnd"/>
             <w:r>
               <w:rPr>
                 <w:rFonts w:hint="eastAsia"/>
@@ -3671,7 +3483,6 @@
                 <w:szCs w:val="20"/>
               </w:rPr>
             </w:pPr>
-            <w:proofErr w:type="spellStart"/>
             <w:r>
               <w:rPr>
                 <w:rFonts w:hint="eastAsia"/>
@@ -3682,7 +3493,6 @@
               </w:rPr>
               <w:t>FuncSet</w:t>
             </w:r>
-            <w:proofErr w:type="spellEnd"/>
             <w:r>
               <w:rPr>
                 <w:rFonts w:hint="eastAsia"/>
@@ -3714,7 +3524,6 @@
                 <w:szCs w:val="20"/>
               </w:rPr>
             </w:pPr>
-            <w:proofErr w:type="spellStart"/>
             <w:r>
               <w:rPr>
                 <w:rFonts w:hint="eastAsia"/>
@@ -3725,7 +3534,6 @@
               </w:rPr>
               <w:t>GroupSet</w:t>
             </w:r>
-            <w:proofErr w:type="spellEnd"/>
             <w:r>
               <w:rPr>
                 <w:rFonts w:hint="eastAsia"/>
@@ -3765,7 +3573,6 @@
                 <w:u w:val="double"/>
               </w:rPr>
             </w:pPr>
-            <w:proofErr w:type="spellStart"/>
             <w:r>
               <w:rPr>
                 <w:rFonts w:hint="eastAsia"/>
@@ -3777,7 +3584,6 @@
               </w:rPr>
               <w:t>UserBan</w:t>
             </w:r>
-            <w:proofErr w:type="spellEnd"/>
             <w:r>
               <w:rPr>
                 <w:rFonts w:hint="eastAsia"/>
@@ -3822,20 +3628,8 @@
                 <w:sz w:val="20"/>
                 <w:szCs w:val="20"/>
               </w:rPr>
-              <w:t>/</w:t>
-            </w:r>
-            <w:proofErr w:type="spellStart"/>
-            <w:r>
-              <w:rPr>
-                <w:rFonts w:hint="eastAsia"/>
-                <w:b/>
-                <w:bCs/>
-                <w:sz w:val="20"/>
-                <w:szCs w:val="20"/>
-              </w:rPr>
-              <w:t>rc</w:t>
-            </w:r>
-            <w:proofErr w:type="spellEnd"/>
+              <w:t>/rc</w:t>
+            </w:r>
             <w:r>
               <w:rPr>
                 <w:rFonts w:hint="eastAsia"/>
@@ -3872,7 +3666,6 @@
                 <w:u w:val="double"/>
               </w:rPr>
             </w:pPr>
-            <w:proofErr w:type="spellStart"/>
             <w:r>
               <w:rPr>
                 <w:rFonts w:hint="eastAsia"/>
@@ -3884,7 +3677,6 @@
               </w:rPr>
               <w:t>ImageFolder</w:t>
             </w:r>
-            <w:proofErr w:type="spellEnd"/>
             <w:r>
               <w:rPr>
                 <w:rFonts w:hint="eastAsia"/>
@@ -4479,135 +4271,111 @@
           <w:sz w:val="20"/>
           <w:szCs w:val="20"/>
         </w:rPr>
-        <w:t xml:space="preserve">，表中的 </w:t>
-      </w:r>
-      <w:r>
-        <w:rPr>
-          <w:rFonts w:hint="eastAsia"/>
-          <w:b/>
-          <w:bCs/>
-          <w:sz w:val="20"/>
-          <w:szCs w:val="20"/>
-        </w:rPr>
-        <w:t xml:space="preserve">中英文命令 </w:t>
-      </w:r>
-      <w:r>
-        <w:rPr>
-          <w:rFonts w:hint="eastAsia"/>
-          <w:sz w:val="20"/>
-          <w:szCs w:val="20"/>
-        </w:rPr>
-        <w:t>通用，</w:t>
-      </w:r>
-      <w:r>
-        <w:rPr>
-          <w:rFonts w:hint="eastAsia"/>
-          <w:b/>
-          <w:bCs/>
-          <w:sz w:val="20"/>
-          <w:szCs w:val="20"/>
-        </w:rPr>
-        <w:t>参数说明</w:t>
-      </w:r>
-      <w:r>
-        <w:rPr>
-          <w:rFonts w:hint="eastAsia"/>
-          <w:sz w:val="20"/>
-          <w:szCs w:val="20"/>
-        </w:rPr>
-        <w:t xml:space="preserve"> </w:t>
-      </w:r>
-      <w:r>
-        <w:rPr>
-          <w:rFonts w:hint="eastAsia"/>
-          <w:sz w:val="20"/>
-          <w:szCs w:val="20"/>
-        </w:rPr>
-        <w:t>可</w:t>
-      </w:r>
-      <w:r>
-        <w:rPr>
-          <w:rFonts w:hint="eastAsia"/>
-          <w:sz w:val="20"/>
-          <w:szCs w:val="20"/>
-        </w:rPr>
-        <w:t>通过</w:t>
-      </w:r>
-      <w:r>
-        <w:rPr>
-          <w:rFonts w:hint="eastAsia"/>
-          <w:sz w:val="20"/>
-          <w:szCs w:val="20"/>
-        </w:rPr>
-        <w:t xml:space="preserve"> </w:t>
-      </w:r>
-      <w:r>
-        <w:rPr>
-          <w:rFonts w:hint="eastAsia"/>
-          <w:b/>
-          <w:bCs/>
-          <w:sz w:val="20"/>
-          <w:szCs w:val="20"/>
-        </w:rPr>
-        <w:t>在</w:t>
-      </w:r>
-      <w:r>
-        <w:rPr>
-          <w:rFonts w:hint="eastAsia"/>
-          <w:b/>
-          <w:bCs/>
-          <w:sz w:val="20"/>
-          <w:szCs w:val="20"/>
-        </w:rPr>
-        <w:t>指令后加 -h</w:t>
-      </w:r>
-      <w:r>
-        <w:rPr>
-          <w:rFonts w:hint="eastAsia"/>
-          <w:b/>
-          <w:bCs/>
-          <w:sz w:val="20"/>
-          <w:szCs w:val="20"/>
-        </w:rPr>
-        <w:t>参数</w:t>
-      </w:r>
-      <w:r>
-        <w:rPr>
-          <w:rFonts w:hint="eastAsia"/>
-          <w:b/>
-          <w:bCs/>
-          <w:sz w:val="20"/>
-          <w:szCs w:val="20"/>
-        </w:rPr>
-        <w:t xml:space="preserve"> 获取</w:t>
-      </w:r>
-      <w:r>
-        <w:rPr>
-          <w:rFonts w:hint="eastAsia"/>
-          <w:b/>
-          <w:bCs/>
-          <w:sz w:val="20"/>
-          <w:szCs w:val="20"/>
-        </w:rPr>
-        <w:t>指令详情</w:t>
-      </w:r>
-      <w:r>
-        <w:rPr>
-          <w:rFonts w:hint="eastAsia"/>
-          <w:b/>
-          <w:bCs/>
-          <w:sz w:val="20"/>
-          <w:szCs w:val="20"/>
-        </w:rPr>
-        <w:t xml:space="preserve"> </w:t>
-      </w:r>
-      <w:r>
-        <w:rPr>
-          <w:rFonts w:hint="eastAsia"/>
-          <w:sz w:val="20"/>
-          <w:szCs w:val="20"/>
-        </w:rPr>
-        <w:t>查看</w:t>
+        <w:t>；</w:t>
+      </w:r>
+      <w:r>
+        <w:rPr>
+          <w:rFonts w:hint="eastAsia"/>
+          <w:sz w:val="20"/>
+          <w:szCs w:val="20"/>
+        </w:rPr>
+        <w:t xml:space="preserve">表中 </w:t>
+      </w:r>
+      <w:r>
+        <w:rPr>
+          <w:rFonts w:hint="eastAsia"/>
+          <w:b/>
+          <w:bCs/>
+          <w:sz w:val="20"/>
+          <w:szCs w:val="20"/>
+        </w:rPr>
+        <w:t>中英文命令</w:t>
+      </w:r>
+      <w:r>
+        <w:rPr>
+          <w:rFonts w:hint="eastAsia"/>
+          <w:b/>
+          <w:bCs/>
+          <w:sz w:val="20"/>
+          <w:szCs w:val="20"/>
+        </w:rPr>
+        <w:t>通用</w:t>
+      </w:r>
+      <w:r>
+        <w:rPr>
+          <w:rFonts w:hint="eastAsia"/>
+          <w:sz w:val="20"/>
+          <w:szCs w:val="20"/>
+        </w:rPr>
+        <w:t xml:space="preserve">；可通过 </w:t>
+      </w:r>
+      <w:r>
+        <w:rPr>
+          <w:rFonts w:hint="eastAsia"/>
+          <w:b/>
+          <w:bCs/>
+          <w:sz w:val="20"/>
+          <w:szCs w:val="20"/>
+        </w:rPr>
+        <w:t>[-h]</w:t>
+      </w:r>
+      <w:r>
+        <w:rPr>
+          <w:rFonts w:hint="eastAsia"/>
+          <w:sz w:val="20"/>
+          <w:szCs w:val="20"/>
+        </w:rPr>
+        <w:t xml:space="preserve"> 参数获取指令详情，</w:t>
+      </w:r>
+      <w:r>
+        <w:rPr>
+          <w:rFonts w:hint="eastAsia"/>
+          <w:sz w:val="20"/>
+          <w:szCs w:val="20"/>
+        </w:rPr>
+        <w:t xml:space="preserve">通过 </w:t>
+      </w:r>
+      <w:r>
+        <w:rPr>
+          <w:rFonts w:hint="eastAsia"/>
+          <w:b/>
+          <w:bCs/>
+          <w:sz w:val="20"/>
+          <w:szCs w:val="20"/>
+        </w:rPr>
+        <w:t>[-x]</w:t>
+      </w:r>
+      <w:r>
+        <w:rPr>
+          <w:rFonts w:hint="eastAsia"/>
+          <w:sz w:val="20"/>
+          <w:szCs w:val="20"/>
+        </w:rPr>
+        <w:t xml:space="preserve"> 参数临时停用指令</w:t>
+      </w:r>
+      <w:r>
+        <w:rPr>
+          <w:rFonts w:hint="eastAsia"/>
+          <w:sz w:val="20"/>
+          <w:szCs w:val="20"/>
+        </w:rPr>
+        <w:t xml:space="preserve"> (</w:t>
+      </w:r>
+      <w:r>
+        <w:rPr>
+          <w:rFonts w:hint="eastAsia"/>
+          <w:sz w:val="20"/>
+          <w:szCs w:val="20"/>
+        </w:rPr>
+        <w:t>I</w:t>
+      </w:r>
+      <w:r>
+        <w:rPr>
+          <w:rFonts w:hint="eastAsia"/>
+          <w:sz w:val="20"/>
+          <w:szCs w:val="20"/>
+        </w:rPr>
+        <w:t>级)</w:t>
       </w:r>
       <w:r>
         <w:rPr>
@@ -4695,23 +4463,17 @@
         </w:rPr>
         <w:t xml:space="preserve"> </w:t>
       </w:r>
-      <w:proofErr w:type="spellStart"/>
-      <w:r>
-        <w:rPr>
-          <w:rFonts w:hint="eastAsia"/>
-          <w:b/>
-          <w:bCs/>
+      <w:r>
+        <w:rPr>
+          <w:rFonts w:hint="eastAsia"/>
           <w:sz w:val="20"/>
           <w:szCs w:val="20"/>
         </w:rPr>
         <w:t>acg</w:t>
       </w:r>
-      <w:proofErr w:type="spellEnd"/>
-      <w:r>
-        <w:rPr>
-          <w:rFonts w:hint="eastAsia"/>
-          <w:b/>
-          <w:bCs/>
+      <w:r>
+        <w:rPr>
+          <w:rFonts w:hint="eastAsia"/>
           <w:sz w:val="20"/>
           <w:szCs w:val="20"/>
         </w:rPr>
@@ -4720,8 +4482,6 @@
       <w:r>
         <w:rPr>
           <w:rFonts w:hint="eastAsia"/>
-          <w:b/>
-          <w:bCs/>
           <w:sz w:val="20"/>
           <w:szCs w:val="20"/>
         </w:rPr>
@@ -4743,18 +4503,14 @@
         </w:rPr>
         <w:t>可通过</w:t>
       </w:r>
-      <w:proofErr w:type="spellStart"/>
-      <w:r>
-        <w:rPr>
-          <w:rFonts w:hint="eastAsia"/>
-          <w:b/>
-          <w:bCs/>
+      <w:r>
+        <w:rPr>
+          <w:rFonts w:hint="eastAsia"/>
           <w:sz w:val="20"/>
           <w:szCs w:val="20"/>
         </w:rPr>
         <w:t>ImageFolder</w:t>
       </w:r>
-      <w:proofErr w:type="spellEnd"/>
       <w:r>
         <w:rPr>
           <w:rFonts w:hint="eastAsia"/>
@@ -4922,8 +4678,6 @@
       <w:r>
         <w:rPr>
           <w:rFonts w:hint="eastAsia"/>
-          <w:b/>
-          <w:bCs/>
           <w:sz w:val="20"/>
           <w:szCs w:val="20"/>
         </w:rPr>
@@ -4958,8 +4712,6 @@
       <w:r>
         <w:rPr>
           <w:rFonts w:hint="eastAsia"/>
-          <w:b/>
-          <w:bCs/>
           <w:sz w:val="20"/>
           <w:szCs w:val="20"/>
         </w:rPr>
@@ -4999,7 +4751,7 @@
           <w:sz w:val="20"/>
           <w:szCs w:val="20"/>
         </w:rPr>
-        <w:t>5</w:t>
+        <w:t>4</w:t>
       </w:r>
       <w:r>
         <w:rPr>
@@ -5058,6 +4810,14 @@
       <w:r>
         <w:rPr>
           <w:rFonts w:hint="eastAsia"/>
+          <w:sz w:val="20"/>
+          <w:szCs w:val="20"/>
+        </w:rPr>
+        <w:t xml:space="preserve"> </w:t>
+      </w:r>
+      <w:r>
+        <w:rPr>
+          <w:rFonts w:hint="eastAsia"/>
           <w:b/>
           <w:bCs/>
           <w:sz w:val="20"/>
@@ -5073,12 +4833,9 @@
         </w:rPr>
         <w:t xml:space="preserve"> 需通过</w:t>
       </w:r>
-      <w:proofErr w:type="spellStart"/>
-      <w:r>
-        <w:rPr>
-          <w:rFonts w:hint="eastAsia"/>
-          <w:b/>
-          <w:bCs/>
+      <w:r>
+        <w:rPr>
+          <w:rFonts w:hint="eastAsia"/>
           <w:sz w:val="20"/>
           <w:szCs w:val="20"/>
         </w:rPr>
@@ -5087,36 +4844,11 @@
       <w:r>
         <w:rPr>
           <w:rFonts w:hint="eastAsia"/>
-          <w:b/>
-          <w:bCs/>
-          <w:sz w:val="20"/>
-          <w:szCs w:val="20"/>
-        </w:rPr>
-        <w:t>Set</w:t>
-      </w:r>
-      <w:proofErr w:type="spellEnd"/>
-      <w:r>
-        <w:rPr>
-          <w:rFonts w:hint="eastAsia"/>
-          <w:b/>
-          <w:bCs/>
-          <w:sz w:val="20"/>
-          <w:szCs w:val="20"/>
-        </w:rPr>
-        <w:t>/</w:t>
-      </w:r>
-      <w:proofErr w:type="spellStart"/>
-      <w:r>
-        <w:rPr>
-          <w:rFonts w:hint="eastAsia"/>
-          <w:b/>
-          <w:bCs/>
-          <w:sz w:val="20"/>
-          <w:szCs w:val="20"/>
-        </w:rPr>
-        <w:t>GroupSet</w:t>
-      </w:r>
-      <w:proofErr w:type="spellEnd"/>
+          <w:sz w:val="20"/>
+          <w:szCs w:val="20"/>
+        </w:rPr>
+        <w:t>Set/GroupSet</w:t>
+      </w:r>
       <w:r>
         <w:rPr>
           <w:rFonts w:hint="eastAsia"/>
@@ -5133,12 +4865,9 @@
         </w:rPr>
         <w:t>启用</w:t>
       </w:r>
-      <w:proofErr w:type="spellStart"/>
-      <w:r>
-        <w:rPr>
-          <w:rFonts w:hint="eastAsia"/>
-          <w:b/>
-          <w:bCs/>
+      <w:r>
+        <w:rPr>
+          <w:rFonts w:hint="eastAsia"/>
           <w:sz w:val="20"/>
           <w:szCs w:val="20"/>
         </w:rPr>
@@ -5147,14 +4876,11 @@
       <w:r>
         <w:rPr>
           <w:rFonts w:hint="eastAsia"/>
-          <w:b/>
-          <w:bCs/>
           <w:sz w:val="20"/>
           <w:szCs w:val="20"/>
         </w:rPr>
         <w:t>essageCollect</w:t>
       </w:r>
-      <w:proofErr w:type="spellEnd"/>
       <w:r>
         <w:rPr>
           <w:rFonts w:hint="eastAsia"/>
@@ -5197,7 +4923,7 @@
           <w:sz w:val="20"/>
           <w:szCs w:val="20"/>
         </w:rPr>
-        <w:t>6</w:t>
+        <w:t>5</w:t>
       </w:r>
       <w:r>
         <w:rPr>
@@ -5271,35 +4997,21 @@
         </w:rPr>
         <w:t xml:space="preserve"> </w:t>
       </w:r>
-      <w:proofErr w:type="spellStart"/>
-      <w:r>
-        <w:rPr>
-          <w:rFonts w:hint="eastAsia"/>
-          <w:b/>
-          <w:bCs/>
-          <w:sz w:val="20"/>
-          <w:szCs w:val="20"/>
-        </w:rPr>
-        <w:t>GroupSet</w:t>
-      </w:r>
-      <w:proofErr w:type="spellEnd"/>
-      <w:r>
-        <w:rPr>
-          <w:rFonts w:hint="eastAsia"/>
-          <w:b/>
-          <w:bCs/>
-          <w:sz w:val="20"/>
-          <w:szCs w:val="20"/>
-        </w:rPr>
-        <w:t xml:space="preserve"> 群设置</w:t>
-      </w:r>
-      <w:r>
-        <w:rPr>
-          <w:rFonts w:hint="eastAsia"/>
-          <w:sz w:val="20"/>
-          <w:szCs w:val="20"/>
-        </w:rPr>
-        <w:t xml:space="preserve"> 命令中，并按群聊保存独立配置</w:t>
+      <w:r>
+        <w:rPr>
+          <w:rFonts w:hint="eastAsia"/>
+          <w:sz w:val="20"/>
+          <w:szCs w:val="20"/>
+        </w:rPr>
+        <w:t>GroupSet 群设置</w:t>
+      </w:r>
+      <w:r>
+        <w:rPr>
+          <w:rFonts w:hint="eastAsia"/>
+          <w:sz w:val="20"/>
+          <w:szCs w:val="20"/>
+        </w:rPr>
+        <w:t>命令中，并按群聊保存独立配置</w:t>
       </w:r>
       <w:r>
         <w:rPr>
@@ -5327,7 +5039,17 @@
           <w:sz w:val="20"/>
           <w:szCs w:val="20"/>
         </w:rPr>
-        <w:t>7.</w:t>
+        <w:t>6</w:t>
+      </w:r>
+      <w:r>
+        <w:rPr>
+          <w:rFonts w:hint="eastAsia"/>
+          <w:b/>
+          <w:bCs/>
+          <w:sz w:val="20"/>
+          <w:szCs w:val="20"/>
+        </w:rPr>
+        <w:t>.</w:t>
       </w:r>
       <w:r>
         <w:rPr>
@@ -5345,7 +5067,7 @@
           <w:sz w:val="20"/>
           <w:szCs w:val="20"/>
         </w:rPr>
-        <w:t xml:space="preserve">语音合成功能 </w:t>
+        <w:t>语音合成功能</w:t>
       </w:r>
       <w:r>
         <w:rPr>
@@ -5363,29 +5085,15 @@
           <w:sz w:val="20"/>
           <w:szCs w:val="20"/>
         </w:rPr>
-        <w:t xml:space="preserve"> 命令的AI可调用性受 </w:t>
-      </w:r>
-      <w:proofErr w:type="spellStart"/>
-      <w:r>
-        <w:rPr>
-          <w:rFonts w:hint="eastAsia"/>
-          <w:b/>
-          <w:bCs/>
+        <w:t>命令的AI可调用性受</w:t>
+      </w:r>
+      <w:r>
+        <w:rPr>
+          <w:rFonts w:hint="eastAsia"/>
           <w:sz w:val="20"/>
           <w:szCs w:val="20"/>
         </w:rPr>
         <w:t>GroupSet</w:t>
-      </w:r>
-      <w:proofErr w:type="spellEnd"/>
-      <w:r>
-        <w:rPr>
-          <w:rFonts w:hint="eastAsia"/>
-          <w:b/>
-          <w:bCs/>
-          <w:sz w:val="20"/>
-          <w:szCs w:val="20"/>
-        </w:rPr>
-        <w:t xml:space="preserve"> </w:t>
       </w:r>
       <w:r>
         <w:rPr>
@@ -5968,64 +5676,64 @@
           <w:sz w:val="20"/>
           <w:szCs w:val="20"/>
         </w:rPr>
+        <w:t xml:space="preserve"> Lazybot</w:t>
+      </w:r>
+      <w:r>
+        <w:rPr>
+          <w:rFonts w:hint="eastAsia"/>
+          <w:sz w:val="20"/>
+          <w:szCs w:val="20"/>
+        </w:rPr>
+        <w:t xml:space="preserve">  </w:t>
+      </w:r>
+      <w:r>
+        <w:rPr>
+          <w:rFonts w:hint="eastAsia"/>
+          <w:sz w:val="20"/>
+          <w:szCs w:val="20"/>
+        </w:rPr>
+        <w:t xml:space="preserve">            </w:t>
+      </w:r>
+      <w:r>
+        <w:rPr>
+          <w:rFonts w:hint="eastAsia"/>
+          <w:b/>
+          <w:bCs/>
+          <w:sz w:val="20"/>
+          <w:szCs w:val="20"/>
+        </w:rPr>
+        <w:t>[</w:t>
+      </w:r>
+      <w:r>
+        <w:rPr>
+          <w:rFonts w:hint="eastAsia"/>
+          <w:b/>
+          <w:bCs/>
+          <w:sz w:val="20"/>
+          <w:szCs w:val="20"/>
+        </w:rPr>
+        <w:t>更新日期</w:t>
+      </w:r>
+      <w:r>
+        <w:rPr>
+          <w:rFonts w:hint="eastAsia"/>
+          <w:b/>
+          <w:bCs/>
+          <w:sz w:val="20"/>
+          <w:szCs w:val="20"/>
+        </w:rPr>
+        <w:t>]</w:t>
+      </w:r>
+      <w:r>
+        <w:rPr>
+          <w:rFonts w:hint="eastAsia"/>
+          <w:b/>
+          <w:bCs/>
+          <w:sz w:val="20"/>
+          <w:szCs w:val="20"/>
+        </w:rPr>
         <w:t xml:space="preserve"> </w:t>
       </w:r>
-      <w:proofErr w:type="spellStart"/>
-      <w:r>
-        <w:rPr>
-          <w:rFonts w:hint="eastAsia"/>
-          <w:sz w:val="20"/>
-          <w:szCs w:val="20"/>
-        </w:rPr>
-        <w:t>Lazybot</w:t>
-      </w:r>
-      <w:proofErr w:type="spellEnd"/>
-      <w:r>
-        <w:rPr>
-          <w:rFonts w:hint="eastAsia"/>
-          <w:sz w:val="20"/>
-          <w:szCs w:val="20"/>
-        </w:rPr>
-        <w:t xml:space="preserve">  </w:t>
-      </w:r>
-      <w:r>
-        <w:rPr>
-          <w:rFonts w:hint="eastAsia"/>
-          <w:sz w:val="20"/>
-          <w:szCs w:val="20"/>
-        </w:rPr>
-        <w:t xml:space="preserve">            </w:t>
-      </w:r>
-      <w:r>
-        <w:rPr>
-          <w:rFonts w:hint="eastAsia"/>
-          <w:b/>
-          <w:bCs/>
-          <w:sz w:val="20"/>
-          <w:szCs w:val="20"/>
-        </w:rPr>
-        <w:t>[</w:t>
-      </w:r>
-      <w:r>
-        <w:rPr>
-          <w:rFonts w:hint="eastAsia"/>
-          <w:b/>
-          <w:bCs/>
-          <w:sz w:val="20"/>
-          <w:szCs w:val="20"/>
-        </w:rPr>
-        <w:t>更新日期</w:t>
-      </w:r>
-      <w:r>
-        <w:rPr>
-          <w:rFonts w:hint="eastAsia"/>
-          <w:b/>
-          <w:bCs/>
-          <w:sz w:val="20"/>
-          <w:szCs w:val="20"/>
-        </w:rPr>
-        <w:t>]</w:t>
-      </w:r>
       <w:r>
         <w:rPr>
           <w:rFonts w:hint="eastAsia"/>
@@ -6039,16 +5747,6 @@
       <w:r>
         <w:rPr>
           <w:rFonts w:hint="eastAsia"/>
-          <w:b/>
-          <w:bCs/>
-          <w:sz w:val="20"/>
-          <w:szCs w:val="20"/>
-        </w:rPr>
-        <w:t xml:space="preserve"> </w:t>
-      </w:r>
-      <w:r>
-        <w:rPr>
-          <w:rFonts w:hint="eastAsia"/>
           <w:sz w:val="20"/>
           <w:szCs w:val="20"/>
         </w:rPr>
@@ -6092,7 +5790,7 @@
           <w:sz w:val="20"/>
           <w:szCs w:val="20"/>
         </w:rPr>
-        <w:t>7</w:t>
+        <w:t>9</w:t>
       </w:r>
     </w:p>
     <w:sectPr>

--- a/src/main/resources/static/help/help.docx
+++ b/src/main/resources/static/help/help.docx
@@ -334,24 +334,64 @@
                 <w:szCs w:val="20"/>
               </w:rPr>
             </w:pPr>
-            <w:r>
-              <w:rPr>
-                <w:rFonts w:hint="eastAsia"/>
-                <w:b/>
-                <w:bCs/>
-                <w:sz w:val="20"/>
-                <w:szCs w:val="20"/>
-              </w:rPr>
-              <w:t xml:space="preserve">SysMsgSet </w:t>
-            </w:r>
-            <w:r>
-              <w:rPr>
-                <w:rFonts w:hint="eastAsia"/>
-                <w:sz w:val="20"/>
-                <w:szCs w:val="20"/>
-              </w:rPr>
-              <w:t>自定义提示词</w:t>
-            </w:r>
+            <w:proofErr w:type="spellStart"/>
+            <w:r>
+              <w:rPr>
+                <w:rFonts w:hint="eastAsia"/>
+                <w:b/>
+                <w:bCs/>
+                <w:sz w:val="20"/>
+                <w:szCs w:val="20"/>
+              </w:rPr>
+              <w:t>SysMsgSet</w:t>
+            </w:r>
+            <w:proofErr w:type="spellEnd"/>
+            <w:r>
+              <w:rPr>
+                <w:rFonts w:hint="eastAsia"/>
+                <w:b/>
+                <w:bCs/>
+                <w:sz w:val="20"/>
+                <w:szCs w:val="20"/>
+              </w:rPr>
+              <w:t xml:space="preserve"> </w:t>
+            </w:r>
+            <w:r>
+              <w:rPr>
+                <w:rFonts w:hint="eastAsia"/>
+                <w:b/>
+                <w:bCs/>
+                <w:sz w:val="20"/>
+                <w:szCs w:val="20"/>
+              </w:rPr>
+              <w:t xml:space="preserve"> </w:t>
+            </w:r>
+            <w:r>
+              <w:rPr>
+                <w:rFonts w:hint="eastAsia"/>
+                <w:sz w:val="20"/>
+                <w:szCs w:val="20"/>
+              </w:rPr>
+              <w:t>提示</w:t>
+            </w:r>
+            <w:proofErr w:type="gramStart"/>
+            <w:r>
+              <w:rPr>
+                <w:rFonts w:hint="eastAsia"/>
+                <w:sz w:val="20"/>
+                <w:szCs w:val="20"/>
+              </w:rPr>
+              <w:t>词</w:t>
+            </w:r>
+            <w:r>
+              <w:rPr>
+                <w:rFonts w:hint="eastAsia"/>
+                <w:sz w:val="20"/>
+                <w:szCs w:val="20"/>
+              </w:rPr>
+              <w:t>设置</w:t>
+            </w:r>
+            <w:proofErr w:type="gramEnd"/>
           </w:p>
         </w:tc>
         <w:tc>
@@ -367,6 +407,7 @@
                 <w:szCs w:val="20"/>
               </w:rPr>
             </w:pPr>
+            <w:proofErr w:type="spellStart"/>
             <w:r>
               <w:rPr>
                 <w:rFonts w:hint="eastAsia"/>
@@ -377,6 +418,7 @@
               </w:rPr>
               <w:t>ChatHistory</w:t>
             </w:r>
+            <w:proofErr w:type="spellEnd"/>
             <w:r>
               <w:rPr>
                 <w:rFonts w:hint="eastAsia"/>
@@ -400,6 +442,7 @@
                 <w:szCs w:val="20"/>
               </w:rPr>
             </w:pPr>
+            <w:proofErr w:type="spellStart"/>
             <w:r>
               <w:rPr>
                 <w:rFonts w:hint="eastAsia"/>
@@ -411,6 +454,7 @@
               </w:rPr>
               <w:t>ChatReset</w:t>
             </w:r>
+            <w:proofErr w:type="spellEnd"/>
             <w:r>
               <w:rPr>
                 <w:rFonts w:hint="eastAsia"/>
@@ -487,6 +531,7 @@
                 <w:szCs w:val="20"/>
               </w:rPr>
             </w:pPr>
+            <w:proofErr w:type="spellStart"/>
             <w:r>
               <w:rPr>
                 <w:rFonts w:hint="eastAsia"/>
@@ -497,6 +542,7 @@
               </w:rPr>
               <w:t>SayingSave</w:t>
             </w:r>
+            <w:proofErr w:type="spellEnd"/>
             <w:r>
               <w:rPr>
                 <w:rFonts w:hint="eastAsia"/>
@@ -554,6 +600,7 @@
                 <w:szCs w:val="20"/>
               </w:rPr>
             </w:pPr>
+            <w:proofErr w:type="spellStart"/>
             <w:r>
               <w:rPr>
                 <w:rFonts w:hint="eastAsia"/>
@@ -564,6 +611,7 @@
               </w:rPr>
               <w:t>SayingDel</w:t>
             </w:r>
+            <w:proofErr w:type="spellEnd"/>
             <w:r>
               <w:rPr>
                 <w:rFonts w:hint="eastAsia"/>
@@ -704,8 +752,21 @@
                 <w:szCs w:val="20"/>
                 <w:u w:val="double"/>
               </w:rPr>
-              <w:t>Image/img</w:t>
-            </w:r>
+              <w:t>Image/</w:t>
+            </w:r>
+            <w:proofErr w:type="spellStart"/>
+            <w:r>
+              <w:rPr>
+                <w:rFonts w:hint="eastAsia"/>
+                <w:b/>
+                <w:bCs/>
+                <w:sz w:val="20"/>
+                <w:szCs w:val="20"/>
+                <w:u w:val="double"/>
+              </w:rPr>
+              <w:t>img</w:t>
+            </w:r>
+            <w:proofErr w:type="spellEnd"/>
             <w:r>
               <w:rPr>
                 <w:rFonts w:hint="eastAsia"/>
@@ -736,6 +797,7 @@
                 <w:szCs w:val="20"/>
               </w:rPr>
             </w:pPr>
+            <w:proofErr w:type="spellStart"/>
             <w:r>
               <w:rPr>
                 <w:rFonts w:hint="eastAsia"/>
@@ -746,6 +808,7 @@
               </w:rPr>
               <w:t>ImageSave</w:t>
             </w:r>
+            <w:proofErr w:type="spellEnd"/>
             <w:r>
               <w:rPr>
                 <w:rFonts w:hint="eastAsia"/>
@@ -788,6 +851,7 @@
                 <w:szCs w:val="20"/>
               </w:rPr>
             </w:pPr>
+            <w:proofErr w:type="spellStart"/>
             <w:r>
               <w:rPr>
                 <w:rFonts w:hint="eastAsia"/>
@@ -798,6 +862,7 @@
               </w:rPr>
               <w:t>ImageGet</w:t>
             </w:r>
+            <w:proofErr w:type="spellEnd"/>
             <w:r>
               <w:rPr>
                 <w:rFonts w:hint="eastAsia"/>
@@ -842,6 +907,7 @@
                 <w:szCs w:val="20"/>
               </w:rPr>
             </w:pPr>
+            <w:proofErr w:type="spellStart"/>
             <w:r>
               <w:rPr>
                 <w:rFonts w:hint="eastAsia"/>
@@ -852,6 +918,7 @@
               </w:rPr>
               <w:t>ImageDel</w:t>
             </w:r>
+            <w:proofErr w:type="spellEnd"/>
             <w:r>
               <w:rPr>
                 <w:rFonts w:hint="eastAsia"/>
@@ -896,6 +963,7 @@
                 <w:szCs w:val="20"/>
               </w:rPr>
             </w:pPr>
+            <w:proofErr w:type="spellStart"/>
             <w:r>
               <w:rPr>
                 <w:rFonts w:hint="eastAsia"/>
@@ -906,6 +974,7 @@
               </w:rPr>
               <w:t>ImageList</w:t>
             </w:r>
+            <w:proofErr w:type="spellEnd"/>
             <w:r>
               <w:rPr>
                 <w:rFonts w:hint="eastAsia"/>
@@ -1069,14 +1138,25 @@
                 <w:szCs w:val="20"/>
               </w:rPr>
             </w:pPr>
-            <w:r>
-              <w:rPr>
-                <w:b/>
-                <w:bCs/>
-                <w:sz w:val="20"/>
-                <w:szCs w:val="20"/>
-              </w:rPr>
-              <w:t xml:space="preserve">VideoSave </w:t>
+            <w:proofErr w:type="spellStart"/>
+            <w:r>
+              <w:rPr>
+                <w:b/>
+                <w:bCs/>
+                <w:sz w:val="20"/>
+                <w:szCs w:val="20"/>
+              </w:rPr>
+              <w:t>VideoSave</w:t>
+            </w:r>
+            <w:proofErr w:type="spellEnd"/>
+            <w:r>
+              <w:rPr>
+                <w:b/>
+                <w:bCs/>
+                <w:sz w:val="20"/>
+                <w:szCs w:val="20"/>
+              </w:rPr>
+              <w:t xml:space="preserve"> </w:t>
             </w:r>
             <w:r>
               <w:rPr>
@@ -1121,14 +1201,25 @@
                 <w:szCs w:val="20"/>
               </w:rPr>
             </w:pPr>
-            <w:r>
-              <w:rPr>
-                <w:b/>
-                <w:bCs/>
-                <w:sz w:val="20"/>
-                <w:szCs w:val="20"/>
-              </w:rPr>
-              <w:t xml:space="preserve">VideoGet </w:t>
+            <w:proofErr w:type="spellStart"/>
+            <w:r>
+              <w:rPr>
+                <w:b/>
+                <w:bCs/>
+                <w:sz w:val="20"/>
+                <w:szCs w:val="20"/>
+              </w:rPr>
+              <w:t>VideoGet</w:t>
+            </w:r>
+            <w:proofErr w:type="spellEnd"/>
+            <w:r>
+              <w:rPr>
+                <w:b/>
+                <w:bCs/>
+                <w:sz w:val="20"/>
+                <w:szCs w:val="20"/>
+              </w:rPr>
+              <w:t xml:space="preserve"> </w:t>
             </w:r>
             <w:r>
               <w:rPr>
@@ -1159,14 +1250,25 @@
                 <w:szCs w:val="20"/>
               </w:rPr>
             </w:pPr>
-            <w:r>
-              <w:rPr>
-                <w:b/>
-                <w:bCs/>
-                <w:sz w:val="20"/>
-                <w:szCs w:val="20"/>
-              </w:rPr>
-              <w:t xml:space="preserve">VideoDel </w:t>
+            <w:proofErr w:type="spellStart"/>
+            <w:r>
+              <w:rPr>
+                <w:b/>
+                <w:bCs/>
+                <w:sz w:val="20"/>
+                <w:szCs w:val="20"/>
+              </w:rPr>
+              <w:t>VideoDel</w:t>
+            </w:r>
+            <w:proofErr w:type="spellEnd"/>
+            <w:r>
+              <w:rPr>
+                <w:b/>
+                <w:bCs/>
+                <w:sz w:val="20"/>
+                <w:szCs w:val="20"/>
+              </w:rPr>
+              <w:t xml:space="preserve"> </w:t>
             </w:r>
             <w:r>
               <w:rPr>
@@ -1197,14 +1299,25 @@
                 <w:szCs w:val="20"/>
               </w:rPr>
             </w:pPr>
-            <w:r>
-              <w:rPr>
-                <w:b/>
-                <w:bCs/>
-                <w:sz w:val="20"/>
-                <w:szCs w:val="20"/>
-              </w:rPr>
-              <w:t xml:space="preserve">VideoList </w:t>
+            <w:proofErr w:type="spellStart"/>
+            <w:r>
+              <w:rPr>
+                <w:b/>
+                <w:bCs/>
+                <w:sz w:val="20"/>
+                <w:szCs w:val="20"/>
+              </w:rPr>
+              <w:t>VideoList</w:t>
+            </w:r>
+            <w:proofErr w:type="spellEnd"/>
+            <w:r>
+              <w:rPr>
+                <w:b/>
+                <w:bCs/>
+                <w:sz w:val="20"/>
+                <w:szCs w:val="20"/>
+              </w:rPr>
+              <w:t xml:space="preserve"> </w:t>
             </w:r>
             <w:r>
               <w:rPr>
@@ -1276,8 +1389,21 @@
                 <w:szCs w:val="20"/>
                 <w:u w:val="double"/>
               </w:rPr>
-              <w:t>Audio/aud</w:t>
-            </w:r>
+              <w:t>Audio/</w:t>
+            </w:r>
+            <w:proofErr w:type="spellStart"/>
+            <w:r>
+              <w:rPr>
+                <w:rFonts w:hint="eastAsia"/>
+                <w:b/>
+                <w:bCs/>
+                <w:sz w:val="20"/>
+                <w:szCs w:val="20"/>
+                <w:u w:val="double"/>
+              </w:rPr>
+              <w:t>aud</w:t>
+            </w:r>
+            <w:proofErr w:type="spellEnd"/>
             <w:r>
               <w:rPr>
                 <w:b/>
@@ -1436,6 +1562,7 @@
                 <w:szCs w:val="20"/>
               </w:rPr>
             </w:pPr>
+            <w:proofErr w:type="spellStart"/>
             <w:r>
               <w:rPr>
                 <w:rFonts w:hint="eastAsia"/>
@@ -1446,6 +1573,7 @@
               </w:rPr>
               <w:t>CheckIn</w:t>
             </w:r>
+            <w:proofErr w:type="spellEnd"/>
             <w:r>
               <w:rPr>
                 <w:rFonts w:hint="eastAsia"/>
@@ -1838,7 +1966,25 @@
                 <w:sz w:val="20"/>
                 <w:szCs w:val="20"/>
               </w:rPr>
-              <w:t xml:space="preserve">          [可指定抽数]</w:t>
+              <w:t xml:space="preserve">          [可</w:t>
+            </w:r>
+            <w:proofErr w:type="gramStart"/>
+            <w:r>
+              <w:rPr>
+                <w:rFonts w:hint="eastAsia"/>
+                <w:sz w:val="20"/>
+                <w:szCs w:val="20"/>
+              </w:rPr>
+              <w:t>指定抽数</w:t>
+            </w:r>
+            <w:proofErr w:type="gramEnd"/>
+            <w:r>
+              <w:rPr>
+                <w:rFonts w:hint="eastAsia"/>
+                <w:sz w:val="20"/>
+                <w:szCs w:val="20"/>
+              </w:rPr>
+              <w:t>]</w:t>
             </w:r>
           </w:p>
         </w:tc>
@@ -1876,7 +2022,25 @@
                 <w:sz w:val="20"/>
                 <w:szCs w:val="20"/>
               </w:rPr>
-              <w:t xml:space="preserve">  面包          [刷屏小游戏]</w:t>
+              <w:t xml:space="preserve">  面包          [</w:t>
+            </w:r>
+            <w:proofErr w:type="gramStart"/>
+            <w:r>
+              <w:rPr>
+                <w:rFonts w:hint="eastAsia"/>
+                <w:sz w:val="20"/>
+                <w:szCs w:val="20"/>
+              </w:rPr>
+              <w:t>刷屏小游戏</w:t>
+            </w:r>
+            <w:proofErr w:type="gramEnd"/>
+            <w:r>
+              <w:rPr>
+                <w:rFonts w:hint="eastAsia"/>
+                <w:sz w:val="20"/>
+                <w:szCs w:val="20"/>
+              </w:rPr>
+              <w:t>]</w:t>
             </w:r>
           </w:p>
         </w:tc>
@@ -2220,6 +2384,7 @@
                 <w:u w:val="double"/>
               </w:rPr>
             </w:pPr>
+            <w:proofErr w:type="spellStart"/>
             <w:r>
               <w:rPr>
                 <w:rFonts w:hint="eastAsia"/>
@@ -2230,6 +2395,7 @@
               </w:rPr>
               <w:t>Choyen</w:t>
             </w:r>
+            <w:proofErr w:type="spellEnd"/>
             <w:r>
               <w:rPr>
                 <w:rFonts w:hint="eastAsia"/>
@@ -2246,8 +2412,18 @@
                 <w:sz w:val="20"/>
                 <w:szCs w:val="20"/>
               </w:rPr>
-              <w:t>5000兆</w:t>
-            </w:r>
+              <w:t>5000</w:t>
+            </w:r>
+            <w:proofErr w:type="gramStart"/>
+            <w:r>
+              <w:rPr>
+                <w:rFonts w:hint="eastAsia"/>
+                <w:sz w:val="20"/>
+                <w:szCs w:val="20"/>
+              </w:rPr>
+              <w:t>兆</w:t>
+            </w:r>
+            <w:proofErr w:type="gramEnd"/>
           </w:p>
         </w:tc>
         <w:tc>
@@ -2284,6 +2460,7 @@
               </w:rPr>
               <w:t xml:space="preserve">  </w:t>
             </w:r>
+            <w:proofErr w:type="gramStart"/>
             <w:r>
               <w:rPr>
                 <w:rFonts w:hint="eastAsia"/>
@@ -2292,6 +2469,7 @@
               </w:rPr>
               <w:t>普奇</w:t>
             </w:r>
+            <w:proofErr w:type="gramEnd"/>
           </w:p>
         </w:tc>
       </w:tr>
@@ -2327,6 +2505,7 @@
         </w:rPr>
         <w:t xml:space="preserve"> </w:t>
       </w:r>
+      <w:proofErr w:type="gramStart"/>
       <w:r>
         <w:rPr>
           <w:rFonts w:ascii="Cambria Math" w:hAnsi="Cambria Math" w:cs="Cambria Math" w:hint="eastAsia"/>
@@ -2337,6 +2516,7 @@
         </w:rPr>
         <w:t>跨群游戏</w:t>
       </w:r>
+      <w:proofErr w:type="gramEnd"/>
       <w:r>
         <w:rPr>
           <w:b/>
@@ -2436,6 +2616,7 @@
               </w:rPr>
               <w:t>/</w:t>
             </w:r>
+            <w:proofErr w:type="spellStart"/>
             <w:r>
               <w:rPr>
                 <w:rFonts w:hint="eastAsia"/>
@@ -2446,6 +2627,7 @@
               </w:rPr>
               <w:t>DisMatch</w:t>
             </w:r>
+            <w:proofErr w:type="spellEnd"/>
             <w:r>
               <w:rPr>
                 <w:rFonts w:hint="eastAsia"/>
@@ -2495,6 +2677,7 @@
                 <w:szCs w:val="20"/>
               </w:rPr>
             </w:pPr>
+            <w:proofErr w:type="spellStart"/>
             <w:r>
               <w:rPr>
                 <w:rFonts w:hint="eastAsia"/>
@@ -2513,7 +2696,18 @@
                 <w:sz w:val="20"/>
                 <w:szCs w:val="20"/>
               </w:rPr>
-              <w:t xml:space="preserve">h  </w:t>
+              <w:t>h</w:t>
+            </w:r>
+            <w:proofErr w:type="spellEnd"/>
+            <w:r>
+              <w:rPr>
+                <w:rFonts w:hint="eastAsia"/>
+                <w:b/>
+                <w:bCs/>
+                <w:sz w:val="20"/>
+                <w:szCs w:val="20"/>
+              </w:rPr>
+              <w:t xml:space="preserve">  </w:t>
             </w:r>
             <w:r>
               <w:rPr>
@@ -2537,15 +2731,27 @@
                 <w:szCs w:val="20"/>
               </w:rPr>
             </w:pPr>
-            <w:r>
-              <w:rPr>
-                <w:rFonts w:hint="eastAsia"/>
-                <w:b/>
-                <w:bCs/>
-                <w:sz w:val="20"/>
-                <w:szCs w:val="20"/>
-              </w:rPr>
-              <w:t xml:space="preserve">RecentPlayer </w:t>
+            <w:proofErr w:type="spellStart"/>
+            <w:r>
+              <w:rPr>
+                <w:rFonts w:hint="eastAsia"/>
+                <w:b/>
+                <w:bCs/>
+                <w:sz w:val="20"/>
+                <w:szCs w:val="20"/>
+              </w:rPr>
+              <w:t>RecentPlayer</w:t>
+            </w:r>
+            <w:proofErr w:type="spellEnd"/>
+            <w:r>
+              <w:rPr>
+                <w:rFonts w:hint="eastAsia"/>
+                <w:b/>
+                <w:bCs/>
+                <w:sz w:val="20"/>
+                <w:szCs w:val="20"/>
+              </w:rPr>
+              <w:t xml:space="preserve"> </w:t>
             </w:r>
             <w:r>
               <w:rPr>
@@ -2630,6 +2836,7 @@
               </w:rPr>
               <w:t xml:space="preserve">Looting  </w:t>
             </w:r>
+            <w:proofErr w:type="gramStart"/>
             <w:r>
               <w:rPr>
                 <w:rFonts w:hint="eastAsia"/>
@@ -2638,6 +2845,7 @@
               </w:rPr>
               <w:t>摸金</w:t>
             </w:r>
+            <w:proofErr w:type="gramEnd"/>
           </w:p>
         </w:tc>
         <w:tc>
@@ -2654,15 +2862,27 @@
                 <w:szCs w:val="20"/>
               </w:rPr>
             </w:pPr>
-            <w:r>
-              <w:rPr>
-                <w:rFonts w:hint="eastAsia"/>
-                <w:b/>
-                <w:bCs/>
-                <w:sz w:val="20"/>
-                <w:szCs w:val="20"/>
-              </w:rPr>
-              <w:t xml:space="preserve">Reversi  </w:t>
+            <w:proofErr w:type="spellStart"/>
+            <w:r>
+              <w:rPr>
+                <w:rFonts w:hint="eastAsia"/>
+                <w:b/>
+                <w:bCs/>
+                <w:sz w:val="20"/>
+                <w:szCs w:val="20"/>
+              </w:rPr>
+              <w:t>Reversi</w:t>
+            </w:r>
+            <w:proofErr w:type="spellEnd"/>
+            <w:r>
+              <w:rPr>
+                <w:rFonts w:hint="eastAsia"/>
+                <w:b/>
+                <w:bCs/>
+                <w:sz w:val="20"/>
+                <w:szCs w:val="20"/>
+              </w:rPr>
+              <w:t xml:space="preserve">  </w:t>
             </w:r>
             <w:r>
               <w:rPr>
@@ -2688,15 +2908,27 @@
                 <w:szCs w:val="20"/>
               </w:rPr>
             </w:pPr>
-            <w:r>
-              <w:rPr>
-                <w:rFonts w:hint="eastAsia"/>
-                <w:b/>
-                <w:bCs/>
-                <w:sz w:val="20"/>
-                <w:szCs w:val="20"/>
-              </w:rPr>
-              <w:t xml:space="preserve">TicTacToe </w:t>
+            <w:proofErr w:type="spellStart"/>
+            <w:r>
+              <w:rPr>
+                <w:rFonts w:hint="eastAsia"/>
+                <w:b/>
+                <w:bCs/>
+                <w:sz w:val="20"/>
+                <w:szCs w:val="20"/>
+              </w:rPr>
+              <w:t>TicTacToe</w:t>
+            </w:r>
+            <w:proofErr w:type="spellEnd"/>
+            <w:r>
+              <w:rPr>
+                <w:rFonts w:hint="eastAsia"/>
+                <w:b/>
+                <w:bCs/>
+                <w:sz w:val="20"/>
+                <w:szCs w:val="20"/>
+              </w:rPr>
+              <w:t xml:space="preserve"> </w:t>
             </w:r>
             <w:r>
               <w:rPr>
@@ -2959,6 +3191,7 @@
               </w:rPr>
               <w:t xml:space="preserve"> </w:t>
             </w:r>
+            <w:proofErr w:type="spellStart"/>
             <w:r>
               <w:rPr>
                 <w:rFonts w:hint="eastAsia"/>
@@ -2967,6 +3200,7 @@
               </w:rPr>
               <w:t>PRTS</w:t>
             </w:r>
+            <w:proofErr w:type="spellEnd"/>
             <w:r>
               <w:rPr>
                 <w:rFonts w:hint="eastAsia"/>
@@ -3086,6 +3320,7 @@
               </w:rPr>
               <w:t xml:space="preserve">  </w:t>
             </w:r>
+            <w:proofErr w:type="gramStart"/>
             <w:r>
               <w:rPr>
                 <w:rFonts w:hint="eastAsia"/>
@@ -3094,6 +3329,7 @@
               </w:rPr>
               <w:t>终末地查询</w:t>
             </w:r>
+            <w:proofErr w:type="gramEnd"/>
             <w:r>
               <w:rPr>
                 <w:rFonts w:hint="eastAsia"/>
@@ -3120,15 +3356,27 @@
               </w:rPr>
               <w:t xml:space="preserve"> [</w:t>
             </w:r>
-            <w:r>
-              <w:rPr>
-                <w:rFonts w:hint="eastAsia"/>
-                <w:b/>
-                <w:bCs/>
-                <w:sz w:val="20"/>
-                <w:szCs w:val="20"/>
-              </w:rPr>
-              <w:t>终末地功能]</w:t>
+            <w:proofErr w:type="gramStart"/>
+            <w:r>
+              <w:rPr>
+                <w:rFonts w:hint="eastAsia"/>
+                <w:b/>
+                <w:bCs/>
+                <w:sz w:val="20"/>
+                <w:szCs w:val="20"/>
+              </w:rPr>
+              <w:t>终末地功能</w:t>
+            </w:r>
+            <w:proofErr w:type="gramEnd"/>
+            <w:r>
+              <w:rPr>
+                <w:rFonts w:hint="eastAsia"/>
+                <w:b/>
+                <w:bCs/>
+                <w:sz w:val="20"/>
+                <w:szCs w:val="20"/>
+              </w:rPr>
+              <w:t>]</w:t>
             </w:r>
           </w:p>
         </w:tc>
@@ -3152,6 +3400,7 @@
                 <w:szCs w:val="20"/>
               </w:rPr>
             </w:pPr>
+            <w:proofErr w:type="spellStart"/>
             <w:r>
               <w:rPr>
                 <w:b/>
@@ -3161,6 +3410,7 @@
               </w:rPr>
               <w:t>EssencePlan</w:t>
             </w:r>
+            <w:proofErr w:type="spellEnd"/>
             <w:r>
               <w:rPr>
                 <w:rFonts w:hint="eastAsia"/>
@@ -3219,15 +3469,27 @@
               </w:rPr>
               <w:t>[</w:t>
             </w:r>
-            <w:r>
-              <w:rPr>
-                <w:rFonts w:hint="eastAsia"/>
-                <w:b/>
-                <w:bCs/>
-                <w:sz w:val="20"/>
-                <w:szCs w:val="20"/>
-              </w:rPr>
-              <w:t>终末地功能]</w:t>
+            <w:proofErr w:type="gramStart"/>
+            <w:r>
+              <w:rPr>
+                <w:rFonts w:hint="eastAsia"/>
+                <w:b/>
+                <w:bCs/>
+                <w:sz w:val="20"/>
+                <w:szCs w:val="20"/>
+              </w:rPr>
+              <w:t>终末地功能</w:t>
+            </w:r>
+            <w:proofErr w:type="gramEnd"/>
+            <w:r>
+              <w:rPr>
+                <w:rFonts w:hint="eastAsia"/>
+                <w:b/>
+                <w:bCs/>
+                <w:sz w:val="20"/>
+                <w:szCs w:val="20"/>
+              </w:rPr>
+              <w:t>]</w:t>
             </w:r>
           </w:p>
         </w:tc>
@@ -3257,6 +3519,7 @@
                 <w:u w:val="double"/>
               </w:rPr>
             </w:pPr>
+            <w:proofErr w:type="spellStart"/>
             <w:r>
               <w:rPr>
                 <w:rFonts w:hint="eastAsia"/>
@@ -3268,6 +3531,7 @@
               </w:rPr>
               <w:t>OneTimeAlarm</w:t>
             </w:r>
+            <w:proofErr w:type="spellEnd"/>
             <w:r>
               <w:rPr>
                 <w:rFonts w:hint="eastAsia"/>
@@ -3327,6 +3591,7 @@
                 <w:u w:val="double"/>
               </w:rPr>
             </w:pPr>
+            <w:proofErr w:type="spellStart"/>
             <w:r>
               <w:rPr>
                 <w:rFonts w:hint="eastAsia"/>
@@ -3337,6 +3602,7 @@
               </w:rPr>
               <w:t>CancelAlarm</w:t>
             </w:r>
+            <w:proofErr w:type="spellEnd"/>
             <w:r>
               <w:rPr>
                 <w:rFonts w:hint="eastAsia"/>
@@ -3450,6 +3716,7 @@
                 <w:szCs w:val="20"/>
               </w:rPr>
             </w:pPr>
+            <w:proofErr w:type="spellStart"/>
             <w:r>
               <w:rPr>
                 <w:rFonts w:hint="eastAsia"/>
@@ -3460,6 +3727,7 @@
               </w:rPr>
               <w:t>AccessSet</w:t>
             </w:r>
+            <w:proofErr w:type="spellEnd"/>
             <w:r>
               <w:rPr>
                 <w:rFonts w:hint="eastAsia"/>
@@ -3483,6 +3751,7 @@
                 <w:szCs w:val="20"/>
               </w:rPr>
             </w:pPr>
+            <w:proofErr w:type="spellStart"/>
             <w:r>
               <w:rPr>
                 <w:rFonts w:hint="eastAsia"/>
@@ -3493,6 +3762,7 @@
               </w:rPr>
               <w:t>FuncSet</w:t>
             </w:r>
+            <w:proofErr w:type="spellEnd"/>
             <w:r>
               <w:rPr>
                 <w:rFonts w:hint="eastAsia"/>
@@ -3524,6 +3794,7 @@
                 <w:szCs w:val="20"/>
               </w:rPr>
             </w:pPr>
+            <w:proofErr w:type="spellStart"/>
             <w:r>
               <w:rPr>
                 <w:rFonts w:hint="eastAsia"/>
@@ -3534,6 +3805,7 @@
               </w:rPr>
               <w:t>GroupSet</w:t>
             </w:r>
+            <w:proofErr w:type="spellEnd"/>
             <w:r>
               <w:rPr>
                 <w:rFonts w:hint="eastAsia"/>
@@ -3573,6 +3845,7 @@
                 <w:u w:val="double"/>
               </w:rPr>
             </w:pPr>
+            <w:proofErr w:type="spellStart"/>
             <w:r>
               <w:rPr>
                 <w:rFonts w:hint="eastAsia"/>
@@ -3584,6 +3857,7 @@
               </w:rPr>
               <w:t>UserBan</w:t>
             </w:r>
+            <w:proofErr w:type="spellEnd"/>
             <w:r>
               <w:rPr>
                 <w:rFonts w:hint="eastAsia"/>
@@ -3628,8 +3902,20 @@
                 <w:sz w:val="20"/>
                 <w:szCs w:val="20"/>
               </w:rPr>
-              <w:t>/rc</w:t>
-            </w:r>
+              <w:t>/</w:t>
+            </w:r>
+            <w:proofErr w:type="spellStart"/>
+            <w:r>
+              <w:rPr>
+                <w:rFonts w:hint="eastAsia"/>
+                <w:b/>
+                <w:bCs/>
+                <w:sz w:val="20"/>
+                <w:szCs w:val="20"/>
+              </w:rPr>
+              <w:t>rc</w:t>
+            </w:r>
+            <w:proofErr w:type="spellEnd"/>
             <w:r>
               <w:rPr>
                 <w:rFonts w:hint="eastAsia"/>
@@ -3666,6 +3952,7 @@
                 <w:u w:val="double"/>
               </w:rPr>
             </w:pPr>
+            <w:proofErr w:type="spellStart"/>
             <w:r>
               <w:rPr>
                 <w:rFonts w:hint="eastAsia"/>
@@ -3677,6 +3964,7 @@
               </w:rPr>
               <w:t>ImageFolder</w:t>
             </w:r>
+            <w:proofErr w:type="spellEnd"/>
             <w:r>
               <w:rPr>
                 <w:rFonts w:hint="eastAsia"/>
@@ -4463,6 +4751,7 @@
         </w:rPr>
         <w:t xml:space="preserve"> </w:t>
       </w:r>
+      <w:proofErr w:type="spellStart"/>
       <w:r>
         <w:rPr>
           <w:rFonts w:hint="eastAsia"/>
@@ -4471,6 +4760,7 @@
         </w:rPr>
         <w:t>acg</w:t>
       </w:r>
+      <w:proofErr w:type="spellEnd"/>
       <w:r>
         <w:rPr>
           <w:rFonts w:hint="eastAsia"/>
@@ -4503,6 +4793,7 @@
         </w:rPr>
         <w:t>可通过</w:t>
       </w:r>
+      <w:proofErr w:type="spellStart"/>
       <w:r>
         <w:rPr>
           <w:rFonts w:hint="eastAsia"/>
@@ -4511,6 +4802,7 @@
         </w:rPr>
         <w:t>ImageFolder</w:t>
       </w:r>
+      <w:proofErr w:type="spellEnd"/>
       <w:r>
         <w:rPr>
           <w:rFonts w:hint="eastAsia"/>
@@ -4581,6 +4873,7 @@
         </w:rPr>
         <w:t xml:space="preserve"> </w:t>
       </w:r>
+      <w:proofErr w:type="gramStart"/>
       <w:r>
         <w:rPr>
           <w:rFonts w:hint="eastAsia"/>
@@ -4589,6 +4882,7 @@
         </w:rPr>
         <w:t>跨群游戏</w:t>
       </w:r>
+      <w:proofErr w:type="gramEnd"/>
       <w:r>
         <w:rPr>
           <w:rFonts w:hint="eastAsia"/>
@@ -4833,6 +5127,7 @@
         </w:rPr>
         <w:t xml:space="preserve"> 需通过</w:t>
       </w:r>
+      <w:proofErr w:type="spellStart"/>
       <w:r>
         <w:rPr>
           <w:rFonts w:hint="eastAsia"/>
@@ -4847,8 +5142,27 @@
           <w:sz w:val="20"/>
           <w:szCs w:val="20"/>
         </w:rPr>
-        <w:t>Set/GroupSet</w:t>
-      </w:r>
+        <w:t>Set</w:t>
+      </w:r>
+      <w:proofErr w:type="spellEnd"/>
+      <w:r>
+        <w:rPr>
+          <w:rFonts w:hint="eastAsia"/>
+          <w:sz w:val="20"/>
+          <w:szCs w:val="20"/>
+        </w:rPr>
+        <w:t>/</w:t>
+      </w:r>
+      <w:proofErr w:type="spellStart"/>
+      <w:r>
+        <w:rPr>
+          <w:rFonts w:hint="eastAsia"/>
+          <w:sz w:val="20"/>
+          <w:szCs w:val="20"/>
+        </w:rPr>
+        <w:t>GroupSet</w:t>
+      </w:r>
+      <w:proofErr w:type="spellEnd"/>
       <w:r>
         <w:rPr>
           <w:rFonts w:hint="eastAsia"/>
@@ -4865,6 +5179,7 @@
         </w:rPr>
         <w:t>启用</w:t>
       </w:r>
+      <w:proofErr w:type="spellStart"/>
       <w:r>
         <w:rPr>
           <w:rFonts w:hint="eastAsia"/>
@@ -4881,6 +5196,7 @@
         </w:rPr>
         <w:t>essageCollect</w:t>
       </w:r>
+      <w:proofErr w:type="spellEnd"/>
       <w:r>
         <w:rPr>
           <w:rFonts w:hint="eastAsia"/>
@@ -4997,21 +5313,49 @@
         </w:rPr>
         <w:t xml:space="preserve"> </w:t>
       </w:r>
-      <w:r>
-        <w:rPr>
-          <w:rFonts w:hint="eastAsia"/>
-          <w:sz w:val="20"/>
-          <w:szCs w:val="20"/>
-        </w:rPr>
-        <w:t>GroupSet 群设置</w:t>
-      </w:r>
-      <w:r>
-        <w:rPr>
-          <w:rFonts w:hint="eastAsia"/>
-          <w:sz w:val="20"/>
-          <w:szCs w:val="20"/>
-        </w:rPr>
-        <w:t>命令中，并按群聊保存独立配置</w:t>
+      <w:proofErr w:type="spellStart"/>
+      <w:r>
+        <w:rPr>
+          <w:rFonts w:hint="eastAsia"/>
+          <w:sz w:val="20"/>
+          <w:szCs w:val="20"/>
+        </w:rPr>
+        <w:t>GroupSet</w:t>
+      </w:r>
+      <w:proofErr w:type="spellEnd"/>
+      <w:r>
+        <w:rPr>
+          <w:rFonts w:hint="eastAsia"/>
+          <w:sz w:val="20"/>
+          <w:szCs w:val="20"/>
+        </w:rPr>
+        <w:t xml:space="preserve"> 群设置</w:t>
+      </w:r>
+      <w:r>
+        <w:rPr>
+          <w:rFonts w:hint="eastAsia"/>
+          <w:sz w:val="20"/>
+          <w:szCs w:val="20"/>
+        </w:rPr>
+        <w:t>命令中，并</w:t>
+      </w:r>
+      <w:proofErr w:type="gramStart"/>
+      <w:r>
+        <w:rPr>
+          <w:rFonts w:hint="eastAsia"/>
+          <w:sz w:val="20"/>
+          <w:szCs w:val="20"/>
+        </w:rPr>
+        <w:t>按群聊</w:t>
+      </w:r>
+      <w:proofErr w:type="gramEnd"/>
+      <w:r>
+        <w:rPr>
+          <w:rFonts w:hint="eastAsia"/>
+          <w:sz w:val="20"/>
+          <w:szCs w:val="20"/>
+        </w:rPr>
+        <w:t>保存独立配置</w:t>
       </w:r>
       <w:r>
         <w:rPr>
@@ -5087,6 +5431,7 @@
         </w:rPr>
         <w:t>命令的AI可调用性受</w:t>
       </w:r>
+      <w:proofErr w:type="spellStart"/>
       <w:r>
         <w:rPr>
           <w:rFonts w:hint="eastAsia"/>
@@ -5095,6 +5440,7 @@
         </w:rPr>
         <w:t>GroupSet</w:t>
       </w:r>
+      <w:proofErr w:type="spellEnd"/>
       <w:r>
         <w:rPr>
           <w:rFonts w:hint="eastAsia"/>
@@ -5676,8 +6022,18 @@
           <w:sz w:val="20"/>
           <w:szCs w:val="20"/>
         </w:rPr>
-        <w:t xml:space="preserve"> Lazybot</w:t>
-      </w:r>
+        <w:t xml:space="preserve"> </w:t>
+      </w:r>
+      <w:proofErr w:type="spellStart"/>
+      <w:r>
+        <w:rPr>
+          <w:rFonts w:hint="eastAsia"/>
+          <w:sz w:val="20"/>
+          <w:szCs w:val="20"/>
+        </w:rPr>
+        <w:t>Lazybot</w:t>
+      </w:r>
+      <w:proofErr w:type="spellEnd"/>
       <w:r>
         <w:rPr>
           <w:rFonts w:hint="eastAsia"/>

--- a/src/main/resources/static/help/help.docx
+++ b/src/main/resources/static/help/help.docx
@@ -334,18 +334,16 @@
                 <w:szCs w:val="20"/>
               </w:rPr>
             </w:pPr>
-            <w:proofErr w:type="spellStart"/>
-            <w:r>
-              <w:rPr>
-                <w:rFonts w:hint="eastAsia"/>
-                <w:b/>
-                <w:bCs/>
-                <w:sz w:val="20"/>
-                <w:szCs w:val="20"/>
-              </w:rPr>
-              <w:t>SysMsgSet</w:t>
-            </w:r>
-            <w:proofErr w:type="spellEnd"/>
+            <w:r>
+              <w:rPr>
+                <w:rFonts w:hint="eastAsia"/>
+                <w:b/>
+                <w:bCs/>
+                <w:sz w:val="20"/>
+                <w:szCs w:val="20"/>
+              </w:rPr>
+              <w:t xml:space="preserve">SysMsgSet </w:t>
+            </w:r>
             <w:r>
               <w:rPr>
                 <w:rFonts w:hint="eastAsia"/>
@@ -359,29 +357,10 @@
             <w:r>
               <w:rPr>
                 <w:rFonts w:hint="eastAsia"/>
-                <w:b/>
-                <w:bCs/>
-                <w:sz w:val="20"/>
-                <w:szCs w:val="20"/>
-              </w:rPr>
-              <w:t xml:space="preserve"> </w:t>
-            </w:r>
-            <w:r>
-              <w:rPr>
-                <w:rFonts w:hint="eastAsia"/>
-                <w:sz w:val="20"/>
-                <w:szCs w:val="20"/>
-              </w:rPr>
-              <w:t>提示</w:t>
-            </w:r>
-            <w:proofErr w:type="gramStart"/>
-            <w:r>
-              <w:rPr>
-                <w:rFonts w:hint="eastAsia"/>
-                <w:sz w:val="20"/>
-                <w:szCs w:val="20"/>
-              </w:rPr>
-              <w:t>词</w:t>
+                <w:sz w:val="20"/>
+                <w:szCs w:val="20"/>
+              </w:rPr>
+              <w:t>提示词</w:t>
             </w:r>
             <w:r>
               <w:rPr>
@@ -391,7 +370,6 @@
               </w:rPr>
               <w:t>设置</w:t>
             </w:r>
-            <w:proofErr w:type="gramEnd"/>
           </w:p>
         </w:tc>
         <w:tc>
@@ -407,7 +385,6 @@
                 <w:szCs w:val="20"/>
               </w:rPr>
             </w:pPr>
-            <w:proofErr w:type="spellStart"/>
             <w:r>
               <w:rPr>
                 <w:rFonts w:hint="eastAsia"/>
@@ -418,7 +395,6 @@
               </w:rPr>
               <w:t>ChatHistory</w:t>
             </w:r>
-            <w:proofErr w:type="spellEnd"/>
             <w:r>
               <w:rPr>
                 <w:rFonts w:hint="eastAsia"/>
@@ -442,7 +418,6 @@
                 <w:szCs w:val="20"/>
               </w:rPr>
             </w:pPr>
-            <w:proofErr w:type="spellStart"/>
             <w:r>
               <w:rPr>
                 <w:rFonts w:hint="eastAsia"/>
@@ -454,7 +429,6 @@
               </w:rPr>
               <w:t>ChatReset</w:t>
             </w:r>
-            <w:proofErr w:type="spellEnd"/>
             <w:r>
               <w:rPr>
                 <w:rFonts w:hint="eastAsia"/>
@@ -531,7 +505,6 @@
                 <w:szCs w:val="20"/>
               </w:rPr>
             </w:pPr>
-            <w:proofErr w:type="spellStart"/>
             <w:r>
               <w:rPr>
                 <w:rFonts w:hint="eastAsia"/>
@@ -542,7 +515,6 @@
               </w:rPr>
               <w:t>SayingSave</w:t>
             </w:r>
-            <w:proofErr w:type="spellEnd"/>
             <w:r>
               <w:rPr>
                 <w:rFonts w:hint="eastAsia"/>
@@ -600,7 +572,6 @@
                 <w:szCs w:val="20"/>
               </w:rPr>
             </w:pPr>
-            <w:proofErr w:type="spellStart"/>
             <w:r>
               <w:rPr>
                 <w:rFonts w:hint="eastAsia"/>
@@ -611,7 +582,6 @@
               </w:rPr>
               <w:t>SayingDel</w:t>
             </w:r>
-            <w:proofErr w:type="spellEnd"/>
             <w:r>
               <w:rPr>
                 <w:rFonts w:hint="eastAsia"/>
@@ -752,21 +722,8 @@
                 <w:szCs w:val="20"/>
                 <w:u w:val="double"/>
               </w:rPr>
-              <w:t>Image/</w:t>
-            </w:r>
-            <w:proofErr w:type="spellStart"/>
-            <w:r>
-              <w:rPr>
-                <w:rFonts w:hint="eastAsia"/>
-                <w:b/>
-                <w:bCs/>
-                <w:sz w:val="20"/>
-                <w:szCs w:val="20"/>
-                <w:u w:val="double"/>
-              </w:rPr>
-              <w:t>img</w:t>
-            </w:r>
-            <w:proofErr w:type="spellEnd"/>
+              <w:t>Image/img</w:t>
+            </w:r>
             <w:r>
               <w:rPr>
                 <w:rFonts w:hint="eastAsia"/>
@@ -797,7 +754,6 @@
                 <w:szCs w:val="20"/>
               </w:rPr>
             </w:pPr>
-            <w:proofErr w:type="spellStart"/>
             <w:r>
               <w:rPr>
                 <w:rFonts w:hint="eastAsia"/>
@@ -808,7 +764,6 @@
               </w:rPr>
               <w:t>ImageSave</w:t>
             </w:r>
-            <w:proofErr w:type="spellEnd"/>
             <w:r>
               <w:rPr>
                 <w:rFonts w:hint="eastAsia"/>
@@ -851,7 +806,6 @@
                 <w:szCs w:val="20"/>
               </w:rPr>
             </w:pPr>
-            <w:proofErr w:type="spellStart"/>
             <w:r>
               <w:rPr>
                 <w:rFonts w:hint="eastAsia"/>
@@ -862,7 +816,6 @@
               </w:rPr>
               <w:t>ImageGet</w:t>
             </w:r>
-            <w:proofErr w:type="spellEnd"/>
             <w:r>
               <w:rPr>
                 <w:rFonts w:hint="eastAsia"/>
@@ -907,7 +860,6 @@
                 <w:szCs w:val="20"/>
               </w:rPr>
             </w:pPr>
-            <w:proofErr w:type="spellStart"/>
             <w:r>
               <w:rPr>
                 <w:rFonts w:hint="eastAsia"/>
@@ -918,7 +870,6 @@
               </w:rPr>
               <w:t>ImageDel</w:t>
             </w:r>
-            <w:proofErr w:type="spellEnd"/>
             <w:r>
               <w:rPr>
                 <w:rFonts w:hint="eastAsia"/>
@@ -963,7 +914,6 @@
                 <w:szCs w:val="20"/>
               </w:rPr>
             </w:pPr>
-            <w:proofErr w:type="spellStart"/>
             <w:r>
               <w:rPr>
                 <w:rFonts w:hint="eastAsia"/>
@@ -974,7 +924,6 @@
               </w:rPr>
               <w:t>ImageList</w:t>
             </w:r>
-            <w:proofErr w:type="spellEnd"/>
             <w:r>
               <w:rPr>
                 <w:rFonts w:hint="eastAsia"/>
@@ -1138,25 +1087,14 @@
                 <w:szCs w:val="20"/>
               </w:rPr>
             </w:pPr>
-            <w:proofErr w:type="spellStart"/>
-            <w:r>
-              <w:rPr>
-                <w:b/>
-                <w:bCs/>
-                <w:sz w:val="20"/>
-                <w:szCs w:val="20"/>
-              </w:rPr>
-              <w:t>VideoSave</w:t>
-            </w:r>
-            <w:proofErr w:type="spellEnd"/>
-            <w:r>
-              <w:rPr>
-                <w:b/>
-                <w:bCs/>
-                <w:sz w:val="20"/>
-                <w:szCs w:val="20"/>
-              </w:rPr>
-              <w:t xml:space="preserve"> </w:t>
+            <w:r>
+              <w:rPr>
+                <w:b/>
+                <w:bCs/>
+                <w:sz w:val="20"/>
+                <w:szCs w:val="20"/>
+              </w:rPr>
+              <w:t xml:space="preserve">VideoSave </w:t>
             </w:r>
             <w:r>
               <w:rPr>
@@ -1201,25 +1139,14 @@
                 <w:szCs w:val="20"/>
               </w:rPr>
             </w:pPr>
-            <w:proofErr w:type="spellStart"/>
-            <w:r>
-              <w:rPr>
-                <w:b/>
-                <w:bCs/>
-                <w:sz w:val="20"/>
-                <w:szCs w:val="20"/>
-              </w:rPr>
-              <w:t>VideoGet</w:t>
-            </w:r>
-            <w:proofErr w:type="spellEnd"/>
-            <w:r>
-              <w:rPr>
-                <w:b/>
-                <w:bCs/>
-                <w:sz w:val="20"/>
-                <w:szCs w:val="20"/>
-              </w:rPr>
-              <w:t xml:space="preserve"> </w:t>
+            <w:r>
+              <w:rPr>
+                <w:b/>
+                <w:bCs/>
+                <w:sz w:val="20"/>
+                <w:szCs w:val="20"/>
+              </w:rPr>
+              <w:t xml:space="preserve">VideoGet </w:t>
             </w:r>
             <w:r>
               <w:rPr>
@@ -1250,25 +1177,14 @@
                 <w:szCs w:val="20"/>
               </w:rPr>
             </w:pPr>
-            <w:proofErr w:type="spellStart"/>
-            <w:r>
-              <w:rPr>
-                <w:b/>
-                <w:bCs/>
-                <w:sz w:val="20"/>
-                <w:szCs w:val="20"/>
-              </w:rPr>
-              <w:t>VideoDel</w:t>
-            </w:r>
-            <w:proofErr w:type="spellEnd"/>
-            <w:r>
-              <w:rPr>
-                <w:b/>
-                <w:bCs/>
-                <w:sz w:val="20"/>
-                <w:szCs w:val="20"/>
-              </w:rPr>
-              <w:t xml:space="preserve"> </w:t>
+            <w:r>
+              <w:rPr>
+                <w:b/>
+                <w:bCs/>
+                <w:sz w:val="20"/>
+                <w:szCs w:val="20"/>
+              </w:rPr>
+              <w:t xml:space="preserve">VideoDel </w:t>
             </w:r>
             <w:r>
               <w:rPr>
@@ -1299,25 +1215,14 @@
                 <w:szCs w:val="20"/>
               </w:rPr>
             </w:pPr>
-            <w:proofErr w:type="spellStart"/>
-            <w:r>
-              <w:rPr>
-                <w:b/>
-                <w:bCs/>
-                <w:sz w:val="20"/>
-                <w:szCs w:val="20"/>
-              </w:rPr>
-              <w:t>VideoList</w:t>
-            </w:r>
-            <w:proofErr w:type="spellEnd"/>
-            <w:r>
-              <w:rPr>
-                <w:b/>
-                <w:bCs/>
-                <w:sz w:val="20"/>
-                <w:szCs w:val="20"/>
-              </w:rPr>
-              <w:t xml:space="preserve"> </w:t>
+            <w:r>
+              <w:rPr>
+                <w:b/>
+                <w:bCs/>
+                <w:sz w:val="20"/>
+                <w:szCs w:val="20"/>
+              </w:rPr>
+              <w:t xml:space="preserve">VideoList </w:t>
             </w:r>
             <w:r>
               <w:rPr>
@@ -1389,21 +1294,8 @@
                 <w:szCs w:val="20"/>
                 <w:u w:val="double"/>
               </w:rPr>
-              <w:t>Audio/</w:t>
-            </w:r>
-            <w:proofErr w:type="spellStart"/>
-            <w:r>
-              <w:rPr>
-                <w:rFonts w:hint="eastAsia"/>
-                <w:b/>
-                <w:bCs/>
-                <w:sz w:val="20"/>
-                <w:szCs w:val="20"/>
-                <w:u w:val="double"/>
-              </w:rPr>
-              <w:t>aud</w:t>
-            </w:r>
-            <w:proofErr w:type="spellEnd"/>
+              <w:t>Audio/aud</w:t>
+            </w:r>
             <w:r>
               <w:rPr>
                 <w:b/>
@@ -1562,7 +1454,6 @@
                 <w:szCs w:val="20"/>
               </w:rPr>
             </w:pPr>
-            <w:proofErr w:type="spellStart"/>
             <w:r>
               <w:rPr>
                 <w:rFonts w:hint="eastAsia"/>
@@ -1573,7 +1464,6 @@
               </w:rPr>
               <w:t>CheckIn</w:t>
             </w:r>
-            <w:proofErr w:type="spellEnd"/>
             <w:r>
               <w:rPr>
                 <w:rFonts w:hint="eastAsia"/>
@@ -1868,8 +1758,7 @@
       </w:tblPr>
       <w:tblGrid>
         <w:gridCol w:w="3462"/>
-        <w:gridCol w:w="1732"/>
-        <w:gridCol w:w="1730"/>
+        <w:gridCol w:w="3463"/>
         <w:gridCol w:w="3464"/>
       </w:tblGrid>
       <w:tr>
@@ -1926,7 +1815,6 @@
         <w:tc>
           <w:tcPr>
             <w:tcW w:w="3462" w:type="dxa"/>
-            <w:gridSpan w:val="2"/>
             <w:tcBorders>
               <w:top w:val="single" w:sz="12" w:space="0" w:color="auto"/>
               <w:bottom w:val="single" w:sz="4" w:space="0" w:color="auto"/>
@@ -1966,25 +1854,7 @@
                 <w:sz w:val="20"/>
                 <w:szCs w:val="20"/>
               </w:rPr>
-              <w:t xml:space="preserve">          [可</w:t>
-            </w:r>
-            <w:proofErr w:type="gramStart"/>
-            <w:r>
-              <w:rPr>
-                <w:rFonts w:hint="eastAsia"/>
-                <w:sz w:val="20"/>
-                <w:szCs w:val="20"/>
-              </w:rPr>
-              <w:t>指定抽数</w:t>
-            </w:r>
-            <w:proofErr w:type="gramEnd"/>
-            <w:r>
-              <w:rPr>
-                <w:rFonts w:hint="eastAsia"/>
-                <w:sz w:val="20"/>
-                <w:szCs w:val="20"/>
-              </w:rPr>
-              <w:t>]</w:t>
+              <w:t xml:space="preserve">          [可指定抽数]</w:t>
             </w:r>
           </w:p>
         </w:tc>
@@ -2022,25 +1892,7 @@
                 <w:sz w:val="20"/>
                 <w:szCs w:val="20"/>
               </w:rPr>
-              <w:t xml:space="preserve">  面包          [</w:t>
-            </w:r>
-            <w:proofErr w:type="gramStart"/>
-            <w:r>
-              <w:rPr>
-                <w:rFonts w:hint="eastAsia"/>
-                <w:sz w:val="20"/>
-                <w:szCs w:val="20"/>
-              </w:rPr>
-              <w:t>刷屏小游戏</w:t>
-            </w:r>
-            <w:proofErr w:type="gramEnd"/>
-            <w:r>
-              <w:rPr>
-                <w:rFonts w:hint="eastAsia"/>
-                <w:sz w:val="20"/>
-                <w:szCs w:val="20"/>
-              </w:rPr>
-              <w:t>]</w:t>
+              <w:t xml:space="preserve">  面包          [刷屏小游戏]</w:t>
             </w:r>
           </w:p>
         </w:tc>
@@ -2051,8 +1903,7 @@
         </w:trPr>
         <w:tc>
           <w:tcPr>
-            <w:tcW w:w="5194" w:type="dxa"/>
-            <w:gridSpan w:val="2"/>
+            <w:tcW w:w="3462" w:type="dxa"/>
           </w:tcPr>
           <w:p>
             <w:pPr>
@@ -2088,7 +1939,7 @@
                 <w:sz w:val="20"/>
                 <w:szCs w:val="20"/>
               </w:rPr>
-              <w:t xml:space="preserve">                     [</w:t>
+              <w:t xml:space="preserve">    [</w:t>
             </w:r>
             <w:r>
               <w:rPr>
@@ -2110,8 +1961,7 @@
         </w:tc>
         <w:tc>
           <w:tcPr>
-            <w:tcW w:w="5194" w:type="dxa"/>
-            <w:gridSpan w:val="2"/>
+            <w:tcW w:w="3463" w:type="dxa"/>
           </w:tcPr>
           <w:p>
             <w:pPr>
@@ -2158,15 +2008,15 @@
                 <w:sz w:val="20"/>
                 <w:szCs w:val="20"/>
               </w:rPr>
-              <w:t xml:space="preserve">                    [</w:t>
-            </w:r>
-            <w:r>
-              <w:rPr>
-                <w:rFonts w:hint="eastAsia"/>
-                <w:sz w:val="20"/>
-                <w:szCs w:val="20"/>
-              </w:rPr>
-              <w:t>目前有明日方舟</w:t>
+              <w:t xml:space="preserve">    [仅有</w:t>
+            </w:r>
+            <w:r>
+              <w:rPr>
+                <w:rFonts w:hint="eastAsia"/>
+                <w:sz w:val="20"/>
+                <w:szCs w:val="20"/>
+              </w:rPr>
+              <w:t>明日方舟</w:t>
             </w:r>
             <w:r>
               <w:rPr>
@@ -2175,6 +2025,48 @@
                 <w:szCs w:val="20"/>
               </w:rPr>
               <w:t>]</w:t>
+            </w:r>
+          </w:p>
+        </w:tc>
+        <w:tc>
+          <w:tcPr>
+            <w:tcW w:w="3463" w:type="dxa"/>
+          </w:tcPr>
+          <w:p>
+            <w:pPr>
+              <w:rPr>
+                <w:rFonts w:hint="eastAsia"/>
+                <w:b/>
+                <w:bCs/>
+                <w:sz w:val="20"/>
+                <w:szCs w:val="20"/>
+              </w:rPr>
+            </w:pPr>
+            <w:r>
+              <w:rPr>
+                <w:rFonts w:hint="eastAsia"/>
+                <w:b/>
+                <w:bCs/>
+                <w:sz w:val="20"/>
+                <w:szCs w:val="20"/>
+              </w:rPr>
+              <w:t xml:space="preserve">Question </w:t>
+            </w:r>
+            <w:r>
+              <w:rPr>
+                <w:rFonts w:hint="eastAsia"/>
+                <w:sz w:val="20"/>
+                <w:szCs w:val="20"/>
+              </w:rPr>
+              <w:t xml:space="preserve"> 问答</w:t>
+            </w:r>
+            <w:r>
+              <w:rPr>
+                <w:rFonts w:hint="eastAsia"/>
+                <w:sz w:val="20"/>
+                <w:szCs w:val="20"/>
+              </w:rPr>
+              <w:t xml:space="preserve">     [二次元选择题]</w:t>
             </w:r>
           </w:p>
         </w:tc>
@@ -2384,7 +2276,6 @@
                 <w:u w:val="double"/>
               </w:rPr>
             </w:pPr>
-            <w:proofErr w:type="spellStart"/>
             <w:r>
               <w:rPr>
                 <w:rFonts w:hint="eastAsia"/>
@@ -2395,7 +2286,6 @@
               </w:rPr>
               <w:t>Choyen</w:t>
             </w:r>
-            <w:proofErr w:type="spellEnd"/>
             <w:r>
               <w:rPr>
                 <w:rFonts w:hint="eastAsia"/>
@@ -2412,18 +2302,8 @@
                 <w:sz w:val="20"/>
                 <w:szCs w:val="20"/>
               </w:rPr>
-              <w:t>5000</w:t>
-            </w:r>
-            <w:proofErr w:type="gramStart"/>
-            <w:r>
-              <w:rPr>
-                <w:rFonts w:hint="eastAsia"/>
-                <w:sz w:val="20"/>
-                <w:szCs w:val="20"/>
-              </w:rPr>
-              <w:t>兆</w:t>
-            </w:r>
-            <w:proofErr w:type="gramEnd"/>
+              <w:t>5000兆</w:t>
+            </w:r>
           </w:p>
         </w:tc>
         <w:tc>
@@ -2460,7 +2340,6 @@
               </w:rPr>
               <w:t xml:space="preserve">  </w:t>
             </w:r>
-            <w:proofErr w:type="gramStart"/>
             <w:r>
               <w:rPr>
                 <w:rFonts w:hint="eastAsia"/>
@@ -2469,7 +2348,6 @@
               </w:rPr>
               <w:t>普奇</w:t>
             </w:r>
-            <w:proofErr w:type="gramEnd"/>
           </w:p>
         </w:tc>
       </w:tr>
@@ -2505,7 +2383,6 @@
         </w:rPr>
         <w:t xml:space="preserve"> </w:t>
       </w:r>
-      <w:proofErr w:type="gramStart"/>
       <w:r>
         <w:rPr>
           <w:rFonts w:ascii="Cambria Math" w:hAnsi="Cambria Math" w:cs="Cambria Math" w:hint="eastAsia"/>
@@ -2516,7 +2393,6 @@
         </w:rPr>
         <w:t>跨群游戏</w:t>
       </w:r>
-      <w:proofErr w:type="gramEnd"/>
       <w:r>
         <w:rPr>
           <w:b/>
@@ -2616,7 +2492,6 @@
               </w:rPr>
               <w:t>/</w:t>
             </w:r>
-            <w:proofErr w:type="spellStart"/>
             <w:r>
               <w:rPr>
                 <w:rFonts w:hint="eastAsia"/>
@@ -2627,7 +2502,6 @@
               </w:rPr>
               <w:t>DisMatch</w:t>
             </w:r>
-            <w:proofErr w:type="spellEnd"/>
             <w:r>
               <w:rPr>
                 <w:rFonts w:hint="eastAsia"/>
@@ -2677,7 +2551,6 @@
                 <w:szCs w:val="20"/>
               </w:rPr>
             </w:pPr>
-            <w:proofErr w:type="spellStart"/>
             <w:r>
               <w:rPr>
                 <w:rFonts w:hint="eastAsia"/>
@@ -2696,18 +2569,7 @@
                 <w:sz w:val="20"/>
                 <w:szCs w:val="20"/>
               </w:rPr>
-              <w:t>h</w:t>
-            </w:r>
-            <w:proofErr w:type="spellEnd"/>
-            <w:r>
-              <w:rPr>
-                <w:rFonts w:hint="eastAsia"/>
-                <w:b/>
-                <w:bCs/>
-                <w:sz w:val="20"/>
-                <w:szCs w:val="20"/>
-              </w:rPr>
-              <w:t xml:space="preserve">  </w:t>
+              <w:t xml:space="preserve">h  </w:t>
             </w:r>
             <w:r>
               <w:rPr>
@@ -2731,27 +2593,15 @@
                 <w:szCs w:val="20"/>
               </w:rPr>
             </w:pPr>
-            <w:proofErr w:type="spellStart"/>
-            <w:r>
-              <w:rPr>
-                <w:rFonts w:hint="eastAsia"/>
-                <w:b/>
-                <w:bCs/>
-                <w:sz w:val="20"/>
-                <w:szCs w:val="20"/>
-              </w:rPr>
-              <w:t>RecentPlayer</w:t>
-            </w:r>
-            <w:proofErr w:type="spellEnd"/>
-            <w:r>
-              <w:rPr>
-                <w:rFonts w:hint="eastAsia"/>
-                <w:b/>
-                <w:bCs/>
-                <w:sz w:val="20"/>
-                <w:szCs w:val="20"/>
-              </w:rPr>
-              <w:t xml:space="preserve"> </w:t>
+            <w:r>
+              <w:rPr>
+                <w:rFonts w:hint="eastAsia"/>
+                <w:b/>
+                <w:bCs/>
+                <w:sz w:val="20"/>
+                <w:szCs w:val="20"/>
+              </w:rPr>
+              <w:t xml:space="preserve">RecentPlayer </w:t>
             </w:r>
             <w:r>
               <w:rPr>
@@ -2836,7 +2686,6 @@
               </w:rPr>
               <w:t xml:space="preserve">Looting  </w:t>
             </w:r>
-            <w:proofErr w:type="gramStart"/>
             <w:r>
               <w:rPr>
                 <w:rFonts w:hint="eastAsia"/>
@@ -2845,7 +2694,6 @@
               </w:rPr>
               <w:t>摸金</w:t>
             </w:r>
-            <w:proofErr w:type="gramEnd"/>
           </w:p>
         </w:tc>
         <w:tc>
@@ -2862,27 +2710,15 @@
                 <w:szCs w:val="20"/>
               </w:rPr>
             </w:pPr>
-            <w:proofErr w:type="spellStart"/>
-            <w:r>
-              <w:rPr>
-                <w:rFonts w:hint="eastAsia"/>
-                <w:b/>
-                <w:bCs/>
-                <w:sz w:val="20"/>
-                <w:szCs w:val="20"/>
-              </w:rPr>
-              <w:t>Reversi</w:t>
-            </w:r>
-            <w:proofErr w:type="spellEnd"/>
-            <w:r>
-              <w:rPr>
-                <w:rFonts w:hint="eastAsia"/>
-                <w:b/>
-                <w:bCs/>
-                <w:sz w:val="20"/>
-                <w:szCs w:val="20"/>
-              </w:rPr>
-              <w:t xml:space="preserve">  </w:t>
+            <w:r>
+              <w:rPr>
+                <w:rFonts w:hint="eastAsia"/>
+                <w:b/>
+                <w:bCs/>
+                <w:sz w:val="20"/>
+                <w:szCs w:val="20"/>
+              </w:rPr>
+              <w:t xml:space="preserve">Reversi  </w:t>
             </w:r>
             <w:r>
               <w:rPr>
@@ -2908,27 +2744,15 @@
                 <w:szCs w:val="20"/>
               </w:rPr>
             </w:pPr>
-            <w:proofErr w:type="spellStart"/>
-            <w:r>
-              <w:rPr>
-                <w:rFonts w:hint="eastAsia"/>
-                <w:b/>
-                <w:bCs/>
-                <w:sz w:val="20"/>
-                <w:szCs w:val="20"/>
-              </w:rPr>
-              <w:t>TicTacToe</w:t>
-            </w:r>
-            <w:proofErr w:type="spellEnd"/>
-            <w:r>
-              <w:rPr>
-                <w:rFonts w:hint="eastAsia"/>
-                <w:b/>
-                <w:bCs/>
-                <w:sz w:val="20"/>
-                <w:szCs w:val="20"/>
-              </w:rPr>
-              <w:t xml:space="preserve"> </w:t>
+            <w:r>
+              <w:rPr>
+                <w:rFonts w:hint="eastAsia"/>
+                <w:b/>
+                <w:bCs/>
+                <w:sz w:val="20"/>
+                <w:szCs w:val="20"/>
+              </w:rPr>
+              <w:t xml:space="preserve">TicTacToe </w:t>
             </w:r>
             <w:r>
               <w:rPr>
@@ -3191,7 +3015,6 @@
               </w:rPr>
               <w:t xml:space="preserve"> </w:t>
             </w:r>
-            <w:proofErr w:type="spellStart"/>
             <w:r>
               <w:rPr>
                 <w:rFonts w:hint="eastAsia"/>
@@ -3200,7 +3023,6 @@
               </w:rPr>
               <w:t>PRTS</w:t>
             </w:r>
-            <w:proofErr w:type="spellEnd"/>
             <w:r>
               <w:rPr>
                 <w:rFonts w:hint="eastAsia"/>
@@ -3320,7 +3142,6 @@
               </w:rPr>
               <w:t xml:space="preserve">  </w:t>
             </w:r>
-            <w:proofErr w:type="gramStart"/>
             <w:r>
               <w:rPr>
                 <w:rFonts w:hint="eastAsia"/>
@@ -3329,7 +3150,6 @@
               </w:rPr>
               <w:t>终末地查询</w:t>
             </w:r>
-            <w:proofErr w:type="gramEnd"/>
             <w:r>
               <w:rPr>
                 <w:rFonts w:hint="eastAsia"/>
@@ -3356,27 +3176,15 @@
               </w:rPr>
               <w:t xml:space="preserve"> [</w:t>
             </w:r>
-            <w:proofErr w:type="gramStart"/>
-            <w:r>
-              <w:rPr>
-                <w:rFonts w:hint="eastAsia"/>
-                <w:b/>
-                <w:bCs/>
-                <w:sz w:val="20"/>
-                <w:szCs w:val="20"/>
-              </w:rPr>
-              <w:t>终末地功能</w:t>
-            </w:r>
-            <w:proofErr w:type="gramEnd"/>
-            <w:r>
-              <w:rPr>
-                <w:rFonts w:hint="eastAsia"/>
-                <w:b/>
-                <w:bCs/>
-                <w:sz w:val="20"/>
-                <w:szCs w:val="20"/>
-              </w:rPr>
-              <w:t>]</w:t>
+            <w:r>
+              <w:rPr>
+                <w:rFonts w:hint="eastAsia"/>
+                <w:b/>
+                <w:bCs/>
+                <w:sz w:val="20"/>
+                <w:szCs w:val="20"/>
+              </w:rPr>
+              <w:t>终末地功能]</w:t>
             </w:r>
           </w:p>
         </w:tc>
@@ -3400,7 +3208,6 @@
                 <w:szCs w:val="20"/>
               </w:rPr>
             </w:pPr>
-            <w:proofErr w:type="spellStart"/>
             <w:r>
               <w:rPr>
                 <w:b/>
@@ -3410,7 +3217,6 @@
               </w:rPr>
               <w:t>EssencePlan</w:t>
             </w:r>
-            <w:proofErr w:type="spellEnd"/>
             <w:r>
               <w:rPr>
                 <w:rFonts w:hint="eastAsia"/>
@@ -3469,27 +3275,15 @@
               </w:rPr>
               <w:t>[</w:t>
             </w:r>
-            <w:proofErr w:type="gramStart"/>
-            <w:r>
-              <w:rPr>
-                <w:rFonts w:hint="eastAsia"/>
-                <w:b/>
-                <w:bCs/>
-                <w:sz w:val="20"/>
-                <w:szCs w:val="20"/>
-              </w:rPr>
-              <w:t>终末地功能</w:t>
-            </w:r>
-            <w:proofErr w:type="gramEnd"/>
-            <w:r>
-              <w:rPr>
-                <w:rFonts w:hint="eastAsia"/>
-                <w:b/>
-                <w:bCs/>
-                <w:sz w:val="20"/>
-                <w:szCs w:val="20"/>
-              </w:rPr>
-              <w:t>]</w:t>
+            <w:r>
+              <w:rPr>
+                <w:rFonts w:hint="eastAsia"/>
+                <w:b/>
+                <w:bCs/>
+                <w:sz w:val="20"/>
+                <w:szCs w:val="20"/>
+              </w:rPr>
+              <w:t>终末地功能]</w:t>
             </w:r>
           </w:p>
         </w:tc>
@@ -3519,7 +3313,6 @@
                 <w:u w:val="double"/>
               </w:rPr>
             </w:pPr>
-            <w:proofErr w:type="spellStart"/>
             <w:r>
               <w:rPr>
                 <w:rFonts w:hint="eastAsia"/>
@@ -3531,7 +3324,6 @@
               </w:rPr>
               <w:t>OneTimeAlarm</w:t>
             </w:r>
-            <w:proofErr w:type="spellEnd"/>
             <w:r>
               <w:rPr>
                 <w:rFonts w:hint="eastAsia"/>
@@ -3591,7 +3383,6 @@
                 <w:u w:val="double"/>
               </w:rPr>
             </w:pPr>
-            <w:proofErr w:type="spellStart"/>
             <w:r>
               <w:rPr>
                 <w:rFonts w:hint="eastAsia"/>
@@ -3602,7 +3393,6 @@
               </w:rPr>
               <w:t>CancelAlarm</w:t>
             </w:r>
-            <w:proofErr w:type="spellEnd"/>
             <w:r>
               <w:rPr>
                 <w:rFonts w:hint="eastAsia"/>
@@ -3716,7 +3506,6 @@
                 <w:szCs w:val="20"/>
               </w:rPr>
             </w:pPr>
-            <w:proofErr w:type="spellStart"/>
             <w:r>
               <w:rPr>
                 <w:rFonts w:hint="eastAsia"/>
@@ -3727,7 +3516,6 @@
               </w:rPr>
               <w:t>AccessSet</w:t>
             </w:r>
-            <w:proofErr w:type="spellEnd"/>
             <w:r>
               <w:rPr>
                 <w:rFonts w:hint="eastAsia"/>
@@ -3751,7 +3539,6 @@
                 <w:szCs w:val="20"/>
               </w:rPr>
             </w:pPr>
-            <w:proofErr w:type="spellStart"/>
             <w:r>
               <w:rPr>
                 <w:rFonts w:hint="eastAsia"/>
@@ -3762,7 +3549,6 @@
               </w:rPr>
               <w:t>FuncSet</w:t>
             </w:r>
-            <w:proofErr w:type="spellEnd"/>
             <w:r>
               <w:rPr>
                 <w:rFonts w:hint="eastAsia"/>
@@ -3794,7 +3580,6 @@
                 <w:szCs w:val="20"/>
               </w:rPr>
             </w:pPr>
-            <w:proofErr w:type="spellStart"/>
             <w:r>
               <w:rPr>
                 <w:rFonts w:hint="eastAsia"/>
@@ -3805,7 +3590,6 @@
               </w:rPr>
               <w:t>GroupSet</w:t>
             </w:r>
-            <w:proofErr w:type="spellEnd"/>
             <w:r>
               <w:rPr>
                 <w:rFonts w:hint="eastAsia"/>
@@ -3845,7 +3629,6 @@
                 <w:u w:val="double"/>
               </w:rPr>
             </w:pPr>
-            <w:proofErr w:type="spellStart"/>
             <w:r>
               <w:rPr>
                 <w:rFonts w:hint="eastAsia"/>
@@ -3857,7 +3640,6 @@
               </w:rPr>
               <w:t>UserBan</w:t>
             </w:r>
-            <w:proofErr w:type="spellEnd"/>
             <w:r>
               <w:rPr>
                 <w:rFonts w:hint="eastAsia"/>
@@ -3902,20 +3684,8 @@
                 <w:sz w:val="20"/>
                 <w:szCs w:val="20"/>
               </w:rPr>
-              <w:t>/</w:t>
-            </w:r>
-            <w:proofErr w:type="spellStart"/>
-            <w:r>
-              <w:rPr>
-                <w:rFonts w:hint="eastAsia"/>
-                <w:b/>
-                <w:bCs/>
-                <w:sz w:val="20"/>
-                <w:szCs w:val="20"/>
-              </w:rPr>
-              <w:t>rc</w:t>
-            </w:r>
-            <w:proofErr w:type="spellEnd"/>
+              <w:t>/rc</w:t>
+            </w:r>
             <w:r>
               <w:rPr>
                 <w:rFonts w:hint="eastAsia"/>
@@ -3952,7 +3722,6 @@
                 <w:u w:val="double"/>
               </w:rPr>
             </w:pPr>
-            <w:proofErr w:type="spellStart"/>
             <w:r>
               <w:rPr>
                 <w:rFonts w:hint="eastAsia"/>
@@ -3964,7 +3733,6 @@
               </w:rPr>
               <w:t>ImageFolder</w:t>
             </w:r>
-            <w:proofErr w:type="spellEnd"/>
             <w:r>
               <w:rPr>
                 <w:rFonts w:hint="eastAsia"/>
@@ -4751,7 +4519,6 @@
         </w:rPr>
         <w:t xml:space="preserve"> </w:t>
       </w:r>
-      <w:proofErr w:type="spellStart"/>
       <w:r>
         <w:rPr>
           <w:rFonts w:hint="eastAsia"/>
@@ -4760,7 +4527,6 @@
         </w:rPr>
         <w:t>acg</w:t>
       </w:r>
-      <w:proofErr w:type="spellEnd"/>
       <w:r>
         <w:rPr>
           <w:rFonts w:hint="eastAsia"/>
@@ -4793,7 +4559,6 @@
         </w:rPr>
         <w:t>可通过</w:t>
       </w:r>
-      <w:proofErr w:type="spellStart"/>
       <w:r>
         <w:rPr>
           <w:rFonts w:hint="eastAsia"/>
@@ -4802,7 +4567,6 @@
         </w:rPr>
         <w:t>ImageFolder</w:t>
       </w:r>
-      <w:proofErr w:type="spellEnd"/>
       <w:r>
         <w:rPr>
           <w:rFonts w:hint="eastAsia"/>
@@ -4873,7 +4637,6 @@
         </w:rPr>
         <w:t xml:space="preserve"> </w:t>
       </w:r>
-      <w:proofErr w:type="gramStart"/>
       <w:r>
         <w:rPr>
           <w:rFonts w:hint="eastAsia"/>
@@ -4882,7 +4645,6 @@
         </w:rPr>
         <w:t>跨群游戏</w:t>
       </w:r>
-      <w:proofErr w:type="gramEnd"/>
       <w:r>
         <w:rPr>
           <w:rFonts w:hint="eastAsia"/>
@@ -5127,7 +4889,6 @@
         </w:rPr>
         <w:t xml:space="preserve"> 需通过</w:t>
       </w:r>
-      <w:proofErr w:type="spellStart"/>
       <w:r>
         <w:rPr>
           <w:rFonts w:hint="eastAsia"/>
@@ -5142,27 +4903,8 @@
           <w:sz w:val="20"/>
           <w:szCs w:val="20"/>
         </w:rPr>
-        <w:t>Set</w:t>
-      </w:r>
-      <w:proofErr w:type="spellEnd"/>
-      <w:r>
-        <w:rPr>
-          <w:rFonts w:hint="eastAsia"/>
-          <w:sz w:val="20"/>
-          <w:szCs w:val="20"/>
-        </w:rPr>
-        <w:t>/</w:t>
-      </w:r>
-      <w:proofErr w:type="spellStart"/>
-      <w:r>
-        <w:rPr>
-          <w:rFonts w:hint="eastAsia"/>
-          <w:sz w:val="20"/>
-          <w:szCs w:val="20"/>
-        </w:rPr>
-        <w:t>GroupSet</w:t>
-      </w:r>
-      <w:proofErr w:type="spellEnd"/>
+        <w:t>Set/GroupSet</w:t>
+      </w:r>
       <w:r>
         <w:rPr>
           <w:rFonts w:hint="eastAsia"/>
@@ -5179,7 +4921,6 @@
         </w:rPr>
         <w:t>启用</w:t>
       </w:r>
-      <w:proofErr w:type="spellStart"/>
       <w:r>
         <w:rPr>
           <w:rFonts w:hint="eastAsia"/>
@@ -5196,7 +4937,6 @@
         </w:rPr>
         <w:t>essageCollect</w:t>
       </w:r>
-      <w:proofErr w:type="spellEnd"/>
       <w:r>
         <w:rPr>
           <w:rFonts w:hint="eastAsia"/>
@@ -5313,49 +5053,21 @@
         </w:rPr>
         <w:t xml:space="preserve"> </w:t>
       </w:r>
-      <w:proofErr w:type="spellStart"/>
-      <w:r>
-        <w:rPr>
-          <w:rFonts w:hint="eastAsia"/>
-          <w:sz w:val="20"/>
-          <w:szCs w:val="20"/>
-        </w:rPr>
-        <w:t>GroupSet</w:t>
-      </w:r>
-      <w:proofErr w:type="spellEnd"/>
-      <w:r>
-        <w:rPr>
-          <w:rFonts w:hint="eastAsia"/>
-          <w:sz w:val="20"/>
-          <w:szCs w:val="20"/>
-        </w:rPr>
-        <w:t xml:space="preserve"> 群设置</w:t>
-      </w:r>
-      <w:r>
-        <w:rPr>
-          <w:rFonts w:hint="eastAsia"/>
-          <w:sz w:val="20"/>
-          <w:szCs w:val="20"/>
-        </w:rPr>
-        <w:t>命令中，并</w:t>
-      </w:r>
-      <w:proofErr w:type="gramStart"/>
-      <w:r>
-        <w:rPr>
-          <w:rFonts w:hint="eastAsia"/>
-          <w:sz w:val="20"/>
-          <w:szCs w:val="20"/>
-        </w:rPr>
-        <w:t>按群聊</w:t>
-      </w:r>
-      <w:proofErr w:type="gramEnd"/>
-      <w:r>
-        <w:rPr>
-          <w:rFonts w:hint="eastAsia"/>
-          <w:sz w:val="20"/>
-          <w:szCs w:val="20"/>
-        </w:rPr>
-        <w:t>保存独立配置</w:t>
+      <w:r>
+        <w:rPr>
+          <w:rFonts w:hint="eastAsia"/>
+          <w:sz w:val="20"/>
+          <w:szCs w:val="20"/>
+        </w:rPr>
+        <w:t>GroupSet 群设置</w:t>
+      </w:r>
+      <w:r>
+        <w:rPr>
+          <w:rFonts w:hint="eastAsia"/>
+          <w:sz w:val="20"/>
+          <w:szCs w:val="20"/>
+        </w:rPr>
+        <w:t>命令中，并按群聊保存独立配置</w:t>
       </w:r>
       <w:r>
         <w:rPr>
@@ -5431,7 +5143,6 @@
         </w:rPr>
         <w:t>命令的AI可调用性受</w:t>
       </w:r>
-      <w:proofErr w:type="spellStart"/>
       <w:r>
         <w:rPr>
           <w:rFonts w:hint="eastAsia"/>
@@ -5440,7 +5151,6 @@
         </w:rPr>
         <w:t>GroupSet</w:t>
       </w:r>
-      <w:proofErr w:type="spellEnd"/>
       <w:r>
         <w:rPr>
           <w:rFonts w:hint="eastAsia"/>
@@ -6022,64 +5732,64 @@
           <w:sz w:val="20"/>
           <w:szCs w:val="20"/>
         </w:rPr>
+        <w:t xml:space="preserve"> Lazybot</w:t>
+      </w:r>
+      <w:r>
+        <w:rPr>
+          <w:rFonts w:hint="eastAsia"/>
+          <w:sz w:val="20"/>
+          <w:szCs w:val="20"/>
+        </w:rPr>
+        <w:t xml:space="preserve">  </w:t>
+      </w:r>
+      <w:r>
+        <w:rPr>
+          <w:rFonts w:hint="eastAsia"/>
+          <w:sz w:val="20"/>
+          <w:szCs w:val="20"/>
+        </w:rPr>
+        <w:t xml:space="preserve">            </w:t>
+      </w:r>
+      <w:r>
+        <w:rPr>
+          <w:rFonts w:hint="eastAsia"/>
+          <w:b/>
+          <w:bCs/>
+          <w:sz w:val="20"/>
+          <w:szCs w:val="20"/>
+        </w:rPr>
+        <w:t>[</w:t>
+      </w:r>
+      <w:r>
+        <w:rPr>
+          <w:rFonts w:hint="eastAsia"/>
+          <w:b/>
+          <w:bCs/>
+          <w:sz w:val="20"/>
+          <w:szCs w:val="20"/>
+        </w:rPr>
+        <w:t>更新日期</w:t>
+      </w:r>
+      <w:r>
+        <w:rPr>
+          <w:rFonts w:hint="eastAsia"/>
+          <w:b/>
+          <w:bCs/>
+          <w:sz w:val="20"/>
+          <w:szCs w:val="20"/>
+        </w:rPr>
+        <w:t>]</w:t>
+      </w:r>
+      <w:r>
+        <w:rPr>
+          <w:rFonts w:hint="eastAsia"/>
+          <w:b/>
+          <w:bCs/>
+          <w:sz w:val="20"/>
+          <w:szCs w:val="20"/>
+        </w:rPr>
         <w:t xml:space="preserve"> </w:t>
       </w:r>
-      <w:proofErr w:type="spellStart"/>
-      <w:r>
-        <w:rPr>
-          <w:rFonts w:hint="eastAsia"/>
-          <w:sz w:val="20"/>
-          <w:szCs w:val="20"/>
-        </w:rPr>
-        <w:t>Lazybot</w:t>
-      </w:r>
-      <w:proofErr w:type="spellEnd"/>
-      <w:r>
-        <w:rPr>
-          <w:rFonts w:hint="eastAsia"/>
-          <w:sz w:val="20"/>
-          <w:szCs w:val="20"/>
-        </w:rPr>
-        <w:t xml:space="preserve">  </w:t>
-      </w:r>
-      <w:r>
-        <w:rPr>
-          <w:rFonts w:hint="eastAsia"/>
-          <w:sz w:val="20"/>
-          <w:szCs w:val="20"/>
-        </w:rPr>
-        <w:t xml:space="preserve">            </w:t>
-      </w:r>
-      <w:r>
-        <w:rPr>
-          <w:rFonts w:hint="eastAsia"/>
-          <w:b/>
-          <w:bCs/>
-          <w:sz w:val="20"/>
-          <w:szCs w:val="20"/>
-        </w:rPr>
-        <w:t>[</w:t>
-      </w:r>
-      <w:r>
-        <w:rPr>
-          <w:rFonts w:hint="eastAsia"/>
-          <w:b/>
-          <w:bCs/>
-          <w:sz w:val="20"/>
-          <w:szCs w:val="20"/>
-        </w:rPr>
-        <w:t>更新日期</w:t>
-      </w:r>
-      <w:r>
-        <w:rPr>
-          <w:rFonts w:hint="eastAsia"/>
-          <w:b/>
-          <w:bCs/>
-          <w:sz w:val="20"/>
-          <w:szCs w:val="20"/>
-        </w:rPr>
-        <w:t>]</w:t>
-      </w:r>
       <w:r>
         <w:rPr>
           <w:rFonts w:hint="eastAsia"/>
@@ -6093,16 +5803,6 @@
       <w:r>
         <w:rPr>
           <w:rFonts w:hint="eastAsia"/>
-          <w:b/>
-          <w:bCs/>
-          <w:sz w:val="20"/>
-          <w:szCs w:val="20"/>
-        </w:rPr>
-        <w:t xml:space="preserve"> </w:t>
-      </w:r>
-      <w:r>
-        <w:rPr>
-          <w:rFonts w:hint="eastAsia"/>
           <w:sz w:val="20"/>
           <w:szCs w:val="20"/>
         </w:rPr>
@@ -6138,15 +5838,7 @@
           <w:sz w:val="20"/>
           <w:szCs w:val="20"/>
         </w:rPr>
-        <w:t>0</w:t>
-      </w:r>
-      <w:r>
-        <w:rPr>
-          <w:rFonts w:hint="eastAsia"/>
-          <w:sz w:val="20"/>
-          <w:szCs w:val="20"/>
-        </w:rPr>
-        <w:t>9</w:t>
+        <w:t>18</w:t>
       </w:r>
     </w:p>
     <w:sectPr>

--- a/src/main/resources/static/help/help.docx
+++ b/src/main/resources/static/help/help.docx
@@ -2066,7 +2066,39 @@
                 <w:sz w:val="20"/>
                 <w:szCs w:val="20"/>
               </w:rPr>
-              <w:t xml:space="preserve">     [二次元选择题]</w:t>
+              <w:t xml:space="preserve">   [</w:t>
+            </w:r>
+            <w:r>
+              <w:rPr>
+                <w:rFonts w:hint="eastAsia"/>
+                <w:sz w:val="20"/>
+                <w:szCs w:val="20"/>
+              </w:rPr>
+              <w:t>默认</w:t>
+            </w:r>
+            <w:r>
+              <w:rPr>
+                <w:rFonts w:hint="eastAsia"/>
+                <w:sz w:val="20"/>
+                <w:szCs w:val="20"/>
+              </w:rPr>
+              <w:t>二次元</w:t>
+            </w:r>
+            <w:r>
+              <w:rPr>
+                <w:rFonts w:hint="eastAsia"/>
+                <w:sz w:val="20"/>
+                <w:szCs w:val="20"/>
+              </w:rPr>
+              <w:t>主题</w:t>
+            </w:r>
+            <w:r>
+              <w:rPr>
+                <w:rFonts w:hint="eastAsia"/>
+                <w:sz w:val="20"/>
+                <w:szCs w:val="20"/>
+              </w:rPr>
+              <w:t>]</w:t>
             </w:r>
           </w:p>
         </w:tc>

--- a/src/main/resources/static/help/help.docx
+++ b/src/main/resources/static/help/help.docx
@@ -334,15 +334,27 @@
                 <w:szCs w:val="20"/>
               </w:rPr>
             </w:pPr>
-            <w:r>
-              <w:rPr>
-                <w:rFonts w:hint="eastAsia"/>
-                <w:b/>
-                <w:bCs/>
-                <w:sz w:val="20"/>
-                <w:szCs w:val="20"/>
-              </w:rPr>
-              <w:t xml:space="preserve">SysMsgSet </w:t>
+            <w:proofErr w:type="spellStart"/>
+            <w:r>
+              <w:rPr>
+                <w:rFonts w:hint="eastAsia"/>
+                <w:b/>
+                <w:bCs/>
+                <w:sz w:val="20"/>
+                <w:szCs w:val="20"/>
+              </w:rPr>
+              <w:t>SysMsgSet</w:t>
+            </w:r>
+            <w:proofErr w:type="spellEnd"/>
+            <w:r>
+              <w:rPr>
+                <w:rFonts w:hint="eastAsia"/>
+                <w:b/>
+                <w:bCs/>
+                <w:sz w:val="20"/>
+                <w:szCs w:val="20"/>
+              </w:rPr>
+              <w:t xml:space="preserve"> </w:t>
             </w:r>
             <w:r>
               <w:rPr>
@@ -385,6 +397,7 @@
                 <w:szCs w:val="20"/>
               </w:rPr>
             </w:pPr>
+            <w:proofErr w:type="spellStart"/>
             <w:r>
               <w:rPr>
                 <w:rFonts w:hint="eastAsia"/>
@@ -395,6 +408,7 @@
               </w:rPr>
               <w:t>ChatHistory</w:t>
             </w:r>
+            <w:proofErr w:type="spellEnd"/>
             <w:r>
               <w:rPr>
                 <w:rFonts w:hint="eastAsia"/>
@@ -418,6 +432,7 @@
                 <w:szCs w:val="20"/>
               </w:rPr>
             </w:pPr>
+            <w:proofErr w:type="spellStart"/>
             <w:r>
               <w:rPr>
                 <w:rFonts w:hint="eastAsia"/>
@@ -429,6 +444,7 @@
               </w:rPr>
               <w:t>ChatReset</w:t>
             </w:r>
+            <w:proofErr w:type="spellEnd"/>
             <w:r>
               <w:rPr>
                 <w:rFonts w:hint="eastAsia"/>
@@ -505,6 +521,7 @@
                 <w:szCs w:val="20"/>
               </w:rPr>
             </w:pPr>
+            <w:proofErr w:type="spellStart"/>
             <w:r>
               <w:rPr>
                 <w:rFonts w:hint="eastAsia"/>
@@ -515,6 +532,7 @@
               </w:rPr>
               <w:t>SayingSave</w:t>
             </w:r>
+            <w:proofErr w:type="spellEnd"/>
             <w:r>
               <w:rPr>
                 <w:rFonts w:hint="eastAsia"/>
@@ -572,6 +590,7 @@
                 <w:szCs w:val="20"/>
               </w:rPr>
             </w:pPr>
+            <w:proofErr w:type="spellStart"/>
             <w:r>
               <w:rPr>
                 <w:rFonts w:hint="eastAsia"/>
@@ -582,6 +601,7 @@
               </w:rPr>
               <w:t>SayingDel</w:t>
             </w:r>
+            <w:proofErr w:type="spellEnd"/>
             <w:r>
               <w:rPr>
                 <w:rFonts w:hint="eastAsia"/>
@@ -722,8 +742,21 @@
                 <w:szCs w:val="20"/>
                 <w:u w:val="double"/>
               </w:rPr>
-              <w:t>Image/img</w:t>
-            </w:r>
+              <w:t>Image/</w:t>
+            </w:r>
+            <w:proofErr w:type="spellStart"/>
+            <w:r>
+              <w:rPr>
+                <w:rFonts w:hint="eastAsia"/>
+                <w:b/>
+                <w:bCs/>
+                <w:sz w:val="20"/>
+                <w:szCs w:val="20"/>
+                <w:u w:val="double"/>
+              </w:rPr>
+              <w:t>img</w:t>
+            </w:r>
+            <w:proofErr w:type="spellEnd"/>
             <w:r>
               <w:rPr>
                 <w:rFonts w:hint="eastAsia"/>
@@ -754,6 +787,7 @@
                 <w:szCs w:val="20"/>
               </w:rPr>
             </w:pPr>
+            <w:proofErr w:type="spellStart"/>
             <w:r>
               <w:rPr>
                 <w:rFonts w:hint="eastAsia"/>
@@ -764,6 +798,7 @@
               </w:rPr>
               <w:t>ImageSave</w:t>
             </w:r>
+            <w:proofErr w:type="spellEnd"/>
             <w:r>
               <w:rPr>
                 <w:rFonts w:hint="eastAsia"/>
@@ -806,6 +841,7 @@
                 <w:szCs w:val="20"/>
               </w:rPr>
             </w:pPr>
+            <w:proofErr w:type="spellStart"/>
             <w:r>
               <w:rPr>
                 <w:rFonts w:hint="eastAsia"/>
@@ -816,6 +852,7 @@
               </w:rPr>
               <w:t>ImageGet</w:t>
             </w:r>
+            <w:proofErr w:type="spellEnd"/>
             <w:r>
               <w:rPr>
                 <w:rFonts w:hint="eastAsia"/>
@@ -860,6 +897,7 @@
                 <w:szCs w:val="20"/>
               </w:rPr>
             </w:pPr>
+            <w:proofErr w:type="spellStart"/>
             <w:r>
               <w:rPr>
                 <w:rFonts w:hint="eastAsia"/>
@@ -870,6 +908,7 @@
               </w:rPr>
               <w:t>ImageDel</w:t>
             </w:r>
+            <w:proofErr w:type="spellEnd"/>
             <w:r>
               <w:rPr>
                 <w:rFonts w:hint="eastAsia"/>
@@ -914,6 +953,7 @@
                 <w:szCs w:val="20"/>
               </w:rPr>
             </w:pPr>
+            <w:proofErr w:type="spellStart"/>
             <w:r>
               <w:rPr>
                 <w:rFonts w:hint="eastAsia"/>
@@ -924,6 +964,7 @@
               </w:rPr>
               <w:t>ImageList</w:t>
             </w:r>
+            <w:proofErr w:type="spellEnd"/>
             <w:r>
               <w:rPr>
                 <w:rFonts w:hint="eastAsia"/>
@@ -1087,14 +1128,25 @@
                 <w:szCs w:val="20"/>
               </w:rPr>
             </w:pPr>
-            <w:r>
-              <w:rPr>
-                <w:b/>
-                <w:bCs/>
-                <w:sz w:val="20"/>
-                <w:szCs w:val="20"/>
-              </w:rPr>
-              <w:t xml:space="preserve">VideoSave </w:t>
+            <w:proofErr w:type="spellStart"/>
+            <w:r>
+              <w:rPr>
+                <w:b/>
+                <w:bCs/>
+                <w:sz w:val="20"/>
+                <w:szCs w:val="20"/>
+              </w:rPr>
+              <w:t>VideoSave</w:t>
+            </w:r>
+            <w:proofErr w:type="spellEnd"/>
+            <w:r>
+              <w:rPr>
+                <w:b/>
+                <w:bCs/>
+                <w:sz w:val="20"/>
+                <w:szCs w:val="20"/>
+              </w:rPr>
+              <w:t xml:space="preserve"> </w:t>
             </w:r>
             <w:r>
               <w:rPr>
@@ -1139,14 +1191,25 @@
                 <w:szCs w:val="20"/>
               </w:rPr>
             </w:pPr>
-            <w:r>
-              <w:rPr>
-                <w:b/>
-                <w:bCs/>
-                <w:sz w:val="20"/>
-                <w:szCs w:val="20"/>
-              </w:rPr>
-              <w:t xml:space="preserve">VideoGet </w:t>
+            <w:proofErr w:type="spellStart"/>
+            <w:r>
+              <w:rPr>
+                <w:b/>
+                <w:bCs/>
+                <w:sz w:val="20"/>
+                <w:szCs w:val="20"/>
+              </w:rPr>
+              <w:t>VideoGet</w:t>
+            </w:r>
+            <w:proofErr w:type="spellEnd"/>
+            <w:r>
+              <w:rPr>
+                <w:b/>
+                <w:bCs/>
+                <w:sz w:val="20"/>
+                <w:szCs w:val="20"/>
+              </w:rPr>
+              <w:t xml:space="preserve"> </w:t>
             </w:r>
             <w:r>
               <w:rPr>
@@ -1177,14 +1240,25 @@
                 <w:szCs w:val="20"/>
               </w:rPr>
             </w:pPr>
-            <w:r>
-              <w:rPr>
-                <w:b/>
-                <w:bCs/>
-                <w:sz w:val="20"/>
-                <w:szCs w:val="20"/>
-              </w:rPr>
-              <w:t xml:space="preserve">VideoDel </w:t>
+            <w:proofErr w:type="spellStart"/>
+            <w:r>
+              <w:rPr>
+                <w:b/>
+                <w:bCs/>
+                <w:sz w:val="20"/>
+                <w:szCs w:val="20"/>
+              </w:rPr>
+              <w:t>VideoDel</w:t>
+            </w:r>
+            <w:proofErr w:type="spellEnd"/>
+            <w:r>
+              <w:rPr>
+                <w:b/>
+                <w:bCs/>
+                <w:sz w:val="20"/>
+                <w:szCs w:val="20"/>
+              </w:rPr>
+              <w:t xml:space="preserve"> </w:t>
             </w:r>
             <w:r>
               <w:rPr>
@@ -1215,14 +1289,25 @@
                 <w:szCs w:val="20"/>
               </w:rPr>
             </w:pPr>
-            <w:r>
-              <w:rPr>
-                <w:b/>
-                <w:bCs/>
-                <w:sz w:val="20"/>
-                <w:szCs w:val="20"/>
-              </w:rPr>
-              <w:t xml:space="preserve">VideoList </w:t>
+            <w:proofErr w:type="spellStart"/>
+            <w:r>
+              <w:rPr>
+                <w:b/>
+                <w:bCs/>
+                <w:sz w:val="20"/>
+                <w:szCs w:val="20"/>
+              </w:rPr>
+              <w:t>VideoList</w:t>
+            </w:r>
+            <w:proofErr w:type="spellEnd"/>
+            <w:r>
+              <w:rPr>
+                <w:b/>
+                <w:bCs/>
+                <w:sz w:val="20"/>
+                <w:szCs w:val="20"/>
+              </w:rPr>
+              <w:t xml:space="preserve"> </w:t>
             </w:r>
             <w:r>
               <w:rPr>
@@ -1294,8 +1379,21 @@
                 <w:szCs w:val="20"/>
                 <w:u w:val="double"/>
               </w:rPr>
-              <w:t>Audio/aud</w:t>
-            </w:r>
+              <w:t>Audio/</w:t>
+            </w:r>
+            <w:proofErr w:type="spellStart"/>
+            <w:r>
+              <w:rPr>
+                <w:rFonts w:hint="eastAsia"/>
+                <w:b/>
+                <w:bCs/>
+                <w:sz w:val="20"/>
+                <w:szCs w:val="20"/>
+                <w:u w:val="double"/>
+              </w:rPr>
+              <w:t>aud</w:t>
+            </w:r>
+            <w:proofErr w:type="spellEnd"/>
             <w:r>
               <w:rPr>
                 <w:b/>
@@ -1454,6 +1552,7 @@
                 <w:szCs w:val="20"/>
               </w:rPr>
             </w:pPr>
+            <w:proofErr w:type="spellStart"/>
             <w:r>
               <w:rPr>
                 <w:rFonts w:hint="eastAsia"/>
@@ -1464,6 +1563,7 @@
               </w:rPr>
               <w:t>CheckIn</w:t>
             </w:r>
+            <w:proofErr w:type="spellEnd"/>
             <w:r>
               <w:rPr>
                 <w:rFonts w:hint="eastAsia"/>
@@ -2308,6 +2408,7 @@
                 <w:u w:val="double"/>
               </w:rPr>
             </w:pPr>
+            <w:proofErr w:type="spellStart"/>
             <w:r>
               <w:rPr>
                 <w:rFonts w:hint="eastAsia"/>
@@ -2318,6 +2419,7 @@
               </w:rPr>
               <w:t>Choyen</w:t>
             </w:r>
+            <w:proofErr w:type="spellEnd"/>
             <w:r>
               <w:rPr>
                 <w:rFonts w:hint="eastAsia"/>
@@ -2524,6 +2626,7 @@
               </w:rPr>
               <w:t>/</w:t>
             </w:r>
+            <w:proofErr w:type="spellStart"/>
             <w:r>
               <w:rPr>
                 <w:rFonts w:hint="eastAsia"/>
@@ -2534,6 +2637,7 @@
               </w:rPr>
               <w:t>DisMatch</w:t>
             </w:r>
+            <w:proofErr w:type="spellEnd"/>
             <w:r>
               <w:rPr>
                 <w:rFonts w:hint="eastAsia"/>
@@ -2583,6 +2687,7 @@
                 <w:szCs w:val="20"/>
               </w:rPr>
             </w:pPr>
+            <w:proofErr w:type="spellStart"/>
             <w:r>
               <w:rPr>
                 <w:rFonts w:hint="eastAsia"/>
@@ -2601,7 +2706,18 @@
                 <w:sz w:val="20"/>
                 <w:szCs w:val="20"/>
               </w:rPr>
-              <w:t xml:space="preserve">h  </w:t>
+              <w:t>h</w:t>
+            </w:r>
+            <w:proofErr w:type="spellEnd"/>
+            <w:r>
+              <w:rPr>
+                <w:rFonts w:hint="eastAsia"/>
+                <w:b/>
+                <w:bCs/>
+                <w:sz w:val="20"/>
+                <w:szCs w:val="20"/>
+              </w:rPr>
+              <w:t xml:space="preserve">  </w:t>
             </w:r>
             <w:r>
               <w:rPr>
@@ -2625,15 +2741,27 @@
                 <w:szCs w:val="20"/>
               </w:rPr>
             </w:pPr>
-            <w:r>
-              <w:rPr>
-                <w:rFonts w:hint="eastAsia"/>
-                <w:b/>
-                <w:bCs/>
-                <w:sz w:val="20"/>
-                <w:szCs w:val="20"/>
-              </w:rPr>
-              <w:t xml:space="preserve">RecentPlayer </w:t>
+            <w:proofErr w:type="spellStart"/>
+            <w:r>
+              <w:rPr>
+                <w:rFonts w:hint="eastAsia"/>
+                <w:b/>
+                <w:bCs/>
+                <w:sz w:val="20"/>
+                <w:szCs w:val="20"/>
+              </w:rPr>
+              <w:t>RecentPlayer</w:t>
+            </w:r>
+            <w:proofErr w:type="spellEnd"/>
+            <w:r>
+              <w:rPr>
+                <w:rFonts w:hint="eastAsia"/>
+                <w:b/>
+                <w:bCs/>
+                <w:sz w:val="20"/>
+                <w:szCs w:val="20"/>
+              </w:rPr>
+              <w:t xml:space="preserve"> </w:t>
             </w:r>
             <w:r>
               <w:rPr>
@@ -2742,15 +2870,27 @@
                 <w:szCs w:val="20"/>
               </w:rPr>
             </w:pPr>
-            <w:r>
-              <w:rPr>
-                <w:rFonts w:hint="eastAsia"/>
-                <w:b/>
-                <w:bCs/>
-                <w:sz w:val="20"/>
-                <w:szCs w:val="20"/>
-              </w:rPr>
-              <w:t xml:space="preserve">Reversi  </w:t>
+            <w:proofErr w:type="spellStart"/>
+            <w:r>
+              <w:rPr>
+                <w:rFonts w:hint="eastAsia"/>
+                <w:b/>
+                <w:bCs/>
+                <w:sz w:val="20"/>
+                <w:szCs w:val="20"/>
+              </w:rPr>
+              <w:t>Reversi</w:t>
+            </w:r>
+            <w:proofErr w:type="spellEnd"/>
+            <w:r>
+              <w:rPr>
+                <w:rFonts w:hint="eastAsia"/>
+                <w:b/>
+                <w:bCs/>
+                <w:sz w:val="20"/>
+                <w:szCs w:val="20"/>
+              </w:rPr>
+              <w:t xml:space="preserve">  </w:t>
             </w:r>
             <w:r>
               <w:rPr>
@@ -2776,15 +2916,27 @@
                 <w:szCs w:val="20"/>
               </w:rPr>
             </w:pPr>
-            <w:r>
-              <w:rPr>
-                <w:rFonts w:hint="eastAsia"/>
-                <w:b/>
-                <w:bCs/>
-                <w:sz w:val="20"/>
-                <w:szCs w:val="20"/>
-              </w:rPr>
-              <w:t xml:space="preserve">TicTacToe </w:t>
+            <w:proofErr w:type="spellStart"/>
+            <w:r>
+              <w:rPr>
+                <w:rFonts w:hint="eastAsia"/>
+                <w:b/>
+                <w:bCs/>
+                <w:sz w:val="20"/>
+                <w:szCs w:val="20"/>
+              </w:rPr>
+              <w:t>TicTacToe</w:t>
+            </w:r>
+            <w:proofErr w:type="spellEnd"/>
+            <w:r>
+              <w:rPr>
+                <w:rFonts w:hint="eastAsia"/>
+                <w:b/>
+                <w:bCs/>
+                <w:sz w:val="20"/>
+                <w:szCs w:val="20"/>
+              </w:rPr>
+              <w:t xml:space="preserve"> </w:t>
             </w:r>
             <w:r>
               <w:rPr>
@@ -3047,6 +3199,7 @@
               </w:rPr>
               <w:t xml:space="preserve"> </w:t>
             </w:r>
+            <w:proofErr w:type="spellStart"/>
             <w:r>
               <w:rPr>
                 <w:rFonts w:hint="eastAsia"/>
@@ -3055,6 +3208,7 @@
               </w:rPr>
               <w:t>PRTS</w:t>
             </w:r>
+            <w:proofErr w:type="spellEnd"/>
             <w:r>
               <w:rPr>
                 <w:rFonts w:hint="eastAsia"/>
@@ -3240,6 +3394,7 @@
                 <w:szCs w:val="20"/>
               </w:rPr>
             </w:pPr>
+            <w:proofErr w:type="spellStart"/>
             <w:r>
               <w:rPr>
                 <w:b/>
@@ -3249,6 +3404,7 @@
               </w:rPr>
               <w:t>EssencePlan</w:t>
             </w:r>
+            <w:proofErr w:type="spellEnd"/>
             <w:r>
               <w:rPr>
                 <w:rFonts w:hint="eastAsia"/>
@@ -3345,6 +3501,7 @@
                 <w:u w:val="double"/>
               </w:rPr>
             </w:pPr>
+            <w:proofErr w:type="spellStart"/>
             <w:r>
               <w:rPr>
                 <w:rFonts w:hint="eastAsia"/>
@@ -3356,6 +3513,7 @@
               </w:rPr>
               <w:t>OneTimeAlarm</w:t>
             </w:r>
+            <w:proofErr w:type="spellEnd"/>
             <w:r>
               <w:rPr>
                 <w:rFonts w:hint="eastAsia"/>
@@ -3415,6 +3573,7 @@
                 <w:u w:val="double"/>
               </w:rPr>
             </w:pPr>
+            <w:proofErr w:type="spellStart"/>
             <w:r>
               <w:rPr>
                 <w:rFonts w:hint="eastAsia"/>
@@ -3425,6 +3584,7 @@
               </w:rPr>
               <w:t>CancelAlarm</w:t>
             </w:r>
+            <w:proofErr w:type="spellEnd"/>
             <w:r>
               <w:rPr>
                 <w:rFonts w:hint="eastAsia"/>
@@ -3538,6 +3698,7 @@
                 <w:szCs w:val="20"/>
               </w:rPr>
             </w:pPr>
+            <w:proofErr w:type="spellStart"/>
             <w:r>
               <w:rPr>
                 <w:rFonts w:hint="eastAsia"/>
@@ -3548,6 +3709,7 @@
               </w:rPr>
               <w:t>AccessSet</w:t>
             </w:r>
+            <w:proofErr w:type="spellEnd"/>
             <w:r>
               <w:rPr>
                 <w:rFonts w:hint="eastAsia"/>
@@ -3571,6 +3733,7 @@
                 <w:szCs w:val="20"/>
               </w:rPr>
             </w:pPr>
+            <w:proofErr w:type="spellStart"/>
             <w:r>
               <w:rPr>
                 <w:rFonts w:hint="eastAsia"/>
@@ -3581,6 +3744,7 @@
               </w:rPr>
               <w:t>FuncSet</w:t>
             </w:r>
+            <w:proofErr w:type="spellEnd"/>
             <w:r>
               <w:rPr>
                 <w:rFonts w:hint="eastAsia"/>
@@ -3612,6 +3776,7 @@
                 <w:szCs w:val="20"/>
               </w:rPr>
             </w:pPr>
+            <w:proofErr w:type="spellStart"/>
             <w:r>
               <w:rPr>
                 <w:rFonts w:hint="eastAsia"/>
@@ -3622,6 +3787,7 @@
               </w:rPr>
               <w:t>GroupSet</w:t>
             </w:r>
+            <w:proofErr w:type="spellEnd"/>
             <w:r>
               <w:rPr>
                 <w:rFonts w:hint="eastAsia"/>
@@ -3661,6 +3827,7 @@
                 <w:u w:val="double"/>
               </w:rPr>
             </w:pPr>
+            <w:proofErr w:type="spellStart"/>
             <w:r>
               <w:rPr>
                 <w:rFonts w:hint="eastAsia"/>
@@ -3672,6 +3839,7 @@
               </w:rPr>
               <w:t>UserBan</w:t>
             </w:r>
+            <w:proofErr w:type="spellEnd"/>
             <w:r>
               <w:rPr>
                 <w:rFonts w:hint="eastAsia"/>
@@ -3716,8 +3884,20 @@
                 <w:sz w:val="20"/>
                 <w:szCs w:val="20"/>
               </w:rPr>
-              <w:t>/rc</w:t>
-            </w:r>
+              <w:t>/</w:t>
+            </w:r>
+            <w:proofErr w:type="spellStart"/>
+            <w:r>
+              <w:rPr>
+                <w:rFonts w:hint="eastAsia"/>
+                <w:b/>
+                <w:bCs/>
+                <w:sz w:val="20"/>
+                <w:szCs w:val="20"/>
+              </w:rPr>
+              <w:t>rc</w:t>
+            </w:r>
+            <w:proofErr w:type="spellEnd"/>
             <w:r>
               <w:rPr>
                 <w:rFonts w:hint="eastAsia"/>
@@ -3754,6 +3934,7 @@
                 <w:u w:val="double"/>
               </w:rPr>
             </w:pPr>
+            <w:proofErr w:type="spellStart"/>
             <w:r>
               <w:rPr>
                 <w:rFonts w:hint="eastAsia"/>
@@ -3765,6 +3946,7 @@
               </w:rPr>
               <w:t>ImageFolder</w:t>
             </w:r>
+            <w:proofErr w:type="spellEnd"/>
             <w:r>
               <w:rPr>
                 <w:rFonts w:hint="eastAsia"/>
@@ -4395,25 +4577,7 @@
           <w:sz w:val="20"/>
           <w:szCs w:val="20"/>
         </w:rPr>
-        <w:t xml:space="preserve">；可通过 </w:t>
-      </w:r>
-      <w:r>
-        <w:rPr>
-          <w:rFonts w:hint="eastAsia"/>
-          <w:b/>
-          <w:bCs/>
-          <w:sz w:val="20"/>
-          <w:szCs w:val="20"/>
-        </w:rPr>
-        <w:t>[-h]</w:t>
-      </w:r>
-      <w:r>
-        <w:rPr>
-          <w:rFonts w:hint="eastAsia"/>
-          <w:sz w:val="20"/>
-          <w:szCs w:val="20"/>
-        </w:rPr>
-        <w:t xml:space="preserve"> 参数获取指令详情，</w:t>
+        <w:t>；可</w:t>
       </w:r>
       <w:r>
         <w:rPr>
@@ -4436,10 +4600,130 @@
       <w:r>
         <w:rPr>
           <w:rFonts w:hint="eastAsia"/>
-          <w:sz w:val="20"/>
-          <w:szCs w:val="20"/>
-        </w:rPr>
-        <w:t xml:space="preserve"> 参数临时停用指令</w:t>
+          <w:b/>
+          <w:bCs/>
+          <w:sz w:val="20"/>
+          <w:szCs w:val="20"/>
+        </w:rPr>
+        <w:t xml:space="preserve"> </w:t>
+      </w:r>
+      <w:r>
+        <w:rPr>
+          <w:rFonts w:hint="eastAsia"/>
+          <w:sz w:val="20"/>
+          <w:szCs w:val="20"/>
+        </w:rPr>
+        <w:t>或</w:t>
+      </w:r>
+      <w:r>
+        <w:rPr>
+          <w:rFonts w:hint="eastAsia"/>
+          <w:b/>
+          <w:bCs/>
+          <w:sz w:val="20"/>
+          <w:szCs w:val="20"/>
+        </w:rPr>
+        <w:t xml:space="preserve"> </w:t>
+      </w:r>
+      <w:r>
+        <w:rPr>
+          <w:rFonts w:hint="eastAsia"/>
+          <w:b/>
+          <w:bCs/>
+          <w:sz w:val="20"/>
+          <w:szCs w:val="20"/>
+        </w:rPr>
+        <w:t>[-b]</w:t>
+      </w:r>
+      <w:r>
+        <w:rPr>
+          <w:rFonts w:hint="eastAsia"/>
+          <w:b/>
+          <w:bCs/>
+          <w:sz w:val="20"/>
+          <w:szCs w:val="20"/>
+        </w:rPr>
+        <w:t xml:space="preserve"> [I</w:t>
+      </w:r>
+      <w:r>
+        <w:rPr>
+          <w:rFonts w:hint="eastAsia"/>
+          <w:b/>
+          <w:bCs/>
+          <w:sz w:val="20"/>
+          <w:szCs w:val="20"/>
+        </w:rPr>
+        <w:t>D</w:t>
+      </w:r>
+      <w:r>
+        <w:rPr>
+          <w:rFonts w:hint="eastAsia"/>
+          <w:b/>
+          <w:bCs/>
+          <w:sz w:val="20"/>
+          <w:szCs w:val="20"/>
+        </w:rPr>
+        <w:t>] [</w:t>
+      </w:r>
+      <w:r>
+        <w:rPr>
+          <w:rFonts w:hint="eastAsia"/>
+          <w:b/>
+          <w:bCs/>
+          <w:sz w:val="20"/>
+          <w:szCs w:val="20"/>
+        </w:rPr>
+        <w:t>Min</w:t>
+      </w:r>
+      <w:r>
+        <w:rPr>
+          <w:rFonts w:hint="eastAsia"/>
+          <w:b/>
+          <w:bCs/>
+          <w:sz w:val="20"/>
+          <w:szCs w:val="20"/>
+        </w:rPr>
+        <w:t xml:space="preserve">] </w:t>
+      </w:r>
+      <w:r>
+        <w:rPr>
+          <w:rFonts w:hint="eastAsia"/>
+          <w:sz w:val="20"/>
+          <w:szCs w:val="20"/>
+        </w:rPr>
+        <w:t>参数临时停</w:t>
+      </w:r>
+      <w:r>
+        <w:rPr>
+          <w:rFonts w:hint="eastAsia"/>
+          <w:sz w:val="20"/>
+          <w:szCs w:val="20"/>
+        </w:rPr>
+        <w:t>用群</w:t>
+      </w:r>
+      <w:r>
+        <w:rPr>
+          <w:rFonts w:hint="eastAsia"/>
+          <w:sz w:val="20"/>
+          <w:szCs w:val="20"/>
+        </w:rPr>
+        <w:t>指</w:t>
+      </w:r>
+      <w:r>
+        <w:rPr>
+          <w:rFonts w:hint="eastAsia"/>
+          <w:sz w:val="20"/>
+          <w:szCs w:val="20"/>
+        </w:rPr>
+        <w:t>令</w:t>
+      </w:r>
+      <w:r>
+        <w:rPr>
+          <w:rFonts w:hint="eastAsia"/>
+          <w:sz w:val="20"/>
+          <w:szCs w:val="20"/>
+        </w:rPr>
+        <w:t>/用户指令</w:t>
       </w:r>
       <w:r>
         <w:rPr>
@@ -4551,6 +4835,7 @@
         </w:rPr>
         <w:t xml:space="preserve"> </w:t>
       </w:r>
+      <w:proofErr w:type="spellStart"/>
       <w:r>
         <w:rPr>
           <w:rFonts w:hint="eastAsia"/>
@@ -4559,6 +4844,7 @@
         </w:rPr>
         <w:t>acg</w:t>
       </w:r>
+      <w:proofErr w:type="spellEnd"/>
       <w:r>
         <w:rPr>
           <w:rFonts w:hint="eastAsia"/>
@@ -4591,6 +4877,7 @@
         </w:rPr>
         <w:t>可通过</w:t>
       </w:r>
+      <w:proofErr w:type="spellStart"/>
       <w:r>
         <w:rPr>
           <w:rFonts w:hint="eastAsia"/>
@@ -4599,6 +4886,7 @@
         </w:rPr>
         <w:t>ImageFolder</w:t>
       </w:r>
+      <w:proofErr w:type="spellEnd"/>
       <w:r>
         <w:rPr>
           <w:rFonts w:hint="eastAsia"/>
@@ -4921,6 +5209,7 @@
         </w:rPr>
         <w:t xml:space="preserve"> 需通过</w:t>
       </w:r>
+      <w:proofErr w:type="spellStart"/>
       <w:r>
         <w:rPr>
           <w:rFonts w:hint="eastAsia"/>
@@ -4935,8 +5224,27 @@
           <w:sz w:val="20"/>
           <w:szCs w:val="20"/>
         </w:rPr>
-        <w:t>Set/GroupSet</w:t>
-      </w:r>
+        <w:t>Set</w:t>
+      </w:r>
+      <w:proofErr w:type="spellEnd"/>
+      <w:r>
+        <w:rPr>
+          <w:rFonts w:hint="eastAsia"/>
+          <w:sz w:val="20"/>
+          <w:szCs w:val="20"/>
+        </w:rPr>
+        <w:t>/</w:t>
+      </w:r>
+      <w:proofErr w:type="spellStart"/>
+      <w:r>
+        <w:rPr>
+          <w:rFonts w:hint="eastAsia"/>
+          <w:sz w:val="20"/>
+          <w:szCs w:val="20"/>
+        </w:rPr>
+        <w:t>GroupSet</w:t>
+      </w:r>
+      <w:proofErr w:type="spellEnd"/>
       <w:r>
         <w:rPr>
           <w:rFonts w:hint="eastAsia"/>
@@ -4953,6 +5261,7 @@
         </w:rPr>
         <w:t>启用</w:t>
       </w:r>
+      <w:proofErr w:type="spellStart"/>
       <w:r>
         <w:rPr>
           <w:rFonts w:hint="eastAsia"/>
@@ -4969,6 +5278,7 @@
         </w:rPr>
         <w:t>essageCollect</w:t>
       </w:r>
+      <w:proofErr w:type="spellEnd"/>
       <w:r>
         <w:rPr>
           <w:rFonts w:hint="eastAsia"/>
@@ -5085,13 +5395,23 @@
         </w:rPr>
         <w:t xml:space="preserve"> </w:t>
       </w:r>
-      <w:r>
-        <w:rPr>
-          <w:rFonts w:hint="eastAsia"/>
-          <w:sz w:val="20"/>
-          <w:szCs w:val="20"/>
-        </w:rPr>
-        <w:t>GroupSet 群设置</w:t>
+      <w:proofErr w:type="spellStart"/>
+      <w:r>
+        <w:rPr>
+          <w:rFonts w:hint="eastAsia"/>
+          <w:sz w:val="20"/>
+          <w:szCs w:val="20"/>
+        </w:rPr>
+        <w:t>GroupSet</w:t>
+      </w:r>
+      <w:proofErr w:type="spellEnd"/>
+      <w:r>
+        <w:rPr>
+          <w:rFonts w:hint="eastAsia"/>
+          <w:sz w:val="20"/>
+          <w:szCs w:val="20"/>
+        </w:rPr>
+        <w:t xml:space="preserve"> 群设置</w:t>
       </w:r>
       <w:r>
         <w:rPr>
@@ -5175,6 +5495,7 @@
         </w:rPr>
         <w:t>命令的AI可调用性受</w:t>
       </w:r>
+      <w:proofErr w:type="spellStart"/>
       <w:r>
         <w:rPr>
           <w:rFonts w:hint="eastAsia"/>
@@ -5183,6 +5504,7 @@
         </w:rPr>
         <w:t>GroupSet</w:t>
       </w:r>
+      <w:proofErr w:type="spellEnd"/>
       <w:r>
         <w:rPr>
           <w:rFonts w:hint="eastAsia"/>
@@ -5197,9 +5519,6 @@
         <w:spacing w:after="0" w:line="240" w:lineRule="auto"/>
         <w:rPr>
           <w:rFonts w:hint="eastAsia"/>
-          <w:b/>
-          <w:bCs/>
-          <w:color w:val="EE0000"/>
           <w:sz w:val="20"/>
           <w:szCs w:val="20"/>
         </w:rPr>
@@ -5764,8 +6083,18 @@
           <w:sz w:val="20"/>
           <w:szCs w:val="20"/>
         </w:rPr>
-        <w:t xml:space="preserve"> Lazybot</w:t>
-      </w:r>
+        <w:t xml:space="preserve"> </w:t>
+      </w:r>
+      <w:proofErr w:type="spellStart"/>
+      <w:r>
+        <w:rPr>
+          <w:rFonts w:hint="eastAsia"/>
+          <w:sz w:val="20"/>
+          <w:szCs w:val="20"/>
+        </w:rPr>
+        <w:t>Lazybot</w:t>
+      </w:r>
+      <w:proofErr w:type="spellEnd"/>
       <w:r>
         <w:rPr>
           <w:rFonts w:hint="eastAsia"/>

--- a/src/main/resources/static/help/help.docx
+++ b/src/main/resources/static/help/help.docx
@@ -334,27 +334,15 @@
                 <w:szCs w:val="20"/>
               </w:rPr>
             </w:pPr>
-            <w:proofErr w:type="spellStart"/>
-            <w:r>
-              <w:rPr>
-                <w:rFonts w:hint="eastAsia"/>
-                <w:b/>
-                <w:bCs/>
-                <w:sz w:val="20"/>
-                <w:szCs w:val="20"/>
-              </w:rPr>
-              <w:t>SysMsgSet</w:t>
-            </w:r>
-            <w:proofErr w:type="spellEnd"/>
-            <w:r>
-              <w:rPr>
-                <w:rFonts w:hint="eastAsia"/>
-                <w:b/>
-                <w:bCs/>
-                <w:sz w:val="20"/>
-                <w:szCs w:val="20"/>
-              </w:rPr>
-              <w:t xml:space="preserve"> </w:t>
+            <w:r>
+              <w:rPr>
+                <w:rFonts w:hint="eastAsia"/>
+                <w:b/>
+                <w:bCs/>
+                <w:sz w:val="20"/>
+                <w:szCs w:val="20"/>
+              </w:rPr>
+              <w:t xml:space="preserve">SysMsgSet </w:t>
             </w:r>
             <w:r>
               <w:rPr>
@@ -397,7 +385,6 @@
                 <w:szCs w:val="20"/>
               </w:rPr>
             </w:pPr>
-            <w:proofErr w:type="spellStart"/>
             <w:r>
               <w:rPr>
                 <w:rFonts w:hint="eastAsia"/>
@@ -408,7 +395,6 @@
               </w:rPr>
               <w:t>ChatHistory</w:t>
             </w:r>
-            <w:proofErr w:type="spellEnd"/>
             <w:r>
               <w:rPr>
                 <w:rFonts w:hint="eastAsia"/>
@@ -432,7 +418,6 @@
                 <w:szCs w:val="20"/>
               </w:rPr>
             </w:pPr>
-            <w:proofErr w:type="spellStart"/>
             <w:r>
               <w:rPr>
                 <w:rFonts w:hint="eastAsia"/>
@@ -444,7 +429,6 @@
               </w:rPr>
               <w:t>ChatReset</w:t>
             </w:r>
-            <w:proofErr w:type="spellEnd"/>
             <w:r>
               <w:rPr>
                 <w:rFonts w:hint="eastAsia"/>
@@ -521,7 +505,6 @@
                 <w:szCs w:val="20"/>
               </w:rPr>
             </w:pPr>
-            <w:proofErr w:type="spellStart"/>
             <w:r>
               <w:rPr>
                 <w:rFonts w:hint="eastAsia"/>
@@ -532,7 +515,6 @@
               </w:rPr>
               <w:t>SayingSave</w:t>
             </w:r>
-            <w:proofErr w:type="spellEnd"/>
             <w:r>
               <w:rPr>
                 <w:rFonts w:hint="eastAsia"/>
@@ -590,7 +572,6 @@
                 <w:szCs w:val="20"/>
               </w:rPr>
             </w:pPr>
-            <w:proofErr w:type="spellStart"/>
             <w:r>
               <w:rPr>
                 <w:rFonts w:hint="eastAsia"/>
@@ -601,7 +582,6 @@
               </w:rPr>
               <w:t>SayingDel</w:t>
             </w:r>
-            <w:proofErr w:type="spellEnd"/>
             <w:r>
               <w:rPr>
                 <w:rFonts w:hint="eastAsia"/>
@@ -742,21 +722,8 @@
                 <w:szCs w:val="20"/>
                 <w:u w:val="double"/>
               </w:rPr>
-              <w:t>Image/</w:t>
-            </w:r>
-            <w:proofErr w:type="spellStart"/>
-            <w:r>
-              <w:rPr>
-                <w:rFonts w:hint="eastAsia"/>
-                <w:b/>
-                <w:bCs/>
-                <w:sz w:val="20"/>
-                <w:szCs w:val="20"/>
-                <w:u w:val="double"/>
-              </w:rPr>
-              <w:t>img</w:t>
-            </w:r>
-            <w:proofErr w:type="spellEnd"/>
+              <w:t>Image/img</w:t>
+            </w:r>
             <w:r>
               <w:rPr>
                 <w:rFonts w:hint="eastAsia"/>
@@ -787,7 +754,6 @@
                 <w:szCs w:val="20"/>
               </w:rPr>
             </w:pPr>
-            <w:proofErr w:type="spellStart"/>
             <w:r>
               <w:rPr>
                 <w:rFonts w:hint="eastAsia"/>
@@ -798,7 +764,6 @@
               </w:rPr>
               <w:t>ImageSave</w:t>
             </w:r>
-            <w:proofErr w:type="spellEnd"/>
             <w:r>
               <w:rPr>
                 <w:rFonts w:hint="eastAsia"/>
@@ -841,7 +806,6 @@
                 <w:szCs w:val="20"/>
               </w:rPr>
             </w:pPr>
-            <w:proofErr w:type="spellStart"/>
             <w:r>
               <w:rPr>
                 <w:rFonts w:hint="eastAsia"/>
@@ -852,7 +816,6 @@
               </w:rPr>
               <w:t>ImageGet</w:t>
             </w:r>
-            <w:proofErr w:type="spellEnd"/>
             <w:r>
               <w:rPr>
                 <w:rFonts w:hint="eastAsia"/>
@@ -897,7 +860,6 @@
                 <w:szCs w:val="20"/>
               </w:rPr>
             </w:pPr>
-            <w:proofErr w:type="spellStart"/>
             <w:r>
               <w:rPr>
                 <w:rFonts w:hint="eastAsia"/>
@@ -908,7 +870,6 @@
               </w:rPr>
               <w:t>ImageDel</w:t>
             </w:r>
-            <w:proofErr w:type="spellEnd"/>
             <w:r>
               <w:rPr>
                 <w:rFonts w:hint="eastAsia"/>
@@ -953,7 +914,6 @@
                 <w:szCs w:val="20"/>
               </w:rPr>
             </w:pPr>
-            <w:proofErr w:type="spellStart"/>
             <w:r>
               <w:rPr>
                 <w:rFonts w:hint="eastAsia"/>
@@ -964,7 +924,6 @@
               </w:rPr>
               <w:t>ImageList</w:t>
             </w:r>
-            <w:proofErr w:type="spellEnd"/>
             <w:r>
               <w:rPr>
                 <w:rFonts w:hint="eastAsia"/>
@@ -1128,25 +1087,14 @@
                 <w:szCs w:val="20"/>
               </w:rPr>
             </w:pPr>
-            <w:proofErr w:type="spellStart"/>
-            <w:r>
-              <w:rPr>
-                <w:b/>
-                <w:bCs/>
-                <w:sz w:val="20"/>
-                <w:szCs w:val="20"/>
-              </w:rPr>
-              <w:t>VideoSave</w:t>
-            </w:r>
-            <w:proofErr w:type="spellEnd"/>
-            <w:r>
-              <w:rPr>
-                <w:b/>
-                <w:bCs/>
-                <w:sz w:val="20"/>
-                <w:szCs w:val="20"/>
-              </w:rPr>
-              <w:t xml:space="preserve"> </w:t>
+            <w:r>
+              <w:rPr>
+                <w:b/>
+                <w:bCs/>
+                <w:sz w:val="20"/>
+                <w:szCs w:val="20"/>
+              </w:rPr>
+              <w:t xml:space="preserve">VideoSave </w:t>
             </w:r>
             <w:r>
               <w:rPr>
@@ -1191,25 +1139,14 @@
                 <w:szCs w:val="20"/>
               </w:rPr>
             </w:pPr>
-            <w:proofErr w:type="spellStart"/>
-            <w:r>
-              <w:rPr>
-                <w:b/>
-                <w:bCs/>
-                <w:sz w:val="20"/>
-                <w:szCs w:val="20"/>
-              </w:rPr>
-              <w:t>VideoGet</w:t>
-            </w:r>
-            <w:proofErr w:type="spellEnd"/>
-            <w:r>
-              <w:rPr>
-                <w:b/>
-                <w:bCs/>
-                <w:sz w:val="20"/>
-                <w:szCs w:val="20"/>
-              </w:rPr>
-              <w:t xml:space="preserve"> </w:t>
+            <w:r>
+              <w:rPr>
+                <w:b/>
+                <w:bCs/>
+                <w:sz w:val="20"/>
+                <w:szCs w:val="20"/>
+              </w:rPr>
+              <w:t xml:space="preserve">VideoGet </w:t>
             </w:r>
             <w:r>
               <w:rPr>
@@ -1240,25 +1177,14 @@
                 <w:szCs w:val="20"/>
               </w:rPr>
             </w:pPr>
-            <w:proofErr w:type="spellStart"/>
-            <w:r>
-              <w:rPr>
-                <w:b/>
-                <w:bCs/>
-                <w:sz w:val="20"/>
-                <w:szCs w:val="20"/>
-              </w:rPr>
-              <w:t>VideoDel</w:t>
-            </w:r>
-            <w:proofErr w:type="spellEnd"/>
-            <w:r>
-              <w:rPr>
-                <w:b/>
-                <w:bCs/>
-                <w:sz w:val="20"/>
-                <w:szCs w:val="20"/>
-              </w:rPr>
-              <w:t xml:space="preserve"> </w:t>
+            <w:r>
+              <w:rPr>
+                <w:b/>
+                <w:bCs/>
+                <w:sz w:val="20"/>
+                <w:szCs w:val="20"/>
+              </w:rPr>
+              <w:t xml:space="preserve">VideoDel </w:t>
             </w:r>
             <w:r>
               <w:rPr>
@@ -1289,25 +1215,14 @@
                 <w:szCs w:val="20"/>
               </w:rPr>
             </w:pPr>
-            <w:proofErr w:type="spellStart"/>
-            <w:r>
-              <w:rPr>
-                <w:b/>
-                <w:bCs/>
-                <w:sz w:val="20"/>
-                <w:szCs w:val="20"/>
-              </w:rPr>
-              <w:t>VideoList</w:t>
-            </w:r>
-            <w:proofErr w:type="spellEnd"/>
-            <w:r>
-              <w:rPr>
-                <w:b/>
-                <w:bCs/>
-                <w:sz w:val="20"/>
-                <w:szCs w:val="20"/>
-              </w:rPr>
-              <w:t xml:space="preserve"> </w:t>
+            <w:r>
+              <w:rPr>
+                <w:b/>
+                <w:bCs/>
+                <w:sz w:val="20"/>
+                <w:szCs w:val="20"/>
+              </w:rPr>
+              <w:t xml:space="preserve">VideoList </w:t>
             </w:r>
             <w:r>
               <w:rPr>
@@ -1379,21 +1294,8 @@
                 <w:szCs w:val="20"/>
                 <w:u w:val="double"/>
               </w:rPr>
-              <w:t>Audio/</w:t>
-            </w:r>
-            <w:proofErr w:type="spellStart"/>
-            <w:r>
-              <w:rPr>
-                <w:rFonts w:hint="eastAsia"/>
-                <w:b/>
-                <w:bCs/>
-                <w:sz w:val="20"/>
-                <w:szCs w:val="20"/>
-                <w:u w:val="double"/>
-              </w:rPr>
-              <w:t>aud</w:t>
-            </w:r>
-            <w:proofErr w:type="spellEnd"/>
+              <w:t>Audio/aud</w:t>
+            </w:r>
             <w:r>
               <w:rPr>
                 <w:b/>
@@ -1552,7 +1454,6 @@
                 <w:szCs w:val="20"/>
               </w:rPr>
             </w:pPr>
-            <w:proofErr w:type="spellStart"/>
             <w:r>
               <w:rPr>
                 <w:rFonts w:hint="eastAsia"/>
@@ -1563,7 +1464,6 @@
               </w:rPr>
               <w:t>CheckIn</w:t>
             </w:r>
-            <w:proofErr w:type="spellEnd"/>
             <w:r>
               <w:rPr>
                 <w:rFonts w:hint="eastAsia"/>
@@ -2408,7 +2308,6 @@
                 <w:u w:val="double"/>
               </w:rPr>
             </w:pPr>
-            <w:proofErr w:type="spellStart"/>
             <w:r>
               <w:rPr>
                 <w:rFonts w:hint="eastAsia"/>
@@ -2419,7 +2318,6 @@
               </w:rPr>
               <w:t>Choyen</w:t>
             </w:r>
-            <w:proofErr w:type="spellEnd"/>
             <w:r>
               <w:rPr>
                 <w:rFonts w:hint="eastAsia"/>
@@ -2626,7 +2524,6 @@
               </w:rPr>
               <w:t>/</w:t>
             </w:r>
-            <w:proofErr w:type="spellStart"/>
             <w:r>
               <w:rPr>
                 <w:rFonts w:hint="eastAsia"/>
@@ -2637,7 +2534,6 @@
               </w:rPr>
               <w:t>DisMatch</w:t>
             </w:r>
-            <w:proofErr w:type="spellEnd"/>
             <w:r>
               <w:rPr>
                 <w:rFonts w:hint="eastAsia"/>
@@ -2687,7 +2583,6 @@
                 <w:szCs w:val="20"/>
               </w:rPr>
             </w:pPr>
-            <w:proofErr w:type="spellStart"/>
             <w:r>
               <w:rPr>
                 <w:rFonts w:hint="eastAsia"/>
@@ -2706,18 +2601,7 @@
                 <w:sz w:val="20"/>
                 <w:szCs w:val="20"/>
               </w:rPr>
-              <w:t>h</w:t>
-            </w:r>
-            <w:proofErr w:type="spellEnd"/>
-            <w:r>
-              <w:rPr>
-                <w:rFonts w:hint="eastAsia"/>
-                <w:b/>
-                <w:bCs/>
-                <w:sz w:val="20"/>
-                <w:szCs w:val="20"/>
-              </w:rPr>
-              <w:t xml:space="preserve">  </w:t>
+              <w:t xml:space="preserve">h  </w:t>
             </w:r>
             <w:r>
               <w:rPr>
@@ -2741,27 +2625,15 @@
                 <w:szCs w:val="20"/>
               </w:rPr>
             </w:pPr>
-            <w:proofErr w:type="spellStart"/>
-            <w:r>
-              <w:rPr>
-                <w:rFonts w:hint="eastAsia"/>
-                <w:b/>
-                <w:bCs/>
-                <w:sz w:val="20"/>
-                <w:szCs w:val="20"/>
-              </w:rPr>
-              <w:t>RecentPlayer</w:t>
-            </w:r>
-            <w:proofErr w:type="spellEnd"/>
-            <w:r>
-              <w:rPr>
-                <w:rFonts w:hint="eastAsia"/>
-                <w:b/>
-                <w:bCs/>
-                <w:sz w:val="20"/>
-                <w:szCs w:val="20"/>
-              </w:rPr>
-              <w:t xml:space="preserve"> </w:t>
+            <w:r>
+              <w:rPr>
+                <w:rFonts w:hint="eastAsia"/>
+                <w:b/>
+                <w:bCs/>
+                <w:sz w:val="20"/>
+                <w:szCs w:val="20"/>
+              </w:rPr>
+              <w:t xml:space="preserve">RecentPlayer </w:t>
             </w:r>
             <w:r>
               <w:rPr>
@@ -2870,27 +2742,15 @@
                 <w:szCs w:val="20"/>
               </w:rPr>
             </w:pPr>
-            <w:proofErr w:type="spellStart"/>
-            <w:r>
-              <w:rPr>
-                <w:rFonts w:hint="eastAsia"/>
-                <w:b/>
-                <w:bCs/>
-                <w:sz w:val="20"/>
-                <w:szCs w:val="20"/>
-              </w:rPr>
-              <w:t>Reversi</w:t>
-            </w:r>
-            <w:proofErr w:type="spellEnd"/>
-            <w:r>
-              <w:rPr>
-                <w:rFonts w:hint="eastAsia"/>
-                <w:b/>
-                <w:bCs/>
-                <w:sz w:val="20"/>
-                <w:szCs w:val="20"/>
-              </w:rPr>
-              <w:t xml:space="preserve">  </w:t>
+            <w:r>
+              <w:rPr>
+                <w:rFonts w:hint="eastAsia"/>
+                <w:b/>
+                <w:bCs/>
+                <w:sz w:val="20"/>
+                <w:szCs w:val="20"/>
+              </w:rPr>
+              <w:t xml:space="preserve">Reversi  </w:t>
             </w:r>
             <w:r>
               <w:rPr>
@@ -2916,27 +2776,15 @@
                 <w:szCs w:val="20"/>
               </w:rPr>
             </w:pPr>
-            <w:proofErr w:type="spellStart"/>
-            <w:r>
-              <w:rPr>
-                <w:rFonts w:hint="eastAsia"/>
-                <w:b/>
-                <w:bCs/>
-                <w:sz w:val="20"/>
-                <w:szCs w:val="20"/>
-              </w:rPr>
-              <w:t>TicTacToe</w:t>
-            </w:r>
-            <w:proofErr w:type="spellEnd"/>
-            <w:r>
-              <w:rPr>
-                <w:rFonts w:hint="eastAsia"/>
-                <w:b/>
-                <w:bCs/>
-                <w:sz w:val="20"/>
-                <w:szCs w:val="20"/>
-              </w:rPr>
-              <w:t xml:space="preserve"> </w:t>
+            <w:r>
+              <w:rPr>
+                <w:rFonts w:hint="eastAsia"/>
+                <w:b/>
+                <w:bCs/>
+                <w:sz w:val="20"/>
+                <w:szCs w:val="20"/>
+              </w:rPr>
+              <w:t xml:space="preserve">TicTacToe </w:t>
             </w:r>
             <w:r>
               <w:rPr>
@@ -3199,7 +3047,6 @@
               </w:rPr>
               <w:t xml:space="preserve"> </w:t>
             </w:r>
-            <w:proofErr w:type="spellStart"/>
             <w:r>
               <w:rPr>
                 <w:rFonts w:hint="eastAsia"/>
@@ -3208,7 +3055,6 @@
               </w:rPr>
               <w:t>PRTS</w:t>
             </w:r>
-            <w:proofErr w:type="spellEnd"/>
             <w:r>
               <w:rPr>
                 <w:rFonts w:hint="eastAsia"/>
@@ -3394,7 +3240,6 @@
                 <w:szCs w:val="20"/>
               </w:rPr>
             </w:pPr>
-            <w:proofErr w:type="spellStart"/>
             <w:r>
               <w:rPr>
                 <w:b/>
@@ -3404,7 +3249,6 @@
               </w:rPr>
               <w:t>EssencePlan</w:t>
             </w:r>
-            <w:proofErr w:type="spellEnd"/>
             <w:r>
               <w:rPr>
                 <w:rFonts w:hint="eastAsia"/>
@@ -3501,7 +3345,6 @@
                 <w:u w:val="double"/>
               </w:rPr>
             </w:pPr>
-            <w:proofErr w:type="spellStart"/>
             <w:r>
               <w:rPr>
                 <w:rFonts w:hint="eastAsia"/>
@@ -3513,7 +3356,6 @@
               </w:rPr>
               <w:t>OneTimeAlarm</w:t>
             </w:r>
-            <w:proofErr w:type="spellEnd"/>
             <w:r>
               <w:rPr>
                 <w:rFonts w:hint="eastAsia"/>
@@ -3573,7 +3415,6 @@
                 <w:u w:val="double"/>
               </w:rPr>
             </w:pPr>
-            <w:proofErr w:type="spellStart"/>
             <w:r>
               <w:rPr>
                 <w:rFonts w:hint="eastAsia"/>
@@ -3584,7 +3425,6 @@
               </w:rPr>
               <w:t>CancelAlarm</w:t>
             </w:r>
-            <w:proofErr w:type="spellEnd"/>
             <w:r>
               <w:rPr>
                 <w:rFonts w:hint="eastAsia"/>
@@ -3698,7 +3538,6 @@
                 <w:szCs w:val="20"/>
               </w:rPr>
             </w:pPr>
-            <w:proofErr w:type="spellStart"/>
             <w:r>
               <w:rPr>
                 <w:rFonts w:hint="eastAsia"/>
@@ -3709,7 +3548,6 @@
               </w:rPr>
               <w:t>AccessSet</w:t>
             </w:r>
-            <w:proofErr w:type="spellEnd"/>
             <w:r>
               <w:rPr>
                 <w:rFonts w:hint="eastAsia"/>
@@ -3733,7 +3571,6 @@
                 <w:szCs w:val="20"/>
               </w:rPr>
             </w:pPr>
-            <w:proofErr w:type="spellStart"/>
             <w:r>
               <w:rPr>
                 <w:rFonts w:hint="eastAsia"/>
@@ -3744,7 +3581,6 @@
               </w:rPr>
               <w:t>FuncSet</w:t>
             </w:r>
-            <w:proofErr w:type="spellEnd"/>
             <w:r>
               <w:rPr>
                 <w:rFonts w:hint="eastAsia"/>
@@ -3776,7 +3612,6 @@
                 <w:szCs w:val="20"/>
               </w:rPr>
             </w:pPr>
-            <w:proofErr w:type="spellStart"/>
             <w:r>
               <w:rPr>
                 <w:rFonts w:hint="eastAsia"/>
@@ -3787,7 +3622,6 @@
               </w:rPr>
               <w:t>GroupSet</w:t>
             </w:r>
-            <w:proofErr w:type="spellEnd"/>
             <w:r>
               <w:rPr>
                 <w:rFonts w:hint="eastAsia"/>
@@ -3827,7 +3661,6 @@
                 <w:u w:val="double"/>
               </w:rPr>
             </w:pPr>
-            <w:proofErr w:type="spellStart"/>
             <w:r>
               <w:rPr>
                 <w:rFonts w:hint="eastAsia"/>
@@ -3839,7 +3672,6 @@
               </w:rPr>
               <w:t>UserBan</w:t>
             </w:r>
-            <w:proofErr w:type="spellEnd"/>
             <w:r>
               <w:rPr>
                 <w:rFonts w:hint="eastAsia"/>
@@ -3884,20 +3716,8 @@
                 <w:sz w:val="20"/>
                 <w:szCs w:val="20"/>
               </w:rPr>
-              <w:t>/</w:t>
-            </w:r>
-            <w:proofErr w:type="spellStart"/>
-            <w:r>
-              <w:rPr>
-                <w:rFonts w:hint="eastAsia"/>
-                <w:b/>
-                <w:bCs/>
-                <w:sz w:val="20"/>
-                <w:szCs w:val="20"/>
-              </w:rPr>
-              <w:t>rc</w:t>
-            </w:r>
-            <w:proofErr w:type="spellEnd"/>
+              <w:t>/rc</w:t>
+            </w:r>
             <w:r>
               <w:rPr>
                 <w:rFonts w:hint="eastAsia"/>
@@ -3934,7 +3754,6 @@
                 <w:u w:val="double"/>
               </w:rPr>
             </w:pPr>
-            <w:proofErr w:type="spellStart"/>
             <w:r>
               <w:rPr>
                 <w:rFonts w:hint="eastAsia"/>
@@ -3946,7 +3765,6 @@
               </w:rPr>
               <w:t>ImageFolder</w:t>
             </w:r>
-            <w:proofErr w:type="spellEnd"/>
             <w:r>
               <w:rPr>
                 <w:rFonts w:hint="eastAsia"/>
@@ -4613,7 +4431,7 @@
           <w:sz w:val="20"/>
           <w:szCs w:val="20"/>
         </w:rPr>
-        <w:t>或</w:t>
+        <w:t>及</w:t>
       </w:r>
       <w:r>
         <w:rPr>
@@ -4643,17 +4461,17 @@
           <w:sz w:val="20"/>
           <w:szCs w:val="20"/>
         </w:rPr>
-        <w:t xml:space="preserve"> [I</w:t>
-      </w:r>
-      <w:r>
-        <w:rPr>
-          <w:rFonts w:hint="eastAsia"/>
-          <w:b/>
-          <w:bCs/>
-          <w:sz w:val="20"/>
-          <w:szCs w:val="20"/>
-        </w:rPr>
-        <w:t>D</w:t>
+        <w:t xml:space="preserve"> [</w:t>
+      </w:r>
+      <w:r>
+        <w:rPr>
+          <w:rFonts w:hint="eastAsia"/>
+          <w:b/>
+          <w:bCs/>
+          <w:sz w:val="20"/>
+          <w:szCs w:val="20"/>
+        </w:rPr>
+        <w:t>id</w:t>
       </w:r>
       <w:r>
         <w:rPr>
@@ -4673,25 +4491,33 @@
           <w:sz w:val="20"/>
           <w:szCs w:val="20"/>
         </w:rPr>
-        <w:t>Min</w:t>
-      </w:r>
-      <w:r>
-        <w:rPr>
-          <w:rFonts w:hint="eastAsia"/>
-          <w:b/>
-          <w:bCs/>
-          <w:sz w:val="20"/>
-          <w:szCs w:val="20"/>
-        </w:rPr>
-        <w:t xml:space="preserve">] </w:t>
-      </w:r>
-      <w:r>
-        <w:rPr>
-          <w:rFonts w:hint="eastAsia"/>
-          <w:sz w:val="20"/>
-          <w:szCs w:val="20"/>
-        </w:rPr>
-        <w:t>参数临时停</w:t>
+        <w:t>minute</w:t>
+      </w:r>
+      <w:r>
+        <w:rPr>
+          <w:rFonts w:hint="eastAsia"/>
+          <w:b/>
+          <w:bCs/>
+          <w:sz w:val="20"/>
+          <w:szCs w:val="20"/>
+        </w:rPr>
+        <w:t>]</w:t>
+      </w:r>
+      <w:r>
+        <w:rPr>
+          <w:rFonts w:hint="eastAsia"/>
+          <w:sz w:val="20"/>
+          <w:szCs w:val="20"/>
+        </w:rPr>
+        <w:t xml:space="preserve"> </w:t>
+      </w:r>
+      <w:r>
+        <w:rPr>
+          <w:rFonts w:hint="eastAsia"/>
+          <w:sz w:val="20"/>
+          <w:szCs w:val="20"/>
+        </w:rPr>
+        <w:t>临时停</w:t>
       </w:r>
       <w:r>
         <w:rPr>
@@ -4835,7 +4661,6 @@
         </w:rPr>
         <w:t xml:space="preserve"> </w:t>
       </w:r>
-      <w:proofErr w:type="spellStart"/>
       <w:r>
         <w:rPr>
           <w:rFonts w:hint="eastAsia"/>
@@ -4844,7 +4669,6 @@
         </w:rPr>
         <w:t>acg</w:t>
       </w:r>
-      <w:proofErr w:type="spellEnd"/>
       <w:r>
         <w:rPr>
           <w:rFonts w:hint="eastAsia"/>
@@ -4877,7 +4701,6 @@
         </w:rPr>
         <w:t>可通过</w:t>
       </w:r>
-      <w:proofErr w:type="spellStart"/>
       <w:r>
         <w:rPr>
           <w:rFonts w:hint="eastAsia"/>
@@ -4886,7 +4709,6 @@
         </w:rPr>
         <w:t>ImageFolder</w:t>
       </w:r>
-      <w:proofErr w:type="spellEnd"/>
       <w:r>
         <w:rPr>
           <w:rFonts w:hint="eastAsia"/>
@@ -5209,7 +5031,6 @@
         </w:rPr>
         <w:t xml:space="preserve"> 需通过</w:t>
       </w:r>
-      <w:proofErr w:type="spellStart"/>
       <w:r>
         <w:rPr>
           <w:rFonts w:hint="eastAsia"/>
@@ -5224,27 +5045,8 @@
           <w:sz w:val="20"/>
           <w:szCs w:val="20"/>
         </w:rPr>
-        <w:t>Set</w:t>
-      </w:r>
-      <w:proofErr w:type="spellEnd"/>
-      <w:r>
-        <w:rPr>
-          <w:rFonts w:hint="eastAsia"/>
-          <w:sz w:val="20"/>
-          <w:szCs w:val="20"/>
-        </w:rPr>
-        <w:t>/</w:t>
-      </w:r>
-      <w:proofErr w:type="spellStart"/>
-      <w:r>
-        <w:rPr>
-          <w:rFonts w:hint="eastAsia"/>
-          <w:sz w:val="20"/>
-          <w:szCs w:val="20"/>
-        </w:rPr>
-        <w:t>GroupSet</w:t>
-      </w:r>
-      <w:proofErr w:type="spellEnd"/>
+        <w:t>Set/GroupSet</w:t>
+      </w:r>
       <w:r>
         <w:rPr>
           <w:rFonts w:hint="eastAsia"/>
@@ -5261,7 +5063,6 @@
         </w:rPr>
         <w:t>启用</w:t>
       </w:r>
-      <w:proofErr w:type="spellStart"/>
       <w:r>
         <w:rPr>
           <w:rFonts w:hint="eastAsia"/>
@@ -5278,7 +5079,6 @@
         </w:rPr>
         <w:t>essageCollect</w:t>
       </w:r>
-      <w:proofErr w:type="spellEnd"/>
       <w:r>
         <w:rPr>
           <w:rFonts w:hint="eastAsia"/>
@@ -5395,23 +5195,13 @@
         </w:rPr>
         <w:t xml:space="preserve"> </w:t>
       </w:r>
-      <w:proofErr w:type="spellStart"/>
-      <w:r>
-        <w:rPr>
-          <w:rFonts w:hint="eastAsia"/>
-          <w:sz w:val="20"/>
-          <w:szCs w:val="20"/>
-        </w:rPr>
-        <w:t>GroupSet</w:t>
-      </w:r>
-      <w:proofErr w:type="spellEnd"/>
-      <w:r>
-        <w:rPr>
-          <w:rFonts w:hint="eastAsia"/>
-          <w:sz w:val="20"/>
-          <w:szCs w:val="20"/>
-        </w:rPr>
-        <w:t xml:space="preserve"> 群设置</w:t>
+      <w:r>
+        <w:rPr>
+          <w:rFonts w:hint="eastAsia"/>
+          <w:sz w:val="20"/>
+          <w:szCs w:val="20"/>
+        </w:rPr>
+        <w:t>GroupSet 群设置</w:t>
       </w:r>
       <w:r>
         <w:rPr>
@@ -5495,7 +5285,6 @@
         </w:rPr>
         <w:t>命令的AI可调用性受</w:t>
       </w:r>
-      <w:proofErr w:type="spellStart"/>
       <w:r>
         <w:rPr>
           <w:rFonts w:hint="eastAsia"/>
@@ -5504,7 +5293,6 @@
         </w:rPr>
         <w:t>GroupSet</w:t>
       </w:r>
-      <w:proofErr w:type="spellEnd"/>
       <w:r>
         <w:rPr>
           <w:rFonts w:hint="eastAsia"/>
@@ -6083,64 +5871,64 @@
           <w:sz w:val="20"/>
           <w:szCs w:val="20"/>
         </w:rPr>
+        <w:t xml:space="preserve"> Lazybot</w:t>
+      </w:r>
+      <w:r>
+        <w:rPr>
+          <w:rFonts w:hint="eastAsia"/>
+          <w:sz w:val="20"/>
+          <w:szCs w:val="20"/>
+        </w:rPr>
+        <w:t xml:space="preserve">  </w:t>
+      </w:r>
+      <w:r>
+        <w:rPr>
+          <w:rFonts w:hint="eastAsia"/>
+          <w:sz w:val="20"/>
+          <w:szCs w:val="20"/>
+        </w:rPr>
+        <w:t xml:space="preserve">            </w:t>
+      </w:r>
+      <w:r>
+        <w:rPr>
+          <w:rFonts w:hint="eastAsia"/>
+          <w:b/>
+          <w:bCs/>
+          <w:sz w:val="20"/>
+          <w:szCs w:val="20"/>
+        </w:rPr>
+        <w:t>[</w:t>
+      </w:r>
+      <w:r>
+        <w:rPr>
+          <w:rFonts w:hint="eastAsia"/>
+          <w:b/>
+          <w:bCs/>
+          <w:sz w:val="20"/>
+          <w:szCs w:val="20"/>
+        </w:rPr>
+        <w:t>更新日期</w:t>
+      </w:r>
+      <w:r>
+        <w:rPr>
+          <w:rFonts w:hint="eastAsia"/>
+          <w:b/>
+          <w:bCs/>
+          <w:sz w:val="20"/>
+          <w:szCs w:val="20"/>
+        </w:rPr>
+        <w:t>]</w:t>
+      </w:r>
+      <w:r>
+        <w:rPr>
+          <w:rFonts w:hint="eastAsia"/>
+          <w:b/>
+          <w:bCs/>
+          <w:sz w:val="20"/>
+          <w:szCs w:val="20"/>
+        </w:rPr>
         <w:t xml:space="preserve"> </w:t>
       </w:r>
-      <w:proofErr w:type="spellStart"/>
-      <w:r>
-        <w:rPr>
-          <w:rFonts w:hint="eastAsia"/>
-          <w:sz w:val="20"/>
-          <w:szCs w:val="20"/>
-        </w:rPr>
-        <w:t>Lazybot</w:t>
-      </w:r>
-      <w:proofErr w:type="spellEnd"/>
-      <w:r>
-        <w:rPr>
-          <w:rFonts w:hint="eastAsia"/>
-          <w:sz w:val="20"/>
-          <w:szCs w:val="20"/>
-        </w:rPr>
-        <w:t xml:space="preserve">  </w:t>
-      </w:r>
-      <w:r>
-        <w:rPr>
-          <w:rFonts w:hint="eastAsia"/>
-          <w:sz w:val="20"/>
-          <w:szCs w:val="20"/>
-        </w:rPr>
-        <w:t xml:space="preserve">            </w:t>
-      </w:r>
-      <w:r>
-        <w:rPr>
-          <w:rFonts w:hint="eastAsia"/>
-          <w:b/>
-          <w:bCs/>
-          <w:sz w:val="20"/>
-          <w:szCs w:val="20"/>
-        </w:rPr>
-        <w:t>[</w:t>
-      </w:r>
-      <w:r>
-        <w:rPr>
-          <w:rFonts w:hint="eastAsia"/>
-          <w:b/>
-          <w:bCs/>
-          <w:sz w:val="20"/>
-          <w:szCs w:val="20"/>
-        </w:rPr>
-        <w:t>更新日期</w:t>
-      </w:r>
-      <w:r>
-        <w:rPr>
-          <w:rFonts w:hint="eastAsia"/>
-          <w:b/>
-          <w:bCs/>
-          <w:sz w:val="20"/>
-          <w:szCs w:val="20"/>
-        </w:rPr>
-        <w:t>]</w:t>
-      </w:r>
       <w:r>
         <w:rPr>
           <w:rFonts w:hint="eastAsia"/>
@@ -6154,16 +5942,6 @@
       <w:r>
         <w:rPr>
           <w:rFonts w:hint="eastAsia"/>
-          <w:b/>
-          <w:bCs/>
-          <w:sz w:val="20"/>
-          <w:szCs w:val="20"/>
-        </w:rPr>
-        <w:t xml:space="preserve"> </w:t>
-      </w:r>
-      <w:r>
-        <w:rPr>
-          <w:rFonts w:hint="eastAsia"/>
           <w:sz w:val="20"/>
           <w:szCs w:val="20"/>
         </w:rPr>
@@ -6199,7 +5977,7 @@
           <w:sz w:val="20"/>
           <w:szCs w:val="20"/>
         </w:rPr>
-        <w:t>18</w:t>
+        <w:t>20</w:t>
       </w:r>
     </w:p>
     <w:sectPr>

--- a/src/main/resources/static/help/help.docx
+++ b/src/main/resources/static/help/help.docx
@@ -206,27 +206,107 @@
           <w:sz w:val="20"/>
           <w:szCs w:val="20"/>
         </w:rPr>
-        <w:t xml:space="preserve">                                             </w:t>
-      </w:r>
-      <w:r>
-        <w:rPr>
-          <w:rFonts w:hint="eastAsia"/>
-          <w:b/>
-          <w:bCs/>
-          <w:sz w:val="20"/>
-          <w:szCs w:val="20"/>
-        </w:rPr>
-        <w:t xml:space="preserve">                      </w:t>
-      </w:r>
-      <w:r>
-        <w:rPr>
-          <w:rFonts w:hint="eastAsia"/>
-          <w:b/>
-          <w:bCs/>
-          <w:sz w:val="20"/>
-          <w:szCs w:val="20"/>
-        </w:rPr>
-        <w:t xml:space="preserve">   </w:t>
+        <w:t xml:space="preserve">                                     </w:t>
+      </w:r>
+      <w:r>
+        <w:rPr>
+          <w:rFonts w:hint="eastAsia"/>
+          <w:b/>
+          <w:bCs/>
+          <w:sz w:val="20"/>
+          <w:szCs w:val="20"/>
+        </w:rPr>
+        <w:t xml:space="preserve">             </w:t>
+      </w:r>
+      <w:r>
+        <w:rPr>
+          <w:rFonts w:hint="eastAsia"/>
+          <w:b/>
+          <w:bCs/>
+          <w:sz w:val="20"/>
+          <w:szCs w:val="20"/>
+        </w:rPr>
+        <w:t xml:space="preserve"> </w:t>
+      </w:r>
+      <w:r>
+        <w:rPr>
+          <w:rFonts w:hint="eastAsia"/>
+          <w:b/>
+          <w:bCs/>
+          <w:sz w:val="20"/>
+          <w:szCs w:val="20"/>
+        </w:rPr>
+        <w:t xml:space="preserve"> </w:t>
+      </w:r>
+      <w:r>
+        <w:rPr>
+          <w:rFonts w:hint="eastAsia"/>
+          <w:b/>
+          <w:bCs/>
+          <w:sz w:val="20"/>
+          <w:szCs w:val="20"/>
+        </w:rPr>
+        <w:t xml:space="preserve"> </w:t>
+      </w:r>
+      <w:r>
+        <w:rPr>
+          <w:rFonts w:hint="eastAsia"/>
+          <w:b/>
+          <w:bCs/>
+          <w:sz w:val="20"/>
+          <w:szCs w:val="20"/>
+        </w:rPr>
+        <w:t>[A</w:t>
+      </w:r>
+      <w:r>
+        <w:rPr>
+          <w:rFonts w:hint="eastAsia"/>
+          <w:b/>
+          <w:bCs/>
+          <w:sz w:val="20"/>
+          <w:szCs w:val="20"/>
+        </w:rPr>
+        <w:t>I</w:t>
+      </w:r>
+      <w:r>
+        <w:rPr>
+          <w:rFonts w:hint="eastAsia"/>
+          <w:b/>
+          <w:bCs/>
+          <w:sz w:val="20"/>
+          <w:szCs w:val="20"/>
+        </w:rPr>
+        <w:t>现</w:t>
+      </w:r>
+      <w:r>
+        <w:rPr>
+          <w:rFonts w:hint="eastAsia"/>
+          <w:b/>
+          <w:bCs/>
+          <w:sz w:val="20"/>
+          <w:szCs w:val="20"/>
+        </w:rPr>
+        <w:t>已支持私聊</w:t>
+      </w:r>
+      <w:r>
+        <w:rPr>
+          <w:rFonts w:hint="eastAsia"/>
+          <w:b/>
+          <w:bCs/>
+          <w:sz w:val="20"/>
+          <w:szCs w:val="20"/>
+        </w:rPr>
+        <w:t>]</w:t>
+      </w:r>
+      <w:r>
+        <w:rPr>
+          <w:rFonts w:hint="eastAsia"/>
+          <w:b/>
+          <w:bCs/>
+          <w:sz w:val="20"/>
+          <w:szCs w:val="20"/>
+        </w:rPr>
+        <w:t xml:space="preserve"> </w:t>
       </w:r>
       <w:r>
         <w:rPr>
@@ -5977,7 +6057,15 @@
           <w:sz w:val="20"/>
           <w:szCs w:val="20"/>
         </w:rPr>
-        <w:t>20</w:t>
+        <w:t>2</w:t>
+      </w:r>
+      <w:r>
+        <w:rPr>
+          <w:rFonts w:hint="eastAsia"/>
+          <w:sz w:val="20"/>
+          <w:szCs w:val="20"/>
+        </w:rPr>
+        <w:t>1</w:t>
       </w:r>
     </w:p>
     <w:sectPr>
@@ -6660,7 +6748,6 @@
   <w:style w:type="character" w:default="1" w:styleId="a0">
     <w:name w:val="Default Paragraph Font"/>
     <w:uiPriority w:val="1"/>
-    <w:semiHidden/>
     <w:unhideWhenUsed/>
   </w:style>
   <w:style w:type="table" w:default="1" w:styleId="a1">

--- a/src/main/resources/static/help/help.docx
+++ b/src/main/resources/static/help/help.docx
@@ -1894,7 +1894,7 @@
         </w:tc>
         <w:tc>
           <w:tcPr>
-            <w:tcW w:w="3462" w:type="dxa"/>
+            <w:tcW w:w="3463" w:type="dxa"/>
             <w:tcBorders>
               <w:top w:val="single" w:sz="12" w:space="0" w:color="auto"/>
               <w:bottom w:val="single" w:sz="4" w:space="0" w:color="auto"/>
@@ -1964,15 +1964,39 @@
                 <w:sz w:val="20"/>
                 <w:szCs w:val="20"/>
               </w:rPr>
-              <w:t>Bread</w:t>
-            </w:r>
-            <w:r>
-              <w:rPr>
-                <w:rFonts w:hint="eastAsia"/>
-                <w:sz w:val="20"/>
-                <w:szCs w:val="20"/>
-              </w:rPr>
-              <w:t xml:space="preserve">  面包          [刷屏小游戏]</w:t>
+              <w:t>Wife</w:t>
+            </w:r>
+            <w:r>
+              <w:rPr>
+                <w:rFonts w:hint="eastAsia"/>
+                <w:sz w:val="20"/>
+                <w:szCs w:val="20"/>
+              </w:rPr>
+              <w:t xml:space="preserve">  今日老婆</w:t>
+            </w:r>
+            <w:r>
+              <w:rPr>
+                <w:rFonts w:hint="eastAsia"/>
+                <w:sz w:val="20"/>
+                <w:szCs w:val="20"/>
+              </w:rPr>
+              <w:t xml:space="preserve">    [</w:t>
+            </w:r>
+            <w:r>
+              <w:rPr>
+                <w:rFonts w:hint="eastAsia"/>
+                <w:sz w:val="20"/>
+                <w:szCs w:val="20"/>
+              </w:rPr>
+              <w:t>群友/</w:t>
+            </w:r>
+            <w:r>
+              <w:rPr>
+                <w:rFonts w:hint="eastAsia"/>
+                <w:sz w:val="20"/>
+                <w:szCs w:val="20"/>
+              </w:rPr>
+              <w:t>指定作品]</w:t>
             </w:r>
           </w:p>
         </w:tc>
@@ -2003,39 +2027,15 @@
                 <w:sz w:val="20"/>
                 <w:szCs w:val="20"/>
               </w:rPr>
-              <w:t>Wife</w:t>
-            </w:r>
-            <w:r>
-              <w:rPr>
-                <w:rFonts w:hint="eastAsia"/>
-                <w:sz w:val="20"/>
-                <w:szCs w:val="20"/>
-              </w:rPr>
-              <w:t xml:space="preserve">  今日老婆</w:t>
-            </w:r>
-            <w:r>
-              <w:rPr>
-                <w:rFonts w:hint="eastAsia"/>
-                <w:sz w:val="20"/>
-                <w:szCs w:val="20"/>
-              </w:rPr>
-              <w:t xml:space="preserve">    [</w:t>
-            </w:r>
-            <w:r>
-              <w:rPr>
-                <w:rFonts w:hint="eastAsia"/>
-                <w:sz w:val="20"/>
-                <w:szCs w:val="20"/>
-              </w:rPr>
-              <w:t>群友/</w:t>
-            </w:r>
-            <w:r>
-              <w:rPr>
-                <w:rFonts w:hint="eastAsia"/>
-                <w:sz w:val="20"/>
-                <w:szCs w:val="20"/>
-              </w:rPr>
-              <w:t>指定作品]</w:t>
+              <w:t>Bread</w:t>
+            </w:r>
+            <w:r>
+              <w:rPr>
+                <w:rFonts w:hint="eastAsia"/>
+                <w:sz w:val="20"/>
+                <w:szCs w:val="20"/>
+              </w:rPr>
+              <w:t xml:space="preserve">  面包          [刷屏小游戏]</w:t>
             </w:r>
           </w:p>
         </w:tc>
@@ -2088,7 +2088,23 @@
                 <w:sz w:val="20"/>
                 <w:szCs w:val="20"/>
               </w:rPr>
-              <w:t xml:space="preserve">    [仅有</w:t>
+              <w:t xml:space="preserve">    </w:t>
+            </w:r>
+            <w:r>
+              <w:rPr>
+                <w:rFonts w:hint="eastAsia"/>
+                <w:sz w:val="20"/>
+                <w:szCs w:val="20"/>
+              </w:rPr>
+              <w:t xml:space="preserve">  </w:t>
+            </w:r>
+            <w:r>
+              <w:rPr>
+                <w:rFonts w:hint="eastAsia"/>
+                <w:sz w:val="20"/>
+                <w:szCs w:val="20"/>
+              </w:rPr>
+              <w:t>[仅</w:t>
             </w:r>
             <w:r>
               <w:rPr>
@@ -2110,7 +2126,7 @@
         </w:tc>
         <w:tc>
           <w:tcPr>
-            <w:tcW w:w="3463" w:type="dxa"/>
+            <w:tcW w:w="3464" w:type="dxa"/>
           </w:tcPr>
           <w:p>
             <w:pPr>
@@ -2179,6 +2195,81 @@
                 <w:szCs w:val="20"/>
               </w:rPr>
               <w:t>]</w:t>
+            </w:r>
+          </w:p>
+        </w:tc>
+      </w:tr>
+      <w:tr>
+        <w:trPr>
+          <w:trHeight w:val="311"/>
+        </w:trPr>
+        <w:tc>
+          <w:tcPr>
+            <w:tcW w:w="3462" w:type="dxa"/>
+          </w:tcPr>
+          <w:p>
+            <w:pPr>
+              <w:rPr>
+                <w:rFonts w:hint="eastAsia"/>
+                <w:b/>
+                <w:bCs/>
+                <w:sz w:val="20"/>
+                <w:szCs w:val="20"/>
+              </w:rPr>
+            </w:pPr>
+            <w:r>
+              <w:rPr>
+                <w:rFonts w:hint="eastAsia"/>
+                <w:b/>
+                <w:bCs/>
+                <w:sz w:val="20"/>
+                <w:szCs w:val="20"/>
+              </w:rPr>
+              <w:t xml:space="preserve">Duel  </w:t>
+            </w:r>
+            <w:r>
+              <w:rPr>
+                <w:rFonts w:hint="eastAsia"/>
+                <w:sz w:val="20"/>
+                <w:szCs w:val="20"/>
+              </w:rPr>
+              <w:t>斗蛐蛐</w:t>
+            </w:r>
+            <w:r>
+              <w:rPr>
+                <w:rFonts w:hint="eastAsia"/>
+                <w:sz w:val="20"/>
+                <w:szCs w:val="20"/>
+              </w:rPr>
+              <w:t xml:space="preserve">         [方舟小游戏]</w:t>
+            </w:r>
+          </w:p>
+        </w:tc>
+        <w:tc>
+          <w:tcPr>
+            <w:tcW w:w="6927" w:type="dxa"/>
+            <w:gridSpan w:val="2"/>
+          </w:tcPr>
+          <w:p>
+            <w:pPr>
+              <w:jc w:val="center"/>
+              <w:rPr>
+                <w:rFonts w:hint="eastAsia"/>
+                <w:b/>
+                <w:bCs/>
+                <w:sz w:val="20"/>
+                <w:szCs w:val="20"/>
+              </w:rPr>
+            </w:pPr>
+            <w:r>
+              <w:rPr>
+                <w:rFonts w:hint="eastAsia"/>
+                <w:b/>
+                <w:bCs/>
+                <w:sz w:val="20"/>
+                <w:szCs w:val="20"/>
+              </w:rPr>
+              <w:t>敬请期待...</w:t>
             </w:r>
           </w:p>
         </w:tc>
@@ -4088,1307 +4179,13 @@
     <w:p>
       <w:pPr>
         <w:spacing w:after="0" w:line="240" w:lineRule="auto"/>
-        <w:rPr>
-          <w:rFonts w:hint="eastAsia"/>
-        </w:rPr>
       </w:pPr>
     </w:p>
     <w:p>
       <w:pPr>
         <w:spacing w:after="0" w:line="240" w:lineRule="auto"/>
         <w:rPr>
-          <w:rFonts w:ascii="Segoe UI Emoji" w:hAnsi="Segoe UI Emoji" w:cs="Segoe UI Emoji"/>
-          <w:b/>
-          <w:bCs/>
-          <w:sz w:val="20"/>
-          <w:szCs w:val="20"/>
-        </w:rPr>
-      </w:pPr>
-      <w:r>
-        <w:rPr>
-          <w:rFonts w:hint="eastAsia"/>
-          <w:b/>
-          <w:bCs/>
-          <w:sz w:val="20"/>
-          <w:szCs w:val="20"/>
-        </w:rPr>
-        <w:t>[</w:t>
-      </w:r>
-      <w:r>
-        <w:rPr>
-          <w:rFonts w:hint="eastAsia"/>
-          <w:b/>
-          <w:bCs/>
-          <w:sz w:val="20"/>
-          <w:szCs w:val="20"/>
-        </w:rPr>
-        <w:t>注意事项</w:t>
-      </w:r>
-      <w:r>
-        <w:rPr>
-          <w:rFonts w:hint="eastAsia"/>
-          <w:b/>
-          <w:bCs/>
-          <w:sz w:val="20"/>
-          <w:szCs w:val="20"/>
-        </w:rPr>
-        <w:t>]</w:t>
-      </w:r>
-      <w:r>
-        <w:rPr>
-          <w:b/>
-          <w:bCs/>
-          <w:sz w:val="20"/>
-          <w:szCs w:val="20"/>
-        </w:rPr>
-        <w:tab/>
-      </w:r>
-      <w:r>
-        <w:rPr>
-          <w:b/>
-          <w:bCs/>
-          <w:sz w:val="20"/>
-          <w:szCs w:val="20"/>
-        </w:rPr>
-        <w:tab/>
-      </w:r>
-      <w:r>
-        <w:rPr>
-          <w:b/>
-          <w:bCs/>
-          <w:sz w:val="20"/>
-          <w:szCs w:val="20"/>
-        </w:rPr>
-        <w:tab/>
-      </w:r>
-      <w:r>
-        <w:rPr>
-          <w:b/>
-          <w:bCs/>
-          <w:sz w:val="20"/>
-          <w:szCs w:val="20"/>
-        </w:rPr>
-        <w:tab/>
-      </w:r>
-      <w:r>
-        <w:rPr>
-          <w:b/>
-          <w:bCs/>
-          <w:sz w:val="20"/>
-          <w:szCs w:val="20"/>
-        </w:rPr>
-        <w:tab/>
-      </w:r>
-      <w:r>
-        <w:rPr>
-          <w:rFonts w:hint="eastAsia"/>
-          <w:b/>
-          <w:bCs/>
-          <w:sz w:val="20"/>
-          <w:szCs w:val="20"/>
-        </w:rPr>
-        <w:t xml:space="preserve">     </w:t>
-      </w:r>
-      <w:r>
-        <w:rPr>
-          <w:rFonts w:hint="eastAsia"/>
-          <w:b/>
-          <w:bCs/>
-          <w:sz w:val="20"/>
-          <w:szCs w:val="20"/>
-        </w:rPr>
-        <w:t xml:space="preserve">                     </w:t>
-      </w:r>
-      <w:r>
-        <w:rPr>
-          <w:rFonts w:hint="eastAsia"/>
-          <w:b/>
-          <w:bCs/>
-          <w:sz w:val="20"/>
-          <w:szCs w:val="20"/>
-        </w:rPr>
-        <w:t xml:space="preserve">  </w:t>
-      </w:r>
-      <w:r>
-        <w:rPr>
-          <w:rFonts w:hint="eastAsia"/>
-          <w:b/>
-          <w:bCs/>
-          <w:sz w:val="20"/>
-          <w:szCs w:val="20"/>
-        </w:rPr>
-        <w:t>[命令限权等级 -</w:t>
-      </w:r>
-      <w:r>
-        <w:rPr>
-          <w:rFonts w:ascii="Segoe UI Emoji" w:hAnsi="Segoe UI Emoji" w:cs="Segoe UI Emoji"/>
-        </w:rPr>
-        <w:t xml:space="preserve"> </w:t>
-      </w:r>
-      <w:r>
-        <w:rPr>
-          <w:rFonts w:ascii="Segoe UI Emoji" w:hAnsi="Segoe UI Emoji" w:cs="Segoe UI Emoji"/>
-          <w:b/>
-          <w:bCs/>
-          <w:sz w:val="20"/>
-          <w:szCs w:val="20"/>
-        </w:rPr>
-        <w:t>🟢</w:t>
-      </w:r>
-      <w:r>
-        <w:rPr>
-          <w:rFonts w:ascii="Segoe UI Emoji" w:hAnsi="Segoe UI Emoji" w:cs="Segoe UI Emoji" w:hint="eastAsia"/>
-          <w:b/>
-          <w:bCs/>
-          <w:sz w:val="20"/>
-          <w:szCs w:val="20"/>
-        </w:rPr>
-        <w:t xml:space="preserve"> </w:t>
-      </w:r>
-      <w:r>
-        <w:rPr>
-          <w:rFonts w:ascii="Segoe UI Emoji" w:hAnsi="Segoe UI Emoji" w:cs="Segoe UI Emoji"/>
-          <w:b/>
-          <w:bCs/>
-          <w:sz w:val="20"/>
-          <w:szCs w:val="20"/>
-        </w:rPr>
-        <w:t>−I</w:t>
-      </w:r>
-      <w:r>
-        <w:rPr>
-          <w:rFonts w:ascii="Segoe UI Emoji" w:hAnsi="Segoe UI Emoji" w:cs="Segoe UI Emoji" w:hint="eastAsia"/>
-          <w:b/>
-          <w:bCs/>
-          <w:sz w:val="20"/>
-          <w:szCs w:val="20"/>
-        </w:rPr>
-        <w:t>级</w:t>
-      </w:r>
-      <w:r>
-        <w:rPr>
-          <w:rFonts w:ascii="Segoe UI Emoji" w:hAnsi="Segoe UI Emoji" w:cs="Segoe UI Emoji" w:hint="eastAsia"/>
-          <w:b/>
-          <w:bCs/>
-          <w:sz w:val="20"/>
-          <w:szCs w:val="20"/>
-        </w:rPr>
-        <w:t xml:space="preserve"> </w:t>
-      </w:r>
-      <w:r>
-        <w:rPr>
-          <w:rFonts w:ascii="Segoe UI Emoji" w:hAnsi="Segoe UI Emoji" w:cs="Segoe UI Emoji"/>
-          <w:b/>
-          <w:bCs/>
-          <w:sz w:val="20"/>
-          <w:szCs w:val="20"/>
-        </w:rPr>
-        <w:t>⚪</w:t>
-      </w:r>
-      <w:r>
-        <w:rPr>
-          <w:rFonts w:ascii="Segoe UI Emoji" w:hAnsi="Segoe UI Emoji" w:cs="Segoe UI Emoji" w:hint="eastAsia"/>
-          <w:b/>
-          <w:bCs/>
-          <w:sz w:val="20"/>
-          <w:szCs w:val="20"/>
-        </w:rPr>
-        <w:t xml:space="preserve"> 0</w:t>
-      </w:r>
-      <w:r>
-        <w:rPr>
-          <w:rFonts w:ascii="Segoe UI Emoji" w:hAnsi="Segoe UI Emoji" w:cs="Segoe UI Emoji" w:hint="eastAsia"/>
-          <w:b/>
-          <w:bCs/>
-          <w:sz w:val="20"/>
-          <w:szCs w:val="20"/>
-        </w:rPr>
-        <w:t>级</w:t>
-      </w:r>
-      <w:r>
-        <w:rPr>
-          <w:rFonts w:hint="eastAsia"/>
-          <w:b/>
-          <w:bCs/>
-          <w:sz w:val="20"/>
-          <w:szCs w:val="20"/>
-        </w:rPr>
-        <w:t xml:space="preserve"> </w:t>
-      </w:r>
-      <w:r>
-        <w:rPr>
-          <w:rFonts w:ascii="Segoe UI Emoji" w:hAnsi="Segoe UI Emoji" w:cs="Segoe UI Emoji"/>
-          <w:b/>
-          <w:bCs/>
-          <w:sz w:val="20"/>
-          <w:szCs w:val="20"/>
-        </w:rPr>
-        <w:t>🔷</w:t>
-      </w:r>
-      <w:r>
-        <w:rPr>
-          <w:rFonts w:ascii="Segoe UI Emoji" w:hAnsi="Segoe UI Emoji" w:cs="Segoe UI Emoji" w:hint="eastAsia"/>
-          <w:b/>
-          <w:bCs/>
-          <w:sz w:val="20"/>
-          <w:szCs w:val="20"/>
-        </w:rPr>
-        <w:t xml:space="preserve"> I</w:t>
-      </w:r>
-      <w:r>
-        <w:rPr>
-          <w:rFonts w:ascii="Segoe UI Emoji" w:hAnsi="Segoe UI Emoji" w:cs="Segoe UI Emoji" w:hint="eastAsia"/>
-          <w:b/>
-          <w:bCs/>
-          <w:sz w:val="20"/>
-          <w:szCs w:val="20"/>
-        </w:rPr>
-        <w:t>级</w:t>
-      </w:r>
-      <w:r>
-        <w:rPr>
-          <w:rFonts w:ascii="Segoe UI Emoji" w:hAnsi="Segoe UI Emoji" w:cs="Segoe UI Emoji" w:hint="eastAsia"/>
-          <w:b/>
-          <w:bCs/>
-          <w:sz w:val="20"/>
-          <w:szCs w:val="20"/>
-        </w:rPr>
-        <w:t xml:space="preserve"> </w:t>
-      </w:r>
-      <w:r>
-        <w:rPr>
-          <w:rFonts w:ascii="Segoe UI Emoji" w:hAnsi="Segoe UI Emoji" w:cs="Segoe UI Emoji"/>
-          <w:b/>
-          <w:bCs/>
-          <w:sz w:val="20"/>
-          <w:szCs w:val="20"/>
-        </w:rPr>
-        <w:t>🔶</w:t>
-      </w:r>
-      <w:r>
-        <w:rPr>
-          <w:rFonts w:ascii="Segoe UI Emoji" w:hAnsi="Segoe UI Emoji" w:cs="Segoe UI Emoji" w:hint="eastAsia"/>
-          <w:b/>
-          <w:bCs/>
-          <w:sz w:val="20"/>
-          <w:szCs w:val="20"/>
-        </w:rPr>
-        <w:t xml:space="preserve"> II</w:t>
-      </w:r>
-      <w:r>
-        <w:rPr>
-          <w:rFonts w:ascii="Segoe UI Emoji" w:hAnsi="Segoe UI Emoji" w:cs="Segoe UI Emoji" w:hint="eastAsia"/>
-          <w:b/>
-          <w:bCs/>
-          <w:sz w:val="20"/>
-          <w:szCs w:val="20"/>
-        </w:rPr>
-        <w:t>级</w:t>
-      </w:r>
-      <w:r>
-        <w:rPr>
-          <w:rFonts w:ascii="Segoe UI Emoji" w:hAnsi="Segoe UI Emoji" w:cs="Segoe UI Emoji" w:hint="eastAsia"/>
-          <w:b/>
-          <w:bCs/>
-          <w:sz w:val="20"/>
-          <w:szCs w:val="20"/>
-        </w:rPr>
-        <w:t>]</w:t>
-      </w:r>
-    </w:p>
-    <w:p>
-      <w:pPr>
-        <w:spacing w:after="0" w:line="240" w:lineRule="auto"/>
-        <w:rPr>
-          <w:rFonts w:hint="eastAsia"/>
-          <w:sz w:val="20"/>
-          <w:szCs w:val="20"/>
-        </w:rPr>
-      </w:pPr>
-      <w:r>
-        <w:rPr>
-          <w:rFonts w:hint="eastAsia"/>
-          <w:b/>
-          <w:bCs/>
-          <w:sz w:val="20"/>
-          <w:szCs w:val="20"/>
-        </w:rPr>
-        <w:t>1.</w:t>
-      </w:r>
-      <w:r>
-        <w:rPr>
-          <w:rFonts w:hint="eastAsia"/>
-          <w:sz w:val="20"/>
-          <w:szCs w:val="20"/>
-        </w:rPr>
-        <w:t xml:space="preserve"> 当前指令前缀为 </w:t>
-      </w:r>
-      <w:r>
-        <w:rPr>
-          <w:rFonts w:hint="eastAsia"/>
-          <w:b/>
-          <w:bCs/>
-          <w:sz w:val="20"/>
-          <w:szCs w:val="20"/>
-        </w:rPr>
-        <w:t>/</w:t>
-      </w:r>
-      <w:r>
-        <w:rPr>
-          <w:rFonts w:hint="eastAsia"/>
-          <w:sz w:val="20"/>
-          <w:szCs w:val="20"/>
-        </w:rPr>
-        <w:t>；</w:t>
-      </w:r>
-      <w:r>
-        <w:rPr>
-          <w:rFonts w:hint="eastAsia"/>
-          <w:sz w:val="20"/>
-          <w:szCs w:val="20"/>
-        </w:rPr>
-        <w:t xml:space="preserve">表中 </w:t>
-      </w:r>
-      <w:r>
-        <w:rPr>
-          <w:rFonts w:hint="eastAsia"/>
-          <w:b/>
-          <w:bCs/>
-          <w:sz w:val="20"/>
-          <w:szCs w:val="20"/>
-        </w:rPr>
-        <w:t>中英文命令</w:t>
-      </w:r>
-      <w:r>
-        <w:rPr>
-          <w:rFonts w:hint="eastAsia"/>
-          <w:b/>
-          <w:bCs/>
-          <w:sz w:val="20"/>
-          <w:szCs w:val="20"/>
-        </w:rPr>
-        <w:t>通用</w:t>
-      </w:r>
-      <w:r>
-        <w:rPr>
-          <w:rFonts w:hint="eastAsia"/>
-          <w:sz w:val="20"/>
-          <w:szCs w:val="20"/>
-        </w:rPr>
-        <w:t>；可</w:t>
-      </w:r>
-      <w:r>
-        <w:rPr>
-          <w:rFonts w:hint="eastAsia"/>
-          <w:sz w:val="20"/>
-          <w:szCs w:val="20"/>
-        </w:rPr>
-        <w:t xml:space="preserve">通过 </w:t>
-      </w:r>
-      <w:r>
-        <w:rPr>
-          <w:rFonts w:hint="eastAsia"/>
-          <w:b/>
-          <w:bCs/>
-          <w:sz w:val="20"/>
-          <w:szCs w:val="20"/>
-        </w:rPr>
-        <w:t>[-x]</w:t>
-      </w:r>
-      <w:r>
-        <w:rPr>
-          <w:rFonts w:hint="eastAsia"/>
-          <w:b/>
-          <w:bCs/>
-          <w:sz w:val="20"/>
-          <w:szCs w:val="20"/>
-        </w:rPr>
-        <w:t xml:space="preserve"> </w:t>
-      </w:r>
-      <w:r>
-        <w:rPr>
-          <w:rFonts w:hint="eastAsia"/>
-          <w:sz w:val="20"/>
-          <w:szCs w:val="20"/>
-        </w:rPr>
-        <w:t>及</w:t>
-      </w:r>
-      <w:r>
-        <w:rPr>
-          <w:rFonts w:hint="eastAsia"/>
-          <w:b/>
-          <w:bCs/>
-          <w:sz w:val="20"/>
-          <w:szCs w:val="20"/>
-        </w:rPr>
-        <w:t xml:space="preserve"> </w:t>
-      </w:r>
-      <w:r>
-        <w:rPr>
-          <w:rFonts w:hint="eastAsia"/>
-          <w:b/>
-          <w:bCs/>
-          <w:sz w:val="20"/>
-          <w:szCs w:val="20"/>
-        </w:rPr>
-        <w:t>[-b]</w:t>
-      </w:r>
-      <w:r>
-        <w:rPr>
-          <w:rFonts w:hint="eastAsia"/>
-          <w:b/>
-          <w:bCs/>
-          <w:sz w:val="20"/>
-          <w:szCs w:val="20"/>
-        </w:rPr>
-        <w:t xml:space="preserve"> [</w:t>
-      </w:r>
-      <w:r>
-        <w:rPr>
-          <w:rFonts w:hint="eastAsia"/>
-          <w:b/>
-          <w:bCs/>
-          <w:sz w:val="20"/>
-          <w:szCs w:val="20"/>
-        </w:rPr>
-        <w:t>id</w:t>
-      </w:r>
-      <w:r>
-        <w:rPr>
-          <w:rFonts w:hint="eastAsia"/>
-          <w:b/>
-          <w:bCs/>
-          <w:sz w:val="20"/>
-          <w:szCs w:val="20"/>
-        </w:rPr>
-        <w:t>] [</w:t>
-      </w:r>
-      <w:r>
-        <w:rPr>
-          <w:rFonts w:hint="eastAsia"/>
-          <w:b/>
-          <w:bCs/>
-          <w:sz w:val="20"/>
-          <w:szCs w:val="20"/>
-        </w:rPr>
-        <w:t>minute</w:t>
-      </w:r>
-      <w:r>
-        <w:rPr>
-          <w:rFonts w:hint="eastAsia"/>
-          <w:b/>
-          <w:bCs/>
-          <w:sz w:val="20"/>
-          <w:szCs w:val="20"/>
-        </w:rPr>
-        <w:t>]</w:t>
-      </w:r>
-      <w:r>
-        <w:rPr>
-          <w:rFonts w:hint="eastAsia"/>
-          <w:sz w:val="20"/>
-          <w:szCs w:val="20"/>
-        </w:rPr>
-        <w:t xml:space="preserve"> </w:t>
-      </w:r>
-      <w:r>
-        <w:rPr>
-          <w:rFonts w:hint="eastAsia"/>
-          <w:sz w:val="20"/>
-          <w:szCs w:val="20"/>
-        </w:rPr>
-        <w:t>临时停</w:t>
-      </w:r>
-      <w:r>
-        <w:rPr>
-          <w:rFonts w:hint="eastAsia"/>
-          <w:sz w:val="20"/>
-          <w:szCs w:val="20"/>
-        </w:rPr>
-        <w:t>用群</w:t>
-      </w:r>
-      <w:r>
-        <w:rPr>
-          <w:rFonts w:hint="eastAsia"/>
-          <w:sz w:val="20"/>
-          <w:szCs w:val="20"/>
-        </w:rPr>
-        <w:t>指</w:t>
-      </w:r>
-      <w:r>
-        <w:rPr>
-          <w:rFonts w:hint="eastAsia"/>
-          <w:sz w:val="20"/>
-          <w:szCs w:val="20"/>
-        </w:rPr>
-        <w:t>令</w:t>
-      </w:r>
-      <w:r>
-        <w:rPr>
-          <w:rFonts w:hint="eastAsia"/>
-          <w:sz w:val="20"/>
-          <w:szCs w:val="20"/>
-        </w:rPr>
-        <w:t>/用户指令</w:t>
-      </w:r>
-      <w:r>
-        <w:rPr>
-          <w:rFonts w:hint="eastAsia"/>
-          <w:sz w:val="20"/>
-          <w:szCs w:val="20"/>
-        </w:rPr>
-        <w:t xml:space="preserve"> (</w:t>
-      </w:r>
-      <w:r>
-        <w:rPr>
-          <w:rFonts w:hint="eastAsia"/>
-          <w:sz w:val="20"/>
-          <w:szCs w:val="20"/>
-        </w:rPr>
-        <w:t>I</w:t>
-      </w:r>
-      <w:r>
-        <w:rPr>
-          <w:rFonts w:hint="eastAsia"/>
-          <w:sz w:val="20"/>
-          <w:szCs w:val="20"/>
-        </w:rPr>
-        <w:t>级)</w:t>
-      </w:r>
-      <w:r>
-        <w:rPr>
-          <w:rFonts w:hint="eastAsia"/>
-          <w:sz w:val="20"/>
-          <w:szCs w:val="20"/>
-        </w:rPr>
-        <w:t>；</w:t>
-      </w:r>
-    </w:p>
-    <w:p>
-      <w:pPr>
-        <w:spacing w:after="0" w:line="240" w:lineRule="auto"/>
-        <w:rPr>
-          <w:rFonts w:hint="eastAsia"/>
-          <w:sz w:val="20"/>
-          <w:szCs w:val="20"/>
-        </w:rPr>
-      </w:pPr>
-      <w:r>
-        <w:rPr>
-          <w:rFonts w:hint="eastAsia"/>
-          <w:b/>
-          <w:bCs/>
-          <w:sz w:val="20"/>
-          <w:szCs w:val="20"/>
-        </w:rPr>
-        <w:t>2.</w:t>
-      </w:r>
-      <w:r>
-        <w:rPr>
-          <w:rFonts w:hint="eastAsia"/>
-          <w:sz w:val="20"/>
-          <w:szCs w:val="20"/>
-        </w:rPr>
-        <w:t xml:space="preserve"> </w:t>
-      </w:r>
-      <w:r>
-        <w:rPr>
-          <w:rFonts w:hint="eastAsia"/>
-          <w:sz w:val="20"/>
-          <w:szCs w:val="20"/>
-        </w:rPr>
-        <w:t>老婆</w:t>
-      </w:r>
-      <w:r>
-        <w:rPr>
-          <w:rFonts w:hint="eastAsia"/>
-          <w:sz w:val="20"/>
-          <w:szCs w:val="20"/>
-        </w:rPr>
-        <w:t>/猜角色</w:t>
-      </w:r>
-      <w:r>
-        <w:rPr>
-          <w:rFonts w:hint="eastAsia"/>
-          <w:sz w:val="20"/>
-          <w:szCs w:val="20"/>
-        </w:rPr>
-        <w:t xml:space="preserve">功能的 </w:t>
-      </w:r>
-      <w:r>
-        <w:rPr>
-          <w:rFonts w:hint="eastAsia"/>
-          <w:b/>
-          <w:bCs/>
-          <w:sz w:val="20"/>
-          <w:szCs w:val="20"/>
-        </w:rPr>
-        <w:t xml:space="preserve">二次元人物来源 </w:t>
-      </w:r>
-      <w:r>
-        <w:rPr>
-          <w:rFonts w:hint="eastAsia"/>
-          <w:sz w:val="20"/>
-          <w:szCs w:val="20"/>
-        </w:rPr>
-        <w:t>为</w:t>
-      </w:r>
-      <w:r>
-        <w:rPr>
-          <w:rFonts w:hint="eastAsia"/>
-          <w:sz w:val="20"/>
-          <w:szCs w:val="20"/>
-        </w:rPr>
-        <w:t xml:space="preserve"> </w:t>
-      </w:r>
-      <w:r>
-        <w:rPr>
-          <w:rFonts w:hint="eastAsia"/>
-          <w:sz w:val="20"/>
-          <w:szCs w:val="20"/>
-        </w:rPr>
-        <w:t>acg</w:t>
-      </w:r>
-      <w:r>
-        <w:rPr>
-          <w:rFonts w:hint="eastAsia"/>
-          <w:sz w:val="20"/>
-          <w:szCs w:val="20"/>
-        </w:rPr>
-        <w:t>文件夹</w:t>
-      </w:r>
-      <w:r>
-        <w:rPr>
-          <w:rFonts w:hint="eastAsia"/>
-          <w:sz w:val="20"/>
-          <w:szCs w:val="20"/>
-        </w:rPr>
-        <w:t>下子目录名</w:t>
-      </w:r>
-      <w:r>
-        <w:rPr>
-          <w:rFonts w:hint="eastAsia"/>
-          <w:sz w:val="20"/>
-          <w:szCs w:val="20"/>
-        </w:rPr>
-        <w:t>，</w:t>
-      </w:r>
-      <w:r>
-        <w:rPr>
-          <w:rFonts w:hint="eastAsia"/>
-          <w:sz w:val="20"/>
-          <w:szCs w:val="20"/>
-        </w:rPr>
-        <w:t>可通过</w:t>
-      </w:r>
-      <w:r>
-        <w:rPr>
-          <w:rFonts w:hint="eastAsia"/>
-          <w:sz w:val="20"/>
-          <w:szCs w:val="20"/>
-        </w:rPr>
-        <w:t>ImageFolder</w:t>
-      </w:r>
-      <w:r>
-        <w:rPr>
-          <w:rFonts w:hint="eastAsia"/>
-          <w:sz w:val="20"/>
-          <w:szCs w:val="20"/>
-        </w:rPr>
-        <w:t>命令</w:t>
-      </w:r>
-      <w:r>
-        <w:rPr>
-          <w:rFonts w:hint="eastAsia"/>
-          <w:sz w:val="20"/>
-          <w:szCs w:val="20"/>
-        </w:rPr>
-        <w:t>查看</w:t>
-      </w:r>
-      <w:r>
-        <w:rPr>
-          <w:rFonts w:hint="eastAsia"/>
-          <w:sz w:val="20"/>
-          <w:szCs w:val="20"/>
-        </w:rPr>
-        <w:t>目录结构</w:t>
-      </w:r>
-      <w:r>
-        <w:rPr>
-          <w:rFonts w:hint="eastAsia"/>
-          <w:sz w:val="20"/>
-          <w:szCs w:val="20"/>
-        </w:rPr>
-        <w:t>；</w:t>
-      </w:r>
-    </w:p>
-    <w:p>
-      <w:pPr>
-        <w:spacing w:after="0" w:line="240" w:lineRule="auto"/>
-        <w:rPr>
-          <w:rFonts w:hint="eastAsia"/>
-          <w:sz w:val="20"/>
-          <w:szCs w:val="20"/>
-        </w:rPr>
-      </w:pPr>
-      <w:r>
-        <w:rPr>
-          <w:rFonts w:hint="eastAsia"/>
-          <w:b/>
-          <w:bCs/>
-          <w:sz w:val="20"/>
-          <w:szCs w:val="20"/>
-        </w:rPr>
-        <w:t>3</w:t>
-      </w:r>
-      <w:r>
-        <w:rPr>
-          <w:rFonts w:hint="eastAsia"/>
-          <w:b/>
-          <w:bCs/>
-          <w:sz w:val="20"/>
-          <w:szCs w:val="20"/>
-        </w:rPr>
-        <w:t>.</w:t>
-      </w:r>
-      <w:r>
-        <w:rPr>
-          <w:rFonts w:hint="eastAsia"/>
-          <w:sz w:val="20"/>
-          <w:szCs w:val="20"/>
-        </w:rPr>
-        <w:t xml:space="preserve"> </w:t>
-      </w:r>
-      <w:r>
-        <w:rPr>
-          <w:rFonts w:hint="eastAsia"/>
-          <w:sz w:val="20"/>
-          <w:szCs w:val="20"/>
-        </w:rPr>
-        <w:t>跨群游戏</w:t>
-      </w:r>
-      <w:r>
-        <w:rPr>
-          <w:rFonts w:hint="eastAsia"/>
-          <w:b/>
-          <w:bCs/>
-          <w:sz w:val="20"/>
-          <w:szCs w:val="20"/>
-        </w:rPr>
-        <w:t xml:space="preserve"> </w:t>
-      </w:r>
-      <w:r>
-        <w:rPr>
-          <w:rFonts w:hint="eastAsia"/>
-          <w:sz w:val="20"/>
-          <w:szCs w:val="20"/>
-        </w:rPr>
-        <w:t xml:space="preserve">匹配参数为 </w:t>
-      </w:r>
-      <w:r>
-        <w:rPr>
-          <w:rFonts w:hint="eastAsia"/>
-          <w:b/>
-          <w:bCs/>
-          <w:sz w:val="20"/>
-          <w:szCs w:val="20"/>
-        </w:rPr>
-        <w:t>游戏中文名</w:t>
-      </w:r>
-      <w:r>
-        <w:rPr>
-          <w:rFonts w:hint="eastAsia"/>
-          <w:sz w:val="20"/>
-          <w:szCs w:val="20"/>
-        </w:rPr>
-        <w:t>，</w:t>
-      </w:r>
-      <w:r>
-        <w:rPr>
-          <w:rFonts w:hint="eastAsia"/>
-          <w:sz w:val="20"/>
-          <w:szCs w:val="20"/>
-        </w:rPr>
-        <w:t xml:space="preserve">匹配成功后使用 </w:t>
-      </w:r>
-      <w:r>
-        <w:rPr>
-          <w:rFonts w:hint="eastAsia"/>
-          <w:b/>
-          <w:bCs/>
-          <w:sz w:val="20"/>
-          <w:szCs w:val="20"/>
-        </w:rPr>
-        <w:t xml:space="preserve">游戏指令 </w:t>
-      </w:r>
-      <w:r>
-        <w:rPr>
-          <w:rFonts w:hint="eastAsia"/>
-          <w:sz w:val="20"/>
-          <w:szCs w:val="20"/>
-        </w:rPr>
-        <w:t>进行游戏</w:t>
-      </w:r>
-      <w:r>
-        <w:rPr>
-          <w:rFonts w:hint="eastAsia"/>
-          <w:sz w:val="20"/>
-          <w:szCs w:val="20"/>
-        </w:rPr>
-        <w:t xml:space="preserve"> </w:t>
-      </w:r>
-      <w:r>
-        <w:rPr>
-          <w:rFonts w:hint="eastAsia"/>
-          <w:sz w:val="20"/>
-          <w:szCs w:val="20"/>
-        </w:rPr>
-        <w:t>(匹配超时</w:t>
-      </w:r>
-      <w:r>
-        <w:rPr>
-          <w:rFonts w:hint="eastAsia"/>
-          <w:sz w:val="20"/>
-          <w:szCs w:val="20"/>
-        </w:rPr>
-        <w:t>-</w:t>
-      </w:r>
-      <w:r>
-        <w:rPr>
-          <w:rFonts w:hint="eastAsia"/>
-          <w:sz w:val="20"/>
-          <w:szCs w:val="20"/>
-        </w:rPr>
-        <w:t>120秒</w:t>
-      </w:r>
-      <w:r>
-        <w:rPr>
-          <w:rFonts w:hint="eastAsia"/>
-          <w:b/>
-          <w:bCs/>
-          <w:sz w:val="20"/>
-          <w:szCs w:val="20"/>
-        </w:rPr>
-        <w:t xml:space="preserve"> </w:t>
-      </w:r>
-      <w:r>
-        <w:rPr>
-          <w:rFonts w:hint="eastAsia"/>
-          <w:sz w:val="20"/>
-          <w:szCs w:val="20"/>
-        </w:rPr>
-        <w:t>无动作超时</w:t>
-      </w:r>
-      <w:r>
-        <w:rPr>
-          <w:rFonts w:hint="eastAsia"/>
-          <w:sz w:val="20"/>
-          <w:szCs w:val="20"/>
-        </w:rPr>
-        <w:t>-</w:t>
-      </w:r>
-      <w:r>
-        <w:rPr>
-          <w:rFonts w:hint="eastAsia"/>
-          <w:sz w:val="20"/>
-          <w:szCs w:val="20"/>
-        </w:rPr>
-        <w:t>240秒</w:t>
-      </w:r>
-      <w:r>
-        <w:rPr>
-          <w:rFonts w:hint="eastAsia"/>
-          <w:sz w:val="20"/>
-          <w:szCs w:val="20"/>
-        </w:rPr>
-        <w:t>)</w:t>
-      </w:r>
-      <w:r>
-        <w:rPr>
-          <w:rFonts w:hint="eastAsia"/>
-          <w:sz w:val="20"/>
-          <w:szCs w:val="20"/>
-        </w:rPr>
-        <w:t>；</w:t>
-      </w:r>
-    </w:p>
-    <w:p>
-      <w:pPr>
-        <w:spacing w:after="0" w:line="240" w:lineRule="auto"/>
-        <w:rPr>
-          <w:rFonts w:hint="eastAsia"/>
-          <w:sz w:val="20"/>
-          <w:szCs w:val="20"/>
-        </w:rPr>
-      </w:pPr>
-      <w:r>
-        <w:rPr>
-          <w:rFonts w:hint="eastAsia"/>
-          <w:b/>
-          <w:bCs/>
-          <w:sz w:val="20"/>
-          <w:szCs w:val="20"/>
-        </w:rPr>
-        <w:t>4</w:t>
-      </w:r>
-      <w:r>
-        <w:rPr>
-          <w:rFonts w:hint="eastAsia"/>
-          <w:b/>
-          <w:bCs/>
-          <w:sz w:val="20"/>
-          <w:szCs w:val="20"/>
-        </w:rPr>
-        <w:t>.</w:t>
-      </w:r>
-      <w:r>
-        <w:rPr>
-          <w:rFonts w:hint="eastAsia"/>
-          <w:sz w:val="20"/>
-          <w:szCs w:val="20"/>
-        </w:rPr>
-        <w:t xml:space="preserve"> </w:t>
-      </w:r>
-      <w:r>
-        <w:rPr>
-          <w:rFonts w:hint="eastAsia"/>
-          <w:sz w:val="20"/>
-          <w:szCs w:val="20"/>
-        </w:rPr>
-        <w:t>使用</w:t>
-      </w:r>
-      <w:r>
-        <w:rPr>
-          <w:rFonts w:hint="eastAsia"/>
-          <w:b/>
-          <w:bCs/>
-          <w:sz w:val="20"/>
-          <w:szCs w:val="20"/>
-        </w:rPr>
-        <w:t>AI Monitor模式</w:t>
-      </w:r>
-      <w:r>
-        <w:rPr>
-          <w:rFonts w:hint="eastAsia"/>
-          <w:b/>
-          <w:bCs/>
-          <w:sz w:val="20"/>
-          <w:szCs w:val="20"/>
-        </w:rPr>
-        <w:t xml:space="preserve"> </w:t>
-      </w:r>
-      <w:r>
-        <w:rPr>
-          <w:rFonts w:hint="eastAsia"/>
-          <w:sz w:val="20"/>
-          <w:szCs w:val="20"/>
-        </w:rPr>
-        <w:t>及</w:t>
-      </w:r>
-      <w:r>
-        <w:rPr>
-          <w:rFonts w:hint="eastAsia"/>
-          <w:sz w:val="20"/>
-          <w:szCs w:val="20"/>
-        </w:rPr>
-        <w:t xml:space="preserve"> </w:t>
-      </w:r>
-      <w:r>
-        <w:rPr>
-          <w:rFonts w:hint="eastAsia"/>
-          <w:b/>
-          <w:bCs/>
-          <w:sz w:val="20"/>
-          <w:szCs w:val="20"/>
-        </w:rPr>
-        <w:t>Recall Detect功能</w:t>
-      </w:r>
-      <w:r>
-        <w:rPr>
-          <w:rFonts w:hint="eastAsia"/>
-          <w:sz w:val="20"/>
-          <w:szCs w:val="20"/>
-        </w:rPr>
-        <w:t xml:space="preserve"> 需通过</w:t>
-      </w:r>
-      <w:r>
-        <w:rPr>
-          <w:rFonts w:hint="eastAsia"/>
-          <w:sz w:val="20"/>
-          <w:szCs w:val="20"/>
-        </w:rPr>
-        <w:t>Func</w:t>
-      </w:r>
-      <w:r>
-        <w:rPr>
-          <w:rFonts w:hint="eastAsia"/>
-          <w:sz w:val="20"/>
-          <w:szCs w:val="20"/>
-        </w:rPr>
-        <w:t>Set/GroupSet</w:t>
-      </w:r>
-      <w:r>
-        <w:rPr>
-          <w:rFonts w:hint="eastAsia"/>
-          <w:sz w:val="20"/>
-          <w:szCs w:val="20"/>
-        </w:rPr>
-        <w:t>命令预先</w:t>
-      </w:r>
-      <w:r>
-        <w:rPr>
-          <w:rFonts w:hint="eastAsia"/>
-          <w:sz w:val="20"/>
-          <w:szCs w:val="20"/>
-        </w:rPr>
-        <w:t>启用</w:t>
-      </w:r>
-      <w:r>
-        <w:rPr>
-          <w:rFonts w:hint="eastAsia"/>
-          <w:sz w:val="20"/>
-          <w:szCs w:val="20"/>
-        </w:rPr>
-        <w:t>m</w:t>
-      </w:r>
-      <w:r>
-        <w:rPr>
-          <w:rFonts w:hint="eastAsia"/>
-          <w:sz w:val="20"/>
-          <w:szCs w:val="20"/>
-        </w:rPr>
-        <w:t>essageCollect</w:t>
-      </w:r>
-      <w:r>
-        <w:rPr>
-          <w:rFonts w:hint="eastAsia"/>
-          <w:sz w:val="20"/>
-          <w:szCs w:val="20"/>
-        </w:rPr>
-        <w:t>消息</w:t>
-      </w:r>
-      <w:r>
-        <w:rPr>
-          <w:rFonts w:hint="eastAsia"/>
-          <w:sz w:val="20"/>
-          <w:szCs w:val="20"/>
-        </w:rPr>
-        <w:t>收集</w:t>
-      </w:r>
-      <w:r>
-        <w:rPr>
-          <w:rFonts w:hint="eastAsia"/>
-          <w:sz w:val="20"/>
-          <w:szCs w:val="20"/>
-        </w:rPr>
-        <w:t>；</w:t>
-      </w:r>
-    </w:p>
-    <w:p>
-      <w:pPr>
-        <w:spacing w:after="0" w:line="240" w:lineRule="auto"/>
-        <w:rPr>
-          <w:rFonts w:hint="eastAsia"/>
-          <w:sz w:val="20"/>
-          <w:szCs w:val="20"/>
-        </w:rPr>
-      </w:pPr>
-      <w:r>
-        <w:rPr>
-          <w:rFonts w:hint="eastAsia"/>
-          <w:b/>
-          <w:bCs/>
-          <w:sz w:val="20"/>
-          <w:szCs w:val="20"/>
-        </w:rPr>
-        <w:t>5</w:t>
-      </w:r>
-      <w:r>
-        <w:rPr>
-          <w:rFonts w:hint="eastAsia"/>
-          <w:b/>
-          <w:bCs/>
-          <w:sz w:val="20"/>
-          <w:szCs w:val="20"/>
-        </w:rPr>
-        <w:t>.</w:t>
-      </w:r>
-      <w:r>
-        <w:rPr>
-          <w:rFonts w:hint="eastAsia"/>
-          <w:b/>
-          <w:bCs/>
-          <w:sz w:val="20"/>
-          <w:szCs w:val="20"/>
-        </w:rPr>
-        <w:t xml:space="preserve"> </w:t>
-      </w:r>
-      <w:r>
-        <w:rPr>
-          <w:rFonts w:hint="eastAsia"/>
-          <w:sz w:val="20"/>
-          <w:szCs w:val="20"/>
-        </w:rPr>
-        <w:t>大部分</w:t>
-      </w:r>
-      <w:r>
-        <w:rPr>
-          <w:rFonts w:hint="eastAsia"/>
-          <w:sz w:val="20"/>
-          <w:szCs w:val="20"/>
-        </w:rPr>
-        <w:t xml:space="preserve"> </w:t>
-      </w:r>
-      <w:r>
-        <w:rPr>
-          <w:rFonts w:hint="eastAsia"/>
-          <w:b/>
-          <w:bCs/>
-          <w:sz w:val="20"/>
-          <w:szCs w:val="20"/>
-        </w:rPr>
-        <w:t>设置方法</w:t>
-      </w:r>
-      <w:r>
-        <w:rPr>
-          <w:rFonts w:hint="eastAsia"/>
-          <w:b/>
-          <w:bCs/>
-          <w:sz w:val="20"/>
-          <w:szCs w:val="20"/>
-        </w:rPr>
-        <w:t xml:space="preserve"> (AI/Game/Monitor等设置)</w:t>
-      </w:r>
-      <w:r>
-        <w:rPr>
-          <w:rFonts w:hint="eastAsia"/>
-          <w:sz w:val="20"/>
-          <w:szCs w:val="20"/>
-        </w:rPr>
-        <w:t xml:space="preserve"> 已集成至</w:t>
-      </w:r>
-      <w:r>
-        <w:rPr>
-          <w:rFonts w:hint="eastAsia"/>
-          <w:sz w:val="20"/>
-          <w:szCs w:val="20"/>
-        </w:rPr>
-        <w:t xml:space="preserve"> </w:t>
-      </w:r>
-      <w:r>
-        <w:rPr>
-          <w:rFonts w:hint="eastAsia"/>
-          <w:sz w:val="20"/>
-          <w:szCs w:val="20"/>
-        </w:rPr>
-        <w:t>GroupSet 群设置</w:t>
-      </w:r>
-      <w:r>
-        <w:rPr>
-          <w:rFonts w:hint="eastAsia"/>
-          <w:sz w:val="20"/>
-          <w:szCs w:val="20"/>
-        </w:rPr>
-        <w:t>命令中，并按群聊保存独立配置</w:t>
-      </w:r>
-      <w:r>
-        <w:rPr>
-          <w:rFonts w:hint="eastAsia"/>
-          <w:sz w:val="20"/>
-          <w:szCs w:val="20"/>
-        </w:rPr>
-        <w:t>；</w:t>
-      </w:r>
-    </w:p>
-    <w:p>
-      <w:pPr>
-        <w:spacing w:after="0" w:line="240" w:lineRule="auto"/>
-        <w:rPr>
-          <w:rFonts w:hint="eastAsia"/>
-          <w:sz w:val="20"/>
-          <w:szCs w:val="20"/>
-        </w:rPr>
-      </w:pPr>
-      <w:r>
-        <w:rPr>
-          <w:rFonts w:hint="eastAsia"/>
-          <w:b/>
-          <w:bCs/>
-          <w:sz w:val="20"/>
-          <w:szCs w:val="20"/>
-        </w:rPr>
-        <w:t>6</w:t>
-      </w:r>
-      <w:r>
-        <w:rPr>
-          <w:rFonts w:hint="eastAsia"/>
-          <w:b/>
-          <w:bCs/>
-          <w:sz w:val="20"/>
-          <w:szCs w:val="20"/>
-        </w:rPr>
-        <w:t>.</w:t>
-      </w:r>
-      <w:r>
-        <w:rPr>
-          <w:rFonts w:hint="eastAsia"/>
-          <w:b/>
-          <w:bCs/>
-          <w:sz w:val="20"/>
-          <w:szCs w:val="20"/>
-        </w:rPr>
-        <w:t xml:space="preserve"> </w:t>
-      </w:r>
-      <w:r>
-        <w:rPr>
-          <w:rFonts w:hint="eastAsia"/>
-          <w:sz w:val="20"/>
-          <w:szCs w:val="20"/>
-        </w:rPr>
-        <w:t>语音合成功能</w:t>
-      </w:r>
-      <w:r>
-        <w:rPr>
-          <w:rFonts w:hint="eastAsia"/>
-          <w:b/>
-          <w:bCs/>
-          <w:sz w:val="20"/>
-          <w:szCs w:val="20"/>
-        </w:rPr>
-        <w:t>Tts</w:t>
-      </w:r>
-      <w:r>
-        <w:rPr>
-          <w:rFonts w:hint="eastAsia"/>
-          <w:sz w:val="20"/>
-          <w:szCs w:val="20"/>
-        </w:rPr>
-        <w:t>命令的AI可调用性受</w:t>
-      </w:r>
-      <w:r>
-        <w:rPr>
-          <w:rFonts w:hint="eastAsia"/>
-          <w:sz w:val="20"/>
-          <w:szCs w:val="20"/>
-        </w:rPr>
-        <w:t>GroupSet</w:t>
-      </w:r>
-      <w:r>
-        <w:rPr>
-          <w:rFonts w:hint="eastAsia"/>
-          <w:sz w:val="20"/>
-          <w:szCs w:val="20"/>
-        </w:rPr>
-        <w:t>群设置控制。</w:t>
-      </w:r>
-    </w:p>
-    <w:p>
-      <w:pPr>
-        <w:spacing w:after="0" w:line="240" w:lineRule="auto"/>
-        <w:rPr>
-          <w:rFonts w:hint="eastAsia"/>
-          <w:sz w:val="20"/>
-          <w:szCs w:val="20"/>
+          <w:rFonts w:hint="eastAsia"/>
         </w:rPr>
       </w:pPr>
     </w:p>
@@ -5396,6 +4193,1516 @@
       <w:pPr>
         <w:spacing w:after="0" w:line="240" w:lineRule="auto"/>
         <w:rPr>
+          <w:rFonts w:ascii="Segoe UI Emoji" w:hAnsi="Segoe UI Emoji" w:cs="Segoe UI Emoji"/>
+          <w:b/>
+          <w:bCs/>
+          <w:sz w:val="20"/>
+          <w:szCs w:val="20"/>
+        </w:rPr>
+      </w:pPr>
+      <w:r>
+        <w:rPr>
+          <w:rFonts w:hint="eastAsia"/>
+          <w:b/>
+          <w:bCs/>
+          <w:sz w:val="20"/>
+          <w:szCs w:val="20"/>
+        </w:rPr>
+        <w:t>[</w:t>
+      </w:r>
+      <w:r>
+        <w:rPr>
+          <w:rFonts w:hint="eastAsia"/>
+          <w:b/>
+          <w:bCs/>
+          <w:sz w:val="20"/>
+          <w:szCs w:val="20"/>
+        </w:rPr>
+        <w:t>注意事项</w:t>
+      </w:r>
+      <w:r>
+        <w:rPr>
+          <w:rFonts w:hint="eastAsia"/>
+          <w:b/>
+          <w:bCs/>
+          <w:sz w:val="20"/>
+          <w:szCs w:val="20"/>
+        </w:rPr>
+        <w:t>]</w:t>
+      </w:r>
+      <w:r>
+        <w:rPr>
+          <w:b/>
+          <w:bCs/>
+          <w:sz w:val="20"/>
+          <w:szCs w:val="20"/>
+        </w:rPr>
+        <w:tab/>
+      </w:r>
+      <w:r>
+        <w:rPr>
+          <w:b/>
+          <w:bCs/>
+          <w:sz w:val="20"/>
+          <w:szCs w:val="20"/>
+        </w:rPr>
+        <w:tab/>
+      </w:r>
+      <w:r>
+        <w:rPr>
+          <w:b/>
+          <w:bCs/>
+          <w:sz w:val="20"/>
+          <w:szCs w:val="20"/>
+        </w:rPr>
+        <w:tab/>
+      </w:r>
+      <w:r>
+        <w:rPr>
+          <w:b/>
+          <w:bCs/>
+          <w:sz w:val="20"/>
+          <w:szCs w:val="20"/>
+        </w:rPr>
+        <w:tab/>
+      </w:r>
+      <w:r>
+        <w:rPr>
+          <w:b/>
+          <w:bCs/>
+          <w:sz w:val="20"/>
+          <w:szCs w:val="20"/>
+        </w:rPr>
+        <w:tab/>
+      </w:r>
+      <w:r>
+        <w:rPr>
+          <w:rFonts w:hint="eastAsia"/>
+          <w:b/>
+          <w:bCs/>
+          <w:sz w:val="20"/>
+          <w:szCs w:val="20"/>
+        </w:rPr>
+        <w:t xml:space="preserve">     </w:t>
+      </w:r>
+      <w:r>
+        <w:rPr>
+          <w:rFonts w:hint="eastAsia"/>
+          <w:b/>
+          <w:bCs/>
+          <w:sz w:val="20"/>
+          <w:szCs w:val="20"/>
+        </w:rPr>
+        <w:t xml:space="preserve">                     </w:t>
+      </w:r>
+      <w:r>
+        <w:rPr>
+          <w:rFonts w:hint="eastAsia"/>
+          <w:b/>
+          <w:bCs/>
+          <w:sz w:val="20"/>
+          <w:szCs w:val="20"/>
+        </w:rPr>
+        <w:t xml:space="preserve">  </w:t>
+      </w:r>
+      <w:r>
+        <w:rPr>
+          <w:rFonts w:hint="eastAsia"/>
+          <w:b/>
+          <w:bCs/>
+          <w:sz w:val="20"/>
+          <w:szCs w:val="20"/>
+        </w:rPr>
+        <w:t>[命令限权等级 -</w:t>
+      </w:r>
+      <w:r>
+        <w:rPr>
+          <w:rFonts w:ascii="Segoe UI Emoji" w:hAnsi="Segoe UI Emoji" w:cs="Segoe UI Emoji"/>
+        </w:rPr>
+        <w:t xml:space="preserve"> </w:t>
+      </w:r>
+      <w:r>
+        <w:rPr>
+          <w:rFonts w:ascii="Segoe UI Emoji" w:hAnsi="Segoe UI Emoji" w:cs="Segoe UI Emoji"/>
+          <w:b/>
+          <w:bCs/>
+          <w:sz w:val="20"/>
+          <w:szCs w:val="20"/>
+        </w:rPr>
+        <w:t>🟢</w:t>
+      </w:r>
+      <w:r>
+        <w:rPr>
+          <w:rFonts w:ascii="Segoe UI Emoji" w:hAnsi="Segoe UI Emoji" w:cs="Segoe UI Emoji" w:hint="eastAsia"/>
+          <w:b/>
+          <w:bCs/>
+          <w:sz w:val="20"/>
+          <w:szCs w:val="20"/>
+        </w:rPr>
+        <w:t xml:space="preserve"> </w:t>
+      </w:r>
+      <w:r>
+        <w:rPr>
+          <w:rFonts w:ascii="Segoe UI Emoji" w:hAnsi="Segoe UI Emoji" w:cs="Segoe UI Emoji"/>
+          <w:b/>
+          <w:bCs/>
+          <w:sz w:val="20"/>
+          <w:szCs w:val="20"/>
+        </w:rPr>
+        <w:t>−I</w:t>
+      </w:r>
+      <w:r>
+        <w:rPr>
+          <w:rFonts w:ascii="Segoe UI Emoji" w:hAnsi="Segoe UI Emoji" w:cs="Segoe UI Emoji" w:hint="eastAsia"/>
+          <w:b/>
+          <w:bCs/>
+          <w:sz w:val="20"/>
+          <w:szCs w:val="20"/>
+        </w:rPr>
+        <w:t>级</w:t>
+      </w:r>
+      <w:r>
+        <w:rPr>
+          <w:rFonts w:ascii="Segoe UI Emoji" w:hAnsi="Segoe UI Emoji" w:cs="Segoe UI Emoji" w:hint="eastAsia"/>
+          <w:b/>
+          <w:bCs/>
+          <w:sz w:val="20"/>
+          <w:szCs w:val="20"/>
+        </w:rPr>
+        <w:t xml:space="preserve"> </w:t>
+      </w:r>
+      <w:r>
+        <w:rPr>
+          <w:rFonts w:ascii="Segoe UI Emoji" w:hAnsi="Segoe UI Emoji" w:cs="Segoe UI Emoji"/>
+          <w:b/>
+          <w:bCs/>
+          <w:sz w:val="20"/>
+          <w:szCs w:val="20"/>
+        </w:rPr>
+        <w:t>⚪</w:t>
+      </w:r>
+      <w:r>
+        <w:rPr>
+          <w:rFonts w:ascii="Segoe UI Emoji" w:hAnsi="Segoe UI Emoji" w:cs="Segoe UI Emoji" w:hint="eastAsia"/>
+          <w:b/>
+          <w:bCs/>
+          <w:sz w:val="20"/>
+          <w:szCs w:val="20"/>
+        </w:rPr>
+        <w:t xml:space="preserve"> 0</w:t>
+      </w:r>
+      <w:r>
+        <w:rPr>
+          <w:rFonts w:ascii="Segoe UI Emoji" w:hAnsi="Segoe UI Emoji" w:cs="Segoe UI Emoji" w:hint="eastAsia"/>
+          <w:b/>
+          <w:bCs/>
+          <w:sz w:val="20"/>
+          <w:szCs w:val="20"/>
+        </w:rPr>
+        <w:t>级</w:t>
+      </w:r>
+      <w:r>
+        <w:rPr>
+          <w:rFonts w:hint="eastAsia"/>
+          <w:b/>
+          <w:bCs/>
+          <w:sz w:val="20"/>
+          <w:szCs w:val="20"/>
+        </w:rPr>
+        <w:t xml:space="preserve"> </w:t>
+      </w:r>
+      <w:r>
+        <w:rPr>
+          <w:rFonts w:ascii="Segoe UI Emoji" w:hAnsi="Segoe UI Emoji" w:cs="Segoe UI Emoji"/>
+          <w:b/>
+          <w:bCs/>
+          <w:sz w:val="20"/>
+          <w:szCs w:val="20"/>
+        </w:rPr>
+        <w:t>🔷</w:t>
+      </w:r>
+      <w:r>
+        <w:rPr>
+          <w:rFonts w:ascii="Segoe UI Emoji" w:hAnsi="Segoe UI Emoji" w:cs="Segoe UI Emoji" w:hint="eastAsia"/>
+          <w:b/>
+          <w:bCs/>
+          <w:sz w:val="20"/>
+          <w:szCs w:val="20"/>
+        </w:rPr>
+        <w:t xml:space="preserve"> I</w:t>
+      </w:r>
+      <w:r>
+        <w:rPr>
+          <w:rFonts w:ascii="Segoe UI Emoji" w:hAnsi="Segoe UI Emoji" w:cs="Segoe UI Emoji" w:hint="eastAsia"/>
+          <w:b/>
+          <w:bCs/>
+          <w:sz w:val="20"/>
+          <w:szCs w:val="20"/>
+        </w:rPr>
+        <w:t>级</w:t>
+      </w:r>
+      <w:r>
+        <w:rPr>
+          <w:rFonts w:ascii="Segoe UI Emoji" w:hAnsi="Segoe UI Emoji" w:cs="Segoe UI Emoji" w:hint="eastAsia"/>
+          <w:b/>
+          <w:bCs/>
+          <w:sz w:val="20"/>
+          <w:szCs w:val="20"/>
+        </w:rPr>
+        <w:t xml:space="preserve"> </w:t>
+      </w:r>
+      <w:r>
+        <w:rPr>
+          <w:rFonts w:ascii="Segoe UI Emoji" w:hAnsi="Segoe UI Emoji" w:cs="Segoe UI Emoji"/>
+          <w:b/>
+          <w:bCs/>
+          <w:sz w:val="20"/>
+          <w:szCs w:val="20"/>
+        </w:rPr>
+        <w:t>🔶</w:t>
+      </w:r>
+      <w:r>
+        <w:rPr>
+          <w:rFonts w:ascii="Segoe UI Emoji" w:hAnsi="Segoe UI Emoji" w:cs="Segoe UI Emoji" w:hint="eastAsia"/>
+          <w:b/>
+          <w:bCs/>
+          <w:sz w:val="20"/>
+          <w:szCs w:val="20"/>
+        </w:rPr>
+        <w:t xml:space="preserve"> II</w:t>
+      </w:r>
+      <w:r>
+        <w:rPr>
+          <w:rFonts w:ascii="Segoe UI Emoji" w:hAnsi="Segoe UI Emoji" w:cs="Segoe UI Emoji" w:hint="eastAsia"/>
+          <w:b/>
+          <w:bCs/>
+          <w:sz w:val="20"/>
+          <w:szCs w:val="20"/>
+        </w:rPr>
+        <w:t>级</w:t>
+      </w:r>
+      <w:r>
+        <w:rPr>
+          <w:rFonts w:ascii="Segoe UI Emoji" w:hAnsi="Segoe UI Emoji" w:cs="Segoe UI Emoji" w:hint="eastAsia"/>
+          <w:b/>
+          <w:bCs/>
+          <w:sz w:val="20"/>
+          <w:szCs w:val="20"/>
+        </w:rPr>
+        <w:t>]</w:t>
+      </w:r>
+    </w:p>
+    <w:p>
+      <w:pPr>
+        <w:spacing w:after="0" w:line="240" w:lineRule="auto"/>
+        <w:rPr>
+          <w:rFonts w:hint="eastAsia"/>
+          <w:sz w:val="20"/>
+          <w:szCs w:val="20"/>
+        </w:rPr>
+      </w:pPr>
+      <w:r>
+        <w:rPr>
+          <w:rFonts w:hint="eastAsia"/>
+          <w:b/>
+          <w:bCs/>
+          <w:sz w:val="20"/>
+          <w:szCs w:val="20"/>
+        </w:rPr>
+        <w:t>1.</w:t>
+      </w:r>
+      <w:r>
+        <w:rPr>
+          <w:rFonts w:hint="eastAsia"/>
+          <w:sz w:val="20"/>
+          <w:szCs w:val="20"/>
+        </w:rPr>
+        <w:t xml:space="preserve"> 当前指令前缀为 </w:t>
+      </w:r>
+      <w:r>
+        <w:rPr>
+          <w:rFonts w:hint="eastAsia"/>
+          <w:b/>
+          <w:bCs/>
+          <w:sz w:val="20"/>
+          <w:szCs w:val="20"/>
+        </w:rPr>
+        <w:t>/</w:t>
+      </w:r>
+      <w:r>
+        <w:rPr>
+          <w:rFonts w:hint="eastAsia"/>
+          <w:sz w:val="20"/>
+          <w:szCs w:val="20"/>
+        </w:rPr>
+        <w:t>；</w:t>
+      </w:r>
+      <w:r>
+        <w:rPr>
+          <w:rFonts w:hint="eastAsia"/>
+          <w:sz w:val="20"/>
+          <w:szCs w:val="20"/>
+        </w:rPr>
+        <w:t xml:space="preserve">表中 </w:t>
+      </w:r>
+      <w:r>
+        <w:rPr>
+          <w:rFonts w:hint="eastAsia"/>
+          <w:b/>
+          <w:bCs/>
+          <w:sz w:val="20"/>
+          <w:szCs w:val="20"/>
+        </w:rPr>
+        <w:t>中英文命令</w:t>
+      </w:r>
+      <w:r>
+        <w:rPr>
+          <w:rFonts w:hint="eastAsia"/>
+          <w:b/>
+          <w:bCs/>
+          <w:sz w:val="20"/>
+          <w:szCs w:val="20"/>
+        </w:rPr>
+        <w:t>通用</w:t>
+      </w:r>
+      <w:r>
+        <w:rPr>
+          <w:rFonts w:hint="eastAsia"/>
+          <w:sz w:val="20"/>
+          <w:szCs w:val="20"/>
+        </w:rPr>
+        <w:t>；可</w:t>
+      </w:r>
+      <w:r>
+        <w:rPr>
+          <w:rFonts w:hint="eastAsia"/>
+          <w:sz w:val="20"/>
+          <w:szCs w:val="20"/>
+        </w:rPr>
+        <w:t>通过</w:t>
+      </w:r>
+      <w:r>
+        <w:rPr>
+          <w:rFonts w:hint="eastAsia"/>
+          <w:sz w:val="20"/>
+          <w:szCs w:val="20"/>
+        </w:rPr>
+        <w:t xml:space="preserve"> </w:t>
+      </w:r>
+      <w:r>
+        <w:rPr>
+          <w:rFonts w:hint="eastAsia"/>
+          <w:b/>
+          <w:bCs/>
+          <w:sz w:val="20"/>
+          <w:szCs w:val="20"/>
+        </w:rPr>
+        <w:t>[-x]</w:t>
+      </w:r>
+      <w:r>
+        <w:rPr>
+          <w:rFonts w:hint="eastAsia"/>
+          <w:b/>
+          <w:bCs/>
+          <w:sz w:val="20"/>
+          <w:szCs w:val="20"/>
+        </w:rPr>
+        <w:t xml:space="preserve"> </w:t>
+      </w:r>
+      <w:r>
+        <w:rPr>
+          <w:rFonts w:hint="eastAsia"/>
+          <w:sz w:val="20"/>
+          <w:szCs w:val="20"/>
+        </w:rPr>
+        <w:t>及</w:t>
+      </w:r>
+      <w:r>
+        <w:rPr>
+          <w:rFonts w:hint="eastAsia"/>
+          <w:b/>
+          <w:bCs/>
+          <w:sz w:val="20"/>
+          <w:szCs w:val="20"/>
+        </w:rPr>
+        <w:t xml:space="preserve"> </w:t>
+      </w:r>
+      <w:r>
+        <w:rPr>
+          <w:rFonts w:hint="eastAsia"/>
+          <w:b/>
+          <w:bCs/>
+          <w:sz w:val="20"/>
+          <w:szCs w:val="20"/>
+        </w:rPr>
+        <w:t>[-b]</w:t>
+      </w:r>
+      <w:r>
+        <w:rPr>
+          <w:rFonts w:hint="eastAsia"/>
+          <w:b/>
+          <w:bCs/>
+          <w:sz w:val="20"/>
+          <w:szCs w:val="20"/>
+        </w:rPr>
+        <w:t xml:space="preserve"> [</w:t>
+      </w:r>
+      <w:r>
+        <w:rPr>
+          <w:rFonts w:hint="eastAsia"/>
+          <w:b/>
+          <w:bCs/>
+          <w:sz w:val="20"/>
+          <w:szCs w:val="20"/>
+        </w:rPr>
+        <w:t>id</w:t>
+      </w:r>
+      <w:r>
+        <w:rPr>
+          <w:rFonts w:hint="eastAsia"/>
+          <w:b/>
+          <w:bCs/>
+          <w:sz w:val="20"/>
+          <w:szCs w:val="20"/>
+        </w:rPr>
+        <w:t>] [</w:t>
+      </w:r>
+      <w:r>
+        <w:rPr>
+          <w:rFonts w:hint="eastAsia"/>
+          <w:b/>
+          <w:bCs/>
+          <w:sz w:val="20"/>
+          <w:szCs w:val="20"/>
+        </w:rPr>
+        <w:t>minute</w:t>
+      </w:r>
+      <w:r>
+        <w:rPr>
+          <w:rFonts w:hint="eastAsia"/>
+          <w:b/>
+          <w:bCs/>
+          <w:sz w:val="20"/>
+          <w:szCs w:val="20"/>
+        </w:rPr>
+        <w:t>]</w:t>
+      </w:r>
+      <w:r>
+        <w:rPr>
+          <w:rFonts w:hint="eastAsia"/>
+          <w:sz w:val="20"/>
+          <w:szCs w:val="20"/>
+        </w:rPr>
+        <w:t xml:space="preserve"> </w:t>
+      </w:r>
+      <w:r>
+        <w:rPr>
+          <w:rFonts w:hint="eastAsia"/>
+          <w:sz w:val="20"/>
+          <w:szCs w:val="20"/>
+        </w:rPr>
+        <w:t>临时停</w:t>
+      </w:r>
+      <w:r>
+        <w:rPr>
+          <w:rFonts w:hint="eastAsia"/>
+          <w:sz w:val="20"/>
+          <w:szCs w:val="20"/>
+        </w:rPr>
+        <w:t>用群</w:t>
+      </w:r>
+      <w:r>
+        <w:rPr>
+          <w:rFonts w:hint="eastAsia"/>
+          <w:sz w:val="20"/>
+          <w:szCs w:val="20"/>
+        </w:rPr>
+        <w:t>指</w:t>
+      </w:r>
+      <w:r>
+        <w:rPr>
+          <w:rFonts w:hint="eastAsia"/>
+          <w:sz w:val="20"/>
+          <w:szCs w:val="20"/>
+        </w:rPr>
+        <w:t>令</w:t>
+      </w:r>
+      <w:r>
+        <w:rPr>
+          <w:rFonts w:hint="eastAsia"/>
+          <w:sz w:val="20"/>
+          <w:szCs w:val="20"/>
+        </w:rPr>
+        <w:t>/用户指令</w:t>
+      </w:r>
+      <w:r>
+        <w:rPr>
+          <w:rFonts w:hint="eastAsia"/>
+          <w:sz w:val="20"/>
+          <w:szCs w:val="20"/>
+        </w:rPr>
+        <w:t xml:space="preserve"> (</w:t>
+      </w:r>
+      <w:r>
+        <w:rPr>
+          <w:rFonts w:hint="eastAsia"/>
+          <w:sz w:val="20"/>
+          <w:szCs w:val="20"/>
+        </w:rPr>
+        <w:t>I</w:t>
+      </w:r>
+      <w:r>
+        <w:rPr>
+          <w:rFonts w:hint="eastAsia"/>
+          <w:sz w:val="20"/>
+          <w:szCs w:val="20"/>
+        </w:rPr>
+        <w:t>级)</w:t>
+      </w:r>
+      <w:r>
+        <w:rPr>
+          <w:rFonts w:hint="eastAsia"/>
+          <w:sz w:val="20"/>
+          <w:szCs w:val="20"/>
+        </w:rPr>
+        <w:t>；</w:t>
+      </w:r>
+    </w:p>
+    <w:p>
+      <w:pPr>
+        <w:spacing w:after="0" w:line="240" w:lineRule="auto"/>
+        <w:rPr>
+          <w:rFonts w:hint="eastAsia"/>
+          <w:sz w:val="20"/>
+          <w:szCs w:val="20"/>
+        </w:rPr>
+      </w:pPr>
+      <w:r>
+        <w:rPr>
+          <w:rFonts w:hint="eastAsia"/>
+          <w:b/>
+          <w:bCs/>
+          <w:sz w:val="20"/>
+          <w:szCs w:val="20"/>
+        </w:rPr>
+        <w:t>2.</w:t>
+      </w:r>
+      <w:r>
+        <w:rPr>
+          <w:rFonts w:hint="eastAsia"/>
+          <w:sz w:val="20"/>
+          <w:szCs w:val="20"/>
+        </w:rPr>
+        <w:t xml:space="preserve"> </w:t>
+      </w:r>
+      <w:r>
+        <w:rPr>
+          <w:rFonts w:hint="eastAsia"/>
+          <w:sz w:val="20"/>
+          <w:szCs w:val="20"/>
+        </w:rPr>
+        <w:t>老婆</w:t>
+      </w:r>
+      <w:r>
+        <w:rPr>
+          <w:rFonts w:hint="eastAsia"/>
+          <w:sz w:val="20"/>
+          <w:szCs w:val="20"/>
+        </w:rPr>
+        <w:t>/猜角色</w:t>
+      </w:r>
+      <w:r>
+        <w:rPr>
+          <w:rFonts w:hint="eastAsia"/>
+          <w:sz w:val="20"/>
+          <w:szCs w:val="20"/>
+        </w:rPr>
+        <w:t xml:space="preserve">功能的 </w:t>
+      </w:r>
+      <w:r>
+        <w:rPr>
+          <w:rFonts w:hint="eastAsia"/>
+          <w:b/>
+          <w:bCs/>
+          <w:sz w:val="20"/>
+          <w:szCs w:val="20"/>
+        </w:rPr>
+        <w:t xml:space="preserve">二次元人物来源 </w:t>
+      </w:r>
+      <w:r>
+        <w:rPr>
+          <w:rFonts w:hint="eastAsia"/>
+          <w:sz w:val="20"/>
+          <w:szCs w:val="20"/>
+        </w:rPr>
+        <w:t>为</w:t>
+      </w:r>
+      <w:r>
+        <w:rPr>
+          <w:rFonts w:hint="eastAsia"/>
+          <w:sz w:val="20"/>
+          <w:szCs w:val="20"/>
+        </w:rPr>
+        <w:t>acg</w:t>
+      </w:r>
+      <w:r>
+        <w:rPr>
+          <w:rFonts w:hint="eastAsia"/>
+          <w:sz w:val="20"/>
+          <w:szCs w:val="20"/>
+        </w:rPr>
+        <w:t>文件夹</w:t>
+      </w:r>
+      <w:r>
+        <w:rPr>
+          <w:rFonts w:hint="eastAsia"/>
+          <w:sz w:val="20"/>
+          <w:szCs w:val="20"/>
+        </w:rPr>
+        <w:t>下子目录名</w:t>
+      </w:r>
+      <w:r>
+        <w:rPr>
+          <w:rFonts w:hint="eastAsia"/>
+          <w:sz w:val="20"/>
+          <w:szCs w:val="20"/>
+        </w:rPr>
+        <w:t>，</w:t>
+      </w:r>
+      <w:r>
+        <w:rPr>
+          <w:rFonts w:hint="eastAsia"/>
+          <w:sz w:val="20"/>
+          <w:szCs w:val="20"/>
+        </w:rPr>
+        <w:t>可通过</w:t>
+      </w:r>
+      <w:r>
+        <w:rPr>
+          <w:rFonts w:hint="eastAsia"/>
+          <w:sz w:val="20"/>
+          <w:szCs w:val="20"/>
+        </w:rPr>
+        <w:t>ImageFolder</w:t>
+      </w:r>
+      <w:r>
+        <w:rPr>
+          <w:rFonts w:hint="eastAsia"/>
+          <w:sz w:val="20"/>
+          <w:szCs w:val="20"/>
+        </w:rPr>
+        <w:t>指</w:t>
+      </w:r>
+      <w:r>
+        <w:rPr>
+          <w:rFonts w:hint="eastAsia"/>
+          <w:sz w:val="20"/>
+          <w:szCs w:val="20"/>
+        </w:rPr>
+        <w:t>令</w:t>
+      </w:r>
+      <w:r>
+        <w:rPr>
+          <w:rFonts w:hint="eastAsia"/>
+          <w:sz w:val="20"/>
+          <w:szCs w:val="20"/>
+        </w:rPr>
+        <w:t>查看</w:t>
+      </w:r>
+      <w:r>
+        <w:rPr>
+          <w:rFonts w:hint="eastAsia"/>
+          <w:sz w:val="20"/>
+          <w:szCs w:val="20"/>
+        </w:rPr>
+        <w:t>目录结构</w:t>
+      </w:r>
+      <w:r>
+        <w:rPr>
+          <w:rFonts w:hint="eastAsia"/>
+          <w:sz w:val="20"/>
+          <w:szCs w:val="20"/>
+        </w:rPr>
+        <w:t>；</w:t>
+      </w:r>
+    </w:p>
+    <w:p>
+      <w:pPr>
+        <w:spacing w:after="0" w:line="240" w:lineRule="auto"/>
+        <w:rPr>
+          <w:rFonts w:hint="eastAsia"/>
+          <w:sz w:val="20"/>
+          <w:szCs w:val="20"/>
+        </w:rPr>
+      </w:pPr>
+      <w:r>
+        <w:rPr>
+          <w:rFonts w:hint="eastAsia"/>
+          <w:b/>
+          <w:bCs/>
+          <w:sz w:val="20"/>
+          <w:szCs w:val="20"/>
+        </w:rPr>
+        <w:t>3</w:t>
+      </w:r>
+      <w:r>
+        <w:rPr>
+          <w:rFonts w:hint="eastAsia"/>
+          <w:b/>
+          <w:bCs/>
+          <w:sz w:val="20"/>
+          <w:szCs w:val="20"/>
+        </w:rPr>
+        <w:t>.</w:t>
+      </w:r>
+      <w:r>
+        <w:rPr>
+          <w:rFonts w:hint="eastAsia"/>
+          <w:sz w:val="20"/>
+          <w:szCs w:val="20"/>
+        </w:rPr>
+        <w:t xml:space="preserve"> </w:t>
+      </w:r>
+      <w:r>
+        <w:rPr>
+          <w:rFonts w:hint="eastAsia"/>
+          <w:sz w:val="20"/>
+          <w:szCs w:val="20"/>
+        </w:rPr>
+        <w:t>跨群游戏</w:t>
+      </w:r>
+      <w:r>
+        <w:rPr>
+          <w:rFonts w:hint="eastAsia"/>
+          <w:b/>
+          <w:bCs/>
+          <w:sz w:val="20"/>
+          <w:szCs w:val="20"/>
+        </w:rPr>
+        <w:t xml:space="preserve"> </w:t>
+      </w:r>
+      <w:r>
+        <w:rPr>
+          <w:rFonts w:hint="eastAsia"/>
+          <w:sz w:val="20"/>
+          <w:szCs w:val="20"/>
+        </w:rPr>
+        <w:t xml:space="preserve">匹配参数为 </w:t>
+      </w:r>
+      <w:r>
+        <w:rPr>
+          <w:rFonts w:hint="eastAsia"/>
+          <w:b/>
+          <w:bCs/>
+          <w:sz w:val="20"/>
+          <w:szCs w:val="20"/>
+        </w:rPr>
+        <w:t>游戏中文名</w:t>
+      </w:r>
+      <w:r>
+        <w:rPr>
+          <w:rFonts w:hint="eastAsia"/>
+          <w:sz w:val="20"/>
+          <w:szCs w:val="20"/>
+        </w:rPr>
+        <w:t>，</w:t>
+      </w:r>
+      <w:r>
+        <w:rPr>
+          <w:rFonts w:hint="eastAsia"/>
+          <w:sz w:val="20"/>
+          <w:szCs w:val="20"/>
+        </w:rPr>
+        <w:t xml:space="preserve">匹配成功后使用 </w:t>
+      </w:r>
+      <w:r>
+        <w:rPr>
+          <w:rFonts w:hint="eastAsia"/>
+          <w:b/>
+          <w:bCs/>
+          <w:sz w:val="20"/>
+          <w:szCs w:val="20"/>
+        </w:rPr>
+        <w:t xml:space="preserve">游戏指令 </w:t>
+      </w:r>
+      <w:r>
+        <w:rPr>
+          <w:rFonts w:hint="eastAsia"/>
+          <w:sz w:val="20"/>
+          <w:szCs w:val="20"/>
+        </w:rPr>
+        <w:t>进行游戏</w:t>
+      </w:r>
+      <w:r>
+        <w:rPr>
+          <w:rFonts w:hint="eastAsia"/>
+          <w:sz w:val="20"/>
+          <w:szCs w:val="20"/>
+        </w:rPr>
+        <w:t xml:space="preserve"> </w:t>
+      </w:r>
+      <w:r>
+        <w:rPr>
+          <w:rFonts w:hint="eastAsia"/>
+          <w:sz w:val="20"/>
+          <w:szCs w:val="20"/>
+        </w:rPr>
+        <w:t>(匹配超时</w:t>
+      </w:r>
+      <w:r>
+        <w:rPr>
+          <w:rFonts w:hint="eastAsia"/>
+          <w:sz w:val="20"/>
+          <w:szCs w:val="20"/>
+        </w:rPr>
+        <w:t>-</w:t>
+      </w:r>
+      <w:r>
+        <w:rPr>
+          <w:rFonts w:hint="eastAsia"/>
+          <w:sz w:val="20"/>
+          <w:szCs w:val="20"/>
+        </w:rPr>
+        <w:t>120秒</w:t>
+      </w:r>
+      <w:r>
+        <w:rPr>
+          <w:rFonts w:hint="eastAsia"/>
+          <w:b/>
+          <w:bCs/>
+          <w:sz w:val="20"/>
+          <w:szCs w:val="20"/>
+        </w:rPr>
+        <w:t xml:space="preserve"> </w:t>
+      </w:r>
+      <w:r>
+        <w:rPr>
+          <w:rFonts w:hint="eastAsia"/>
+          <w:sz w:val="20"/>
+          <w:szCs w:val="20"/>
+        </w:rPr>
+        <w:t>无动作超时</w:t>
+      </w:r>
+      <w:r>
+        <w:rPr>
+          <w:rFonts w:hint="eastAsia"/>
+          <w:sz w:val="20"/>
+          <w:szCs w:val="20"/>
+        </w:rPr>
+        <w:t>-</w:t>
+      </w:r>
+      <w:r>
+        <w:rPr>
+          <w:rFonts w:hint="eastAsia"/>
+          <w:sz w:val="20"/>
+          <w:szCs w:val="20"/>
+        </w:rPr>
+        <w:t>240秒</w:t>
+      </w:r>
+      <w:r>
+        <w:rPr>
+          <w:rFonts w:hint="eastAsia"/>
+          <w:sz w:val="20"/>
+          <w:szCs w:val="20"/>
+        </w:rPr>
+        <w:t>)</w:t>
+      </w:r>
+      <w:r>
+        <w:rPr>
+          <w:rFonts w:hint="eastAsia"/>
+          <w:sz w:val="20"/>
+          <w:szCs w:val="20"/>
+        </w:rPr>
+        <w:t>；</w:t>
+      </w:r>
+    </w:p>
+    <w:p>
+      <w:pPr>
+        <w:spacing w:after="0" w:line="240" w:lineRule="auto"/>
+        <w:rPr>
+          <w:rFonts w:hint="eastAsia"/>
+          <w:sz w:val="20"/>
+          <w:szCs w:val="20"/>
+        </w:rPr>
+      </w:pPr>
+      <w:r>
+        <w:rPr>
+          <w:rFonts w:hint="eastAsia"/>
+          <w:b/>
+          <w:bCs/>
+          <w:sz w:val="20"/>
+          <w:szCs w:val="20"/>
+        </w:rPr>
+        <w:t>4</w:t>
+      </w:r>
+      <w:r>
+        <w:rPr>
+          <w:rFonts w:hint="eastAsia"/>
+          <w:b/>
+          <w:bCs/>
+          <w:sz w:val="20"/>
+          <w:szCs w:val="20"/>
+        </w:rPr>
+        <w:t>.</w:t>
+      </w:r>
+      <w:r>
+        <w:rPr>
+          <w:rFonts w:hint="eastAsia"/>
+          <w:sz w:val="20"/>
+          <w:szCs w:val="20"/>
+        </w:rPr>
+        <w:t xml:space="preserve"> </w:t>
+      </w:r>
+      <w:r>
+        <w:rPr>
+          <w:rFonts w:hint="eastAsia"/>
+          <w:sz w:val="20"/>
+          <w:szCs w:val="20"/>
+        </w:rPr>
+        <w:t>使用</w:t>
+      </w:r>
+      <w:r>
+        <w:rPr>
+          <w:rFonts w:hint="eastAsia"/>
+          <w:b/>
+          <w:bCs/>
+          <w:sz w:val="20"/>
+          <w:szCs w:val="20"/>
+        </w:rPr>
+        <w:t>AI Monitor模式</w:t>
+      </w:r>
+      <w:r>
+        <w:rPr>
+          <w:rFonts w:hint="eastAsia"/>
+          <w:b/>
+          <w:bCs/>
+          <w:sz w:val="20"/>
+          <w:szCs w:val="20"/>
+        </w:rPr>
+        <w:t xml:space="preserve"> </w:t>
+      </w:r>
+      <w:r>
+        <w:rPr>
+          <w:rFonts w:hint="eastAsia"/>
+          <w:sz w:val="20"/>
+          <w:szCs w:val="20"/>
+        </w:rPr>
+        <w:t>及</w:t>
+      </w:r>
+      <w:r>
+        <w:rPr>
+          <w:rFonts w:hint="eastAsia"/>
+          <w:sz w:val="20"/>
+          <w:szCs w:val="20"/>
+        </w:rPr>
+        <w:t xml:space="preserve"> </w:t>
+      </w:r>
+      <w:r>
+        <w:rPr>
+          <w:rFonts w:hint="eastAsia"/>
+          <w:b/>
+          <w:bCs/>
+          <w:sz w:val="20"/>
+          <w:szCs w:val="20"/>
+        </w:rPr>
+        <w:t>Recall Detect功能</w:t>
+      </w:r>
+      <w:r>
+        <w:rPr>
+          <w:rFonts w:hint="eastAsia"/>
+          <w:sz w:val="20"/>
+          <w:szCs w:val="20"/>
+        </w:rPr>
+        <w:t xml:space="preserve"> 需通过</w:t>
+      </w:r>
+      <w:r>
+        <w:rPr>
+          <w:rFonts w:hint="eastAsia"/>
+          <w:sz w:val="20"/>
+          <w:szCs w:val="20"/>
+        </w:rPr>
+        <w:t>Func</w:t>
+      </w:r>
+      <w:r>
+        <w:rPr>
+          <w:rFonts w:hint="eastAsia"/>
+          <w:sz w:val="20"/>
+          <w:szCs w:val="20"/>
+        </w:rPr>
+        <w:t>Set/GroupSet</w:t>
+      </w:r>
+      <w:r>
+        <w:rPr>
+          <w:rFonts w:hint="eastAsia"/>
+          <w:sz w:val="20"/>
+          <w:szCs w:val="20"/>
+        </w:rPr>
+        <w:t>指</w:t>
+      </w:r>
+      <w:r>
+        <w:rPr>
+          <w:rFonts w:hint="eastAsia"/>
+          <w:sz w:val="20"/>
+          <w:szCs w:val="20"/>
+        </w:rPr>
+        <w:t>令预先</w:t>
+      </w:r>
+      <w:r>
+        <w:rPr>
+          <w:rFonts w:hint="eastAsia"/>
+          <w:sz w:val="20"/>
+          <w:szCs w:val="20"/>
+        </w:rPr>
+        <w:t>启用</w:t>
+      </w:r>
+      <w:r>
+        <w:rPr>
+          <w:rFonts w:hint="eastAsia"/>
+          <w:sz w:val="20"/>
+          <w:szCs w:val="20"/>
+        </w:rPr>
+        <w:t>Msg</w:t>
+      </w:r>
+      <w:r>
+        <w:rPr>
+          <w:rFonts w:hint="eastAsia"/>
+          <w:sz w:val="20"/>
+          <w:szCs w:val="20"/>
+        </w:rPr>
+        <w:t>Collect</w:t>
+      </w:r>
+      <w:r>
+        <w:rPr>
+          <w:rFonts w:hint="eastAsia"/>
+          <w:sz w:val="20"/>
+          <w:szCs w:val="20"/>
+        </w:rPr>
+        <w:t>消息</w:t>
+      </w:r>
+      <w:r>
+        <w:rPr>
+          <w:rFonts w:hint="eastAsia"/>
+          <w:sz w:val="20"/>
+          <w:szCs w:val="20"/>
+        </w:rPr>
+        <w:t>收集</w:t>
+      </w:r>
+      <w:r>
+        <w:rPr>
+          <w:rFonts w:hint="eastAsia"/>
+          <w:sz w:val="20"/>
+          <w:szCs w:val="20"/>
+        </w:rPr>
+        <w:t>；</w:t>
+      </w:r>
+    </w:p>
+    <w:p>
+      <w:pPr>
+        <w:spacing w:after="0" w:line="240" w:lineRule="auto"/>
+        <w:rPr>
+          <w:rFonts w:hint="eastAsia"/>
+          <w:sz w:val="20"/>
+          <w:szCs w:val="20"/>
+        </w:rPr>
+      </w:pPr>
+      <w:r>
+        <w:rPr>
+          <w:rFonts w:hint="eastAsia"/>
+          <w:b/>
+          <w:bCs/>
+          <w:sz w:val="20"/>
+          <w:szCs w:val="20"/>
+        </w:rPr>
+        <w:t>5</w:t>
+      </w:r>
+      <w:r>
+        <w:rPr>
+          <w:rFonts w:hint="eastAsia"/>
+          <w:b/>
+          <w:bCs/>
+          <w:sz w:val="20"/>
+          <w:szCs w:val="20"/>
+        </w:rPr>
+        <w:t>.</w:t>
+      </w:r>
+      <w:r>
+        <w:rPr>
+          <w:rFonts w:hint="eastAsia"/>
+          <w:b/>
+          <w:bCs/>
+          <w:sz w:val="20"/>
+          <w:szCs w:val="20"/>
+        </w:rPr>
+        <w:t xml:space="preserve"> </w:t>
+      </w:r>
+      <w:r>
+        <w:rPr>
+          <w:rFonts w:hint="eastAsia"/>
+          <w:sz w:val="20"/>
+          <w:szCs w:val="20"/>
+        </w:rPr>
+        <w:t>大部分</w:t>
+      </w:r>
+      <w:r>
+        <w:rPr>
+          <w:rFonts w:hint="eastAsia"/>
+          <w:sz w:val="20"/>
+          <w:szCs w:val="20"/>
+        </w:rPr>
+        <w:t xml:space="preserve"> </w:t>
+      </w:r>
+      <w:r>
+        <w:rPr>
+          <w:rFonts w:hint="eastAsia"/>
+          <w:b/>
+          <w:bCs/>
+          <w:sz w:val="20"/>
+          <w:szCs w:val="20"/>
+        </w:rPr>
+        <w:t>设置方法</w:t>
+      </w:r>
+      <w:r>
+        <w:rPr>
+          <w:rFonts w:hint="eastAsia"/>
+          <w:b/>
+          <w:bCs/>
+          <w:sz w:val="20"/>
+          <w:szCs w:val="20"/>
+        </w:rPr>
+        <w:t xml:space="preserve"> (AI/Game/Monitor等设置)</w:t>
+      </w:r>
+      <w:r>
+        <w:rPr>
+          <w:rFonts w:hint="eastAsia"/>
+          <w:sz w:val="20"/>
+          <w:szCs w:val="20"/>
+        </w:rPr>
+        <w:t xml:space="preserve"> 已集成至</w:t>
+      </w:r>
+      <w:r>
+        <w:rPr>
+          <w:rFonts w:hint="eastAsia"/>
+          <w:sz w:val="20"/>
+          <w:szCs w:val="20"/>
+        </w:rPr>
+        <w:t>GroupSet群设置</w:t>
+      </w:r>
+      <w:r>
+        <w:rPr>
+          <w:rFonts w:hint="eastAsia"/>
+          <w:sz w:val="20"/>
+          <w:szCs w:val="20"/>
+        </w:rPr>
+        <w:t>指</w:t>
+      </w:r>
+      <w:r>
+        <w:rPr>
+          <w:rFonts w:hint="eastAsia"/>
+          <w:sz w:val="20"/>
+          <w:szCs w:val="20"/>
+        </w:rPr>
+        <w:t>令中，并按群聊保存独立配置</w:t>
+      </w:r>
+      <w:r>
+        <w:rPr>
+          <w:rFonts w:hint="eastAsia"/>
+          <w:sz w:val="20"/>
+          <w:szCs w:val="20"/>
+        </w:rPr>
+        <w:t>；</w:t>
+      </w:r>
+    </w:p>
+    <w:p>
+      <w:pPr>
+        <w:spacing w:after="0" w:line="240" w:lineRule="auto"/>
+        <w:rPr>
+          <w:sz w:val="20"/>
+          <w:szCs w:val="20"/>
+        </w:rPr>
+      </w:pPr>
+      <w:r>
+        <w:rPr>
+          <w:rFonts w:hint="eastAsia"/>
+          <w:b/>
+          <w:bCs/>
+          <w:sz w:val="20"/>
+          <w:szCs w:val="20"/>
+        </w:rPr>
+        <w:t>6</w:t>
+      </w:r>
+      <w:r>
+        <w:rPr>
+          <w:rFonts w:hint="eastAsia"/>
+          <w:b/>
+          <w:bCs/>
+          <w:sz w:val="20"/>
+          <w:szCs w:val="20"/>
+        </w:rPr>
+        <w:t>.</w:t>
+      </w:r>
+      <w:r>
+        <w:rPr>
+          <w:rFonts w:hint="eastAsia"/>
+          <w:b/>
+          <w:bCs/>
+          <w:sz w:val="20"/>
+          <w:szCs w:val="20"/>
+        </w:rPr>
+        <w:t xml:space="preserve"> </w:t>
+      </w:r>
+      <w:r>
+        <w:rPr>
+          <w:rFonts w:hint="eastAsia"/>
+          <w:sz w:val="20"/>
+          <w:szCs w:val="20"/>
+        </w:rPr>
+        <w:t>语音合成功能</w:t>
+      </w:r>
+      <w:r>
+        <w:rPr>
+          <w:rFonts w:hint="eastAsia"/>
+          <w:b/>
+          <w:bCs/>
+          <w:sz w:val="20"/>
+          <w:szCs w:val="20"/>
+        </w:rPr>
+        <w:t xml:space="preserve"> </w:t>
+      </w:r>
+      <w:r>
+        <w:rPr>
+          <w:rFonts w:hint="eastAsia"/>
+          <w:b/>
+          <w:bCs/>
+          <w:sz w:val="20"/>
+          <w:szCs w:val="20"/>
+        </w:rPr>
+        <w:t>Tts</w:t>
+      </w:r>
+      <w:r>
+        <w:rPr>
+          <w:rFonts w:hint="eastAsia"/>
+          <w:b/>
+          <w:bCs/>
+          <w:sz w:val="20"/>
+          <w:szCs w:val="20"/>
+        </w:rPr>
+        <w:t>指</w:t>
+      </w:r>
+      <w:r>
+        <w:rPr>
+          <w:rFonts w:hint="eastAsia"/>
+          <w:b/>
+          <w:bCs/>
+          <w:sz w:val="20"/>
+          <w:szCs w:val="20"/>
+        </w:rPr>
+        <w:t>令的AI可调用性</w:t>
+      </w:r>
+      <w:r>
+        <w:rPr>
+          <w:rFonts w:hint="eastAsia"/>
+          <w:sz w:val="20"/>
+          <w:szCs w:val="20"/>
+        </w:rPr>
+        <w:t xml:space="preserve"> </w:t>
+      </w:r>
+      <w:r>
+        <w:rPr>
+          <w:rFonts w:hint="eastAsia"/>
+          <w:sz w:val="20"/>
+          <w:szCs w:val="20"/>
+        </w:rPr>
+        <w:t>受</w:t>
+      </w:r>
+      <w:r>
+        <w:rPr>
+          <w:rFonts w:hint="eastAsia"/>
+          <w:sz w:val="20"/>
+          <w:szCs w:val="20"/>
+        </w:rPr>
+        <w:t>GroupSet</w:t>
+      </w:r>
+      <w:r>
+        <w:rPr>
+          <w:rFonts w:hint="eastAsia"/>
+          <w:sz w:val="20"/>
+          <w:szCs w:val="20"/>
+        </w:rPr>
+        <w:t>群设置控制</w:t>
+      </w:r>
+      <w:r>
+        <w:rPr>
+          <w:rFonts w:hint="eastAsia"/>
+          <w:sz w:val="20"/>
+          <w:szCs w:val="20"/>
+        </w:rPr>
+        <w:t>；</w:t>
+      </w:r>
+    </w:p>
+    <w:p>
+      <w:pPr>
+        <w:spacing w:after="0" w:line="240" w:lineRule="auto"/>
+        <w:rPr>
+          <w:rFonts w:hint="eastAsia"/>
+          <w:b/>
+          <w:bCs/>
+          <w:sz w:val="20"/>
+          <w:szCs w:val="20"/>
+        </w:rPr>
+      </w:pPr>
+      <w:r>
+        <w:rPr>
+          <w:rFonts w:hint="eastAsia"/>
+          <w:b/>
+          <w:bCs/>
+          <w:sz w:val="20"/>
+          <w:szCs w:val="20"/>
+        </w:rPr>
+        <w:t>7.</w:t>
+      </w:r>
+      <w:r>
+        <w:rPr>
+          <w:rFonts w:hint="eastAsia"/>
+          <w:b/>
+          <w:bCs/>
+          <w:sz w:val="20"/>
+          <w:szCs w:val="20"/>
+        </w:rPr>
+        <w:t xml:space="preserve"> </w:t>
+      </w:r>
+      <w:r>
+        <w:rPr>
+          <w:rFonts w:hint="eastAsia"/>
+          <w:sz w:val="20"/>
+          <w:szCs w:val="20"/>
+        </w:rPr>
+        <w:t>私聊</w:t>
+      </w:r>
+      <w:r>
+        <w:rPr>
+          <w:rFonts w:hint="eastAsia"/>
+          <w:sz w:val="20"/>
+          <w:szCs w:val="20"/>
+        </w:rPr>
+        <w:t>现可自定义提示词进行AI对话；</w:t>
+      </w:r>
+      <w:r>
+        <w:rPr>
+          <w:rFonts w:hint="eastAsia"/>
+          <w:sz w:val="20"/>
+          <w:szCs w:val="20"/>
+        </w:rPr>
+        <w:t>私聊</w:t>
+      </w:r>
+      <w:r>
+        <w:rPr>
+          <w:rFonts w:hint="eastAsia"/>
+          <w:sz w:val="20"/>
+          <w:szCs w:val="20"/>
+        </w:rPr>
+        <w:t>可用</w:t>
+      </w:r>
+      <w:r>
+        <w:rPr>
+          <w:rFonts w:hint="eastAsia"/>
+          <w:sz w:val="20"/>
+          <w:szCs w:val="20"/>
+        </w:rPr>
+        <w:t>指令</w:t>
+      </w:r>
+      <w:r>
+        <w:rPr>
+          <w:rFonts w:hint="eastAsia"/>
+          <w:sz w:val="20"/>
+          <w:szCs w:val="20"/>
+        </w:rPr>
+        <w:t>仅可</w:t>
+      </w:r>
+      <w:r>
+        <w:rPr>
+          <w:rFonts w:hint="eastAsia"/>
+          <w:sz w:val="20"/>
+          <w:szCs w:val="20"/>
+        </w:rPr>
+        <w:t>通过私聊调用</w:t>
+      </w:r>
+      <w:r>
+        <w:rPr>
+          <w:rFonts w:hint="eastAsia"/>
+          <w:sz w:val="20"/>
+          <w:szCs w:val="20"/>
+        </w:rPr>
+        <w:t>help指令</w:t>
+      </w:r>
+      <w:r>
+        <w:rPr>
+          <w:rFonts w:hint="eastAsia"/>
+          <w:sz w:val="20"/>
+          <w:szCs w:val="20"/>
+        </w:rPr>
+        <w:t>获取</w:t>
+      </w:r>
+      <w:r>
+        <w:rPr>
+          <w:rFonts w:hint="eastAsia"/>
+          <w:sz w:val="20"/>
+          <w:szCs w:val="20"/>
+        </w:rPr>
+        <w:t xml:space="preserve">；私聊功能 </w:t>
+      </w:r>
+      <w:r>
+        <w:rPr>
+          <w:rFonts w:hint="eastAsia"/>
+          <w:b/>
+          <w:bCs/>
+          <w:sz w:val="20"/>
+          <w:szCs w:val="20"/>
+        </w:rPr>
+        <w:t>需</w:t>
+      </w:r>
+      <w:r>
+        <w:rPr>
+          <w:rFonts w:hint="eastAsia"/>
+          <w:b/>
+          <w:bCs/>
+          <w:sz w:val="20"/>
+          <w:szCs w:val="20"/>
+        </w:rPr>
+        <w:t>要</w:t>
+      </w:r>
+      <w:r>
+        <w:rPr>
+          <w:rFonts w:hint="eastAsia"/>
+          <w:b/>
+          <w:bCs/>
+          <w:sz w:val="20"/>
+          <w:szCs w:val="20"/>
+        </w:rPr>
+        <w:t>授权</w:t>
+      </w:r>
+      <w:r>
+        <w:rPr>
+          <w:rFonts w:hint="eastAsia"/>
+          <w:sz w:val="20"/>
+          <w:szCs w:val="20"/>
+        </w:rPr>
+        <w:t>。</w:t>
+      </w:r>
+    </w:p>
+    <w:p>
+      <w:pPr>
+        <w:spacing w:after="0" w:line="240" w:lineRule="auto"/>
+        <w:rPr>
+          <w:rFonts w:hint="eastAsia"/>
+          <w:sz w:val="20"/>
+          <w:szCs w:val="20"/>
+        </w:rPr>
+      </w:pPr>
+    </w:p>
+    <w:p>
+      <w:pPr>
+        <w:spacing w:after="0" w:line="240" w:lineRule="auto"/>
+        <w:rPr>
           <w:rFonts w:hint="eastAsia"/>
           <w:color w:val="EE0000"/>
           <w:sz w:val="20"/>
@@ -6065,11 +6372,11 @@
           <w:sz w:val="20"/>
           <w:szCs w:val="20"/>
         </w:rPr>
-        <w:t>1</w:t>
+        <w:t>5</w:t>
       </w:r>
     </w:p>
     <w:sectPr>
-      <w:pgSz w:w="11906" w:h="16838"/>
+      <w:pgSz w:w="11907" w:h="17577"/>
       <w:pgMar w:top="720" w:right="720" w:bottom="720" w:left="720" w:header="851" w:footer="992" w:gutter="0"/>
       <w:cols w:space="425"/>
       <w:docGrid w:type="lines" w:linePitch="312"/>
@@ -6748,6 +7055,7 @@
   <w:style w:type="character" w:default="1" w:styleId="a0">
     <w:name w:val="Default Paragraph Font"/>
     <w:uiPriority w:val="1"/>
+    <w:semiHidden/>
     <w:unhideWhenUsed/>
   </w:style>
   <w:style w:type="table" w:default="1" w:styleId="a1">

--- a/src/main/resources/static/help/help.docx
+++ b/src/main/resources/static/help/help.docx
@@ -286,8 +286,20 @@
           <w:sz w:val="20"/>
           <w:szCs w:val="20"/>
         </w:rPr>
-        <w:t>已支持私聊</w:t>
-      </w:r>
+        <w:t>已</w:t>
+      </w:r>
+      <w:proofErr w:type="gramStart"/>
+      <w:r>
+        <w:rPr>
+          <w:rFonts w:hint="eastAsia"/>
+          <w:b/>
+          <w:bCs/>
+          <w:sz w:val="20"/>
+          <w:szCs w:val="20"/>
+        </w:rPr>
+        <w:t>支持私聊</w:t>
+      </w:r>
+      <w:proofErr w:type="gramEnd"/>
       <w:r>
         <w:rPr>
           <w:rFonts w:hint="eastAsia"/>
@@ -414,16 +426,18 @@
                 <w:szCs w:val="20"/>
               </w:rPr>
             </w:pPr>
-            <w:r>
-              <w:rPr>
-                <w:rFonts w:hint="eastAsia"/>
-                <w:b/>
-                <w:bCs/>
-                <w:sz w:val="20"/>
-                <w:szCs w:val="20"/>
-              </w:rPr>
-              <w:t xml:space="preserve">SysMsgSet </w:t>
-            </w:r>
+            <w:proofErr w:type="spellStart"/>
+            <w:r>
+              <w:rPr>
+                <w:rFonts w:hint="eastAsia"/>
+                <w:b/>
+                <w:bCs/>
+                <w:sz w:val="20"/>
+                <w:szCs w:val="20"/>
+              </w:rPr>
+              <w:t>SysMsgSet</w:t>
+            </w:r>
+            <w:proofErr w:type="spellEnd"/>
             <w:r>
               <w:rPr>
                 <w:rFonts w:hint="eastAsia"/>
@@ -437,10 +451,29 @@
             <w:r>
               <w:rPr>
                 <w:rFonts w:hint="eastAsia"/>
-                <w:sz w:val="20"/>
-                <w:szCs w:val="20"/>
-              </w:rPr>
-              <w:t>提示词</w:t>
+                <w:b/>
+                <w:bCs/>
+                <w:sz w:val="20"/>
+                <w:szCs w:val="20"/>
+              </w:rPr>
+              <w:t xml:space="preserve"> </w:t>
+            </w:r>
+            <w:r>
+              <w:rPr>
+                <w:rFonts w:hint="eastAsia"/>
+                <w:sz w:val="20"/>
+                <w:szCs w:val="20"/>
+              </w:rPr>
+              <w:t>提示</w:t>
+            </w:r>
+            <w:proofErr w:type="gramStart"/>
+            <w:r>
+              <w:rPr>
+                <w:rFonts w:hint="eastAsia"/>
+                <w:sz w:val="20"/>
+                <w:szCs w:val="20"/>
+              </w:rPr>
+              <w:t>词</w:t>
             </w:r>
             <w:r>
               <w:rPr>
@@ -450,6 +483,7 @@
               </w:rPr>
               <w:t>设置</w:t>
             </w:r>
+            <w:proofErr w:type="gramEnd"/>
           </w:p>
         </w:tc>
         <w:tc>
@@ -465,6 +499,7 @@
                 <w:szCs w:val="20"/>
               </w:rPr>
             </w:pPr>
+            <w:proofErr w:type="spellStart"/>
             <w:r>
               <w:rPr>
                 <w:rFonts w:hint="eastAsia"/>
@@ -475,6 +510,7 @@
               </w:rPr>
               <w:t>ChatHistory</w:t>
             </w:r>
+            <w:proofErr w:type="spellEnd"/>
             <w:r>
               <w:rPr>
                 <w:rFonts w:hint="eastAsia"/>
@@ -498,6 +534,7 @@
                 <w:szCs w:val="20"/>
               </w:rPr>
             </w:pPr>
+            <w:proofErr w:type="spellStart"/>
             <w:r>
               <w:rPr>
                 <w:rFonts w:hint="eastAsia"/>
@@ -509,6 +546,7 @@
               </w:rPr>
               <w:t>ChatReset</w:t>
             </w:r>
+            <w:proofErr w:type="spellEnd"/>
             <w:r>
               <w:rPr>
                 <w:rFonts w:hint="eastAsia"/>
@@ -585,6 +623,7 @@
                 <w:szCs w:val="20"/>
               </w:rPr>
             </w:pPr>
+            <w:proofErr w:type="spellStart"/>
             <w:r>
               <w:rPr>
                 <w:rFonts w:hint="eastAsia"/>
@@ -595,6 +634,7 @@
               </w:rPr>
               <w:t>SayingSave</w:t>
             </w:r>
+            <w:proofErr w:type="spellEnd"/>
             <w:r>
               <w:rPr>
                 <w:rFonts w:hint="eastAsia"/>
@@ -652,6 +692,7 @@
                 <w:szCs w:val="20"/>
               </w:rPr>
             </w:pPr>
+            <w:proofErr w:type="spellStart"/>
             <w:r>
               <w:rPr>
                 <w:rFonts w:hint="eastAsia"/>
@@ -662,6 +703,7 @@
               </w:rPr>
               <w:t>SayingDel</w:t>
             </w:r>
+            <w:proofErr w:type="spellEnd"/>
             <w:r>
               <w:rPr>
                 <w:rFonts w:hint="eastAsia"/>
@@ -802,8 +844,21 @@
                 <w:szCs w:val="20"/>
                 <w:u w:val="double"/>
               </w:rPr>
-              <w:t>Image/img</w:t>
-            </w:r>
+              <w:t>Image/</w:t>
+            </w:r>
+            <w:proofErr w:type="spellStart"/>
+            <w:r>
+              <w:rPr>
+                <w:rFonts w:hint="eastAsia"/>
+                <w:b/>
+                <w:bCs/>
+                <w:sz w:val="20"/>
+                <w:szCs w:val="20"/>
+                <w:u w:val="double"/>
+              </w:rPr>
+              <w:t>img</w:t>
+            </w:r>
+            <w:proofErr w:type="spellEnd"/>
             <w:r>
               <w:rPr>
                 <w:rFonts w:hint="eastAsia"/>
@@ -834,6 +889,7 @@
                 <w:szCs w:val="20"/>
               </w:rPr>
             </w:pPr>
+            <w:proofErr w:type="spellStart"/>
             <w:r>
               <w:rPr>
                 <w:rFonts w:hint="eastAsia"/>
@@ -844,6 +900,7 @@
               </w:rPr>
               <w:t>ImageSave</w:t>
             </w:r>
+            <w:proofErr w:type="spellEnd"/>
             <w:r>
               <w:rPr>
                 <w:rFonts w:hint="eastAsia"/>
@@ -886,6 +943,7 @@
                 <w:szCs w:val="20"/>
               </w:rPr>
             </w:pPr>
+            <w:proofErr w:type="spellStart"/>
             <w:r>
               <w:rPr>
                 <w:rFonts w:hint="eastAsia"/>
@@ -896,6 +954,7 @@
               </w:rPr>
               <w:t>ImageGet</w:t>
             </w:r>
+            <w:proofErr w:type="spellEnd"/>
             <w:r>
               <w:rPr>
                 <w:rFonts w:hint="eastAsia"/>
@@ -940,6 +999,7 @@
                 <w:szCs w:val="20"/>
               </w:rPr>
             </w:pPr>
+            <w:proofErr w:type="spellStart"/>
             <w:r>
               <w:rPr>
                 <w:rFonts w:hint="eastAsia"/>
@@ -950,6 +1010,7 @@
               </w:rPr>
               <w:t>ImageDel</w:t>
             </w:r>
+            <w:proofErr w:type="spellEnd"/>
             <w:r>
               <w:rPr>
                 <w:rFonts w:hint="eastAsia"/>
@@ -994,6 +1055,7 @@
                 <w:szCs w:val="20"/>
               </w:rPr>
             </w:pPr>
+            <w:proofErr w:type="spellStart"/>
             <w:r>
               <w:rPr>
                 <w:rFonts w:hint="eastAsia"/>
@@ -1004,6 +1066,7 @@
               </w:rPr>
               <w:t>ImageList</w:t>
             </w:r>
+            <w:proofErr w:type="spellEnd"/>
             <w:r>
               <w:rPr>
                 <w:rFonts w:hint="eastAsia"/>
@@ -1167,14 +1230,25 @@
                 <w:szCs w:val="20"/>
               </w:rPr>
             </w:pPr>
-            <w:r>
-              <w:rPr>
-                <w:b/>
-                <w:bCs/>
-                <w:sz w:val="20"/>
-                <w:szCs w:val="20"/>
-              </w:rPr>
-              <w:t xml:space="preserve">VideoSave </w:t>
+            <w:proofErr w:type="spellStart"/>
+            <w:r>
+              <w:rPr>
+                <w:b/>
+                <w:bCs/>
+                <w:sz w:val="20"/>
+                <w:szCs w:val="20"/>
+              </w:rPr>
+              <w:t>VideoSave</w:t>
+            </w:r>
+            <w:proofErr w:type="spellEnd"/>
+            <w:r>
+              <w:rPr>
+                <w:b/>
+                <w:bCs/>
+                <w:sz w:val="20"/>
+                <w:szCs w:val="20"/>
+              </w:rPr>
+              <w:t xml:space="preserve"> </w:t>
             </w:r>
             <w:r>
               <w:rPr>
@@ -1219,14 +1293,25 @@
                 <w:szCs w:val="20"/>
               </w:rPr>
             </w:pPr>
-            <w:r>
-              <w:rPr>
-                <w:b/>
-                <w:bCs/>
-                <w:sz w:val="20"/>
-                <w:szCs w:val="20"/>
-              </w:rPr>
-              <w:t xml:space="preserve">VideoGet </w:t>
+            <w:proofErr w:type="spellStart"/>
+            <w:r>
+              <w:rPr>
+                <w:b/>
+                <w:bCs/>
+                <w:sz w:val="20"/>
+                <w:szCs w:val="20"/>
+              </w:rPr>
+              <w:t>VideoGet</w:t>
+            </w:r>
+            <w:proofErr w:type="spellEnd"/>
+            <w:r>
+              <w:rPr>
+                <w:b/>
+                <w:bCs/>
+                <w:sz w:val="20"/>
+                <w:szCs w:val="20"/>
+              </w:rPr>
+              <w:t xml:space="preserve"> </w:t>
             </w:r>
             <w:r>
               <w:rPr>
@@ -1257,14 +1342,25 @@
                 <w:szCs w:val="20"/>
               </w:rPr>
             </w:pPr>
-            <w:r>
-              <w:rPr>
-                <w:b/>
-                <w:bCs/>
-                <w:sz w:val="20"/>
-                <w:szCs w:val="20"/>
-              </w:rPr>
-              <w:t xml:space="preserve">VideoDel </w:t>
+            <w:proofErr w:type="spellStart"/>
+            <w:r>
+              <w:rPr>
+                <w:b/>
+                <w:bCs/>
+                <w:sz w:val="20"/>
+                <w:szCs w:val="20"/>
+              </w:rPr>
+              <w:t>VideoDel</w:t>
+            </w:r>
+            <w:proofErr w:type="spellEnd"/>
+            <w:r>
+              <w:rPr>
+                <w:b/>
+                <w:bCs/>
+                <w:sz w:val="20"/>
+                <w:szCs w:val="20"/>
+              </w:rPr>
+              <w:t xml:space="preserve"> </w:t>
             </w:r>
             <w:r>
               <w:rPr>
@@ -1295,14 +1391,25 @@
                 <w:szCs w:val="20"/>
               </w:rPr>
             </w:pPr>
-            <w:r>
-              <w:rPr>
-                <w:b/>
-                <w:bCs/>
-                <w:sz w:val="20"/>
-                <w:szCs w:val="20"/>
-              </w:rPr>
-              <w:t xml:space="preserve">VideoList </w:t>
+            <w:proofErr w:type="spellStart"/>
+            <w:r>
+              <w:rPr>
+                <w:b/>
+                <w:bCs/>
+                <w:sz w:val="20"/>
+                <w:szCs w:val="20"/>
+              </w:rPr>
+              <w:t>VideoList</w:t>
+            </w:r>
+            <w:proofErr w:type="spellEnd"/>
+            <w:r>
+              <w:rPr>
+                <w:b/>
+                <w:bCs/>
+                <w:sz w:val="20"/>
+                <w:szCs w:val="20"/>
+              </w:rPr>
+              <w:t xml:space="preserve"> </w:t>
             </w:r>
             <w:r>
               <w:rPr>
@@ -1374,8 +1481,21 @@
                 <w:szCs w:val="20"/>
                 <w:u w:val="double"/>
               </w:rPr>
-              <w:t>Audio/aud</w:t>
-            </w:r>
+              <w:t>Audio/</w:t>
+            </w:r>
+            <w:proofErr w:type="spellStart"/>
+            <w:r>
+              <w:rPr>
+                <w:rFonts w:hint="eastAsia"/>
+                <w:b/>
+                <w:bCs/>
+                <w:sz w:val="20"/>
+                <w:szCs w:val="20"/>
+                <w:u w:val="double"/>
+              </w:rPr>
+              <w:t>aud</w:t>
+            </w:r>
+            <w:proofErr w:type="spellEnd"/>
             <w:r>
               <w:rPr>
                 <w:b/>
@@ -1534,6 +1654,7 @@
                 <w:szCs w:val="20"/>
               </w:rPr>
             </w:pPr>
+            <w:proofErr w:type="spellStart"/>
             <w:r>
               <w:rPr>
                 <w:rFonts w:hint="eastAsia"/>
@@ -1544,6 +1665,7 @@
               </w:rPr>
               <w:t>CheckIn</w:t>
             </w:r>
+            <w:proofErr w:type="spellEnd"/>
             <w:r>
               <w:rPr>
                 <w:rFonts w:hint="eastAsia"/>
@@ -1934,7 +2056,25 @@
                 <w:sz w:val="20"/>
                 <w:szCs w:val="20"/>
               </w:rPr>
-              <w:t xml:space="preserve">          [可指定抽数]</w:t>
+              <w:t xml:space="preserve">          [可</w:t>
+            </w:r>
+            <w:proofErr w:type="gramStart"/>
+            <w:r>
+              <w:rPr>
+                <w:rFonts w:hint="eastAsia"/>
+                <w:sz w:val="20"/>
+                <w:szCs w:val="20"/>
+              </w:rPr>
+              <w:t>指定抽数</w:t>
+            </w:r>
+            <w:proofErr w:type="gramEnd"/>
+            <w:r>
+              <w:rPr>
+                <w:rFonts w:hint="eastAsia"/>
+                <w:sz w:val="20"/>
+                <w:szCs w:val="20"/>
+              </w:rPr>
+              <w:t>]</w:t>
             </w:r>
           </w:p>
         </w:tc>
@@ -2035,7 +2175,25 @@
                 <w:sz w:val="20"/>
                 <w:szCs w:val="20"/>
               </w:rPr>
-              <w:t xml:space="preserve">  面包          [刷屏小游戏]</w:t>
+              <w:t xml:space="preserve">  面包          [</w:t>
+            </w:r>
+            <w:proofErr w:type="gramStart"/>
+            <w:r>
+              <w:rPr>
+                <w:rFonts w:hint="eastAsia"/>
+                <w:sz w:val="20"/>
+                <w:szCs w:val="20"/>
+              </w:rPr>
+              <w:t>刷屏小游戏</w:t>
+            </w:r>
+            <w:proofErr w:type="gramEnd"/>
+            <w:r>
+              <w:rPr>
+                <w:rFonts w:hint="eastAsia"/>
+                <w:sz w:val="20"/>
+                <w:szCs w:val="20"/>
+              </w:rPr>
+              <w:t>]</w:t>
             </w:r>
           </w:p>
         </w:tc>
@@ -2060,7 +2218,6 @@
                 <w:bCs/>
                 <w:sz w:val="20"/>
                 <w:szCs w:val="20"/>
-                <w:u w:val="double"/>
               </w:rPr>
               <w:t>Guess</w:t>
             </w:r>
@@ -2479,6 +2636,7 @@
                 <w:u w:val="double"/>
               </w:rPr>
             </w:pPr>
+            <w:proofErr w:type="spellStart"/>
             <w:r>
               <w:rPr>
                 <w:rFonts w:hint="eastAsia"/>
@@ -2489,6 +2647,7 @@
               </w:rPr>
               <w:t>Choyen</w:t>
             </w:r>
+            <w:proofErr w:type="spellEnd"/>
             <w:r>
               <w:rPr>
                 <w:rFonts w:hint="eastAsia"/>
@@ -2505,8 +2664,18 @@
                 <w:sz w:val="20"/>
                 <w:szCs w:val="20"/>
               </w:rPr>
-              <w:t>5000兆</w:t>
-            </w:r>
+              <w:t>5000</w:t>
+            </w:r>
+            <w:proofErr w:type="gramStart"/>
+            <w:r>
+              <w:rPr>
+                <w:rFonts w:hint="eastAsia"/>
+                <w:sz w:val="20"/>
+                <w:szCs w:val="20"/>
+              </w:rPr>
+              <w:t>兆</w:t>
+            </w:r>
+            <w:proofErr w:type="gramEnd"/>
           </w:p>
         </w:tc>
         <w:tc>
@@ -2543,6 +2712,7 @@
               </w:rPr>
               <w:t xml:space="preserve">  </w:t>
             </w:r>
+            <w:proofErr w:type="gramStart"/>
             <w:r>
               <w:rPr>
                 <w:rFonts w:hint="eastAsia"/>
@@ -2551,6 +2721,7 @@
               </w:rPr>
               <w:t>普奇</w:t>
             </w:r>
+            <w:proofErr w:type="gramEnd"/>
           </w:p>
         </w:tc>
       </w:tr>
@@ -2586,6 +2757,7 @@
         </w:rPr>
         <w:t xml:space="preserve"> </w:t>
       </w:r>
+      <w:proofErr w:type="gramStart"/>
       <w:r>
         <w:rPr>
           <w:rFonts w:ascii="Cambria Math" w:hAnsi="Cambria Math" w:cs="Cambria Math" w:hint="eastAsia"/>
@@ -2596,6 +2768,7 @@
         </w:rPr>
         <w:t>跨群游戏</w:t>
       </w:r>
+      <w:proofErr w:type="gramEnd"/>
       <w:r>
         <w:rPr>
           <w:b/>
@@ -2695,6 +2868,7 @@
               </w:rPr>
               <w:t>/</w:t>
             </w:r>
+            <w:proofErr w:type="spellStart"/>
             <w:r>
               <w:rPr>
                 <w:rFonts w:hint="eastAsia"/>
@@ -2705,6 +2879,7 @@
               </w:rPr>
               <w:t>DisMatch</w:t>
             </w:r>
+            <w:proofErr w:type="spellEnd"/>
             <w:r>
               <w:rPr>
                 <w:rFonts w:hint="eastAsia"/>
@@ -2754,6 +2929,7 @@
                 <w:szCs w:val="20"/>
               </w:rPr>
             </w:pPr>
+            <w:proofErr w:type="spellStart"/>
             <w:r>
               <w:rPr>
                 <w:rFonts w:hint="eastAsia"/>
@@ -2772,7 +2948,18 @@
                 <w:sz w:val="20"/>
                 <w:szCs w:val="20"/>
               </w:rPr>
-              <w:t xml:space="preserve">h  </w:t>
+              <w:t>h</w:t>
+            </w:r>
+            <w:proofErr w:type="spellEnd"/>
+            <w:r>
+              <w:rPr>
+                <w:rFonts w:hint="eastAsia"/>
+                <w:b/>
+                <w:bCs/>
+                <w:sz w:val="20"/>
+                <w:szCs w:val="20"/>
+              </w:rPr>
+              <w:t xml:space="preserve">  </w:t>
             </w:r>
             <w:r>
               <w:rPr>
@@ -2796,15 +2983,27 @@
                 <w:szCs w:val="20"/>
               </w:rPr>
             </w:pPr>
-            <w:r>
-              <w:rPr>
-                <w:rFonts w:hint="eastAsia"/>
-                <w:b/>
-                <w:bCs/>
-                <w:sz w:val="20"/>
-                <w:szCs w:val="20"/>
-              </w:rPr>
-              <w:t xml:space="preserve">RecentPlayer </w:t>
+            <w:proofErr w:type="spellStart"/>
+            <w:r>
+              <w:rPr>
+                <w:rFonts w:hint="eastAsia"/>
+                <w:b/>
+                <w:bCs/>
+                <w:sz w:val="20"/>
+                <w:szCs w:val="20"/>
+              </w:rPr>
+              <w:t>RecentPlayer</w:t>
+            </w:r>
+            <w:proofErr w:type="spellEnd"/>
+            <w:r>
+              <w:rPr>
+                <w:rFonts w:hint="eastAsia"/>
+                <w:b/>
+                <w:bCs/>
+                <w:sz w:val="20"/>
+                <w:szCs w:val="20"/>
+              </w:rPr>
+              <w:t xml:space="preserve"> </w:t>
             </w:r>
             <w:r>
               <w:rPr>
@@ -2889,6 +3088,7 @@
               </w:rPr>
               <w:t xml:space="preserve">Looting  </w:t>
             </w:r>
+            <w:proofErr w:type="gramStart"/>
             <w:r>
               <w:rPr>
                 <w:rFonts w:hint="eastAsia"/>
@@ -2897,6 +3097,7 @@
               </w:rPr>
               <w:t>摸金</w:t>
             </w:r>
+            <w:proofErr w:type="gramEnd"/>
           </w:p>
         </w:tc>
         <w:tc>
@@ -2913,15 +3114,27 @@
                 <w:szCs w:val="20"/>
               </w:rPr>
             </w:pPr>
-            <w:r>
-              <w:rPr>
-                <w:rFonts w:hint="eastAsia"/>
-                <w:b/>
-                <w:bCs/>
-                <w:sz w:val="20"/>
-                <w:szCs w:val="20"/>
-              </w:rPr>
-              <w:t xml:space="preserve">Reversi  </w:t>
+            <w:proofErr w:type="spellStart"/>
+            <w:r>
+              <w:rPr>
+                <w:rFonts w:hint="eastAsia"/>
+                <w:b/>
+                <w:bCs/>
+                <w:sz w:val="20"/>
+                <w:szCs w:val="20"/>
+              </w:rPr>
+              <w:t>Reversi</w:t>
+            </w:r>
+            <w:proofErr w:type="spellEnd"/>
+            <w:r>
+              <w:rPr>
+                <w:rFonts w:hint="eastAsia"/>
+                <w:b/>
+                <w:bCs/>
+                <w:sz w:val="20"/>
+                <w:szCs w:val="20"/>
+              </w:rPr>
+              <w:t xml:space="preserve">  </w:t>
             </w:r>
             <w:r>
               <w:rPr>
@@ -2947,15 +3160,27 @@
                 <w:szCs w:val="20"/>
               </w:rPr>
             </w:pPr>
-            <w:r>
-              <w:rPr>
-                <w:rFonts w:hint="eastAsia"/>
-                <w:b/>
-                <w:bCs/>
-                <w:sz w:val="20"/>
-                <w:szCs w:val="20"/>
-              </w:rPr>
-              <w:t xml:space="preserve">TicTacToe </w:t>
+            <w:proofErr w:type="spellStart"/>
+            <w:r>
+              <w:rPr>
+                <w:rFonts w:hint="eastAsia"/>
+                <w:b/>
+                <w:bCs/>
+                <w:sz w:val="20"/>
+                <w:szCs w:val="20"/>
+              </w:rPr>
+              <w:t>TicTacToe</w:t>
+            </w:r>
+            <w:proofErr w:type="spellEnd"/>
+            <w:r>
+              <w:rPr>
+                <w:rFonts w:hint="eastAsia"/>
+                <w:b/>
+                <w:bCs/>
+                <w:sz w:val="20"/>
+                <w:szCs w:val="20"/>
+              </w:rPr>
+              <w:t xml:space="preserve"> </w:t>
             </w:r>
             <w:r>
               <w:rPr>
@@ -3218,6 +3443,7 @@
               </w:rPr>
               <w:t xml:space="preserve"> </w:t>
             </w:r>
+            <w:proofErr w:type="spellStart"/>
             <w:r>
               <w:rPr>
                 <w:rFonts w:hint="eastAsia"/>
@@ -3226,6 +3452,7 @@
               </w:rPr>
               <w:t>PRTS</w:t>
             </w:r>
+            <w:proofErr w:type="spellEnd"/>
             <w:r>
               <w:rPr>
                 <w:rFonts w:hint="eastAsia"/>
@@ -3345,6 +3572,7 @@
               </w:rPr>
               <w:t xml:space="preserve">  </w:t>
             </w:r>
+            <w:proofErr w:type="gramStart"/>
             <w:r>
               <w:rPr>
                 <w:rFonts w:hint="eastAsia"/>
@@ -3353,6 +3581,7 @@
               </w:rPr>
               <w:t>终末地查询</w:t>
             </w:r>
+            <w:proofErr w:type="gramEnd"/>
             <w:r>
               <w:rPr>
                 <w:rFonts w:hint="eastAsia"/>
@@ -3379,15 +3608,27 @@
               </w:rPr>
               <w:t xml:space="preserve"> [</w:t>
             </w:r>
-            <w:r>
-              <w:rPr>
-                <w:rFonts w:hint="eastAsia"/>
-                <w:b/>
-                <w:bCs/>
-                <w:sz w:val="20"/>
-                <w:szCs w:val="20"/>
-              </w:rPr>
-              <w:t>终末地功能]</w:t>
+            <w:proofErr w:type="gramStart"/>
+            <w:r>
+              <w:rPr>
+                <w:rFonts w:hint="eastAsia"/>
+                <w:b/>
+                <w:bCs/>
+                <w:sz w:val="20"/>
+                <w:szCs w:val="20"/>
+              </w:rPr>
+              <w:t>终末地功能</w:t>
+            </w:r>
+            <w:proofErr w:type="gramEnd"/>
+            <w:r>
+              <w:rPr>
+                <w:rFonts w:hint="eastAsia"/>
+                <w:b/>
+                <w:bCs/>
+                <w:sz w:val="20"/>
+                <w:szCs w:val="20"/>
+              </w:rPr>
+              <w:t>]</w:t>
             </w:r>
           </w:p>
         </w:tc>
@@ -3411,6 +3652,7 @@
                 <w:szCs w:val="20"/>
               </w:rPr>
             </w:pPr>
+            <w:proofErr w:type="spellStart"/>
             <w:r>
               <w:rPr>
                 <w:b/>
@@ -3420,6 +3662,7 @@
               </w:rPr>
               <w:t>EssencePlan</w:t>
             </w:r>
+            <w:proofErr w:type="spellEnd"/>
             <w:r>
               <w:rPr>
                 <w:rFonts w:hint="eastAsia"/>
@@ -3478,15 +3721,27 @@
               </w:rPr>
               <w:t>[</w:t>
             </w:r>
-            <w:r>
-              <w:rPr>
-                <w:rFonts w:hint="eastAsia"/>
-                <w:b/>
-                <w:bCs/>
-                <w:sz w:val="20"/>
-                <w:szCs w:val="20"/>
-              </w:rPr>
-              <w:t>终末地功能]</w:t>
+            <w:proofErr w:type="gramStart"/>
+            <w:r>
+              <w:rPr>
+                <w:rFonts w:hint="eastAsia"/>
+                <w:b/>
+                <w:bCs/>
+                <w:sz w:val="20"/>
+                <w:szCs w:val="20"/>
+              </w:rPr>
+              <w:t>终末地功能</w:t>
+            </w:r>
+            <w:proofErr w:type="gramEnd"/>
+            <w:r>
+              <w:rPr>
+                <w:rFonts w:hint="eastAsia"/>
+                <w:b/>
+                <w:bCs/>
+                <w:sz w:val="20"/>
+                <w:szCs w:val="20"/>
+              </w:rPr>
+              <w:t>]</w:t>
             </w:r>
           </w:p>
         </w:tc>
@@ -3516,6 +3771,7 @@
                 <w:u w:val="double"/>
               </w:rPr>
             </w:pPr>
+            <w:proofErr w:type="spellStart"/>
             <w:r>
               <w:rPr>
                 <w:rFonts w:hint="eastAsia"/>
@@ -3527,6 +3783,7 @@
               </w:rPr>
               <w:t>OneTimeAlarm</w:t>
             </w:r>
+            <w:proofErr w:type="spellEnd"/>
             <w:r>
               <w:rPr>
                 <w:rFonts w:hint="eastAsia"/>
@@ -3586,6 +3843,7 @@
                 <w:u w:val="double"/>
               </w:rPr>
             </w:pPr>
+            <w:proofErr w:type="spellStart"/>
             <w:r>
               <w:rPr>
                 <w:rFonts w:hint="eastAsia"/>
@@ -3596,6 +3854,7 @@
               </w:rPr>
               <w:t>CancelAlarm</w:t>
             </w:r>
+            <w:proofErr w:type="spellEnd"/>
             <w:r>
               <w:rPr>
                 <w:rFonts w:hint="eastAsia"/>
@@ -3709,6 +3968,7 @@
                 <w:szCs w:val="20"/>
               </w:rPr>
             </w:pPr>
+            <w:proofErr w:type="spellStart"/>
             <w:r>
               <w:rPr>
                 <w:rFonts w:hint="eastAsia"/>
@@ -3719,6 +3979,7 @@
               </w:rPr>
               <w:t>AccessSet</w:t>
             </w:r>
+            <w:proofErr w:type="spellEnd"/>
             <w:r>
               <w:rPr>
                 <w:rFonts w:hint="eastAsia"/>
@@ -3742,6 +4003,7 @@
                 <w:szCs w:val="20"/>
               </w:rPr>
             </w:pPr>
+            <w:proofErr w:type="spellStart"/>
             <w:r>
               <w:rPr>
                 <w:rFonts w:hint="eastAsia"/>
@@ -3752,6 +4014,7 @@
               </w:rPr>
               <w:t>FuncSet</w:t>
             </w:r>
+            <w:proofErr w:type="spellEnd"/>
             <w:r>
               <w:rPr>
                 <w:rFonts w:hint="eastAsia"/>
@@ -3783,6 +4046,7 @@
                 <w:szCs w:val="20"/>
               </w:rPr>
             </w:pPr>
+            <w:proofErr w:type="spellStart"/>
             <w:r>
               <w:rPr>
                 <w:rFonts w:hint="eastAsia"/>
@@ -3793,6 +4057,7 @@
               </w:rPr>
               <w:t>GroupSet</w:t>
             </w:r>
+            <w:proofErr w:type="spellEnd"/>
             <w:r>
               <w:rPr>
                 <w:rFonts w:hint="eastAsia"/>
@@ -3832,6 +4097,7 @@
                 <w:u w:val="double"/>
               </w:rPr>
             </w:pPr>
+            <w:proofErr w:type="spellStart"/>
             <w:r>
               <w:rPr>
                 <w:rFonts w:hint="eastAsia"/>
@@ -3843,6 +4109,7 @@
               </w:rPr>
               <w:t>UserBan</w:t>
             </w:r>
+            <w:proofErr w:type="spellEnd"/>
             <w:r>
               <w:rPr>
                 <w:rFonts w:hint="eastAsia"/>
@@ -3887,8 +4154,20 @@
                 <w:sz w:val="20"/>
                 <w:szCs w:val="20"/>
               </w:rPr>
-              <w:t>/rc</w:t>
-            </w:r>
+              <w:t>/</w:t>
+            </w:r>
+            <w:proofErr w:type="spellStart"/>
+            <w:r>
+              <w:rPr>
+                <w:rFonts w:hint="eastAsia"/>
+                <w:b/>
+                <w:bCs/>
+                <w:sz w:val="20"/>
+                <w:szCs w:val="20"/>
+              </w:rPr>
+              <w:t>rc</w:t>
+            </w:r>
+            <w:proofErr w:type="spellEnd"/>
             <w:r>
               <w:rPr>
                 <w:rFonts w:hint="eastAsia"/>
@@ -3925,6 +4204,7 @@
                 <w:u w:val="double"/>
               </w:rPr>
             </w:pPr>
+            <w:proofErr w:type="spellStart"/>
             <w:r>
               <w:rPr>
                 <w:rFonts w:hint="eastAsia"/>
@@ -3936,6 +4216,7 @@
               </w:rPr>
               <w:t>ImageFolder</w:t>
             </w:r>
+            <w:proofErr w:type="spellEnd"/>
             <w:r>
               <w:rPr>
                 <w:rFonts w:hint="eastAsia"/>
@@ -4179,6 +4460,9 @@
     <w:p>
       <w:pPr>
         <w:spacing w:after="0" w:line="240" w:lineRule="auto"/>
+        <w:rPr>
+          <w:rFonts w:hint="eastAsia"/>
+        </w:rPr>
       </w:pPr>
     </w:p>
     <w:p>
@@ -4837,6 +5121,7 @@
         </w:rPr>
         <w:t>为</w:t>
       </w:r>
+      <w:proofErr w:type="spellStart"/>
       <w:r>
         <w:rPr>
           <w:rFonts w:hint="eastAsia"/>
@@ -4845,6 +5130,7 @@
         </w:rPr>
         <w:t>acg</w:t>
       </w:r>
+      <w:proofErr w:type="spellEnd"/>
       <w:r>
         <w:rPr>
           <w:rFonts w:hint="eastAsia"/>
@@ -4877,6 +5163,7 @@
         </w:rPr>
         <w:t>可通过</w:t>
       </w:r>
+      <w:proofErr w:type="spellStart"/>
       <w:r>
         <w:rPr>
           <w:rFonts w:hint="eastAsia"/>
@@ -4885,6 +5172,7 @@
         </w:rPr>
         <w:t>ImageFolder</w:t>
       </w:r>
+      <w:proofErr w:type="spellEnd"/>
       <w:r>
         <w:rPr>
           <w:rFonts w:hint="eastAsia"/>
@@ -4963,6 +5251,7 @@
         </w:rPr>
         <w:t xml:space="preserve"> </w:t>
       </w:r>
+      <w:proofErr w:type="gramStart"/>
       <w:r>
         <w:rPr>
           <w:rFonts w:hint="eastAsia"/>
@@ -4971,6 +5260,7 @@
         </w:rPr>
         <w:t>跨群游戏</w:t>
       </w:r>
+      <w:proofErr w:type="gramEnd"/>
       <w:r>
         <w:rPr>
           <w:rFonts w:hint="eastAsia"/>
@@ -5215,6 +5505,7 @@
         </w:rPr>
         <w:t xml:space="preserve"> 需通过</w:t>
       </w:r>
+      <w:proofErr w:type="spellStart"/>
       <w:r>
         <w:rPr>
           <w:rFonts w:hint="eastAsia"/>
@@ -5229,8 +5520,27 @@
           <w:sz w:val="20"/>
           <w:szCs w:val="20"/>
         </w:rPr>
-        <w:t>Set/GroupSet</w:t>
-      </w:r>
+        <w:t>Set</w:t>
+      </w:r>
+      <w:proofErr w:type="spellEnd"/>
+      <w:r>
+        <w:rPr>
+          <w:rFonts w:hint="eastAsia"/>
+          <w:sz w:val="20"/>
+          <w:szCs w:val="20"/>
+        </w:rPr>
+        <w:t>/</w:t>
+      </w:r>
+      <w:proofErr w:type="spellStart"/>
+      <w:r>
+        <w:rPr>
+          <w:rFonts w:hint="eastAsia"/>
+          <w:sz w:val="20"/>
+          <w:szCs w:val="20"/>
+        </w:rPr>
+        <w:t>GroupSet</w:t>
+      </w:r>
+      <w:proofErr w:type="spellEnd"/>
       <w:r>
         <w:rPr>
           <w:rFonts w:hint="eastAsia"/>
@@ -5255,6 +5565,7 @@
         </w:rPr>
         <w:t>启用</w:t>
       </w:r>
+      <w:proofErr w:type="spellStart"/>
       <w:r>
         <w:rPr>
           <w:rFonts w:hint="eastAsia"/>
@@ -5271,6 +5582,7 @@
         </w:rPr>
         <w:t>Collect</w:t>
       </w:r>
+      <w:proofErr w:type="spellEnd"/>
       <w:r>
         <w:rPr>
           <w:rFonts w:hint="eastAsia"/>
@@ -5379,13 +5691,23 @@
         </w:rPr>
         <w:t xml:space="preserve"> 已集成至</w:t>
       </w:r>
-      <w:r>
-        <w:rPr>
-          <w:rFonts w:hint="eastAsia"/>
-          <w:sz w:val="20"/>
-          <w:szCs w:val="20"/>
-        </w:rPr>
-        <w:t>GroupSet群设置</w:t>
+      <w:proofErr w:type="spellStart"/>
+      <w:r>
+        <w:rPr>
+          <w:rFonts w:hint="eastAsia"/>
+          <w:sz w:val="20"/>
+          <w:szCs w:val="20"/>
+        </w:rPr>
+        <w:t>GroupSet</w:t>
+      </w:r>
+      <w:proofErr w:type="spellEnd"/>
+      <w:r>
+        <w:rPr>
+          <w:rFonts w:hint="eastAsia"/>
+          <w:sz w:val="20"/>
+          <w:szCs w:val="20"/>
+        </w:rPr>
+        <w:t>群设置</w:t>
       </w:r>
       <w:r>
         <w:rPr>
@@ -5401,7 +5723,25 @@
           <w:sz w:val="20"/>
           <w:szCs w:val="20"/>
         </w:rPr>
-        <w:t>令中，并按群聊保存独立配置</w:t>
+        <w:t>令中，并</w:t>
+      </w:r>
+      <w:proofErr w:type="gramStart"/>
+      <w:r>
+        <w:rPr>
+          <w:rFonts w:hint="eastAsia"/>
+          <w:sz w:val="20"/>
+          <w:szCs w:val="20"/>
+        </w:rPr>
+        <w:t>按群聊</w:t>
+      </w:r>
+      <w:proofErr w:type="gramEnd"/>
+      <w:r>
+        <w:rPr>
+          <w:rFonts w:hint="eastAsia"/>
+          <w:sz w:val="20"/>
+          <w:szCs w:val="20"/>
+        </w:rPr>
+        <w:t>保存独立配置</w:t>
       </w:r>
       <w:r>
         <w:rPr>
@@ -5416,6 +5756,9 @@
       <w:pPr>
         <w:spacing w:after="0" w:line="240" w:lineRule="auto"/>
         <w:rPr>
+          <w:rFonts w:hint="eastAsia"/>
+          <w:b/>
+          <w:bCs/>
           <w:sz w:val="20"/>
           <w:szCs w:val="20"/>
         </w:rPr>
@@ -5450,205 +5793,125 @@
         </w:rPr>
         <w:t xml:space="preserve"> </w:t>
       </w:r>
-      <w:r>
-        <w:rPr>
-          <w:rFonts w:hint="eastAsia"/>
-          <w:sz w:val="20"/>
-          <w:szCs w:val="20"/>
-        </w:rPr>
-        <w:t>语音合成功能</w:t>
-      </w:r>
-      <w:r>
-        <w:rPr>
-          <w:rFonts w:hint="eastAsia"/>
-          <w:b/>
-          <w:bCs/>
+      <w:proofErr w:type="gramStart"/>
+      <w:r>
+        <w:rPr>
+          <w:rFonts w:hint="eastAsia"/>
+          <w:sz w:val="20"/>
+          <w:szCs w:val="20"/>
+        </w:rPr>
+        <w:t>私聊</w:t>
+      </w:r>
+      <w:r>
+        <w:rPr>
+          <w:rFonts w:hint="eastAsia"/>
+          <w:sz w:val="20"/>
+          <w:szCs w:val="20"/>
+        </w:rPr>
+        <w:t>现</w:t>
+      </w:r>
+      <w:proofErr w:type="gramEnd"/>
+      <w:r>
+        <w:rPr>
+          <w:rFonts w:hint="eastAsia"/>
+          <w:sz w:val="20"/>
+          <w:szCs w:val="20"/>
+        </w:rPr>
+        <w:t>可自定义提示词进行AI对话；</w:t>
+      </w:r>
+      <w:proofErr w:type="gramStart"/>
+      <w:r>
+        <w:rPr>
+          <w:rFonts w:hint="eastAsia"/>
+          <w:sz w:val="20"/>
+          <w:szCs w:val="20"/>
+        </w:rPr>
+        <w:t>私聊</w:t>
+      </w:r>
+      <w:r>
+        <w:rPr>
+          <w:rFonts w:hint="eastAsia"/>
+          <w:sz w:val="20"/>
+          <w:szCs w:val="20"/>
+        </w:rPr>
+        <w:t>可用</w:t>
+      </w:r>
+      <w:r>
+        <w:rPr>
+          <w:rFonts w:hint="eastAsia"/>
+          <w:sz w:val="20"/>
+          <w:szCs w:val="20"/>
+        </w:rPr>
+        <w:t>指令</w:t>
+      </w:r>
+      <w:r>
+        <w:rPr>
+          <w:rFonts w:hint="eastAsia"/>
+          <w:sz w:val="20"/>
+          <w:szCs w:val="20"/>
+        </w:rPr>
+        <w:t>仅</w:t>
+      </w:r>
+      <w:proofErr w:type="gramEnd"/>
+      <w:r>
+        <w:rPr>
+          <w:rFonts w:hint="eastAsia"/>
+          <w:sz w:val="20"/>
+          <w:szCs w:val="20"/>
+        </w:rPr>
+        <w:t>可</w:t>
+      </w:r>
+      <w:proofErr w:type="gramStart"/>
+      <w:r>
+        <w:rPr>
+          <w:rFonts w:hint="eastAsia"/>
+          <w:sz w:val="20"/>
+          <w:szCs w:val="20"/>
+        </w:rPr>
+        <w:t>通过私聊调用</w:t>
+      </w:r>
+      <w:proofErr w:type="gramEnd"/>
+      <w:r>
+        <w:rPr>
+          <w:rFonts w:hint="eastAsia"/>
+          <w:sz w:val="20"/>
+          <w:szCs w:val="20"/>
+        </w:rPr>
+        <w:t>help指令</w:t>
+      </w:r>
+      <w:r>
+        <w:rPr>
+          <w:rFonts w:hint="eastAsia"/>
+          <w:sz w:val="20"/>
+          <w:szCs w:val="20"/>
+        </w:rPr>
+        <w:t>获取</w:t>
+      </w:r>
+      <w:r>
+        <w:rPr>
+          <w:rFonts w:hint="eastAsia"/>
+          <w:sz w:val="20"/>
+          <w:szCs w:val="20"/>
+        </w:rPr>
+        <w:t>；</w:t>
+      </w:r>
+      <w:proofErr w:type="gramStart"/>
+      <w:r>
+        <w:rPr>
+          <w:rFonts w:hint="eastAsia"/>
+          <w:sz w:val="20"/>
+          <w:szCs w:val="20"/>
+        </w:rPr>
+        <w:t>私聊功能</w:t>
+      </w:r>
+      <w:proofErr w:type="gramEnd"/>
+      <w:r>
+        <w:rPr>
+          <w:rFonts w:hint="eastAsia"/>
           <w:sz w:val="20"/>
           <w:szCs w:val="20"/>
         </w:rPr>
         <w:t xml:space="preserve"> </w:t>
-      </w:r>
-      <w:r>
-        <w:rPr>
-          <w:rFonts w:hint="eastAsia"/>
-          <w:b/>
-          <w:bCs/>
-          <w:sz w:val="20"/>
-          <w:szCs w:val="20"/>
-        </w:rPr>
-        <w:t>Tts</w:t>
-      </w:r>
-      <w:r>
-        <w:rPr>
-          <w:rFonts w:hint="eastAsia"/>
-          <w:b/>
-          <w:bCs/>
-          <w:sz w:val="20"/>
-          <w:szCs w:val="20"/>
-        </w:rPr>
-        <w:t>指</w:t>
-      </w:r>
-      <w:r>
-        <w:rPr>
-          <w:rFonts w:hint="eastAsia"/>
-          <w:b/>
-          <w:bCs/>
-          <w:sz w:val="20"/>
-          <w:szCs w:val="20"/>
-        </w:rPr>
-        <w:t>令的AI可调用性</w:t>
-      </w:r>
-      <w:r>
-        <w:rPr>
-          <w:rFonts w:hint="eastAsia"/>
-          <w:sz w:val="20"/>
-          <w:szCs w:val="20"/>
-        </w:rPr>
-        <w:t xml:space="preserve"> </w:t>
-      </w:r>
-      <w:r>
-        <w:rPr>
-          <w:rFonts w:hint="eastAsia"/>
-          <w:sz w:val="20"/>
-          <w:szCs w:val="20"/>
-        </w:rPr>
-        <w:t>受</w:t>
-      </w:r>
-      <w:r>
-        <w:rPr>
-          <w:rFonts w:hint="eastAsia"/>
-          <w:sz w:val="20"/>
-          <w:szCs w:val="20"/>
-        </w:rPr>
-        <w:t>GroupSet</w:t>
-      </w:r>
-      <w:r>
-        <w:rPr>
-          <w:rFonts w:hint="eastAsia"/>
-          <w:sz w:val="20"/>
-          <w:szCs w:val="20"/>
-        </w:rPr>
-        <w:t>群设置控制</w:t>
-      </w:r>
-      <w:r>
-        <w:rPr>
-          <w:rFonts w:hint="eastAsia"/>
-          <w:sz w:val="20"/>
-          <w:szCs w:val="20"/>
-        </w:rPr>
-        <w:t>；</w:t>
-      </w:r>
-    </w:p>
-    <w:p>
-      <w:pPr>
-        <w:spacing w:after="0" w:line="240" w:lineRule="auto"/>
-        <w:rPr>
-          <w:rFonts w:hint="eastAsia"/>
-          <w:b/>
-          <w:bCs/>
-          <w:sz w:val="20"/>
-          <w:szCs w:val="20"/>
-        </w:rPr>
-      </w:pPr>
-      <w:r>
-        <w:rPr>
-          <w:rFonts w:hint="eastAsia"/>
-          <w:b/>
-          <w:bCs/>
-          <w:sz w:val="20"/>
-          <w:szCs w:val="20"/>
-        </w:rPr>
-        <w:t>7.</w:t>
-      </w:r>
-      <w:r>
-        <w:rPr>
-          <w:rFonts w:hint="eastAsia"/>
-          <w:b/>
-          <w:bCs/>
-          <w:sz w:val="20"/>
-          <w:szCs w:val="20"/>
-        </w:rPr>
-        <w:t xml:space="preserve"> </w:t>
-      </w:r>
-      <w:r>
-        <w:rPr>
-          <w:rFonts w:hint="eastAsia"/>
-          <w:sz w:val="20"/>
-          <w:szCs w:val="20"/>
-        </w:rPr>
-        <w:t>私聊</w:t>
-      </w:r>
-      <w:r>
-        <w:rPr>
-          <w:rFonts w:hint="eastAsia"/>
-          <w:sz w:val="20"/>
-          <w:szCs w:val="20"/>
-        </w:rPr>
-        <w:t>现可自定义提示词进行AI对话；</w:t>
-      </w:r>
-      <w:r>
-        <w:rPr>
-          <w:rFonts w:hint="eastAsia"/>
-          <w:sz w:val="20"/>
-          <w:szCs w:val="20"/>
-        </w:rPr>
-        <w:t>私聊</w:t>
-      </w:r>
-      <w:r>
-        <w:rPr>
-          <w:rFonts w:hint="eastAsia"/>
-          <w:sz w:val="20"/>
-          <w:szCs w:val="20"/>
-        </w:rPr>
-        <w:t>可用</w:t>
-      </w:r>
-      <w:r>
-        <w:rPr>
-          <w:rFonts w:hint="eastAsia"/>
-          <w:sz w:val="20"/>
-          <w:szCs w:val="20"/>
-        </w:rPr>
-        <w:t>指令</w:t>
-      </w:r>
-      <w:r>
-        <w:rPr>
-          <w:rFonts w:hint="eastAsia"/>
-          <w:sz w:val="20"/>
-          <w:szCs w:val="20"/>
-        </w:rPr>
-        <w:t>仅可</w:t>
-      </w:r>
-      <w:r>
-        <w:rPr>
-          <w:rFonts w:hint="eastAsia"/>
-          <w:sz w:val="20"/>
-          <w:szCs w:val="20"/>
-        </w:rPr>
-        <w:t>通过私聊调用</w:t>
-      </w:r>
-      <w:r>
-        <w:rPr>
-          <w:rFonts w:hint="eastAsia"/>
-          <w:sz w:val="20"/>
-          <w:szCs w:val="20"/>
-        </w:rPr>
-        <w:t>help指令</w:t>
-      </w:r>
-      <w:r>
-        <w:rPr>
-          <w:rFonts w:hint="eastAsia"/>
-          <w:sz w:val="20"/>
-          <w:szCs w:val="20"/>
-        </w:rPr>
-        <w:t>获取</w:t>
-      </w:r>
-      <w:r>
-        <w:rPr>
-          <w:rFonts w:hint="eastAsia"/>
-          <w:sz w:val="20"/>
-          <w:szCs w:val="20"/>
-        </w:rPr>
-        <w:t xml:space="preserve">；私聊功能 </w:t>
       </w:r>
       <w:r>
         <w:rPr>
@@ -6114,7 +6377,6 @@
       <w:pPr>
         <w:spacing w:after="0" w:line="240" w:lineRule="auto"/>
         <w:rPr>
-          <w:rFonts w:hint="eastAsia"/>
           <w:sz w:val="20"/>
           <w:szCs w:val="20"/>
         </w:rPr>
@@ -6125,12 +6387,22 @@
         <w:spacing w:after="0" w:line="240" w:lineRule="auto"/>
         <w:rPr>
           <w:rFonts w:hint="eastAsia"/>
-          <w:b/>
-          <w:bCs/>
           <w:sz w:val="20"/>
           <w:szCs w:val="20"/>
         </w:rPr>
       </w:pPr>
+    </w:p>
+    <w:p>
+      <w:pPr>
+        <w:spacing w:after="0" w:line="240" w:lineRule="auto"/>
+        <w:rPr>
+          <w:rFonts w:hint="eastAsia"/>
+          <w:b/>
+          <w:bCs/>
+          <w:sz w:val="20"/>
+          <w:szCs w:val="20"/>
+        </w:rPr>
+      </w:pPr>
       <w:r>
         <w:rPr>
           <w:rFonts w:hint="eastAsia"/>
@@ -6258,8 +6530,18 @@
           <w:sz w:val="20"/>
           <w:szCs w:val="20"/>
         </w:rPr>
-        <w:t xml:space="preserve"> Lazybot</w:t>
-      </w:r>
+        <w:t xml:space="preserve"> </w:t>
+      </w:r>
+      <w:proofErr w:type="spellStart"/>
+      <w:r>
+        <w:rPr>
+          <w:rFonts w:hint="eastAsia"/>
+          <w:sz w:val="20"/>
+          <w:szCs w:val="20"/>
+        </w:rPr>
+        <w:t>Lazybot</w:t>
+      </w:r>
+      <w:proofErr w:type="spellEnd"/>
       <w:r>
         <w:rPr>
           <w:rFonts w:hint="eastAsia"/>
@@ -6372,7 +6654,7 @@
           <w:sz w:val="20"/>
           <w:szCs w:val="20"/>
         </w:rPr>
-        <w:t>5</w:t>
+        <w:t>6</w:t>
       </w:r>
     </w:p>
     <w:sectPr>

--- a/src/main/resources/static/help/help.docx
+++ b/src/main/resources/static/help/help.docx
@@ -2404,8 +2404,53 @@
         </w:tc>
         <w:tc>
           <w:tcPr>
-            <w:tcW w:w="6927" w:type="dxa"/>
-            <w:gridSpan w:val="2"/>
+            <w:tcW w:w="3463" w:type="dxa"/>
+          </w:tcPr>
+          <w:p>
+            <w:pPr>
+              <w:rPr>
+                <w:rFonts w:hint="eastAsia"/>
+                <w:b/>
+                <w:bCs/>
+                <w:sz w:val="20"/>
+                <w:szCs w:val="20"/>
+              </w:rPr>
+            </w:pPr>
+            <w:proofErr w:type="spellStart"/>
+            <w:r>
+              <w:rPr>
+                <w:rFonts w:hint="eastAsia"/>
+                <w:b/>
+                <w:bCs/>
+                <w:sz w:val="20"/>
+                <w:szCs w:val="20"/>
+              </w:rPr>
+              <w:t>DriftBottle</w:t>
+            </w:r>
+            <w:proofErr w:type="spellEnd"/>
+            <w:r>
+              <w:rPr>
+                <w:rFonts w:hint="eastAsia"/>
+                <w:b/>
+                <w:bCs/>
+                <w:sz w:val="20"/>
+                <w:szCs w:val="20"/>
+              </w:rPr>
+              <w:t xml:space="preserve">  </w:t>
+            </w:r>
+            <w:r>
+              <w:rPr>
+                <w:rFonts w:hint="eastAsia"/>
+                <w:sz w:val="20"/>
+                <w:szCs w:val="20"/>
+              </w:rPr>
+              <w:t>漂流瓶       [扔或捡]</w:t>
+            </w:r>
+          </w:p>
+        </w:tc>
+        <w:tc>
+          <w:tcPr>
+            <w:tcW w:w="3464" w:type="dxa"/>
           </w:tcPr>
           <w:p>
             <w:pPr>
@@ -6377,6 +6422,7 @@
       <w:pPr>
         <w:spacing w:after="0" w:line="240" w:lineRule="auto"/>
         <w:rPr>
+          <w:rFonts w:hint="eastAsia"/>
           <w:sz w:val="20"/>
           <w:szCs w:val="20"/>
         </w:rPr>
@@ -6387,22 +6433,12 @@
         <w:spacing w:after="0" w:line="240" w:lineRule="auto"/>
         <w:rPr>
           <w:rFonts w:hint="eastAsia"/>
+          <w:b/>
+          <w:bCs/>
           <w:sz w:val="20"/>
           <w:szCs w:val="20"/>
         </w:rPr>
       </w:pPr>
-    </w:p>
-    <w:p>
-      <w:pPr>
-        <w:spacing w:after="0" w:line="240" w:lineRule="auto"/>
-        <w:rPr>
-          <w:rFonts w:hint="eastAsia"/>
-          <w:b/>
-          <w:bCs/>
-          <w:sz w:val="20"/>
-          <w:szCs w:val="20"/>
-        </w:rPr>
-      </w:pPr>
       <w:r>
         <w:rPr>
           <w:rFonts w:hint="eastAsia"/>
@@ -6630,31 +6666,15 @@
           <w:sz w:val="20"/>
           <w:szCs w:val="20"/>
         </w:rPr>
-        <w:t>02</w:t>
-      </w:r>
-      <w:r>
-        <w:rPr>
-          <w:rFonts w:hint="eastAsia"/>
-          <w:sz w:val="20"/>
-          <w:szCs w:val="20"/>
-        </w:rPr>
-        <w:t>.</w:t>
-      </w:r>
-      <w:r>
-        <w:rPr>
-          <w:rFonts w:hint="eastAsia"/>
-          <w:sz w:val="20"/>
-          <w:szCs w:val="20"/>
-        </w:rPr>
-        <w:t>2</w:t>
-      </w:r>
-      <w:r>
-        <w:rPr>
-          <w:rFonts w:hint="eastAsia"/>
-          <w:sz w:val="20"/>
-          <w:szCs w:val="20"/>
-        </w:rPr>
-        <w:t>6</w:t>
+        <w:t>0</w:t>
+      </w:r>
+      <w:r>
+        <w:rPr>
+          <w:rFonts w:hint="eastAsia"/>
+          <w:sz w:val="20"/>
+          <w:szCs w:val="20"/>
+        </w:rPr>
+        <w:t>3.14</w:t>
       </w:r>
     </w:p>
     <w:sectPr>

--- a/src/main/resources/static/help/help.docx
+++ b/src/main/resources/static/help/help.docx
@@ -286,20 +286,8 @@
           <w:sz w:val="20"/>
           <w:szCs w:val="20"/>
         </w:rPr>
-        <w:t>已</w:t>
-      </w:r>
-      <w:proofErr w:type="gramStart"/>
-      <w:r>
-        <w:rPr>
-          <w:rFonts w:hint="eastAsia"/>
-          <w:b/>
-          <w:bCs/>
-          <w:sz w:val="20"/>
-          <w:szCs w:val="20"/>
-        </w:rPr>
-        <w:t>支持私聊</w:t>
-      </w:r>
-      <w:proofErr w:type="gramEnd"/>
+        <w:t>已支持私聊</w:t>
+      </w:r>
       <w:r>
         <w:rPr>
           <w:rFonts w:hint="eastAsia"/>
@@ -394,23 +382,45 @@
                 <w:sz w:val="20"/>
                 <w:szCs w:val="20"/>
               </w:rPr>
-              <w:t>Chat/@Null/戳一戳</w:t>
-            </w:r>
-            <w:r>
-              <w:rPr>
-                <w:rFonts w:hint="eastAsia"/>
-                <w:sz w:val="20"/>
-                <w:szCs w:val="20"/>
-              </w:rPr>
-              <w:t xml:space="preserve">  </w:t>
-            </w:r>
-            <w:r>
-              <w:rPr>
-                <w:rFonts w:hint="eastAsia"/>
-                <w:sz w:val="20"/>
-                <w:szCs w:val="20"/>
-              </w:rPr>
-              <w:t xml:space="preserve">对话   </w:t>
+              <w:t>@Null/戳</w:t>
+            </w:r>
+            <w:r>
+              <w:rPr>
+                <w:rFonts w:hint="eastAsia"/>
+                <w:b/>
+                <w:bCs/>
+                <w:sz w:val="20"/>
+                <w:szCs w:val="20"/>
+              </w:rPr>
+              <w:t>一</w:t>
+            </w:r>
+            <w:r>
+              <w:rPr>
+                <w:rFonts w:hint="eastAsia"/>
+                <w:b/>
+                <w:bCs/>
+                <w:sz w:val="20"/>
+                <w:szCs w:val="20"/>
+              </w:rPr>
+              <w:t>戳</w:t>
+            </w:r>
+            <w:r>
+              <w:rPr>
+                <w:rFonts w:hint="eastAsia"/>
+                <w:b/>
+                <w:bCs/>
+                <w:sz w:val="20"/>
+                <w:szCs w:val="20"/>
+              </w:rPr>
+              <w:t>可与AI对话</w:t>
+            </w:r>
+            <w:r>
+              <w:rPr>
+                <w:rFonts w:hint="eastAsia"/>
+                <w:sz w:val="20"/>
+                <w:szCs w:val="20"/>
+              </w:rPr>
+              <w:t xml:space="preserve">   </w:t>
             </w:r>
           </w:p>
         </w:tc>
@@ -426,18 +436,16 @@
                 <w:szCs w:val="20"/>
               </w:rPr>
             </w:pPr>
-            <w:proofErr w:type="spellStart"/>
-            <w:r>
-              <w:rPr>
-                <w:rFonts w:hint="eastAsia"/>
-                <w:b/>
-                <w:bCs/>
-                <w:sz w:val="20"/>
-                <w:szCs w:val="20"/>
-              </w:rPr>
-              <w:t>SysMsgSet</w:t>
-            </w:r>
-            <w:proofErr w:type="spellEnd"/>
+            <w:r>
+              <w:rPr>
+                <w:rFonts w:hint="eastAsia"/>
+                <w:b/>
+                <w:bCs/>
+                <w:sz w:val="20"/>
+                <w:szCs w:val="20"/>
+              </w:rPr>
+              <w:t xml:space="preserve">SysMsgSet </w:t>
+            </w:r>
             <w:r>
               <w:rPr>
                 <w:rFonts w:hint="eastAsia"/>
@@ -451,29 +459,10 @@
             <w:r>
               <w:rPr>
                 <w:rFonts w:hint="eastAsia"/>
-                <w:b/>
-                <w:bCs/>
-                <w:sz w:val="20"/>
-                <w:szCs w:val="20"/>
-              </w:rPr>
-              <w:t xml:space="preserve"> </w:t>
-            </w:r>
-            <w:r>
-              <w:rPr>
-                <w:rFonts w:hint="eastAsia"/>
-                <w:sz w:val="20"/>
-                <w:szCs w:val="20"/>
-              </w:rPr>
-              <w:t>提示</w:t>
-            </w:r>
-            <w:proofErr w:type="gramStart"/>
-            <w:r>
-              <w:rPr>
-                <w:rFonts w:hint="eastAsia"/>
-                <w:sz w:val="20"/>
-                <w:szCs w:val="20"/>
-              </w:rPr>
-              <w:t>词</w:t>
+                <w:sz w:val="20"/>
+                <w:szCs w:val="20"/>
+              </w:rPr>
+              <w:t>提示词</w:t>
             </w:r>
             <w:r>
               <w:rPr>
@@ -483,7 +472,6 @@
               </w:rPr>
               <w:t>设置</w:t>
             </w:r>
-            <w:proofErr w:type="gramEnd"/>
           </w:p>
         </w:tc>
         <w:tc>
@@ -499,7 +487,6 @@
                 <w:szCs w:val="20"/>
               </w:rPr>
             </w:pPr>
-            <w:proofErr w:type="spellStart"/>
             <w:r>
               <w:rPr>
                 <w:rFonts w:hint="eastAsia"/>
@@ -510,7 +497,6 @@
               </w:rPr>
               <w:t>ChatHistory</w:t>
             </w:r>
-            <w:proofErr w:type="spellEnd"/>
             <w:r>
               <w:rPr>
                 <w:rFonts w:hint="eastAsia"/>
@@ -534,7 +520,6 @@
                 <w:szCs w:val="20"/>
               </w:rPr>
             </w:pPr>
-            <w:proofErr w:type="spellStart"/>
             <w:r>
               <w:rPr>
                 <w:rFonts w:hint="eastAsia"/>
@@ -546,7 +531,6 @@
               </w:rPr>
               <w:t>ChatReset</w:t>
             </w:r>
-            <w:proofErr w:type="spellEnd"/>
             <w:r>
               <w:rPr>
                 <w:rFonts w:hint="eastAsia"/>
@@ -623,7 +607,6 @@
                 <w:szCs w:val="20"/>
               </w:rPr>
             </w:pPr>
-            <w:proofErr w:type="spellStart"/>
             <w:r>
               <w:rPr>
                 <w:rFonts w:hint="eastAsia"/>
@@ -634,7 +617,6 @@
               </w:rPr>
               <w:t>SayingSave</w:t>
             </w:r>
-            <w:proofErr w:type="spellEnd"/>
             <w:r>
               <w:rPr>
                 <w:rFonts w:hint="eastAsia"/>
@@ -692,7 +674,6 @@
                 <w:szCs w:val="20"/>
               </w:rPr>
             </w:pPr>
-            <w:proofErr w:type="spellStart"/>
             <w:r>
               <w:rPr>
                 <w:rFonts w:hint="eastAsia"/>
@@ -703,7 +684,6 @@
               </w:rPr>
               <w:t>SayingDel</w:t>
             </w:r>
-            <w:proofErr w:type="spellEnd"/>
             <w:r>
               <w:rPr>
                 <w:rFonts w:hint="eastAsia"/>
@@ -844,21 +824,8 @@
                 <w:szCs w:val="20"/>
                 <w:u w:val="double"/>
               </w:rPr>
-              <w:t>Image/</w:t>
-            </w:r>
-            <w:proofErr w:type="spellStart"/>
-            <w:r>
-              <w:rPr>
-                <w:rFonts w:hint="eastAsia"/>
-                <w:b/>
-                <w:bCs/>
-                <w:sz w:val="20"/>
-                <w:szCs w:val="20"/>
-                <w:u w:val="double"/>
-              </w:rPr>
-              <w:t>img</w:t>
-            </w:r>
-            <w:proofErr w:type="spellEnd"/>
+              <w:t>Image/img</w:t>
+            </w:r>
             <w:r>
               <w:rPr>
                 <w:rFonts w:hint="eastAsia"/>
@@ -889,7 +856,6 @@
                 <w:szCs w:val="20"/>
               </w:rPr>
             </w:pPr>
-            <w:proofErr w:type="spellStart"/>
             <w:r>
               <w:rPr>
                 <w:rFonts w:hint="eastAsia"/>
@@ -900,7 +866,6 @@
               </w:rPr>
               <w:t>ImageSave</w:t>
             </w:r>
-            <w:proofErr w:type="spellEnd"/>
             <w:r>
               <w:rPr>
                 <w:rFonts w:hint="eastAsia"/>
@@ -943,7 +908,6 @@
                 <w:szCs w:val="20"/>
               </w:rPr>
             </w:pPr>
-            <w:proofErr w:type="spellStart"/>
             <w:r>
               <w:rPr>
                 <w:rFonts w:hint="eastAsia"/>
@@ -954,7 +918,6 @@
               </w:rPr>
               <w:t>ImageGet</w:t>
             </w:r>
-            <w:proofErr w:type="spellEnd"/>
             <w:r>
               <w:rPr>
                 <w:rFonts w:hint="eastAsia"/>
@@ -999,7 +962,6 @@
                 <w:szCs w:val="20"/>
               </w:rPr>
             </w:pPr>
-            <w:proofErr w:type="spellStart"/>
             <w:r>
               <w:rPr>
                 <w:rFonts w:hint="eastAsia"/>
@@ -1010,7 +972,6 @@
               </w:rPr>
               <w:t>ImageDel</w:t>
             </w:r>
-            <w:proofErr w:type="spellEnd"/>
             <w:r>
               <w:rPr>
                 <w:rFonts w:hint="eastAsia"/>
@@ -1055,7 +1016,6 @@
                 <w:szCs w:val="20"/>
               </w:rPr>
             </w:pPr>
-            <w:proofErr w:type="spellStart"/>
             <w:r>
               <w:rPr>
                 <w:rFonts w:hint="eastAsia"/>
@@ -1066,7 +1026,6 @@
               </w:rPr>
               <w:t>ImageList</w:t>
             </w:r>
-            <w:proofErr w:type="spellEnd"/>
             <w:r>
               <w:rPr>
                 <w:rFonts w:hint="eastAsia"/>
@@ -1230,25 +1189,14 @@
                 <w:szCs w:val="20"/>
               </w:rPr>
             </w:pPr>
-            <w:proofErr w:type="spellStart"/>
-            <w:r>
-              <w:rPr>
-                <w:b/>
-                <w:bCs/>
-                <w:sz w:val="20"/>
-                <w:szCs w:val="20"/>
-              </w:rPr>
-              <w:t>VideoSave</w:t>
-            </w:r>
-            <w:proofErr w:type="spellEnd"/>
-            <w:r>
-              <w:rPr>
-                <w:b/>
-                <w:bCs/>
-                <w:sz w:val="20"/>
-                <w:szCs w:val="20"/>
-              </w:rPr>
-              <w:t xml:space="preserve"> </w:t>
+            <w:r>
+              <w:rPr>
+                <w:b/>
+                <w:bCs/>
+                <w:sz w:val="20"/>
+                <w:szCs w:val="20"/>
+              </w:rPr>
+              <w:t xml:space="preserve">VideoSave </w:t>
             </w:r>
             <w:r>
               <w:rPr>
@@ -1293,25 +1241,14 @@
                 <w:szCs w:val="20"/>
               </w:rPr>
             </w:pPr>
-            <w:proofErr w:type="spellStart"/>
-            <w:r>
-              <w:rPr>
-                <w:b/>
-                <w:bCs/>
-                <w:sz w:val="20"/>
-                <w:szCs w:val="20"/>
-              </w:rPr>
-              <w:t>VideoGet</w:t>
-            </w:r>
-            <w:proofErr w:type="spellEnd"/>
-            <w:r>
-              <w:rPr>
-                <w:b/>
-                <w:bCs/>
-                <w:sz w:val="20"/>
-                <w:szCs w:val="20"/>
-              </w:rPr>
-              <w:t xml:space="preserve"> </w:t>
+            <w:r>
+              <w:rPr>
+                <w:b/>
+                <w:bCs/>
+                <w:sz w:val="20"/>
+                <w:szCs w:val="20"/>
+              </w:rPr>
+              <w:t xml:space="preserve">VideoGet </w:t>
             </w:r>
             <w:r>
               <w:rPr>
@@ -1342,25 +1279,14 @@
                 <w:szCs w:val="20"/>
               </w:rPr>
             </w:pPr>
-            <w:proofErr w:type="spellStart"/>
-            <w:r>
-              <w:rPr>
-                <w:b/>
-                <w:bCs/>
-                <w:sz w:val="20"/>
-                <w:szCs w:val="20"/>
-              </w:rPr>
-              <w:t>VideoDel</w:t>
-            </w:r>
-            <w:proofErr w:type="spellEnd"/>
-            <w:r>
-              <w:rPr>
-                <w:b/>
-                <w:bCs/>
-                <w:sz w:val="20"/>
-                <w:szCs w:val="20"/>
-              </w:rPr>
-              <w:t xml:space="preserve"> </w:t>
+            <w:r>
+              <w:rPr>
+                <w:b/>
+                <w:bCs/>
+                <w:sz w:val="20"/>
+                <w:szCs w:val="20"/>
+              </w:rPr>
+              <w:t xml:space="preserve">VideoDel </w:t>
             </w:r>
             <w:r>
               <w:rPr>
@@ -1391,25 +1317,14 @@
                 <w:szCs w:val="20"/>
               </w:rPr>
             </w:pPr>
-            <w:proofErr w:type="spellStart"/>
-            <w:r>
-              <w:rPr>
-                <w:b/>
-                <w:bCs/>
-                <w:sz w:val="20"/>
-                <w:szCs w:val="20"/>
-              </w:rPr>
-              <w:t>VideoList</w:t>
-            </w:r>
-            <w:proofErr w:type="spellEnd"/>
-            <w:r>
-              <w:rPr>
-                <w:b/>
-                <w:bCs/>
-                <w:sz w:val="20"/>
-                <w:szCs w:val="20"/>
-              </w:rPr>
-              <w:t xml:space="preserve"> </w:t>
+            <w:r>
+              <w:rPr>
+                <w:b/>
+                <w:bCs/>
+                <w:sz w:val="20"/>
+                <w:szCs w:val="20"/>
+              </w:rPr>
+              <w:t xml:space="preserve">VideoList </w:t>
             </w:r>
             <w:r>
               <w:rPr>
@@ -1481,21 +1396,8 @@
                 <w:szCs w:val="20"/>
                 <w:u w:val="double"/>
               </w:rPr>
-              <w:t>Audio/</w:t>
-            </w:r>
-            <w:proofErr w:type="spellStart"/>
-            <w:r>
-              <w:rPr>
-                <w:rFonts w:hint="eastAsia"/>
-                <w:b/>
-                <w:bCs/>
-                <w:sz w:val="20"/>
-                <w:szCs w:val="20"/>
-                <w:u w:val="double"/>
-              </w:rPr>
-              <w:t>aud</w:t>
-            </w:r>
-            <w:proofErr w:type="spellEnd"/>
+              <w:t>Audio/aud</w:t>
+            </w:r>
             <w:r>
               <w:rPr>
                 <w:b/>
@@ -1654,7 +1556,6 @@
                 <w:szCs w:val="20"/>
               </w:rPr>
             </w:pPr>
-            <w:proofErr w:type="spellStart"/>
             <w:r>
               <w:rPr>
                 <w:rFonts w:hint="eastAsia"/>
@@ -1665,7 +1566,6 @@
               </w:rPr>
               <w:t>CheckIn</w:t>
             </w:r>
-            <w:proofErr w:type="spellEnd"/>
             <w:r>
               <w:rPr>
                 <w:rFonts w:hint="eastAsia"/>
@@ -2056,25 +1956,7 @@
                 <w:sz w:val="20"/>
                 <w:szCs w:val="20"/>
               </w:rPr>
-              <w:t xml:space="preserve">          [可</w:t>
-            </w:r>
-            <w:proofErr w:type="gramStart"/>
-            <w:r>
-              <w:rPr>
-                <w:rFonts w:hint="eastAsia"/>
-                <w:sz w:val="20"/>
-                <w:szCs w:val="20"/>
-              </w:rPr>
-              <w:t>指定抽数</w:t>
-            </w:r>
-            <w:proofErr w:type="gramEnd"/>
-            <w:r>
-              <w:rPr>
-                <w:rFonts w:hint="eastAsia"/>
-                <w:sz w:val="20"/>
-                <w:szCs w:val="20"/>
-              </w:rPr>
-              <w:t>]</w:t>
+              <w:t xml:space="preserve">          [可指定抽数]</w:t>
             </w:r>
           </w:p>
         </w:tc>
@@ -2175,25 +2057,7 @@
                 <w:sz w:val="20"/>
                 <w:szCs w:val="20"/>
               </w:rPr>
-              <w:t xml:space="preserve">  面包          [</w:t>
-            </w:r>
-            <w:proofErr w:type="gramStart"/>
-            <w:r>
-              <w:rPr>
-                <w:rFonts w:hint="eastAsia"/>
-                <w:sz w:val="20"/>
-                <w:szCs w:val="20"/>
-              </w:rPr>
-              <w:t>刷屏小游戏</w:t>
-            </w:r>
-            <w:proofErr w:type="gramEnd"/>
-            <w:r>
-              <w:rPr>
-                <w:rFonts w:hint="eastAsia"/>
-                <w:sz w:val="20"/>
-                <w:szCs w:val="20"/>
-              </w:rPr>
-              <w:t>]</w:t>
+              <w:t xml:space="preserve">  面包          [刷屏小游戏]</w:t>
             </w:r>
           </w:p>
         </w:tc>
@@ -2416,27 +2280,15 @@
                 <w:szCs w:val="20"/>
               </w:rPr>
             </w:pPr>
-            <w:proofErr w:type="spellStart"/>
-            <w:r>
-              <w:rPr>
-                <w:rFonts w:hint="eastAsia"/>
-                <w:b/>
-                <w:bCs/>
-                <w:sz w:val="20"/>
-                <w:szCs w:val="20"/>
-              </w:rPr>
-              <w:t>DriftBottle</w:t>
-            </w:r>
-            <w:proofErr w:type="spellEnd"/>
-            <w:r>
-              <w:rPr>
-                <w:rFonts w:hint="eastAsia"/>
-                <w:b/>
-                <w:bCs/>
-                <w:sz w:val="20"/>
-                <w:szCs w:val="20"/>
-              </w:rPr>
-              <w:t xml:space="preserve">  </w:t>
+            <w:r>
+              <w:rPr>
+                <w:rFonts w:hint="eastAsia"/>
+                <w:b/>
+                <w:bCs/>
+                <w:sz w:val="20"/>
+                <w:szCs w:val="20"/>
+              </w:rPr>
+              <w:t xml:space="preserve">DriftBottle  </w:t>
             </w:r>
             <w:r>
               <w:rPr>
@@ -2681,7 +2533,6 @@
                 <w:u w:val="double"/>
               </w:rPr>
             </w:pPr>
-            <w:proofErr w:type="spellStart"/>
             <w:r>
               <w:rPr>
                 <w:rFonts w:hint="eastAsia"/>
@@ -2692,7 +2543,6 @@
               </w:rPr>
               <w:t>Choyen</w:t>
             </w:r>
-            <w:proofErr w:type="spellEnd"/>
             <w:r>
               <w:rPr>
                 <w:rFonts w:hint="eastAsia"/>
@@ -2709,18 +2559,8 @@
                 <w:sz w:val="20"/>
                 <w:szCs w:val="20"/>
               </w:rPr>
-              <w:t>5000</w:t>
-            </w:r>
-            <w:proofErr w:type="gramStart"/>
-            <w:r>
-              <w:rPr>
-                <w:rFonts w:hint="eastAsia"/>
-                <w:sz w:val="20"/>
-                <w:szCs w:val="20"/>
-              </w:rPr>
-              <w:t>兆</w:t>
-            </w:r>
-            <w:proofErr w:type="gramEnd"/>
+              <w:t>5000兆</w:t>
+            </w:r>
           </w:p>
         </w:tc>
         <w:tc>
@@ -2757,7 +2597,6 @@
               </w:rPr>
               <w:t xml:space="preserve">  </w:t>
             </w:r>
-            <w:proofErr w:type="gramStart"/>
             <w:r>
               <w:rPr>
                 <w:rFonts w:hint="eastAsia"/>
@@ -2766,7 +2605,6 @@
               </w:rPr>
               <w:t>普奇</w:t>
             </w:r>
-            <w:proofErr w:type="gramEnd"/>
           </w:p>
         </w:tc>
       </w:tr>
@@ -2802,7 +2640,6 @@
         </w:rPr>
         <w:t xml:space="preserve"> </w:t>
       </w:r>
-      <w:proofErr w:type="gramStart"/>
       <w:r>
         <w:rPr>
           <w:rFonts w:ascii="Cambria Math" w:hAnsi="Cambria Math" w:cs="Cambria Math" w:hint="eastAsia"/>
@@ -2813,7 +2650,6 @@
         </w:rPr>
         <w:t>跨群游戏</w:t>
       </w:r>
-      <w:proofErr w:type="gramEnd"/>
       <w:r>
         <w:rPr>
           <w:b/>
@@ -2913,7 +2749,6 @@
               </w:rPr>
               <w:t>/</w:t>
             </w:r>
-            <w:proofErr w:type="spellStart"/>
             <w:r>
               <w:rPr>
                 <w:rFonts w:hint="eastAsia"/>
@@ -2924,7 +2759,6 @@
               </w:rPr>
               <w:t>DisMatch</w:t>
             </w:r>
-            <w:proofErr w:type="spellEnd"/>
             <w:r>
               <w:rPr>
                 <w:rFonts w:hint="eastAsia"/>
@@ -2974,7 +2808,6 @@
                 <w:szCs w:val="20"/>
               </w:rPr>
             </w:pPr>
-            <w:proofErr w:type="spellStart"/>
             <w:r>
               <w:rPr>
                 <w:rFonts w:hint="eastAsia"/>
@@ -2993,18 +2826,7 @@
                 <w:sz w:val="20"/>
                 <w:szCs w:val="20"/>
               </w:rPr>
-              <w:t>h</w:t>
-            </w:r>
-            <w:proofErr w:type="spellEnd"/>
-            <w:r>
-              <w:rPr>
-                <w:rFonts w:hint="eastAsia"/>
-                <w:b/>
-                <w:bCs/>
-                <w:sz w:val="20"/>
-                <w:szCs w:val="20"/>
-              </w:rPr>
-              <w:t xml:space="preserve">  </w:t>
+              <w:t xml:space="preserve">h  </w:t>
             </w:r>
             <w:r>
               <w:rPr>
@@ -3028,27 +2850,15 @@
                 <w:szCs w:val="20"/>
               </w:rPr>
             </w:pPr>
-            <w:proofErr w:type="spellStart"/>
-            <w:r>
-              <w:rPr>
-                <w:rFonts w:hint="eastAsia"/>
-                <w:b/>
-                <w:bCs/>
-                <w:sz w:val="20"/>
-                <w:szCs w:val="20"/>
-              </w:rPr>
-              <w:t>RecentPlayer</w:t>
-            </w:r>
-            <w:proofErr w:type="spellEnd"/>
-            <w:r>
-              <w:rPr>
-                <w:rFonts w:hint="eastAsia"/>
-                <w:b/>
-                <w:bCs/>
-                <w:sz w:val="20"/>
-                <w:szCs w:val="20"/>
-              </w:rPr>
-              <w:t xml:space="preserve"> </w:t>
+            <w:r>
+              <w:rPr>
+                <w:rFonts w:hint="eastAsia"/>
+                <w:b/>
+                <w:bCs/>
+                <w:sz w:val="20"/>
+                <w:szCs w:val="20"/>
+              </w:rPr>
+              <w:t xml:space="preserve">RecentPlayer </w:t>
             </w:r>
             <w:r>
               <w:rPr>
@@ -3133,7 +2943,6 @@
               </w:rPr>
               <w:t xml:space="preserve">Looting  </w:t>
             </w:r>
-            <w:proofErr w:type="gramStart"/>
             <w:r>
               <w:rPr>
                 <w:rFonts w:hint="eastAsia"/>
@@ -3142,7 +2951,6 @@
               </w:rPr>
               <w:t>摸金</w:t>
             </w:r>
-            <w:proofErr w:type="gramEnd"/>
           </w:p>
         </w:tc>
         <w:tc>
@@ -3159,27 +2967,15 @@
                 <w:szCs w:val="20"/>
               </w:rPr>
             </w:pPr>
-            <w:proofErr w:type="spellStart"/>
-            <w:r>
-              <w:rPr>
-                <w:rFonts w:hint="eastAsia"/>
-                <w:b/>
-                <w:bCs/>
-                <w:sz w:val="20"/>
-                <w:szCs w:val="20"/>
-              </w:rPr>
-              <w:t>Reversi</w:t>
-            </w:r>
-            <w:proofErr w:type="spellEnd"/>
-            <w:r>
-              <w:rPr>
-                <w:rFonts w:hint="eastAsia"/>
-                <w:b/>
-                <w:bCs/>
-                <w:sz w:val="20"/>
-                <w:szCs w:val="20"/>
-              </w:rPr>
-              <w:t xml:space="preserve">  </w:t>
+            <w:r>
+              <w:rPr>
+                <w:rFonts w:hint="eastAsia"/>
+                <w:b/>
+                <w:bCs/>
+                <w:sz w:val="20"/>
+                <w:szCs w:val="20"/>
+              </w:rPr>
+              <w:t xml:space="preserve">Reversi  </w:t>
             </w:r>
             <w:r>
               <w:rPr>
@@ -3205,27 +3001,15 @@
                 <w:szCs w:val="20"/>
               </w:rPr>
             </w:pPr>
-            <w:proofErr w:type="spellStart"/>
-            <w:r>
-              <w:rPr>
-                <w:rFonts w:hint="eastAsia"/>
-                <w:b/>
-                <w:bCs/>
-                <w:sz w:val="20"/>
-                <w:szCs w:val="20"/>
-              </w:rPr>
-              <w:t>TicTacToe</w:t>
-            </w:r>
-            <w:proofErr w:type="spellEnd"/>
-            <w:r>
-              <w:rPr>
-                <w:rFonts w:hint="eastAsia"/>
-                <w:b/>
-                <w:bCs/>
-                <w:sz w:val="20"/>
-                <w:szCs w:val="20"/>
-              </w:rPr>
-              <w:t xml:space="preserve"> </w:t>
+            <w:r>
+              <w:rPr>
+                <w:rFonts w:hint="eastAsia"/>
+                <w:b/>
+                <w:bCs/>
+                <w:sz w:val="20"/>
+                <w:szCs w:val="20"/>
+              </w:rPr>
+              <w:t xml:space="preserve">TicTacToe </w:t>
             </w:r>
             <w:r>
               <w:rPr>
@@ -3488,7 +3272,6 @@
               </w:rPr>
               <w:t xml:space="preserve"> </w:t>
             </w:r>
-            <w:proofErr w:type="spellStart"/>
             <w:r>
               <w:rPr>
                 <w:rFonts w:hint="eastAsia"/>
@@ -3497,7 +3280,6 @@
               </w:rPr>
               <w:t>PRTS</w:t>
             </w:r>
-            <w:proofErr w:type="spellEnd"/>
             <w:r>
               <w:rPr>
                 <w:rFonts w:hint="eastAsia"/>
@@ -3617,7 +3399,6 @@
               </w:rPr>
               <w:t xml:space="preserve">  </w:t>
             </w:r>
-            <w:proofErr w:type="gramStart"/>
             <w:r>
               <w:rPr>
                 <w:rFonts w:hint="eastAsia"/>
@@ -3626,7 +3407,6 @@
               </w:rPr>
               <w:t>终末地查询</w:t>
             </w:r>
-            <w:proofErr w:type="gramEnd"/>
             <w:r>
               <w:rPr>
                 <w:rFonts w:hint="eastAsia"/>
@@ -3653,27 +3433,15 @@
               </w:rPr>
               <w:t xml:space="preserve"> [</w:t>
             </w:r>
-            <w:proofErr w:type="gramStart"/>
-            <w:r>
-              <w:rPr>
-                <w:rFonts w:hint="eastAsia"/>
-                <w:b/>
-                <w:bCs/>
-                <w:sz w:val="20"/>
-                <w:szCs w:val="20"/>
-              </w:rPr>
-              <w:t>终末地功能</w:t>
-            </w:r>
-            <w:proofErr w:type="gramEnd"/>
-            <w:r>
-              <w:rPr>
-                <w:rFonts w:hint="eastAsia"/>
-                <w:b/>
-                <w:bCs/>
-                <w:sz w:val="20"/>
-                <w:szCs w:val="20"/>
-              </w:rPr>
-              <w:t>]</w:t>
+            <w:r>
+              <w:rPr>
+                <w:rFonts w:hint="eastAsia"/>
+                <w:b/>
+                <w:bCs/>
+                <w:sz w:val="20"/>
+                <w:szCs w:val="20"/>
+              </w:rPr>
+              <w:t>终末地功能]</w:t>
             </w:r>
           </w:p>
         </w:tc>
@@ -3697,7 +3465,6 @@
                 <w:szCs w:val="20"/>
               </w:rPr>
             </w:pPr>
-            <w:proofErr w:type="spellStart"/>
             <w:r>
               <w:rPr>
                 <w:b/>
@@ -3707,7 +3474,6 @@
               </w:rPr>
               <w:t>EssencePlan</w:t>
             </w:r>
-            <w:proofErr w:type="spellEnd"/>
             <w:r>
               <w:rPr>
                 <w:rFonts w:hint="eastAsia"/>
@@ -3766,27 +3532,15 @@
               </w:rPr>
               <w:t>[</w:t>
             </w:r>
-            <w:proofErr w:type="gramStart"/>
-            <w:r>
-              <w:rPr>
-                <w:rFonts w:hint="eastAsia"/>
-                <w:b/>
-                <w:bCs/>
-                <w:sz w:val="20"/>
-                <w:szCs w:val="20"/>
-              </w:rPr>
-              <w:t>终末地功能</w:t>
-            </w:r>
-            <w:proofErr w:type="gramEnd"/>
-            <w:r>
-              <w:rPr>
-                <w:rFonts w:hint="eastAsia"/>
-                <w:b/>
-                <w:bCs/>
-                <w:sz w:val="20"/>
-                <w:szCs w:val="20"/>
-              </w:rPr>
-              <w:t>]</w:t>
+            <w:r>
+              <w:rPr>
+                <w:rFonts w:hint="eastAsia"/>
+                <w:b/>
+                <w:bCs/>
+                <w:sz w:val="20"/>
+                <w:szCs w:val="20"/>
+              </w:rPr>
+              <w:t>终末地功能]</w:t>
             </w:r>
           </w:p>
         </w:tc>
@@ -3816,7 +3570,6 @@
                 <w:u w:val="double"/>
               </w:rPr>
             </w:pPr>
-            <w:proofErr w:type="spellStart"/>
             <w:r>
               <w:rPr>
                 <w:rFonts w:hint="eastAsia"/>
@@ -3828,7 +3581,6 @@
               </w:rPr>
               <w:t>OneTimeAlarm</w:t>
             </w:r>
-            <w:proofErr w:type="spellEnd"/>
             <w:r>
               <w:rPr>
                 <w:rFonts w:hint="eastAsia"/>
@@ -3888,7 +3640,6 @@
                 <w:u w:val="double"/>
               </w:rPr>
             </w:pPr>
-            <w:proofErr w:type="spellStart"/>
             <w:r>
               <w:rPr>
                 <w:rFonts w:hint="eastAsia"/>
@@ -3899,7 +3650,6 @@
               </w:rPr>
               <w:t>CancelAlarm</w:t>
             </w:r>
-            <w:proofErr w:type="spellEnd"/>
             <w:r>
               <w:rPr>
                 <w:rFonts w:hint="eastAsia"/>
@@ -4013,7 +3763,6 @@
                 <w:szCs w:val="20"/>
               </w:rPr>
             </w:pPr>
-            <w:proofErr w:type="spellStart"/>
             <w:r>
               <w:rPr>
                 <w:rFonts w:hint="eastAsia"/>
@@ -4024,7 +3773,6 @@
               </w:rPr>
               <w:t>AccessSet</w:t>
             </w:r>
-            <w:proofErr w:type="spellEnd"/>
             <w:r>
               <w:rPr>
                 <w:rFonts w:hint="eastAsia"/>
@@ -4048,7 +3796,6 @@
                 <w:szCs w:val="20"/>
               </w:rPr>
             </w:pPr>
-            <w:proofErr w:type="spellStart"/>
             <w:r>
               <w:rPr>
                 <w:rFonts w:hint="eastAsia"/>
@@ -4059,7 +3806,6 @@
               </w:rPr>
               <w:t>FuncSet</w:t>
             </w:r>
-            <w:proofErr w:type="spellEnd"/>
             <w:r>
               <w:rPr>
                 <w:rFonts w:hint="eastAsia"/>
@@ -4091,7 +3837,6 @@
                 <w:szCs w:val="20"/>
               </w:rPr>
             </w:pPr>
-            <w:proofErr w:type="spellStart"/>
             <w:r>
               <w:rPr>
                 <w:rFonts w:hint="eastAsia"/>
@@ -4102,7 +3847,6 @@
               </w:rPr>
               <w:t>GroupSet</w:t>
             </w:r>
-            <w:proofErr w:type="spellEnd"/>
             <w:r>
               <w:rPr>
                 <w:rFonts w:hint="eastAsia"/>
@@ -4142,7 +3886,6 @@
                 <w:u w:val="double"/>
               </w:rPr>
             </w:pPr>
-            <w:proofErr w:type="spellStart"/>
             <w:r>
               <w:rPr>
                 <w:rFonts w:hint="eastAsia"/>
@@ -4154,7 +3897,6 @@
               </w:rPr>
               <w:t>UserBan</w:t>
             </w:r>
-            <w:proofErr w:type="spellEnd"/>
             <w:r>
               <w:rPr>
                 <w:rFonts w:hint="eastAsia"/>
@@ -4199,20 +3941,8 @@
                 <w:sz w:val="20"/>
                 <w:szCs w:val="20"/>
               </w:rPr>
-              <w:t>/</w:t>
-            </w:r>
-            <w:proofErr w:type="spellStart"/>
-            <w:r>
-              <w:rPr>
-                <w:rFonts w:hint="eastAsia"/>
-                <w:b/>
-                <w:bCs/>
-                <w:sz w:val="20"/>
-                <w:szCs w:val="20"/>
-              </w:rPr>
-              <w:t>rc</w:t>
-            </w:r>
-            <w:proofErr w:type="spellEnd"/>
+              <w:t>/rc</w:t>
+            </w:r>
             <w:r>
               <w:rPr>
                 <w:rFonts w:hint="eastAsia"/>
@@ -4249,7 +3979,6 @@
                 <w:u w:val="double"/>
               </w:rPr>
             </w:pPr>
-            <w:proofErr w:type="spellStart"/>
             <w:r>
               <w:rPr>
                 <w:rFonts w:hint="eastAsia"/>
@@ -4261,7 +3990,6 @@
               </w:rPr>
               <w:t>ImageFolder</w:t>
             </w:r>
-            <w:proofErr w:type="spellEnd"/>
             <w:r>
               <w:rPr>
                 <w:rFonts w:hint="eastAsia"/>
@@ -5166,7 +4894,6 @@
         </w:rPr>
         <w:t>为</w:t>
       </w:r>
-      <w:proofErr w:type="spellStart"/>
       <w:r>
         <w:rPr>
           <w:rFonts w:hint="eastAsia"/>
@@ -5175,7 +4902,6 @@
         </w:rPr>
         <w:t>acg</w:t>
       </w:r>
-      <w:proofErr w:type="spellEnd"/>
       <w:r>
         <w:rPr>
           <w:rFonts w:hint="eastAsia"/>
@@ -5208,7 +4934,6 @@
         </w:rPr>
         <w:t>可通过</w:t>
       </w:r>
-      <w:proofErr w:type="spellStart"/>
       <w:r>
         <w:rPr>
           <w:rFonts w:hint="eastAsia"/>
@@ -5217,7 +4942,6 @@
         </w:rPr>
         <w:t>ImageFolder</w:t>
       </w:r>
-      <w:proofErr w:type="spellEnd"/>
       <w:r>
         <w:rPr>
           <w:rFonts w:hint="eastAsia"/>
@@ -5296,7 +5020,6 @@
         </w:rPr>
         <w:t xml:space="preserve"> </w:t>
       </w:r>
-      <w:proofErr w:type="gramStart"/>
       <w:r>
         <w:rPr>
           <w:rFonts w:hint="eastAsia"/>
@@ -5305,7 +5028,6 @@
         </w:rPr>
         <w:t>跨群游戏</w:t>
       </w:r>
-      <w:proofErr w:type="gramEnd"/>
       <w:r>
         <w:rPr>
           <w:rFonts w:hint="eastAsia"/>
@@ -5550,7 +5272,6 @@
         </w:rPr>
         <w:t xml:space="preserve"> 需通过</w:t>
       </w:r>
-      <w:proofErr w:type="spellStart"/>
       <w:r>
         <w:rPr>
           <w:rFonts w:hint="eastAsia"/>
@@ -5565,27 +5286,8 @@
           <w:sz w:val="20"/>
           <w:szCs w:val="20"/>
         </w:rPr>
-        <w:t>Set</w:t>
-      </w:r>
-      <w:proofErr w:type="spellEnd"/>
-      <w:r>
-        <w:rPr>
-          <w:rFonts w:hint="eastAsia"/>
-          <w:sz w:val="20"/>
-          <w:szCs w:val="20"/>
-        </w:rPr>
-        <w:t>/</w:t>
-      </w:r>
-      <w:proofErr w:type="spellStart"/>
-      <w:r>
-        <w:rPr>
-          <w:rFonts w:hint="eastAsia"/>
-          <w:sz w:val="20"/>
-          <w:szCs w:val="20"/>
-        </w:rPr>
-        <w:t>GroupSet</w:t>
-      </w:r>
-      <w:proofErr w:type="spellEnd"/>
+        <w:t>Set/GroupSet</w:t>
+      </w:r>
       <w:r>
         <w:rPr>
           <w:rFonts w:hint="eastAsia"/>
@@ -5610,7 +5312,6 @@
         </w:rPr>
         <w:t>启用</w:t>
       </w:r>
-      <w:proofErr w:type="spellStart"/>
       <w:r>
         <w:rPr>
           <w:rFonts w:hint="eastAsia"/>
@@ -5627,7 +5328,6 @@
         </w:rPr>
         <w:t>Collect</w:t>
       </w:r>
-      <w:proofErr w:type="spellEnd"/>
       <w:r>
         <w:rPr>
           <w:rFonts w:hint="eastAsia"/>
@@ -5736,23 +5436,13 @@
         </w:rPr>
         <w:t xml:space="preserve"> 已集成至</w:t>
       </w:r>
-      <w:proofErr w:type="spellStart"/>
-      <w:r>
-        <w:rPr>
-          <w:rFonts w:hint="eastAsia"/>
-          <w:sz w:val="20"/>
-          <w:szCs w:val="20"/>
-        </w:rPr>
-        <w:t>GroupSet</w:t>
-      </w:r>
-      <w:proofErr w:type="spellEnd"/>
-      <w:r>
-        <w:rPr>
-          <w:rFonts w:hint="eastAsia"/>
-          <w:sz w:val="20"/>
-          <w:szCs w:val="20"/>
-        </w:rPr>
-        <w:t>群设置</w:t>
+      <w:r>
+        <w:rPr>
+          <w:rFonts w:hint="eastAsia"/>
+          <w:sz w:val="20"/>
+          <w:szCs w:val="20"/>
+        </w:rPr>
+        <w:t>GroupSet群设置</w:t>
       </w:r>
       <w:r>
         <w:rPr>
@@ -5768,25 +5458,7 @@
           <w:sz w:val="20"/>
           <w:szCs w:val="20"/>
         </w:rPr>
-        <w:t>令中，并</w:t>
-      </w:r>
-      <w:proofErr w:type="gramStart"/>
-      <w:r>
-        <w:rPr>
-          <w:rFonts w:hint="eastAsia"/>
-          <w:sz w:val="20"/>
-          <w:szCs w:val="20"/>
-        </w:rPr>
-        <w:t>按群聊</w:t>
-      </w:r>
-      <w:proofErr w:type="gramEnd"/>
-      <w:r>
-        <w:rPr>
-          <w:rFonts w:hint="eastAsia"/>
-          <w:sz w:val="20"/>
-          <w:szCs w:val="20"/>
-        </w:rPr>
-        <w:t>保存独立配置</w:t>
+        <w:t>令中，并按群聊保存独立配置</w:t>
       </w:r>
       <w:r>
         <w:rPr>
@@ -5838,7 +5510,6 @@
         </w:rPr>
         <w:t xml:space="preserve"> </w:t>
       </w:r>
-      <w:proofErr w:type="gramStart"/>
       <w:r>
         <w:rPr>
           <w:rFonts w:hint="eastAsia"/>
@@ -5853,18 +5524,8 @@
           <w:sz w:val="20"/>
           <w:szCs w:val="20"/>
         </w:rPr>
-        <w:t>现</w:t>
-      </w:r>
-      <w:proofErr w:type="gramEnd"/>
-      <w:r>
-        <w:rPr>
-          <w:rFonts w:hint="eastAsia"/>
-          <w:sz w:val="20"/>
-          <w:szCs w:val="20"/>
-        </w:rPr>
-        <w:t>可自定义提示词进行AI对话；</w:t>
-      </w:r>
-      <w:proofErr w:type="gramStart"/>
+        <w:t>现可自定义提示词进行AI对话；</w:t>
+      </w:r>
       <w:r>
         <w:rPr>
           <w:rFonts w:hint="eastAsia"/>
@@ -5895,18 +5556,8 @@
           <w:sz w:val="20"/>
           <w:szCs w:val="20"/>
         </w:rPr>
-        <w:t>仅</w:t>
-      </w:r>
-      <w:proofErr w:type="gramEnd"/>
-      <w:r>
-        <w:rPr>
-          <w:rFonts w:hint="eastAsia"/>
-          <w:sz w:val="20"/>
-          <w:szCs w:val="20"/>
-        </w:rPr>
-        <w:t>可</w:t>
-      </w:r>
-      <w:proofErr w:type="gramStart"/>
+        <w:t>仅可</w:t>
+      </w:r>
       <w:r>
         <w:rPr>
           <w:rFonts w:hint="eastAsia"/>
@@ -5915,7 +5566,6 @@
         </w:rPr>
         <w:t>通过私聊调用</w:t>
       </w:r>
-      <w:proofErr w:type="gramEnd"/>
       <w:r>
         <w:rPr>
           <w:rFonts w:hint="eastAsia"/>
@@ -5938,25 +5588,7 @@
           <w:sz w:val="20"/>
           <w:szCs w:val="20"/>
         </w:rPr>
-        <w:t>；</w:t>
-      </w:r>
-      <w:proofErr w:type="gramStart"/>
-      <w:r>
-        <w:rPr>
-          <w:rFonts w:hint="eastAsia"/>
-          <w:sz w:val="20"/>
-          <w:szCs w:val="20"/>
-        </w:rPr>
-        <w:t>私聊功能</w:t>
-      </w:r>
-      <w:proofErr w:type="gramEnd"/>
-      <w:r>
-        <w:rPr>
-          <w:rFonts w:hint="eastAsia"/>
-          <w:sz w:val="20"/>
-          <w:szCs w:val="20"/>
-        </w:rPr>
-        <w:t xml:space="preserve"> </w:t>
+        <w:t xml:space="preserve">；私聊功能 </w:t>
       </w:r>
       <w:r>
         <w:rPr>
@@ -6566,64 +6198,64 @@
           <w:sz w:val="20"/>
           <w:szCs w:val="20"/>
         </w:rPr>
+        <w:t xml:space="preserve"> Lazybot</w:t>
+      </w:r>
+      <w:r>
+        <w:rPr>
+          <w:rFonts w:hint="eastAsia"/>
+          <w:sz w:val="20"/>
+          <w:szCs w:val="20"/>
+        </w:rPr>
+        <w:t xml:space="preserve">  </w:t>
+      </w:r>
+      <w:r>
+        <w:rPr>
+          <w:rFonts w:hint="eastAsia"/>
+          <w:sz w:val="20"/>
+          <w:szCs w:val="20"/>
+        </w:rPr>
+        <w:t xml:space="preserve">            </w:t>
+      </w:r>
+      <w:r>
+        <w:rPr>
+          <w:rFonts w:hint="eastAsia"/>
+          <w:b/>
+          <w:bCs/>
+          <w:sz w:val="20"/>
+          <w:szCs w:val="20"/>
+        </w:rPr>
+        <w:t>[</w:t>
+      </w:r>
+      <w:r>
+        <w:rPr>
+          <w:rFonts w:hint="eastAsia"/>
+          <w:b/>
+          <w:bCs/>
+          <w:sz w:val="20"/>
+          <w:szCs w:val="20"/>
+        </w:rPr>
+        <w:t>更新日期</w:t>
+      </w:r>
+      <w:r>
+        <w:rPr>
+          <w:rFonts w:hint="eastAsia"/>
+          <w:b/>
+          <w:bCs/>
+          <w:sz w:val="20"/>
+          <w:szCs w:val="20"/>
+        </w:rPr>
+        <w:t>]</w:t>
+      </w:r>
+      <w:r>
+        <w:rPr>
+          <w:rFonts w:hint="eastAsia"/>
+          <w:b/>
+          <w:bCs/>
+          <w:sz w:val="20"/>
+          <w:szCs w:val="20"/>
+        </w:rPr>
         <w:t xml:space="preserve"> </w:t>
       </w:r>
-      <w:proofErr w:type="spellStart"/>
-      <w:r>
-        <w:rPr>
-          <w:rFonts w:hint="eastAsia"/>
-          <w:sz w:val="20"/>
-          <w:szCs w:val="20"/>
-        </w:rPr>
-        <w:t>Lazybot</w:t>
-      </w:r>
-      <w:proofErr w:type="spellEnd"/>
-      <w:r>
-        <w:rPr>
-          <w:rFonts w:hint="eastAsia"/>
-          <w:sz w:val="20"/>
-          <w:szCs w:val="20"/>
-        </w:rPr>
-        <w:t xml:space="preserve">  </w:t>
-      </w:r>
-      <w:r>
-        <w:rPr>
-          <w:rFonts w:hint="eastAsia"/>
-          <w:sz w:val="20"/>
-          <w:szCs w:val="20"/>
-        </w:rPr>
-        <w:t xml:space="preserve">            </w:t>
-      </w:r>
-      <w:r>
-        <w:rPr>
-          <w:rFonts w:hint="eastAsia"/>
-          <w:b/>
-          <w:bCs/>
-          <w:sz w:val="20"/>
-          <w:szCs w:val="20"/>
-        </w:rPr>
-        <w:t>[</w:t>
-      </w:r>
-      <w:r>
-        <w:rPr>
-          <w:rFonts w:hint="eastAsia"/>
-          <w:b/>
-          <w:bCs/>
-          <w:sz w:val="20"/>
-          <w:szCs w:val="20"/>
-        </w:rPr>
-        <w:t>更新日期</w:t>
-      </w:r>
-      <w:r>
-        <w:rPr>
-          <w:rFonts w:hint="eastAsia"/>
-          <w:b/>
-          <w:bCs/>
-          <w:sz w:val="20"/>
-          <w:szCs w:val="20"/>
-        </w:rPr>
-        <w:t>]</w:t>
-      </w:r>
       <w:r>
         <w:rPr>
           <w:rFonts w:hint="eastAsia"/>
@@ -6637,16 +6269,6 @@
       <w:r>
         <w:rPr>
           <w:rFonts w:hint="eastAsia"/>
-          <w:b/>
-          <w:bCs/>
-          <w:sz w:val="20"/>
-          <w:szCs w:val="20"/>
-        </w:rPr>
-        <w:t xml:space="preserve"> </w:t>
-      </w:r>
-      <w:r>
-        <w:rPr>
-          <w:rFonts w:hint="eastAsia"/>
           <w:sz w:val="20"/>
           <w:szCs w:val="20"/>
         </w:rPr>
@@ -6674,7 +6296,15 @@
           <w:sz w:val="20"/>
           <w:szCs w:val="20"/>
         </w:rPr>
-        <w:t>3.14</w:t>
+        <w:t>3.1</w:t>
+      </w:r>
+      <w:r>
+        <w:rPr>
+          <w:rFonts w:hint="eastAsia"/>
+          <w:sz w:val="20"/>
+          <w:szCs w:val="20"/>
+        </w:rPr>
+        <w:t>6</w:t>
       </w:r>
     </w:p>
     <w:sectPr>

--- a/src/main/resources/static/help/help.docx
+++ b/src/main/resources/static/help/help.docx
@@ -382,37 +382,7 @@
                 <w:sz w:val="20"/>
                 <w:szCs w:val="20"/>
               </w:rPr>
-              <w:t>@Null/戳</w:t>
-            </w:r>
-            <w:r>
-              <w:rPr>
-                <w:rFonts w:hint="eastAsia"/>
-                <w:b/>
-                <w:bCs/>
-                <w:sz w:val="20"/>
-                <w:szCs w:val="20"/>
-              </w:rPr>
-              <w:t>一</w:t>
-            </w:r>
-            <w:r>
-              <w:rPr>
-                <w:rFonts w:hint="eastAsia"/>
-                <w:b/>
-                <w:bCs/>
-                <w:sz w:val="20"/>
-                <w:szCs w:val="20"/>
-              </w:rPr>
-              <w:t>戳</w:t>
-            </w:r>
-            <w:r>
-              <w:rPr>
-                <w:rFonts w:hint="eastAsia"/>
-                <w:b/>
-                <w:bCs/>
-                <w:sz w:val="20"/>
-                <w:szCs w:val="20"/>
-              </w:rPr>
-              <w:t>可与AI对话</w:t>
+              <w:t>Chat/@Null/戳一戳  对话</w:t>
             </w:r>
             <w:r>
               <w:rPr>
@@ -436,15 +406,27 @@
                 <w:szCs w:val="20"/>
               </w:rPr>
             </w:pPr>
-            <w:r>
-              <w:rPr>
-                <w:rFonts w:hint="eastAsia"/>
-                <w:b/>
-                <w:bCs/>
-                <w:sz w:val="20"/>
-                <w:szCs w:val="20"/>
-              </w:rPr>
-              <w:t xml:space="preserve">SysMsgSet </w:t>
+            <w:proofErr w:type="spellStart"/>
+            <w:r>
+              <w:rPr>
+                <w:rFonts w:hint="eastAsia"/>
+                <w:b/>
+                <w:bCs/>
+                <w:sz w:val="20"/>
+                <w:szCs w:val="20"/>
+              </w:rPr>
+              <w:t>SysMsgSet</w:t>
+            </w:r>
+            <w:proofErr w:type="spellEnd"/>
+            <w:r>
+              <w:rPr>
+                <w:rFonts w:hint="eastAsia"/>
+                <w:b/>
+                <w:bCs/>
+                <w:sz w:val="20"/>
+                <w:szCs w:val="20"/>
+              </w:rPr>
+              <w:t xml:space="preserve"> </w:t>
             </w:r>
             <w:r>
               <w:rPr>
@@ -487,6 +469,7 @@
                 <w:szCs w:val="20"/>
               </w:rPr>
             </w:pPr>
+            <w:proofErr w:type="spellStart"/>
             <w:r>
               <w:rPr>
                 <w:rFonts w:hint="eastAsia"/>
@@ -497,6 +480,7 @@
               </w:rPr>
               <w:t>ChatHistory</w:t>
             </w:r>
+            <w:proofErr w:type="spellEnd"/>
             <w:r>
               <w:rPr>
                 <w:rFonts w:hint="eastAsia"/>
@@ -520,6 +504,7 @@
                 <w:szCs w:val="20"/>
               </w:rPr>
             </w:pPr>
+            <w:proofErr w:type="spellStart"/>
             <w:r>
               <w:rPr>
                 <w:rFonts w:hint="eastAsia"/>
@@ -531,6 +516,7 @@
               </w:rPr>
               <w:t>ChatReset</w:t>
             </w:r>
+            <w:proofErr w:type="spellEnd"/>
             <w:r>
               <w:rPr>
                 <w:rFonts w:hint="eastAsia"/>
@@ -607,6 +593,7 @@
                 <w:szCs w:val="20"/>
               </w:rPr>
             </w:pPr>
+            <w:proofErr w:type="spellStart"/>
             <w:r>
               <w:rPr>
                 <w:rFonts w:hint="eastAsia"/>
@@ -617,6 +604,7 @@
               </w:rPr>
               <w:t>SayingSave</w:t>
             </w:r>
+            <w:proofErr w:type="spellEnd"/>
             <w:r>
               <w:rPr>
                 <w:rFonts w:hint="eastAsia"/>
@@ -674,6 +662,7 @@
                 <w:szCs w:val="20"/>
               </w:rPr>
             </w:pPr>
+            <w:proofErr w:type="spellStart"/>
             <w:r>
               <w:rPr>
                 <w:rFonts w:hint="eastAsia"/>
@@ -684,6 +673,7 @@
               </w:rPr>
               <w:t>SayingDel</w:t>
             </w:r>
+            <w:proofErr w:type="spellEnd"/>
             <w:r>
               <w:rPr>
                 <w:rFonts w:hint="eastAsia"/>
@@ -824,8 +814,21 @@
                 <w:szCs w:val="20"/>
                 <w:u w:val="double"/>
               </w:rPr>
-              <w:t>Image/img</w:t>
-            </w:r>
+              <w:t>Image/</w:t>
+            </w:r>
+            <w:proofErr w:type="spellStart"/>
+            <w:r>
+              <w:rPr>
+                <w:rFonts w:hint="eastAsia"/>
+                <w:b/>
+                <w:bCs/>
+                <w:sz w:val="20"/>
+                <w:szCs w:val="20"/>
+                <w:u w:val="double"/>
+              </w:rPr>
+              <w:t>img</w:t>
+            </w:r>
+            <w:proofErr w:type="spellEnd"/>
             <w:r>
               <w:rPr>
                 <w:rFonts w:hint="eastAsia"/>
@@ -856,6 +859,7 @@
                 <w:szCs w:val="20"/>
               </w:rPr>
             </w:pPr>
+            <w:proofErr w:type="spellStart"/>
             <w:r>
               <w:rPr>
                 <w:rFonts w:hint="eastAsia"/>
@@ -866,6 +870,7 @@
               </w:rPr>
               <w:t>ImageSave</w:t>
             </w:r>
+            <w:proofErr w:type="spellEnd"/>
             <w:r>
               <w:rPr>
                 <w:rFonts w:hint="eastAsia"/>
@@ -908,6 +913,7 @@
                 <w:szCs w:val="20"/>
               </w:rPr>
             </w:pPr>
+            <w:proofErr w:type="spellStart"/>
             <w:r>
               <w:rPr>
                 <w:rFonts w:hint="eastAsia"/>
@@ -918,6 +924,7 @@
               </w:rPr>
               <w:t>ImageGet</w:t>
             </w:r>
+            <w:proofErr w:type="spellEnd"/>
             <w:r>
               <w:rPr>
                 <w:rFonts w:hint="eastAsia"/>
@@ -962,6 +969,7 @@
                 <w:szCs w:val="20"/>
               </w:rPr>
             </w:pPr>
+            <w:proofErr w:type="spellStart"/>
             <w:r>
               <w:rPr>
                 <w:rFonts w:hint="eastAsia"/>
@@ -972,6 +980,7 @@
               </w:rPr>
               <w:t>ImageDel</w:t>
             </w:r>
+            <w:proofErr w:type="spellEnd"/>
             <w:r>
               <w:rPr>
                 <w:rFonts w:hint="eastAsia"/>
@@ -1016,6 +1025,7 @@
                 <w:szCs w:val="20"/>
               </w:rPr>
             </w:pPr>
+            <w:proofErr w:type="spellStart"/>
             <w:r>
               <w:rPr>
                 <w:rFonts w:hint="eastAsia"/>
@@ -1026,6 +1036,7 @@
               </w:rPr>
               <w:t>ImageList</w:t>
             </w:r>
+            <w:proofErr w:type="spellEnd"/>
             <w:r>
               <w:rPr>
                 <w:rFonts w:hint="eastAsia"/>
@@ -1189,14 +1200,25 @@
                 <w:szCs w:val="20"/>
               </w:rPr>
             </w:pPr>
-            <w:r>
-              <w:rPr>
-                <w:b/>
-                <w:bCs/>
-                <w:sz w:val="20"/>
-                <w:szCs w:val="20"/>
-              </w:rPr>
-              <w:t xml:space="preserve">VideoSave </w:t>
+            <w:proofErr w:type="spellStart"/>
+            <w:r>
+              <w:rPr>
+                <w:b/>
+                <w:bCs/>
+                <w:sz w:val="20"/>
+                <w:szCs w:val="20"/>
+              </w:rPr>
+              <w:t>VideoSave</w:t>
+            </w:r>
+            <w:proofErr w:type="spellEnd"/>
+            <w:r>
+              <w:rPr>
+                <w:b/>
+                <w:bCs/>
+                <w:sz w:val="20"/>
+                <w:szCs w:val="20"/>
+              </w:rPr>
+              <w:t xml:space="preserve"> </w:t>
             </w:r>
             <w:r>
               <w:rPr>
@@ -1241,14 +1263,25 @@
                 <w:szCs w:val="20"/>
               </w:rPr>
             </w:pPr>
-            <w:r>
-              <w:rPr>
-                <w:b/>
-                <w:bCs/>
-                <w:sz w:val="20"/>
-                <w:szCs w:val="20"/>
-              </w:rPr>
-              <w:t xml:space="preserve">VideoGet </w:t>
+            <w:proofErr w:type="spellStart"/>
+            <w:r>
+              <w:rPr>
+                <w:b/>
+                <w:bCs/>
+                <w:sz w:val="20"/>
+                <w:szCs w:val="20"/>
+              </w:rPr>
+              <w:t>VideoGet</w:t>
+            </w:r>
+            <w:proofErr w:type="spellEnd"/>
+            <w:r>
+              <w:rPr>
+                <w:b/>
+                <w:bCs/>
+                <w:sz w:val="20"/>
+                <w:szCs w:val="20"/>
+              </w:rPr>
+              <w:t xml:space="preserve"> </w:t>
             </w:r>
             <w:r>
               <w:rPr>
@@ -1279,14 +1312,25 @@
                 <w:szCs w:val="20"/>
               </w:rPr>
             </w:pPr>
-            <w:r>
-              <w:rPr>
-                <w:b/>
-                <w:bCs/>
-                <w:sz w:val="20"/>
-                <w:szCs w:val="20"/>
-              </w:rPr>
-              <w:t xml:space="preserve">VideoDel </w:t>
+            <w:proofErr w:type="spellStart"/>
+            <w:r>
+              <w:rPr>
+                <w:b/>
+                <w:bCs/>
+                <w:sz w:val="20"/>
+                <w:szCs w:val="20"/>
+              </w:rPr>
+              <w:t>VideoDel</w:t>
+            </w:r>
+            <w:proofErr w:type="spellEnd"/>
+            <w:r>
+              <w:rPr>
+                <w:b/>
+                <w:bCs/>
+                <w:sz w:val="20"/>
+                <w:szCs w:val="20"/>
+              </w:rPr>
+              <w:t xml:space="preserve"> </w:t>
             </w:r>
             <w:r>
               <w:rPr>
@@ -1317,14 +1361,25 @@
                 <w:szCs w:val="20"/>
               </w:rPr>
             </w:pPr>
-            <w:r>
-              <w:rPr>
-                <w:b/>
-                <w:bCs/>
-                <w:sz w:val="20"/>
-                <w:szCs w:val="20"/>
-              </w:rPr>
-              <w:t xml:space="preserve">VideoList </w:t>
+            <w:proofErr w:type="spellStart"/>
+            <w:r>
+              <w:rPr>
+                <w:b/>
+                <w:bCs/>
+                <w:sz w:val="20"/>
+                <w:szCs w:val="20"/>
+              </w:rPr>
+              <w:t>VideoList</w:t>
+            </w:r>
+            <w:proofErr w:type="spellEnd"/>
+            <w:r>
+              <w:rPr>
+                <w:b/>
+                <w:bCs/>
+                <w:sz w:val="20"/>
+                <w:szCs w:val="20"/>
+              </w:rPr>
+              <w:t xml:space="preserve"> </w:t>
             </w:r>
             <w:r>
               <w:rPr>
@@ -1396,8 +1451,21 @@
                 <w:szCs w:val="20"/>
                 <w:u w:val="double"/>
               </w:rPr>
-              <w:t>Audio/aud</w:t>
-            </w:r>
+              <w:t>Audio/</w:t>
+            </w:r>
+            <w:proofErr w:type="spellStart"/>
+            <w:r>
+              <w:rPr>
+                <w:rFonts w:hint="eastAsia"/>
+                <w:b/>
+                <w:bCs/>
+                <w:sz w:val="20"/>
+                <w:szCs w:val="20"/>
+                <w:u w:val="double"/>
+              </w:rPr>
+              <w:t>aud</w:t>
+            </w:r>
+            <w:proofErr w:type="spellEnd"/>
             <w:r>
               <w:rPr>
                 <w:b/>
@@ -1556,6 +1624,7 @@
                 <w:szCs w:val="20"/>
               </w:rPr>
             </w:pPr>
+            <w:proofErr w:type="spellStart"/>
             <w:r>
               <w:rPr>
                 <w:rFonts w:hint="eastAsia"/>
@@ -1566,6 +1635,7 @@
               </w:rPr>
               <w:t>CheckIn</w:t>
             </w:r>
+            <w:proofErr w:type="spellEnd"/>
             <w:r>
               <w:rPr>
                 <w:rFonts w:hint="eastAsia"/>
@@ -2280,15 +2350,27 @@
                 <w:szCs w:val="20"/>
               </w:rPr>
             </w:pPr>
-            <w:r>
-              <w:rPr>
-                <w:rFonts w:hint="eastAsia"/>
-                <w:b/>
-                <w:bCs/>
-                <w:sz w:val="20"/>
-                <w:szCs w:val="20"/>
-              </w:rPr>
-              <w:t xml:space="preserve">DriftBottle  </w:t>
+            <w:proofErr w:type="spellStart"/>
+            <w:r>
+              <w:rPr>
+                <w:rFonts w:hint="eastAsia"/>
+                <w:b/>
+                <w:bCs/>
+                <w:sz w:val="20"/>
+                <w:szCs w:val="20"/>
+              </w:rPr>
+              <w:t>DriftBottle</w:t>
+            </w:r>
+            <w:proofErr w:type="spellEnd"/>
+            <w:r>
+              <w:rPr>
+                <w:rFonts w:hint="eastAsia"/>
+                <w:b/>
+                <w:bCs/>
+                <w:sz w:val="20"/>
+                <w:szCs w:val="20"/>
+              </w:rPr>
+              <w:t xml:space="preserve">  </w:t>
             </w:r>
             <w:r>
               <w:rPr>
@@ -2533,6 +2615,7 @@
                 <w:u w:val="double"/>
               </w:rPr>
             </w:pPr>
+            <w:proofErr w:type="spellStart"/>
             <w:r>
               <w:rPr>
                 <w:rFonts w:hint="eastAsia"/>
@@ -2543,6 +2626,7 @@
               </w:rPr>
               <w:t>Choyen</w:t>
             </w:r>
+            <w:proofErr w:type="spellEnd"/>
             <w:r>
               <w:rPr>
                 <w:rFonts w:hint="eastAsia"/>
@@ -2749,6 +2833,7 @@
               </w:rPr>
               <w:t>/</w:t>
             </w:r>
+            <w:proofErr w:type="spellStart"/>
             <w:r>
               <w:rPr>
                 <w:rFonts w:hint="eastAsia"/>
@@ -2759,6 +2844,7 @@
               </w:rPr>
               <w:t>DisMatch</w:t>
             </w:r>
+            <w:proofErr w:type="spellEnd"/>
             <w:r>
               <w:rPr>
                 <w:rFonts w:hint="eastAsia"/>
@@ -2808,6 +2894,7 @@
                 <w:szCs w:val="20"/>
               </w:rPr>
             </w:pPr>
+            <w:proofErr w:type="spellStart"/>
             <w:r>
               <w:rPr>
                 <w:rFonts w:hint="eastAsia"/>
@@ -2826,7 +2913,18 @@
                 <w:sz w:val="20"/>
                 <w:szCs w:val="20"/>
               </w:rPr>
-              <w:t xml:space="preserve">h  </w:t>
+              <w:t>h</w:t>
+            </w:r>
+            <w:proofErr w:type="spellEnd"/>
+            <w:r>
+              <w:rPr>
+                <w:rFonts w:hint="eastAsia"/>
+                <w:b/>
+                <w:bCs/>
+                <w:sz w:val="20"/>
+                <w:szCs w:val="20"/>
+              </w:rPr>
+              <w:t xml:space="preserve">  </w:t>
             </w:r>
             <w:r>
               <w:rPr>
@@ -2850,15 +2948,27 @@
                 <w:szCs w:val="20"/>
               </w:rPr>
             </w:pPr>
-            <w:r>
-              <w:rPr>
-                <w:rFonts w:hint="eastAsia"/>
-                <w:b/>
-                <w:bCs/>
-                <w:sz w:val="20"/>
-                <w:szCs w:val="20"/>
-              </w:rPr>
-              <w:t xml:space="preserve">RecentPlayer </w:t>
+            <w:proofErr w:type="spellStart"/>
+            <w:r>
+              <w:rPr>
+                <w:rFonts w:hint="eastAsia"/>
+                <w:b/>
+                <w:bCs/>
+                <w:sz w:val="20"/>
+                <w:szCs w:val="20"/>
+              </w:rPr>
+              <w:t>RecentPlayer</w:t>
+            </w:r>
+            <w:proofErr w:type="spellEnd"/>
+            <w:r>
+              <w:rPr>
+                <w:rFonts w:hint="eastAsia"/>
+                <w:b/>
+                <w:bCs/>
+                <w:sz w:val="20"/>
+                <w:szCs w:val="20"/>
+              </w:rPr>
+              <w:t xml:space="preserve"> </w:t>
             </w:r>
             <w:r>
               <w:rPr>
@@ -2967,15 +3077,27 @@
                 <w:szCs w:val="20"/>
               </w:rPr>
             </w:pPr>
-            <w:r>
-              <w:rPr>
-                <w:rFonts w:hint="eastAsia"/>
-                <w:b/>
-                <w:bCs/>
-                <w:sz w:val="20"/>
-                <w:szCs w:val="20"/>
-              </w:rPr>
-              <w:t xml:space="preserve">Reversi  </w:t>
+            <w:proofErr w:type="spellStart"/>
+            <w:r>
+              <w:rPr>
+                <w:rFonts w:hint="eastAsia"/>
+                <w:b/>
+                <w:bCs/>
+                <w:sz w:val="20"/>
+                <w:szCs w:val="20"/>
+              </w:rPr>
+              <w:t>Reversi</w:t>
+            </w:r>
+            <w:proofErr w:type="spellEnd"/>
+            <w:r>
+              <w:rPr>
+                <w:rFonts w:hint="eastAsia"/>
+                <w:b/>
+                <w:bCs/>
+                <w:sz w:val="20"/>
+                <w:szCs w:val="20"/>
+              </w:rPr>
+              <w:t xml:space="preserve">  </w:t>
             </w:r>
             <w:r>
               <w:rPr>
@@ -3001,15 +3123,27 @@
                 <w:szCs w:val="20"/>
               </w:rPr>
             </w:pPr>
-            <w:r>
-              <w:rPr>
-                <w:rFonts w:hint="eastAsia"/>
-                <w:b/>
-                <w:bCs/>
-                <w:sz w:val="20"/>
-                <w:szCs w:val="20"/>
-              </w:rPr>
-              <w:t xml:space="preserve">TicTacToe </w:t>
+            <w:proofErr w:type="spellStart"/>
+            <w:r>
+              <w:rPr>
+                <w:rFonts w:hint="eastAsia"/>
+                <w:b/>
+                <w:bCs/>
+                <w:sz w:val="20"/>
+                <w:szCs w:val="20"/>
+              </w:rPr>
+              <w:t>TicTacToe</w:t>
+            </w:r>
+            <w:proofErr w:type="spellEnd"/>
+            <w:r>
+              <w:rPr>
+                <w:rFonts w:hint="eastAsia"/>
+                <w:b/>
+                <w:bCs/>
+                <w:sz w:val="20"/>
+                <w:szCs w:val="20"/>
+              </w:rPr>
+              <w:t xml:space="preserve"> </w:t>
             </w:r>
             <w:r>
               <w:rPr>
@@ -3272,6 +3406,7 @@
               </w:rPr>
               <w:t xml:space="preserve"> </w:t>
             </w:r>
+            <w:proofErr w:type="spellStart"/>
             <w:r>
               <w:rPr>
                 <w:rFonts w:hint="eastAsia"/>
@@ -3280,6 +3415,7 @@
               </w:rPr>
               <w:t>PRTS</w:t>
             </w:r>
+            <w:proofErr w:type="spellEnd"/>
             <w:r>
               <w:rPr>
                 <w:rFonts w:hint="eastAsia"/>
@@ -3465,6 +3601,7 @@
                 <w:szCs w:val="20"/>
               </w:rPr>
             </w:pPr>
+            <w:proofErr w:type="spellStart"/>
             <w:r>
               <w:rPr>
                 <w:b/>
@@ -3474,6 +3611,7 @@
               </w:rPr>
               <w:t>EssencePlan</w:t>
             </w:r>
+            <w:proofErr w:type="spellEnd"/>
             <w:r>
               <w:rPr>
                 <w:rFonts w:hint="eastAsia"/>
@@ -3570,6 +3708,7 @@
                 <w:u w:val="double"/>
               </w:rPr>
             </w:pPr>
+            <w:proofErr w:type="spellStart"/>
             <w:r>
               <w:rPr>
                 <w:rFonts w:hint="eastAsia"/>
@@ -3581,6 +3720,7 @@
               </w:rPr>
               <w:t>OneTimeAlarm</w:t>
             </w:r>
+            <w:proofErr w:type="spellEnd"/>
             <w:r>
               <w:rPr>
                 <w:rFonts w:hint="eastAsia"/>
@@ -3640,6 +3780,7 @@
                 <w:u w:val="double"/>
               </w:rPr>
             </w:pPr>
+            <w:proofErr w:type="spellStart"/>
             <w:r>
               <w:rPr>
                 <w:rFonts w:hint="eastAsia"/>
@@ -3650,6 +3791,7 @@
               </w:rPr>
               <w:t>CancelAlarm</w:t>
             </w:r>
+            <w:proofErr w:type="spellEnd"/>
             <w:r>
               <w:rPr>
                 <w:rFonts w:hint="eastAsia"/>
@@ -3763,6 +3905,7 @@
                 <w:szCs w:val="20"/>
               </w:rPr>
             </w:pPr>
+            <w:proofErr w:type="spellStart"/>
             <w:r>
               <w:rPr>
                 <w:rFonts w:hint="eastAsia"/>
@@ -3773,6 +3916,7 @@
               </w:rPr>
               <w:t>AccessSet</w:t>
             </w:r>
+            <w:proofErr w:type="spellEnd"/>
             <w:r>
               <w:rPr>
                 <w:rFonts w:hint="eastAsia"/>
@@ -3796,6 +3940,7 @@
                 <w:szCs w:val="20"/>
               </w:rPr>
             </w:pPr>
+            <w:proofErr w:type="spellStart"/>
             <w:r>
               <w:rPr>
                 <w:rFonts w:hint="eastAsia"/>
@@ -3806,6 +3951,7 @@
               </w:rPr>
               <w:t>FuncSet</w:t>
             </w:r>
+            <w:proofErr w:type="spellEnd"/>
             <w:r>
               <w:rPr>
                 <w:rFonts w:hint="eastAsia"/>
@@ -3837,6 +3983,7 @@
                 <w:szCs w:val="20"/>
               </w:rPr>
             </w:pPr>
+            <w:proofErr w:type="spellStart"/>
             <w:r>
               <w:rPr>
                 <w:rFonts w:hint="eastAsia"/>
@@ -3847,6 +3994,7 @@
               </w:rPr>
               <w:t>GroupSet</w:t>
             </w:r>
+            <w:proofErr w:type="spellEnd"/>
             <w:r>
               <w:rPr>
                 <w:rFonts w:hint="eastAsia"/>
@@ -3886,6 +4034,7 @@
                 <w:u w:val="double"/>
               </w:rPr>
             </w:pPr>
+            <w:proofErr w:type="spellStart"/>
             <w:r>
               <w:rPr>
                 <w:rFonts w:hint="eastAsia"/>
@@ -3897,6 +4046,7 @@
               </w:rPr>
               <w:t>UserBan</w:t>
             </w:r>
+            <w:proofErr w:type="spellEnd"/>
             <w:r>
               <w:rPr>
                 <w:rFonts w:hint="eastAsia"/>
@@ -3941,8 +4091,20 @@
                 <w:sz w:val="20"/>
                 <w:szCs w:val="20"/>
               </w:rPr>
-              <w:t>/rc</w:t>
-            </w:r>
+              <w:t>/</w:t>
+            </w:r>
+            <w:proofErr w:type="spellStart"/>
+            <w:r>
+              <w:rPr>
+                <w:rFonts w:hint="eastAsia"/>
+                <w:b/>
+                <w:bCs/>
+                <w:sz w:val="20"/>
+                <w:szCs w:val="20"/>
+              </w:rPr>
+              <w:t>rc</w:t>
+            </w:r>
+            <w:proofErr w:type="spellEnd"/>
             <w:r>
               <w:rPr>
                 <w:rFonts w:hint="eastAsia"/>
@@ -3979,6 +4141,7 @@
                 <w:u w:val="double"/>
               </w:rPr>
             </w:pPr>
+            <w:proofErr w:type="spellStart"/>
             <w:r>
               <w:rPr>
                 <w:rFonts w:hint="eastAsia"/>
@@ -3990,6 +4153,7 @@
               </w:rPr>
               <w:t>ImageFolder</w:t>
             </w:r>
+            <w:proofErr w:type="spellEnd"/>
             <w:r>
               <w:rPr>
                 <w:rFonts w:hint="eastAsia"/>
@@ -4894,6 +5058,7 @@
         </w:rPr>
         <w:t>为</w:t>
       </w:r>
+      <w:proofErr w:type="spellStart"/>
       <w:r>
         <w:rPr>
           <w:rFonts w:hint="eastAsia"/>
@@ -4902,6 +5067,7 @@
         </w:rPr>
         <w:t>acg</w:t>
       </w:r>
+      <w:proofErr w:type="spellEnd"/>
       <w:r>
         <w:rPr>
           <w:rFonts w:hint="eastAsia"/>
@@ -4934,6 +5100,7 @@
         </w:rPr>
         <w:t>可通过</w:t>
       </w:r>
+      <w:proofErr w:type="spellStart"/>
       <w:r>
         <w:rPr>
           <w:rFonts w:hint="eastAsia"/>
@@ -4942,6 +5109,7 @@
         </w:rPr>
         <w:t>ImageFolder</w:t>
       </w:r>
+      <w:proofErr w:type="spellEnd"/>
       <w:r>
         <w:rPr>
           <w:rFonts w:hint="eastAsia"/>
@@ -5272,6 +5440,7 @@
         </w:rPr>
         <w:t xml:space="preserve"> 需通过</w:t>
       </w:r>
+      <w:proofErr w:type="spellStart"/>
       <w:r>
         <w:rPr>
           <w:rFonts w:hint="eastAsia"/>
@@ -5286,8 +5455,27 @@
           <w:sz w:val="20"/>
           <w:szCs w:val="20"/>
         </w:rPr>
-        <w:t>Set/GroupSet</w:t>
-      </w:r>
+        <w:t>Set</w:t>
+      </w:r>
+      <w:proofErr w:type="spellEnd"/>
+      <w:r>
+        <w:rPr>
+          <w:rFonts w:hint="eastAsia"/>
+          <w:sz w:val="20"/>
+          <w:szCs w:val="20"/>
+        </w:rPr>
+        <w:t>/</w:t>
+      </w:r>
+      <w:proofErr w:type="spellStart"/>
+      <w:r>
+        <w:rPr>
+          <w:rFonts w:hint="eastAsia"/>
+          <w:sz w:val="20"/>
+          <w:szCs w:val="20"/>
+        </w:rPr>
+        <w:t>GroupSet</w:t>
+      </w:r>
+      <w:proofErr w:type="spellEnd"/>
       <w:r>
         <w:rPr>
           <w:rFonts w:hint="eastAsia"/>
@@ -5312,6 +5500,7 @@
         </w:rPr>
         <w:t>启用</w:t>
       </w:r>
+      <w:proofErr w:type="spellStart"/>
       <w:r>
         <w:rPr>
           <w:rFonts w:hint="eastAsia"/>
@@ -5328,6 +5517,7 @@
         </w:rPr>
         <w:t>Collect</w:t>
       </w:r>
+      <w:proofErr w:type="spellEnd"/>
       <w:r>
         <w:rPr>
           <w:rFonts w:hint="eastAsia"/>
@@ -5436,13 +5626,23 @@
         </w:rPr>
         <w:t xml:space="preserve"> 已集成至</w:t>
       </w:r>
-      <w:r>
-        <w:rPr>
-          <w:rFonts w:hint="eastAsia"/>
-          <w:sz w:val="20"/>
-          <w:szCs w:val="20"/>
-        </w:rPr>
-        <w:t>GroupSet群设置</w:t>
+      <w:proofErr w:type="spellStart"/>
+      <w:r>
+        <w:rPr>
+          <w:rFonts w:hint="eastAsia"/>
+          <w:sz w:val="20"/>
+          <w:szCs w:val="20"/>
+        </w:rPr>
+        <w:t>GroupSet</w:t>
+      </w:r>
+      <w:proofErr w:type="spellEnd"/>
+      <w:r>
+        <w:rPr>
+          <w:rFonts w:hint="eastAsia"/>
+          <w:sz w:val="20"/>
+          <w:szCs w:val="20"/>
+        </w:rPr>
+        <w:t>群设置</w:t>
       </w:r>
       <w:r>
         <w:rPr>
@@ -6198,8 +6398,18 @@
           <w:sz w:val="20"/>
           <w:szCs w:val="20"/>
         </w:rPr>
-        <w:t xml:space="preserve"> Lazybot</w:t>
-      </w:r>
+        <w:t xml:space="preserve"> </w:t>
+      </w:r>
+      <w:proofErr w:type="spellStart"/>
+      <w:r>
+        <w:rPr>
+          <w:rFonts w:hint="eastAsia"/>
+          <w:sz w:val="20"/>
+          <w:szCs w:val="20"/>
+        </w:rPr>
+        <w:t>Lazybot</w:t>
+      </w:r>
+      <w:proofErr w:type="spellEnd"/>
       <w:r>
         <w:rPr>
           <w:rFonts w:hint="eastAsia"/>
@@ -6987,7 +7197,6 @@
   <w:style w:type="character" w:default="1" w:styleId="a0">
     <w:name w:val="Default Paragraph Font"/>
     <w:uiPriority w:val="1"/>
-    <w:semiHidden/>
     <w:unhideWhenUsed/>
   </w:style>
   <w:style w:type="table" w:default="1" w:styleId="a1">

--- a/src/main/resources/static/help/help.docx
+++ b/src/main/resources/static/help/help.docx
@@ -406,27 +406,15 @@
                 <w:szCs w:val="20"/>
               </w:rPr>
             </w:pPr>
-            <w:proofErr w:type="spellStart"/>
-            <w:r>
-              <w:rPr>
-                <w:rFonts w:hint="eastAsia"/>
-                <w:b/>
-                <w:bCs/>
-                <w:sz w:val="20"/>
-                <w:szCs w:val="20"/>
-              </w:rPr>
-              <w:t>SysMsgSet</w:t>
-            </w:r>
-            <w:proofErr w:type="spellEnd"/>
-            <w:r>
-              <w:rPr>
-                <w:rFonts w:hint="eastAsia"/>
-                <w:b/>
-                <w:bCs/>
-                <w:sz w:val="20"/>
-                <w:szCs w:val="20"/>
-              </w:rPr>
-              <w:t xml:space="preserve"> </w:t>
+            <w:r>
+              <w:rPr>
+                <w:rFonts w:hint="eastAsia"/>
+                <w:b/>
+                <w:bCs/>
+                <w:sz w:val="20"/>
+                <w:szCs w:val="20"/>
+              </w:rPr>
+              <w:t xml:space="preserve">SysMsgSet </w:t>
             </w:r>
             <w:r>
               <w:rPr>
@@ -469,7 +457,6 @@
                 <w:szCs w:val="20"/>
               </w:rPr>
             </w:pPr>
-            <w:proofErr w:type="spellStart"/>
             <w:r>
               <w:rPr>
                 <w:rFonts w:hint="eastAsia"/>
@@ -480,7 +467,6 @@
               </w:rPr>
               <w:t>ChatHistory</w:t>
             </w:r>
-            <w:proofErr w:type="spellEnd"/>
             <w:r>
               <w:rPr>
                 <w:rFonts w:hint="eastAsia"/>
@@ -504,7 +490,6 @@
                 <w:szCs w:val="20"/>
               </w:rPr>
             </w:pPr>
-            <w:proofErr w:type="spellStart"/>
             <w:r>
               <w:rPr>
                 <w:rFonts w:hint="eastAsia"/>
@@ -516,7 +501,6 @@
               </w:rPr>
               <w:t>ChatReset</w:t>
             </w:r>
-            <w:proofErr w:type="spellEnd"/>
             <w:r>
               <w:rPr>
                 <w:rFonts w:hint="eastAsia"/>
@@ -593,7 +577,6 @@
                 <w:szCs w:val="20"/>
               </w:rPr>
             </w:pPr>
-            <w:proofErr w:type="spellStart"/>
             <w:r>
               <w:rPr>
                 <w:rFonts w:hint="eastAsia"/>
@@ -604,7 +587,6 @@
               </w:rPr>
               <w:t>SayingSave</w:t>
             </w:r>
-            <w:proofErr w:type="spellEnd"/>
             <w:r>
               <w:rPr>
                 <w:rFonts w:hint="eastAsia"/>
@@ -662,7 +644,6 @@
                 <w:szCs w:val="20"/>
               </w:rPr>
             </w:pPr>
-            <w:proofErr w:type="spellStart"/>
             <w:r>
               <w:rPr>
                 <w:rFonts w:hint="eastAsia"/>
@@ -673,7 +654,6 @@
               </w:rPr>
               <w:t>SayingDel</w:t>
             </w:r>
-            <w:proofErr w:type="spellEnd"/>
             <w:r>
               <w:rPr>
                 <w:rFonts w:hint="eastAsia"/>
@@ -814,21 +794,8 @@
                 <w:szCs w:val="20"/>
                 <w:u w:val="double"/>
               </w:rPr>
-              <w:t>Image/</w:t>
-            </w:r>
-            <w:proofErr w:type="spellStart"/>
-            <w:r>
-              <w:rPr>
-                <w:rFonts w:hint="eastAsia"/>
-                <w:b/>
-                <w:bCs/>
-                <w:sz w:val="20"/>
-                <w:szCs w:val="20"/>
-                <w:u w:val="double"/>
-              </w:rPr>
-              <w:t>img</w:t>
-            </w:r>
-            <w:proofErr w:type="spellEnd"/>
+              <w:t>Image/img</w:t>
+            </w:r>
             <w:r>
               <w:rPr>
                 <w:rFonts w:hint="eastAsia"/>
@@ -859,7 +826,6 @@
                 <w:szCs w:val="20"/>
               </w:rPr>
             </w:pPr>
-            <w:proofErr w:type="spellStart"/>
             <w:r>
               <w:rPr>
                 <w:rFonts w:hint="eastAsia"/>
@@ -870,7 +836,6 @@
               </w:rPr>
               <w:t>ImageSave</w:t>
             </w:r>
-            <w:proofErr w:type="spellEnd"/>
             <w:r>
               <w:rPr>
                 <w:rFonts w:hint="eastAsia"/>
@@ -913,7 +878,6 @@
                 <w:szCs w:val="20"/>
               </w:rPr>
             </w:pPr>
-            <w:proofErr w:type="spellStart"/>
             <w:r>
               <w:rPr>
                 <w:rFonts w:hint="eastAsia"/>
@@ -924,7 +888,6 @@
               </w:rPr>
               <w:t>ImageGet</w:t>
             </w:r>
-            <w:proofErr w:type="spellEnd"/>
             <w:r>
               <w:rPr>
                 <w:rFonts w:hint="eastAsia"/>
@@ -969,7 +932,6 @@
                 <w:szCs w:val="20"/>
               </w:rPr>
             </w:pPr>
-            <w:proofErr w:type="spellStart"/>
             <w:r>
               <w:rPr>
                 <w:rFonts w:hint="eastAsia"/>
@@ -980,7 +942,6 @@
               </w:rPr>
               <w:t>ImageDel</w:t>
             </w:r>
-            <w:proofErr w:type="spellEnd"/>
             <w:r>
               <w:rPr>
                 <w:rFonts w:hint="eastAsia"/>
@@ -1025,7 +986,6 @@
                 <w:szCs w:val="20"/>
               </w:rPr>
             </w:pPr>
-            <w:proofErr w:type="spellStart"/>
             <w:r>
               <w:rPr>
                 <w:rFonts w:hint="eastAsia"/>
@@ -1036,7 +996,6 @@
               </w:rPr>
               <w:t>ImageList</w:t>
             </w:r>
-            <w:proofErr w:type="spellEnd"/>
             <w:r>
               <w:rPr>
                 <w:rFonts w:hint="eastAsia"/>
@@ -1200,25 +1159,14 @@
                 <w:szCs w:val="20"/>
               </w:rPr>
             </w:pPr>
-            <w:proofErr w:type="spellStart"/>
-            <w:r>
-              <w:rPr>
-                <w:b/>
-                <w:bCs/>
-                <w:sz w:val="20"/>
-                <w:szCs w:val="20"/>
-              </w:rPr>
-              <w:t>VideoSave</w:t>
-            </w:r>
-            <w:proofErr w:type="spellEnd"/>
-            <w:r>
-              <w:rPr>
-                <w:b/>
-                <w:bCs/>
-                <w:sz w:val="20"/>
-                <w:szCs w:val="20"/>
-              </w:rPr>
-              <w:t xml:space="preserve"> </w:t>
+            <w:r>
+              <w:rPr>
+                <w:b/>
+                <w:bCs/>
+                <w:sz w:val="20"/>
+                <w:szCs w:val="20"/>
+              </w:rPr>
+              <w:t xml:space="preserve">VideoSave </w:t>
             </w:r>
             <w:r>
               <w:rPr>
@@ -1263,25 +1211,14 @@
                 <w:szCs w:val="20"/>
               </w:rPr>
             </w:pPr>
-            <w:proofErr w:type="spellStart"/>
-            <w:r>
-              <w:rPr>
-                <w:b/>
-                <w:bCs/>
-                <w:sz w:val="20"/>
-                <w:szCs w:val="20"/>
-              </w:rPr>
-              <w:t>VideoGet</w:t>
-            </w:r>
-            <w:proofErr w:type="spellEnd"/>
-            <w:r>
-              <w:rPr>
-                <w:b/>
-                <w:bCs/>
-                <w:sz w:val="20"/>
-                <w:szCs w:val="20"/>
-              </w:rPr>
-              <w:t xml:space="preserve"> </w:t>
+            <w:r>
+              <w:rPr>
+                <w:b/>
+                <w:bCs/>
+                <w:sz w:val="20"/>
+                <w:szCs w:val="20"/>
+              </w:rPr>
+              <w:t xml:space="preserve">VideoGet </w:t>
             </w:r>
             <w:r>
               <w:rPr>
@@ -1312,25 +1249,14 @@
                 <w:szCs w:val="20"/>
               </w:rPr>
             </w:pPr>
-            <w:proofErr w:type="spellStart"/>
-            <w:r>
-              <w:rPr>
-                <w:b/>
-                <w:bCs/>
-                <w:sz w:val="20"/>
-                <w:szCs w:val="20"/>
-              </w:rPr>
-              <w:t>VideoDel</w:t>
-            </w:r>
-            <w:proofErr w:type="spellEnd"/>
-            <w:r>
-              <w:rPr>
-                <w:b/>
-                <w:bCs/>
-                <w:sz w:val="20"/>
-                <w:szCs w:val="20"/>
-              </w:rPr>
-              <w:t xml:space="preserve"> </w:t>
+            <w:r>
+              <w:rPr>
+                <w:b/>
+                <w:bCs/>
+                <w:sz w:val="20"/>
+                <w:szCs w:val="20"/>
+              </w:rPr>
+              <w:t xml:space="preserve">VideoDel </w:t>
             </w:r>
             <w:r>
               <w:rPr>
@@ -1361,25 +1287,14 @@
                 <w:szCs w:val="20"/>
               </w:rPr>
             </w:pPr>
-            <w:proofErr w:type="spellStart"/>
-            <w:r>
-              <w:rPr>
-                <w:b/>
-                <w:bCs/>
-                <w:sz w:val="20"/>
-                <w:szCs w:val="20"/>
-              </w:rPr>
-              <w:t>VideoList</w:t>
-            </w:r>
-            <w:proofErr w:type="spellEnd"/>
-            <w:r>
-              <w:rPr>
-                <w:b/>
-                <w:bCs/>
-                <w:sz w:val="20"/>
-                <w:szCs w:val="20"/>
-              </w:rPr>
-              <w:t xml:space="preserve"> </w:t>
+            <w:r>
+              <w:rPr>
+                <w:b/>
+                <w:bCs/>
+                <w:sz w:val="20"/>
+                <w:szCs w:val="20"/>
+              </w:rPr>
+              <w:t xml:space="preserve">VideoList </w:t>
             </w:r>
             <w:r>
               <w:rPr>
@@ -1451,21 +1366,8 @@
                 <w:szCs w:val="20"/>
                 <w:u w:val="double"/>
               </w:rPr>
-              <w:t>Audio/</w:t>
-            </w:r>
-            <w:proofErr w:type="spellStart"/>
-            <w:r>
-              <w:rPr>
-                <w:rFonts w:hint="eastAsia"/>
-                <w:b/>
-                <w:bCs/>
-                <w:sz w:val="20"/>
-                <w:szCs w:val="20"/>
-                <w:u w:val="double"/>
-              </w:rPr>
-              <w:t>aud</w:t>
-            </w:r>
-            <w:proofErr w:type="spellEnd"/>
+              <w:t>Audio/aud</w:t>
+            </w:r>
             <w:r>
               <w:rPr>
                 <w:b/>
@@ -1624,7 +1526,6 @@
                 <w:szCs w:val="20"/>
               </w:rPr>
             </w:pPr>
-            <w:proofErr w:type="spellStart"/>
             <w:r>
               <w:rPr>
                 <w:rFonts w:hint="eastAsia"/>
@@ -1635,7 +1536,6 @@
               </w:rPr>
               <w:t>CheckIn</w:t>
             </w:r>
-            <w:proofErr w:type="spellEnd"/>
             <w:r>
               <w:rPr>
                 <w:rFonts w:hint="eastAsia"/>
@@ -2350,27 +2250,15 @@
                 <w:szCs w:val="20"/>
               </w:rPr>
             </w:pPr>
-            <w:proofErr w:type="spellStart"/>
-            <w:r>
-              <w:rPr>
-                <w:rFonts w:hint="eastAsia"/>
-                <w:b/>
-                <w:bCs/>
-                <w:sz w:val="20"/>
-                <w:szCs w:val="20"/>
-              </w:rPr>
-              <w:t>DriftBottle</w:t>
-            </w:r>
-            <w:proofErr w:type="spellEnd"/>
-            <w:r>
-              <w:rPr>
-                <w:rFonts w:hint="eastAsia"/>
-                <w:b/>
-                <w:bCs/>
-                <w:sz w:val="20"/>
-                <w:szCs w:val="20"/>
-              </w:rPr>
-              <w:t xml:space="preserve">  </w:t>
+            <w:r>
+              <w:rPr>
+                <w:rFonts w:hint="eastAsia"/>
+                <w:b/>
+                <w:bCs/>
+                <w:sz w:val="20"/>
+                <w:szCs w:val="20"/>
+              </w:rPr>
+              <w:t xml:space="preserve">DriftBottle  </w:t>
             </w:r>
             <w:r>
               <w:rPr>
@@ -2615,7 +2503,6 @@
                 <w:u w:val="double"/>
               </w:rPr>
             </w:pPr>
-            <w:proofErr w:type="spellStart"/>
             <w:r>
               <w:rPr>
                 <w:rFonts w:hint="eastAsia"/>
@@ -2626,7 +2513,6 @@
               </w:rPr>
               <w:t>Choyen</w:t>
             </w:r>
-            <w:proofErr w:type="spellEnd"/>
             <w:r>
               <w:rPr>
                 <w:rFonts w:hint="eastAsia"/>
@@ -2833,7 +2719,6 @@
               </w:rPr>
               <w:t>/</w:t>
             </w:r>
-            <w:proofErr w:type="spellStart"/>
             <w:r>
               <w:rPr>
                 <w:rFonts w:hint="eastAsia"/>
@@ -2844,7 +2729,6 @@
               </w:rPr>
               <w:t>DisMatch</w:t>
             </w:r>
-            <w:proofErr w:type="spellEnd"/>
             <w:r>
               <w:rPr>
                 <w:rFonts w:hint="eastAsia"/>
@@ -2894,7 +2778,6 @@
                 <w:szCs w:val="20"/>
               </w:rPr>
             </w:pPr>
-            <w:proofErr w:type="spellStart"/>
             <w:r>
               <w:rPr>
                 <w:rFonts w:hint="eastAsia"/>
@@ -2913,18 +2796,7 @@
                 <w:sz w:val="20"/>
                 <w:szCs w:val="20"/>
               </w:rPr>
-              <w:t>h</w:t>
-            </w:r>
-            <w:proofErr w:type="spellEnd"/>
-            <w:r>
-              <w:rPr>
-                <w:rFonts w:hint="eastAsia"/>
-                <w:b/>
-                <w:bCs/>
-                <w:sz w:val="20"/>
-                <w:szCs w:val="20"/>
-              </w:rPr>
-              <w:t xml:space="preserve">  </w:t>
+              <w:t xml:space="preserve">h  </w:t>
             </w:r>
             <w:r>
               <w:rPr>
@@ -2948,27 +2820,15 @@
                 <w:szCs w:val="20"/>
               </w:rPr>
             </w:pPr>
-            <w:proofErr w:type="spellStart"/>
-            <w:r>
-              <w:rPr>
-                <w:rFonts w:hint="eastAsia"/>
-                <w:b/>
-                <w:bCs/>
-                <w:sz w:val="20"/>
-                <w:szCs w:val="20"/>
-              </w:rPr>
-              <w:t>RecentPlayer</w:t>
-            </w:r>
-            <w:proofErr w:type="spellEnd"/>
-            <w:r>
-              <w:rPr>
-                <w:rFonts w:hint="eastAsia"/>
-                <w:b/>
-                <w:bCs/>
-                <w:sz w:val="20"/>
-                <w:szCs w:val="20"/>
-              </w:rPr>
-              <w:t xml:space="preserve"> </w:t>
+            <w:r>
+              <w:rPr>
+                <w:rFonts w:hint="eastAsia"/>
+                <w:b/>
+                <w:bCs/>
+                <w:sz w:val="20"/>
+                <w:szCs w:val="20"/>
+              </w:rPr>
+              <w:t xml:space="preserve">RecentPlayer </w:t>
             </w:r>
             <w:r>
               <w:rPr>
@@ -3077,27 +2937,15 @@
                 <w:szCs w:val="20"/>
               </w:rPr>
             </w:pPr>
-            <w:proofErr w:type="spellStart"/>
-            <w:r>
-              <w:rPr>
-                <w:rFonts w:hint="eastAsia"/>
-                <w:b/>
-                <w:bCs/>
-                <w:sz w:val="20"/>
-                <w:szCs w:val="20"/>
-              </w:rPr>
-              <w:t>Reversi</w:t>
-            </w:r>
-            <w:proofErr w:type="spellEnd"/>
-            <w:r>
-              <w:rPr>
-                <w:rFonts w:hint="eastAsia"/>
-                <w:b/>
-                <w:bCs/>
-                <w:sz w:val="20"/>
-                <w:szCs w:val="20"/>
-              </w:rPr>
-              <w:t xml:space="preserve">  </w:t>
+            <w:r>
+              <w:rPr>
+                <w:rFonts w:hint="eastAsia"/>
+                <w:b/>
+                <w:bCs/>
+                <w:sz w:val="20"/>
+                <w:szCs w:val="20"/>
+              </w:rPr>
+              <w:t xml:space="preserve">Reversi  </w:t>
             </w:r>
             <w:r>
               <w:rPr>
@@ -3123,27 +2971,15 @@
                 <w:szCs w:val="20"/>
               </w:rPr>
             </w:pPr>
-            <w:proofErr w:type="spellStart"/>
-            <w:r>
-              <w:rPr>
-                <w:rFonts w:hint="eastAsia"/>
-                <w:b/>
-                <w:bCs/>
-                <w:sz w:val="20"/>
-                <w:szCs w:val="20"/>
-              </w:rPr>
-              <w:t>TicTacToe</w:t>
-            </w:r>
-            <w:proofErr w:type="spellEnd"/>
-            <w:r>
-              <w:rPr>
-                <w:rFonts w:hint="eastAsia"/>
-                <w:b/>
-                <w:bCs/>
-                <w:sz w:val="20"/>
-                <w:szCs w:val="20"/>
-              </w:rPr>
-              <w:t xml:space="preserve"> </w:t>
+            <w:r>
+              <w:rPr>
+                <w:rFonts w:hint="eastAsia"/>
+                <w:b/>
+                <w:bCs/>
+                <w:sz w:val="20"/>
+                <w:szCs w:val="20"/>
+              </w:rPr>
+              <w:t xml:space="preserve">TicTacToe </w:t>
             </w:r>
             <w:r>
               <w:rPr>
@@ -3406,7 +3242,6 @@
               </w:rPr>
               <w:t xml:space="preserve"> </w:t>
             </w:r>
-            <w:proofErr w:type="spellStart"/>
             <w:r>
               <w:rPr>
                 <w:rFonts w:hint="eastAsia"/>
@@ -3415,7 +3250,6 @@
               </w:rPr>
               <w:t>PRTS</w:t>
             </w:r>
-            <w:proofErr w:type="spellEnd"/>
             <w:r>
               <w:rPr>
                 <w:rFonts w:hint="eastAsia"/>
@@ -3601,7 +3435,6 @@
                 <w:szCs w:val="20"/>
               </w:rPr>
             </w:pPr>
-            <w:proofErr w:type="spellStart"/>
             <w:r>
               <w:rPr>
                 <w:b/>
@@ -3611,7 +3444,6 @@
               </w:rPr>
               <w:t>EssencePlan</w:t>
             </w:r>
-            <w:proofErr w:type="spellEnd"/>
             <w:r>
               <w:rPr>
                 <w:rFonts w:hint="eastAsia"/>
@@ -3708,7 +3540,6 @@
                 <w:u w:val="double"/>
               </w:rPr>
             </w:pPr>
-            <w:proofErr w:type="spellStart"/>
             <w:r>
               <w:rPr>
                 <w:rFonts w:hint="eastAsia"/>
@@ -3720,7 +3551,6 @@
               </w:rPr>
               <w:t>OneTimeAlarm</w:t>
             </w:r>
-            <w:proofErr w:type="spellEnd"/>
             <w:r>
               <w:rPr>
                 <w:rFonts w:hint="eastAsia"/>
@@ -3780,7 +3610,6 @@
                 <w:u w:val="double"/>
               </w:rPr>
             </w:pPr>
-            <w:proofErr w:type="spellStart"/>
             <w:r>
               <w:rPr>
                 <w:rFonts w:hint="eastAsia"/>
@@ -3791,7 +3620,6 @@
               </w:rPr>
               <w:t>CancelAlarm</w:t>
             </w:r>
-            <w:proofErr w:type="spellEnd"/>
             <w:r>
               <w:rPr>
                 <w:rFonts w:hint="eastAsia"/>
@@ -3905,7 +3733,6 @@
                 <w:szCs w:val="20"/>
               </w:rPr>
             </w:pPr>
-            <w:proofErr w:type="spellStart"/>
             <w:r>
               <w:rPr>
                 <w:rFonts w:hint="eastAsia"/>
@@ -3916,7 +3743,6 @@
               </w:rPr>
               <w:t>AccessSet</w:t>
             </w:r>
-            <w:proofErr w:type="spellEnd"/>
             <w:r>
               <w:rPr>
                 <w:rFonts w:hint="eastAsia"/>
@@ -3940,7 +3766,6 @@
                 <w:szCs w:val="20"/>
               </w:rPr>
             </w:pPr>
-            <w:proofErr w:type="spellStart"/>
             <w:r>
               <w:rPr>
                 <w:rFonts w:hint="eastAsia"/>
@@ -3951,7 +3776,6 @@
               </w:rPr>
               <w:t>FuncSet</w:t>
             </w:r>
-            <w:proofErr w:type="spellEnd"/>
             <w:r>
               <w:rPr>
                 <w:rFonts w:hint="eastAsia"/>
@@ -3983,7 +3807,6 @@
                 <w:szCs w:val="20"/>
               </w:rPr>
             </w:pPr>
-            <w:proofErr w:type="spellStart"/>
             <w:r>
               <w:rPr>
                 <w:rFonts w:hint="eastAsia"/>
@@ -3994,7 +3817,6 @@
               </w:rPr>
               <w:t>GroupSet</w:t>
             </w:r>
-            <w:proofErr w:type="spellEnd"/>
             <w:r>
               <w:rPr>
                 <w:rFonts w:hint="eastAsia"/>
@@ -4034,7 +3856,6 @@
                 <w:u w:val="double"/>
               </w:rPr>
             </w:pPr>
-            <w:proofErr w:type="spellStart"/>
             <w:r>
               <w:rPr>
                 <w:rFonts w:hint="eastAsia"/>
@@ -4046,7 +3867,6 @@
               </w:rPr>
               <w:t>UserBan</w:t>
             </w:r>
-            <w:proofErr w:type="spellEnd"/>
             <w:r>
               <w:rPr>
                 <w:rFonts w:hint="eastAsia"/>
@@ -4091,20 +3911,8 @@
                 <w:sz w:val="20"/>
                 <w:szCs w:val="20"/>
               </w:rPr>
-              <w:t>/</w:t>
-            </w:r>
-            <w:proofErr w:type="spellStart"/>
-            <w:r>
-              <w:rPr>
-                <w:rFonts w:hint="eastAsia"/>
-                <w:b/>
-                <w:bCs/>
-                <w:sz w:val="20"/>
-                <w:szCs w:val="20"/>
-              </w:rPr>
-              <w:t>rc</w:t>
-            </w:r>
-            <w:proofErr w:type="spellEnd"/>
+              <w:t>/rc</w:t>
+            </w:r>
             <w:r>
               <w:rPr>
                 <w:rFonts w:hint="eastAsia"/>
@@ -4141,7 +3949,6 @@
                 <w:u w:val="double"/>
               </w:rPr>
             </w:pPr>
-            <w:proofErr w:type="spellStart"/>
             <w:r>
               <w:rPr>
                 <w:rFonts w:hint="eastAsia"/>
@@ -4153,7 +3960,6 @@
               </w:rPr>
               <w:t>ImageFolder</w:t>
             </w:r>
-            <w:proofErr w:type="spellEnd"/>
             <w:r>
               <w:rPr>
                 <w:rFonts w:hint="eastAsia"/>
@@ -5058,7 +4864,6 @@
         </w:rPr>
         <w:t>为</w:t>
       </w:r>
-      <w:proofErr w:type="spellStart"/>
       <w:r>
         <w:rPr>
           <w:rFonts w:hint="eastAsia"/>
@@ -5067,7 +4872,6 @@
         </w:rPr>
         <w:t>acg</w:t>
       </w:r>
-      <w:proofErr w:type="spellEnd"/>
       <w:r>
         <w:rPr>
           <w:rFonts w:hint="eastAsia"/>
@@ -5100,7 +4904,6 @@
         </w:rPr>
         <w:t>可通过</w:t>
       </w:r>
-      <w:proofErr w:type="spellStart"/>
       <w:r>
         <w:rPr>
           <w:rFonts w:hint="eastAsia"/>
@@ -5109,7 +4912,6 @@
         </w:rPr>
         <w:t>ImageFolder</w:t>
       </w:r>
-      <w:proofErr w:type="spellEnd"/>
       <w:r>
         <w:rPr>
           <w:rFonts w:hint="eastAsia"/>
@@ -5440,7 +5242,6 @@
         </w:rPr>
         <w:t xml:space="preserve"> 需通过</w:t>
       </w:r>
-      <w:proofErr w:type="spellStart"/>
       <w:r>
         <w:rPr>
           <w:rFonts w:hint="eastAsia"/>
@@ -5455,27 +5256,8 @@
           <w:sz w:val="20"/>
           <w:szCs w:val="20"/>
         </w:rPr>
-        <w:t>Set</w:t>
-      </w:r>
-      <w:proofErr w:type="spellEnd"/>
-      <w:r>
-        <w:rPr>
-          <w:rFonts w:hint="eastAsia"/>
-          <w:sz w:val="20"/>
-          <w:szCs w:val="20"/>
-        </w:rPr>
-        <w:t>/</w:t>
-      </w:r>
-      <w:proofErr w:type="spellStart"/>
-      <w:r>
-        <w:rPr>
-          <w:rFonts w:hint="eastAsia"/>
-          <w:sz w:val="20"/>
-          <w:szCs w:val="20"/>
-        </w:rPr>
-        <w:t>GroupSet</w:t>
-      </w:r>
-      <w:proofErr w:type="spellEnd"/>
+        <w:t>Set/GroupSet</w:t>
+      </w:r>
       <w:r>
         <w:rPr>
           <w:rFonts w:hint="eastAsia"/>
@@ -5500,7 +5282,6 @@
         </w:rPr>
         <w:t>启用</w:t>
       </w:r>
-      <w:proofErr w:type="spellStart"/>
       <w:r>
         <w:rPr>
           <w:rFonts w:hint="eastAsia"/>
@@ -5517,7 +5298,6 @@
         </w:rPr>
         <w:t>Collect</w:t>
       </w:r>
-      <w:proofErr w:type="spellEnd"/>
       <w:r>
         <w:rPr>
           <w:rFonts w:hint="eastAsia"/>
@@ -5626,23 +5406,13 @@
         </w:rPr>
         <w:t xml:space="preserve"> 已集成至</w:t>
       </w:r>
-      <w:proofErr w:type="spellStart"/>
-      <w:r>
-        <w:rPr>
-          <w:rFonts w:hint="eastAsia"/>
-          <w:sz w:val="20"/>
-          <w:szCs w:val="20"/>
-        </w:rPr>
-        <w:t>GroupSet</w:t>
-      </w:r>
-      <w:proofErr w:type="spellEnd"/>
-      <w:r>
-        <w:rPr>
-          <w:rFonts w:hint="eastAsia"/>
-          <w:sz w:val="20"/>
-          <w:szCs w:val="20"/>
-        </w:rPr>
-        <w:t>群设置</w:t>
+      <w:r>
+        <w:rPr>
+          <w:rFonts w:hint="eastAsia"/>
+          <w:sz w:val="20"/>
+          <w:szCs w:val="20"/>
+        </w:rPr>
+        <w:t>GroupSet群设置</w:t>
       </w:r>
       <w:r>
         <w:rPr>
@@ -5963,7 +5733,6 @@
       </w:pPr>
       <w:r>
         <w:rPr>
-          <w:rFonts w:hint="eastAsia"/>
           <w:color w:val="EE0000"/>
           <w:sz w:val="20"/>
           <w:szCs w:val="20"/>
@@ -6032,16 +5801,7 @@
           <w:sz w:val="20"/>
           <w:szCs w:val="20"/>
         </w:rPr>
-        <w:t xml:space="preserve"> </w:t>
-      </w:r>
-      <w:r>
-        <w:rPr>
-          <w:rFonts w:hint="eastAsia"/>
-          <w:color w:val="EE0000"/>
-          <w:sz w:val="20"/>
-          <w:szCs w:val="20"/>
-        </w:rPr>
-        <w:t>(雾)；</w:t>
+        <w:t xml:space="preserve"> (雾)；</w:t>
       </w:r>
       <w:r>
         <w:rPr>
@@ -6249,6 +6009,90 @@
         </w:rPr>
         <w:t>；</w:t>
       </w:r>
+      <w:r>
+        <w:rPr>
+          <w:rFonts w:hint="eastAsia"/>
+          <w:color w:val="EE0000"/>
+          <w:sz w:val="20"/>
+          <w:szCs w:val="20"/>
+        </w:rPr>
+        <w:t>⑦</w:t>
+      </w:r>
+      <w:r>
+        <w:rPr>
+          <w:rFonts w:hint="eastAsia"/>
+          <w:color w:val="EE0000"/>
+          <w:sz w:val="20"/>
+          <w:szCs w:val="20"/>
+        </w:rPr>
+        <w:t xml:space="preserve"> </w:t>
+      </w:r>
+      <w:r>
+        <w:rPr>
+          <w:rFonts w:hint="eastAsia"/>
+          <w:color w:val="EE0000"/>
+          <w:sz w:val="20"/>
+          <w:szCs w:val="20"/>
+          <w:u w:val="double"/>
+        </w:rPr>
+        <w:t>添加长期记忆</w:t>
+      </w:r>
+      <w:r>
+        <w:rPr>
+          <w:rFonts w:hint="eastAsia"/>
+          <w:color w:val="EE0000"/>
+          <w:sz w:val="20"/>
+          <w:szCs w:val="20"/>
+        </w:rPr>
+        <w:t>；</w:t>
+      </w:r>
+      <w:r>
+        <w:rPr>
+          <w:rFonts w:hint="eastAsia"/>
+          <w:color w:val="EE0000"/>
+          <w:sz w:val="20"/>
+          <w:szCs w:val="20"/>
+        </w:rPr>
+        <w:t>⑧</w:t>
+      </w:r>
+      <w:r>
+        <w:rPr>
+          <w:rFonts w:hint="eastAsia"/>
+          <w:color w:val="EE0000"/>
+          <w:sz w:val="20"/>
+          <w:szCs w:val="20"/>
+        </w:rPr>
+        <w:t xml:space="preserve"> </w:t>
+      </w:r>
+      <w:r>
+        <w:rPr>
+          <w:rFonts w:hint="eastAsia"/>
+          <w:color w:val="EE0000"/>
+          <w:sz w:val="20"/>
+          <w:szCs w:val="20"/>
+          <w:u w:val="double"/>
+        </w:rPr>
+        <w:t>移除</w:t>
+      </w:r>
+      <w:r>
+        <w:rPr>
+          <w:rFonts w:hint="eastAsia"/>
+          <w:color w:val="EE0000"/>
+          <w:sz w:val="20"/>
+          <w:szCs w:val="20"/>
+          <w:u w:val="double"/>
+        </w:rPr>
+        <w:t>长期记忆</w:t>
+      </w:r>
+      <w:r>
+        <w:rPr>
+          <w:rFonts w:hint="eastAsia"/>
+          <w:color w:val="EE0000"/>
+          <w:sz w:val="20"/>
+          <w:szCs w:val="20"/>
+        </w:rPr>
+        <w:t>。</w:t>
+      </w:r>
     </w:p>
     <w:p>
       <w:pPr>
@@ -6398,64 +6242,64 @@
           <w:sz w:val="20"/>
           <w:szCs w:val="20"/>
         </w:rPr>
+        <w:t xml:space="preserve"> Lazybot</w:t>
+      </w:r>
+      <w:r>
+        <w:rPr>
+          <w:rFonts w:hint="eastAsia"/>
+          <w:sz w:val="20"/>
+          <w:szCs w:val="20"/>
+        </w:rPr>
+        <w:t xml:space="preserve">  </w:t>
+      </w:r>
+      <w:r>
+        <w:rPr>
+          <w:rFonts w:hint="eastAsia"/>
+          <w:sz w:val="20"/>
+          <w:szCs w:val="20"/>
+        </w:rPr>
+        <w:t xml:space="preserve">            </w:t>
+      </w:r>
+      <w:r>
+        <w:rPr>
+          <w:rFonts w:hint="eastAsia"/>
+          <w:b/>
+          <w:bCs/>
+          <w:sz w:val="20"/>
+          <w:szCs w:val="20"/>
+        </w:rPr>
+        <w:t>[</w:t>
+      </w:r>
+      <w:r>
+        <w:rPr>
+          <w:rFonts w:hint="eastAsia"/>
+          <w:b/>
+          <w:bCs/>
+          <w:sz w:val="20"/>
+          <w:szCs w:val="20"/>
+        </w:rPr>
+        <w:t>更新日期</w:t>
+      </w:r>
+      <w:r>
+        <w:rPr>
+          <w:rFonts w:hint="eastAsia"/>
+          <w:b/>
+          <w:bCs/>
+          <w:sz w:val="20"/>
+          <w:szCs w:val="20"/>
+        </w:rPr>
+        <w:t>]</w:t>
+      </w:r>
+      <w:r>
+        <w:rPr>
+          <w:rFonts w:hint="eastAsia"/>
+          <w:b/>
+          <w:bCs/>
+          <w:sz w:val="20"/>
+          <w:szCs w:val="20"/>
+        </w:rPr>
         <w:t xml:space="preserve"> </w:t>
       </w:r>
-      <w:proofErr w:type="spellStart"/>
-      <w:r>
-        <w:rPr>
-          <w:rFonts w:hint="eastAsia"/>
-          <w:sz w:val="20"/>
-          <w:szCs w:val="20"/>
-        </w:rPr>
-        <w:t>Lazybot</w:t>
-      </w:r>
-      <w:proofErr w:type="spellEnd"/>
-      <w:r>
-        <w:rPr>
-          <w:rFonts w:hint="eastAsia"/>
-          <w:sz w:val="20"/>
-          <w:szCs w:val="20"/>
-        </w:rPr>
-        <w:t xml:space="preserve">  </w:t>
-      </w:r>
-      <w:r>
-        <w:rPr>
-          <w:rFonts w:hint="eastAsia"/>
-          <w:sz w:val="20"/>
-          <w:szCs w:val="20"/>
-        </w:rPr>
-        <w:t xml:space="preserve">            </w:t>
-      </w:r>
-      <w:r>
-        <w:rPr>
-          <w:rFonts w:hint="eastAsia"/>
-          <w:b/>
-          <w:bCs/>
-          <w:sz w:val="20"/>
-          <w:szCs w:val="20"/>
-        </w:rPr>
-        <w:t>[</w:t>
-      </w:r>
-      <w:r>
-        <w:rPr>
-          <w:rFonts w:hint="eastAsia"/>
-          <w:b/>
-          <w:bCs/>
-          <w:sz w:val="20"/>
-          <w:szCs w:val="20"/>
-        </w:rPr>
-        <w:t>更新日期</w:t>
-      </w:r>
-      <w:r>
-        <w:rPr>
-          <w:rFonts w:hint="eastAsia"/>
-          <w:b/>
-          <w:bCs/>
-          <w:sz w:val="20"/>
-          <w:szCs w:val="20"/>
-        </w:rPr>
-        <w:t>]</w:t>
-      </w:r>
       <w:r>
         <w:rPr>
           <w:rFonts w:hint="eastAsia"/>
@@ -6469,16 +6313,6 @@
       <w:r>
         <w:rPr>
           <w:rFonts w:hint="eastAsia"/>
-          <w:b/>
-          <w:bCs/>
-          <w:sz w:val="20"/>
-          <w:szCs w:val="20"/>
-        </w:rPr>
-        <w:t xml:space="preserve"> </w:t>
-      </w:r>
-      <w:r>
-        <w:rPr>
-          <w:rFonts w:hint="eastAsia"/>
           <w:sz w:val="20"/>
           <w:szCs w:val="20"/>
         </w:rPr>
@@ -6506,15 +6340,15 @@
           <w:sz w:val="20"/>
           <w:szCs w:val="20"/>
         </w:rPr>
-        <w:t>3.1</w:t>
-      </w:r>
-      <w:r>
-        <w:rPr>
-          <w:rFonts w:hint="eastAsia"/>
-          <w:sz w:val="20"/>
-          <w:szCs w:val="20"/>
-        </w:rPr>
-        <w:t>6</w:t>
+        <w:t>3.</w:t>
+      </w:r>
+      <w:r>
+        <w:rPr>
+          <w:rFonts w:hint="eastAsia"/>
+          <w:sz w:val="20"/>
+          <w:szCs w:val="20"/>
+        </w:rPr>
+        <w:t>24</w:t>
       </w:r>
     </w:p>
     <w:sectPr>
@@ -6587,6 +6421,103 @@
     </w:p>
   </w:footnote>
 </w:footnotes>
+</file>
+
+<file path=word/numbering.xml><?xml version="1.0" encoding="utf-8"?>
+<w:numbering xmlns:wpc="http://schemas.microsoft.com/office/word/2010/wordprocessingCanvas" xmlns:cx="http://schemas.microsoft.com/office/drawing/2014/chartex" xmlns:cx1="http://schemas.microsoft.com/office/drawing/2015/9/8/chartex" xmlns:cx2="http://schemas.microsoft.com/office/drawing/2015/10/21/chartex" xmlns:cx3="http://schemas.microsoft.com/office/drawing/2016/5/9/chartex" xmlns:cx4="http://schemas.microsoft.com/office/drawing/2016/5/10/chartex" xmlns:cx5="http://schemas.microsoft.com/office/drawing/2016/5/11/chartex" xmlns:cx6="http://schemas.microsoft.com/office/drawing/2016/5/12/chartex" xmlns:cx7="http://schemas.microsoft.com/office/drawing/2016/5/13/chartex" xmlns:cx8="http://schemas.microsoft.com/office/drawing/2016/5/14/chartex" xmlns:mc="http://schemas.openxmlformats.org/markup-compatibility/2006" xmlns:aink="http://schemas.microsoft.com/office/drawing/2016/ink" xmlns:am3d="http://schemas.microsoft.com/office/drawing/2017/model3d" xmlns:o="urn:schemas-microsoft-com:office:office" xmlns:oel="http://schemas.microsoft.com/office/2019/extlst" xmlns:r="http://schemas.openxmlformats.org/officeDocument/2006/relationships" xmlns:m="http://schemas.openxmlformats.org/officeDocument/2006/math" xmlns:v="urn:schemas-microsoft-com:vml" xmlns:wp14="http://schemas.microsoft.com/office/word/2010/wordprocessingDrawing" xmlns:wp="http://schemas.openxmlformats.org/drawingml/2006/wordprocessingDrawing" xmlns:w10="urn:schemas-microsoft-com:office:word" xmlns:w="http://schemas.openxmlformats.org/wordprocessingml/2006/main" xmlns:w14="http://schemas.microsoft.com/office/word/2010/wordml" xmlns:w15="http://schemas.microsoft.com/office/word/2012/wordml" xmlns:w16cex="http://schemas.microsoft.com/office/word/2018/wordml/cex" xmlns:w16cid="http://schemas.microsoft.com/office/word/2016/wordml/cid" xmlns:w16="http://schemas.microsoft.com/office/word/2018/wordml" xmlns:w16du="http://schemas.microsoft.com/office/word/2023/wordml/word16du" xmlns:w16sdtdh="http://schemas.microsoft.com/office/word/2020/wordml/sdtdatahash" xmlns:w16sdtfl="http://schemas.microsoft.com/office/word/2024/wordml/sdtformatlock" xmlns:w16se="http://schemas.microsoft.com/office/word/2015/wordml/symex" xmlns:wpg="http://schemas.microsoft.com/office/word/2010/wordprocessingGroup" xmlns:wpi="http://schemas.microsoft.com/office/word/2010/wordprocessingInk" xmlns:wne="http://schemas.microsoft.com/office/word/2006/wordml" xmlns:wps="http://schemas.microsoft.com/office/word/2010/wordprocessingShape" mc:Ignorable="w14 w15 w16se w16cid w16 w16cex w16sdtdh w16sdtfl w16du wp14">
+  <w:abstractNum w:abstractNumId="0" w15:restartNumberingAfterBreak="0">
+    <w:nsid w:val="28643571"/>
+    <w:multiLevelType w:val="hybridMultilevel"/>
+    <w:tmpl w:val="4F48E4D4"/>
+    <w:lvl w:ilvl="0" w:tplc="67E08B88">
+      <w:start w:val="1"/>
+      <w:numFmt w:val="decimalEnclosedCircle"/>
+      <w:lvlText w:val="%1"/>
+      <w:lvlJc w:val="left"/>
+      <w:pPr>
+        <w:ind w:left="560" w:hanging="360"/>
+      </w:pPr>
+      <w:rPr>
+        <w:rFonts w:hint="default"/>
+      </w:rPr>
+    </w:lvl>
+    <w:lvl w:ilvl="1" w:tplc="04090019" w:tentative="1">
+      <w:start w:val="1"/>
+      <w:numFmt w:val="lowerLetter"/>
+      <w:lvlText w:val="%2)"/>
+      <w:lvlJc w:val="left"/>
+      <w:pPr>
+        <w:ind w:left="1080" w:hanging="440"/>
+      </w:pPr>
+    </w:lvl>
+    <w:lvl w:ilvl="2" w:tplc="0409001B" w:tentative="1">
+      <w:start w:val="1"/>
+      <w:numFmt w:val="lowerRoman"/>
+      <w:lvlText w:val="%3."/>
+      <w:lvlJc w:val="right"/>
+      <w:pPr>
+        <w:ind w:left="1520" w:hanging="440"/>
+      </w:pPr>
+    </w:lvl>
+    <w:lvl w:ilvl="3" w:tplc="0409000F" w:tentative="1">
+      <w:start w:val="1"/>
+      <w:numFmt w:val="decimal"/>
+      <w:lvlText w:val="%4."/>
+      <w:lvlJc w:val="left"/>
+      <w:pPr>
+        <w:ind w:left="1960" w:hanging="440"/>
+      </w:pPr>
+    </w:lvl>
+    <w:lvl w:ilvl="4" w:tplc="04090019" w:tentative="1">
+      <w:start w:val="1"/>
+      <w:numFmt w:val="lowerLetter"/>
+      <w:lvlText w:val="%5)"/>
+      <w:lvlJc w:val="left"/>
+      <w:pPr>
+        <w:ind w:left="2400" w:hanging="440"/>
+      </w:pPr>
+    </w:lvl>
+    <w:lvl w:ilvl="5" w:tplc="0409001B" w:tentative="1">
+      <w:start w:val="1"/>
+      <w:numFmt w:val="lowerRoman"/>
+      <w:lvlText w:val="%6."/>
+      <w:lvlJc w:val="right"/>
+      <w:pPr>
+        <w:ind w:left="2840" w:hanging="440"/>
+      </w:pPr>
+    </w:lvl>
+    <w:lvl w:ilvl="6" w:tplc="0409000F" w:tentative="1">
+      <w:start w:val="1"/>
+      <w:numFmt w:val="decimal"/>
+      <w:lvlText w:val="%7."/>
+      <w:lvlJc w:val="left"/>
+      <w:pPr>
+        <w:ind w:left="3280" w:hanging="440"/>
+      </w:pPr>
+    </w:lvl>
+    <w:lvl w:ilvl="7" w:tplc="04090019" w:tentative="1">
+      <w:start w:val="1"/>
+      <w:numFmt w:val="lowerLetter"/>
+      <w:lvlText w:val="%8)"/>
+      <w:lvlJc w:val="left"/>
+      <w:pPr>
+        <w:ind w:left="3720" w:hanging="440"/>
+      </w:pPr>
+    </w:lvl>
+    <w:lvl w:ilvl="8" w:tplc="0409001B" w:tentative="1">
+      <w:start w:val="1"/>
+      <w:numFmt w:val="lowerRoman"/>
+      <w:lvlText w:val="%9."/>
+      <w:lvlJc w:val="right"/>
+      <w:pPr>
+        <w:ind w:left="4160" w:hanging="440"/>
+      </w:pPr>
+    </w:lvl>
+  </w:abstractNum>
+  <w:num w:numId="1" w16cid:durableId="261226543">
+    <w:abstractNumId w:val="0"/>
+  </w:num>
+</w:numbering>
 </file>
 
 <file path=word/styles.xml><?xml version="1.0" encoding="utf-8"?>

--- a/src/main/resources/static/help/help.docx
+++ b/src/main/resources/static/help/help.docx
@@ -3567,15 +3567,39 @@
                 <w:sz w:val="20"/>
                 <w:szCs w:val="20"/>
               </w:rPr>
-              <w:t>一次性闹钟</w:t>
-            </w:r>
-            <w:r>
-              <w:rPr>
-                <w:rFonts w:hint="eastAsia"/>
-                <w:sz w:val="20"/>
-                <w:szCs w:val="20"/>
-              </w:rPr>
-              <w:t xml:space="preserve">              </w:t>
+              <w:t>单</w:t>
+            </w:r>
+            <w:r>
+              <w:rPr>
+                <w:rFonts w:hint="eastAsia"/>
+                <w:sz w:val="20"/>
+                <w:szCs w:val="20"/>
+              </w:rPr>
+              <w:t>次闹钟</w:t>
+            </w:r>
+            <w:r>
+              <w:rPr>
+                <w:rFonts w:hint="eastAsia"/>
+                <w:sz w:val="20"/>
+                <w:szCs w:val="20"/>
+              </w:rPr>
+              <w:t xml:space="preserve">         </w:t>
+            </w:r>
+            <w:r>
+              <w:rPr>
+                <w:rFonts w:hint="eastAsia"/>
+                <w:sz w:val="20"/>
+                <w:szCs w:val="20"/>
+              </w:rPr>
+              <w:t xml:space="preserve">  </w:t>
+            </w:r>
+            <w:r>
+              <w:rPr>
+                <w:rFonts w:hint="eastAsia"/>
+                <w:sz w:val="20"/>
+                <w:szCs w:val="20"/>
+              </w:rPr>
+              <w:t xml:space="preserve">     </w:t>
             </w:r>
             <w:r>
               <w:rPr>
@@ -6072,17 +6096,7 @@
           <w:szCs w:val="20"/>
           <w:u w:val="double"/>
         </w:rPr>
-        <w:t>移除</w:t>
-      </w:r>
-      <w:r>
-        <w:rPr>
-          <w:rFonts w:hint="eastAsia"/>
-          <w:color w:val="EE0000"/>
-          <w:sz w:val="20"/>
-          <w:szCs w:val="20"/>
-          <w:u w:val="double"/>
-        </w:rPr>
-        <w:t>长期记忆</w:t>
+        <w:t>移除长期记忆</w:t>
       </w:r>
       <w:r>
         <w:rPr>
@@ -6340,15 +6354,31 @@
           <w:sz w:val="20"/>
           <w:szCs w:val="20"/>
         </w:rPr>
-        <w:t>3.</w:t>
-      </w:r>
-      <w:r>
-        <w:rPr>
-          <w:rFonts w:hint="eastAsia"/>
-          <w:sz w:val="20"/>
-          <w:szCs w:val="20"/>
-        </w:rPr>
-        <w:t>24</w:t>
+        <w:t>5</w:t>
+      </w:r>
+      <w:r>
+        <w:rPr>
+          <w:rFonts w:hint="eastAsia"/>
+          <w:sz w:val="20"/>
+          <w:szCs w:val="20"/>
+        </w:rPr>
+        <w:t>.</w:t>
+      </w:r>
+      <w:r>
+        <w:rPr>
+          <w:rFonts w:hint="eastAsia"/>
+          <w:sz w:val="20"/>
+          <w:szCs w:val="20"/>
+        </w:rPr>
+        <w:t>2</w:t>
+      </w:r>
+      <w:r>
+        <w:rPr>
+          <w:rFonts w:hint="eastAsia"/>
+          <w:sz w:val="20"/>
+          <w:szCs w:val="20"/>
+        </w:rPr>
+        <w:t>7</w:t>
       </w:r>
     </w:p>
     <w:sectPr>
@@ -7128,6 +7158,7 @@
   <w:style w:type="character" w:default="1" w:styleId="a0">
     <w:name w:val="Default Paragraph Font"/>
     <w:uiPriority w:val="1"/>
+    <w:semiHidden/>
     <w:unhideWhenUsed/>
   </w:style>
   <w:style w:type="table" w:default="1" w:styleId="a1">

--- a/src/main/resources/static/help/help.docx
+++ b/src/main/resources/static/help/help.docx
@@ -2258,15 +2258,31 @@
                 <w:sz w:val="20"/>
                 <w:szCs w:val="20"/>
               </w:rPr>
-              <w:t xml:space="preserve">DriftBottle  </w:t>
-            </w:r>
-            <w:r>
-              <w:rPr>
-                <w:rFonts w:hint="eastAsia"/>
-                <w:sz w:val="20"/>
-                <w:szCs w:val="20"/>
-              </w:rPr>
-              <w:t>漂流瓶       [扔或捡]</w:t>
+              <w:t xml:space="preserve">Bottle  </w:t>
+            </w:r>
+            <w:r>
+              <w:rPr>
+                <w:rFonts w:hint="eastAsia"/>
+                <w:sz w:val="20"/>
+                <w:szCs w:val="20"/>
+              </w:rPr>
+              <w:t xml:space="preserve">漂流瓶    </w:t>
+            </w:r>
+            <w:r>
+              <w:rPr>
+                <w:rFonts w:hint="eastAsia"/>
+                <w:sz w:val="20"/>
+                <w:szCs w:val="20"/>
+              </w:rPr>
+              <w:t xml:space="preserve">    </w:t>
+            </w:r>
+            <w:r>
+              <w:rPr>
+                <w:rFonts w:hint="eastAsia"/>
+                <w:sz w:val="20"/>
+                <w:szCs w:val="20"/>
+              </w:rPr>
+              <w:t xml:space="preserve">   [扔或捡]</w:t>
             </w:r>
           </w:p>
         </w:tc>
@@ -6354,7 +6370,7 @@
           <w:sz w:val="20"/>
           <w:szCs w:val="20"/>
         </w:rPr>
-        <w:t>5</w:t>
+        <w:t>6</w:t>
       </w:r>
       <w:r>
         <w:rPr>
@@ -6370,7 +6386,7 @@
           <w:sz w:val="20"/>
           <w:szCs w:val="20"/>
         </w:rPr>
-        <w:t>2</w:t>
+        <w:t>0</w:t>
       </w:r>
       <w:r>
         <w:rPr>

--- a/src/main/resources/static/help/help.docx
+++ b/src/main/resources/static/help/help.docx
@@ -286,8 +286,20 @@
           <w:sz w:val="20"/>
           <w:szCs w:val="20"/>
         </w:rPr>
-        <w:t>已支持私聊</w:t>
-      </w:r>
+        <w:t>已</w:t>
+      </w:r>
+      <w:proofErr w:type="gramStart"/>
+      <w:r>
+        <w:rPr>
+          <w:rFonts w:hint="eastAsia"/>
+          <w:b/>
+          <w:bCs/>
+          <w:sz w:val="20"/>
+          <w:szCs w:val="20"/>
+        </w:rPr>
+        <w:t>支持私聊</w:t>
+      </w:r>
+      <w:proofErr w:type="gramEnd"/>
       <w:r>
         <w:rPr>
           <w:rFonts w:hint="eastAsia"/>
@@ -406,16 +418,18 @@
                 <w:szCs w:val="20"/>
               </w:rPr>
             </w:pPr>
-            <w:r>
-              <w:rPr>
-                <w:rFonts w:hint="eastAsia"/>
-                <w:b/>
-                <w:bCs/>
-                <w:sz w:val="20"/>
-                <w:szCs w:val="20"/>
-              </w:rPr>
-              <w:t xml:space="preserve">SysMsgSet </w:t>
-            </w:r>
+            <w:proofErr w:type="spellStart"/>
+            <w:r>
+              <w:rPr>
+                <w:rFonts w:hint="eastAsia"/>
+                <w:b/>
+                <w:bCs/>
+                <w:sz w:val="20"/>
+                <w:szCs w:val="20"/>
+              </w:rPr>
+              <w:t>SysMsgSet</w:t>
+            </w:r>
+            <w:proofErr w:type="spellEnd"/>
             <w:r>
               <w:rPr>
                 <w:rFonts w:hint="eastAsia"/>
@@ -429,10 +443,29 @@
             <w:r>
               <w:rPr>
                 <w:rFonts w:hint="eastAsia"/>
-                <w:sz w:val="20"/>
-                <w:szCs w:val="20"/>
-              </w:rPr>
-              <w:t>提示词</w:t>
+                <w:b/>
+                <w:bCs/>
+                <w:sz w:val="20"/>
+                <w:szCs w:val="20"/>
+              </w:rPr>
+              <w:t xml:space="preserve"> </w:t>
+            </w:r>
+            <w:r>
+              <w:rPr>
+                <w:rFonts w:hint="eastAsia"/>
+                <w:sz w:val="20"/>
+                <w:szCs w:val="20"/>
+              </w:rPr>
+              <w:t>提示</w:t>
+            </w:r>
+            <w:proofErr w:type="gramStart"/>
+            <w:r>
+              <w:rPr>
+                <w:rFonts w:hint="eastAsia"/>
+                <w:sz w:val="20"/>
+                <w:szCs w:val="20"/>
+              </w:rPr>
+              <w:t>词</w:t>
             </w:r>
             <w:r>
               <w:rPr>
@@ -442,6 +475,7 @@
               </w:rPr>
               <w:t>设置</w:t>
             </w:r>
+            <w:proofErr w:type="gramEnd"/>
           </w:p>
         </w:tc>
         <w:tc>
@@ -457,6 +491,7 @@
                 <w:szCs w:val="20"/>
               </w:rPr>
             </w:pPr>
+            <w:proofErr w:type="spellStart"/>
             <w:r>
               <w:rPr>
                 <w:rFonts w:hint="eastAsia"/>
@@ -467,6 +502,7 @@
               </w:rPr>
               <w:t>ChatHistory</w:t>
             </w:r>
+            <w:proofErr w:type="spellEnd"/>
             <w:r>
               <w:rPr>
                 <w:rFonts w:hint="eastAsia"/>
@@ -490,17 +526,18 @@
                 <w:szCs w:val="20"/>
               </w:rPr>
             </w:pPr>
-            <w:r>
-              <w:rPr>
-                <w:rFonts w:hint="eastAsia"/>
-                <w:b/>
-                <w:bCs/>
-                <w:sz w:val="20"/>
-                <w:szCs w:val="20"/>
-                <w:u w:val="double"/>
+            <w:proofErr w:type="spellStart"/>
+            <w:r>
+              <w:rPr>
+                <w:rFonts w:hint="eastAsia"/>
+                <w:b/>
+                <w:bCs/>
+                <w:sz w:val="20"/>
+                <w:szCs w:val="20"/>
               </w:rPr>
               <w:t>ChatReset</w:t>
             </w:r>
+            <w:proofErr w:type="spellEnd"/>
             <w:r>
               <w:rPr>
                 <w:rFonts w:hint="eastAsia"/>
@@ -577,6 +614,7 @@
                 <w:szCs w:val="20"/>
               </w:rPr>
             </w:pPr>
+            <w:proofErr w:type="spellStart"/>
             <w:r>
               <w:rPr>
                 <w:rFonts w:hint="eastAsia"/>
@@ -587,6 +625,7 @@
               </w:rPr>
               <w:t>SayingSave</w:t>
             </w:r>
+            <w:proofErr w:type="spellEnd"/>
             <w:r>
               <w:rPr>
                 <w:rFonts w:hint="eastAsia"/>
@@ -644,6 +683,7 @@
                 <w:szCs w:val="20"/>
               </w:rPr>
             </w:pPr>
+            <w:proofErr w:type="spellStart"/>
             <w:r>
               <w:rPr>
                 <w:rFonts w:hint="eastAsia"/>
@@ -654,6 +694,7 @@
               </w:rPr>
               <w:t>SayingDel</w:t>
             </w:r>
+            <w:proofErr w:type="spellEnd"/>
             <w:r>
               <w:rPr>
                 <w:rFonts w:hint="eastAsia"/>
@@ -794,8 +835,21 @@
                 <w:szCs w:val="20"/>
                 <w:u w:val="double"/>
               </w:rPr>
-              <w:t>Image/img</w:t>
-            </w:r>
+              <w:t>Image/</w:t>
+            </w:r>
+            <w:proofErr w:type="spellStart"/>
+            <w:r>
+              <w:rPr>
+                <w:rFonts w:hint="eastAsia"/>
+                <w:b/>
+                <w:bCs/>
+                <w:sz w:val="20"/>
+                <w:szCs w:val="20"/>
+                <w:u w:val="double"/>
+              </w:rPr>
+              <w:t>img</w:t>
+            </w:r>
+            <w:proofErr w:type="spellEnd"/>
             <w:r>
               <w:rPr>
                 <w:rFonts w:hint="eastAsia"/>
@@ -826,6 +880,7 @@
                 <w:szCs w:val="20"/>
               </w:rPr>
             </w:pPr>
+            <w:proofErr w:type="spellStart"/>
             <w:r>
               <w:rPr>
                 <w:rFonts w:hint="eastAsia"/>
@@ -836,6 +891,7 @@
               </w:rPr>
               <w:t>ImageSave</w:t>
             </w:r>
+            <w:proofErr w:type="spellEnd"/>
             <w:r>
               <w:rPr>
                 <w:rFonts w:hint="eastAsia"/>
@@ -878,6 +934,7 @@
                 <w:szCs w:val="20"/>
               </w:rPr>
             </w:pPr>
+            <w:proofErr w:type="spellStart"/>
             <w:r>
               <w:rPr>
                 <w:rFonts w:hint="eastAsia"/>
@@ -888,6 +945,7 @@
               </w:rPr>
               <w:t>ImageGet</w:t>
             </w:r>
+            <w:proofErr w:type="spellEnd"/>
             <w:r>
               <w:rPr>
                 <w:rFonts w:hint="eastAsia"/>
@@ -932,6 +990,7 @@
                 <w:szCs w:val="20"/>
               </w:rPr>
             </w:pPr>
+            <w:proofErr w:type="spellStart"/>
             <w:r>
               <w:rPr>
                 <w:rFonts w:hint="eastAsia"/>
@@ -942,6 +1001,7 @@
               </w:rPr>
               <w:t>ImageDel</w:t>
             </w:r>
+            <w:proofErr w:type="spellEnd"/>
             <w:r>
               <w:rPr>
                 <w:rFonts w:hint="eastAsia"/>
@@ -986,6 +1046,7 @@
                 <w:szCs w:val="20"/>
               </w:rPr>
             </w:pPr>
+            <w:proofErr w:type="spellStart"/>
             <w:r>
               <w:rPr>
                 <w:rFonts w:hint="eastAsia"/>
@@ -996,6 +1057,7 @@
               </w:rPr>
               <w:t>ImageList</w:t>
             </w:r>
+            <w:proofErr w:type="spellEnd"/>
             <w:r>
               <w:rPr>
                 <w:rFonts w:hint="eastAsia"/>
@@ -1159,14 +1221,25 @@
                 <w:szCs w:val="20"/>
               </w:rPr>
             </w:pPr>
-            <w:r>
-              <w:rPr>
-                <w:b/>
-                <w:bCs/>
-                <w:sz w:val="20"/>
-                <w:szCs w:val="20"/>
-              </w:rPr>
-              <w:t xml:space="preserve">VideoSave </w:t>
+            <w:proofErr w:type="spellStart"/>
+            <w:r>
+              <w:rPr>
+                <w:b/>
+                <w:bCs/>
+                <w:sz w:val="20"/>
+                <w:szCs w:val="20"/>
+              </w:rPr>
+              <w:t>VideoSave</w:t>
+            </w:r>
+            <w:proofErr w:type="spellEnd"/>
+            <w:r>
+              <w:rPr>
+                <w:b/>
+                <w:bCs/>
+                <w:sz w:val="20"/>
+                <w:szCs w:val="20"/>
+              </w:rPr>
+              <w:t xml:space="preserve"> </w:t>
             </w:r>
             <w:r>
               <w:rPr>
@@ -1211,14 +1284,25 @@
                 <w:szCs w:val="20"/>
               </w:rPr>
             </w:pPr>
-            <w:r>
-              <w:rPr>
-                <w:b/>
-                <w:bCs/>
-                <w:sz w:val="20"/>
-                <w:szCs w:val="20"/>
-              </w:rPr>
-              <w:t xml:space="preserve">VideoGet </w:t>
+            <w:proofErr w:type="spellStart"/>
+            <w:r>
+              <w:rPr>
+                <w:b/>
+                <w:bCs/>
+                <w:sz w:val="20"/>
+                <w:szCs w:val="20"/>
+              </w:rPr>
+              <w:t>VideoGet</w:t>
+            </w:r>
+            <w:proofErr w:type="spellEnd"/>
+            <w:r>
+              <w:rPr>
+                <w:b/>
+                <w:bCs/>
+                <w:sz w:val="20"/>
+                <w:szCs w:val="20"/>
+              </w:rPr>
+              <w:t xml:space="preserve"> </w:t>
             </w:r>
             <w:r>
               <w:rPr>
@@ -1249,14 +1333,25 @@
                 <w:szCs w:val="20"/>
               </w:rPr>
             </w:pPr>
-            <w:r>
-              <w:rPr>
-                <w:b/>
-                <w:bCs/>
-                <w:sz w:val="20"/>
-                <w:szCs w:val="20"/>
-              </w:rPr>
-              <w:t xml:space="preserve">VideoDel </w:t>
+            <w:proofErr w:type="spellStart"/>
+            <w:r>
+              <w:rPr>
+                <w:b/>
+                <w:bCs/>
+                <w:sz w:val="20"/>
+                <w:szCs w:val="20"/>
+              </w:rPr>
+              <w:t>VideoDel</w:t>
+            </w:r>
+            <w:proofErr w:type="spellEnd"/>
+            <w:r>
+              <w:rPr>
+                <w:b/>
+                <w:bCs/>
+                <w:sz w:val="20"/>
+                <w:szCs w:val="20"/>
+              </w:rPr>
+              <w:t xml:space="preserve"> </w:t>
             </w:r>
             <w:r>
               <w:rPr>
@@ -1287,14 +1382,25 @@
                 <w:szCs w:val="20"/>
               </w:rPr>
             </w:pPr>
-            <w:r>
-              <w:rPr>
-                <w:b/>
-                <w:bCs/>
-                <w:sz w:val="20"/>
-                <w:szCs w:val="20"/>
-              </w:rPr>
-              <w:t xml:space="preserve">VideoList </w:t>
+            <w:proofErr w:type="spellStart"/>
+            <w:r>
+              <w:rPr>
+                <w:b/>
+                <w:bCs/>
+                <w:sz w:val="20"/>
+                <w:szCs w:val="20"/>
+              </w:rPr>
+              <w:t>VideoList</w:t>
+            </w:r>
+            <w:proofErr w:type="spellEnd"/>
+            <w:r>
+              <w:rPr>
+                <w:b/>
+                <w:bCs/>
+                <w:sz w:val="20"/>
+                <w:szCs w:val="20"/>
+              </w:rPr>
+              <w:t xml:space="preserve"> </w:t>
             </w:r>
             <w:r>
               <w:rPr>
@@ -1366,8 +1472,21 @@
                 <w:szCs w:val="20"/>
                 <w:u w:val="double"/>
               </w:rPr>
-              <w:t>Audio/aud</w:t>
-            </w:r>
+              <w:t>Audio/</w:t>
+            </w:r>
+            <w:proofErr w:type="spellStart"/>
+            <w:r>
+              <w:rPr>
+                <w:rFonts w:hint="eastAsia"/>
+                <w:b/>
+                <w:bCs/>
+                <w:sz w:val="20"/>
+                <w:szCs w:val="20"/>
+                <w:u w:val="double"/>
+              </w:rPr>
+              <w:t>aud</w:t>
+            </w:r>
+            <w:proofErr w:type="spellEnd"/>
             <w:r>
               <w:rPr>
                 <w:b/>
@@ -1418,7 +1537,6 @@
                 <w:bCs/>
                 <w:sz w:val="20"/>
                 <w:szCs w:val="20"/>
-                <w:u w:val="double"/>
               </w:rPr>
               <w:t>Tts</w:t>
             </w:r>
@@ -1429,6 +1547,25 @@
                 <w:szCs w:val="20"/>
               </w:rPr>
               <w:t xml:space="preserve">  语音合成</w:t>
+            </w:r>
+            <w:r>
+              <w:rPr>
+                <w:rFonts w:hint="eastAsia"/>
+                <w:sz w:val="20"/>
+                <w:szCs w:val="20"/>
+              </w:rPr>
+              <w:t xml:space="preserve">          </w:t>
+            </w:r>
+            <w:r>
+              <w:rPr>
+                <w:rFonts w:hint="eastAsia"/>
+                <w:b/>
+                <w:bCs/>
+                <w:color w:val="EE0000"/>
+                <w:sz w:val="20"/>
+                <w:szCs w:val="20"/>
+              </w:rPr>
+              <w:t>[API失效]</w:t>
             </w:r>
           </w:p>
         </w:tc>
@@ -1526,6 +1663,7 @@
                 <w:szCs w:val="20"/>
               </w:rPr>
             </w:pPr>
+            <w:proofErr w:type="spellStart"/>
             <w:r>
               <w:rPr>
                 <w:rFonts w:hint="eastAsia"/>
@@ -1536,6 +1674,7 @@
               </w:rPr>
               <w:t>CheckIn</w:t>
             </w:r>
+            <w:proofErr w:type="spellEnd"/>
             <w:r>
               <w:rPr>
                 <w:rFonts w:hint="eastAsia"/>
@@ -1926,7 +2065,25 @@
                 <w:sz w:val="20"/>
                 <w:szCs w:val="20"/>
               </w:rPr>
-              <w:t xml:space="preserve">          [可指定抽数]</w:t>
+              <w:t xml:space="preserve">          [可</w:t>
+            </w:r>
+            <w:proofErr w:type="gramStart"/>
+            <w:r>
+              <w:rPr>
+                <w:rFonts w:hint="eastAsia"/>
+                <w:sz w:val="20"/>
+                <w:szCs w:val="20"/>
+              </w:rPr>
+              <w:t>指定抽数</w:t>
+            </w:r>
+            <w:proofErr w:type="gramEnd"/>
+            <w:r>
+              <w:rPr>
+                <w:rFonts w:hint="eastAsia"/>
+                <w:sz w:val="20"/>
+                <w:szCs w:val="20"/>
+              </w:rPr>
+              <w:t>]</w:t>
             </w:r>
           </w:p>
         </w:tc>
@@ -2027,7 +2184,25 @@
                 <w:sz w:val="20"/>
                 <w:szCs w:val="20"/>
               </w:rPr>
-              <w:t xml:space="preserve">  面包          [刷屏小游戏]</w:t>
+              <w:t xml:space="preserve">  面包          [</w:t>
+            </w:r>
+            <w:proofErr w:type="gramStart"/>
+            <w:r>
+              <w:rPr>
+                <w:rFonts w:hint="eastAsia"/>
+                <w:sz w:val="20"/>
+                <w:szCs w:val="20"/>
+              </w:rPr>
+              <w:t>刷屏小游戏</w:t>
+            </w:r>
+            <w:proofErr w:type="gramEnd"/>
+            <w:r>
+              <w:rPr>
+                <w:rFonts w:hint="eastAsia"/>
+                <w:sz w:val="20"/>
+                <w:szCs w:val="20"/>
+              </w:rPr>
+              <w:t>]</w:t>
             </w:r>
           </w:p>
         </w:tc>
@@ -2519,6 +2694,7 @@
                 <w:u w:val="double"/>
               </w:rPr>
             </w:pPr>
+            <w:proofErr w:type="spellStart"/>
             <w:r>
               <w:rPr>
                 <w:rFonts w:hint="eastAsia"/>
@@ -2529,6 +2705,7 @@
               </w:rPr>
               <w:t>Choyen</w:t>
             </w:r>
+            <w:proofErr w:type="spellEnd"/>
             <w:r>
               <w:rPr>
                 <w:rFonts w:hint="eastAsia"/>
@@ -2545,8 +2722,18 @@
                 <w:sz w:val="20"/>
                 <w:szCs w:val="20"/>
               </w:rPr>
-              <w:t>5000兆</w:t>
-            </w:r>
+              <w:t>5000</w:t>
+            </w:r>
+            <w:proofErr w:type="gramStart"/>
+            <w:r>
+              <w:rPr>
+                <w:rFonts w:hint="eastAsia"/>
+                <w:sz w:val="20"/>
+                <w:szCs w:val="20"/>
+              </w:rPr>
+              <w:t>兆</w:t>
+            </w:r>
+            <w:proofErr w:type="gramEnd"/>
           </w:p>
         </w:tc>
         <w:tc>
@@ -2583,6 +2770,7 @@
               </w:rPr>
               <w:t xml:space="preserve">  </w:t>
             </w:r>
+            <w:proofErr w:type="gramStart"/>
             <w:r>
               <w:rPr>
                 <w:rFonts w:hint="eastAsia"/>
@@ -2591,6 +2779,7 @@
               </w:rPr>
               <w:t>普奇</w:t>
             </w:r>
+            <w:proofErr w:type="gramEnd"/>
           </w:p>
         </w:tc>
       </w:tr>
@@ -2626,6 +2815,7 @@
         </w:rPr>
         <w:t xml:space="preserve"> </w:t>
       </w:r>
+      <w:proofErr w:type="gramStart"/>
       <w:r>
         <w:rPr>
           <w:rFonts w:ascii="Cambria Math" w:hAnsi="Cambria Math" w:cs="Cambria Math" w:hint="eastAsia"/>
@@ -2636,6 +2826,7 @@
         </w:rPr>
         <w:t>跨群游戏</w:t>
       </w:r>
+      <w:proofErr w:type="gramEnd"/>
       <w:r>
         <w:rPr>
           <w:b/>
@@ -2735,6 +2926,7 @@
               </w:rPr>
               <w:t>/</w:t>
             </w:r>
+            <w:proofErr w:type="spellStart"/>
             <w:r>
               <w:rPr>
                 <w:rFonts w:hint="eastAsia"/>
@@ -2745,6 +2937,7 @@
               </w:rPr>
               <w:t>DisMatch</w:t>
             </w:r>
+            <w:proofErr w:type="spellEnd"/>
             <w:r>
               <w:rPr>
                 <w:rFonts w:hint="eastAsia"/>
@@ -2794,6 +2987,7 @@
                 <w:szCs w:val="20"/>
               </w:rPr>
             </w:pPr>
+            <w:proofErr w:type="spellStart"/>
             <w:r>
               <w:rPr>
                 <w:rFonts w:hint="eastAsia"/>
@@ -2812,7 +3006,18 @@
                 <w:sz w:val="20"/>
                 <w:szCs w:val="20"/>
               </w:rPr>
-              <w:t xml:space="preserve">h  </w:t>
+              <w:t>h</w:t>
+            </w:r>
+            <w:proofErr w:type="spellEnd"/>
+            <w:r>
+              <w:rPr>
+                <w:rFonts w:hint="eastAsia"/>
+                <w:b/>
+                <w:bCs/>
+                <w:sz w:val="20"/>
+                <w:szCs w:val="20"/>
+              </w:rPr>
+              <w:t xml:space="preserve">  </w:t>
             </w:r>
             <w:r>
               <w:rPr>
@@ -2836,15 +3041,27 @@
                 <w:szCs w:val="20"/>
               </w:rPr>
             </w:pPr>
-            <w:r>
-              <w:rPr>
-                <w:rFonts w:hint="eastAsia"/>
-                <w:b/>
-                <w:bCs/>
-                <w:sz w:val="20"/>
-                <w:szCs w:val="20"/>
-              </w:rPr>
-              <w:t xml:space="preserve">RecentPlayer </w:t>
+            <w:proofErr w:type="spellStart"/>
+            <w:r>
+              <w:rPr>
+                <w:rFonts w:hint="eastAsia"/>
+                <w:b/>
+                <w:bCs/>
+                <w:sz w:val="20"/>
+                <w:szCs w:val="20"/>
+              </w:rPr>
+              <w:t>RecentPlayer</w:t>
+            </w:r>
+            <w:proofErr w:type="spellEnd"/>
+            <w:r>
+              <w:rPr>
+                <w:rFonts w:hint="eastAsia"/>
+                <w:b/>
+                <w:bCs/>
+                <w:sz w:val="20"/>
+                <w:szCs w:val="20"/>
+              </w:rPr>
+              <w:t xml:space="preserve"> </w:t>
             </w:r>
             <w:r>
               <w:rPr>
@@ -2929,6 +3146,7 @@
               </w:rPr>
               <w:t xml:space="preserve">Looting  </w:t>
             </w:r>
+            <w:proofErr w:type="gramStart"/>
             <w:r>
               <w:rPr>
                 <w:rFonts w:hint="eastAsia"/>
@@ -2937,6 +3155,7 @@
               </w:rPr>
               <w:t>摸金</w:t>
             </w:r>
+            <w:proofErr w:type="gramEnd"/>
           </w:p>
         </w:tc>
         <w:tc>
@@ -2953,15 +3172,27 @@
                 <w:szCs w:val="20"/>
               </w:rPr>
             </w:pPr>
-            <w:r>
-              <w:rPr>
-                <w:rFonts w:hint="eastAsia"/>
-                <w:b/>
-                <w:bCs/>
-                <w:sz w:val="20"/>
-                <w:szCs w:val="20"/>
-              </w:rPr>
-              <w:t xml:space="preserve">Reversi  </w:t>
+            <w:proofErr w:type="spellStart"/>
+            <w:r>
+              <w:rPr>
+                <w:rFonts w:hint="eastAsia"/>
+                <w:b/>
+                <w:bCs/>
+                <w:sz w:val="20"/>
+                <w:szCs w:val="20"/>
+              </w:rPr>
+              <w:t>Reversi</w:t>
+            </w:r>
+            <w:proofErr w:type="spellEnd"/>
+            <w:r>
+              <w:rPr>
+                <w:rFonts w:hint="eastAsia"/>
+                <w:b/>
+                <w:bCs/>
+                <w:sz w:val="20"/>
+                <w:szCs w:val="20"/>
+              </w:rPr>
+              <w:t xml:space="preserve">  </w:t>
             </w:r>
             <w:r>
               <w:rPr>
@@ -2987,15 +3218,27 @@
                 <w:szCs w:val="20"/>
               </w:rPr>
             </w:pPr>
-            <w:r>
-              <w:rPr>
-                <w:rFonts w:hint="eastAsia"/>
-                <w:b/>
-                <w:bCs/>
-                <w:sz w:val="20"/>
-                <w:szCs w:val="20"/>
-              </w:rPr>
-              <w:t xml:space="preserve">TicTacToe </w:t>
+            <w:proofErr w:type="spellStart"/>
+            <w:r>
+              <w:rPr>
+                <w:rFonts w:hint="eastAsia"/>
+                <w:b/>
+                <w:bCs/>
+                <w:sz w:val="20"/>
+                <w:szCs w:val="20"/>
+              </w:rPr>
+              <w:t>TicTacToe</w:t>
+            </w:r>
+            <w:proofErr w:type="spellEnd"/>
+            <w:r>
+              <w:rPr>
+                <w:rFonts w:hint="eastAsia"/>
+                <w:b/>
+                <w:bCs/>
+                <w:sz w:val="20"/>
+                <w:szCs w:val="20"/>
+              </w:rPr>
+              <w:t xml:space="preserve"> </w:t>
             </w:r>
             <w:r>
               <w:rPr>
@@ -3094,8 +3337,9 @@
         <w:tblLook w:val="04A0" w:firstRow="1" w:lastRow="0" w:firstColumn="1" w:lastColumn="0" w:noHBand="0" w:noVBand="1"/>
       </w:tblPr>
       <w:tblGrid>
-        <w:gridCol w:w="5184"/>
-        <w:gridCol w:w="5185"/>
+        <w:gridCol w:w="3456"/>
+        <w:gridCol w:w="3456"/>
+        <w:gridCol w:w="3457"/>
       </w:tblGrid>
       <w:tr>
         <w:trPr>
@@ -3103,10 +3347,11 @@
         </w:trPr>
         <w:tc>
           <w:tcPr>
-            <w:tcW w:w="5184" w:type="dxa"/>
+            <w:tcW w:w="3456" w:type="dxa"/>
             <w:tcBorders>
               <w:top w:val="single" w:sz="12" w:space="0" w:color="auto"/>
               <w:left w:val="single" w:sz="12" w:space="0" w:color="auto"/>
+              <w:bottom w:val="single" w:sz="4" w:space="0" w:color="auto"/>
               <w:right w:val="single" w:sz="4" w:space="0" w:color="auto"/>
             </w:tcBorders>
           </w:tcPr>
@@ -3114,8 +3359,11 @@
             <w:pPr>
               <w:rPr>
                 <w:rFonts w:hint="eastAsia"/>
-                <w:sz w:val="20"/>
-                <w:szCs w:val="20"/>
+                <w:b/>
+                <w:bCs/>
+                <w:sz w:val="20"/>
+                <w:szCs w:val="20"/>
+                <w:u w:val="double"/>
               </w:rPr>
             </w:pPr>
             <w:r>
@@ -3143,31 +3391,7 @@
                 <w:sz w:val="20"/>
                 <w:szCs w:val="20"/>
               </w:rPr>
-              <w:t xml:space="preserve">资源地图  </w:t>
-            </w:r>
-            <w:r>
-              <w:rPr>
-                <w:rFonts w:hint="eastAsia"/>
-                <w:sz w:val="20"/>
-                <w:szCs w:val="20"/>
-              </w:rPr>
-              <w:t xml:space="preserve">                  </w:t>
-            </w:r>
-            <w:r>
-              <w:rPr>
-                <w:rFonts w:hint="eastAsia"/>
-                <w:sz w:val="20"/>
-                <w:szCs w:val="20"/>
-              </w:rPr>
-              <w:t xml:space="preserve">  </w:t>
-            </w:r>
-            <w:r>
-              <w:rPr>
-                <w:rFonts w:hint="eastAsia"/>
-                <w:sz w:val="20"/>
-                <w:szCs w:val="20"/>
-              </w:rPr>
-              <w:t xml:space="preserve"> </w:t>
+              <w:t xml:space="preserve">资源地图          </w:t>
             </w:r>
             <w:r>
               <w:rPr>
@@ -3197,7 +3421,7 @@
                 <w:sz w:val="20"/>
                 <w:szCs w:val="20"/>
               </w:rPr>
-              <w:t>G功能</w:t>
+              <w:t>G</w:t>
             </w:r>
             <w:r>
               <w:rPr>
@@ -3213,7 +3437,106 @@
         </w:tc>
         <w:tc>
           <w:tcPr>
-            <w:tcW w:w="5185" w:type="dxa"/>
+            <w:tcW w:w="3456" w:type="dxa"/>
+            <w:tcBorders>
+              <w:top w:val="single" w:sz="12" w:space="0" w:color="auto"/>
+              <w:left w:val="single" w:sz="4" w:space="0" w:color="auto"/>
+              <w:right w:val="single" w:sz="4" w:space="0" w:color="auto"/>
+            </w:tcBorders>
+          </w:tcPr>
+          <w:p>
+            <w:pPr>
+              <w:rPr>
+                <w:rFonts w:hint="eastAsia"/>
+                <w:b/>
+                <w:bCs/>
+                <w:sz w:val="20"/>
+                <w:szCs w:val="20"/>
+              </w:rPr>
+            </w:pPr>
+            <w:r>
+              <w:rPr>
+                <w:rFonts w:hint="eastAsia"/>
+                <w:b/>
+                <w:bCs/>
+                <w:sz w:val="20"/>
+                <w:szCs w:val="20"/>
+              </w:rPr>
+              <w:t>Endfield</w:t>
+            </w:r>
+            <w:r>
+              <w:rPr>
+                <w:rFonts w:hint="eastAsia"/>
+                <w:b/>
+                <w:bCs/>
+                <w:sz w:val="20"/>
+                <w:szCs w:val="20"/>
+              </w:rPr>
+              <w:t xml:space="preserve">  </w:t>
+            </w:r>
+            <w:proofErr w:type="gramStart"/>
+            <w:r>
+              <w:rPr>
+                <w:rFonts w:hint="eastAsia"/>
+                <w:sz w:val="20"/>
+                <w:szCs w:val="20"/>
+              </w:rPr>
+              <w:t>终末地查询</w:t>
+            </w:r>
+            <w:proofErr w:type="gramEnd"/>
+            <w:r>
+              <w:rPr>
+                <w:rFonts w:hint="eastAsia"/>
+                <w:sz w:val="20"/>
+                <w:szCs w:val="20"/>
+              </w:rPr>
+              <w:t xml:space="preserve">   </w:t>
+            </w:r>
+            <w:r>
+              <w:rPr>
+                <w:rFonts w:hint="eastAsia"/>
+                <w:sz w:val="20"/>
+                <w:szCs w:val="20"/>
+              </w:rPr>
+              <w:t xml:space="preserve"> </w:t>
+            </w:r>
+            <w:r>
+              <w:rPr>
+                <w:rFonts w:hint="eastAsia"/>
+                <w:b/>
+                <w:bCs/>
+                <w:sz w:val="20"/>
+                <w:szCs w:val="20"/>
+              </w:rPr>
+              <w:t xml:space="preserve"> [</w:t>
+            </w:r>
+            <w:proofErr w:type="gramStart"/>
+            <w:r>
+              <w:rPr>
+                <w:rFonts w:hint="eastAsia"/>
+                <w:b/>
+                <w:bCs/>
+                <w:sz w:val="20"/>
+                <w:szCs w:val="20"/>
+              </w:rPr>
+              <w:t>终末地</w:t>
+            </w:r>
+            <w:proofErr w:type="gramEnd"/>
+            <w:r>
+              <w:rPr>
+                <w:rFonts w:hint="eastAsia"/>
+                <w:b/>
+                <w:bCs/>
+                <w:sz w:val="20"/>
+                <w:szCs w:val="20"/>
+              </w:rPr>
+              <w:t>]</w:t>
+            </w:r>
+          </w:p>
+        </w:tc>
+        <w:tc>
+          <w:tcPr>
+            <w:tcW w:w="3457" w:type="dxa"/>
             <w:tcBorders>
               <w:top w:val="single" w:sz="12" w:space="0" w:color="auto"/>
               <w:left w:val="single" w:sz="4" w:space="0" w:color="auto"/>
@@ -3228,115 +3551,62 @@
                 <w:szCs w:val="20"/>
               </w:rPr>
             </w:pPr>
-            <w:r>
-              <w:rPr>
-                <w:rFonts w:hint="eastAsia"/>
-                <w:b/>
-                <w:bCs/>
-                <w:sz w:val="20"/>
-                <w:szCs w:val="20"/>
-              </w:rPr>
-              <w:t>PRTS</w:t>
-            </w:r>
-            <w:r>
-              <w:rPr>
-                <w:rFonts w:hint="eastAsia"/>
-                <w:b/>
-                <w:bCs/>
-                <w:sz w:val="20"/>
-                <w:szCs w:val="20"/>
-              </w:rPr>
-              <w:t xml:space="preserve"> </w:t>
-            </w:r>
-            <w:r>
-              <w:rPr>
-                <w:rFonts w:hint="eastAsia"/>
-                <w:b/>
-                <w:bCs/>
-                <w:sz w:val="20"/>
-                <w:szCs w:val="20"/>
-              </w:rPr>
-              <w:t xml:space="preserve"> </w:t>
-            </w:r>
-            <w:r>
-              <w:rPr>
-                <w:rFonts w:hint="eastAsia"/>
-                <w:sz w:val="20"/>
-                <w:szCs w:val="20"/>
-              </w:rPr>
-              <w:t>PRTS</w:t>
-            </w:r>
-            <w:r>
-              <w:rPr>
-                <w:rFonts w:hint="eastAsia"/>
-                <w:sz w:val="20"/>
-                <w:szCs w:val="20"/>
-              </w:rPr>
-              <w:t>查询</w:t>
-            </w:r>
-            <w:r>
-              <w:rPr>
-                <w:rFonts w:hint="eastAsia"/>
-                <w:sz w:val="20"/>
-                <w:szCs w:val="20"/>
-              </w:rPr>
-              <w:t xml:space="preserve">    </w:t>
-            </w:r>
-            <w:r>
-              <w:rPr>
-                <w:rFonts w:hint="eastAsia"/>
-                <w:sz w:val="20"/>
-                <w:szCs w:val="20"/>
-              </w:rPr>
-              <w:t xml:space="preserve">              </w:t>
-            </w:r>
-            <w:r>
-              <w:rPr>
-                <w:rFonts w:hint="eastAsia"/>
-                <w:sz w:val="20"/>
-                <w:szCs w:val="20"/>
-              </w:rPr>
-              <w:t xml:space="preserve"> </w:t>
-            </w:r>
-            <w:r>
-              <w:rPr>
-                <w:rFonts w:hint="eastAsia"/>
-                <w:b/>
-                <w:bCs/>
-                <w:sz w:val="20"/>
-                <w:szCs w:val="20"/>
-              </w:rPr>
-              <w:t xml:space="preserve"> [</w:t>
-            </w:r>
-            <w:r>
-              <w:rPr>
-                <w:rFonts w:hint="eastAsia"/>
-                <w:b/>
-                <w:bCs/>
-                <w:sz w:val="20"/>
-                <w:szCs w:val="20"/>
-              </w:rPr>
-              <w:t>明日方舟</w:t>
-            </w:r>
-            <w:r>
-              <w:rPr>
-                <w:rFonts w:hint="eastAsia"/>
-                <w:b/>
-                <w:bCs/>
-                <w:sz w:val="20"/>
-                <w:szCs w:val="20"/>
-              </w:rPr>
-              <w:t>功能</w:t>
-            </w:r>
-            <w:r>
-              <w:rPr>
-                <w:rFonts w:hint="eastAsia"/>
-                <w:b/>
-                <w:bCs/>
-                <w:sz w:val="20"/>
-                <w:szCs w:val="20"/>
-              </w:rPr>
-              <w:t>]</w:t>
+            <w:proofErr w:type="spellStart"/>
+            <w:r>
+              <w:rPr>
+                <w:rFonts w:hint="eastAsia"/>
+                <w:b/>
+                <w:bCs/>
+                <w:sz w:val="20"/>
+                <w:szCs w:val="20"/>
+                <w:u w:val="double"/>
+              </w:rPr>
+              <w:t>OneTimeAlarm</w:t>
+            </w:r>
+            <w:proofErr w:type="spellEnd"/>
+            <w:r>
+              <w:rPr>
+                <w:rFonts w:hint="eastAsia"/>
+                <w:b/>
+                <w:bCs/>
+                <w:sz w:val="20"/>
+                <w:szCs w:val="20"/>
+              </w:rPr>
+              <w:t xml:space="preserve">  </w:t>
+            </w:r>
+            <w:r>
+              <w:rPr>
+                <w:rFonts w:hint="eastAsia"/>
+                <w:sz w:val="20"/>
+                <w:szCs w:val="20"/>
+              </w:rPr>
+              <w:t>单</w:t>
+            </w:r>
+            <w:r>
+              <w:rPr>
+                <w:rFonts w:hint="eastAsia"/>
+                <w:sz w:val="20"/>
+                <w:szCs w:val="20"/>
+              </w:rPr>
+              <w:t>次闹钟</w:t>
+            </w:r>
+            <w:r>
+              <w:rPr>
+                <w:rFonts w:hint="eastAsia"/>
+                <w:sz w:val="20"/>
+                <w:szCs w:val="20"/>
+              </w:rPr>
+              <w:t xml:space="preserve">   </w:t>
+            </w:r>
+            <w:r>
+              <w:rPr>
+                <w:rFonts w:hint="eastAsia"/>
+                <w:b/>
+                <w:bCs/>
+                <w:sz w:val="20"/>
+                <w:szCs w:val="20"/>
+              </w:rPr>
+              <w:t>[定时]</w:t>
             </w:r>
           </w:p>
         </w:tc>
@@ -3347,7 +3617,7 @@
         </w:trPr>
         <w:tc>
           <w:tcPr>
-            <w:tcW w:w="5184" w:type="dxa"/>
+            <w:tcW w:w="3456" w:type="dxa"/>
             <w:tcBorders>
               <w:top w:val="single" w:sz="4" w:space="0" w:color="auto"/>
               <w:left w:val="single" w:sz="12" w:space="0" w:color="auto"/>
@@ -3363,6 +3633,7 @@
                 <w:bCs/>
                 <w:sz w:val="20"/>
                 <w:szCs w:val="20"/>
+                <w:u w:val="double"/>
               </w:rPr>
             </w:pPr>
             <w:r>
@@ -3373,67 +3644,172 @@
                 <w:sz w:val="20"/>
                 <w:szCs w:val="20"/>
               </w:rPr>
-              <w:t>Endfield</w:t>
-            </w:r>
-            <w:r>
-              <w:rPr>
-                <w:rFonts w:hint="eastAsia"/>
-                <w:b/>
-                <w:bCs/>
-                <w:sz w:val="20"/>
-                <w:szCs w:val="20"/>
-              </w:rPr>
-              <w:t xml:space="preserve">  </w:t>
-            </w:r>
-            <w:r>
-              <w:rPr>
-                <w:rFonts w:hint="eastAsia"/>
-                <w:sz w:val="20"/>
-                <w:szCs w:val="20"/>
-              </w:rPr>
-              <w:t>终末地查询</w:t>
-            </w:r>
-            <w:r>
-              <w:rPr>
-                <w:rFonts w:hint="eastAsia"/>
-                <w:sz w:val="20"/>
-                <w:szCs w:val="20"/>
-              </w:rPr>
-              <w:t xml:space="preserve">   </w:t>
-            </w:r>
-            <w:r>
-              <w:rPr>
-                <w:rFonts w:hint="eastAsia"/>
-                <w:sz w:val="20"/>
-                <w:szCs w:val="20"/>
-              </w:rPr>
-              <w:t xml:space="preserve">              </w:t>
-            </w:r>
-            <w:r>
-              <w:rPr>
-                <w:rFonts w:hint="eastAsia"/>
-                <w:b/>
-                <w:bCs/>
-                <w:sz w:val="20"/>
-                <w:szCs w:val="20"/>
-              </w:rPr>
-              <w:t xml:space="preserve"> [</w:t>
-            </w:r>
-            <w:r>
-              <w:rPr>
-                <w:rFonts w:hint="eastAsia"/>
-                <w:b/>
-                <w:bCs/>
-                <w:sz w:val="20"/>
-                <w:szCs w:val="20"/>
-              </w:rPr>
-              <w:t>终末地功能]</w:t>
+              <w:t>PRTS</w:t>
+            </w:r>
+            <w:r>
+              <w:rPr>
+                <w:rFonts w:hint="eastAsia"/>
+                <w:b/>
+                <w:bCs/>
+                <w:sz w:val="20"/>
+                <w:szCs w:val="20"/>
+              </w:rPr>
+              <w:t xml:space="preserve"> </w:t>
+            </w:r>
+            <w:r>
+              <w:rPr>
+                <w:rFonts w:hint="eastAsia"/>
+                <w:b/>
+                <w:bCs/>
+                <w:sz w:val="20"/>
+                <w:szCs w:val="20"/>
+              </w:rPr>
+              <w:t xml:space="preserve"> </w:t>
+            </w:r>
+            <w:proofErr w:type="spellStart"/>
+            <w:r>
+              <w:rPr>
+                <w:rFonts w:hint="eastAsia"/>
+                <w:sz w:val="20"/>
+                <w:szCs w:val="20"/>
+              </w:rPr>
+              <w:t>PRTS</w:t>
+            </w:r>
+            <w:proofErr w:type="spellEnd"/>
+            <w:r>
+              <w:rPr>
+                <w:rFonts w:hint="eastAsia"/>
+                <w:sz w:val="20"/>
+                <w:szCs w:val="20"/>
+              </w:rPr>
+              <w:t>查询</w:t>
+            </w:r>
+            <w:r>
+              <w:rPr>
+                <w:rFonts w:hint="eastAsia"/>
+                <w:sz w:val="20"/>
+                <w:szCs w:val="20"/>
+              </w:rPr>
+              <w:t xml:space="preserve">       </w:t>
+            </w:r>
+            <w:r>
+              <w:rPr>
+                <w:rFonts w:hint="eastAsia"/>
+                <w:b/>
+                <w:bCs/>
+                <w:sz w:val="20"/>
+                <w:szCs w:val="20"/>
+              </w:rPr>
+              <w:t>[</w:t>
+            </w:r>
+            <w:r>
+              <w:rPr>
+                <w:rFonts w:hint="eastAsia"/>
+                <w:b/>
+                <w:bCs/>
+                <w:sz w:val="20"/>
+                <w:szCs w:val="20"/>
+              </w:rPr>
+              <w:t>明日方舟]</w:t>
             </w:r>
           </w:p>
         </w:tc>
         <w:tc>
           <w:tcPr>
-            <w:tcW w:w="5185" w:type="dxa"/>
+            <w:tcW w:w="3456" w:type="dxa"/>
+            <w:tcBorders>
+              <w:top w:val="single" w:sz="4" w:space="0" w:color="auto"/>
+              <w:left w:val="single" w:sz="4" w:space="0" w:color="auto"/>
+              <w:bottom w:val="single" w:sz="12" w:space="0" w:color="auto"/>
+              <w:right w:val="single" w:sz="4" w:space="0" w:color="auto"/>
+            </w:tcBorders>
+          </w:tcPr>
+          <w:p>
+            <w:pPr>
+              <w:rPr>
+                <w:rFonts w:hint="eastAsia"/>
+                <w:b/>
+                <w:bCs/>
+                <w:sz w:val="20"/>
+                <w:szCs w:val="20"/>
+              </w:rPr>
+            </w:pPr>
+            <w:proofErr w:type="spellStart"/>
+            <w:r>
+              <w:rPr>
+                <w:b/>
+                <w:bCs/>
+                <w:sz w:val="20"/>
+                <w:szCs w:val="20"/>
+              </w:rPr>
+              <w:t>EssencePlan</w:t>
+            </w:r>
+            <w:proofErr w:type="spellEnd"/>
+            <w:r>
+              <w:rPr>
+                <w:rFonts w:hint="eastAsia"/>
+                <w:b/>
+                <w:bCs/>
+                <w:sz w:val="20"/>
+                <w:szCs w:val="20"/>
+              </w:rPr>
+              <w:t xml:space="preserve">  </w:t>
+            </w:r>
+            <w:r>
+              <w:rPr>
+                <w:rFonts w:hint="eastAsia"/>
+                <w:sz w:val="20"/>
+                <w:szCs w:val="20"/>
+              </w:rPr>
+              <w:t>基质规划</w:t>
+            </w:r>
+            <w:r>
+              <w:rPr>
+                <w:rFonts w:hint="eastAsia"/>
+                <w:b/>
+                <w:bCs/>
+                <w:sz w:val="20"/>
+                <w:szCs w:val="20"/>
+              </w:rPr>
+              <w:t xml:space="preserve">    </w:t>
+            </w:r>
+            <w:r>
+              <w:rPr>
+                <w:rFonts w:hint="eastAsia"/>
+                <w:b/>
+                <w:bCs/>
+                <w:sz w:val="20"/>
+                <w:szCs w:val="20"/>
+              </w:rPr>
+              <w:t>[</w:t>
+            </w:r>
+            <w:proofErr w:type="gramStart"/>
+            <w:r>
+              <w:rPr>
+                <w:rFonts w:hint="eastAsia"/>
+                <w:b/>
+                <w:bCs/>
+                <w:sz w:val="20"/>
+                <w:szCs w:val="20"/>
+              </w:rPr>
+              <w:t>终末地</w:t>
+            </w:r>
+            <w:proofErr w:type="gramEnd"/>
+            <w:r>
+              <w:rPr>
+                <w:rFonts w:hint="eastAsia"/>
+                <w:b/>
+                <w:bCs/>
+                <w:sz w:val="20"/>
+                <w:szCs w:val="20"/>
+              </w:rPr>
+              <w:t>]</w:t>
+            </w:r>
+          </w:p>
+        </w:tc>
+        <w:tc>
+          <w:tcPr>
+            <w:tcW w:w="3457" w:type="dxa"/>
             <w:tcBorders>
               <w:top w:val="single" w:sz="4" w:space="0" w:color="auto"/>
               <w:left w:val="single" w:sz="4" w:space="0" w:color="auto"/>
@@ -3445,21 +3821,22 @@
             <w:pPr>
               <w:rPr>
                 <w:rFonts w:hint="eastAsia"/>
-                <w:b/>
-                <w:bCs/>
                 <w:sz w:val="20"/>
                 <w:szCs w:val="20"/>
               </w:rPr>
             </w:pPr>
-            <w:r>
-              <w:rPr>
-                <w:b/>
-                <w:bCs/>
-                <w:sz w:val="20"/>
-                <w:szCs w:val="20"/>
-              </w:rPr>
-              <w:t>EssencePlan</w:t>
-            </w:r>
+            <w:proofErr w:type="spellStart"/>
+            <w:r>
+              <w:rPr>
+                <w:rFonts w:hint="eastAsia"/>
+                <w:b/>
+                <w:bCs/>
+                <w:sz w:val="20"/>
+                <w:szCs w:val="20"/>
+              </w:rPr>
+              <w:t>CancelAlarm</w:t>
+            </w:r>
+            <w:proofErr w:type="spellEnd"/>
             <w:r>
               <w:rPr>
                 <w:rFonts w:hint="eastAsia"/>
@@ -3476,102 +3853,27 @@
                 <w:sz w:val="20"/>
                 <w:szCs w:val="20"/>
               </w:rPr>
-              <w:t>基质规划</w:t>
-            </w:r>
-            <w:r>
-              <w:rPr>
-                <w:rFonts w:hint="eastAsia"/>
-                <w:b/>
-                <w:bCs/>
-                <w:sz w:val="20"/>
-                <w:szCs w:val="20"/>
-              </w:rPr>
-              <w:t xml:space="preserve"> </w:t>
-            </w:r>
-            <w:r>
-              <w:rPr>
-                <w:rFonts w:hint="eastAsia"/>
-                <w:b/>
-                <w:bCs/>
-                <w:sz w:val="20"/>
-                <w:szCs w:val="20"/>
-              </w:rPr>
-              <w:t xml:space="preserve">               </w:t>
-            </w:r>
-            <w:r>
-              <w:rPr>
-                <w:rFonts w:hint="eastAsia"/>
-                <w:b/>
-                <w:bCs/>
-                <w:sz w:val="20"/>
-                <w:szCs w:val="20"/>
-              </w:rPr>
-              <w:t xml:space="preserve"> </w:t>
-            </w:r>
-            <w:r>
-              <w:rPr>
-                <w:rFonts w:hint="eastAsia"/>
-                <w:b/>
-                <w:bCs/>
-                <w:sz w:val="20"/>
-                <w:szCs w:val="20"/>
-              </w:rPr>
-              <w:t>[</w:t>
-            </w:r>
-            <w:r>
-              <w:rPr>
-                <w:rFonts w:hint="eastAsia"/>
-                <w:b/>
-                <w:bCs/>
-                <w:sz w:val="20"/>
-                <w:szCs w:val="20"/>
-              </w:rPr>
-              <w:t>终末地功能]</w:t>
-            </w:r>
-          </w:p>
-        </w:tc>
-      </w:tr>
-      <w:tr>
-        <w:trPr>
-          <w:trHeight w:val="216"/>
-        </w:trPr>
-        <w:tc>
-          <w:tcPr>
-            <w:tcW w:w="5184" w:type="dxa"/>
-            <w:tcBorders>
-              <w:top w:val="single" w:sz="12" w:space="0" w:color="auto"/>
-              <w:left w:val="single" w:sz="12" w:space="0" w:color="auto"/>
-              <w:bottom w:val="single" w:sz="12" w:space="0" w:color="auto"/>
-              <w:right w:val="single" w:sz="4" w:space="0" w:color="auto"/>
-            </w:tcBorders>
-          </w:tcPr>
-          <w:p>
-            <w:pPr>
-              <w:rPr>
-                <w:rFonts w:hint="eastAsia"/>
-                <w:b/>
-                <w:bCs/>
-                <w:sz w:val="20"/>
-                <w:szCs w:val="20"/>
-                <w:u w:val="double"/>
-              </w:rPr>
-            </w:pPr>
-            <w:r>
-              <w:rPr>
-                <w:rFonts w:hint="eastAsia"/>
-                <w:b/>
-                <w:bCs/>
-                <w:sz w:val="20"/>
-                <w:szCs w:val="20"/>
-                <w:u w:val="double"/>
-              </w:rPr>
-              <w:t>OneTimeAlarm</w:t>
-            </w:r>
-            <w:r>
-              <w:rPr>
-                <w:rFonts w:hint="eastAsia"/>
-                <w:b/>
-                <w:bCs/>
+              <w:t>取消</w:t>
+            </w:r>
+            <w:r>
+              <w:rPr>
+                <w:rFonts w:hint="eastAsia"/>
+                <w:sz w:val="20"/>
+                <w:szCs w:val="20"/>
+              </w:rPr>
+              <w:t>闹钟</w:t>
+            </w:r>
+            <w:r>
+              <w:rPr>
+                <w:rFonts w:hint="eastAsia"/>
+                <w:sz w:val="20"/>
+                <w:szCs w:val="20"/>
+              </w:rPr>
+              <w:t xml:space="preserve">   </w:t>
+            </w:r>
+            <w:r>
+              <w:rPr>
+                <w:rFonts w:hint="eastAsia"/>
                 <w:sz w:val="20"/>
                 <w:szCs w:val="20"/>
               </w:rPr>
@@ -3580,129 +3882,12 @@
             <w:r>
               <w:rPr>
                 <w:rFonts w:hint="eastAsia"/>
-                <w:sz w:val="20"/>
-                <w:szCs w:val="20"/>
-              </w:rPr>
-              <w:t>单</w:t>
-            </w:r>
-            <w:r>
-              <w:rPr>
-                <w:rFonts w:hint="eastAsia"/>
-                <w:sz w:val="20"/>
-                <w:szCs w:val="20"/>
-              </w:rPr>
-              <w:t>次闹钟</w:t>
-            </w:r>
-            <w:r>
-              <w:rPr>
-                <w:rFonts w:hint="eastAsia"/>
-                <w:sz w:val="20"/>
-                <w:szCs w:val="20"/>
-              </w:rPr>
-              <w:t xml:space="preserve">         </w:t>
-            </w:r>
-            <w:r>
-              <w:rPr>
-                <w:rFonts w:hint="eastAsia"/>
-                <w:sz w:val="20"/>
-                <w:szCs w:val="20"/>
-              </w:rPr>
-              <w:t xml:space="preserve">  </w:t>
-            </w:r>
-            <w:r>
-              <w:rPr>
-                <w:rFonts w:hint="eastAsia"/>
-                <w:sz w:val="20"/>
-                <w:szCs w:val="20"/>
-              </w:rPr>
-              <w:t xml:space="preserve">     </w:t>
-            </w:r>
-            <w:r>
-              <w:rPr>
-                <w:rFonts w:hint="eastAsia"/>
-                <w:b/>
-                <w:bCs/>
-                <w:sz w:val="20"/>
-                <w:szCs w:val="20"/>
-              </w:rPr>
-              <w:t>[定时功能]</w:t>
-            </w:r>
-          </w:p>
-        </w:tc>
-        <w:tc>
-          <w:tcPr>
-            <w:tcW w:w="5185" w:type="dxa"/>
-            <w:tcBorders>
-              <w:top w:val="single" w:sz="12" w:space="0" w:color="auto"/>
-              <w:left w:val="single" w:sz="4" w:space="0" w:color="auto"/>
-              <w:bottom w:val="single" w:sz="12" w:space="0" w:color="auto"/>
-              <w:right w:val="single" w:sz="12" w:space="0" w:color="auto"/>
-            </w:tcBorders>
-          </w:tcPr>
-          <w:p>
-            <w:pPr>
-              <w:rPr>
-                <w:rFonts w:hint="eastAsia"/>
-                <w:b/>
-                <w:bCs/>
-                <w:sz w:val="20"/>
-                <w:szCs w:val="20"/>
-                <w:u w:val="double"/>
-              </w:rPr>
-            </w:pPr>
-            <w:r>
-              <w:rPr>
-                <w:rFonts w:hint="eastAsia"/>
-                <w:b/>
-                <w:bCs/>
-                <w:sz w:val="20"/>
-                <w:szCs w:val="20"/>
-              </w:rPr>
-              <w:t>CancelAlarm</w:t>
-            </w:r>
-            <w:r>
-              <w:rPr>
-                <w:rFonts w:hint="eastAsia"/>
-                <w:b/>
-                <w:bCs/>
-                <w:sz w:val="20"/>
-                <w:szCs w:val="20"/>
-              </w:rPr>
-              <w:t xml:space="preserve">  </w:t>
-            </w:r>
-            <w:r>
-              <w:rPr>
-                <w:rFonts w:hint="eastAsia"/>
-                <w:sz w:val="20"/>
-                <w:szCs w:val="20"/>
-              </w:rPr>
-              <w:t>取消</w:t>
-            </w:r>
-            <w:r>
-              <w:rPr>
-                <w:rFonts w:hint="eastAsia"/>
-                <w:sz w:val="20"/>
-                <w:szCs w:val="20"/>
-              </w:rPr>
-              <w:t>闹钟</w:t>
-            </w:r>
-            <w:r>
-              <w:rPr>
-                <w:rFonts w:hint="eastAsia"/>
-                <w:sz w:val="20"/>
-                <w:szCs w:val="20"/>
-              </w:rPr>
-              <w:t xml:space="preserve">                  </w:t>
-            </w:r>
-            <w:r>
-              <w:rPr>
-                <w:rFonts w:hint="eastAsia"/>
-                <w:b/>
-                <w:bCs/>
-                <w:sz w:val="20"/>
-                <w:szCs w:val="20"/>
-              </w:rPr>
-              <w:t>[定时功能]</w:t>
+                <w:b/>
+                <w:bCs/>
+                <w:sz w:val="20"/>
+                <w:szCs w:val="20"/>
+              </w:rPr>
+              <w:t>[定时]</w:t>
             </w:r>
           </w:p>
         </w:tc>
@@ -3773,6 +3958,7 @@
                 <w:szCs w:val="20"/>
               </w:rPr>
             </w:pPr>
+            <w:proofErr w:type="spellStart"/>
             <w:r>
               <w:rPr>
                 <w:rFonts w:hint="eastAsia"/>
@@ -3783,6 +3969,7 @@
               </w:rPr>
               <w:t>AccessSet</w:t>
             </w:r>
+            <w:proofErr w:type="spellEnd"/>
             <w:r>
               <w:rPr>
                 <w:rFonts w:hint="eastAsia"/>
@@ -3806,6 +3993,7 @@
                 <w:szCs w:val="20"/>
               </w:rPr>
             </w:pPr>
+            <w:proofErr w:type="spellStart"/>
             <w:r>
               <w:rPr>
                 <w:rFonts w:hint="eastAsia"/>
@@ -3816,6 +4004,7 @@
               </w:rPr>
               <w:t>FuncSet</w:t>
             </w:r>
+            <w:proofErr w:type="spellEnd"/>
             <w:r>
               <w:rPr>
                 <w:rFonts w:hint="eastAsia"/>
@@ -3847,6 +4036,7 @@
                 <w:szCs w:val="20"/>
               </w:rPr>
             </w:pPr>
+            <w:proofErr w:type="spellStart"/>
             <w:r>
               <w:rPr>
                 <w:rFonts w:hint="eastAsia"/>
@@ -3857,6 +4047,7 @@
               </w:rPr>
               <w:t>GroupSet</w:t>
             </w:r>
+            <w:proofErr w:type="spellEnd"/>
             <w:r>
               <w:rPr>
                 <w:rFonts w:hint="eastAsia"/>
@@ -3896,6 +4087,7 @@
                 <w:u w:val="double"/>
               </w:rPr>
             </w:pPr>
+            <w:proofErr w:type="spellStart"/>
             <w:r>
               <w:rPr>
                 <w:rFonts w:hint="eastAsia"/>
@@ -3907,6 +4099,7 @@
               </w:rPr>
               <w:t>UserBan</w:t>
             </w:r>
+            <w:proofErr w:type="spellEnd"/>
             <w:r>
               <w:rPr>
                 <w:rFonts w:hint="eastAsia"/>
@@ -3951,8 +4144,20 @@
                 <w:sz w:val="20"/>
                 <w:szCs w:val="20"/>
               </w:rPr>
-              <w:t>/rc</w:t>
-            </w:r>
+              <w:t>/</w:t>
+            </w:r>
+            <w:proofErr w:type="spellStart"/>
+            <w:r>
+              <w:rPr>
+                <w:rFonts w:hint="eastAsia"/>
+                <w:b/>
+                <w:bCs/>
+                <w:sz w:val="20"/>
+                <w:szCs w:val="20"/>
+              </w:rPr>
+              <w:t>rc</w:t>
+            </w:r>
+            <w:proofErr w:type="spellEnd"/>
             <w:r>
               <w:rPr>
                 <w:rFonts w:hint="eastAsia"/>
@@ -3989,6 +4194,7 @@
                 <w:u w:val="double"/>
               </w:rPr>
             </w:pPr>
+            <w:proofErr w:type="spellStart"/>
             <w:r>
               <w:rPr>
                 <w:rFonts w:hint="eastAsia"/>
@@ -4000,6 +4206,7 @@
               </w:rPr>
               <w:t>ImageFolder</w:t>
             </w:r>
+            <w:proofErr w:type="spellEnd"/>
             <w:r>
               <w:rPr>
                 <w:rFonts w:hint="eastAsia"/>
@@ -4243,9 +4450,6 @@
     <w:p>
       <w:pPr>
         <w:spacing w:after="0" w:line="240" w:lineRule="auto"/>
-        <w:rPr>
-          <w:rFonts w:hint="eastAsia"/>
-        </w:rPr>
       </w:pPr>
     </w:p>
     <w:p>
@@ -4776,31 +4980,7 @@
           <w:sz w:val="20"/>
           <w:szCs w:val="20"/>
         </w:rPr>
-        <w:t>用群</w:t>
-      </w:r>
-      <w:r>
-        <w:rPr>
-          <w:rFonts w:hint="eastAsia"/>
-          <w:sz w:val="20"/>
-          <w:szCs w:val="20"/>
-        </w:rPr>
-        <w:t>指</w:t>
-      </w:r>
-      <w:r>
-        <w:rPr>
-          <w:rFonts w:hint="eastAsia"/>
-          <w:sz w:val="20"/>
-          <w:szCs w:val="20"/>
-        </w:rPr>
-        <w:t>令</w:t>
-      </w:r>
-      <w:r>
-        <w:rPr>
-          <w:rFonts w:hint="eastAsia"/>
-          <w:sz w:val="20"/>
-          <w:szCs w:val="20"/>
-        </w:rPr>
-        <w:t>/用户指令</w:t>
+        <w:t>用群/用户指令</w:t>
       </w:r>
       <w:r>
         <w:rPr>
@@ -4904,6 +5084,7 @@
         </w:rPr>
         <w:t>为</w:t>
       </w:r>
+      <w:proofErr w:type="spellStart"/>
       <w:r>
         <w:rPr>
           <w:rFonts w:hint="eastAsia"/>
@@ -4912,6 +5093,7 @@
         </w:rPr>
         <w:t>acg</w:t>
       </w:r>
+      <w:proofErr w:type="spellEnd"/>
       <w:r>
         <w:rPr>
           <w:rFonts w:hint="eastAsia"/>
@@ -4944,6 +5126,7 @@
         </w:rPr>
         <w:t>可通过</w:t>
       </w:r>
+      <w:proofErr w:type="spellStart"/>
       <w:r>
         <w:rPr>
           <w:rFonts w:hint="eastAsia"/>
@@ -4952,6 +5135,7 @@
         </w:rPr>
         <w:t>ImageFolder</w:t>
       </w:r>
+      <w:proofErr w:type="spellEnd"/>
       <w:r>
         <w:rPr>
           <w:rFonts w:hint="eastAsia"/>
@@ -5030,6 +5214,7 @@
         </w:rPr>
         <w:t xml:space="preserve"> </w:t>
       </w:r>
+      <w:proofErr w:type="gramStart"/>
       <w:r>
         <w:rPr>
           <w:rFonts w:hint="eastAsia"/>
@@ -5038,16 +5223,7 @@
         </w:rPr>
         <w:t>跨群游戏</w:t>
       </w:r>
-      <w:r>
-        <w:rPr>
-          <w:rFonts w:hint="eastAsia"/>
-          <w:b/>
-          <w:bCs/>
-          <w:sz w:val="20"/>
-          <w:szCs w:val="20"/>
-        </w:rPr>
-        <w:t xml:space="preserve"> </w:t>
-      </w:r>
+      <w:proofErr w:type="gramEnd"/>
       <w:r>
         <w:rPr>
           <w:rFonts w:hint="eastAsia"/>
@@ -5282,6 +5458,7 @@
         </w:rPr>
         <w:t xml:space="preserve"> 需通过</w:t>
       </w:r>
+      <w:proofErr w:type="spellStart"/>
       <w:r>
         <w:rPr>
           <w:rFonts w:hint="eastAsia"/>
@@ -5296,8 +5473,27 @@
           <w:sz w:val="20"/>
           <w:szCs w:val="20"/>
         </w:rPr>
-        <w:t>Set/GroupSet</w:t>
-      </w:r>
+        <w:t>Set</w:t>
+      </w:r>
+      <w:proofErr w:type="spellEnd"/>
+      <w:r>
+        <w:rPr>
+          <w:rFonts w:hint="eastAsia"/>
+          <w:sz w:val="20"/>
+          <w:szCs w:val="20"/>
+        </w:rPr>
+        <w:t>/</w:t>
+      </w:r>
+      <w:proofErr w:type="spellStart"/>
+      <w:r>
+        <w:rPr>
+          <w:rFonts w:hint="eastAsia"/>
+          <w:sz w:val="20"/>
+          <w:szCs w:val="20"/>
+        </w:rPr>
+        <w:t>GroupSet</w:t>
+      </w:r>
+      <w:proofErr w:type="spellEnd"/>
       <w:r>
         <w:rPr>
           <w:rFonts w:hint="eastAsia"/>
@@ -5322,6 +5518,7 @@
         </w:rPr>
         <w:t>启用</w:t>
       </w:r>
+      <w:proofErr w:type="spellStart"/>
       <w:r>
         <w:rPr>
           <w:rFonts w:hint="eastAsia"/>
@@ -5338,6 +5535,7 @@
         </w:rPr>
         <w:t>Collect</w:t>
       </w:r>
+      <w:proofErr w:type="spellEnd"/>
       <w:r>
         <w:rPr>
           <w:rFonts w:hint="eastAsia"/>
@@ -5446,13 +5644,23 @@
         </w:rPr>
         <w:t xml:space="preserve"> 已集成至</w:t>
       </w:r>
-      <w:r>
-        <w:rPr>
-          <w:rFonts w:hint="eastAsia"/>
-          <w:sz w:val="20"/>
-          <w:szCs w:val="20"/>
-        </w:rPr>
-        <w:t>GroupSet群设置</w:t>
+      <w:proofErr w:type="spellStart"/>
+      <w:r>
+        <w:rPr>
+          <w:rFonts w:hint="eastAsia"/>
+          <w:sz w:val="20"/>
+          <w:szCs w:val="20"/>
+        </w:rPr>
+        <w:t>GroupSet</w:t>
+      </w:r>
+      <w:proofErr w:type="spellEnd"/>
+      <w:r>
+        <w:rPr>
+          <w:rFonts w:hint="eastAsia"/>
+          <w:sz w:val="20"/>
+          <w:szCs w:val="20"/>
+        </w:rPr>
+        <w:t>群设置</w:t>
       </w:r>
       <w:r>
         <w:rPr>
@@ -5468,7 +5676,25 @@
           <w:sz w:val="20"/>
           <w:szCs w:val="20"/>
         </w:rPr>
-        <w:t>令中，并按群聊保存独立配置</w:t>
+        <w:t>令中，并</w:t>
+      </w:r>
+      <w:proofErr w:type="gramStart"/>
+      <w:r>
+        <w:rPr>
+          <w:rFonts w:hint="eastAsia"/>
+          <w:sz w:val="20"/>
+          <w:szCs w:val="20"/>
+        </w:rPr>
+        <w:t>按群聊</w:t>
+      </w:r>
+      <w:proofErr w:type="gramEnd"/>
+      <w:r>
+        <w:rPr>
+          <w:rFonts w:hint="eastAsia"/>
+          <w:sz w:val="20"/>
+          <w:szCs w:val="20"/>
+        </w:rPr>
+        <w:t>保存独立配置</w:t>
       </w:r>
       <w:r>
         <w:rPr>
@@ -5483,9 +5709,6 @@
       <w:pPr>
         <w:spacing w:after="0" w:line="240" w:lineRule="auto"/>
         <w:rPr>
-          <w:rFonts w:hint="eastAsia"/>
-          <w:b/>
-          <w:bCs/>
           <w:sz w:val="20"/>
           <w:szCs w:val="20"/>
         </w:rPr>
@@ -5520,6 +5743,7 @@
         </w:rPr>
         <w:t xml:space="preserve"> </w:t>
       </w:r>
+      <w:proofErr w:type="gramStart"/>
       <w:r>
         <w:rPr>
           <w:rFonts w:hint="eastAsia"/>
@@ -5534,8 +5758,18 @@
           <w:sz w:val="20"/>
           <w:szCs w:val="20"/>
         </w:rPr>
-        <w:t>现可自定义提示词进行AI对话；</w:t>
-      </w:r>
+        <w:t>现</w:t>
+      </w:r>
+      <w:proofErr w:type="gramEnd"/>
+      <w:r>
+        <w:rPr>
+          <w:rFonts w:hint="eastAsia"/>
+          <w:sz w:val="20"/>
+          <w:szCs w:val="20"/>
+        </w:rPr>
+        <w:t>可自定义提示词进行AI对话；</w:t>
+      </w:r>
+      <w:proofErr w:type="gramStart"/>
       <w:r>
         <w:rPr>
           <w:rFonts w:hint="eastAsia"/>
@@ -5566,8 +5800,18 @@
           <w:sz w:val="20"/>
           <w:szCs w:val="20"/>
         </w:rPr>
-        <w:t>仅可</w:t>
-      </w:r>
+        <w:t>仅</w:t>
+      </w:r>
+      <w:proofErr w:type="gramEnd"/>
+      <w:r>
+        <w:rPr>
+          <w:rFonts w:hint="eastAsia"/>
+          <w:sz w:val="20"/>
+          <w:szCs w:val="20"/>
+        </w:rPr>
+        <w:t>可</w:t>
+      </w:r>
+      <w:proofErr w:type="gramStart"/>
       <w:r>
         <w:rPr>
           <w:rFonts w:hint="eastAsia"/>
@@ -5576,6 +5820,7 @@
         </w:rPr>
         <w:t>通过私聊调用</w:t>
       </w:r>
+      <w:proofErr w:type="gramEnd"/>
       <w:r>
         <w:rPr>
           <w:rFonts w:hint="eastAsia"/>
@@ -5598,7 +5843,25 @@
           <w:sz w:val="20"/>
           <w:szCs w:val="20"/>
         </w:rPr>
-        <w:t xml:space="preserve">；私聊功能 </w:t>
+        <w:t>；</w:t>
+      </w:r>
+      <w:proofErr w:type="gramStart"/>
+      <w:r>
+        <w:rPr>
+          <w:rFonts w:hint="eastAsia"/>
+          <w:sz w:val="20"/>
+          <w:szCs w:val="20"/>
+        </w:rPr>
+        <w:t>私聊功能</w:t>
+      </w:r>
+      <w:proofErr w:type="gramEnd"/>
+      <w:r>
+        <w:rPr>
+          <w:rFonts w:hint="eastAsia"/>
+          <w:sz w:val="20"/>
+          <w:szCs w:val="20"/>
+        </w:rPr>
+        <w:t xml:space="preserve"> </w:t>
       </w:r>
       <w:r>
         <w:rPr>
@@ -5629,6 +5892,156 @@
           <w:szCs w:val="20"/>
         </w:rPr>
         <w:t>授权</w:t>
+      </w:r>
+      <w:r>
+        <w:rPr>
+          <w:rFonts w:hint="eastAsia"/>
+          <w:sz w:val="20"/>
+          <w:szCs w:val="20"/>
+        </w:rPr>
+        <w:t>；</w:t>
+      </w:r>
+    </w:p>
+    <w:p>
+      <w:pPr>
+        <w:spacing w:after="0" w:line="240" w:lineRule="auto"/>
+        <w:rPr>
+          <w:rFonts w:hint="eastAsia"/>
+          <w:b/>
+          <w:bCs/>
+          <w:sz w:val="20"/>
+          <w:szCs w:val="20"/>
+        </w:rPr>
+      </w:pPr>
+      <w:r>
+        <w:rPr>
+          <w:rFonts w:hint="eastAsia"/>
+          <w:b/>
+          <w:bCs/>
+          <w:sz w:val="20"/>
+          <w:szCs w:val="20"/>
+        </w:rPr>
+        <w:t>7.</w:t>
+      </w:r>
+      <w:r>
+        <w:rPr>
+          <w:rFonts w:hint="eastAsia"/>
+          <w:sz w:val="20"/>
+          <w:szCs w:val="20"/>
+        </w:rPr>
+        <w:t xml:space="preserve"> </w:t>
+      </w:r>
+      <w:r>
+        <w:rPr>
+          <w:rFonts w:hint="eastAsia"/>
+          <w:sz w:val="20"/>
+          <w:szCs w:val="20"/>
+        </w:rPr>
+        <w:t>现</w:t>
+      </w:r>
+      <w:r>
+        <w:rPr>
+          <w:rFonts w:hint="eastAsia"/>
+          <w:sz w:val="20"/>
+          <w:szCs w:val="20"/>
+        </w:rPr>
+        <w:t xml:space="preserve">可使用 </w:t>
+      </w:r>
+      <w:r>
+        <w:rPr>
+          <w:rFonts w:hint="eastAsia"/>
+          <w:b/>
+          <w:bCs/>
+          <w:sz w:val="20"/>
+          <w:szCs w:val="20"/>
+        </w:rPr>
+        <w:t>保存/save</w:t>
+      </w:r>
+      <w:r>
+        <w:rPr>
+          <w:rFonts w:hint="eastAsia"/>
+          <w:b/>
+          <w:bCs/>
+          <w:sz w:val="20"/>
+          <w:szCs w:val="20"/>
+        </w:rPr>
+        <w:t>/Save</w:t>
+      </w:r>
+      <w:r>
+        <w:rPr>
+          <w:rFonts w:hint="eastAsia"/>
+          <w:b/>
+          <w:bCs/>
+          <w:sz w:val="20"/>
+          <w:szCs w:val="20"/>
+        </w:rPr>
+        <w:t xml:space="preserve"> 指令</w:t>
+      </w:r>
+      <w:r>
+        <w:rPr>
+          <w:rFonts w:hint="eastAsia"/>
+          <w:sz w:val="20"/>
+          <w:szCs w:val="20"/>
+        </w:rPr>
+        <w:t xml:space="preserve"> </w:t>
+      </w:r>
+      <w:r>
+        <w:rPr>
+          <w:rFonts w:hint="eastAsia"/>
+          <w:sz w:val="20"/>
+          <w:szCs w:val="20"/>
+        </w:rPr>
+        <w:t>统一</w:t>
+      </w:r>
+      <w:r>
+        <w:rPr>
+          <w:rFonts w:hint="eastAsia"/>
+          <w:sz w:val="20"/>
+          <w:szCs w:val="20"/>
+        </w:rPr>
+        <w:t>保存视频</w:t>
+      </w:r>
+      <w:r>
+        <w:rPr>
+          <w:rFonts w:hint="eastAsia"/>
+          <w:sz w:val="20"/>
+          <w:szCs w:val="20"/>
+        </w:rPr>
+        <w:t>或</w:t>
+      </w:r>
+      <w:r>
+        <w:rPr>
+          <w:rFonts w:hint="eastAsia"/>
+          <w:sz w:val="20"/>
+          <w:szCs w:val="20"/>
+        </w:rPr>
+        <w:t>图片</w:t>
+      </w:r>
+      <w:r>
+        <w:rPr>
+          <w:rFonts w:hint="eastAsia"/>
+          <w:sz w:val="20"/>
+          <w:szCs w:val="20"/>
+        </w:rPr>
+        <w:t>或</w:t>
+      </w:r>
+      <w:r>
+        <w:rPr>
+          <w:rFonts w:hint="eastAsia"/>
+          <w:sz w:val="20"/>
+          <w:szCs w:val="20"/>
+        </w:rPr>
+        <w:t>语录，</w:t>
+      </w:r>
+      <w:r>
+        <w:rPr>
+          <w:rFonts w:hint="eastAsia"/>
+          <w:b/>
+          <w:bCs/>
+          <w:sz w:val="20"/>
+          <w:szCs w:val="20"/>
+        </w:rPr>
+        <w:t>保存优先级：视频&gt;图片&gt;语录</w:t>
       </w:r>
       <w:r>
         <w:rPr>
@@ -6235,6 +6648,7 @@
         </w:rPr>
         <w:t xml:space="preserve"> </w:t>
       </w:r>
+      <w:proofErr w:type="spellStart"/>
       <w:r>
         <w:rPr>
           <w:rFonts w:hint="eastAsia"/>
@@ -6243,6 +6657,7 @@
         </w:rPr>
         <w:t>Aloic</w:t>
       </w:r>
+      <w:proofErr w:type="spellEnd"/>
       <w:r>
         <w:rPr>
           <w:rFonts w:hint="eastAsia"/>
@@ -6272,8 +6687,18 @@
           <w:sz w:val="20"/>
           <w:szCs w:val="20"/>
         </w:rPr>
-        <w:t xml:space="preserve"> Lazybot</w:t>
-      </w:r>
+        <w:t xml:space="preserve"> </w:t>
+      </w:r>
+      <w:proofErr w:type="spellStart"/>
+      <w:r>
+        <w:rPr>
+          <w:rFonts w:hint="eastAsia"/>
+          <w:sz w:val="20"/>
+          <w:szCs w:val="20"/>
+        </w:rPr>
+        <w:t>Lazybot</w:t>
+      </w:r>
+      <w:proofErr w:type="spellEnd"/>
       <w:r>
         <w:rPr>
           <w:rFonts w:hint="eastAsia"/>

--- a/src/main/resources/static/help/help.docx
+++ b/src/main/resources/static/help/help.docx
@@ -3391,7 +3391,7 @@
                 <w:sz w:val="20"/>
                 <w:szCs w:val="20"/>
               </w:rPr>
-              <w:t xml:space="preserve">资源地图          </w:t>
+              <w:t xml:space="preserve">资源地图       </w:t>
             </w:r>
             <w:r>
               <w:rPr>
@@ -3411,17 +3411,7 @@
                 <w:sz w:val="20"/>
                 <w:szCs w:val="20"/>
               </w:rPr>
-              <w:t>PUB</w:t>
-            </w:r>
-            <w:r>
-              <w:rPr>
-                <w:rFonts w:hint="eastAsia"/>
-                <w:b/>
-                <w:bCs/>
-                <w:sz w:val="20"/>
-                <w:szCs w:val="20"/>
-              </w:rPr>
-              <w:t>G</w:t>
+              <w:t>绝地求生</w:t>
             </w:r>
             <w:r>
               <w:rPr>
@@ -3490,15 +3480,7 @@
                 <w:sz w:val="20"/>
                 <w:szCs w:val="20"/>
               </w:rPr>
-              <w:t xml:space="preserve">   </w:t>
-            </w:r>
-            <w:r>
-              <w:rPr>
-                <w:rFonts w:hint="eastAsia"/>
-                <w:sz w:val="20"/>
-                <w:szCs w:val="20"/>
-              </w:rPr>
-              <w:t xml:space="preserve"> </w:t>
+              <w:t xml:space="preserve">    </w:t>
             </w:r>
             <w:r>
               <w:rPr>
@@ -3734,17 +3716,15 @@
                 <w:szCs w:val="20"/>
               </w:rPr>
             </w:pPr>
-            <w:proofErr w:type="spellStart"/>
-            <w:r>
-              <w:rPr>
-                <w:b/>
-                <w:bCs/>
-                <w:sz w:val="20"/>
-                <w:szCs w:val="20"/>
-              </w:rPr>
-              <w:t>EssencePlan</w:t>
-            </w:r>
-            <w:proofErr w:type="spellEnd"/>
+            <w:r>
+              <w:rPr>
+                <w:b/>
+                <w:bCs/>
+                <w:sz w:val="20"/>
+                <w:szCs w:val="20"/>
+              </w:rPr>
+              <w:t>Essence</w:t>
+            </w:r>
             <w:r>
               <w:rPr>
                 <w:rFonts w:hint="eastAsia"/>
@@ -3771,7 +3751,27 @@
                 <w:sz w:val="20"/>
                 <w:szCs w:val="20"/>
               </w:rPr>
+              <w:t xml:space="preserve">  </w:t>
+            </w:r>
+            <w:r>
+              <w:rPr>
+                <w:rFonts w:hint="eastAsia"/>
+                <w:b/>
+                <w:bCs/>
+                <w:sz w:val="20"/>
+                <w:szCs w:val="20"/>
+              </w:rPr>
               <w:t xml:space="preserve">    </w:t>
+            </w:r>
+            <w:r>
+              <w:rPr>
+                <w:rFonts w:hint="eastAsia"/>
+                <w:b/>
+                <w:bCs/>
+                <w:sz w:val="20"/>
+                <w:szCs w:val="20"/>
+              </w:rPr>
+              <w:t xml:space="preserve">  </w:t>
             </w:r>
             <w:r>
               <w:rPr>
@@ -3869,15 +3869,7 @@
                 <w:sz w:val="20"/>
                 <w:szCs w:val="20"/>
               </w:rPr>
-              <w:t xml:space="preserve">   </w:t>
-            </w:r>
-            <w:r>
-              <w:rPr>
-                <w:rFonts w:hint="eastAsia"/>
-                <w:sz w:val="20"/>
-                <w:szCs w:val="20"/>
-              </w:rPr>
-              <w:t xml:space="preserve">  </w:t>
+              <w:t xml:space="preserve">     </w:t>
             </w:r>
             <w:r>
               <w:rPr>
@@ -4450,6 +4442,9 @@
     <w:p>
       <w:pPr>
         <w:spacing w:after="0" w:line="240" w:lineRule="auto"/>
+        <w:rPr>
+          <w:rFonts w:hint="eastAsia"/>
+        </w:rPr>
       </w:pPr>
     </w:p>
     <w:p>
@@ -5709,6 +5704,7 @@
       <w:pPr>
         <w:spacing w:after="0" w:line="240" w:lineRule="auto"/>
         <w:rPr>
+          <w:rFonts w:hint="eastAsia"/>
           <w:sz w:val="20"/>
           <w:szCs w:val="20"/>
         </w:rPr>
@@ -5955,17 +5951,7 @@
           <w:sz w:val="20"/>
           <w:szCs w:val="20"/>
         </w:rPr>
-        <w:t>保存/save</w:t>
-      </w:r>
-      <w:r>
-        <w:rPr>
-          <w:rFonts w:hint="eastAsia"/>
-          <w:b/>
-          <w:bCs/>
-          <w:sz w:val="20"/>
-          <w:szCs w:val="20"/>
-        </w:rPr>
-        <w:t>/Save</w:t>
+        <w:t>保存/save/Save</w:t>
       </w:r>
       <w:r>
         <w:rPr>
@@ -6771,7 +6757,15 @@
           <w:sz w:val="20"/>
           <w:szCs w:val="20"/>
         </w:rPr>
-        <w:t>2026</w:t>
+        <w:t>2026.0</w:t>
+      </w:r>
+      <w:r>
+        <w:rPr>
+          <w:rFonts w:hint="eastAsia"/>
+          <w:sz w:val="20"/>
+          <w:szCs w:val="20"/>
+        </w:rPr>
+        <w:t>6</w:t>
       </w:r>
       <w:r>
         <w:rPr>
@@ -6787,39 +6781,7 @@
           <w:sz w:val="20"/>
           <w:szCs w:val="20"/>
         </w:rPr>
-        <w:t>0</w:t>
-      </w:r>
-      <w:r>
-        <w:rPr>
-          <w:rFonts w:hint="eastAsia"/>
-          <w:sz w:val="20"/>
-          <w:szCs w:val="20"/>
-        </w:rPr>
-        <w:t>6</w:t>
-      </w:r>
-      <w:r>
-        <w:rPr>
-          <w:rFonts w:hint="eastAsia"/>
-          <w:sz w:val="20"/>
-          <w:szCs w:val="20"/>
-        </w:rPr>
-        <w:t>.</w:t>
-      </w:r>
-      <w:r>
-        <w:rPr>
-          <w:rFonts w:hint="eastAsia"/>
-          <w:sz w:val="20"/>
-          <w:szCs w:val="20"/>
-        </w:rPr>
-        <w:t>0</w:t>
-      </w:r>
-      <w:r>
-        <w:rPr>
-          <w:rFonts w:hint="eastAsia"/>
-          <w:sz w:val="20"/>
-          <w:szCs w:val="20"/>
-        </w:rPr>
-        <w:t>7</w:t>
+        <w:t>11</w:t>
       </w:r>
     </w:p>
     <w:sectPr>

--- a/src/main/resources/static/help/help.docx
+++ b/src/main/resources/static/help/help.docx
@@ -1537,6 +1537,7 @@
                 <w:bCs/>
                 <w:sz w:val="20"/>
                 <w:szCs w:val="20"/>
+                <w:u w:val="double"/>
               </w:rPr>
               <w:t>Tts</w:t>
             </w:r>
@@ -1554,7 +1555,23 @@
                 <w:sz w:val="20"/>
                 <w:szCs w:val="20"/>
               </w:rPr>
-              <w:t xml:space="preserve">          </w:t>
+              <w:t xml:space="preserve"> </w:t>
+            </w:r>
+            <w:r>
+              <w:rPr>
+                <w:rFonts w:hint="eastAsia"/>
+                <w:sz w:val="20"/>
+                <w:szCs w:val="20"/>
+              </w:rPr>
+              <w:t xml:space="preserve">        </w:t>
+            </w:r>
+            <w:r>
+              <w:rPr>
+                <w:rFonts w:hint="eastAsia"/>
+                <w:sz w:val="20"/>
+                <w:szCs w:val="20"/>
+              </w:rPr>
+              <w:t xml:space="preserve"> </w:t>
             </w:r>
             <w:r>
               <w:rPr>
@@ -1565,7 +1582,29 @@
                 <w:sz w:val="20"/>
                 <w:szCs w:val="20"/>
               </w:rPr>
-              <w:t>[API失效]</w:t>
+              <w:t>[</w:t>
+            </w:r>
+            <w:r>
+              <w:rPr>
+                <w:rFonts w:hint="eastAsia"/>
+                <w:b/>
+                <w:bCs/>
+                <w:color w:val="EE0000"/>
+                <w:sz w:val="20"/>
+                <w:szCs w:val="20"/>
+              </w:rPr>
+              <w:t xml:space="preserve">Local </w:t>
+            </w:r>
+            <w:r>
+              <w:rPr>
+                <w:rFonts w:hint="eastAsia"/>
+                <w:b/>
+                <w:bCs/>
+                <w:color w:val="EE0000"/>
+                <w:sz w:val="20"/>
+                <w:szCs w:val="20"/>
+              </w:rPr>
+              <w:t>API]</w:t>
             </w:r>
           </w:p>
         </w:tc>
@@ -6781,7 +6820,15 @@
           <w:sz w:val="20"/>
           <w:szCs w:val="20"/>
         </w:rPr>
-        <w:t>11</w:t>
+        <w:t>1</w:t>
+      </w:r>
+      <w:r>
+        <w:rPr>
+          <w:rFonts w:hint="eastAsia"/>
+          <w:sz w:val="20"/>
+          <w:szCs w:val="20"/>
+        </w:rPr>
+        <w:t>4</w:t>
       </w:r>
     </w:p>
     <w:sectPr>

--- a/src/main/resources/static/help/help.docx
+++ b/src/main/resources/static/help/help.docx
@@ -286,20 +286,8 @@
           <w:sz w:val="20"/>
           <w:szCs w:val="20"/>
         </w:rPr>
-        <w:t>已</w:t>
-      </w:r>
-      <w:proofErr w:type="gramStart"/>
-      <w:r>
-        <w:rPr>
-          <w:rFonts w:hint="eastAsia"/>
-          <w:b/>
-          <w:bCs/>
-          <w:sz w:val="20"/>
-          <w:szCs w:val="20"/>
-        </w:rPr>
-        <w:t>支持私聊</w:t>
-      </w:r>
-      <w:proofErr w:type="gramEnd"/>
+        <w:t>已支持私聊</w:t>
+      </w:r>
       <w:r>
         <w:rPr>
           <w:rFonts w:hint="eastAsia"/>
@@ -456,16 +444,7 @@
                 <w:sz w:val="20"/>
                 <w:szCs w:val="20"/>
               </w:rPr>
-              <w:t>提示</w:t>
-            </w:r>
-            <w:proofErr w:type="gramStart"/>
-            <w:r>
-              <w:rPr>
-                <w:rFonts w:hint="eastAsia"/>
-                <w:sz w:val="20"/>
-                <w:szCs w:val="20"/>
-              </w:rPr>
-              <w:t>词</w:t>
+              <w:t>提示词</w:t>
             </w:r>
             <w:r>
               <w:rPr>
@@ -475,7 +454,6 @@
               </w:rPr>
               <w:t>设置</w:t>
             </w:r>
-            <w:proofErr w:type="gramEnd"/>
           </w:p>
         </w:tc>
         <w:tc>
@@ -2104,25 +2082,7 @@
                 <w:sz w:val="20"/>
                 <w:szCs w:val="20"/>
               </w:rPr>
-              <w:t xml:space="preserve">          [可</w:t>
-            </w:r>
-            <w:proofErr w:type="gramStart"/>
-            <w:r>
-              <w:rPr>
-                <w:rFonts w:hint="eastAsia"/>
-                <w:sz w:val="20"/>
-                <w:szCs w:val="20"/>
-              </w:rPr>
-              <w:t>指定抽数</w:t>
-            </w:r>
-            <w:proofErr w:type="gramEnd"/>
-            <w:r>
-              <w:rPr>
-                <w:rFonts w:hint="eastAsia"/>
-                <w:sz w:val="20"/>
-                <w:szCs w:val="20"/>
-              </w:rPr>
-              <w:t>]</w:t>
+              <w:t xml:space="preserve">          [可指定抽数]</w:t>
             </w:r>
           </w:p>
         </w:tc>
@@ -2223,25 +2183,7 @@
                 <w:sz w:val="20"/>
                 <w:szCs w:val="20"/>
               </w:rPr>
-              <w:t xml:space="preserve">  面包          [</w:t>
-            </w:r>
-            <w:proofErr w:type="gramStart"/>
-            <w:r>
-              <w:rPr>
-                <w:rFonts w:hint="eastAsia"/>
-                <w:sz w:val="20"/>
-                <w:szCs w:val="20"/>
-              </w:rPr>
-              <w:t>刷屏小游戏</w:t>
-            </w:r>
-            <w:proofErr w:type="gramEnd"/>
-            <w:r>
-              <w:rPr>
-                <w:rFonts w:hint="eastAsia"/>
-                <w:sz w:val="20"/>
-                <w:szCs w:val="20"/>
-              </w:rPr>
-              <w:t>]</w:t>
+              <w:t xml:space="preserve">  面包          [刷屏小游戏]</w:t>
             </w:r>
           </w:p>
         </w:tc>
@@ -2506,7 +2448,6 @@
           </w:tcPr>
           <w:p>
             <w:pPr>
-              <w:jc w:val="center"/>
               <w:rPr>
                 <w:rFonts w:hint="eastAsia"/>
                 <w:b/>
@@ -2515,15 +2456,33 @@
                 <w:szCs w:val="20"/>
               </w:rPr>
             </w:pPr>
-            <w:r>
-              <w:rPr>
-                <w:rFonts w:hint="eastAsia"/>
-                <w:b/>
-                <w:bCs/>
-                <w:sz w:val="20"/>
-                <w:szCs w:val="20"/>
-              </w:rPr>
-              <w:t>敬请期待...</w:t>
+            <w:proofErr w:type="spellStart"/>
+            <w:r>
+              <w:rPr>
+                <w:rFonts w:hint="eastAsia"/>
+                <w:b/>
+                <w:bCs/>
+                <w:sz w:val="20"/>
+                <w:szCs w:val="20"/>
+              </w:rPr>
+              <w:t>Rps</w:t>
+            </w:r>
+            <w:proofErr w:type="spellEnd"/>
+            <w:r>
+              <w:rPr>
+                <w:rFonts w:hint="eastAsia"/>
+                <w:sz w:val="20"/>
+                <w:szCs w:val="20"/>
+              </w:rPr>
+              <w:t xml:space="preserve">  </w:t>
+            </w:r>
+            <w:r>
+              <w:rPr>
+                <w:rFonts w:hint="eastAsia"/>
+                <w:sz w:val="20"/>
+                <w:szCs w:val="20"/>
+              </w:rPr>
+              <w:t>猜拳           [可设置惩罚]</w:t>
             </w:r>
           </w:p>
         </w:tc>
@@ -2761,18 +2720,8 @@
                 <w:sz w:val="20"/>
                 <w:szCs w:val="20"/>
               </w:rPr>
-              <w:t>5000</w:t>
-            </w:r>
-            <w:proofErr w:type="gramStart"/>
-            <w:r>
-              <w:rPr>
-                <w:rFonts w:hint="eastAsia"/>
-                <w:sz w:val="20"/>
-                <w:szCs w:val="20"/>
-              </w:rPr>
-              <w:t>兆</w:t>
-            </w:r>
-            <w:proofErr w:type="gramEnd"/>
+              <w:t>5000兆</w:t>
+            </w:r>
           </w:p>
         </w:tc>
         <w:tc>
@@ -2809,7 +2758,6 @@
               </w:rPr>
               <w:t xml:space="preserve">  </w:t>
             </w:r>
-            <w:proofErr w:type="gramStart"/>
             <w:r>
               <w:rPr>
                 <w:rFonts w:hint="eastAsia"/>
@@ -2818,7 +2766,6 @@
               </w:rPr>
               <w:t>普奇</w:t>
             </w:r>
-            <w:proofErr w:type="gramEnd"/>
           </w:p>
         </w:tc>
       </w:tr>
@@ -2854,7 +2801,6 @@
         </w:rPr>
         <w:t xml:space="preserve"> </w:t>
       </w:r>
-      <w:proofErr w:type="gramStart"/>
       <w:r>
         <w:rPr>
           <w:rFonts w:ascii="Cambria Math" w:hAnsi="Cambria Math" w:cs="Cambria Math" w:hint="eastAsia"/>
@@ -2865,7 +2811,6 @@
         </w:rPr>
         <w:t>跨群游戏</w:t>
       </w:r>
-      <w:proofErr w:type="gramEnd"/>
       <w:r>
         <w:rPr>
           <w:b/>
@@ -3185,7 +3130,6 @@
               </w:rPr>
               <w:t xml:space="preserve">Looting  </w:t>
             </w:r>
-            <w:proofErr w:type="gramStart"/>
             <w:r>
               <w:rPr>
                 <w:rFonts w:hint="eastAsia"/>
@@ -3194,7 +3138,6 @@
               </w:rPr>
               <w:t>摸金</w:t>
             </w:r>
-            <w:proofErr w:type="gramEnd"/>
           </w:p>
         </w:tc>
         <w:tc>
@@ -3424,13 +3367,23 @@
               </w:rPr>
               <w:t xml:space="preserve">  </w:t>
             </w:r>
-            <w:r>
-              <w:rPr>
-                <w:rFonts w:hint="eastAsia"/>
-                <w:sz w:val="20"/>
-                <w:szCs w:val="20"/>
-              </w:rPr>
-              <w:t xml:space="preserve">资源地图       </w:t>
+            <w:proofErr w:type="spellStart"/>
+            <w:r>
+              <w:rPr>
+                <w:rFonts w:hint="eastAsia"/>
+                <w:sz w:val="20"/>
+                <w:szCs w:val="20"/>
+              </w:rPr>
+              <w:t>PUBG</w:t>
+            </w:r>
+            <w:proofErr w:type="spellEnd"/>
+            <w:r>
+              <w:rPr>
+                <w:rFonts w:hint="eastAsia"/>
+                <w:sz w:val="20"/>
+                <w:szCs w:val="20"/>
+              </w:rPr>
+              <w:t xml:space="preserve">地图      </w:t>
             </w:r>
             <w:r>
               <w:rPr>
@@ -3503,7 +3456,6 @@
               </w:rPr>
               <w:t xml:space="preserve">  </w:t>
             </w:r>
-            <w:proofErr w:type="gramStart"/>
             <w:r>
               <w:rPr>
                 <w:rFonts w:hint="eastAsia"/>
@@ -3512,7 +3464,6 @@
               </w:rPr>
               <w:t>终末地查询</w:t>
             </w:r>
-            <w:proofErr w:type="gramEnd"/>
             <w:r>
               <w:rPr>
                 <w:rFonts w:hint="eastAsia"/>
@@ -3531,27 +3482,15 @@
               </w:rPr>
               <w:t xml:space="preserve"> [</w:t>
             </w:r>
-            <w:proofErr w:type="gramStart"/>
-            <w:r>
-              <w:rPr>
-                <w:rFonts w:hint="eastAsia"/>
-                <w:b/>
-                <w:bCs/>
-                <w:sz w:val="20"/>
-                <w:szCs w:val="20"/>
-              </w:rPr>
-              <w:t>终末地</w:t>
-            </w:r>
-            <w:proofErr w:type="gramEnd"/>
-            <w:r>
-              <w:rPr>
-                <w:rFonts w:hint="eastAsia"/>
-                <w:b/>
-                <w:bCs/>
-                <w:sz w:val="20"/>
-                <w:szCs w:val="20"/>
-              </w:rPr>
-              <w:t>]</w:t>
+            <w:r>
+              <w:rPr>
+                <w:rFonts w:hint="eastAsia"/>
+                <w:b/>
+                <w:bCs/>
+                <w:sz w:val="20"/>
+                <w:szCs w:val="20"/>
+              </w:rPr>
+              <w:t>终末地]</w:t>
             </w:r>
           </w:p>
         </w:tc>
@@ -3822,27 +3761,15 @@
               </w:rPr>
               <w:t>[</w:t>
             </w:r>
-            <w:proofErr w:type="gramStart"/>
-            <w:r>
-              <w:rPr>
-                <w:rFonts w:hint="eastAsia"/>
-                <w:b/>
-                <w:bCs/>
-                <w:sz w:val="20"/>
-                <w:szCs w:val="20"/>
-              </w:rPr>
-              <w:t>终末地</w:t>
-            </w:r>
-            <w:proofErr w:type="gramEnd"/>
-            <w:r>
-              <w:rPr>
-                <w:rFonts w:hint="eastAsia"/>
-                <w:b/>
-                <w:bCs/>
-                <w:sz w:val="20"/>
-                <w:szCs w:val="20"/>
-              </w:rPr>
-              <w:t>]</w:t>
+            <w:r>
+              <w:rPr>
+                <w:rFonts w:hint="eastAsia"/>
+                <w:b/>
+                <w:bCs/>
+                <w:sz w:val="20"/>
+                <w:szCs w:val="20"/>
+              </w:rPr>
+              <w:t>终末地]</w:t>
             </w:r>
           </w:p>
         </w:tc>
@@ -5248,7 +5175,6 @@
         </w:rPr>
         <w:t xml:space="preserve"> </w:t>
       </w:r>
-      <w:proofErr w:type="gramStart"/>
       <w:r>
         <w:rPr>
           <w:rFonts w:hint="eastAsia"/>
@@ -5257,7 +5183,6 @@
         </w:rPr>
         <w:t>跨群游戏</w:t>
       </w:r>
-      <w:proofErr w:type="gramEnd"/>
       <w:r>
         <w:rPr>
           <w:rFonts w:hint="eastAsia"/>
@@ -5710,25 +5635,7 @@
           <w:sz w:val="20"/>
           <w:szCs w:val="20"/>
         </w:rPr>
-        <w:t>令中，并</w:t>
-      </w:r>
-      <w:proofErr w:type="gramStart"/>
-      <w:r>
-        <w:rPr>
-          <w:rFonts w:hint="eastAsia"/>
-          <w:sz w:val="20"/>
-          <w:szCs w:val="20"/>
-        </w:rPr>
-        <w:t>按群聊</w:t>
-      </w:r>
-      <w:proofErr w:type="gramEnd"/>
-      <w:r>
-        <w:rPr>
-          <w:rFonts w:hint="eastAsia"/>
-          <w:sz w:val="20"/>
-          <w:szCs w:val="20"/>
-        </w:rPr>
-        <w:t>保存独立配置</w:t>
+        <w:t>令中，并按群聊保存独立配置</w:t>
       </w:r>
       <w:r>
         <w:rPr>
@@ -5778,7 +5685,6 @@
         </w:rPr>
         <w:t xml:space="preserve"> </w:t>
       </w:r>
-      <w:proofErr w:type="gramStart"/>
       <w:r>
         <w:rPr>
           <w:rFonts w:hint="eastAsia"/>
@@ -5793,18 +5699,8 @@
           <w:sz w:val="20"/>
           <w:szCs w:val="20"/>
         </w:rPr>
-        <w:t>现</w:t>
-      </w:r>
-      <w:proofErr w:type="gramEnd"/>
-      <w:r>
-        <w:rPr>
-          <w:rFonts w:hint="eastAsia"/>
-          <w:sz w:val="20"/>
-          <w:szCs w:val="20"/>
-        </w:rPr>
-        <w:t>可自定义提示词进行AI对话；</w:t>
-      </w:r>
-      <w:proofErr w:type="gramStart"/>
+        <w:t>现可自定义提示词进行AI对话；</w:t>
+      </w:r>
       <w:r>
         <w:rPr>
           <w:rFonts w:hint="eastAsia"/>
@@ -5835,18 +5731,8 @@
           <w:sz w:val="20"/>
           <w:szCs w:val="20"/>
         </w:rPr>
-        <w:t>仅</w:t>
-      </w:r>
-      <w:proofErr w:type="gramEnd"/>
-      <w:r>
-        <w:rPr>
-          <w:rFonts w:hint="eastAsia"/>
-          <w:sz w:val="20"/>
-          <w:szCs w:val="20"/>
-        </w:rPr>
-        <w:t>可</w:t>
-      </w:r>
-      <w:proofErr w:type="gramStart"/>
+        <w:t>仅可</w:t>
+      </w:r>
       <w:r>
         <w:rPr>
           <w:rFonts w:hint="eastAsia"/>
@@ -5855,7 +5741,6 @@
         </w:rPr>
         <w:t>通过私聊调用</w:t>
       </w:r>
-      <w:proofErr w:type="gramEnd"/>
       <w:r>
         <w:rPr>
           <w:rFonts w:hint="eastAsia"/>
@@ -5878,25 +5763,7 @@
           <w:sz w:val="20"/>
           <w:szCs w:val="20"/>
         </w:rPr>
-        <w:t>；</w:t>
-      </w:r>
-      <w:proofErr w:type="gramStart"/>
-      <w:r>
-        <w:rPr>
-          <w:rFonts w:hint="eastAsia"/>
-          <w:sz w:val="20"/>
-          <w:szCs w:val="20"/>
-        </w:rPr>
-        <w:t>私聊功能</w:t>
-      </w:r>
-      <w:proofErr w:type="gramEnd"/>
-      <w:r>
-        <w:rPr>
-          <w:rFonts w:hint="eastAsia"/>
-          <w:sz w:val="20"/>
-          <w:szCs w:val="20"/>
-        </w:rPr>
-        <w:t xml:space="preserve"> </w:t>
+        <w:t xml:space="preserve">；私聊功能 </w:t>
       </w:r>
       <w:r>
         <w:rPr>
@@ -6828,7 +6695,7 @@
           <w:sz w:val="20"/>
           <w:szCs w:val="20"/>
         </w:rPr>
-        <w:t>4</w:t>
+        <w:t>9</w:t>
       </w:r>
     </w:p>
     <w:sectPr>

--- a/src/main/resources/static/help/help.docx
+++ b/src/main/resources/static/help/help.docx
@@ -4,9 +4,11 @@
   <w:body>
     <w:p>
       <w:pPr>
-        <w:spacing w:after="0" w:line="240" w:lineRule="auto"/>
-        <w:rPr>
-          <w:rFonts w:hint="eastAsia"/>
+        <w:spacing w:afterLines="25" w:after="78" w:line="240" w:lineRule="auto"/>
+        <w:rPr>
+          <w:rFonts w:hint="eastAsia"/>
+          <w:b/>
+          <w:bCs/>
           <w:sz w:val="20"/>
           <w:szCs w:val="20"/>
         </w:rPr>
@@ -14,6 +16,18 @@
       <w:r>
         <w:rPr>
           <w:rFonts w:hint="eastAsia"/>
+          <w:b/>
+          <w:bCs/>
+          <w:sz w:val="20"/>
+          <w:szCs w:val="20"/>
+        </w:rPr>
+        <w:t>[</w:t>
+      </w:r>
+      <w:r>
+        <w:rPr>
+          <w:rFonts w:hint="eastAsia"/>
+          <w:b/>
+          <w:bCs/>
           <w:sz w:val="20"/>
           <w:szCs w:val="20"/>
         </w:rPr>
@@ -22,6 +36,8 @@
       <w:r>
         <w:rPr>
           <w:rFonts w:hint="eastAsia"/>
+          <w:b/>
+          <w:bCs/>
           <w:sz w:val="20"/>
           <w:szCs w:val="20"/>
         </w:rPr>
@@ -30,14 +46,18 @@
       <w:r>
         <w:rPr>
           <w:rFonts w:hint="eastAsia"/>
-          <w:sz w:val="20"/>
-          <w:szCs w:val="20"/>
-        </w:rPr>
-        <w:t>==</w:t>
-      </w:r>
-      <w:r>
-        <w:rPr>
-          <w:rFonts w:hint="eastAsia"/>
+          <w:b/>
+          <w:bCs/>
+          <w:sz w:val="20"/>
+          <w:szCs w:val="20"/>
+        </w:rPr>
+        <w:t>========</w:t>
+      </w:r>
+      <w:r>
+        <w:rPr>
+          <w:rFonts w:hint="eastAsia"/>
+          <w:b/>
+          <w:bCs/>
           <w:sz w:val="20"/>
           <w:szCs w:val="20"/>
         </w:rPr>
@@ -46,6 +66,48 @@
       <w:r>
         <w:rPr>
           <w:rFonts w:hint="eastAsia"/>
+          <w:b/>
+          <w:bCs/>
+          <w:sz w:val="20"/>
+          <w:szCs w:val="20"/>
+        </w:rPr>
+        <w:t xml:space="preserve">=== </w:t>
+      </w:r>
+      <w:r>
+        <w:rPr>
+          <w:rFonts w:hint="eastAsia"/>
+          <w:b/>
+          <w:bCs/>
+          <w:sz w:val="20"/>
+          <w:szCs w:val="20"/>
+        </w:rPr>
+        <w:t>NULLBOT</w:t>
+      </w:r>
+      <w:r>
+        <w:rPr>
+          <w:rFonts w:hint="eastAsia"/>
+          <w:b/>
+          <w:bCs/>
+          <w:sz w:val="20"/>
+          <w:szCs w:val="20"/>
+        </w:rPr>
+        <w:t>_</w:t>
+      </w:r>
+      <w:r>
+        <w:rPr>
+          <w:rFonts w:hint="eastAsia"/>
+          <w:b/>
+          <w:bCs/>
+          <w:sz w:val="20"/>
+          <w:szCs w:val="20"/>
+        </w:rPr>
+        <w:t>HELP =====</w:t>
+      </w:r>
+      <w:r>
+        <w:rPr>
+          <w:rFonts w:hint="eastAsia"/>
+          <w:b/>
+          <w:bCs/>
           <w:sz w:val="20"/>
           <w:szCs w:val="20"/>
         </w:rPr>
@@ -54,74 +116,28 @@
       <w:r>
         <w:rPr>
           <w:rFonts w:hint="eastAsia"/>
-          <w:sz w:val="20"/>
-          <w:szCs w:val="20"/>
-        </w:rPr>
-        <w:t>===</w:t>
-      </w:r>
-      <w:r>
-        <w:rPr>
-          <w:rFonts w:hint="eastAsia"/>
-          <w:sz w:val="20"/>
-          <w:szCs w:val="20"/>
-        </w:rPr>
-        <w:t xml:space="preserve">=== </w:t>
-      </w:r>
-      <w:r>
-        <w:rPr>
-          <w:rFonts w:hint="eastAsia"/>
-          <w:b/>
-          <w:bCs/>
-          <w:sz w:val="20"/>
-          <w:szCs w:val="20"/>
-        </w:rPr>
-        <w:t>NULLBOT</w:t>
-      </w:r>
-      <w:r>
-        <w:rPr>
-          <w:rFonts w:hint="eastAsia"/>
-          <w:sz w:val="20"/>
-          <w:szCs w:val="20"/>
-        </w:rPr>
-        <w:t xml:space="preserve"> </w:t>
-      </w:r>
-      <w:r>
-        <w:rPr>
-          <w:rFonts w:hint="eastAsia"/>
-          <w:b/>
-          <w:bCs/>
-          <w:sz w:val="20"/>
-          <w:szCs w:val="20"/>
-        </w:rPr>
-        <w:t>HELP</w:t>
-      </w:r>
-      <w:r>
-        <w:rPr>
-          <w:rFonts w:hint="eastAsia"/>
-          <w:sz w:val="20"/>
-          <w:szCs w:val="20"/>
-        </w:rPr>
-        <w:t xml:space="preserve"> =====</w:t>
-      </w:r>
-      <w:r>
-        <w:rPr>
-          <w:rFonts w:hint="eastAsia"/>
-          <w:sz w:val="20"/>
-          <w:szCs w:val="20"/>
-        </w:rPr>
-        <w:t>=====</w:t>
-      </w:r>
-      <w:r>
-        <w:rPr>
-          <w:rFonts w:hint="eastAsia"/>
-          <w:sz w:val="20"/>
-          <w:szCs w:val="20"/>
-        </w:rPr>
-        <w:t>==</w:t>
-      </w:r>
-      <w:r>
-        <w:rPr>
-          <w:rFonts w:hint="eastAsia"/>
+          <w:b/>
+          <w:bCs/>
+          <w:sz w:val="20"/>
+          <w:szCs w:val="20"/>
+        </w:rPr>
+        <w:t>===========</w:t>
+      </w:r>
+      <w:r>
+        <w:rPr>
+          <w:rFonts w:hint="eastAsia"/>
+          <w:b/>
+          <w:bCs/>
+          <w:sz w:val="20"/>
+          <w:szCs w:val="20"/>
+        </w:rPr>
+        <w:t>====</w:t>
+      </w:r>
+      <w:r>
+        <w:rPr>
+          <w:rFonts w:hint="eastAsia"/>
+          <w:b/>
+          <w:bCs/>
           <w:sz w:val="20"/>
           <w:szCs w:val="20"/>
         </w:rPr>
@@ -130,30 +146,8 @@
       <w:r>
         <w:rPr>
           <w:rFonts w:hint="eastAsia"/>
-          <w:sz w:val="20"/>
-          <w:szCs w:val="20"/>
-        </w:rPr>
-        <w:t>========</w:t>
-      </w:r>
-      <w:r>
-        <w:rPr>
-          <w:rFonts w:hint="eastAsia"/>
-          <w:sz w:val="20"/>
-          <w:szCs w:val="20"/>
-        </w:rPr>
-        <w:t>====</w:t>
-      </w:r>
-      <w:r>
-        <w:rPr>
-          <w:rFonts w:hint="eastAsia"/>
-          <w:sz w:val="20"/>
-          <w:szCs w:val="20"/>
-        </w:rPr>
-        <w:t>=</w:t>
-      </w:r>
-      <w:r>
-        <w:rPr>
-          <w:rFonts w:hint="eastAsia"/>
+          <w:b/>
+          <w:bCs/>
           <w:sz w:val="20"/>
           <w:szCs w:val="20"/>
         </w:rPr>
@@ -162,10 +156,12 @@
       <w:r>
         <w:rPr>
           <w:rFonts w:hint="eastAsia"/>
-          <w:sz w:val="20"/>
-          <w:szCs w:val="20"/>
-        </w:rPr>
-        <w:t>==</w:t>
+          <w:b/>
+          <w:bCs/>
+          <w:sz w:val="20"/>
+          <w:szCs w:val="20"/>
+        </w:rPr>
+        <w:t>]</w:t>
       </w:r>
     </w:p>
     <w:p>
@@ -286,8 +282,20 @@
           <w:sz w:val="20"/>
           <w:szCs w:val="20"/>
         </w:rPr>
-        <w:t>已支持私聊</w:t>
-      </w:r>
+        <w:t>已</w:t>
+      </w:r>
+      <w:proofErr w:type="gramStart"/>
+      <w:r>
+        <w:rPr>
+          <w:rFonts w:hint="eastAsia"/>
+          <w:b/>
+          <w:bCs/>
+          <w:sz w:val="20"/>
+          <w:szCs w:val="20"/>
+        </w:rPr>
+        <w:t>支持私聊</w:t>
+      </w:r>
+      <w:proofErr w:type="gramEnd"/>
       <w:r>
         <w:rPr>
           <w:rFonts w:hint="eastAsia"/>
@@ -444,7 +452,16 @@
                 <w:sz w:val="20"/>
                 <w:szCs w:val="20"/>
               </w:rPr>
-              <w:t>提示词</w:t>
+              <w:t>提示</w:t>
+            </w:r>
+            <w:proofErr w:type="gramStart"/>
+            <w:r>
+              <w:rPr>
+                <w:rFonts w:hint="eastAsia"/>
+                <w:sz w:val="20"/>
+                <w:szCs w:val="20"/>
+              </w:rPr>
+              <w:t>词</w:t>
             </w:r>
             <w:r>
               <w:rPr>
@@ -454,6 +471,7 @@
               </w:rPr>
               <w:t>设置</w:t>
             </w:r>
+            <w:proofErr w:type="gramEnd"/>
           </w:p>
         </w:tc>
         <w:tc>
@@ -1740,6 +1758,16 @@
             <w:r>
               <w:rPr>
                 <w:rFonts w:hint="eastAsia"/>
+                <w:b/>
+                <w:bCs/>
+                <w:sz w:val="20"/>
+                <w:szCs w:val="20"/>
+              </w:rPr>
+              <w:t xml:space="preserve"> </w:t>
+            </w:r>
+            <w:r>
+              <w:rPr>
+                <w:rFonts w:hint="eastAsia"/>
                 <w:sz w:val="20"/>
                 <w:szCs w:val="20"/>
               </w:rPr>
@@ -2036,7 +2064,17 @@
                 <w:sz w:val="20"/>
                 <w:szCs w:val="20"/>
               </w:rPr>
-              <w:t xml:space="preserve">       [不止二次元]</w:t>
+              <w:t xml:space="preserve">       </w:t>
+            </w:r>
+            <w:r>
+              <w:rPr>
+                <w:rFonts w:hint="eastAsia"/>
+                <w:b/>
+                <w:bCs/>
+                <w:sz w:val="20"/>
+                <w:szCs w:val="20"/>
+              </w:rPr>
+              <w:t>[不止二次元]</w:t>
             </w:r>
           </w:p>
         </w:tc>
@@ -2082,7 +2120,39 @@
                 <w:sz w:val="20"/>
                 <w:szCs w:val="20"/>
               </w:rPr>
-              <w:t xml:space="preserve">          [可指定抽数]</w:t>
+              <w:t xml:space="preserve">          </w:t>
+            </w:r>
+            <w:r>
+              <w:rPr>
+                <w:rFonts w:hint="eastAsia"/>
+                <w:b/>
+                <w:bCs/>
+                <w:sz w:val="20"/>
+                <w:szCs w:val="20"/>
+              </w:rPr>
+              <w:t>[可</w:t>
+            </w:r>
+            <w:proofErr w:type="gramStart"/>
+            <w:r>
+              <w:rPr>
+                <w:rFonts w:hint="eastAsia"/>
+                <w:b/>
+                <w:bCs/>
+                <w:sz w:val="20"/>
+                <w:szCs w:val="20"/>
+              </w:rPr>
+              <w:t>指定抽数</w:t>
+            </w:r>
+            <w:proofErr w:type="gramEnd"/>
+            <w:r>
+              <w:rPr>
+                <w:rFonts w:hint="eastAsia"/>
+                <w:b/>
+                <w:bCs/>
+                <w:sz w:val="20"/>
+                <w:szCs w:val="20"/>
+              </w:rPr>
+              <w:t>]</w:t>
             </w:r>
           </w:p>
         </w:tc>
@@ -2128,23 +2198,17 @@
                 <w:sz w:val="20"/>
                 <w:szCs w:val="20"/>
               </w:rPr>
-              <w:t xml:space="preserve">    [</w:t>
-            </w:r>
-            <w:r>
-              <w:rPr>
-                <w:rFonts w:hint="eastAsia"/>
-                <w:sz w:val="20"/>
-                <w:szCs w:val="20"/>
-              </w:rPr>
-              <w:t>群友/</w:t>
-            </w:r>
-            <w:r>
-              <w:rPr>
-                <w:rFonts w:hint="eastAsia"/>
-                <w:sz w:val="20"/>
-                <w:szCs w:val="20"/>
-              </w:rPr>
-              <w:t>指定作品]</w:t>
+              <w:t xml:space="preserve">    </w:t>
+            </w:r>
+            <w:r>
+              <w:rPr>
+                <w:rFonts w:hint="eastAsia"/>
+                <w:b/>
+                <w:bCs/>
+                <w:sz w:val="20"/>
+                <w:szCs w:val="20"/>
+              </w:rPr>
+              <w:t>[群友/指定作品]</w:t>
             </w:r>
           </w:p>
         </w:tc>
@@ -2183,7 +2247,39 @@
                 <w:sz w:val="20"/>
                 <w:szCs w:val="20"/>
               </w:rPr>
-              <w:t xml:space="preserve">  面包          [刷屏小游戏]</w:t>
+              <w:t xml:space="preserve">  面包         </w:t>
+            </w:r>
+            <w:r>
+              <w:rPr>
+                <w:rFonts w:hint="eastAsia"/>
+                <w:b/>
+                <w:bCs/>
+                <w:sz w:val="20"/>
+                <w:szCs w:val="20"/>
+              </w:rPr>
+              <w:t>[</w:t>
+            </w:r>
+            <w:proofErr w:type="gramStart"/>
+            <w:r>
+              <w:rPr>
+                <w:rFonts w:hint="eastAsia"/>
+                <w:b/>
+                <w:bCs/>
+                <w:sz w:val="20"/>
+                <w:szCs w:val="20"/>
+              </w:rPr>
+              <w:t>刷屏小游戏</w:t>
+            </w:r>
+            <w:proofErr w:type="gramEnd"/>
+            <w:r>
+              <w:rPr>
+                <w:rFonts w:hint="eastAsia"/>
+                <w:b/>
+                <w:bCs/>
+                <w:sz w:val="20"/>
+                <w:szCs w:val="20"/>
+              </w:rPr>
+              <w:t>]</w:t>
             </w:r>
           </w:p>
         </w:tc>
@@ -2248,26 +2344,12 @@
             <w:r>
               <w:rPr>
                 <w:rFonts w:hint="eastAsia"/>
-                <w:sz w:val="20"/>
-                <w:szCs w:val="20"/>
-              </w:rPr>
-              <w:t>[仅</w:t>
-            </w:r>
-            <w:r>
-              <w:rPr>
-                <w:rFonts w:hint="eastAsia"/>
-                <w:sz w:val="20"/>
-                <w:szCs w:val="20"/>
-              </w:rPr>
-              <w:t>明日方舟</w:t>
-            </w:r>
-            <w:r>
-              <w:rPr>
-                <w:rFonts w:hint="eastAsia"/>
-                <w:sz w:val="20"/>
-                <w:szCs w:val="20"/>
-              </w:rPr>
-              <w:t>]</w:t>
+                <w:b/>
+                <w:bCs/>
+                <w:sz w:val="20"/>
+                <w:szCs w:val="20"/>
+              </w:rPr>
+              <w:t>[仅明日方舟]</w:t>
             </w:r>
           </w:p>
         </w:tc>
@@ -2309,35 +2391,71 @@
                 <w:sz w:val="20"/>
                 <w:szCs w:val="20"/>
               </w:rPr>
-              <w:t xml:space="preserve">   [</w:t>
-            </w:r>
-            <w:r>
-              <w:rPr>
-                <w:rFonts w:hint="eastAsia"/>
+              <w:t xml:space="preserve">  </w:t>
+            </w:r>
+            <w:r>
+              <w:rPr>
+                <w:rFonts w:hint="eastAsia"/>
+                <w:sz w:val="20"/>
+                <w:szCs w:val="20"/>
+              </w:rPr>
+              <w:t xml:space="preserve"> </w:t>
+            </w:r>
+            <w:r>
+              <w:rPr>
+                <w:rFonts w:hint="eastAsia"/>
+                <w:sz w:val="20"/>
+                <w:szCs w:val="20"/>
+              </w:rPr>
+              <w:t xml:space="preserve"> </w:t>
+            </w:r>
+            <w:r>
+              <w:rPr>
+                <w:rFonts w:hint="eastAsia"/>
+                <w:b/>
+                <w:bCs/>
+                <w:sz w:val="20"/>
+                <w:szCs w:val="20"/>
+              </w:rPr>
+              <w:t>[</w:t>
+            </w:r>
+            <w:r>
+              <w:rPr>
+                <w:rFonts w:hint="eastAsia"/>
+                <w:b/>
+                <w:bCs/>
                 <w:sz w:val="20"/>
                 <w:szCs w:val="20"/>
               </w:rPr>
               <w:t>默认</w:t>
             </w:r>
-            <w:r>
-              <w:rPr>
-                <w:rFonts w:hint="eastAsia"/>
-                <w:sz w:val="20"/>
-                <w:szCs w:val="20"/>
-              </w:rPr>
-              <w:t>二次元</w:t>
-            </w:r>
-            <w:r>
-              <w:rPr>
-                <w:rFonts w:hint="eastAsia"/>
+            <w:proofErr w:type="gramStart"/>
+            <w:r>
+              <w:rPr>
+                <w:rFonts w:hint="eastAsia"/>
+                <w:b/>
+                <w:bCs/>
+                <w:sz w:val="20"/>
+                <w:szCs w:val="20"/>
+              </w:rPr>
+              <w:t>动漫</w:t>
+            </w:r>
+            <w:r>
+              <w:rPr>
+                <w:rFonts w:hint="eastAsia"/>
+                <w:b/>
+                <w:bCs/>
                 <w:sz w:val="20"/>
                 <w:szCs w:val="20"/>
               </w:rPr>
               <w:t>主题</w:t>
             </w:r>
-            <w:r>
-              <w:rPr>
-                <w:rFonts w:hint="eastAsia"/>
+            <w:proofErr w:type="gramEnd"/>
+            <w:r>
+              <w:rPr>
+                <w:rFonts w:hint="eastAsia"/>
+                <w:b/>
+                <w:bCs/>
                 <w:sz w:val="20"/>
                 <w:szCs w:val="20"/>
               </w:rPr>
@@ -2388,7 +2506,17 @@
                 <w:sz w:val="20"/>
                 <w:szCs w:val="20"/>
               </w:rPr>
-              <w:t xml:space="preserve">         [方舟小游戏]</w:t>
+              <w:t xml:space="preserve">        </w:t>
+            </w:r>
+            <w:r>
+              <w:rPr>
+                <w:rFonts w:hint="eastAsia"/>
+                <w:b/>
+                <w:bCs/>
+                <w:sz w:val="20"/>
+                <w:szCs w:val="20"/>
+              </w:rPr>
+              <w:t>[方舟小游戏]</w:t>
             </w:r>
           </w:p>
         </w:tc>
@@ -2438,7 +2566,17 @@
                 <w:sz w:val="20"/>
                 <w:szCs w:val="20"/>
               </w:rPr>
-              <w:t xml:space="preserve">   [扔或捡]</w:t>
+              <w:t xml:space="preserve">   </w:t>
+            </w:r>
+            <w:r>
+              <w:rPr>
+                <w:rFonts w:hint="eastAsia"/>
+                <w:b/>
+                <w:bCs/>
+                <w:sz w:val="20"/>
+                <w:szCs w:val="20"/>
+              </w:rPr>
+              <w:t>[扔或捡]</w:t>
             </w:r>
           </w:p>
         </w:tc>
@@ -2482,7 +2620,17 @@
                 <w:sz w:val="20"/>
                 <w:szCs w:val="20"/>
               </w:rPr>
-              <w:t>猜拳           [可设置惩罚]</w:t>
+              <w:t xml:space="preserve">猜拳           </w:t>
+            </w:r>
+            <w:r>
+              <w:rPr>
+                <w:rFonts w:hint="eastAsia"/>
+                <w:b/>
+                <w:bCs/>
+                <w:sz w:val="20"/>
+                <w:szCs w:val="20"/>
+              </w:rPr>
+              <w:t>[可设置惩罚]</w:t>
             </w:r>
           </w:p>
         </w:tc>
@@ -2610,7 +2758,18 @@
                 <w:sz w:val="20"/>
                 <w:szCs w:val="20"/>
               </w:rPr>
-              <w:t xml:space="preserve">   [旧]</w:t>
+              <w:t xml:space="preserve">   </w:t>
+            </w:r>
+            <w:r>
+              <w:rPr>
+                <w:rFonts w:hint="eastAsia"/>
+                <w:b/>
+                <w:bCs/>
+                <w:color w:val="EE0000"/>
+                <w:sz w:val="20"/>
+                <w:szCs w:val="20"/>
+              </w:rPr>
+              <w:t>[旧]</w:t>
             </w:r>
           </w:p>
         </w:tc>
@@ -2720,8 +2879,18 @@
                 <w:sz w:val="20"/>
                 <w:szCs w:val="20"/>
               </w:rPr>
-              <w:t>5000兆</w:t>
-            </w:r>
+              <w:t>5000</w:t>
+            </w:r>
+            <w:proofErr w:type="gramStart"/>
+            <w:r>
+              <w:rPr>
+                <w:rFonts w:hint="eastAsia"/>
+                <w:sz w:val="20"/>
+                <w:szCs w:val="20"/>
+              </w:rPr>
+              <w:t>兆</w:t>
+            </w:r>
+            <w:proofErr w:type="gramEnd"/>
           </w:p>
         </w:tc>
         <w:tc>
@@ -2758,6 +2927,7 @@
               </w:rPr>
               <w:t xml:space="preserve">  </w:t>
             </w:r>
+            <w:proofErr w:type="gramStart"/>
             <w:r>
               <w:rPr>
                 <w:rFonts w:hint="eastAsia"/>
@@ -2766,6 +2936,7 @@
               </w:rPr>
               <w:t>普奇</w:t>
             </w:r>
+            <w:proofErr w:type="gramEnd"/>
           </w:p>
         </w:tc>
       </w:tr>
@@ -2801,6 +2972,7 @@
         </w:rPr>
         <w:t xml:space="preserve"> </w:t>
       </w:r>
+      <w:proofErr w:type="gramStart"/>
       <w:r>
         <w:rPr>
           <w:rFonts w:ascii="Cambria Math" w:hAnsi="Cambria Math" w:cs="Cambria Math" w:hint="eastAsia"/>
@@ -2811,6 +2983,7 @@
         </w:rPr>
         <w:t>跨群游戏</w:t>
       </w:r>
+      <w:proofErr w:type="gramEnd"/>
       <w:r>
         <w:rPr>
           <w:b/>
@@ -3130,6 +3303,7 @@
               </w:rPr>
               <w:t xml:space="preserve">Looting  </w:t>
             </w:r>
+            <w:proofErr w:type="gramStart"/>
             <w:r>
               <w:rPr>
                 <w:rFonts w:hint="eastAsia"/>
@@ -3138,6 +3312,7 @@
               </w:rPr>
               <w:t>摸金</w:t>
             </w:r>
+            <w:proofErr w:type="gramEnd"/>
           </w:p>
         </w:tc>
         <w:tc>
@@ -3456,6 +3631,7 @@
               </w:rPr>
               <w:t xml:space="preserve">  </w:t>
             </w:r>
+            <w:proofErr w:type="gramStart"/>
             <w:r>
               <w:rPr>
                 <w:rFonts w:hint="eastAsia"/>
@@ -3464,6 +3640,7 @@
               </w:rPr>
               <w:t>终末地查询</w:t>
             </w:r>
+            <w:proofErr w:type="gramEnd"/>
             <w:r>
               <w:rPr>
                 <w:rFonts w:hint="eastAsia"/>
@@ -3482,15 +3659,27 @@
               </w:rPr>
               <w:t xml:space="preserve"> [</w:t>
             </w:r>
-            <w:r>
-              <w:rPr>
-                <w:rFonts w:hint="eastAsia"/>
-                <w:b/>
-                <w:bCs/>
-                <w:sz w:val="20"/>
-                <w:szCs w:val="20"/>
-              </w:rPr>
-              <w:t>终末地]</w:t>
+            <w:proofErr w:type="gramStart"/>
+            <w:r>
+              <w:rPr>
+                <w:rFonts w:hint="eastAsia"/>
+                <w:b/>
+                <w:bCs/>
+                <w:sz w:val="20"/>
+                <w:szCs w:val="20"/>
+              </w:rPr>
+              <w:t>终末地</w:t>
+            </w:r>
+            <w:proofErr w:type="gramEnd"/>
+            <w:r>
+              <w:rPr>
+                <w:rFonts w:hint="eastAsia"/>
+                <w:b/>
+                <w:bCs/>
+                <w:sz w:val="20"/>
+                <w:szCs w:val="20"/>
+              </w:rPr>
+              <w:t>]</w:t>
             </w:r>
           </w:p>
         </w:tc>
@@ -3761,15 +3950,27 @@
               </w:rPr>
               <w:t>[</w:t>
             </w:r>
-            <w:r>
-              <w:rPr>
-                <w:rFonts w:hint="eastAsia"/>
-                <w:b/>
-                <w:bCs/>
-                <w:sz w:val="20"/>
-                <w:szCs w:val="20"/>
-              </w:rPr>
-              <w:t>终末地]</w:t>
+            <w:proofErr w:type="gramStart"/>
+            <w:r>
+              <w:rPr>
+                <w:rFonts w:hint="eastAsia"/>
+                <w:b/>
+                <w:bCs/>
+                <w:sz w:val="20"/>
+                <w:szCs w:val="20"/>
+              </w:rPr>
+              <w:t>终末地</w:t>
+            </w:r>
+            <w:proofErr w:type="gramEnd"/>
+            <w:r>
+              <w:rPr>
+                <w:rFonts w:hint="eastAsia"/>
+                <w:b/>
+                <w:bCs/>
+                <w:sz w:val="20"/>
+                <w:szCs w:val="20"/>
+              </w:rPr>
+              <w:t>]</w:t>
             </w:r>
           </w:p>
         </w:tc>
@@ -4296,14 +4497,6 @@
             <w:r>
               <w:rPr>
                 <w:rFonts w:hint="eastAsia"/>
-                <w:sz w:val="20"/>
-                <w:szCs w:val="20"/>
-              </w:rPr>
-              <w:t xml:space="preserve"> </w:t>
-            </w:r>
-            <w:r>
-              <w:rPr>
-                <w:rFonts w:hint="eastAsia"/>
                 <w:b/>
                 <w:bCs/>
                 <w:sz w:val="20"/>
@@ -4349,7 +4542,37 @@
                 <w:sz w:val="20"/>
                 <w:szCs w:val="20"/>
               </w:rPr>
-              <w:t>后加 -help/-h</w:t>
+              <w:t>后加 -</w:t>
+            </w:r>
+            <w:r>
+              <w:rPr>
+                <w:rFonts w:hint="eastAsia"/>
+                <w:b/>
+                <w:bCs/>
+                <w:sz w:val="20"/>
+                <w:szCs w:val="20"/>
+              </w:rPr>
+              <w:t>-</w:t>
+            </w:r>
+            <w:r>
+              <w:rPr>
+                <w:rFonts w:hint="eastAsia"/>
+                <w:b/>
+                <w:bCs/>
+                <w:sz w:val="20"/>
+                <w:szCs w:val="20"/>
+              </w:rPr>
+              <w:t>help/-</w:t>
+            </w:r>
+            <w:r>
+              <w:rPr>
+                <w:rFonts w:hint="eastAsia"/>
+                <w:b/>
+                <w:bCs/>
+                <w:sz w:val="20"/>
+                <w:szCs w:val="20"/>
+              </w:rPr>
+              <w:t>H</w:t>
             </w:r>
             <w:r>
               <w:rPr>
@@ -4423,7 +4646,7 @@
     </w:p>
     <w:p>
       <w:pPr>
-        <w:spacing w:after="0" w:line="240" w:lineRule="auto"/>
+        <w:spacing w:afterLines="25" w:after="78" w:line="240" w:lineRule="auto"/>
         <w:rPr>
           <w:rFonts w:ascii="Segoe UI Emoji" w:hAnsi="Segoe UI Emoji" w:cs="Segoe UI Emoji"/>
           <w:b/>
@@ -4749,7 +4972,7 @@
           <w:sz w:val="20"/>
           <w:szCs w:val="20"/>
         </w:rPr>
-        <w:t xml:space="preserve"> 当前指令前缀为 </w:t>
+        <w:t xml:space="preserve"> 指令前缀为 </w:t>
       </w:r>
       <w:r>
         <w:rPr>
@@ -4772,20 +4995,32 @@
       <w:r>
         <w:rPr>
           <w:rFonts w:hint="eastAsia"/>
-          <w:sz w:val="20"/>
-          <w:szCs w:val="20"/>
-        </w:rPr>
-        <w:t xml:space="preserve">表中 </w:t>
-      </w:r>
-      <w:r>
-        <w:rPr>
-          <w:rFonts w:hint="eastAsia"/>
-          <w:b/>
-          <w:bCs/>
-          <w:sz w:val="20"/>
-          <w:szCs w:val="20"/>
-        </w:rPr>
-        <w:t>中英文命令</w:t>
+          <w:b/>
+          <w:bCs/>
+          <w:sz w:val="20"/>
+          <w:szCs w:val="20"/>
+        </w:rPr>
+        <w:t>中英文</w:t>
+      </w:r>
+      <w:r>
+        <w:rPr>
+          <w:rFonts w:hint="eastAsia"/>
+          <w:b/>
+          <w:bCs/>
+          <w:sz w:val="20"/>
+          <w:szCs w:val="20"/>
+        </w:rPr>
+        <w:t>指</w:t>
+      </w:r>
+      <w:r>
+        <w:rPr>
+          <w:rFonts w:hint="eastAsia"/>
+          <w:b/>
+          <w:bCs/>
+          <w:sz w:val="20"/>
+          <w:szCs w:val="20"/>
+        </w:rPr>
+        <w:t>令</w:t>
       </w:r>
       <w:r>
         <w:rPr>
@@ -4829,7 +5064,47 @@
           <w:sz w:val="20"/>
           <w:szCs w:val="20"/>
         </w:rPr>
-        <w:t>[-x]</w:t>
+        <w:t>[</w:t>
+      </w:r>
+      <w:r>
+        <w:rPr>
+          <w:rFonts w:hint="eastAsia"/>
+          <w:b/>
+          <w:bCs/>
+          <w:sz w:val="20"/>
+          <w:szCs w:val="20"/>
+        </w:rPr>
+        <w:t xml:space="preserve">--toggle | </w:t>
+      </w:r>
+      <w:r>
+        <w:rPr>
+          <w:rFonts w:hint="eastAsia"/>
+          <w:b/>
+          <w:bCs/>
+          <w:sz w:val="20"/>
+          <w:szCs w:val="20"/>
+        </w:rPr>
+        <w:t>-</w:t>
+      </w:r>
+      <w:r>
+        <w:rPr>
+          <w:rFonts w:hint="eastAsia"/>
+          <w:b/>
+          <w:bCs/>
+          <w:sz w:val="20"/>
+          <w:szCs w:val="20"/>
+        </w:rPr>
+        <w:t>T</w:t>
+      </w:r>
+      <w:r>
+        <w:rPr>
+          <w:rFonts w:hint="eastAsia"/>
+          <w:b/>
+          <w:bCs/>
+          <w:sz w:val="20"/>
+          <w:szCs w:val="20"/>
+        </w:rPr>
+        <w:t>]</w:t>
       </w:r>
       <w:r>
         <w:rPr>
@@ -4867,7 +5142,47 @@
           <w:sz w:val="20"/>
           <w:szCs w:val="20"/>
         </w:rPr>
-        <w:t>[-b]</w:t>
+        <w:t>[</w:t>
+      </w:r>
+      <w:r>
+        <w:rPr>
+          <w:rFonts w:hint="eastAsia"/>
+          <w:b/>
+          <w:bCs/>
+          <w:sz w:val="20"/>
+          <w:szCs w:val="20"/>
+        </w:rPr>
+        <w:t xml:space="preserve">--ban | </w:t>
+      </w:r>
+      <w:r>
+        <w:rPr>
+          <w:rFonts w:hint="eastAsia"/>
+          <w:b/>
+          <w:bCs/>
+          <w:sz w:val="20"/>
+          <w:szCs w:val="20"/>
+        </w:rPr>
+        <w:t>-</w:t>
+      </w:r>
+      <w:r>
+        <w:rPr>
+          <w:rFonts w:hint="eastAsia"/>
+          <w:b/>
+          <w:bCs/>
+          <w:sz w:val="20"/>
+          <w:szCs w:val="20"/>
+        </w:rPr>
+        <w:t>B</w:t>
+      </w:r>
+      <w:r>
+        <w:rPr>
+          <w:rFonts w:hint="eastAsia"/>
+          <w:b/>
+          <w:bCs/>
+          <w:sz w:val="20"/>
+          <w:szCs w:val="20"/>
+        </w:rPr>
+        <w:t>]</w:t>
       </w:r>
       <w:r>
         <w:rPr>
@@ -4907,7 +5222,7 @@
           <w:sz w:val="20"/>
           <w:szCs w:val="20"/>
         </w:rPr>
-        <w:t>minute</w:t>
+        <w:t>min</w:t>
       </w:r>
       <w:r>
         <w:rPr>
@@ -5175,6 +5490,7 @@
         </w:rPr>
         <w:t xml:space="preserve"> </w:t>
       </w:r>
+      <w:proofErr w:type="gramStart"/>
       <w:r>
         <w:rPr>
           <w:rFonts w:hint="eastAsia"/>
@@ -5183,6 +5499,7 @@
         </w:rPr>
         <w:t>跨群游戏</w:t>
       </w:r>
+      <w:proofErr w:type="gramEnd"/>
       <w:r>
         <w:rPr>
           <w:rFonts w:hint="eastAsia"/>
@@ -5635,7 +5952,25 @@
           <w:sz w:val="20"/>
           <w:szCs w:val="20"/>
         </w:rPr>
-        <w:t>令中，并按群聊保存独立配置</w:t>
+        <w:t>令中，并</w:t>
+      </w:r>
+      <w:proofErr w:type="gramStart"/>
+      <w:r>
+        <w:rPr>
+          <w:rFonts w:hint="eastAsia"/>
+          <w:sz w:val="20"/>
+          <w:szCs w:val="20"/>
+        </w:rPr>
+        <w:t>按群聊</w:t>
+      </w:r>
+      <w:proofErr w:type="gramEnd"/>
+      <w:r>
+        <w:rPr>
+          <w:rFonts w:hint="eastAsia"/>
+          <w:sz w:val="20"/>
+          <w:szCs w:val="20"/>
+        </w:rPr>
+        <w:t>保存独立配置</w:t>
       </w:r>
       <w:r>
         <w:rPr>
@@ -5685,6 +6020,7 @@
         </w:rPr>
         <w:t xml:space="preserve"> </w:t>
       </w:r>
+      <w:proofErr w:type="gramStart"/>
       <w:r>
         <w:rPr>
           <w:rFonts w:hint="eastAsia"/>
@@ -5699,8 +6035,18 @@
           <w:sz w:val="20"/>
           <w:szCs w:val="20"/>
         </w:rPr>
-        <w:t>现可自定义提示词进行AI对话；</w:t>
-      </w:r>
+        <w:t>现</w:t>
+      </w:r>
+      <w:proofErr w:type="gramEnd"/>
+      <w:r>
+        <w:rPr>
+          <w:rFonts w:hint="eastAsia"/>
+          <w:sz w:val="20"/>
+          <w:szCs w:val="20"/>
+        </w:rPr>
+        <w:t>可自定义提示词进行AI对话；</w:t>
+      </w:r>
+      <w:proofErr w:type="gramStart"/>
       <w:r>
         <w:rPr>
           <w:rFonts w:hint="eastAsia"/>
@@ -5731,8 +6077,18 @@
           <w:sz w:val="20"/>
           <w:szCs w:val="20"/>
         </w:rPr>
-        <w:t>仅可</w:t>
-      </w:r>
+        <w:t>仅</w:t>
+      </w:r>
+      <w:proofErr w:type="gramEnd"/>
+      <w:r>
+        <w:rPr>
+          <w:rFonts w:hint="eastAsia"/>
+          <w:sz w:val="20"/>
+          <w:szCs w:val="20"/>
+        </w:rPr>
+        <w:t>可</w:t>
+      </w:r>
+      <w:proofErr w:type="gramStart"/>
       <w:r>
         <w:rPr>
           <w:rFonts w:hint="eastAsia"/>
@@ -5741,6 +6097,7 @@
         </w:rPr>
         <w:t>通过私聊调用</w:t>
       </w:r>
+      <w:proofErr w:type="gramEnd"/>
       <w:r>
         <w:rPr>
           <w:rFonts w:hint="eastAsia"/>
@@ -5763,7 +6120,25 @@
           <w:sz w:val="20"/>
           <w:szCs w:val="20"/>
         </w:rPr>
-        <w:t xml:space="preserve">；私聊功能 </w:t>
+        <w:t>；</w:t>
+      </w:r>
+      <w:proofErr w:type="gramStart"/>
+      <w:r>
+        <w:rPr>
+          <w:rFonts w:hint="eastAsia"/>
+          <w:sz w:val="20"/>
+          <w:szCs w:val="20"/>
+        </w:rPr>
+        <w:t>私聊功能</w:t>
+      </w:r>
+      <w:proofErr w:type="gramEnd"/>
+      <w:r>
+        <w:rPr>
+          <w:rFonts w:hint="eastAsia"/>
+          <w:sz w:val="20"/>
+          <w:szCs w:val="20"/>
+        </w:rPr>
+        <w:t xml:space="preserve"> </w:t>
       </w:r>
       <w:r>
         <w:rPr>
@@ -5928,12 +6303,40 @@
       <w:r>
         <w:rPr>
           <w:rFonts w:hint="eastAsia"/>
-          <w:b/>
-          <w:bCs/>
-          <w:sz w:val="20"/>
-          <w:szCs w:val="20"/>
-        </w:rPr>
-        <w:t>保存优先级：视频&gt;图片&gt;语录</w:t>
+          <w:sz w:val="20"/>
+          <w:szCs w:val="20"/>
+        </w:rPr>
+        <w:t xml:space="preserve">若同时存在则 </w:t>
+      </w:r>
+      <w:r>
+        <w:rPr>
+          <w:rFonts w:hint="eastAsia"/>
+          <w:b/>
+          <w:bCs/>
+          <w:sz w:val="20"/>
+          <w:szCs w:val="20"/>
+        </w:rPr>
+        <w:t>保存优先级</w:t>
+      </w:r>
+      <w:r>
+        <w:rPr>
+          <w:rFonts w:hint="eastAsia"/>
+          <w:b/>
+          <w:bCs/>
+          <w:sz w:val="20"/>
+          <w:szCs w:val="20"/>
+        </w:rPr>
+        <w:t>顺序</w:t>
+      </w:r>
+      <w:r>
+        <w:rPr>
+          <w:rFonts w:hint="eastAsia"/>
+          <w:b/>
+          <w:bCs/>
+          <w:sz w:val="20"/>
+          <w:szCs w:val="20"/>
+        </w:rPr>
+        <w:t>：视频&gt;图片&gt;语录</w:t>
       </w:r>
       <w:r>
         <w:rPr>
@@ -6492,7 +6895,69 @@
           <w:sz w:val="20"/>
           <w:szCs w:val="20"/>
         </w:rPr>
-        <w:t xml:space="preserve">(2660181154)  </w:t>
+        <w:t>(2660181154)</w:t>
+      </w:r>
+      <w:r>
+        <w:rPr>
+          <w:rFonts w:hint="eastAsia"/>
+          <w:sz w:val="20"/>
+          <w:szCs w:val="20"/>
+        </w:rPr>
+        <w:t xml:space="preserve">   </w:t>
+      </w:r>
+      <w:r>
+        <w:rPr>
+          <w:rFonts w:hint="eastAsia"/>
+          <w:sz w:val="20"/>
+          <w:szCs w:val="20"/>
+        </w:rPr>
+        <w:t>[</w:t>
+      </w:r>
+      <w:r>
+        <w:rPr>
+          <w:rFonts w:hint="eastAsia"/>
+          <w:b/>
+          <w:bCs/>
+          <w:sz w:val="20"/>
+          <w:szCs w:val="20"/>
+        </w:rPr>
+        <w:t>======================</w:t>
+      </w:r>
+      <w:r>
+        <w:rPr>
+          <w:rFonts w:hint="eastAsia"/>
+          <w:b/>
+          <w:bCs/>
+          <w:sz w:val="20"/>
+          <w:szCs w:val="20"/>
+        </w:rPr>
+        <w:t>]</w:t>
+      </w:r>
+      <w:r>
+        <w:rPr>
+          <w:rFonts w:hint="eastAsia"/>
+          <w:sz w:val="20"/>
+          <w:szCs w:val="20"/>
+        </w:rPr>
+        <w:t xml:space="preserve">   </w:t>
+      </w:r>
+      <w:r>
+        <w:rPr>
+          <w:rFonts w:hint="eastAsia"/>
+          <w:b/>
+          <w:bCs/>
+          <w:sz w:val="20"/>
+          <w:szCs w:val="20"/>
+        </w:rPr>
+        <w:t>[版本]</w:t>
+      </w:r>
+      <w:r>
+        <w:rPr>
+          <w:rFonts w:hint="eastAsia"/>
+          <w:sz w:val="20"/>
+          <w:szCs w:val="20"/>
+        </w:rPr>
+        <w:t xml:space="preserve">  v2.2.0+ </w:t>
       </w:r>
       <w:r>
         <w:rPr>
@@ -6518,7 +6983,27 @@
           <w:sz w:val="20"/>
           <w:szCs w:val="20"/>
         </w:rPr>
-        <w:t>[代码参考]</w:t>
+        <w:t>[</w:t>
+      </w:r>
+      <w:r>
+        <w:rPr>
+          <w:rFonts w:hint="eastAsia"/>
+          <w:b/>
+          <w:bCs/>
+          <w:sz w:val="20"/>
+          <w:szCs w:val="20"/>
+        </w:rPr>
+        <w:t>更新日期</w:t>
+      </w:r>
+      <w:r>
+        <w:rPr>
+          <w:rFonts w:hint="eastAsia"/>
+          <w:b/>
+          <w:bCs/>
+          <w:sz w:val="20"/>
+          <w:szCs w:val="20"/>
+        </w:rPr>
+        <w:t>]</w:t>
       </w:r>
       <w:r>
         <w:rPr>
@@ -6540,123 +7025,6 @@
         </w:rPr>
         <w:t xml:space="preserve"> </w:t>
       </w:r>
-      <w:proofErr w:type="spellStart"/>
-      <w:r>
-        <w:rPr>
-          <w:rFonts w:hint="eastAsia"/>
-          <w:sz w:val="20"/>
-          <w:szCs w:val="20"/>
-        </w:rPr>
-        <w:t>Aloic</w:t>
-      </w:r>
-      <w:proofErr w:type="spellEnd"/>
-      <w:r>
-        <w:rPr>
-          <w:rFonts w:hint="eastAsia"/>
-          <w:sz w:val="20"/>
-          <w:szCs w:val="20"/>
-        </w:rPr>
-        <w:t xml:space="preserve"> </w:t>
-      </w:r>
-      <w:r>
-        <w:rPr>
-          <w:rFonts w:hint="eastAsia"/>
-          <w:sz w:val="20"/>
-          <w:szCs w:val="20"/>
-        </w:rPr>
-        <w:t xml:space="preserve">(1524185356) </w:t>
-      </w:r>
-      <w:r>
-        <w:rPr>
-          <w:sz w:val="20"/>
-          <w:szCs w:val="20"/>
-        </w:rPr>
-        <w:t>–</w:t>
-      </w:r>
-      <w:r>
-        <w:rPr>
-          <w:rFonts w:hint="eastAsia"/>
-          <w:sz w:val="20"/>
-          <w:szCs w:val="20"/>
-        </w:rPr>
-        <w:t xml:space="preserve"> </w:t>
-      </w:r>
-      <w:proofErr w:type="spellStart"/>
-      <w:r>
-        <w:rPr>
-          <w:rFonts w:hint="eastAsia"/>
-          <w:sz w:val="20"/>
-          <w:szCs w:val="20"/>
-        </w:rPr>
-        <w:t>Lazybot</w:t>
-      </w:r>
-      <w:proofErr w:type="spellEnd"/>
-      <w:r>
-        <w:rPr>
-          <w:rFonts w:hint="eastAsia"/>
-          <w:sz w:val="20"/>
-          <w:szCs w:val="20"/>
-        </w:rPr>
-        <w:t xml:space="preserve">  </w:t>
-      </w:r>
-      <w:r>
-        <w:rPr>
-          <w:rFonts w:hint="eastAsia"/>
-          <w:sz w:val="20"/>
-          <w:szCs w:val="20"/>
-        </w:rPr>
-        <w:t xml:space="preserve">            </w:t>
-      </w:r>
-      <w:r>
-        <w:rPr>
-          <w:rFonts w:hint="eastAsia"/>
-          <w:b/>
-          <w:bCs/>
-          <w:sz w:val="20"/>
-          <w:szCs w:val="20"/>
-        </w:rPr>
-        <w:t>[</w:t>
-      </w:r>
-      <w:r>
-        <w:rPr>
-          <w:rFonts w:hint="eastAsia"/>
-          <w:b/>
-          <w:bCs/>
-          <w:sz w:val="20"/>
-          <w:szCs w:val="20"/>
-        </w:rPr>
-        <w:t>更新日期</w:t>
-      </w:r>
-      <w:r>
-        <w:rPr>
-          <w:rFonts w:hint="eastAsia"/>
-          <w:b/>
-          <w:bCs/>
-          <w:sz w:val="20"/>
-          <w:szCs w:val="20"/>
-        </w:rPr>
-        <w:t>]</w:t>
-      </w:r>
-      <w:r>
-        <w:rPr>
-          <w:rFonts w:hint="eastAsia"/>
-          <w:b/>
-          <w:bCs/>
-          <w:sz w:val="20"/>
-          <w:szCs w:val="20"/>
-        </w:rPr>
-        <w:t xml:space="preserve"> </w:t>
-      </w:r>
-      <w:r>
-        <w:rPr>
-          <w:rFonts w:hint="eastAsia"/>
-          <w:b/>
-          <w:bCs/>
-          <w:sz w:val="20"/>
-          <w:szCs w:val="20"/>
-        </w:rPr>
-        <w:t xml:space="preserve"> </w:t>
-      </w:r>
       <w:r>
         <w:rPr>
           <w:rFonts w:hint="eastAsia"/>
@@ -6687,15 +7055,7 @@
           <w:sz w:val="20"/>
           <w:szCs w:val="20"/>
         </w:rPr>
-        <w:t>1</w:t>
-      </w:r>
-      <w:r>
-        <w:rPr>
-          <w:rFonts w:hint="eastAsia"/>
-          <w:sz w:val="20"/>
-          <w:szCs w:val="20"/>
-        </w:rPr>
-        <w:t>9</w:t>
+        <w:t>23</w:t>
       </w:r>
     </w:p>
     <w:sectPr>

--- a/src/main/resources/static/help/help.docx
+++ b/src/main/resources/static/help/help.docx
@@ -1,6 +1,6 @@
 
 <file path=word/document.xml><?xml version="1.0" encoding="utf-8"?>
-<w:document xmlns:wpc="http://schemas.microsoft.com/office/word/2010/wordprocessingCanvas" xmlns:cx="http://schemas.microsoft.com/office/drawing/2014/chartex" xmlns:cx1="http://schemas.microsoft.com/office/drawing/2015/9/8/chartex" xmlns:cx2="http://schemas.microsoft.com/office/drawing/2015/10/21/chartex" xmlns:cx3="http://schemas.microsoft.com/office/drawing/2016/5/9/chartex" xmlns:cx4="http://schemas.microsoft.com/office/drawing/2016/5/10/chartex" xmlns:cx5="http://schemas.microsoft.com/office/drawing/2016/5/11/chartex" xmlns:cx6="http://schemas.microsoft.com/office/drawing/2016/5/12/chartex" xmlns:cx7="http://schemas.microsoft.com/office/drawing/2016/5/13/chartex" xmlns:cx8="http://schemas.microsoft.com/office/drawing/2016/5/14/chartex" xmlns:mc="http://schemas.openxmlformats.org/markup-compatibility/2006" xmlns:aink="http://schemas.microsoft.com/office/drawing/2016/ink" xmlns:am3d="http://schemas.microsoft.com/office/drawing/2017/model3d" xmlns:o="urn:schemas-microsoft-com:office:office" xmlns:oel="http://schemas.microsoft.com/office/2019/extlst" xmlns:r="http://schemas.openxmlformats.org/officeDocument/2006/relationships" xmlns:m="http://schemas.openxmlformats.org/officeDocument/2006/math" xmlns:v="urn:schemas-microsoft-com:vml" xmlns:wp14="http://schemas.microsoft.com/office/word/2010/wordprocessingDrawing" xmlns:wp="http://schemas.openxmlformats.org/drawingml/2006/wordprocessingDrawing" xmlns:w10="urn:schemas-microsoft-com:office:word" xmlns:w="http://schemas.openxmlformats.org/wordprocessingml/2006/main" xmlns:w14="http://schemas.microsoft.com/office/word/2010/wordml" xmlns:w15="http://schemas.microsoft.com/office/word/2012/wordml" xmlns:w16cex="http://schemas.microsoft.com/office/word/2018/wordml/cex" xmlns:w16cid="http://schemas.microsoft.com/office/word/2016/wordml/cid" xmlns:w16="http://schemas.microsoft.com/office/word/2018/wordml" xmlns:w16du="http://schemas.microsoft.com/office/word/2023/wordml/word16du" xmlns:w16sdtdh="http://schemas.microsoft.com/office/word/2020/wordml/sdtdatahash" xmlns:w16sdtfl="http://schemas.microsoft.com/office/word/2024/wordml/sdtformatlock" xmlns:w16se="http://schemas.microsoft.com/office/word/2015/wordml/symex" xmlns:wpg="http://schemas.microsoft.com/office/word/2010/wordprocessingGroup" xmlns:wpi="http://schemas.microsoft.com/office/word/2010/wordprocessingInk" xmlns:wne="http://schemas.microsoft.com/office/word/2006/wordml" xmlns:wps="http://schemas.microsoft.com/office/word/2010/wordprocessingShape" mc:Ignorable="w14 w15 w16se w16cid w16 w16cex w16sdtdh w16sdtfl w16du wp14">
+<w:document xmlns:wpc="http://schemas.microsoft.com/office/word/2010/wordprocessingCanvas" xmlns:cx="http://schemas.microsoft.com/office/drawing/2014/chartex" xmlns:cx1="http://schemas.microsoft.com/office/drawing/2015/9/8/chartex" xmlns:cx2="http://schemas.microsoft.com/office/drawing/2015/10/21/chartex" xmlns:cx3="http://schemas.microsoft.com/office/drawing/2016/5/9/chartex" xmlns:cx4="http://schemas.microsoft.com/office/drawing/2016/5/10/chartex" xmlns:cx5="http://schemas.microsoft.com/office/drawing/2016/5/11/chartex" xmlns:cx6="http://schemas.microsoft.com/office/drawing/2016/5/12/chartex" xmlns:cx7="http://schemas.microsoft.com/office/drawing/2016/5/13/chartex" xmlns:cx8="http://schemas.microsoft.com/office/drawing/2016/5/14/chartex" xmlns:mc="http://schemas.openxmlformats.org/markup-compatibility/2006" xmlns:aink="http://schemas.microsoft.com/office/drawing/2016/ink" xmlns:am3d="http://schemas.microsoft.com/office/drawing/2017/model3d" xmlns:o="urn:schemas-microsoft-com:office:office" xmlns:oel="http://schemas.microsoft.com/office/2019/extlst" xmlns:r="http://schemas.openxmlformats.org/officeDocument/2006/relationships" xmlns:m="http://schemas.openxmlformats.org/officeDocument/2006/math" xmlns:v="urn:schemas-microsoft-com:vml" xmlns:wp14="http://schemas.microsoft.com/office/word/2010/wordprocessingDrawing" xmlns:wp="http://schemas.openxmlformats.org/drawingml/2006/wordprocessingDrawing" xmlns:w10="urn:schemas-microsoft-com:office:word" xmlns:w="http://schemas.openxmlformats.org/wordprocessingml/2006/main" xmlns:w14="http://schemas.microsoft.com/office/word/2010/wordml" xmlns:w15="http://schemas.microsoft.com/office/word/2012/wordml" xmlns:w16cei="http://schemas.microsoft.com/office/word/2026/wordml/cei" xmlns:w16cex="http://schemas.microsoft.com/office/word/2018/wordml/cex" xmlns:w16cid="http://schemas.microsoft.com/office/word/2016/wordml/cid" xmlns:w16="http://schemas.microsoft.com/office/word/2018/wordml" xmlns:w16du="http://schemas.microsoft.com/office/word/2023/wordml/word16du" xmlns:w16sdtdh="http://schemas.microsoft.com/office/word/2020/wordml/sdtdatahash" xmlns:w16sdtfl="http://schemas.microsoft.com/office/word/2024/wordml/sdtformatlock" xmlns:w16se="http://schemas.microsoft.com/office/word/2015/wordml/symex" xmlns:wpg="http://schemas.microsoft.com/office/word/2010/wordprocessingGroup" xmlns:wpi="http://schemas.microsoft.com/office/word/2010/wordprocessingInk" xmlns:wne="http://schemas.microsoft.com/office/word/2006/wordml" xmlns:wps="http://schemas.microsoft.com/office/word/2010/wordprocessingShape" mc:Ignorable="w14 w15 w16se w16cid w16 w16cex w16sdtdh w16sdtfl w16du wp14">
   <w:body>
     <w:p>
       <w:pPr>
@@ -282,20 +282,8 @@
           <w:sz w:val="20"/>
           <w:szCs w:val="20"/>
         </w:rPr>
-        <w:t>已</w:t>
-      </w:r>
-      <w:proofErr w:type="gramStart"/>
-      <w:r>
-        <w:rPr>
-          <w:rFonts w:hint="eastAsia"/>
-          <w:b/>
-          <w:bCs/>
-          <w:sz w:val="20"/>
-          <w:szCs w:val="20"/>
-        </w:rPr>
-        <w:t>支持私聊</w:t>
-      </w:r>
-      <w:proofErr w:type="gramEnd"/>
+        <w:t>已支持私聊</w:t>
+      </w:r>
       <w:r>
         <w:rPr>
           <w:rFonts w:hint="eastAsia"/>
@@ -414,18 +402,16 @@
                 <w:szCs w:val="20"/>
               </w:rPr>
             </w:pPr>
-            <w:proofErr w:type="spellStart"/>
-            <w:r>
-              <w:rPr>
-                <w:rFonts w:hint="eastAsia"/>
-                <w:b/>
-                <w:bCs/>
-                <w:sz w:val="20"/>
-                <w:szCs w:val="20"/>
-              </w:rPr>
-              <w:t>SysMsgSet</w:t>
-            </w:r>
-            <w:proofErr w:type="spellEnd"/>
+            <w:r>
+              <w:rPr>
+                <w:rFonts w:hint="eastAsia"/>
+                <w:b/>
+                <w:bCs/>
+                <w:sz w:val="20"/>
+                <w:szCs w:val="20"/>
+              </w:rPr>
+              <w:t xml:space="preserve">SysMsgSet </w:t>
+            </w:r>
             <w:r>
               <w:rPr>
                 <w:rFonts w:hint="eastAsia"/>
@@ -439,29 +425,10 @@
             <w:r>
               <w:rPr>
                 <w:rFonts w:hint="eastAsia"/>
-                <w:b/>
-                <w:bCs/>
-                <w:sz w:val="20"/>
-                <w:szCs w:val="20"/>
-              </w:rPr>
-              <w:t xml:space="preserve"> </w:t>
-            </w:r>
-            <w:r>
-              <w:rPr>
-                <w:rFonts w:hint="eastAsia"/>
-                <w:sz w:val="20"/>
-                <w:szCs w:val="20"/>
-              </w:rPr>
-              <w:t>提示</w:t>
-            </w:r>
-            <w:proofErr w:type="gramStart"/>
-            <w:r>
-              <w:rPr>
-                <w:rFonts w:hint="eastAsia"/>
-                <w:sz w:val="20"/>
-                <w:szCs w:val="20"/>
-              </w:rPr>
-              <w:t>词</w:t>
+                <w:sz w:val="20"/>
+                <w:szCs w:val="20"/>
+              </w:rPr>
+              <w:t>提示词</w:t>
             </w:r>
             <w:r>
               <w:rPr>
@@ -471,7 +438,6 @@
               </w:rPr>
               <w:t>设置</w:t>
             </w:r>
-            <w:proofErr w:type="gramEnd"/>
           </w:p>
         </w:tc>
         <w:tc>
@@ -487,7 +453,6 @@
                 <w:szCs w:val="20"/>
               </w:rPr>
             </w:pPr>
-            <w:proofErr w:type="spellStart"/>
             <w:r>
               <w:rPr>
                 <w:rFonts w:hint="eastAsia"/>
@@ -498,7 +463,6 @@
               </w:rPr>
               <w:t>ChatHistory</w:t>
             </w:r>
-            <w:proofErr w:type="spellEnd"/>
             <w:r>
               <w:rPr>
                 <w:rFonts w:hint="eastAsia"/>
@@ -522,7 +486,6 @@
                 <w:szCs w:val="20"/>
               </w:rPr>
             </w:pPr>
-            <w:proofErr w:type="spellStart"/>
             <w:r>
               <w:rPr>
                 <w:rFonts w:hint="eastAsia"/>
@@ -533,7 +496,6 @@
               </w:rPr>
               <w:t>ChatReset</w:t>
             </w:r>
-            <w:proofErr w:type="spellEnd"/>
             <w:r>
               <w:rPr>
                 <w:rFonts w:hint="eastAsia"/>
@@ -610,7 +572,6 @@
                 <w:szCs w:val="20"/>
               </w:rPr>
             </w:pPr>
-            <w:proofErr w:type="spellStart"/>
             <w:r>
               <w:rPr>
                 <w:rFonts w:hint="eastAsia"/>
@@ -621,7 +582,6 @@
               </w:rPr>
               <w:t>SayingSave</w:t>
             </w:r>
-            <w:proofErr w:type="spellEnd"/>
             <w:r>
               <w:rPr>
                 <w:rFonts w:hint="eastAsia"/>
@@ -679,7 +639,6 @@
                 <w:szCs w:val="20"/>
               </w:rPr>
             </w:pPr>
-            <w:proofErr w:type="spellStart"/>
             <w:r>
               <w:rPr>
                 <w:rFonts w:hint="eastAsia"/>
@@ -690,7 +649,6 @@
               </w:rPr>
               <w:t>SayingDel</w:t>
             </w:r>
-            <w:proofErr w:type="spellEnd"/>
             <w:r>
               <w:rPr>
                 <w:rFonts w:hint="eastAsia"/>
@@ -831,21 +789,8 @@
                 <w:szCs w:val="20"/>
                 <w:u w:val="double"/>
               </w:rPr>
-              <w:t>Image/</w:t>
-            </w:r>
-            <w:proofErr w:type="spellStart"/>
-            <w:r>
-              <w:rPr>
-                <w:rFonts w:hint="eastAsia"/>
-                <w:b/>
-                <w:bCs/>
-                <w:sz w:val="20"/>
-                <w:szCs w:val="20"/>
-                <w:u w:val="double"/>
-              </w:rPr>
-              <w:t>img</w:t>
-            </w:r>
-            <w:proofErr w:type="spellEnd"/>
+              <w:t>Image/img</w:t>
+            </w:r>
             <w:r>
               <w:rPr>
                 <w:rFonts w:hint="eastAsia"/>
@@ -876,7 +821,6 @@
                 <w:szCs w:val="20"/>
               </w:rPr>
             </w:pPr>
-            <w:proofErr w:type="spellStart"/>
             <w:r>
               <w:rPr>
                 <w:rFonts w:hint="eastAsia"/>
@@ -887,7 +831,6 @@
               </w:rPr>
               <w:t>ImageSave</w:t>
             </w:r>
-            <w:proofErr w:type="spellEnd"/>
             <w:r>
               <w:rPr>
                 <w:rFonts w:hint="eastAsia"/>
@@ -930,7 +873,6 @@
                 <w:szCs w:val="20"/>
               </w:rPr>
             </w:pPr>
-            <w:proofErr w:type="spellStart"/>
             <w:r>
               <w:rPr>
                 <w:rFonts w:hint="eastAsia"/>
@@ -941,7 +883,6 @@
               </w:rPr>
               <w:t>ImageGet</w:t>
             </w:r>
-            <w:proofErr w:type="spellEnd"/>
             <w:r>
               <w:rPr>
                 <w:rFonts w:hint="eastAsia"/>
@@ -986,7 +927,6 @@
                 <w:szCs w:val="20"/>
               </w:rPr>
             </w:pPr>
-            <w:proofErr w:type="spellStart"/>
             <w:r>
               <w:rPr>
                 <w:rFonts w:hint="eastAsia"/>
@@ -997,7 +937,6 @@
               </w:rPr>
               <w:t>ImageDel</w:t>
             </w:r>
-            <w:proofErr w:type="spellEnd"/>
             <w:r>
               <w:rPr>
                 <w:rFonts w:hint="eastAsia"/>
@@ -1042,7 +981,6 @@
                 <w:szCs w:val="20"/>
               </w:rPr>
             </w:pPr>
-            <w:proofErr w:type="spellStart"/>
             <w:r>
               <w:rPr>
                 <w:rFonts w:hint="eastAsia"/>
@@ -1053,7 +991,6 @@
               </w:rPr>
               <w:t>ImageList</w:t>
             </w:r>
-            <w:proofErr w:type="spellEnd"/>
             <w:r>
               <w:rPr>
                 <w:rFonts w:hint="eastAsia"/>
@@ -1217,25 +1154,14 @@
                 <w:szCs w:val="20"/>
               </w:rPr>
             </w:pPr>
-            <w:proofErr w:type="spellStart"/>
-            <w:r>
-              <w:rPr>
-                <w:b/>
-                <w:bCs/>
-                <w:sz w:val="20"/>
-                <w:szCs w:val="20"/>
-              </w:rPr>
-              <w:t>VideoSave</w:t>
-            </w:r>
-            <w:proofErr w:type="spellEnd"/>
-            <w:r>
-              <w:rPr>
-                <w:b/>
-                <w:bCs/>
-                <w:sz w:val="20"/>
-                <w:szCs w:val="20"/>
-              </w:rPr>
-              <w:t xml:space="preserve"> </w:t>
+            <w:r>
+              <w:rPr>
+                <w:b/>
+                <w:bCs/>
+                <w:sz w:val="20"/>
+                <w:szCs w:val="20"/>
+              </w:rPr>
+              <w:t xml:space="preserve">VideoSave </w:t>
             </w:r>
             <w:r>
               <w:rPr>
@@ -1280,25 +1206,14 @@
                 <w:szCs w:val="20"/>
               </w:rPr>
             </w:pPr>
-            <w:proofErr w:type="spellStart"/>
-            <w:r>
-              <w:rPr>
-                <w:b/>
-                <w:bCs/>
-                <w:sz w:val="20"/>
-                <w:szCs w:val="20"/>
-              </w:rPr>
-              <w:t>VideoGet</w:t>
-            </w:r>
-            <w:proofErr w:type="spellEnd"/>
-            <w:r>
-              <w:rPr>
-                <w:b/>
-                <w:bCs/>
-                <w:sz w:val="20"/>
-                <w:szCs w:val="20"/>
-              </w:rPr>
-              <w:t xml:space="preserve"> </w:t>
+            <w:r>
+              <w:rPr>
+                <w:b/>
+                <w:bCs/>
+                <w:sz w:val="20"/>
+                <w:szCs w:val="20"/>
+              </w:rPr>
+              <w:t xml:space="preserve">VideoGet </w:t>
             </w:r>
             <w:r>
               <w:rPr>
@@ -1329,25 +1244,14 @@
                 <w:szCs w:val="20"/>
               </w:rPr>
             </w:pPr>
-            <w:proofErr w:type="spellStart"/>
-            <w:r>
-              <w:rPr>
-                <w:b/>
-                <w:bCs/>
-                <w:sz w:val="20"/>
-                <w:szCs w:val="20"/>
-              </w:rPr>
-              <w:t>VideoDel</w:t>
-            </w:r>
-            <w:proofErr w:type="spellEnd"/>
-            <w:r>
-              <w:rPr>
-                <w:b/>
-                <w:bCs/>
-                <w:sz w:val="20"/>
-                <w:szCs w:val="20"/>
-              </w:rPr>
-              <w:t xml:space="preserve"> </w:t>
+            <w:r>
+              <w:rPr>
+                <w:b/>
+                <w:bCs/>
+                <w:sz w:val="20"/>
+                <w:szCs w:val="20"/>
+              </w:rPr>
+              <w:t xml:space="preserve">VideoDel </w:t>
             </w:r>
             <w:r>
               <w:rPr>
@@ -1378,25 +1282,14 @@
                 <w:szCs w:val="20"/>
               </w:rPr>
             </w:pPr>
-            <w:proofErr w:type="spellStart"/>
-            <w:r>
-              <w:rPr>
-                <w:b/>
-                <w:bCs/>
-                <w:sz w:val="20"/>
-                <w:szCs w:val="20"/>
-              </w:rPr>
-              <w:t>VideoList</w:t>
-            </w:r>
-            <w:proofErr w:type="spellEnd"/>
-            <w:r>
-              <w:rPr>
-                <w:b/>
-                <w:bCs/>
-                <w:sz w:val="20"/>
-                <w:szCs w:val="20"/>
-              </w:rPr>
-              <w:t xml:space="preserve"> </w:t>
+            <w:r>
+              <w:rPr>
+                <w:b/>
+                <w:bCs/>
+                <w:sz w:val="20"/>
+                <w:szCs w:val="20"/>
+              </w:rPr>
+              <w:t xml:space="preserve">VideoList </w:t>
             </w:r>
             <w:r>
               <w:rPr>
@@ -1468,21 +1361,8 @@
                 <w:szCs w:val="20"/>
                 <w:u w:val="double"/>
               </w:rPr>
-              <w:t>Audio/</w:t>
-            </w:r>
-            <w:proofErr w:type="spellStart"/>
-            <w:r>
-              <w:rPr>
-                <w:rFonts w:hint="eastAsia"/>
-                <w:b/>
-                <w:bCs/>
-                <w:sz w:val="20"/>
-                <w:szCs w:val="20"/>
-                <w:u w:val="double"/>
-              </w:rPr>
-              <w:t>aud</w:t>
-            </w:r>
-            <w:proofErr w:type="spellEnd"/>
+              <w:t>Audio/aud</w:t>
+            </w:r>
             <w:r>
               <w:rPr>
                 <w:b/>
@@ -1698,7 +1578,6 @@
                 <w:szCs w:val="20"/>
               </w:rPr>
             </w:pPr>
-            <w:proofErr w:type="spellStart"/>
             <w:r>
               <w:rPr>
                 <w:rFonts w:hint="eastAsia"/>
@@ -1709,7 +1588,6 @@
               </w:rPr>
               <w:t>CheckIn</w:t>
             </w:r>
-            <w:proofErr w:type="spellEnd"/>
             <w:r>
               <w:rPr>
                 <w:rFonts w:hint="eastAsia"/>
@@ -2130,29 +2008,7 @@
                 <w:sz w:val="20"/>
                 <w:szCs w:val="20"/>
               </w:rPr>
-              <w:t>[可</w:t>
-            </w:r>
-            <w:proofErr w:type="gramStart"/>
-            <w:r>
-              <w:rPr>
-                <w:rFonts w:hint="eastAsia"/>
-                <w:b/>
-                <w:bCs/>
-                <w:sz w:val="20"/>
-                <w:szCs w:val="20"/>
-              </w:rPr>
-              <w:t>指定抽数</w:t>
-            </w:r>
-            <w:proofErr w:type="gramEnd"/>
-            <w:r>
-              <w:rPr>
-                <w:rFonts w:hint="eastAsia"/>
-                <w:b/>
-                <w:bCs/>
-                <w:sz w:val="20"/>
-                <w:szCs w:val="20"/>
-              </w:rPr>
-              <w:t>]</w:t>
+              <w:t>[可指定抽数]</w:t>
             </w:r>
           </w:p>
         </w:tc>
@@ -2257,29 +2113,7 @@
                 <w:sz w:val="20"/>
                 <w:szCs w:val="20"/>
               </w:rPr>
-              <w:t>[</w:t>
-            </w:r>
-            <w:proofErr w:type="gramStart"/>
-            <w:r>
-              <w:rPr>
-                <w:rFonts w:hint="eastAsia"/>
-                <w:b/>
-                <w:bCs/>
-                <w:sz w:val="20"/>
-                <w:szCs w:val="20"/>
-              </w:rPr>
-              <w:t>刷屏小游戏</w:t>
-            </w:r>
-            <w:proofErr w:type="gramEnd"/>
-            <w:r>
-              <w:rPr>
-                <w:rFonts w:hint="eastAsia"/>
-                <w:b/>
-                <w:bCs/>
-                <w:sz w:val="20"/>
-                <w:szCs w:val="20"/>
-              </w:rPr>
-              <w:t>]</w:t>
+              <w:t>[刷屏小游戏]</w:t>
             </w:r>
           </w:p>
         </w:tc>
@@ -2429,7 +2263,6 @@
               </w:rPr>
               <w:t>默认</w:t>
             </w:r>
-            <w:proofErr w:type="gramStart"/>
             <w:r>
               <w:rPr>
                 <w:rFonts w:hint="eastAsia"/>
@@ -2450,7 +2283,6 @@
               </w:rPr>
               <w:t>主题</w:t>
             </w:r>
-            <w:proofErr w:type="gramEnd"/>
             <w:r>
               <w:rPr>
                 <w:rFonts w:hint="eastAsia"/>
@@ -2594,7 +2426,6 @@
                 <w:szCs w:val="20"/>
               </w:rPr>
             </w:pPr>
-            <w:proofErr w:type="spellStart"/>
             <w:r>
               <w:rPr>
                 <w:rFonts w:hint="eastAsia"/>
@@ -2605,7 +2436,6 @@
               </w:rPr>
               <w:t>Rps</w:t>
             </w:r>
-            <w:proofErr w:type="spellEnd"/>
             <w:r>
               <w:rPr>
                 <w:rFonts w:hint="eastAsia"/>
@@ -2851,7 +2681,6 @@
                 <w:u w:val="double"/>
               </w:rPr>
             </w:pPr>
-            <w:proofErr w:type="spellStart"/>
             <w:r>
               <w:rPr>
                 <w:rFonts w:hint="eastAsia"/>
@@ -2862,7 +2691,6 @@
               </w:rPr>
               <w:t>Choyen</w:t>
             </w:r>
-            <w:proofErr w:type="spellEnd"/>
             <w:r>
               <w:rPr>
                 <w:rFonts w:hint="eastAsia"/>
@@ -2879,18 +2707,8 @@
                 <w:sz w:val="20"/>
                 <w:szCs w:val="20"/>
               </w:rPr>
-              <w:t>5000</w:t>
-            </w:r>
-            <w:proofErr w:type="gramStart"/>
-            <w:r>
-              <w:rPr>
-                <w:rFonts w:hint="eastAsia"/>
-                <w:sz w:val="20"/>
-                <w:szCs w:val="20"/>
-              </w:rPr>
-              <w:t>兆</w:t>
-            </w:r>
-            <w:proofErr w:type="gramEnd"/>
+              <w:t>5000兆</w:t>
+            </w:r>
           </w:p>
         </w:tc>
         <w:tc>
@@ -2927,7 +2745,6 @@
               </w:rPr>
               <w:t xml:space="preserve">  </w:t>
             </w:r>
-            <w:proofErr w:type="gramStart"/>
             <w:r>
               <w:rPr>
                 <w:rFonts w:hint="eastAsia"/>
@@ -2936,7 +2753,6 @@
               </w:rPr>
               <w:t>普奇</w:t>
             </w:r>
-            <w:proofErr w:type="gramEnd"/>
           </w:p>
         </w:tc>
       </w:tr>
@@ -2972,7 +2788,6 @@
         </w:rPr>
         <w:t xml:space="preserve"> </w:t>
       </w:r>
-      <w:proofErr w:type="gramStart"/>
       <w:r>
         <w:rPr>
           <w:rFonts w:ascii="Cambria Math" w:hAnsi="Cambria Math" w:cs="Cambria Math" w:hint="eastAsia"/>
@@ -2983,7 +2798,6 @@
         </w:rPr>
         <w:t>跨群游戏</w:t>
       </w:r>
-      <w:proofErr w:type="gramEnd"/>
       <w:r>
         <w:rPr>
           <w:b/>
@@ -3083,7 +2897,6 @@
               </w:rPr>
               <w:t>/</w:t>
             </w:r>
-            <w:proofErr w:type="spellStart"/>
             <w:r>
               <w:rPr>
                 <w:rFonts w:hint="eastAsia"/>
@@ -3094,7 +2907,6 @@
               </w:rPr>
               <w:t>DisMatch</w:t>
             </w:r>
-            <w:proofErr w:type="spellEnd"/>
             <w:r>
               <w:rPr>
                 <w:rFonts w:hint="eastAsia"/>
@@ -3144,7 +2956,6 @@
                 <w:szCs w:val="20"/>
               </w:rPr>
             </w:pPr>
-            <w:proofErr w:type="spellStart"/>
             <w:r>
               <w:rPr>
                 <w:rFonts w:hint="eastAsia"/>
@@ -3163,18 +2974,7 @@
                 <w:sz w:val="20"/>
                 <w:szCs w:val="20"/>
               </w:rPr>
-              <w:t>h</w:t>
-            </w:r>
-            <w:proofErr w:type="spellEnd"/>
-            <w:r>
-              <w:rPr>
-                <w:rFonts w:hint="eastAsia"/>
-                <w:b/>
-                <w:bCs/>
-                <w:sz w:val="20"/>
-                <w:szCs w:val="20"/>
-              </w:rPr>
-              <w:t xml:space="preserve">  </w:t>
+              <w:t xml:space="preserve">h  </w:t>
             </w:r>
             <w:r>
               <w:rPr>
@@ -3198,27 +2998,15 @@
                 <w:szCs w:val="20"/>
               </w:rPr>
             </w:pPr>
-            <w:proofErr w:type="spellStart"/>
-            <w:r>
-              <w:rPr>
-                <w:rFonts w:hint="eastAsia"/>
-                <w:b/>
-                <w:bCs/>
-                <w:sz w:val="20"/>
-                <w:szCs w:val="20"/>
-              </w:rPr>
-              <w:t>RecentPlayer</w:t>
-            </w:r>
-            <w:proofErr w:type="spellEnd"/>
-            <w:r>
-              <w:rPr>
-                <w:rFonts w:hint="eastAsia"/>
-                <w:b/>
-                <w:bCs/>
-                <w:sz w:val="20"/>
-                <w:szCs w:val="20"/>
-              </w:rPr>
-              <w:t xml:space="preserve"> </w:t>
+            <w:r>
+              <w:rPr>
+                <w:rFonts w:hint="eastAsia"/>
+                <w:b/>
+                <w:bCs/>
+                <w:sz w:val="20"/>
+                <w:szCs w:val="20"/>
+              </w:rPr>
+              <w:t xml:space="preserve">RecentPlayer </w:t>
             </w:r>
             <w:r>
               <w:rPr>
@@ -3303,7 +3091,6 @@
               </w:rPr>
               <w:t xml:space="preserve">Looting  </w:t>
             </w:r>
-            <w:proofErr w:type="gramStart"/>
             <w:r>
               <w:rPr>
                 <w:rFonts w:hint="eastAsia"/>
@@ -3312,7 +3099,6 @@
               </w:rPr>
               <w:t>摸金</w:t>
             </w:r>
-            <w:proofErr w:type="gramEnd"/>
           </w:p>
         </w:tc>
         <w:tc>
@@ -3329,27 +3115,15 @@
                 <w:szCs w:val="20"/>
               </w:rPr>
             </w:pPr>
-            <w:proofErr w:type="spellStart"/>
-            <w:r>
-              <w:rPr>
-                <w:rFonts w:hint="eastAsia"/>
-                <w:b/>
-                <w:bCs/>
-                <w:sz w:val="20"/>
-                <w:szCs w:val="20"/>
-              </w:rPr>
-              <w:t>Reversi</w:t>
-            </w:r>
-            <w:proofErr w:type="spellEnd"/>
-            <w:r>
-              <w:rPr>
-                <w:rFonts w:hint="eastAsia"/>
-                <w:b/>
-                <w:bCs/>
-                <w:sz w:val="20"/>
-                <w:szCs w:val="20"/>
-              </w:rPr>
-              <w:t xml:space="preserve">  </w:t>
+            <w:r>
+              <w:rPr>
+                <w:rFonts w:hint="eastAsia"/>
+                <w:b/>
+                <w:bCs/>
+                <w:sz w:val="20"/>
+                <w:szCs w:val="20"/>
+              </w:rPr>
+              <w:t xml:space="preserve">Reversi  </w:t>
             </w:r>
             <w:r>
               <w:rPr>
@@ -3375,27 +3149,15 @@
                 <w:szCs w:val="20"/>
               </w:rPr>
             </w:pPr>
-            <w:proofErr w:type="spellStart"/>
-            <w:r>
-              <w:rPr>
-                <w:rFonts w:hint="eastAsia"/>
-                <w:b/>
-                <w:bCs/>
-                <w:sz w:val="20"/>
-                <w:szCs w:val="20"/>
-              </w:rPr>
-              <w:t>TicTacToe</w:t>
-            </w:r>
-            <w:proofErr w:type="spellEnd"/>
-            <w:r>
-              <w:rPr>
-                <w:rFonts w:hint="eastAsia"/>
-                <w:b/>
-                <w:bCs/>
-                <w:sz w:val="20"/>
-                <w:szCs w:val="20"/>
-              </w:rPr>
-              <w:t xml:space="preserve"> </w:t>
+            <w:r>
+              <w:rPr>
+                <w:rFonts w:hint="eastAsia"/>
+                <w:b/>
+                <w:bCs/>
+                <w:sz w:val="20"/>
+                <w:szCs w:val="20"/>
+              </w:rPr>
+              <w:t xml:space="preserve">TicTacToe </w:t>
             </w:r>
             <w:r>
               <w:rPr>
@@ -3542,7 +3304,6 @@
               </w:rPr>
               <w:t xml:space="preserve">  </w:t>
             </w:r>
-            <w:proofErr w:type="spellStart"/>
             <w:r>
               <w:rPr>
                 <w:rFonts w:hint="eastAsia"/>
@@ -3551,7 +3312,6 @@
               </w:rPr>
               <w:t>PUBG</w:t>
             </w:r>
-            <w:proofErr w:type="spellEnd"/>
             <w:r>
               <w:rPr>
                 <w:rFonts w:hint="eastAsia"/>
@@ -3631,7 +3391,6 @@
               </w:rPr>
               <w:t xml:space="preserve">  </w:t>
             </w:r>
-            <w:proofErr w:type="gramStart"/>
             <w:r>
               <w:rPr>
                 <w:rFonts w:hint="eastAsia"/>
@@ -3640,7 +3399,6 @@
               </w:rPr>
               <w:t>终末地查询</w:t>
             </w:r>
-            <w:proofErr w:type="gramEnd"/>
             <w:r>
               <w:rPr>
                 <w:rFonts w:hint="eastAsia"/>
@@ -3659,27 +3417,15 @@
               </w:rPr>
               <w:t xml:space="preserve"> [</w:t>
             </w:r>
-            <w:proofErr w:type="gramStart"/>
-            <w:r>
-              <w:rPr>
-                <w:rFonts w:hint="eastAsia"/>
-                <w:b/>
-                <w:bCs/>
-                <w:sz w:val="20"/>
-                <w:szCs w:val="20"/>
-              </w:rPr>
-              <w:t>终末地</w:t>
-            </w:r>
-            <w:proofErr w:type="gramEnd"/>
-            <w:r>
-              <w:rPr>
-                <w:rFonts w:hint="eastAsia"/>
-                <w:b/>
-                <w:bCs/>
-                <w:sz w:val="20"/>
-                <w:szCs w:val="20"/>
-              </w:rPr>
-              <w:t>]</w:t>
+            <w:r>
+              <w:rPr>
+                <w:rFonts w:hint="eastAsia"/>
+                <w:b/>
+                <w:bCs/>
+                <w:sz w:val="20"/>
+                <w:szCs w:val="20"/>
+              </w:rPr>
+              <w:t>终末地]</w:t>
             </w:r>
           </w:p>
         </w:tc>
@@ -3700,7 +3446,6 @@
                 <w:szCs w:val="20"/>
               </w:rPr>
             </w:pPr>
-            <w:proofErr w:type="spellStart"/>
             <w:r>
               <w:rPr>
                 <w:rFonts w:hint="eastAsia"/>
@@ -3712,7 +3457,6 @@
               </w:rPr>
               <w:t>OneTimeAlarm</w:t>
             </w:r>
-            <w:proofErr w:type="spellEnd"/>
             <w:r>
               <w:rPr>
                 <w:rFonts w:hint="eastAsia"/>
@@ -3815,7 +3559,6 @@
               </w:rPr>
               <w:t xml:space="preserve"> </w:t>
             </w:r>
-            <w:proofErr w:type="spellStart"/>
             <w:r>
               <w:rPr>
                 <w:rFonts w:hint="eastAsia"/>
@@ -3824,7 +3567,6 @@
               </w:rPr>
               <w:t>PRTS</w:t>
             </w:r>
-            <w:proofErr w:type="spellEnd"/>
             <w:r>
               <w:rPr>
                 <w:rFonts w:hint="eastAsia"/>
@@ -3950,27 +3692,15 @@
               </w:rPr>
               <w:t>[</w:t>
             </w:r>
-            <w:proofErr w:type="gramStart"/>
-            <w:r>
-              <w:rPr>
-                <w:rFonts w:hint="eastAsia"/>
-                <w:b/>
-                <w:bCs/>
-                <w:sz w:val="20"/>
-                <w:szCs w:val="20"/>
-              </w:rPr>
-              <w:t>终末地</w:t>
-            </w:r>
-            <w:proofErr w:type="gramEnd"/>
-            <w:r>
-              <w:rPr>
-                <w:rFonts w:hint="eastAsia"/>
-                <w:b/>
-                <w:bCs/>
-                <w:sz w:val="20"/>
-                <w:szCs w:val="20"/>
-              </w:rPr>
-              <w:t>]</w:t>
+            <w:r>
+              <w:rPr>
+                <w:rFonts w:hint="eastAsia"/>
+                <w:b/>
+                <w:bCs/>
+                <w:sz w:val="20"/>
+                <w:szCs w:val="20"/>
+              </w:rPr>
+              <w:t>终末地]</w:t>
             </w:r>
           </w:p>
         </w:tc>
@@ -3992,7 +3722,6 @@
                 <w:szCs w:val="20"/>
               </w:rPr>
             </w:pPr>
-            <w:proofErr w:type="spellStart"/>
             <w:r>
               <w:rPr>
                 <w:rFonts w:hint="eastAsia"/>
@@ -4003,7 +3732,6 @@
               </w:rPr>
               <w:t>CancelAlarm</w:t>
             </w:r>
-            <w:proofErr w:type="spellEnd"/>
             <w:r>
               <w:rPr>
                 <w:rFonts w:hint="eastAsia"/>
@@ -4117,7 +3845,6 @@
                 <w:szCs w:val="20"/>
               </w:rPr>
             </w:pPr>
-            <w:proofErr w:type="spellStart"/>
             <w:r>
               <w:rPr>
                 <w:rFonts w:hint="eastAsia"/>
@@ -4128,7 +3855,6 @@
               </w:rPr>
               <w:t>AccessSet</w:t>
             </w:r>
-            <w:proofErr w:type="spellEnd"/>
             <w:r>
               <w:rPr>
                 <w:rFonts w:hint="eastAsia"/>
@@ -4152,7 +3878,6 @@
                 <w:szCs w:val="20"/>
               </w:rPr>
             </w:pPr>
-            <w:proofErr w:type="spellStart"/>
             <w:r>
               <w:rPr>
                 <w:rFonts w:hint="eastAsia"/>
@@ -4163,7 +3888,6 @@
               </w:rPr>
               <w:t>FuncSet</w:t>
             </w:r>
-            <w:proofErr w:type="spellEnd"/>
             <w:r>
               <w:rPr>
                 <w:rFonts w:hint="eastAsia"/>
@@ -4195,7 +3919,6 @@
                 <w:szCs w:val="20"/>
               </w:rPr>
             </w:pPr>
-            <w:proofErr w:type="spellStart"/>
             <w:r>
               <w:rPr>
                 <w:rFonts w:hint="eastAsia"/>
@@ -4206,7 +3929,6 @@
               </w:rPr>
               <w:t>GroupSet</w:t>
             </w:r>
-            <w:proofErr w:type="spellEnd"/>
             <w:r>
               <w:rPr>
                 <w:rFonts w:hint="eastAsia"/>
@@ -4246,7 +3968,6 @@
                 <w:u w:val="double"/>
               </w:rPr>
             </w:pPr>
-            <w:proofErr w:type="spellStart"/>
             <w:r>
               <w:rPr>
                 <w:rFonts w:hint="eastAsia"/>
@@ -4258,7 +3979,6 @@
               </w:rPr>
               <w:t>UserBan</w:t>
             </w:r>
-            <w:proofErr w:type="spellEnd"/>
             <w:r>
               <w:rPr>
                 <w:rFonts w:hint="eastAsia"/>
@@ -4303,20 +4023,8 @@
                 <w:sz w:val="20"/>
                 <w:szCs w:val="20"/>
               </w:rPr>
-              <w:t>/</w:t>
-            </w:r>
-            <w:proofErr w:type="spellStart"/>
-            <w:r>
-              <w:rPr>
-                <w:rFonts w:hint="eastAsia"/>
-                <w:b/>
-                <w:bCs/>
-                <w:sz w:val="20"/>
-                <w:szCs w:val="20"/>
-              </w:rPr>
-              <w:t>rc</w:t>
-            </w:r>
-            <w:proofErr w:type="spellEnd"/>
+              <w:t>/rc</w:t>
+            </w:r>
             <w:r>
               <w:rPr>
                 <w:rFonts w:hint="eastAsia"/>
@@ -4353,7 +4061,6 @@
                 <w:u w:val="double"/>
               </w:rPr>
             </w:pPr>
-            <w:proofErr w:type="spellStart"/>
             <w:r>
               <w:rPr>
                 <w:rFonts w:hint="eastAsia"/>
@@ -4365,7 +4072,6 @@
               </w:rPr>
               <w:t>ImageFolder</w:t>
             </w:r>
-            <w:proofErr w:type="spellEnd"/>
             <w:r>
               <w:rPr>
                 <w:rFonts w:hint="eastAsia"/>
@@ -5360,7 +5066,6 @@
         </w:rPr>
         <w:t>为</w:t>
       </w:r>
-      <w:proofErr w:type="spellStart"/>
       <w:r>
         <w:rPr>
           <w:rFonts w:hint="eastAsia"/>
@@ -5369,7 +5074,6 @@
         </w:rPr>
         <w:t>acg</w:t>
       </w:r>
-      <w:proofErr w:type="spellEnd"/>
       <w:r>
         <w:rPr>
           <w:rFonts w:hint="eastAsia"/>
@@ -5402,7 +5106,6 @@
         </w:rPr>
         <w:t>可通过</w:t>
       </w:r>
-      <w:proofErr w:type="spellStart"/>
       <w:r>
         <w:rPr>
           <w:rFonts w:hint="eastAsia"/>
@@ -5411,7 +5114,6 @@
         </w:rPr>
         <w:t>ImageFolder</w:t>
       </w:r>
-      <w:proofErr w:type="spellEnd"/>
       <w:r>
         <w:rPr>
           <w:rFonts w:hint="eastAsia"/>
@@ -5490,7 +5192,6 @@
         </w:rPr>
         <w:t xml:space="preserve"> </w:t>
       </w:r>
-      <w:proofErr w:type="gramStart"/>
       <w:r>
         <w:rPr>
           <w:rFonts w:hint="eastAsia"/>
@@ -5499,7 +5200,6 @@
         </w:rPr>
         <w:t>跨群游戏</w:t>
       </w:r>
-      <w:proofErr w:type="gramEnd"/>
       <w:r>
         <w:rPr>
           <w:rFonts w:hint="eastAsia"/>
@@ -5734,7 +5434,6 @@
         </w:rPr>
         <w:t xml:space="preserve"> 需通过</w:t>
       </w:r>
-      <w:proofErr w:type="spellStart"/>
       <w:r>
         <w:rPr>
           <w:rFonts w:hint="eastAsia"/>
@@ -5749,27 +5448,8 @@
           <w:sz w:val="20"/>
           <w:szCs w:val="20"/>
         </w:rPr>
-        <w:t>Set</w:t>
-      </w:r>
-      <w:proofErr w:type="spellEnd"/>
-      <w:r>
-        <w:rPr>
-          <w:rFonts w:hint="eastAsia"/>
-          <w:sz w:val="20"/>
-          <w:szCs w:val="20"/>
-        </w:rPr>
-        <w:t>/</w:t>
-      </w:r>
-      <w:proofErr w:type="spellStart"/>
-      <w:r>
-        <w:rPr>
-          <w:rFonts w:hint="eastAsia"/>
-          <w:sz w:val="20"/>
-          <w:szCs w:val="20"/>
-        </w:rPr>
-        <w:t>GroupSet</w:t>
-      </w:r>
-      <w:proofErr w:type="spellEnd"/>
+        <w:t>Set/GroupSet</w:t>
+      </w:r>
       <w:r>
         <w:rPr>
           <w:rFonts w:hint="eastAsia"/>
@@ -5794,7 +5474,6 @@
         </w:rPr>
         <w:t>启用</w:t>
       </w:r>
-      <w:proofErr w:type="spellStart"/>
       <w:r>
         <w:rPr>
           <w:rFonts w:hint="eastAsia"/>
@@ -5811,7 +5490,6 @@
         </w:rPr>
         <w:t>Collect</w:t>
       </w:r>
-      <w:proofErr w:type="spellEnd"/>
       <w:r>
         <w:rPr>
           <w:rFonts w:hint="eastAsia"/>
@@ -5920,23 +5598,13 @@
         </w:rPr>
         <w:t xml:space="preserve"> 已集成至</w:t>
       </w:r>
-      <w:proofErr w:type="spellStart"/>
-      <w:r>
-        <w:rPr>
-          <w:rFonts w:hint="eastAsia"/>
-          <w:sz w:val="20"/>
-          <w:szCs w:val="20"/>
-        </w:rPr>
-        <w:t>GroupSet</w:t>
-      </w:r>
-      <w:proofErr w:type="spellEnd"/>
-      <w:r>
-        <w:rPr>
-          <w:rFonts w:hint="eastAsia"/>
-          <w:sz w:val="20"/>
-          <w:szCs w:val="20"/>
-        </w:rPr>
-        <w:t>群设置</w:t>
+      <w:r>
+        <w:rPr>
+          <w:rFonts w:hint="eastAsia"/>
+          <w:sz w:val="20"/>
+          <w:szCs w:val="20"/>
+        </w:rPr>
+        <w:t>GroupSet群设置</w:t>
       </w:r>
       <w:r>
         <w:rPr>
@@ -5952,25 +5620,7 @@
           <w:sz w:val="20"/>
           <w:szCs w:val="20"/>
         </w:rPr>
-        <w:t>令中，并</w:t>
-      </w:r>
-      <w:proofErr w:type="gramStart"/>
-      <w:r>
-        <w:rPr>
-          <w:rFonts w:hint="eastAsia"/>
-          <w:sz w:val="20"/>
-          <w:szCs w:val="20"/>
-        </w:rPr>
-        <w:t>按群聊</w:t>
-      </w:r>
-      <w:proofErr w:type="gramEnd"/>
-      <w:r>
-        <w:rPr>
-          <w:rFonts w:hint="eastAsia"/>
-          <w:sz w:val="20"/>
-          <w:szCs w:val="20"/>
-        </w:rPr>
-        <w:t>保存独立配置</w:t>
+        <w:t>令中，并按群聊保存独立配置</w:t>
       </w:r>
       <w:r>
         <w:rPr>
@@ -6020,7 +5670,6 @@
         </w:rPr>
         <w:t xml:space="preserve"> </w:t>
       </w:r>
-      <w:proofErr w:type="gramStart"/>
       <w:r>
         <w:rPr>
           <w:rFonts w:hint="eastAsia"/>
@@ -6035,18 +5684,8 @@
           <w:sz w:val="20"/>
           <w:szCs w:val="20"/>
         </w:rPr>
-        <w:t>现</w:t>
-      </w:r>
-      <w:proofErr w:type="gramEnd"/>
-      <w:r>
-        <w:rPr>
-          <w:rFonts w:hint="eastAsia"/>
-          <w:sz w:val="20"/>
-          <w:szCs w:val="20"/>
-        </w:rPr>
-        <w:t>可自定义提示词进行AI对话；</w:t>
-      </w:r>
-      <w:proofErr w:type="gramStart"/>
+        <w:t>现可自定义提示词进行AI对话；</w:t>
+      </w:r>
       <w:r>
         <w:rPr>
           <w:rFonts w:hint="eastAsia"/>
@@ -6077,18 +5716,8 @@
           <w:sz w:val="20"/>
           <w:szCs w:val="20"/>
         </w:rPr>
-        <w:t>仅</w:t>
-      </w:r>
-      <w:proofErr w:type="gramEnd"/>
-      <w:r>
-        <w:rPr>
-          <w:rFonts w:hint="eastAsia"/>
-          <w:sz w:val="20"/>
-          <w:szCs w:val="20"/>
-        </w:rPr>
-        <w:t>可</w:t>
-      </w:r>
-      <w:proofErr w:type="gramStart"/>
+        <w:t>仅可</w:t>
+      </w:r>
       <w:r>
         <w:rPr>
           <w:rFonts w:hint="eastAsia"/>
@@ -6097,7 +5726,6 @@
         </w:rPr>
         <w:t>通过私聊调用</w:t>
       </w:r>
-      <w:proofErr w:type="gramEnd"/>
       <w:r>
         <w:rPr>
           <w:rFonts w:hint="eastAsia"/>
@@ -6120,25 +5748,7 @@
           <w:sz w:val="20"/>
           <w:szCs w:val="20"/>
         </w:rPr>
-        <w:t>；</w:t>
-      </w:r>
-      <w:proofErr w:type="gramStart"/>
-      <w:r>
-        <w:rPr>
-          <w:rFonts w:hint="eastAsia"/>
-          <w:sz w:val="20"/>
-          <w:szCs w:val="20"/>
-        </w:rPr>
-        <w:t>私聊功能</w:t>
-      </w:r>
-      <w:proofErr w:type="gramEnd"/>
-      <w:r>
-        <w:rPr>
-          <w:rFonts w:hint="eastAsia"/>
-          <w:sz w:val="20"/>
-          <w:szCs w:val="20"/>
-        </w:rPr>
-        <w:t xml:space="preserve"> </w:t>
+        <w:t xml:space="preserve">；私聊功能 </w:t>
       </w:r>
       <w:r>
         <w:rPr>
@@ -6957,7 +6567,15 @@
           <w:sz w:val="20"/>
           <w:szCs w:val="20"/>
         </w:rPr>
-        <w:t xml:space="preserve">  v2.2.0+ </w:t>
+        <w:t xml:space="preserve">  v2.2.</w:t>
+      </w:r>
+      <w:r>
+        <w:rPr>
+          <w:rFonts w:hint="eastAsia"/>
+          <w:sz w:val="20"/>
+          <w:szCs w:val="20"/>
+        </w:rPr>
+        <w:t>2+</w:t>
       </w:r>
       <w:r>
         <w:rPr>
@@ -6978,6 +6596,14 @@
       <w:r>
         <w:rPr>
           <w:rFonts w:hint="eastAsia"/>
+          <w:sz w:val="20"/>
+          <w:szCs w:val="20"/>
+        </w:rPr>
+        <w:t xml:space="preserve"> </w:t>
+      </w:r>
+      <w:r>
+        <w:rPr>
+          <w:rFonts w:hint="eastAsia"/>
           <w:b/>
           <w:bCs/>
           <w:sz w:val="20"/>
@@ -7039,23 +6665,7 @@
           <w:sz w:val="20"/>
           <w:szCs w:val="20"/>
         </w:rPr>
-        <w:t>6</w:t>
-      </w:r>
-      <w:r>
-        <w:rPr>
-          <w:rFonts w:hint="eastAsia"/>
-          <w:sz w:val="20"/>
-          <w:szCs w:val="20"/>
-        </w:rPr>
-        <w:t>.</w:t>
-      </w:r>
-      <w:r>
-        <w:rPr>
-          <w:rFonts w:hint="eastAsia"/>
-          <w:sz w:val="20"/>
-          <w:szCs w:val="20"/>
-        </w:rPr>
-        <w:t>23</w:t>
+        <w:t>8.11</w:t>
       </w:r>
     </w:p>
     <w:sectPr>
@@ -7069,7 +6679,7 @@
 </file>
 
 <file path=word/endnotes.xml><?xml version="1.0" encoding="utf-8"?>
-<w:endnotes xmlns:wpc="http://schemas.microsoft.com/office/word/2010/wordprocessingCanvas" xmlns:cx="http://schemas.microsoft.com/office/drawing/2014/chartex" xmlns:cx1="http://schemas.microsoft.com/office/drawing/2015/9/8/chartex" xmlns:cx2="http://schemas.microsoft.com/office/drawing/2015/10/21/chartex" xmlns:cx3="http://schemas.microsoft.com/office/drawing/2016/5/9/chartex" xmlns:cx4="http://schemas.microsoft.com/office/drawing/2016/5/10/chartex" xmlns:cx5="http://schemas.microsoft.com/office/drawing/2016/5/11/chartex" xmlns:cx6="http://schemas.microsoft.com/office/drawing/2016/5/12/chartex" xmlns:cx7="http://schemas.microsoft.com/office/drawing/2016/5/13/chartex" xmlns:cx8="http://schemas.microsoft.com/office/drawing/2016/5/14/chartex" xmlns:mc="http://schemas.openxmlformats.org/markup-compatibility/2006" xmlns:aink="http://schemas.microsoft.com/office/drawing/2016/ink" xmlns:am3d="http://schemas.microsoft.com/office/drawing/2017/model3d" xmlns:o="urn:schemas-microsoft-com:office:office" xmlns:oel="http://schemas.microsoft.com/office/2019/extlst" xmlns:r="http://schemas.openxmlformats.org/officeDocument/2006/relationships" xmlns:m="http://schemas.openxmlformats.org/officeDocument/2006/math" xmlns:v="urn:schemas-microsoft-com:vml" xmlns:wp14="http://schemas.microsoft.com/office/word/2010/wordprocessingDrawing" xmlns:wp="http://schemas.openxmlformats.org/drawingml/2006/wordprocessingDrawing" xmlns:w10="urn:schemas-microsoft-com:office:word" xmlns:w="http://schemas.openxmlformats.org/wordprocessingml/2006/main" xmlns:w14="http://schemas.microsoft.com/office/word/2010/wordml" xmlns:w15="http://schemas.microsoft.com/office/word/2012/wordml" xmlns:w16cex="http://schemas.microsoft.com/office/word/2018/wordml/cex" xmlns:w16cid="http://schemas.microsoft.com/office/word/2016/wordml/cid" xmlns:w16="http://schemas.microsoft.com/office/word/2018/wordml" xmlns:w16du="http://schemas.microsoft.com/office/word/2023/wordml/word16du" xmlns:w16sdtdh="http://schemas.microsoft.com/office/word/2020/wordml/sdtdatahash" xmlns:w16sdtfl="http://schemas.microsoft.com/office/word/2024/wordml/sdtformatlock" xmlns:w16se="http://schemas.microsoft.com/office/word/2015/wordml/symex" xmlns:wpg="http://schemas.microsoft.com/office/word/2010/wordprocessingGroup" xmlns:wpi="http://schemas.microsoft.com/office/word/2010/wordprocessingInk" xmlns:wne="http://schemas.microsoft.com/office/word/2006/wordml" xmlns:wps="http://schemas.microsoft.com/office/word/2010/wordprocessingShape" mc:Ignorable="w14 w15 w16se w16cid w16 w16cex w16sdtdh w16sdtfl w16du wp14">
+<w:endnotes xmlns:wpc="http://schemas.microsoft.com/office/word/2010/wordprocessingCanvas" xmlns:cx="http://schemas.microsoft.com/office/drawing/2014/chartex" xmlns:cx1="http://schemas.microsoft.com/office/drawing/2015/9/8/chartex" xmlns:cx2="http://schemas.microsoft.com/office/drawing/2015/10/21/chartex" xmlns:cx3="http://schemas.microsoft.com/office/drawing/2016/5/9/chartex" xmlns:cx4="http://schemas.microsoft.com/office/drawing/2016/5/10/chartex" xmlns:cx5="http://schemas.microsoft.com/office/drawing/2016/5/11/chartex" xmlns:cx6="http://schemas.microsoft.com/office/drawing/2016/5/12/chartex" xmlns:cx7="http://schemas.microsoft.com/office/drawing/2016/5/13/chartex" xmlns:cx8="http://schemas.microsoft.com/office/drawing/2016/5/14/chartex" xmlns:mc="http://schemas.openxmlformats.org/markup-compatibility/2006" xmlns:aink="http://schemas.microsoft.com/office/drawing/2016/ink" xmlns:am3d="http://schemas.microsoft.com/office/drawing/2017/model3d" xmlns:o="urn:schemas-microsoft-com:office:office" xmlns:oel="http://schemas.microsoft.com/office/2019/extlst" xmlns:r="http://schemas.openxmlformats.org/officeDocument/2006/relationships" xmlns:m="http://schemas.openxmlformats.org/officeDocument/2006/math" xmlns:v="urn:schemas-microsoft-com:vml" xmlns:wp14="http://schemas.microsoft.com/office/word/2010/wordprocessingDrawing" xmlns:wp="http://schemas.openxmlformats.org/drawingml/2006/wordprocessingDrawing" xmlns:w10="urn:schemas-microsoft-com:office:word" xmlns:w="http://schemas.openxmlformats.org/wordprocessingml/2006/main" xmlns:w14="http://schemas.microsoft.com/office/word/2010/wordml" xmlns:w15="http://schemas.microsoft.com/office/word/2012/wordml" xmlns:w16cei="http://schemas.microsoft.com/office/word/2026/wordml/cei" xmlns:w16cex="http://schemas.microsoft.com/office/word/2018/wordml/cex" xmlns:w16cid="http://schemas.microsoft.com/office/word/2016/wordml/cid" xmlns:w16="http://schemas.microsoft.com/office/word/2018/wordml" xmlns:w16du="http://schemas.microsoft.com/office/word/2023/wordml/word16du" xmlns:w16sdtdh="http://schemas.microsoft.com/office/word/2020/wordml/sdtdatahash" xmlns:w16sdtfl="http://schemas.microsoft.com/office/word/2024/wordml/sdtformatlock" xmlns:w16se="http://schemas.microsoft.com/office/word/2015/wordml/symex" xmlns:wpg="http://schemas.microsoft.com/office/word/2010/wordprocessingGroup" xmlns:wpi="http://schemas.microsoft.com/office/word/2010/wordprocessingInk" xmlns:wne="http://schemas.microsoft.com/office/word/2006/wordml" xmlns:wps="http://schemas.microsoft.com/office/word/2010/wordprocessingShape" mc:Ignorable="w14 w15 w16se w16cid w16 w16cex w16sdtdh w16sdtfl w16du wp14">
   <w:endnote w:type="separator" w:id="-1">
     <w:p>
       <w:pPr>
@@ -7100,7 +6710,7 @@
 </file>
 
 <file path=word/footnotes.xml><?xml version="1.0" encoding="utf-8"?>
-<w:footnotes xmlns:wpc="http://schemas.microsoft.com/office/word/2010/wordprocessingCanvas" xmlns:cx="http://schemas.microsoft.com/office/drawing/2014/chartex" xmlns:cx1="http://schemas.microsoft.com/office/drawing/2015/9/8/chartex" xmlns:cx2="http://schemas.microsoft.com/office/drawing/2015/10/21/chartex" xmlns:cx3="http://schemas.microsoft.com/office/drawing/2016/5/9/chartex" xmlns:cx4="http://schemas.microsoft.com/office/drawing/2016/5/10/chartex" xmlns:cx5="http://schemas.microsoft.com/office/drawing/2016/5/11/chartex" xmlns:cx6="http://schemas.microsoft.com/office/drawing/2016/5/12/chartex" xmlns:cx7="http://schemas.microsoft.com/office/drawing/2016/5/13/chartex" xmlns:cx8="http://schemas.microsoft.com/office/drawing/2016/5/14/chartex" xmlns:mc="http://schemas.openxmlformats.org/markup-compatibility/2006" xmlns:aink="http://schemas.microsoft.com/office/drawing/2016/ink" xmlns:am3d="http://schemas.microsoft.com/office/drawing/2017/model3d" xmlns:o="urn:schemas-microsoft-com:office:office" xmlns:oel="http://schemas.microsoft.com/office/2019/extlst" xmlns:r="http://schemas.openxmlformats.org/officeDocument/2006/relationships" xmlns:m="http://schemas.openxmlformats.org/officeDocument/2006/math" xmlns:v="urn:schemas-microsoft-com:vml" xmlns:wp14="http://schemas.microsoft.com/office/word/2010/wordprocessingDrawing" xmlns:wp="http://schemas.openxmlformats.org/drawingml/2006/wordprocessingDrawing" xmlns:w10="urn:schemas-microsoft-com:office:word" xmlns:w="http://schemas.openxmlformats.org/wordprocessingml/2006/main" xmlns:w14="http://schemas.microsoft.com/office/word/2010/wordml" xmlns:w15="http://schemas.microsoft.com/office/word/2012/wordml" xmlns:w16cex="http://schemas.microsoft.com/office/word/2018/wordml/cex" xmlns:w16cid="http://schemas.microsoft.com/office/word/2016/wordml/cid" xmlns:w16="http://schemas.microsoft.com/office/word/2018/wordml" xmlns:w16du="http://schemas.microsoft.com/office/word/2023/wordml/word16du" xmlns:w16sdtdh="http://schemas.microsoft.com/office/word/2020/wordml/sdtdatahash" xmlns:w16sdtfl="http://schemas.microsoft.com/office/word/2024/wordml/sdtformatlock" xmlns:w16se="http://schemas.microsoft.com/office/word/2015/wordml/symex" xmlns:wpg="http://schemas.microsoft.com/office/word/2010/wordprocessingGroup" xmlns:wpi="http://schemas.microsoft.com/office/word/2010/wordprocessingInk" xmlns:wne="http://schemas.microsoft.com/office/word/2006/wordml" xmlns:wps="http://schemas.microsoft.com/office/word/2010/wordprocessingShape" mc:Ignorable="w14 w15 w16se w16cid w16 w16cex w16sdtdh w16sdtfl w16du wp14">
+<w:footnotes xmlns:wpc="http://schemas.microsoft.com/office/word/2010/wordprocessingCanvas" xmlns:cx="http://schemas.microsoft.com/office/drawing/2014/chartex" xmlns:cx1="http://schemas.microsoft.com/office/drawing/2015/9/8/chartex" xmlns:cx2="http://schemas.microsoft.com/office/drawing/2015/10/21/chartex" xmlns:cx3="http://schemas.microsoft.com/office/drawing/2016/5/9/chartex" xmlns:cx4="http://schemas.microsoft.com/office/drawing/2016/5/10/chartex" xmlns:cx5="http://schemas.microsoft.com/office/drawing/2016/5/11/chartex" xmlns:cx6="http://schemas.microsoft.com/office/drawing/2016/5/12/chartex" xmlns:cx7="http://schemas.microsoft.com/office/drawing/2016/5/13/chartex" xmlns:cx8="http://schemas.microsoft.com/office/drawing/2016/5/14/chartex" xmlns:mc="http://schemas.openxmlformats.org/markup-compatibility/2006" xmlns:aink="http://schemas.microsoft.com/office/drawing/2016/ink" xmlns:am3d="http://schemas.microsoft.com/office/drawing/2017/model3d" xmlns:o="urn:schemas-microsoft-com:office:office" xmlns:oel="http://schemas.microsoft.com/office/2019/extlst" xmlns:r="http://schemas.openxmlformats.org/officeDocument/2006/relationships" xmlns:m="http://schemas.openxmlformats.org/officeDocument/2006/math" xmlns:v="urn:schemas-microsoft-com:vml" xmlns:wp14="http://schemas.microsoft.com/office/word/2010/wordprocessingDrawing" xmlns:wp="http://schemas.openxmlformats.org/drawingml/2006/wordprocessingDrawing" xmlns:w10="urn:schemas-microsoft-com:office:word" xmlns:w="http://schemas.openxmlformats.org/wordprocessingml/2006/main" xmlns:w14="http://schemas.microsoft.com/office/word/2010/wordml" xmlns:w15="http://schemas.microsoft.com/office/word/2012/wordml" xmlns:w16cei="http://schemas.microsoft.com/office/word/2026/wordml/cei" xmlns:w16cex="http://schemas.microsoft.com/office/word/2018/wordml/cex" xmlns:w16cid="http://schemas.microsoft.com/office/word/2016/wordml/cid" xmlns:w16="http://schemas.microsoft.com/office/word/2018/wordml" xmlns:w16du="http://schemas.microsoft.com/office/word/2023/wordml/word16du" xmlns:w16sdtdh="http://schemas.microsoft.com/office/word/2020/wordml/sdtdatahash" xmlns:w16sdtfl="http://schemas.microsoft.com/office/word/2024/wordml/sdtformatlock" xmlns:w16se="http://schemas.microsoft.com/office/word/2015/wordml/symex" xmlns:wpg="http://schemas.microsoft.com/office/word/2010/wordprocessingGroup" xmlns:wpi="http://schemas.microsoft.com/office/word/2010/wordprocessingInk" xmlns:wne="http://schemas.microsoft.com/office/word/2006/wordml" xmlns:wps="http://schemas.microsoft.com/office/word/2010/wordprocessingShape" mc:Ignorable="w14 w15 w16se w16cid w16 w16cex w16sdtdh w16sdtfl w16du wp14">
   <w:footnote w:type="separator" w:id="-1">
     <w:p>
       <w:pPr>
@@ -7131,7 +6741,7 @@
 </file>
 
 <file path=word/numbering.xml><?xml version="1.0" encoding="utf-8"?>
-<w:numbering xmlns:wpc="http://schemas.microsoft.com/office/word/2010/wordprocessingCanvas" xmlns:cx="http://schemas.microsoft.com/office/drawing/2014/chartex" xmlns:cx1="http://schemas.microsoft.com/office/drawing/2015/9/8/chartex" xmlns:cx2="http://schemas.microsoft.com/office/drawing/2015/10/21/chartex" xmlns:cx3="http://schemas.microsoft.com/office/drawing/2016/5/9/chartex" xmlns:cx4="http://schemas.microsoft.com/office/drawing/2016/5/10/chartex" xmlns:cx5="http://schemas.microsoft.com/office/drawing/2016/5/11/chartex" xmlns:cx6="http://schemas.microsoft.com/office/drawing/2016/5/12/chartex" xmlns:cx7="http://schemas.microsoft.com/office/drawing/2016/5/13/chartex" xmlns:cx8="http://schemas.microsoft.com/office/drawing/2016/5/14/chartex" xmlns:mc="http://schemas.openxmlformats.org/markup-compatibility/2006" xmlns:aink="http://schemas.microsoft.com/office/drawing/2016/ink" xmlns:am3d="http://schemas.microsoft.com/office/drawing/2017/model3d" xmlns:o="urn:schemas-microsoft-com:office:office" xmlns:oel="http://schemas.microsoft.com/office/2019/extlst" xmlns:r="http://schemas.openxmlformats.org/officeDocument/2006/relationships" xmlns:m="http://schemas.openxmlformats.org/officeDocument/2006/math" xmlns:v="urn:schemas-microsoft-com:vml" xmlns:wp14="http://schemas.microsoft.com/office/word/2010/wordprocessingDrawing" xmlns:wp="http://schemas.openxmlformats.org/drawingml/2006/wordprocessingDrawing" xmlns:w10="urn:schemas-microsoft-com:office:word" xmlns:w="http://schemas.openxmlformats.org/wordprocessingml/2006/main" xmlns:w14="http://schemas.microsoft.com/office/word/2010/wordml" xmlns:w15="http://schemas.microsoft.com/office/word/2012/wordml" xmlns:w16cex="http://schemas.microsoft.com/office/word/2018/wordml/cex" xmlns:w16cid="http://schemas.microsoft.com/office/word/2016/wordml/cid" xmlns:w16="http://schemas.microsoft.com/office/word/2018/wordml" xmlns:w16du="http://schemas.microsoft.com/office/word/2023/wordml/word16du" xmlns:w16sdtdh="http://schemas.microsoft.com/office/word/2020/wordml/sdtdatahash" xmlns:w16sdtfl="http://schemas.microsoft.com/office/word/2024/wordml/sdtformatlock" xmlns:w16se="http://schemas.microsoft.com/office/word/2015/wordml/symex" xmlns:wpg="http://schemas.microsoft.com/office/word/2010/wordprocessingGroup" xmlns:wpi="http://schemas.microsoft.com/office/word/2010/wordprocessingInk" xmlns:wne="http://schemas.microsoft.com/office/word/2006/wordml" xmlns:wps="http://schemas.microsoft.com/office/word/2010/wordprocessingShape" mc:Ignorable="w14 w15 w16se w16cid w16 w16cex w16sdtdh w16sdtfl w16du wp14">
+<w:numbering xmlns:wpc="http://schemas.microsoft.com/office/word/2010/wordprocessingCanvas" xmlns:cx="http://schemas.microsoft.com/office/drawing/2014/chartex" xmlns:cx1="http://schemas.microsoft.com/office/drawing/2015/9/8/chartex" xmlns:cx2="http://schemas.microsoft.com/office/drawing/2015/10/21/chartex" xmlns:cx3="http://schemas.microsoft.com/office/drawing/2016/5/9/chartex" xmlns:cx4="http://schemas.microsoft.com/office/drawing/2016/5/10/chartex" xmlns:cx5="http://schemas.microsoft.com/office/drawing/2016/5/11/chartex" xmlns:cx6="http://schemas.microsoft.com/office/drawing/2016/5/12/chartex" xmlns:cx7="http://schemas.microsoft.com/office/drawing/2016/5/13/chartex" xmlns:cx8="http://schemas.microsoft.com/office/drawing/2016/5/14/chartex" xmlns:mc="http://schemas.openxmlformats.org/markup-compatibility/2006" xmlns:aink="http://schemas.microsoft.com/office/drawing/2016/ink" xmlns:am3d="http://schemas.microsoft.com/office/drawing/2017/model3d" xmlns:o="urn:schemas-microsoft-com:office:office" xmlns:oel="http://schemas.microsoft.com/office/2019/extlst" xmlns:r="http://schemas.openxmlformats.org/officeDocument/2006/relationships" xmlns:m="http://schemas.openxmlformats.org/officeDocument/2006/math" xmlns:v="urn:schemas-microsoft-com:vml" xmlns:wp14="http://schemas.microsoft.com/office/word/2010/wordprocessingDrawing" xmlns:wp="http://schemas.openxmlformats.org/drawingml/2006/wordprocessingDrawing" xmlns:w10="urn:schemas-microsoft-com:office:word" xmlns:w="http://schemas.openxmlformats.org/wordprocessingml/2006/main" xmlns:w14="http://schemas.microsoft.com/office/word/2010/wordml" xmlns:w15="http://schemas.microsoft.com/office/word/2012/wordml" xmlns:w16cei="http://schemas.microsoft.com/office/word/2026/wordml/cei" xmlns:w16cex="http://schemas.microsoft.com/office/word/2018/wordml/cex" xmlns:w16cid="http://schemas.microsoft.com/office/word/2016/wordml/cid" xmlns:w16="http://schemas.microsoft.com/office/word/2018/wordml" xmlns:w16du="http://schemas.microsoft.com/office/word/2023/wordml/word16du" xmlns:w16sdtdh="http://schemas.microsoft.com/office/word/2020/wordml/sdtdatahash" xmlns:w16sdtfl="http://schemas.microsoft.com/office/word/2024/wordml/sdtformatlock" xmlns:w16se="http://schemas.microsoft.com/office/word/2015/wordml/symex" xmlns:wpg="http://schemas.microsoft.com/office/word/2010/wordprocessingGroup" xmlns:wpi="http://schemas.microsoft.com/office/word/2010/wordprocessingInk" xmlns:wne="http://schemas.microsoft.com/office/word/2006/wordml" xmlns:wps="http://schemas.microsoft.com/office/word/2010/wordprocessingShape" mc:Ignorable="w14 w15 w16se w16cid w16 w16cex w16sdtdh w16sdtfl w16du wp14">
   <w:abstractNum w:abstractNumId="0" w15:restartNumberingAfterBreak="0">
     <w:nsid w:val="28643571"/>
     <w:multiLevelType w:val="hybridMultilevel"/>

--- a/src/main/resources/static/help/help.docx
+++ b/src/main/resources/static/help/help.docx
@@ -1,6 +1,6 @@
 
 <file path=word/document.xml><?xml version="1.0" encoding="utf-8"?>
-<w:document xmlns:wpc="http://schemas.microsoft.com/office/word/2010/wordprocessingCanvas" xmlns:cx="http://schemas.microsoft.com/office/drawing/2014/chartex" xmlns:cx1="http://schemas.microsoft.com/office/drawing/2015/9/8/chartex" xmlns:cx2="http://schemas.microsoft.com/office/drawing/2015/10/21/chartex" xmlns:cx3="http://schemas.microsoft.com/office/drawing/2016/5/9/chartex" xmlns:cx4="http://schemas.microsoft.com/office/drawing/2016/5/10/chartex" xmlns:cx5="http://schemas.microsoft.com/office/drawing/2016/5/11/chartex" xmlns:cx6="http://schemas.microsoft.com/office/drawing/2016/5/12/chartex" xmlns:cx7="http://schemas.microsoft.com/office/drawing/2016/5/13/chartex" xmlns:cx8="http://schemas.microsoft.com/office/drawing/2016/5/14/chartex" xmlns:mc="http://schemas.openxmlformats.org/markup-compatibility/2006" xmlns:aink="http://schemas.microsoft.com/office/drawing/2016/ink" xmlns:am3d="http://schemas.microsoft.com/office/drawing/2017/model3d" xmlns:o="urn:schemas-microsoft-com:office:office" xmlns:oel="http://schemas.microsoft.com/office/2019/extlst" xmlns:r="http://schemas.openxmlformats.org/officeDocument/2006/relationships" xmlns:m="http://schemas.openxmlformats.org/officeDocument/2006/math" xmlns:v="urn:schemas-microsoft-com:vml" xmlns:wp14="http://schemas.microsoft.com/office/word/2010/wordprocessingDrawing" xmlns:wp="http://schemas.openxmlformats.org/drawingml/2006/wordprocessingDrawing" xmlns:w10="urn:schemas-microsoft-com:office:word" xmlns:w="http://schemas.openxmlformats.org/wordprocessingml/2006/main" xmlns:w14="http://schemas.microsoft.com/office/word/2010/wordml" xmlns:w15="http://schemas.microsoft.com/office/word/2012/wordml" xmlns:w16cei="http://schemas.microsoft.com/office/word/2026/wordml/cei" xmlns:w16cex="http://schemas.microsoft.com/office/word/2018/wordml/cex" xmlns:w16cid="http://schemas.microsoft.com/office/word/2016/wordml/cid" xmlns:w16="http://schemas.microsoft.com/office/word/2018/wordml" xmlns:w16du="http://schemas.microsoft.com/office/word/2023/wordml/word16du" xmlns:w16sdtdh="http://schemas.microsoft.com/office/word/2020/wordml/sdtdatahash" xmlns:w16sdtfl="http://schemas.microsoft.com/office/word/2024/wordml/sdtformatlock" xmlns:w16se="http://schemas.microsoft.com/office/word/2015/wordml/symex" xmlns:wpg="http://schemas.microsoft.com/office/word/2010/wordprocessingGroup" xmlns:wpi="http://schemas.microsoft.com/office/word/2010/wordprocessingInk" xmlns:wne="http://schemas.microsoft.com/office/word/2006/wordml" xmlns:wps="http://schemas.microsoft.com/office/word/2010/wordprocessingShape" mc:Ignorable="w14 w15 w16se w16cid w16 w16cex w16sdtdh w16sdtfl w16du wp14">
+<w:document xmlns:wpc="http://schemas.microsoft.com/office/word/2010/wordprocessingCanvas" xmlns:cx="http://schemas.microsoft.com/office/drawing/2014/chartex" xmlns:cx1="http://schemas.microsoft.com/office/drawing/2015/9/8/chartex" xmlns:cx2="http://schemas.microsoft.com/office/drawing/2015/10/21/chartex" xmlns:cx3="http://schemas.microsoft.com/office/drawing/2016/5/9/chartex" xmlns:cx4="http://schemas.microsoft.com/office/drawing/2016/5/10/chartex" xmlns:cx5="http://schemas.microsoft.com/office/drawing/2016/5/11/chartex" xmlns:cx6="http://schemas.microsoft.com/office/drawing/2016/5/12/chartex" xmlns:cx7="http://schemas.microsoft.com/office/drawing/2016/5/13/chartex" xmlns:cx8="http://schemas.microsoft.com/office/drawing/2016/5/14/chartex" xmlns:mc="http://schemas.openxmlformats.org/markup-compatibility/2006" xmlns:aink="http://schemas.microsoft.com/office/drawing/2016/ink" xmlns:am3d="http://schemas.microsoft.com/office/drawing/2017/model3d" xmlns:o="urn:schemas-microsoft-com:office:office" xmlns:oel="http://schemas.microsoft.com/office/2019/extlst" xmlns:r="http://schemas.openxmlformats.org/officeDocument/2006/relationships" xmlns:m="http://schemas.openxmlformats.org/officeDocument/2006/math" xmlns:v="urn:schemas-microsoft-com:vml" xmlns:wp14="http://schemas.microsoft.com/office/word/2010/wordprocessingDrawing" xmlns:wp="http://schemas.openxmlformats.org/drawingml/2006/wordprocessingDrawing" xmlns:w10="urn:schemas-microsoft-com:office:word" xmlns:w="http://schemas.openxmlformats.org/wordprocessingml/2006/main" xmlns:w14="http://schemas.microsoft.com/office/word/2010/wordml" xmlns:w15="http://schemas.microsoft.com/office/word/2012/wordml" xmlns:w16cex="http://schemas.microsoft.com/office/word/2018/wordml/cex" xmlns:w16cid="http://schemas.microsoft.com/office/word/2016/wordml/cid" xmlns:w16="http://schemas.microsoft.com/office/word/2018/wordml" xmlns:w16du="http://schemas.microsoft.com/office/word/2023/wordml/word16du" xmlns:w16sdtdh="http://schemas.microsoft.com/office/word/2020/wordml/sdtdatahash" xmlns:w16sdtfl="http://schemas.microsoft.com/office/word/2024/wordml/sdtformatlock" xmlns:w16se="http://schemas.microsoft.com/office/word/2015/wordml/symex" xmlns:wpg="http://schemas.microsoft.com/office/word/2010/wordprocessingGroup" xmlns:wpi="http://schemas.microsoft.com/office/word/2010/wordprocessingInk" xmlns:wne="http://schemas.microsoft.com/office/word/2006/wordml" xmlns:wps="http://schemas.microsoft.com/office/word/2010/wordprocessingShape" mc:Ignorable="w14 w15 w16se w16cid w16 w16cex w16sdtdh w16sdtfl w16du wp14">
   <w:body>
     <w:p>
       <w:pPr>
@@ -192,7 +192,17 @@
           <w:sz w:val="20"/>
           <w:szCs w:val="20"/>
         </w:rPr>
-        <w:t xml:space="preserve"> AI功能</w:t>
+        <w:t xml:space="preserve"> AI</w:t>
+      </w:r>
+      <w:proofErr w:type="gramStart"/>
+      <w:r>
+        <w:rPr>
+          <w:b/>
+          <w:bCs/>
+          <w:sz w:val="20"/>
+          <w:szCs w:val="20"/>
+        </w:rPr>
+        <w:t>功能</w:t>
       </w:r>
       <w:r>
         <w:rPr>
@@ -252,7 +262,18 @@
           <w:sz w:val="20"/>
           <w:szCs w:val="20"/>
         </w:rPr>
-        <w:t>[A</w:t>
+        <w:t>[</w:t>
+      </w:r>
+      <w:proofErr w:type="gramEnd"/>
+      <w:r>
+        <w:rPr>
+          <w:rFonts w:hint="eastAsia"/>
+          <w:b/>
+          <w:bCs/>
+          <w:sz w:val="20"/>
+          <w:szCs w:val="20"/>
+        </w:rPr>
+        <w:t>A</w:t>
       </w:r>
       <w:r>
         <w:rPr>
@@ -284,6 +305,7 @@
         </w:rPr>
         <w:t>已支持私聊</w:t>
       </w:r>
+      <w:proofErr w:type="gramStart"/>
       <w:r>
         <w:rPr>
           <w:rFonts w:hint="eastAsia"/>
@@ -312,7 +334,18 @@
           <w:sz w:val="20"/>
           <w:szCs w:val="20"/>
         </w:rPr>
-        <w:t>[AI现可主动调用</w:t>
+        <w:t>[</w:t>
+      </w:r>
+      <w:proofErr w:type="gramEnd"/>
+      <w:r>
+        <w:rPr>
+          <w:rFonts w:hint="eastAsia"/>
+          <w:b/>
+          <w:bCs/>
+          <w:sz w:val="20"/>
+          <w:szCs w:val="20"/>
+        </w:rPr>
+        <w:t>AI现可主动调用</w:t>
       </w:r>
       <w:r>
         <w:rPr>
@@ -378,8 +411,20 @@
                 <w:sz w:val="20"/>
                 <w:szCs w:val="20"/>
               </w:rPr>
-              <w:t>Chat/@Null/戳一戳  对话</w:t>
-            </w:r>
+              <w:t>Chat/@Null/</w:t>
+            </w:r>
+            <w:proofErr w:type="gramStart"/>
+            <w:r>
+              <w:rPr>
+                <w:rFonts w:hint="eastAsia"/>
+                <w:b/>
+                <w:bCs/>
+                <w:sz w:val="20"/>
+                <w:szCs w:val="20"/>
+              </w:rPr>
+              <w:t>戳一戳  对话</w:t>
+            </w:r>
+            <w:proofErr w:type="gramEnd"/>
             <w:r>
               <w:rPr>
                 <w:rFonts w:hint="eastAsia"/>
@@ -402,16 +447,19 @@
                 <w:szCs w:val="20"/>
               </w:rPr>
             </w:pPr>
-            <w:r>
-              <w:rPr>
-                <w:rFonts w:hint="eastAsia"/>
-                <w:b/>
-                <w:bCs/>
-                <w:sz w:val="20"/>
-                <w:szCs w:val="20"/>
-              </w:rPr>
-              <w:t xml:space="preserve">SysMsgSet </w:t>
-            </w:r>
+            <w:proofErr w:type="spellStart"/>
+            <w:proofErr w:type="gramStart"/>
+            <w:r>
+              <w:rPr>
+                <w:rFonts w:hint="eastAsia"/>
+                <w:b/>
+                <w:bCs/>
+                <w:sz w:val="20"/>
+                <w:szCs w:val="20"/>
+              </w:rPr>
+              <w:t>SysMsgSet</w:t>
+            </w:r>
+            <w:proofErr w:type="spellEnd"/>
             <w:r>
               <w:rPr>
                 <w:rFonts w:hint="eastAsia"/>
@@ -425,6 +473,16 @@
             <w:r>
               <w:rPr>
                 <w:rFonts w:hint="eastAsia"/>
+                <w:b/>
+                <w:bCs/>
+                <w:sz w:val="20"/>
+                <w:szCs w:val="20"/>
+              </w:rPr>
+              <w:t xml:space="preserve"> </w:t>
+            </w:r>
+            <w:r>
+              <w:rPr>
+                <w:rFonts w:hint="eastAsia"/>
                 <w:sz w:val="20"/>
                 <w:szCs w:val="20"/>
               </w:rPr>
@@ -438,6 +496,7 @@
               </w:rPr>
               <w:t>设置</w:t>
             </w:r>
+            <w:proofErr w:type="gramEnd"/>
           </w:p>
         </w:tc>
         <w:tc>
@@ -453,6 +512,8 @@
                 <w:szCs w:val="20"/>
               </w:rPr>
             </w:pPr>
+            <w:proofErr w:type="spellStart"/>
+            <w:proofErr w:type="gramStart"/>
             <w:r>
               <w:rPr>
                 <w:rFonts w:hint="eastAsia"/>
@@ -463,6 +524,7 @@
               </w:rPr>
               <w:t>ChatHistory</w:t>
             </w:r>
+            <w:proofErr w:type="spellEnd"/>
             <w:r>
               <w:rPr>
                 <w:rFonts w:hint="eastAsia"/>
@@ -471,6 +533,7 @@
               </w:rPr>
               <w:t xml:space="preserve">  聊天历史</w:t>
             </w:r>
+            <w:proofErr w:type="gramEnd"/>
           </w:p>
         </w:tc>
         <w:tc>
@@ -486,6 +549,8 @@
                 <w:szCs w:val="20"/>
               </w:rPr>
             </w:pPr>
+            <w:proofErr w:type="spellStart"/>
+            <w:proofErr w:type="gramStart"/>
             <w:r>
               <w:rPr>
                 <w:rFonts w:hint="eastAsia"/>
@@ -496,6 +561,7 @@
               </w:rPr>
               <w:t>ChatReset</w:t>
             </w:r>
+            <w:proofErr w:type="spellEnd"/>
             <w:r>
               <w:rPr>
                 <w:rFonts w:hint="eastAsia"/>
@@ -504,6 +570,7 @@
               </w:rPr>
               <w:t xml:space="preserve">  重置聊天</w:t>
             </w:r>
+            <w:proofErr w:type="gramEnd"/>
           </w:p>
         </w:tc>
       </w:tr>
@@ -519,6 +586,7 @@
           <w:szCs w:val="20"/>
         </w:rPr>
       </w:pPr>
+      <w:proofErr w:type="gramStart"/>
       <w:r>
         <w:rPr>
           <w:rFonts w:ascii="Cambria Math" w:hAnsi="Cambria Math" w:cs="Cambria Math"/>
@@ -536,7 +604,17 @@
           <w:sz w:val="20"/>
           <w:szCs w:val="20"/>
         </w:rPr>
-        <w:t xml:space="preserve"> 语录功能</w:t>
+        <w:t xml:space="preserve"> 语录</w:t>
+      </w:r>
+      <w:proofErr w:type="gramEnd"/>
+      <w:r>
+        <w:rPr>
+          <w:b/>
+          <w:bCs/>
+          <w:sz w:val="20"/>
+          <w:szCs w:val="20"/>
+        </w:rPr>
+        <w:t>功能</w:t>
       </w:r>
     </w:p>
     <w:tbl>
@@ -572,6 +650,8 @@
                 <w:szCs w:val="20"/>
               </w:rPr>
             </w:pPr>
+            <w:proofErr w:type="spellStart"/>
+            <w:proofErr w:type="gramStart"/>
             <w:r>
               <w:rPr>
                 <w:rFonts w:hint="eastAsia"/>
@@ -582,6 +662,7 @@
               </w:rPr>
               <w:t>SayingSave</w:t>
             </w:r>
+            <w:proofErr w:type="spellEnd"/>
             <w:r>
               <w:rPr>
                 <w:rFonts w:hint="eastAsia"/>
@@ -590,6 +671,7 @@
               </w:rPr>
               <w:t xml:space="preserve">  保存语录</w:t>
             </w:r>
+            <w:proofErr w:type="gramEnd"/>
           </w:p>
         </w:tc>
         <w:tc>
@@ -614,7 +696,19 @@
                 <w:szCs w:val="20"/>
                 <w:u w:val="double"/>
               </w:rPr>
-              <w:t>Saying/say</w:t>
+              <w:t>Saying/</w:t>
+            </w:r>
+            <w:proofErr w:type="gramStart"/>
+            <w:r>
+              <w:rPr>
+                <w:rFonts w:hint="eastAsia"/>
+                <w:b/>
+                <w:bCs/>
+                <w:sz w:val="20"/>
+                <w:szCs w:val="20"/>
+                <w:u w:val="double"/>
+              </w:rPr>
+              <w:t>say</w:t>
             </w:r>
             <w:r>
               <w:rPr>
@@ -624,6 +718,7 @@
               </w:rPr>
               <w:t xml:space="preserve">  随机语录</w:t>
             </w:r>
+            <w:proofErr w:type="gramEnd"/>
           </w:p>
         </w:tc>
         <w:tc>
@@ -639,6 +734,8 @@
                 <w:szCs w:val="20"/>
               </w:rPr>
             </w:pPr>
+            <w:proofErr w:type="spellStart"/>
+            <w:proofErr w:type="gramStart"/>
             <w:r>
               <w:rPr>
                 <w:rFonts w:hint="eastAsia"/>
@@ -649,6 +746,7 @@
               </w:rPr>
               <w:t>SayingDel</w:t>
             </w:r>
+            <w:proofErr w:type="spellEnd"/>
             <w:r>
               <w:rPr>
                 <w:rFonts w:hint="eastAsia"/>
@@ -657,6 +755,7 @@
               </w:rPr>
               <w:t xml:space="preserve">  删除语录</w:t>
             </w:r>
+            <w:proofErr w:type="gramEnd"/>
           </w:p>
         </w:tc>
       </w:tr>
@@ -672,6 +771,7 @@
           <w:szCs w:val="20"/>
         </w:rPr>
       </w:pPr>
+      <w:proofErr w:type="gramStart"/>
       <w:r>
         <w:rPr>
           <w:rFonts w:ascii="Cambria Math" w:hAnsi="Cambria Math" w:cs="Cambria Math"/>
@@ -702,6 +802,7 @@
         </w:rPr>
         <w:t>媒体</w:t>
       </w:r>
+      <w:proofErr w:type="gramEnd"/>
       <w:r>
         <w:rPr>
           <w:b/>
@@ -789,8 +890,22 @@
                 <w:szCs w:val="20"/>
                 <w:u w:val="double"/>
               </w:rPr>
-              <w:t>Image/img</w:t>
-            </w:r>
+              <w:t>Image/</w:t>
+            </w:r>
+            <w:proofErr w:type="spellStart"/>
+            <w:proofErr w:type="gramStart"/>
+            <w:r>
+              <w:rPr>
+                <w:rFonts w:hint="eastAsia"/>
+                <w:b/>
+                <w:bCs/>
+                <w:sz w:val="20"/>
+                <w:szCs w:val="20"/>
+                <w:u w:val="double"/>
+              </w:rPr>
+              <w:t>img</w:t>
+            </w:r>
+            <w:proofErr w:type="spellEnd"/>
             <w:r>
               <w:rPr>
                 <w:rFonts w:hint="eastAsia"/>
@@ -799,6 +914,7 @@
               </w:rPr>
               <w:t xml:space="preserve">  随机图片</w:t>
             </w:r>
+            <w:proofErr w:type="gramEnd"/>
           </w:p>
         </w:tc>
         <w:tc>
@@ -821,6 +937,8 @@
                 <w:szCs w:val="20"/>
               </w:rPr>
             </w:pPr>
+            <w:proofErr w:type="spellStart"/>
+            <w:proofErr w:type="gramStart"/>
             <w:r>
               <w:rPr>
                 <w:rFonts w:hint="eastAsia"/>
@@ -831,6 +949,7 @@
               </w:rPr>
               <w:t>ImageSave</w:t>
             </w:r>
+            <w:proofErr w:type="spellEnd"/>
             <w:r>
               <w:rPr>
                 <w:rFonts w:hint="eastAsia"/>
@@ -849,6 +968,7 @@
               </w:rPr>
               <w:t>保存图片</w:t>
             </w:r>
+            <w:proofErr w:type="gramEnd"/>
           </w:p>
         </w:tc>
       </w:tr>
@@ -873,6 +993,8 @@
                 <w:szCs w:val="20"/>
               </w:rPr>
             </w:pPr>
+            <w:proofErr w:type="spellStart"/>
+            <w:proofErr w:type="gramStart"/>
             <w:r>
               <w:rPr>
                 <w:rFonts w:hint="eastAsia"/>
@@ -883,6 +1005,7 @@
               </w:rPr>
               <w:t>ImageGet</w:t>
             </w:r>
+            <w:proofErr w:type="spellEnd"/>
             <w:r>
               <w:rPr>
                 <w:rFonts w:hint="eastAsia"/>
@@ -907,6 +1030,7 @@
               </w:rPr>
               <w:t>获取图片</w:t>
             </w:r>
+            <w:proofErr w:type="gramEnd"/>
           </w:p>
         </w:tc>
         <w:tc>
@@ -927,6 +1051,8 @@
                 <w:szCs w:val="20"/>
               </w:rPr>
             </w:pPr>
+            <w:proofErr w:type="spellStart"/>
+            <w:proofErr w:type="gramStart"/>
             <w:r>
               <w:rPr>
                 <w:rFonts w:hint="eastAsia"/>
@@ -937,6 +1063,7 @@
               </w:rPr>
               <w:t>ImageDel</w:t>
             </w:r>
+            <w:proofErr w:type="spellEnd"/>
             <w:r>
               <w:rPr>
                 <w:rFonts w:hint="eastAsia"/>
@@ -961,6 +1088,7 @@
               </w:rPr>
               <w:t>删除图片</w:t>
             </w:r>
+            <w:proofErr w:type="gramEnd"/>
           </w:p>
         </w:tc>
         <w:tc>
@@ -981,6 +1109,8 @@
                 <w:szCs w:val="20"/>
               </w:rPr>
             </w:pPr>
+            <w:proofErr w:type="spellStart"/>
+            <w:proofErr w:type="gramStart"/>
             <w:r>
               <w:rPr>
                 <w:rFonts w:hint="eastAsia"/>
@@ -991,6 +1121,7 @@
               </w:rPr>
               <w:t>ImageList</w:t>
             </w:r>
+            <w:proofErr w:type="spellEnd"/>
             <w:r>
               <w:rPr>
                 <w:rFonts w:hint="eastAsia"/>
@@ -1015,6 +1146,7 @@
               </w:rPr>
               <w:t>图片列表</w:t>
             </w:r>
+            <w:proofErr w:type="gramEnd"/>
           </w:p>
         </w:tc>
       </w:tr>
@@ -1096,6 +1228,7 @@
               </w:rPr>
               <w:t>/</w:t>
             </w:r>
+            <w:proofErr w:type="gramStart"/>
             <w:r>
               <w:rPr>
                 <w:b/>
@@ -1130,7 +1263,15 @@
                 <w:sz w:val="20"/>
                 <w:szCs w:val="20"/>
               </w:rPr>
-              <w:t>随机视频</w:t>
+              <w:t>随机</w:t>
+            </w:r>
+            <w:proofErr w:type="gramEnd"/>
+            <w:r>
+              <w:rPr>
+                <w:sz w:val="20"/>
+                <w:szCs w:val="20"/>
+              </w:rPr>
+              <w:t>视频</w:t>
             </w:r>
           </w:p>
         </w:tc>
@@ -1154,18 +1295,20 @@
                 <w:szCs w:val="20"/>
               </w:rPr>
             </w:pPr>
-            <w:r>
-              <w:rPr>
-                <w:b/>
-                <w:bCs/>
-                <w:sz w:val="20"/>
-                <w:szCs w:val="20"/>
-              </w:rPr>
-              <w:t xml:space="preserve">VideoSave </w:t>
-            </w:r>
-            <w:r>
-              <w:rPr>
-                <w:rFonts w:hint="eastAsia"/>
+            <w:proofErr w:type="spellStart"/>
+            <w:proofErr w:type="gramStart"/>
+            <w:r>
+              <w:rPr>
+                <w:b/>
+                <w:bCs/>
+                <w:sz w:val="20"/>
+                <w:szCs w:val="20"/>
+              </w:rPr>
+              <w:t>VideoSave</w:t>
+            </w:r>
+            <w:proofErr w:type="spellEnd"/>
+            <w:r>
+              <w:rPr>
                 <w:b/>
                 <w:bCs/>
                 <w:sz w:val="20"/>
@@ -1175,11 +1318,22 @@
             </w:r>
             <w:r>
               <w:rPr>
+                <w:rFonts w:hint="eastAsia"/>
+                <w:b/>
+                <w:bCs/>
+                <w:sz w:val="20"/>
+                <w:szCs w:val="20"/>
+              </w:rPr>
+              <w:t xml:space="preserve"> </w:t>
+            </w:r>
+            <w:r>
+              <w:rPr>
                 <w:sz w:val="20"/>
                 <w:szCs w:val="20"/>
               </w:rPr>
               <w:t>保存视频</w:t>
             </w:r>
+            <w:proofErr w:type="gramEnd"/>
           </w:p>
         </w:tc>
       </w:tr>
@@ -1206,14 +1360,25 @@
                 <w:szCs w:val="20"/>
               </w:rPr>
             </w:pPr>
-            <w:r>
-              <w:rPr>
-                <w:b/>
-                <w:bCs/>
-                <w:sz w:val="20"/>
-                <w:szCs w:val="20"/>
-              </w:rPr>
-              <w:t xml:space="preserve">VideoGet </w:t>
+            <w:proofErr w:type="spellStart"/>
+            <w:r>
+              <w:rPr>
+                <w:b/>
+                <w:bCs/>
+                <w:sz w:val="20"/>
+                <w:szCs w:val="20"/>
+              </w:rPr>
+              <w:t>VideoGet</w:t>
+            </w:r>
+            <w:proofErr w:type="spellEnd"/>
+            <w:r>
+              <w:rPr>
+                <w:b/>
+                <w:bCs/>
+                <w:sz w:val="20"/>
+                <w:szCs w:val="20"/>
+              </w:rPr>
+              <w:t xml:space="preserve"> </w:t>
             </w:r>
             <w:r>
               <w:rPr>
@@ -1244,14 +1409,25 @@
                 <w:szCs w:val="20"/>
               </w:rPr>
             </w:pPr>
-            <w:r>
-              <w:rPr>
-                <w:b/>
-                <w:bCs/>
-                <w:sz w:val="20"/>
-                <w:szCs w:val="20"/>
-              </w:rPr>
-              <w:t xml:space="preserve">VideoDel </w:t>
+            <w:proofErr w:type="spellStart"/>
+            <w:r>
+              <w:rPr>
+                <w:b/>
+                <w:bCs/>
+                <w:sz w:val="20"/>
+                <w:szCs w:val="20"/>
+              </w:rPr>
+              <w:t>VideoDel</w:t>
+            </w:r>
+            <w:proofErr w:type="spellEnd"/>
+            <w:r>
+              <w:rPr>
+                <w:b/>
+                <w:bCs/>
+                <w:sz w:val="20"/>
+                <w:szCs w:val="20"/>
+              </w:rPr>
+              <w:t xml:space="preserve"> </w:t>
             </w:r>
             <w:r>
               <w:rPr>
@@ -1282,14 +1458,25 @@
                 <w:szCs w:val="20"/>
               </w:rPr>
             </w:pPr>
-            <w:r>
-              <w:rPr>
-                <w:b/>
-                <w:bCs/>
-                <w:sz w:val="20"/>
-                <w:szCs w:val="20"/>
-              </w:rPr>
-              <w:t xml:space="preserve">VideoList </w:t>
+            <w:proofErr w:type="spellStart"/>
+            <w:r>
+              <w:rPr>
+                <w:b/>
+                <w:bCs/>
+                <w:sz w:val="20"/>
+                <w:szCs w:val="20"/>
+              </w:rPr>
+              <w:t>VideoList</w:t>
+            </w:r>
+            <w:proofErr w:type="spellEnd"/>
+            <w:r>
+              <w:rPr>
+                <w:b/>
+                <w:bCs/>
+                <w:sz w:val="20"/>
+                <w:szCs w:val="20"/>
+              </w:rPr>
+              <w:t xml:space="preserve"> </w:t>
             </w:r>
             <w:r>
               <w:rPr>
@@ -1361,8 +1548,22 @@
                 <w:szCs w:val="20"/>
                 <w:u w:val="double"/>
               </w:rPr>
-              <w:t>Audio/aud</w:t>
-            </w:r>
+              <w:t>Audio/</w:t>
+            </w:r>
+            <w:proofErr w:type="spellStart"/>
+            <w:proofErr w:type="gramStart"/>
+            <w:r>
+              <w:rPr>
+                <w:rFonts w:hint="eastAsia"/>
+                <w:b/>
+                <w:bCs/>
+                <w:sz w:val="20"/>
+                <w:szCs w:val="20"/>
+                <w:u w:val="double"/>
+              </w:rPr>
+              <w:t>aud</w:t>
+            </w:r>
+            <w:proofErr w:type="spellEnd"/>
             <w:r>
               <w:rPr>
                 <w:b/>
@@ -1387,6 +1588,7 @@
               </w:rPr>
               <w:t>音频</w:t>
             </w:r>
+            <w:proofErr w:type="gramEnd"/>
           </w:p>
         </w:tc>
         <w:tc>
@@ -1406,6 +1608,7 @@
                 <w:rFonts w:hint="eastAsia"/>
               </w:rPr>
             </w:pPr>
+            <w:proofErr w:type="gramStart"/>
             <w:r>
               <w:rPr>
                 <w:rFonts w:hint="eastAsia"/>
@@ -1425,6 +1628,7 @@
               </w:rPr>
               <w:t xml:space="preserve">  语音合成</w:t>
             </w:r>
+            <w:proofErr w:type="gramEnd"/>
             <w:r>
               <w:rPr>
                 <w:rFonts w:hint="eastAsia"/>
@@ -1497,6 +1701,7 @@
           <w:szCs w:val="20"/>
         </w:rPr>
       </w:pPr>
+      <w:proofErr w:type="gramStart"/>
       <w:r>
         <w:rPr>
           <w:rFonts w:ascii="Cambria Math" w:hAnsi="Cambria Math" w:cs="Cambria Math"/>
@@ -1527,6 +1732,7 @@
         </w:rPr>
         <w:t>个人</w:t>
       </w:r>
+      <w:proofErr w:type="gramEnd"/>
       <w:r>
         <w:rPr>
           <w:b/>
@@ -1578,6 +1784,8 @@
                 <w:szCs w:val="20"/>
               </w:rPr>
             </w:pPr>
+            <w:proofErr w:type="spellStart"/>
+            <w:proofErr w:type="gramStart"/>
             <w:r>
               <w:rPr>
                 <w:rFonts w:hint="eastAsia"/>
@@ -1588,6 +1796,7 @@
               </w:rPr>
               <w:t>CheckIn</w:t>
             </w:r>
+            <w:proofErr w:type="spellEnd"/>
             <w:r>
               <w:rPr>
                 <w:rFonts w:hint="eastAsia"/>
@@ -1606,6 +1815,7 @@
               </w:rPr>
               <w:t>签到</w:t>
             </w:r>
+            <w:proofErr w:type="gramEnd"/>
           </w:p>
         </w:tc>
         <w:tc>
@@ -1623,6 +1833,7 @@
                 <w:szCs w:val="20"/>
               </w:rPr>
             </w:pPr>
+            <w:proofErr w:type="gramStart"/>
             <w:r>
               <w:rPr>
                 <w:rFonts w:hint="eastAsia"/>
@@ -1651,6 +1862,7 @@
               </w:rPr>
               <w:t>个人信息</w:t>
             </w:r>
+            <w:proofErr w:type="gramEnd"/>
           </w:p>
         </w:tc>
         <w:tc>
@@ -1670,6 +1882,7 @@
                 <w:szCs w:val="20"/>
               </w:rPr>
             </w:pPr>
+            <w:proofErr w:type="gramStart"/>
             <w:r>
               <w:rPr>
                 <w:rFonts w:hint="eastAsia"/>
@@ -1698,6 +1911,7 @@
               </w:rPr>
               <w:t>库存</w:t>
             </w:r>
+            <w:proofErr w:type="gramEnd"/>
           </w:p>
         </w:tc>
         <w:tc>
@@ -1717,6 +1931,7 @@
                 <w:szCs w:val="20"/>
               </w:rPr>
             </w:pPr>
+            <w:proofErr w:type="gramStart"/>
             <w:r>
               <w:rPr>
                 <w:rFonts w:hint="eastAsia"/>
@@ -1759,6 +1974,7 @@
               </w:rPr>
               <w:t>物品</w:t>
             </w:r>
+            <w:proofErr w:type="gramEnd"/>
           </w:p>
         </w:tc>
         <w:tc>
@@ -1778,6 +1994,7 @@
                 <w:szCs w:val="20"/>
               </w:rPr>
             </w:pPr>
+            <w:proofErr w:type="gramStart"/>
             <w:r>
               <w:rPr>
                 <w:rFonts w:hint="eastAsia"/>
@@ -1806,6 +2023,7 @@
               </w:rPr>
               <w:t>使用</w:t>
             </w:r>
+            <w:proofErr w:type="gramEnd"/>
           </w:p>
         </w:tc>
         <w:tc>
@@ -1825,6 +2043,7 @@
                 <w:szCs w:val="20"/>
               </w:rPr>
             </w:pPr>
+            <w:proofErr w:type="gramStart"/>
             <w:r>
               <w:rPr>
                 <w:rFonts w:hint="eastAsia"/>
@@ -1843,6 +2062,7 @@
               </w:rPr>
               <w:t>出售</w:t>
             </w:r>
+            <w:proofErr w:type="gramEnd"/>
           </w:p>
         </w:tc>
       </w:tr>
@@ -1858,6 +2078,7 @@
           <w:szCs w:val="20"/>
         </w:rPr>
       </w:pPr>
+      <w:proofErr w:type="gramStart"/>
       <w:r>
         <w:rPr>
           <w:rFonts w:ascii="Cambria Math" w:hAnsi="Cambria Math" w:cs="Cambria Math"/>
@@ -1875,7 +2096,17 @@
           <w:sz w:val="20"/>
           <w:szCs w:val="20"/>
         </w:rPr>
-        <w:t xml:space="preserve"> 娱乐功能</w:t>
+        <w:t xml:space="preserve"> 娱乐</w:t>
+      </w:r>
+      <w:proofErr w:type="gramEnd"/>
+      <w:r>
+        <w:rPr>
+          <w:b/>
+          <w:bCs/>
+          <w:sz w:val="20"/>
+          <w:szCs w:val="20"/>
+        </w:rPr>
+        <w:t>功能</w:t>
       </w:r>
     </w:p>
     <w:tbl>
@@ -1917,6 +2148,7 @@
                 <w:szCs w:val="20"/>
               </w:rPr>
             </w:pPr>
+            <w:proofErr w:type="gramStart"/>
             <w:r>
               <w:rPr>
                 <w:rFonts w:hint="eastAsia"/>
@@ -1936,6 +2168,7 @@
               </w:rPr>
               <w:t xml:space="preserve">  二次元</w:t>
             </w:r>
+            <w:proofErr w:type="gramEnd"/>
             <w:r>
               <w:rPr>
                 <w:rFonts w:hint="eastAsia"/>
@@ -1974,6 +2207,7 @@
                 <w:szCs w:val="20"/>
               </w:rPr>
             </w:pPr>
+            <w:proofErr w:type="gramStart"/>
             <w:r>
               <w:rPr>
                 <w:rFonts w:hint="eastAsia"/>
@@ -1992,6 +2226,7 @@
               </w:rPr>
               <w:t xml:space="preserve">  抽奖</w:t>
             </w:r>
+            <w:proofErr w:type="gramEnd"/>
             <w:r>
               <w:rPr>
                 <w:rFonts w:hint="eastAsia"/>
@@ -2030,6 +2265,7 @@
                 <w:szCs w:val="20"/>
               </w:rPr>
             </w:pPr>
+            <w:proofErr w:type="gramStart"/>
             <w:r>
               <w:rPr>
                 <w:rFonts w:hint="eastAsia"/>
@@ -2048,6 +2284,7 @@
               </w:rPr>
               <w:t xml:space="preserve">  今日老婆</w:t>
             </w:r>
+            <w:proofErr w:type="gramEnd"/>
             <w:r>
               <w:rPr>
                 <w:rFonts w:hint="eastAsia"/>
@@ -2087,6 +2324,7 @@
                 <w:szCs w:val="20"/>
               </w:rPr>
             </w:pPr>
+            <w:proofErr w:type="gramStart"/>
             <w:r>
               <w:rPr>
                 <w:rFonts w:hint="eastAsia"/>
@@ -2103,7 +2341,16 @@
                 <w:sz w:val="20"/>
                 <w:szCs w:val="20"/>
               </w:rPr>
-              <w:t xml:space="preserve">  面包         </w:t>
+              <w:t xml:space="preserve">  面包</w:t>
+            </w:r>
+            <w:proofErr w:type="gramEnd"/>
+            <w:r>
+              <w:rPr>
+                <w:rFonts w:hint="eastAsia"/>
+                <w:sz w:val="20"/>
+                <w:szCs w:val="20"/>
+              </w:rPr>
+              <w:t xml:space="preserve">         </w:t>
             </w:r>
             <w:r>
               <w:rPr>
@@ -2131,6 +2378,7 @@
                 <w:szCs w:val="20"/>
               </w:rPr>
             </w:pPr>
+            <w:proofErr w:type="gramStart"/>
             <w:r>
               <w:rPr>
                 <w:rFonts w:hint="eastAsia"/>
@@ -2157,7 +2405,16 @@
                 <w:sz w:val="20"/>
                 <w:szCs w:val="20"/>
               </w:rPr>
-              <w:t xml:space="preserve"> 猜角色 </w:t>
+              <w:t xml:space="preserve"> 猜角色</w:t>
+            </w:r>
+            <w:proofErr w:type="gramEnd"/>
+            <w:r>
+              <w:rPr>
+                <w:rFonts w:hint="eastAsia"/>
+                <w:sz w:val="20"/>
+                <w:szCs w:val="20"/>
+              </w:rPr>
+              <w:t xml:space="preserve"> </w:t>
             </w:r>
             <w:r>
               <w:rPr>
@@ -2201,6 +2458,7 @@
                 <w:szCs w:val="20"/>
               </w:rPr>
             </w:pPr>
+            <w:proofErr w:type="gramStart"/>
             <w:r>
               <w:rPr>
                 <w:rFonts w:hint="eastAsia"/>
@@ -2219,6 +2477,7 @@
               </w:rPr>
               <w:t xml:space="preserve"> 问答</w:t>
             </w:r>
+            <w:proofErr w:type="gramEnd"/>
             <w:r>
               <w:rPr>
                 <w:rFonts w:hint="eastAsia"/>
@@ -2314,6 +2573,7 @@
                 <w:szCs w:val="20"/>
               </w:rPr>
             </w:pPr>
+            <w:proofErr w:type="gramStart"/>
             <w:r>
               <w:rPr>
                 <w:rFonts w:hint="eastAsia"/>
@@ -2332,6 +2592,7 @@
               </w:rPr>
               <w:t>斗蛐蛐</w:t>
             </w:r>
+            <w:proofErr w:type="gramEnd"/>
             <w:r>
               <w:rPr>
                 <w:rFonts w:hint="eastAsia"/>
@@ -2366,6 +2627,7 @@
                 <w:szCs w:val="20"/>
               </w:rPr>
             </w:pPr>
+            <w:proofErr w:type="gramStart"/>
             <w:r>
               <w:rPr>
                 <w:rFonts w:hint="eastAsia"/>
@@ -2382,7 +2644,16 @@
                 <w:sz w:val="20"/>
                 <w:szCs w:val="20"/>
               </w:rPr>
-              <w:t xml:space="preserve">漂流瓶    </w:t>
+              <w:t>漂流瓶</w:t>
+            </w:r>
+            <w:proofErr w:type="gramEnd"/>
+            <w:r>
+              <w:rPr>
+                <w:rFonts w:hint="eastAsia"/>
+                <w:sz w:val="20"/>
+                <w:szCs w:val="20"/>
+              </w:rPr>
+              <w:t xml:space="preserve">    </w:t>
             </w:r>
             <w:r>
               <w:rPr>
@@ -2426,6 +2697,8 @@
                 <w:szCs w:val="20"/>
               </w:rPr>
             </w:pPr>
+            <w:proofErr w:type="spellStart"/>
+            <w:proofErr w:type="gramStart"/>
             <w:r>
               <w:rPr>
                 <w:rFonts w:hint="eastAsia"/>
@@ -2436,6 +2709,7 @@
               </w:rPr>
               <w:t>Rps</w:t>
             </w:r>
+            <w:proofErr w:type="spellEnd"/>
             <w:r>
               <w:rPr>
                 <w:rFonts w:hint="eastAsia"/>
@@ -2450,7 +2724,16 @@
                 <w:sz w:val="20"/>
                 <w:szCs w:val="20"/>
               </w:rPr>
-              <w:t xml:space="preserve">猜拳           </w:t>
+              <w:t>猜拳</w:t>
+            </w:r>
+            <w:proofErr w:type="gramEnd"/>
+            <w:r>
+              <w:rPr>
+                <w:rFonts w:hint="eastAsia"/>
+                <w:sz w:val="20"/>
+                <w:szCs w:val="20"/>
+              </w:rPr>
+              <w:t xml:space="preserve">           </w:t>
             </w:r>
             <w:r>
               <w:rPr>
@@ -2477,6 +2760,7 @@
           <w:szCs w:val="20"/>
         </w:rPr>
       </w:pPr>
+      <w:proofErr w:type="gramStart"/>
       <w:r>
         <w:rPr>
           <w:rFonts w:ascii="Cambria Math" w:hAnsi="Cambria Math" w:cs="Cambria Math"/>
@@ -2506,6 +2790,7 @@
         </w:rPr>
         <w:t>图像</w:t>
       </w:r>
+      <w:proofErr w:type="gramEnd"/>
       <w:r>
         <w:rPr>
           <w:b/>
@@ -2553,6 +2838,7 @@
                 <w:u w:val="double"/>
               </w:rPr>
             </w:pPr>
+            <w:proofErr w:type="gramStart"/>
             <w:r>
               <w:rPr>
                 <w:rFonts w:hint="eastAsia"/>
@@ -2582,6 +2868,7 @@
               </w:rPr>
               <w:t>图像处理</w:t>
             </w:r>
+            <w:proofErr w:type="gramEnd"/>
             <w:r>
               <w:rPr>
                 <w:rFonts w:hint="eastAsia"/>
@@ -2618,6 +2905,7 @@
                 <w:u w:val="double"/>
               </w:rPr>
             </w:pPr>
+            <w:proofErr w:type="gramStart"/>
             <w:r>
               <w:rPr>
                 <w:b/>
@@ -2656,6 +2944,7 @@
               </w:rPr>
               <w:t>对称</w:t>
             </w:r>
+            <w:proofErr w:type="gramEnd"/>
             <w:r>
               <w:rPr>
                 <w:rFonts w:hint="eastAsia"/>
@@ -2681,6 +2970,8 @@
                 <w:u w:val="double"/>
               </w:rPr>
             </w:pPr>
+            <w:proofErr w:type="spellStart"/>
+            <w:proofErr w:type="gramStart"/>
             <w:r>
               <w:rPr>
                 <w:rFonts w:hint="eastAsia"/>
@@ -2691,6 +2982,7 @@
               </w:rPr>
               <w:t>Choyen</w:t>
             </w:r>
+            <w:proofErr w:type="spellEnd"/>
             <w:r>
               <w:rPr>
                 <w:rFonts w:hint="eastAsia"/>
@@ -2707,7 +2999,16 @@
                 <w:sz w:val="20"/>
                 <w:szCs w:val="20"/>
               </w:rPr>
-              <w:t>5000兆</w:t>
+              <w:t>5000</w:t>
+            </w:r>
+            <w:proofErr w:type="gramEnd"/>
+            <w:r>
+              <w:rPr>
+                <w:rFonts w:hint="eastAsia"/>
+                <w:sz w:val="20"/>
+                <w:szCs w:val="20"/>
+              </w:rPr>
+              <w:t>兆</w:t>
             </w:r>
           </w:p>
         </w:tc>
@@ -2725,6 +3026,7 @@
                 <w:szCs w:val="20"/>
               </w:rPr>
             </w:pPr>
+            <w:proofErr w:type="gramStart"/>
             <w:r>
               <w:rPr>
                 <w:rFonts w:hint="eastAsia"/>
@@ -2753,6 +3055,7 @@
               </w:rPr>
               <w:t>普奇</w:t>
             </w:r>
+            <w:proofErr w:type="gramEnd"/>
           </w:p>
         </w:tc>
       </w:tr>
@@ -2768,6 +3071,7 @@
           <w:szCs w:val="20"/>
         </w:rPr>
       </w:pPr>
+      <w:proofErr w:type="gramStart"/>
       <w:r>
         <w:rPr>
           <w:rFonts w:ascii="Cambria Math" w:hAnsi="Cambria Math" w:cs="Cambria Math"/>
@@ -2796,7 +3100,18 @@
           <w:sz w:val="20"/>
           <w:szCs w:val="20"/>
         </w:rPr>
-        <w:t>跨群游戏</w:t>
+        <w:t>跨</w:t>
+      </w:r>
+      <w:proofErr w:type="gramEnd"/>
+      <w:r>
+        <w:rPr>
+          <w:rFonts w:ascii="Cambria Math" w:hAnsi="Cambria Math" w:cs="Cambria Math" w:hint="eastAsia"/>
+          <w:b/>
+          <w:bCs/>
+          <w:sz w:val="20"/>
+          <w:szCs w:val="20"/>
+        </w:rPr>
+        <w:t>群游戏</w:t>
       </w:r>
       <w:r>
         <w:rPr>
@@ -2897,6 +3212,8 @@
               </w:rPr>
               <w:t>/</w:t>
             </w:r>
+            <w:proofErr w:type="spellStart"/>
+            <w:proofErr w:type="gramStart"/>
             <w:r>
               <w:rPr>
                 <w:rFonts w:hint="eastAsia"/>
@@ -2907,6 +3224,7 @@
               </w:rPr>
               <w:t>DisMatch</w:t>
             </w:r>
+            <w:proofErr w:type="spellEnd"/>
             <w:r>
               <w:rPr>
                 <w:rFonts w:hint="eastAsia"/>
@@ -2925,6 +3243,7 @@
               </w:rPr>
               <w:t xml:space="preserve"> 匹配</w:t>
             </w:r>
+            <w:proofErr w:type="gramEnd"/>
             <w:r>
               <w:rPr>
                 <w:rFonts w:hint="eastAsia"/>
@@ -2956,6 +3275,8 @@
                 <w:szCs w:val="20"/>
               </w:rPr>
             </w:pPr>
+            <w:proofErr w:type="spellStart"/>
+            <w:proofErr w:type="gramStart"/>
             <w:r>
               <w:rPr>
                 <w:rFonts w:hint="eastAsia"/>
@@ -2974,7 +3295,18 @@
                 <w:sz w:val="20"/>
                 <w:szCs w:val="20"/>
               </w:rPr>
-              <w:t xml:space="preserve">h  </w:t>
+              <w:t>h</w:t>
+            </w:r>
+            <w:proofErr w:type="spellEnd"/>
+            <w:r>
+              <w:rPr>
+                <w:rFonts w:hint="eastAsia"/>
+                <w:b/>
+                <w:bCs/>
+                <w:sz w:val="20"/>
+                <w:szCs w:val="20"/>
+              </w:rPr>
+              <w:t xml:space="preserve">  </w:t>
             </w:r>
             <w:r>
               <w:rPr>
@@ -2984,6 +3316,7 @@
               </w:rPr>
               <w:t>终止对局</w:t>
             </w:r>
+            <w:proofErr w:type="gramEnd"/>
           </w:p>
         </w:tc>
         <w:tc>
@@ -2998,16 +3331,19 @@
                 <w:szCs w:val="20"/>
               </w:rPr>
             </w:pPr>
-            <w:r>
-              <w:rPr>
-                <w:rFonts w:hint="eastAsia"/>
-                <w:b/>
-                <w:bCs/>
-                <w:sz w:val="20"/>
-                <w:szCs w:val="20"/>
-              </w:rPr>
-              <w:t xml:space="preserve">RecentPlayer </w:t>
-            </w:r>
+            <w:proofErr w:type="spellStart"/>
+            <w:proofErr w:type="gramStart"/>
+            <w:r>
+              <w:rPr>
+                <w:rFonts w:hint="eastAsia"/>
+                <w:b/>
+                <w:bCs/>
+                <w:sz w:val="20"/>
+                <w:szCs w:val="20"/>
+              </w:rPr>
+              <w:t>RecentPlayer</w:t>
+            </w:r>
+            <w:proofErr w:type="spellEnd"/>
             <w:r>
               <w:rPr>
                 <w:rFonts w:hint="eastAsia"/>
@@ -3021,11 +3357,22 @@
             <w:r>
               <w:rPr>
                 <w:rFonts w:hint="eastAsia"/>
+                <w:b/>
+                <w:bCs/>
+                <w:sz w:val="20"/>
+                <w:szCs w:val="20"/>
+              </w:rPr>
+              <w:t xml:space="preserve"> </w:t>
+            </w:r>
+            <w:r>
+              <w:rPr>
+                <w:rFonts w:hint="eastAsia"/>
                 <w:sz w:val="20"/>
                 <w:szCs w:val="20"/>
               </w:rPr>
               <w:t>最近玩家</w:t>
             </w:r>
+            <w:proofErr w:type="gramEnd"/>
           </w:p>
         </w:tc>
       </w:tr>
@@ -3081,6 +3428,7 @@
                 <w:szCs w:val="20"/>
               </w:rPr>
             </w:pPr>
+            <w:proofErr w:type="gramStart"/>
             <w:r>
               <w:rPr>
                 <w:rFonts w:hint="eastAsia"/>
@@ -3099,6 +3447,7 @@
               </w:rPr>
               <w:t>摸金</w:t>
             </w:r>
+            <w:proofErr w:type="gramEnd"/>
           </w:p>
         </w:tc>
         <w:tc>
@@ -3115,15 +3464,28 @@
                 <w:szCs w:val="20"/>
               </w:rPr>
             </w:pPr>
-            <w:r>
-              <w:rPr>
-                <w:rFonts w:hint="eastAsia"/>
-                <w:b/>
-                <w:bCs/>
-                <w:sz w:val="20"/>
-                <w:szCs w:val="20"/>
-              </w:rPr>
-              <w:t xml:space="preserve">Reversi  </w:t>
+            <w:proofErr w:type="spellStart"/>
+            <w:proofErr w:type="gramStart"/>
+            <w:r>
+              <w:rPr>
+                <w:rFonts w:hint="eastAsia"/>
+                <w:b/>
+                <w:bCs/>
+                <w:sz w:val="20"/>
+                <w:szCs w:val="20"/>
+              </w:rPr>
+              <w:t>Reversi</w:t>
+            </w:r>
+            <w:proofErr w:type="spellEnd"/>
+            <w:r>
+              <w:rPr>
+                <w:rFonts w:hint="eastAsia"/>
+                <w:b/>
+                <w:bCs/>
+                <w:sz w:val="20"/>
+                <w:szCs w:val="20"/>
+              </w:rPr>
+              <w:t xml:space="preserve">  </w:t>
             </w:r>
             <w:r>
               <w:rPr>
@@ -3133,6 +3495,7 @@
               </w:rPr>
               <w:t>黑白棋</w:t>
             </w:r>
+            <w:proofErr w:type="gramEnd"/>
           </w:p>
         </w:tc>
         <w:tc>
@@ -3149,16 +3512,19 @@
                 <w:szCs w:val="20"/>
               </w:rPr>
             </w:pPr>
-            <w:r>
-              <w:rPr>
-                <w:rFonts w:hint="eastAsia"/>
-                <w:b/>
-                <w:bCs/>
-                <w:sz w:val="20"/>
-                <w:szCs w:val="20"/>
-              </w:rPr>
-              <w:t xml:space="preserve">TicTacToe </w:t>
-            </w:r>
+            <w:proofErr w:type="spellStart"/>
+            <w:proofErr w:type="gramStart"/>
+            <w:r>
+              <w:rPr>
+                <w:rFonts w:hint="eastAsia"/>
+                <w:b/>
+                <w:bCs/>
+                <w:sz w:val="20"/>
+                <w:szCs w:val="20"/>
+              </w:rPr>
+              <w:t>TicTacToe</w:t>
+            </w:r>
+            <w:proofErr w:type="spellEnd"/>
             <w:r>
               <w:rPr>
                 <w:rFonts w:hint="eastAsia"/>
@@ -3172,11 +3538,22 @@
             <w:r>
               <w:rPr>
                 <w:rFonts w:hint="eastAsia"/>
+                <w:b/>
+                <w:bCs/>
+                <w:sz w:val="20"/>
+                <w:szCs w:val="20"/>
+              </w:rPr>
+              <w:t xml:space="preserve"> </w:t>
+            </w:r>
+            <w:r>
+              <w:rPr>
+                <w:rFonts w:hint="eastAsia"/>
                 <w:sz w:val="20"/>
                 <w:szCs w:val="20"/>
               </w:rPr>
               <w:t>井字棋</w:t>
             </w:r>
+            <w:proofErr w:type="gramEnd"/>
           </w:p>
         </w:tc>
         <w:tc>
@@ -3202,8 +3579,20 @@
                 <w:sz w:val="20"/>
                 <w:szCs w:val="20"/>
               </w:rPr>
-              <w:t>敬请期待...</w:t>
-            </w:r>
+              <w:t>敬请</w:t>
+            </w:r>
+            <w:proofErr w:type="gramStart"/>
+            <w:r>
+              <w:rPr>
+                <w:rFonts w:hint="eastAsia"/>
+                <w:b/>
+                <w:bCs/>
+                <w:sz w:val="20"/>
+                <w:szCs w:val="20"/>
+              </w:rPr>
+              <w:t>期待...</w:t>
+            </w:r>
+            <w:proofErr w:type="gramEnd"/>
           </w:p>
         </w:tc>
       </w:tr>
@@ -3219,6 +3608,7 @@
           <w:szCs w:val="20"/>
         </w:rPr>
       </w:pPr>
+      <w:proofErr w:type="gramStart"/>
       <w:r>
         <w:rPr>
           <w:rFonts w:ascii="Cambria Math" w:hAnsi="Cambria Math" w:cs="Cambria Math"/>
@@ -3239,6 +3629,7 @@
         </w:rPr>
         <w:t xml:space="preserve"> 辅助</w:t>
       </w:r>
+      <w:proofErr w:type="gramEnd"/>
       <w:r>
         <w:rPr>
           <w:b/>
@@ -3285,6 +3676,7 @@
                 <w:u w:val="double"/>
               </w:rPr>
             </w:pPr>
+            <w:proofErr w:type="gramStart"/>
             <w:r>
               <w:rPr>
                 <w:rFonts w:hint="eastAsia"/>
@@ -3304,6 +3696,7 @@
               </w:rPr>
               <w:t xml:space="preserve">  </w:t>
             </w:r>
+            <w:proofErr w:type="spellStart"/>
             <w:r>
               <w:rPr>
                 <w:rFonts w:hint="eastAsia"/>
@@ -3312,6 +3705,7 @@
               </w:rPr>
               <w:t>PUBG</w:t>
             </w:r>
+            <w:proofErr w:type="spellEnd"/>
             <w:r>
               <w:rPr>
                 <w:rFonts w:hint="eastAsia"/>
@@ -3330,6 +3724,7 @@
               </w:rPr>
               <w:t>[</w:t>
             </w:r>
+            <w:proofErr w:type="gramEnd"/>
             <w:r>
               <w:rPr>
                 <w:rFonts w:hint="eastAsia"/>
@@ -3371,6 +3766,7 @@
                 <w:szCs w:val="20"/>
               </w:rPr>
             </w:pPr>
+            <w:proofErr w:type="gramStart"/>
             <w:r>
               <w:rPr>
                 <w:rFonts w:hint="eastAsia"/>
@@ -3399,6 +3795,7 @@
               </w:rPr>
               <w:t>终末地查询</w:t>
             </w:r>
+            <w:proofErr w:type="gramEnd"/>
             <w:r>
               <w:rPr>
                 <w:rFonts w:hint="eastAsia"/>
@@ -3446,6 +3843,8 @@
                 <w:szCs w:val="20"/>
               </w:rPr>
             </w:pPr>
+            <w:proofErr w:type="spellStart"/>
+            <w:proofErr w:type="gramStart"/>
             <w:r>
               <w:rPr>
                 <w:rFonts w:hint="eastAsia"/>
@@ -3457,6 +3856,7 @@
               </w:rPr>
               <w:t>OneTimeAlarm</w:t>
             </w:r>
+            <w:proofErr w:type="spellEnd"/>
             <w:r>
               <w:rPr>
                 <w:rFonts w:hint="eastAsia"/>
@@ -3483,6 +3883,7 @@
               </w:rPr>
               <w:t>次闹钟</w:t>
             </w:r>
+            <w:proofErr w:type="gramEnd"/>
             <w:r>
               <w:rPr>
                 <w:rFonts w:hint="eastAsia"/>
@@ -3529,6 +3930,7 @@
                 <w:u w:val="double"/>
               </w:rPr>
             </w:pPr>
+            <w:proofErr w:type="gramStart"/>
             <w:r>
               <w:rPr>
                 <w:rFonts w:hint="eastAsia"/>
@@ -3559,6 +3961,7 @@
               </w:rPr>
               <w:t xml:space="preserve"> </w:t>
             </w:r>
+            <w:proofErr w:type="spellStart"/>
             <w:r>
               <w:rPr>
                 <w:rFonts w:hint="eastAsia"/>
@@ -3567,6 +3970,7 @@
               </w:rPr>
               <w:t>PRTS</w:t>
             </w:r>
+            <w:proofErr w:type="spellEnd"/>
             <w:r>
               <w:rPr>
                 <w:rFonts w:hint="eastAsia"/>
@@ -3593,6 +3997,7 @@
               </w:rPr>
               <w:t>[</w:t>
             </w:r>
+            <w:proofErr w:type="gramEnd"/>
             <w:r>
               <w:rPr>
                 <w:rFonts w:hint="eastAsia"/>
@@ -3625,6 +4030,7 @@
                 <w:szCs w:val="20"/>
               </w:rPr>
             </w:pPr>
+            <w:proofErr w:type="gramStart"/>
             <w:r>
               <w:rPr>
                 <w:b/>
@@ -3652,6 +4058,7 @@
               </w:rPr>
               <w:t>基质规划</w:t>
             </w:r>
+            <w:proofErr w:type="gramEnd"/>
             <w:r>
               <w:rPr>
                 <w:rFonts w:hint="eastAsia"/>
@@ -3722,6 +4129,8 @@
                 <w:szCs w:val="20"/>
               </w:rPr>
             </w:pPr>
+            <w:proofErr w:type="spellStart"/>
+            <w:proofErr w:type="gramStart"/>
             <w:r>
               <w:rPr>
                 <w:rFonts w:hint="eastAsia"/>
@@ -3732,6 +4141,7 @@
               </w:rPr>
               <w:t>CancelAlarm</w:t>
             </w:r>
+            <w:proofErr w:type="spellEnd"/>
             <w:r>
               <w:rPr>
                 <w:rFonts w:hint="eastAsia"/>
@@ -3758,6 +4168,7 @@
               </w:rPr>
               <w:t>闹钟</w:t>
             </w:r>
+            <w:proofErr w:type="gramEnd"/>
             <w:r>
               <w:rPr>
                 <w:rFonts w:hint="eastAsia"/>
@@ -3791,6 +4202,7 @@
           <w:szCs w:val="20"/>
         </w:rPr>
       </w:pPr>
+      <w:proofErr w:type="gramStart"/>
       <w:r>
         <w:rPr>
           <w:rFonts w:ascii="Cambria Math" w:hAnsi="Cambria Math" w:cs="Cambria Math"/>
@@ -3808,7 +4220,17 @@
           <w:sz w:val="20"/>
           <w:szCs w:val="20"/>
         </w:rPr>
-        <w:t xml:space="preserve"> 管理功能</w:t>
+        <w:t xml:space="preserve"> 管理</w:t>
+      </w:r>
+      <w:proofErr w:type="gramEnd"/>
+      <w:r>
+        <w:rPr>
+          <w:b/>
+          <w:bCs/>
+          <w:sz w:val="20"/>
+          <w:szCs w:val="20"/>
+        </w:rPr>
+        <w:t>功能</w:t>
       </w:r>
     </w:p>
     <w:tbl>
@@ -3845,6 +4267,8 @@
                 <w:szCs w:val="20"/>
               </w:rPr>
             </w:pPr>
+            <w:proofErr w:type="spellStart"/>
+            <w:proofErr w:type="gramStart"/>
             <w:r>
               <w:rPr>
                 <w:rFonts w:hint="eastAsia"/>
@@ -3855,6 +4279,7 @@
               </w:rPr>
               <w:t>AccessSet</w:t>
             </w:r>
+            <w:proofErr w:type="spellEnd"/>
             <w:r>
               <w:rPr>
                 <w:rFonts w:hint="eastAsia"/>
@@ -3863,6 +4288,7 @@
               </w:rPr>
               <w:t xml:space="preserve">  限权设置</w:t>
             </w:r>
+            <w:proofErr w:type="gramEnd"/>
           </w:p>
         </w:tc>
         <w:tc>
@@ -3878,6 +4304,8 @@
                 <w:szCs w:val="20"/>
               </w:rPr>
             </w:pPr>
+            <w:proofErr w:type="spellStart"/>
+            <w:proofErr w:type="gramStart"/>
             <w:r>
               <w:rPr>
                 <w:rFonts w:hint="eastAsia"/>
@@ -3888,6 +4316,7 @@
               </w:rPr>
               <w:t>FuncSet</w:t>
             </w:r>
+            <w:proofErr w:type="spellEnd"/>
             <w:r>
               <w:rPr>
                 <w:rFonts w:hint="eastAsia"/>
@@ -3904,6 +4333,7 @@
               </w:rPr>
               <w:t>全局设置</w:t>
             </w:r>
+            <w:proofErr w:type="gramEnd"/>
           </w:p>
         </w:tc>
         <w:tc>
@@ -3919,6 +4349,8 @@
                 <w:szCs w:val="20"/>
               </w:rPr>
             </w:pPr>
+            <w:proofErr w:type="spellStart"/>
+            <w:proofErr w:type="gramStart"/>
             <w:r>
               <w:rPr>
                 <w:rFonts w:hint="eastAsia"/>
@@ -3929,6 +4361,7 @@
               </w:rPr>
               <w:t>GroupSet</w:t>
             </w:r>
+            <w:proofErr w:type="spellEnd"/>
             <w:r>
               <w:rPr>
                 <w:rFonts w:hint="eastAsia"/>
@@ -3945,6 +4378,7 @@
               </w:rPr>
               <w:t>群设置</w:t>
             </w:r>
+            <w:proofErr w:type="gramEnd"/>
           </w:p>
         </w:tc>
       </w:tr>
@@ -3968,6 +4402,8 @@
                 <w:u w:val="double"/>
               </w:rPr>
             </w:pPr>
+            <w:proofErr w:type="spellStart"/>
+            <w:proofErr w:type="gramStart"/>
             <w:r>
               <w:rPr>
                 <w:rFonts w:hint="eastAsia"/>
@@ -3979,6 +4415,7 @@
               </w:rPr>
               <w:t>UserBan</w:t>
             </w:r>
+            <w:proofErr w:type="spellEnd"/>
             <w:r>
               <w:rPr>
                 <w:rFonts w:hint="eastAsia"/>
@@ -3987,6 +4424,7 @@
               </w:rPr>
               <w:t xml:space="preserve">  禁言</w:t>
             </w:r>
+            <w:proofErr w:type="gramEnd"/>
           </w:p>
         </w:tc>
         <w:tc>
@@ -4023,8 +4461,21 @@
                 <w:sz w:val="20"/>
                 <w:szCs w:val="20"/>
               </w:rPr>
-              <w:t>/rc</w:t>
-            </w:r>
+              <w:t>/</w:t>
+            </w:r>
+            <w:proofErr w:type="spellStart"/>
+            <w:proofErr w:type="gramStart"/>
+            <w:r>
+              <w:rPr>
+                <w:rFonts w:hint="eastAsia"/>
+                <w:b/>
+                <w:bCs/>
+                <w:sz w:val="20"/>
+                <w:szCs w:val="20"/>
+              </w:rPr>
+              <w:t>rc</w:t>
+            </w:r>
+            <w:proofErr w:type="spellEnd"/>
             <w:r>
               <w:rPr>
                 <w:rFonts w:hint="eastAsia"/>
@@ -4043,6 +4494,7 @@
               </w:rPr>
               <w:t>撤回</w:t>
             </w:r>
+            <w:proofErr w:type="gramEnd"/>
           </w:p>
         </w:tc>
         <w:tc>
@@ -4061,6 +4513,8 @@
                 <w:u w:val="double"/>
               </w:rPr>
             </w:pPr>
+            <w:proofErr w:type="spellStart"/>
+            <w:proofErr w:type="gramStart"/>
             <w:r>
               <w:rPr>
                 <w:rFonts w:hint="eastAsia"/>
@@ -4072,6 +4526,7 @@
               </w:rPr>
               <w:t>ImageFolder</w:t>
             </w:r>
+            <w:proofErr w:type="spellEnd"/>
             <w:r>
               <w:rPr>
                 <w:rFonts w:hint="eastAsia"/>
@@ -4090,6 +4545,7 @@
               </w:rPr>
               <w:t>图片目录</w:t>
             </w:r>
+            <w:proofErr w:type="gramEnd"/>
           </w:p>
         </w:tc>
       </w:tr>
@@ -4105,6 +4561,7 @@
           <w:szCs w:val="20"/>
         </w:rPr>
       </w:pPr>
+      <w:proofErr w:type="gramStart"/>
       <w:r>
         <w:rPr>
           <w:rFonts w:ascii="Cambria Math" w:hAnsi="Cambria Math" w:cs="Cambria Math"/>
@@ -4122,7 +4579,17 @@
           <w:sz w:val="20"/>
           <w:szCs w:val="20"/>
         </w:rPr>
-        <w:t xml:space="preserve"> 帮助功能</w:t>
+        <w:t xml:space="preserve"> 帮助</w:t>
+      </w:r>
+      <w:proofErr w:type="gramEnd"/>
+      <w:r>
+        <w:rPr>
+          <w:b/>
+          <w:bCs/>
+          <w:sz w:val="20"/>
+          <w:szCs w:val="20"/>
+        </w:rPr>
+        <w:t>功能</w:t>
       </w:r>
     </w:p>
     <w:tbl>
@@ -4166,7 +4633,19 @@
                 <w:szCs w:val="20"/>
                 <w:u w:val="double"/>
               </w:rPr>
-              <w:t>Help/help/帮助</w:t>
+              <w:t>Help/help/</w:t>
+            </w:r>
+            <w:proofErr w:type="gramStart"/>
+            <w:r>
+              <w:rPr>
+                <w:rFonts w:hint="eastAsia"/>
+                <w:b/>
+                <w:bCs/>
+                <w:sz w:val="20"/>
+                <w:szCs w:val="20"/>
+                <w:u w:val="double"/>
+              </w:rPr>
+              <w:t>帮助</w:t>
             </w:r>
             <w:r>
               <w:rPr>
@@ -4176,6 +4655,7 @@
               </w:rPr>
               <w:t xml:space="preserve">  获取帮助信息</w:t>
             </w:r>
+            <w:proofErr w:type="gramEnd"/>
             <w:r>
               <w:rPr>
                 <w:rFonts w:hint="eastAsia"/>
@@ -4248,8 +4728,20 @@
                 <w:sz w:val="20"/>
                 <w:szCs w:val="20"/>
               </w:rPr>
-              <w:t>后加 -</w:t>
-            </w:r>
+              <w:t>后</w:t>
+            </w:r>
+            <w:proofErr w:type="gramStart"/>
+            <w:r>
+              <w:rPr>
+                <w:rFonts w:hint="eastAsia"/>
+                <w:b/>
+                <w:bCs/>
+                <w:sz w:val="20"/>
+                <w:szCs w:val="20"/>
+              </w:rPr>
+              <w:t>加 -</w:t>
+            </w:r>
+            <w:proofErr w:type="gramEnd"/>
             <w:r>
               <w:rPr>
                 <w:rFonts w:hint="eastAsia"/>
@@ -4280,6 +4772,7 @@
               </w:rPr>
               <w:t>H</w:t>
             </w:r>
+            <w:proofErr w:type="gramStart"/>
             <w:r>
               <w:rPr>
                 <w:rFonts w:hint="eastAsia"/>
@@ -4300,6 +4793,7 @@
               </w:rPr>
               <w:t xml:space="preserve"> 获取</w:t>
             </w:r>
+            <w:proofErr w:type="gramEnd"/>
             <w:r>
               <w:rPr>
                 <w:rFonts w:hint="eastAsia"/>
@@ -4344,141 +4838,177 @@
     </w:p>
     <w:p>
       <w:pPr>
-        <w:spacing w:after="0" w:line="240" w:lineRule="auto"/>
-        <w:rPr>
-          <w:rFonts w:hint="eastAsia"/>
+        <w:spacing w:afterLines="25" w:after="78" w:line="240" w:lineRule="auto"/>
+        <w:rPr>
+          <w:rFonts w:ascii="Segoe UI Emoji" w:hAnsi="Segoe UI Emoji" w:cs="Segoe UI Emoji"/>
+          <w:b/>
+          <w:bCs/>
+          <w:sz w:val="20"/>
+          <w:szCs w:val="20"/>
         </w:rPr>
       </w:pPr>
-    </w:p>
-    <w:p>
-      <w:pPr>
-        <w:spacing w:afterLines="25" w:after="78" w:line="240" w:lineRule="auto"/>
+      <w:r>
+        <w:rPr>
+          <w:rFonts w:hint="eastAsia"/>
+          <w:b/>
+          <w:bCs/>
+          <w:sz w:val="20"/>
+          <w:szCs w:val="20"/>
+        </w:rPr>
+        <w:t>[</w:t>
+      </w:r>
+      <w:r>
+        <w:rPr>
+          <w:rFonts w:hint="eastAsia"/>
+          <w:b/>
+          <w:bCs/>
+          <w:sz w:val="20"/>
+          <w:szCs w:val="20"/>
+        </w:rPr>
+        <w:t>注意事项</w:t>
+      </w:r>
+      <w:proofErr w:type="gramStart"/>
+      <w:r>
+        <w:rPr>
+          <w:rFonts w:hint="eastAsia"/>
+          <w:b/>
+          <w:bCs/>
+          <w:sz w:val="20"/>
+          <w:szCs w:val="20"/>
+        </w:rPr>
+        <w:t>]</w:t>
+      </w:r>
+      <w:r>
+        <w:rPr>
+          <w:b/>
+          <w:bCs/>
+          <w:sz w:val="20"/>
+          <w:szCs w:val="20"/>
+        </w:rPr>
+        <w:tab/>
+      </w:r>
+      <w:r>
+        <w:rPr>
+          <w:b/>
+          <w:bCs/>
+          <w:sz w:val="20"/>
+          <w:szCs w:val="20"/>
+        </w:rPr>
+        <w:tab/>
+      </w:r>
+      <w:r>
+        <w:rPr>
+          <w:b/>
+          <w:bCs/>
+          <w:sz w:val="20"/>
+          <w:szCs w:val="20"/>
+        </w:rPr>
+        <w:tab/>
+      </w:r>
+      <w:r>
+        <w:rPr>
+          <w:b/>
+          <w:bCs/>
+          <w:sz w:val="20"/>
+          <w:szCs w:val="20"/>
+        </w:rPr>
+        <w:tab/>
+      </w:r>
+      <w:r>
+        <w:rPr>
+          <w:b/>
+          <w:bCs/>
+          <w:sz w:val="20"/>
+          <w:szCs w:val="20"/>
+        </w:rPr>
+        <w:tab/>
+      </w:r>
+      <w:r>
+        <w:rPr>
+          <w:rFonts w:hint="eastAsia"/>
+          <w:b/>
+          <w:bCs/>
+          <w:sz w:val="20"/>
+          <w:szCs w:val="20"/>
+        </w:rPr>
+        <w:t xml:space="preserve">     </w:t>
+      </w:r>
+      <w:r>
+        <w:rPr>
+          <w:rFonts w:hint="eastAsia"/>
+          <w:b/>
+          <w:bCs/>
+          <w:sz w:val="20"/>
+          <w:szCs w:val="20"/>
+        </w:rPr>
+        <w:t xml:space="preserve">                     </w:t>
+      </w:r>
+      <w:r>
+        <w:rPr>
+          <w:rFonts w:hint="eastAsia"/>
+          <w:b/>
+          <w:bCs/>
+          <w:sz w:val="20"/>
+          <w:szCs w:val="20"/>
+        </w:rPr>
+        <w:t xml:space="preserve">  </w:t>
+      </w:r>
+      <w:r>
+        <w:rPr>
+          <w:rFonts w:hint="eastAsia"/>
+          <w:b/>
+          <w:bCs/>
+          <w:sz w:val="20"/>
+          <w:szCs w:val="20"/>
+        </w:rPr>
+        <w:t>[</w:t>
+      </w:r>
+      <w:proofErr w:type="gramEnd"/>
+      <w:r>
+        <w:rPr>
+          <w:rFonts w:hint="eastAsia"/>
+          <w:b/>
+          <w:bCs/>
+          <w:sz w:val="20"/>
+          <w:szCs w:val="20"/>
+        </w:rPr>
+        <w:t>命令限权</w:t>
+      </w:r>
+      <w:proofErr w:type="gramStart"/>
+      <w:r>
+        <w:rPr>
+          <w:rFonts w:hint="eastAsia"/>
+          <w:b/>
+          <w:bCs/>
+          <w:sz w:val="20"/>
+          <w:szCs w:val="20"/>
+        </w:rPr>
+        <w:t>等级 -</w:t>
+      </w:r>
+      <w:r>
         <w:rPr>
           <w:rFonts w:ascii="Segoe UI Emoji" w:hAnsi="Segoe UI Emoji" w:cs="Segoe UI Emoji"/>
-          <w:b/>
-          <w:bCs/>
-          <w:sz w:val="20"/>
-          <w:szCs w:val="20"/>
-        </w:rPr>
-      </w:pPr>
-      <w:r>
-        <w:rPr>
-          <w:rFonts w:hint="eastAsia"/>
-          <w:b/>
-          <w:bCs/>
-          <w:sz w:val="20"/>
-          <w:szCs w:val="20"/>
-        </w:rPr>
-        <w:t>[</w:t>
-      </w:r>
-      <w:r>
-        <w:rPr>
-          <w:rFonts w:hint="eastAsia"/>
-          <w:b/>
-          <w:bCs/>
-          <w:sz w:val="20"/>
-          <w:szCs w:val="20"/>
-        </w:rPr>
-        <w:t>注意事项</w:t>
-      </w:r>
-      <w:r>
-        <w:rPr>
-          <w:rFonts w:hint="eastAsia"/>
-          <w:b/>
-          <w:bCs/>
-          <w:sz w:val="20"/>
-          <w:szCs w:val="20"/>
-        </w:rPr>
-        <w:t>]</w:t>
-      </w:r>
-      <w:r>
-        <w:rPr>
-          <w:b/>
-          <w:bCs/>
-          <w:sz w:val="20"/>
-          <w:szCs w:val="20"/>
-        </w:rPr>
-        <w:tab/>
-      </w:r>
-      <w:r>
-        <w:rPr>
-          <w:b/>
-          <w:bCs/>
-          <w:sz w:val="20"/>
-          <w:szCs w:val="20"/>
-        </w:rPr>
-        <w:tab/>
-      </w:r>
-      <w:r>
-        <w:rPr>
-          <w:b/>
-          <w:bCs/>
-          <w:sz w:val="20"/>
-          <w:szCs w:val="20"/>
-        </w:rPr>
-        <w:tab/>
-      </w:r>
-      <w:r>
-        <w:rPr>
-          <w:b/>
-          <w:bCs/>
-          <w:sz w:val="20"/>
-          <w:szCs w:val="20"/>
-        </w:rPr>
-        <w:tab/>
-      </w:r>
-      <w:r>
-        <w:rPr>
-          <w:b/>
-          <w:bCs/>
-          <w:sz w:val="20"/>
-          <w:szCs w:val="20"/>
-        </w:rPr>
-        <w:tab/>
-      </w:r>
-      <w:r>
-        <w:rPr>
-          <w:rFonts w:hint="eastAsia"/>
-          <w:b/>
-          <w:bCs/>
-          <w:sz w:val="20"/>
-          <w:szCs w:val="20"/>
-        </w:rPr>
-        <w:t xml:space="preserve">     </w:t>
-      </w:r>
-      <w:r>
-        <w:rPr>
-          <w:rFonts w:hint="eastAsia"/>
-          <w:b/>
-          <w:bCs/>
-          <w:sz w:val="20"/>
-          <w:szCs w:val="20"/>
-        </w:rPr>
-        <w:t xml:space="preserve">                     </w:t>
-      </w:r>
-      <w:r>
-        <w:rPr>
-          <w:rFonts w:hint="eastAsia"/>
-          <w:b/>
-          <w:bCs/>
-          <w:sz w:val="20"/>
-          <w:szCs w:val="20"/>
-        </w:rPr>
-        <w:t xml:space="preserve">  </w:t>
-      </w:r>
-      <w:r>
-        <w:rPr>
-          <w:rFonts w:hint="eastAsia"/>
-          <w:b/>
-          <w:bCs/>
-          <w:sz w:val="20"/>
-          <w:szCs w:val="20"/>
-        </w:rPr>
-        <w:t>[命令限权等级 -</w:t>
-      </w:r>
+        </w:rPr>
+        <w:t xml:space="preserve"> </w:t>
+      </w:r>
+      <w:proofErr w:type="gramEnd"/>
       <w:r>
         <w:rPr>
           <w:rFonts w:ascii="Segoe UI Emoji" w:hAnsi="Segoe UI Emoji" w:cs="Segoe UI Emoji"/>
+          <w:b/>
+          <w:bCs/>
+          <w:sz w:val="20"/>
+          <w:szCs w:val="20"/>
+        </w:rPr>
+        <w:t>🟢</w:t>
+      </w:r>
+      <w:r>
+        <w:rPr>
+          <w:rFonts w:ascii="Segoe UI Emoji" w:hAnsi="Segoe UI Emoji" w:cs="Segoe UI Emoji" w:hint="eastAsia"/>
+          <w:b/>
+          <w:bCs/>
+          <w:sz w:val="20"/>
+          <w:szCs w:val="20"/>
         </w:rPr>
         <w:t xml:space="preserve"> </w:t>
       </w:r>
@@ -4490,7 +5020,7 @@
           <w:sz w:val="20"/>
           <w:szCs w:val="20"/>
         </w:rPr>
-        <w:t>🟢</w:t>
+        <w:t>−I</w:t>
       </w:r>
       <w:r>
         <w:rPr>
@@ -4500,8 +5030,19 @@
           <w:sz w:val="20"/>
           <w:szCs w:val="20"/>
         </w:rPr>
+        <w:t>级</w:t>
+      </w:r>
+      <w:r>
+        <w:rPr>
+          <w:rFonts w:ascii="Segoe UI Emoji" w:hAnsi="Segoe UI Emoji" w:cs="Segoe UI Emoji" w:hint="eastAsia"/>
+          <w:b/>
+          <w:bCs/>
+          <w:sz w:val="20"/>
+          <w:szCs w:val="20"/>
+        </w:rPr>
         <w:t xml:space="preserve"> </w:t>
       </w:r>
+      <w:proofErr w:type="gramStart"/>
       <w:r>
         <w:rPr>
           <w:rFonts w:ascii="Segoe UI Emoji" w:hAnsi="Segoe UI Emoji" w:cs="Segoe UI Emoji"/>
@@ -4510,7 +5051,7 @@
           <w:sz w:val="20"/>
           <w:szCs w:val="20"/>
         </w:rPr>
-        <w:t>−I</w:t>
+        <w:t>⚪</w:t>
       </w:r>
       <w:r>
         <w:rPr>
@@ -4520,16 +5061,68 @@
           <w:sz w:val="20"/>
           <w:szCs w:val="20"/>
         </w:rPr>
+        <w:t xml:space="preserve"> 0</w:t>
+      </w:r>
+      <w:proofErr w:type="gramEnd"/>
+      <w:r>
+        <w:rPr>
+          <w:rFonts w:ascii="Segoe UI Emoji" w:hAnsi="Segoe UI Emoji" w:cs="Segoe UI Emoji" w:hint="eastAsia"/>
+          <w:b/>
+          <w:bCs/>
+          <w:sz w:val="20"/>
+          <w:szCs w:val="20"/>
+        </w:rPr>
         <w:t>级</w:t>
       </w:r>
       <w:r>
         <w:rPr>
+          <w:rFonts w:hint="eastAsia"/>
+          <w:b/>
+          <w:bCs/>
+          <w:sz w:val="20"/>
+          <w:szCs w:val="20"/>
+        </w:rPr>
+        <w:t xml:space="preserve"> </w:t>
+      </w:r>
+      <w:r>
+        <w:rPr>
+          <w:rFonts w:ascii="Segoe UI Emoji" w:hAnsi="Segoe UI Emoji" w:cs="Segoe UI Emoji"/>
+          <w:b/>
+          <w:bCs/>
+          <w:sz w:val="20"/>
+          <w:szCs w:val="20"/>
+        </w:rPr>
+        <w:t>🔷</w:t>
+      </w:r>
+      <w:r>
+        <w:rPr>
           <w:rFonts w:ascii="Segoe UI Emoji" w:hAnsi="Segoe UI Emoji" w:cs="Segoe UI Emoji" w:hint="eastAsia"/>
           <w:b/>
           <w:bCs/>
           <w:sz w:val="20"/>
           <w:szCs w:val="20"/>
         </w:rPr>
+        <w:t xml:space="preserve"> I</w:t>
+      </w:r>
+      <w:proofErr w:type="gramStart"/>
+      <w:r>
+        <w:rPr>
+          <w:rFonts w:ascii="Segoe UI Emoji" w:hAnsi="Segoe UI Emoji" w:cs="Segoe UI Emoji" w:hint="eastAsia"/>
+          <w:b/>
+          <w:bCs/>
+          <w:sz w:val="20"/>
+          <w:szCs w:val="20"/>
+        </w:rPr>
+        <w:t>级</w:t>
+      </w:r>
+      <w:r>
+        <w:rPr>
+          <w:rFonts w:ascii="Segoe UI Emoji" w:hAnsi="Segoe UI Emoji" w:cs="Segoe UI Emoji" w:hint="eastAsia"/>
+          <w:b/>
+          <w:bCs/>
+          <w:sz w:val="20"/>
+          <w:szCs w:val="20"/>
+        </w:rPr>
         <w:t xml:space="preserve"> </w:t>
       </w:r>
       <w:r>
@@ -4540,7 +5133,7 @@
           <w:sz w:val="20"/>
           <w:szCs w:val="20"/>
         </w:rPr>
-        <w:t>⚪</w:t>
+        <w:t>🔶</w:t>
       </w:r>
       <w:r>
         <w:rPr>
@@ -4550,8 +5143,9 @@
           <w:sz w:val="20"/>
           <w:szCs w:val="20"/>
         </w:rPr>
-        <w:t xml:space="preserve"> 0</w:t>
-      </w:r>
+        <w:t xml:space="preserve"> </w:t>
+      </w:r>
+      <w:proofErr w:type="gramEnd"/>
       <w:r>
         <w:rPr>
           <w:rFonts w:ascii="Segoe UI Emoji" w:hAnsi="Segoe UI Emoji" w:cs="Segoe UI Emoji" w:hint="eastAsia"/>
@@ -4560,77 +5154,7 @@
           <w:sz w:val="20"/>
           <w:szCs w:val="20"/>
         </w:rPr>
-        <w:t>级</w:t>
-      </w:r>
-      <w:r>
-        <w:rPr>
-          <w:rFonts w:hint="eastAsia"/>
-          <w:b/>
-          <w:bCs/>
-          <w:sz w:val="20"/>
-          <w:szCs w:val="20"/>
-        </w:rPr>
-        <w:t xml:space="preserve"> </w:t>
-      </w:r>
-      <w:r>
-        <w:rPr>
-          <w:rFonts w:ascii="Segoe UI Emoji" w:hAnsi="Segoe UI Emoji" w:cs="Segoe UI Emoji"/>
-          <w:b/>
-          <w:bCs/>
-          <w:sz w:val="20"/>
-          <w:szCs w:val="20"/>
-        </w:rPr>
-        <w:t>🔷</w:t>
-      </w:r>
-      <w:r>
-        <w:rPr>
-          <w:rFonts w:ascii="Segoe UI Emoji" w:hAnsi="Segoe UI Emoji" w:cs="Segoe UI Emoji" w:hint="eastAsia"/>
-          <w:b/>
-          <w:bCs/>
-          <w:sz w:val="20"/>
-          <w:szCs w:val="20"